--- a/Memoria/Memoria.docx
+++ b/Memoria/Memoria.docx
@@ -3454,14 +3454,12 @@
         </w:rPr>
         <w:t xml:space="preserve"> o </w:t>
       </w:r>
-      <w:proofErr w:type="spellStart"/>
       <w:r>
         <w:rPr>
           <w:rFonts w:ascii="Arial" w:hAnsi="Arial" w:cs="Arial"/>
         </w:rPr>
         <w:t>React</w:t>
       </w:r>
-      <w:proofErr w:type="spellEnd"/>
       <w:r>
         <w:rPr>
           <w:rFonts w:ascii="Arial" w:hAnsi="Arial" w:cs="Arial"/>
@@ -3619,16 +3617,8 @@
         <w:rPr>
           <w:rFonts w:ascii="Arial" w:hAnsi="Arial" w:cs="Arial"/>
         </w:rPr>
-        <w:t xml:space="preserve">Capa de presentación – </w:t>
-      </w:r>
-      <w:proofErr w:type="spellStart"/>
-      <w:r>
-        <w:rPr>
-          <w:rFonts w:ascii="Arial" w:hAnsi="Arial" w:cs="Arial"/>
-        </w:rPr>
-        <w:t>React</w:t>
-      </w:r>
-      <w:proofErr w:type="spellEnd"/>
+        <w:t>Capa de presentación – React</w:t>
+      </w:r>
     </w:p>
     <w:p>
       <w:pPr>
@@ -4844,6 +4834,7 @@
         </w:rPr>
         <w:t xml:space="preserve">. Diagrama de casos de uso general del </w:t>
       </w:r>
+      <w:commentRangeStart w:id="13"/>
       <w:r>
         <w:rPr>
           <w:rFonts w:ascii="Arial" w:hAnsi="Arial" w:cs="Arial"/>
@@ -4863,6 +4854,13 @@
         <w:t>istema</w:t>
       </w:r>
       <w:bookmarkEnd w:id="12"/>
+      <w:commentRangeEnd w:id="13"/>
+      <w:r>
+        <w:rPr>
+          <w:rStyle w:val="Refdecomentario"/>
+        </w:rPr>
+        <w:commentReference w:id="13"/>
+      </w:r>
     </w:p>
     <w:p>
       <w:pPr>
@@ -4938,7 +4936,7 @@
                     <pic:cNvPicPr/>
                   </pic:nvPicPr>
                   <pic:blipFill>
-                    <a:blip r:embed="rId13"/>
+                    <a:blip r:embed="rId16"/>
                     <a:stretch>
                       <a:fillRect/>
                     </a:stretch>
@@ -4966,7 +4964,7 @@
           <w:rFonts w:ascii="Arial" w:hAnsi="Arial" w:cs="Arial"/>
         </w:rPr>
       </w:pPr>
-      <w:bookmarkStart w:id="13" w:name="_Toc170240662"/>
+      <w:bookmarkStart w:id="14" w:name="_Toc170240662"/>
       <w:r>
         <w:rPr>
           <w:rFonts w:ascii="Arial" w:hAnsi="Arial" w:cs="Arial"/>
@@ -5040,7 +5038,7 @@
         </w:rPr>
         <w:t>Diagrama de casos de uso de Gestión del Inventario</w:t>
       </w:r>
-      <w:bookmarkEnd w:id="13"/>
+      <w:bookmarkEnd w:id="14"/>
     </w:p>
     <w:p>
       <w:pPr>
@@ -5082,7 +5080,7 @@
                     <pic:cNvPicPr/>
                   </pic:nvPicPr>
                   <pic:blipFill>
-                    <a:blip r:embed="rId14"/>
+                    <a:blip r:embed="rId17"/>
                     <a:stretch>
                       <a:fillRect/>
                     </a:stretch>
@@ -5113,7 +5111,7 @@
           <w:color w:val="595959" w:themeColor="text1" w:themeTint="A6"/>
         </w:rPr>
       </w:pPr>
-      <w:bookmarkStart w:id="14" w:name="_Toc170240663"/>
+      <w:bookmarkStart w:id="15" w:name="_Toc170240663"/>
       <w:r>
         <w:rPr>
           <w:rFonts w:ascii="Arial" w:hAnsi="Arial" w:cs="Arial"/>
@@ -5187,7 +5185,7 @@
         </w:rPr>
         <w:t xml:space="preserve">Diagrama de casos de uso de Gestión del </w:t>
       </w:r>
-      <w:commentRangeStart w:id="15"/>
+      <w:commentRangeStart w:id="16"/>
       <w:r>
         <w:rPr>
           <w:rFonts w:ascii="Arial" w:hAnsi="Arial" w:cs="Arial"/>
@@ -5197,13 +5195,13 @@
         </w:rPr>
         <w:t>TPV</w:t>
       </w:r>
-      <w:bookmarkEnd w:id="14"/>
-      <w:commentRangeEnd w:id="15"/>
+      <w:bookmarkEnd w:id="15"/>
+      <w:commentRangeEnd w:id="16"/>
       <w:r>
         <w:rPr>
           <w:rStyle w:val="Refdecomentario"/>
         </w:rPr>
-        <w:commentReference w:id="15"/>
+        <w:commentReference w:id="16"/>
       </w:r>
     </w:p>
     <w:p>
@@ -5273,7 +5271,7 @@
           <w:color w:val="595959" w:themeColor="text1" w:themeTint="A6"/>
         </w:rPr>
       </w:pPr>
-      <w:bookmarkStart w:id="16" w:name="_Toc170240664"/>
+      <w:bookmarkStart w:id="17" w:name="_Toc170240664"/>
       <w:r>
         <w:rPr>
           <w:rFonts w:ascii="Arial" w:hAnsi="Arial" w:cs="Arial"/>
@@ -5347,7 +5345,7 @@
         </w:rPr>
         <w:t>Diagrama de casos de uso de Gestión Comercial</w:t>
       </w:r>
-      <w:bookmarkEnd w:id="16"/>
+      <w:bookmarkEnd w:id="17"/>
     </w:p>
     <w:p>
       <w:pPr>
@@ -5355,7 +5353,7 @@
           <w:rFonts w:ascii="Arial" w:hAnsi="Arial" w:cs="Arial"/>
         </w:rPr>
       </w:pPr>
-      <w:bookmarkStart w:id="17" w:name="_Toc164060906"/>
+      <w:bookmarkStart w:id="18" w:name="_Toc164060906"/>
     </w:p>
     <w:p>
       <w:pPr>
@@ -5407,7 +5405,7 @@
         </w:rPr>
         <w:t>Especificación de casos de uso</w:t>
       </w:r>
-      <w:bookmarkEnd w:id="17"/>
+      <w:bookmarkEnd w:id="18"/>
     </w:p>
     <w:p>
       <w:pPr>
@@ -5461,6 +5459,1098 @@
           <w:color w:val="595959" w:themeColor="text1" w:themeTint="A6"/>
         </w:rPr>
         <w:t>Tabla 1 – Especificación del caso de uso Crear Artículo</w:t>
+      </w:r>
+    </w:p>
+    <w:tbl>
+      <w:tblPr>
+        <w:tblStyle w:val="Tabladelista2-nfasis1"/>
+        <w:tblW w:w="0" w:type="auto"/>
+        <w:tblBorders>
+          <w:top w:val="single" w:sz="4" w:space="0" w:color="auto"/>
+          <w:left w:val="single" w:sz="4" w:space="0" w:color="auto"/>
+          <w:bottom w:val="single" w:sz="4" w:space="0" w:color="auto"/>
+          <w:right w:val="single" w:sz="4" w:space="0" w:color="auto"/>
+          <w:insideH w:val="single" w:sz="4" w:space="0" w:color="auto"/>
+          <w:insideV w:val="single" w:sz="4" w:space="0" w:color="auto"/>
+        </w:tblBorders>
+        <w:tblLook w:val="04A0" w:firstRow="1" w:lastRow="0" w:firstColumn="1" w:lastColumn="0" w:noHBand="0" w:noVBand="1"/>
+      </w:tblPr>
+      <w:tblGrid>
+        <w:gridCol w:w="2687"/>
+        <w:gridCol w:w="5807"/>
+      </w:tblGrid>
+      <w:tr>
+        <w:trPr>
+          <w:cnfStyle w:val="100000000000" w:firstRow="1" w:lastRow="0" w:firstColumn="0" w:lastColumn="0" w:oddVBand="0" w:evenVBand="0" w:oddHBand="0" w:evenHBand="0" w:firstRowFirstColumn="0" w:firstRowLastColumn="0" w:lastRowFirstColumn="0" w:lastRowLastColumn="0"/>
+        </w:trPr>
+        <w:tc>
+          <w:tcPr>
+            <w:cnfStyle w:val="001000000000" w:firstRow="0" w:lastRow="0" w:firstColumn="1" w:lastColumn="0" w:oddVBand="0" w:evenVBand="0" w:oddHBand="0" w:evenHBand="0" w:firstRowFirstColumn="0" w:firstRowLastColumn="0" w:lastRowFirstColumn="0" w:lastRowLastColumn="0"/>
+            <w:tcW w:w="2405" w:type="dxa"/>
+            <w:tcBorders>
+              <w:top w:val="single" w:sz="4" w:space="0" w:color="5B9BD5"/>
+              <w:left w:val="single" w:sz="4" w:space="0" w:color="5B9BD5"/>
+              <w:bottom w:val="single" w:sz="4" w:space="0" w:color="5B9BD5"/>
+              <w:right w:val="single" w:sz="4" w:space="0" w:color="5B9BD5"/>
+            </w:tcBorders>
+          </w:tcPr>
+          <w:p>
+            <w:pPr>
+              <w:spacing w:line="276" w:lineRule="auto"/>
+              <w:jc w:val="both"/>
+              <w:rPr>
+                <w:rFonts w:ascii="Arial" w:hAnsi="Arial" w:cs="Arial"/>
+              </w:rPr>
+            </w:pPr>
+            <w:r>
+              <w:rPr>
+                <w:rFonts w:ascii="Arial" w:hAnsi="Arial" w:cs="Arial"/>
+              </w:rPr>
+              <w:t>Identificación</w:t>
+            </w:r>
+          </w:p>
+        </w:tc>
+        <w:tc>
+          <w:tcPr>
+            <w:tcW w:w="6089" w:type="dxa"/>
+            <w:tcBorders>
+              <w:top w:val="single" w:sz="4" w:space="0" w:color="5B9BD5"/>
+              <w:left w:val="single" w:sz="4" w:space="0" w:color="5B9BD5"/>
+              <w:bottom w:val="single" w:sz="4" w:space="0" w:color="5B9BD5"/>
+              <w:right w:val="single" w:sz="4" w:space="0" w:color="5B9BD5"/>
+            </w:tcBorders>
+          </w:tcPr>
+          <w:p>
+            <w:pPr>
+              <w:spacing w:line="276" w:lineRule="auto"/>
+              <w:jc w:val="both"/>
+              <w:cnfStyle w:val="100000000000" w:firstRow="1" w:lastRow="0" w:firstColumn="0" w:lastColumn="0" w:oddVBand="0" w:evenVBand="0" w:oddHBand="0" w:evenHBand="0" w:firstRowFirstColumn="0" w:firstRowLastColumn="0" w:lastRowFirstColumn="0" w:lastRowLastColumn="0"/>
+              <w:rPr>
+                <w:rFonts w:ascii="Arial" w:hAnsi="Arial" w:cs="Arial"/>
+              </w:rPr>
+            </w:pPr>
+            <w:r>
+              <w:rPr>
+                <w:rFonts w:ascii="Arial" w:hAnsi="Arial" w:cs="Arial"/>
+              </w:rPr>
+              <w:t>CU001</w:t>
+            </w:r>
+          </w:p>
+        </w:tc>
+      </w:tr>
+      <w:tr>
+        <w:trPr>
+          <w:cnfStyle w:val="000000100000" w:firstRow="0" w:lastRow="0" w:firstColumn="0" w:lastColumn="0" w:oddVBand="0" w:evenVBand="0" w:oddHBand="1" w:evenHBand="0" w:firstRowFirstColumn="0" w:firstRowLastColumn="0" w:lastRowFirstColumn="0" w:lastRowLastColumn="0"/>
+        </w:trPr>
+        <w:tc>
+          <w:tcPr>
+            <w:cnfStyle w:val="001000000000" w:firstRow="0" w:lastRow="0" w:firstColumn="1" w:lastColumn="0" w:oddVBand="0" w:evenVBand="0" w:oddHBand="0" w:evenHBand="0" w:firstRowFirstColumn="0" w:firstRowLastColumn="0" w:lastRowFirstColumn="0" w:lastRowLastColumn="0"/>
+            <w:tcW w:w="2405" w:type="dxa"/>
+            <w:tcBorders>
+              <w:top w:val="single" w:sz="4" w:space="0" w:color="5B9BD5"/>
+              <w:left w:val="single" w:sz="4" w:space="0" w:color="5B9BD5"/>
+              <w:bottom w:val="single" w:sz="4" w:space="0" w:color="5B9BD5"/>
+              <w:right w:val="single" w:sz="4" w:space="0" w:color="5B9BD5"/>
+            </w:tcBorders>
+          </w:tcPr>
+          <w:p>
+            <w:pPr>
+              <w:spacing w:line="276" w:lineRule="auto"/>
+              <w:jc w:val="both"/>
+              <w:rPr>
+                <w:rFonts w:ascii="Arial" w:hAnsi="Arial" w:cs="Arial"/>
+              </w:rPr>
+            </w:pPr>
+            <w:r>
+              <w:rPr>
+                <w:rFonts w:ascii="Arial" w:hAnsi="Arial" w:cs="Arial"/>
+              </w:rPr>
+              <w:t>Nombre</w:t>
+            </w:r>
+          </w:p>
+        </w:tc>
+        <w:tc>
+          <w:tcPr>
+            <w:tcW w:w="6089" w:type="dxa"/>
+            <w:tcBorders>
+              <w:top w:val="single" w:sz="4" w:space="0" w:color="5B9BD5"/>
+              <w:left w:val="single" w:sz="4" w:space="0" w:color="5B9BD5"/>
+              <w:bottom w:val="single" w:sz="4" w:space="0" w:color="5B9BD5"/>
+              <w:right w:val="single" w:sz="4" w:space="0" w:color="5B9BD5"/>
+            </w:tcBorders>
+          </w:tcPr>
+          <w:p>
+            <w:pPr>
+              <w:spacing w:line="276" w:lineRule="auto"/>
+              <w:jc w:val="both"/>
+              <w:cnfStyle w:val="000000100000" w:firstRow="0" w:lastRow="0" w:firstColumn="0" w:lastColumn="0" w:oddVBand="0" w:evenVBand="0" w:oddHBand="1" w:evenHBand="0" w:firstRowFirstColumn="0" w:firstRowLastColumn="0" w:lastRowFirstColumn="0" w:lastRowLastColumn="0"/>
+              <w:rPr>
+                <w:rFonts w:ascii="Arial" w:hAnsi="Arial" w:cs="Arial"/>
+              </w:rPr>
+            </w:pPr>
+            <w:r>
+              <w:rPr>
+                <w:rFonts w:ascii="Arial" w:hAnsi="Arial" w:cs="Arial"/>
+              </w:rPr>
+              <w:t>Crear Artículo</w:t>
+            </w:r>
+          </w:p>
+        </w:tc>
+      </w:tr>
+      <w:tr>
+        <w:tc>
+          <w:tcPr>
+            <w:cnfStyle w:val="001000000000" w:firstRow="0" w:lastRow="0" w:firstColumn="1" w:lastColumn="0" w:oddVBand="0" w:evenVBand="0" w:oddHBand="0" w:evenHBand="0" w:firstRowFirstColumn="0" w:firstRowLastColumn="0" w:lastRowFirstColumn="0" w:lastRowLastColumn="0"/>
+            <w:tcW w:w="2405" w:type="dxa"/>
+            <w:tcBorders>
+              <w:top w:val="single" w:sz="4" w:space="0" w:color="5B9BD5"/>
+              <w:left w:val="single" w:sz="4" w:space="0" w:color="5B9BD5"/>
+              <w:bottom w:val="single" w:sz="4" w:space="0" w:color="5B9BD5"/>
+              <w:right w:val="single" w:sz="4" w:space="0" w:color="5B9BD5"/>
+            </w:tcBorders>
+          </w:tcPr>
+          <w:p>
+            <w:pPr>
+              <w:spacing w:line="276" w:lineRule="auto"/>
+              <w:jc w:val="both"/>
+              <w:rPr>
+                <w:rFonts w:ascii="Arial" w:hAnsi="Arial" w:cs="Arial"/>
+              </w:rPr>
+            </w:pPr>
+            <w:r>
+              <w:rPr>
+                <w:rFonts w:ascii="Arial" w:hAnsi="Arial" w:cs="Arial"/>
+              </w:rPr>
+              <w:lastRenderedPageBreak/>
+              <w:t>Actor principal</w:t>
+            </w:r>
+          </w:p>
+        </w:tc>
+        <w:tc>
+          <w:tcPr>
+            <w:tcW w:w="6089" w:type="dxa"/>
+            <w:tcBorders>
+              <w:top w:val="single" w:sz="4" w:space="0" w:color="5B9BD5"/>
+              <w:left w:val="single" w:sz="4" w:space="0" w:color="5B9BD5"/>
+              <w:bottom w:val="single" w:sz="4" w:space="0" w:color="5B9BD5"/>
+              <w:right w:val="single" w:sz="4" w:space="0" w:color="5B9BD5"/>
+            </w:tcBorders>
+          </w:tcPr>
+          <w:p>
+            <w:pPr>
+              <w:spacing w:line="276" w:lineRule="auto"/>
+              <w:jc w:val="both"/>
+              <w:cnfStyle w:val="000000000000" w:firstRow="0" w:lastRow="0" w:firstColumn="0" w:lastColumn="0" w:oddVBand="0" w:evenVBand="0" w:oddHBand="0" w:evenHBand="0" w:firstRowFirstColumn="0" w:firstRowLastColumn="0" w:lastRowFirstColumn="0" w:lastRowLastColumn="0"/>
+              <w:rPr>
+                <w:rFonts w:ascii="Arial" w:hAnsi="Arial" w:cs="Arial"/>
+              </w:rPr>
+            </w:pPr>
+            <w:r>
+              <w:rPr>
+                <w:rFonts w:ascii="Arial" w:hAnsi="Arial" w:cs="Arial"/>
+              </w:rPr>
+              <w:t>Administrador</w:t>
+            </w:r>
+          </w:p>
+        </w:tc>
+      </w:tr>
+      <w:tr>
+        <w:trPr>
+          <w:cnfStyle w:val="000000100000" w:firstRow="0" w:lastRow="0" w:firstColumn="0" w:lastColumn="0" w:oddVBand="0" w:evenVBand="0" w:oddHBand="1" w:evenHBand="0" w:firstRowFirstColumn="0" w:firstRowLastColumn="0" w:lastRowFirstColumn="0" w:lastRowLastColumn="0"/>
+        </w:trPr>
+        <w:tc>
+          <w:tcPr>
+            <w:cnfStyle w:val="001000000000" w:firstRow="0" w:lastRow="0" w:firstColumn="1" w:lastColumn="0" w:oddVBand="0" w:evenVBand="0" w:oddHBand="0" w:evenHBand="0" w:firstRowFirstColumn="0" w:firstRowLastColumn="0" w:lastRowFirstColumn="0" w:lastRowLastColumn="0"/>
+            <w:tcW w:w="2405" w:type="dxa"/>
+            <w:tcBorders>
+              <w:top w:val="single" w:sz="4" w:space="0" w:color="5B9BD5"/>
+              <w:left w:val="single" w:sz="4" w:space="0" w:color="5B9BD5"/>
+              <w:bottom w:val="single" w:sz="4" w:space="0" w:color="5B9BD5"/>
+              <w:right w:val="single" w:sz="4" w:space="0" w:color="5B9BD5"/>
+            </w:tcBorders>
+          </w:tcPr>
+          <w:p>
+            <w:pPr>
+              <w:spacing w:line="276" w:lineRule="auto"/>
+              <w:jc w:val="both"/>
+              <w:rPr>
+                <w:rFonts w:ascii="Arial" w:hAnsi="Arial" w:cs="Arial"/>
+              </w:rPr>
+            </w:pPr>
+            <w:r>
+              <w:rPr>
+                <w:rFonts w:ascii="Arial" w:hAnsi="Arial" w:cs="Arial"/>
+              </w:rPr>
+              <w:t>Descripción</w:t>
+            </w:r>
+          </w:p>
+        </w:tc>
+        <w:tc>
+          <w:tcPr>
+            <w:tcW w:w="6089" w:type="dxa"/>
+            <w:tcBorders>
+              <w:top w:val="single" w:sz="4" w:space="0" w:color="5B9BD5"/>
+              <w:left w:val="single" w:sz="4" w:space="0" w:color="5B9BD5"/>
+              <w:bottom w:val="single" w:sz="4" w:space="0" w:color="5B9BD5"/>
+              <w:right w:val="single" w:sz="4" w:space="0" w:color="5B9BD5"/>
+            </w:tcBorders>
+          </w:tcPr>
+          <w:p>
+            <w:pPr>
+              <w:spacing w:line="276" w:lineRule="auto"/>
+              <w:jc w:val="both"/>
+              <w:cnfStyle w:val="000000100000" w:firstRow="0" w:lastRow="0" w:firstColumn="0" w:lastColumn="0" w:oddVBand="0" w:evenVBand="0" w:oddHBand="1" w:evenHBand="0" w:firstRowFirstColumn="0" w:firstRowLastColumn="0" w:lastRowFirstColumn="0" w:lastRowLastColumn="0"/>
+              <w:rPr>
+                <w:rFonts w:ascii="Arial" w:hAnsi="Arial" w:cs="Arial"/>
+                <w:sz w:val="21"/>
+                <w:szCs w:val="21"/>
+              </w:rPr>
+            </w:pPr>
+            <w:r>
+              <w:rPr>
+                <w:rFonts w:ascii="Arial" w:hAnsi="Arial" w:cs="Arial"/>
+              </w:rPr>
+              <w:t>Permite a los administradores de la tienda agregar un nuevo artículo a la base de datos de la aplicación. Esto es esencial para mantener un registro actualizado de los productos disponibles para la compra y la venta en la tienda.</w:t>
+            </w:r>
+          </w:p>
+        </w:tc>
+      </w:tr>
+      <w:tr>
+        <w:tc>
+          <w:tcPr>
+            <w:cnfStyle w:val="001000000000" w:firstRow="0" w:lastRow="0" w:firstColumn="1" w:lastColumn="0" w:oddVBand="0" w:evenVBand="0" w:oddHBand="0" w:evenHBand="0" w:firstRowFirstColumn="0" w:firstRowLastColumn="0" w:lastRowFirstColumn="0" w:lastRowLastColumn="0"/>
+            <w:tcW w:w="2405" w:type="dxa"/>
+            <w:tcBorders>
+              <w:top w:val="single" w:sz="4" w:space="0" w:color="5B9BD5"/>
+              <w:left w:val="single" w:sz="4" w:space="0" w:color="5B9BD5"/>
+              <w:bottom w:val="single" w:sz="4" w:space="0" w:color="5B9BD5"/>
+              <w:right w:val="single" w:sz="4" w:space="0" w:color="5B9BD5"/>
+            </w:tcBorders>
+          </w:tcPr>
+          <w:p>
+            <w:pPr>
+              <w:spacing w:line="276" w:lineRule="auto"/>
+              <w:jc w:val="both"/>
+              <w:rPr>
+                <w:rFonts w:ascii="Arial" w:hAnsi="Arial" w:cs="Arial"/>
+              </w:rPr>
+            </w:pPr>
+            <w:r>
+              <w:rPr>
+                <w:rFonts w:ascii="Arial" w:hAnsi="Arial" w:cs="Arial"/>
+              </w:rPr>
+              <w:t>Evento de activación</w:t>
+            </w:r>
+          </w:p>
+        </w:tc>
+        <w:tc>
+          <w:tcPr>
+            <w:tcW w:w="6089" w:type="dxa"/>
+            <w:tcBorders>
+              <w:top w:val="single" w:sz="4" w:space="0" w:color="5B9BD5"/>
+              <w:left w:val="single" w:sz="4" w:space="0" w:color="5B9BD5"/>
+              <w:bottom w:val="single" w:sz="4" w:space="0" w:color="5B9BD5"/>
+              <w:right w:val="single" w:sz="4" w:space="0" w:color="5B9BD5"/>
+            </w:tcBorders>
+          </w:tcPr>
+          <w:p>
+            <w:pPr>
+              <w:spacing w:line="276" w:lineRule="auto"/>
+              <w:jc w:val="both"/>
+              <w:cnfStyle w:val="000000000000" w:firstRow="0" w:lastRow="0" w:firstColumn="0" w:lastColumn="0" w:oddVBand="0" w:evenVBand="0" w:oddHBand="0" w:evenHBand="0" w:firstRowFirstColumn="0" w:firstRowLastColumn="0" w:lastRowFirstColumn="0" w:lastRowLastColumn="0"/>
+              <w:rPr>
+                <w:rFonts w:ascii="Arial" w:hAnsi="Arial" w:cs="Arial"/>
+              </w:rPr>
+            </w:pPr>
+            <w:r>
+              <w:rPr>
+                <w:rFonts w:ascii="Arial" w:hAnsi="Arial" w:cs="Arial"/>
+              </w:rPr>
+              <w:t>El usuario selecciona la opción “</w:t>
+            </w:r>
+            <w:r>
+              <w:rPr>
+                <w:rFonts w:ascii="Arial" w:hAnsi="Arial" w:cs="Arial"/>
+                <w:i/>
+                <w:iCs/>
+              </w:rPr>
+              <w:t>Crear Artículo</w:t>
+            </w:r>
+            <w:r>
+              <w:rPr>
+                <w:rFonts w:ascii="Arial" w:hAnsi="Arial" w:cs="Arial"/>
+              </w:rPr>
+              <w:t>”.</w:t>
+            </w:r>
+          </w:p>
+        </w:tc>
+      </w:tr>
+      <w:tr>
+        <w:trPr>
+          <w:cnfStyle w:val="000000100000" w:firstRow="0" w:lastRow="0" w:firstColumn="0" w:lastColumn="0" w:oddVBand="0" w:evenVBand="0" w:oddHBand="1" w:evenHBand="0" w:firstRowFirstColumn="0" w:firstRowLastColumn="0" w:lastRowFirstColumn="0" w:lastRowLastColumn="0"/>
+        </w:trPr>
+        <w:tc>
+          <w:tcPr>
+            <w:cnfStyle w:val="001000000000" w:firstRow="0" w:lastRow="0" w:firstColumn="1" w:lastColumn="0" w:oddVBand="0" w:evenVBand="0" w:oddHBand="0" w:evenHBand="0" w:firstRowFirstColumn="0" w:firstRowLastColumn="0" w:lastRowFirstColumn="0" w:lastRowLastColumn="0"/>
+            <w:tcW w:w="2405" w:type="dxa"/>
+            <w:tcBorders>
+              <w:top w:val="single" w:sz="4" w:space="0" w:color="5B9BD5"/>
+              <w:left w:val="single" w:sz="4" w:space="0" w:color="5B9BD5"/>
+              <w:bottom w:val="single" w:sz="4" w:space="0" w:color="5B9BD5"/>
+              <w:right w:val="single" w:sz="4" w:space="0" w:color="5B9BD5"/>
+            </w:tcBorders>
+          </w:tcPr>
+          <w:p>
+            <w:pPr>
+              <w:spacing w:line="276" w:lineRule="auto"/>
+              <w:jc w:val="both"/>
+              <w:rPr>
+                <w:rFonts w:ascii="Arial" w:hAnsi="Arial" w:cs="Arial"/>
+              </w:rPr>
+            </w:pPr>
+            <w:r>
+              <w:rPr>
+                <w:rFonts w:ascii="Arial" w:hAnsi="Arial" w:cs="Arial"/>
+              </w:rPr>
+              <w:t>Precondiciones</w:t>
+            </w:r>
+          </w:p>
+        </w:tc>
+        <w:tc>
+          <w:tcPr>
+            <w:tcW w:w="6089" w:type="dxa"/>
+            <w:tcBorders>
+              <w:top w:val="single" w:sz="4" w:space="0" w:color="5B9BD5"/>
+              <w:left w:val="single" w:sz="4" w:space="0" w:color="5B9BD5"/>
+              <w:bottom w:val="single" w:sz="4" w:space="0" w:color="5B9BD5"/>
+              <w:right w:val="single" w:sz="4" w:space="0" w:color="5B9BD5"/>
+            </w:tcBorders>
+          </w:tcPr>
+          <w:p>
+            <w:pPr>
+              <w:spacing w:line="276" w:lineRule="auto"/>
+              <w:jc w:val="both"/>
+              <w:cnfStyle w:val="000000100000" w:firstRow="0" w:lastRow="0" w:firstColumn="0" w:lastColumn="0" w:oddVBand="0" w:evenVBand="0" w:oddHBand="1" w:evenHBand="0" w:firstRowFirstColumn="0" w:firstRowLastColumn="0" w:lastRowFirstColumn="0" w:lastRowLastColumn="0"/>
+              <w:rPr>
+                <w:rFonts w:ascii="Arial" w:hAnsi="Arial" w:cs="Arial"/>
+              </w:rPr>
+            </w:pPr>
+            <w:r>
+              <w:rPr>
+                <w:rFonts w:ascii="Arial" w:hAnsi="Arial" w:cs="Arial"/>
+              </w:rPr>
+              <w:t>El usuario ha iniciado sesión en el sistema con sus credenciales.</w:t>
+            </w:r>
+          </w:p>
+        </w:tc>
+      </w:tr>
+      <w:tr>
+        <w:tc>
+          <w:tcPr>
+            <w:cnfStyle w:val="001000000000" w:firstRow="0" w:lastRow="0" w:firstColumn="1" w:lastColumn="0" w:oddVBand="0" w:evenVBand="0" w:oddHBand="0" w:evenHBand="0" w:firstRowFirstColumn="0" w:firstRowLastColumn="0" w:lastRowFirstColumn="0" w:lastRowLastColumn="0"/>
+            <w:tcW w:w="2405" w:type="dxa"/>
+            <w:tcBorders>
+              <w:top w:val="single" w:sz="4" w:space="0" w:color="5B9BD5"/>
+              <w:left w:val="single" w:sz="4" w:space="0" w:color="5B9BD5"/>
+              <w:bottom w:val="single" w:sz="4" w:space="0" w:color="5B9BD5"/>
+              <w:right w:val="single" w:sz="4" w:space="0" w:color="5B9BD5"/>
+            </w:tcBorders>
+          </w:tcPr>
+          <w:p>
+            <w:pPr>
+              <w:spacing w:line="276" w:lineRule="auto"/>
+              <w:jc w:val="both"/>
+              <w:rPr>
+                <w:rFonts w:ascii="Arial" w:hAnsi="Arial" w:cs="Arial"/>
+              </w:rPr>
+            </w:pPr>
+            <w:r>
+              <w:rPr>
+                <w:rFonts w:ascii="Arial" w:hAnsi="Arial" w:cs="Arial"/>
+              </w:rPr>
+              <w:t>Garantías si éxito</w:t>
+            </w:r>
+          </w:p>
+        </w:tc>
+        <w:tc>
+          <w:tcPr>
+            <w:tcW w:w="6089" w:type="dxa"/>
+            <w:tcBorders>
+              <w:top w:val="single" w:sz="4" w:space="0" w:color="5B9BD5"/>
+              <w:left w:val="single" w:sz="4" w:space="0" w:color="5B9BD5"/>
+              <w:bottom w:val="single" w:sz="4" w:space="0" w:color="5B9BD5"/>
+              <w:right w:val="single" w:sz="4" w:space="0" w:color="5B9BD5"/>
+            </w:tcBorders>
+          </w:tcPr>
+          <w:p>
+            <w:pPr>
+              <w:spacing w:line="276" w:lineRule="auto"/>
+              <w:jc w:val="both"/>
+              <w:cnfStyle w:val="000000000000" w:firstRow="0" w:lastRow="0" w:firstColumn="0" w:lastColumn="0" w:oddVBand="0" w:evenVBand="0" w:oddHBand="0" w:evenHBand="0" w:firstRowFirstColumn="0" w:firstRowLastColumn="0" w:lastRowFirstColumn="0" w:lastRowLastColumn="0"/>
+              <w:rPr>
+                <w:rFonts w:ascii="Arial" w:hAnsi="Arial" w:cs="Arial"/>
+              </w:rPr>
+            </w:pPr>
+            <w:r>
+              <w:rPr>
+                <w:rFonts w:ascii="Arial" w:hAnsi="Arial" w:cs="Arial"/>
+              </w:rPr>
+              <w:t>El sistema añade el artículo a la base de datos.</w:t>
+            </w:r>
+          </w:p>
+          <w:p>
+            <w:pPr>
+              <w:spacing w:line="276" w:lineRule="auto"/>
+              <w:jc w:val="both"/>
+              <w:cnfStyle w:val="000000000000" w:firstRow="0" w:lastRow="0" w:firstColumn="0" w:lastColumn="0" w:oddVBand="0" w:evenVBand="0" w:oddHBand="0" w:evenHBand="0" w:firstRowFirstColumn="0" w:firstRowLastColumn="0" w:lastRowFirstColumn="0" w:lastRowLastColumn="0"/>
+              <w:rPr>
+                <w:rFonts w:ascii="Arial" w:hAnsi="Arial" w:cs="Arial"/>
+              </w:rPr>
+            </w:pPr>
+            <w:r>
+              <w:rPr>
+                <w:rFonts w:ascii="Arial" w:hAnsi="Arial" w:cs="Arial"/>
+              </w:rPr>
+              <w:t>El sistema avisa al usuario de que el artículo se ha creado.</w:t>
+            </w:r>
+          </w:p>
+        </w:tc>
+      </w:tr>
+      <w:tr>
+        <w:trPr>
+          <w:cnfStyle w:val="000000100000" w:firstRow="0" w:lastRow="0" w:firstColumn="0" w:lastColumn="0" w:oddVBand="0" w:evenVBand="0" w:oddHBand="1" w:evenHBand="0" w:firstRowFirstColumn="0" w:firstRowLastColumn="0" w:lastRowFirstColumn="0" w:lastRowLastColumn="0"/>
+        </w:trPr>
+        <w:tc>
+          <w:tcPr>
+            <w:cnfStyle w:val="001000000000" w:firstRow="0" w:lastRow="0" w:firstColumn="1" w:lastColumn="0" w:oddVBand="0" w:evenVBand="0" w:oddHBand="0" w:evenHBand="0" w:firstRowFirstColumn="0" w:firstRowLastColumn="0" w:lastRowFirstColumn="0" w:lastRowLastColumn="0"/>
+            <w:tcW w:w="2405" w:type="dxa"/>
+            <w:tcBorders>
+              <w:top w:val="single" w:sz="4" w:space="0" w:color="5B9BD5"/>
+              <w:left w:val="single" w:sz="4" w:space="0" w:color="5B9BD5"/>
+              <w:bottom w:val="single" w:sz="4" w:space="0" w:color="5B9BD5"/>
+              <w:right w:val="single" w:sz="4" w:space="0" w:color="5B9BD5"/>
+            </w:tcBorders>
+          </w:tcPr>
+          <w:p>
+            <w:pPr>
+              <w:spacing w:line="276" w:lineRule="auto"/>
+              <w:jc w:val="both"/>
+              <w:rPr>
+                <w:rFonts w:ascii="Arial" w:hAnsi="Arial" w:cs="Arial"/>
+              </w:rPr>
+            </w:pPr>
+            <w:r>
+              <w:rPr>
+                <w:rFonts w:ascii="Arial" w:hAnsi="Arial" w:cs="Arial"/>
+              </w:rPr>
+              <w:t>Garantías mínimas</w:t>
+            </w:r>
+          </w:p>
+        </w:tc>
+        <w:tc>
+          <w:tcPr>
+            <w:tcW w:w="6089" w:type="dxa"/>
+            <w:tcBorders>
+              <w:top w:val="single" w:sz="4" w:space="0" w:color="5B9BD5"/>
+              <w:left w:val="single" w:sz="4" w:space="0" w:color="5B9BD5"/>
+              <w:bottom w:val="single" w:sz="4" w:space="0" w:color="5B9BD5"/>
+              <w:right w:val="single" w:sz="4" w:space="0" w:color="5B9BD5"/>
+            </w:tcBorders>
+          </w:tcPr>
+          <w:p>
+            <w:pPr>
+              <w:spacing w:line="276" w:lineRule="auto"/>
+              <w:jc w:val="both"/>
+              <w:cnfStyle w:val="000000100000" w:firstRow="0" w:lastRow="0" w:firstColumn="0" w:lastColumn="0" w:oddVBand="0" w:evenVBand="0" w:oddHBand="1" w:evenHBand="0" w:firstRowFirstColumn="0" w:firstRowLastColumn="0" w:lastRowFirstColumn="0" w:lastRowLastColumn="0"/>
+              <w:rPr>
+                <w:rFonts w:ascii="Arial" w:hAnsi="Arial" w:cs="Arial"/>
+              </w:rPr>
+            </w:pPr>
+            <w:r>
+              <w:rPr>
+                <w:rFonts w:ascii="Arial" w:hAnsi="Arial" w:cs="Arial"/>
+              </w:rPr>
+              <w:t>El sistema permanece en el mismo estado que al principio del caso de uso.</w:t>
+            </w:r>
+          </w:p>
+          <w:p>
+            <w:pPr>
+              <w:spacing w:line="276" w:lineRule="auto"/>
+              <w:jc w:val="both"/>
+              <w:cnfStyle w:val="000000100000" w:firstRow="0" w:lastRow="0" w:firstColumn="0" w:lastColumn="0" w:oddVBand="0" w:evenVBand="0" w:oddHBand="1" w:evenHBand="0" w:firstRowFirstColumn="0" w:firstRowLastColumn="0" w:lastRowFirstColumn="0" w:lastRowLastColumn="0"/>
+              <w:rPr>
+                <w:rFonts w:ascii="Arial" w:hAnsi="Arial" w:cs="Arial"/>
+              </w:rPr>
+            </w:pPr>
+            <w:r>
+              <w:rPr>
+                <w:rFonts w:ascii="Arial" w:hAnsi="Arial" w:cs="Arial"/>
+              </w:rPr>
+              <w:t>El usuario puede seguir navegando por la aplicación web, si dispone de conexión a internet.</w:t>
+            </w:r>
+          </w:p>
+        </w:tc>
+      </w:tr>
+      <w:tr>
+        <w:tc>
+          <w:tcPr>
+            <w:cnfStyle w:val="001000000000" w:firstRow="0" w:lastRow="0" w:firstColumn="1" w:lastColumn="0" w:oddVBand="0" w:evenVBand="0" w:oddHBand="0" w:evenHBand="0" w:firstRowFirstColumn="0" w:firstRowLastColumn="0" w:lastRowFirstColumn="0" w:lastRowLastColumn="0"/>
+            <w:tcW w:w="2405" w:type="dxa"/>
+            <w:tcBorders>
+              <w:top w:val="single" w:sz="4" w:space="0" w:color="5B9BD5"/>
+              <w:left w:val="single" w:sz="4" w:space="0" w:color="5B9BD5"/>
+              <w:bottom w:val="single" w:sz="4" w:space="0" w:color="5B9BD5"/>
+              <w:right w:val="single" w:sz="4" w:space="0" w:color="5B9BD5"/>
+            </w:tcBorders>
+          </w:tcPr>
+          <w:p>
+            <w:pPr>
+              <w:spacing w:line="276" w:lineRule="auto"/>
+              <w:jc w:val="both"/>
+              <w:rPr>
+                <w:rFonts w:ascii="Arial" w:hAnsi="Arial" w:cs="Arial"/>
+              </w:rPr>
+            </w:pPr>
+            <w:r>
+              <w:rPr>
+                <w:rFonts w:ascii="Arial" w:hAnsi="Arial" w:cs="Arial"/>
+              </w:rPr>
+              <w:t>Escenario principal</w:t>
+            </w:r>
+          </w:p>
+        </w:tc>
+        <w:tc>
+          <w:tcPr>
+            <w:tcW w:w="6089" w:type="dxa"/>
+            <w:tcBorders>
+              <w:top w:val="single" w:sz="4" w:space="0" w:color="5B9BD5"/>
+              <w:left w:val="single" w:sz="4" w:space="0" w:color="5B9BD5"/>
+              <w:bottom w:val="single" w:sz="4" w:space="0" w:color="5B9BD5"/>
+              <w:right w:val="single" w:sz="4" w:space="0" w:color="5B9BD5"/>
+            </w:tcBorders>
+          </w:tcPr>
+          <w:p>
+            <w:pPr>
+              <w:spacing w:line="276" w:lineRule="auto"/>
+              <w:jc w:val="both"/>
+              <w:cnfStyle w:val="000000000000" w:firstRow="0" w:lastRow="0" w:firstColumn="0" w:lastColumn="0" w:oddVBand="0" w:evenVBand="0" w:oddHBand="0" w:evenHBand="0" w:firstRowFirstColumn="0" w:firstRowLastColumn="0" w:lastRowFirstColumn="0" w:lastRowLastColumn="0"/>
+              <w:rPr>
+                <w:rFonts w:ascii="Arial" w:hAnsi="Arial" w:cs="Arial"/>
+              </w:rPr>
+            </w:pPr>
+            <w:r>
+              <w:rPr>
+                <w:rFonts w:ascii="Arial" w:hAnsi="Arial" w:cs="Arial"/>
+              </w:rPr>
+              <w:t xml:space="preserve">1. El sistema muestra un formulario de creación de artículo con los campos a rellenar: nombre, precio, stock actual, stock mínimo recomendado, descuento, unidad, categoría y tipo de </w:t>
+            </w:r>
+            <w:commentRangeStart w:id="19"/>
+            <w:r>
+              <w:rPr>
+                <w:rFonts w:ascii="Arial" w:hAnsi="Arial" w:cs="Arial"/>
+              </w:rPr>
+              <w:t>IVA</w:t>
+            </w:r>
+            <w:commentRangeEnd w:id="19"/>
+            <w:r>
+              <w:rPr>
+                <w:rStyle w:val="Refdecomentario"/>
+              </w:rPr>
+              <w:commentReference w:id="19"/>
+            </w:r>
+            <w:r>
+              <w:rPr>
+                <w:rFonts w:ascii="Arial" w:hAnsi="Arial" w:cs="Arial"/>
+              </w:rPr>
+              <w:t>.</w:t>
+            </w:r>
+          </w:p>
+          <w:p>
+            <w:pPr>
+              <w:spacing w:line="276" w:lineRule="auto"/>
+              <w:jc w:val="both"/>
+              <w:cnfStyle w:val="000000000000" w:firstRow="0" w:lastRow="0" w:firstColumn="0" w:lastColumn="0" w:oddVBand="0" w:evenVBand="0" w:oddHBand="0" w:evenHBand="0" w:firstRowFirstColumn="0" w:firstRowLastColumn="0" w:lastRowFirstColumn="0" w:lastRowLastColumn="0"/>
+              <w:rPr>
+                <w:rFonts w:ascii="Arial" w:hAnsi="Arial" w:cs="Arial"/>
+              </w:rPr>
+            </w:pPr>
+            <w:r>
+              <w:rPr>
+                <w:rFonts w:ascii="Arial" w:hAnsi="Arial" w:cs="Arial"/>
+              </w:rPr>
+              <w:t>2. El usuario completa el formulario proporcionando la información requerida sobre el nuevo artículo.</w:t>
+            </w:r>
+          </w:p>
+          <w:p>
+            <w:pPr>
+              <w:spacing w:line="276" w:lineRule="auto"/>
+              <w:jc w:val="both"/>
+              <w:cnfStyle w:val="000000000000" w:firstRow="0" w:lastRow="0" w:firstColumn="0" w:lastColumn="0" w:oddVBand="0" w:evenVBand="0" w:oddHBand="0" w:evenHBand="0" w:firstRowFirstColumn="0" w:firstRowLastColumn="0" w:lastRowFirstColumn="0" w:lastRowLastColumn="0"/>
+              <w:rPr>
+                <w:rFonts w:ascii="Arial" w:hAnsi="Arial" w:cs="Arial"/>
+              </w:rPr>
+            </w:pPr>
+            <w:r>
+              <w:rPr>
+                <w:rFonts w:ascii="Arial" w:hAnsi="Arial" w:cs="Arial"/>
+              </w:rPr>
+              <w:t>3. El usuario selecciona la opción "Guardar".</w:t>
+            </w:r>
+          </w:p>
+          <w:p>
+            <w:pPr>
+              <w:spacing w:line="276" w:lineRule="auto"/>
+              <w:jc w:val="both"/>
+              <w:cnfStyle w:val="000000000000" w:firstRow="0" w:lastRow="0" w:firstColumn="0" w:lastColumn="0" w:oddVBand="0" w:evenVBand="0" w:oddHBand="0" w:evenHBand="0" w:firstRowFirstColumn="0" w:firstRowLastColumn="0" w:lastRowFirstColumn="0" w:lastRowLastColumn="0"/>
+              <w:rPr>
+                <w:rFonts w:ascii="Arial" w:hAnsi="Arial" w:cs="Arial"/>
+              </w:rPr>
+            </w:pPr>
+            <w:r>
+              <w:rPr>
+                <w:rFonts w:ascii="Arial" w:hAnsi="Arial" w:cs="Arial"/>
+              </w:rPr>
+              <w:t>4. El sistema valida los datos ingresados y verifica que no haya errores.</w:t>
+            </w:r>
+          </w:p>
+          <w:p>
+            <w:pPr>
+              <w:spacing w:line="276" w:lineRule="auto"/>
+              <w:jc w:val="both"/>
+              <w:cnfStyle w:val="000000000000" w:firstRow="0" w:lastRow="0" w:firstColumn="0" w:lastColumn="0" w:oddVBand="0" w:evenVBand="0" w:oddHBand="0" w:evenHBand="0" w:firstRowFirstColumn="0" w:firstRowLastColumn="0" w:lastRowFirstColumn="0" w:lastRowLastColumn="0"/>
+              <w:rPr>
+                <w:rFonts w:ascii="Arial" w:hAnsi="Arial" w:cs="Arial"/>
+              </w:rPr>
+            </w:pPr>
+            <w:r>
+              <w:rPr>
+                <w:rFonts w:ascii="Arial" w:hAnsi="Arial" w:cs="Arial"/>
+              </w:rPr>
+              <w:t>5. El sistema crea el nuevo artículo en la base de datos.</w:t>
+            </w:r>
+          </w:p>
+          <w:p>
+            <w:pPr>
+              <w:spacing w:line="276" w:lineRule="auto"/>
+              <w:jc w:val="both"/>
+              <w:cnfStyle w:val="000000000000" w:firstRow="0" w:lastRow="0" w:firstColumn="0" w:lastColumn="0" w:oddVBand="0" w:evenVBand="0" w:oddHBand="0" w:evenHBand="0" w:firstRowFirstColumn="0" w:firstRowLastColumn="0" w:lastRowFirstColumn="0" w:lastRowLastColumn="0"/>
+              <w:rPr>
+                <w:rFonts w:ascii="Arial" w:hAnsi="Arial" w:cs="Arial"/>
+              </w:rPr>
+            </w:pPr>
+            <w:r>
+              <w:rPr>
+                <w:rFonts w:ascii="Arial" w:hAnsi="Arial" w:cs="Arial"/>
+              </w:rPr>
+              <w:t>6. El sistema muestra una confirmación de que el artículo se ha creado con éxito.</w:t>
+            </w:r>
+          </w:p>
+        </w:tc>
+      </w:tr>
+      <w:tr>
+        <w:trPr>
+          <w:cnfStyle w:val="000000100000" w:firstRow="0" w:lastRow="0" w:firstColumn="0" w:lastColumn="0" w:oddVBand="0" w:evenVBand="0" w:oddHBand="1" w:evenHBand="0" w:firstRowFirstColumn="0" w:firstRowLastColumn="0" w:lastRowFirstColumn="0" w:lastRowLastColumn="0"/>
+        </w:trPr>
+        <w:tc>
+          <w:tcPr>
+            <w:cnfStyle w:val="001000000000" w:firstRow="0" w:lastRow="0" w:firstColumn="1" w:lastColumn="0" w:oddVBand="0" w:evenVBand="0" w:oddHBand="0" w:evenHBand="0" w:firstRowFirstColumn="0" w:firstRowLastColumn="0" w:lastRowFirstColumn="0" w:lastRowLastColumn="0"/>
+            <w:tcW w:w="2405" w:type="dxa"/>
+            <w:tcBorders>
+              <w:top w:val="single" w:sz="4" w:space="0" w:color="5B9BD5"/>
+              <w:left w:val="single" w:sz="4" w:space="0" w:color="5B9BD5"/>
+              <w:bottom w:val="single" w:sz="4" w:space="0" w:color="5B9BD5"/>
+              <w:right w:val="single" w:sz="4" w:space="0" w:color="5B9BD5"/>
+            </w:tcBorders>
+          </w:tcPr>
+          <w:p>
+            <w:pPr>
+              <w:spacing w:line="276" w:lineRule="auto"/>
+              <w:jc w:val="both"/>
+              <w:rPr>
+                <w:rFonts w:ascii="Arial" w:hAnsi="Arial" w:cs="Arial"/>
+              </w:rPr>
+            </w:pPr>
+            <w:del w:id="20" w:author="Lopez Martinez, Patricia" w:date="2026-02-27T10:00:00Z">
+              <w:r>
+                <w:rPr>
+                  <w:rFonts w:ascii="Arial" w:hAnsi="Arial" w:cs="Arial"/>
+                </w:rPr>
+                <w:delText>Extensiones</w:delText>
+              </w:r>
+            </w:del>
+            <w:ins w:id="21" w:author="Lopez Martinez, Patricia" w:date="2026-02-27T10:00:00Z">
+              <w:r>
+                <w:rPr>
+                  <w:rFonts w:ascii="Arial" w:hAnsi="Arial" w:cs="Arial"/>
+                </w:rPr>
+                <w:t xml:space="preserve">Escenarios </w:t>
+              </w:r>
+              <w:commentRangeStart w:id="22"/>
+              <w:r>
+                <w:rPr>
+                  <w:rFonts w:ascii="Arial" w:hAnsi="Arial" w:cs="Arial"/>
+                </w:rPr>
+                <w:t>alternativos</w:t>
+              </w:r>
+            </w:ins>
+            <w:commentRangeEnd w:id="22"/>
+            <w:ins w:id="23" w:author="Lopez Martinez, Patricia" w:date="2026-02-27T10:01:00Z">
+              <w:r>
+                <w:rPr>
+                  <w:rStyle w:val="Refdecomentario"/>
+                  <w:b w:val="0"/>
+                  <w:bCs w:val="0"/>
+                </w:rPr>
+                <w:commentReference w:id="22"/>
+              </w:r>
+            </w:ins>
+          </w:p>
+        </w:tc>
+        <w:tc>
+          <w:tcPr>
+            <w:tcW w:w="6089" w:type="dxa"/>
+            <w:tcBorders>
+              <w:top w:val="single" w:sz="4" w:space="0" w:color="5B9BD5"/>
+              <w:left w:val="single" w:sz="4" w:space="0" w:color="5B9BD5"/>
+              <w:bottom w:val="single" w:sz="4" w:space="0" w:color="5B9BD5"/>
+              <w:right w:val="single" w:sz="4" w:space="0" w:color="5B9BD5"/>
+            </w:tcBorders>
+          </w:tcPr>
+          <w:p>
+            <w:pPr>
+              <w:spacing w:line="276" w:lineRule="auto"/>
+              <w:jc w:val="both"/>
+              <w:cnfStyle w:val="000000100000" w:firstRow="0" w:lastRow="0" w:firstColumn="0" w:lastColumn="0" w:oddVBand="0" w:evenVBand="0" w:oddHBand="1" w:evenHBand="0" w:firstRowFirstColumn="0" w:firstRowLastColumn="0" w:lastRowFirstColumn="0" w:lastRowLastColumn="0"/>
+              <w:rPr>
+                <w:rFonts w:ascii="Arial" w:hAnsi="Arial" w:cs="Arial"/>
+                <w:sz w:val="21"/>
+                <w:szCs w:val="21"/>
+              </w:rPr>
+            </w:pPr>
+            <w:r>
+              <w:rPr>
+                <w:rFonts w:ascii="Arial" w:hAnsi="Arial" w:cs="Arial"/>
+                <w:sz w:val="21"/>
+                <w:szCs w:val="21"/>
+              </w:rPr>
+              <w:t xml:space="preserve">2a. El usuario ingresa datos incorrectos en algún campo del </w:t>
+            </w:r>
+            <w:commentRangeStart w:id="24"/>
+            <w:r>
+              <w:rPr>
+                <w:rFonts w:ascii="Arial" w:hAnsi="Arial" w:cs="Arial"/>
+                <w:sz w:val="21"/>
+                <w:szCs w:val="21"/>
+              </w:rPr>
+              <w:t>formulario</w:t>
+            </w:r>
+            <w:commentRangeEnd w:id="24"/>
+            <w:r>
+              <w:rPr>
+                <w:rStyle w:val="Refdecomentario"/>
+              </w:rPr>
+              <w:commentReference w:id="24"/>
+            </w:r>
+            <w:r>
+              <w:rPr>
+                <w:rFonts w:ascii="Arial" w:hAnsi="Arial" w:cs="Arial"/>
+                <w:sz w:val="21"/>
+                <w:szCs w:val="21"/>
+              </w:rPr>
+              <w:t>.</w:t>
+            </w:r>
+          </w:p>
+          <w:p>
+            <w:pPr>
+              <w:spacing w:line="276" w:lineRule="auto"/>
+              <w:ind w:left="708"/>
+              <w:jc w:val="both"/>
+              <w:cnfStyle w:val="000000100000" w:firstRow="0" w:lastRow="0" w:firstColumn="0" w:lastColumn="0" w:oddVBand="0" w:evenVBand="0" w:oddHBand="1" w:evenHBand="0" w:firstRowFirstColumn="0" w:firstRowLastColumn="0" w:lastRowFirstColumn="0" w:lastRowLastColumn="0"/>
+              <w:rPr>
+                <w:rFonts w:ascii="Arial" w:hAnsi="Arial" w:cs="Arial"/>
+                <w:sz w:val="21"/>
+                <w:szCs w:val="21"/>
+              </w:rPr>
+            </w:pPr>
+            <w:r>
+              <w:rPr>
+                <w:rFonts w:ascii="Arial" w:hAnsi="Arial" w:cs="Arial"/>
+                <w:sz w:val="21"/>
+                <w:szCs w:val="21"/>
+              </w:rPr>
+              <w:t>2a.1 El sistema muestra un aviso junto al campo para que el usuario revise los datos introducidos.</w:t>
+            </w:r>
+          </w:p>
+          <w:p>
+            <w:pPr>
+              <w:spacing w:line="276" w:lineRule="auto"/>
+              <w:jc w:val="both"/>
+              <w:cnfStyle w:val="000000100000" w:firstRow="0" w:lastRow="0" w:firstColumn="0" w:lastColumn="0" w:oddVBand="0" w:evenVBand="0" w:oddHBand="1" w:evenHBand="0" w:firstRowFirstColumn="0" w:firstRowLastColumn="0" w:lastRowFirstColumn="0" w:lastRowLastColumn="0"/>
+              <w:rPr>
+                <w:rFonts w:ascii="Arial" w:hAnsi="Arial" w:cs="Arial"/>
+                <w:sz w:val="21"/>
+                <w:szCs w:val="21"/>
+              </w:rPr>
+            </w:pPr>
+            <w:r>
+              <w:rPr>
+                <w:rFonts w:ascii="Arial" w:hAnsi="Arial" w:cs="Arial"/>
+                <w:sz w:val="21"/>
+                <w:szCs w:val="21"/>
+              </w:rPr>
+              <w:t>2b. El usuario hace clic sobre un campo obligatorio, no introduce ningún dato y hace clic en otro campo del formulario.</w:t>
+            </w:r>
+          </w:p>
+          <w:p>
+            <w:pPr>
+              <w:spacing w:line="276" w:lineRule="auto"/>
+              <w:ind w:left="708"/>
+              <w:jc w:val="both"/>
+              <w:cnfStyle w:val="000000100000" w:firstRow="0" w:lastRow="0" w:firstColumn="0" w:lastColumn="0" w:oddVBand="0" w:evenVBand="0" w:oddHBand="1" w:evenHBand="0" w:firstRowFirstColumn="0" w:firstRowLastColumn="0" w:lastRowFirstColumn="0" w:lastRowLastColumn="0"/>
+              <w:rPr>
+                <w:rFonts w:ascii="Arial" w:hAnsi="Arial" w:cs="Arial"/>
+                <w:sz w:val="21"/>
+                <w:szCs w:val="21"/>
+              </w:rPr>
+            </w:pPr>
+            <w:r>
+              <w:rPr>
+                <w:rFonts w:ascii="Arial" w:hAnsi="Arial" w:cs="Arial"/>
+                <w:sz w:val="21"/>
+                <w:szCs w:val="21"/>
+              </w:rPr>
+              <w:t>2b.1 El sistema muestra un aviso junto al campo para que el usuario introduzca datos.</w:t>
+            </w:r>
+          </w:p>
+          <w:p>
+            <w:pPr>
+              <w:spacing w:line="276" w:lineRule="auto"/>
+              <w:jc w:val="both"/>
+              <w:cnfStyle w:val="000000100000" w:firstRow="0" w:lastRow="0" w:firstColumn="0" w:lastColumn="0" w:oddVBand="0" w:evenVBand="0" w:oddHBand="1" w:evenHBand="0" w:firstRowFirstColumn="0" w:firstRowLastColumn="0" w:lastRowFirstColumn="0" w:lastRowLastColumn="0"/>
+              <w:rPr>
+                <w:rFonts w:ascii="Arial" w:hAnsi="Arial" w:cs="Arial"/>
+                <w:sz w:val="21"/>
+                <w:szCs w:val="21"/>
+              </w:rPr>
+            </w:pPr>
+            <w:r>
+              <w:rPr>
+                <w:rFonts w:ascii="Arial" w:hAnsi="Arial" w:cs="Arial"/>
+                <w:sz w:val="21"/>
+                <w:szCs w:val="21"/>
+              </w:rPr>
+              <w:t>4a. El usuario ha dejado introducido un dato incorrecto.</w:t>
+            </w:r>
+          </w:p>
+          <w:p>
+            <w:pPr>
+              <w:spacing w:line="276" w:lineRule="auto"/>
+              <w:ind w:left="708"/>
+              <w:jc w:val="both"/>
+              <w:cnfStyle w:val="000000100000" w:firstRow="0" w:lastRow="0" w:firstColumn="0" w:lastColumn="0" w:oddVBand="0" w:evenVBand="0" w:oddHBand="1" w:evenHBand="0" w:firstRowFirstColumn="0" w:firstRowLastColumn="0" w:lastRowFirstColumn="0" w:lastRowLastColumn="0"/>
+              <w:rPr>
+                <w:rFonts w:ascii="Arial" w:hAnsi="Arial" w:cs="Arial"/>
+                <w:sz w:val="21"/>
+                <w:szCs w:val="21"/>
+              </w:rPr>
+            </w:pPr>
+            <w:r>
+              <w:rPr>
+                <w:rFonts w:ascii="Arial" w:hAnsi="Arial" w:cs="Arial"/>
+                <w:sz w:val="21"/>
+                <w:szCs w:val="21"/>
+              </w:rPr>
+              <w:t xml:space="preserve">4a.1 El sistema </w:t>
+            </w:r>
+            <w:del w:id="25" w:author="Lopez Martinez, Patricia" w:date="2026-02-27T10:01:00Z">
+              <w:r>
+                <w:rPr>
+                  <w:rFonts w:ascii="Arial" w:hAnsi="Arial" w:cs="Arial"/>
+                  <w:sz w:val="21"/>
+                  <w:szCs w:val="21"/>
+                </w:rPr>
+                <w:delText>no ejecuta la acción “Guardar”</w:delText>
+              </w:r>
+              <w:r>
+                <w:rPr>
+                  <w:rFonts w:ascii="Arial" w:hAnsi="Arial" w:cs="Arial"/>
+                  <w:sz w:val="21"/>
+                  <w:szCs w:val="21"/>
+                </w:rPr>
+                <w:delText xml:space="preserve">, y </w:delText>
+              </w:r>
+            </w:del>
+            <w:r>
+              <w:rPr>
+                <w:rFonts w:ascii="Arial" w:hAnsi="Arial" w:cs="Arial"/>
+                <w:sz w:val="21"/>
+                <w:szCs w:val="21"/>
+              </w:rPr>
+              <w:t>muestra un aviso junto a los campos erróneos para que el usuario revise los datos introducidos</w:t>
+            </w:r>
+            <w:r>
+              <w:rPr>
+                <w:rFonts w:ascii="Arial" w:hAnsi="Arial" w:cs="Arial"/>
+                <w:sz w:val="21"/>
+                <w:szCs w:val="21"/>
+              </w:rPr>
+              <w:t>.</w:t>
+            </w:r>
+          </w:p>
+          <w:p>
+            <w:pPr>
+              <w:spacing w:line="276" w:lineRule="auto"/>
+              <w:jc w:val="both"/>
+              <w:cnfStyle w:val="000000100000" w:firstRow="0" w:lastRow="0" w:firstColumn="0" w:lastColumn="0" w:oddVBand="0" w:evenVBand="0" w:oddHBand="1" w:evenHBand="0" w:firstRowFirstColumn="0" w:firstRowLastColumn="0" w:lastRowFirstColumn="0" w:lastRowLastColumn="0"/>
+              <w:rPr>
+                <w:rFonts w:ascii="Arial" w:hAnsi="Arial" w:cs="Arial"/>
+                <w:sz w:val="21"/>
+                <w:szCs w:val="21"/>
+              </w:rPr>
+            </w:pPr>
+            <w:r>
+              <w:rPr>
+                <w:rFonts w:ascii="Arial" w:hAnsi="Arial" w:cs="Arial"/>
+                <w:sz w:val="21"/>
+                <w:szCs w:val="21"/>
+              </w:rPr>
+              <w:t>5a. El sistema no puede acceder a la base de datos.</w:t>
+            </w:r>
+          </w:p>
+          <w:p>
+            <w:pPr>
+              <w:spacing w:line="276" w:lineRule="auto"/>
+              <w:ind w:left="708"/>
+              <w:jc w:val="both"/>
+              <w:cnfStyle w:val="000000100000" w:firstRow="0" w:lastRow="0" w:firstColumn="0" w:lastColumn="0" w:oddVBand="0" w:evenVBand="0" w:oddHBand="1" w:evenHBand="0" w:firstRowFirstColumn="0" w:firstRowLastColumn="0" w:lastRowFirstColumn="0" w:lastRowLastColumn="0"/>
+              <w:rPr>
+                <w:rFonts w:ascii="Arial" w:hAnsi="Arial" w:cs="Arial"/>
+              </w:rPr>
+            </w:pPr>
+            <w:r>
+              <w:rPr>
+                <w:rFonts w:ascii="Arial" w:hAnsi="Arial" w:cs="Arial"/>
+                <w:sz w:val="21"/>
+                <w:szCs w:val="21"/>
+              </w:rPr>
+              <w:t>5a.1 El sistema muestra un aviso de lo sucedido.</w:t>
+            </w:r>
+          </w:p>
+        </w:tc>
+      </w:tr>
+      <w:tr>
+        <w:tc>
+          <w:tcPr>
+            <w:cnfStyle w:val="001000000000" w:firstRow="0" w:lastRow="0" w:firstColumn="1" w:lastColumn="0" w:oddVBand="0" w:evenVBand="0" w:oddHBand="0" w:evenHBand="0" w:firstRowFirstColumn="0" w:firstRowLastColumn="0" w:lastRowFirstColumn="0" w:lastRowLastColumn="0"/>
+            <w:tcW w:w="2405" w:type="dxa"/>
+            <w:tcBorders>
+              <w:top w:val="single" w:sz="4" w:space="0" w:color="5B9BD5"/>
+              <w:left w:val="single" w:sz="4" w:space="0" w:color="5B9BD5"/>
+              <w:bottom w:val="single" w:sz="4" w:space="0" w:color="5B9BD5"/>
+              <w:right w:val="single" w:sz="4" w:space="0" w:color="5B9BD5"/>
+            </w:tcBorders>
+          </w:tcPr>
+          <w:p>
+            <w:pPr>
+              <w:spacing w:line="276" w:lineRule="auto"/>
+              <w:jc w:val="both"/>
+              <w:rPr>
+                <w:rFonts w:ascii="Arial" w:hAnsi="Arial" w:cs="Arial"/>
+              </w:rPr>
+            </w:pPr>
+            <w:r>
+              <w:rPr>
+                <w:rFonts w:ascii="Arial" w:hAnsi="Arial" w:cs="Arial"/>
+              </w:rPr>
+              <w:t>Comentarios</w:t>
+            </w:r>
+          </w:p>
+        </w:tc>
+        <w:tc>
+          <w:tcPr>
+            <w:tcW w:w="6089" w:type="dxa"/>
+            <w:tcBorders>
+              <w:top w:val="single" w:sz="4" w:space="0" w:color="5B9BD5"/>
+              <w:left w:val="single" w:sz="4" w:space="0" w:color="5B9BD5"/>
+              <w:bottom w:val="single" w:sz="4" w:space="0" w:color="5B9BD5"/>
+              <w:right w:val="single" w:sz="4" w:space="0" w:color="5B9BD5"/>
+            </w:tcBorders>
+          </w:tcPr>
+          <w:p>
+            <w:pPr>
+              <w:spacing w:line="276" w:lineRule="auto"/>
+              <w:jc w:val="both"/>
+              <w:cnfStyle w:val="000000000000" w:firstRow="0" w:lastRow="0" w:firstColumn="0" w:lastColumn="0" w:oddVBand="0" w:evenVBand="0" w:oddHBand="0" w:evenHBand="0" w:firstRowFirstColumn="0" w:firstRowLastColumn="0" w:lastRowFirstColumn="0" w:lastRowLastColumn="0"/>
+              <w:rPr>
+                <w:rFonts w:ascii="Arial" w:hAnsi="Arial" w:cs="Arial"/>
+              </w:rPr>
+            </w:pPr>
+          </w:p>
+        </w:tc>
+      </w:tr>
+    </w:tbl>
+    <w:p>
+      <w:pPr>
+        <w:rPr>
+          <w:b/>
+          <w:bCs/>
+        </w:rPr>
+      </w:pPr>
+    </w:p>
+    <w:p>
+      <w:pPr>
+        <w:jc w:val="center"/>
+        <w:rPr>
+          <w:rFonts w:ascii="Arial" w:hAnsi="Arial" w:cs="Arial"/>
+          <w:i/>
+          <w:iCs/>
+          <w:color w:val="595959" w:themeColor="text1" w:themeTint="A6"/>
+        </w:rPr>
+      </w:pPr>
+      <w:r>
+        <w:rPr>
+          <w:rFonts w:ascii="Arial" w:hAnsi="Arial" w:cs="Arial"/>
+          <w:i/>
+          <w:iCs/>
+          <w:color w:val="595959" w:themeColor="text1" w:themeTint="A6"/>
+        </w:rPr>
+        <w:t xml:space="preserve">Tabla </w:t>
+      </w:r>
+      <w:r>
+        <w:rPr>
+          <w:rFonts w:ascii="Arial" w:hAnsi="Arial" w:cs="Arial"/>
+          <w:i/>
+          <w:iCs/>
+          <w:color w:val="595959" w:themeColor="text1" w:themeTint="A6"/>
+        </w:rPr>
+        <w:t>2</w:t>
+      </w:r>
+      <w:r>
+        <w:rPr>
+          <w:rFonts w:ascii="Arial" w:hAnsi="Arial" w:cs="Arial"/>
+          <w:i/>
+          <w:iCs/>
+          <w:color w:val="595959" w:themeColor="text1" w:themeTint="A6"/>
+        </w:rPr>
+        <w:t xml:space="preserve"> – Especificación del caso de uso </w:t>
+      </w:r>
+      <w:r>
+        <w:rPr>
+          <w:rFonts w:ascii="Arial" w:hAnsi="Arial" w:cs="Arial"/>
+          <w:i/>
+          <w:iCs/>
+          <w:color w:val="595959" w:themeColor="text1" w:themeTint="A6"/>
+        </w:rPr>
+        <w:t>Modificar</w:t>
+      </w:r>
+      <w:r>
+        <w:rPr>
+          <w:rFonts w:ascii="Arial" w:hAnsi="Arial" w:cs="Arial"/>
+          <w:i/>
+          <w:iCs/>
+          <w:color w:val="595959" w:themeColor="text1" w:themeTint="A6"/>
+        </w:rPr>
+        <w:t xml:space="preserve"> Artículo</w:t>
       </w:r>
     </w:p>
     <w:tbl>
@@ -5535,7 +6625,7 @@
               <w:rPr>
                 <w:rFonts w:ascii="Arial" w:hAnsi="Arial" w:cs="Arial"/>
               </w:rPr>
-              <w:t>CU001</w:t>
+              <w:t>CU002</w:t>
             </w:r>
           </w:p>
         </w:tc>
@@ -5594,7 +6684,7 @@
               <w:rPr>
                 <w:rFonts w:ascii="Arial" w:hAnsi="Arial" w:cs="Arial"/>
               </w:rPr>
-              <w:t>Crear Artículo</w:t>
+              <w:t>Modificar Artículo</w:t>
             </w:r>
           </w:p>
         </w:tc>
@@ -5754,15 +6844,55 @@
               <w:cnfStyle w:val="000000000000" w:firstRow="0" w:lastRow="0" w:firstColumn="0" w:lastColumn="0" w:oddVBand="0" w:evenVBand="0" w:oddHBand="0" w:evenHBand="0" w:firstRowFirstColumn="0" w:firstRowLastColumn="0" w:lastRowFirstColumn="0" w:lastRowLastColumn="0"/>
               <w:rPr>
                 <w:rFonts w:ascii="Arial" w:hAnsi="Arial" w:cs="Arial"/>
-                <w:sz w:val="21"/>
-                <w:szCs w:val="21"/>
-              </w:rPr>
-            </w:pPr>
-            <w:r>
-              <w:rPr>
-                <w:rFonts w:ascii="Arial" w:hAnsi="Arial" w:cs="Arial"/>
-              </w:rPr>
-              <w:t>Permite a los administradores de la tienda agregar un nuevo artículo a la base de datos de la aplicación. Esto es esencial para mantener un registro actualizado de los productos disponibles para la compra y la venta en la tienda.</w:t>
+              </w:rPr>
+            </w:pPr>
+            <w:r>
+              <w:rPr>
+                <w:rFonts w:ascii="Arial" w:hAnsi="Arial" w:cs="Arial"/>
+              </w:rPr>
+              <w:t>P</w:t>
+            </w:r>
+            <w:r>
+              <w:rPr>
+                <w:rFonts w:ascii="Arial" w:hAnsi="Arial" w:cs="Arial"/>
+              </w:rPr>
+              <w:t xml:space="preserve">ermite a los </w:t>
+            </w:r>
+            <w:r>
+              <w:rPr>
+                <w:rFonts w:ascii="Arial" w:hAnsi="Arial" w:cs="Arial"/>
+              </w:rPr>
+              <w:t xml:space="preserve">administradores </w:t>
+            </w:r>
+            <w:r>
+              <w:rPr>
+                <w:rFonts w:ascii="Arial" w:hAnsi="Arial" w:cs="Arial"/>
+              </w:rPr>
+              <w:t xml:space="preserve">de la tienda </w:t>
+            </w:r>
+            <w:r>
+              <w:rPr>
+                <w:rFonts w:ascii="Arial" w:hAnsi="Arial" w:cs="Arial"/>
+              </w:rPr>
+              <w:t xml:space="preserve">modificar </w:t>
+            </w:r>
+            <w:r>
+              <w:rPr>
+                <w:rFonts w:ascii="Arial" w:hAnsi="Arial" w:cs="Arial"/>
+              </w:rPr>
+              <w:t xml:space="preserve">un artículo </w:t>
+            </w:r>
+            <w:r>
+              <w:rPr>
+                <w:rFonts w:ascii="Arial" w:hAnsi="Arial" w:cs="Arial"/>
+              </w:rPr>
+              <w:t xml:space="preserve">de </w:t>
+            </w:r>
+            <w:r>
+              <w:rPr>
+                <w:rFonts w:ascii="Arial" w:hAnsi="Arial" w:cs="Arial"/>
+              </w:rPr>
+              <w:t>la base de datos.</w:t>
             </w:r>
           </w:p>
         </w:tc>
@@ -5821,7 +6951,7 @@
               <w:rPr>
                 <w:rFonts w:ascii="Arial" w:hAnsi="Arial" w:cs="Arial"/>
               </w:rPr>
-              <w:t>El usuario selecciona la opción “</w:t>
+              <w:t>El usuario selecciona la opción de “</w:t>
             </w:r>
             <w:r>
               <w:rPr>
@@ -5829,13 +6959,21 @@
                 <w:i/>
                 <w:iCs/>
               </w:rPr>
-              <w:t>Crear Artículo</w:t>
-            </w:r>
-            <w:r>
-              <w:rPr>
-                <w:rFonts w:ascii="Arial" w:hAnsi="Arial" w:cs="Arial"/>
-              </w:rPr>
-              <w:t>”.</w:t>
+              <w:t>Modificar</w:t>
+            </w:r>
+            <w:r>
+              <w:rPr>
+                <w:rFonts w:ascii="Arial" w:hAnsi="Arial" w:cs="Arial"/>
+                <w:i/>
+                <w:iCs/>
+              </w:rPr>
+              <w:t xml:space="preserve"> Artículo</w:t>
+            </w:r>
+            <w:r>
+              <w:rPr>
+                <w:rFonts w:ascii="Arial" w:hAnsi="Arial" w:cs="Arial"/>
+              </w:rPr>
+              <w:t>” que se encuentra al lado de cada artículo de la lista.</w:t>
             </w:r>
           </w:p>
         </w:tc>
@@ -5892,6 +7030,38 @@
                 <w:rFonts w:ascii="Arial" w:hAnsi="Arial" w:cs="Arial"/>
               </w:rPr>
               <w:t>El usuario ha iniciado sesión en el sistema con sus credenciales.</w:t>
+            </w:r>
+          </w:p>
+          <w:p>
+            <w:pPr>
+              <w:spacing w:line="276" w:lineRule="auto"/>
+              <w:jc w:val="both"/>
+              <w:cnfStyle w:val="000000000000" w:firstRow="0" w:lastRow="0" w:firstColumn="0" w:lastColumn="0" w:oddVBand="0" w:evenVBand="0" w:oddHBand="0" w:evenHBand="0" w:firstRowFirstColumn="0" w:firstRowLastColumn="0" w:lastRowFirstColumn="0" w:lastRowLastColumn="0"/>
+              <w:rPr>
+                <w:rFonts w:ascii="Arial" w:hAnsi="Arial" w:cs="Arial"/>
+              </w:rPr>
+            </w:pPr>
+            <w:r>
+              <w:rPr>
+                <w:rFonts w:ascii="Arial" w:hAnsi="Arial" w:cs="Arial"/>
+              </w:rPr>
+              <w:t>El usuario está en la consulta de artículos.</w:t>
+            </w:r>
+          </w:p>
+          <w:p>
+            <w:pPr>
+              <w:spacing w:line="276" w:lineRule="auto"/>
+              <w:jc w:val="both"/>
+              <w:cnfStyle w:val="000000000000" w:firstRow="0" w:lastRow="0" w:firstColumn="0" w:lastColumn="0" w:oddVBand="0" w:evenVBand="0" w:oddHBand="0" w:evenHBand="0" w:firstRowFirstColumn="0" w:firstRowLastColumn="0" w:lastRowFirstColumn="0" w:lastRowLastColumn="0"/>
+              <w:rPr>
+                <w:rFonts w:ascii="Arial" w:hAnsi="Arial" w:cs="Arial"/>
+              </w:rPr>
+            </w:pPr>
+            <w:r>
+              <w:rPr>
+                <w:rFonts w:ascii="Arial" w:hAnsi="Arial" w:cs="Arial"/>
+              </w:rPr>
+              <w:t>Existe al menos un artículo dado de alta en la base de datos.</w:t>
             </w:r>
           </w:p>
         </w:tc>
@@ -5950,7 +7120,7 @@
               <w:rPr>
                 <w:rFonts w:ascii="Arial" w:hAnsi="Arial" w:cs="Arial"/>
               </w:rPr>
-              <w:t>El sistema añade el artículo a la base de datos.</w:t>
+              <w:t>El sistema modifica el artículo en la base de datos.</w:t>
             </w:r>
           </w:p>
           <w:p>
@@ -5966,7 +7136,7 @@
               <w:rPr>
                 <w:rFonts w:ascii="Arial" w:hAnsi="Arial" w:cs="Arial"/>
               </w:rPr>
-              <w:t>El sistema avisa al usuario de que el artículo se ha creado.</w:t>
+              <w:t>El sistema avisa al usuario de que el artículo se ha modificado correctamente.</w:t>
             </w:r>
           </w:p>
         </w:tc>
@@ -6097,59 +7267,151 @@
               <w:rPr>
                 <w:rFonts w:ascii="Arial" w:hAnsi="Arial" w:cs="Arial"/>
               </w:rPr>
-              <w:t xml:space="preserve">1. El sistema muestra un formulario de creación de artículo con los campos a rellenar: nombre, </w:t>
-            </w:r>
-            <w:commentRangeStart w:id="18"/>
-            <w:commentRangeStart w:id="19"/>
-            <w:commentRangeStart w:id="20"/>
-            <w:r>
-              <w:rPr>
-                <w:rFonts w:ascii="Arial" w:hAnsi="Arial" w:cs="Arial"/>
-              </w:rPr>
-              <w:t>fecha de creación</w:t>
-            </w:r>
-            <w:commentRangeEnd w:id="18"/>
+              <w:t>1. El sistema</w:t>
+            </w:r>
+            <w:r>
+              <w:rPr>
+                <w:rFonts w:ascii="Arial" w:hAnsi="Arial" w:cs="Arial"/>
+              </w:rPr>
+              <w:t xml:space="preserve"> muestra un formulario </w:t>
+            </w:r>
+            <w:r>
+              <w:rPr>
+                <w:rFonts w:ascii="Arial" w:hAnsi="Arial" w:cs="Arial"/>
+              </w:rPr>
+              <w:t xml:space="preserve">igual al </w:t>
+            </w:r>
+            <w:r>
+              <w:rPr>
+                <w:rFonts w:ascii="Arial" w:hAnsi="Arial" w:cs="Arial"/>
+              </w:rPr>
+              <w:t xml:space="preserve">de </w:t>
+            </w:r>
+            <w:r>
+              <w:rPr>
+                <w:rFonts w:ascii="Arial" w:hAnsi="Arial" w:cs="Arial"/>
+              </w:rPr>
+              <w:t xml:space="preserve">la </w:t>
+            </w:r>
+            <w:r>
+              <w:rPr>
+                <w:rFonts w:ascii="Arial" w:hAnsi="Arial" w:cs="Arial"/>
+              </w:rPr>
+              <w:t>creación de</w:t>
+            </w:r>
+            <w:r>
+              <w:rPr>
+                <w:rFonts w:ascii="Arial" w:hAnsi="Arial" w:cs="Arial"/>
+              </w:rPr>
+              <w:t>l</w:t>
+            </w:r>
+            <w:r>
+              <w:rPr>
+                <w:rFonts w:ascii="Arial" w:hAnsi="Arial" w:cs="Arial"/>
+              </w:rPr>
+              <w:t xml:space="preserve"> artículo</w:t>
+            </w:r>
+            <w:r>
+              <w:rPr>
+                <w:rFonts w:ascii="Arial" w:hAnsi="Arial" w:cs="Arial"/>
+              </w:rPr>
+              <w:t>,</w:t>
+            </w:r>
+            <w:r>
+              <w:rPr>
+                <w:rFonts w:ascii="Arial" w:hAnsi="Arial" w:cs="Arial"/>
+              </w:rPr>
+              <w:t xml:space="preserve"> con </w:t>
+            </w:r>
+            <w:r>
+              <w:rPr>
+                <w:rFonts w:ascii="Arial" w:hAnsi="Arial" w:cs="Arial"/>
+              </w:rPr>
+              <w:t xml:space="preserve">los </w:t>
+            </w:r>
+            <w:r>
+              <w:rPr>
+                <w:rFonts w:ascii="Arial" w:hAnsi="Arial" w:cs="Arial"/>
+              </w:rPr>
+              <w:t xml:space="preserve">campos </w:t>
+            </w:r>
+            <w:r>
+              <w:rPr>
+                <w:rFonts w:ascii="Arial" w:hAnsi="Arial" w:cs="Arial"/>
+              </w:rPr>
+              <w:t>rellenos con la información actual del artículo.</w:t>
+            </w:r>
+          </w:p>
+          <w:p>
+            <w:pPr>
+              <w:spacing w:line="276" w:lineRule="auto"/>
+              <w:jc w:val="both"/>
+              <w:cnfStyle w:val="000000100000" w:firstRow="0" w:lastRow="0" w:firstColumn="0" w:lastColumn="0" w:oddVBand="0" w:evenVBand="0" w:oddHBand="1" w:evenHBand="0" w:firstRowFirstColumn="0" w:firstRowLastColumn="0" w:lastRowFirstColumn="0" w:lastRowLastColumn="0"/>
+              <w:rPr>
+                <w:rFonts w:ascii="Arial" w:hAnsi="Arial" w:cs="Arial"/>
+              </w:rPr>
+            </w:pPr>
+            <w:r>
+              <w:rPr>
+                <w:rFonts w:ascii="Arial" w:hAnsi="Arial" w:cs="Arial"/>
+              </w:rPr>
+              <w:t xml:space="preserve">2. </w:t>
+            </w:r>
+            <w:r>
+              <w:rPr>
+                <w:rFonts w:ascii="Arial" w:hAnsi="Arial" w:cs="Arial"/>
+              </w:rPr>
+              <w:t xml:space="preserve">El </w:t>
+            </w:r>
+            <w:r>
+              <w:rPr>
+                <w:rFonts w:ascii="Arial" w:hAnsi="Arial" w:cs="Arial"/>
+              </w:rPr>
+              <w:t>usuario</w:t>
+            </w:r>
+            <w:r>
+              <w:rPr>
+                <w:rFonts w:ascii="Arial" w:hAnsi="Arial" w:cs="Arial"/>
+              </w:rPr>
+              <w:t xml:space="preserve"> completa el formulario </w:t>
+            </w:r>
+            <w:r>
+              <w:rPr>
+                <w:rFonts w:ascii="Arial" w:hAnsi="Arial" w:cs="Arial"/>
+              </w:rPr>
+              <w:t>modificando</w:t>
+            </w:r>
+            <w:r>
+              <w:rPr>
+                <w:rFonts w:ascii="Arial" w:hAnsi="Arial" w:cs="Arial"/>
+              </w:rPr>
+              <w:t xml:space="preserve"> la información </w:t>
+            </w:r>
+            <w:r>
+              <w:rPr>
+                <w:rFonts w:ascii="Arial" w:hAnsi="Arial" w:cs="Arial"/>
+              </w:rPr>
+              <w:t>deseada</w:t>
+            </w:r>
+            <w:r>
+              <w:rPr>
+                <w:rFonts w:ascii="Arial" w:hAnsi="Arial" w:cs="Arial"/>
+              </w:rPr>
+              <w:t xml:space="preserve"> sobre el </w:t>
+            </w:r>
+            <w:commentRangeStart w:id="26"/>
+            <w:r>
+              <w:rPr>
+                <w:rFonts w:ascii="Arial" w:hAnsi="Arial" w:cs="Arial"/>
+              </w:rPr>
+              <w:t>artículo</w:t>
+            </w:r>
+            <w:commentRangeEnd w:id="26"/>
             <w:r>
               <w:rPr>
                 <w:rStyle w:val="Refdecomentario"/>
-                <w:sz w:val="18"/>
-                <w:szCs w:val="18"/>
-              </w:rPr>
-              <w:commentReference w:id="18"/>
-            </w:r>
-            <w:commentRangeEnd w:id="19"/>
-            <w:r>
-              <w:rPr>
-                <w:rStyle w:val="Refdecomentario"/>
-              </w:rPr>
-              <w:commentReference w:id="19"/>
-            </w:r>
-            <w:commentRangeEnd w:id="20"/>
-            <w:r>
-              <w:rPr>
-                <w:rStyle w:val="Refdecomentario"/>
-              </w:rPr>
-              <w:commentReference w:id="20"/>
-            </w:r>
-            <w:r>
-              <w:rPr>
-                <w:rFonts w:ascii="Arial" w:hAnsi="Arial" w:cs="Arial"/>
-              </w:rPr>
-              <w:t xml:space="preserve">, precio, stock actual, stock mínimo recomendado, descuento, unidad, categoría y tipo de </w:t>
-            </w:r>
-            <w:commentRangeStart w:id="21"/>
-            <w:r>
-              <w:rPr>
-                <w:rFonts w:ascii="Arial" w:hAnsi="Arial" w:cs="Arial"/>
-              </w:rPr>
-              <w:t>IVA</w:t>
-            </w:r>
-            <w:commentRangeEnd w:id="21"/>
-            <w:r>
-              <w:rPr>
-                <w:rStyle w:val="Refdecomentario"/>
-              </w:rPr>
-              <w:commentReference w:id="21"/>
+              </w:rPr>
+              <w:commentReference w:id="26"/>
             </w:r>
             <w:r>
               <w:rPr>
@@ -6171,7 +7433,31 @@
               <w:rPr>
                 <w:rFonts w:ascii="Arial" w:hAnsi="Arial" w:cs="Arial"/>
               </w:rPr>
-              <w:t>2. El usuario completa el formulario proporcionando la información requerida sobre el nuevo artículo.</w:t>
+              <w:t xml:space="preserve">3. </w:t>
+            </w:r>
+            <w:r>
+              <w:rPr>
+                <w:rFonts w:ascii="Arial" w:hAnsi="Arial" w:cs="Arial"/>
+              </w:rPr>
+              <w:t xml:space="preserve">El </w:t>
+            </w:r>
+            <w:r>
+              <w:rPr>
+                <w:rFonts w:ascii="Arial" w:hAnsi="Arial" w:cs="Arial"/>
+              </w:rPr>
+              <w:t>usuario</w:t>
+            </w:r>
+            <w:r>
+              <w:rPr>
+                <w:rFonts w:ascii="Arial" w:hAnsi="Arial" w:cs="Arial"/>
+              </w:rPr>
+              <w:t xml:space="preserve"> selecciona la opción "Guardar"</w:t>
+            </w:r>
+            <w:r>
+              <w:rPr>
+                <w:rFonts w:ascii="Arial" w:hAnsi="Arial" w:cs="Arial"/>
+              </w:rPr>
+              <w:t>.</w:t>
             </w:r>
           </w:p>
           <w:p>
@@ -6187,7 +7473,13 @@
               <w:rPr>
                 <w:rFonts w:ascii="Arial" w:hAnsi="Arial" w:cs="Arial"/>
               </w:rPr>
-              <w:t>3. El usuario selecciona la opción "Guardar".</w:t>
+              <w:t xml:space="preserve">4. El sistema </w:t>
+            </w:r>
+            <w:r>
+              <w:rPr>
+                <w:rFonts w:ascii="Arial" w:hAnsi="Arial" w:cs="Arial"/>
+              </w:rPr>
+              <w:t>valida los datos ingresados y verifica que no haya errores.</w:t>
             </w:r>
           </w:p>
           <w:p>
@@ -6203,7 +7495,19 @@
               <w:rPr>
                 <w:rFonts w:ascii="Arial" w:hAnsi="Arial" w:cs="Arial"/>
               </w:rPr>
-              <w:t>4. El sistema valida los datos ingresados y verifica que no haya errores.</w:t>
+              <w:t xml:space="preserve">5. El sistema modifica el </w:t>
+            </w:r>
+            <w:r>
+              <w:rPr>
+                <w:rFonts w:ascii="Arial" w:hAnsi="Arial" w:cs="Arial"/>
+              </w:rPr>
+              <w:t>artículo en la base de datos</w:t>
+            </w:r>
+            <w:r>
+              <w:rPr>
+                <w:rFonts w:ascii="Arial" w:hAnsi="Arial" w:cs="Arial"/>
+              </w:rPr>
+              <w:t>.</w:t>
             </w:r>
           </w:p>
           <w:p>
@@ -6219,23 +7523,31 @@
               <w:rPr>
                 <w:rFonts w:ascii="Arial" w:hAnsi="Arial" w:cs="Arial"/>
               </w:rPr>
-              <w:t>5. El sistema crea el nuevo artículo en la base de datos.</w:t>
-            </w:r>
-          </w:p>
-          <w:p>
-            <w:pPr>
-              <w:spacing w:line="276" w:lineRule="auto"/>
-              <w:jc w:val="both"/>
-              <w:cnfStyle w:val="000000100000" w:firstRow="0" w:lastRow="0" w:firstColumn="0" w:lastColumn="0" w:oddVBand="0" w:evenVBand="0" w:oddHBand="1" w:evenHBand="0" w:firstRowFirstColumn="0" w:firstRowLastColumn="0" w:lastRowFirstColumn="0" w:lastRowLastColumn="0"/>
-              <w:rPr>
-                <w:rFonts w:ascii="Arial" w:hAnsi="Arial" w:cs="Arial"/>
-              </w:rPr>
-            </w:pPr>
-            <w:r>
-              <w:rPr>
-                <w:rFonts w:ascii="Arial" w:hAnsi="Arial" w:cs="Arial"/>
-              </w:rPr>
-              <w:t>6. El sistema muestra una confirmación de que el artículo se ha creado con éxito.</w:t>
+              <w:t xml:space="preserve">6. El sistema </w:t>
+            </w:r>
+            <w:r>
+              <w:rPr>
+                <w:rFonts w:ascii="Arial" w:hAnsi="Arial" w:cs="Arial"/>
+              </w:rPr>
+              <w:t xml:space="preserve">muestra una confirmación de que el artículo se ha </w:t>
+            </w:r>
+            <w:r>
+              <w:rPr>
+                <w:rFonts w:ascii="Arial" w:hAnsi="Arial" w:cs="Arial"/>
+              </w:rPr>
+              <w:t>modificado</w:t>
+            </w:r>
+            <w:r>
+              <w:rPr>
+                <w:rFonts w:ascii="Arial" w:hAnsi="Arial" w:cs="Arial"/>
+              </w:rPr>
+              <w:t xml:space="preserve"> con éxito</w:t>
+            </w:r>
+            <w:r>
+              <w:rPr>
+                <w:rFonts w:ascii="Arial" w:hAnsi="Arial" w:cs="Arial"/>
+              </w:rPr>
+              <w:t>.</w:t>
             </w:r>
           </w:p>
         </w:tc>
@@ -6336,7 +7648,7 @@
                 <w:sz w:val="21"/>
                 <w:szCs w:val="21"/>
               </w:rPr>
-              <w:t>2b. El usuario hace clic sobre un campo obligatorio, no introduce ningún dato y hace clic en otro campo del formulario.</w:t>
+              <w:t>2b. El usuario hace clic sobre un campo obligatorio, borra el dato existente, no introduce ningún dato y hace clic en otro campo del formulario.</w:t>
             </w:r>
           </w:p>
           <w:p>
@@ -6514,22 +7826,28 @@
     </w:tbl>
     <w:p>
       <w:pPr>
-        <w:rPr>
-          <w:b/>
-          <w:bCs/>
+        <w:jc w:val="both"/>
+        <w:rPr>
+          <w:rFonts w:ascii="Arial" w:hAnsi="Arial" w:cs="Arial"/>
         </w:rPr>
       </w:pPr>
     </w:p>
     <w:p>
       <w:pPr>
         <w:jc w:val="center"/>
+        <w:rPr>
+          <w:rFonts w:ascii="Arial" w:hAnsi="Arial" w:cs="Arial"/>
+        </w:rPr>
+      </w:pPr>
+      <w:r>
         <w:rPr>
           <w:rFonts w:ascii="Arial" w:hAnsi="Arial" w:cs="Arial"/>
           <w:i/>
           <w:iCs/>
           <w:color w:val="595959" w:themeColor="text1" w:themeTint="A6"/>
         </w:rPr>
-      </w:pPr>
+        <w:t xml:space="preserve">Tabla </w:t>
+      </w:r>
       <w:r>
         <w:rPr>
           <w:rFonts w:ascii="Arial" w:hAnsi="Arial" w:cs="Arial"/>
@@ -6537,7 +7855,7 @@
           <w:iCs/>
           <w:color w:val="595959" w:themeColor="text1" w:themeTint="A6"/>
         </w:rPr>
-        <w:t xml:space="preserve">Tabla </w:t>
+        <w:t>3</w:t>
       </w:r>
       <w:r>
         <w:rPr>
@@ -6546,7 +7864,7 @@
           <w:iCs/>
           <w:color w:val="595959" w:themeColor="text1" w:themeTint="A6"/>
         </w:rPr>
-        <w:t>2</w:t>
+        <w:t xml:space="preserve"> – Especificación del caso de uso </w:t>
       </w:r>
       <w:r>
         <w:rPr>
@@ -6555,16 +7873,7 @@
           <w:iCs/>
           <w:color w:val="595959" w:themeColor="text1" w:themeTint="A6"/>
         </w:rPr>
-        <w:t xml:space="preserve"> – Especificación del caso de uso </w:t>
-      </w:r>
-      <w:r>
-        <w:rPr>
-          <w:rFonts w:ascii="Arial" w:hAnsi="Arial" w:cs="Arial"/>
-          <w:i/>
-          <w:iCs/>
-          <w:color w:val="595959" w:themeColor="text1" w:themeTint="A6"/>
-        </w:rPr>
-        <w:t>Modificar</w:t>
+        <w:t>Eliminar</w:t>
       </w:r>
       <w:r>
         <w:rPr>
@@ -6648,7 +7957,13 @@
               <w:rPr>
                 <w:rFonts w:ascii="Arial" w:hAnsi="Arial" w:cs="Arial"/>
               </w:rPr>
-              <w:t>CU002</w:t>
+              <w:t>CU00</w:t>
+            </w:r>
+            <w:r>
+              <w:rPr>
+                <w:rFonts w:ascii="Arial" w:hAnsi="Arial" w:cs="Arial"/>
+              </w:rPr>
+              <w:t>3</w:t>
             </w:r>
           </w:p>
         </w:tc>
@@ -6680,6 +7995,7 @@
               <w:rPr>
                 <w:rFonts w:ascii="Arial" w:hAnsi="Arial" w:cs="Arial"/>
               </w:rPr>
+              <w:lastRenderedPageBreak/>
               <w:t>Nombre</w:t>
             </w:r>
           </w:p>
@@ -6707,7 +8023,7 @@
               <w:rPr>
                 <w:rFonts w:ascii="Arial" w:hAnsi="Arial" w:cs="Arial"/>
               </w:rPr>
-              <w:t>Modificar Artículo</w:t>
+              <w:t>Eliminar Artículo</w:t>
             </w:r>
           </w:p>
         </w:tc>
@@ -6795,7 +8111,6 @@
               <w:rPr>
                 <w:rFonts w:ascii="Arial" w:hAnsi="Arial" w:cs="Arial"/>
               </w:rPr>
-              <w:lastRenderedPageBreak/>
               <w:t>Actores secundarios</w:t>
             </w:r>
           </w:p>
@@ -6897,7 +8212,7 @@
               <w:rPr>
                 <w:rFonts w:ascii="Arial" w:hAnsi="Arial" w:cs="Arial"/>
               </w:rPr>
-              <w:t xml:space="preserve">modificar </w:t>
+              <w:t xml:space="preserve">eliminar </w:t>
             </w:r>
             <w:r>
               <w:rPr>
@@ -6982,7 +8297,7 @@
                 <w:i/>
                 <w:iCs/>
               </w:rPr>
-              <w:t>Modificar</w:t>
+              <w:t xml:space="preserve">Eliminar </w:t>
             </w:r>
             <w:r>
               <w:rPr>
@@ -6990,7 +8305,7 @@
                 <w:i/>
                 <w:iCs/>
               </w:rPr>
-              <w:t xml:space="preserve"> Artículo</w:t>
+              <w:t>Artículo</w:t>
             </w:r>
             <w:r>
               <w:rPr>
@@ -7143,7 +8458,67 @@
               <w:rPr>
                 <w:rFonts w:ascii="Arial" w:hAnsi="Arial" w:cs="Arial"/>
               </w:rPr>
-              <w:t>El sistema modifica el artículo en la base de datos.</w:t>
+              <w:t xml:space="preserve">El sistema elimina el artículo en la base de </w:t>
+            </w:r>
+            <w:commentRangeStart w:id="27"/>
+            <w:commentRangeStart w:id="28"/>
+            <w:commentRangeStart w:id="29"/>
+            <w:commentRangeStart w:id="30"/>
+            <w:commentRangeStart w:id="31"/>
+            <w:commentRangeStart w:id="32"/>
+            <w:r>
+              <w:rPr>
+                <w:rFonts w:ascii="Arial" w:hAnsi="Arial" w:cs="Arial"/>
+              </w:rPr>
+              <w:t>datos</w:t>
+            </w:r>
+            <w:commentRangeEnd w:id="27"/>
+            <w:r>
+              <w:rPr>
+                <w:rStyle w:val="Refdecomentario"/>
+              </w:rPr>
+              <w:commentReference w:id="27"/>
+            </w:r>
+            <w:commentRangeEnd w:id="28"/>
+            <w:r>
+              <w:rPr>
+                <w:rStyle w:val="Refdecomentario"/>
+              </w:rPr>
+              <w:commentReference w:id="28"/>
+            </w:r>
+            <w:commentRangeEnd w:id="29"/>
+            <w:r>
+              <w:rPr>
+                <w:rStyle w:val="Refdecomentario"/>
+              </w:rPr>
+              <w:commentReference w:id="29"/>
+            </w:r>
+            <w:commentRangeEnd w:id="30"/>
+            <w:r>
+              <w:rPr>
+                <w:rStyle w:val="Refdecomentario"/>
+              </w:rPr>
+              <w:commentReference w:id="30"/>
+            </w:r>
+            <w:commentRangeEnd w:id="31"/>
+            <w:r>
+              <w:rPr>
+                <w:rStyle w:val="Refdecomentario"/>
+              </w:rPr>
+              <w:commentReference w:id="31"/>
+            </w:r>
+            <w:commentRangeEnd w:id="32"/>
+            <w:r>
+              <w:rPr>
+                <w:rStyle w:val="Refdecomentario"/>
+              </w:rPr>
+              <w:commentReference w:id="32"/>
+            </w:r>
+            <w:r>
+              <w:rPr>
+                <w:rFonts w:ascii="Arial" w:hAnsi="Arial" w:cs="Arial"/>
+              </w:rPr>
+              <w:t>.</w:t>
             </w:r>
           </w:p>
           <w:p>
@@ -7159,7 +8534,7 @@
               <w:rPr>
                 <w:rFonts w:ascii="Arial" w:hAnsi="Arial" w:cs="Arial"/>
               </w:rPr>
-              <w:t>El sistema avisa al usuario de que el artículo se ha modificado correctamente.</w:t>
+              <w:t>El sistema avisa al usuario de que el artículo se ha eliminado correctamente.</w:t>
             </w:r>
           </w:p>
         </w:tc>
@@ -7296,73 +8671,39 @@
               <w:rPr>
                 <w:rFonts w:ascii="Arial" w:hAnsi="Arial" w:cs="Arial"/>
               </w:rPr>
-              <w:t xml:space="preserve"> muestra un formulario </w:t>
-            </w:r>
-            <w:r>
-              <w:rPr>
-                <w:rFonts w:ascii="Arial" w:hAnsi="Arial" w:cs="Arial"/>
-              </w:rPr>
-              <w:t xml:space="preserve">igual al </w:t>
-            </w:r>
-            <w:r>
-              <w:rPr>
-                <w:rFonts w:ascii="Arial" w:hAnsi="Arial" w:cs="Arial"/>
-              </w:rPr>
-              <w:t xml:space="preserve">de </w:t>
-            </w:r>
-            <w:r>
-              <w:rPr>
-                <w:rFonts w:ascii="Arial" w:hAnsi="Arial" w:cs="Arial"/>
-              </w:rPr>
-              <w:t xml:space="preserve">la </w:t>
-            </w:r>
-            <w:r>
-              <w:rPr>
-                <w:rFonts w:ascii="Arial" w:hAnsi="Arial" w:cs="Arial"/>
-              </w:rPr>
-              <w:t>creación de</w:t>
-            </w:r>
-            <w:r>
-              <w:rPr>
-                <w:rFonts w:ascii="Arial" w:hAnsi="Arial" w:cs="Arial"/>
-              </w:rPr>
-              <w:t>l</w:t>
-            </w:r>
-            <w:r>
-              <w:rPr>
-                <w:rFonts w:ascii="Arial" w:hAnsi="Arial" w:cs="Arial"/>
-              </w:rPr>
-              <w:t xml:space="preserve"> artículo</w:t>
-            </w:r>
-            <w:r>
-              <w:rPr>
-                <w:rFonts w:ascii="Arial" w:hAnsi="Arial" w:cs="Arial"/>
-              </w:rPr>
-              <w:t>,</w:t>
-            </w:r>
-            <w:r>
-              <w:rPr>
-                <w:rFonts w:ascii="Arial" w:hAnsi="Arial" w:cs="Arial"/>
-              </w:rPr>
-              <w:t xml:space="preserve"> con </w:t>
-            </w:r>
-            <w:r>
-              <w:rPr>
-                <w:rFonts w:ascii="Arial" w:hAnsi="Arial" w:cs="Arial"/>
-              </w:rPr>
-              <w:t xml:space="preserve">los </w:t>
-            </w:r>
-            <w:r>
-              <w:rPr>
-                <w:rFonts w:ascii="Arial" w:hAnsi="Arial" w:cs="Arial"/>
-              </w:rPr>
-              <w:t xml:space="preserve">campos </w:t>
-            </w:r>
-            <w:r>
-              <w:rPr>
-                <w:rFonts w:ascii="Arial" w:hAnsi="Arial" w:cs="Arial"/>
-              </w:rPr>
-              <w:t>rellenos con la información actual del artículo.</w:t>
+              <w:t xml:space="preserve"> </w:t>
+            </w:r>
+            <w:r>
+              <w:rPr>
+                <w:rFonts w:ascii="Arial" w:hAnsi="Arial" w:cs="Arial"/>
+              </w:rPr>
+              <w:t>verifica que el artículo no haya sido ingresado en una factura de compra o venta</w:t>
+            </w:r>
+            <w:commentRangeStart w:id="33"/>
+            <w:r>
+              <w:rPr>
+                <w:rFonts w:ascii="Arial" w:hAnsi="Arial" w:cs="Arial"/>
+              </w:rPr>
+              <w:t xml:space="preserve">, o </w:t>
+            </w:r>
+            <w:commentRangeEnd w:id="33"/>
+            <w:r>
+              <w:rPr>
+                <w:rStyle w:val="Refdecomentario"/>
+              </w:rPr>
+              <w:commentReference w:id="33"/>
+            </w:r>
+            <w:r>
+              <w:rPr>
+                <w:rFonts w:ascii="Arial" w:hAnsi="Arial" w:cs="Arial"/>
+              </w:rPr>
+              <w:t>que no tenga stock</w:t>
+            </w:r>
+            <w:r>
+              <w:rPr>
+                <w:rFonts w:ascii="Arial" w:hAnsi="Arial" w:cs="Arial"/>
+              </w:rPr>
+              <w:t>.</w:t>
             </w:r>
           </w:p>
           <w:p>
@@ -7378,63 +8719,59 @@
               <w:rPr>
                 <w:rFonts w:ascii="Arial" w:hAnsi="Arial" w:cs="Arial"/>
               </w:rPr>
-              <w:t xml:space="preserve">2. </w:t>
-            </w:r>
-            <w:r>
-              <w:rPr>
-                <w:rFonts w:ascii="Arial" w:hAnsi="Arial" w:cs="Arial"/>
-              </w:rPr>
-              <w:t xml:space="preserve">El </w:t>
-            </w:r>
-            <w:r>
-              <w:rPr>
-                <w:rFonts w:ascii="Arial" w:hAnsi="Arial" w:cs="Arial"/>
-              </w:rPr>
-              <w:t>usuario</w:t>
-            </w:r>
-            <w:r>
-              <w:rPr>
-                <w:rFonts w:ascii="Arial" w:hAnsi="Arial" w:cs="Arial"/>
-              </w:rPr>
-              <w:t xml:space="preserve"> completa el formulario </w:t>
-            </w:r>
-            <w:r>
-              <w:rPr>
-                <w:rFonts w:ascii="Arial" w:hAnsi="Arial" w:cs="Arial"/>
-              </w:rPr>
-              <w:t>modificando</w:t>
-            </w:r>
-            <w:r>
-              <w:rPr>
-                <w:rFonts w:ascii="Arial" w:hAnsi="Arial" w:cs="Arial"/>
-              </w:rPr>
-              <w:t xml:space="preserve"> la información </w:t>
-            </w:r>
-            <w:r>
-              <w:rPr>
-                <w:rFonts w:ascii="Arial" w:hAnsi="Arial" w:cs="Arial"/>
-              </w:rPr>
-              <w:t>deseada</w:t>
-            </w:r>
-            <w:r>
-              <w:rPr>
-                <w:rFonts w:ascii="Arial" w:hAnsi="Arial" w:cs="Arial"/>
-              </w:rPr>
-              <w:t xml:space="preserve"> sobre el </w:t>
-            </w:r>
-            <w:commentRangeStart w:id="22"/>
-            <w:r>
-              <w:rPr>
-                <w:rFonts w:ascii="Arial" w:hAnsi="Arial" w:cs="Arial"/>
-              </w:rPr>
-              <w:t>artículo</w:t>
-            </w:r>
-            <w:commentRangeEnd w:id="22"/>
-            <w:r>
-              <w:rPr>
-                <w:rStyle w:val="Refdecomentario"/>
-              </w:rPr>
-              <w:commentReference w:id="22"/>
+              <w:t>2. El sistema muestra un diálogo de confirmación antes de eliminar el artículo.</w:t>
+            </w:r>
+          </w:p>
+          <w:p>
+            <w:pPr>
+              <w:spacing w:line="276" w:lineRule="auto"/>
+              <w:jc w:val="both"/>
+              <w:cnfStyle w:val="000000100000" w:firstRow="0" w:lastRow="0" w:firstColumn="0" w:lastColumn="0" w:oddVBand="0" w:evenVBand="0" w:oddHBand="1" w:evenHBand="0" w:firstRowFirstColumn="0" w:firstRowLastColumn="0" w:lastRowFirstColumn="0" w:lastRowLastColumn="0"/>
+              <w:rPr>
+                <w:rFonts w:ascii="Arial" w:hAnsi="Arial" w:cs="Arial"/>
+              </w:rPr>
+            </w:pPr>
+            <w:r>
+              <w:rPr>
+                <w:rFonts w:ascii="Arial" w:hAnsi="Arial" w:cs="Arial"/>
+              </w:rPr>
+              <w:t>3. El usuario selecciona la opción de “</w:t>
+            </w:r>
+            <w:r>
+              <w:rPr>
+                <w:rFonts w:ascii="Arial" w:hAnsi="Arial" w:cs="Arial"/>
+                <w:i/>
+                <w:iCs/>
+              </w:rPr>
+              <w:t>Confirmar</w:t>
+            </w:r>
+            <w:r>
+              <w:rPr>
+                <w:rFonts w:ascii="Arial" w:hAnsi="Arial" w:cs="Arial"/>
+              </w:rPr>
+              <w:t>”.</w:t>
+            </w:r>
+          </w:p>
+          <w:p>
+            <w:pPr>
+              <w:spacing w:line="276" w:lineRule="auto"/>
+              <w:jc w:val="both"/>
+              <w:cnfStyle w:val="000000100000" w:firstRow="0" w:lastRow="0" w:firstColumn="0" w:lastColumn="0" w:oddVBand="0" w:evenVBand="0" w:oddHBand="1" w:evenHBand="0" w:firstRowFirstColumn="0" w:firstRowLastColumn="0" w:lastRowFirstColumn="0" w:lastRowLastColumn="0"/>
+              <w:rPr>
+                <w:rFonts w:ascii="Arial" w:hAnsi="Arial" w:cs="Arial"/>
+              </w:rPr>
+            </w:pPr>
+            <w:r>
+              <w:rPr>
+                <w:rFonts w:ascii="Arial" w:hAnsi="Arial" w:cs="Arial"/>
+              </w:rPr>
+              <w:t xml:space="preserve">4. El sistema elimina el </w:t>
+            </w:r>
+            <w:r>
+              <w:rPr>
+                <w:rFonts w:ascii="Arial" w:hAnsi="Arial" w:cs="Arial"/>
+              </w:rPr>
+              <w:t>artículo en la base de datos</w:t>
             </w:r>
             <w:r>
               <w:rPr>
@@ -7456,97 +8793,7 @@
               <w:rPr>
                 <w:rFonts w:ascii="Arial" w:hAnsi="Arial" w:cs="Arial"/>
               </w:rPr>
-              <w:t xml:space="preserve">3. </w:t>
-            </w:r>
-            <w:r>
-              <w:rPr>
-                <w:rFonts w:ascii="Arial" w:hAnsi="Arial" w:cs="Arial"/>
-              </w:rPr>
-              <w:t xml:space="preserve">El </w:t>
-            </w:r>
-            <w:r>
-              <w:rPr>
-                <w:rFonts w:ascii="Arial" w:hAnsi="Arial" w:cs="Arial"/>
-              </w:rPr>
-              <w:t>usuario</w:t>
-            </w:r>
-            <w:r>
-              <w:rPr>
-                <w:rFonts w:ascii="Arial" w:hAnsi="Arial" w:cs="Arial"/>
-              </w:rPr>
-              <w:t xml:space="preserve"> selecciona la opción "Guardar"</w:t>
-            </w:r>
-            <w:r>
-              <w:rPr>
-                <w:rFonts w:ascii="Arial" w:hAnsi="Arial" w:cs="Arial"/>
-              </w:rPr>
-              <w:t>.</w:t>
-            </w:r>
-          </w:p>
-          <w:p>
-            <w:pPr>
-              <w:spacing w:line="276" w:lineRule="auto"/>
-              <w:jc w:val="both"/>
-              <w:cnfStyle w:val="000000100000" w:firstRow="0" w:lastRow="0" w:firstColumn="0" w:lastColumn="0" w:oddVBand="0" w:evenVBand="0" w:oddHBand="1" w:evenHBand="0" w:firstRowFirstColumn="0" w:firstRowLastColumn="0" w:lastRowFirstColumn="0" w:lastRowLastColumn="0"/>
-              <w:rPr>
-                <w:rFonts w:ascii="Arial" w:hAnsi="Arial" w:cs="Arial"/>
-              </w:rPr>
-            </w:pPr>
-            <w:r>
-              <w:rPr>
-                <w:rFonts w:ascii="Arial" w:hAnsi="Arial" w:cs="Arial"/>
-              </w:rPr>
-              <w:t xml:space="preserve">4. El sistema </w:t>
-            </w:r>
-            <w:r>
-              <w:rPr>
-                <w:rFonts w:ascii="Arial" w:hAnsi="Arial" w:cs="Arial"/>
-              </w:rPr>
-              <w:t>valida los datos ingresados y verifica que no haya errores.</w:t>
-            </w:r>
-          </w:p>
-          <w:p>
-            <w:pPr>
-              <w:spacing w:line="276" w:lineRule="auto"/>
-              <w:jc w:val="both"/>
-              <w:cnfStyle w:val="000000100000" w:firstRow="0" w:lastRow="0" w:firstColumn="0" w:lastColumn="0" w:oddVBand="0" w:evenVBand="0" w:oddHBand="1" w:evenHBand="0" w:firstRowFirstColumn="0" w:firstRowLastColumn="0" w:lastRowFirstColumn="0" w:lastRowLastColumn="0"/>
-              <w:rPr>
-                <w:rFonts w:ascii="Arial" w:hAnsi="Arial" w:cs="Arial"/>
-              </w:rPr>
-            </w:pPr>
-            <w:r>
-              <w:rPr>
-                <w:rFonts w:ascii="Arial" w:hAnsi="Arial" w:cs="Arial"/>
-              </w:rPr>
-              <w:t xml:space="preserve">5. El sistema modifica el </w:t>
-            </w:r>
-            <w:r>
-              <w:rPr>
-                <w:rFonts w:ascii="Arial" w:hAnsi="Arial" w:cs="Arial"/>
-              </w:rPr>
-              <w:t>artículo en la base de datos</w:t>
-            </w:r>
-            <w:r>
-              <w:rPr>
-                <w:rFonts w:ascii="Arial" w:hAnsi="Arial" w:cs="Arial"/>
-              </w:rPr>
-              <w:t>.</w:t>
-            </w:r>
-          </w:p>
-          <w:p>
-            <w:pPr>
-              <w:spacing w:line="276" w:lineRule="auto"/>
-              <w:jc w:val="both"/>
-              <w:cnfStyle w:val="000000100000" w:firstRow="0" w:lastRow="0" w:firstColumn="0" w:lastColumn="0" w:oddVBand="0" w:evenVBand="0" w:oddHBand="1" w:evenHBand="0" w:firstRowFirstColumn="0" w:firstRowLastColumn="0" w:lastRowFirstColumn="0" w:lastRowLastColumn="0"/>
-              <w:rPr>
-                <w:rFonts w:ascii="Arial" w:hAnsi="Arial" w:cs="Arial"/>
-              </w:rPr>
-            </w:pPr>
-            <w:r>
-              <w:rPr>
-                <w:rFonts w:ascii="Arial" w:hAnsi="Arial" w:cs="Arial"/>
-              </w:rPr>
-              <w:t xml:space="preserve">6. El sistema </w:t>
+              <w:t xml:space="preserve">5. El sistema </w:t>
             </w:r>
             <w:r>
               <w:rPr>
@@ -7558,19 +8805,19 @@
               <w:rPr>
                 <w:rFonts w:ascii="Arial" w:hAnsi="Arial" w:cs="Arial"/>
               </w:rPr>
-              <w:t>modificado</w:t>
-            </w:r>
-            <w:r>
-              <w:rPr>
-                <w:rFonts w:ascii="Arial" w:hAnsi="Arial" w:cs="Arial"/>
-              </w:rPr>
-              <w:t xml:space="preserve"> con éxito</w:t>
-            </w:r>
-            <w:r>
-              <w:rPr>
-                <w:rFonts w:ascii="Arial" w:hAnsi="Arial" w:cs="Arial"/>
-              </w:rPr>
-              <w:t>.</w:t>
+              <w:t>eliminado</w:t>
+            </w:r>
+            <w:r>
+              <w:rPr>
+                <w:rFonts w:ascii="Arial" w:hAnsi="Arial" w:cs="Arial"/>
+              </w:rPr>
+              <w:t xml:space="preserve"> </w:t>
+            </w:r>
+            <w:r>
+              <w:rPr>
+                <w:rFonts w:ascii="Arial" w:hAnsi="Arial" w:cs="Arial"/>
+              </w:rPr>
+              <w:t>de la base de datos.</w:t>
             </w:r>
           </w:p>
         </w:tc>
@@ -7620,17 +8867,25 @@
               <w:cnfStyle w:val="000000000000" w:firstRow="0" w:lastRow="0" w:firstColumn="0" w:lastColumn="0" w:oddVBand="0" w:evenVBand="0" w:oddHBand="0" w:evenHBand="0" w:firstRowFirstColumn="0" w:firstRowLastColumn="0" w:lastRowFirstColumn="0" w:lastRowLastColumn="0"/>
               <w:rPr>
                 <w:rFonts w:ascii="Arial" w:hAnsi="Arial" w:cs="Arial"/>
-                <w:sz w:val="21"/>
-                <w:szCs w:val="21"/>
-              </w:rPr>
-            </w:pPr>
-            <w:r>
-              <w:rPr>
-                <w:rFonts w:ascii="Arial" w:hAnsi="Arial" w:cs="Arial"/>
-                <w:sz w:val="21"/>
-                <w:szCs w:val="21"/>
-              </w:rPr>
-              <w:t>2a. El usuario ingresa datos incorrectos en algún campo del formulario.</w:t>
+              </w:rPr>
+            </w:pPr>
+            <w:r>
+              <w:rPr>
+                <w:rFonts w:ascii="Arial" w:hAnsi="Arial" w:cs="Arial"/>
+              </w:rPr>
+              <w:t>1a. El artículo está presente en al menos una factura de compra o venta</w:t>
+            </w:r>
+            <w:r>
+              <w:rPr>
+                <w:rFonts w:ascii="Arial" w:hAnsi="Arial" w:cs="Arial"/>
+              </w:rPr>
+              <w:t>, o tiene stock</w:t>
+            </w:r>
+            <w:r>
+              <w:rPr>
+                <w:rFonts w:ascii="Arial" w:hAnsi="Arial" w:cs="Arial"/>
+              </w:rPr>
+              <w:t>.</w:t>
             </w:r>
           </w:p>
           <w:p>
@@ -7641,154 +8896,13 @@
               <w:cnfStyle w:val="000000000000" w:firstRow="0" w:lastRow="0" w:firstColumn="0" w:lastColumn="0" w:oddVBand="0" w:evenVBand="0" w:oddHBand="0" w:evenHBand="0" w:firstRowFirstColumn="0" w:firstRowLastColumn="0" w:lastRowFirstColumn="0" w:lastRowLastColumn="0"/>
               <w:rPr>
                 <w:rFonts w:ascii="Arial" w:hAnsi="Arial" w:cs="Arial"/>
-                <w:sz w:val="21"/>
-                <w:szCs w:val="21"/>
-              </w:rPr>
-            </w:pPr>
-            <w:r>
-              <w:rPr>
-                <w:rFonts w:ascii="Arial" w:hAnsi="Arial" w:cs="Arial"/>
-                <w:sz w:val="21"/>
-                <w:szCs w:val="21"/>
-              </w:rPr>
-              <w:t>2a.1 El sistema muestra un aviso junto al campo para que el usuario revise los datos introducidos.</w:t>
-            </w:r>
-          </w:p>
-          <w:p>
-            <w:pPr>
-              <w:spacing w:line="276" w:lineRule="auto"/>
-              <w:jc w:val="both"/>
-              <w:cnfStyle w:val="000000000000" w:firstRow="0" w:lastRow="0" w:firstColumn="0" w:lastColumn="0" w:oddVBand="0" w:evenVBand="0" w:oddHBand="0" w:evenHBand="0" w:firstRowFirstColumn="0" w:firstRowLastColumn="0" w:lastRowFirstColumn="0" w:lastRowLastColumn="0"/>
-              <w:rPr>
-                <w:rFonts w:ascii="Arial" w:hAnsi="Arial" w:cs="Arial"/>
-                <w:sz w:val="21"/>
-                <w:szCs w:val="21"/>
-              </w:rPr>
-            </w:pPr>
-            <w:r>
-              <w:rPr>
-                <w:rFonts w:ascii="Arial" w:hAnsi="Arial" w:cs="Arial"/>
-                <w:sz w:val="21"/>
-                <w:szCs w:val="21"/>
-              </w:rPr>
-              <w:t>2b. El usuario hace clic sobre un campo obligatorio, borra el dato existente, no introduce ningún dato y hace clic en otro campo del formulario.</w:t>
-            </w:r>
-          </w:p>
-          <w:p>
-            <w:pPr>
-              <w:spacing w:line="276" w:lineRule="auto"/>
-              <w:ind w:left="708"/>
-              <w:jc w:val="both"/>
-              <w:cnfStyle w:val="000000000000" w:firstRow="0" w:lastRow="0" w:firstColumn="0" w:lastColumn="0" w:oddVBand="0" w:evenVBand="0" w:oddHBand="0" w:evenHBand="0" w:firstRowFirstColumn="0" w:firstRowLastColumn="0" w:lastRowFirstColumn="0" w:lastRowLastColumn="0"/>
-              <w:rPr>
-                <w:rFonts w:ascii="Arial" w:hAnsi="Arial" w:cs="Arial"/>
-                <w:sz w:val="21"/>
-                <w:szCs w:val="21"/>
-              </w:rPr>
-            </w:pPr>
-            <w:r>
-              <w:rPr>
-                <w:rFonts w:ascii="Arial" w:hAnsi="Arial" w:cs="Arial"/>
-                <w:sz w:val="21"/>
-                <w:szCs w:val="21"/>
-              </w:rPr>
-              <w:t>2b.1 El sistema muestra un aviso junto al campo para que el usuario introduzca datos.</w:t>
-            </w:r>
-          </w:p>
-          <w:p>
-            <w:pPr>
-              <w:spacing w:line="276" w:lineRule="auto"/>
-              <w:jc w:val="both"/>
-              <w:cnfStyle w:val="000000000000" w:firstRow="0" w:lastRow="0" w:firstColumn="0" w:lastColumn="0" w:oddVBand="0" w:evenVBand="0" w:oddHBand="0" w:evenHBand="0" w:firstRowFirstColumn="0" w:firstRowLastColumn="0" w:lastRowFirstColumn="0" w:lastRowLastColumn="0"/>
-              <w:rPr>
-                <w:rFonts w:ascii="Arial" w:hAnsi="Arial" w:cs="Arial"/>
-                <w:sz w:val="21"/>
-                <w:szCs w:val="21"/>
-              </w:rPr>
-            </w:pPr>
-            <w:r>
-              <w:rPr>
-                <w:rFonts w:ascii="Arial" w:hAnsi="Arial" w:cs="Arial"/>
-                <w:sz w:val="21"/>
-                <w:szCs w:val="21"/>
-              </w:rPr>
-              <w:t>4a. El usuario ha dejado introducido un dato incorrecto.</w:t>
-            </w:r>
-          </w:p>
-          <w:p>
-            <w:pPr>
-              <w:spacing w:line="276" w:lineRule="auto"/>
-              <w:ind w:left="708"/>
-              <w:jc w:val="both"/>
-              <w:cnfStyle w:val="000000000000" w:firstRow="0" w:lastRow="0" w:firstColumn="0" w:lastColumn="0" w:oddVBand="0" w:evenVBand="0" w:oddHBand="0" w:evenHBand="0" w:firstRowFirstColumn="0" w:firstRowLastColumn="0" w:lastRowFirstColumn="0" w:lastRowLastColumn="0"/>
-              <w:rPr>
-                <w:rFonts w:ascii="Arial" w:hAnsi="Arial" w:cs="Arial"/>
-                <w:sz w:val="21"/>
-                <w:szCs w:val="21"/>
-              </w:rPr>
-            </w:pPr>
-            <w:r>
-              <w:rPr>
-                <w:rFonts w:ascii="Arial" w:hAnsi="Arial" w:cs="Arial"/>
-                <w:sz w:val="21"/>
-                <w:szCs w:val="21"/>
-              </w:rPr>
-              <w:t>4a.1 El sistema no ejecuta la acción “Guardar”</w:t>
-            </w:r>
-            <w:r>
-              <w:rPr>
-                <w:rFonts w:ascii="Arial" w:hAnsi="Arial" w:cs="Arial"/>
-                <w:sz w:val="21"/>
-                <w:szCs w:val="21"/>
-              </w:rPr>
-              <w:t>, y muestra un aviso junto a los campos erróneos para que el usuario revise los datos introducidos</w:t>
-            </w:r>
-            <w:r>
-              <w:rPr>
-                <w:rFonts w:ascii="Arial" w:hAnsi="Arial" w:cs="Arial"/>
-                <w:sz w:val="21"/>
-                <w:szCs w:val="21"/>
-              </w:rPr>
-              <w:t>.</w:t>
-            </w:r>
-          </w:p>
-          <w:p>
-            <w:pPr>
-              <w:spacing w:line="276" w:lineRule="auto"/>
-              <w:jc w:val="both"/>
-              <w:cnfStyle w:val="000000000000" w:firstRow="0" w:lastRow="0" w:firstColumn="0" w:lastColumn="0" w:oddVBand="0" w:evenVBand="0" w:oddHBand="0" w:evenHBand="0" w:firstRowFirstColumn="0" w:firstRowLastColumn="0" w:lastRowFirstColumn="0" w:lastRowLastColumn="0"/>
-              <w:rPr>
-                <w:rFonts w:ascii="Arial" w:hAnsi="Arial" w:cs="Arial"/>
-                <w:sz w:val="21"/>
-                <w:szCs w:val="21"/>
-              </w:rPr>
-            </w:pPr>
-            <w:r>
-              <w:rPr>
-                <w:rFonts w:ascii="Arial" w:hAnsi="Arial" w:cs="Arial"/>
-                <w:sz w:val="21"/>
-                <w:szCs w:val="21"/>
-              </w:rPr>
-              <w:t>5a. El sistema no puede acceder a la base de datos.</w:t>
-            </w:r>
-          </w:p>
-          <w:p>
-            <w:pPr>
-              <w:spacing w:line="276" w:lineRule="auto"/>
-              <w:ind w:left="708"/>
-              <w:jc w:val="both"/>
-              <w:cnfStyle w:val="000000000000" w:firstRow="0" w:lastRow="0" w:firstColumn="0" w:lastColumn="0" w:oddVBand="0" w:evenVBand="0" w:oddHBand="0" w:evenHBand="0" w:firstRowFirstColumn="0" w:firstRowLastColumn="0" w:lastRowFirstColumn="0" w:lastRowLastColumn="0"/>
-              <w:rPr>
-                <w:rFonts w:ascii="Arial" w:hAnsi="Arial" w:cs="Arial"/>
-              </w:rPr>
-            </w:pPr>
-            <w:r>
-              <w:rPr>
-                <w:rFonts w:ascii="Arial" w:hAnsi="Arial" w:cs="Arial"/>
-                <w:sz w:val="21"/>
-                <w:szCs w:val="21"/>
-              </w:rPr>
-              <w:t>5a.1 El sistema muestra un aviso de lo sucedido.</w:t>
+              </w:rPr>
+            </w:pPr>
+            <w:r>
+              <w:rPr>
+                <w:rFonts w:ascii="Arial" w:hAnsi="Arial" w:cs="Arial"/>
+              </w:rPr>
+              <w:t>1a1. El sistema muestra un aviso al usuario que no se puede eliminar el artículo.</w:t>
             </w:r>
           </w:p>
         </w:tc>
@@ -7878,7 +8992,7 @@
           <w:iCs/>
           <w:color w:val="595959" w:themeColor="text1" w:themeTint="A6"/>
         </w:rPr>
-        <w:t>3</w:t>
+        <w:t>4</w:t>
       </w:r>
       <w:r>
         <w:rPr>
@@ -7896,7 +9010,7 @@
           <w:iCs/>
           <w:color w:val="595959" w:themeColor="text1" w:themeTint="A6"/>
         </w:rPr>
-        <w:t>Eliminar</w:t>
+        <w:t>Consultar</w:t>
       </w:r>
       <w:r>
         <w:rPr>
@@ -7906,6 +9020,15 @@
           <w:color w:val="595959" w:themeColor="text1" w:themeTint="A6"/>
         </w:rPr>
         <w:t xml:space="preserve"> Artículo</w:t>
+      </w:r>
+      <w:r>
+        <w:rPr>
+          <w:rFonts w:ascii="Arial" w:hAnsi="Arial" w:cs="Arial"/>
+          <w:i/>
+          <w:iCs/>
+          <w:color w:val="595959" w:themeColor="text1" w:themeTint="A6"/>
+        </w:rPr>
+        <w:t>s</w:t>
       </w:r>
     </w:p>
     <w:tbl>
@@ -7986,7 +9109,7 @@
               <w:rPr>
                 <w:rFonts w:ascii="Arial" w:hAnsi="Arial" w:cs="Arial"/>
               </w:rPr>
-              <w:t>3</w:t>
+              <w:t>4</w:t>
             </w:r>
           </w:p>
         </w:tc>
@@ -8045,7 +9168,7 @@
               <w:rPr>
                 <w:rFonts w:ascii="Arial" w:hAnsi="Arial" w:cs="Arial"/>
               </w:rPr>
-              <w:t>Eliminar Artículo</w:t>
+              <w:t>Consultar Artículos</w:t>
             </w:r>
           </w:p>
         </w:tc>
@@ -8074,7 +9197,6 @@
               <w:rPr>
                 <w:rFonts w:ascii="Arial" w:hAnsi="Arial" w:cs="Arial"/>
               </w:rPr>
-              <w:lastRenderedPageBreak/>
               <w:t>Actor principal</w:t>
             </w:r>
           </w:p>
@@ -8157,6 +9279,12 @@
                 <w:rFonts w:ascii="Arial" w:hAnsi="Arial" w:cs="Arial"/>
               </w:rPr>
             </w:pPr>
+            <w:r>
+              <w:rPr>
+                <w:rFonts w:ascii="Arial" w:hAnsi="Arial" w:cs="Arial"/>
+              </w:rPr>
+              <w:t>Vendedor</w:t>
+            </w:r>
           </w:p>
         </w:tc>
       </w:tr>
@@ -8223,7 +9351,7 @@
               <w:rPr>
                 <w:rFonts w:ascii="Arial" w:hAnsi="Arial" w:cs="Arial"/>
               </w:rPr>
-              <w:t xml:space="preserve">administradores </w:t>
+              <w:t xml:space="preserve">usuarios </w:t>
             </w:r>
             <w:r>
               <w:rPr>
@@ -8235,19 +9363,31 @@
               <w:rPr>
                 <w:rFonts w:ascii="Arial" w:hAnsi="Arial" w:cs="Arial"/>
               </w:rPr>
-              <w:t xml:space="preserve">eliminar </w:t>
-            </w:r>
-            <w:r>
-              <w:rPr>
-                <w:rFonts w:ascii="Arial" w:hAnsi="Arial" w:cs="Arial"/>
-              </w:rPr>
-              <w:t xml:space="preserve">un artículo </w:t>
-            </w:r>
-            <w:r>
-              <w:rPr>
-                <w:rFonts w:ascii="Arial" w:hAnsi="Arial" w:cs="Arial"/>
-              </w:rPr>
-              <w:t xml:space="preserve">de </w:t>
+              <w:t xml:space="preserve">consultar la lista de </w:t>
+            </w:r>
+            <w:r>
+              <w:rPr>
+                <w:rFonts w:ascii="Arial" w:hAnsi="Arial" w:cs="Arial"/>
+              </w:rPr>
+              <w:t>artículo</w:t>
+            </w:r>
+            <w:r>
+              <w:rPr>
+                <w:rFonts w:ascii="Arial" w:hAnsi="Arial" w:cs="Arial"/>
+              </w:rPr>
+              <w:t>s</w:t>
+            </w:r>
+            <w:r>
+              <w:rPr>
+                <w:rFonts w:ascii="Arial" w:hAnsi="Arial" w:cs="Arial"/>
+              </w:rPr>
+              <w:t xml:space="preserve"> </w:t>
+            </w:r>
+            <w:r>
+              <w:rPr>
+                <w:rFonts w:ascii="Arial" w:hAnsi="Arial" w:cs="Arial"/>
+              </w:rPr>
+              <w:t xml:space="preserve">dados de alta en </w:t>
             </w:r>
             <w:r>
               <w:rPr>
@@ -8320,7 +9460,7 @@
                 <w:i/>
                 <w:iCs/>
               </w:rPr>
-              <w:t xml:space="preserve">Eliminar </w:t>
+              <w:t xml:space="preserve">Consultar </w:t>
             </w:r>
             <w:r>
               <w:rPr>
@@ -8333,8 +9473,16 @@
             <w:r>
               <w:rPr>
                 <w:rFonts w:ascii="Arial" w:hAnsi="Arial" w:cs="Arial"/>
-              </w:rPr>
-              <w:t>” que se encuentra al lado de cada artículo de la lista.</w:t>
+                <w:i/>
+                <w:iCs/>
+              </w:rPr>
+              <w:t>s</w:t>
+            </w:r>
+            <w:r>
+              <w:rPr>
+                <w:rFonts w:ascii="Arial" w:hAnsi="Arial" w:cs="Arial"/>
+              </w:rPr>
+              <w:t>”.</w:t>
             </w:r>
           </w:p>
         </w:tc>
@@ -8391,38 +9539,6 @@
                 <w:rFonts w:ascii="Arial" w:hAnsi="Arial" w:cs="Arial"/>
               </w:rPr>
               <w:t>El usuario ha iniciado sesión en el sistema con sus credenciales.</w:t>
-            </w:r>
-          </w:p>
-          <w:p>
-            <w:pPr>
-              <w:spacing w:line="276" w:lineRule="auto"/>
-              <w:jc w:val="both"/>
-              <w:cnfStyle w:val="000000000000" w:firstRow="0" w:lastRow="0" w:firstColumn="0" w:lastColumn="0" w:oddVBand="0" w:evenVBand="0" w:oddHBand="0" w:evenHBand="0" w:firstRowFirstColumn="0" w:firstRowLastColumn="0" w:lastRowFirstColumn="0" w:lastRowLastColumn="0"/>
-              <w:rPr>
-                <w:rFonts w:ascii="Arial" w:hAnsi="Arial" w:cs="Arial"/>
-              </w:rPr>
-            </w:pPr>
-            <w:r>
-              <w:rPr>
-                <w:rFonts w:ascii="Arial" w:hAnsi="Arial" w:cs="Arial"/>
-              </w:rPr>
-              <w:t>El usuario está en la consulta de artículos.</w:t>
-            </w:r>
-          </w:p>
-          <w:p>
-            <w:pPr>
-              <w:spacing w:line="276" w:lineRule="auto"/>
-              <w:jc w:val="both"/>
-              <w:cnfStyle w:val="000000000000" w:firstRow="0" w:lastRow="0" w:firstColumn="0" w:lastColumn="0" w:oddVBand="0" w:evenVBand="0" w:oddHBand="0" w:evenHBand="0" w:firstRowFirstColumn="0" w:firstRowLastColumn="0" w:lastRowFirstColumn="0" w:lastRowLastColumn="0"/>
-              <w:rPr>
-                <w:rFonts w:ascii="Arial" w:hAnsi="Arial" w:cs="Arial"/>
-              </w:rPr>
-            </w:pPr>
-            <w:r>
-              <w:rPr>
-                <w:rFonts w:ascii="Arial" w:hAnsi="Arial" w:cs="Arial"/>
-              </w:rPr>
-              <w:t>Existe al menos un artículo dado de alta en la base de datos.</w:t>
             </w:r>
           </w:p>
         </w:tc>
@@ -8481,83 +9597,7 @@
               <w:rPr>
                 <w:rFonts w:ascii="Arial" w:hAnsi="Arial" w:cs="Arial"/>
               </w:rPr>
-              <w:t xml:space="preserve">El sistema elimina el artículo en la base de </w:t>
-            </w:r>
-            <w:commentRangeStart w:id="23"/>
-            <w:commentRangeStart w:id="24"/>
-            <w:commentRangeStart w:id="25"/>
-            <w:commentRangeStart w:id="26"/>
-            <w:commentRangeStart w:id="27"/>
-            <w:commentRangeStart w:id="28"/>
-            <w:r>
-              <w:rPr>
-                <w:rFonts w:ascii="Arial" w:hAnsi="Arial" w:cs="Arial"/>
-              </w:rPr>
-              <w:t>datos</w:t>
-            </w:r>
-            <w:commentRangeEnd w:id="23"/>
-            <w:r>
-              <w:rPr>
-                <w:rStyle w:val="Refdecomentario"/>
-              </w:rPr>
-              <w:commentReference w:id="23"/>
-            </w:r>
-            <w:commentRangeEnd w:id="24"/>
-            <w:r>
-              <w:rPr>
-                <w:rStyle w:val="Refdecomentario"/>
-              </w:rPr>
-              <w:commentReference w:id="24"/>
-            </w:r>
-            <w:commentRangeEnd w:id="25"/>
-            <w:r>
-              <w:rPr>
-                <w:rStyle w:val="Refdecomentario"/>
-              </w:rPr>
-              <w:commentReference w:id="25"/>
-            </w:r>
-            <w:commentRangeEnd w:id="26"/>
-            <w:r>
-              <w:rPr>
-                <w:rStyle w:val="Refdecomentario"/>
-              </w:rPr>
-              <w:commentReference w:id="26"/>
-            </w:r>
-            <w:commentRangeEnd w:id="27"/>
-            <w:r>
-              <w:rPr>
-                <w:rStyle w:val="Refdecomentario"/>
-              </w:rPr>
-              <w:commentReference w:id="27"/>
-            </w:r>
-            <w:commentRangeEnd w:id="28"/>
-            <w:r>
-              <w:rPr>
-                <w:rStyle w:val="Refdecomentario"/>
-              </w:rPr>
-              <w:commentReference w:id="28"/>
-            </w:r>
-            <w:r>
-              <w:rPr>
-                <w:rFonts w:ascii="Arial" w:hAnsi="Arial" w:cs="Arial"/>
-              </w:rPr>
-              <w:t>.</w:t>
-            </w:r>
-          </w:p>
-          <w:p>
-            <w:pPr>
-              <w:spacing w:line="276" w:lineRule="auto"/>
-              <w:jc w:val="both"/>
-              <w:cnfStyle w:val="000000100000" w:firstRow="0" w:lastRow="0" w:firstColumn="0" w:lastColumn="0" w:oddVBand="0" w:evenVBand="0" w:oddHBand="1" w:evenHBand="0" w:firstRowFirstColumn="0" w:firstRowLastColumn="0" w:lastRowFirstColumn="0" w:lastRowLastColumn="0"/>
-              <w:rPr>
-                <w:rFonts w:ascii="Arial" w:hAnsi="Arial" w:cs="Arial"/>
-              </w:rPr>
-            </w:pPr>
-            <w:r>
-              <w:rPr>
-                <w:rFonts w:ascii="Arial" w:hAnsi="Arial" w:cs="Arial"/>
-              </w:rPr>
-              <w:t>El sistema avisa al usuario de que el artículo se ha eliminado correctamente.</w:t>
+              <w:t>El sistema muestra al usuario el listado de artículos de la base de datos.</w:t>
             </w:r>
           </w:p>
         </w:tc>
@@ -8629,6 +9669,7 @@
               <w:rPr>
                 <w:rFonts w:ascii="Arial" w:hAnsi="Arial" w:cs="Arial"/>
               </w:rPr>
+              <w:lastRenderedPageBreak/>
               <w:t>El usuario puede seguir navegando por la aplicación web, si dispone de conexión a internet.</w:t>
             </w:r>
           </w:p>
@@ -8661,1070 +9702,6 @@
               <w:rPr>
                 <w:rFonts w:ascii="Arial" w:hAnsi="Arial" w:cs="Arial"/>
               </w:rPr>
-              <w:t>Escenario principal</w:t>
-            </w:r>
-          </w:p>
-        </w:tc>
-        <w:tc>
-          <w:tcPr>
-            <w:tcW w:w="6089" w:type="dxa"/>
-            <w:tcBorders>
-              <w:top w:val="single" w:sz="4" w:space="0" w:color="5B9BD5"/>
-              <w:left w:val="single" w:sz="4" w:space="0" w:color="5B9BD5"/>
-              <w:bottom w:val="single" w:sz="4" w:space="0" w:color="5B9BD5"/>
-              <w:right w:val="single" w:sz="4" w:space="0" w:color="5B9BD5"/>
-            </w:tcBorders>
-          </w:tcPr>
-          <w:p>
-            <w:pPr>
-              <w:spacing w:line="276" w:lineRule="auto"/>
-              <w:jc w:val="both"/>
-              <w:cnfStyle w:val="000000100000" w:firstRow="0" w:lastRow="0" w:firstColumn="0" w:lastColumn="0" w:oddVBand="0" w:evenVBand="0" w:oddHBand="1" w:evenHBand="0" w:firstRowFirstColumn="0" w:firstRowLastColumn="0" w:lastRowFirstColumn="0" w:lastRowLastColumn="0"/>
-              <w:rPr>
-                <w:rFonts w:ascii="Arial" w:hAnsi="Arial" w:cs="Arial"/>
-              </w:rPr>
-            </w:pPr>
-            <w:r>
-              <w:rPr>
-                <w:rFonts w:ascii="Arial" w:hAnsi="Arial" w:cs="Arial"/>
-              </w:rPr>
-              <w:t>1. El sistema</w:t>
-            </w:r>
-            <w:r>
-              <w:rPr>
-                <w:rFonts w:ascii="Arial" w:hAnsi="Arial" w:cs="Arial"/>
-              </w:rPr>
-              <w:t xml:space="preserve"> </w:t>
-            </w:r>
-            <w:r>
-              <w:rPr>
-                <w:rFonts w:ascii="Arial" w:hAnsi="Arial" w:cs="Arial"/>
-              </w:rPr>
-              <w:t>verifica que el artículo no haya sido ingresado en una factura de compra o venta</w:t>
-            </w:r>
-            <w:commentRangeStart w:id="29"/>
-            <w:r>
-              <w:rPr>
-                <w:rFonts w:ascii="Arial" w:hAnsi="Arial" w:cs="Arial"/>
-              </w:rPr>
-              <w:t xml:space="preserve">, o </w:t>
-            </w:r>
-            <w:commentRangeEnd w:id="29"/>
-            <w:r>
-              <w:rPr>
-                <w:rStyle w:val="Refdecomentario"/>
-              </w:rPr>
-              <w:commentReference w:id="29"/>
-            </w:r>
-            <w:r>
-              <w:rPr>
-                <w:rFonts w:ascii="Arial" w:hAnsi="Arial" w:cs="Arial"/>
-              </w:rPr>
-              <w:t>que no tenga stock</w:t>
-            </w:r>
-            <w:r>
-              <w:rPr>
-                <w:rFonts w:ascii="Arial" w:hAnsi="Arial" w:cs="Arial"/>
-              </w:rPr>
-              <w:t>.</w:t>
-            </w:r>
-          </w:p>
-          <w:p>
-            <w:pPr>
-              <w:spacing w:line="276" w:lineRule="auto"/>
-              <w:jc w:val="both"/>
-              <w:cnfStyle w:val="000000100000" w:firstRow="0" w:lastRow="0" w:firstColumn="0" w:lastColumn="0" w:oddVBand="0" w:evenVBand="0" w:oddHBand="1" w:evenHBand="0" w:firstRowFirstColumn="0" w:firstRowLastColumn="0" w:lastRowFirstColumn="0" w:lastRowLastColumn="0"/>
-              <w:rPr>
-                <w:rFonts w:ascii="Arial" w:hAnsi="Arial" w:cs="Arial"/>
-              </w:rPr>
-            </w:pPr>
-            <w:r>
-              <w:rPr>
-                <w:rFonts w:ascii="Arial" w:hAnsi="Arial" w:cs="Arial"/>
-              </w:rPr>
-              <w:t>2. El sistema muestra un diálogo de confirmación antes de eliminar el artículo.</w:t>
-            </w:r>
-          </w:p>
-          <w:p>
-            <w:pPr>
-              <w:spacing w:line="276" w:lineRule="auto"/>
-              <w:jc w:val="both"/>
-              <w:cnfStyle w:val="000000100000" w:firstRow="0" w:lastRow="0" w:firstColumn="0" w:lastColumn="0" w:oddVBand="0" w:evenVBand="0" w:oddHBand="1" w:evenHBand="0" w:firstRowFirstColumn="0" w:firstRowLastColumn="0" w:lastRowFirstColumn="0" w:lastRowLastColumn="0"/>
-              <w:rPr>
-                <w:rFonts w:ascii="Arial" w:hAnsi="Arial" w:cs="Arial"/>
-              </w:rPr>
-            </w:pPr>
-            <w:r>
-              <w:rPr>
-                <w:rFonts w:ascii="Arial" w:hAnsi="Arial" w:cs="Arial"/>
-              </w:rPr>
-              <w:t>3. El usuario selecciona la opción de “</w:t>
-            </w:r>
-            <w:r>
-              <w:rPr>
-                <w:rFonts w:ascii="Arial" w:hAnsi="Arial" w:cs="Arial"/>
-                <w:i/>
-                <w:iCs/>
-              </w:rPr>
-              <w:t>Confirmar</w:t>
-            </w:r>
-            <w:r>
-              <w:rPr>
-                <w:rFonts w:ascii="Arial" w:hAnsi="Arial" w:cs="Arial"/>
-              </w:rPr>
-              <w:t>”.</w:t>
-            </w:r>
-          </w:p>
-          <w:p>
-            <w:pPr>
-              <w:spacing w:line="276" w:lineRule="auto"/>
-              <w:jc w:val="both"/>
-              <w:cnfStyle w:val="000000100000" w:firstRow="0" w:lastRow="0" w:firstColumn="0" w:lastColumn="0" w:oddVBand="0" w:evenVBand="0" w:oddHBand="1" w:evenHBand="0" w:firstRowFirstColumn="0" w:firstRowLastColumn="0" w:lastRowFirstColumn="0" w:lastRowLastColumn="0"/>
-              <w:rPr>
-                <w:rFonts w:ascii="Arial" w:hAnsi="Arial" w:cs="Arial"/>
-              </w:rPr>
-            </w:pPr>
-            <w:r>
-              <w:rPr>
-                <w:rFonts w:ascii="Arial" w:hAnsi="Arial" w:cs="Arial"/>
-              </w:rPr>
-              <w:t xml:space="preserve">4. El sistema elimina el </w:t>
-            </w:r>
-            <w:r>
-              <w:rPr>
-                <w:rFonts w:ascii="Arial" w:hAnsi="Arial" w:cs="Arial"/>
-              </w:rPr>
-              <w:t>artículo en la base de datos</w:t>
-            </w:r>
-            <w:r>
-              <w:rPr>
-                <w:rFonts w:ascii="Arial" w:hAnsi="Arial" w:cs="Arial"/>
-              </w:rPr>
-              <w:t>.</w:t>
-            </w:r>
-          </w:p>
-          <w:p>
-            <w:pPr>
-              <w:spacing w:line="276" w:lineRule="auto"/>
-              <w:jc w:val="both"/>
-              <w:cnfStyle w:val="000000100000" w:firstRow="0" w:lastRow="0" w:firstColumn="0" w:lastColumn="0" w:oddVBand="0" w:evenVBand="0" w:oddHBand="1" w:evenHBand="0" w:firstRowFirstColumn="0" w:firstRowLastColumn="0" w:lastRowFirstColumn="0" w:lastRowLastColumn="0"/>
-              <w:rPr>
-                <w:rFonts w:ascii="Arial" w:hAnsi="Arial" w:cs="Arial"/>
-              </w:rPr>
-            </w:pPr>
-            <w:r>
-              <w:rPr>
-                <w:rFonts w:ascii="Arial" w:hAnsi="Arial" w:cs="Arial"/>
-              </w:rPr>
-              <w:t xml:space="preserve">5. El sistema </w:t>
-            </w:r>
-            <w:r>
-              <w:rPr>
-                <w:rFonts w:ascii="Arial" w:hAnsi="Arial" w:cs="Arial"/>
-              </w:rPr>
-              <w:t xml:space="preserve">muestra una confirmación de que el artículo se ha </w:t>
-            </w:r>
-            <w:r>
-              <w:rPr>
-                <w:rFonts w:ascii="Arial" w:hAnsi="Arial" w:cs="Arial"/>
-              </w:rPr>
-              <w:t>eliminado</w:t>
-            </w:r>
-            <w:r>
-              <w:rPr>
-                <w:rFonts w:ascii="Arial" w:hAnsi="Arial" w:cs="Arial"/>
-              </w:rPr>
-              <w:t xml:space="preserve"> </w:t>
-            </w:r>
-            <w:r>
-              <w:rPr>
-                <w:rFonts w:ascii="Arial" w:hAnsi="Arial" w:cs="Arial"/>
-              </w:rPr>
-              <w:t>de la base de datos.</w:t>
-            </w:r>
-          </w:p>
-        </w:tc>
-      </w:tr>
-      <w:tr>
-        <w:tc>
-          <w:tcPr>
-            <w:cnfStyle w:val="001000000000" w:firstRow="0" w:lastRow="0" w:firstColumn="1" w:lastColumn="0" w:oddVBand="0" w:evenVBand="0" w:oddHBand="0" w:evenHBand="0" w:firstRowFirstColumn="0" w:firstRowLastColumn="0" w:lastRowFirstColumn="0" w:lastRowLastColumn="0"/>
-            <w:tcW w:w="2405" w:type="dxa"/>
-            <w:tcBorders>
-              <w:top w:val="single" w:sz="4" w:space="0" w:color="5B9BD5"/>
-              <w:left w:val="single" w:sz="4" w:space="0" w:color="5B9BD5"/>
-              <w:bottom w:val="single" w:sz="4" w:space="0" w:color="5B9BD5"/>
-              <w:right w:val="single" w:sz="4" w:space="0" w:color="5B9BD5"/>
-            </w:tcBorders>
-          </w:tcPr>
-          <w:p>
-            <w:pPr>
-              <w:spacing w:line="276" w:lineRule="auto"/>
-              <w:jc w:val="both"/>
-              <w:rPr>
-                <w:rFonts w:ascii="Arial" w:hAnsi="Arial" w:cs="Arial"/>
-              </w:rPr>
-            </w:pPr>
-            <w:r>
-              <w:rPr>
-                <w:rFonts w:ascii="Arial" w:hAnsi="Arial" w:cs="Arial"/>
-              </w:rPr>
-              <w:t>Extensiones</w:t>
-            </w:r>
-          </w:p>
-        </w:tc>
-        <w:tc>
-          <w:tcPr>
-            <w:tcW w:w="6089" w:type="dxa"/>
-            <w:tcBorders>
-              <w:top w:val="single" w:sz="4" w:space="0" w:color="5B9BD5"/>
-              <w:left w:val="single" w:sz="4" w:space="0" w:color="5B9BD5"/>
-              <w:bottom w:val="single" w:sz="4" w:space="0" w:color="5B9BD5"/>
-              <w:right w:val="single" w:sz="4" w:space="0" w:color="5B9BD5"/>
-            </w:tcBorders>
-          </w:tcPr>
-          <w:p>
-            <w:pPr>
-              <w:spacing w:line="276" w:lineRule="auto"/>
-              <w:jc w:val="both"/>
-              <w:cnfStyle w:val="000000000000" w:firstRow="0" w:lastRow="0" w:firstColumn="0" w:lastColumn="0" w:oddVBand="0" w:evenVBand="0" w:oddHBand="0" w:evenHBand="0" w:firstRowFirstColumn="0" w:firstRowLastColumn="0" w:lastRowFirstColumn="0" w:lastRowLastColumn="0"/>
-              <w:rPr>
-                <w:rFonts w:ascii="Arial" w:hAnsi="Arial" w:cs="Arial"/>
-              </w:rPr>
-            </w:pPr>
-            <w:r>
-              <w:rPr>
-                <w:rFonts w:ascii="Arial" w:hAnsi="Arial" w:cs="Arial"/>
-              </w:rPr>
-              <w:t>1a. El artículo está presente en al menos una factura de compra o venta</w:t>
-            </w:r>
-            <w:r>
-              <w:rPr>
-                <w:rFonts w:ascii="Arial" w:hAnsi="Arial" w:cs="Arial"/>
-              </w:rPr>
-              <w:t>, o tiene stock</w:t>
-            </w:r>
-            <w:r>
-              <w:rPr>
-                <w:rFonts w:ascii="Arial" w:hAnsi="Arial" w:cs="Arial"/>
-              </w:rPr>
-              <w:t>.</w:t>
-            </w:r>
-          </w:p>
-          <w:p>
-            <w:pPr>
-              <w:spacing w:line="276" w:lineRule="auto"/>
-              <w:ind w:left="708"/>
-              <w:jc w:val="both"/>
-              <w:cnfStyle w:val="000000000000" w:firstRow="0" w:lastRow="0" w:firstColumn="0" w:lastColumn="0" w:oddVBand="0" w:evenVBand="0" w:oddHBand="0" w:evenHBand="0" w:firstRowFirstColumn="0" w:firstRowLastColumn="0" w:lastRowFirstColumn="0" w:lastRowLastColumn="0"/>
-              <w:rPr>
-                <w:rFonts w:ascii="Arial" w:hAnsi="Arial" w:cs="Arial"/>
-              </w:rPr>
-            </w:pPr>
-            <w:r>
-              <w:rPr>
-                <w:rFonts w:ascii="Arial" w:hAnsi="Arial" w:cs="Arial"/>
-              </w:rPr>
-              <w:t>1a1. El sistema muestra un aviso al usuario que no se puede eliminar el artículo.</w:t>
-            </w:r>
-          </w:p>
-        </w:tc>
-      </w:tr>
-      <w:tr>
-        <w:trPr>
-          <w:cnfStyle w:val="000000100000" w:firstRow="0" w:lastRow="0" w:firstColumn="0" w:lastColumn="0" w:oddVBand="0" w:evenVBand="0" w:oddHBand="1" w:evenHBand="0" w:firstRowFirstColumn="0" w:firstRowLastColumn="0" w:lastRowFirstColumn="0" w:lastRowLastColumn="0"/>
-        </w:trPr>
-        <w:tc>
-          <w:tcPr>
-            <w:cnfStyle w:val="001000000000" w:firstRow="0" w:lastRow="0" w:firstColumn="1" w:lastColumn="0" w:oddVBand="0" w:evenVBand="0" w:oddHBand="0" w:evenHBand="0" w:firstRowFirstColumn="0" w:firstRowLastColumn="0" w:lastRowFirstColumn="0" w:lastRowLastColumn="0"/>
-            <w:tcW w:w="2405" w:type="dxa"/>
-            <w:tcBorders>
-              <w:top w:val="single" w:sz="4" w:space="0" w:color="5B9BD5"/>
-              <w:left w:val="single" w:sz="4" w:space="0" w:color="5B9BD5"/>
-              <w:bottom w:val="single" w:sz="4" w:space="0" w:color="5B9BD5"/>
-              <w:right w:val="single" w:sz="4" w:space="0" w:color="5B9BD5"/>
-            </w:tcBorders>
-          </w:tcPr>
-          <w:p>
-            <w:pPr>
-              <w:spacing w:line="276" w:lineRule="auto"/>
-              <w:jc w:val="both"/>
-              <w:rPr>
-                <w:rFonts w:ascii="Arial" w:hAnsi="Arial" w:cs="Arial"/>
-              </w:rPr>
-            </w:pPr>
-            <w:r>
-              <w:rPr>
-                <w:rFonts w:ascii="Arial" w:hAnsi="Arial" w:cs="Arial"/>
-              </w:rPr>
-              <w:t>Comentarios</w:t>
-            </w:r>
-          </w:p>
-        </w:tc>
-        <w:tc>
-          <w:tcPr>
-            <w:tcW w:w="6089" w:type="dxa"/>
-            <w:tcBorders>
-              <w:top w:val="single" w:sz="4" w:space="0" w:color="5B9BD5"/>
-              <w:left w:val="single" w:sz="4" w:space="0" w:color="5B9BD5"/>
-              <w:bottom w:val="single" w:sz="4" w:space="0" w:color="5B9BD5"/>
-              <w:right w:val="single" w:sz="4" w:space="0" w:color="5B9BD5"/>
-            </w:tcBorders>
-          </w:tcPr>
-          <w:p>
-            <w:pPr>
-              <w:spacing w:line="276" w:lineRule="auto"/>
-              <w:jc w:val="both"/>
-              <w:cnfStyle w:val="000000100000" w:firstRow="0" w:lastRow="0" w:firstColumn="0" w:lastColumn="0" w:oddVBand="0" w:evenVBand="0" w:oddHBand="1" w:evenHBand="0" w:firstRowFirstColumn="0" w:firstRowLastColumn="0" w:lastRowFirstColumn="0" w:lastRowLastColumn="0"/>
-              <w:rPr>
-                <w:rFonts w:ascii="Arial" w:hAnsi="Arial" w:cs="Arial"/>
-              </w:rPr>
-            </w:pPr>
-          </w:p>
-        </w:tc>
-      </w:tr>
-    </w:tbl>
-    <w:p>
-      <w:pPr>
-        <w:jc w:val="both"/>
-        <w:rPr>
-          <w:rFonts w:ascii="Arial" w:hAnsi="Arial" w:cs="Arial"/>
-        </w:rPr>
-      </w:pPr>
-    </w:p>
-    <w:p>
-      <w:pPr>
-        <w:jc w:val="center"/>
-        <w:rPr>
-          <w:rFonts w:ascii="Arial" w:hAnsi="Arial" w:cs="Arial"/>
-        </w:rPr>
-      </w:pPr>
-      <w:r>
-        <w:rPr>
-          <w:rFonts w:ascii="Arial" w:hAnsi="Arial" w:cs="Arial"/>
-          <w:i/>
-          <w:iCs/>
-          <w:color w:val="595959" w:themeColor="text1" w:themeTint="A6"/>
-        </w:rPr>
-        <w:t xml:space="preserve">Tabla </w:t>
-      </w:r>
-      <w:r>
-        <w:rPr>
-          <w:rFonts w:ascii="Arial" w:hAnsi="Arial" w:cs="Arial"/>
-          <w:i/>
-          <w:iCs/>
-          <w:color w:val="595959" w:themeColor="text1" w:themeTint="A6"/>
-        </w:rPr>
-        <w:t>4</w:t>
-      </w:r>
-      <w:r>
-        <w:rPr>
-          <w:rFonts w:ascii="Arial" w:hAnsi="Arial" w:cs="Arial"/>
-          <w:i/>
-          <w:iCs/>
-          <w:color w:val="595959" w:themeColor="text1" w:themeTint="A6"/>
-        </w:rPr>
-        <w:t xml:space="preserve"> – Especificación del caso de uso </w:t>
-      </w:r>
-      <w:r>
-        <w:rPr>
-          <w:rFonts w:ascii="Arial" w:hAnsi="Arial" w:cs="Arial"/>
-          <w:i/>
-          <w:iCs/>
-          <w:color w:val="595959" w:themeColor="text1" w:themeTint="A6"/>
-        </w:rPr>
-        <w:t>Consultar</w:t>
-      </w:r>
-      <w:r>
-        <w:rPr>
-          <w:rFonts w:ascii="Arial" w:hAnsi="Arial" w:cs="Arial"/>
-          <w:i/>
-          <w:iCs/>
-          <w:color w:val="595959" w:themeColor="text1" w:themeTint="A6"/>
-        </w:rPr>
-        <w:t xml:space="preserve"> Artículo</w:t>
-      </w:r>
-      <w:r>
-        <w:rPr>
-          <w:rFonts w:ascii="Arial" w:hAnsi="Arial" w:cs="Arial"/>
-          <w:i/>
-          <w:iCs/>
-          <w:color w:val="595959" w:themeColor="text1" w:themeTint="A6"/>
-        </w:rPr>
-        <w:t>s</w:t>
-      </w:r>
-    </w:p>
-    <w:tbl>
-      <w:tblPr>
-        <w:tblStyle w:val="Tabladelista2-nfasis1"/>
-        <w:tblW w:w="0" w:type="auto"/>
-        <w:tblBorders>
-          <w:top w:val="single" w:sz="4" w:space="0" w:color="auto"/>
-          <w:left w:val="single" w:sz="4" w:space="0" w:color="auto"/>
-          <w:bottom w:val="single" w:sz="4" w:space="0" w:color="auto"/>
-          <w:right w:val="single" w:sz="4" w:space="0" w:color="auto"/>
-          <w:insideH w:val="single" w:sz="4" w:space="0" w:color="auto"/>
-          <w:insideV w:val="single" w:sz="4" w:space="0" w:color="auto"/>
-        </w:tblBorders>
-        <w:tblLook w:val="04A0" w:firstRow="1" w:lastRow="0" w:firstColumn="1" w:lastColumn="0" w:noHBand="0" w:noVBand="1"/>
-      </w:tblPr>
-      <w:tblGrid>
-        <w:gridCol w:w="2405"/>
-        <w:gridCol w:w="6089"/>
-      </w:tblGrid>
-      <w:tr>
-        <w:trPr>
-          <w:cnfStyle w:val="100000000000" w:firstRow="1" w:lastRow="0" w:firstColumn="0" w:lastColumn="0" w:oddVBand="0" w:evenVBand="0" w:oddHBand="0" w:evenHBand="0" w:firstRowFirstColumn="0" w:firstRowLastColumn="0" w:lastRowFirstColumn="0" w:lastRowLastColumn="0"/>
-        </w:trPr>
-        <w:tc>
-          <w:tcPr>
-            <w:cnfStyle w:val="001000000000" w:firstRow="0" w:lastRow="0" w:firstColumn="1" w:lastColumn="0" w:oddVBand="0" w:evenVBand="0" w:oddHBand="0" w:evenHBand="0" w:firstRowFirstColumn="0" w:firstRowLastColumn="0" w:lastRowFirstColumn="0" w:lastRowLastColumn="0"/>
-            <w:tcW w:w="2405" w:type="dxa"/>
-            <w:tcBorders>
-              <w:top w:val="single" w:sz="4" w:space="0" w:color="5B9BD5"/>
-              <w:left w:val="single" w:sz="4" w:space="0" w:color="5B9BD5"/>
-              <w:bottom w:val="single" w:sz="4" w:space="0" w:color="5B9BD5"/>
-              <w:right w:val="single" w:sz="4" w:space="0" w:color="5B9BD5"/>
-            </w:tcBorders>
-          </w:tcPr>
-          <w:p>
-            <w:pPr>
-              <w:spacing w:line="276" w:lineRule="auto"/>
-              <w:jc w:val="both"/>
-              <w:rPr>
-                <w:rFonts w:ascii="Arial" w:hAnsi="Arial" w:cs="Arial"/>
-              </w:rPr>
-            </w:pPr>
-            <w:r>
-              <w:rPr>
-                <w:rFonts w:ascii="Arial" w:hAnsi="Arial" w:cs="Arial"/>
-              </w:rPr>
-              <w:t>Identificación</w:t>
-            </w:r>
-          </w:p>
-        </w:tc>
-        <w:tc>
-          <w:tcPr>
-            <w:tcW w:w="6089" w:type="dxa"/>
-            <w:tcBorders>
-              <w:top w:val="single" w:sz="4" w:space="0" w:color="5B9BD5"/>
-              <w:left w:val="single" w:sz="4" w:space="0" w:color="5B9BD5"/>
-              <w:bottom w:val="single" w:sz="4" w:space="0" w:color="5B9BD5"/>
-              <w:right w:val="single" w:sz="4" w:space="0" w:color="5B9BD5"/>
-            </w:tcBorders>
-          </w:tcPr>
-          <w:p>
-            <w:pPr>
-              <w:spacing w:line="276" w:lineRule="auto"/>
-              <w:jc w:val="both"/>
-              <w:cnfStyle w:val="100000000000" w:firstRow="1" w:lastRow="0" w:firstColumn="0" w:lastColumn="0" w:oddVBand="0" w:evenVBand="0" w:oddHBand="0" w:evenHBand="0" w:firstRowFirstColumn="0" w:firstRowLastColumn="0" w:lastRowFirstColumn="0" w:lastRowLastColumn="0"/>
-              <w:rPr>
-                <w:rFonts w:ascii="Arial" w:hAnsi="Arial" w:cs="Arial"/>
-              </w:rPr>
-            </w:pPr>
-            <w:r>
-              <w:rPr>
-                <w:rFonts w:ascii="Arial" w:hAnsi="Arial" w:cs="Arial"/>
-              </w:rPr>
-              <w:t>CU00</w:t>
-            </w:r>
-            <w:r>
-              <w:rPr>
-                <w:rFonts w:ascii="Arial" w:hAnsi="Arial" w:cs="Arial"/>
-              </w:rPr>
-              <w:t>4</w:t>
-            </w:r>
-          </w:p>
-        </w:tc>
-      </w:tr>
-      <w:tr>
-        <w:trPr>
-          <w:cnfStyle w:val="000000100000" w:firstRow="0" w:lastRow="0" w:firstColumn="0" w:lastColumn="0" w:oddVBand="0" w:evenVBand="0" w:oddHBand="1" w:evenHBand="0" w:firstRowFirstColumn="0" w:firstRowLastColumn="0" w:lastRowFirstColumn="0" w:lastRowLastColumn="0"/>
-        </w:trPr>
-        <w:tc>
-          <w:tcPr>
-            <w:cnfStyle w:val="001000000000" w:firstRow="0" w:lastRow="0" w:firstColumn="1" w:lastColumn="0" w:oddVBand="0" w:evenVBand="0" w:oddHBand="0" w:evenHBand="0" w:firstRowFirstColumn="0" w:firstRowLastColumn="0" w:lastRowFirstColumn="0" w:lastRowLastColumn="0"/>
-            <w:tcW w:w="2405" w:type="dxa"/>
-            <w:tcBorders>
-              <w:top w:val="single" w:sz="4" w:space="0" w:color="5B9BD5"/>
-              <w:left w:val="single" w:sz="4" w:space="0" w:color="5B9BD5"/>
-              <w:bottom w:val="single" w:sz="4" w:space="0" w:color="5B9BD5"/>
-              <w:right w:val="single" w:sz="4" w:space="0" w:color="5B9BD5"/>
-            </w:tcBorders>
-          </w:tcPr>
-          <w:p>
-            <w:pPr>
-              <w:spacing w:line="276" w:lineRule="auto"/>
-              <w:jc w:val="both"/>
-              <w:rPr>
-                <w:rFonts w:ascii="Arial" w:hAnsi="Arial" w:cs="Arial"/>
-              </w:rPr>
-            </w:pPr>
-            <w:r>
-              <w:rPr>
-                <w:rFonts w:ascii="Arial" w:hAnsi="Arial" w:cs="Arial"/>
-              </w:rPr>
-              <w:t>Nombre</w:t>
-            </w:r>
-          </w:p>
-        </w:tc>
-        <w:tc>
-          <w:tcPr>
-            <w:tcW w:w="6089" w:type="dxa"/>
-            <w:tcBorders>
-              <w:top w:val="single" w:sz="4" w:space="0" w:color="5B9BD5"/>
-              <w:left w:val="single" w:sz="4" w:space="0" w:color="5B9BD5"/>
-              <w:bottom w:val="single" w:sz="4" w:space="0" w:color="5B9BD5"/>
-              <w:right w:val="single" w:sz="4" w:space="0" w:color="5B9BD5"/>
-            </w:tcBorders>
-          </w:tcPr>
-          <w:p>
-            <w:pPr>
-              <w:spacing w:line="276" w:lineRule="auto"/>
-              <w:jc w:val="both"/>
-              <w:cnfStyle w:val="000000100000" w:firstRow="0" w:lastRow="0" w:firstColumn="0" w:lastColumn="0" w:oddVBand="0" w:evenVBand="0" w:oddHBand="1" w:evenHBand="0" w:firstRowFirstColumn="0" w:firstRowLastColumn="0" w:lastRowFirstColumn="0" w:lastRowLastColumn="0"/>
-              <w:rPr>
-                <w:rFonts w:ascii="Arial" w:hAnsi="Arial" w:cs="Arial"/>
-              </w:rPr>
-            </w:pPr>
-            <w:r>
-              <w:rPr>
-                <w:rFonts w:ascii="Arial" w:hAnsi="Arial" w:cs="Arial"/>
-              </w:rPr>
-              <w:t>Consultar Artículos</w:t>
-            </w:r>
-          </w:p>
-        </w:tc>
-      </w:tr>
-      <w:tr>
-        <w:tc>
-          <w:tcPr>
-            <w:cnfStyle w:val="001000000000" w:firstRow="0" w:lastRow="0" w:firstColumn="1" w:lastColumn="0" w:oddVBand="0" w:evenVBand="0" w:oddHBand="0" w:evenHBand="0" w:firstRowFirstColumn="0" w:firstRowLastColumn="0" w:lastRowFirstColumn="0" w:lastRowLastColumn="0"/>
-            <w:tcW w:w="2405" w:type="dxa"/>
-            <w:tcBorders>
-              <w:top w:val="single" w:sz="4" w:space="0" w:color="5B9BD5"/>
-              <w:left w:val="single" w:sz="4" w:space="0" w:color="5B9BD5"/>
-              <w:bottom w:val="single" w:sz="4" w:space="0" w:color="5B9BD5"/>
-              <w:right w:val="single" w:sz="4" w:space="0" w:color="5B9BD5"/>
-            </w:tcBorders>
-          </w:tcPr>
-          <w:p>
-            <w:pPr>
-              <w:spacing w:line="276" w:lineRule="auto"/>
-              <w:jc w:val="both"/>
-              <w:rPr>
-                <w:rFonts w:ascii="Arial" w:hAnsi="Arial" w:cs="Arial"/>
-              </w:rPr>
-            </w:pPr>
-            <w:r>
-              <w:rPr>
-                <w:rFonts w:ascii="Arial" w:hAnsi="Arial" w:cs="Arial"/>
-              </w:rPr>
-              <w:t>Actor principal</w:t>
-            </w:r>
-          </w:p>
-        </w:tc>
-        <w:tc>
-          <w:tcPr>
-            <w:tcW w:w="6089" w:type="dxa"/>
-            <w:tcBorders>
-              <w:top w:val="single" w:sz="4" w:space="0" w:color="5B9BD5"/>
-              <w:left w:val="single" w:sz="4" w:space="0" w:color="5B9BD5"/>
-              <w:bottom w:val="single" w:sz="4" w:space="0" w:color="5B9BD5"/>
-              <w:right w:val="single" w:sz="4" w:space="0" w:color="5B9BD5"/>
-            </w:tcBorders>
-          </w:tcPr>
-          <w:p>
-            <w:pPr>
-              <w:spacing w:line="276" w:lineRule="auto"/>
-              <w:jc w:val="both"/>
-              <w:cnfStyle w:val="000000000000" w:firstRow="0" w:lastRow="0" w:firstColumn="0" w:lastColumn="0" w:oddVBand="0" w:evenVBand="0" w:oddHBand="0" w:evenHBand="0" w:firstRowFirstColumn="0" w:firstRowLastColumn="0" w:lastRowFirstColumn="0" w:lastRowLastColumn="0"/>
-              <w:rPr>
-                <w:rFonts w:ascii="Arial" w:hAnsi="Arial" w:cs="Arial"/>
-              </w:rPr>
-            </w:pPr>
-            <w:r>
-              <w:rPr>
-                <w:rFonts w:ascii="Arial" w:hAnsi="Arial" w:cs="Arial"/>
-              </w:rPr>
-              <w:t>Administrador</w:t>
-            </w:r>
-          </w:p>
-        </w:tc>
-      </w:tr>
-      <w:tr>
-        <w:trPr>
-          <w:cnfStyle w:val="000000100000" w:firstRow="0" w:lastRow="0" w:firstColumn="0" w:lastColumn="0" w:oddVBand="0" w:evenVBand="0" w:oddHBand="1" w:evenHBand="0" w:firstRowFirstColumn="0" w:firstRowLastColumn="0" w:lastRowFirstColumn="0" w:lastRowLastColumn="0"/>
-        </w:trPr>
-        <w:tc>
-          <w:tcPr>
-            <w:cnfStyle w:val="001000000000" w:firstRow="0" w:lastRow="0" w:firstColumn="1" w:lastColumn="0" w:oddVBand="0" w:evenVBand="0" w:oddHBand="0" w:evenHBand="0" w:firstRowFirstColumn="0" w:firstRowLastColumn="0" w:lastRowFirstColumn="0" w:lastRowLastColumn="0"/>
-            <w:tcW w:w="2405" w:type="dxa"/>
-            <w:tcBorders>
-              <w:top w:val="single" w:sz="4" w:space="0" w:color="5B9BD5"/>
-              <w:left w:val="single" w:sz="4" w:space="0" w:color="5B9BD5"/>
-              <w:bottom w:val="single" w:sz="4" w:space="0" w:color="5B9BD5"/>
-              <w:right w:val="single" w:sz="4" w:space="0" w:color="5B9BD5"/>
-            </w:tcBorders>
-          </w:tcPr>
-          <w:p>
-            <w:pPr>
-              <w:spacing w:line="276" w:lineRule="auto"/>
-              <w:jc w:val="both"/>
-              <w:rPr>
-                <w:rFonts w:ascii="Arial" w:hAnsi="Arial" w:cs="Arial"/>
-              </w:rPr>
-            </w:pPr>
-            <w:r>
-              <w:rPr>
-                <w:rFonts w:ascii="Arial" w:hAnsi="Arial" w:cs="Arial"/>
-              </w:rPr>
-              <w:t>Actores secundarios</w:t>
-            </w:r>
-          </w:p>
-        </w:tc>
-        <w:tc>
-          <w:tcPr>
-            <w:tcW w:w="6089" w:type="dxa"/>
-            <w:tcBorders>
-              <w:top w:val="single" w:sz="4" w:space="0" w:color="5B9BD5"/>
-              <w:left w:val="single" w:sz="4" w:space="0" w:color="5B9BD5"/>
-              <w:bottom w:val="single" w:sz="4" w:space="0" w:color="5B9BD5"/>
-              <w:right w:val="single" w:sz="4" w:space="0" w:color="5B9BD5"/>
-            </w:tcBorders>
-          </w:tcPr>
-          <w:p>
-            <w:pPr>
-              <w:spacing w:line="276" w:lineRule="auto"/>
-              <w:jc w:val="both"/>
-              <w:cnfStyle w:val="000000100000" w:firstRow="0" w:lastRow="0" w:firstColumn="0" w:lastColumn="0" w:oddVBand="0" w:evenVBand="0" w:oddHBand="1" w:evenHBand="0" w:firstRowFirstColumn="0" w:firstRowLastColumn="0" w:lastRowFirstColumn="0" w:lastRowLastColumn="0"/>
-              <w:rPr>
-                <w:rFonts w:ascii="Arial" w:hAnsi="Arial" w:cs="Arial"/>
-              </w:rPr>
-            </w:pPr>
-            <w:r>
-              <w:rPr>
-                <w:rFonts w:ascii="Arial" w:hAnsi="Arial" w:cs="Arial"/>
-              </w:rPr>
-              <w:t>Vendedor</w:t>
-            </w:r>
-          </w:p>
-        </w:tc>
-      </w:tr>
-      <w:tr>
-        <w:tc>
-          <w:tcPr>
-            <w:cnfStyle w:val="001000000000" w:firstRow="0" w:lastRow="0" w:firstColumn="1" w:lastColumn="0" w:oddVBand="0" w:evenVBand="0" w:oddHBand="0" w:evenHBand="0" w:firstRowFirstColumn="0" w:firstRowLastColumn="0" w:lastRowFirstColumn="0" w:lastRowLastColumn="0"/>
-            <w:tcW w:w="2405" w:type="dxa"/>
-            <w:tcBorders>
-              <w:top w:val="single" w:sz="4" w:space="0" w:color="5B9BD5"/>
-              <w:left w:val="single" w:sz="4" w:space="0" w:color="5B9BD5"/>
-              <w:bottom w:val="single" w:sz="4" w:space="0" w:color="5B9BD5"/>
-              <w:right w:val="single" w:sz="4" w:space="0" w:color="5B9BD5"/>
-            </w:tcBorders>
-          </w:tcPr>
-          <w:p>
-            <w:pPr>
-              <w:spacing w:line="276" w:lineRule="auto"/>
-              <w:jc w:val="both"/>
-              <w:rPr>
-                <w:rFonts w:ascii="Arial" w:hAnsi="Arial" w:cs="Arial"/>
-              </w:rPr>
-            </w:pPr>
-            <w:r>
-              <w:rPr>
-                <w:rFonts w:ascii="Arial" w:hAnsi="Arial" w:cs="Arial"/>
-              </w:rPr>
-              <w:t>Descripción</w:t>
-            </w:r>
-          </w:p>
-        </w:tc>
-        <w:tc>
-          <w:tcPr>
-            <w:tcW w:w="6089" w:type="dxa"/>
-            <w:tcBorders>
-              <w:top w:val="single" w:sz="4" w:space="0" w:color="5B9BD5"/>
-              <w:left w:val="single" w:sz="4" w:space="0" w:color="5B9BD5"/>
-              <w:bottom w:val="single" w:sz="4" w:space="0" w:color="5B9BD5"/>
-              <w:right w:val="single" w:sz="4" w:space="0" w:color="5B9BD5"/>
-            </w:tcBorders>
-          </w:tcPr>
-          <w:p>
-            <w:pPr>
-              <w:spacing w:line="276" w:lineRule="auto"/>
-              <w:jc w:val="both"/>
-              <w:cnfStyle w:val="000000000000" w:firstRow="0" w:lastRow="0" w:firstColumn="0" w:lastColumn="0" w:oddVBand="0" w:evenVBand="0" w:oddHBand="0" w:evenHBand="0" w:firstRowFirstColumn="0" w:firstRowLastColumn="0" w:lastRowFirstColumn="0" w:lastRowLastColumn="0"/>
-              <w:rPr>
-                <w:rFonts w:ascii="Arial" w:hAnsi="Arial" w:cs="Arial"/>
-              </w:rPr>
-            </w:pPr>
-            <w:r>
-              <w:rPr>
-                <w:rFonts w:ascii="Arial" w:hAnsi="Arial" w:cs="Arial"/>
-              </w:rPr>
-              <w:t>P</w:t>
-            </w:r>
-            <w:r>
-              <w:rPr>
-                <w:rFonts w:ascii="Arial" w:hAnsi="Arial" w:cs="Arial"/>
-              </w:rPr>
-              <w:t xml:space="preserve">ermite a los </w:t>
-            </w:r>
-            <w:r>
-              <w:rPr>
-                <w:rFonts w:ascii="Arial" w:hAnsi="Arial" w:cs="Arial"/>
-              </w:rPr>
-              <w:t xml:space="preserve">usuarios </w:t>
-            </w:r>
-            <w:r>
-              <w:rPr>
-                <w:rFonts w:ascii="Arial" w:hAnsi="Arial" w:cs="Arial"/>
-              </w:rPr>
-              <w:t xml:space="preserve">de la tienda </w:t>
-            </w:r>
-            <w:r>
-              <w:rPr>
-                <w:rFonts w:ascii="Arial" w:hAnsi="Arial" w:cs="Arial"/>
-              </w:rPr>
-              <w:t xml:space="preserve">consultar la lista de </w:t>
-            </w:r>
-            <w:r>
-              <w:rPr>
-                <w:rFonts w:ascii="Arial" w:hAnsi="Arial" w:cs="Arial"/>
-              </w:rPr>
-              <w:t>artículo</w:t>
-            </w:r>
-            <w:r>
-              <w:rPr>
-                <w:rFonts w:ascii="Arial" w:hAnsi="Arial" w:cs="Arial"/>
-              </w:rPr>
-              <w:t>s</w:t>
-            </w:r>
-            <w:r>
-              <w:rPr>
-                <w:rFonts w:ascii="Arial" w:hAnsi="Arial" w:cs="Arial"/>
-              </w:rPr>
-              <w:t xml:space="preserve"> </w:t>
-            </w:r>
-            <w:r>
-              <w:rPr>
-                <w:rFonts w:ascii="Arial" w:hAnsi="Arial" w:cs="Arial"/>
-              </w:rPr>
-              <w:t xml:space="preserve">dados de alta en </w:t>
-            </w:r>
-            <w:r>
-              <w:rPr>
-                <w:rFonts w:ascii="Arial" w:hAnsi="Arial" w:cs="Arial"/>
-              </w:rPr>
-              <w:t>la base de datos.</w:t>
-            </w:r>
-          </w:p>
-        </w:tc>
-      </w:tr>
-      <w:tr>
-        <w:trPr>
-          <w:cnfStyle w:val="000000100000" w:firstRow="0" w:lastRow="0" w:firstColumn="0" w:lastColumn="0" w:oddVBand="0" w:evenVBand="0" w:oddHBand="1" w:evenHBand="0" w:firstRowFirstColumn="0" w:firstRowLastColumn="0" w:lastRowFirstColumn="0" w:lastRowLastColumn="0"/>
-        </w:trPr>
-        <w:tc>
-          <w:tcPr>
-            <w:cnfStyle w:val="001000000000" w:firstRow="0" w:lastRow="0" w:firstColumn="1" w:lastColumn="0" w:oddVBand="0" w:evenVBand="0" w:oddHBand="0" w:evenHBand="0" w:firstRowFirstColumn="0" w:firstRowLastColumn="0" w:lastRowFirstColumn="0" w:lastRowLastColumn="0"/>
-            <w:tcW w:w="2405" w:type="dxa"/>
-            <w:tcBorders>
-              <w:top w:val="single" w:sz="4" w:space="0" w:color="5B9BD5"/>
-              <w:left w:val="single" w:sz="4" w:space="0" w:color="5B9BD5"/>
-              <w:bottom w:val="single" w:sz="4" w:space="0" w:color="5B9BD5"/>
-              <w:right w:val="single" w:sz="4" w:space="0" w:color="5B9BD5"/>
-            </w:tcBorders>
-          </w:tcPr>
-          <w:p>
-            <w:pPr>
-              <w:spacing w:line="276" w:lineRule="auto"/>
-              <w:jc w:val="both"/>
-              <w:rPr>
-                <w:rFonts w:ascii="Arial" w:hAnsi="Arial" w:cs="Arial"/>
-              </w:rPr>
-            </w:pPr>
-            <w:r>
-              <w:rPr>
-                <w:rFonts w:ascii="Arial" w:hAnsi="Arial" w:cs="Arial"/>
-              </w:rPr>
-              <w:t>Evento de activación</w:t>
-            </w:r>
-          </w:p>
-        </w:tc>
-        <w:tc>
-          <w:tcPr>
-            <w:tcW w:w="6089" w:type="dxa"/>
-            <w:tcBorders>
-              <w:top w:val="single" w:sz="4" w:space="0" w:color="5B9BD5"/>
-              <w:left w:val="single" w:sz="4" w:space="0" w:color="5B9BD5"/>
-              <w:bottom w:val="single" w:sz="4" w:space="0" w:color="5B9BD5"/>
-              <w:right w:val="single" w:sz="4" w:space="0" w:color="5B9BD5"/>
-            </w:tcBorders>
-          </w:tcPr>
-          <w:p>
-            <w:pPr>
-              <w:spacing w:line="276" w:lineRule="auto"/>
-              <w:jc w:val="both"/>
-              <w:cnfStyle w:val="000000100000" w:firstRow="0" w:lastRow="0" w:firstColumn="0" w:lastColumn="0" w:oddVBand="0" w:evenVBand="0" w:oddHBand="1" w:evenHBand="0" w:firstRowFirstColumn="0" w:firstRowLastColumn="0" w:lastRowFirstColumn="0" w:lastRowLastColumn="0"/>
-              <w:rPr>
-                <w:rFonts w:ascii="Arial" w:hAnsi="Arial" w:cs="Arial"/>
-              </w:rPr>
-            </w:pPr>
-            <w:r>
-              <w:rPr>
-                <w:rFonts w:ascii="Arial" w:hAnsi="Arial" w:cs="Arial"/>
-              </w:rPr>
-              <w:t>El usuario selecciona la opción de “</w:t>
-            </w:r>
-            <w:r>
-              <w:rPr>
-                <w:rFonts w:ascii="Arial" w:hAnsi="Arial" w:cs="Arial"/>
-                <w:i/>
-                <w:iCs/>
-              </w:rPr>
-              <w:t xml:space="preserve">Consultar </w:t>
-            </w:r>
-            <w:r>
-              <w:rPr>
-                <w:rFonts w:ascii="Arial" w:hAnsi="Arial" w:cs="Arial"/>
-                <w:i/>
-                <w:iCs/>
-              </w:rPr>
-              <w:t>Artículo</w:t>
-            </w:r>
-            <w:r>
-              <w:rPr>
-                <w:rFonts w:ascii="Arial" w:hAnsi="Arial" w:cs="Arial"/>
-                <w:i/>
-                <w:iCs/>
-              </w:rPr>
-              <w:t>s</w:t>
-            </w:r>
-            <w:r>
-              <w:rPr>
-                <w:rFonts w:ascii="Arial" w:hAnsi="Arial" w:cs="Arial"/>
-              </w:rPr>
-              <w:t>”.</w:t>
-            </w:r>
-          </w:p>
-        </w:tc>
-      </w:tr>
-      <w:tr>
-        <w:tc>
-          <w:tcPr>
-            <w:cnfStyle w:val="001000000000" w:firstRow="0" w:lastRow="0" w:firstColumn="1" w:lastColumn="0" w:oddVBand="0" w:evenVBand="0" w:oddHBand="0" w:evenHBand="0" w:firstRowFirstColumn="0" w:firstRowLastColumn="0" w:lastRowFirstColumn="0" w:lastRowLastColumn="0"/>
-            <w:tcW w:w="2405" w:type="dxa"/>
-            <w:tcBorders>
-              <w:top w:val="single" w:sz="4" w:space="0" w:color="5B9BD5"/>
-              <w:left w:val="single" w:sz="4" w:space="0" w:color="5B9BD5"/>
-              <w:bottom w:val="single" w:sz="4" w:space="0" w:color="5B9BD5"/>
-              <w:right w:val="single" w:sz="4" w:space="0" w:color="5B9BD5"/>
-            </w:tcBorders>
-          </w:tcPr>
-          <w:p>
-            <w:pPr>
-              <w:spacing w:line="276" w:lineRule="auto"/>
-              <w:jc w:val="both"/>
-              <w:rPr>
-                <w:rFonts w:ascii="Arial" w:hAnsi="Arial" w:cs="Arial"/>
-              </w:rPr>
-            </w:pPr>
-            <w:r>
-              <w:rPr>
-                <w:rFonts w:ascii="Arial" w:hAnsi="Arial" w:cs="Arial"/>
-              </w:rPr>
-              <w:t>Precondiciones</w:t>
-            </w:r>
-          </w:p>
-        </w:tc>
-        <w:tc>
-          <w:tcPr>
-            <w:tcW w:w="6089" w:type="dxa"/>
-            <w:tcBorders>
-              <w:top w:val="single" w:sz="4" w:space="0" w:color="5B9BD5"/>
-              <w:left w:val="single" w:sz="4" w:space="0" w:color="5B9BD5"/>
-              <w:bottom w:val="single" w:sz="4" w:space="0" w:color="5B9BD5"/>
-              <w:right w:val="single" w:sz="4" w:space="0" w:color="5B9BD5"/>
-            </w:tcBorders>
-          </w:tcPr>
-          <w:p>
-            <w:pPr>
-              <w:spacing w:line="276" w:lineRule="auto"/>
-              <w:jc w:val="both"/>
-              <w:cnfStyle w:val="000000000000" w:firstRow="0" w:lastRow="0" w:firstColumn="0" w:lastColumn="0" w:oddVBand="0" w:evenVBand="0" w:oddHBand="0" w:evenHBand="0" w:firstRowFirstColumn="0" w:firstRowLastColumn="0" w:lastRowFirstColumn="0" w:lastRowLastColumn="0"/>
-              <w:rPr>
-                <w:rFonts w:ascii="Arial" w:hAnsi="Arial" w:cs="Arial"/>
-              </w:rPr>
-            </w:pPr>
-            <w:r>
-              <w:rPr>
-                <w:rFonts w:ascii="Arial" w:hAnsi="Arial" w:cs="Arial"/>
-              </w:rPr>
-              <w:t>El usuario ha iniciado sesión en el sistema con sus credenciales.</w:t>
-            </w:r>
-          </w:p>
-        </w:tc>
-      </w:tr>
-      <w:tr>
-        <w:trPr>
-          <w:cnfStyle w:val="000000100000" w:firstRow="0" w:lastRow="0" w:firstColumn="0" w:lastColumn="0" w:oddVBand="0" w:evenVBand="0" w:oddHBand="1" w:evenHBand="0" w:firstRowFirstColumn="0" w:firstRowLastColumn="0" w:lastRowFirstColumn="0" w:lastRowLastColumn="0"/>
-        </w:trPr>
-        <w:tc>
-          <w:tcPr>
-            <w:cnfStyle w:val="001000000000" w:firstRow="0" w:lastRow="0" w:firstColumn="1" w:lastColumn="0" w:oddVBand="0" w:evenVBand="0" w:oddHBand="0" w:evenHBand="0" w:firstRowFirstColumn="0" w:firstRowLastColumn="0" w:lastRowFirstColumn="0" w:lastRowLastColumn="0"/>
-            <w:tcW w:w="2405" w:type="dxa"/>
-            <w:tcBorders>
-              <w:top w:val="single" w:sz="4" w:space="0" w:color="5B9BD5"/>
-              <w:left w:val="single" w:sz="4" w:space="0" w:color="5B9BD5"/>
-              <w:bottom w:val="single" w:sz="4" w:space="0" w:color="5B9BD5"/>
-              <w:right w:val="single" w:sz="4" w:space="0" w:color="5B9BD5"/>
-            </w:tcBorders>
-          </w:tcPr>
-          <w:p>
-            <w:pPr>
-              <w:spacing w:line="276" w:lineRule="auto"/>
-              <w:jc w:val="both"/>
-              <w:rPr>
-                <w:rFonts w:ascii="Arial" w:hAnsi="Arial" w:cs="Arial"/>
-              </w:rPr>
-            </w:pPr>
-            <w:r>
-              <w:rPr>
-                <w:rFonts w:ascii="Arial" w:hAnsi="Arial" w:cs="Arial"/>
-              </w:rPr>
-              <w:t>Garantías si éxito</w:t>
-            </w:r>
-          </w:p>
-        </w:tc>
-        <w:tc>
-          <w:tcPr>
-            <w:tcW w:w="6089" w:type="dxa"/>
-            <w:tcBorders>
-              <w:top w:val="single" w:sz="4" w:space="0" w:color="5B9BD5"/>
-              <w:left w:val="single" w:sz="4" w:space="0" w:color="5B9BD5"/>
-              <w:bottom w:val="single" w:sz="4" w:space="0" w:color="5B9BD5"/>
-              <w:right w:val="single" w:sz="4" w:space="0" w:color="5B9BD5"/>
-            </w:tcBorders>
-          </w:tcPr>
-          <w:p>
-            <w:pPr>
-              <w:spacing w:line="276" w:lineRule="auto"/>
-              <w:jc w:val="both"/>
-              <w:cnfStyle w:val="000000100000" w:firstRow="0" w:lastRow="0" w:firstColumn="0" w:lastColumn="0" w:oddVBand="0" w:evenVBand="0" w:oddHBand="1" w:evenHBand="0" w:firstRowFirstColumn="0" w:firstRowLastColumn="0" w:lastRowFirstColumn="0" w:lastRowLastColumn="0"/>
-              <w:rPr>
-                <w:rFonts w:ascii="Arial" w:hAnsi="Arial" w:cs="Arial"/>
-              </w:rPr>
-            </w:pPr>
-            <w:r>
-              <w:rPr>
-                <w:rFonts w:ascii="Arial" w:hAnsi="Arial" w:cs="Arial"/>
-              </w:rPr>
-              <w:t>El sistema muestra al usuario el listado de artículos de la base de datos.</w:t>
-            </w:r>
-          </w:p>
-        </w:tc>
-      </w:tr>
-      <w:tr>
-        <w:tc>
-          <w:tcPr>
-            <w:cnfStyle w:val="001000000000" w:firstRow="0" w:lastRow="0" w:firstColumn="1" w:lastColumn="0" w:oddVBand="0" w:evenVBand="0" w:oddHBand="0" w:evenHBand="0" w:firstRowFirstColumn="0" w:firstRowLastColumn="0" w:lastRowFirstColumn="0" w:lastRowLastColumn="0"/>
-            <w:tcW w:w="2405" w:type="dxa"/>
-            <w:tcBorders>
-              <w:top w:val="single" w:sz="4" w:space="0" w:color="5B9BD5"/>
-              <w:left w:val="single" w:sz="4" w:space="0" w:color="5B9BD5"/>
-              <w:bottom w:val="single" w:sz="4" w:space="0" w:color="5B9BD5"/>
-              <w:right w:val="single" w:sz="4" w:space="0" w:color="5B9BD5"/>
-            </w:tcBorders>
-          </w:tcPr>
-          <w:p>
-            <w:pPr>
-              <w:spacing w:line="276" w:lineRule="auto"/>
-              <w:jc w:val="both"/>
-              <w:rPr>
-                <w:rFonts w:ascii="Arial" w:hAnsi="Arial" w:cs="Arial"/>
-              </w:rPr>
-            </w:pPr>
-            <w:r>
-              <w:rPr>
-                <w:rFonts w:ascii="Arial" w:hAnsi="Arial" w:cs="Arial"/>
-              </w:rPr>
-              <w:t>Garantías mínimas</w:t>
-            </w:r>
-          </w:p>
-        </w:tc>
-        <w:tc>
-          <w:tcPr>
-            <w:tcW w:w="6089" w:type="dxa"/>
-            <w:tcBorders>
-              <w:top w:val="single" w:sz="4" w:space="0" w:color="5B9BD5"/>
-              <w:left w:val="single" w:sz="4" w:space="0" w:color="5B9BD5"/>
-              <w:bottom w:val="single" w:sz="4" w:space="0" w:color="5B9BD5"/>
-              <w:right w:val="single" w:sz="4" w:space="0" w:color="5B9BD5"/>
-            </w:tcBorders>
-          </w:tcPr>
-          <w:p>
-            <w:pPr>
-              <w:spacing w:line="276" w:lineRule="auto"/>
-              <w:jc w:val="both"/>
-              <w:cnfStyle w:val="000000000000" w:firstRow="0" w:lastRow="0" w:firstColumn="0" w:lastColumn="0" w:oddVBand="0" w:evenVBand="0" w:oddHBand="0" w:evenHBand="0" w:firstRowFirstColumn="0" w:firstRowLastColumn="0" w:lastRowFirstColumn="0" w:lastRowLastColumn="0"/>
-              <w:rPr>
-                <w:rFonts w:ascii="Arial" w:hAnsi="Arial" w:cs="Arial"/>
-              </w:rPr>
-            </w:pPr>
-            <w:r>
-              <w:rPr>
-                <w:rFonts w:ascii="Arial" w:hAnsi="Arial" w:cs="Arial"/>
-              </w:rPr>
-              <w:t>El sistema permanece en el mismo estado que al principio del caso de uso.</w:t>
-            </w:r>
-          </w:p>
-          <w:p>
-            <w:pPr>
-              <w:spacing w:line="276" w:lineRule="auto"/>
-              <w:jc w:val="both"/>
-              <w:cnfStyle w:val="000000000000" w:firstRow="0" w:lastRow="0" w:firstColumn="0" w:lastColumn="0" w:oddVBand="0" w:evenVBand="0" w:oddHBand="0" w:evenHBand="0" w:firstRowFirstColumn="0" w:firstRowLastColumn="0" w:lastRowFirstColumn="0" w:lastRowLastColumn="0"/>
-              <w:rPr>
-                <w:rFonts w:ascii="Arial" w:hAnsi="Arial" w:cs="Arial"/>
-              </w:rPr>
-            </w:pPr>
-            <w:r>
-              <w:rPr>
-                <w:rFonts w:ascii="Arial" w:hAnsi="Arial" w:cs="Arial"/>
-              </w:rPr>
-              <w:lastRenderedPageBreak/>
-              <w:t>El usuario puede seguir navegando por la aplicación web, si dispone de conexión a internet.</w:t>
-            </w:r>
-          </w:p>
-        </w:tc>
-      </w:tr>
-      <w:tr>
-        <w:trPr>
-          <w:cnfStyle w:val="000000100000" w:firstRow="0" w:lastRow="0" w:firstColumn="0" w:lastColumn="0" w:oddVBand="0" w:evenVBand="0" w:oddHBand="1" w:evenHBand="0" w:firstRowFirstColumn="0" w:firstRowLastColumn="0" w:lastRowFirstColumn="0" w:lastRowLastColumn="0"/>
-        </w:trPr>
-        <w:tc>
-          <w:tcPr>
-            <w:cnfStyle w:val="001000000000" w:firstRow="0" w:lastRow="0" w:firstColumn="1" w:lastColumn="0" w:oddVBand="0" w:evenVBand="0" w:oddHBand="0" w:evenHBand="0" w:firstRowFirstColumn="0" w:firstRowLastColumn="0" w:lastRowFirstColumn="0" w:lastRowLastColumn="0"/>
-            <w:tcW w:w="2405" w:type="dxa"/>
-            <w:tcBorders>
-              <w:top w:val="single" w:sz="4" w:space="0" w:color="5B9BD5"/>
-              <w:left w:val="single" w:sz="4" w:space="0" w:color="5B9BD5"/>
-              <w:bottom w:val="single" w:sz="4" w:space="0" w:color="5B9BD5"/>
-              <w:right w:val="single" w:sz="4" w:space="0" w:color="5B9BD5"/>
-            </w:tcBorders>
-          </w:tcPr>
-          <w:p>
-            <w:pPr>
-              <w:spacing w:line="276" w:lineRule="auto"/>
-              <w:jc w:val="both"/>
-              <w:rPr>
-                <w:rFonts w:ascii="Arial" w:hAnsi="Arial" w:cs="Arial"/>
-              </w:rPr>
-            </w:pPr>
-            <w:r>
-              <w:rPr>
-                <w:rFonts w:ascii="Arial" w:hAnsi="Arial" w:cs="Arial"/>
-              </w:rPr>
               <w:lastRenderedPageBreak/>
               <w:t>Escenario principal</w:t>
             </w:r>
@@ -9805,7 +9782,27 @@
               <w:rPr>
                 <w:rFonts w:ascii="Arial" w:hAnsi="Arial" w:cs="Arial"/>
               </w:rPr>
-              <w:t>lista de artículos con sus datos principales.</w:t>
+              <w:t xml:space="preserve">lista de artículos con sus datos </w:t>
+            </w:r>
+            <w:commentRangeStart w:id="34"/>
+            <w:r>
+              <w:rPr>
+                <w:rFonts w:ascii="Arial" w:hAnsi="Arial" w:cs="Arial"/>
+              </w:rPr>
+              <w:t>principales</w:t>
+            </w:r>
+            <w:commentRangeEnd w:id="34"/>
+            <w:r>
+              <w:rPr>
+                <w:rStyle w:val="Refdecomentario"/>
+              </w:rPr>
+              <w:commentReference w:id="34"/>
+            </w:r>
+            <w:r>
+              <w:rPr>
+                <w:rFonts w:ascii="Arial" w:hAnsi="Arial" w:cs="Arial"/>
+              </w:rPr>
+              <w:t>.</w:t>
             </w:r>
           </w:p>
         </w:tc>
@@ -10692,6 +10689,12 @@
               </w:rPr>
               <w:t>2. Por cada artículo que se quiera agregar a la venta</w:t>
             </w:r>
+            <w:r>
+              <w:rPr>
+                <w:rFonts w:ascii="Arial" w:hAnsi="Arial" w:cs="Arial"/>
+              </w:rPr>
+              <w:t>:</w:t>
+            </w:r>
           </w:p>
           <w:p>
             <w:pPr>
@@ -10892,19 +10895,19 @@
               </w:rPr>
               <w:t xml:space="preserve"> registra la venta en la base de datos, actualiza el inventario para reflejar las cantidades vendidas y genera un </w:t>
             </w:r>
-            <w:commentRangeStart w:id="30"/>
+            <w:commentRangeStart w:id="35"/>
             <w:r>
               <w:rPr>
                 <w:rFonts w:ascii="Arial" w:hAnsi="Arial" w:cs="Arial"/>
               </w:rPr>
               <w:t xml:space="preserve">recibo </w:t>
             </w:r>
-            <w:commentRangeEnd w:id="30"/>
+            <w:commentRangeEnd w:id="35"/>
             <w:r>
               <w:rPr>
                 <w:rStyle w:val="Refdecomentario"/>
               </w:rPr>
-              <w:commentReference w:id="30"/>
+              <w:commentReference w:id="35"/>
             </w:r>
             <w:r>
               <w:rPr>
@@ -11062,6 +11065,7 @@
               </w:rPr>
               <w:t xml:space="preserve">Borrar </w:t>
             </w:r>
+            <w:commentRangeStart w:id="36"/>
             <w:r>
               <w:rPr>
                 <w:rFonts w:ascii="Arial" w:hAnsi="Arial" w:cs="Arial"/>
@@ -11077,6 +11081,13 @@
                 <w:iCs/>
               </w:rPr>
               <w:t>rtículo</w:t>
+            </w:r>
+            <w:commentRangeEnd w:id="36"/>
+            <w:r>
+              <w:rPr>
+                <w:rStyle w:val="Refdecomentario"/>
+              </w:rPr>
+              <w:commentReference w:id="36"/>
             </w:r>
             <w:r>
               <w:rPr>
@@ -11952,7 +11963,7 @@
               </w:rPr>
               <w:t xml:space="preserve">2. El usuario selecciona el proveedor de la </w:t>
             </w:r>
-            <w:commentRangeStart w:id="31"/>
+            <w:commentRangeStart w:id="37"/>
             <w:r>
               <w:rPr>
                 <w:rFonts w:ascii="Arial" w:hAnsi="Arial" w:cs="Arial"/>
@@ -11961,12 +11972,12 @@
               </w:rPr>
               <w:t>compra</w:t>
             </w:r>
-            <w:commentRangeEnd w:id="31"/>
+            <w:commentRangeEnd w:id="37"/>
             <w:r>
               <w:rPr>
                 <w:rStyle w:val="Refdecomentario"/>
               </w:rPr>
-              <w:commentReference w:id="31"/>
+              <w:commentReference w:id="37"/>
             </w:r>
             <w:r>
               <w:rPr>
@@ -11996,7 +12007,7 @@
               </w:rPr>
               <w:t>3</w:t>
             </w:r>
-            <w:commentRangeStart w:id="32"/>
+            <w:commentRangeStart w:id="38"/>
             <w:r>
               <w:rPr>
                 <w:rFonts w:ascii="Arial" w:hAnsi="Arial" w:cs="Arial"/>
@@ -12021,12 +12032,12 @@
               </w:rPr>
               <w:t>.</w:t>
             </w:r>
-            <w:commentRangeEnd w:id="32"/>
+            <w:commentRangeEnd w:id="38"/>
             <w:r>
               <w:rPr>
                 <w:rStyle w:val="Refdecomentario"/>
               </w:rPr>
-              <w:commentReference w:id="32"/>
+              <w:commentReference w:id="38"/>
             </w:r>
           </w:p>
           <w:p>
@@ -12068,7 +12079,7 @@
               </w:rPr>
               <w:t xml:space="preserve">5. El usuario </w:t>
             </w:r>
-            <w:commentRangeStart w:id="33"/>
+            <w:commentRangeStart w:id="39"/>
             <w:r>
               <w:rPr>
                 <w:rFonts w:ascii="Arial" w:hAnsi="Arial" w:cs="Arial"/>
@@ -12077,12 +12088,12 @@
               </w:rPr>
               <w:t>confirma los artículos seleccionados y el monto total con el proveedor</w:t>
             </w:r>
-            <w:commentRangeEnd w:id="33"/>
+            <w:commentRangeEnd w:id="39"/>
             <w:r>
               <w:rPr>
                 <w:rStyle w:val="Refdecomentario"/>
               </w:rPr>
-              <w:commentReference w:id="33"/>
+              <w:commentReference w:id="39"/>
             </w:r>
             <w:r>
               <w:rPr>
@@ -12237,7 +12248,27 @@
               <w:rPr>
                 <w:rFonts w:ascii="Arial" w:hAnsi="Arial" w:cs="Arial"/>
               </w:rPr>
-              <w:t>5a. El usuario requiere borrar un artículo antes de aceptar la compra.</w:t>
+              <w:t xml:space="preserve">5a. El usuario requiere borrar un artículo antes de aceptar la </w:t>
+            </w:r>
+            <w:commentRangeStart w:id="40"/>
+            <w:r>
+              <w:rPr>
+                <w:rFonts w:ascii="Arial" w:hAnsi="Arial" w:cs="Arial"/>
+              </w:rPr>
+              <w:t>compra</w:t>
+            </w:r>
+            <w:commentRangeEnd w:id="40"/>
+            <w:r>
+              <w:rPr>
+                <w:rStyle w:val="Refdecomentario"/>
+              </w:rPr>
+              <w:commentReference w:id="40"/>
+            </w:r>
+            <w:r>
+              <w:rPr>
+                <w:rFonts w:ascii="Arial" w:hAnsi="Arial" w:cs="Arial"/>
+              </w:rPr>
+              <w:t>.</w:t>
             </w:r>
           </w:p>
           <w:p>
@@ -13142,7 +13173,6 @@
               </w:rPr>
               <w:t xml:space="preserve">, y </w:t>
             </w:r>
-            <w:commentRangeStart w:id="34"/>
             <w:r>
               <w:rPr>
                 <w:rFonts w:ascii="Arial" w:hAnsi="Arial" w:cs="Arial"/>
@@ -13151,13 +13181,6 @@
               </w:rPr>
               <w:t>la referencia a la factura de venta correspondiente</w:t>
             </w:r>
-            <w:commentRangeEnd w:id="34"/>
-            <w:r>
-              <w:rPr>
-                <w:rStyle w:val="Refdecomentario"/>
-              </w:rPr>
-              <w:commentReference w:id="34"/>
-            </w:r>
             <w:r>
               <w:rPr>
                 <w:rFonts w:ascii="Arial" w:hAnsi="Arial" w:cs="Arial"/>
@@ -13184,47 +13207,23 @@
                 <w:sz w:val="21"/>
                 <w:szCs w:val="21"/>
               </w:rPr>
-              <w:t xml:space="preserve">2. El usuario agrega artículos al reembolso seleccionando cada artículo </w:t>
-            </w:r>
-            <w:commentRangeStart w:id="35"/>
-            <w:commentRangeStart w:id="36"/>
-            <w:commentRangeStart w:id="37"/>
+              <w:t xml:space="preserve">2. El usuario agrega artículos al reembolso seleccionando cada artículo de la lista de productos </w:t>
+            </w:r>
             <w:r>
               <w:rPr>
                 <w:rFonts w:ascii="Arial" w:hAnsi="Arial" w:cs="Arial"/>
                 <w:sz w:val="21"/>
                 <w:szCs w:val="21"/>
               </w:rPr>
-              <w:t xml:space="preserve">de la lista de productos </w:t>
-            </w:r>
-            <w:commentRangeEnd w:id="35"/>
+              <w:t>de la factura de venta originaria</w:t>
+            </w:r>
             <w:r>
               <w:rPr>
                 <w:rFonts w:ascii="Arial" w:hAnsi="Arial" w:cs="Arial"/>
                 <w:sz w:val="21"/>
                 <w:szCs w:val="21"/>
               </w:rPr>
-              <w:t>de la factura de venta originaria</w:t>
-            </w:r>
-            <w:r>
-              <w:rPr>
-                <w:rStyle w:val="Refdecomentario"/>
-              </w:rPr>
-              <w:commentReference w:id="35"/>
-            </w:r>
-            <w:commentRangeEnd w:id="36"/>
-            <w:r>
-              <w:rPr>
-                <w:rStyle w:val="Refdecomentario"/>
-              </w:rPr>
-              <w:commentReference w:id="36"/>
-            </w:r>
-            <w:commentRangeEnd w:id="37"/>
-            <w:r>
-              <w:rPr>
-                <w:rStyle w:val="Refdecomentario"/>
-              </w:rPr>
-              <w:commentReference w:id="37"/>
+              <w:t>. Para cada artículo, el empleado ingresa la cantidad que el cliente desea reembolsar</w:t>
             </w:r>
             <w:r>
               <w:rPr>
@@ -13232,31 +13231,23 @@
                 <w:sz w:val="21"/>
                 <w:szCs w:val="21"/>
               </w:rPr>
-              <w:t>. Para cada artículo, el empleado ingresa la cantidad que el cliente desea reembolsar</w:t>
-            </w:r>
+              <w:t xml:space="preserve">, </w:t>
+            </w:r>
+            <w:commentRangeStart w:id="41"/>
             <w:r>
               <w:rPr>
                 <w:rFonts w:ascii="Arial" w:hAnsi="Arial" w:cs="Arial"/>
                 <w:sz w:val="21"/>
                 <w:szCs w:val="21"/>
               </w:rPr>
-              <w:t xml:space="preserve">, </w:t>
-            </w:r>
-            <w:commentRangeStart w:id="38"/>
-            <w:r>
-              <w:rPr>
-                <w:rFonts w:ascii="Arial" w:hAnsi="Arial" w:cs="Arial"/>
-                <w:sz w:val="21"/>
-                <w:szCs w:val="21"/>
-              </w:rPr>
               <w:t xml:space="preserve">así como el precio unitario y descuento aplicados </w:t>
             </w:r>
-            <w:commentRangeEnd w:id="38"/>
+            <w:commentRangeEnd w:id="41"/>
             <w:r>
               <w:rPr>
                 <w:rStyle w:val="Refdecomentario"/>
               </w:rPr>
-              <w:commentReference w:id="38"/>
+              <w:commentReference w:id="41"/>
             </w:r>
             <w:r>
               <w:rPr>
@@ -13399,7 +13390,31 @@
                 <w:sz w:val="21"/>
                 <w:szCs w:val="21"/>
               </w:rPr>
-              <w:t>5. El sistema registra el reembolso en la base de datos, actualiza el inventario para reflejar las cantidades reembolsadas y genera un recibo para el cliente que incluye el detalle del reembolso y el monto total.</w:t>
+              <w:t xml:space="preserve">5. El sistema registra el reembolso en la base de datos, </w:t>
+            </w:r>
+            <w:commentRangeStart w:id="42"/>
+            <w:r>
+              <w:rPr>
+                <w:rFonts w:ascii="Arial" w:hAnsi="Arial" w:cs="Arial"/>
+                <w:sz w:val="21"/>
+                <w:szCs w:val="21"/>
+              </w:rPr>
+              <w:t xml:space="preserve">actualiza el inventario para reflejar las cantidades reembolsadas </w:t>
+            </w:r>
+            <w:commentRangeEnd w:id="42"/>
+            <w:r>
+              <w:rPr>
+                <w:rStyle w:val="Refdecomentario"/>
+              </w:rPr>
+              <w:commentReference w:id="42"/>
+            </w:r>
+            <w:r>
+              <w:rPr>
+                <w:rFonts w:ascii="Arial" w:hAnsi="Arial" w:cs="Arial"/>
+                <w:sz w:val="21"/>
+                <w:szCs w:val="21"/>
+              </w:rPr>
+              <w:t>y genera un recibo para el cliente que incluye el detalle del reembolso y el monto total.</w:t>
             </w:r>
           </w:p>
           <w:p>
@@ -14408,7 +14423,27 @@
               <w:rPr>
                 <w:rFonts w:ascii="Arial" w:hAnsi="Arial" w:cs="Arial"/>
               </w:rPr>
-              <w:t>usuario puede seleccionar uno de los periodos de tiempo preestablecidos, o bien introducir una fecha de inicio y fin de la consulta.</w:t>
+              <w:t xml:space="preserve">usuario puede seleccionar uno de los periodos de </w:t>
+            </w:r>
+            <w:commentRangeStart w:id="43"/>
+            <w:r>
+              <w:rPr>
+                <w:rFonts w:ascii="Arial" w:hAnsi="Arial" w:cs="Arial"/>
+              </w:rPr>
+              <w:t>tiempo preestablecidos</w:t>
+            </w:r>
+            <w:commentRangeEnd w:id="43"/>
+            <w:r>
+              <w:rPr>
+                <w:rStyle w:val="Refdecomentario"/>
+              </w:rPr>
+              <w:commentReference w:id="43"/>
+            </w:r>
+            <w:r>
+              <w:rPr>
+                <w:rFonts w:ascii="Arial" w:hAnsi="Arial" w:cs="Arial"/>
+              </w:rPr>
+              <w:t>, o bien introducir una fecha de inicio y fin de la consulta.</w:t>
             </w:r>
           </w:p>
           <w:p>
@@ -16666,7 +16701,7 @@
           <w:color w:val="595959" w:themeColor="text1" w:themeTint="A6"/>
         </w:rPr>
       </w:pPr>
-      <w:bookmarkStart w:id="39" w:name="_Toc164060907"/>
+      <w:bookmarkStart w:id="44" w:name="_Toc164060907"/>
       <w:r>
         <w:rPr>
           <w:rFonts w:ascii="Arial" w:hAnsi="Arial" w:cs="Arial"/>
@@ -17947,7 +17982,7 @@
         </w:rPr>
         <w:t xml:space="preserve"> no funcionales</w:t>
       </w:r>
-      <w:bookmarkEnd w:id="39"/>
+      <w:bookmarkEnd w:id="44"/>
     </w:p>
     <w:p>
       <w:pPr>
@@ -17984,7 +18019,13 @@
         <w:rPr>
           <w:rFonts w:ascii="Arial" w:hAnsi="Arial" w:cs="Arial"/>
         </w:rPr>
-        <w:t>e detallan los requisitos no funcionales del sistema a desarrollar:</w:t>
+        <w:t>e detallan los requisitos no funcionales del sistema a desarrollar</w:t>
+      </w:r>
+      <w:r>
+        <w:rPr>
+          <w:rFonts w:ascii="Arial" w:hAnsi="Arial" w:cs="Arial"/>
+        </w:rPr>
+        <w:t>.</w:t>
       </w:r>
     </w:p>
     <w:p>
@@ -18393,19 +18434,19 @@
               </w:rPr>
               <w:t xml:space="preserve">El sistema debe funcionar correctamente en los navegadores web más </w:t>
             </w:r>
-            <w:commentRangeStart w:id="40"/>
+            <w:commentRangeStart w:id="45"/>
             <w:r>
               <w:rPr>
                 <w:rFonts w:ascii="Arial" w:hAnsi="Arial" w:cs="Arial"/>
               </w:rPr>
               <w:t>utilizados</w:t>
             </w:r>
-            <w:commentRangeEnd w:id="40"/>
+            <w:commentRangeEnd w:id="45"/>
             <w:r>
               <w:rPr>
                 <w:rStyle w:val="Refdecomentario"/>
               </w:rPr>
-              <w:commentReference w:id="40"/>
+              <w:commentReference w:id="45"/>
             </w:r>
             <w:r>
               <w:rPr>
@@ -18480,7 +18521,7 @@
           <w:rFonts w:ascii="Arial" w:hAnsi="Arial" w:cs="Arial"/>
         </w:rPr>
       </w:pPr>
-      <w:bookmarkStart w:id="41" w:name="_Toc164060908"/>
+      <w:bookmarkStart w:id="46" w:name="_Toc164060908"/>
     </w:p>
     <w:p>
       <w:pPr>
@@ -18531,7 +18572,7 @@
         </w:rPr>
         <w:t xml:space="preserve"> Bocetos / mockups de la interfaz</w:t>
       </w:r>
-      <w:bookmarkEnd w:id="41"/>
+      <w:bookmarkEnd w:id="46"/>
     </w:p>
     <w:p>
       <w:pPr>
@@ -18669,7 +18710,7 @@
           <w:color w:val="595959" w:themeColor="text1" w:themeTint="A6"/>
         </w:rPr>
       </w:pPr>
-      <w:bookmarkStart w:id="42" w:name="_Toc170240665"/>
+      <w:bookmarkStart w:id="47" w:name="_Toc170240665"/>
       <w:r>
         <w:rPr>
           <w:rFonts w:ascii="Arial" w:hAnsi="Arial" w:cs="Arial"/>
@@ -18743,7 +18784,7 @@
         </w:rPr>
         <w:t>Boceto para pantallas de consulta masiva de información</w:t>
       </w:r>
-      <w:bookmarkEnd w:id="42"/>
+      <w:bookmarkEnd w:id="47"/>
     </w:p>
     <w:p>
       <w:pPr>
@@ -18812,7 +18853,7 @@
           <w:color w:val="595959" w:themeColor="text1" w:themeTint="A6"/>
         </w:rPr>
       </w:pPr>
-      <w:bookmarkStart w:id="43" w:name="_Toc170240666"/>
+      <w:bookmarkStart w:id="48" w:name="_Toc170240666"/>
       <w:r>
         <w:rPr>
           <w:rFonts w:ascii="Arial" w:hAnsi="Arial" w:cs="Arial"/>
@@ -18886,7 +18927,7 @@
         </w:rPr>
         <w:t>Boceto para pantallas de añadir y modificar registros</w:t>
       </w:r>
-      <w:bookmarkEnd w:id="43"/>
+      <w:bookmarkEnd w:id="48"/>
     </w:p>
     <w:p>
       <w:pPr>
@@ -18901,7 +18942,7 @@
           <w:szCs w:val="28"/>
         </w:rPr>
       </w:pPr>
-      <w:bookmarkStart w:id="44" w:name="_Toc164060909"/>
+      <w:bookmarkStart w:id="49" w:name="_Toc164060909"/>
       <w:r>
         <w:rPr>
           <w:rFonts w:ascii="Arial" w:hAnsi="Arial" w:cs="Arial"/>
@@ -18927,7 +18968,7 @@
         </w:rPr>
         <w:t xml:space="preserve"> Diseño</w:t>
       </w:r>
-      <w:bookmarkEnd w:id="44"/>
+      <w:bookmarkEnd w:id="49"/>
     </w:p>
     <w:p>
       <w:pPr>
@@ -18948,14 +18989,18 @@
         </w:rPr>
         <w:t xml:space="preserve">presenta una arquitectura robusta y escalable basada en </w:t>
       </w:r>
-      <w:ins w:id="45" w:author="Lopez Martinez, Patricia" w:date="2024-10-08T13:50:00Z">
-        <w:r>
-          <w:rPr>
-            <w:rFonts w:ascii="Arial" w:hAnsi="Arial" w:cs="Arial"/>
-          </w:rPr>
-          <w:t xml:space="preserve">el modelo de </w:t>
-        </w:r>
-      </w:ins>
+      <w:r>
+        <w:rPr>
+          <w:rFonts w:ascii="Arial" w:hAnsi="Arial" w:cs="Arial"/>
+        </w:rPr>
+        <w:t xml:space="preserve">una arquitectura </w:t>
+      </w:r>
+      <w:r>
+        <w:rPr>
+          <w:rFonts w:ascii="Arial" w:hAnsi="Arial" w:cs="Arial"/>
+        </w:rPr>
+        <w:t xml:space="preserve">de </w:t>
+      </w:r>
       <w:r>
         <w:rPr>
           <w:rFonts w:ascii="Arial" w:hAnsi="Arial" w:cs="Arial"/>
@@ -19041,7 +19086,7 @@
           <w:color w:val="595959" w:themeColor="text1" w:themeTint="A6"/>
         </w:rPr>
       </w:pPr>
-      <w:bookmarkStart w:id="46" w:name="_Toc170240667"/>
+      <w:bookmarkStart w:id="50" w:name="_Toc170240667"/>
       <w:r>
         <w:rPr>
           <w:rFonts w:ascii="Arial" w:hAnsi="Arial" w:cs="Arial"/>
@@ -19105,7 +19150,7 @@
         </w:rPr>
         <w:t>. Comunicación entre capas</w:t>
       </w:r>
-      <w:bookmarkEnd w:id="46"/>
+      <w:bookmarkEnd w:id="50"/>
     </w:p>
     <w:p>
       <w:pPr>
@@ -19114,6 +19159,7 @@
           <w:rFonts w:ascii="Arial" w:hAnsi="Arial" w:cs="Arial"/>
         </w:rPr>
       </w:pPr>
+      <w:commentRangeStart w:id="51"/>
       <w:r>
         <w:rPr>
           <w:rFonts w:ascii="Arial" w:hAnsi="Arial" w:cs="Arial"/>
@@ -19138,30 +19184,18 @@
         </w:rPr>
         <w:t xml:space="preserve"> a través de una interfaz web desarrollada con </w:t>
       </w:r>
-      <w:proofErr w:type="spellStart"/>
       <w:r>
         <w:rPr>
           <w:rFonts w:ascii="Arial" w:hAnsi="Arial" w:cs="Arial"/>
         </w:rPr>
         <w:t>R</w:t>
       </w:r>
-      <w:ins w:id="47" w:author="Lopez Martinez, Patricia" w:date="2024-10-08T13:51:00Z">
-        <w:r>
-          <w:rPr>
-            <w:rFonts w:ascii="Arial" w:hAnsi="Arial" w:cs="Arial"/>
-          </w:rPr>
-          <w:t>eact</w:t>
-        </w:r>
-      </w:ins>
-      <w:proofErr w:type="spellEnd"/>
-      <w:del w:id="48" w:author="Lopez Martinez, Patricia" w:date="2024-10-08T13:51:00Z">
-        <w:r>
-          <w:rPr>
-            <w:rFonts w:ascii="Arial" w:hAnsi="Arial" w:cs="Arial"/>
-          </w:rPr>
-          <w:delText>EACT</w:delText>
-        </w:r>
-      </w:del>
+      <w:r>
+        <w:rPr>
+          <w:rFonts w:ascii="Arial" w:hAnsi="Arial" w:cs="Arial"/>
+        </w:rPr>
+        <w:t>eact</w:t>
+      </w:r>
       <w:r>
         <w:rPr>
           <w:rFonts w:ascii="Arial" w:hAnsi="Arial" w:cs="Arial"/>
@@ -19262,22 +19296,12 @@
         </w:rPr>
         <w:t xml:space="preserve"> J</w:t>
       </w:r>
-      <w:ins w:id="49" w:author="Lopez Martinez, Patricia" w:date="2024-10-08T13:51:00Z">
-        <w:r>
-          <w:rPr>
-            <w:rFonts w:ascii="Arial" w:hAnsi="Arial" w:cs="Arial"/>
-          </w:rPr>
-          <w:t>ava</w:t>
-        </w:r>
-      </w:ins>
-      <w:del w:id="50" w:author="Lopez Martinez, Patricia" w:date="2024-10-08T13:51:00Z">
-        <w:r>
-          <w:rPr>
-            <w:rFonts w:ascii="Arial" w:hAnsi="Arial" w:cs="Arial"/>
-          </w:rPr>
-          <w:delText>AVA</w:delText>
-        </w:r>
-      </w:del>
+      <w:r>
+        <w:rPr>
+          <w:rFonts w:ascii="Arial" w:hAnsi="Arial" w:cs="Arial"/>
+        </w:rPr>
+        <w:t>ava</w:t>
+      </w:r>
       <w:r>
         <w:rPr>
           <w:rFonts w:ascii="Arial" w:hAnsi="Arial" w:cs="Arial"/>
@@ -19367,6 +19391,13 @@
           <w:rFonts w:ascii="Arial" w:hAnsi="Arial" w:cs="Arial"/>
         </w:rPr>
         <w:t xml:space="preserve"> de datos, se obtiene un alto rendimiento y una amplia gama de funcionalidades para satisfacer las necesidades de almacenamiento y recuperación de datos del sistema. En conjunto, estas tres capas forman una arquitectura sólida y bien estructurada que permite construir aplicaciones web escalables, seguras y eficientes.</w:t>
+      </w:r>
+      <w:commentRangeEnd w:id="51"/>
+      <w:r>
+        <w:rPr>
+          <w:rStyle w:val="Refdecomentario"/>
+        </w:rPr>
+        <w:commentReference w:id="51"/>
       </w:r>
     </w:p>
     <w:p>
@@ -19389,7 +19420,7 @@
           <w:szCs w:val="28"/>
         </w:rPr>
       </w:pPr>
-      <w:bookmarkStart w:id="51" w:name="_Toc164060910"/>
+      <w:bookmarkStart w:id="52" w:name="_Toc164060910"/>
       <w:r>
         <w:rPr>
           <w:rFonts w:ascii="Arial" w:hAnsi="Arial" w:cs="Arial"/>
@@ -19423,7 +19454,7 @@
         </w:rPr>
         <w:t xml:space="preserve"> Diseño del servicio REST</w:t>
       </w:r>
-      <w:bookmarkEnd w:id="51"/>
+      <w:bookmarkEnd w:id="52"/>
     </w:p>
     <w:p>
       <w:pPr>
@@ -19432,31 +19463,19 @@
           <w:rFonts w:ascii="Arial" w:hAnsi="Arial" w:cs="Arial"/>
         </w:rPr>
       </w:pPr>
-      <w:del w:id="52" w:author="Lopez Martinez, Patricia" w:date="2024-10-08T13:52:00Z">
-        <w:r>
-          <w:rPr>
-            <w:rFonts w:ascii="Arial" w:hAnsi="Arial" w:cs="Arial"/>
-          </w:rPr>
-          <w:delText>Para</w:delText>
-        </w:r>
-        <w:r>
-          <w:rPr>
-            <w:rFonts w:ascii="Arial" w:hAnsi="Arial" w:cs="Arial"/>
-          </w:rPr>
-          <w:delText xml:space="preserve"> la gestión </w:delText>
-        </w:r>
-        <w:r>
-          <w:rPr>
-            <w:rFonts w:ascii="Arial" w:hAnsi="Arial" w:cs="Arial"/>
-          </w:rPr>
-          <w:delText>de los datos en la aplicación, se utilizará un servicio REST</w:delText>
-        </w:r>
-      </w:del>
-      <w:r>
-        <w:rPr>
-          <w:rFonts w:ascii="Arial" w:hAnsi="Arial" w:cs="Arial"/>
-        </w:rPr>
-        <w:t>. El diseño de</w:t>
+    </w:p>
+    <w:p>
+      <w:pPr>
+        <w:jc w:val="both"/>
+        <w:rPr>
+          <w:rFonts w:ascii="Arial" w:hAnsi="Arial" w:cs="Arial"/>
+        </w:rPr>
+      </w:pPr>
+      <w:r>
+        <w:rPr>
+          <w:rFonts w:ascii="Arial" w:hAnsi="Arial" w:cs="Arial"/>
+        </w:rPr>
+        <w:t>El diseño de</w:t>
       </w:r>
       <w:ins w:id="53" w:author="Lopez Martinez, Patricia" w:date="2024-07-10T13:33:00Z">
         <w:r>
@@ -19478,14 +19497,12 @@
         </w:rPr>
         <w:t xml:space="preserve">a interfaz del servicio </w:t>
       </w:r>
-      <w:ins w:id="54" w:author="Lopez Martinez, Patricia" w:date="2024-10-08T13:52:00Z">
-        <w:r>
-          <w:rPr>
-            <w:rFonts w:ascii="Arial" w:hAnsi="Arial" w:cs="Arial"/>
-          </w:rPr>
-          <w:t xml:space="preserve">REST que conforma la capa de negocio </w:t>
-        </w:r>
-      </w:ins>
+      <w:r>
+        <w:rPr>
+          <w:rFonts w:ascii="Arial" w:hAnsi="Arial" w:cs="Arial"/>
+        </w:rPr>
+        <w:t xml:space="preserve">REST que conforma la capa de negocio </w:t>
+      </w:r>
       <w:r>
         <w:rPr>
           <w:rFonts w:ascii="Arial" w:hAnsi="Arial" w:cs="Arial"/>
@@ -19603,7 +19620,7 @@
         <w:tc>
           <w:tcPr>
             <w:cnfStyle w:val="001000000000" w:firstRow="0" w:lastRow="0" w:firstColumn="1" w:lastColumn="0" w:oddVBand="0" w:evenVBand="0" w:oddHBand="0" w:evenHBand="0" w:firstRowFirstColumn="0" w:firstRowLastColumn="0" w:lastRowFirstColumn="0" w:lastRowLastColumn="0"/>
-            <w:tcW w:w="3397" w:type="dxa"/>
+            <w:tcW w:w="3376" w:type="dxa"/>
             <w:tcBorders>
               <w:top w:val="single" w:sz="4" w:space="0" w:color="4472C4"/>
               <w:left w:val="single" w:sz="4" w:space="0" w:color="4472C4"/>
@@ -19629,7 +19646,7 @@
         </w:tc>
         <w:tc>
           <w:tcPr>
-            <w:tcW w:w="2265" w:type="dxa"/>
+            <w:tcW w:w="2263" w:type="dxa"/>
             <w:tcBorders>
               <w:top w:val="single" w:sz="4" w:space="0" w:color="4472C4"/>
               <w:left w:val="single" w:sz="4" w:space="0" w:color="4472C4"/>
@@ -19656,7 +19673,7 @@
         </w:tc>
         <w:tc>
           <w:tcPr>
-            <w:tcW w:w="2832" w:type="dxa"/>
+            <w:tcW w:w="2855" w:type="dxa"/>
             <w:tcBorders>
               <w:top w:val="single" w:sz="4" w:space="0" w:color="4472C4"/>
               <w:left w:val="single" w:sz="4" w:space="0" w:color="4472C4"/>
@@ -19695,8 +19712,7 @@
         <w:tc>
           <w:tcPr>
             <w:cnfStyle w:val="001000000000" w:firstRow="0" w:lastRow="0" w:firstColumn="1" w:lastColumn="0" w:oddVBand="0" w:evenVBand="0" w:oddHBand="0" w:evenHBand="0" w:firstRowFirstColumn="0" w:firstRowLastColumn="0" w:lastRowFirstColumn="0" w:lastRowLastColumn="0"/>
-            <w:tcW w:w="3397" w:type="dxa"/>
-            <w:vMerge w:val="restart"/>
+            <w:tcW w:w="3376" w:type="dxa"/>
             <w:tcBorders>
               <w:top w:val="single" w:sz="4" w:space="0" w:color="4472C4"/>
               <w:left w:val="single" w:sz="4" w:space="0" w:color="4472C4"/>
@@ -19707,6 +19723,13 @@
           <w:p>
             <w:pPr>
               <w:spacing w:line="360" w:lineRule="auto"/>
+              <w:rPr>
+                <w:rFonts w:ascii="Arial" w:hAnsi="Arial" w:cs="Arial"/>
+                <w:i/>
+                <w:iCs/>
+              </w:rPr>
+            </w:pPr>
+            <w:r>
               <w:rPr>
                 <w:rFonts w:ascii="Arial" w:hAnsi="Arial" w:cs="Arial"/>
                 <w:b w:val="0"/>
@@ -19714,8 +19737,12 @@
                 <w:i/>
                 <w:iCs/>
               </w:rPr>
-            </w:pPr>
-            <w:r>
+              <w:t>Lista de usuarios</w:t>
+            </w:r>
+          </w:p>
+          <w:p>
+            <w:pPr>
+              <w:spacing w:line="360" w:lineRule="auto"/>
               <w:rPr>
                 <w:rFonts w:ascii="Arial" w:hAnsi="Arial" w:cs="Arial"/>
                 <w:b w:val="0"/>
@@ -19723,13 +19750,12 @@
                 <w:i/>
                 <w:iCs/>
               </w:rPr>
-              <w:t>Usuario</w:t>
-            </w:r>
-          </w:p>
-        </w:tc>
-        <w:tc>
-          <w:tcPr>
-            <w:tcW w:w="2265" w:type="dxa"/>
+            </w:pPr>
+          </w:p>
+        </w:tc>
+        <w:tc>
+          <w:tcPr>
+            <w:tcW w:w="2263" w:type="dxa"/>
             <w:tcBorders>
               <w:top w:val="single" w:sz="4" w:space="0" w:color="4472C4"/>
               <w:left w:val="single" w:sz="4" w:space="0" w:color="4472C4"/>
@@ -19750,13 +19776,13 @@
               <w:rPr>
                 <w:rFonts w:ascii="Arial" w:hAnsi="Arial" w:cs="Arial"/>
               </w:rPr>
-              <w:t>usuarios/{id}</w:t>
-            </w:r>
-          </w:p>
-        </w:tc>
-        <w:tc>
-          <w:tcPr>
-            <w:tcW w:w="2832" w:type="dxa"/>
+              <w:t>usuarios</w:t>
+            </w:r>
+          </w:p>
+        </w:tc>
+        <w:tc>
+          <w:tcPr>
+            <w:tcW w:w="2855" w:type="dxa"/>
             <w:tcBorders>
               <w:top w:val="single" w:sz="4" w:space="0" w:color="4472C4"/>
               <w:left w:val="single" w:sz="4" w:space="0" w:color="4472C4"/>
@@ -19777,7 +19803,19 @@
               <w:rPr>
                 <w:rFonts w:ascii="Arial" w:hAnsi="Arial" w:cs="Arial"/>
               </w:rPr>
-              <w:t>GET, PUT, DELETE</w:t>
+              <w:t>GET</w:t>
+            </w:r>
+            <w:r>
+              <w:rPr>
+                <w:rStyle w:val="Refdecomentario"/>
+              </w:rPr>
+              <w:commentReference w:id="54"/>
+            </w:r>
+            <w:r>
+              <w:rPr>
+                <w:rFonts w:ascii="Arial" w:hAnsi="Arial" w:cs="Arial"/>
+              </w:rPr>
+              <w:t>, POST</w:t>
             </w:r>
           </w:p>
         </w:tc>
@@ -19786,9 +19824,9 @@
         <w:tc>
           <w:tcPr>
             <w:cnfStyle w:val="001000000000" w:firstRow="0" w:lastRow="0" w:firstColumn="1" w:lastColumn="0" w:oddVBand="0" w:evenVBand="0" w:oddHBand="0" w:evenHBand="0" w:firstRowFirstColumn="0" w:firstRowLastColumn="0" w:lastRowFirstColumn="0" w:lastRowLastColumn="0"/>
-            <w:tcW w:w="3397" w:type="dxa"/>
-            <w:vMerge/>
-            <w:tcBorders>
+            <w:tcW w:w="3376" w:type="dxa"/>
+            <w:tcBorders>
+              <w:top w:val="single" w:sz="4" w:space="0" w:color="4472C4"/>
               <w:left w:val="single" w:sz="4" w:space="0" w:color="4472C4"/>
               <w:bottom w:val="single" w:sz="4" w:space="0" w:color="4472C4"/>
               <w:right w:val="single" w:sz="4" w:space="0" w:color="4472C4"/>
@@ -19806,11 +19844,22 @@
                 <w:iCs/>
               </w:rPr>
             </w:pPr>
-          </w:p>
-        </w:tc>
-        <w:tc>
-          <w:tcPr>
-            <w:tcW w:w="2265" w:type="dxa"/>
+            <w:r>
+              <w:rPr>
+                <w:rFonts w:ascii="Arial" w:hAnsi="Arial" w:cs="Arial"/>
+                <w:b w:val="0"/>
+                <w:bCs w:val="0"/>
+                <w:i/>
+                <w:iCs/>
+              </w:rPr>
+              <w:lastRenderedPageBreak/>
+              <w:t>Usuario</w:t>
+            </w:r>
+          </w:p>
+        </w:tc>
+        <w:tc>
+          <w:tcPr>
+            <w:tcW w:w="2263" w:type="dxa"/>
             <w:tcBorders>
               <w:top w:val="single" w:sz="4" w:space="0" w:color="4472C4"/>
               <w:left w:val="single" w:sz="4" w:space="0" w:color="4472C4"/>
@@ -19831,13 +19880,45 @@
               <w:rPr>
                 <w:rFonts w:ascii="Arial" w:hAnsi="Arial" w:cs="Arial"/>
               </w:rPr>
-              <w:t>usuarios</w:t>
-            </w:r>
-          </w:p>
-        </w:tc>
-        <w:tc>
-          <w:tcPr>
-            <w:tcW w:w="2832" w:type="dxa"/>
+              <w:t>u</w:t>
+            </w:r>
+            <w:r>
+              <w:rPr>
+                <w:rFonts w:ascii="Arial" w:hAnsi="Arial" w:cs="Arial"/>
+              </w:rPr>
+              <w:t>suarios</w:t>
+            </w:r>
+            <w:r>
+              <w:rPr>
+                <w:rFonts w:ascii="Arial" w:hAnsi="Arial" w:cs="Arial"/>
+              </w:rPr>
+              <w:t>/ {</w:t>
+            </w:r>
+            <w:commentRangeStart w:id="55"/>
+            <w:r>
+              <w:rPr>
+                <w:rFonts w:ascii="Arial" w:hAnsi="Arial" w:cs="Arial"/>
+              </w:rPr>
+              <w:t>id</w:t>
+            </w:r>
+            <w:commentRangeEnd w:id="55"/>
+            <w:r>
+              <w:rPr>
+                <w:rStyle w:val="Refdecomentario"/>
+              </w:rPr>
+              <w:commentReference w:id="55"/>
+            </w:r>
+            <w:r>
+              <w:rPr>
+                <w:rFonts w:ascii="Arial" w:hAnsi="Arial" w:cs="Arial"/>
+              </w:rPr>
+              <w:t>}</w:t>
+            </w:r>
+          </w:p>
+        </w:tc>
+        <w:tc>
+          <w:tcPr>
+            <w:tcW w:w="2855" w:type="dxa"/>
             <w:tcBorders>
               <w:top w:val="single" w:sz="4" w:space="0" w:color="4472C4"/>
               <w:left w:val="single" w:sz="4" w:space="0" w:color="4472C4"/>
@@ -19858,7 +19939,7 @@
               <w:rPr>
                 <w:rFonts w:ascii="Arial" w:hAnsi="Arial" w:cs="Arial"/>
               </w:rPr>
-              <w:t>POST</w:t>
+              <w:t>GET, PUT, DELETE</w:t>
             </w:r>
           </w:p>
         </w:tc>
@@ -19870,7 +19951,7 @@
         <w:tc>
           <w:tcPr>
             <w:cnfStyle w:val="001000000000" w:firstRow="0" w:lastRow="0" w:firstColumn="1" w:lastColumn="0" w:oddVBand="0" w:evenVBand="0" w:oddHBand="0" w:evenHBand="0" w:firstRowFirstColumn="0" w:firstRowLastColumn="0" w:lastRowFirstColumn="0" w:lastRowLastColumn="0"/>
-            <w:tcW w:w="3397" w:type="dxa"/>
+            <w:tcW w:w="3376" w:type="dxa"/>
             <w:tcBorders>
               <w:top w:val="single" w:sz="4" w:space="0" w:color="4472C4"/>
               <w:left w:val="single" w:sz="4" w:space="0" w:color="4472C4"/>
@@ -19890,7 +19971,7 @@
                 <w:iCs/>
               </w:rPr>
             </w:pPr>
-            <w:commentRangeStart w:id="55"/>
+            <w:proofErr w:type="spellStart"/>
             <w:r>
               <w:rPr>
                 <w:rFonts w:ascii="Arial" w:hAnsi="Arial" w:cs="Arial"/>
@@ -19899,13 +19980,14 @@
                 <w:i/>
                 <w:iCs/>
               </w:rPr>
-              <w:t>Lista de usuarios</w:t>
-            </w:r>
-          </w:p>
-        </w:tc>
-        <w:tc>
-          <w:tcPr>
-            <w:tcW w:w="2265" w:type="dxa"/>
+              <w:t>Login</w:t>
+            </w:r>
+            <w:proofErr w:type="spellEnd"/>
+          </w:p>
+        </w:tc>
+        <w:tc>
+          <w:tcPr>
+            <w:tcW w:w="2263" w:type="dxa"/>
             <w:tcBorders>
               <w:top w:val="single" w:sz="4" w:space="0" w:color="4472C4"/>
               <w:left w:val="single" w:sz="4" w:space="0" w:color="4472C4"/>
@@ -19926,13 +20008,21 @@
               <w:rPr>
                 <w:rFonts w:ascii="Arial" w:hAnsi="Arial" w:cs="Arial"/>
               </w:rPr>
-              <w:t>usuarios</w:t>
-            </w:r>
-          </w:p>
-        </w:tc>
-        <w:tc>
-          <w:tcPr>
-            <w:tcW w:w="2832" w:type="dxa"/>
+              <w:t>usuarios/</w:t>
+            </w:r>
+            <w:proofErr w:type="spellStart"/>
+            <w:r>
+              <w:rPr>
+                <w:rFonts w:ascii="Arial" w:hAnsi="Arial" w:cs="Arial"/>
+              </w:rPr>
+              <w:t>login</w:t>
+            </w:r>
+            <w:proofErr w:type="spellEnd"/>
+          </w:p>
+        </w:tc>
+        <w:tc>
+          <w:tcPr>
+            <w:tcW w:w="2855" w:type="dxa"/>
             <w:tcBorders>
               <w:top w:val="single" w:sz="4" w:space="0" w:color="4472C4"/>
               <w:left w:val="single" w:sz="4" w:space="0" w:color="4472C4"/>
@@ -19949,18 +20039,43 @@
                 <w:rFonts w:ascii="Arial" w:hAnsi="Arial" w:cs="Arial"/>
               </w:rPr>
             </w:pPr>
-            <w:r>
-              <w:rPr>
-                <w:rFonts w:ascii="Arial" w:hAnsi="Arial" w:cs="Arial"/>
-              </w:rPr>
-              <w:t>GET</w:t>
-            </w:r>
-            <w:commentRangeEnd w:id="55"/>
+            <w:commentRangeStart w:id="56"/>
+            <w:commentRangeStart w:id="57"/>
+            <w:commentRangeStart w:id="58"/>
+            <w:commentRangeStart w:id="59"/>
+            <w:r>
+              <w:rPr>
+                <w:rFonts w:ascii="Arial" w:hAnsi="Arial" w:cs="Arial"/>
+              </w:rPr>
+              <w:t>POST</w:t>
+            </w:r>
+            <w:commentRangeEnd w:id="56"/>
             <w:r>
               <w:rPr>
                 <w:rStyle w:val="Refdecomentario"/>
               </w:rPr>
-              <w:commentReference w:id="55"/>
+              <w:commentReference w:id="56"/>
+            </w:r>
+            <w:commentRangeEnd w:id="57"/>
+            <w:r>
+              <w:rPr>
+                <w:rStyle w:val="Refdecomentario"/>
+              </w:rPr>
+              <w:commentReference w:id="57"/>
+            </w:r>
+            <w:commentRangeEnd w:id="58"/>
+            <w:r>
+              <w:rPr>
+                <w:rStyle w:val="Refdecomentario"/>
+              </w:rPr>
+              <w:commentReference w:id="58"/>
+            </w:r>
+            <w:commentRangeEnd w:id="59"/>
+            <w:r>
+              <w:rPr>
+                <w:rStyle w:val="Refdecomentario"/>
+              </w:rPr>
+              <w:commentReference w:id="59"/>
             </w:r>
           </w:p>
         </w:tc>
@@ -19969,44 +20084,77 @@
         <w:tc>
           <w:tcPr>
             <w:cnfStyle w:val="001000000000" w:firstRow="0" w:lastRow="0" w:firstColumn="1" w:lastColumn="0" w:oddVBand="0" w:evenVBand="0" w:oddHBand="0" w:evenHBand="0" w:firstRowFirstColumn="0" w:firstRowLastColumn="0" w:lastRowFirstColumn="0" w:lastRowLastColumn="0"/>
-            <w:tcW w:w="3397" w:type="dxa"/>
+            <w:tcW w:w="3376" w:type="dxa"/>
+            <w:tcBorders>
+              <w:left w:val="single" w:sz="4" w:space="0" w:color="4472C4"/>
+              <w:bottom w:val="single" w:sz="4" w:space="0" w:color="4472C4"/>
+              <w:right w:val="single" w:sz="4" w:space="0" w:color="4472C4"/>
+            </w:tcBorders>
+            <w:vAlign w:val="center"/>
+          </w:tcPr>
+          <w:p>
+            <w:pPr>
+              <w:spacing w:line="360" w:lineRule="auto"/>
+              <w:rPr>
+                <w:rFonts w:ascii="Arial" w:hAnsi="Arial" w:cs="Arial"/>
+                <w:i/>
+                <w:iCs/>
+              </w:rPr>
+            </w:pPr>
+            <w:r>
+              <w:rPr>
+                <w:rFonts w:ascii="Arial" w:hAnsi="Arial" w:cs="Arial"/>
+                <w:b w:val="0"/>
+                <w:bCs w:val="0"/>
+                <w:i/>
+                <w:iCs/>
+              </w:rPr>
+              <w:t>Lista de categorías de artículos</w:t>
+            </w:r>
+          </w:p>
+        </w:tc>
+        <w:tc>
+          <w:tcPr>
+            <w:tcW w:w="2263" w:type="dxa"/>
             <w:tcBorders>
               <w:top w:val="single" w:sz="4" w:space="0" w:color="4472C4"/>
               <w:left w:val="single" w:sz="4" w:space="0" w:color="4472C4"/>
               <w:bottom w:val="single" w:sz="4" w:space="0" w:color="4472C4"/>
               <w:right w:val="single" w:sz="4" w:space="0" w:color="4472C4"/>
             </w:tcBorders>
-            <w:vAlign w:val="center"/>
           </w:tcPr>
           <w:p>
             <w:pPr>
               <w:spacing w:line="360" w:lineRule="auto"/>
-              <w:rPr>
-                <w:rFonts w:ascii="Arial" w:hAnsi="Arial" w:cs="Arial"/>
-                <w:b w:val="0"/>
-                <w:bCs w:val="0"/>
-                <w:i/>
-                <w:iCs/>
-              </w:rPr>
-            </w:pPr>
-            <w:proofErr w:type="spellStart"/>
-            <w:r>
-              <w:rPr>
-                <w:rFonts w:ascii="Arial" w:hAnsi="Arial" w:cs="Arial"/>
-                <w:b w:val="0"/>
-                <w:bCs w:val="0"/>
-                <w:i/>
-                <w:iCs/>
-              </w:rPr>
-              <w:lastRenderedPageBreak/>
-              <w:t>Login</w:t>
-            </w:r>
-            <w:proofErr w:type="spellEnd"/>
-          </w:p>
-        </w:tc>
-        <w:tc>
-          <w:tcPr>
-            <w:tcW w:w="2265" w:type="dxa"/>
+              <w:jc w:val="both"/>
+              <w:cnfStyle w:val="000000000000" w:firstRow="0" w:lastRow="0" w:firstColumn="0" w:lastColumn="0" w:oddVBand="0" w:evenVBand="0" w:oddHBand="0" w:evenHBand="0" w:firstRowFirstColumn="0" w:firstRowLastColumn="0" w:lastRowFirstColumn="0" w:lastRowLastColumn="0"/>
+              <w:rPr>
+                <w:rFonts w:ascii="Arial" w:hAnsi="Arial" w:cs="Arial"/>
+              </w:rPr>
+            </w:pPr>
+            <w:r>
+              <w:rPr>
+                <w:rFonts w:ascii="Arial" w:hAnsi="Arial" w:cs="Arial"/>
+              </w:rPr>
+              <w:t>c</w:t>
+            </w:r>
+            <w:r>
+              <w:rPr>
+                <w:rFonts w:ascii="Arial" w:hAnsi="Arial" w:cs="Arial"/>
+              </w:rPr>
+              <w:t>ategoría</w:t>
+            </w:r>
+            <w:r>
+              <w:rPr>
+                <w:rFonts w:ascii="Arial" w:hAnsi="Arial" w:cs="Arial"/>
+              </w:rPr>
+              <w:t>s</w:t>
+            </w:r>
+          </w:p>
+        </w:tc>
+        <w:tc>
+          <w:tcPr>
+            <w:tcW w:w="2855" w:type="dxa"/>
             <w:tcBorders>
               <w:top w:val="single" w:sz="4" w:space="0" w:color="4472C4"/>
               <w:left w:val="single" w:sz="4" w:space="0" w:color="4472C4"/>
@@ -20027,74 +20175,13 @@
               <w:rPr>
                 <w:rFonts w:ascii="Arial" w:hAnsi="Arial" w:cs="Arial"/>
               </w:rPr>
-              <w:t>usuarios/</w:t>
-            </w:r>
-            <w:proofErr w:type="spellStart"/>
-            <w:r>
-              <w:rPr>
-                <w:rFonts w:ascii="Arial" w:hAnsi="Arial" w:cs="Arial"/>
-              </w:rPr>
-              <w:t>login</w:t>
-            </w:r>
-            <w:proofErr w:type="spellEnd"/>
-          </w:p>
-        </w:tc>
-        <w:tc>
-          <w:tcPr>
-            <w:tcW w:w="2832" w:type="dxa"/>
-            <w:tcBorders>
-              <w:top w:val="single" w:sz="4" w:space="0" w:color="4472C4"/>
-              <w:left w:val="single" w:sz="4" w:space="0" w:color="4472C4"/>
-              <w:bottom w:val="single" w:sz="4" w:space="0" w:color="4472C4"/>
-              <w:right w:val="single" w:sz="4" w:space="0" w:color="4472C4"/>
-            </w:tcBorders>
-          </w:tcPr>
-          <w:p>
-            <w:pPr>
-              <w:spacing w:line="360" w:lineRule="auto"/>
-              <w:jc w:val="both"/>
-              <w:cnfStyle w:val="000000000000" w:firstRow="0" w:lastRow="0" w:firstColumn="0" w:lastColumn="0" w:oddVBand="0" w:evenVBand="0" w:oddHBand="0" w:evenHBand="0" w:firstRowFirstColumn="0" w:firstRowLastColumn="0" w:lastRowFirstColumn="0" w:lastRowLastColumn="0"/>
-              <w:rPr>
-                <w:rFonts w:ascii="Arial" w:hAnsi="Arial" w:cs="Arial"/>
-              </w:rPr>
-            </w:pPr>
-            <w:commentRangeStart w:id="56"/>
-            <w:commentRangeStart w:id="57"/>
-            <w:commentRangeStart w:id="58"/>
-            <w:commentRangeStart w:id="59"/>
+              <w:t xml:space="preserve">GET, </w:t>
+            </w:r>
             <w:r>
               <w:rPr>
                 <w:rFonts w:ascii="Arial" w:hAnsi="Arial" w:cs="Arial"/>
               </w:rPr>
               <w:t>POST</w:t>
-            </w:r>
-            <w:commentRangeEnd w:id="56"/>
-            <w:r>
-              <w:rPr>
-                <w:rStyle w:val="Refdecomentario"/>
-              </w:rPr>
-              <w:commentReference w:id="56"/>
-            </w:r>
-            <w:commentRangeEnd w:id="57"/>
-            <w:r>
-              <w:rPr>
-                <w:rStyle w:val="Refdecomentario"/>
-              </w:rPr>
-              <w:commentReference w:id="57"/>
-            </w:r>
-            <w:commentRangeEnd w:id="58"/>
-            <w:r>
-              <w:rPr>
-                <w:rStyle w:val="Refdecomentario"/>
-              </w:rPr>
-              <w:commentReference w:id="58"/>
-            </w:r>
-            <w:commentRangeEnd w:id="59"/>
-            <w:r>
-              <w:rPr>
-                <w:rStyle w:val="Refdecomentario"/>
-              </w:rPr>
-              <w:commentReference w:id="59"/>
             </w:r>
           </w:p>
         </w:tc>
@@ -20106,11 +20193,11 @@
         <w:tc>
           <w:tcPr>
             <w:cnfStyle w:val="001000000000" w:firstRow="0" w:lastRow="0" w:firstColumn="1" w:lastColumn="0" w:oddVBand="0" w:evenVBand="0" w:oddHBand="0" w:evenHBand="0" w:firstRowFirstColumn="0" w:firstRowLastColumn="0" w:lastRowFirstColumn="0" w:lastRowLastColumn="0"/>
-            <w:tcW w:w="3397" w:type="dxa"/>
-            <w:vMerge w:val="restart"/>
+            <w:tcW w:w="3376" w:type="dxa"/>
             <w:tcBorders>
               <w:top w:val="single" w:sz="4" w:space="0" w:color="4472C4"/>
               <w:left w:val="single" w:sz="4" w:space="0" w:color="4472C4"/>
+              <w:bottom w:val="single" w:sz="4" w:space="0" w:color="4472C4"/>
               <w:right w:val="single" w:sz="4" w:space="0" w:color="4472C4"/>
             </w:tcBorders>
             <w:vAlign w:val="center"/>
@@ -20134,13 +20221,13 @@
                 <w:i/>
                 <w:iCs/>
               </w:rPr>
-              <w:t>Categoría de artículos</w:t>
-            </w:r>
-          </w:p>
-        </w:tc>
-        <w:tc>
-          <w:tcPr>
-            <w:tcW w:w="2265" w:type="dxa"/>
+              <w:t>Categoría</w:t>
+            </w:r>
+          </w:p>
+        </w:tc>
+        <w:tc>
+          <w:tcPr>
+            <w:tcW w:w="2263" w:type="dxa"/>
             <w:tcBorders>
               <w:top w:val="single" w:sz="4" w:space="0" w:color="4472C4"/>
               <w:left w:val="single" w:sz="4" w:space="0" w:color="4472C4"/>
@@ -20157,19 +20244,17 @@
                 <w:rFonts w:ascii="Arial" w:hAnsi="Arial" w:cs="Arial"/>
               </w:rPr>
             </w:pPr>
-            <w:proofErr w:type="spellStart"/>
-            <w:r>
-              <w:rPr>
-                <w:rFonts w:ascii="Arial" w:hAnsi="Arial" w:cs="Arial"/>
-              </w:rPr>
-              <w:t>categorias</w:t>
-            </w:r>
-            <w:proofErr w:type="spellEnd"/>
-          </w:p>
-        </w:tc>
-        <w:tc>
-          <w:tcPr>
-            <w:tcW w:w="2832" w:type="dxa"/>
+            <w:r>
+              <w:rPr>
+                <w:rFonts w:ascii="Arial" w:hAnsi="Arial" w:cs="Arial"/>
+              </w:rPr>
+              <w:t>categorías/{id}</w:t>
+            </w:r>
+          </w:p>
+        </w:tc>
+        <w:tc>
+          <w:tcPr>
+            <w:tcW w:w="2855" w:type="dxa"/>
             <w:tcBorders>
               <w:top w:val="single" w:sz="4" w:space="0" w:color="4472C4"/>
               <w:left w:val="single" w:sz="4" w:space="0" w:color="4472C4"/>
@@ -20190,7 +20275,13 @@
               <w:rPr>
                 <w:rFonts w:ascii="Arial" w:hAnsi="Arial" w:cs="Arial"/>
               </w:rPr>
-              <w:t>POST</w:t>
+              <w:t>GET</w:t>
+            </w:r>
+            <w:r>
+              <w:rPr>
+                <w:rFonts w:ascii="Arial" w:hAnsi="Arial" w:cs="Arial"/>
+              </w:rPr>
+              <w:t>, DELETE</w:t>
             </w:r>
           </w:p>
         </w:tc>
@@ -20199,11 +20290,10 @@
         <w:tc>
           <w:tcPr>
             <w:cnfStyle w:val="001000000000" w:firstRow="0" w:lastRow="0" w:firstColumn="1" w:lastColumn="0" w:oddVBand="0" w:evenVBand="0" w:oddHBand="0" w:evenHBand="0" w:firstRowFirstColumn="0" w:firstRowLastColumn="0" w:lastRowFirstColumn="0" w:lastRowLastColumn="0"/>
-            <w:tcW w:w="3397" w:type="dxa"/>
-            <w:vMerge/>
-            <w:tcBorders>
+            <w:tcW w:w="3376" w:type="dxa"/>
+            <w:tcBorders>
+              <w:top w:val="single" w:sz="4" w:space="0" w:color="4472C4"/>
               <w:left w:val="single" w:sz="4" w:space="0" w:color="4472C4"/>
-              <w:bottom w:val="single" w:sz="4" w:space="0" w:color="4472C4"/>
               <w:right w:val="single" w:sz="4" w:space="0" w:color="4472C4"/>
             </w:tcBorders>
             <w:vAlign w:val="center"/>
@@ -20219,11 +20309,21 @@
                 <w:iCs/>
               </w:rPr>
             </w:pPr>
-          </w:p>
-        </w:tc>
-        <w:tc>
-          <w:tcPr>
-            <w:tcW w:w="2265" w:type="dxa"/>
+            <w:r>
+              <w:rPr>
+                <w:rFonts w:ascii="Arial" w:hAnsi="Arial" w:cs="Arial"/>
+                <w:b w:val="0"/>
+                <w:bCs w:val="0"/>
+                <w:i/>
+                <w:iCs/>
+              </w:rPr>
+              <w:t>Lista de artículos</w:t>
+            </w:r>
+          </w:p>
+        </w:tc>
+        <w:tc>
+          <w:tcPr>
+            <w:tcW w:w="2263" w:type="dxa"/>
             <w:tcBorders>
               <w:top w:val="single" w:sz="4" w:space="0" w:color="4472C4"/>
               <w:left w:val="single" w:sz="4" w:space="0" w:color="4472C4"/>
@@ -20240,17 +20340,19 @@
                 <w:rFonts w:ascii="Arial" w:hAnsi="Arial" w:cs="Arial"/>
               </w:rPr>
             </w:pPr>
-            <w:r>
-              <w:rPr>
-                <w:rFonts w:ascii="Arial" w:hAnsi="Arial" w:cs="Arial"/>
-              </w:rPr>
-              <w:t>categoría/{id}</w:t>
-            </w:r>
-          </w:p>
-        </w:tc>
-        <w:tc>
-          <w:tcPr>
-            <w:tcW w:w="2832" w:type="dxa"/>
+            <w:proofErr w:type="spellStart"/>
+            <w:r>
+              <w:rPr>
+                <w:rFonts w:ascii="Arial" w:hAnsi="Arial" w:cs="Arial"/>
+              </w:rPr>
+              <w:t>articulos</w:t>
+            </w:r>
+            <w:proofErr w:type="spellEnd"/>
+          </w:p>
+        </w:tc>
+        <w:tc>
+          <w:tcPr>
+            <w:tcW w:w="2855" w:type="dxa"/>
             <w:tcBorders>
               <w:top w:val="single" w:sz="4" w:space="0" w:color="4472C4"/>
               <w:left w:val="single" w:sz="4" w:space="0" w:color="4472C4"/>
@@ -20271,7 +20373,7 @@
               <w:rPr>
                 <w:rFonts w:ascii="Arial" w:hAnsi="Arial" w:cs="Arial"/>
               </w:rPr>
-              <w:t>GET, DELETE</w:t>
+              <w:t>GET, POST</w:t>
             </w:r>
           </w:p>
         </w:tc>
@@ -20283,13 +20385,111 @@
         <w:tc>
           <w:tcPr>
             <w:cnfStyle w:val="001000000000" w:firstRow="0" w:lastRow="0" w:firstColumn="1" w:lastColumn="0" w:oddVBand="0" w:evenVBand="0" w:oddHBand="0" w:evenHBand="0" w:firstRowFirstColumn="0" w:firstRowLastColumn="0" w:lastRowFirstColumn="0" w:lastRowLastColumn="0"/>
-            <w:tcW w:w="3397" w:type="dxa"/>
+            <w:tcW w:w="3376" w:type="dxa"/>
+            <w:tcBorders>
+              <w:top w:val="single" w:sz="4" w:space="0" w:color="4472C4"/>
+              <w:left w:val="single" w:sz="4" w:space="0" w:color="4472C4"/>
+              <w:right w:val="single" w:sz="4" w:space="0" w:color="4472C4"/>
+            </w:tcBorders>
+            <w:vAlign w:val="center"/>
+          </w:tcPr>
+          <w:p>
+            <w:pPr>
+              <w:spacing w:line="360" w:lineRule="auto"/>
+              <w:rPr>
+                <w:rFonts w:ascii="Arial" w:hAnsi="Arial" w:cs="Arial"/>
+                <w:b w:val="0"/>
+                <w:bCs w:val="0"/>
+                <w:i/>
+                <w:iCs/>
+              </w:rPr>
+            </w:pPr>
+            <w:r>
+              <w:rPr>
+                <w:rFonts w:ascii="Arial" w:hAnsi="Arial" w:cs="Arial"/>
+                <w:b w:val="0"/>
+                <w:bCs w:val="0"/>
+                <w:i/>
+                <w:iCs/>
+              </w:rPr>
+              <w:t>Artículo</w:t>
+            </w:r>
+          </w:p>
+        </w:tc>
+        <w:tc>
+          <w:tcPr>
+            <w:tcW w:w="2263" w:type="dxa"/>
             <w:tcBorders>
               <w:top w:val="single" w:sz="4" w:space="0" w:color="4472C4"/>
               <w:left w:val="single" w:sz="4" w:space="0" w:color="4472C4"/>
               <w:bottom w:val="single" w:sz="4" w:space="0" w:color="4472C4"/>
               <w:right w:val="single" w:sz="4" w:space="0" w:color="4472C4"/>
             </w:tcBorders>
+          </w:tcPr>
+          <w:p>
+            <w:pPr>
+              <w:spacing w:line="360" w:lineRule="auto"/>
+              <w:jc w:val="both"/>
+              <w:cnfStyle w:val="000000100000" w:firstRow="0" w:lastRow="0" w:firstColumn="0" w:lastColumn="0" w:oddVBand="0" w:evenVBand="0" w:oddHBand="1" w:evenHBand="0" w:firstRowFirstColumn="0" w:firstRowLastColumn="0" w:lastRowFirstColumn="0" w:lastRowLastColumn="0"/>
+              <w:rPr>
+                <w:rFonts w:ascii="Arial" w:hAnsi="Arial" w:cs="Arial"/>
+              </w:rPr>
+            </w:pPr>
+            <w:proofErr w:type="spellStart"/>
+            <w:r>
+              <w:rPr>
+                <w:rFonts w:ascii="Arial" w:hAnsi="Arial" w:cs="Arial"/>
+              </w:rPr>
+              <w:t>articulos</w:t>
+            </w:r>
+            <w:proofErr w:type="spellEnd"/>
+            <w:r>
+              <w:rPr>
+                <w:rFonts w:ascii="Arial" w:hAnsi="Arial" w:cs="Arial"/>
+              </w:rPr>
+              <w:t>/{id}</w:t>
+            </w:r>
+          </w:p>
+        </w:tc>
+        <w:tc>
+          <w:tcPr>
+            <w:tcW w:w="2855" w:type="dxa"/>
+            <w:tcBorders>
+              <w:top w:val="single" w:sz="4" w:space="0" w:color="4472C4"/>
+              <w:left w:val="single" w:sz="4" w:space="0" w:color="4472C4"/>
+              <w:bottom w:val="single" w:sz="4" w:space="0" w:color="4472C4"/>
+              <w:right w:val="single" w:sz="4" w:space="0" w:color="4472C4"/>
+            </w:tcBorders>
+          </w:tcPr>
+          <w:p>
+            <w:pPr>
+              <w:spacing w:line="360" w:lineRule="auto"/>
+              <w:jc w:val="both"/>
+              <w:cnfStyle w:val="000000100000" w:firstRow="0" w:lastRow="0" w:firstColumn="0" w:lastColumn="0" w:oddVBand="0" w:evenVBand="0" w:oddHBand="1" w:evenHBand="0" w:firstRowFirstColumn="0" w:firstRowLastColumn="0" w:lastRowFirstColumn="0" w:lastRowLastColumn="0"/>
+              <w:rPr>
+                <w:rFonts w:ascii="Arial" w:hAnsi="Arial" w:cs="Arial"/>
+              </w:rPr>
+            </w:pPr>
+            <w:r>
+              <w:rPr>
+                <w:rFonts w:ascii="Arial" w:hAnsi="Arial" w:cs="Arial"/>
+              </w:rPr>
+              <w:t>GET, PUT, DELETE</w:t>
+            </w:r>
+          </w:p>
+        </w:tc>
+      </w:tr>
+      <w:tr>
+        <w:tc>
+          <w:tcPr>
+            <w:cnfStyle w:val="001000000000" w:firstRow="0" w:lastRow="0" w:firstColumn="1" w:lastColumn="0" w:oddVBand="0" w:evenVBand="0" w:oddHBand="0" w:evenHBand="0" w:firstRowFirstColumn="0" w:firstRowLastColumn="0" w:lastRowFirstColumn="0" w:lastRowLastColumn="0"/>
+            <w:tcW w:w="3376" w:type="dxa"/>
+            <w:tcBorders>
+              <w:top w:val="single" w:sz="4" w:space="0" w:color="4472C4"/>
+              <w:left w:val="single" w:sz="4" w:space="0" w:color="4472C4"/>
+              <w:bottom w:val="single" w:sz="4" w:space="0" w:color="4472C4"/>
+              <w:right w:val="single" w:sz="4" w:space="0" w:color="4472C4"/>
+            </w:tcBorders>
             <w:vAlign w:val="center"/>
           </w:tcPr>
           <w:p>
@@ -20311,13 +20511,13 @@
                 <w:i/>
                 <w:iCs/>
               </w:rPr>
-              <w:t>Lista de categorías de artículos</w:t>
-            </w:r>
-          </w:p>
-        </w:tc>
-        <w:tc>
-          <w:tcPr>
-            <w:tcW w:w="2265" w:type="dxa"/>
+              <w:t>Lista de proveedores</w:t>
+            </w:r>
+          </w:p>
+        </w:tc>
+        <w:tc>
+          <w:tcPr>
+            <w:tcW w:w="2263" w:type="dxa"/>
             <w:tcBorders>
               <w:top w:val="single" w:sz="4" w:space="0" w:color="4472C4"/>
               <w:left w:val="single" w:sz="4" w:space="0" w:color="4472C4"/>
@@ -20329,24 +20529,22 @@
             <w:pPr>
               <w:spacing w:line="360" w:lineRule="auto"/>
               <w:jc w:val="both"/>
-              <w:cnfStyle w:val="000000100000" w:firstRow="0" w:lastRow="0" w:firstColumn="0" w:lastColumn="0" w:oddVBand="0" w:evenVBand="0" w:oddHBand="1" w:evenHBand="0" w:firstRowFirstColumn="0" w:firstRowLastColumn="0" w:lastRowFirstColumn="0" w:lastRowLastColumn="0"/>
-              <w:rPr>
-                <w:rFonts w:ascii="Arial" w:hAnsi="Arial" w:cs="Arial"/>
-              </w:rPr>
-            </w:pPr>
-            <w:proofErr w:type="spellStart"/>
-            <w:r>
-              <w:rPr>
-                <w:rFonts w:ascii="Arial" w:hAnsi="Arial" w:cs="Arial"/>
-              </w:rPr>
-              <w:t>categorias</w:t>
-            </w:r>
-            <w:proofErr w:type="spellEnd"/>
-          </w:p>
-        </w:tc>
-        <w:tc>
-          <w:tcPr>
-            <w:tcW w:w="2832" w:type="dxa"/>
+              <w:cnfStyle w:val="000000000000" w:firstRow="0" w:lastRow="0" w:firstColumn="0" w:lastColumn="0" w:oddVBand="0" w:evenVBand="0" w:oddHBand="0" w:evenHBand="0" w:firstRowFirstColumn="0" w:firstRowLastColumn="0" w:lastRowFirstColumn="0" w:lastRowLastColumn="0"/>
+              <w:rPr>
+                <w:rFonts w:ascii="Arial" w:hAnsi="Arial" w:cs="Arial"/>
+              </w:rPr>
+            </w:pPr>
+            <w:r>
+              <w:rPr>
+                <w:rFonts w:ascii="Arial" w:hAnsi="Arial" w:cs="Arial"/>
+              </w:rPr>
+              <w:t>proveedores</w:t>
+            </w:r>
+          </w:p>
+        </w:tc>
+        <w:tc>
+          <w:tcPr>
+            <w:tcW w:w="2855" w:type="dxa"/>
             <w:tcBorders>
               <w:top w:val="single" w:sz="4" w:space="0" w:color="4472C4"/>
               <w:left w:val="single" w:sz="4" w:space="0" w:color="4472C4"/>
@@ -20358,7 +20556,7 @@
             <w:pPr>
               <w:spacing w:line="360" w:lineRule="auto"/>
               <w:jc w:val="both"/>
-              <w:cnfStyle w:val="000000100000" w:firstRow="0" w:lastRow="0" w:firstColumn="0" w:lastColumn="0" w:oddVBand="0" w:evenVBand="0" w:oddHBand="1" w:evenHBand="0" w:firstRowFirstColumn="0" w:firstRowLastColumn="0" w:lastRowFirstColumn="0" w:lastRowLastColumn="0"/>
+              <w:cnfStyle w:val="000000000000" w:firstRow="0" w:lastRow="0" w:firstColumn="0" w:lastColumn="0" w:oddVBand="0" w:evenVBand="0" w:oddHBand="0" w:evenHBand="0" w:firstRowFirstColumn="0" w:firstRowLastColumn="0" w:lastRowFirstColumn="0" w:lastRowLastColumn="0"/>
               <w:rPr>
                 <w:rFonts w:ascii="Arial" w:hAnsi="Arial" w:cs="Arial"/>
               </w:rPr>
@@ -20368,105 +20566,6 @@
                 <w:rFonts w:ascii="Arial" w:hAnsi="Arial" w:cs="Arial"/>
               </w:rPr>
               <w:t>GET</w:t>
-            </w:r>
-          </w:p>
-        </w:tc>
-      </w:tr>
-      <w:tr>
-        <w:tc>
-          <w:tcPr>
-            <w:cnfStyle w:val="001000000000" w:firstRow="0" w:lastRow="0" w:firstColumn="1" w:lastColumn="0" w:oddVBand="0" w:evenVBand="0" w:oddHBand="0" w:evenHBand="0" w:firstRowFirstColumn="0" w:firstRowLastColumn="0" w:lastRowFirstColumn="0" w:lastRowLastColumn="0"/>
-            <w:tcW w:w="3397" w:type="dxa"/>
-            <w:vMerge w:val="restart"/>
-            <w:tcBorders>
-              <w:top w:val="single" w:sz="4" w:space="0" w:color="4472C4"/>
-              <w:left w:val="single" w:sz="4" w:space="0" w:color="4472C4"/>
-              <w:right w:val="single" w:sz="4" w:space="0" w:color="4472C4"/>
-            </w:tcBorders>
-            <w:vAlign w:val="center"/>
-          </w:tcPr>
-          <w:p>
-            <w:pPr>
-              <w:spacing w:line="360" w:lineRule="auto"/>
-              <w:rPr>
-                <w:rFonts w:ascii="Arial" w:hAnsi="Arial" w:cs="Arial"/>
-                <w:b w:val="0"/>
-                <w:bCs w:val="0"/>
-                <w:i/>
-                <w:iCs/>
-              </w:rPr>
-            </w:pPr>
-            <w:r>
-              <w:rPr>
-                <w:rFonts w:ascii="Arial" w:hAnsi="Arial" w:cs="Arial"/>
-                <w:b w:val="0"/>
-                <w:bCs w:val="0"/>
-                <w:i/>
-                <w:iCs/>
-              </w:rPr>
-              <w:t>Artículo</w:t>
-            </w:r>
-          </w:p>
-        </w:tc>
-        <w:tc>
-          <w:tcPr>
-            <w:tcW w:w="2265" w:type="dxa"/>
-            <w:tcBorders>
-              <w:top w:val="single" w:sz="4" w:space="0" w:color="4472C4"/>
-              <w:left w:val="single" w:sz="4" w:space="0" w:color="4472C4"/>
-              <w:bottom w:val="single" w:sz="4" w:space="0" w:color="4472C4"/>
-              <w:right w:val="single" w:sz="4" w:space="0" w:color="4472C4"/>
-            </w:tcBorders>
-          </w:tcPr>
-          <w:p>
-            <w:pPr>
-              <w:spacing w:line="360" w:lineRule="auto"/>
-              <w:jc w:val="both"/>
-              <w:cnfStyle w:val="000000000000" w:firstRow="0" w:lastRow="0" w:firstColumn="0" w:lastColumn="0" w:oddVBand="0" w:evenVBand="0" w:oddHBand="0" w:evenHBand="0" w:firstRowFirstColumn="0" w:firstRowLastColumn="0" w:lastRowFirstColumn="0" w:lastRowLastColumn="0"/>
-              <w:rPr>
-                <w:rFonts w:ascii="Arial" w:hAnsi="Arial" w:cs="Arial"/>
-              </w:rPr>
-            </w:pPr>
-            <w:proofErr w:type="spellStart"/>
-            <w:r>
-              <w:rPr>
-                <w:rFonts w:ascii="Arial" w:hAnsi="Arial" w:cs="Arial"/>
-              </w:rPr>
-              <w:t>articulos</w:t>
-            </w:r>
-            <w:proofErr w:type="spellEnd"/>
-            <w:r>
-              <w:rPr>
-                <w:rFonts w:ascii="Arial" w:hAnsi="Arial" w:cs="Arial"/>
-              </w:rPr>
-              <w:t>/{id}</w:t>
-            </w:r>
-          </w:p>
-        </w:tc>
-        <w:tc>
-          <w:tcPr>
-            <w:tcW w:w="2832" w:type="dxa"/>
-            <w:tcBorders>
-              <w:top w:val="single" w:sz="4" w:space="0" w:color="4472C4"/>
-              <w:left w:val="single" w:sz="4" w:space="0" w:color="4472C4"/>
-              <w:bottom w:val="single" w:sz="4" w:space="0" w:color="4472C4"/>
-              <w:right w:val="single" w:sz="4" w:space="0" w:color="4472C4"/>
-            </w:tcBorders>
-          </w:tcPr>
-          <w:p>
-            <w:pPr>
-              <w:spacing w:line="360" w:lineRule="auto"/>
-              <w:jc w:val="both"/>
-              <w:cnfStyle w:val="000000000000" w:firstRow="0" w:lastRow="0" w:firstColumn="0" w:lastColumn="0" w:oddVBand="0" w:evenVBand="0" w:oddHBand="0" w:evenHBand="0" w:firstRowFirstColumn="0" w:firstRowLastColumn="0" w:lastRowFirstColumn="0" w:lastRowLastColumn="0"/>
-              <w:rPr>
-                <w:rFonts w:ascii="Arial" w:hAnsi="Arial" w:cs="Arial"/>
-              </w:rPr>
-            </w:pPr>
-            <w:r>
-              <w:rPr>
-                <w:rFonts w:ascii="Arial" w:hAnsi="Arial" w:cs="Arial"/>
-              </w:rPr>
-              <w:t>GET, PUT, DELETE</w:t>
             </w:r>
           </w:p>
         </w:tc>
@@ -20478,11 +20577,10 @@
         <w:tc>
           <w:tcPr>
             <w:cnfStyle w:val="001000000000" w:firstRow="0" w:lastRow="0" w:firstColumn="1" w:lastColumn="0" w:oddVBand="0" w:evenVBand="0" w:oddHBand="0" w:evenHBand="0" w:firstRowFirstColumn="0" w:firstRowLastColumn="0" w:lastRowFirstColumn="0" w:lastRowLastColumn="0"/>
-            <w:tcW w:w="3397" w:type="dxa"/>
-            <w:vMerge/>
-            <w:tcBorders>
+            <w:tcW w:w="3376" w:type="dxa"/>
+            <w:tcBorders>
+              <w:top w:val="single" w:sz="4" w:space="0" w:color="4472C4"/>
               <w:left w:val="single" w:sz="4" w:space="0" w:color="4472C4"/>
-              <w:bottom w:val="single" w:sz="4" w:space="0" w:color="4472C4"/>
               <w:right w:val="single" w:sz="4" w:space="0" w:color="4472C4"/>
             </w:tcBorders>
             <w:vAlign w:val="center"/>
@@ -20498,11 +20596,21 @@
                 <w:iCs/>
               </w:rPr>
             </w:pPr>
-          </w:p>
-        </w:tc>
-        <w:tc>
-          <w:tcPr>
-            <w:tcW w:w="2265" w:type="dxa"/>
+            <w:r>
+              <w:rPr>
+                <w:rFonts w:ascii="Arial" w:hAnsi="Arial" w:cs="Arial"/>
+                <w:b w:val="0"/>
+                <w:bCs w:val="0"/>
+                <w:i/>
+                <w:iCs/>
+              </w:rPr>
+              <w:t>Proveedor</w:t>
+            </w:r>
+          </w:p>
+        </w:tc>
+        <w:tc>
+          <w:tcPr>
+            <w:tcW w:w="2263" w:type="dxa"/>
             <w:tcBorders>
               <w:top w:val="single" w:sz="4" w:space="0" w:color="4472C4"/>
               <w:left w:val="single" w:sz="4" w:space="0" w:color="4472C4"/>
@@ -20519,19 +20627,17 @@
                 <w:rFonts w:ascii="Arial" w:hAnsi="Arial" w:cs="Arial"/>
               </w:rPr>
             </w:pPr>
-            <w:proofErr w:type="spellStart"/>
-            <w:r>
-              <w:rPr>
-                <w:rFonts w:ascii="Arial" w:hAnsi="Arial" w:cs="Arial"/>
-              </w:rPr>
-              <w:t>articulos</w:t>
-            </w:r>
-            <w:proofErr w:type="spellEnd"/>
-          </w:p>
-        </w:tc>
-        <w:tc>
-          <w:tcPr>
-            <w:tcW w:w="2832" w:type="dxa"/>
+            <w:r>
+              <w:rPr>
+                <w:rFonts w:ascii="Arial" w:hAnsi="Arial" w:cs="Arial"/>
+              </w:rPr>
+              <w:t>proveedores/{id}</w:t>
+            </w:r>
+          </w:p>
+        </w:tc>
+        <w:tc>
+          <w:tcPr>
+            <w:tcW w:w="2855" w:type="dxa"/>
             <w:tcBorders>
               <w:top w:val="single" w:sz="4" w:space="0" w:color="4472C4"/>
               <w:left w:val="single" w:sz="4" w:space="0" w:color="4472C4"/>
@@ -20552,7 +20658,7 @@
               <w:rPr>
                 <w:rFonts w:ascii="Arial" w:hAnsi="Arial" w:cs="Arial"/>
               </w:rPr>
-              <w:t>POST</w:t>
+              <w:t>GET, PUT, DELETE</w:t>
             </w:r>
           </w:p>
         </w:tc>
@@ -20561,7 +20667,7 @@
         <w:tc>
           <w:tcPr>
             <w:cnfStyle w:val="001000000000" w:firstRow="0" w:lastRow="0" w:firstColumn="1" w:lastColumn="0" w:oddVBand="0" w:evenVBand="0" w:oddHBand="0" w:evenHBand="0" w:firstRowFirstColumn="0" w:firstRowLastColumn="0" w:lastRowFirstColumn="0" w:lastRowLastColumn="0"/>
-            <w:tcW w:w="3397" w:type="dxa"/>
+            <w:tcW w:w="3376" w:type="dxa"/>
             <w:tcBorders>
               <w:top w:val="single" w:sz="4" w:space="0" w:color="4472C4"/>
               <w:left w:val="single" w:sz="4" w:space="0" w:color="4472C4"/>
@@ -20581,21 +20687,11 @@
                 <w:iCs/>
               </w:rPr>
             </w:pPr>
-            <w:r>
-              <w:rPr>
-                <w:rFonts w:ascii="Arial" w:hAnsi="Arial" w:cs="Arial"/>
-                <w:b w:val="0"/>
-                <w:bCs w:val="0"/>
-                <w:i/>
-                <w:iCs/>
-              </w:rPr>
-              <w:t>Lista de artículos</w:t>
-            </w:r>
-          </w:p>
-        </w:tc>
-        <w:tc>
-          <w:tcPr>
-            <w:tcW w:w="2265" w:type="dxa"/>
+          </w:p>
+        </w:tc>
+        <w:tc>
+          <w:tcPr>
+            <w:tcW w:w="2263" w:type="dxa"/>
             <w:tcBorders>
               <w:top w:val="single" w:sz="4" w:space="0" w:color="4472C4"/>
               <w:left w:val="single" w:sz="4" w:space="0" w:color="4472C4"/>
@@ -20612,19 +20708,11 @@
                 <w:rFonts w:ascii="Arial" w:hAnsi="Arial" w:cs="Arial"/>
               </w:rPr>
             </w:pPr>
-            <w:proofErr w:type="spellStart"/>
-            <w:r>
-              <w:rPr>
-                <w:rFonts w:ascii="Arial" w:hAnsi="Arial" w:cs="Arial"/>
-              </w:rPr>
-              <w:t>articulos</w:t>
-            </w:r>
-            <w:proofErr w:type="spellEnd"/>
-          </w:p>
-        </w:tc>
-        <w:tc>
-          <w:tcPr>
-            <w:tcW w:w="2832" w:type="dxa"/>
+          </w:p>
+        </w:tc>
+        <w:tc>
+          <w:tcPr>
+            <w:tcW w:w="2855" w:type="dxa"/>
             <w:tcBorders>
               <w:top w:val="single" w:sz="4" w:space="0" w:color="4472C4"/>
               <w:left w:val="single" w:sz="4" w:space="0" w:color="4472C4"/>
@@ -20641,12 +20729,6 @@
                 <w:rFonts w:ascii="Arial" w:hAnsi="Arial" w:cs="Arial"/>
               </w:rPr>
             </w:pPr>
-            <w:r>
-              <w:rPr>
-                <w:rFonts w:ascii="Arial" w:hAnsi="Arial" w:cs="Arial"/>
-              </w:rPr>
-              <w:t>GET</w:t>
-            </w:r>
           </w:p>
         </w:tc>
       </w:tr>
@@ -20657,7 +20739,7 @@
         <w:tc>
           <w:tcPr>
             <w:cnfStyle w:val="001000000000" w:firstRow="0" w:lastRow="0" w:firstColumn="1" w:lastColumn="0" w:oddVBand="0" w:evenVBand="0" w:oddHBand="0" w:evenHBand="0" w:firstRowFirstColumn="0" w:firstRowLastColumn="0" w:lastRowFirstColumn="0" w:lastRowLastColumn="0"/>
-            <w:tcW w:w="3397" w:type="dxa"/>
+            <w:tcW w:w="3376" w:type="dxa"/>
             <w:vMerge w:val="restart"/>
             <w:tcBorders>
               <w:top w:val="single" w:sz="4" w:space="0" w:color="4472C4"/>
@@ -20685,13 +20767,13 @@
                 <w:i/>
                 <w:iCs/>
               </w:rPr>
-              <w:t>Proveedor</w:t>
-            </w:r>
-          </w:p>
-        </w:tc>
-        <w:tc>
-          <w:tcPr>
-            <w:tcW w:w="2265" w:type="dxa"/>
+              <w:t>Factura</w:t>
+            </w:r>
+          </w:p>
+        </w:tc>
+        <w:tc>
+          <w:tcPr>
+            <w:tcW w:w="2263" w:type="dxa"/>
             <w:tcBorders>
               <w:top w:val="single" w:sz="4" w:space="0" w:color="4472C4"/>
               <w:left w:val="single" w:sz="4" w:space="0" w:color="4472C4"/>
@@ -20712,13 +20794,13 @@
               <w:rPr>
                 <w:rFonts w:ascii="Arial" w:hAnsi="Arial" w:cs="Arial"/>
               </w:rPr>
-              <w:t>proveedores/{id}</w:t>
-            </w:r>
-          </w:p>
-        </w:tc>
-        <w:tc>
-          <w:tcPr>
-            <w:tcW w:w="2832" w:type="dxa"/>
+              <w:t>facturas/{id}</w:t>
+            </w:r>
+          </w:p>
+        </w:tc>
+        <w:tc>
+          <w:tcPr>
+            <w:tcW w:w="2855" w:type="dxa"/>
             <w:tcBorders>
               <w:top w:val="single" w:sz="4" w:space="0" w:color="4472C4"/>
               <w:left w:val="single" w:sz="4" w:space="0" w:color="4472C4"/>
@@ -20748,7 +20830,7 @@
         <w:tc>
           <w:tcPr>
             <w:cnfStyle w:val="001000000000" w:firstRow="0" w:lastRow="0" w:firstColumn="1" w:lastColumn="0" w:oddVBand="0" w:evenVBand="0" w:oddHBand="0" w:evenHBand="0" w:firstRowFirstColumn="0" w:firstRowLastColumn="0" w:lastRowFirstColumn="0" w:lastRowLastColumn="0"/>
-            <w:tcW w:w="3397" w:type="dxa"/>
+            <w:tcW w:w="3376" w:type="dxa"/>
             <w:vMerge/>
             <w:tcBorders>
               <w:left w:val="single" w:sz="4" w:space="0" w:color="4472C4"/>
@@ -20772,7 +20854,7 @@
         </w:tc>
         <w:tc>
           <w:tcPr>
-            <w:tcW w:w="2265" w:type="dxa"/>
+            <w:tcW w:w="2263" w:type="dxa"/>
             <w:tcBorders>
               <w:top w:val="single" w:sz="4" w:space="0" w:color="4472C4"/>
               <w:left w:val="single" w:sz="4" w:space="0" w:color="4472C4"/>
@@ -20793,13 +20875,13 @@
               <w:rPr>
                 <w:rFonts w:ascii="Arial" w:hAnsi="Arial" w:cs="Arial"/>
               </w:rPr>
-              <w:t>proveedores</w:t>
-            </w:r>
-          </w:p>
-        </w:tc>
-        <w:tc>
-          <w:tcPr>
-            <w:tcW w:w="2832" w:type="dxa"/>
+              <w:t>facturas</w:t>
+            </w:r>
+          </w:p>
+        </w:tc>
+        <w:tc>
+          <w:tcPr>
+            <w:tcW w:w="2855" w:type="dxa"/>
             <w:tcBorders>
               <w:top w:val="single" w:sz="4" w:space="0" w:color="4472C4"/>
               <w:left w:val="single" w:sz="4" w:space="0" w:color="4472C4"/>
@@ -20832,41 +20914,78 @@
         <w:tc>
           <w:tcPr>
             <w:cnfStyle w:val="001000000000" w:firstRow="0" w:lastRow="0" w:firstColumn="1" w:lastColumn="0" w:oddVBand="0" w:evenVBand="0" w:oddHBand="0" w:evenHBand="0" w:firstRowFirstColumn="0" w:firstRowLastColumn="0" w:lastRowFirstColumn="0" w:lastRowLastColumn="0"/>
-            <w:tcW w:w="3397" w:type="dxa"/>
+            <w:tcW w:w="3376" w:type="dxa"/>
+            <w:vMerge w:val="restart"/>
+            <w:tcBorders>
+              <w:top w:val="single" w:sz="4" w:space="0" w:color="4472C4"/>
+              <w:left w:val="single" w:sz="4" w:space="0" w:color="4472C4"/>
+              <w:right w:val="single" w:sz="4" w:space="0" w:color="4472C4"/>
+            </w:tcBorders>
+            <w:vAlign w:val="center"/>
+          </w:tcPr>
+          <w:p>
+            <w:pPr>
+              <w:spacing w:line="360" w:lineRule="auto"/>
+              <w:rPr>
+                <w:rFonts w:ascii="Arial" w:hAnsi="Arial" w:cs="Arial"/>
+                <w:b w:val="0"/>
+                <w:bCs w:val="0"/>
+                <w:i/>
+                <w:iCs/>
+              </w:rPr>
+            </w:pPr>
+            <w:r>
+              <w:rPr>
+                <w:rFonts w:ascii="Arial" w:hAnsi="Arial" w:cs="Arial"/>
+                <w:b w:val="0"/>
+                <w:bCs w:val="0"/>
+                <w:i/>
+                <w:iCs/>
+              </w:rPr>
+              <w:t>Lista de facturas</w:t>
+            </w:r>
+          </w:p>
+        </w:tc>
+        <w:tc>
+          <w:tcPr>
+            <w:tcW w:w="2263" w:type="dxa"/>
             <w:tcBorders>
               <w:top w:val="single" w:sz="4" w:space="0" w:color="4472C4"/>
               <w:left w:val="single" w:sz="4" w:space="0" w:color="4472C4"/>
               <w:bottom w:val="single" w:sz="4" w:space="0" w:color="4472C4"/>
               <w:right w:val="single" w:sz="4" w:space="0" w:color="4472C4"/>
             </w:tcBorders>
-            <w:vAlign w:val="center"/>
           </w:tcPr>
           <w:p>
             <w:pPr>
               <w:spacing w:line="360" w:lineRule="auto"/>
-              <w:rPr>
-                <w:rFonts w:ascii="Arial" w:hAnsi="Arial" w:cs="Arial"/>
-                <w:b w:val="0"/>
-                <w:bCs w:val="0"/>
-                <w:i/>
-                <w:iCs/>
-              </w:rPr>
-            </w:pPr>
-            <w:r>
-              <w:rPr>
-                <w:rFonts w:ascii="Arial" w:hAnsi="Arial" w:cs="Arial"/>
-                <w:b w:val="0"/>
-                <w:bCs w:val="0"/>
-                <w:i/>
-                <w:iCs/>
-              </w:rPr>
-              <w:t>Lista de proveedores</w:t>
-            </w:r>
-          </w:p>
-        </w:tc>
-        <w:tc>
-          <w:tcPr>
-            <w:tcW w:w="2265" w:type="dxa"/>
+              <w:jc w:val="both"/>
+              <w:cnfStyle w:val="000000100000" w:firstRow="0" w:lastRow="0" w:firstColumn="0" w:lastColumn="0" w:oddVBand="0" w:evenVBand="0" w:oddHBand="1" w:evenHBand="0" w:firstRowFirstColumn="0" w:firstRowLastColumn="0" w:lastRowFirstColumn="0" w:lastRowLastColumn="0"/>
+              <w:rPr>
+                <w:rFonts w:ascii="Arial" w:hAnsi="Arial" w:cs="Arial"/>
+              </w:rPr>
+            </w:pPr>
+            <w:commentRangeStart w:id="61"/>
+            <w:proofErr w:type="spellStart"/>
+            <w:r>
+              <w:rPr>
+                <w:rFonts w:ascii="Arial" w:hAnsi="Arial" w:cs="Arial"/>
+              </w:rPr>
+              <w:t>facturasVenta</w:t>
+            </w:r>
+            <w:commentRangeEnd w:id="61"/>
+            <w:proofErr w:type="spellEnd"/>
+            <w:r>
+              <w:rPr>
+                <w:rStyle w:val="Refdecomentario"/>
+              </w:rPr>
+              <w:commentReference w:id="61"/>
+            </w:r>
+          </w:p>
+        </w:tc>
+        <w:tc>
+          <w:tcPr>
+            <w:tcW w:w="2855" w:type="dxa"/>
             <w:tcBorders>
               <w:top w:val="single" w:sz="4" w:space="0" w:color="4472C4"/>
               <w:left w:val="single" w:sz="4" w:space="0" w:color="4472C4"/>
@@ -20887,13 +21006,37 @@
               <w:rPr>
                 <w:rFonts w:ascii="Arial" w:hAnsi="Arial" w:cs="Arial"/>
               </w:rPr>
-              <w:t>proveedores</w:t>
-            </w:r>
-          </w:p>
-        </w:tc>
-        <w:tc>
-          <w:tcPr>
-            <w:tcW w:w="2832" w:type="dxa"/>
+              <w:t>GET</w:t>
+            </w:r>
+          </w:p>
+        </w:tc>
+      </w:tr>
+      <w:tr>
+        <w:tc>
+          <w:tcPr>
+            <w:cnfStyle w:val="001000000000" w:firstRow="0" w:lastRow="0" w:firstColumn="1" w:lastColumn="0" w:oddVBand="0" w:evenVBand="0" w:oddHBand="0" w:evenHBand="0" w:firstRowFirstColumn="0" w:firstRowLastColumn="0" w:lastRowFirstColumn="0" w:lastRowLastColumn="0"/>
+            <w:tcW w:w="3376" w:type="dxa"/>
+            <w:vMerge/>
+            <w:tcBorders>
+              <w:left w:val="single" w:sz="4" w:space="0" w:color="4472C4"/>
+              <w:right w:val="single" w:sz="4" w:space="0" w:color="4472C4"/>
+            </w:tcBorders>
+            <w:vAlign w:val="center"/>
+          </w:tcPr>
+          <w:p>
+            <w:pPr>
+              <w:spacing w:line="360" w:lineRule="auto"/>
+              <w:rPr>
+                <w:rFonts w:ascii="Arial" w:hAnsi="Arial" w:cs="Arial"/>
+                <w:i/>
+                <w:iCs/>
+              </w:rPr>
+            </w:pPr>
+          </w:p>
+        </w:tc>
+        <w:tc>
+          <w:tcPr>
+            <w:tcW w:w="2263" w:type="dxa"/>
             <w:tcBorders>
               <w:top w:val="single" w:sz="4" w:space="0" w:color="4472C4"/>
               <w:left w:val="single" w:sz="4" w:space="0" w:color="4472C4"/>
@@ -20905,59 +21048,24 @@
             <w:pPr>
               <w:spacing w:line="360" w:lineRule="auto"/>
               <w:jc w:val="both"/>
-              <w:cnfStyle w:val="000000100000" w:firstRow="0" w:lastRow="0" w:firstColumn="0" w:lastColumn="0" w:oddVBand="0" w:evenVBand="0" w:oddHBand="1" w:evenHBand="0" w:firstRowFirstColumn="0" w:firstRowLastColumn="0" w:lastRowFirstColumn="0" w:lastRowLastColumn="0"/>
-              <w:rPr>
-                <w:rFonts w:ascii="Arial" w:hAnsi="Arial" w:cs="Arial"/>
-              </w:rPr>
-            </w:pPr>
-            <w:r>
-              <w:rPr>
-                <w:rFonts w:ascii="Arial" w:hAnsi="Arial" w:cs="Arial"/>
-              </w:rPr>
-              <w:t>GET</w:t>
-            </w:r>
-          </w:p>
-        </w:tc>
-      </w:tr>
-      <w:tr>
-        <w:tc>
-          <w:tcPr>
-            <w:cnfStyle w:val="001000000000" w:firstRow="0" w:lastRow="0" w:firstColumn="1" w:lastColumn="0" w:oddVBand="0" w:evenVBand="0" w:oddHBand="0" w:evenHBand="0" w:firstRowFirstColumn="0" w:firstRowLastColumn="0" w:lastRowFirstColumn="0" w:lastRowLastColumn="0"/>
-            <w:tcW w:w="3397" w:type="dxa"/>
-            <w:vMerge w:val="restart"/>
-            <w:tcBorders>
-              <w:top w:val="single" w:sz="4" w:space="0" w:color="4472C4"/>
-              <w:left w:val="single" w:sz="4" w:space="0" w:color="4472C4"/>
-              <w:right w:val="single" w:sz="4" w:space="0" w:color="4472C4"/>
-            </w:tcBorders>
-            <w:vAlign w:val="center"/>
-          </w:tcPr>
-          <w:p>
-            <w:pPr>
-              <w:spacing w:line="360" w:lineRule="auto"/>
-              <w:rPr>
-                <w:rFonts w:ascii="Arial" w:hAnsi="Arial" w:cs="Arial"/>
-                <w:b w:val="0"/>
-                <w:bCs w:val="0"/>
-                <w:i/>
-                <w:iCs/>
-              </w:rPr>
-            </w:pPr>
-            <w:r>
-              <w:rPr>
-                <w:rFonts w:ascii="Arial" w:hAnsi="Arial" w:cs="Arial"/>
-                <w:b w:val="0"/>
-                <w:bCs w:val="0"/>
-                <w:i/>
-                <w:iCs/>
-              </w:rPr>
-              <w:t>Factura</w:t>
-            </w:r>
-          </w:p>
-        </w:tc>
-        <w:tc>
-          <w:tcPr>
-            <w:tcW w:w="2265" w:type="dxa"/>
+              <w:cnfStyle w:val="000000000000" w:firstRow="0" w:lastRow="0" w:firstColumn="0" w:lastColumn="0" w:oddVBand="0" w:evenVBand="0" w:oddHBand="0" w:evenHBand="0" w:firstRowFirstColumn="0" w:firstRowLastColumn="0" w:lastRowFirstColumn="0" w:lastRowLastColumn="0"/>
+              <w:rPr>
+                <w:rFonts w:ascii="Arial" w:hAnsi="Arial" w:cs="Arial"/>
+              </w:rPr>
+            </w:pPr>
+            <w:proofErr w:type="spellStart"/>
+            <w:r>
+              <w:rPr>
+                <w:rFonts w:ascii="Arial" w:hAnsi="Arial" w:cs="Arial"/>
+              </w:rPr>
+              <w:t>facturasCompra</w:t>
+            </w:r>
+            <w:proofErr w:type="spellEnd"/>
+          </w:p>
+        </w:tc>
+        <w:tc>
+          <w:tcPr>
+            <w:tcW w:w="2855" w:type="dxa"/>
             <w:tcBorders>
               <w:top w:val="single" w:sz="4" w:space="0" w:color="4472C4"/>
               <w:left w:val="single" w:sz="4" w:space="0" w:color="4472C4"/>
@@ -20978,34 +21086,7 @@
               <w:rPr>
                 <w:rFonts w:ascii="Arial" w:hAnsi="Arial" w:cs="Arial"/>
               </w:rPr>
-              <w:t>facturas/{id}</w:t>
-            </w:r>
-          </w:p>
-        </w:tc>
-        <w:tc>
-          <w:tcPr>
-            <w:tcW w:w="2832" w:type="dxa"/>
-            <w:tcBorders>
-              <w:top w:val="single" w:sz="4" w:space="0" w:color="4472C4"/>
-              <w:left w:val="single" w:sz="4" w:space="0" w:color="4472C4"/>
-              <w:bottom w:val="single" w:sz="4" w:space="0" w:color="4472C4"/>
-              <w:right w:val="single" w:sz="4" w:space="0" w:color="4472C4"/>
-            </w:tcBorders>
-          </w:tcPr>
-          <w:p>
-            <w:pPr>
-              <w:spacing w:line="360" w:lineRule="auto"/>
-              <w:jc w:val="both"/>
-              <w:cnfStyle w:val="000000000000" w:firstRow="0" w:lastRow="0" w:firstColumn="0" w:lastColumn="0" w:oddVBand="0" w:evenVBand="0" w:oddHBand="0" w:evenHBand="0" w:firstRowFirstColumn="0" w:firstRowLastColumn="0" w:lastRowFirstColumn="0" w:lastRowLastColumn="0"/>
-              <w:rPr>
-                <w:rFonts w:ascii="Arial" w:hAnsi="Arial" w:cs="Arial"/>
-              </w:rPr>
-            </w:pPr>
-            <w:r>
-              <w:rPr>
-                <w:rFonts w:ascii="Arial" w:hAnsi="Arial" w:cs="Arial"/>
-              </w:rPr>
-              <w:t>GET, PUT, DELETE</w:t>
+              <w:t>GET</w:t>
             </w:r>
           </w:p>
         </w:tc>
@@ -21017,11 +21098,10 @@
         <w:tc>
           <w:tcPr>
             <w:cnfStyle w:val="001000000000" w:firstRow="0" w:lastRow="0" w:firstColumn="1" w:lastColumn="0" w:oddVBand="0" w:evenVBand="0" w:oddHBand="0" w:evenHBand="0" w:firstRowFirstColumn="0" w:firstRowLastColumn="0" w:lastRowFirstColumn="0" w:lastRowLastColumn="0"/>
-            <w:tcW w:w="3397" w:type="dxa"/>
+            <w:tcW w:w="3376" w:type="dxa"/>
             <w:vMerge/>
             <w:tcBorders>
               <w:left w:val="single" w:sz="4" w:space="0" w:color="4472C4"/>
-              <w:bottom w:val="single" w:sz="4" w:space="0" w:color="4472C4"/>
               <w:right w:val="single" w:sz="4" w:space="0" w:color="4472C4"/>
             </w:tcBorders>
             <w:vAlign w:val="center"/>
@@ -21031,8 +21111,6 @@
               <w:spacing w:line="360" w:lineRule="auto"/>
               <w:rPr>
                 <w:rFonts w:ascii="Arial" w:hAnsi="Arial" w:cs="Arial"/>
-                <w:b w:val="0"/>
-                <w:bCs w:val="0"/>
                 <w:i/>
                 <w:iCs/>
               </w:rPr>
@@ -21041,7 +21119,7 @@
         </w:tc>
         <w:tc>
           <w:tcPr>
-            <w:tcW w:w="2265" w:type="dxa"/>
+            <w:tcW w:w="2263" w:type="dxa"/>
             <w:tcBorders>
               <w:top w:val="single" w:sz="4" w:space="0" w:color="4472C4"/>
               <w:left w:val="single" w:sz="4" w:space="0" w:color="4472C4"/>
@@ -21058,17 +21136,19 @@
                 <w:rFonts w:ascii="Arial" w:hAnsi="Arial" w:cs="Arial"/>
               </w:rPr>
             </w:pPr>
-            <w:r>
-              <w:rPr>
-                <w:rFonts w:ascii="Arial" w:hAnsi="Arial" w:cs="Arial"/>
-              </w:rPr>
-              <w:t>facturas</w:t>
-            </w:r>
-          </w:p>
-        </w:tc>
-        <w:tc>
-          <w:tcPr>
-            <w:tcW w:w="2832" w:type="dxa"/>
+            <w:proofErr w:type="spellStart"/>
+            <w:r>
+              <w:rPr>
+                <w:rFonts w:ascii="Arial" w:hAnsi="Arial" w:cs="Arial"/>
+              </w:rPr>
+              <w:t>facturasReembolso</w:t>
+            </w:r>
+            <w:proofErr w:type="spellEnd"/>
+          </w:p>
+        </w:tc>
+        <w:tc>
+          <w:tcPr>
+            <w:tcW w:w="2855" w:type="dxa"/>
             <w:tcBorders>
               <w:top w:val="single" w:sz="4" w:space="0" w:color="4472C4"/>
               <w:left w:val="single" w:sz="4" w:space="0" w:color="4472C4"/>
@@ -21081,262 +21161,6 @@
               <w:spacing w:line="360" w:lineRule="auto"/>
               <w:jc w:val="both"/>
               <w:cnfStyle w:val="000000100000" w:firstRow="0" w:lastRow="0" w:firstColumn="0" w:lastColumn="0" w:oddVBand="0" w:evenVBand="0" w:oddHBand="1" w:evenHBand="0" w:firstRowFirstColumn="0" w:firstRowLastColumn="0" w:lastRowFirstColumn="0" w:lastRowLastColumn="0"/>
-              <w:rPr>
-                <w:rFonts w:ascii="Arial" w:hAnsi="Arial" w:cs="Arial"/>
-              </w:rPr>
-            </w:pPr>
-            <w:r>
-              <w:rPr>
-                <w:rFonts w:ascii="Arial" w:hAnsi="Arial" w:cs="Arial"/>
-              </w:rPr>
-              <w:t>POST</w:t>
-            </w:r>
-          </w:p>
-        </w:tc>
-      </w:tr>
-      <w:tr>
-        <w:tc>
-          <w:tcPr>
-            <w:cnfStyle w:val="001000000000" w:firstRow="0" w:lastRow="0" w:firstColumn="1" w:lastColumn="0" w:oddVBand="0" w:evenVBand="0" w:oddHBand="0" w:evenHBand="0" w:firstRowFirstColumn="0" w:firstRowLastColumn="0" w:lastRowFirstColumn="0" w:lastRowLastColumn="0"/>
-            <w:tcW w:w="3397" w:type="dxa"/>
-            <w:vMerge w:val="restart"/>
-            <w:tcBorders>
-              <w:top w:val="single" w:sz="4" w:space="0" w:color="4472C4"/>
-              <w:left w:val="single" w:sz="4" w:space="0" w:color="4472C4"/>
-              <w:right w:val="single" w:sz="4" w:space="0" w:color="4472C4"/>
-            </w:tcBorders>
-            <w:vAlign w:val="center"/>
-          </w:tcPr>
-          <w:p>
-            <w:pPr>
-              <w:spacing w:line="360" w:lineRule="auto"/>
-              <w:rPr>
-                <w:rFonts w:ascii="Arial" w:hAnsi="Arial" w:cs="Arial"/>
-                <w:b w:val="0"/>
-                <w:bCs w:val="0"/>
-                <w:i/>
-                <w:iCs/>
-              </w:rPr>
-            </w:pPr>
-            <w:r>
-              <w:rPr>
-                <w:rFonts w:ascii="Arial" w:hAnsi="Arial" w:cs="Arial"/>
-                <w:b w:val="0"/>
-                <w:bCs w:val="0"/>
-                <w:i/>
-                <w:iCs/>
-              </w:rPr>
-              <w:t>Lista de facturas</w:t>
-            </w:r>
-          </w:p>
-        </w:tc>
-        <w:tc>
-          <w:tcPr>
-            <w:tcW w:w="2265" w:type="dxa"/>
-            <w:tcBorders>
-              <w:top w:val="single" w:sz="4" w:space="0" w:color="4472C4"/>
-              <w:left w:val="single" w:sz="4" w:space="0" w:color="4472C4"/>
-              <w:bottom w:val="single" w:sz="4" w:space="0" w:color="4472C4"/>
-              <w:right w:val="single" w:sz="4" w:space="0" w:color="4472C4"/>
-            </w:tcBorders>
-          </w:tcPr>
-          <w:p>
-            <w:pPr>
-              <w:spacing w:line="360" w:lineRule="auto"/>
-              <w:jc w:val="both"/>
-              <w:cnfStyle w:val="000000000000" w:firstRow="0" w:lastRow="0" w:firstColumn="0" w:lastColumn="0" w:oddVBand="0" w:evenVBand="0" w:oddHBand="0" w:evenHBand="0" w:firstRowFirstColumn="0" w:firstRowLastColumn="0" w:lastRowFirstColumn="0" w:lastRowLastColumn="0"/>
-              <w:rPr>
-                <w:rFonts w:ascii="Arial" w:hAnsi="Arial" w:cs="Arial"/>
-              </w:rPr>
-            </w:pPr>
-            <w:proofErr w:type="spellStart"/>
-            <w:r>
-              <w:rPr>
-                <w:rFonts w:ascii="Arial" w:hAnsi="Arial" w:cs="Arial"/>
-              </w:rPr>
-              <w:t>facturasVenta</w:t>
-            </w:r>
-            <w:proofErr w:type="spellEnd"/>
-          </w:p>
-        </w:tc>
-        <w:tc>
-          <w:tcPr>
-            <w:tcW w:w="2832" w:type="dxa"/>
-            <w:tcBorders>
-              <w:top w:val="single" w:sz="4" w:space="0" w:color="4472C4"/>
-              <w:left w:val="single" w:sz="4" w:space="0" w:color="4472C4"/>
-              <w:bottom w:val="single" w:sz="4" w:space="0" w:color="4472C4"/>
-              <w:right w:val="single" w:sz="4" w:space="0" w:color="4472C4"/>
-            </w:tcBorders>
-          </w:tcPr>
-          <w:p>
-            <w:pPr>
-              <w:spacing w:line="360" w:lineRule="auto"/>
-              <w:jc w:val="both"/>
-              <w:cnfStyle w:val="000000000000" w:firstRow="0" w:lastRow="0" w:firstColumn="0" w:lastColumn="0" w:oddVBand="0" w:evenVBand="0" w:oddHBand="0" w:evenHBand="0" w:firstRowFirstColumn="0" w:firstRowLastColumn="0" w:lastRowFirstColumn="0" w:lastRowLastColumn="0"/>
-              <w:rPr>
-                <w:rFonts w:ascii="Arial" w:hAnsi="Arial" w:cs="Arial"/>
-              </w:rPr>
-            </w:pPr>
-            <w:r>
-              <w:rPr>
-                <w:rFonts w:ascii="Arial" w:hAnsi="Arial" w:cs="Arial"/>
-              </w:rPr>
-              <w:t>GET</w:t>
-            </w:r>
-          </w:p>
-        </w:tc>
-      </w:tr>
-      <w:tr>
-        <w:trPr>
-          <w:cnfStyle w:val="000000100000" w:firstRow="0" w:lastRow="0" w:firstColumn="0" w:lastColumn="0" w:oddVBand="0" w:evenVBand="0" w:oddHBand="1" w:evenHBand="0" w:firstRowFirstColumn="0" w:firstRowLastColumn="0" w:lastRowFirstColumn="0" w:lastRowLastColumn="0"/>
-        </w:trPr>
-        <w:tc>
-          <w:tcPr>
-            <w:cnfStyle w:val="001000000000" w:firstRow="0" w:lastRow="0" w:firstColumn="1" w:lastColumn="0" w:oddVBand="0" w:evenVBand="0" w:oddHBand="0" w:evenHBand="0" w:firstRowFirstColumn="0" w:firstRowLastColumn="0" w:lastRowFirstColumn="0" w:lastRowLastColumn="0"/>
-            <w:tcW w:w="3397" w:type="dxa"/>
-            <w:vMerge/>
-            <w:tcBorders>
-              <w:left w:val="single" w:sz="4" w:space="0" w:color="4472C4"/>
-              <w:right w:val="single" w:sz="4" w:space="0" w:color="4472C4"/>
-            </w:tcBorders>
-            <w:vAlign w:val="center"/>
-          </w:tcPr>
-          <w:p>
-            <w:pPr>
-              <w:spacing w:line="360" w:lineRule="auto"/>
-              <w:rPr>
-                <w:rFonts w:ascii="Arial" w:hAnsi="Arial" w:cs="Arial"/>
-                <w:i/>
-                <w:iCs/>
-              </w:rPr>
-            </w:pPr>
-          </w:p>
-        </w:tc>
-        <w:tc>
-          <w:tcPr>
-            <w:tcW w:w="2265" w:type="dxa"/>
-            <w:tcBorders>
-              <w:top w:val="single" w:sz="4" w:space="0" w:color="4472C4"/>
-              <w:left w:val="single" w:sz="4" w:space="0" w:color="4472C4"/>
-              <w:bottom w:val="single" w:sz="4" w:space="0" w:color="4472C4"/>
-              <w:right w:val="single" w:sz="4" w:space="0" w:color="4472C4"/>
-            </w:tcBorders>
-          </w:tcPr>
-          <w:p>
-            <w:pPr>
-              <w:spacing w:line="360" w:lineRule="auto"/>
-              <w:jc w:val="both"/>
-              <w:cnfStyle w:val="000000100000" w:firstRow="0" w:lastRow="0" w:firstColumn="0" w:lastColumn="0" w:oddVBand="0" w:evenVBand="0" w:oddHBand="1" w:evenHBand="0" w:firstRowFirstColumn="0" w:firstRowLastColumn="0" w:lastRowFirstColumn="0" w:lastRowLastColumn="0"/>
-              <w:rPr>
-                <w:rFonts w:ascii="Arial" w:hAnsi="Arial" w:cs="Arial"/>
-              </w:rPr>
-            </w:pPr>
-            <w:proofErr w:type="spellStart"/>
-            <w:r>
-              <w:rPr>
-                <w:rFonts w:ascii="Arial" w:hAnsi="Arial" w:cs="Arial"/>
-              </w:rPr>
-              <w:t>facturasCompra</w:t>
-            </w:r>
-            <w:proofErr w:type="spellEnd"/>
-          </w:p>
-        </w:tc>
-        <w:tc>
-          <w:tcPr>
-            <w:tcW w:w="2832" w:type="dxa"/>
-            <w:tcBorders>
-              <w:top w:val="single" w:sz="4" w:space="0" w:color="4472C4"/>
-              <w:left w:val="single" w:sz="4" w:space="0" w:color="4472C4"/>
-              <w:bottom w:val="single" w:sz="4" w:space="0" w:color="4472C4"/>
-              <w:right w:val="single" w:sz="4" w:space="0" w:color="4472C4"/>
-            </w:tcBorders>
-          </w:tcPr>
-          <w:p>
-            <w:pPr>
-              <w:spacing w:line="360" w:lineRule="auto"/>
-              <w:jc w:val="both"/>
-              <w:cnfStyle w:val="000000100000" w:firstRow="0" w:lastRow="0" w:firstColumn="0" w:lastColumn="0" w:oddVBand="0" w:evenVBand="0" w:oddHBand="1" w:evenHBand="0" w:firstRowFirstColumn="0" w:firstRowLastColumn="0" w:lastRowFirstColumn="0" w:lastRowLastColumn="0"/>
-              <w:rPr>
-                <w:rFonts w:ascii="Arial" w:hAnsi="Arial" w:cs="Arial"/>
-              </w:rPr>
-            </w:pPr>
-            <w:r>
-              <w:rPr>
-                <w:rFonts w:ascii="Arial" w:hAnsi="Arial" w:cs="Arial"/>
-              </w:rPr>
-              <w:t>GET</w:t>
-            </w:r>
-          </w:p>
-        </w:tc>
-      </w:tr>
-      <w:tr>
-        <w:tc>
-          <w:tcPr>
-            <w:cnfStyle w:val="001000000000" w:firstRow="0" w:lastRow="0" w:firstColumn="1" w:lastColumn="0" w:oddVBand="0" w:evenVBand="0" w:oddHBand="0" w:evenHBand="0" w:firstRowFirstColumn="0" w:firstRowLastColumn="0" w:lastRowFirstColumn="0" w:lastRowLastColumn="0"/>
-            <w:tcW w:w="3397" w:type="dxa"/>
-            <w:vMerge/>
-            <w:tcBorders>
-              <w:left w:val="single" w:sz="4" w:space="0" w:color="4472C4"/>
-              <w:right w:val="single" w:sz="4" w:space="0" w:color="4472C4"/>
-            </w:tcBorders>
-            <w:vAlign w:val="center"/>
-          </w:tcPr>
-          <w:p>
-            <w:pPr>
-              <w:spacing w:line="360" w:lineRule="auto"/>
-              <w:rPr>
-                <w:rFonts w:ascii="Arial" w:hAnsi="Arial" w:cs="Arial"/>
-                <w:i/>
-                <w:iCs/>
-              </w:rPr>
-            </w:pPr>
-          </w:p>
-        </w:tc>
-        <w:tc>
-          <w:tcPr>
-            <w:tcW w:w="2265" w:type="dxa"/>
-            <w:tcBorders>
-              <w:top w:val="single" w:sz="4" w:space="0" w:color="4472C4"/>
-              <w:left w:val="single" w:sz="4" w:space="0" w:color="4472C4"/>
-              <w:bottom w:val="single" w:sz="4" w:space="0" w:color="4472C4"/>
-              <w:right w:val="single" w:sz="4" w:space="0" w:color="4472C4"/>
-            </w:tcBorders>
-          </w:tcPr>
-          <w:p>
-            <w:pPr>
-              <w:spacing w:line="360" w:lineRule="auto"/>
-              <w:jc w:val="both"/>
-              <w:cnfStyle w:val="000000000000" w:firstRow="0" w:lastRow="0" w:firstColumn="0" w:lastColumn="0" w:oddVBand="0" w:evenVBand="0" w:oddHBand="0" w:evenHBand="0" w:firstRowFirstColumn="0" w:firstRowLastColumn="0" w:lastRowFirstColumn="0" w:lastRowLastColumn="0"/>
-              <w:rPr>
-                <w:rFonts w:ascii="Arial" w:hAnsi="Arial" w:cs="Arial"/>
-              </w:rPr>
-            </w:pPr>
-            <w:proofErr w:type="spellStart"/>
-            <w:r>
-              <w:rPr>
-                <w:rFonts w:ascii="Arial" w:hAnsi="Arial" w:cs="Arial"/>
-              </w:rPr>
-              <w:t>facturasReembolso</w:t>
-            </w:r>
-            <w:proofErr w:type="spellEnd"/>
-          </w:p>
-        </w:tc>
-        <w:tc>
-          <w:tcPr>
-            <w:tcW w:w="2832" w:type="dxa"/>
-            <w:tcBorders>
-              <w:top w:val="single" w:sz="4" w:space="0" w:color="4472C4"/>
-              <w:left w:val="single" w:sz="4" w:space="0" w:color="4472C4"/>
-              <w:bottom w:val="single" w:sz="4" w:space="0" w:color="4472C4"/>
-              <w:right w:val="single" w:sz="4" w:space="0" w:color="4472C4"/>
-            </w:tcBorders>
-          </w:tcPr>
-          <w:p>
-            <w:pPr>
-              <w:spacing w:line="360" w:lineRule="auto"/>
-              <w:jc w:val="both"/>
-              <w:cnfStyle w:val="000000000000" w:firstRow="0" w:lastRow="0" w:firstColumn="0" w:lastColumn="0" w:oddVBand="0" w:evenVBand="0" w:oddHBand="0" w:evenHBand="0" w:firstRowFirstColumn="0" w:firstRowLastColumn="0" w:lastRowFirstColumn="0" w:lastRowLastColumn="0"/>
               <w:rPr>
                 <w:rFonts w:ascii="Arial" w:hAnsi="Arial" w:cs="Arial"/>
               </w:rPr>
@@ -22616,7 +22440,6 @@
           <w:lang w:eastAsia="es-ES"/>
           <w14:ligatures w14:val="none"/>
         </w:rPr>
-        <w:lastRenderedPageBreak/>
         <w:t>{</w:t>
       </w:r>
     </w:p>
@@ -22719,6 +22542,7 @@
           <w:lang w:eastAsia="es-ES"/>
           <w14:ligatures w14:val="none"/>
         </w:rPr>
+        <w:lastRenderedPageBreak/>
         <w:t>    </w:t>
       </w:r>
       <w:r>
@@ -23508,21 +23332,7 @@
         <w:rPr>
           <w:rFonts w:ascii="Arial" w:hAnsi="Arial" w:cs="Arial"/>
         </w:rPr>
-        <w:t xml:space="preserve">3. </w:t>
-      </w:r>
-      <w:proofErr w:type="spellStart"/>
-      <w:r>
-        <w:rPr>
-          <w:rFonts w:ascii="Arial" w:hAnsi="Arial" w:cs="Arial"/>
-        </w:rPr>
-        <w:t>React</w:t>
-      </w:r>
-      <w:proofErr w:type="spellEnd"/>
-      <w:r>
-        <w:rPr>
-          <w:rFonts w:ascii="Arial" w:hAnsi="Arial" w:cs="Arial"/>
-        </w:rPr>
-        <w:t xml:space="preserve">. [Citado el 20 de agosto de 2024]. Disponible en: </w:t>
+        <w:t xml:space="preserve">3. React. [Citado el 20 de agosto de 2024]. Disponible en: </w:t>
       </w:r>
       <w:hyperlink r:id="rId24" w:history="1">
         <w:r>
@@ -23678,7 +23488,7 @@
 
 <file path=word/comments.xml><?xml version="1.0" encoding="utf-8"?>
 <w:comments xmlns:wpc="http://schemas.microsoft.com/office/word/2010/wordprocessingCanvas" xmlns:cx="http://schemas.microsoft.com/office/drawing/2014/chartex" xmlns:cx1="http://schemas.microsoft.com/office/drawing/2015/9/8/chartex" xmlns:cx2="http://schemas.microsoft.com/office/drawing/2015/10/21/chartex" xmlns:cx3="http://schemas.microsoft.com/office/drawing/2016/5/9/chartex" xmlns:cx4="http://schemas.microsoft.com/office/drawing/2016/5/10/chartex" xmlns:cx5="http://schemas.microsoft.com/office/drawing/2016/5/11/chartex" xmlns:cx6="http://schemas.microsoft.com/office/drawing/2016/5/12/chartex" xmlns:cx7="http://schemas.microsoft.com/office/drawing/2016/5/13/chartex" xmlns:cx8="http://schemas.microsoft.com/office/drawing/2016/5/14/chartex" xmlns:mc="http://schemas.openxmlformats.org/markup-compatibility/2006" xmlns:aink="http://schemas.microsoft.com/office/drawing/2016/ink" xmlns:am3d="http://schemas.microsoft.com/office/drawing/2017/model3d" xmlns:o="urn:schemas-microsoft-com:office:office" xmlns:r="http://schemas.openxmlformats.org/officeDocument/2006/relationships" xmlns:m="http://schemas.openxmlformats.org/officeDocument/2006/math" xmlns:v="urn:schemas-microsoft-com:vml" xmlns:wp14="http://schemas.microsoft.com/office/word/2010/wordprocessingDrawing" xmlns:wp="http://schemas.openxmlformats.org/drawingml/2006/wordprocessingDrawing" xmlns:w10="urn:schemas-microsoft-com:office:word" xmlns:w="http://schemas.openxmlformats.org/wordprocessingml/2006/main" xmlns:w14="http://schemas.microsoft.com/office/word/2010/wordml" xmlns:w15="http://schemas.microsoft.com/office/word/2012/wordml" xmlns:w16cid="http://schemas.microsoft.com/office/word/2016/wordml/cid" xmlns:w16se="http://schemas.microsoft.com/office/word/2015/wordml/symex" xmlns:wpg="http://schemas.microsoft.com/office/word/2010/wordprocessingGroup" xmlns:wpi="http://schemas.microsoft.com/office/word/2010/wordprocessingInk" xmlns:wne="http://schemas.microsoft.com/office/word/2006/wordml" xmlns:wps="http://schemas.microsoft.com/office/word/2010/wordprocessingShape" mc:Ignorable="w14 w15 w16se w16cid wp14">
-  <w:comment w:id="15" w:author="Lopez Martinez, Patricia" w:date="2024-10-08T13:27:00Z" w:initials="LMP">
+  <w:comment w:id="13" w:author="Lopez Martinez, Patricia" w:date="2026-02-27T09:56:00Z" w:initials="LMP">
     <w:p>
       <w:pPr>
         <w:pStyle w:val="Textocomentario"/>
@@ -23690,27 +23500,29 @@
         <w:annotationRef/>
       </w:r>
       <w:r>
-        <w:t xml:space="preserve">En Generar Compra quizá tendría sentido añadir un </w:t>
-      </w:r>
-      <w:proofErr w:type="spellStart"/>
-      <w:r>
-        <w:t>extend</w:t>
-      </w:r>
-      <w:proofErr w:type="spellEnd"/>
-      <w:r>
-        <w:t xml:space="preserve"> con </w:t>
-      </w:r>
-      <w:proofErr w:type="spellStart"/>
-      <w:r>
-        <w:t>Anhadir</w:t>
-      </w:r>
-      <w:proofErr w:type="spellEnd"/>
-      <w:r>
-        <w:t xml:space="preserve"> Proveedor, ¿no? Supongo que los almacenas para no tener que repetir la información cada vez. </w:t>
-      </w:r>
+        <w:t>Falta el tema del acceso, con casos de uso de Iniciar Sesión o Registrar vendedor (¿esto quién lo hace? ¿El administrador?)</w:t>
+      </w:r>
+    </w:p>
+    <w:p>
+      <w:pPr>
+        <w:pStyle w:val="Textocomentario"/>
+      </w:pPr>
+    </w:p>
+    <w:p>
+      <w:pPr>
+        <w:pStyle w:val="Textocomentario"/>
+      </w:pPr>
+      <w:r>
+        <w:t>Podrías poner un tercer actor que sea “Anónimo”, que lo que haga sea Iniciar Sesión</w:t>
+      </w:r>
+    </w:p>
+    <w:p>
+      <w:pPr>
+        <w:pStyle w:val="Textocomentario"/>
+      </w:pPr>
     </w:p>
   </w:comment>
-  <w:comment w:id="18" w:author="Lopez Martinez, Patricia" w:date="2024-07-10T13:18:00Z" w:initials="LMP">
+  <w:comment w:id="16" w:author="Lopez Martinez, Patricia" w:date="2024-10-08T13:27:00Z" w:initials="LMP">
     <w:p>
       <w:pPr>
         <w:pStyle w:val="Textocomentario"/>
@@ -23722,30 +23534,43 @@
         <w:annotationRef/>
       </w:r>
       <w:r>
-        <w:t>Más adelante me decías que la fecha de creación se asigna automáticamente, luego no debería aparecer aquí, ¿no?</w:t>
+        <w:t xml:space="preserve">En Generar Compra quizá tendría sentido añadir un </w:t>
+      </w:r>
+      <w:proofErr w:type="spellStart"/>
+      <w:r>
+        <w:t>extend</w:t>
+      </w:r>
+      <w:proofErr w:type="spellEnd"/>
+      <w:r>
+        <w:t xml:space="preserve"> con </w:t>
+      </w:r>
+      <w:proofErr w:type="spellStart"/>
+      <w:r>
+        <w:t>Anhadir</w:t>
+      </w:r>
+      <w:proofErr w:type="spellEnd"/>
+      <w:r>
+        <w:t xml:space="preserve"> Proveedor, ¿no? Supongo que los almacenas para no tener que repetir la información cada vez. </w:t>
       </w:r>
     </w:p>
   </w:comment>
-  <w:comment w:id="19" w:author="Jaime Eduardo Baires Escalante" w:date="2024-08-24T14:31:00Z" w:initials="JB">
+  <w:comment w:id="19" w:author="Lopez Martinez, Patricia" w:date="2024-10-08T13:30:00Z" w:initials="LMP">
     <w:p>
       <w:pPr>
         <w:pStyle w:val="Textocomentario"/>
       </w:pPr>
       <w:r>
-        <w:t xml:space="preserve">Creo que el campo </w:t>
-      </w:r>
-      <w:r>
         <w:rPr>
           <w:rStyle w:val="Refdecomentario"/>
         </w:rPr>
         <w:annotationRef/>
       </w:r>
       <w:r>
-        <w:t>puede aparecer, pero solo como de lectura (informativo)</w:t>
+        <w:t>Una cosa que acabo de darme cuenta ahora (por culpa de escuchar noticias sobre el IVA). Quizá el IVA tendría que ir unido más a la categoría que al producto, ¿no? O igual tener dos campos de categorías, una más de usuario y otra que mapeen las del IVA. Lo digo porque de cara a introducir la información, igual el administrador tiene claro que el aceite es un alimento de primera necesidad, pero en ese momento no se acuerda de cuanto IVA corresponde a esa categoría.</w:t>
       </w:r>
     </w:p>
   </w:comment>
-  <w:comment w:id="20" w:author="Lopez Martinez, Patricia" w:date="2024-10-08T13:29:00Z" w:initials="LMP">
+  <w:comment w:id="22" w:author="Lopez Martinez, Patricia" w:date="2026-02-27T10:01:00Z" w:initials="LMP">
     <w:p>
       <w:pPr>
         <w:pStyle w:val="Textocomentario"/>
@@ -23757,11 +23582,11 @@
         <w:annotationRef/>
       </w:r>
       <w:r>
-        <w:t>Vale, pero entonces redáctalo de otra forma, porque parece que es un campo a rellenar.</w:t>
+        <w:t>Cámbialo en las demás tablas</w:t>
       </w:r>
     </w:p>
   </w:comment>
-  <w:comment w:id="21" w:author="Lopez Martinez, Patricia" w:date="2024-10-08T13:30:00Z" w:initials="LMP">
+  <w:comment w:id="24" w:author="Lopez Martinez, Patricia" w:date="2026-02-27T10:00:00Z" w:initials="LMP">
     <w:p>
       <w:pPr>
         <w:pStyle w:val="Textocomentario"/>
@@ -23773,14 +23598,11 @@
         <w:annotationRef/>
       </w:r>
       <w:r>
-        <w:t>Una cosa que acabo de darme cuenta ahora (por culpa de escuchar noticias sobre el IVA). Quizá el IVA tendría que ir unido más a la categoría que al producto,</w:t>
-      </w:r>
-      <w:r>
-        <w:t xml:space="preserve"> ¿no? O igual tener dos campos de categorías, una más de usuario y otra que mapeen las del IVA. Lo digo porque de cara a introducir la información, igual el administrador tiene claro que el aceite es un alimento de primera necesidad, pero en ese momento no se acuerda de cuanto IVA corresponde a esa categoría.</w:t>
+        <w:t>Esto es el 2a o el 4ª ¿Cuándo se hacen las validaciones?</w:t>
       </w:r>
     </w:p>
   </w:comment>
-  <w:comment w:id="22" w:author="Lopez Martinez, Patricia" w:date="2024-10-08T13:37:00Z" w:initials="LMP">
+  <w:comment w:id="26" w:author="Lopez Martinez, Patricia" w:date="2024-10-08T13:37:00Z" w:initials="LMP">
     <w:p>
       <w:pPr>
         <w:pStyle w:val="Textocomentario"/>
@@ -23796,7 +23618,7 @@
       </w:r>
     </w:p>
   </w:comment>
-  <w:comment w:id="23" w:author="Lopez Martinez, Patricia" w:date="2023-10-20T13:04:00Z" w:initials="LMP">
+  <w:comment w:id="27" w:author="Lopez Martinez, Patricia" w:date="2023-10-20T13:04:00Z" w:initials="LMP">
     <w:p>
       <w:pPr>
         <w:pStyle w:val="Textocomentario"/>
@@ -23825,7 +23647,7 @@
       </w:r>
     </w:p>
   </w:comment>
-  <w:comment w:id="24" w:author="Jaime Eduardo Baires Escalante" w:date="2024-02-13T22:00:00Z" w:initials="JB">
+  <w:comment w:id="28" w:author="Jaime Eduardo Baires Escalante" w:date="2024-02-13T22:00:00Z" w:initials="JB">
     <w:p>
       <w:pPr>
         <w:pStyle w:val="Textocomentario"/>
@@ -23841,7 +23663,7 @@
       </w:r>
     </w:p>
   </w:comment>
-  <w:comment w:id="25" w:author="Lopez Martinez, Patricia" w:date="2024-02-20T13:14:00Z" w:initials="LMP">
+  <w:comment w:id="29" w:author="Lopez Martinez, Patricia" w:date="2024-02-20T13:14:00Z" w:initials="LMP">
     <w:p>
       <w:pPr>
         <w:pStyle w:val="Textocomentario"/>
@@ -23857,7 +23679,7 @@
       </w:r>
     </w:p>
   </w:comment>
-  <w:comment w:id="26" w:author="Jaime Eduardo Baires Escalante" w:date="2024-03-03T20:01:00Z" w:initials="JB">
+  <w:comment w:id="30" w:author="Jaime Eduardo Baires Escalante" w:date="2024-03-03T20:01:00Z" w:initials="JB">
     <w:p>
       <w:pPr>
         <w:pStyle w:val="Textocomentario"/>
@@ -23873,7 +23695,7 @@
       </w:r>
     </w:p>
   </w:comment>
-  <w:comment w:id="27" w:author="Lopez Martinez, Patricia" w:date="2024-07-10T13:20:00Z" w:initials="LMP">
+  <w:comment w:id="31" w:author="Lopez Martinez, Patricia" w:date="2024-07-10T13:20:00Z" w:initials="LMP">
     <w:p>
       <w:pPr>
         <w:pStyle w:val="Textocomentario"/>
@@ -23889,7 +23711,7 @@
       </w:r>
     </w:p>
   </w:comment>
-  <w:comment w:id="28" w:author="Lopez Martinez, Patricia" w:date="2024-10-08T13:39:00Z" w:initials="LMP">
+  <w:comment w:id="32" w:author="Lopez Martinez, Patricia" w:date="2024-10-08T13:39:00Z" w:initials="LMP">
     <w:p>
       <w:pPr>
         <w:pStyle w:val="Textocomentario"/>
@@ -23905,7 +23727,7 @@
       </w:r>
     </w:p>
   </w:comment>
-  <w:comment w:id="29" w:author="Lopez Martinez, Patricia" w:date="2024-10-08T13:40:00Z" w:initials="LMP">
+  <w:comment w:id="33" w:author="Lopez Martinez, Patricia" w:date="2024-10-08T13:40:00Z" w:initials="LMP">
     <w:p>
       <w:pPr>
         <w:pStyle w:val="Textocomentario"/>
@@ -23918,10 +23740,13 @@
       </w:r>
       <w:r>
         <w:t>Esto es “y” , no “o”</w:t>
+      </w:r>
+      <w:r>
+        <w:t>, ¿No? Hay que repasarlo según lo que decidas respecto al comentario anterior.</w:t>
       </w:r>
     </w:p>
   </w:comment>
-  <w:comment w:id="30" w:author="Lopez Martinez, Patricia" w:date="2024-10-08T13:44:00Z" w:initials="LMP">
+  <w:comment w:id="34" w:author="Lopez Martinez, Patricia" w:date="2026-02-27T10:05:00Z" w:initials="LMP">
     <w:p>
       <w:pPr>
         <w:pStyle w:val="Textocomentario"/>
@@ -23933,11 +23758,27 @@
         <w:annotationRef/>
       </w:r>
       <w:r>
-        <w:t xml:space="preserve">Lo del recibo yo creo que no lo pondría, porque no lo vamos a implementar. </w:t>
+        <w:t xml:space="preserve">Aquí hay que tener cuidado con lo que hemos comentado antes: ¿Cuáles salen? ¿Todos o solo los que tienen stock? </w:t>
+      </w:r>
+    </w:p>
+    <w:p>
+      <w:pPr>
+        <w:pStyle w:val="Textocomentario"/>
+      </w:pPr>
+      <w:r>
+        <w:t xml:space="preserve">Si desde esta lista es desde donde vas a proceder a modificar artículo, para por ejemplo, modificar su stock, deberían ser todos, porque </w:t>
+      </w:r>
+      <w:proofErr w:type="spellStart"/>
+      <w:r>
+        <w:t>sino</w:t>
+      </w:r>
+      <w:proofErr w:type="spellEnd"/>
+      <w:r>
+        <w:t xml:space="preserve">, nunca podrías acceder a los que ya no tienen stock.  </w:t>
       </w:r>
     </w:p>
   </w:comment>
-  <w:comment w:id="31" w:author="Lopez Martinez, Patricia" w:date="2024-10-08T13:43:00Z" w:initials="LMP">
+  <w:comment w:id="35" w:author="Lopez Martinez, Patricia" w:date="2024-10-08T13:44:00Z" w:initials="LMP">
     <w:p>
       <w:pPr>
         <w:pStyle w:val="Textocomentario"/>
@@ -23949,11 +23790,11 @@
         <w:annotationRef/>
       </w:r>
       <w:r>
-        <w:t>Aquí es donde digo que si no existe, hay que crearlo.</w:t>
+        <w:t xml:space="preserve">Lo del recibo yo creo que no lo pondría, porque no lo vamos a implementar. </w:t>
       </w:r>
     </w:p>
   </w:comment>
-  <w:comment w:id="32" w:author="Lopez Martinez, Patricia" w:date="2024-10-08T13:43:00Z" w:initials="LMP">
+  <w:comment w:id="36" w:author="Lopez Martinez, Patricia" w:date="2026-02-27T10:08:00Z" w:initials="LMP">
     <w:p>
       <w:pPr>
         <w:pStyle w:val="Textocomentario"/>
@@ -23965,7 +23806,15 @@
         <w:annotationRef/>
       </w:r>
       <w:r>
-        <w:t>Ponlo en el formato del caso de uso anterior:</w:t>
+        <w:t xml:space="preserve">Esto en realidad es el </w:t>
+      </w:r>
+      <w:proofErr w:type="spellStart"/>
+      <w:r>
+        <w:t>Extend</w:t>
+      </w:r>
+      <w:proofErr w:type="spellEnd"/>
+      <w:r>
+        <w:t xml:space="preserve"> que habías modelado antes, ¿no? </w:t>
       </w:r>
     </w:p>
     <w:p>
@@ -23973,7 +23822,7 @@
         <w:pStyle w:val="Textocomentario"/>
       </w:pPr>
       <w:r>
-        <w:t>Por cada artículo que se quiera añadir a la compra:</w:t>
+        <w:t>Habría que ponerlo de otro modo, algo así como:</w:t>
       </w:r>
     </w:p>
     <w:p>
@@ -23981,19 +23830,32 @@
         <w:pStyle w:val="Textocomentario"/>
       </w:pPr>
       <w:r>
-        <w:t>-</w:t>
+        <w:t xml:space="preserve">3a [El usuario quiere eliminar algún artículo] </w:t>
+      </w:r>
+      <w:proofErr w:type="spellStart"/>
+      <w:r>
+        <w:t>Extend</w:t>
+      </w:r>
+      <w:proofErr w:type="spellEnd"/>
+      <w:r>
+        <w:t xml:space="preserve"> Borrar Articulo de Lista</w:t>
       </w:r>
     </w:p>
     <w:p>
       <w:pPr>
         <w:pStyle w:val="Textocomentario"/>
       </w:pPr>
-      <w:r>
-        <w:t>-</w:t>
+    </w:p>
+    <w:p>
+      <w:pPr>
+        <w:pStyle w:val="Textocomentario"/>
+      </w:pPr>
+      <w:r>
+        <w:t>Y más adelante explicas ese caso de uso de borrado.</w:t>
       </w:r>
     </w:p>
   </w:comment>
-  <w:comment w:id="33" w:author="Lopez Martinez, Patricia" w:date="2024-10-08T13:44:00Z" w:initials="LMP">
+  <w:comment w:id="37" w:author="Lopez Martinez, Patricia" w:date="2024-10-08T13:43:00Z" w:initials="LMP">
     <w:p>
       <w:pPr>
         <w:pStyle w:val="Textocomentario"/>
@@ -24005,11 +23867,11 @@
         <w:annotationRef/>
       </w:r>
       <w:r>
-        <w:t>¿El proveedor está allí?</w:t>
+        <w:t>Aquí es donde digo que si no existe, hay que crearlo.</w:t>
       </w:r>
     </w:p>
   </w:comment>
-  <w:comment w:id="34" w:author="Lopez Martinez, Patricia" w:date="2024-10-08T13:45:00Z" w:initials="LMP">
+  <w:comment w:id="38" w:author="Lopez Martinez, Patricia" w:date="2024-10-08T13:43:00Z" w:initials="LMP">
     <w:p>
       <w:pPr>
         <w:pStyle w:val="Textocomentario"/>
@@ -24021,11 +23883,35 @@
         <w:annotationRef/>
       </w:r>
       <w:r>
-        <w:t>Esto de la referencia a la factura de venta no está reflejado en el modelo de dominio</w:t>
+        <w:t>Ponlo en el formato del caso de uso anterior:</w:t>
+      </w:r>
+    </w:p>
+    <w:p>
+      <w:pPr>
+        <w:pStyle w:val="Textocomentario"/>
+      </w:pPr>
+      <w:r>
+        <w:t>Por cada artículo que se quiera añadir a la compra:</w:t>
+      </w:r>
+    </w:p>
+    <w:p>
+      <w:pPr>
+        <w:pStyle w:val="Textocomentario"/>
+      </w:pPr>
+      <w:r>
+        <w:t>-</w:t>
+      </w:r>
+    </w:p>
+    <w:p>
+      <w:pPr>
+        <w:pStyle w:val="Textocomentario"/>
+      </w:pPr>
+      <w:r>
+        <w:t>-</w:t>
       </w:r>
     </w:p>
   </w:comment>
-  <w:comment w:id="35" w:author="Lopez Martinez, Patricia" w:date="2024-07-10T13:23:00Z" w:initials="LMP">
+  <w:comment w:id="39" w:author="Lopez Martinez, Patricia" w:date="2024-10-08T13:44:00Z" w:initials="LMP">
     <w:p>
       <w:pPr>
         <w:pStyle w:val="Textocomentario"/>
@@ -24037,11 +23923,14 @@
         <w:annotationRef/>
       </w:r>
       <w:r>
-        <w:t>Pero esto es de todos los productos, o de los de la factura de venta originaria?</w:t>
+        <w:t>¿El proveedor está allí?</w:t>
+      </w:r>
+      <w:r>
+        <w:t xml:space="preserve"> No entiendo esto de que confirma “Con el proveedor”</w:t>
       </w:r>
     </w:p>
   </w:comment>
-  <w:comment w:id="36" w:author="Jaime Eduardo Baires Escalante" w:date="2024-08-24T14:20:00Z" w:initials="JB">
+  <w:comment w:id="40" w:author="Lopez Martinez, Patricia" w:date="2026-02-27T10:10:00Z" w:initials="LMP">
     <w:p>
       <w:pPr>
         <w:pStyle w:val="Textocomentario"/>
@@ -24053,11 +23942,11 @@
         <w:annotationRef/>
       </w:r>
       <w:r>
-        <w:t>Será la lista de productos de la factura de venta originaria. Agrego la aclaración.</w:t>
+        <w:t>Igual que antes</w:t>
       </w:r>
     </w:p>
   </w:comment>
-  <w:comment w:id="37" w:author="Lopez Martinez, Patricia" w:date="2024-10-08T13:46:00Z" w:initials="LMP">
+  <w:comment w:id="41" w:author="Lopez Martinez, Patricia" w:date="2024-10-08T13:47:00Z" w:initials="LMP">
     <w:p>
       <w:pPr>
         <w:pStyle w:val="Textocomentario"/>
@@ -24069,11 +23958,14 @@
         <w:annotationRef/>
       </w:r>
       <w:r>
-        <w:t>Yo esto lo separaría en más pasos, por lo menos separar el de “El sistema accede a la factura de venta originaria”</w:t>
+        <w:t>Como son los del factura, no lo puede ingresar el usuario.</w:t>
+      </w:r>
+      <w:r>
+        <w:t xml:space="preserve"> Es confuso.</w:t>
       </w:r>
     </w:p>
   </w:comment>
-  <w:comment w:id="38" w:author="Lopez Martinez, Patricia" w:date="2024-10-08T13:47:00Z" w:initials="LMP">
+  <w:comment w:id="42" w:author="Lopez Martinez, Patricia" w:date="2026-02-27T10:11:00Z" w:initials="LMP">
     <w:p>
       <w:pPr>
         <w:pStyle w:val="Textocomentario"/>
@@ -24085,11 +23977,11 @@
         <w:annotationRef/>
       </w:r>
       <w:r>
-        <w:t>Como son los del factura, no lo puede ingresar el usuario.</w:t>
+        <w:t xml:space="preserve">Esto es un poco raro. ¿Quiere decir que devuelvo los  productos y entonces se suman al stock? No sé, puede ser que se devuelvan por mal estado…quizá este caso de uso lo podrías eliminar. </w:t>
       </w:r>
     </w:p>
   </w:comment>
-  <w:comment w:id="40" w:author="Lopez Martinez, Patricia" w:date="2024-10-08T13:49:00Z" w:initials="LMP">
+  <w:comment w:id="43" w:author="Lopez Martinez, Patricia" w:date="2026-02-27T10:13:00Z" w:initials="LMP">
     <w:p>
       <w:pPr>
         <w:pStyle w:val="Textocomentario"/>
@@ -24101,19 +23993,11 @@
         <w:annotationRef/>
       </w:r>
       <w:r>
-        <w:t>(</w:t>
-      </w:r>
-      <w:proofErr w:type="spellStart"/>
-      <w:r>
-        <w:t>Dí</w:t>
-      </w:r>
-      <w:proofErr w:type="spellEnd"/>
-      <w:r>
-        <w:t xml:space="preserve"> cuales) Los requisitos deben ser verificables, así que si yo digo que va a ser soportado por Firefox y Chrome, haré pruebas en esos. Si lo dejo abierto, no sé en cuales lo tengo que probar.</w:t>
+        <w:t>¿Cuáles son?</w:t>
       </w:r>
     </w:p>
   </w:comment>
-  <w:comment w:id="55" w:author="Lopez Martinez, Patricia" w:date="2024-10-08T13:57:00Z" w:initials="LMP">
+  <w:comment w:id="45" w:author="Lopez Martinez, Patricia" w:date="2024-10-08T13:49:00Z" w:initials="LMP">
     <w:p>
       <w:pPr>
         <w:pStyle w:val="Textocomentario"/>
@@ -24125,6 +24009,54 @@
         <w:annotationRef/>
       </w:r>
       <w:r>
+        <w:t>(</w:t>
+      </w:r>
+      <w:proofErr w:type="spellStart"/>
+      <w:r>
+        <w:t>Dí</w:t>
+      </w:r>
+      <w:proofErr w:type="spellEnd"/>
+      <w:r>
+        <w:t xml:space="preserve"> cuales) Los requisitos deben ser verificables, así que si yo digo que va a ser soportado por Firefox y Chrome, haré pruebas en esos. Si lo dejo abierto, no sé en cuales lo tengo que probar.</w:t>
+      </w:r>
+    </w:p>
+  </w:comment>
+  <w:comment w:id="51" w:author="Lopez Martinez, Patricia" w:date="2026-02-27T10:16:00Z" w:initials="LMP">
+    <w:p>
+      <w:pPr>
+        <w:pStyle w:val="Textocomentario"/>
+      </w:pPr>
+      <w:r>
+        <w:rPr>
+          <w:rStyle w:val="Refdecomentario"/>
+        </w:rPr>
+        <w:annotationRef/>
+      </w:r>
+      <w:r>
+        <w:t xml:space="preserve">Aquí no deberías hablar todavía de tecnologías concretas, sí decir que la capa de presentación es web, el negocio REST y la capa </w:t>
+      </w:r>
+      <w:proofErr w:type="spellStart"/>
+      <w:r>
+        <w:t>dde</w:t>
+      </w:r>
+      <w:proofErr w:type="spellEnd"/>
+      <w:r>
+        <w:t xml:space="preserve"> datos con base de datos relacional, pero sin nombrar tecnologías, pues eso se implementación, no diseño. </w:t>
+      </w:r>
+    </w:p>
+  </w:comment>
+  <w:comment w:id="54" w:author="Lopez Martinez, Patricia" w:date="2024-10-08T13:57:00Z" w:initials="LMP">
+    <w:p>
+      <w:pPr>
+        <w:pStyle w:val="Textocomentario"/>
+      </w:pPr>
+      <w:r>
+        <w:rPr>
+          <w:rStyle w:val="Refdecomentario"/>
+        </w:rPr>
+        <w:annotationRef/>
+      </w:r>
+      <w:r>
         <w:t>En realidad esto quizá sobra, porque no estamos poniendo funcionalidades dirigidas a dar de alta usuario. Se supone que se añadirían de manera directa en el servidor. Si quieres hacerlo, tendrías que poner algún caso de uso que pueda ejecutar el administrador que fuese “</w:t>
       </w:r>
       <w:proofErr w:type="spellStart"/>
@@ -24134,6 +24066,38 @@
       <w:proofErr w:type="spellEnd"/>
       <w:r>
         <w:t xml:space="preserve"> vendedor” y “Elimina vendedor”, que también podrían tener sentido.</w:t>
+      </w:r>
+    </w:p>
+  </w:comment>
+  <w:comment w:id="55" w:author="Lopez Martinez, Patricia" w:date="2026-02-27T10:20:00Z" w:initials="LMP">
+    <w:p>
+      <w:pPr>
+        <w:pStyle w:val="Textocomentario"/>
+      </w:pPr>
+      <w:r>
+        <w:rPr>
+          <w:rStyle w:val="Refdecomentario"/>
+        </w:rPr>
+        <w:annotationRef/>
+      </w:r>
+      <w:r>
+        <w:t xml:space="preserve">¿Qué vas a usar como id del usuario? ¿La </w:t>
+      </w:r>
+      <w:proofErr w:type="spellStart"/>
+      <w:r>
+        <w:t>primary</w:t>
+      </w:r>
+      <w:proofErr w:type="spellEnd"/>
+      <w:r>
+        <w:t xml:space="preserve"> </w:t>
+      </w:r>
+      <w:proofErr w:type="spellStart"/>
+      <w:r>
+        <w:t>key</w:t>
+      </w:r>
+      <w:proofErr w:type="spellEnd"/>
+      <w:r>
+        <w:t>?</w:t>
       </w:r>
     </w:p>
   </w:comment>
@@ -24218,18 +24182,69 @@
         <w:annotationRef/>
       </w:r>
       <w:r>
-        <w:t xml:space="preserve">Bueno, en función de </w:t>
-      </w:r>
-      <w:proofErr w:type="spellStart"/>
-      <w:r>
-        <w:t>como</w:t>
-      </w:r>
-      <w:proofErr w:type="spellEnd"/>
-      <w:r>
-        <w:t xml:space="preserve"> lo hagamos, esto quizá haya que cambiarlo</w:t>
+        <w:t>Bueno, en función de c</w:t>
+      </w:r>
+      <w:r>
+        <w:t>ó</w:t>
       </w:r>
       <w:bookmarkStart w:id="60" w:name="_GoBack"/>
       <w:bookmarkEnd w:id="60"/>
+      <w:r>
+        <w:t>mo lo hagamos, esto quizá haya que cambiarlo</w:t>
+      </w:r>
+    </w:p>
+  </w:comment>
+  <w:comment w:id="61" w:author="Lopez Martinez, Patricia" w:date="2026-02-27T10:21:00Z" w:initials="LMP">
+    <w:p>
+      <w:pPr>
+        <w:pStyle w:val="Textocomentario"/>
+      </w:pPr>
+      <w:r>
+        <w:rPr>
+          <w:rStyle w:val="Refdecomentario"/>
+        </w:rPr>
+        <w:annotationRef/>
+      </w:r>
+      <w:r>
+        <w:t xml:space="preserve">Estos </w:t>
+      </w:r>
+      <w:proofErr w:type="spellStart"/>
+      <w:r>
+        <w:t>URIs</w:t>
+      </w:r>
+      <w:proofErr w:type="spellEnd"/>
+      <w:r>
+        <w:t xml:space="preserve"> de las facturas no los entiendo bien. /facturas sería de todas las facturas y luego también tendríamos /</w:t>
+      </w:r>
+      <w:proofErr w:type="spellStart"/>
+      <w:r>
+        <w:t>facturasVenta</w:t>
+      </w:r>
+      <w:proofErr w:type="spellEnd"/>
+      <w:r>
+        <w:t>, /</w:t>
+      </w:r>
+      <w:proofErr w:type="spellStart"/>
+      <w:r>
+        <w:t>facturasCompra</w:t>
+      </w:r>
+      <w:proofErr w:type="spellEnd"/>
+      <w:r>
+        <w:t xml:space="preserve">…etc. </w:t>
+      </w:r>
+    </w:p>
+    <w:p>
+      <w:pPr>
+        <w:pStyle w:val="Textocomentario"/>
+      </w:pPr>
+      <w:r>
+        <w:t xml:space="preserve">También podrías hacerlo con </w:t>
+      </w:r>
+      <w:proofErr w:type="spellStart"/>
+      <w:r>
+        <w:t>queryParam</w:t>
+      </w:r>
+      <w:proofErr w:type="spellEnd"/>
     </w:p>
   </w:comment>
 </w:comments>
@@ -24237,11 +24252,11 @@
 
 <file path=word/commentsExtended.xml><?xml version="1.0" encoding="utf-8"?>
 <w15:commentsEx xmlns:wpc="http://schemas.microsoft.com/office/word/2010/wordprocessingCanvas" xmlns:cx="http://schemas.microsoft.com/office/drawing/2014/chartex" xmlns:cx1="http://schemas.microsoft.com/office/drawing/2015/9/8/chartex" xmlns:cx2="http://schemas.microsoft.com/office/drawing/2015/10/21/chartex" xmlns:cx3="http://schemas.microsoft.com/office/drawing/2016/5/9/chartex" xmlns:cx4="http://schemas.microsoft.com/office/drawing/2016/5/10/chartex" xmlns:cx5="http://schemas.microsoft.com/office/drawing/2016/5/11/chartex" xmlns:cx6="http://schemas.microsoft.com/office/drawing/2016/5/12/chartex" xmlns:cx7="http://schemas.microsoft.com/office/drawing/2016/5/13/chartex" xmlns:cx8="http://schemas.microsoft.com/office/drawing/2016/5/14/chartex" xmlns:mc="http://schemas.openxmlformats.org/markup-compatibility/2006" xmlns:aink="http://schemas.microsoft.com/office/drawing/2016/ink" xmlns:am3d="http://schemas.microsoft.com/office/drawing/2017/model3d" xmlns:o="urn:schemas-microsoft-com:office:office" xmlns:r="http://schemas.openxmlformats.org/officeDocument/2006/relationships" xmlns:m="http://schemas.openxmlformats.org/officeDocument/2006/math" xmlns:v="urn:schemas-microsoft-com:vml" xmlns:wp14="http://schemas.microsoft.com/office/word/2010/wordprocessingDrawing" xmlns:wp="http://schemas.openxmlformats.org/drawingml/2006/wordprocessingDrawing" xmlns:w10="urn:schemas-microsoft-com:office:word" xmlns:w="http://schemas.openxmlformats.org/wordprocessingml/2006/main" xmlns:w14="http://schemas.microsoft.com/office/word/2010/wordml" xmlns:w15="http://schemas.microsoft.com/office/word/2012/wordml" xmlns:w16cid="http://schemas.microsoft.com/office/word/2016/wordml/cid" xmlns:w16se="http://schemas.microsoft.com/office/word/2015/wordml/symex" xmlns:wpg="http://schemas.microsoft.com/office/word/2010/wordprocessingGroup" xmlns:wpi="http://schemas.microsoft.com/office/word/2010/wordprocessingInk" xmlns:wne="http://schemas.microsoft.com/office/word/2006/wordml" xmlns:wps="http://schemas.microsoft.com/office/word/2010/wordprocessingShape" mc:Ignorable="w14 w15 w16se w16cid wp14">
+  <w15:commentEx w15:paraId="7F0AEBC3" w15:done="0"/>
   <w15:commentEx w15:paraId="33650167" w15:done="0"/>
-  <w15:commentEx w15:paraId="71C0EA74" w15:done="1"/>
-  <w15:commentEx w15:paraId="36B553E1" w15:paraIdParent="71C0EA74" w15:done="1"/>
-  <w15:commentEx w15:paraId="6A6D7E49" w15:paraIdParent="71C0EA74" w15:done="0"/>
   <w15:commentEx w15:paraId="372460CB" w15:done="0"/>
+  <w15:commentEx w15:paraId="252FB5F0" w15:done="0"/>
+  <w15:commentEx w15:paraId="19A14CAF" w15:done="0"/>
   <w15:commentEx w15:paraId="1D2E443E" w15:done="0"/>
   <w15:commentEx w15:paraId="5CDDF433" w15:done="0"/>
   <w15:commentEx w15:paraId="49EE2C1B" w15:paraIdParent="5CDDF433" w15:done="0"/>
@@ -24250,21 +24265,25 @@
   <w15:commentEx w15:paraId="257B25E7" w15:paraIdParent="5CDDF433" w15:done="0"/>
   <w15:commentEx w15:paraId="0256D271" w15:paraIdParent="5CDDF433" w15:done="0"/>
   <w15:commentEx w15:paraId="4C86C84A" w15:done="0"/>
+  <w15:commentEx w15:paraId="0EFE8295" w15:done="0"/>
   <w15:commentEx w15:paraId="2D87A382" w15:done="0"/>
+  <w15:commentEx w15:paraId="7239A1FF" w15:done="0"/>
   <w15:commentEx w15:paraId="0C341CD4" w15:done="0"/>
   <w15:commentEx w15:paraId="36AD0188" w15:done="0"/>
   <w15:commentEx w15:paraId="6A0F8CE3" w15:done="0"/>
-  <w15:commentEx w15:paraId="6C657ABC" w15:done="0"/>
-  <w15:commentEx w15:paraId="096A3B87" w15:done="1"/>
-  <w15:commentEx w15:paraId="7037EF85" w15:paraIdParent="096A3B87" w15:done="1"/>
-  <w15:commentEx w15:paraId="7D143DF9" w15:paraIdParent="096A3B87" w15:done="0"/>
+  <w15:commentEx w15:paraId="439DB0D5" w15:done="0"/>
   <w15:commentEx w15:paraId="04848B49" w15:done="0"/>
+  <w15:commentEx w15:paraId="4896B17F" w15:done="0"/>
+  <w15:commentEx w15:paraId="505953B9" w15:done="0"/>
   <w15:commentEx w15:paraId="7F995BF0" w15:done="0"/>
-  <w15:commentEx w15:paraId="60D7281E" w15:done="0"/>
+  <w15:commentEx w15:paraId="306DE7D4" w15:done="0"/>
+  <w15:commentEx w15:paraId="20F9D2C8" w15:done="0"/>
+  <w15:commentEx w15:paraId="3CCAFED0" w15:done="0"/>
   <w15:commentEx w15:paraId="4E345C84" w15:done="0"/>
   <w15:commentEx w15:paraId="00402F7A" w15:paraIdParent="4E345C84" w15:done="0"/>
   <w15:commentEx w15:paraId="1BCBC79E" w15:paraIdParent="4E345C84" w15:done="0"/>
   <w15:commentEx w15:paraId="5F5A1C2A" w15:paraIdParent="4E345C84" w15:done="0"/>
+  <w15:commentEx w15:paraId="6F59A824" w15:done="0"/>
 </w15:commentsEx>
 </file>
 
@@ -24283,11 +24302,11 @@
 
 <file path=word/commentsIds.xml><?xml version="1.0" encoding="utf-8"?>
 <w16cid:commentsIds xmlns:wpc="http://schemas.microsoft.com/office/word/2010/wordprocessingCanvas" xmlns:cx="http://schemas.microsoft.com/office/drawing/2014/chartex" xmlns:cx1="http://schemas.microsoft.com/office/drawing/2015/9/8/chartex" xmlns:cx2="http://schemas.microsoft.com/office/drawing/2015/10/21/chartex" xmlns:cx3="http://schemas.microsoft.com/office/drawing/2016/5/9/chartex" xmlns:cx4="http://schemas.microsoft.com/office/drawing/2016/5/10/chartex" xmlns:cx5="http://schemas.microsoft.com/office/drawing/2016/5/11/chartex" xmlns:cx6="http://schemas.microsoft.com/office/drawing/2016/5/12/chartex" xmlns:cx7="http://schemas.microsoft.com/office/drawing/2016/5/13/chartex" xmlns:cx8="http://schemas.microsoft.com/office/drawing/2016/5/14/chartex" xmlns:mc="http://schemas.openxmlformats.org/markup-compatibility/2006" xmlns:aink="http://schemas.microsoft.com/office/drawing/2016/ink" xmlns:am3d="http://schemas.microsoft.com/office/drawing/2017/model3d" xmlns:o="urn:schemas-microsoft-com:office:office" xmlns:r="http://schemas.openxmlformats.org/officeDocument/2006/relationships" xmlns:m="http://schemas.openxmlformats.org/officeDocument/2006/math" xmlns:v="urn:schemas-microsoft-com:vml" xmlns:wp14="http://schemas.microsoft.com/office/word/2010/wordprocessingDrawing" xmlns:wp="http://schemas.openxmlformats.org/drawingml/2006/wordprocessingDrawing" xmlns:w10="urn:schemas-microsoft-com:office:word" xmlns:w="http://schemas.openxmlformats.org/wordprocessingml/2006/main" xmlns:w14="http://schemas.microsoft.com/office/word/2010/wordml" xmlns:w15="http://schemas.microsoft.com/office/word/2012/wordml" xmlns:w16cid="http://schemas.microsoft.com/office/word/2016/wordml/cid" xmlns:w16se="http://schemas.microsoft.com/office/word/2015/wordml/symex" xmlns:wpg="http://schemas.microsoft.com/office/word/2010/wordprocessingGroup" xmlns:wpi="http://schemas.microsoft.com/office/word/2010/wordprocessingInk" xmlns:wne="http://schemas.microsoft.com/office/word/2006/wordml" xmlns:wps="http://schemas.microsoft.com/office/word/2010/wordprocessingShape" mc:Ignorable="w14 w15 w16se w16cid wp14">
+  <w16cid:commentId w16cid:paraId="7F0AEBC3" w16cid:durableId="2D4BE8CE"/>
   <w16cid:commentId w16cid:paraId="33650167" w16cid:durableId="2AAFB1CF"/>
-  <w16cid:commentId w16cid:paraId="71C0EA74" w16cid:durableId="2A3908BD"/>
-  <w16cid:commentId w16cid:paraId="36B553E1" w16cid:durableId="5D0F1712"/>
-  <w16cid:commentId w16cid:paraId="6A6D7E49" w16cid:durableId="2AAFB240"/>
   <w16cid:commentId w16cid:paraId="372460CB" w16cid:durableId="2AAFB27B"/>
+  <w16cid:commentId w16cid:paraId="252FB5F0" w16cid:durableId="2D4BEA03"/>
+  <w16cid:commentId w16cid:paraId="19A14CAF" w16cid:durableId="2D4BE9BB"/>
   <w16cid:commentId w16cid:paraId="1D2E443E" w16cid:durableId="2AAFB41A"/>
   <w16cid:commentId w16cid:paraId="5CDDF433" w16cid:durableId="5D1B2F15"/>
   <w16cid:commentId w16cid:paraId="49EE2C1B" w16cid:durableId="0EF16497"/>
@@ -24296,21 +24315,24 @@
   <w16cid:commentId w16cid:paraId="257B25E7" w16cid:durableId="2A390924"/>
   <w16cid:commentId w16cid:paraId="0256D271" w16cid:durableId="2AAFB4AF"/>
   <w16cid:commentId w16cid:paraId="4C86C84A" w16cid:durableId="2AAFB4E1"/>
+  <w16cid:commentId w16cid:paraId="0EFE8295" w16cid:durableId="2D4BEAE7"/>
   <w16cid:commentId w16cid:paraId="2D87A382" w16cid:durableId="2AAFB5D3"/>
+  <w16cid:commentId w16cid:paraId="7239A1FF" w16cid:durableId="2D4BEB80"/>
   <w16cid:commentId w16cid:paraId="0C341CD4" w16cid:durableId="2AAFB56C"/>
   <w16cid:commentId w16cid:paraId="36AD0188" w16cid:durableId="2AAFB58D"/>
   <w16cid:commentId w16cid:paraId="6A0F8CE3" w16cid:durableId="2AAFB5B4"/>
-  <w16cid:commentId w16cid:paraId="6C657ABC" w16cid:durableId="2AAFB5FC"/>
-  <w16cid:commentId w16cid:paraId="096A3B87" w16cid:durableId="2A3909CF"/>
-  <w16cid:commentId w16cid:paraId="7037EF85" w16cid:durableId="4B16F2C1"/>
-  <w16cid:commentId w16cid:paraId="7D143DF9" w16cid:durableId="2AAFB620"/>
+  <w16cid:commentId w16cid:paraId="439DB0D5" w16cid:durableId="2D4BEC09"/>
   <w16cid:commentId w16cid:paraId="04848B49" w16cid:durableId="2AAFB65A"/>
+  <w16cid:commentId w16cid:paraId="4896B17F" w16cid:durableId="2D4BEC66"/>
+  <w16cid:commentId w16cid:paraId="505953B9" w16cid:durableId="2D4BECC7"/>
   <w16cid:commentId w16cid:paraId="7F995BF0" w16cid:durableId="2AAFB6E5"/>
-  <w16cid:commentId w16cid:paraId="60D7281E" w16cid:durableId="2AAFB8B5"/>
+  <w16cid:commentId w16cid:paraId="306DE7D4" w16cid:durableId="2D4BED64"/>
+  <w16cid:commentId w16cid:paraId="3CCAFED0" w16cid:durableId="2D4BEE55"/>
   <w16cid:commentId w16cid:paraId="4E345C84" w16cid:durableId="297F274C"/>
   <w16cid:commentId w16cid:paraId="00402F7A" w16cid:durableId="60156EAB"/>
   <w16cid:commentId w16cid:paraId="1BCBC79E" w16cid:durableId="2A390BE2"/>
   <w16cid:commentId w16cid:paraId="5F5A1C2A" w16cid:durableId="2AAFB903"/>
+  <w16cid:commentId w16cid:paraId="6F59A824" w16cid:durableId="2D4BEEC7"/>
 </w16cid:commentsIds>
 </file>
 
@@ -26062,7 +26084,7 @@
 </file>
 
 <file path=customXml/itemProps1.xml><?xml version="1.0" encoding="utf-8"?>
-<ds:datastoreItem xmlns:ds="http://schemas.openxmlformats.org/officeDocument/2006/customXml" ds:itemID="{96482A4D-B653-42A8-8A0B-9B7C423801F3}">
+<ds:datastoreItem xmlns:ds="http://schemas.openxmlformats.org/officeDocument/2006/customXml" ds:itemID="{E8652FB4-68E7-46AA-A2AF-535282DB6A5D}">
   <ds:schemaRefs>
     <ds:schemaRef ds:uri="http://schemas.openxmlformats.org/officeDocument/2006/bibliography"/>
   </ds:schemaRefs>

--- a/Memoria/Memoria.docx
+++ b/Memoria/Memoria.docx
@@ -1,6 +1,6 @@
 
 <file path=word/document.xml><?xml version="1.0" encoding="utf-8"?>
-<w:document xmlns:wpc="http://schemas.microsoft.com/office/word/2010/wordprocessingCanvas" xmlns:cx="http://schemas.microsoft.com/office/drawing/2014/chartex" xmlns:cx1="http://schemas.microsoft.com/office/drawing/2015/9/8/chartex" xmlns:cx2="http://schemas.microsoft.com/office/drawing/2015/10/21/chartex" xmlns:cx3="http://schemas.microsoft.com/office/drawing/2016/5/9/chartex" xmlns:cx4="http://schemas.microsoft.com/office/drawing/2016/5/10/chartex" xmlns:cx5="http://schemas.microsoft.com/office/drawing/2016/5/11/chartex" xmlns:cx6="http://schemas.microsoft.com/office/drawing/2016/5/12/chartex" xmlns:cx7="http://schemas.microsoft.com/office/drawing/2016/5/13/chartex" xmlns:cx8="http://schemas.microsoft.com/office/drawing/2016/5/14/chartex" xmlns:mc="http://schemas.openxmlformats.org/markup-compatibility/2006" xmlns:aink="http://schemas.microsoft.com/office/drawing/2016/ink" xmlns:am3d="http://schemas.microsoft.com/office/drawing/2017/model3d" xmlns:o="urn:schemas-microsoft-com:office:office" xmlns:r="http://schemas.openxmlformats.org/officeDocument/2006/relationships" xmlns:m="http://schemas.openxmlformats.org/officeDocument/2006/math" xmlns:v="urn:schemas-microsoft-com:vml" xmlns:wp14="http://schemas.microsoft.com/office/word/2010/wordprocessingDrawing" xmlns:wp="http://schemas.openxmlformats.org/drawingml/2006/wordprocessingDrawing" xmlns:w10="urn:schemas-microsoft-com:office:word" xmlns:w="http://schemas.openxmlformats.org/wordprocessingml/2006/main" xmlns:w14="http://schemas.microsoft.com/office/word/2010/wordml" xmlns:w15="http://schemas.microsoft.com/office/word/2012/wordml" xmlns:w16cid="http://schemas.microsoft.com/office/word/2016/wordml/cid" xmlns:w16se="http://schemas.microsoft.com/office/word/2015/wordml/symex" xmlns:wpg="http://schemas.microsoft.com/office/word/2010/wordprocessingGroup" xmlns:wpi="http://schemas.microsoft.com/office/word/2010/wordprocessingInk" xmlns:wne="http://schemas.microsoft.com/office/word/2006/wordml" xmlns:wps="http://schemas.microsoft.com/office/word/2010/wordprocessingShape" mc:Ignorable="w14 w15 w16se w16cid wp14">
+<w:document xmlns:wpc="http://schemas.microsoft.com/office/word/2010/wordprocessingCanvas" xmlns:cx="http://schemas.microsoft.com/office/drawing/2014/chartex" xmlns:cx1="http://schemas.microsoft.com/office/drawing/2015/9/8/chartex" xmlns:cx2="http://schemas.microsoft.com/office/drawing/2015/10/21/chartex" xmlns:cx3="http://schemas.microsoft.com/office/drawing/2016/5/9/chartex" xmlns:cx4="http://schemas.microsoft.com/office/drawing/2016/5/10/chartex" xmlns:cx5="http://schemas.microsoft.com/office/drawing/2016/5/11/chartex" xmlns:cx6="http://schemas.microsoft.com/office/drawing/2016/5/12/chartex" xmlns:cx7="http://schemas.microsoft.com/office/drawing/2016/5/13/chartex" xmlns:cx8="http://schemas.microsoft.com/office/drawing/2016/5/14/chartex" xmlns:mc="http://schemas.openxmlformats.org/markup-compatibility/2006" xmlns:aink="http://schemas.microsoft.com/office/drawing/2016/ink" xmlns:am3d="http://schemas.microsoft.com/office/drawing/2017/model3d" xmlns:o="urn:schemas-microsoft-com:office:office" xmlns:oel="http://schemas.microsoft.com/office/2019/extlst" xmlns:r="http://schemas.openxmlformats.org/officeDocument/2006/relationships" xmlns:m="http://schemas.openxmlformats.org/officeDocument/2006/math" xmlns:v="urn:schemas-microsoft-com:vml" xmlns:wp14="http://schemas.microsoft.com/office/word/2010/wordprocessingDrawing" xmlns:wp="http://schemas.openxmlformats.org/drawingml/2006/wordprocessingDrawing" xmlns:w10="urn:schemas-microsoft-com:office:word" xmlns:w="http://schemas.openxmlformats.org/wordprocessingml/2006/main" xmlns:w14="http://schemas.microsoft.com/office/word/2010/wordml" xmlns:w15="http://schemas.microsoft.com/office/word/2012/wordml" xmlns:w16cex="http://schemas.microsoft.com/office/word/2018/wordml/cex" xmlns:w16cid="http://schemas.microsoft.com/office/word/2016/wordml/cid" xmlns:w16="http://schemas.microsoft.com/office/word/2018/wordml" xmlns:w16du="http://schemas.microsoft.com/office/word/2023/wordml/word16du" xmlns:w16sdtdh="http://schemas.microsoft.com/office/word/2020/wordml/sdtdatahash" xmlns:w16sdtfl="http://schemas.microsoft.com/office/word/2024/wordml/sdtformatlock" xmlns:w16se="http://schemas.microsoft.com/office/word/2015/wordml/symex" xmlns:wpg="http://schemas.microsoft.com/office/word/2010/wordprocessingGroup" xmlns:wpi="http://schemas.microsoft.com/office/word/2010/wordprocessingInk" xmlns:wne="http://schemas.microsoft.com/office/word/2006/wordml" xmlns:wps="http://schemas.microsoft.com/office/word/2010/wordprocessingShape" mc:Ignorable="w14 w15 w16se w16cid w16 w16cex w16sdtdh w16sdtfl w16du wp14">
   <w:body>
     <w:p>
       <w:pPr>
@@ -2405,7 +2405,6 @@
         </w:rPr>
         <w:t xml:space="preserve"> (categoría </w:t>
       </w:r>
-      <w:proofErr w:type="spellStart"/>
       <w:r>
         <w:rPr>
           <w:rFonts w:ascii="Arial" w:hAnsi="Arial" w:cs="Arial"/>
@@ -2414,14 +2413,12 @@
         </w:rPr>
         <w:t>Consumer</w:t>
       </w:r>
-      <w:proofErr w:type="spellEnd"/>
       <w:r>
         <w:rPr>
           <w:rFonts w:ascii="Arial" w:hAnsi="Arial" w:cs="Arial"/>
         </w:rPr>
         <w:t xml:space="preserve"> </w:t>
       </w:r>
-      <w:proofErr w:type="spellStart"/>
       <w:r>
         <w:rPr>
           <w:rFonts w:ascii="Arial" w:hAnsi="Arial" w:cs="Arial"/>
@@ -2436,27 +2433,16 @@
           <w:i/>
           <w:iCs/>
         </w:rPr>
-        <w:t>usiness</w:t>
-      </w:r>
-      <w:proofErr w:type="spellEnd"/>
+        <w:t xml:space="preserve">usiness and </w:t>
+      </w:r>
       <w:r>
         <w:rPr>
           <w:rFonts w:ascii="Arial" w:hAnsi="Arial" w:cs="Arial"/>
           <w:i/>
           <w:iCs/>
         </w:rPr>
-        <w:t xml:space="preserve"> and </w:t>
-      </w:r>
-      <w:proofErr w:type="spellStart"/>
-      <w:r>
-        <w:rPr>
-          <w:rFonts w:ascii="Arial" w:hAnsi="Arial" w:cs="Arial"/>
-          <w:i/>
-          <w:iCs/>
-        </w:rPr>
         <w:t>retail</w:t>
       </w:r>
-      <w:proofErr w:type="spellEnd"/>
       <w:r>
         <w:rPr>
           <w:rFonts w:ascii="Arial" w:hAnsi="Arial" w:cs="Arial"/>
@@ -2488,7 +2474,7 @@
           <w:noProof/>
         </w:rPr>
         <w:drawing>
-          <wp:inline distT="0" distB="0" distL="0" distR="0" wp14:anchorId="57D0D724" wp14:editId="3D3173EB">
+          <wp:inline distT="0" distB="0" distL="0" distR="0" wp14:anchorId="57D0D724" wp14:editId="09ACAA78">
             <wp:extent cx="4717473" cy="2183441"/>
             <wp:effectExtent l="0" t="0" r="6985" b="7620"/>
             <wp:docPr id="2" name="Imagen 2" descr="IT budget as a percentage of revenue"/>
@@ -2814,27 +2800,7 @@
           <w:iCs/>
           <w:color w:val="595959" w:themeColor="text1" w:themeTint="A6"/>
         </w:rPr>
-        <w:t xml:space="preserve">. </w:t>
-      </w:r>
-      <w:proofErr w:type="spellStart"/>
-      <w:r>
-        <w:rPr>
-          <w:rFonts w:ascii="Arial" w:hAnsi="Arial" w:cs="Arial"/>
-          <w:i/>
-          <w:iCs/>
-          <w:color w:val="595959" w:themeColor="text1" w:themeTint="A6"/>
-        </w:rPr>
-        <w:t>CIO’s</w:t>
-      </w:r>
-      <w:proofErr w:type="spellEnd"/>
-      <w:r>
-        <w:rPr>
-          <w:rFonts w:ascii="Arial" w:hAnsi="Arial" w:cs="Arial"/>
-          <w:i/>
-          <w:iCs/>
-          <w:color w:val="595959" w:themeColor="text1" w:themeTint="A6"/>
-        </w:rPr>
-        <w:t xml:space="preserve"> reportando un incremento en el presupuesto IT en el año 2016</w:t>
+        <w:t>. CIO’s reportando un incremento en el presupuesto IT en el año 2016</w:t>
       </w:r>
       <w:bookmarkEnd w:id="3"/>
     </w:p>
@@ -2918,36 +2884,8 @@
           <w:i/>
           <w:iCs/>
         </w:rPr>
-        <w:t xml:space="preserve">Enterprise </w:t>
-      </w:r>
-      <w:proofErr w:type="spellStart"/>
-      <w:r>
-        <w:rPr>
-          <w:rFonts w:ascii="Arial" w:hAnsi="Arial" w:cs="Arial"/>
-          <w:i/>
-          <w:iCs/>
-        </w:rPr>
-        <w:t>Resource</w:t>
-      </w:r>
-      <w:proofErr w:type="spellEnd"/>
-      <w:r>
-        <w:rPr>
-          <w:rFonts w:ascii="Arial" w:hAnsi="Arial" w:cs="Arial"/>
-          <w:i/>
-          <w:iCs/>
-        </w:rPr>
-        <w:t xml:space="preserve"> </w:t>
-      </w:r>
-      <w:proofErr w:type="spellStart"/>
-      <w:r>
-        <w:rPr>
-          <w:rFonts w:ascii="Arial" w:hAnsi="Arial" w:cs="Arial"/>
-          <w:i/>
-          <w:iCs/>
-        </w:rPr>
-        <w:t>Planning</w:t>
-      </w:r>
-      <w:proofErr w:type="spellEnd"/>
+        <w:t>Enterprise Resource Planning</w:t>
+      </w:r>
       <w:r>
         <w:rPr>
           <w:rFonts w:ascii="Arial" w:hAnsi="Arial" w:cs="Arial"/>
@@ -3422,14 +3360,12 @@
         </w:rPr>
         <w:t xml:space="preserve"> la capa de presentación o </w:t>
       </w:r>
-      <w:proofErr w:type="spellStart"/>
       <w:r>
         <w:rPr>
           <w:rFonts w:ascii="Arial" w:hAnsi="Arial" w:cs="Arial"/>
         </w:rPr>
         <w:t>frontend</w:t>
       </w:r>
-      <w:proofErr w:type="spellEnd"/>
       <w:r>
         <w:rPr>
           <w:rFonts w:ascii="Arial" w:hAnsi="Arial" w:cs="Arial"/>
@@ -3454,14 +3390,12 @@
         </w:rPr>
         <w:t xml:space="preserve"> o </w:t>
       </w:r>
-      <w:proofErr w:type="spellStart"/>
       <w:r>
         <w:rPr>
           <w:rFonts w:ascii="Arial" w:hAnsi="Arial" w:cs="Arial"/>
         </w:rPr>
         <w:t>React</w:t>
       </w:r>
-      <w:proofErr w:type="spellEnd"/>
       <w:r>
         <w:rPr>
           <w:rFonts w:ascii="Arial" w:hAnsi="Arial" w:cs="Arial"/>
@@ -3619,16 +3553,8 @@
         <w:rPr>
           <w:rFonts w:ascii="Arial" w:hAnsi="Arial" w:cs="Arial"/>
         </w:rPr>
-        <w:t xml:space="preserve">Capa de presentación – </w:t>
-      </w:r>
-      <w:proofErr w:type="spellStart"/>
-      <w:r>
-        <w:rPr>
-          <w:rFonts w:ascii="Arial" w:hAnsi="Arial" w:cs="Arial"/>
-        </w:rPr>
-        <w:t>React</w:t>
-      </w:r>
-      <w:proofErr w:type="spellEnd"/>
+        <w:t>Capa de presentación – React</w:t>
+      </w:r>
     </w:p>
     <w:p>
       <w:pPr>
@@ -3649,16 +3575,8 @@
         <w:rPr>
           <w:rFonts w:ascii="Arial" w:hAnsi="Arial" w:cs="Arial"/>
         </w:rPr>
-        <w:t xml:space="preserve">Capa de negocio – Spring </w:t>
-      </w:r>
-      <w:proofErr w:type="spellStart"/>
-      <w:r>
-        <w:rPr>
-          <w:rFonts w:ascii="Arial" w:hAnsi="Arial" w:cs="Arial"/>
-        </w:rPr>
-        <w:t>Boot</w:t>
-      </w:r>
-      <w:proofErr w:type="spellEnd"/>
+        <w:t>Capa de negocio – Spring Boot</w:t>
+      </w:r>
     </w:p>
     <w:p>
       <w:pPr>
@@ -3927,21 +3845,7 @@
         <w:rPr>
           <w:rFonts w:ascii="Arial" w:hAnsi="Arial" w:cs="Arial"/>
         </w:rPr>
-        <w:t xml:space="preserve">de requisitos, se ha utilizado la técnica de observación, utilizando primeramente algunos ejemplos de sistemas existentes que se encargan de gestionar el TPV y otros procesos productivos. Un ejemplo es </w:t>
-      </w:r>
-      <w:proofErr w:type="spellStart"/>
-      <w:r>
-        <w:rPr>
-          <w:rFonts w:ascii="Arial" w:hAnsi="Arial" w:cs="Arial"/>
-        </w:rPr>
-        <w:t>Loyverse</w:t>
-      </w:r>
-      <w:proofErr w:type="spellEnd"/>
-      <w:r>
-        <w:rPr>
-          <w:rFonts w:ascii="Arial" w:hAnsi="Arial" w:cs="Arial"/>
-        </w:rPr>
-        <w:t xml:space="preserve"> TPV, que cuenta con un cliente web y también aplicaciones para distintas plataformas móviles [</w:t>
+        <w:t>de requisitos, se ha utilizado la técnica de observación, utilizando primeramente algunos ejemplos de sistemas existentes que se encargan de gestionar el TPV y otros procesos productivos. Un ejemplo es Loyverse TPV, que cuenta con un cliente web y también aplicaciones para distintas plataformas móviles [</w:t>
       </w:r>
       <w:r>
         <w:rPr>
@@ -4065,47 +3969,92 @@
           <w:rFonts w:ascii="Arial" w:hAnsi="Arial" w:cs="Arial"/>
         </w:rPr>
       </w:pPr>
-      <w:r>
-        <w:rPr>
-          <w:rFonts w:ascii="Arial" w:hAnsi="Arial" w:cs="Arial"/>
-          <w:noProof/>
-        </w:rPr>
-        <w:drawing>
-          <wp:inline distT="0" distB="0" distL="0" distR="0" wp14:anchorId="02393570" wp14:editId="3DB68ED3">
-            <wp:extent cx="5400040" cy="3244215"/>
-            <wp:effectExtent l="0" t="0" r="0" b="0"/>
-            <wp:docPr id="280037931" name="Imagen 1"/>
-            <wp:cNvGraphicFramePr>
-              <a:graphicFrameLocks xmlns:a="http://schemas.openxmlformats.org/drawingml/2006/main" noChangeAspect="1"/>
-            </wp:cNvGraphicFramePr>
-            <a:graphic xmlns:a="http://schemas.openxmlformats.org/drawingml/2006/main">
-              <a:graphicData uri="http://schemas.openxmlformats.org/drawingml/2006/picture">
-                <pic:pic xmlns:pic="http://schemas.openxmlformats.org/drawingml/2006/picture">
-                  <pic:nvPicPr>
-                    <pic:cNvPr id="280037931" name=""/>
-                    <pic:cNvPicPr/>
-                  </pic:nvPicPr>
-                  <pic:blipFill>
-                    <a:blip r:embed="rId11"/>
-                    <a:stretch>
-                      <a:fillRect/>
-                    </a:stretch>
-                  </pic:blipFill>
-                  <pic:spPr>
-                    <a:xfrm>
-                      <a:off x="0" y="0"/>
-                      <a:ext cx="5400040" cy="3244215"/>
-                    </a:xfrm>
-                    <a:prstGeom prst="rect">
-                      <a:avLst/>
-                    </a:prstGeom>
-                  </pic:spPr>
-                </pic:pic>
-              </a:graphicData>
-            </a:graphic>
-          </wp:inline>
-        </w:drawing>
-      </w:r>
+      <w:del w:id="9" w:author="Jaime Eduardo Baires Escalante" w:date="2024-11-12T20:23:00Z" w16du:dateUtc="2024-11-12T19:23:00Z">
+        <w:r>
+          <w:rPr>
+            <w:rFonts w:ascii="Arial" w:hAnsi="Arial" w:cs="Arial"/>
+            <w:noProof/>
+          </w:rPr>
+          <w:drawing>
+            <wp:inline distT="0" distB="0" distL="0" distR="0" wp14:anchorId="02393570" wp14:editId="5F0E4C6D">
+              <wp:extent cx="5400040" cy="3244215"/>
+              <wp:effectExtent l="0" t="0" r="0" b="0"/>
+              <wp:docPr id="280037931" name="Imagen 1"/>
+              <wp:cNvGraphicFramePr>
+                <a:graphicFrameLocks xmlns:a="http://schemas.openxmlformats.org/drawingml/2006/main" noChangeAspect="1"/>
+              </wp:cNvGraphicFramePr>
+              <a:graphic xmlns:a="http://schemas.openxmlformats.org/drawingml/2006/main">
+                <a:graphicData uri="http://schemas.openxmlformats.org/drawingml/2006/picture">
+                  <pic:pic xmlns:pic="http://schemas.openxmlformats.org/drawingml/2006/picture">
+                    <pic:nvPicPr>
+                      <pic:cNvPr id="280037931" name=""/>
+                      <pic:cNvPicPr/>
+                    </pic:nvPicPr>
+                    <pic:blipFill>
+                      <a:blip r:embed="rId11"/>
+                      <a:stretch>
+                        <a:fillRect/>
+                      </a:stretch>
+                    </pic:blipFill>
+                    <pic:spPr>
+                      <a:xfrm>
+                        <a:off x="0" y="0"/>
+                        <a:ext cx="5400040" cy="3244215"/>
+                      </a:xfrm>
+                      <a:prstGeom prst="rect">
+                        <a:avLst/>
+                      </a:prstGeom>
+                    </pic:spPr>
+                  </pic:pic>
+                </a:graphicData>
+              </a:graphic>
+            </wp:inline>
+          </w:drawing>
+        </w:r>
+      </w:del>
+      <w:ins w:id="10" w:author="Jaime Eduardo Baires Escalante" w:date="2024-11-12T20:23:00Z" w16du:dateUtc="2024-11-12T19:23:00Z">
+        <w:r>
+          <w:rPr>
+            <w:rFonts w:ascii="Arial" w:hAnsi="Arial" w:cs="Arial"/>
+            <w:noProof/>
+          </w:rPr>
+          <w:drawing>
+            <wp:inline distT="0" distB="0" distL="0" distR="0" wp14:anchorId="2249D020" wp14:editId="3E602165">
+              <wp:extent cx="5400040" cy="2819400"/>
+              <wp:effectExtent l="0" t="0" r="0" b="0"/>
+              <wp:docPr id="1767034941" name="Imagen 1"/>
+              <wp:cNvGraphicFramePr>
+                <a:graphicFrameLocks xmlns:a="http://schemas.openxmlformats.org/drawingml/2006/main" noChangeAspect="1"/>
+              </wp:cNvGraphicFramePr>
+              <a:graphic xmlns:a="http://schemas.openxmlformats.org/drawingml/2006/main">
+                <a:graphicData uri="http://schemas.openxmlformats.org/drawingml/2006/picture">
+                  <pic:pic xmlns:pic="http://schemas.openxmlformats.org/drawingml/2006/picture">
+                    <pic:nvPicPr>
+                      <pic:cNvPr id="1767034941" name=""/>
+                      <pic:cNvPicPr/>
+                    </pic:nvPicPr>
+                    <pic:blipFill>
+                      <a:blip r:embed="rId12"/>
+                      <a:stretch>
+                        <a:fillRect/>
+                      </a:stretch>
+                    </pic:blipFill>
+                    <pic:spPr>
+                      <a:xfrm>
+                        <a:off x="0" y="0"/>
+                        <a:ext cx="5400040" cy="2819400"/>
+                      </a:xfrm>
+                      <a:prstGeom prst="rect">
+                        <a:avLst/>
+                      </a:prstGeom>
+                    </pic:spPr>
+                  </pic:pic>
+                </a:graphicData>
+              </a:graphic>
+            </wp:inline>
+          </w:drawing>
+        </w:r>
+      </w:ins>
     </w:p>
     <w:p>
       <w:pPr>
@@ -4117,7 +4066,7 @@
           <w:color w:val="595959" w:themeColor="text1" w:themeTint="A6"/>
         </w:rPr>
       </w:pPr>
-      <w:bookmarkStart w:id="9" w:name="_Toc170240660"/>
+      <w:bookmarkStart w:id="11" w:name="_Toc170240660"/>
       <w:r>
         <w:rPr>
           <w:rFonts w:ascii="Arial" w:hAnsi="Arial" w:cs="Arial"/>
@@ -4200,7 +4149,7 @@
         </w:rPr>
         <w:t xml:space="preserve"> de la aplicación</w:t>
       </w:r>
-      <w:bookmarkEnd w:id="9"/>
+      <w:bookmarkEnd w:id="11"/>
     </w:p>
     <w:p>
       <w:pPr>
@@ -4215,7 +4164,7 @@
           <w:szCs w:val="28"/>
         </w:rPr>
       </w:pPr>
-      <w:bookmarkStart w:id="10" w:name="_Toc164060904"/>
+      <w:bookmarkStart w:id="12" w:name="_Toc164060904"/>
       <w:r>
         <w:rPr>
           <w:rFonts w:ascii="Arial" w:hAnsi="Arial" w:cs="Arial"/>
@@ -4260,7 +4209,7 @@
         </w:rPr>
         <w:t xml:space="preserve"> del sistema</w:t>
       </w:r>
-      <w:bookmarkEnd w:id="10"/>
+      <w:bookmarkEnd w:id="12"/>
     </w:p>
     <w:p>
       <w:pPr>
@@ -4275,7 +4224,7 @@
           <w:szCs w:val="24"/>
         </w:rPr>
       </w:pPr>
-      <w:bookmarkStart w:id="11" w:name="_Toc164060905"/>
+      <w:bookmarkStart w:id="13" w:name="_Toc164060905"/>
       <w:r>
         <w:rPr>
           <w:rFonts w:ascii="Arial" w:hAnsi="Arial" w:cs="Arial"/>
@@ -4320,7 +4269,7 @@
         </w:rPr>
         <w:t xml:space="preserve"> funcionales</w:t>
       </w:r>
-      <w:bookmarkEnd w:id="11"/>
+      <w:bookmarkEnd w:id="13"/>
     </w:p>
     <w:p>
       <w:pPr>
@@ -4634,7 +4583,6 @@
         <w:rPr>
           <w:rFonts w:ascii="Arial" w:hAnsi="Arial" w:cs="Arial"/>
         </w:rPr>
-        <w:lastRenderedPageBreak/>
         <w:t>El sistema contará con dos actores o usuarios con roles diferentes:</w:t>
       </w:r>
     </w:p>
@@ -4659,6 +4607,7 @@
           <w:bCs/>
           <w:u w:val="single"/>
         </w:rPr>
+        <w:lastRenderedPageBreak/>
         <w:t>Vendedor</w:t>
       </w:r>
       <w:r>
@@ -4748,7 +4697,7 @@
                     <pic:cNvPicPr/>
                   </pic:nvPicPr>
                   <pic:blipFill>
-                    <a:blip r:embed="rId12"/>
+                    <a:blip r:embed="rId13"/>
                     <a:stretch>
                       <a:fillRect/>
                     </a:stretch>
@@ -4779,7 +4728,7 @@
           <w:color w:val="595959" w:themeColor="text1" w:themeTint="A6"/>
         </w:rPr>
       </w:pPr>
-      <w:bookmarkStart w:id="12" w:name="_Toc170240661"/>
+      <w:bookmarkStart w:id="14" w:name="_Toc170240661"/>
       <w:r>
         <w:rPr>
           <w:rFonts w:ascii="Arial" w:hAnsi="Arial" w:cs="Arial"/>
@@ -4862,7 +4811,7 @@
         </w:rPr>
         <w:t>istema</w:t>
       </w:r>
-      <w:bookmarkEnd w:id="12"/>
+      <w:bookmarkEnd w:id="14"/>
     </w:p>
     <w:p>
       <w:pPr>
@@ -4938,7 +4887,7 @@
                     <pic:cNvPicPr/>
                   </pic:nvPicPr>
                   <pic:blipFill>
-                    <a:blip r:embed="rId13"/>
+                    <a:blip r:embed="rId14"/>
                     <a:stretch>
                       <a:fillRect/>
                     </a:stretch>
@@ -4966,7 +4915,7 @@
           <w:rFonts w:ascii="Arial" w:hAnsi="Arial" w:cs="Arial"/>
         </w:rPr>
       </w:pPr>
-      <w:bookmarkStart w:id="13" w:name="_Toc170240662"/>
+      <w:bookmarkStart w:id="15" w:name="_Toc170240662"/>
       <w:r>
         <w:rPr>
           <w:rFonts w:ascii="Arial" w:hAnsi="Arial" w:cs="Arial"/>
@@ -5040,7 +4989,7 @@
         </w:rPr>
         <w:t>Diagrama de casos de uso de Gestión del Inventario</w:t>
       </w:r>
-      <w:bookmarkEnd w:id="13"/>
+      <w:bookmarkEnd w:id="15"/>
     </w:p>
     <w:p>
       <w:pPr>
@@ -5060,48 +5009,93 @@
           <w:rFonts w:ascii="Arial" w:hAnsi="Arial" w:cs="Arial"/>
         </w:rPr>
       </w:pPr>
-      <w:r>
-        <w:rPr>
-          <w:rFonts w:ascii="Arial" w:hAnsi="Arial" w:cs="Arial"/>
-          <w:noProof/>
-        </w:rPr>
-        <w:lastRenderedPageBreak/>
-        <w:drawing>
-          <wp:inline distT="0" distB="0" distL="0" distR="0" wp14:anchorId="5181A7E5" wp14:editId="3D5642A4">
-            <wp:extent cx="5400040" cy="2305050"/>
-            <wp:effectExtent l="0" t="0" r="0" b="0"/>
-            <wp:docPr id="1535388168" name="Imagen 1"/>
-            <wp:cNvGraphicFramePr>
-              <a:graphicFrameLocks xmlns:a="http://schemas.openxmlformats.org/drawingml/2006/main" noChangeAspect="1"/>
-            </wp:cNvGraphicFramePr>
-            <a:graphic xmlns:a="http://schemas.openxmlformats.org/drawingml/2006/main">
-              <a:graphicData uri="http://schemas.openxmlformats.org/drawingml/2006/picture">
-                <pic:pic xmlns:pic="http://schemas.openxmlformats.org/drawingml/2006/picture">
-                  <pic:nvPicPr>
-                    <pic:cNvPr id="1535388168" name=""/>
-                    <pic:cNvPicPr/>
-                  </pic:nvPicPr>
-                  <pic:blipFill>
-                    <a:blip r:embed="rId14"/>
-                    <a:stretch>
-                      <a:fillRect/>
-                    </a:stretch>
-                  </pic:blipFill>
-                  <pic:spPr>
-                    <a:xfrm>
-                      <a:off x="0" y="0"/>
-                      <a:ext cx="5400040" cy="2305050"/>
-                    </a:xfrm>
-                    <a:prstGeom prst="rect">
-                      <a:avLst/>
-                    </a:prstGeom>
-                  </pic:spPr>
-                </pic:pic>
-              </a:graphicData>
-            </a:graphic>
-          </wp:inline>
-        </w:drawing>
-      </w:r>
+      <w:del w:id="16" w:author="Jaime Eduardo Baires Escalante" w:date="2024-10-27T18:31:00Z" w16du:dateUtc="2024-10-27T17:31:00Z">
+        <w:r>
+          <w:rPr>
+            <w:rFonts w:ascii="Arial" w:hAnsi="Arial" w:cs="Arial"/>
+            <w:noProof/>
+          </w:rPr>
+          <w:lastRenderedPageBreak/>
+          <w:drawing>
+            <wp:inline distT="0" distB="0" distL="0" distR="0" wp14:anchorId="5181A7E5" wp14:editId="34E7876F">
+              <wp:extent cx="5400040" cy="2305050"/>
+              <wp:effectExtent l="0" t="0" r="0" b="0"/>
+              <wp:docPr id="1535388168" name="Imagen 1"/>
+              <wp:cNvGraphicFramePr>
+                <a:graphicFrameLocks xmlns:a="http://schemas.openxmlformats.org/drawingml/2006/main" noChangeAspect="1"/>
+              </wp:cNvGraphicFramePr>
+              <a:graphic xmlns:a="http://schemas.openxmlformats.org/drawingml/2006/main">
+                <a:graphicData uri="http://schemas.openxmlformats.org/drawingml/2006/picture">
+                  <pic:pic xmlns:pic="http://schemas.openxmlformats.org/drawingml/2006/picture">
+                    <pic:nvPicPr>
+                      <pic:cNvPr id="1535388168" name=""/>
+                      <pic:cNvPicPr/>
+                    </pic:nvPicPr>
+                    <pic:blipFill>
+                      <a:blip r:embed="rId15"/>
+                      <a:stretch>
+                        <a:fillRect/>
+                      </a:stretch>
+                    </pic:blipFill>
+                    <pic:spPr>
+                      <a:xfrm>
+                        <a:off x="0" y="0"/>
+                        <a:ext cx="5400040" cy="2305050"/>
+                      </a:xfrm>
+                      <a:prstGeom prst="rect">
+                        <a:avLst/>
+                      </a:prstGeom>
+                    </pic:spPr>
+                  </pic:pic>
+                </a:graphicData>
+              </a:graphic>
+            </wp:inline>
+          </w:drawing>
+        </w:r>
+      </w:del>
+      <w:ins w:id="17" w:author="Jaime Eduardo Baires Escalante" w:date="2024-10-27T18:37:00Z" w16du:dateUtc="2024-10-27T17:37:00Z">
+        <w:r>
+          <w:rPr>
+            <w:rFonts w:ascii="Arial" w:hAnsi="Arial" w:cs="Arial"/>
+            <w:noProof/>
+          </w:rPr>
+          <w:drawing>
+            <wp:inline distT="0" distB="0" distL="0" distR="0" wp14:anchorId="63C0E5DF" wp14:editId="6BD9C3D0">
+              <wp:extent cx="5400040" cy="2630170"/>
+              <wp:effectExtent l="0" t="0" r="0" b="0"/>
+              <wp:docPr id="1551016346" name="Imagen 1"/>
+              <wp:cNvGraphicFramePr>
+                <a:graphicFrameLocks xmlns:a="http://schemas.openxmlformats.org/drawingml/2006/main" noChangeAspect="1"/>
+              </wp:cNvGraphicFramePr>
+              <a:graphic xmlns:a="http://schemas.openxmlformats.org/drawingml/2006/main">
+                <a:graphicData uri="http://schemas.openxmlformats.org/drawingml/2006/picture">
+                  <pic:pic xmlns:pic="http://schemas.openxmlformats.org/drawingml/2006/picture">
+                    <pic:nvPicPr>
+                      <pic:cNvPr id="1551016346" name=""/>
+                      <pic:cNvPicPr/>
+                    </pic:nvPicPr>
+                    <pic:blipFill>
+                      <a:blip r:embed="rId16"/>
+                      <a:stretch>
+                        <a:fillRect/>
+                      </a:stretch>
+                    </pic:blipFill>
+                    <pic:spPr>
+                      <a:xfrm>
+                        <a:off x="0" y="0"/>
+                        <a:ext cx="5400040" cy="2630170"/>
+                      </a:xfrm>
+                      <a:prstGeom prst="rect">
+                        <a:avLst/>
+                      </a:prstGeom>
+                    </pic:spPr>
+                  </pic:pic>
+                </a:graphicData>
+              </a:graphic>
+            </wp:inline>
+          </w:drawing>
+        </w:r>
+      </w:ins>
     </w:p>
     <w:p>
       <w:pPr>
@@ -5113,7 +5107,7 @@
           <w:color w:val="595959" w:themeColor="text1" w:themeTint="A6"/>
         </w:rPr>
       </w:pPr>
-      <w:bookmarkStart w:id="14" w:name="_Toc170240663"/>
+      <w:bookmarkStart w:id="18" w:name="_Toc170240663"/>
       <w:r>
         <w:rPr>
           <w:rFonts w:ascii="Arial" w:hAnsi="Arial" w:cs="Arial"/>
@@ -5187,7 +5181,8 @@
         </w:rPr>
         <w:t xml:space="preserve">Diagrama de casos de uso de Gestión del </w:t>
       </w:r>
-      <w:commentRangeStart w:id="15"/>
+      <w:commentRangeStart w:id="19"/>
+      <w:commentRangeStart w:id="20"/>
       <w:r>
         <w:rPr>
           <w:rFonts w:ascii="Arial" w:hAnsi="Arial" w:cs="Arial"/>
@@ -5197,13 +5192,32 @@
         </w:rPr>
         <w:t>TPV</w:t>
       </w:r>
-      <w:bookmarkEnd w:id="14"/>
-      <w:commentRangeEnd w:id="15"/>
+      <w:bookmarkEnd w:id="18"/>
+      <w:commentRangeEnd w:id="19"/>
       <w:r>
         <w:rPr>
           <w:rStyle w:val="Refdecomentario"/>
-        </w:rPr>
-        <w:commentReference w:id="15"/>
+          <w:rFonts w:ascii="Arial" w:hAnsi="Arial" w:cs="Arial"/>
+          <w:i/>
+          <w:iCs/>
+          <w:color w:val="595959" w:themeColor="text1" w:themeTint="A6"/>
+          <w:sz w:val="22"/>
+          <w:szCs w:val="22"/>
+        </w:rPr>
+        <w:commentReference w:id="19"/>
+      </w:r>
+      <w:commentRangeEnd w:id="20"/>
+      <w:r>
+        <w:rPr>
+          <w:rStyle w:val="Refdecomentario"/>
+          <w:rFonts w:ascii="Arial" w:hAnsi="Arial" w:cs="Arial"/>
+          <w:i/>
+          <w:iCs/>
+          <w:color w:val="595959" w:themeColor="text1" w:themeTint="A6"/>
+          <w:sz w:val="22"/>
+          <w:szCs w:val="22"/>
+        </w:rPr>
+        <w:commentReference w:id="20"/>
       </w:r>
     </w:p>
     <w:p>
@@ -5242,7 +5256,7 @@
                     <pic:cNvPicPr/>
                   </pic:nvPicPr>
                   <pic:blipFill>
-                    <a:blip r:embed="rId18"/>
+                    <a:blip r:embed="rId21"/>
                     <a:stretch>
                       <a:fillRect/>
                     </a:stretch>
@@ -5273,7 +5287,7 @@
           <w:color w:val="595959" w:themeColor="text1" w:themeTint="A6"/>
         </w:rPr>
       </w:pPr>
-      <w:bookmarkStart w:id="16" w:name="_Toc170240664"/>
+      <w:bookmarkStart w:id="21" w:name="_Toc170240664"/>
       <w:r>
         <w:rPr>
           <w:rFonts w:ascii="Arial" w:hAnsi="Arial" w:cs="Arial"/>
@@ -5347,7 +5361,7 @@
         </w:rPr>
         <w:t>Diagrama de casos de uso de Gestión Comercial</w:t>
       </w:r>
-      <w:bookmarkEnd w:id="16"/>
+      <w:bookmarkEnd w:id="21"/>
     </w:p>
     <w:p>
       <w:pPr>
@@ -5355,7 +5369,7 @@
           <w:rFonts w:ascii="Arial" w:hAnsi="Arial" w:cs="Arial"/>
         </w:rPr>
       </w:pPr>
-      <w:bookmarkStart w:id="17" w:name="_Toc164060906"/>
+      <w:bookmarkStart w:id="22" w:name="_Toc164060906"/>
     </w:p>
     <w:p>
       <w:pPr>
@@ -5407,7 +5421,7 @@
         </w:rPr>
         <w:t>Especificación de casos de uso</w:t>
       </w:r>
-      <w:bookmarkEnd w:id="17"/>
+      <w:bookmarkEnd w:id="22"/>
     </w:p>
     <w:p>
       <w:pPr>
@@ -5508,6 +5522,7 @@
               <w:rPr>
                 <w:rFonts w:ascii="Arial" w:hAnsi="Arial" w:cs="Arial"/>
               </w:rPr>
+              <w:lastRenderedPageBreak/>
               <w:t>Identificación</w:t>
             </w:r>
           </w:p>
@@ -5623,7 +5638,6 @@
               <w:rPr>
                 <w:rFonts w:ascii="Arial" w:hAnsi="Arial" w:cs="Arial"/>
               </w:rPr>
-              <w:lastRenderedPageBreak/>
               <w:t>Actor principal</w:t>
             </w:r>
           </w:p>
@@ -6099,63 +6113,66 @@
               </w:rPr>
               <w:t xml:space="preserve">1. El sistema muestra un formulario de creación de artículo con los campos a rellenar: nombre, </w:t>
             </w:r>
-            <w:commentRangeStart w:id="18"/>
-            <w:commentRangeStart w:id="19"/>
-            <w:commentRangeStart w:id="20"/>
-            <w:r>
-              <w:rPr>
-                <w:rFonts w:ascii="Arial" w:hAnsi="Arial" w:cs="Arial"/>
-              </w:rPr>
-              <w:t>fecha de creación</w:t>
-            </w:r>
-            <w:commentRangeEnd w:id="18"/>
-            <w:r>
-              <w:rPr>
-                <w:rStyle w:val="Refdecomentario"/>
-                <w:sz w:val="18"/>
-                <w:szCs w:val="18"/>
-              </w:rPr>
-              <w:commentReference w:id="18"/>
-            </w:r>
-            <w:commentRangeEnd w:id="19"/>
-            <w:r>
-              <w:rPr>
-                <w:rStyle w:val="Refdecomentario"/>
-              </w:rPr>
-              <w:commentReference w:id="19"/>
-            </w:r>
-            <w:commentRangeEnd w:id="20"/>
-            <w:r>
-              <w:rPr>
-                <w:rStyle w:val="Refdecomentario"/>
-              </w:rPr>
-              <w:commentReference w:id="20"/>
-            </w:r>
-            <w:r>
-              <w:rPr>
-                <w:rFonts w:ascii="Arial" w:hAnsi="Arial" w:cs="Arial"/>
-              </w:rPr>
-              <w:t xml:space="preserve">, precio, stock actual, stock mínimo recomendado, descuento, unidad, categoría y tipo de </w:t>
-            </w:r>
-            <w:commentRangeStart w:id="21"/>
-            <w:r>
-              <w:rPr>
-                <w:rFonts w:ascii="Arial" w:hAnsi="Arial" w:cs="Arial"/>
-              </w:rPr>
-              <w:t>IVA</w:t>
-            </w:r>
-            <w:commentRangeEnd w:id="21"/>
-            <w:r>
-              <w:rPr>
-                <w:rStyle w:val="Refdecomentario"/>
-              </w:rPr>
-              <w:commentReference w:id="21"/>
-            </w:r>
-            <w:r>
-              <w:rPr>
-                <w:rFonts w:ascii="Arial" w:hAnsi="Arial" w:cs="Arial"/>
-              </w:rPr>
-              <w:t>.</w:t>
+            <w:commentRangeStart w:id="23"/>
+            <w:commentRangeStart w:id="24"/>
+            <w:commentRangeStart w:id="25"/>
+            <w:r>
+              <w:rPr>
+                <w:rFonts w:ascii="Arial" w:hAnsi="Arial" w:cs="Arial"/>
+              </w:rPr>
+              <w:t>fecha de creació</w:t>
+            </w:r>
+            <w:ins w:id="26" w:author="Jaime Eduardo Baires Escalante" w:date="2026-07-15T06:11:00Z" w16du:dateUtc="2026-07-15T04:11:00Z">
+              <w:r>
+                <w:rPr>
+                  <w:rFonts w:ascii="Arial" w:hAnsi="Arial" w:cs="Arial"/>
+                </w:rPr>
+                <w:t>n</w:t>
+              </w:r>
+            </w:ins>
+            <w:del w:id="27" w:author="Jaime Eduardo Baires Escalante" w:date="2026-07-15T06:11:00Z" w16du:dateUtc="2026-07-15T04:11:00Z">
+              <w:r>
+                <w:rPr>
+                  <w:rFonts w:ascii="Arial" w:hAnsi="Arial" w:cs="Arial"/>
+                </w:rPr>
+                <w:delText>n</w:delText>
+              </w:r>
+              <w:commentRangeEnd w:id="23"/>
+              <w:r>
+                <w:rPr>
+                  <w:rStyle w:val="Refdecomentario"/>
+                  <w:rFonts w:ascii="Arial" w:hAnsi="Arial" w:cs="Arial"/>
+                  <w:sz w:val="22"/>
+                  <w:szCs w:val="22"/>
+                </w:rPr>
+                <w:commentReference w:id="23"/>
+              </w:r>
+              <w:commentRangeEnd w:id="24"/>
+              <w:r>
+                <w:rPr>
+                  <w:rStyle w:val="Refdecomentario"/>
+                  <w:rFonts w:ascii="Arial" w:hAnsi="Arial" w:cs="Arial"/>
+                  <w:sz w:val="22"/>
+                  <w:szCs w:val="22"/>
+                </w:rPr>
+                <w:commentReference w:id="24"/>
+              </w:r>
+              <w:commentRangeEnd w:id="25"/>
+              <w:r>
+                <w:rPr>
+                  <w:rStyle w:val="Refdecomentario"/>
+                  <w:rFonts w:ascii="Arial" w:hAnsi="Arial" w:cs="Arial"/>
+                  <w:sz w:val="22"/>
+                  <w:szCs w:val="22"/>
+                </w:rPr>
+                <w:commentReference w:id="25"/>
+              </w:r>
+            </w:del>
+            <w:r>
+              <w:rPr>
+                <w:rFonts w:ascii="Arial" w:hAnsi="Arial" w:cs="Arial"/>
+              </w:rPr>
+              <w:t>, precio, stock actual, stock mínimo recomendado, descuento, unidad, categoría y tipo de IVA.</w:t>
             </w:r>
           </w:p>
           <w:p>
@@ -6680,6 +6697,7 @@
               <w:rPr>
                 <w:rFonts w:ascii="Arial" w:hAnsi="Arial" w:cs="Arial"/>
               </w:rPr>
+              <w:lastRenderedPageBreak/>
               <w:t>Nombre</w:t>
             </w:r>
           </w:p>
@@ -6795,7 +6813,6 @@
               <w:rPr>
                 <w:rFonts w:ascii="Arial" w:hAnsi="Arial" w:cs="Arial"/>
               </w:rPr>
-              <w:lastRenderedPageBreak/>
               <w:t>Actores secundarios</w:t>
             </w:r>
           </w:p>
@@ -7422,20 +7439,55 @@
               </w:rPr>
               <w:t xml:space="preserve"> sobre el </w:t>
             </w:r>
-            <w:commentRangeStart w:id="22"/>
+            <w:commentRangeStart w:id="28"/>
             <w:r>
               <w:rPr>
                 <w:rFonts w:ascii="Arial" w:hAnsi="Arial" w:cs="Arial"/>
               </w:rPr>
               <w:t>artículo</w:t>
             </w:r>
-            <w:commentRangeEnd w:id="22"/>
+            <w:commentRangeEnd w:id="28"/>
             <w:r>
               <w:rPr>
                 <w:rStyle w:val="Refdecomentario"/>
-              </w:rPr>
-              <w:commentReference w:id="22"/>
-            </w:r>
+                <w:rFonts w:ascii="Arial" w:hAnsi="Arial" w:cs="Arial"/>
+                <w:sz w:val="22"/>
+                <w:szCs w:val="22"/>
+              </w:rPr>
+              <w:commentReference w:id="28"/>
+            </w:r>
+            <w:ins w:id="29" w:author="Jaime Eduardo Baires Escalante" w:date="2024-10-27T18:34:00Z" w16du:dateUtc="2024-10-27T17:34:00Z">
+              <w:r>
+                <w:rPr>
+                  <w:rFonts w:ascii="Arial" w:hAnsi="Arial" w:cs="Arial"/>
+                </w:rPr>
+                <w:t xml:space="preserve"> que puede modificar: descripción, precio,</w:t>
+              </w:r>
+            </w:ins>
+            <w:ins w:id="30" w:author="Jaime Eduardo Baires Escalante" w:date="2024-10-27T18:35:00Z" w16du:dateUtc="2024-10-27T17:35:00Z">
+              <w:r>
+                <w:rPr>
+                  <w:rFonts w:ascii="Arial" w:hAnsi="Arial" w:cs="Arial"/>
+                </w:rPr>
+                <w:t xml:space="preserve"> stock de seguridad,</w:t>
+              </w:r>
+            </w:ins>
+            <w:ins w:id="31" w:author="Jaime Eduardo Baires Escalante" w:date="2024-10-27T18:34:00Z" w16du:dateUtc="2024-10-27T17:34:00Z">
+              <w:r>
+                <w:rPr>
+                  <w:rFonts w:ascii="Arial" w:hAnsi="Arial" w:cs="Arial"/>
+                </w:rPr>
+                <w:t xml:space="preserve"> </w:t>
+              </w:r>
+            </w:ins>
+            <w:ins w:id="32" w:author="Jaime Eduardo Baires Escalante" w:date="2024-10-27T18:35:00Z" w16du:dateUtc="2024-10-27T17:35:00Z">
+              <w:r>
+                <w:rPr>
+                  <w:rFonts w:ascii="Arial" w:hAnsi="Arial" w:cs="Arial"/>
+                </w:rPr>
+                <w:t>y/o descuento</w:t>
+              </w:r>
+            </w:ins>
             <w:r>
               <w:rPr>
                 <w:rFonts w:ascii="Arial" w:hAnsi="Arial" w:cs="Arial"/>
@@ -7953,6 +8005,7 @@
               <w:rPr>
                 <w:rFonts w:ascii="Arial" w:hAnsi="Arial" w:cs="Arial"/>
               </w:rPr>
+              <w:lastRenderedPageBreak/>
               <w:t>Identificación</w:t>
             </w:r>
           </w:p>
@@ -8074,7 +8127,6 @@
               <w:rPr>
                 <w:rFonts w:ascii="Arial" w:hAnsi="Arial" w:cs="Arial"/>
               </w:rPr>
-              <w:lastRenderedPageBreak/>
               <w:t>Actor principal</w:t>
             </w:r>
           </w:p>
@@ -8481,61 +8533,120 @@
               <w:rPr>
                 <w:rFonts w:ascii="Arial" w:hAnsi="Arial" w:cs="Arial"/>
               </w:rPr>
-              <w:t xml:space="preserve">El sistema elimina el artículo en la base de </w:t>
-            </w:r>
-            <w:commentRangeStart w:id="23"/>
-            <w:commentRangeStart w:id="24"/>
-            <w:commentRangeStart w:id="25"/>
-            <w:commentRangeStart w:id="26"/>
-            <w:commentRangeStart w:id="27"/>
-            <w:commentRangeStart w:id="28"/>
+              <w:t xml:space="preserve">El sistema </w:t>
+            </w:r>
+            <w:ins w:id="33" w:author="Jaime Eduardo Baires Escalante" w:date="2024-11-12T20:31:00Z" w16du:dateUtc="2024-11-12T19:31:00Z">
+              <w:r>
+                <w:rPr>
+                  <w:rFonts w:ascii="Arial" w:hAnsi="Arial" w:cs="Arial"/>
+                </w:rPr>
+                <w:t>pone a Falso</w:t>
+              </w:r>
+            </w:ins>
+            <w:ins w:id="34" w:author="Jaime Eduardo Baires Escalante" w:date="2024-11-12T20:30:00Z" w16du:dateUtc="2024-11-12T19:30:00Z">
+              <w:r>
+                <w:rPr>
+                  <w:rFonts w:ascii="Arial" w:hAnsi="Arial" w:cs="Arial"/>
+                </w:rPr>
+                <w:t xml:space="preserve"> el campo “Activo” d</w:t>
+              </w:r>
+            </w:ins>
+            <w:del w:id="35" w:author="Jaime Eduardo Baires Escalante" w:date="2024-11-12T20:30:00Z" w16du:dateUtc="2024-11-12T19:30:00Z">
+              <w:r>
+                <w:rPr>
+                  <w:rFonts w:ascii="Arial" w:hAnsi="Arial" w:cs="Arial"/>
+                </w:rPr>
+                <w:delText xml:space="preserve">elimina </w:delText>
+              </w:r>
+            </w:del>
+            <w:r>
+              <w:rPr>
+                <w:rFonts w:ascii="Arial" w:hAnsi="Arial" w:cs="Arial"/>
+              </w:rPr>
+              <w:t xml:space="preserve">el artículo en la base de </w:t>
+            </w:r>
+            <w:commentRangeStart w:id="36"/>
+            <w:commentRangeStart w:id="37"/>
+            <w:commentRangeStart w:id="38"/>
+            <w:commentRangeStart w:id="39"/>
+            <w:commentRangeStart w:id="40"/>
+            <w:commentRangeStart w:id="41"/>
+            <w:commentRangeStart w:id="42"/>
             <w:r>
               <w:rPr>
                 <w:rFonts w:ascii="Arial" w:hAnsi="Arial" w:cs="Arial"/>
               </w:rPr>
               <w:t>datos</w:t>
             </w:r>
-            <w:commentRangeEnd w:id="23"/>
+            <w:commentRangeEnd w:id="36"/>
             <w:r>
               <w:rPr>
                 <w:rStyle w:val="Refdecomentario"/>
-              </w:rPr>
-              <w:commentReference w:id="23"/>
-            </w:r>
-            <w:commentRangeEnd w:id="24"/>
+                <w:rFonts w:ascii="Arial" w:hAnsi="Arial" w:cs="Arial"/>
+                <w:sz w:val="22"/>
+                <w:szCs w:val="22"/>
+              </w:rPr>
+              <w:commentReference w:id="36"/>
+            </w:r>
+            <w:commentRangeEnd w:id="37"/>
             <w:r>
               <w:rPr>
                 <w:rStyle w:val="Refdecomentario"/>
-              </w:rPr>
-              <w:commentReference w:id="24"/>
-            </w:r>
-            <w:commentRangeEnd w:id="25"/>
+                <w:rFonts w:ascii="Arial" w:hAnsi="Arial" w:cs="Arial"/>
+                <w:sz w:val="22"/>
+                <w:szCs w:val="22"/>
+              </w:rPr>
+              <w:commentReference w:id="37"/>
+            </w:r>
+            <w:commentRangeEnd w:id="38"/>
             <w:r>
               <w:rPr>
                 <w:rStyle w:val="Refdecomentario"/>
-              </w:rPr>
-              <w:commentReference w:id="25"/>
-            </w:r>
-            <w:commentRangeEnd w:id="26"/>
+                <w:rFonts w:ascii="Arial" w:hAnsi="Arial" w:cs="Arial"/>
+                <w:sz w:val="22"/>
+                <w:szCs w:val="22"/>
+              </w:rPr>
+              <w:commentReference w:id="38"/>
+            </w:r>
+            <w:commentRangeEnd w:id="39"/>
             <w:r>
               <w:rPr>
                 <w:rStyle w:val="Refdecomentario"/>
-              </w:rPr>
-              <w:commentReference w:id="26"/>
-            </w:r>
-            <w:commentRangeEnd w:id="27"/>
+                <w:rFonts w:ascii="Arial" w:hAnsi="Arial" w:cs="Arial"/>
+                <w:sz w:val="22"/>
+                <w:szCs w:val="22"/>
+              </w:rPr>
+              <w:commentReference w:id="39"/>
+            </w:r>
+            <w:commentRangeEnd w:id="40"/>
             <w:r>
               <w:rPr>
                 <w:rStyle w:val="Refdecomentario"/>
-              </w:rPr>
-              <w:commentReference w:id="27"/>
-            </w:r>
-            <w:commentRangeEnd w:id="28"/>
+                <w:rFonts w:ascii="Arial" w:hAnsi="Arial" w:cs="Arial"/>
+                <w:sz w:val="22"/>
+                <w:szCs w:val="22"/>
+              </w:rPr>
+              <w:commentReference w:id="40"/>
+            </w:r>
+            <w:commentRangeEnd w:id="41"/>
             <w:r>
               <w:rPr>
                 <w:rStyle w:val="Refdecomentario"/>
-              </w:rPr>
-              <w:commentReference w:id="28"/>
+                <w:rFonts w:ascii="Arial" w:hAnsi="Arial" w:cs="Arial"/>
+                <w:sz w:val="22"/>
+                <w:szCs w:val="22"/>
+              </w:rPr>
+              <w:commentReference w:id="41"/>
+            </w:r>
+            <w:commentRangeEnd w:id="42"/>
+            <w:r>
+              <w:rPr>
+                <w:rStyle w:val="Refdecomentario"/>
+                <w:rFonts w:ascii="Arial" w:hAnsi="Arial" w:cs="Arial"/>
+                <w:sz w:val="22"/>
+                <w:szCs w:val="22"/>
+              </w:rPr>
+              <w:commentReference w:id="42"/>
             </w:r>
             <w:r>
               <w:rPr>
@@ -8700,27 +8811,60 @@
               <w:rPr>
                 <w:rFonts w:ascii="Arial" w:hAnsi="Arial" w:cs="Arial"/>
               </w:rPr>
-              <w:t>verifica que el artículo no haya sido ingresado en una factura de compra o venta</w:t>
-            </w:r>
-            <w:commentRangeStart w:id="29"/>
-            <w:r>
-              <w:rPr>
-                <w:rFonts w:ascii="Arial" w:hAnsi="Arial" w:cs="Arial"/>
-              </w:rPr>
-              <w:t xml:space="preserve">, o </w:t>
-            </w:r>
-            <w:commentRangeEnd w:id="29"/>
-            <w:r>
-              <w:rPr>
-                <w:rStyle w:val="Refdecomentario"/>
-              </w:rPr>
-              <w:commentReference w:id="29"/>
-            </w:r>
-            <w:r>
-              <w:rPr>
-                <w:rFonts w:ascii="Arial" w:hAnsi="Arial" w:cs="Arial"/>
-              </w:rPr>
-              <w:t>que no tenga stock</w:t>
+              <w:t xml:space="preserve">verifica que el artículo </w:t>
+            </w:r>
+            <w:del w:id="43" w:author="Jaime Eduardo Baires Escalante" w:date="2024-11-12T20:31:00Z" w16du:dateUtc="2024-11-12T19:31:00Z">
+              <w:r>
+                <w:rPr>
+                  <w:rFonts w:ascii="Arial" w:hAnsi="Arial" w:cs="Arial"/>
+                </w:rPr>
+                <w:delText>no haya sido ingresado en una factura de compra o venta</w:delText>
+              </w:r>
+              <w:commentRangeStart w:id="44"/>
+              <w:r>
+                <w:rPr>
+                  <w:rFonts w:ascii="Arial" w:hAnsi="Arial" w:cs="Arial"/>
+                </w:rPr>
+                <w:delText xml:space="preserve">, </w:delText>
+              </w:r>
+            </w:del>
+            <w:del w:id="45" w:author="Jaime Eduardo Baires Escalante" w:date="2024-10-27T18:32:00Z" w16du:dateUtc="2024-10-27T17:32:00Z">
+              <w:r>
+                <w:rPr>
+                  <w:rFonts w:ascii="Arial" w:hAnsi="Arial" w:cs="Arial"/>
+                </w:rPr>
+                <w:delText>o</w:delText>
+              </w:r>
+            </w:del>
+            <w:del w:id="46" w:author="Jaime Eduardo Baires Escalante" w:date="2024-11-12T20:31:00Z" w16du:dateUtc="2024-11-12T19:31:00Z">
+              <w:r>
+                <w:rPr>
+                  <w:rFonts w:ascii="Arial" w:hAnsi="Arial" w:cs="Arial"/>
+                </w:rPr>
+                <w:delText xml:space="preserve"> </w:delText>
+              </w:r>
+              <w:commentRangeEnd w:id="44"/>
+              <w:r>
+                <w:rPr>
+                  <w:rStyle w:val="Refdecomentario"/>
+                  <w:rFonts w:ascii="Arial" w:hAnsi="Arial" w:cs="Arial"/>
+                  <w:sz w:val="22"/>
+                  <w:szCs w:val="22"/>
+                </w:rPr>
+                <w:commentReference w:id="44"/>
+              </w:r>
+              <w:r>
+                <w:rPr>
+                  <w:rFonts w:ascii="Arial" w:hAnsi="Arial" w:cs="Arial"/>
+                </w:rPr>
+                <w:delText xml:space="preserve">que </w:delText>
+              </w:r>
+            </w:del>
+            <w:r>
+              <w:rPr>
+                <w:rFonts w:ascii="Arial" w:hAnsi="Arial" w:cs="Arial"/>
+              </w:rPr>
+              <w:t>no tenga stock</w:t>
             </w:r>
             <w:r>
               <w:rPr>
@@ -8788,7 +8932,29 @@
               <w:rPr>
                 <w:rFonts w:ascii="Arial" w:hAnsi="Arial" w:cs="Arial"/>
               </w:rPr>
-              <w:t xml:space="preserve">4. El sistema elimina el </w:t>
+              <w:t xml:space="preserve">4. El sistema </w:t>
+            </w:r>
+            <w:del w:id="47" w:author="Jaime Eduardo Baires Escalante" w:date="2024-11-12T20:31:00Z" w16du:dateUtc="2024-11-12T19:31:00Z">
+              <w:r>
+                <w:rPr>
+                  <w:rFonts w:ascii="Arial" w:hAnsi="Arial" w:cs="Arial"/>
+                </w:rPr>
+                <w:delText xml:space="preserve">elimina </w:delText>
+              </w:r>
+            </w:del>
+            <w:ins w:id="48" w:author="Jaime Eduardo Baires Escalante" w:date="2024-11-12T20:31:00Z" w16du:dateUtc="2024-11-12T19:31:00Z">
+              <w:r>
+                <w:rPr>
+                  <w:rFonts w:ascii="Arial" w:hAnsi="Arial" w:cs="Arial"/>
+                </w:rPr>
+                <w:t>pone a Falso el campo “Activo” d</w:t>
+              </w:r>
+            </w:ins>
+            <w:r>
+              <w:rPr>
+                <w:rFonts w:ascii="Arial" w:hAnsi="Arial" w:cs="Arial"/>
+              </w:rPr>
+              <w:t xml:space="preserve">el </w:t>
             </w:r>
             <w:r>
               <w:rPr>
@@ -8896,13 +9062,27 @@
               <w:rPr>
                 <w:rFonts w:ascii="Arial" w:hAnsi="Arial" w:cs="Arial"/>
               </w:rPr>
-              <w:t>1a. El artículo está presente en al menos una factura de compra o venta</w:t>
-            </w:r>
-            <w:r>
-              <w:rPr>
-                <w:rFonts w:ascii="Arial" w:hAnsi="Arial" w:cs="Arial"/>
-              </w:rPr>
-              <w:t>, o tiene stock</w:t>
+              <w:t xml:space="preserve">1a. El artículo </w:t>
+            </w:r>
+            <w:del w:id="49" w:author="Jaime Eduardo Baires Escalante" w:date="2024-11-12T20:32:00Z" w16du:dateUtc="2024-11-12T19:32:00Z">
+              <w:r>
+                <w:rPr>
+                  <w:rFonts w:ascii="Arial" w:hAnsi="Arial" w:cs="Arial"/>
+                </w:rPr>
+                <w:delText>está presente en al menos una factura de compra o venta</w:delText>
+              </w:r>
+              <w:r>
+                <w:rPr>
+                  <w:rFonts w:ascii="Arial" w:hAnsi="Arial" w:cs="Arial"/>
+                </w:rPr>
+                <w:delText xml:space="preserve">, o </w:delText>
+              </w:r>
+            </w:del>
+            <w:r>
+              <w:rPr>
+                <w:rFonts w:ascii="Arial" w:hAnsi="Arial" w:cs="Arial"/>
+              </w:rPr>
+              <w:t>tiene stock</w:t>
             </w:r>
             <w:r>
               <w:rPr>
@@ -8925,7 +9105,21 @@
               <w:rPr>
                 <w:rFonts w:ascii="Arial" w:hAnsi="Arial" w:cs="Arial"/>
               </w:rPr>
-              <w:t>1a1. El sistema muestra un aviso al usuario que no se puede eliminar el artículo.</w:t>
+              <w:t>1a1. El sistema muestra un aviso al usuario que no se puede eliminar el artículo</w:t>
+            </w:r>
+            <w:ins w:id="50" w:author="Jaime Eduardo Baires Escalante" w:date="2024-11-12T20:32:00Z" w16du:dateUtc="2024-11-12T19:32:00Z">
+              <w:r>
+                <w:rPr>
+                  <w:rFonts w:ascii="Arial" w:hAnsi="Arial" w:cs="Arial"/>
+                </w:rPr>
+                <w:t xml:space="preserve"> porque aún tiene stock</w:t>
+              </w:r>
+            </w:ins>
+            <w:r>
+              <w:rPr>
+                <w:rFonts w:ascii="Arial" w:hAnsi="Arial" w:cs="Arial"/>
+              </w:rPr>
+              <w:t>.</w:t>
             </w:r>
           </w:p>
         </w:tc>
@@ -9649,6 +9843,7 @@
               <w:rPr>
                 <w:rFonts w:ascii="Arial" w:hAnsi="Arial" w:cs="Arial"/>
               </w:rPr>
+              <w:lastRenderedPageBreak/>
               <w:t>Garantías mínimas</w:t>
             </w:r>
           </w:p>
@@ -9692,7 +9887,6 @@
               <w:rPr>
                 <w:rFonts w:ascii="Arial" w:hAnsi="Arial" w:cs="Arial"/>
               </w:rPr>
-              <w:lastRenderedPageBreak/>
               <w:t>El usuario puede seguir navegando por la aplicación web, si dispone de conexión a internet.</w:t>
             </w:r>
           </w:p>
@@ -9725,7 +9919,6 @@
               <w:rPr>
                 <w:rFonts w:ascii="Arial" w:hAnsi="Arial" w:cs="Arial"/>
               </w:rPr>
-              <w:lastRenderedPageBreak/>
               <w:t>Escenario principal</w:t>
             </w:r>
           </w:p>
@@ -10767,7 +10960,21 @@
               <w:rPr>
                 <w:rFonts w:ascii="Arial" w:hAnsi="Arial" w:cs="Arial"/>
               </w:rPr>
-              <w:t xml:space="preserve"> En dicha lista, solamente aparecerán artículos que tengan stock.</w:t>
+              <w:t xml:space="preserve"> En dicha lista, solamente aparecerán artículos que tengan stock</w:t>
+            </w:r>
+            <w:ins w:id="51" w:author="Jaime Eduardo Baires Escalante" w:date="2024-11-12T20:34:00Z" w16du:dateUtc="2024-11-12T19:34:00Z">
+              <w:r>
+                <w:rPr>
+                  <w:rFonts w:ascii="Arial" w:hAnsi="Arial" w:cs="Arial"/>
+                </w:rPr>
+                <w:t>, y que estén en estado Activo</w:t>
+              </w:r>
+            </w:ins>
+            <w:r>
+              <w:rPr>
+                <w:rFonts w:ascii="Arial" w:hAnsi="Arial" w:cs="Arial"/>
+              </w:rPr>
+              <w:t>.</w:t>
             </w:r>
             <w:r>
               <w:rPr>
@@ -10884,33 +11091,51 @@
               <w:rPr>
                 <w:rFonts w:ascii="Arial" w:hAnsi="Arial" w:cs="Arial"/>
               </w:rPr>
+              <w:lastRenderedPageBreak/>
               <w:t>4. El sistema</w:t>
             </w:r>
             <w:r>
               <w:rPr>
                 <w:rFonts w:ascii="Arial" w:hAnsi="Arial" w:cs="Arial"/>
               </w:rPr>
-              <w:t xml:space="preserve"> registra la venta en la base de datos, actualiza el inventario para reflejar las cantidades vendidas y genera un </w:t>
-            </w:r>
-            <w:commentRangeStart w:id="30"/>
-            <w:r>
-              <w:rPr>
-                <w:rFonts w:ascii="Arial" w:hAnsi="Arial" w:cs="Arial"/>
-              </w:rPr>
-              <w:t xml:space="preserve">recibo </w:t>
-            </w:r>
-            <w:commentRangeEnd w:id="30"/>
-            <w:r>
-              <w:rPr>
-                <w:rStyle w:val="Refdecomentario"/>
-              </w:rPr>
-              <w:commentReference w:id="30"/>
-            </w:r>
-            <w:r>
-              <w:rPr>
-                <w:rFonts w:ascii="Arial" w:hAnsi="Arial" w:cs="Arial"/>
-              </w:rPr>
-              <w:t>para el cliente que incluye el detalle de la venta y el monto total.</w:t>
+              <w:t xml:space="preserve"> registra la venta en la base de datos, actualiza el inventario para reflejar las cantidades vendidas</w:t>
+            </w:r>
+            <w:del w:id="52" w:author="Jaime Eduardo Baires Escalante" w:date="2024-10-27T18:36:00Z" w16du:dateUtc="2024-10-27T17:36:00Z">
+              <w:r>
+                <w:rPr>
+                  <w:rFonts w:ascii="Arial" w:hAnsi="Arial" w:cs="Arial"/>
+                </w:rPr>
+                <w:delText xml:space="preserve"> y genera un </w:delText>
+              </w:r>
+              <w:commentRangeStart w:id="53"/>
+              <w:r>
+                <w:rPr>
+                  <w:rFonts w:ascii="Arial" w:hAnsi="Arial" w:cs="Arial"/>
+                </w:rPr>
+                <w:delText xml:space="preserve">recibo </w:delText>
+              </w:r>
+              <w:commentRangeEnd w:id="53"/>
+              <w:r>
+                <w:rPr>
+                  <w:rStyle w:val="Refdecomentario"/>
+                  <w:rFonts w:ascii="Arial" w:hAnsi="Arial" w:cs="Arial"/>
+                  <w:sz w:val="22"/>
+                  <w:szCs w:val="22"/>
+                </w:rPr>
+                <w:commentReference w:id="53"/>
+              </w:r>
+              <w:r>
+                <w:rPr>
+                  <w:rFonts w:ascii="Arial" w:hAnsi="Arial" w:cs="Arial"/>
+                </w:rPr>
+                <w:delText>para el cliente que incluye el detalle de la venta y el monto total</w:delText>
+              </w:r>
+            </w:del>
+            <w:r>
+              <w:rPr>
+                <w:rFonts w:ascii="Arial" w:hAnsi="Arial" w:cs="Arial"/>
+              </w:rPr>
+              <w:t>.</w:t>
             </w:r>
           </w:p>
           <w:p>
@@ -10926,7 +11151,6 @@
               <w:rPr>
                 <w:rFonts w:ascii="Arial" w:hAnsi="Arial" w:cs="Arial"/>
               </w:rPr>
-              <w:lastRenderedPageBreak/>
               <w:t xml:space="preserve">5. El sistema </w:t>
             </w:r>
             <w:r>
@@ -11952,7 +12176,8 @@
               </w:rPr>
               <w:t xml:space="preserve">2. El usuario selecciona el proveedor de la </w:t>
             </w:r>
-            <w:commentRangeStart w:id="31"/>
+            <w:commentRangeStart w:id="54"/>
+            <w:commentRangeStart w:id="55"/>
             <w:r>
               <w:rPr>
                 <w:rFonts w:ascii="Arial" w:hAnsi="Arial" w:cs="Arial"/>
@@ -11961,72 +12186,317 @@
               </w:rPr>
               <w:t>compra</w:t>
             </w:r>
-            <w:commentRangeEnd w:id="31"/>
+            <w:commentRangeEnd w:id="54"/>
             <w:r>
               <w:rPr>
                 <w:rStyle w:val="Refdecomentario"/>
-              </w:rPr>
-              <w:commentReference w:id="31"/>
-            </w:r>
-            <w:r>
-              <w:rPr>
                 <w:rFonts w:ascii="Arial" w:hAnsi="Arial" w:cs="Arial"/>
                 <w:sz w:val="21"/>
                 <w:szCs w:val="21"/>
               </w:rPr>
-              <w:t>.</w:t>
-            </w:r>
-          </w:p>
-          <w:p>
-            <w:pPr>
-              <w:spacing w:line="276" w:lineRule="auto"/>
-              <w:jc w:val="both"/>
-              <w:cnfStyle w:val="000000100000" w:firstRow="0" w:lastRow="0" w:firstColumn="0" w:lastColumn="0" w:oddVBand="0" w:evenVBand="0" w:oddHBand="1" w:evenHBand="0" w:firstRowFirstColumn="0" w:firstRowLastColumn="0" w:lastRowFirstColumn="0" w:lastRowLastColumn="0"/>
-              <w:rPr>
+              <w:commentReference w:id="54"/>
+            </w:r>
+            <w:commentRangeEnd w:id="55"/>
+            <w:r>
+              <w:rPr>
+                <w:rStyle w:val="Refdecomentario"/>
                 <w:rFonts w:ascii="Arial" w:hAnsi="Arial" w:cs="Arial"/>
                 <w:sz w:val="21"/>
                 <w:szCs w:val="21"/>
               </w:rPr>
-            </w:pPr>
+              <w:commentReference w:id="55"/>
+            </w:r>
+            <w:ins w:id="56" w:author="Jaime Eduardo Baires Escalante" w:date="2024-10-27T18:44:00Z" w16du:dateUtc="2024-10-27T17:44:00Z">
+              <w:r>
+                <w:rPr>
+                  <w:rFonts w:ascii="Arial" w:hAnsi="Arial" w:cs="Arial"/>
+                  <w:sz w:val="21"/>
+                  <w:szCs w:val="21"/>
+                </w:rPr>
+                <w:t xml:space="preserve"> de la lista correspondiente</w:t>
+              </w:r>
+            </w:ins>
             <w:r>
               <w:rPr>
                 <w:rFonts w:ascii="Arial" w:hAnsi="Arial" w:cs="Arial"/>
                 <w:sz w:val="21"/>
                 <w:szCs w:val="21"/>
               </w:rPr>
-              <w:t>3</w:t>
-            </w:r>
-            <w:commentRangeStart w:id="32"/>
-            <w:r>
-              <w:rPr>
+              <w:t>.</w:t>
+            </w:r>
+          </w:p>
+          <w:p>
+            <w:pPr>
+              <w:spacing w:line="276" w:lineRule="auto"/>
+              <w:jc w:val="both"/>
+              <w:cnfStyle w:val="000000100000" w:firstRow="0" w:lastRow="0" w:firstColumn="0" w:lastColumn="0" w:oddVBand="0" w:evenVBand="0" w:oddHBand="1" w:evenHBand="0" w:firstRowFirstColumn="0" w:firstRowLastColumn="0" w:lastRowFirstColumn="0" w:lastRowLastColumn="0"/>
+              <w:rPr>
+                <w:ins w:id="57" w:author="Jaime Eduardo Baires Escalante" w:date="2024-10-27T18:38:00Z" w16du:dateUtc="2024-10-27T17:38:00Z"/>
+                <w:rFonts w:ascii="Arial" w:hAnsi="Arial" w:cs="Arial"/>
+              </w:rPr>
+            </w:pPr>
+            <w:ins w:id="58" w:author="Jaime Eduardo Baires Escalante" w:date="2024-10-27T18:38:00Z" w16du:dateUtc="2024-10-27T17:38:00Z">
+              <w:r>
+                <w:rPr>
+                  <w:rFonts w:ascii="Arial" w:hAnsi="Arial" w:cs="Arial"/>
+                </w:rPr>
+                <w:t xml:space="preserve">3. Por cada artículo que se quiera agregar a la </w:t>
+              </w:r>
+            </w:ins>
+            <w:ins w:id="59" w:author="Jaime Eduardo Baires Escalante" w:date="2024-10-27T18:39:00Z" w16du:dateUtc="2024-10-27T17:39:00Z">
+              <w:r>
+                <w:rPr>
+                  <w:rFonts w:ascii="Arial" w:hAnsi="Arial" w:cs="Arial"/>
+                </w:rPr>
+                <w:t>compra</w:t>
+              </w:r>
+            </w:ins>
+          </w:p>
+          <w:p>
+            <w:pPr>
+              <w:spacing w:line="276" w:lineRule="auto"/>
+              <w:ind w:left="708"/>
+              <w:jc w:val="both"/>
+              <w:cnfStyle w:val="000000100000" w:firstRow="0" w:lastRow="0" w:firstColumn="0" w:lastColumn="0" w:oddVBand="0" w:evenVBand="0" w:oddHBand="1" w:evenHBand="0" w:firstRowFirstColumn="0" w:firstRowLastColumn="0" w:lastRowFirstColumn="0" w:lastRowLastColumn="0"/>
+              <w:rPr>
+                <w:ins w:id="60" w:author="Jaime Eduardo Baires Escalante" w:date="2024-10-27T18:38:00Z" w16du:dateUtc="2024-10-27T17:38:00Z"/>
+                <w:rFonts w:ascii="Arial" w:hAnsi="Arial" w:cs="Arial"/>
+              </w:rPr>
+            </w:pPr>
+            <w:ins w:id="61" w:author="Jaime Eduardo Baires Escalante" w:date="2024-10-27T18:38:00Z" w16du:dateUtc="2024-10-27T17:38:00Z">
+              <w:r>
+                <w:rPr>
+                  <w:rFonts w:ascii="Arial" w:hAnsi="Arial" w:cs="Arial"/>
+                </w:rPr>
+                <w:t xml:space="preserve">3.1 </w:t>
+              </w:r>
+              <w:r>
+                <w:rPr>
+                  <w:rFonts w:ascii="Arial" w:hAnsi="Arial" w:cs="Arial"/>
+                </w:rPr>
+                <w:t xml:space="preserve">El </w:t>
+              </w:r>
+              <w:r>
+                <w:rPr>
+                  <w:rFonts w:ascii="Arial" w:hAnsi="Arial" w:cs="Arial"/>
+                </w:rPr>
+                <w:t>usuario</w:t>
+              </w:r>
+              <w:r>
+                <w:rPr>
+                  <w:rFonts w:ascii="Arial" w:hAnsi="Arial" w:cs="Arial"/>
+                </w:rPr>
+                <w:t xml:space="preserve"> </w:t>
+              </w:r>
+              <w:r>
+                <w:rPr>
+                  <w:rFonts w:ascii="Arial" w:hAnsi="Arial" w:cs="Arial"/>
+                </w:rPr>
+                <w:t xml:space="preserve">agrega el </w:t>
+              </w:r>
+              <w:r>
+                <w:rPr>
+                  <w:rFonts w:ascii="Arial" w:hAnsi="Arial" w:cs="Arial"/>
+                </w:rPr>
+                <w:t xml:space="preserve">artículo a la </w:t>
+              </w:r>
+            </w:ins>
+            <w:ins w:id="62" w:author="Jaime Eduardo Baires Escalante" w:date="2024-10-27T18:39:00Z" w16du:dateUtc="2024-10-27T17:39:00Z">
+              <w:r>
+                <w:rPr>
+                  <w:rFonts w:ascii="Arial" w:hAnsi="Arial" w:cs="Arial"/>
+                </w:rPr>
+                <w:t>compra</w:t>
+              </w:r>
+            </w:ins>
+            <w:ins w:id="63" w:author="Jaime Eduardo Baires Escalante" w:date="2024-10-27T18:38:00Z" w16du:dateUtc="2024-10-27T17:38:00Z">
+              <w:r>
+                <w:rPr>
+                  <w:rFonts w:ascii="Arial" w:hAnsi="Arial" w:cs="Arial"/>
+                </w:rPr>
+                <w:t xml:space="preserve"> seleccionándo</w:t>
+              </w:r>
+              <w:r>
+                <w:rPr>
+                  <w:rFonts w:ascii="Arial" w:hAnsi="Arial" w:cs="Arial"/>
+                </w:rPr>
+                <w:t>lo</w:t>
+              </w:r>
+              <w:r>
+                <w:rPr>
+                  <w:rFonts w:ascii="Arial" w:hAnsi="Arial" w:cs="Arial"/>
+                </w:rPr>
+                <w:t xml:space="preserve"> de la lista de productos disponibles</w:t>
+              </w:r>
+            </w:ins>
+            <w:ins w:id="64" w:author="Jaime Eduardo Baires Escalante" w:date="2024-11-12T20:35:00Z" w16du:dateUtc="2024-11-12T19:35:00Z">
+              <w:r>
+                <w:rPr>
+                  <w:rFonts w:ascii="Arial" w:hAnsi="Arial" w:cs="Arial"/>
+                </w:rPr>
+                <w:t>. En esta lista aparecerán solamente aquellos artículos que se encuentren en estado Activo</w:t>
+              </w:r>
+            </w:ins>
+            <w:ins w:id="65" w:author="Jaime Eduardo Baires Escalante" w:date="2024-10-27T18:38:00Z" w16du:dateUtc="2024-10-27T17:38:00Z">
+              <w:r>
+                <w:rPr>
+                  <w:rFonts w:ascii="Arial" w:hAnsi="Arial" w:cs="Arial"/>
+                </w:rPr>
+                <w:t>.</w:t>
+              </w:r>
+              <w:r>
+                <w:rPr>
+                  <w:rFonts w:ascii="Arial" w:hAnsi="Arial" w:cs="Arial"/>
+                </w:rPr>
+                <w:t xml:space="preserve"> Para cada artículo, el </w:t>
+              </w:r>
+              <w:r>
+                <w:rPr>
+                  <w:rFonts w:ascii="Arial" w:hAnsi="Arial" w:cs="Arial"/>
+                </w:rPr>
+                <w:lastRenderedPageBreak/>
+                <w:t xml:space="preserve">empleado ingresa la cantidad que </w:t>
+              </w:r>
+            </w:ins>
+            <w:ins w:id="66" w:author="Jaime Eduardo Baires Escalante" w:date="2024-10-27T18:39:00Z" w16du:dateUtc="2024-10-27T17:39:00Z">
+              <w:r>
+                <w:rPr>
+                  <w:rFonts w:ascii="Arial" w:hAnsi="Arial" w:cs="Arial"/>
+                </w:rPr>
+                <w:t>la tienda recibirá por parte del proveedor.</w:t>
+              </w:r>
+            </w:ins>
+          </w:p>
+          <w:p>
+            <w:pPr>
+              <w:spacing w:line="276" w:lineRule="auto"/>
+              <w:ind w:left="708"/>
+              <w:jc w:val="both"/>
+              <w:cnfStyle w:val="000000100000" w:firstRow="0" w:lastRow="0" w:firstColumn="0" w:lastColumn="0" w:oddVBand="0" w:evenVBand="0" w:oddHBand="1" w:evenHBand="0" w:firstRowFirstColumn="0" w:firstRowLastColumn="0" w:lastRowFirstColumn="0" w:lastRowLastColumn="0"/>
+              <w:rPr>
+                <w:ins w:id="67" w:author="Jaime Eduardo Baires Escalante" w:date="2024-10-27T18:38:00Z" w16du:dateUtc="2024-10-27T17:38:00Z"/>
+                <w:rFonts w:ascii="Arial" w:hAnsi="Arial" w:cs="Arial"/>
+              </w:rPr>
+            </w:pPr>
+            <w:ins w:id="68" w:author="Jaime Eduardo Baires Escalante" w:date="2024-10-27T18:38:00Z" w16du:dateUtc="2024-10-27T17:38:00Z">
+              <w:r>
+                <w:rPr>
+                  <w:rFonts w:ascii="Arial" w:hAnsi="Arial" w:cs="Arial"/>
+                </w:rPr>
+                <w:t>3.2 El sistema</w:t>
+              </w:r>
+              <w:r>
+                <w:rPr>
+                  <w:rFonts w:ascii="Arial" w:hAnsi="Arial" w:cs="Arial"/>
+                </w:rPr>
+                <w:t xml:space="preserve"> calcula el subtotal de cada artículo (precio unitario multiplicado por la cantidad</w:t>
+              </w:r>
+              <w:r>
+                <w:rPr>
+                  <w:rFonts w:ascii="Arial" w:hAnsi="Arial" w:cs="Arial"/>
+                </w:rPr>
+                <w:t xml:space="preserve"> restando descuentos</w:t>
+              </w:r>
+              <w:r>
+                <w:rPr>
+                  <w:rFonts w:ascii="Arial" w:hAnsi="Arial" w:cs="Arial"/>
+                </w:rPr>
+                <w:t xml:space="preserve">) y muestra el total acumulado en la </w:t>
+              </w:r>
+            </w:ins>
+            <w:ins w:id="69" w:author="Jaime Eduardo Baires Escalante" w:date="2024-10-27T18:39:00Z" w16du:dateUtc="2024-10-27T17:39:00Z">
+              <w:r>
+                <w:rPr>
+                  <w:rFonts w:ascii="Arial" w:hAnsi="Arial" w:cs="Arial"/>
+                </w:rPr>
+                <w:t>compra</w:t>
+              </w:r>
+            </w:ins>
+            <w:ins w:id="70" w:author="Jaime Eduardo Baires Escalante" w:date="2024-10-27T18:38:00Z" w16du:dateUtc="2024-10-27T17:38:00Z">
+              <w:r>
+                <w:rPr>
+                  <w:rFonts w:ascii="Arial" w:hAnsi="Arial" w:cs="Arial"/>
+                </w:rPr>
+                <w:t>.</w:t>
+              </w:r>
+            </w:ins>
+          </w:p>
+          <w:p>
+            <w:pPr>
+              <w:spacing w:line="276" w:lineRule="auto"/>
+              <w:jc w:val="both"/>
+              <w:cnfStyle w:val="000000100000" w:firstRow="0" w:lastRow="0" w:firstColumn="0" w:lastColumn="0" w:oddVBand="0" w:evenVBand="0" w:oddHBand="1" w:evenHBand="0" w:firstRowFirstColumn="0" w:firstRowLastColumn="0" w:lastRowFirstColumn="0" w:lastRowLastColumn="0"/>
+              <w:rPr>
+                <w:del w:id="71" w:author="Jaime Eduardo Baires Escalante" w:date="2024-10-27T18:38:00Z" w16du:dateUtc="2024-10-27T17:38:00Z"/>
                 <w:rFonts w:ascii="Arial" w:hAnsi="Arial" w:cs="Arial"/>
                 <w:sz w:val="21"/>
                 <w:szCs w:val="21"/>
               </w:rPr>
-              <w:t xml:space="preserve">. El usuario agrega artículos a la compra seleccionando cada artículo de la lista de productos disponibles. Para cada artículo, el empleado ingresa la cantidad que se </w:t>
-            </w:r>
-            <w:r>
+            </w:pPr>
+            <w:del w:id="72" w:author="Jaime Eduardo Baires Escalante" w:date="2024-10-27T18:38:00Z" w16du:dateUtc="2024-10-27T17:38:00Z">
+              <w:r>
+                <w:rPr>
+                  <w:rFonts w:ascii="Arial" w:hAnsi="Arial" w:cs="Arial"/>
+                  <w:sz w:val="21"/>
+                  <w:szCs w:val="21"/>
+                </w:rPr>
+                <w:delText>3</w:delText>
+              </w:r>
+              <w:commentRangeStart w:id="73"/>
+              <w:r>
+                <w:rPr>
+                  <w:rFonts w:ascii="Arial" w:hAnsi="Arial" w:cs="Arial"/>
+                  <w:sz w:val="21"/>
+                  <w:szCs w:val="21"/>
+                </w:rPr>
+                <w:delText xml:space="preserve">. El usuario agrega artículos a la compra seleccionando cada artículo de la lista de productos disponibles. Para cada artículo, el empleado ingresa la cantidad que se </w:delText>
+              </w:r>
+              <w:r>
+                <w:rPr>
+                  <w:rFonts w:ascii="Arial" w:hAnsi="Arial" w:cs="Arial"/>
+                  <w:sz w:val="21"/>
+                  <w:szCs w:val="21"/>
+                </w:rPr>
+                <w:delText>ha comprado</w:delText>
+              </w:r>
+              <w:r>
+                <w:rPr>
+                  <w:rFonts w:ascii="Arial" w:hAnsi="Arial" w:cs="Arial"/>
+                  <w:sz w:val="21"/>
+                  <w:szCs w:val="21"/>
+                </w:rPr>
+                <w:delText>.</w:delText>
+              </w:r>
+              <w:commentRangeEnd w:id="73"/>
+              <w:r>
+                <w:rPr>
+                  <w:rStyle w:val="Refdecomentario"/>
+                  <w:rFonts w:ascii="Arial" w:hAnsi="Arial" w:cs="Arial"/>
+                  <w:sz w:val="21"/>
+                  <w:szCs w:val="21"/>
+                </w:rPr>
+                <w:commentReference w:id="73"/>
+              </w:r>
+            </w:del>
+          </w:p>
+          <w:p>
+            <w:pPr>
+              <w:spacing w:line="276" w:lineRule="auto"/>
+              <w:jc w:val="both"/>
+              <w:cnfStyle w:val="000000100000" w:firstRow="0" w:lastRow="0" w:firstColumn="0" w:lastColumn="0" w:oddVBand="0" w:evenVBand="0" w:oddHBand="1" w:evenHBand="0" w:firstRowFirstColumn="0" w:firstRowLastColumn="0" w:lastRowFirstColumn="0" w:lastRowLastColumn="0"/>
               <w:rPr>
                 <w:rFonts w:ascii="Arial" w:hAnsi="Arial" w:cs="Arial"/>
                 <w:sz w:val="21"/>
                 <w:szCs w:val="21"/>
               </w:rPr>
-              <w:t>ha comprado</w:t>
-            </w:r>
+            </w:pPr>
             <w:r>
               <w:rPr>
                 <w:rFonts w:ascii="Arial" w:hAnsi="Arial" w:cs="Arial"/>
                 <w:sz w:val="21"/>
                 <w:szCs w:val="21"/>
               </w:rPr>
-              <w:t>.</w:t>
-            </w:r>
-            <w:commentRangeEnd w:id="32"/>
-            <w:r>
-              <w:rPr>
-                <w:rStyle w:val="Refdecomentario"/>
-              </w:rPr>
-              <w:commentReference w:id="32"/>
+              <w:t>4. El sistema calcula el subtotal de cada artículo (precio unitario multiplicado por la cantidad restando descuentos) y muestra el total acumulado en la compra.</w:t>
             </w:r>
           </w:p>
           <w:p>
@@ -12046,43 +12516,93 @@
                 <w:sz w:val="21"/>
                 <w:szCs w:val="21"/>
               </w:rPr>
-              <w:t>4. El sistema calcula el subtotal de cada artículo (precio unitario multiplicado por la cantidad restando descuentos) y muestra el total acumulado en la compra.</w:t>
-            </w:r>
-          </w:p>
-          <w:p>
-            <w:pPr>
-              <w:spacing w:line="276" w:lineRule="auto"/>
-              <w:jc w:val="both"/>
-              <w:cnfStyle w:val="000000100000" w:firstRow="0" w:lastRow="0" w:firstColumn="0" w:lastColumn="0" w:oddVBand="0" w:evenVBand="0" w:oddHBand="1" w:evenHBand="0" w:firstRowFirstColumn="0" w:firstRowLastColumn="0" w:lastRowFirstColumn="0" w:lastRowLastColumn="0"/>
+              <w:t xml:space="preserve">5. El usuario </w:t>
+            </w:r>
+            <w:commentRangeStart w:id="74"/>
+            <w:commentRangeStart w:id="75"/>
+            <w:r>
               <w:rPr>
                 <w:rFonts w:ascii="Arial" w:hAnsi="Arial" w:cs="Arial"/>
                 <w:sz w:val="21"/>
                 <w:szCs w:val="21"/>
               </w:rPr>
-            </w:pPr>
+              <w:t>confirma los artículos seleccionados</w:t>
+            </w:r>
+            <w:ins w:id="76" w:author="Jaime Eduardo Baires Escalante" w:date="2024-10-27T18:40:00Z" w16du:dateUtc="2024-10-27T17:40:00Z">
+              <w:r>
+                <w:rPr>
+                  <w:rFonts w:ascii="Arial" w:hAnsi="Arial" w:cs="Arial"/>
+                  <w:sz w:val="21"/>
+                  <w:szCs w:val="21"/>
+                </w:rPr>
+                <w:t xml:space="preserve">, </w:t>
+              </w:r>
+            </w:ins>
+            <w:del w:id="77" w:author="Jaime Eduardo Baires Escalante" w:date="2024-10-27T18:40:00Z" w16du:dateUtc="2024-10-27T17:40:00Z">
+              <w:r>
+                <w:rPr>
+                  <w:rFonts w:ascii="Arial" w:hAnsi="Arial" w:cs="Arial"/>
+                  <w:sz w:val="21"/>
+                  <w:szCs w:val="21"/>
+                </w:rPr>
+                <w:delText xml:space="preserve"> y </w:delText>
+              </w:r>
+            </w:del>
             <w:r>
               <w:rPr>
                 <w:rFonts w:ascii="Arial" w:hAnsi="Arial" w:cs="Arial"/>
                 <w:sz w:val="21"/>
                 <w:szCs w:val="21"/>
               </w:rPr>
-              <w:t xml:space="preserve">5. El usuario </w:t>
-            </w:r>
-            <w:commentRangeStart w:id="33"/>
+              <w:t>el monto total</w:t>
+            </w:r>
+            <w:ins w:id="78" w:author="Jaime Eduardo Baires Escalante" w:date="2024-10-27T18:40:00Z" w16du:dateUtc="2024-10-27T17:40:00Z">
+              <w:r>
+                <w:rPr>
+                  <w:rFonts w:ascii="Arial" w:hAnsi="Arial" w:cs="Arial"/>
+                  <w:sz w:val="21"/>
+                  <w:szCs w:val="21"/>
+                </w:rPr>
+                <w:t>, y</w:t>
+              </w:r>
+            </w:ins>
+            <w:del w:id="79" w:author="Jaime Eduardo Baires Escalante" w:date="2024-10-27T18:40:00Z" w16du:dateUtc="2024-10-27T17:40:00Z">
+              <w:r>
+                <w:rPr>
+                  <w:rFonts w:ascii="Arial" w:hAnsi="Arial" w:cs="Arial"/>
+                  <w:sz w:val="21"/>
+                  <w:szCs w:val="21"/>
+                </w:rPr>
+                <w:delText xml:space="preserve"> con</w:delText>
+              </w:r>
+            </w:del>
             <w:r>
               <w:rPr>
                 <w:rFonts w:ascii="Arial" w:hAnsi="Arial" w:cs="Arial"/>
                 <w:sz w:val="21"/>
                 <w:szCs w:val="21"/>
               </w:rPr>
-              <w:t>confirma los artículos seleccionados y el monto total con el proveedor</w:t>
-            </w:r>
-            <w:commentRangeEnd w:id="33"/>
+              <w:t xml:space="preserve"> el proveedor</w:t>
+            </w:r>
+            <w:commentRangeEnd w:id="74"/>
             <w:r>
               <w:rPr>
                 <w:rStyle w:val="Refdecomentario"/>
-              </w:rPr>
-              <w:commentReference w:id="33"/>
+                <w:rFonts w:ascii="Arial" w:hAnsi="Arial" w:cs="Arial"/>
+                <w:sz w:val="21"/>
+                <w:szCs w:val="21"/>
+              </w:rPr>
+              <w:commentReference w:id="74"/>
+            </w:r>
+            <w:commentRangeEnd w:id="75"/>
+            <w:r>
+              <w:rPr>
+                <w:rStyle w:val="Refdecomentario"/>
+                <w:rFonts w:ascii="Arial" w:hAnsi="Arial" w:cs="Arial"/>
+                <w:sz w:val="21"/>
+                <w:szCs w:val="21"/>
+              </w:rPr>
+              <w:commentReference w:id="75"/>
             </w:r>
             <w:r>
               <w:rPr>
@@ -12128,8 +12648,25 @@
                 <w:sz w:val="21"/>
                 <w:szCs w:val="21"/>
               </w:rPr>
-              <w:lastRenderedPageBreak/>
-              <w:t>6. El sistema registra la compra en la base de datos, actualiza el inventario para reflejar las cantidades compradas y genera un recibo para el proveedor que incluye el detalle de la compra y el monto total.</w:t>
+              <w:t>6. El sistema registra la compra en la base de datos, actualiza el inventario para reflejar las cantidades compradas</w:t>
+            </w:r>
+            <w:del w:id="80" w:author="Jaime Eduardo Baires Escalante" w:date="2024-10-27T18:37:00Z" w16du:dateUtc="2024-10-27T17:37:00Z">
+              <w:r>
+                <w:rPr>
+                  <w:rFonts w:ascii="Arial" w:hAnsi="Arial" w:cs="Arial"/>
+                  <w:sz w:val="21"/>
+                  <w:szCs w:val="21"/>
+                </w:rPr>
+                <w:delText xml:space="preserve"> y genera un recibo para el proveedor que incluye el detalle de la compra y el monto total</w:delText>
+              </w:r>
+            </w:del>
+            <w:r>
+              <w:rPr>
+                <w:rFonts w:ascii="Arial" w:hAnsi="Arial" w:cs="Arial"/>
+                <w:sz w:val="21"/>
+                <w:szCs w:val="21"/>
+              </w:rPr>
+              <w:t>.</w:t>
             </w:r>
           </w:p>
           <w:p>
@@ -12191,6 +12728,52 @@
               <w:right w:val="single" w:sz="4" w:space="0" w:color="5B9BD5"/>
             </w:tcBorders>
           </w:tcPr>
+          <w:p>
+            <w:pPr>
+              <w:spacing w:line="276" w:lineRule="auto"/>
+              <w:jc w:val="both"/>
+              <w:cnfStyle w:val="000000000000" w:firstRow="0" w:lastRow="0" w:firstColumn="0" w:lastColumn="0" w:oddVBand="0" w:evenVBand="0" w:oddHBand="0" w:evenHBand="0" w:firstRowFirstColumn="0" w:firstRowLastColumn="0" w:lastRowFirstColumn="0" w:lastRowLastColumn="0"/>
+              <w:rPr>
+                <w:ins w:id="81" w:author="Jaime Eduardo Baires Escalante" w:date="2024-10-27T18:43:00Z" w16du:dateUtc="2024-10-27T17:43:00Z"/>
+                <w:rFonts w:ascii="Arial" w:hAnsi="Arial" w:cs="Arial"/>
+              </w:rPr>
+            </w:pPr>
+            <w:ins w:id="82" w:author="Jaime Eduardo Baires Escalante" w:date="2024-10-27T18:43:00Z" w16du:dateUtc="2024-10-27T17:43:00Z">
+              <w:r>
+                <w:rPr>
+                  <w:rFonts w:ascii="Arial" w:hAnsi="Arial" w:cs="Arial"/>
+                </w:rPr>
+                <w:t>2a. El proveedor no existe en la base de datos.</w:t>
+              </w:r>
+            </w:ins>
+          </w:p>
+          <w:p>
+            <w:pPr>
+              <w:spacing w:line="276" w:lineRule="auto"/>
+              <w:jc w:val="both"/>
+              <w:cnfStyle w:val="000000000000" w:firstRow="0" w:lastRow="0" w:firstColumn="0" w:lastColumn="0" w:oddVBand="0" w:evenVBand="0" w:oddHBand="0" w:evenHBand="0" w:firstRowFirstColumn="0" w:firstRowLastColumn="0" w:lastRowFirstColumn="0" w:lastRowLastColumn="0"/>
+              <w:rPr>
+                <w:ins w:id="83" w:author="Jaime Eduardo Baires Escalante" w:date="2024-10-27T18:43:00Z" w16du:dateUtc="2024-10-27T17:43:00Z"/>
+                <w:rFonts w:ascii="Arial" w:hAnsi="Arial" w:cs="Arial"/>
+              </w:rPr>
+            </w:pPr>
+            <w:ins w:id="84" w:author="Jaime Eduardo Baires Escalante" w:date="2024-10-27T18:43:00Z" w16du:dateUtc="2024-10-27T17:43:00Z">
+              <w:r>
+                <w:rPr>
+                  <w:rFonts w:ascii="Arial" w:hAnsi="Arial" w:cs="Arial"/>
+                </w:rPr>
+                <w:t xml:space="preserve">2a1. El usuario selecciona </w:t>
+              </w:r>
+            </w:ins>
+            <w:ins w:id="85" w:author="Jaime Eduardo Baires Escalante" w:date="2024-10-27T18:44:00Z" w16du:dateUtc="2024-10-27T17:44:00Z">
+              <w:r>
+                <w:rPr>
+                  <w:rFonts w:ascii="Arial" w:hAnsi="Arial" w:cs="Arial"/>
+                </w:rPr>
+                <w:t>el botón de “Añadir proveedor”, que abrirá un modal con los datos a dar de alta.</w:t>
+              </w:r>
+            </w:ins>
+          </w:p>
           <w:p>
             <w:pPr>
               <w:spacing w:line="276" w:lineRule="auto"/>
@@ -13053,6 +13636,7 @@
               <w:rPr>
                 <w:rFonts w:ascii="Arial" w:hAnsi="Arial" w:cs="Arial"/>
               </w:rPr>
+              <w:lastRenderedPageBreak/>
               <w:t>El usuario puede seguir navegando por la aplicación web, si dispone de conexión a internet.</w:t>
             </w:r>
           </w:p>
@@ -13085,6 +13669,7 @@
               <w:rPr>
                 <w:rFonts w:ascii="Arial" w:hAnsi="Arial" w:cs="Arial"/>
               </w:rPr>
+              <w:lastRenderedPageBreak/>
               <w:t>Escenario principal</w:t>
             </w:r>
           </w:p>
@@ -13142,7 +13727,8 @@
               </w:rPr>
               <w:t xml:space="preserve">, y </w:t>
             </w:r>
-            <w:commentRangeStart w:id="34"/>
+            <w:commentRangeStart w:id="86"/>
+            <w:commentRangeStart w:id="87"/>
             <w:r>
               <w:rPr>
                 <w:rFonts w:ascii="Arial" w:hAnsi="Arial" w:cs="Arial"/>
@@ -13151,120 +13737,94 @@
               </w:rPr>
               <w:t>la referencia a la factura de venta correspondiente</w:t>
             </w:r>
-            <w:commentRangeEnd w:id="34"/>
+            <w:commentRangeEnd w:id="86"/>
             <w:r>
               <w:rPr>
                 <w:rStyle w:val="Refdecomentario"/>
-              </w:rPr>
-              <w:commentReference w:id="34"/>
-            </w:r>
-            <w:r>
-              <w:rPr>
                 <w:rFonts w:ascii="Arial" w:hAnsi="Arial" w:cs="Arial"/>
                 <w:sz w:val="21"/>
                 <w:szCs w:val="21"/>
               </w:rPr>
-              <w:t>.</w:t>
-            </w:r>
-          </w:p>
-          <w:p>
-            <w:pPr>
-              <w:spacing w:line="276" w:lineRule="auto"/>
-              <w:jc w:val="both"/>
-              <w:cnfStyle w:val="000000100000" w:firstRow="0" w:lastRow="0" w:firstColumn="0" w:lastColumn="0" w:oddVBand="0" w:evenVBand="0" w:oddHBand="1" w:evenHBand="0" w:firstRowFirstColumn="0" w:firstRowLastColumn="0" w:lastRowFirstColumn="0" w:lastRowLastColumn="0"/>
-              <w:rPr>
+              <w:commentReference w:id="86"/>
+            </w:r>
+            <w:commentRangeEnd w:id="87"/>
+            <w:r>
+              <w:rPr>
+                <w:rStyle w:val="Refdecomentario"/>
                 <w:rFonts w:ascii="Arial" w:hAnsi="Arial" w:cs="Arial"/>
                 <w:sz w:val="21"/>
                 <w:szCs w:val="21"/>
               </w:rPr>
-            </w:pPr>
+              <w:commentReference w:id="87"/>
+            </w:r>
             <w:r>
               <w:rPr>
                 <w:rFonts w:ascii="Arial" w:hAnsi="Arial" w:cs="Arial"/>
                 <w:sz w:val="21"/>
                 <w:szCs w:val="21"/>
               </w:rPr>
-              <w:t xml:space="preserve">2. El usuario agrega artículos al reembolso seleccionando cada artículo </w:t>
-            </w:r>
-            <w:commentRangeStart w:id="35"/>
-            <w:commentRangeStart w:id="36"/>
-            <w:commentRangeStart w:id="37"/>
-            <w:r>
+              <w:t>.</w:t>
+            </w:r>
+          </w:p>
+          <w:p>
+            <w:pPr>
+              <w:spacing w:line="276" w:lineRule="auto"/>
+              <w:jc w:val="both"/>
+              <w:cnfStyle w:val="000000100000" w:firstRow="0" w:lastRow="0" w:firstColumn="0" w:lastColumn="0" w:oddVBand="0" w:evenVBand="0" w:oddHBand="1" w:evenHBand="0" w:firstRowFirstColumn="0" w:firstRowLastColumn="0" w:lastRowFirstColumn="0" w:lastRowLastColumn="0"/>
               <w:rPr>
                 <w:rFonts w:ascii="Arial" w:hAnsi="Arial" w:cs="Arial"/>
                 <w:sz w:val="21"/>
                 <w:szCs w:val="21"/>
               </w:rPr>
-              <w:t xml:space="preserve">de la lista de productos </w:t>
-            </w:r>
-            <w:commentRangeEnd w:id="35"/>
+            </w:pPr>
             <w:r>
               <w:rPr>
                 <w:rFonts w:ascii="Arial" w:hAnsi="Arial" w:cs="Arial"/>
                 <w:sz w:val="21"/>
                 <w:szCs w:val="21"/>
               </w:rPr>
-              <w:t>de la factura de venta originaria</w:t>
-            </w:r>
-            <w:r>
-              <w:rPr>
-                <w:rStyle w:val="Refdecomentario"/>
-              </w:rPr>
-              <w:commentReference w:id="35"/>
-            </w:r>
-            <w:commentRangeEnd w:id="36"/>
-            <w:r>
-              <w:rPr>
-                <w:rStyle w:val="Refdecomentario"/>
-              </w:rPr>
-              <w:commentReference w:id="36"/>
-            </w:r>
-            <w:commentRangeEnd w:id="37"/>
-            <w:r>
-              <w:rPr>
-                <w:rStyle w:val="Refdecomentario"/>
-              </w:rPr>
-              <w:commentReference w:id="37"/>
-            </w:r>
+              <w:t xml:space="preserve">2. El usuario agrega artículos al reembolso seleccionando cada artículo </w:t>
+            </w:r>
+            <w:commentRangeStart w:id="88"/>
+            <w:commentRangeStart w:id="89"/>
+            <w:commentRangeStart w:id="90"/>
             <w:r>
               <w:rPr>
                 <w:rFonts w:ascii="Arial" w:hAnsi="Arial" w:cs="Arial"/>
                 <w:sz w:val="21"/>
                 <w:szCs w:val="21"/>
               </w:rPr>
-              <w:t>. Para cada artículo, el empleado ingresa la cantidad que el cliente desea reembolsar</w:t>
-            </w:r>
-            <w:r>
-              <w:rPr>
+              <w:t xml:space="preserve">de la lista de productos </w:t>
+            </w:r>
+            <w:commentRangeEnd w:id="88"/>
+            <w:r>
+              <w:rPr>
+                <w:rStyle w:val="Refdecomentario"/>
                 <w:rFonts w:ascii="Arial" w:hAnsi="Arial" w:cs="Arial"/>
                 <w:sz w:val="21"/>
                 <w:szCs w:val="21"/>
               </w:rPr>
-              <w:t xml:space="preserve">, </w:t>
-            </w:r>
-            <w:commentRangeStart w:id="38"/>
-            <w:r>
-              <w:rPr>
+              <w:commentReference w:id="88"/>
+            </w:r>
+            <w:commentRangeEnd w:id="89"/>
+            <w:r>
+              <w:rPr>
+                <w:rStyle w:val="Refdecomentario"/>
                 <w:rFonts w:ascii="Arial" w:hAnsi="Arial" w:cs="Arial"/>
                 <w:sz w:val="21"/>
                 <w:szCs w:val="21"/>
               </w:rPr>
-              <w:t xml:space="preserve">así como el precio unitario y descuento aplicados </w:t>
-            </w:r>
-            <w:commentRangeEnd w:id="38"/>
+              <w:commentReference w:id="89"/>
+            </w:r>
+            <w:commentRangeEnd w:id="90"/>
             <w:r>
               <w:rPr>
                 <w:rStyle w:val="Refdecomentario"/>
-              </w:rPr>
-              <w:commentReference w:id="38"/>
-            </w:r>
-            <w:r>
-              <w:rPr>
                 <w:rFonts w:ascii="Arial" w:hAnsi="Arial" w:cs="Arial"/>
                 <w:sz w:val="21"/>
                 <w:szCs w:val="21"/>
               </w:rPr>
-              <w:t xml:space="preserve">(que tendrán que </w:t>
+              <w:commentReference w:id="90"/>
             </w:r>
             <w:r>
               <w:rPr>
@@ -13272,7 +13832,7 @@
                 <w:sz w:val="21"/>
                 <w:szCs w:val="21"/>
               </w:rPr>
-              <w:t>ser iguales</w:t>
+              <w:t>de la factura de venta originaria</w:t>
             </w:r>
             <w:r>
               <w:rPr>
@@ -13280,51 +13840,113 @@
                 <w:sz w:val="21"/>
                 <w:szCs w:val="21"/>
               </w:rPr>
-              <w:t xml:space="preserve"> </w:t>
-            </w:r>
-            <w:r>
+              <w:t>. Para cada artículo, el empleado ingresa la cantidad que el cliente desea reembolsar</w:t>
+            </w:r>
+            <w:ins w:id="91" w:author="Jaime Eduardo Baires Escalante" w:date="2024-11-12T20:26:00Z" w16du:dateUtc="2024-11-12T19:26:00Z">
+              <w:r>
+                <w:rPr>
+                  <w:rFonts w:ascii="Arial" w:hAnsi="Arial" w:cs="Arial"/>
+                  <w:sz w:val="21"/>
+                  <w:szCs w:val="21"/>
+                </w:rPr>
+                <w:t>.</w:t>
+              </w:r>
+            </w:ins>
+            <w:del w:id="92" w:author="Jaime Eduardo Baires Escalante" w:date="2024-11-12T20:26:00Z" w16du:dateUtc="2024-11-12T19:26:00Z">
+              <w:r>
+                <w:rPr>
+                  <w:rFonts w:ascii="Arial" w:hAnsi="Arial" w:cs="Arial"/>
+                  <w:sz w:val="21"/>
+                  <w:szCs w:val="21"/>
+                </w:rPr>
+                <w:delText xml:space="preserve">, </w:delText>
+              </w:r>
+              <w:commentRangeStart w:id="93"/>
+              <w:r>
+                <w:rPr>
+                  <w:rFonts w:ascii="Arial" w:hAnsi="Arial" w:cs="Arial"/>
+                  <w:sz w:val="21"/>
+                  <w:szCs w:val="21"/>
+                </w:rPr>
+                <w:delText xml:space="preserve">así como el precio unitario y descuento aplicados </w:delText>
+              </w:r>
+              <w:commentRangeEnd w:id="93"/>
+              <w:r>
+                <w:rPr>
+                  <w:rStyle w:val="Refdecomentario"/>
+                  <w:rFonts w:ascii="Arial" w:hAnsi="Arial" w:cs="Arial"/>
+                  <w:sz w:val="21"/>
+                  <w:szCs w:val="21"/>
+                </w:rPr>
+                <w:commentReference w:id="93"/>
+              </w:r>
+              <w:r>
+                <w:rPr>
+                  <w:rFonts w:ascii="Arial" w:hAnsi="Arial" w:cs="Arial"/>
+                  <w:sz w:val="21"/>
+                  <w:szCs w:val="21"/>
+                </w:rPr>
+                <w:delText xml:space="preserve">(que tendrán que </w:delText>
+              </w:r>
+              <w:r>
+                <w:rPr>
+                  <w:rFonts w:ascii="Arial" w:hAnsi="Arial" w:cs="Arial"/>
+                  <w:sz w:val="21"/>
+                  <w:szCs w:val="21"/>
+                </w:rPr>
+                <w:delText>ser iguales</w:delText>
+              </w:r>
+              <w:r>
+                <w:rPr>
+                  <w:rFonts w:ascii="Arial" w:hAnsi="Arial" w:cs="Arial"/>
+                  <w:sz w:val="21"/>
+                  <w:szCs w:val="21"/>
+                </w:rPr>
+                <w:delText xml:space="preserve"> </w:delText>
+              </w:r>
+              <w:r>
+                <w:rPr>
+                  <w:rFonts w:ascii="Arial" w:hAnsi="Arial" w:cs="Arial"/>
+                  <w:sz w:val="21"/>
+                  <w:szCs w:val="21"/>
+                </w:rPr>
+                <w:delText xml:space="preserve">a los </w:delText>
+              </w:r>
+              <w:r>
+                <w:rPr>
+                  <w:rFonts w:ascii="Arial" w:hAnsi="Arial" w:cs="Arial"/>
+                  <w:sz w:val="21"/>
+                  <w:szCs w:val="21"/>
+                </w:rPr>
+                <w:delText>de la factura de venta)</w:delText>
+              </w:r>
+              <w:r>
+                <w:rPr>
+                  <w:rFonts w:ascii="Arial" w:hAnsi="Arial" w:cs="Arial"/>
+                  <w:sz w:val="21"/>
+                  <w:szCs w:val="21"/>
+                </w:rPr>
+                <w:delText>.</w:delText>
+              </w:r>
+            </w:del>
+          </w:p>
+          <w:p>
+            <w:pPr>
+              <w:spacing w:line="276" w:lineRule="auto"/>
+              <w:jc w:val="both"/>
+              <w:cnfStyle w:val="000000100000" w:firstRow="0" w:lastRow="0" w:firstColumn="0" w:lastColumn="0" w:oddVBand="0" w:evenVBand="0" w:oddHBand="1" w:evenHBand="0" w:firstRowFirstColumn="0" w:firstRowLastColumn="0" w:lastRowFirstColumn="0" w:lastRowLastColumn="0"/>
               <w:rPr>
                 <w:rFonts w:ascii="Arial" w:hAnsi="Arial" w:cs="Arial"/>
                 <w:sz w:val="21"/>
                 <w:szCs w:val="21"/>
               </w:rPr>
-              <w:t xml:space="preserve">a los </w:t>
-            </w:r>
+            </w:pPr>
             <w:r>
               <w:rPr>
                 <w:rFonts w:ascii="Arial" w:hAnsi="Arial" w:cs="Arial"/>
                 <w:sz w:val="21"/>
                 <w:szCs w:val="21"/>
               </w:rPr>
-              <w:t>de la factura de venta)</w:t>
-            </w:r>
-            <w:r>
-              <w:rPr>
-                <w:rFonts w:ascii="Arial" w:hAnsi="Arial" w:cs="Arial"/>
-                <w:sz w:val="21"/>
-                <w:szCs w:val="21"/>
-              </w:rPr>
-              <w:t>.</w:t>
-            </w:r>
-          </w:p>
-          <w:p>
-            <w:pPr>
-              <w:spacing w:line="276" w:lineRule="auto"/>
-              <w:jc w:val="both"/>
-              <w:cnfStyle w:val="000000100000" w:firstRow="0" w:lastRow="0" w:firstColumn="0" w:lastColumn="0" w:oddVBand="0" w:evenVBand="0" w:oddHBand="1" w:evenHBand="0" w:firstRowFirstColumn="0" w:firstRowLastColumn="0" w:lastRowFirstColumn="0" w:lastRowLastColumn="0"/>
-              <w:rPr>
-                <w:rFonts w:ascii="Arial" w:hAnsi="Arial" w:cs="Arial"/>
-                <w:sz w:val="21"/>
-                <w:szCs w:val="21"/>
-              </w:rPr>
-            </w:pPr>
-            <w:r>
-              <w:rPr>
-                <w:rFonts w:ascii="Arial" w:hAnsi="Arial" w:cs="Arial"/>
-                <w:sz w:val="21"/>
-                <w:szCs w:val="21"/>
-              </w:rPr>
-              <w:lastRenderedPageBreak/>
               <w:t>3. El sistema calcula el subtotal de cada artículo (precio unitario</w:t>
             </w:r>
             <w:r>
@@ -13399,7 +14021,25 @@
                 <w:sz w:val="21"/>
                 <w:szCs w:val="21"/>
               </w:rPr>
-              <w:t>5. El sistema registra el reembolso en la base de datos, actualiza el inventario para reflejar las cantidades reembolsadas y genera un recibo para el cliente que incluye el detalle del reembolso y el monto total.</w:t>
+              <w:t>5. El sistema registra el reembolso en la base de datos, actualiza el inventario para reflejar las cantidades reembolsadas</w:t>
+            </w:r>
+            <w:del w:id="94" w:author="Jaime Eduardo Baires Escalante" w:date="2024-10-27T18:37:00Z" w16du:dateUtc="2024-10-27T17:37:00Z">
+              <w:r>
+                <w:rPr>
+                  <w:rFonts w:ascii="Arial" w:hAnsi="Arial" w:cs="Arial"/>
+                  <w:sz w:val="21"/>
+                  <w:szCs w:val="21"/>
+                </w:rPr>
+                <w:delText xml:space="preserve"> y genera un recibo para el cliente que incluye el detalle del reembolso y el monto total</w:delText>
+              </w:r>
+            </w:del>
+            <w:r>
+              <w:rPr>
+                <w:rFonts w:ascii="Arial" w:hAnsi="Arial" w:cs="Arial"/>
+                <w:sz w:val="21"/>
+                <w:szCs w:val="21"/>
+              </w:rPr>
+              <w:t>.</w:t>
             </w:r>
           </w:p>
           <w:p>
@@ -13446,7 +14086,6 @@
               <w:rPr>
                 <w:rFonts w:ascii="Arial" w:hAnsi="Arial" w:cs="Arial"/>
               </w:rPr>
-              <w:lastRenderedPageBreak/>
               <w:t>Extensiones</w:t>
             </w:r>
           </w:p>
@@ -14209,6 +14848,7 @@
               <w:rPr>
                 <w:rFonts w:ascii="Arial" w:hAnsi="Arial" w:cs="Arial"/>
               </w:rPr>
+              <w:lastRenderedPageBreak/>
               <w:t>Garantías si éxito</w:t>
             </w:r>
           </w:p>
@@ -14395,7 +15035,6 @@
               <w:rPr>
                 <w:rFonts w:ascii="Arial" w:hAnsi="Arial" w:cs="Arial"/>
               </w:rPr>
-              <w:lastRenderedPageBreak/>
               <w:t xml:space="preserve">2. </w:t>
             </w:r>
             <w:r>
@@ -14501,7 +15140,6 @@
               <w:rPr>
                 <w:rFonts w:ascii="Arial" w:hAnsi="Arial" w:cs="Arial"/>
               </w:rPr>
-              <w:lastRenderedPageBreak/>
               <w:t>Extensiones</w:t>
             </w:r>
           </w:p>
@@ -15408,6 +16046,7 @@
               <w:rPr>
                 <w:rFonts w:ascii="Arial" w:hAnsi="Arial" w:cs="Arial"/>
               </w:rPr>
+              <w:lastRenderedPageBreak/>
               <w:t>3. El usuario selecciona la opción “</w:t>
             </w:r>
             <w:r>
@@ -15485,6 +16124,7 @@
               <w:rPr>
                 <w:rFonts w:ascii="Arial" w:hAnsi="Arial" w:cs="Arial"/>
               </w:rPr>
+              <w:lastRenderedPageBreak/>
               <w:t>Extensiones</w:t>
             </w:r>
           </w:p>
@@ -15594,7 +16234,6 @@
               <w:rPr>
                 <w:rFonts w:ascii="Arial" w:hAnsi="Arial" w:cs="Arial"/>
               </w:rPr>
-              <w:lastRenderedPageBreak/>
               <w:t>Comentarios</w:t>
             </w:r>
           </w:p>
@@ -16666,7 +17305,7 @@
           <w:color w:val="595959" w:themeColor="text1" w:themeTint="A6"/>
         </w:rPr>
       </w:pPr>
-      <w:bookmarkStart w:id="39" w:name="_Toc164060907"/>
+      <w:bookmarkStart w:id="95" w:name="_Toc164060907"/>
       <w:r>
         <w:rPr>
           <w:rFonts w:ascii="Arial" w:hAnsi="Arial" w:cs="Arial"/>
@@ -16674,6 +17313,7 @@
           <w:iCs/>
           <w:color w:val="595959" w:themeColor="text1" w:themeTint="A6"/>
         </w:rPr>
+        <w:lastRenderedPageBreak/>
         <w:t xml:space="preserve">Tabla </w:t>
       </w:r>
       <w:r>
@@ -17048,7 +17688,6 @@
               <w:rPr>
                 <w:rFonts w:ascii="Arial" w:hAnsi="Arial" w:cs="Arial"/>
               </w:rPr>
-              <w:lastRenderedPageBreak/>
               <w:t>Descripción</w:t>
             </w:r>
           </w:p>
@@ -17870,6 +18509,7 @@
         <w:pStyle w:val="Ttulo2"/>
         <w:spacing w:before="240" w:after="120"/>
         <w:rPr>
+          <w:del w:id="96" w:author="Jaime Eduardo Baires Escalante" w:date="2024-12-28T16:27:00Z" w16du:dateUtc="2024-12-28T15:27:00Z"/>
           <w:rFonts w:ascii="Arial" w:hAnsi="Arial" w:cs="Arial"/>
           <w:b/>
           <w:bCs/>
@@ -17877,6 +18517,30 @@
           <w:sz w:val="24"/>
           <w:szCs w:val="24"/>
         </w:rPr>
+      </w:pPr>
+    </w:p>
+    <w:p>
+      <w:pPr>
+        <w:rPr>
+          <w:ins w:id="97" w:author="Jaime Eduardo Baires Escalante" w:date="2024-12-28T16:28:00Z" w16du:dateUtc="2024-12-28T15:28:00Z"/>
+          <w:rPrChange w:id="98" w:author="Jaime Eduardo Baires Escalante" w:date="2024-12-28T16:28:00Z" w16du:dateUtc="2024-12-28T15:28:00Z">
+            <w:rPr>
+              <w:ins w:id="99" w:author="Jaime Eduardo Baires Escalante" w:date="2024-12-28T16:28:00Z" w16du:dateUtc="2024-12-28T15:28:00Z"/>
+              <w:rFonts w:ascii="Arial" w:hAnsi="Arial" w:cs="Arial"/>
+              <w:b/>
+              <w:bCs/>
+              <w:color w:val="auto"/>
+              <w:sz w:val="24"/>
+              <w:szCs w:val="24"/>
+            </w:rPr>
+          </w:rPrChange>
+        </w:rPr>
+        <w:pPrChange w:id="100" w:author="Jaime Eduardo Baires Escalante" w:date="2024-12-28T16:28:00Z" w16du:dateUtc="2024-12-28T15:28:00Z">
+          <w:pPr>
+            <w:pStyle w:val="Ttulo2"/>
+            <w:spacing w:before="240" w:after="120"/>
+          </w:pPr>
+        </w:pPrChange>
       </w:pPr>
     </w:p>
     <w:p>
@@ -17947,7 +18611,7 @@
         </w:rPr>
         <w:t xml:space="preserve"> no funcionales</w:t>
       </w:r>
-      <w:bookmarkEnd w:id="39"/>
+      <w:bookmarkEnd w:id="95"/>
     </w:p>
     <w:p>
       <w:pPr>
@@ -18258,7 +18922,14 @@
               <w:rPr>
                 <w:rFonts w:ascii="Arial" w:hAnsi="Arial" w:cs="Arial"/>
               </w:rPr>
-              <w:t>El sistema debe permitir diferentes niveles de acceso según el rol del usuario. Esto asegura que cada usuario tenga acceso únicamente a la información y funciones que necesita para realizar su trabajo.</w:t>
+              <w:t xml:space="preserve">El sistema debe permitir diferentes niveles de acceso según el rol del </w:t>
+            </w:r>
+            <w:r>
+              <w:rPr>
+                <w:rFonts w:ascii="Arial" w:hAnsi="Arial" w:cs="Arial"/>
+              </w:rPr>
+              <w:lastRenderedPageBreak/>
+              <w:t>usuario. Esto asegura que cada usuario tenga acceso únicamente a la información y funciones que necesita para realizar su trabajo.</w:t>
             </w:r>
           </w:p>
         </w:tc>
@@ -18280,6 +18951,7 @@
               <w:rPr>
                 <w:rFonts w:ascii="Arial" w:hAnsi="Arial" w:cs="Arial"/>
               </w:rPr>
+              <w:lastRenderedPageBreak/>
               <w:t>Usabilidad</w:t>
             </w:r>
           </w:p>
@@ -18320,14 +18992,7 @@
               <w:rPr>
                 <w:rFonts w:ascii="Arial" w:hAnsi="Arial" w:cs="Arial"/>
               </w:rPr>
-              <w:t xml:space="preserve">La interfaz de usuario debe ser fácil de entender y utilizar. Esto mejora la </w:t>
-            </w:r>
-            <w:r>
-              <w:rPr>
-                <w:rFonts w:ascii="Arial" w:hAnsi="Arial" w:cs="Arial"/>
-              </w:rPr>
-              <w:lastRenderedPageBreak/>
-              <w:t>experiencia del usuario y reduce la curva de aprendizaje.</w:t>
+              <w:t>La interfaz de usuario debe ser fácil de entender y utilizar. Esto mejora la experiencia del usuario y reduce la curva de aprendizaje.</w:t>
             </w:r>
           </w:p>
         </w:tc>
@@ -18350,7 +19015,6 @@
               <w:rPr>
                 <w:rFonts w:ascii="Arial" w:hAnsi="Arial" w:cs="Arial"/>
               </w:rPr>
-              <w:lastRenderedPageBreak/>
               <w:t>Compatibilidad</w:t>
             </w:r>
           </w:p>
@@ -18393,20 +19057,31 @@
               </w:rPr>
               <w:t xml:space="preserve">El sistema debe funcionar correctamente en los navegadores web más </w:t>
             </w:r>
-            <w:commentRangeStart w:id="40"/>
+            <w:commentRangeStart w:id="101"/>
             <w:r>
               <w:rPr>
                 <w:rFonts w:ascii="Arial" w:hAnsi="Arial" w:cs="Arial"/>
               </w:rPr>
               <w:t>utilizados</w:t>
             </w:r>
-            <w:commentRangeEnd w:id="40"/>
+            <w:commentRangeEnd w:id="101"/>
             <w:r>
               <w:rPr>
                 <w:rStyle w:val="Refdecomentario"/>
-              </w:rPr>
-              <w:commentReference w:id="40"/>
-            </w:r>
+                <w:rFonts w:ascii="Arial" w:hAnsi="Arial" w:cs="Arial"/>
+                <w:sz w:val="22"/>
+                <w:szCs w:val="22"/>
+              </w:rPr>
+              <w:commentReference w:id="101"/>
+            </w:r>
+            <w:ins w:id="102" w:author="Jaime Eduardo Baires Escalante" w:date="2024-11-10T17:37:00Z" w16du:dateUtc="2024-11-10T16:37:00Z">
+              <w:r>
+                <w:rPr>
+                  <w:rFonts w:ascii="Arial" w:hAnsi="Arial" w:cs="Arial"/>
+                </w:rPr>
+                <w:t>: Google Chrome y Mozilla Firefox</w:t>
+              </w:r>
+            </w:ins>
             <w:r>
               <w:rPr>
                 <w:rFonts w:ascii="Arial" w:hAnsi="Arial" w:cs="Arial"/>
@@ -18480,7 +19155,7 @@
           <w:rFonts w:ascii="Arial" w:hAnsi="Arial" w:cs="Arial"/>
         </w:rPr>
       </w:pPr>
-      <w:bookmarkStart w:id="41" w:name="_Toc164060908"/>
+      <w:bookmarkStart w:id="103" w:name="_Toc164060908"/>
     </w:p>
     <w:p>
       <w:pPr>
@@ -18531,7 +19206,7 @@
         </w:rPr>
         <w:t xml:space="preserve"> Bocetos / mockups de la interfaz</w:t>
       </w:r>
-      <w:bookmarkEnd w:id="41"/>
+      <w:bookmarkEnd w:id="103"/>
     </w:p>
     <w:p>
       <w:pPr>
@@ -18562,16 +19237,8 @@
         <w:rPr>
           <w:rFonts w:ascii="Arial" w:hAnsi="Arial" w:cs="Arial"/>
         </w:rPr>
-        <w:t xml:space="preserve">con el sitio web </w:t>
-      </w:r>
-      <w:proofErr w:type="spellStart"/>
-      <w:r>
-        <w:rPr>
-          <w:rFonts w:ascii="Arial" w:hAnsi="Arial" w:cs="Arial"/>
-        </w:rPr>
-        <w:t>Canva</w:t>
-      </w:r>
-      <w:proofErr w:type="spellEnd"/>
+        <w:t>con el sitio web Canva</w:t>
+      </w:r>
       <w:r>
         <w:rPr>
           <w:rFonts w:ascii="Arial" w:hAnsi="Arial" w:cs="Arial"/>
@@ -18637,7 +19304,7 @@
                     <pic:cNvPicPr/>
                   </pic:nvPicPr>
                   <pic:blipFill>
-                    <a:blip r:embed="rId19"/>
+                    <a:blip r:embed="rId22"/>
                     <a:stretch>
                       <a:fillRect/>
                     </a:stretch>
@@ -18669,7 +19336,7 @@
           <w:color w:val="595959" w:themeColor="text1" w:themeTint="A6"/>
         </w:rPr>
       </w:pPr>
-      <w:bookmarkStart w:id="42" w:name="_Toc170240665"/>
+      <w:bookmarkStart w:id="104" w:name="_Toc170240665"/>
       <w:r>
         <w:rPr>
           <w:rFonts w:ascii="Arial" w:hAnsi="Arial" w:cs="Arial"/>
@@ -18743,7 +19410,7 @@
         </w:rPr>
         <w:t>Boceto para pantallas de consulta masiva de información</w:t>
       </w:r>
-      <w:bookmarkEnd w:id="42"/>
+      <w:bookmarkEnd w:id="104"/>
     </w:p>
     <w:p>
       <w:pPr>
@@ -18765,6 +19432,7 @@
           <w:rFonts w:ascii="Arial" w:hAnsi="Arial" w:cs="Arial"/>
           <w:noProof/>
         </w:rPr>
+        <w:lastRenderedPageBreak/>
         <w:drawing>
           <wp:inline distT="0" distB="0" distL="0" distR="0" wp14:anchorId="72BB51F5" wp14:editId="70AF6101">
             <wp:extent cx="5400040" cy="2403475"/>
@@ -18781,7 +19449,7 @@
                     <pic:cNvPicPr/>
                   </pic:nvPicPr>
                   <pic:blipFill>
-                    <a:blip r:embed="rId20"/>
+                    <a:blip r:embed="rId23"/>
                     <a:stretch>
                       <a:fillRect/>
                     </a:stretch>
@@ -18812,7 +19480,7 @@
           <w:color w:val="595959" w:themeColor="text1" w:themeTint="A6"/>
         </w:rPr>
       </w:pPr>
-      <w:bookmarkStart w:id="43" w:name="_Toc170240666"/>
+      <w:bookmarkStart w:id="105" w:name="_Toc170240666"/>
       <w:r>
         <w:rPr>
           <w:rFonts w:ascii="Arial" w:hAnsi="Arial" w:cs="Arial"/>
@@ -18886,7 +19554,7 @@
         </w:rPr>
         <w:t>Boceto para pantallas de añadir y modificar registros</w:t>
       </w:r>
-      <w:bookmarkEnd w:id="43"/>
+      <w:bookmarkEnd w:id="105"/>
     </w:p>
     <w:p>
       <w:pPr>
@@ -18901,7 +19569,7 @@
           <w:szCs w:val="28"/>
         </w:rPr>
       </w:pPr>
-      <w:bookmarkStart w:id="44" w:name="_Toc164060909"/>
+      <w:bookmarkStart w:id="106" w:name="_Toc164060909"/>
       <w:r>
         <w:rPr>
           <w:rFonts w:ascii="Arial" w:hAnsi="Arial" w:cs="Arial"/>
@@ -18912,7 +19580,6 @@
           <w:sz w:val="36"/>
           <w:szCs w:val="28"/>
         </w:rPr>
-        <w:lastRenderedPageBreak/>
         <w:t>3.</w:t>
       </w:r>
       <w:r>
@@ -18927,7 +19594,7 @@
         </w:rPr>
         <w:t xml:space="preserve"> Diseño</w:t>
       </w:r>
-      <w:bookmarkEnd w:id="44"/>
+      <w:bookmarkEnd w:id="106"/>
     </w:p>
     <w:p>
       <w:pPr>
@@ -18948,7 +19615,7 @@
         </w:rPr>
         <w:t xml:space="preserve">presenta una arquitectura robusta y escalable basada en </w:t>
       </w:r>
-      <w:ins w:id="45" w:author="Lopez Martinez, Patricia" w:date="2024-10-08T13:50:00Z">
+      <w:ins w:id="107" w:author="Lopez Martinez, Patricia" w:date="2024-10-08T13:50:00Z">
         <w:r>
           <w:rPr>
             <w:rFonts w:ascii="Arial" w:hAnsi="Arial" w:cs="Arial"/>
@@ -19009,7 +19676,7 @@
                     <pic:cNvPicPr/>
                   </pic:nvPicPr>
                   <pic:blipFill>
-                    <a:blip r:embed="rId21"/>
+                    <a:blip r:embed="rId24"/>
                     <a:stretch>
                       <a:fillRect/>
                     </a:stretch>
@@ -19041,7 +19708,7 @@
           <w:color w:val="595959" w:themeColor="text1" w:themeTint="A6"/>
         </w:rPr>
       </w:pPr>
-      <w:bookmarkStart w:id="46" w:name="_Toc170240667"/>
+      <w:bookmarkStart w:id="108" w:name="_Toc170240667"/>
       <w:r>
         <w:rPr>
           <w:rFonts w:ascii="Arial" w:hAnsi="Arial" w:cs="Arial"/>
@@ -19105,7 +19772,7 @@
         </w:rPr>
         <w:t>. Comunicación entre capas</w:t>
       </w:r>
-      <w:bookmarkEnd w:id="46"/>
+      <w:bookmarkEnd w:id="108"/>
     </w:p>
     <w:p>
       <w:pPr>
@@ -19138,14 +19805,13 @@
         </w:rPr>
         <w:t xml:space="preserve"> a través de una interfaz web desarrollada con </w:t>
       </w:r>
-      <w:proofErr w:type="spellStart"/>
       <w:r>
         <w:rPr>
           <w:rFonts w:ascii="Arial" w:hAnsi="Arial" w:cs="Arial"/>
         </w:rPr>
         <w:t>R</w:t>
       </w:r>
-      <w:ins w:id="47" w:author="Lopez Martinez, Patricia" w:date="2024-10-08T13:51:00Z">
+      <w:ins w:id="109" w:author="Lopez Martinez, Patricia" w:date="2024-10-08T13:51:00Z">
         <w:r>
           <w:rPr>
             <w:rFonts w:ascii="Arial" w:hAnsi="Arial" w:cs="Arial"/>
@@ -19153,8 +19819,7 @@
           <w:t>eact</w:t>
         </w:r>
       </w:ins>
-      <w:proofErr w:type="spellEnd"/>
-      <w:del w:id="48" w:author="Lopez Martinez, Patricia" w:date="2024-10-08T13:51:00Z">
+      <w:del w:id="110" w:author="Lopez Martinez, Patricia" w:date="2024-10-08T13:51:00Z">
         <w:r>
           <w:rPr>
             <w:rFonts w:ascii="Arial" w:hAnsi="Arial" w:cs="Arial"/>
@@ -19222,21 +19887,7 @@
         <w:rPr>
           <w:rFonts w:ascii="Arial" w:hAnsi="Arial" w:cs="Arial"/>
         </w:rPr>
-        <w:t xml:space="preserve"> La tecnología que se utilizará para desarrollar esta capa es </w:t>
-      </w:r>
-      <w:proofErr w:type="spellStart"/>
-      <w:r>
-        <w:rPr>
-          <w:rFonts w:ascii="Arial" w:hAnsi="Arial" w:cs="Arial"/>
-        </w:rPr>
-        <w:t>SpringBoot</w:t>
-      </w:r>
-      <w:proofErr w:type="spellEnd"/>
-      <w:r>
-        <w:rPr>
-          <w:rFonts w:ascii="Arial" w:hAnsi="Arial" w:cs="Arial"/>
-        </w:rPr>
-        <w:t xml:space="preserve">, </w:t>
+        <w:t xml:space="preserve"> La tecnología que se utilizará para desarrollar esta capa es SpringBoot, </w:t>
       </w:r>
       <w:r>
         <w:rPr>
@@ -19262,7 +19913,7 @@
         </w:rPr>
         <w:t xml:space="preserve"> J</w:t>
       </w:r>
-      <w:ins w:id="49" w:author="Lopez Martinez, Patricia" w:date="2024-10-08T13:51:00Z">
+      <w:ins w:id="111" w:author="Lopez Martinez, Patricia" w:date="2024-10-08T13:51:00Z">
         <w:r>
           <w:rPr>
             <w:rFonts w:ascii="Arial" w:hAnsi="Arial" w:cs="Arial"/>
@@ -19270,7 +19921,7 @@
           <w:t>ava</w:t>
         </w:r>
       </w:ins>
-      <w:del w:id="50" w:author="Lopez Martinez, Patricia" w:date="2024-10-08T13:51:00Z">
+      <w:del w:id="112" w:author="Lopez Martinez, Patricia" w:date="2024-10-08T13:51:00Z">
         <w:r>
           <w:rPr>
             <w:rFonts w:ascii="Arial" w:hAnsi="Arial" w:cs="Arial"/>
@@ -19300,21 +19951,7 @@
         <w:rPr>
           <w:rFonts w:ascii="Arial" w:hAnsi="Arial" w:cs="Arial"/>
         </w:rPr>
-        <w:t xml:space="preserve"> de manejar la lógica de negocio de la aplicación, procesando las solicitudes del cliente y realizando las operaciones necesarias para interactuar con la capa de datos. Al utilizar una arquitectura de servicios web </w:t>
-      </w:r>
-      <w:proofErr w:type="spellStart"/>
-      <w:r>
-        <w:rPr>
-          <w:rFonts w:ascii="Arial" w:hAnsi="Arial" w:cs="Arial"/>
-        </w:rPr>
-        <w:t>RESTful</w:t>
-      </w:r>
-      <w:proofErr w:type="spellEnd"/>
-      <w:r>
-        <w:rPr>
-          <w:rFonts w:ascii="Arial" w:hAnsi="Arial" w:cs="Arial"/>
-        </w:rPr>
-        <w:t xml:space="preserve">, se logra una separación clara entre la interfaz de usuario y la lógica </w:t>
+        <w:t xml:space="preserve"> de manejar la lógica de negocio de la aplicación, procesando las solicitudes del cliente y realizando las operaciones necesarias para interactuar con la capa de datos. Al utilizar una arquitectura de servicios web RESTful, se logra una separación clara entre la interfaz de usuario y la lógica </w:t>
       </w:r>
       <w:r>
         <w:rPr>
@@ -19352,21 +19989,7 @@
         <w:rPr>
           <w:rFonts w:ascii="Arial" w:hAnsi="Arial" w:cs="Arial"/>
         </w:rPr>
-        <w:t xml:space="preserve">Por último, la capa de datos se basa en Microsoft SQL Server, un sistema de gestión de bases de datos relacional ampliamente utilizado en entornos empresariales. Esta capa almacena y gestiona los datos de la aplicación de manera eficiente y segura, garantizando la integridad y la disponibilidad de la información. Al utilizar SQL Server como </w:t>
-      </w:r>
-      <w:proofErr w:type="spellStart"/>
-      <w:r>
-        <w:rPr>
-          <w:rFonts w:ascii="Arial" w:hAnsi="Arial" w:cs="Arial"/>
-        </w:rPr>
-        <w:t>backend</w:t>
-      </w:r>
-      <w:proofErr w:type="spellEnd"/>
-      <w:r>
-        <w:rPr>
-          <w:rFonts w:ascii="Arial" w:hAnsi="Arial" w:cs="Arial"/>
-        </w:rPr>
-        <w:t xml:space="preserve"> de datos, se obtiene un alto rendimiento y una amplia gama de funcionalidades para satisfacer las necesidades de almacenamiento y recuperación de datos del sistema. En conjunto, estas tres capas forman una arquitectura sólida y bien estructurada que permite construir aplicaciones web escalables, seguras y eficientes.</w:t>
+        <w:t>Por último, la capa de datos se basa en Microsoft SQL Server, un sistema de gestión de bases de datos relacional ampliamente utilizado en entornos empresariales. Esta capa almacena y gestiona los datos de la aplicación de manera eficiente y segura, garantizando la integridad y la disponibilidad de la información. Al utilizar SQL Server como backend de datos, se obtiene un alto rendimiento y una amplia gama de funcionalidades para satisfacer las necesidades de almacenamiento y recuperación de datos del sistema. En conjunto, estas tres capas forman una arquitectura sólida y bien estructurada que permite construir aplicaciones web escalables, seguras y eficientes.</w:t>
       </w:r>
     </w:p>
     <w:p>
@@ -19389,7 +20012,7 @@
           <w:szCs w:val="28"/>
         </w:rPr>
       </w:pPr>
-      <w:bookmarkStart w:id="51" w:name="_Toc164060910"/>
+      <w:bookmarkStart w:id="113" w:name="_Toc164060910"/>
       <w:r>
         <w:rPr>
           <w:rFonts w:ascii="Arial" w:hAnsi="Arial" w:cs="Arial"/>
@@ -19423,7 +20046,7 @@
         </w:rPr>
         <w:t xml:space="preserve"> Diseño del servicio REST</w:t>
       </w:r>
-      <w:bookmarkEnd w:id="51"/>
+      <w:bookmarkEnd w:id="113"/>
     </w:p>
     <w:p>
       <w:pPr>
@@ -19432,7 +20055,7 @@
           <w:rFonts w:ascii="Arial" w:hAnsi="Arial" w:cs="Arial"/>
         </w:rPr>
       </w:pPr>
-      <w:del w:id="52" w:author="Lopez Martinez, Patricia" w:date="2024-10-08T13:52:00Z">
+      <w:del w:id="114" w:author="Lopez Martinez, Patricia" w:date="2024-10-08T13:52:00Z">
         <w:r>
           <w:rPr>
             <w:rFonts w:ascii="Arial" w:hAnsi="Arial" w:cs="Arial"/>
@@ -19452,13 +20075,21 @@
           <w:delText>de los datos en la aplicación, se utilizará un servicio REST</w:delText>
         </w:r>
       </w:del>
-      <w:r>
-        <w:rPr>
-          <w:rFonts w:ascii="Arial" w:hAnsi="Arial" w:cs="Arial"/>
-        </w:rPr>
-        <w:t>. El diseño de</w:t>
-      </w:r>
-      <w:ins w:id="53" w:author="Lopez Martinez, Patricia" w:date="2024-07-10T13:33:00Z">
+      <w:del w:id="115" w:author="Jaime Eduardo Baires Escalante" w:date="2024-12-06T18:05:00Z" w16du:dateUtc="2024-12-06T17:05:00Z">
+        <w:r>
+          <w:rPr>
+            <w:rFonts w:ascii="Arial" w:hAnsi="Arial" w:cs="Arial"/>
+          </w:rPr>
+          <w:delText xml:space="preserve">. </w:delText>
+        </w:r>
+      </w:del>
+      <w:r>
+        <w:rPr>
+          <w:rFonts w:ascii="Arial" w:hAnsi="Arial" w:cs="Arial"/>
+        </w:rPr>
+        <w:t>El diseño de</w:t>
+      </w:r>
+      <w:ins w:id="116" w:author="Lopez Martinez, Patricia" w:date="2024-07-10T13:33:00Z">
         <w:r>
           <w:rPr>
             <w:rFonts w:ascii="Arial" w:hAnsi="Arial" w:cs="Arial"/>
@@ -19478,7 +20109,7 @@
         </w:rPr>
         <w:t xml:space="preserve">a interfaz del servicio </w:t>
       </w:r>
-      <w:ins w:id="54" w:author="Lopez Martinez, Patricia" w:date="2024-10-08T13:52:00Z">
+      <w:ins w:id="117" w:author="Lopez Martinez, Patricia" w:date="2024-10-08T13:52:00Z">
         <w:r>
           <w:rPr>
             <w:rFonts w:ascii="Arial" w:hAnsi="Arial" w:cs="Arial"/>
@@ -19496,21 +20127,29 @@
         <w:rPr>
           <w:rFonts w:ascii="Arial" w:hAnsi="Arial" w:cs="Arial"/>
         </w:rPr>
-        <w:t xml:space="preserve">que se muestra en la Tabla 11, y se realiza en base a la descripción de los recursos que lo forman, sus </w:t>
-      </w:r>
-      <w:proofErr w:type="spellStart"/>
-      <w:r>
-        <w:rPr>
-          <w:rFonts w:ascii="Arial" w:hAnsi="Arial" w:cs="Arial"/>
-        </w:rPr>
-        <w:t>URIs</w:t>
-      </w:r>
-      <w:proofErr w:type="spellEnd"/>
-      <w:r>
-        <w:rPr>
-          <w:rFonts w:ascii="Arial" w:hAnsi="Arial" w:cs="Arial"/>
-        </w:rPr>
-        <w:t xml:space="preserve"> y los m</w:t>
+        <w:t>que se muestra en la Tabla 1</w:t>
+      </w:r>
+      <w:ins w:id="118" w:author="Jaime Eduardo Baires Escalante" w:date="2024-12-06T18:05:00Z" w16du:dateUtc="2024-12-06T17:05:00Z">
+        <w:r>
+          <w:rPr>
+            <w:rFonts w:ascii="Arial" w:hAnsi="Arial" w:cs="Arial"/>
+          </w:rPr>
+          <w:t>3</w:t>
+        </w:r>
+      </w:ins>
+      <w:del w:id="119" w:author="Jaime Eduardo Baires Escalante" w:date="2024-12-06T18:05:00Z" w16du:dateUtc="2024-12-06T17:05:00Z">
+        <w:r>
+          <w:rPr>
+            <w:rFonts w:ascii="Arial" w:hAnsi="Arial" w:cs="Arial"/>
+          </w:rPr>
+          <w:delText>1</w:delText>
+        </w:r>
+      </w:del>
+      <w:r>
+        <w:rPr>
+          <w:rFonts w:ascii="Arial" w:hAnsi="Arial" w:cs="Arial"/>
+        </w:rPr>
+        <w:t>, y se realiza en base a la descripción de los recursos que lo forman, sus URIs y los m</w:t>
       </w:r>
       <w:r>
         <w:rPr>
@@ -19590,11 +20229,35 @@
           <w:insideV w:val="single" w:sz="4" w:space="0" w:color="auto"/>
         </w:tblBorders>
         <w:tblLook w:val="04A0" w:firstRow="1" w:lastRow="0" w:firstColumn="1" w:lastColumn="0" w:noHBand="0" w:noVBand="1"/>
+        <w:tblPrChange w:id="120" w:author="Jaime Eduardo Baires Escalante" w:date="2024-11-12T20:18:00Z" w16du:dateUtc="2024-11-12T19:18:00Z">
+          <w:tblPr>
+            <w:tblStyle w:val="Tabladelista2-nfasis1"/>
+            <w:tblW w:w="0" w:type="auto"/>
+            <w:tblBorders>
+              <w:top w:val="single" w:sz="4" w:space="0" w:color="auto"/>
+              <w:left w:val="single" w:sz="4" w:space="0" w:color="auto"/>
+              <w:bottom w:val="single" w:sz="4" w:space="0" w:color="auto"/>
+              <w:right w:val="single" w:sz="4" w:space="0" w:color="auto"/>
+              <w:insideH w:val="single" w:sz="4" w:space="0" w:color="auto"/>
+              <w:insideV w:val="single" w:sz="4" w:space="0" w:color="auto"/>
+            </w:tblBorders>
+            <w:tblLook w:val="04A0" w:firstRow="1" w:lastRow="0" w:firstColumn="1" w:lastColumn="0" w:noHBand="0" w:noVBand="1"/>
+          </w:tblPr>
+        </w:tblPrChange>
       </w:tblPr>
       <w:tblGrid>
-        <w:gridCol w:w="3376"/>
-        <w:gridCol w:w="2263"/>
-        <w:gridCol w:w="2855"/>
+        <w:gridCol w:w="2409"/>
+        <w:gridCol w:w="2188"/>
+        <w:gridCol w:w="3897"/>
+        <w:tblGridChange w:id="121">
+          <w:tblGrid>
+            <w:gridCol w:w="2409"/>
+            <w:gridCol w:w="967"/>
+            <w:gridCol w:w="1221"/>
+            <w:gridCol w:w="1042"/>
+            <w:gridCol w:w="2855"/>
+          </w:tblGrid>
+        </w:tblGridChange>
       </w:tblGrid>
       <w:tr>
         <w:trPr>
@@ -19603,18 +20266,31 @@
         <w:tc>
           <w:tcPr>
             <w:cnfStyle w:val="001000000000" w:firstRow="0" w:lastRow="0" w:firstColumn="1" w:lastColumn="0" w:oddVBand="0" w:evenVBand="0" w:oddHBand="0" w:evenHBand="0" w:firstRowFirstColumn="0" w:firstRowLastColumn="0" w:lastRowFirstColumn="0" w:lastRowLastColumn="0"/>
-            <w:tcW w:w="3397" w:type="dxa"/>
+            <w:tcW w:w="3376" w:type="dxa"/>
             <w:tcBorders>
               <w:top w:val="single" w:sz="4" w:space="0" w:color="4472C4"/>
               <w:left w:val="single" w:sz="4" w:space="0" w:color="4472C4"/>
               <w:bottom w:val="single" w:sz="4" w:space="0" w:color="4472C4"/>
               <w:right w:val="single" w:sz="4" w:space="0" w:color="4472C4"/>
             </w:tcBorders>
+            <w:tcPrChange w:id="122" w:author="Jaime Eduardo Baires Escalante" w:date="2024-11-12T20:18:00Z" w16du:dateUtc="2024-11-12T19:18:00Z">
+              <w:tcPr>
+                <w:tcW w:w="3397" w:type="dxa"/>
+                <w:gridSpan w:val="2"/>
+                <w:tcBorders>
+                  <w:top w:val="single" w:sz="4" w:space="0" w:color="4472C4"/>
+                  <w:left w:val="single" w:sz="4" w:space="0" w:color="4472C4"/>
+                  <w:bottom w:val="single" w:sz="4" w:space="0" w:color="4472C4"/>
+                  <w:right w:val="single" w:sz="4" w:space="0" w:color="4472C4"/>
+                </w:tcBorders>
+              </w:tcPr>
+            </w:tcPrChange>
           </w:tcPr>
           <w:p>
             <w:pPr>
               <w:spacing w:line="360" w:lineRule="auto"/>
               <w:jc w:val="both"/>
+              <w:cnfStyle w:val="101000000000" w:firstRow="1" w:lastRow="0" w:firstColumn="1" w:lastColumn="0" w:oddVBand="0" w:evenVBand="0" w:oddHBand="0" w:evenHBand="0" w:firstRowFirstColumn="0" w:firstRowLastColumn="0" w:lastRowFirstColumn="0" w:lastRowLastColumn="0"/>
               <w:rPr>
                 <w:rFonts w:ascii="Arial" w:hAnsi="Arial" w:cs="Arial"/>
               </w:rPr>
@@ -19629,13 +20305,25 @@
         </w:tc>
         <w:tc>
           <w:tcPr>
-            <w:tcW w:w="2265" w:type="dxa"/>
+            <w:tcW w:w="2263" w:type="dxa"/>
             <w:tcBorders>
               <w:top w:val="single" w:sz="4" w:space="0" w:color="4472C4"/>
               <w:left w:val="single" w:sz="4" w:space="0" w:color="4472C4"/>
               <w:bottom w:val="single" w:sz="4" w:space="0" w:color="4472C4"/>
               <w:right w:val="single" w:sz="4" w:space="0" w:color="4472C4"/>
             </w:tcBorders>
+            <w:tcPrChange w:id="123" w:author="Jaime Eduardo Baires Escalante" w:date="2024-11-12T20:18:00Z" w16du:dateUtc="2024-11-12T19:18:00Z">
+              <w:tcPr>
+                <w:tcW w:w="2265" w:type="dxa"/>
+                <w:gridSpan w:val="2"/>
+                <w:tcBorders>
+                  <w:top w:val="single" w:sz="4" w:space="0" w:color="4472C4"/>
+                  <w:left w:val="single" w:sz="4" w:space="0" w:color="4472C4"/>
+                  <w:bottom w:val="single" w:sz="4" w:space="0" w:color="4472C4"/>
+                  <w:right w:val="single" w:sz="4" w:space="0" w:color="4472C4"/>
+                </w:tcBorders>
+              </w:tcPr>
+            </w:tcPrChange>
           </w:tcPr>
           <w:p>
             <w:pPr>
@@ -19656,13 +20344,24 @@
         </w:tc>
         <w:tc>
           <w:tcPr>
-            <w:tcW w:w="2832" w:type="dxa"/>
+            <w:tcW w:w="2855" w:type="dxa"/>
             <w:tcBorders>
               <w:top w:val="single" w:sz="4" w:space="0" w:color="4472C4"/>
               <w:left w:val="single" w:sz="4" w:space="0" w:color="4472C4"/>
               <w:bottom w:val="single" w:sz="4" w:space="0" w:color="4472C4"/>
               <w:right w:val="single" w:sz="4" w:space="0" w:color="4472C4"/>
             </w:tcBorders>
+            <w:tcPrChange w:id="124" w:author="Jaime Eduardo Baires Escalante" w:date="2024-11-12T20:18:00Z" w16du:dateUtc="2024-11-12T19:18:00Z">
+              <w:tcPr>
+                <w:tcW w:w="2832" w:type="dxa"/>
+                <w:tcBorders>
+                  <w:top w:val="single" w:sz="4" w:space="0" w:color="4472C4"/>
+                  <w:left w:val="single" w:sz="4" w:space="0" w:color="4472C4"/>
+                  <w:bottom w:val="single" w:sz="4" w:space="0" w:color="4472C4"/>
+                  <w:right w:val="single" w:sz="4" w:space="0" w:color="4472C4"/>
+                </w:tcBorders>
+              </w:tcPr>
+            </w:tcPrChange>
           </w:tcPr>
           <w:p>
             <w:pPr>
@@ -19695,7 +20394,7 @@
         <w:tc>
           <w:tcPr>
             <w:cnfStyle w:val="001000000000" w:firstRow="0" w:lastRow="0" w:firstColumn="1" w:lastColumn="0" w:oddVBand="0" w:evenVBand="0" w:oddHBand="0" w:evenHBand="0" w:firstRowFirstColumn="0" w:firstRowLastColumn="0" w:lastRowFirstColumn="0" w:lastRowLastColumn="0"/>
-            <w:tcW w:w="3397" w:type="dxa"/>
+            <w:tcW w:w="3376" w:type="dxa"/>
             <w:vMerge w:val="restart"/>
             <w:tcBorders>
               <w:top w:val="single" w:sz="4" w:space="0" w:color="4472C4"/>
@@ -19703,10 +20402,24 @@
               <w:right w:val="single" w:sz="4" w:space="0" w:color="4472C4"/>
             </w:tcBorders>
             <w:vAlign w:val="center"/>
+            <w:tcPrChange w:id="125" w:author="Jaime Eduardo Baires Escalante" w:date="2024-11-12T20:18:00Z" w16du:dateUtc="2024-11-12T19:18:00Z">
+              <w:tcPr>
+                <w:tcW w:w="3397" w:type="dxa"/>
+                <w:gridSpan w:val="2"/>
+                <w:vMerge w:val="restart"/>
+                <w:tcBorders>
+                  <w:top w:val="single" w:sz="4" w:space="0" w:color="4472C4"/>
+                  <w:left w:val="single" w:sz="4" w:space="0" w:color="4472C4"/>
+                  <w:right w:val="single" w:sz="4" w:space="0" w:color="4472C4"/>
+                </w:tcBorders>
+                <w:vAlign w:val="center"/>
+              </w:tcPr>
+            </w:tcPrChange>
           </w:tcPr>
           <w:p>
             <w:pPr>
               <w:spacing w:line="360" w:lineRule="auto"/>
+              <w:cnfStyle w:val="001000100000" w:firstRow="0" w:lastRow="0" w:firstColumn="1" w:lastColumn="0" w:oddVBand="0" w:evenVBand="0" w:oddHBand="1" w:evenHBand="0" w:firstRowFirstColumn="0" w:firstRowLastColumn="0" w:lastRowFirstColumn="0" w:lastRowLastColumn="0"/>
               <w:rPr>
                 <w:rFonts w:ascii="Arial" w:hAnsi="Arial" w:cs="Arial"/>
                 <w:b w:val="0"/>
@@ -19729,13 +20442,25 @@
         </w:tc>
         <w:tc>
           <w:tcPr>
-            <w:tcW w:w="2265" w:type="dxa"/>
+            <w:tcW w:w="2263" w:type="dxa"/>
             <w:tcBorders>
               <w:top w:val="single" w:sz="4" w:space="0" w:color="4472C4"/>
               <w:left w:val="single" w:sz="4" w:space="0" w:color="4472C4"/>
               <w:bottom w:val="single" w:sz="4" w:space="0" w:color="4472C4"/>
               <w:right w:val="single" w:sz="4" w:space="0" w:color="4472C4"/>
             </w:tcBorders>
+            <w:tcPrChange w:id="126" w:author="Jaime Eduardo Baires Escalante" w:date="2024-11-12T20:18:00Z" w16du:dateUtc="2024-11-12T19:18:00Z">
+              <w:tcPr>
+                <w:tcW w:w="2265" w:type="dxa"/>
+                <w:gridSpan w:val="2"/>
+                <w:tcBorders>
+                  <w:top w:val="single" w:sz="4" w:space="0" w:color="4472C4"/>
+                  <w:left w:val="single" w:sz="4" w:space="0" w:color="4472C4"/>
+                  <w:bottom w:val="single" w:sz="4" w:space="0" w:color="4472C4"/>
+                  <w:right w:val="single" w:sz="4" w:space="0" w:color="4472C4"/>
+                </w:tcBorders>
+              </w:tcPr>
+            </w:tcPrChange>
           </w:tcPr>
           <w:p>
             <w:pPr>
@@ -19756,13 +20481,24 @@
         </w:tc>
         <w:tc>
           <w:tcPr>
-            <w:tcW w:w="2832" w:type="dxa"/>
+            <w:tcW w:w="2855" w:type="dxa"/>
             <w:tcBorders>
               <w:top w:val="single" w:sz="4" w:space="0" w:color="4472C4"/>
               <w:left w:val="single" w:sz="4" w:space="0" w:color="4472C4"/>
               <w:bottom w:val="single" w:sz="4" w:space="0" w:color="4472C4"/>
               <w:right w:val="single" w:sz="4" w:space="0" w:color="4472C4"/>
             </w:tcBorders>
+            <w:tcPrChange w:id="127" w:author="Jaime Eduardo Baires Escalante" w:date="2024-11-12T20:18:00Z" w16du:dateUtc="2024-11-12T19:18:00Z">
+              <w:tcPr>
+                <w:tcW w:w="2832" w:type="dxa"/>
+                <w:tcBorders>
+                  <w:top w:val="single" w:sz="4" w:space="0" w:color="4472C4"/>
+                  <w:left w:val="single" w:sz="4" w:space="0" w:color="4472C4"/>
+                  <w:bottom w:val="single" w:sz="4" w:space="0" w:color="4472C4"/>
+                  <w:right w:val="single" w:sz="4" w:space="0" w:color="4472C4"/>
+                </w:tcBorders>
+              </w:tcPr>
+            </w:tcPrChange>
           </w:tcPr>
           <w:p>
             <w:pPr>
@@ -19786,7 +20522,7 @@
         <w:tc>
           <w:tcPr>
             <w:cnfStyle w:val="001000000000" w:firstRow="0" w:lastRow="0" w:firstColumn="1" w:lastColumn="0" w:oddVBand="0" w:evenVBand="0" w:oddHBand="0" w:evenHBand="0" w:firstRowFirstColumn="0" w:firstRowLastColumn="0" w:lastRowFirstColumn="0" w:lastRowLastColumn="0"/>
-            <w:tcW w:w="3397" w:type="dxa"/>
+            <w:tcW w:w="3376" w:type="dxa"/>
             <w:vMerge/>
             <w:tcBorders>
               <w:left w:val="single" w:sz="4" w:space="0" w:color="4472C4"/>
@@ -19794,6 +20530,19 @@
               <w:right w:val="single" w:sz="4" w:space="0" w:color="4472C4"/>
             </w:tcBorders>
             <w:vAlign w:val="center"/>
+            <w:tcPrChange w:id="128" w:author="Jaime Eduardo Baires Escalante" w:date="2024-11-12T20:18:00Z" w16du:dateUtc="2024-11-12T19:18:00Z">
+              <w:tcPr>
+                <w:tcW w:w="3397" w:type="dxa"/>
+                <w:gridSpan w:val="2"/>
+                <w:vMerge/>
+                <w:tcBorders>
+                  <w:left w:val="single" w:sz="4" w:space="0" w:color="4472C4"/>
+                  <w:bottom w:val="single" w:sz="4" w:space="0" w:color="4472C4"/>
+                  <w:right w:val="single" w:sz="4" w:space="0" w:color="4472C4"/>
+                </w:tcBorders>
+                <w:vAlign w:val="center"/>
+              </w:tcPr>
+            </w:tcPrChange>
           </w:tcPr>
           <w:p>
             <w:pPr>
@@ -19810,13 +20559,25 @@
         </w:tc>
         <w:tc>
           <w:tcPr>
-            <w:tcW w:w="2265" w:type="dxa"/>
+            <w:tcW w:w="2263" w:type="dxa"/>
             <w:tcBorders>
               <w:top w:val="single" w:sz="4" w:space="0" w:color="4472C4"/>
               <w:left w:val="single" w:sz="4" w:space="0" w:color="4472C4"/>
               <w:bottom w:val="single" w:sz="4" w:space="0" w:color="4472C4"/>
               <w:right w:val="single" w:sz="4" w:space="0" w:color="4472C4"/>
             </w:tcBorders>
+            <w:tcPrChange w:id="129" w:author="Jaime Eduardo Baires Escalante" w:date="2024-11-12T20:18:00Z" w16du:dateUtc="2024-11-12T19:18:00Z">
+              <w:tcPr>
+                <w:tcW w:w="2265" w:type="dxa"/>
+                <w:gridSpan w:val="2"/>
+                <w:tcBorders>
+                  <w:top w:val="single" w:sz="4" w:space="0" w:color="4472C4"/>
+                  <w:left w:val="single" w:sz="4" w:space="0" w:color="4472C4"/>
+                  <w:bottom w:val="single" w:sz="4" w:space="0" w:color="4472C4"/>
+                  <w:right w:val="single" w:sz="4" w:space="0" w:color="4472C4"/>
+                </w:tcBorders>
+              </w:tcPr>
+            </w:tcPrChange>
           </w:tcPr>
           <w:p>
             <w:pPr>
@@ -19837,13 +20598,24 @@
         </w:tc>
         <w:tc>
           <w:tcPr>
-            <w:tcW w:w="2832" w:type="dxa"/>
+            <w:tcW w:w="2855" w:type="dxa"/>
             <w:tcBorders>
               <w:top w:val="single" w:sz="4" w:space="0" w:color="4472C4"/>
               <w:left w:val="single" w:sz="4" w:space="0" w:color="4472C4"/>
               <w:bottom w:val="single" w:sz="4" w:space="0" w:color="4472C4"/>
               <w:right w:val="single" w:sz="4" w:space="0" w:color="4472C4"/>
             </w:tcBorders>
+            <w:tcPrChange w:id="130" w:author="Jaime Eduardo Baires Escalante" w:date="2024-11-12T20:18:00Z" w16du:dateUtc="2024-11-12T19:18:00Z">
+              <w:tcPr>
+                <w:tcW w:w="2832" w:type="dxa"/>
+                <w:tcBorders>
+                  <w:top w:val="single" w:sz="4" w:space="0" w:color="4472C4"/>
+                  <w:left w:val="single" w:sz="4" w:space="0" w:color="4472C4"/>
+                  <w:bottom w:val="single" w:sz="4" w:space="0" w:color="4472C4"/>
+                  <w:right w:val="single" w:sz="4" w:space="0" w:color="4472C4"/>
+                </w:tcBorders>
+              </w:tcPr>
+            </w:tcPrChange>
           </w:tcPr>
           <w:p>
             <w:pPr>
@@ -19859,6 +20631,340 @@
                 <w:rFonts w:ascii="Arial" w:hAnsi="Arial" w:cs="Arial"/>
               </w:rPr>
               <w:t>POST</w:t>
+            </w:r>
+          </w:p>
+        </w:tc>
+      </w:tr>
+      <w:tr>
+        <w:trPr>
+          <w:cnfStyle w:val="000000100000" w:firstRow="0" w:lastRow="0" w:firstColumn="0" w:lastColumn="0" w:oddVBand="0" w:evenVBand="0" w:oddHBand="1" w:evenHBand="0" w:firstRowFirstColumn="0" w:firstRowLastColumn="0" w:lastRowFirstColumn="0" w:lastRowLastColumn="0"/>
+          <w:del w:id="131" w:author="Jaime Eduardo Baires Escalante" w:date="2024-11-12T20:18:00Z"/>
+        </w:trPr>
+        <w:tc>
+          <w:tcPr>
+            <w:cnfStyle w:val="001000000000" w:firstRow="0" w:lastRow="0" w:firstColumn="1" w:lastColumn="0" w:oddVBand="0" w:evenVBand="0" w:oddHBand="0" w:evenHBand="0" w:firstRowFirstColumn="0" w:firstRowLastColumn="0" w:lastRowFirstColumn="0" w:lastRowLastColumn="0"/>
+            <w:tcW w:w="3376" w:type="dxa"/>
+            <w:tcBorders>
+              <w:top w:val="single" w:sz="4" w:space="0" w:color="4472C4"/>
+              <w:left w:val="single" w:sz="4" w:space="0" w:color="4472C4"/>
+              <w:bottom w:val="single" w:sz="4" w:space="0" w:color="4472C4"/>
+              <w:right w:val="single" w:sz="4" w:space="0" w:color="4472C4"/>
+            </w:tcBorders>
+            <w:vAlign w:val="center"/>
+            <w:tcPrChange w:id="132" w:author="Jaime Eduardo Baires Escalante" w:date="2024-11-12T20:18:00Z" w16du:dateUtc="2024-11-12T19:18:00Z">
+              <w:tcPr>
+                <w:tcW w:w="3397" w:type="dxa"/>
+                <w:gridSpan w:val="2"/>
+                <w:tcBorders>
+                  <w:top w:val="single" w:sz="4" w:space="0" w:color="4472C4"/>
+                  <w:left w:val="single" w:sz="4" w:space="0" w:color="4472C4"/>
+                  <w:bottom w:val="single" w:sz="4" w:space="0" w:color="4472C4"/>
+                  <w:right w:val="single" w:sz="4" w:space="0" w:color="4472C4"/>
+                </w:tcBorders>
+                <w:vAlign w:val="center"/>
+              </w:tcPr>
+            </w:tcPrChange>
+          </w:tcPr>
+          <w:p>
+            <w:pPr>
+              <w:spacing w:line="360" w:lineRule="auto"/>
+              <w:cnfStyle w:val="001000100000" w:firstRow="0" w:lastRow="0" w:firstColumn="1" w:lastColumn="0" w:oddVBand="0" w:evenVBand="0" w:oddHBand="1" w:evenHBand="0" w:firstRowFirstColumn="0" w:firstRowLastColumn="0" w:lastRowFirstColumn="0" w:lastRowLastColumn="0"/>
+              <w:rPr>
+                <w:del w:id="133" w:author="Jaime Eduardo Baires Escalante" w:date="2024-11-12T20:18:00Z" w16du:dateUtc="2024-11-12T19:18:00Z"/>
+                <w:rFonts w:ascii="Arial" w:hAnsi="Arial" w:cs="Arial"/>
+                <w:b w:val="0"/>
+                <w:bCs w:val="0"/>
+                <w:i/>
+                <w:iCs/>
+              </w:rPr>
+            </w:pPr>
+            <w:commentRangeStart w:id="134"/>
+            <w:commentRangeStart w:id="135"/>
+            <w:del w:id="136" w:author="Jaime Eduardo Baires Escalante" w:date="2024-11-12T20:18:00Z" w16du:dateUtc="2024-11-12T19:18:00Z">
+              <w:r>
+                <w:rPr>
+                  <w:rFonts w:ascii="Arial" w:hAnsi="Arial" w:cs="Arial"/>
+                  <w:b w:val="0"/>
+                  <w:bCs w:val="0"/>
+                  <w:i/>
+                  <w:iCs/>
+                </w:rPr>
+                <w:delText>Lista de usuarios</w:delText>
+              </w:r>
+            </w:del>
+          </w:p>
+        </w:tc>
+        <w:tc>
+          <w:tcPr>
+            <w:tcW w:w="2263" w:type="dxa"/>
+            <w:tcBorders>
+              <w:top w:val="single" w:sz="4" w:space="0" w:color="4472C4"/>
+              <w:left w:val="single" w:sz="4" w:space="0" w:color="4472C4"/>
+              <w:bottom w:val="single" w:sz="4" w:space="0" w:color="4472C4"/>
+              <w:right w:val="single" w:sz="4" w:space="0" w:color="4472C4"/>
+            </w:tcBorders>
+            <w:tcPrChange w:id="137" w:author="Jaime Eduardo Baires Escalante" w:date="2024-11-12T20:18:00Z" w16du:dateUtc="2024-11-12T19:18:00Z">
+              <w:tcPr>
+                <w:tcW w:w="2265" w:type="dxa"/>
+                <w:gridSpan w:val="2"/>
+                <w:tcBorders>
+                  <w:top w:val="single" w:sz="4" w:space="0" w:color="4472C4"/>
+                  <w:left w:val="single" w:sz="4" w:space="0" w:color="4472C4"/>
+                  <w:bottom w:val="single" w:sz="4" w:space="0" w:color="4472C4"/>
+                  <w:right w:val="single" w:sz="4" w:space="0" w:color="4472C4"/>
+                </w:tcBorders>
+              </w:tcPr>
+            </w:tcPrChange>
+          </w:tcPr>
+          <w:p>
+            <w:pPr>
+              <w:spacing w:line="360" w:lineRule="auto"/>
+              <w:jc w:val="both"/>
+              <w:cnfStyle w:val="000000100000" w:firstRow="0" w:lastRow="0" w:firstColumn="0" w:lastColumn="0" w:oddVBand="0" w:evenVBand="0" w:oddHBand="1" w:evenHBand="0" w:firstRowFirstColumn="0" w:firstRowLastColumn="0" w:lastRowFirstColumn="0" w:lastRowLastColumn="0"/>
+              <w:rPr>
+                <w:del w:id="138" w:author="Jaime Eduardo Baires Escalante" w:date="2024-11-12T20:18:00Z" w16du:dateUtc="2024-11-12T19:18:00Z"/>
+                <w:rFonts w:ascii="Arial" w:hAnsi="Arial" w:cs="Arial"/>
+              </w:rPr>
+            </w:pPr>
+            <w:del w:id="139" w:author="Jaime Eduardo Baires Escalante" w:date="2024-11-12T20:18:00Z" w16du:dateUtc="2024-11-12T19:18:00Z">
+              <w:r>
+                <w:rPr>
+                  <w:rFonts w:ascii="Arial" w:hAnsi="Arial" w:cs="Arial"/>
+                </w:rPr>
+                <w:delText>usuarios</w:delText>
+              </w:r>
+            </w:del>
+          </w:p>
+        </w:tc>
+        <w:tc>
+          <w:tcPr>
+            <w:tcW w:w="2855" w:type="dxa"/>
+            <w:tcBorders>
+              <w:top w:val="single" w:sz="4" w:space="0" w:color="4472C4"/>
+              <w:left w:val="single" w:sz="4" w:space="0" w:color="4472C4"/>
+              <w:bottom w:val="single" w:sz="4" w:space="0" w:color="4472C4"/>
+              <w:right w:val="single" w:sz="4" w:space="0" w:color="4472C4"/>
+            </w:tcBorders>
+            <w:tcPrChange w:id="140" w:author="Jaime Eduardo Baires Escalante" w:date="2024-11-12T20:18:00Z" w16du:dateUtc="2024-11-12T19:18:00Z">
+              <w:tcPr>
+                <w:tcW w:w="2832" w:type="dxa"/>
+                <w:tcBorders>
+                  <w:top w:val="single" w:sz="4" w:space="0" w:color="4472C4"/>
+                  <w:left w:val="single" w:sz="4" w:space="0" w:color="4472C4"/>
+                  <w:bottom w:val="single" w:sz="4" w:space="0" w:color="4472C4"/>
+                  <w:right w:val="single" w:sz="4" w:space="0" w:color="4472C4"/>
+                </w:tcBorders>
+              </w:tcPr>
+            </w:tcPrChange>
+          </w:tcPr>
+          <w:p>
+            <w:pPr>
+              <w:spacing w:line="360" w:lineRule="auto"/>
+              <w:jc w:val="both"/>
+              <w:cnfStyle w:val="000000100000" w:firstRow="0" w:lastRow="0" w:firstColumn="0" w:lastColumn="0" w:oddVBand="0" w:evenVBand="0" w:oddHBand="1" w:evenHBand="0" w:firstRowFirstColumn="0" w:firstRowLastColumn="0" w:lastRowFirstColumn="0" w:lastRowLastColumn="0"/>
+              <w:rPr>
+                <w:del w:id="141" w:author="Jaime Eduardo Baires Escalante" w:date="2024-11-12T20:18:00Z" w16du:dateUtc="2024-11-12T19:18:00Z"/>
+                <w:rFonts w:ascii="Arial" w:hAnsi="Arial" w:cs="Arial"/>
+              </w:rPr>
+            </w:pPr>
+            <w:del w:id="142" w:author="Jaime Eduardo Baires Escalante" w:date="2024-11-12T20:18:00Z" w16du:dateUtc="2024-11-12T19:18:00Z">
+              <w:r>
+                <w:rPr>
+                  <w:rFonts w:ascii="Arial" w:hAnsi="Arial" w:cs="Arial"/>
+                </w:rPr>
+                <w:delText>GET</w:delText>
+              </w:r>
+              <w:commentRangeEnd w:id="134"/>
+              <w:r>
+                <w:rPr>
+                  <w:rStyle w:val="Refdecomentario"/>
+                  <w:rFonts w:ascii="Arial" w:hAnsi="Arial" w:cs="Arial"/>
+                  <w:sz w:val="22"/>
+                  <w:szCs w:val="22"/>
+                </w:rPr>
+                <w:commentReference w:id="134"/>
+              </w:r>
+              <w:commentRangeEnd w:id="135"/>
+              <w:r>
+                <w:rPr>
+                  <w:rStyle w:val="Refdecomentario"/>
+                  <w:rFonts w:ascii="Arial" w:hAnsi="Arial" w:cs="Arial"/>
+                  <w:sz w:val="22"/>
+                  <w:szCs w:val="22"/>
+                </w:rPr>
+                <w:commentReference w:id="135"/>
+              </w:r>
+            </w:del>
+          </w:p>
+        </w:tc>
+      </w:tr>
+      <w:tr>
+        <w:tc>
+          <w:tcPr>
+            <w:cnfStyle w:val="001000000000" w:firstRow="0" w:lastRow="0" w:firstColumn="1" w:lastColumn="0" w:oddVBand="0" w:evenVBand="0" w:oddHBand="0" w:evenHBand="0" w:firstRowFirstColumn="0" w:firstRowLastColumn="0" w:lastRowFirstColumn="0" w:lastRowLastColumn="0"/>
+            <w:tcW w:w="3376" w:type="dxa"/>
+            <w:tcBorders>
+              <w:top w:val="single" w:sz="4" w:space="0" w:color="4472C4"/>
+              <w:left w:val="single" w:sz="4" w:space="0" w:color="4472C4"/>
+              <w:bottom w:val="single" w:sz="4" w:space="0" w:color="4472C4"/>
+              <w:right w:val="single" w:sz="4" w:space="0" w:color="4472C4"/>
+            </w:tcBorders>
+            <w:vAlign w:val="center"/>
+            <w:tcPrChange w:id="143" w:author="Jaime Eduardo Baires Escalante" w:date="2024-11-12T20:18:00Z" w16du:dateUtc="2024-11-12T19:18:00Z">
+              <w:tcPr>
+                <w:tcW w:w="3397" w:type="dxa"/>
+                <w:gridSpan w:val="2"/>
+                <w:tcBorders>
+                  <w:top w:val="single" w:sz="4" w:space="0" w:color="4472C4"/>
+                  <w:left w:val="single" w:sz="4" w:space="0" w:color="4472C4"/>
+                  <w:bottom w:val="single" w:sz="4" w:space="0" w:color="4472C4"/>
+                  <w:right w:val="single" w:sz="4" w:space="0" w:color="4472C4"/>
+                </w:tcBorders>
+                <w:vAlign w:val="center"/>
+              </w:tcPr>
+            </w:tcPrChange>
+          </w:tcPr>
+          <w:p>
+            <w:pPr>
+              <w:spacing w:line="360" w:lineRule="auto"/>
+              <w:rPr>
+                <w:rFonts w:ascii="Arial" w:hAnsi="Arial" w:cs="Arial"/>
+                <w:b w:val="0"/>
+                <w:bCs w:val="0"/>
+                <w:i/>
+                <w:iCs/>
+              </w:rPr>
+            </w:pPr>
+            <w:r>
+              <w:rPr>
+                <w:rFonts w:ascii="Arial" w:hAnsi="Arial" w:cs="Arial"/>
+                <w:b w:val="0"/>
+                <w:bCs w:val="0"/>
+                <w:i/>
+                <w:iCs/>
+              </w:rPr>
+              <w:t>Login</w:t>
+            </w:r>
+          </w:p>
+        </w:tc>
+        <w:tc>
+          <w:tcPr>
+            <w:tcW w:w="2263" w:type="dxa"/>
+            <w:tcBorders>
+              <w:top w:val="single" w:sz="4" w:space="0" w:color="4472C4"/>
+              <w:left w:val="single" w:sz="4" w:space="0" w:color="4472C4"/>
+              <w:bottom w:val="single" w:sz="4" w:space="0" w:color="4472C4"/>
+              <w:right w:val="single" w:sz="4" w:space="0" w:color="4472C4"/>
+            </w:tcBorders>
+            <w:tcPrChange w:id="144" w:author="Jaime Eduardo Baires Escalante" w:date="2024-11-12T20:18:00Z" w16du:dateUtc="2024-11-12T19:18:00Z">
+              <w:tcPr>
+                <w:tcW w:w="2265" w:type="dxa"/>
+                <w:gridSpan w:val="2"/>
+                <w:tcBorders>
+                  <w:top w:val="single" w:sz="4" w:space="0" w:color="4472C4"/>
+                  <w:left w:val="single" w:sz="4" w:space="0" w:color="4472C4"/>
+                  <w:bottom w:val="single" w:sz="4" w:space="0" w:color="4472C4"/>
+                  <w:right w:val="single" w:sz="4" w:space="0" w:color="4472C4"/>
+                </w:tcBorders>
+              </w:tcPr>
+            </w:tcPrChange>
+          </w:tcPr>
+          <w:p>
+            <w:pPr>
+              <w:spacing w:line="360" w:lineRule="auto"/>
+              <w:jc w:val="both"/>
+              <w:cnfStyle w:val="000000000000" w:firstRow="0" w:lastRow="0" w:firstColumn="0" w:lastColumn="0" w:oddVBand="0" w:evenVBand="0" w:oddHBand="0" w:evenHBand="0" w:firstRowFirstColumn="0" w:firstRowLastColumn="0" w:lastRowFirstColumn="0" w:lastRowLastColumn="0"/>
+              <w:rPr>
+                <w:rFonts w:ascii="Arial" w:hAnsi="Arial" w:cs="Arial"/>
+              </w:rPr>
+            </w:pPr>
+            <w:r>
+              <w:rPr>
+                <w:rFonts w:ascii="Arial" w:hAnsi="Arial" w:cs="Arial"/>
+              </w:rPr>
+              <w:t>usuarios/login</w:t>
+            </w:r>
+          </w:p>
+        </w:tc>
+        <w:tc>
+          <w:tcPr>
+            <w:tcW w:w="2855" w:type="dxa"/>
+            <w:tcBorders>
+              <w:top w:val="single" w:sz="4" w:space="0" w:color="4472C4"/>
+              <w:left w:val="single" w:sz="4" w:space="0" w:color="4472C4"/>
+              <w:bottom w:val="single" w:sz="4" w:space="0" w:color="4472C4"/>
+              <w:right w:val="single" w:sz="4" w:space="0" w:color="4472C4"/>
+            </w:tcBorders>
+            <w:tcPrChange w:id="145" w:author="Jaime Eduardo Baires Escalante" w:date="2024-11-12T20:18:00Z" w16du:dateUtc="2024-11-12T19:18:00Z">
+              <w:tcPr>
+                <w:tcW w:w="2832" w:type="dxa"/>
+                <w:tcBorders>
+                  <w:top w:val="single" w:sz="4" w:space="0" w:color="4472C4"/>
+                  <w:left w:val="single" w:sz="4" w:space="0" w:color="4472C4"/>
+                  <w:bottom w:val="single" w:sz="4" w:space="0" w:color="4472C4"/>
+                  <w:right w:val="single" w:sz="4" w:space="0" w:color="4472C4"/>
+                </w:tcBorders>
+              </w:tcPr>
+            </w:tcPrChange>
+          </w:tcPr>
+          <w:p>
+            <w:pPr>
+              <w:spacing w:line="360" w:lineRule="auto"/>
+              <w:jc w:val="both"/>
+              <w:cnfStyle w:val="000000000000" w:firstRow="0" w:lastRow="0" w:firstColumn="0" w:lastColumn="0" w:oddVBand="0" w:evenVBand="0" w:oddHBand="0" w:evenHBand="0" w:firstRowFirstColumn="0" w:firstRowLastColumn="0" w:lastRowFirstColumn="0" w:lastRowLastColumn="0"/>
+              <w:rPr>
+                <w:rFonts w:ascii="Arial" w:hAnsi="Arial" w:cs="Arial"/>
+              </w:rPr>
+            </w:pPr>
+            <w:commentRangeStart w:id="146"/>
+            <w:commentRangeStart w:id="147"/>
+            <w:commentRangeStart w:id="148"/>
+            <w:commentRangeStart w:id="149"/>
+            <w:r>
+              <w:rPr>
+                <w:rFonts w:ascii="Arial" w:hAnsi="Arial" w:cs="Arial"/>
+              </w:rPr>
+              <w:t>POST</w:t>
+            </w:r>
+            <w:commentRangeEnd w:id="146"/>
+            <w:r>
+              <w:rPr>
+                <w:rStyle w:val="Refdecomentario"/>
+                <w:rFonts w:ascii="Arial" w:hAnsi="Arial" w:cs="Arial"/>
+                <w:sz w:val="22"/>
+                <w:szCs w:val="22"/>
+              </w:rPr>
+              <w:commentReference w:id="146"/>
+            </w:r>
+            <w:commentRangeEnd w:id="147"/>
+            <w:r>
+              <w:rPr>
+                <w:rStyle w:val="Refdecomentario"/>
+                <w:rFonts w:ascii="Arial" w:hAnsi="Arial" w:cs="Arial"/>
+                <w:sz w:val="22"/>
+                <w:szCs w:val="22"/>
+              </w:rPr>
+              <w:commentReference w:id="147"/>
+            </w:r>
+            <w:commentRangeEnd w:id="148"/>
+            <w:r>
+              <w:rPr>
+                <w:rStyle w:val="Refdecomentario"/>
+                <w:rFonts w:ascii="Arial" w:hAnsi="Arial" w:cs="Arial"/>
+                <w:sz w:val="22"/>
+                <w:szCs w:val="22"/>
+              </w:rPr>
+              <w:commentReference w:id="148"/>
+            </w:r>
+            <w:commentRangeEnd w:id="149"/>
+            <w:r>
+              <w:rPr>
+                <w:rStyle w:val="Refdecomentario"/>
+                <w:rFonts w:ascii="Arial" w:hAnsi="Arial" w:cs="Arial"/>
+                <w:sz w:val="22"/>
+                <w:szCs w:val="22"/>
+              </w:rPr>
+              <w:commentReference w:id="149"/>
             </w:r>
           </w:p>
         </w:tc>
@@ -19870,14 +20976,155 @@
         <w:tc>
           <w:tcPr>
             <w:cnfStyle w:val="001000000000" w:firstRow="0" w:lastRow="0" w:firstColumn="1" w:lastColumn="0" w:oddVBand="0" w:evenVBand="0" w:oddHBand="0" w:evenHBand="0" w:firstRowFirstColumn="0" w:firstRowLastColumn="0" w:lastRowFirstColumn="0" w:lastRowLastColumn="0"/>
-            <w:tcW w:w="3397" w:type="dxa"/>
+            <w:tcW w:w="3376" w:type="dxa"/>
+            <w:vMerge w:val="restart"/>
+            <w:tcBorders>
+              <w:top w:val="single" w:sz="4" w:space="0" w:color="4472C4"/>
+              <w:left w:val="single" w:sz="4" w:space="0" w:color="4472C4"/>
+              <w:right w:val="single" w:sz="4" w:space="0" w:color="4472C4"/>
+            </w:tcBorders>
+            <w:vAlign w:val="center"/>
+            <w:tcPrChange w:id="150" w:author="Jaime Eduardo Baires Escalante" w:date="2024-11-12T20:18:00Z" w16du:dateUtc="2024-11-12T19:18:00Z">
+              <w:tcPr>
+                <w:tcW w:w="3397" w:type="dxa"/>
+                <w:gridSpan w:val="2"/>
+                <w:vMerge w:val="restart"/>
+                <w:tcBorders>
+                  <w:top w:val="single" w:sz="4" w:space="0" w:color="4472C4"/>
+                  <w:left w:val="single" w:sz="4" w:space="0" w:color="4472C4"/>
+                  <w:right w:val="single" w:sz="4" w:space="0" w:color="4472C4"/>
+                </w:tcBorders>
+                <w:vAlign w:val="center"/>
+              </w:tcPr>
+            </w:tcPrChange>
+          </w:tcPr>
+          <w:p>
+            <w:pPr>
+              <w:spacing w:line="360" w:lineRule="auto"/>
+              <w:cnfStyle w:val="001000100000" w:firstRow="0" w:lastRow="0" w:firstColumn="1" w:lastColumn="0" w:oddVBand="0" w:evenVBand="0" w:oddHBand="1" w:evenHBand="0" w:firstRowFirstColumn="0" w:firstRowLastColumn="0" w:lastRowFirstColumn="0" w:lastRowLastColumn="0"/>
+              <w:rPr>
+                <w:rFonts w:ascii="Arial" w:hAnsi="Arial" w:cs="Arial"/>
+                <w:b w:val="0"/>
+                <w:bCs w:val="0"/>
+                <w:i/>
+                <w:iCs/>
+              </w:rPr>
+            </w:pPr>
+            <w:r>
+              <w:rPr>
+                <w:rFonts w:ascii="Arial" w:hAnsi="Arial" w:cs="Arial"/>
+                <w:b w:val="0"/>
+                <w:bCs w:val="0"/>
+                <w:i/>
+                <w:iCs/>
+              </w:rPr>
+              <w:t>Categoría de artículos</w:t>
+            </w:r>
+          </w:p>
+        </w:tc>
+        <w:tc>
+          <w:tcPr>
+            <w:tcW w:w="2263" w:type="dxa"/>
             <w:tcBorders>
               <w:top w:val="single" w:sz="4" w:space="0" w:color="4472C4"/>
               <w:left w:val="single" w:sz="4" w:space="0" w:color="4472C4"/>
               <w:bottom w:val="single" w:sz="4" w:space="0" w:color="4472C4"/>
               <w:right w:val="single" w:sz="4" w:space="0" w:color="4472C4"/>
             </w:tcBorders>
+            <w:tcPrChange w:id="151" w:author="Jaime Eduardo Baires Escalante" w:date="2024-11-12T20:18:00Z" w16du:dateUtc="2024-11-12T19:18:00Z">
+              <w:tcPr>
+                <w:tcW w:w="2265" w:type="dxa"/>
+                <w:gridSpan w:val="2"/>
+                <w:tcBorders>
+                  <w:top w:val="single" w:sz="4" w:space="0" w:color="4472C4"/>
+                  <w:left w:val="single" w:sz="4" w:space="0" w:color="4472C4"/>
+                  <w:bottom w:val="single" w:sz="4" w:space="0" w:color="4472C4"/>
+                  <w:right w:val="single" w:sz="4" w:space="0" w:color="4472C4"/>
+                </w:tcBorders>
+              </w:tcPr>
+            </w:tcPrChange>
+          </w:tcPr>
+          <w:p>
+            <w:pPr>
+              <w:spacing w:line="360" w:lineRule="auto"/>
+              <w:jc w:val="both"/>
+              <w:cnfStyle w:val="000000100000" w:firstRow="0" w:lastRow="0" w:firstColumn="0" w:lastColumn="0" w:oddVBand="0" w:evenVBand="0" w:oddHBand="1" w:evenHBand="0" w:firstRowFirstColumn="0" w:firstRowLastColumn="0" w:lastRowFirstColumn="0" w:lastRowLastColumn="0"/>
+              <w:rPr>
+                <w:rFonts w:ascii="Arial" w:hAnsi="Arial" w:cs="Arial"/>
+              </w:rPr>
+            </w:pPr>
+            <w:r>
+              <w:rPr>
+                <w:rFonts w:ascii="Arial" w:hAnsi="Arial" w:cs="Arial"/>
+              </w:rPr>
+              <w:t>categorias</w:t>
+            </w:r>
+          </w:p>
+        </w:tc>
+        <w:tc>
+          <w:tcPr>
+            <w:tcW w:w="2855" w:type="dxa"/>
+            <w:tcBorders>
+              <w:top w:val="single" w:sz="4" w:space="0" w:color="4472C4"/>
+              <w:left w:val="single" w:sz="4" w:space="0" w:color="4472C4"/>
+              <w:bottom w:val="single" w:sz="4" w:space="0" w:color="4472C4"/>
+              <w:right w:val="single" w:sz="4" w:space="0" w:color="4472C4"/>
+            </w:tcBorders>
+            <w:tcPrChange w:id="152" w:author="Jaime Eduardo Baires Escalante" w:date="2024-11-12T20:18:00Z" w16du:dateUtc="2024-11-12T19:18:00Z">
+              <w:tcPr>
+                <w:tcW w:w="2832" w:type="dxa"/>
+                <w:tcBorders>
+                  <w:top w:val="single" w:sz="4" w:space="0" w:color="4472C4"/>
+                  <w:left w:val="single" w:sz="4" w:space="0" w:color="4472C4"/>
+                  <w:bottom w:val="single" w:sz="4" w:space="0" w:color="4472C4"/>
+                  <w:right w:val="single" w:sz="4" w:space="0" w:color="4472C4"/>
+                </w:tcBorders>
+              </w:tcPr>
+            </w:tcPrChange>
+          </w:tcPr>
+          <w:p>
+            <w:pPr>
+              <w:spacing w:line="360" w:lineRule="auto"/>
+              <w:jc w:val="both"/>
+              <w:cnfStyle w:val="000000100000" w:firstRow="0" w:lastRow="0" w:firstColumn="0" w:lastColumn="0" w:oddVBand="0" w:evenVBand="0" w:oddHBand="1" w:evenHBand="0" w:firstRowFirstColumn="0" w:firstRowLastColumn="0" w:lastRowFirstColumn="0" w:lastRowLastColumn="0"/>
+              <w:rPr>
+                <w:rFonts w:ascii="Arial" w:hAnsi="Arial" w:cs="Arial"/>
+              </w:rPr>
+            </w:pPr>
+            <w:r>
+              <w:rPr>
+                <w:rFonts w:ascii="Arial" w:hAnsi="Arial" w:cs="Arial"/>
+              </w:rPr>
+              <w:t>POST</w:t>
+            </w:r>
+          </w:p>
+        </w:tc>
+      </w:tr>
+      <w:tr>
+        <w:tc>
+          <w:tcPr>
+            <w:cnfStyle w:val="001000000000" w:firstRow="0" w:lastRow="0" w:firstColumn="1" w:lastColumn="0" w:oddVBand="0" w:evenVBand="0" w:oddHBand="0" w:evenHBand="0" w:firstRowFirstColumn="0" w:firstRowLastColumn="0" w:lastRowFirstColumn="0" w:lastRowLastColumn="0"/>
+            <w:tcW w:w="3376" w:type="dxa"/>
+            <w:vMerge/>
+            <w:tcBorders>
+              <w:left w:val="single" w:sz="4" w:space="0" w:color="4472C4"/>
+              <w:bottom w:val="single" w:sz="4" w:space="0" w:color="4472C4"/>
+              <w:right w:val="single" w:sz="4" w:space="0" w:color="4472C4"/>
+            </w:tcBorders>
             <w:vAlign w:val="center"/>
+            <w:tcPrChange w:id="153" w:author="Jaime Eduardo Baires Escalante" w:date="2024-11-12T20:18:00Z" w16du:dateUtc="2024-11-12T19:18:00Z">
+              <w:tcPr>
+                <w:tcW w:w="3397" w:type="dxa"/>
+                <w:gridSpan w:val="2"/>
+                <w:vMerge/>
+                <w:tcBorders>
+                  <w:left w:val="single" w:sz="4" w:space="0" w:color="4472C4"/>
+                  <w:bottom w:val="single" w:sz="4" w:space="0" w:color="4472C4"/>
+                  <w:right w:val="single" w:sz="4" w:space="0" w:color="4472C4"/>
+                </w:tcBorders>
+                <w:vAlign w:val="center"/>
+              </w:tcPr>
+            </w:tcPrChange>
           </w:tcPr>
           <w:p>
             <w:pPr>
@@ -19890,134 +21137,72 @@
                 <w:iCs/>
               </w:rPr>
             </w:pPr>
-            <w:commentRangeStart w:id="55"/>
-            <w:r>
-              <w:rPr>
-                <w:rFonts w:ascii="Arial" w:hAnsi="Arial" w:cs="Arial"/>
-                <w:b w:val="0"/>
-                <w:bCs w:val="0"/>
-                <w:i/>
-                <w:iCs/>
-              </w:rPr>
-              <w:t>Lista de usuarios</w:t>
-            </w:r>
-          </w:p>
-        </w:tc>
-        <w:tc>
-          <w:tcPr>
-            <w:tcW w:w="2265" w:type="dxa"/>
+          </w:p>
+        </w:tc>
+        <w:tc>
+          <w:tcPr>
+            <w:tcW w:w="2263" w:type="dxa"/>
             <w:tcBorders>
               <w:top w:val="single" w:sz="4" w:space="0" w:color="4472C4"/>
               <w:left w:val="single" w:sz="4" w:space="0" w:color="4472C4"/>
               <w:bottom w:val="single" w:sz="4" w:space="0" w:color="4472C4"/>
               <w:right w:val="single" w:sz="4" w:space="0" w:color="4472C4"/>
             </w:tcBorders>
+            <w:tcPrChange w:id="154" w:author="Jaime Eduardo Baires Escalante" w:date="2024-11-12T20:18:00Z" w16du:dateUtc="2024-11-12T19:18:00Z">
+              <w:tcPr>
+                <w:tcW w:w="2265" w:type="dxa"/>
+                <w:gridSpan w:val="2"/>
+                <w:tcBorders>
+                  <w:top w:val="single" w:sz="4" w:space="0" w:color="4472C4"/>
+                  <w:left w:val="single" w:sz="4" w:space="0" w:color="4472C4"/>
+                  <w:bottom w:val="single" w:sz="4" w:space="0" w:color="4472C4"/>
+                  <w:right w:val="single" w:sz="4" w:space="0" w:color="4472C4"/>
+                </w:tcBorders>
+              </w:tcPr>
+            </w:tcPrChange>
           </w:tcPr>
           <w:p>
             <w:pPr>
               <w:spacing w:line="360" w:lineRule="auto"/>
               <w:jc w:val="both"/>
-              <w:cnfStyle w:val="000000100000" w:firstRow="0" w:lastRow="0" w:firstColumn="0" w:lastColumn="0" w:oddVBand="0" w:evenVBand="0" w:oddHBand="1" w:evenHBand="0" w:firstRowFirstColumn="0" w:firstRowLastColumn="0" w:lastRowFirstColumn="0" w:lastRowLastColumn="0"/>
-              <w:rPr>
-                <w:rFonts w:ascii="Arial" w:hAnsi="Arial" w:cs="Arial"/>
-              </w:rPr>
-            </w:pPr>
-            <w:r>
-              <w:rPr>
-                <w:rFonts w:ascii="Arial" w:hAnsi="Arial" w:cs="Arial"/>
-              </w:rPr>
-              <w:t>usuarios</w:t>
-            </w:r>
-          </w:p>
-        </w:tc>
-        <w:tc>
-          <w:tcPr>
-            <w:tcW w:w="2832" w:type="dxa"/>
+              <w:cnfStyle w:val="000000000000" w:firstRow="0" w:lastRow="0" w:firstColumn="0" w:lastColumn="0" w:oddVBand="0" w:evenVBand="0" w:oddHBand="0" w:evenHBand="0" w:firstRowFirstColumn="0" w:firstRowLastColumn="0" w:lastRowFirstColumn="0" w:lastRowLastColumn="0"/>
+              <w:rPr>
+                <w:rFonts w:ascii="Arial" w:hAnsi="Arial" w:cs="Arial"/>
+              </w:rPr>
+            </w:pPr>
+            <w:r>
+              <w:rPr>
+                <w:rFonts w:ascii="Arial" w:hAnsi="Arial" w:cs="Arial"/>
+              </w:rPr>
+              <w:t>categoría/{id}</w:t>
+            </w:r>
+          </w:p>
+        </w:tc>
+        <w:tc>
+          <w:tcPr>
+            <w:tcW w:w="2855" w:type="dxa"/>
             <w:tcBorders>
               <w:top w:val="single" w:sz="4" w:space="0" w:color="4472C4"/>
               <w:left w:val="single" w:sz="4" w:space="0" w:color="4472C4"/>
               <w:bottom w:val="single" w:sz="4" w:space="0" w:color="4472C4"/>
               <w:right w:val="single" w:sz="4" w:space="0" w:color="4472C4"/>
             </w:tcBorders>
+            <w:tcPrChange w:id="155" w:author="Jaime Eduardo Baires Escalante" w:date="2024-11-12T20:18:00Z" w16du:dateUtc="2024-11-12T19:18:00Z">
+              <w:tcPr>
+                <w:tcW w:w="2832" w:type="dxa"/>
+                <w:tcBorders>
+                  <w:top w:val="single" w:sz="4" w:space="0" w:color="4472C4"/>
+                  <w:left w:val="single" w:sz="4" w:space="0" w:color="4472C4"/>
+                  <w:bottom w:val="single" w:sz="4" w:space="0" w:color="4472C4"/>
+                  <w:right w:val="single" w:sz="4" w:space="0" w:color="4472C4"/>
+                </w:tcBorders>
+              </w:tcPr>
+            </w:tcPrChange>
           </w:tcPr>
           <w:p>
             <w:pPr>
               <w:spacing w:line="360" w:lineRule="auto"/>
               <w:jc w:val="both"/>
-              <w:cnfStyle w:val="000000100000" w:firstRow="0" w:lastRow="0" w:firstColumn="0" w:lastColumn="0" w:oddVBand="0" w:evenVBand="0" w:oddHBand="1" w:evenHBand="0" w:firstRowFirstColumn="0" w:firstRowLastColumn="0" w:lastRowFirstColumn="0" w:lastRowLastColumn="0"/>
-              <w:rPr>
-                <w:rFonts w:ascii="Arial" w:hAnsi="Arial" w:cs="Arial"/>
-              </w:rPr>
-            </w:pPr>
-            <w:r>
-              <w:rPr>
-                <w:rFonts w:ascii="Arial" w:hAnsi="Arial" w:cs="Arial"/>
-              </w:rPr>
-              <w:t>GET</w:t>
-            </w:r>
-            <w:commentRangeEnd w:id="55"/>
-            <w:r>
-              <w:rPr>
-                <w:rStyle w:val="Refdecomentario"/>
-              </w:rPr>
-              <w:commentReference w:id="55"/>
-            </w:r>
-          </w:p>
-        </w:tc>
-      </w:tr>
-      <w:tr>
-        <w:tc>
-          <w:tcPr>
-            <w:cnfStyle w:val="001000000000" w:firstRow="0" w:lastRow="0" w:firstColumn="1" w:lastColumn="0" w:oddVBand="0" w:evenVBand="0" w:oddHBand="0" w:evenHBand="0" w:firstRowFirstColumn="0" w:firstRowLastColumn="0" w:lastRowFirstColumn="0" w:lastRowLastColumn="0"/>
-            <w:tcW w:w="3397" w:type="dxa"/>
-            <w:tcBorders>
-              <w:top w:val="single" w:sz="4" w:space="0" w:color="4472C4"/>
-              <w:left w:val="single" w:sz="4" w:space="0" w:color="4472C4"/>
-              <w:bottom w:val="single" w:sz="4" w:space="0" w:color="4472C4"/>
-              <w:right w:val="single" w:sz="4" w:space="0" w:color="4472C4"/>
-            </w:tcBorders>
-            <w:vAlign w:val="center"/>
-          </w:tcPr>
-          <w:p>
-            <w:pPr>
-              <w:spacing w:line="360" w:lineRule="auto"/>
-              <w:rPr>
-                <w:rFonts w:ascii="Arial" w:hAnsi="Arial" w:cs="Arial"/>
-                <w:b w:val="0"/>
-                <w:bCs w:val="0"/>
-                <w:i/>
-                <w:iCs/>
-              </w:rPr>
-            </w:pPr>
-            <w:proofErr w:type="spellStart"/>
-            <w:r>
-              <w:rPr>
-                <w:rFonts w:ascii="Arial" w:hAnsi="Arial" w:cs="Arial"/>
-                <w:b w:val="0"/>
-                <w:bCs w:val="0"/>
-                <w:i/>
-                <w:iCs/>
-              </w:rPr>
-              <w:lastRenderedPageBreak/>
-              <w:t>Login</w:t>
-            </w:r>
-            <w:proofErr w:type="spellEnd"/>
-          </w:p>
-        </w:tc>
-        <w:tc>
-          <w:tcPr>
-            <w:tcW w:w="2265" w:type="dxa"/>
-            <w:tcBorders>
-              <w:top w:val="single" w:sz="4" w:space="0" w:color="4472C4"/>
-              <w:left w:val="single" w:sz="4" w:space="0" w:color="4472C4"/>
-              <w:bottom w:val="single" w:sz="4" w:space="0" w:color="4472C4"/>
-              <w:right w:val="single" w:sz="4" w:space="0" w:color="4472C4"/>
-            </w:tcBorders>
-          </w:tcPr>
-          <w:p>
-            <w:pPr>
-              <w:spacing w:line="360" w:lineRule="auto"/>
-              <w:jc w:val="both"/>
               <w:cnfStyle w:val="000000000000" w:firstRow="0" w:lastRow="0" w:firstColumn="0" w:lastColumn="0" w:oddVBand="0" w:evenVBand="0" w:oddHBand="0" w:evenHBand="0" w:firstRowFirstColumn="0" w:firstRowLastColumn="0" w:lastRowFirstColumn="0" w:lastRowLastColumn="0"/>
               <w:rPr>
                 <w:rFonts w:ascii="Arial" w:hAnsi="Arial" w:cs="Arial"/>
@@ -20027,74 +21212,7 @@
               <w:rPr>
                 <w:rFonts w:ascii="Arial" w:hAnsi="Arial" w:cs="Arial"/>
               </w:rPr>
-              <w:t>usuarios/</w:t>
-            </w:r>
-            <w:proofErr w:type="spellStart"/>
-            <w:r>
-              <w:rPr>
-                <w:rFonts w:ascii="Arial" w:hAnsi="Arial" w:cs="Arial"/>
-              </w:rPr>
-              <w:t>login</w:t>
-            </w:r>
-            <w:proofErr w:type="spellEnd"/>
-          </w:p>
-        </w:tc>
-        <w:tc>
-          <w:tcPr>
-            <w:tcW w:w="2832" w:type="dxa"/>
-            <w:tcBorders>
-              <w:top w:val="single" w:sz="4" w:space="0" w:color="4472C4"/>
-              <w:left w:val="single" w:sz="4" w:space="0" w:color="4472C4"/>
-              <w:bottom w:val="single" w:sz="4" w:space="0" w:color="4472C4"/>
-              <w:right w:val="single" w:sz="4" w:space="0" w:color="4472C4"/>
-            </w:tcBorders>
-          </w:tcPr>
-          <w:p>
-            <w:pPr>
-              <w:spacing w:line="360" w:lineRule="auto"/>
-              <w:jc w:val="both"/>
-              <w:cnfStyle w:val="000000000000" w:firstRow="0" w:lastRow="0" w:firstColumn="0" w:lastColumn="0" w:oddVBand="0" w:evenVBand="0" w:oddHBand="0" w:evenHBand="0" w:firstRowFirstColumn="0" w:firstRowLastColumn="0" w:lastRowFirstColumn="0" w:lastRowLastColumn="0"/>
-              <w:rPr>
-                <w:rFonts w:ascii="Arial" w:hAnsi="Arial" w:cs="Arial"/>
-              </w:rPr>
-            </w:pPr>
-            <w:commentRangeStart w:id="56"/>
-            <w:commentRangeStart w:id="57"/>
-            <w:commentRangeStart w:id="58"/>
-            <w:commentRangeStart w:id="59"/>
-            <w:r>
-              <w:rPr>
-                <w:rFonts w:ascii="Arial" w:hAnsi="Arial" w:cs="Arial"/>
-              </w:rPr>
-              <w:t>POST</w:t>
-            </w:r>
-            <w:commentRangeEnd w:id="56"/>
-            <w:r>
-              <w:rPr>
-                <w:rStyle w:val="Refdecomentario"/>
-              </w:rPr>
-              <w:commentReference w:id="56"/>
-            </w:r>
-            <w:commentRangeEnd w:id="57"/>
-            <w:r>
-              <w:rPr>
-                <w:rStyle w:val="Refdecomentario"/>
-              </w:rPr>
-              <w:commentReference w:id="57"/>
-            </w:r>
-            <w:commentRangeEnd w:id="58"/>
-            <w:r>
-              <w:rPr>
-                <w:rStyle w:val="Refdecomentario"/>
-              </w:rPr>
-              <w:commentReference w:id="58"/>
-            </w:r>
-            <w:commentRangeEnd w:id="59"/>
-            <w:r>
-              <w:rPr>
-                <w:rStyle w:val="Refdecomentario"/>
-              </w:rPr>
-              <w:commentReference w:id="59"/>
+              <w:t>GET, DELETE</w:t>
             </w:r>
           </w:p>
         </w:tc>
@@ -20106,18 +21224,32 @@
         <w:tc>
           <w:tcPr>
             <w:cnfStyle w:val="001000000000" w:firstRow="0" w:lastRow="0" w:firstColumn="1" w:lastColumn="0" w:oddVBand="0" w:evenVBand="0" w:oddHBand="0" w:evenHBand="0" w:firstRowFirstColumn="0" w:firstRowLastColumn="0" w:lastRowFirstColumn="0" w:lastRowLastColumn="0"/>
-            <w:tcW w:w="3397" w:type="dxa"/>
-            <w:vMerge w:val="restart"/>
+            <w:tcW w:w="3376" w:type="dxa"/>
             <w:tcBorders>
               <w:top w:val="single" w:sz="4" w:space="0" w:color="4472C4"/>
               <w:left w:val="single" w:sz="4" w:space="0" w:color="4472C4"/>
+              <w:bottom w:val="single" w:sz="4" w:space="0" w:color="4472C4"/>
               <w:right w:val="single" w:sz="4" w:space="0" w:color="4472C4"/>
             </w:tcBorders>
             <w:vAlign w:val="center"/>
+            <w:tcPrChange w:id="156" w:author="Jaime Eduardo Baires Escalante" w:date="2024-11-12T20:18:00Z" w16du:dateUtc="2024-11-12T19:18:00Z">
+              <w:tcPr>
+                <w:tcW w:w="3397" w:type="dxa"/>
+                <w:gridSpan w:val="2"/>
+                <w:tcBorders>
+                  <w:top w:val="single" w:sz="4" w:space="0" w:color="4472C4"/>
+                  <w:left w:val="single" w:sz="4" w:space="0" w:color="4472C4"/>
+                  <w:bottom w:val="single" w:sz="4" w:space="0" w:color="4472C4"/>
+                  <w:right w:val="single" w:sz="4" w:space="0" w:color="4472C4"/>
+                </w:tcBorders>
+                <w:vAlign w:val="center"/>
+              </w:tcPr>
+            </w:tcPrChange>
           </w:tcPr>
           <w:p>
             <w:pPr>
               <w:spacing w:line="360" w:lineRule="auto"/>
+              <w:cnfStyle w:val="001000100000" w:firstRow="0" w:lastRow="0" w:firstColumn="1" w:lastColumn="0" w:oddVBand="0" w:evenVBand="0" w:oddHBand="1" w:evenHBand="0" w:firstRowFirstColumn="0" w:firstRowLastColumn="0" w:lastRowFirstColumn="0" w:lastRowLastColumn="0"/>
               <w:rPr>
                 <w:rFonts w:ascii="Arial" w:hAnsi="Arial" w:cs="Arial"/>
                 <w:b w:val="0"/>
@@ -20134,19 +21266,31 @@
                 <w:i/>
                 <w:iCs/>
               </w:rPr>
-              <w:t>Categoría de artículos</w:t>
-            </w:r>
-          </w:p>
-        </w:tc>
-        <w:tc>
-          <w:tcPr>
-            <w:tcW w:w="2265" w:type="dxa"/>
+              <w:t>Lista de categorías de artículos</w:t>
+            </w:r>
+          </w:p>
+        </w:tc>
+        <w:tc>
+          <w:tcPr>
+            <w:tcW w:w="2263" w:type="dxa"/>
             <w:tcBorders>
               <w:top w:val="single" w:sz="4" w:space="0" w:color="4472C4"/>
               <w:left w:val="single" w:sz="4" w:space="0" w:color="4472C4"/>
               <w:bottom w:val="single" w:sz="4" w:space="0" w:color="4472C4"/>
               <w:right w:val="single" w:sz="4" w:space="0" w:color="4472C4"/>
             </w:tcBorders>
+            <w:tcPrChange w:id="157" w:author="Jaime Eduardo Baires Escalante" w:date="2024-11-12T20:18:00Z" w16du:dateUtc="2024-11-12T19:18:00Z">
+              <w:tcPr>
+                <w:tcW w:w="2265" w:type="dxa"/>
+                <w:gridSpan w:val="2"/>
+                <w:tcBorders>
+                  <w:top w:val="single" w:sz="4" w:space="0" w:color="4472C4"/>
+                  <w:left w:val="single" w:sz="4" w:space="0" w:color="4472C4"/>
+                  <w:bottom w:val="single" w:sz="4" w:space="0" w:color="4472C4"/>
+                  <w:right w:val="single" w:sz="4" w:space="0" w:color="4472C4"/>
+                </w:tcBorders>
+              </w:tcPr>
+            </w:tcPrChange>
           </w:tcPr>
           <w:p>
             <w:pPr>
@@ -20157,25 +21301,34 @@
                 <w:rFonts w:ascii="Arial" w:hAnsi="Arial" w:cs="Arial"/>
               </w:rPr>
             </w:pPr>
-            <w:proofErr w:type="spellStart"/>
             <w:r>
               <w:rPr>
                 <w:rFonts w:ascii="Arial" w:hAnsi="Arial" w:cs="Arial"/>
               </w:rPr>
               <w:t>categorias</w:t>
             </w:r>
-            <w:proofErr w:type="spellEnd"/>
-          </w:p>
-        </w:tc>
-        <w:tc>
-          <w:tcPr>
-            <w:tcW w:w="2832" w:type="dxa"/>
+          </w:p>
+        </w:tc>
+        <w:tc>
+          <w:tcPr>
+            <w:tcW w:w="2855" w:type="dxa"/>
             <w:tcBorders>
               <w:top w:val="single" w:sz="4" w:space="0" w:color="4472C4"/>
               <w:left w:val="single" w:sz="4" w:space="0" w:color="4472C4"/>
               <w:bottom w:val="single" w:sz="4" w:space="0" w:color="4472C4"/>
               <w:right w:val="single" w:sz="4" w:space="0" w:color="4472C4"/>
             </w:tcBorders>
+            <w:tcPrChange w:id="158" w:author="Jaime Eduardo Baires Escalante" w:date="2024-11-12T20:18:00Z" w16du:dateUtc="2024-11-12T19:18:00Z">
+              <w:tcPr>
+                <w:tcW w:w="2832" w:type="dxa"/>
+                <w:tcBorders>
+                  <w:top w:val="single" w:sz="4" w:space="0" w:color="4472C4"/>
+                  <w:left w:val="single" w:sz="4" w:space="0" w:color="4472C4"/>
+                  <w:bottom w:val="single" w:sz="4" w:space="0" w:color="4472C4"/>
+                  <w:right w:val="single" w:sz="4" w:space="0" w:color="4472C4"/>
+                </w:tcBorders>
+              </w:tcPr>
+            </w:tcPrChange>
           </w:tcPr>
           <w:p>
             <w:pPr>
@@ -20190,7 +21343,7 @@
               <w:rPr>
                 <w:rFonts w:ascii="Arial" w:hAnsi="Arial" w:cs="Arial"/>
               </w:rPr>
-              <w:t>POST</w:t>
+              <w:t>GET</w:t>
             </w:r>
           </w:p>
         </w:tc>
@@ -20199,14 +21352,27 @@
         <w:tc>
           <w:tcPr>
             <w:cnfStyle w:val="001000000000" w:firstRow="0" w:lastRow="0" w:firstColumn="1" w:lastColumn="0" w:oddVBand="0" w:evenVBand="0" w:oddHBand="0" w:evenHBand="0" w:firstRowFirstColumn="0" w:firstRowLastColumn="0" w:lastRowFirstColumn="0" w:lastRowLastColumn="0"/>
-            <w:tcW w:w="3397" w:type="dxa"/>
-            <w:vMerge/>
-            <w:tcBorders>
+            <w:tcW w:w="3376" w:type="dxa"/>
+            <w:vMerge w:val="restart"/>
+            <w:tcBorders>
+              <w:top w:val="single" w:sz="4" w:space="0" w:color="4472C4"/>
               <w:left w:val="single" w:sz="4" w:space="0" w:color="4472C4"/>
-              <w:bottom w:val="single" w:sz="4" w:space="0" w:color="4472C4"/>
               <w:right w:val="single" w:sz="4" w:space="0" w:color="4472C4"/>
             </w:tcBorders>
             <w:vAlign w:val="center"/>
+            <w:tcPrChange w:id="159" w:author="Jaime Eduardo Baires Escalante" w:date="2024-11-12T20:18:00Z" w16du:dateUtc="2024-11-12T19:18:00Z">
+              <w:tcPr>
+                <w:tcW w:w="3397" w:type="dxa"/>
+                <w:gridSpan w:val="2"/>
+                <w:vMerge w:val="restart"/>
+                <w:tcBorders>
+                  <w:top w:val="single" w:sz="4" w:space="0" w:color="4472C4"/>
+                  <w:left w:val="single" w:sz="4" w:space="0" w:color="4472C4"/>
+                  <w:right w:val="single" w:sz="4" w:space="0" w:color="4472C4"/>
+                </w:tcBorders>
+                <w:vAlign w:val="center"/>
+              </w:tcPr>
+            </w:tcPrChange>
           </w:tcPr>
           <w:p>
             <w:pPr>
@@ -20219,17 +21385,39 @@
                 <w:iCs/>
               </w:rPr>
             </w:pPr>
-          </w:p>
-        </w:tc>
-        <w:tc>
-          <w:tcPr>
-            <w:tcW w:w="2265" w:type="dxa"/>
+            <w:r>
+              <w:rPr>
+                <w:rFonts w:ascii="Arial" w:hAnsi="Arial" w:cs="Arial"/>
+                <w:b w:val="0"/>
+                <w:bCs w:val="0"/>
+                <w:i/>
+                <w:iCs/>
+              </w:rPr>
+              <w:t>Artículo</w:t>
+            </w:r>
+          </w:p>
+        </w:tc>
+        <w:tc>
+          <w:tcPr>
+            <w:tcW w:w="2263" w:type="dxa"/>
             <w:tcBorders>
               <w:top w:val="single" w:sz="4" w:space="0" w:color="4472C4"/>
               <w:left w:val="single" w:sz="4" w:space="0" w:color="4472C4"/>
               <w:bottom w:val="single" w:sz="4" w:space="0" w:color="4472C4"/>
               <w:right w:val="single" w:sz="4" w:space="0" w:color="4472C4"/>
             </w:tcBorders>
+            <w:tcPrChange w:id="160" w:author="Jaime Eduardo Baires Escalante" w:date="2024-11-12T20:18:00Z" w16du:dateUtc="2024-11-12T19:18:00Z">
+              <w:tcPr>
+                <w:tcW w:w="2265" w:type="dxa"/>
+                <w:gridSpan w:val="2"/>
+                <w:tcBorders>
+                  <w:top w:val="single" w:sz="4" w:space="0" w:color="4472C4"/>
+                  <w:left w:val="single" w:sz="4" w:space="0" w:color="4472C4"/>
+                  <w:bottom w:val="single" w:sz="4" w:space="0" w:color="4472C4"/>
+                  <w:right w:val="single" w:sz="4" w:space="0" w:color="4472C4"/>
+                </w:tcBorders>
+              </w:tcPr>
+            </w:tcPrChange>
           </w:tcPr>
           <w:p>
             <w:pPr>
@@ -20244,19 +21432,30 @@
               <w:rPr>
                 <w:rFonts w:ascii="Arial" w:hAnsi="Arial" w:cs="Arial"/>
               </w:rPr>
-              <w:t>categoría/{id}</w:t>
-            </w:r>
-          </w:p>
-        </w:tc>
-        <w:tc>
-          <w:tcPr>
-            <w:tcW w:w="2832" w:type="dxa"/>
+              <w:t>articulos/{id}</w:t>
+            </w:r>
+          </w:p>
+        </w:tc>
+        <w:tc>
+          <w:tcPr>
+            <w:tcW w:w="2855" w:type="dxa"/>
             <w:tcBorders>
               <w:top w:val="single" w:sz="4" w:space="0" w:color="4472C4"/>
               <w:left w:val="single" w:sz="4" w:space="0" w:color="4472C4"/>
               <w:bottom w:val="single" w:sz="4" w:space="0" w:color="4472C4"/>
               <w:right w:val="single" w:sz="4" w:space="0" w:color="4472C4"/>
             </w:tcBorders>
+            <w:tcPrChange w:id="161" w:author="Jaime Eduardo Baires Escalante" w:date="2024-11-12T20:18:00Z" w16du:dateUtc="2024-11-12T19:18:00Z">
+              <w:tcPr>
+                <w:tcW w:w="2832" w:type="dxa"/>
+                <w:tcBorders>
+                  <w:top w:val="single" w:sz="4" w:space="0" w:color="4472C4"/>
+                  <w:left w:val="single" w:sz="4" w:space="0" w:color="4472C4"/>
+                  <w:bottom w:val="single" w:sz="4" w:space="0" w:color="4472C4"/>
+                  <w:right w:val="single" w:sz="4" w:space="0" w:color="4472C4"/>
+                </w:tcBorders>
+              </w:tcPr>
+            </w:tcPrChange>
           </w:tcPr>
           <w:p>
             <w:pPr>
@@ -20271,7 +21470,7 @@
               <w:rPr>
                 <w:rFonts w:ascii="Arial" w:hAnsi="Arial" w:cs="Arial"/>
               </w:rPr>
-              <w:t>GET, DELETE</w:t>
+              <w:t>GET, PUT, DELETE</w:t>
             </w:r>
           </w:p>
         </w:tc>
@@ -20283,14 +21482,145 @@
         <w:tc>
           <w:tcPr>
             <w:cnfStyle w:val="001000000000" w:firstRow="0" w:lastRow="0" w:firstColumn="1" w:lastColumn="0" w:oddVBand="0" w:evenVBand="0" w:oddHBand="0" w:evenHBand="0" w:firstRowFirstColumn="0" w:firstRowLastColumn="0" w:lastRowFirstColumn="0" w:lastRowLastColumn="0"/>
-            <w:tcW w:w="3397" w:type="dxa"/>
+            <w:tcW w:w="3376" w:type="dxa"/>
+            <w:vMerge/>
+            <w:tcBorders>
+              <w:left w:val="single" w:sz="4" w:space="0" w:color="4472C4"/>
+              <w:bottom w:val="single" w:sz="4" w:space="0" w:color="4472C4"/>
+              <w:right w:val="single" w:sz="4" w:space="0" w:color="4472C4"/>
+            </w:tcBorders>
+            <w:vAlign w:val="center"/>
+            <w:tcPrChange w:id="162" w:author="Jaime Eduardo Baires Escalante" w:date="2024-11-12T20:18:00Z" w16du:dateUtc="2024-11-12T19:18:00Z">
+              <w:tcPr>
+                <w:tcW w:w="3397" w:type="dxa"/>
+                <w:gridSpan w:val="2"/>
+                <w:vMerge/>
+                <w:tcBorders>
+                  <w:left w:val="single" w:sz="4" w:space="0" w:color="4472C4"/>
+                  <w:bottom w:val="single" w:sz="4" w:space="0" w:color="4472C4"/>
+                  <w:right w:val="single" w:sz="4" w:space="0" w:color="4472C4"/>
+                </w:tcBorders>
+                <w:vAlign w:val="center"/>
+              </w:tcPr>
+            </w:tcPrChange>
+          </w:tcPr>
+          <w:p>
+            <w:pPr>
+              <w:spacing w:line="360" w:lineRule="auto"/>
+              <w:cnfStyle w:val="001000100000" w:firstRow="0" w:lastRow="0" w:firstColumn="1" w:lastColumn="0" w:oddVBand="0" w:evenVBand="0" w:oddHBand="1" w:evenHBand="0" w:firstRowFirstColumn="0" w:firstRowLastColumn="0" w:lastRowFirstColumn="0" w:lastRowLastColumn="0"/>
+              <w:rPr>
+                <w:rFonts w:ascii="Arial" w:hAnsi="Arial" w:cs="Arial"/>
+                <w:b w:val="0"/>
+                <w:bCs w:val="0"/>
+                <w:i/>
+                <w:iCs/>
+              </w:rPr>
+            </w:pPr>
+          </w:p>
+        </w:tc>
+        <w:tc>
+          <w:tcPr>
+            <w:tcW w:w="2263" w:type="dxa"/>
             <w:tcBorders>
               <w:top w:val="single" w:sz="4" w:space="0" w:color="4472C4"/>
               <w:left w:val="single" w:sz="4" w:space="0" w:color="4472C4"/>
               <w:bottom w:val="single" w:sz="4" w:space="0" w:color="4472C4"/>
               <w:right w:val="single" w:sz="4" w:space="0" w:color="4472C4"/>
             </w:tcBorders>
+            <w:tcPrChange w:id="163" w:author="Jaime Eduardo Baires Escalante" w:date="2024-11-12T20:18:00Z" w16du:dateUtc="2024-11-12T19:18:00Z">
+              <w:tcPr>
+                <w:tcW w:w="2265" w:type="dxa"/>
+                <w:gridSpan w:val="2"/>
+                <w:tcBorders>
+                  <w:top w:val="single" w:sz="4" w:space="0" w:color="4472C4"/>
+                  <w:left w:val="single" w:sz="4" w:space="0" w:color="4472C4"/>
+                  <w:bottom w:val="single" w:sz="4" w:space="0" w:color="4472C4"/>
+                  <w:right w:val="single" w:sz="4" w:space="0" w:color="4472C4"/>
+                </w:tcBorders>
+              </w:tcPr>
+            </w:tcPrChange>
+          </w:tcPr>
+          <w:p>
+            <w:pPr>
+              <w:spacing w:line="360" w:lineRule="auto"/>
+              <w:jc w:val="both"/>
+              <w:cnfStyle w:val="000000100000" w:firstRow="0" w:lastRow="0" w:firstColumn="0" w:lastColumn="0" w:oddVBand="0" w:evenVBand="0" w:oddHBand="1" w:evenHBand="0" w:firstRowFirstColumn="0" w:firstRowLastColumn="0" w:lastRowFirstColumn="0" w:lastRowLastColumn="0"/>
+              <w:rPr>
+                <w:rFonts w:ascii="Arial" w:hAnsi="Arial" w:cs="Arial"/>
+              </w:rPr>
+            </w:pPr>
+            <w:r>
+              <w:rPr>
+                <w:rFonts w:ascii="Arial" w:hAnsi="Arial" w:cs="Arial"/>
+              </w:rPr>
+              <w:t>articulos</w:t>
+            </w:r>
+          </w:p>
+        </w:tc>
+        <w:tc>
+          <w:tcPr>
+            <w:tcW w:w="2855" w:type="dxa"/>
+            <w:tcBorders>
+              <w:top w:val="single" w:sz="4" w:space="0" w:color="4472C4"/>
+              <w:left w:val="single" w:sz="4" w:space="0" w:color="4472C4"/>
+              <w:bottom w:val="single" w:sz="4" w:space="0" w:color="4472C4"/>
+              <w:right w:val="single" w:sz="4" w:space="0" w:color="4472C4"/>
+            </w:tcBorders>
+            <w:tcPrChange w:id="164" w:author="Jaime Eduardo Baires Escalante" w:date="2024-11-12T20:18:00Z" w16du:dateUtc="2024-11-12T19:18:00Z">
+              <w:tcPr>
+                <w:tcW w:w="2832" w:type="dxa"/>
+                <w:tcBorders>
+                  <w:top w:val="single" w:sz="4" w:space="0" w:color="4472C4"/>
+                  <w:left w:val="single" w:sz="4" w:space="0" w:color="4472C4"/>
+                  <w:bottom w:val="single" w:sz="4" w:space="0" w:color="4472C4"/>
+                  <w:right w:val="single" w:sz="4" w:space="0" w:color="4472C4"/>
+                </w:tcBorders>
+              </w:tcPr>
+            </w:tcPrChange>
+          </w:tcPr>
+          <w:p>
+            <w:pPr>
+              <w:spacing w:line="360" w:lineRule="auto"/>
+              <w:jc w:val="both"/>
+              <w:cnfStyle w:val="000000100000" w:firstRow="0" w:lastRow="0" w:firstColumn="0" w:lastColumn="0" w:oddVBand="0" w:evenVBand="0" w:oddHBand="1" w:evenHBand="0" w:firstRowFirstColumn="0" w:firstRowLastColumn="0" w:lastRowFirstColumn="0" w:lastRowLastColumn="0"/>
+              <w:rPr>
+                <w:rFonts w:ascii="Arial" w:hAnsi="Arial" w:cs="Arial"/>
+              </w:rPr>
+            </w:pPr>
+            <w:r>
+              <w:rPr>
+                <w:rFonts w:ascii="Arial" w:hAnsi="Arial" w:cs="Arial"/>
+              </w:rPr>
+              <w:t>POST</w:t>
+            </w:r>
+          </w:p>
+        </w:tc>
+      </w:tr>
+      <w:tr>
+        <w:tc>
+          <w:tcPr>
+            <w:cnfStyle w:val="001000000000" w:firstRow="0" w:lastRow="0" w:firstColumn="1" w:lastColumn="0" w:oddVBand="0" w:evenVBand="0" w:oddHBand="0" w:evenHBand="0" w:firstRowFirstColumn="0" w:firstRowLastColumn="0" w:lastRowFirstColumn="0" w:lastRowLastColumn="0"/>
+            <w:tcW w:w="3376" w:type="dxa"/>
+            <w:tcBorders>
+              <w:top w:val="single" w:sz="4" w:space="0" w:color="4472C4"/>
+              <w:left w:val="single" w:sz="4" w:space="0" w:color="4472C4"/>
+              <w:bottom w:val="single" w:sz="4" w:space="0" w:color="4472C4"/>
+              <w:right w:val="single" w:sz="4" w:space="0" w:color="4472C4"/>
+            </w:tcBorders>
             <w:vAlign w:val="center"/>
+            <w:tcPrChange w:id="165" w:author="Jaime Eduardo Baires Escalante" w:date="2024-11-12T20:18:00Z" w16du:dateUtc="2024-11-12T19:18:00Z">
+              <w:tcPr>
+                <w:tcW w:w="3397" w:type="dxa"/>
+                <w:gridSpan w:val="2"/>
+                <w:tcBorders>
+                  <w:top w:val="single" w:sz="4" w:space="0" w:color="4472C4"/>
+                  <w:left w:val="single" w:sz="4" w:space="0" w:color="4472C4"/>
+                  <w:bottom w:val="single" w:sz="4" w:space="0" w:color="4472C4"/>
+                  <w:right w:val="single" w:sz="4" w:space="0" w:color="4472C4"/>
+                </w:tcBorders>
+                <w:vAlign w:val="center"/>
+              </w:tcPr>
+            </w:tcPrChange>
           </w:tcPr>
           <w:p>
             <w:pPr>
@@ -20311,54 +21641,75 @@
                 <w:i/>
                 <w:iCs/>
               </w:rPr>
-              <w:t>Lista de categorías de artículos</w:t>
-            </w:r>
-          </w:p>
-        </w:tc>
-        <w:tc>
-          <w:tcPr>
-            <w:tcW w:w="2265" w:type="dxa"/>
+              <w:t>Lista de artículos</w:t>
+            </w:r>
+          </w:p>
+        </w:tc>
+        <w:tc>
+          <w:tcPr>
+            <w:tcW w:w="2263" w:type="dxa"/>
             <w:tcBorders>
               <w:top w:val="single" w:sz="4" w:space="0" w:color="4472C4"/>
               <w:left w:val="single" w:sz="4" w:space="0" w:color="4472C4"/>
               <w:bottom w:val="single" w:sz="4" w:space="0" w:color="4472C4"/>
               <w:right w:val="single" w:sz="4" w:space="0" w:color="4472C4"/>
             </w:tcBorders>
+            <w:tcPrChange w:id="166" w:author="Jaime Eduardo Baires Escalante" w:date="2024-11-12T20:18:00Z" w16du:dateUtc="2024-11-12T19:18:00Z">
+              <w:tcPr>
+                <w:tcW w:w="2265" w:type="dxa"/>
+                <w:gridSpan w:val="2"/>
+                <w:tcBorders>
+                  <w:top w:val="single" w:sz="4" w:space="0" w:color="4472C4"/>
+                  <w:left w:val="single" w:sz="4" w:space="0" w:color="4472C4"/>
+                  <w:bottom w:val="single" w:sz="4" w:space="0" w:color="4472C4"/>
+                  <w:right w:val="single" w:sz="4" w:space="0" w:color="4472C4"/>
+                </w:tcBorders>
+              </w:tcPr>
+            </w:tcPrChange>
           </w:tcPr>
           <w:p>
             <w:pPr>
               <w:spacing w:line="360" w:lineRule="auto"/>
               <w:jc w:val="both"/>
-              <w:cnfStyle w:val="000000100000" w:firstRow="0" w:lastRow="0" w:firstColumn="0" w:lastColumn="0" w:oddVBand="0" w:evenVBand="0" w:oddHBand="1" w:evenHBand="0" w:firstRowFirstColumn="0" w:firstRowLastColumn="0" w:lastRowFirstColumn="0" w:lastRowLastColumn="0"/>
-              <w:rPr>
-                <w:rFonts w:ascii="Arial" w:hAnsi="Arial" w:cs="Arial"/>
-              </w:rPr>
-            </w:pPr>
-            <w:proofErr w:type="spellStart"/>
-            <w:r>
-              <w:rPr>
-                <w:rFonts w:ascii="Arial" w:hAnsi="Arial" w:cs="Arial"/>
-              </w:rPr>
-              <w:t>categorias</w:t>
-            </w:r>
-            <w:proofErr w:type="spellEnd"/>
-          </w:p>
-        </w:tc>
-        <w:tc>
-          <w:tcPr>
-            <w:tcW w:w="2832" w:type="dxa"/>
+              <w:cnfStyle w:val="000000000000" w:firstRow="0" w:lastRow="0" w:firstColumn="0" w:lastColumn="0" w:oddVBand="0" w:evenVBand="0" w:oddHBand="0" w:evenHBand="0" w:firstRowFirstColumn="0" w:firstRowLastColumn="0" w:lastRowFirstColumn="0" w:lastRowLastColumn="0"/>
+              <w:rPr>
+                <w:rFonts w:ascii="Arial" w:hAnsi="Arial" w:cs="Arial"/>
+              </w:rPr>
+            </w:pPr>
+            <w:r>
+              <w:rPr>
+                <w:rFonts w:ascii="Arial" w:hAnsi="Arial" w:cs="Arial"/>
+              </w:rPr>
+              <w:t>articulos</w:t>
+            </w:r>
+          </w:p>
+        </w:tc>
+        <w:tc>
+          <w:tcPr>
+            <w:tcW w:w="2855" w:type="dxa"/>
             <w:tcBorders>
               <w:top w:val="single" w:sz="4" w:space="0" w:color="4472C4"/>
               <w:left w:val="single" w:sz="4" w:space="0" w:color="4472C4"/>
               <w:bottom w:val="single" w:sz="4" w:space="0" w:color="4472C4"/>
               <w:right w:val="single" w:sz="4" w:space="0" w:color="4472C4"/>
             </w:tcBorders>
+            <w:tcPrChange w:id="167" w:author="Jaime Eduardo Baires Escalante" w:date="2024-11-12T20:18:00Z" w16du:dateUtc="2024-11-12T19:18:00Z">
+              <w:tcPr>
+                <w:tcW w:w="2832" w:type="dxa"/>
+                <w:tcBorders>
+                  <w:top w:val="single" w:sz="4" w:space="0" w:color="4472C4"/>
+                  <w:left w:val="single" w:sz="4" w:space="0" w:color="4472C4"/>
+                  <w:bottom w:val="single" w:sz="4" w:space="0" w:color="4472C4"/>
+                  <w:right w:val="single" w:sz="4" w:space="0" w:color="4472C4"/>
+                </w:tcBorders>
+              </w:tcPr>
+            </w:tcPrChange>
           </w:tcPr>
           <w:p>
             <w:pPr>
               <w:spacing w:line="360" w:lineRule="auto"/>
               <w:jc w:val="both"/>
-              <w:cnfStyle w:val="000000100000" w:firstRow="0" w:lastRow="0" w:firstColumn="0" w:lastColumn="0" w:oddVBand="0" w:evenVBand="0" w:oddHBand="1" w:evenHBand="0" w:firstRowFirstColumn="0" w:firstRowLastColumn="0" w:lastRowFirstColumn="0" w:lastRowLastColumn="0"/>
+              <w:cnfStyle w:val="000000000000" w:firstRow="0" w:lastRow="0" w:firstColumn="0" w:lastColumn="0" w:oddVBand="0" w:evenVBand="0" w:oddHBand="0" w:evenHBand="0" w:firstRowFirstColumn="0" w:firstRowLastColumn="0" w:lastRowFirstColumn="0" w:lastRowLastColumn="0"/>
               <w:rPr>
                 <w:rFonts w:ascii="Arial" w:hAnsi="Arial" w:cs="Arial"/>
               </w:rPr>
@@ -20368,105 +21719,6 @@
                 <w:rFonts w:ascii="Arial" w:hAnsi="Arial" w:cs="Arial"/>
               </w:rPr>
               <w:t>GET</w:t>
-            </w:r>
-          </w:p>
-        </w:tc>
-      </w:tr>
-      <w:tr>
-        <w:tc>
-          <w:tcPr>
-            <w:cnfStyle w:val="001000000000" w:firstRow="0" w:lastRow="0" w:firstColumn="1" w:lastColumn="0" w:oddVBand="0" w:evenVBand="0" w:oddHBand="0" w:evenHBand="0" w:firstRowFirstColumn="0" w:firstRowLastColumn="0" w:lastRowFirstColumn="0" w:lastRowLastColumn="0"/>
-            <w:tcW w:w="3397" w:type="dxa"/>
-            <w:vMerge w:val="restart"/>
-            <w:tcBorders>
-              <w:top w:val="single" w:sz="4" w:space="0" w:color="4472C4"/>
-              <w:left w:val="single" w:sz="4" w:space="0" w:color="4472C4"/>
-              <w:right w:val="single" w:sz="4" w:space="0" w:color="4472C4"/>
-            </w:tcBorders>
-            <w:vAlign w:val="center"/>
-          </w:tcPr>
-          <w:p>
-            <w:pPr>
-              <w:spacing w:line="360" w:lineRule="auto"/>
-              <w:rPr>
-                <w:rFonts w:ascii="Arial" w:hAnsi="Arial" w:cs="Arial"/>
-                <w:b w:val="0"/>
-                <w:bCs w:val="0"/>
-                <w:i/>
-                <w:iCs/>
-              </w:rPr>
-            </w:pPr>
-            <w:r>
-              <w:rPr>
-                <w:rFonts w:ascii="Arial" w:hAnsi="Arial" w:cs="Arial"/>
-                <w:b w:val="0"/>
-                <w:bCs w:val="0"/>
-                <w:i/>
-                <w:iCs/>
-              </w:rPr>
-              <w:t>Artículo</w:t>
-            </w:r>
-          </w:p>
-        </w:tc>
-        <w:tc>
-          <w:tcPr>
-            <w:tcW w:w="2265" w:type="dxa"/>
-            <w:tcBorders>
-              <w:top w:val="single" w:sz="4" w:space="0" w:color="4472C4"/>
-              <w:left w:val="single" w:sz="4" w:space="0" w:color="4472C4"/>
-              <w:bottom w:val="single" w:sz="4" w:space="0" w:color="4472C4"/>
-              <w:right w:val="single" w:sz="4" w:space="0" w:color="4472C4"/>
-            </w:tcBorders>
-          </w:tcPr>
-          <w:p>
-            <w:pPr>
-              <w:spacing w:line="360" w:lineRule="auto"/>
-              <w:jc w:val="both"/>
-              <w:cnfStyle w:val="000000000000" w:firstRow="0" w:lastRow="0" w:firstColumn="0" w:lastColumn="0" w:oddVBand="0" w:evenVBand="0" w:oddHBand="0" w:evenHBand="0" w:firstRowFirstColumn="0" w:firstRowLastColumn="0" w:lastRowFirstColumn="0" w:lastRowLastColumn="0"/>
-              <w:rPr>
-                <w:rFonts w:ascii="Arial" w:hAnsi="Arial" w:cs="Arial"/>
-              </w:rPr>
-            </w:pPr>
-            <w:proofErr w:type="spellStart"/>
-            <w:r>
-              <w:rPr>
-                <w:rFonts w:ascii="Arial" w:hAnsi="Arial" w:cs="Arial"/>
-              </w:rPr>
-              <w:t>articulos</w:t>
-            </w:r>
-            <w:proofErr w:type="spellEnd"/>
-            <w:r>
-              <w:rPr>
-                <w:rFonts w:ascii="Arial" w:hAnsi="Arial" w:cs="Arial"/>
-              </w:rPr>
-              <w:t>/{id}</w:t>
-            </w:r>
-          </w:p>
-        </w:tc>
-        <w:tc>
-          <w:tcPr>
-            <w:tcW w:w="2832" w:type="dxa"/>
-            <w:tcBorders>
-              <w:top w:val="single" w:sz="4" w:space="0" w:color="4472C4"/>
-              <w:left w:val="single" w:sz="4" w:space="0" w:color="4472C4"/>
-              <w:bottom w:val="single" w:sz="4" w:space="0" w:color="4472C4"/>
-              <w:right w:val="single" w:sz="4" w:space="0" w:color="4472C4"/>
-            </w:tcBorders>
-          </w:tcPr>
-          <w:p>
-            <w:pPr>
-              <w:spacing w:line="360" w:lineRule="auto"/>
-              <w:jc w:val="both"/>
-              <w:cnfStyle w:val="000000000000" w:firstRow="0" w:lastRow="0" w:firstColumn="0" w:lastColumn="0" w:oddVBand="0" w:evenVBand="0" w:oddHBand="0" w:evenHBand="0" w:firstRowFirstColumn="0" w:firstRowLastColumn="0" w:lastRowFirstColumn="0" w:lastRowLastColumn="0"/>
-              <w:rPr>
-                <w:rFonts w:ascii="Arial" w:hAnsi="Arial" w:cs="Arial"/>
-              </w:rPr>
-            </w:pPr>
-            <w:r>
-              <w:rPr>
-                <w:rFonts w:ascii="Arial" w:hAnsi="Arial" w:cs="Arial"/>
-              </w:rPr>
-              <w:t>GET, PUT, DELETE</w:t>
             </w:r>
           </w:p>
         </w:tc>
@@ -20478,18 +21730,32 @@
         <w:tc>
           <w:tcPr>
             <w:cnfStyle w:val="001000000000" w:firstRow="0" w:lastRow="0" w:firstColumn="1" w:lastColumn="0" w:oddVBand="0" w:evenVBand="0" w:oddHBand="0" w:evenHBand="0" w:firstRowFirstColumn="0" w:firstRowLastColumn="0" w:lastRowFirstColumn="0" w:lastRowLastColumn="0"/>
-            <w:tcW w:w="3397" w:type="dxa"/>
-            <w:vMerge/>
-            <w:tcBorders>
+            <w:tcW w:w="3376" w:type="dxa"/>
+            <w:vMerge w:val="restart"/>
+            <w:tcBorders>
+              <w:top w:val="single" w:sz="4" w:space="0" w:color="4472C4"/>
               <w:left w:val="single" w:sz="4" w:space="0" w:color="4472C4"/>
-              <w:bottom w:val="single" w:sz="4" w:space="0" w:color="4472C4"/>
               <w:right w:val="single" w:sz="4" w:space="0" w:color="4472C4"/>
             </w:tcBorders>
             <w:vAlign w:val="center"/>
+            <w:tcPrChange w:id="168" w:author="Jaime Eduardo Baires Escalante" w:date="2024-11-12T20:18:00Z" w16du:dateUtc="2024-11-12T19:18:00Z">
+              <w:tcPr>
+                <w:tcW w:w="3397" w:type="dxa"/>
+                <w:gridSpan w:val="2"/>
+                <w:vMerge w:val="restart"/>
+                <w:tcBorders>
+                  <w:top w:val="single" w:sz="4" w:space="0" w:color="4472C4"/>
+                  <w:left w:val="single" w:sz="4" w:space="0" w:color="4472C4"/>
+                  <w:right w:val="single" w:sz="4" w:space="0" w:color="4472C4"/>
+                </w:tcBorders>
+                <w:vAlign w:val="center"/>
+              </w:tcPr>
+            </w:tcPrChange>
           </w:tcPr>
           <w:p>
             <w:pPr>
               <w:spacing w:line="360" w:lineRule="auto"/>
+              <w:cnfStyle w:val="001000100000" w:firstRow="0" w:lastRow="0" w:firstColumn="1" w:lastColumn="0" w:oddVBand="0" w:evenVBand="0" w:oddHBand="1" w:evenHBand="0" w:firstRowFirstColumn="0" w:firstRowLastColumn="0" w:lastRowFirstColumn="0" w:lastRowLastColumn="0"/>
               <w:rPr>
                 <w:rFonts w:ascii="Arial" w:hAnsi="Arial" w:cs="Arial"/>
                 <w:b w:val="0"/>
@@ -20498,17 +21764,39 @@
                 <w:iCs/>
               </w:rPr>
             </w:pPr>
-          </w:p>
-        </w:tc>
-        <w:tc>
-          <w:tcPr>
-            <w:tcW w:w="2265" w:type="dxa"/>
+            <w:r>
+              <w:rPr>
+                <w:rFonts w:ascii="Arial" w:hAnsi="Arial" w:cs="Arial"/>
+                <w:b w:val="0"/>
+                <w:bCs w:val="0"/>
+                <w:i/>
+                <w:iCs/>
+              </w:rPr>
+              <w:t>Proveedor</w:t>
+            </w:r>
+          </w:p>
+        </w:tc>
+        <w:tc>
+          <w:tcPr>
+            <w:tcW w:w="2263" w:type="dxa"/>
             <w:tcBorders>
               <w:top w:val="single" w:sz="4" w:space="0" w:color="4472C4"/>
               <w:left w:val="single" w:sz="4" w:space="0" w:color="4472C4"/>
               <w:bottom w:val="single" w:sz="4" w:space="0" w:color="4472C4"/>
               <w:right w:val="single" w:sz="4" w:space="0" w:color="4472C4"/>
             </w:tcBorders>
+            <w:tcPrChange w:id="169" w:author="Jaime Eduardo Baires Escalante" w:date="2024-11-12T20:18:00Z" w16du:dateUtc="2024-11-12T19:18:00Z">
+              <w:tcPr>
+                <w:tcW w:w="2265" w:type="dxa"/>
+                <w:gridSpan w:val="2"/>
+                <w:tcBorders>
+                  <w:top w:val="single" w:sz="4" w:space="0" w:color="4472C4"/>
+                  <w:left w:val="single" w:sz="4" w:space="0" w:color="4472C4"/>
+                  <w:bottom w:val="single" w:sz="4" w:space="0" w:color="4472C4"/>
+                  <w:right w:val="single" w:sz="4" w:space="0" w:color="4472C4"/>
+                </w:tcBorders>
+              </w:tcPr>
+            </w:tcPrChange>
           </w:tcPr>
           <w:p>
             <w:pPr>
@@ -20519,25 +21807,34 @@
                 <w:rFonts w:ascii="Arial" w:hAnsi="Arial" w:cs="Arial"/>
               </w:rPr>
             </w:pPr>
-            <w:proofErr w:type="spellStart"/>
-            <w:r>
-              <w:rPr>
-                <w:rFonts w:ascii="Arial" w:hAnsi="Arial" w:cs="Arial"/>
-              </w:rPr>
-              <w:t>articulos</w:t>
-            </w:r>
-            <w:proofErr w:type="spellEnd"/>
-          </w:p>
-        </w:tc>
-        <w:tc>
-          <w:tcPr>
-            <w:tcW w:w="2832" w:type="dxa"/>
+            <w:r>
+              <w:rPr>
+                <w:rFonts w:ascii="Arial" w:hAnsi="Arial" w:cs="Arial"/>
+              </w:rPr>
+              <w:t>proveedores/{id}</w:t>
+            </w:r>
+          </w:p>
+        </w:tc>
+        <w:tc>
+          <w:tcPr>
+            <w:tcW w:w="2855" w:type="dxa"/>
             <w:tcBorders>
               <w:top w:val="single" w:sz="4" w:space="0" w:color="4472C4"/>
               <w:left w:val="single" w:sz="4" w:space="0" w:color="4472C4"/>
               <w:bottom w:val="single" w:sz="4" w:space="0" w:color="4472C4"/>
               <w:right w:val="single" w:sz="4" w:space="0" w:color="4472C4"/>
             </w:tcBorders>
+            <w:tcPrChange w:id="170" w:author="Jaime Eduardo Baires Escalante" w:date="2024-11-12T20:18:00Z" w16du:dateUtc="2024-11-12T19:18:00Z">
+              <w:tcPr>
+                <w:tcW w:w="2832" w:type="dxa"/>
+                <w:tcBorders>
+                  <w:top w:val="single" w:sz="4" w:space="0" w:color="4472C4"/>
+                  <w:left w:val="single" w:sz="4" w:space="0" w:color="4472C4"/>
+                  <w:bottom w:val="single" w:sz="4" w:space="0" w:color="4472C4"/>
+                  <w:right w:val="single" w:sz="4" w:space="0" w:color="4472C4"/>
+                </w:tcBorders>
+              </w:tcPr>
+            </w:tcPrChange>
           </w:tcPr>
           <w:p>
             <w:pPr>
@@ -20552,7 +21849,7 @@
               <w:rPr>
                 <w:rFonts w:ascii="Arial" w:hAnsi="Arial" w:cs="Arial"/>
               </w:rPr>
-              <w:t>POST</w:t>
+              <w:t>GET, PUT, DELETE</w:t>
             </w:r>
           </w:p>
         </w:tc>
@@ -20561,47 +21858,100 @@
         <w:tc>
           <w:tcPr>
             <w:cnfStyle w:val="001000000000" w:firstRow="0" w:lastRow="0" w:firstColumn="1" w:lastColumn="0" w:oddVBand="0" w:evenVBand="0" w:oddHBand="0" w:evenHBand="0" w:firstRowFirstColumn="0" w:firstRowLastColumn="0" w:lastRowFirstColumn="0" w:lastRowLastColumn="0"/>
-            <w:tcW w:w="3397" w:type="dxa"/>
+            <w:tcW w:w="3376" w:type="dxa"/>
+            <w:vMerge/>
+            <w:tcBorders>
+              <w:left w:val="single" w:sz="4" w:space="0" w:color="4472C4"/>
+              <w:bottom w:val="single" w:sz="4" w:space="0" w:color="4472C4"/>
+              <w:right w:val="single" w:sz="4" w:space="0" w:color="4472C4"/>
+            </w:tcBorders>
+            <w:vAlign w:val="center"/>
+            <w:tcPrChange w:id="171" w:author="Jaime Eduardo Baires Escalante" w:date="2024-11-12T20:18:00Z" w16du:dateUtc="2024-11-12T19:18:00Z">
+              <w:tcPr>
+                <w:tcW w:w="3397" w:type="dxa"/>
+                <w:gridSpan w:val="2"/>
+                <w:vMerge/>
+                <w:tcBorders>
+                  <w:left w:val="single" w:sz="4" w:space="0" w:color="4472C4"/>
+                  <w:bottom w:val="single" w:sz="4" w:space="0" w:color="4472C4"/>
+                  <w:right w:val="single" w:sz="4" w:space="0" w:color="4472C4"/>
+                </w:tcBorders>
+                <w:vAlign w:val="center"/>
+              </w:tcPr>
+            </w:tcPrChange>
+          </w:tcPr>
+          <w:p>
+            <w:pPr>
+              <w:spacing w:line="360" w:lineRule="auto"/>
+              <w:rPr>
+                <w:rFonts w:ascii="Arial" w:hAnsi="Arial" w:cs="Arial"/>
+                <w:b w:val="0"/>
+                <w:bCs w:val="0"/>
+                <w:i/>
+                <w:iCs/>
+              </w:rPr>
+            </w:pPr>
+          </w:p>
+        </w:tc>
+        <w:tc>
+          <w:tcPr>
+            <w:tcW w:w="2263" w:type="dxa"/>
             <w:tcBorders>
               <w:top w:val="single" w:sz="4" w:space="0" w:color="4472C4"/>
               <w:left w:val="single" w:sz="4" w:space="0" w:color="4472C4"/>
               <w:bottom w:val="single" w:sz="4" w:space="0" w:color="4472C4"/>
               <w:right w:val="single" w:sz="4" w:space="0" w:color="4472C4"/>
             </w:tcBorders>
-            <w:vAlign w:val="center"/>
+            <w:tcPrChange w:id="172" w:author="Jaime Eduardo Baires Escalante" w:date="2024-11-12T20:18:00Z" w16du:dateUtc="2024-11-12T19:18:00Z">
+              <w:tcPr>
+                <w:tcW w:w="2265" w:type="dxa"/>
+                <w:gridSpan w:val="2"/>
+                <w:tcBorders>
+                  <w:top w:val="single" w:sz="4" w:space="0" w:color="4472C4"/>
+                  <w:left w:val="single" w:sz="4" w:space="0" w:color="4472C4"/>
+                  <w:bottom w:val="single" w:sz="4" w:space="0" w:color="4472C4"/>
+                  <w:right w:val="single" w:sz="4" w:space="0" w:color="4472C4"/>
+                </w:tcBorders>
+              </w:tcPr>
+            </w:tcPrChange>
           </w:tcPr>
           <w:p>
             <w:pPr>
               <w:spacing w:line="360" w:lineRule="auto"/>
-              <w:rPr>
-                <w:rFonts w:ascii="Arial" w:hAnsi="Arial" w:cs="Arial"/>
-                <w:b w:val="0"/>
-                <w:bCs w:val="0"/>
-                <w:i/>
-                <w:iCs/>
-              </w:rPr>
-            </w:pPr>
-            <w:r>
-              <w:rPr>
-                <w:rFonts w:ascii="Arial" w:hAnsi="Arial" w:cs="Arial"/>
-                <w:b w:val="0"/>
-                <w:bCs w:val="0"/>
-                <w:i/>
-                <w:iCs/>
-              </w:rPr>
-              <w:t>Lista de artículos</w:t>
-            </w:r>
-          </w:p>
-        </w:tc>
-        <w:tc>
-          <w:tcPr>
-            <w:tcW w:w="2265" w:type="dxa"/>
+              <w:jc w:val="both"/>
+              <w:cnfStyle w:val="000000000000" w:firstRow="0" w:lastRow="0" w:firstColumn="0" w:lastColumn="0" w:oddVBand="0" w:evenVBand="0" w:oddHBand="0" w:evenHBand="0" w:firstRowFirstColumn="0" w:firstRowLastColumn="0" w:lastRowFirstColumn="0" w:lastRowLastColumn="0"/>
+              <w:rPr>
+                <w:rFonts w:ascii="Arial" w:hAnsi="Arial" w:cs="Arial"/>
+              </w:rPr>
+            </w:pPr>
+            <w:r>
+              <w:rPr>
+                <w:rFonts w:ascii="Arial" w:hAnsi="Arial" w:cs="Arial"/>
+              </w:rPr>
+              <w:t>proveedores</w:t>
+            </w:r>
+          </w:p>
+        </w:tc>
+        <w:tc>
+          <w:tcPr>
+            <w:tcW w:w="2855" w:type="dxa"/>
             <w:tcBorders>
               <w:top w:val="single" w:sz="4" w:space="0" w:color="4472C4"/>
               <w:left w:val="single" w:sz="4" w:space="0" w:color="4472C4"/>
               <w:bottom w:val="single" w:sz="4" w:space="0" w:color="4472C4"/>
               <w:right w:val="single" w:sz="4" w:space="0" w:color="4472C4"/>
             </w:tcBorders>
+            <w:tcPrChange w:id="173" w:author="Jaime Eduardo Baires Escalante" w:date="2024-11-12T20:18:00Z" w16du:dateUtc="2024-11-12T19:18:00Z">
+              <w:tcPr>
+                <w:tcW w:w="2832" w:type="dxa"/>
+                <w:tcBorders>
+                  <w:top w:val="single" w:sz="4" w:space="0" w:color="4472C4"/>
+                  <w:left w:val="single" w:sz="4" w:space="0" w:color="4472C4"/>
+                  <w:bottom w:val="single" w:sz="4" w:space="0" w:color="4472C4"/>
+                  <w:right w:val="single" w:sz="4" w:space="0" w:color="4472C4"/>
+                </w:tcBorders>
+              </w:tcPr>
+            </w:tcPrChange>
           </w:tcPr>
           <w:p>
             <w:pPr>
@@ -20612,40 +21962,11 @@
                 <w:rFonts w:ascii="Arial" w:hAnsi="Arial" w:cs="Arial"/>
               </w:rPr>
             </w:pPr>
-            <w:proofErr w:type="spellStart"/>
-            <w:r>
-              <w:rPr>
-                <w:rFonts w:ascii="Arial" w:hAnsi="Arial" w:cs="Arial"/>
-              </w:rPr>
-              <w:t>articulos</w:t>
-            </w:r>
-            <w:proofErr w:type="spellEnd"/>
-          </w:p>
-        </w:tc>
-        <w:tc>
-          <w:tcPr>
-            <w:tcW w:w="2832" w:type="dxa"/>
-            <w:tcBorders>
-              <w:top w:val="single" w:sz="4" w:space="0" w:color="4472C4"/>
-              <w:left w:val="single" w:sz="4" w:space="0" w:color="4472C4"/>
-              <w:bottom w:val="single" w:sz="4" w:space="0" w:color="4472C4"/>
-              <w:right w:val="single" w:sz="4" w:space="0" w:color="4472C4"/>
-            </w:tcBorders>
-          </w:tcPr>
-          <w:p>
-            <w:pPr>
-              <w:spacing w:line="360" w:lineRule="auto"/>
-              <w:jc w:val="both"/>
-              <w:cnfStyle w:val="000000000000" w:firstRow="0" w:lastRow="0" w:firstColumn="0" w:lastColumn="0" w:oddVBand="0" w:evenVBand="0" w:oddHBand="0" w:evenHBand="0" w:firstRowFirstColumn="0" w:firstRowLastColumn="0" w:lastRowFirstColumn="0" w:lastRowLastColumn="0"/>
-              <w:rPr>
-                <w:rFonts w:ascii="Arial" w:hAnsi="Arial" w:cs="Arial"/>
-              </w:rPr>
-            </w:pPr>
-            <w:r>
-              <w:rPr>
-                <w:rFonts w:ascii="Arial" w:hAnsi="Arial" w:cs="Arial"/>
-              </w:rPr>
-              <w:t>GET</w:t>
+            <w:r>
+              <w:rPr>
+                <w:rFonts w:ascii="Arial" w:hAnsi="Arial" w:cs="Arial"/>
+              </w:rPr>
+              <w:t>POST</w:t>
             </w:r>
           </w:p>
         </w:tc>
@@ -20657,18 +21978,32 @@
         <w:tc>
           <w:tcPr>
             <w:cnfStyle w:val="001000000000" w:firstRow="0" w:lastRow="0" w:firstColumn="1" w:lastColumn="0" w:oddVBand="0" w:evenVBand="0" w:oddHBand="0" w:evenHBand="0" w:firstRowFirstColumn="0" w:firstRowLastColumn="0" w:lastRowFirstColumn="0" w:lastRowLastColumn="0"/>
-            <w:tcW w:w="3397" w:type="dxa"/>
-            <w:vMerge w:val="restart"/>
+            <w:tcW w:w="3376" w:type="dxa"/>
             <w:tcBorders>
               <w:top w:val="single" w:sz="4" w:space="0" w:color="4472C4"/>
               <w:left w:val="single" w:sz="4" w:space="0" w:color="4472C4"/>
+              <w:bottom w:val="single" w:sz="4" w:space="0" w:color="4472C4"/>
               <w:right w:val="single" w:sz="4" w:space="0" w:color="4472C4"/>
             </w:tcBorders>
             <w:vAlign w:val="center"/>
+            <w:tcPrChange w:id="174" w:author="Jaime Eduardo Baires Escalante" w:date="2024-11-12T20:18:00Z" w16du:dateUtc="2024-11-12T19:18:00Z">
+              <w:tcPr>
+                <w:tcW w:w="3397" w:type="dxa"/>
+                <w:gridSpan w:val="2"/>
+                <w:tcBorders>
+                  <w:top w:val="single" w:sz="4" w:space="0" w:color="4472C4"/>
+                  <w:left w:val="single" w:sz="4" w:space="0" w:color="4472C4"/>
+                  <w:bottom w:val="single" w:sz="4" w:space="0" w:color="4472C4"/>
+                  <w:right w:val="single" w:sz="4" w:space="0" w:color="4472C4"/>
+                </w:tcBorders>
+                <w:vAlign w:val="center"/>
+              </w:tcPr>
+            </w:tcPrChange>
           </w:tcPr>
           <w:p>
             <w:pPr>
               <w:spacing w:line="360" w:lineRule="auto"/>
+              <w:cnfStyle w:val="001000100000" w:firstRow="0" w:lastRow="0" w:firstColumn="1" w:lastColumn="0" w:oddVBand="0" w:evenVBand="0" w:oddHBand="1" w:evenHBand="0" w:firstRowFirstColumn="0" w:firstRowLastColumn="0" w:lastRowFirstColumn="0" w:lastRowLastColumn="0"/>
               <w:rPr>
                 <w:rFonts w:ascii="Arial" w:hAnsi="Arial" w:cs="Arial"/>
                 <w:b w:val="0"/>
@@ -20685,19 +22020,31 @@
                 <w:i/>
                 <w:iCs/>
               </w:rPr>
-              <w:t>Proveedor</w:t>
-            </w:r>
-          </w:p>
-        </w:tc>
-        <w:tc>
-          <w:tcPr>
-            <w:tcW w:w="2265" w:type="dxa"/>
+              <w:t>Lista de proveedores</w:t>
+            </w:r>
+          </w:p>
+        </w:tc>
+        <w:tc>
+          <w:tcPr>
+            <w:tcW w:w="2263" w:type="dxa"/>
             <w:tcBorders>
               <w:top w:val="single" w:sz="4" w:space="0" w:color="4472C4"/>
               <w:left w:val="single" w:sz="4" w:space="0" w:color="4472C4"/>
               <w:bottom w:val="single" w:sz="4" w:space="0" w:color="4472C4"/>
               <w:right w:val="single" w:sz="4" w:space="0" w:color="4472C4"/>
             </w:tcBorders>
+            <w:tcPrChange w:id="175" w:author="Jaime Eduardo Baires Escalante" w:date="2024-11-12T20:18:00Z" w16du:dateUtc="2024-11-12T19:18:00Z">
+              <w:tcPr>
+                <w:tcW w:w="2265" w:type="dxa"/>
+                <w:gridSpan w:val="2"/>
+                <w:tcBorders>
+                  <w:top w:val="single" w:sz="4" w:space="0" w:color="4472C4"/>
+                  <w:left w:val="single" w:sz="4" w:space="0" w:color="4472C4"/>
+                  <w:bottom w:val="single" w:sz="4" w:space="0" w:color="4472C4"/>
+                  <w:right w:val="single" w:sz="4" w:space="0" w:color="4472C4"/>
+                </w:tcBorders>
+              </w:tcPr>
+            </w:tcPrChange>
           </w:tcPr>
           <w:p>
             <w:pPr>
@@ -20712,19 +22059,30 @@
               <w:rPr>
                 <w:rFonts w:ascii="Arial" w:hAnsi="Arial" w:cs="Arial"/>
               </w:rPr>
-              <w:t>proveedores/{id}</w:t>
-            </w:r>
-          </w:p>
-        </w:tc>
-        <w:tc>
-          <w:tcPr>
-            <w:tcW w:w="2832" w:type="dxa"/>
+              <w:t>proveedores</w:t>
+            </w:r>
+          </w:p>
+        </w:tc>
+        <w:tc>
+          <w:tcPr>
+            <w:tcW w:w="2855" w:type="dxa"/>
             <w:tcBorders>
               <w:top w:val="single" w:sz="4" w:space="0" w:color="4472C4"/>
               <w:left w:val="single" w:sz="4" w:space="0" w:color="4472C4"/>
               <w:bottom w:val="single" w:sz="4" w:space="0" w:color="4472C4"/>
               <w:right w:val="single" w:sz="4" w:space="0" w:color="4472C4"/>
             </w:tcBorders>
+            <w:tcPrChange w:id="176" w:author="Jaime Eduardo Baires Escalante" w:date="2024-11-12T20:18:00Z" w16du:dateUtc="2024-11-12T19:18:00Z">
+              <w:tcPr>
+                <w:tcW w:w="2832" w:type="dxa"/>
+                <w:tcBorders>
+                  <w:top w:val="single" w:sz="4" w:space="0" w:color="4472C4"/>
+                  <w:left w:val="single" w:sz="4" w:space="0" w:color="4472C4"/>
+                  <w:bottom w:val="single" w:sz="4" w:space="0" w:color="4472C4"/>
+                  <w:right w:val="single" w:sz="4" w:space="0" w:color="4472C4"/>
+                </w:tcBorders>
+              </w:tcPr>
+            </w:tcPrChange>
           </w:tcPr>
           <w:p>
             <w:pPr>
@@ -20739,7 +22097,7 @@
               <w:rPr>
                 <w:rFonts w:ascii="Arial" w:hAnsi="Arial" w:cs="Arial"/>
               </w:rPr>
-              <w:t>GET, PUT, DELETE</w:t>
+              <w:t>GET</w:t>
             </w:r>
           </w:p>
         </w:tc>
@@ -20748,14 +22106,27 @@
         <w:tc>
           <w:tcPr>
             <w:cnfStyle w:val="001000000000" w:firstRow="0" w:lastRow="0" w:firstColumn="1" w:lastColumn="0" w:oddVBand="0" w:evenVBand="0" w:oddHBand="0" w:evenHBand="0" w:firstRowFirstColumn="0" w:firstRowLastColumn="0" w:lastRowFirstColumn="0" w:lastRowLastColumn="0"/>
-            <w:tcW w:w="3397" w:type="dxa"/>
-            <w:vMerge/>
-            <w:tcBorders>
+            <w:tcW w:w="3376" w:type="dxa"/>
+            <w:vMerge w:val="restart"/>
+            <w:tcBorders>
+              <w:top w:val="single" w:sz="4" w:space="0" w:color="4472C4"/>
               <w:left w:val="single" w:sz="4" w:space="0" w:color="4472C4"/>
-              <w:bottom w:val="single" w:sz="4" w:space="0" w:color="4472C4"/>
               <w:right w:val="single" w:sz="4" w:space="0" w:color="4472C4"/>
             </w:tcBorders>
             <w:vAlign w:val="center"/>
+            <w:tcPrChange w:id="177" w:author="Jaime Eduardo Baires Escalante" w:date="2024-11-12T20:18:00Z" w16du:dateUtc="2024-11-12T19:18:00Z">
+              <w:tcPr>
+                <w:tcW w:w="3397" w:type="dxa"/>
+                <w:gridSpan w:val="2"/>
+                <w:vMerge w:val="restart"/>
+                <w:tcBorders>
+                  <w:top w:val="single" w:sz="4" w:space="0" w:color="4472C4"/>
+                  <w:left w:val="single" w:sz="4" w:space="0" w:color="4472C4"/>
+                  <w:right w:val="single" w:sz="4" w:space="0" w:color="4472C4"/>
+                </w:tcBorders>
+                <w:vAlign w:val="center"/>
+              </w:tcPr>
+            </w:tcPrChange>
           </w:tcPr>
           <w:p>
             <w:pPr>
@@ -20768,17 +22139,39 @@
                 <w:iCs/>
               </w:rPr>
             </w:pPr>
-          </w:p>
-        </w:tc>
-        <w:tc>
-          <w:tcPr>
-            <w:tcW w:w="2265" w:type="dxa"/>
+            <w:r>
+              <w:rPr>
+                <w:rFonts w:ascii="Arial" w:hAnsi="Arial" w:cs="Arial"/>
+                <w:b w:val="0"/>
+                <w:bCs w:val="0"/>
+                <w:i/>
+                <w:iCs/>
+              </w:rPr>
+              <w:t>Factura</w:t>
+            </w:r>
+          </w:p>
+        </w:tc>
+        <w:tc>
+          <w:tcPr>
+            <w:tcW w:w="2263" w:type="dxa"/>
             <w:tcBorders>
               <w:top w:val="single" w:sz="4" w:space="0" w:color="4472C4"/>
               <w:left w:val="single" w:sz="4" w:space="0" w:color="4472C4"/>
               <w:bottom w:val="single" w:sz="4" w:space="0" w:color="4472C4"/>
               <w:right w:val="single" w:sz="4" w:space="0" w:color="4472C4"/>
             </w:tcBorders>
+            <w:tcPrChange w:id="178" w:author="Jaime Eduardo Baires Escalante" w:date="2024-11-12T20:18:00Z" w16du:dateUtc="2024-11-12T19:18:00Z">
+              <w:tcPr>
+                <w:tcW w:w="2265" w:type="dxa"/>
+                <w:gridSpan w:val="2"/>
+                <w:tcBorders>
+                  <w:top w:val="single" w:sz="4" w:space="0" w:color="4472C4"/>
+                  <w:left w:val="single" w:sz="4" w:space="0" w:color="4472C4"/>
+                  <w:bottom w:val="single" w:sz="4" w:space="0" w:color="4472C4"/>
+                  <w:right w:val="single" w:sz="4" w:space="0" w:color="4472C4"/>
+                </w:tcBorders>
+              </w:tcPr>
+            </w:tcPrChange>
           </w:tcPr>
           <w:p>
             <w:pPr>
@@ -20793,19 +22186,30 @@
               <w:rPr>
                 <w:rFonts w:ascii="Arial" w:hAnsi="Arial" w:cs="Arial"/>
               </w:rPr>
-              <w:t>proveedores</w:t>
-            </w:r>
-          </w:p>
-        </w:tc>
-        <w:tc>
-          <w:tcPr>
-            <w:tcW w:w="2832" w:type="dxa"/>
+              <w:t>facturas/{id}</w:t>
+            </w:r>
+          </w:p>
+        </w:tc>
+        <w:tc>
+          <w:tcPr>
+            <w:tcW w:w="2855" w:type="dxa"/>
             <w:tcBorders>
               <w:top w:val="single" w:sz="4" w:space="0" w:color="4472C4"/>
               <w:left w:val="single" w:sz="4" w:space="0" w:color="4472C4"/>
               <w:bottom w:val="single" w:sz="4" w:space="0" w:color="4472C4"/>
               <w:right w:val="single" w:sz="4" w:space="0" w:color="4472C4"/>
             </w:tcBorders>
+            <w:tcPrChange w:id="179" w:author="Jaime Eduardo Baires Escalante" w:date="2024-11-12T20:18:00Z" w16du:dateUtc="2024-11-12T19:18:00Z">
+              <w:tcPr>
+                <w:tcW w:w="2832" w:type="dxa"/>
+                <w:tcBorders>
+                  <w:top w:val="single" w:sz="4" w:space="0" w:color="4472C4"/>
+                  <w:left w:val="single" w:sz="4" w:space="0" w:color="4472C4"/>
+                  <w:bottom w:val="single" w:sz="4" w:space="0" w:color="4472C4"/>
+                  <w:right w:val="single" w:sz="4" w:space="0" w:color="4472C4"/>
+                </w:tcBorders>
+              </w:tcPr>
+            </w:tcPrChange>
           </w:tcPr>
           <w:p>
             <w:pPr>
@@ -20820,7 +22224,7 @@
               <w:rPr>
                 <w:rFonts w:ascii="Arial" w:hAnsi="Arial" w:cs="Arial"/>
               </w:rPr>
-              <w:t>POST</w:t>
+              <w:t>GET, PUT, DELETE</w:t>
             </w:r>
           </w:p>
         </w:tc>
@@ -20832,14 +22236,145 @@
         <w:tc>
           <w:tcPr>
             <w:cnfStyle w:val="001000000000" w:firstRow="0" w:lastRow="0" w:firstColumn="1" w:lastColumn="0" w:oddVBand="0" w:evenVBand="0" w:oddHBand="0" w:evenHBand="0" w:firstRowFirstColumn="0" w:firstRowLastColumn="0" w:lastRowFirstColumn="0" w:lastRowLastColumn="0"/>
-            <w:tcW w:w="3397" w:type="dxa"/>
+            <w:tcW w:w="3376" w:type="dxa"/>
+            <w:vMerge/>
+            <w:tcBorders>
+              <w:left w:val="single" w:sz="4" w:space="0" w:color="4472C4"/>
+              <w:bottom w:val="single" w:sz="4" w:space="0" w:color="4472C4"/>
+              <w:right w:val="single" w:sz="4" w:space="0" w:color="4472C4"/>
+            </w:tcBorders>
+            <w:vAlign w:val="center"/>
+            <w:tcPrChange w:id="180" w:author="Jaime Eduardo Baires Escalante" w:date="2024-11-12T20:18:00Z" w16du:dateUtc="2024-11-12T19:18:00Z">
+              <w:tcPr>
+                <w:tcW w:w="3397" w:type="dxa"/>
+                <w:gridSpan w:val="2"/>
+                <w:vMerge/>
+                <w:tcBorders>
+                  <w:left w:val="single" w:sz="4" w:space="0" w:color="4472C4"/>
+                  <w:bottom w:val="single" w:sz="4" w:space="0" w:color="4472C4"/>
+                  <w:right w:val="single" w:sz="4" w:space="0" w:color="4472C4"/>
+                </w:tcBorders>
+                <w:vAlign w:val="center"/>
+              </w:tcPr>
+            </w:tcPrChange>
+          </w:tcPr>
+          <w:p>
+            <w:pPr>
+              <w:spacing w:line="360" w:lineRule="auto"/>
+              <w:cnfStyle w:val="001000100000" w:firstRow="0" w:lastRow="0" w:firstColumn="1" w:lastColumn="0" w:oddVBand="0" w:evenVBand="0" w:oddHBand="1" w:evenHBand="0" w:firstRowFirstColumn="0" w:firstRowLastColumn="0" w:lastRowFirstColumn="0" w:lastRowLastColumn="0"/>
+              <w:rPr>
+                <w:rFonts w:ascii="Arial" w:hAnsi="Arial" w:cs="Arial"/>
+                <w:b w:val="0"/>
+                <w:bCs w:val="0"/>
+                <w:i/>
+                <w:iCs/>
+              </w:rPr>
+            </w:pPr>
+          </w:p>
+        </w:tc>
+        <w:tc>
+          <w:tcPr>
+            <w:tcW w:w="2263" w:type="dxa"/>
             <w:tcBorders>
               <w:top w:val="single" w:sz="4" w:space="0" w:color="4472C4"/>
               <w:left w:val="single" w:sz="4" w:space="0" w:color="4472C4"/>
               <w:bottom w:val="single" w:sz="4" w:space="0" w:color="4472C4"/>
               <w:right w:val="single" w:sz="4" w:space="0" w:color="4472C4"/>
             </w:tcBorders>
+            <w:tcPrChange w:id="181" w:author="Jaime Eduardo Baires Escalante" w:date="2024-11-12T20:18:00Z" w16du:dateUtc="2024-11-12T19:18:00Z">
+              <w:tcPr>
+                <w:tcW w:w="2265" w:type="dxa"/>
+                <w:gridSpan w:val="2"/>
+                <w:tcBorders>
+                  <w:top w:val="single" w:sz="4" w:space="0" w:color="4472C4"/>
+                  <w:left w:val="single" w:sz="4" w:space="0" w:color="4472C4"/>
+                  <w:bottom w:val="single" w:sz="4" w:space="0" w:color="4472C4"/>
+                  <w:right w:val="single" w:sz="4" w:space="0" w:color="4472C4"/>
+                </w:tcBorders>
+              </w:tcPr>
+            </w:tcPrChange>
+          </w:tcPr>
+          <w:p>
+            <w:pPr>
+              <w:spacing w:line="360" w:lineRule="auto"/>
+              <w:jc w:val="both"/>
+              <w:cnfStyle w:val="000000100000" w:firstRow="0" w:lastRow="0" w:firstColumn="0" w:lastColumn="0" w:oddVBand="0" w:evenVBand="0" w:oddHBand="1" w:evenHBand="0" w:firstRowFirstColumn="0" w:firstRowLastColumn="0" w:lastRowFirstColumn="0" w:lastRowLastColumn="0"/>
+              <w:rPr>
+                <w:rFonts w:ascii="Arial" w:hAnsi="Arial" w:cs="Arial"/>
+              </w:rPr>
+            </w:pPr>
+            <w:r>
+              <w:rPr>
+                <w:rFonts w:ascii="Arial" w:hAnsi="Arial" w:cs="Arial"/>
+              </w:rPr>
+              <w:t>facturas</w:t>
+            </w:r>
+          </w:p>
+        </w:tc>
+        <w:tc>
+          <w:tcPr>
+            <w:tcW w:w="2855" w:type="dxa"/>
+            <w:tcBorders>
+              <w:top w:val="single" w:sz="4" w:space="0" w:color="4472C4"/>
+              <w:left w:val="single" w:sz="4" w:space="0" w:color="4472C4"/>
+              <w:bottom w:val="single" w:sz="4" w:space="0" w:color="4472C4"/>
+              <w:right w:val="single" w:sz="4" w:space="0" w:color="4472C4"/>
+            </w:tcBorders>
+            <w:tcPrChange w:id="182" w:author="Jaime Eduardo Baires Escalante" w:date="2024-11-12T20:18:00Z" w16du:dateUtc="2024-11-12T19:18:00Z">
+              <w:tcPr>
+                <w:tcW w:w="2832" w:type="dxa"/>
+                <w:tcBorders>
+                  <w:top w:val="single" w:sz="4" w:space="0" w:color="4472C4"/>
+                  <w:left w:val="single" w:sz="4" w:space="0" w:color="4472C4"/>
+                  <w:bottom w:val="single" w:sz="4" w:space="0" w:color="4472C4"/>
+                  <w:right w:val="single" w:sz="4" w:space="0" w:color="4472C4"/>
+                </w:tcBorders>
+              </w:tcPr>
+            </w:tcPrChange>
+          </w:tcPr>
+          <w:p>
+            <w:pPr>
+              <w:spacing w:line="360" w:lineRule="auto"/>
+              <w:jc w:val="both"/>
+              <w:cnfStyle w:val="000000100000" w:firstRow="0" w:lastRow="0" w:firstColumn="0" w:lastColumn="0" w:oddVBand="0" w:evenVBand="0" w:oddHBand="1" w:evenHBand="0" w:firstRowFirstColumn="0" w:firstRowLastColumn="0" w:lastRowFirstColumn="0" w:lastRowLastColumn="0"/>
+              <w:rPr>
+                <w:rFonts w:ascii="Arial" w:hAnsi="Arial" w:cs="Arial"/>
+              </w:rPr>
+            </w:pPr>
+            <w:r>
+              <w:rPr>
+                <w:rFonts w:ascii="Arial" w:hAnsi="Arial" w:cs="Arial"/>
+              </w:rPr>
+              <w:t>POST</w:t>
+            </w:r>
+          </w:p>
+        </w:tc>
+      </w:tr>
+      <w:tr>
+        <w:tc>
+          <w:tcPr>
+            <w:cnfStyle w:val="001000000000" w:firstRow="0" w:lastRow="0" w:firstColumn="1" w:lastColumn="0" w:oddVBand="0" w:evenVBand="0" w:oddHBand="0" w:evenHBand="0" w:firstRowFirstColumn="0" w:firstRowLastColumn="0" w:lastRowFirstColumn="0" w:lastRowLastColumn="0"/>
+            <w:tcW w:w="3376" w:type="dxa"/>
+            <w:vMerge w:val="restart"/>
+            <w:tcBorders>
+              <w:top w:val="single" w:sz="4" w:space="0" w:color="4472C4"/>
+              <w:left w:val="single" w:sz="4" w:space="0" w:color="4472C4"/>
+              <w:right w:val="single" w:sz="4" w:space="0" w:color="4472C4"/>
+            </w:tcBorders>
             <w:vAlign w:val="center"/>
+            <w:tcPrChange w:id="183" w:author="Jaime Eduardo Baires Escalante" w:date="2024-11-12T20:18:00Z" w16du:dateUtc="2024-11-12T19:18:00Z">
+              <w:tcPr>
+                <w:tcW w:w="3397" w:type="dxa"/>
+                <w:gridSpan w:val="2"/>
+                <w:vMerge w:val="restart"/>
+                <w:tcBorders>
+                  <w:top w:val="single" w:sz="4" w:space="0" w:color="4472C4"/>
+                  <w:left w:val="single" w:sz="4" w:space="0" w:color="4472C4"/>
+                  <w:right w:val="single" w:sz="4" w:space="0" w:color="4472C4"/>
+                </w:tcBorders>
+                <w:vAlign w:val="center"/>
+              </w:tcPr>
+            </w:tcPrChange>
           </w:tcPr>
           <w:p>
             <w:pPr>
@@ -20860,52 +22395,75 @@
                 <w:i/>
                 <w:iCs/>
               </w:rPr>
-              <w:t>Lista de proveedores</w:t>
-            </w:r>
-          </w:p>
-        </w:tc>
-        <w:tc>
-          <w:tcPr>
-            <w:tcW w:w="2265" w:type="dxa"/>
+              <w:t>Lista de facturas</w:t>
+            </w:r>
+          </w:p>
+        </w:tc>
+        <w:tc>
+          <w:tcPr>
+            <w:tcW w:w="2263" w:type="dxa"/>
             <w:tcBorders>
               <w:top w:val="single" w:sz="4" w:space="0" w:color="4472C4"/>
               <w:left w:val="single" w:sz="4" w:space="0" w:color="4472C4"/>
               <w:bottom w:val="single" w:sz="4" w:space="0" w:color="4472C4"/>
               <w:right w:val="single" w:sz="4" w:space="0" w:color="4472C4"/>
             </w:tcBorders>
+            <w:tcPrChange w:id="184" w:author="Jaime Eduardo Baires Escalante" w:date="2024-11-12T20:18:00Z" w16du:dateUtc="2024-11-12T19:18:00Z">
+              <w:tcPr>
+                <w:tcW w:w="2265" w:type="dxa"/>
+                <w:gridSpan w:val="2"/>
+                <w:tcBorders>
+                  <w:top w:val="single" w:sz="4" w:space="0" w:color="4472C4"/>
+                  <w:left w:val="single" w:sz="4" w:space="0" w:color="4472C4"/>
+                  <w:bottom w:val="single" w:sz="4" w:space="0" w:color="4472C4"/>
+                  <w:right w:val="single" w:sz="4" w:space="0" w:color="4472C4"/>
+                </w:tcBorders>
+              </w:tcPr>
+            </w:tcPrChange>
           </w:tcPr>
           <w:p>
             <w:pPr>
               <w:spacing w:line="360" w:lineRule="auto"/>
               <w:jc w:val="both"/>
-              <w:cnfStyle w:val="000000100000" w:firstRow="0" w:lastRow="0" w:firstColumn="0" w:lastColumn="0" w:oddVBand="0" w:evenVBand="0" w:oddHBand="1" w:evenHBand="0" w:firstRowFirstColumn="0" w:firstRowLastColumn="0" w:lastRowFirstColumn="0" w:lastRowLastColumn="0"/>
-              <w:rPr>
-                <w:rFonts w:ascii="Arial" w:hAnsi="Arial" w:cs="Arial"/>
-              </w:rPr>
-            </w:pPr>
-            <w:r>
-              <w:rPr>
-                <w:rFonts w:ascii="Arial" w:hAnsi="Arial" w:cs="Arial"/>
-              </w:rPr>
-              <w:t>proveedores</w:t>
-            </w:r>
-          </w:p>
-        </w:tc>
-        <w:tc>
-          <w:tcPr>
-            <w:tcW w:w="2832" w:type="dxa"/>
+              <w:cnfStyle w:val="000000000000" w:firstRow="0" w:lastRow="0" w:firstColumn="0" w:lastColumn="0" w:oddVBand="0" w:evenVBand="0" w:oddHBand="0" w:evenHBand="0" w:firstRowFirstColumn="0" w:firstRowLastColumn="0" w:lastRowFirstColumn="0" w:lastRowLastColumn="0"/>
+              <w:rPr>
+                <w:rFonts w:ascii="Arial" w:hAnsi="Arial" w:cs="Arial"/>
+              </w:rPr>
+            </w:pPr>
+            <w:r>
+              <w:rPr>
+                <w:rFonts w:ascii="Arial" w:hAnsi="Arial" w:cs="Arial"/>
+              </w:rPr>
+              <w:t>facturasVenta</w:t>
+            </w:r>
+          </w:p>
+        </w:tc>
+        <w:tc>
+          <w:tcPr>
+            <w:tcW w:w="2855" w:type="dxa"/>
             <w:tcBorders>
               <w:top w:val="single" w:sz="4" w:space="0" w:color="4472C4"/>
               <w:left w:val="single" w:sz="4" w:space="0" w:color="4472C4"/>
               <w:bottom w:val="single" w:sz="4" w:space="0" w:color="4472C4"/>
               <w:right w:val="single" w:sz="4" w:space="0" w:color="4472C4"/>
             </w:tcBorders>
+            <w:tcPrChange w:id="185" w:author="Jaime Eduardo Baires Escalante" w:date="2024-11-12T20:18:00Z" w16du:dateUtc="2024-11-12T19:18:00Z">
+              <w:tcPr>
+                <w:tcW w:w="2832" w:type="dxa"/>
+                <w:tcBorders>
+                  <w:top w:val="single" w:sz="4" w:space="0" w:color="4472C4"/>
+                  <w:left w:val="single" w:sz="4" w:space="0" w:color="4472C4"/>
+                  <w:bottom w:val="single" w:sz="4" w:space="0" w:color="4472C4"/>
+                  <w:right w:val="single" w:sz="4" w:space="0" w:color="4472C4"/>
+                </w:tcBorders>
+              </w:tcPr>
+            </w:tcPrChange>
           </w:tcPr>
           <w:p>
             <w:pPr>
               <w:spacing w:line="360" w:lineRule="auto"/>
               <w:jc w:val="both"/>
-              <w:cnfStyle w:val="000000100000" w:firstRow="0" w:lastRow="0" w:firstColumn="0" w:lastColumn="0" w:oddVBand="0" w:evenVBand="0" w:oddHBand="1" w:evenHBand="0" w:firstRowFirstColumn="0" w:firstRowLastColumn="0" w:lastRowFirstColumn="0" w:lastRowLastColumn="0"/>
+              <w:cnfStyle w:val="000000000000" w:firstRow="0" w:lastRow="0" w:firstColumn="0" w:lastColumn="0" w:oddVBand="0" w:evenVBand="0" w:oddHBand="0" w:evenHBand="0" w:firstRowFirstColumn="0" w:firstRowLastColumn="0" w:lastRowFirstColumn="0" w:lastRowLastColumn="0"/>
               <w:rPr>
                 <w:rFonts w:ascii="Arial" w:hAnsi="Arial" w:cs="Arial"/>
               </w:rPr>
@@ -20915,97 +22473,6 @@
                 <w:rFonts w:ascii="Arial" w:hAnsi="Arial" w:cs="Arial"/>
               </w:rPr>
               <w:t>GET</w:t>
-            </w:r>
-          </w:p>
-        </w:tc>
-      </w:tr>
-      <w:tr>
-        <w:tc>
-          <w:tcPr>
-            <w:cnfStyle w:val="001000000000" w:firstRow="0" w:lastRow="0" w:firstColumn="1" w:lastColumn="0" w:oddVBand="0" w:evenVBand="0" w:oddHBand="0" w:evenHBand="0" w:firstRowFirstColumn="0" w:firstRowLastColumn="0" w:lastRowFirstColumn="0" w:lastRowLastColumn="0"/>
-            <w:tcW w:w="3397" w:type="dxa"/>
-            <w:vMerge w:val="restart"/>
-            <w:tcBorders>
-              <w:top w:val="single" w:sz="4" w:space="0" w:color="4472C4"/>
-              <w:left w:val="single" w:sz="4" w:space="0" w:color="4472C4"/>
-              <w:right w:val="single" w:sz="4" w:space="0" w:color="4472C4"/>
-            </w:tcBorders>
-            <w:vAlign w:val="center"/>
-          </w:tcPr>
-          <w:p>
-            <w:pPr>
-              <w:spacing w:line="360" w:lineRule="auto"/>
-              <w:rPr>
-                <w:rFonts w:ascii="Arial" w:hAnsi="Arial" w:cs="Arial"/>
-                <w:b w:val="0"/>
-                <w:bCs w:val="0"/>
-                <w:i/>
-                <w:iCs/>
-              </w:rPr>
-            </w:pPr>
-            <w:r>
-              <w:rPr>
-                <w:rFonts w:ascii="Arial" w:hAnsi="Arial" w:cs="Arial"/>
-                <w:b w:val="0"/>
-                <w:bCs w:val="0"/>
-                <w:i/>
-                <w:iCs/>
-              </w:rPr>
-              <w:t>Factura</w:t>
-            </w:r>
-          </w:p>
-        </w:tc>
-        <w:tc>
-          <w:tcPr>
-            <w:tcW w:w="2265" w:type="dxa"/>
-            <w:tcBorders>
-              <w:top w:val="single" w:sz="4" w:space="0" w:color="4472C4"/>
-              <w:left w:val="single" w:sz="4" w:space="0" w:color="4472C4"/>
-              <w:bottom w:val="single" w:sz="4" w:space="0" w:color="4472C4"/>
-              <w:right w:val="single" w:sz="4" w:space="0" w:color="4472C4"/>
-            </w:tcBorders>
-          </w:tcPr>
-          <w:p>
-            <w:pPr>
-              <w:spacing w:line="360" w:lineRule="auto"/>
-              <w:jc w:val="both"/>
-              <w:cnfStyle w:val="000000000000" w:firstRow="0" w:lastRow="0" w:firstColumn="0" w:lastColumn="0" w:oddVBand="0" w:evenVBand="0" w:oddHBand="0" w:evenHBand="0" w:firstRowFirstColumn="0" w:firstRowLastColumn="0" w:lastRowFirstColumn="0" w:lastRowLastColumn="0"/>
-              <w:rPr>
-                <w:rFonts w:ascii="Arial" w:hAnsi="Arial" w:cs="Arial"/>
-              </w:rPr>
-            </w:pPr>
-            <w:r>
-              <w:rPr>
-                <w:rFonts w:ascii="Arial" w:hAnsi="Arial" w:cs="Arial"/>
-              </w:rPr>
-              <w:t>facturas/{id}</w:t>
-            </w:r>
-          </w:p>
-        </w:tc>
-        <w:tc>
-          <w:tcPr>
-            <w:tcW w:w="2832" w:type="dxa"/>
-            <w:tcBorders>
-              <w:top w:val="single" w:sz="4" w:space="0" w:color="4472C4"/>
-              <w:left w:val="single" w:sz="4" w:space="0" w:color="4472C4"/>
-              <w:bottom w:val="single" w:sz="4" w:space="0" w:color="4472C4"/>
-              <w:right w:val="single" w:sz="4" w:space="0" w:color="4472C4"/>
-            </w:tcBorders>
-          </w:tcPr>
-          <w:p>
-            <w:pPr>
-              <w:spacing w:line="360" w:lineRule="auto"/>
-              <w:jc w:val="both"/>
-              <w:cnfStyle w:val="000000000000" w:firstRow="0" w:lastRow="0" w:firstColumn="0" w:lastColumn="0" w:oddVBand="0" w:evenVBand="0" w:oddHBand="0" w:evenHBand="0" w:firstRowFirstColumn="0" w:firstRowLastColumn="0" w:lastRowFirstColumn="0" w:lastRowLastColumn="0"/>
-              <w:rPr>
-                <w:rFonts w:ascii="Arial" w:hAnsi="Arial" w:cs="Arial"/>
-              </w:rPr>
-            </w:pPr>
-            <w:r>
-              <w:rPr>
-                <w:rFonts w:ascii="Arial" w:hAnsi="Arial" w:cs="Arial"/>
-              </w:rPr>
-              <w:t>GET, PUT, DELETE</w:t>
             </w:r>
           </w:p>
         </w:tc>
@@ -21017,22 +22484,32 @@
         <w:tc>
           <w:tcPr>
             <w:cnfStyle w:val="001000000000" w:firstRow="0" w:lastRow="0" w:firstColumn="1" w:lastColumn="0" w:oddVBand="0" w:evenVBand="0" w:oddHBand="0" w:evenHBand="0" w:firstRowFirstColumn="0" w:firstRowLastColumn="0" w:lastRowFirstColumn="0" w:lastRowLastColumn="0"/>
-            <w:tcW w:w="3397" w:type="dxa"/>
+            <w:tcW w:w="3376" w:type="dxa"/>
             <w:vMerge/>
             <w:tcBorders>
               <w:left w:val="single" w:sz="4" w:space="0" w:color="4472C4"/>
-              <w:bottom w:val="single" w:sz="4" w:space="0" w:color="4472C4"/>
               <w:right w:val="single" w:sz="4" w:space="0" w:color="4472C4"/>
             </w:tcBorders>
             <w:vAlign w:val="center"/>
+            <w:tcPrChange w:id="186" w:author="Jaime Eduardo Baires Escalante" w:date="2024-11-12T20:18:00Z" w16du:dateUtc="2024-11-12T19:18:00Z">
+              <w:tcPr>
+                <w:tcW w:w="3397" w:type="dxa"/>
+                <w:gridSpan w:val="2"/>
+                <w:vMerge/>
+                <w:tcBorders>
+                  <w:left w:val="single" w:sz="4" w:space="0" w:color="4472C4"/>
+                  <w:right w:val="single" w:sz="4" w:space="0" w:color="4472C4"/>
+                </w:tcBorders>
+                <w:vAlign w:val="center"/>
+              </w:tcPr>
+            </w:tcPrChange>
           </w:tcPr>
           <w:p>
             <w:pPr>
               <w:spacing w:line="360" w:lineRule="auto"/>
-              <w:rPr>
-                <w:rFonts w:ascii="Arial" w:hAnsi="Arial" w:cs="Arial"/>
-                <w:b w:val="0"/>
-                <w:bCs w:val="0"/>
+              <w:cnfStyle w:val="001000100000" w:firstRow="0" w:lastRow="0" w:firstColumn="1" w:lastColumn="0" w:oddVBand="0" w:evenVBand="0" w:oddHBand="1" w:evenHBand="0" w:firstRowFirstColumn="0" w:firstRowLastColumn="0" w:lastRowFirstColumn="0" w:lastRowLastColumn="0"/>
+              <w:rPr>
+                <w:rFonts w:ascii="Arial" w:hAnsi="Arial" w:cs="Arial"/>
                 <w:i/>
                 <w:iCs/>
               </w:rPr>
@@ -21041,13 +22518,25 @@
         </w:tc>
         <w:tc>
           <w:tcPr>
-            <w:tcW w:w="2265" w:type="dxa"/>
+            <w:tcW w:w="2263" w:type="dxa"/>
             <w:tcBorders>
               <w:top w:val="single" w:sz="4" w:space="0" w:color="4472C4"/>
               <w:left w:val="single" w:sz="4" w:space="0" w:color="4472C4"/>
               <w:bottom w:val="single" w:sz="4" w:space="0" w:color="4472C4"/>
               <w:right w:val="single" w:sz="4" w:space="0" w:color="4472C4"/>
             </w:tcBorders>
+            <w:tcPrChange w:id="187" w:author="Jaime Eduardo Baires Escalante" w:date="2024-11-12T20:18:00Z" w16du:dateUtc="2024-11-12T19:18:00Z">
+              <w:tcPr>
+                <w:tcW w:w="2265" w:type="dxa"/>
+                <w:gridSpan w:val="2"/>
+                <w:tcBorders>
+                  <w:top w:val="single" w:sz="4" w:space="0" w:color="4472C4"/>
+                  <w:left w:val="single" w:sz="4" w:space="0" w:color="4472C4"/>
+                  <w:bottom w:val="single" w:sz="4" w:space="0" w:color="4472C4"/>
+                  <w:right w:val="single" w:sz="4" w:space="0" w:color="4472C4"/>
+                </w:tcBorders>
+              </w:tcPr>
+            </w:tcPrChange>
           </w:tcPr>
           <w:p>
             <w:pPr>
@@ -21062,19 +22551,30 @@
               <w:rPr>
                 <w:rFonts w:ascii="Arial" w:hAnsi="Arial" w:cs="Arial"/>
               </w:rPr>
-              <w:t>facturas</w:t>
-            </w:r>
-          </w:p>
-        </w:tc>
-        <w:tc>
-          <w:tcPr>
-            <w:tcW w:w="2832" w:type="dxa"/>
+              <w:t>facturasCompra</w:t>
+            </w:r>
+          </w:p>
+        </w:tc>
+        <w:tc>
+          <w:tcPr>
+            <w:tcW w:w="2855" w:type="dxa"/>
             <w:tcBorders>
               <w:top w:val="single" w:sz="4" w:space="0" w:color="4472C4"/>
               <w:left w:val="single" w:sz="4" w:space="0" w:color="4472C4"/>
               <w:bottom w:val="single" w:sz="4" w:space="0" w:color="4472C4"/>
               <w:right w:val="single" w:sz="4" w:space="0" w:color="4472C4"/>
             </w:tcBorders>
+            <w:tcPrChange w:id="188" w:author="Jaime Eduardo Baires Escalante" w:date="2024-11-12T20:18:00Z" w16du:dateUtc="2024-11-12T19:18:00Z">
+              <w:tcPr>
+                <w:tcW w:w="2832" w:type="dxa"/>
+                <w:tcBorders>
+                  <w:top w:val="single" w:sz="4" w:space="0" w:color="4472C4"/>
+                  <w:left w:val="single" w:sz="4" w:space="0" w:color="4472C4"/>
+                  <w:bottom w:val="single" w:sz="4" w:space="0" w:color="4472C4"/>
+                  <w:right w:val="single" w:sz="4" w:space="0" w:color="4472C4"/>
+                </w:tcBorders>
+              </w:tcPr>
+            </w:tcPrChange>
           </w:tcPr>
           <w:p>
             <w:pPr>
@@ -21089,7 +22589,7 @@
               <w:rPr>
                 <w:rFonts w:ascii="Arial" w:hAnsi="Arial" w:cs="Arial"/>
               </w:rPr>
-              <w:t>POST</w:t>
+              <w:t>GET</w:t>
             </w:r>
           </w:p>
         </w:tc>
@@ -21098,47 +22598,58 @@
         <w:tc>
           <w:tcPr>
             <w:cnfStyle w:val="001000000000" w:firstRow="0" w:lastRow="0" w:firstColumn="1" w:lastColumn="0" w:oddVBand="0" w:evenVBand="0" w:oddHBand="0" w:evenHBand="0" w:firstRowFirstColumn="0" w:firstRowLastColumn="0" w:lastRowFirstColumn="0" w:lastRowLastColumn="0"/>
-            <w:tcW w:w="3397" w:type="dxa"/>
-            <w:vMerge w:val="restart"/>
-            <w:tcBorders>
-              <w:top w:val="single" w:sz="4" w:space="0" w:color="4472C4"/>
+            <w:tcW w:w="3376" w:type="dxa"/>
+            <w:vMerge/>
+            <w:tcBorders>
               <w:left w:val="single" w:sz="4" w:space="0" w:color="4472C4"/>
               <w:right w:val="single" w:sz="4" w:space="0" w:color="4472C4"/>
             </w:tcBorders>
             <w:vAlign w:val="center"/>
+            <w:tcPrChange w:id="189" w:author="Jaime Eduardo Baires Escalante" w:date="2024-11-12T20:18:00Z" w16du:dateUtc="2024-11-12T19:18:00Z">
+              <w:tcPr>
+                <w:tcW w:w="3397" w:type="dxa"/>
+                <w:gridSpan w:val="2"/>
+                <w:vMerge/>
+                <w:tcBorders>
+                  <w:left w:val="single" w:sz="4" w:space="0" w:color="4472C4"/>
+                  <w:right w:val="single" w:sz="4" w:space="0" w:color="4472C4"/>
+                </w:tcBorders>
+                <w:vAlign w:val="center"/>
+              </w:tcPr>
+            </w:tcPrChange>
           </w:tcPr>
           <w:p>
             <w:pPr>
               <w:spacing w:line="360" w:lineRule="auto"/>
               <w:rPr>
                 <w:rFonts w:ascii="Arial" w:hAnsi="Arial" w:cs="Arial"/>
-                <w:b w:val="0"/>
-                <w:bCs w:val="0"/>
                 <w:i/>
                 <w:iCs/>
               </w:rPr>
             </w:pPr>
-            <w:r>
-              <w:rPr>
-                <w:rFonts w:ascii="Arial" w:hAnsi="Arial" w:cs="Arial"/>
-                <w:b w:val="0"/>
-                <w:bCs w:val="0"/>
-                <w:i/>
-                <w:iCs/>
-              </w:rPr>
-              <w:t>Lista de facturas</w:t>
-            </w:r>
-          </w:p>
-        </w:tc>
-        <w:tc>
-          <w:tcPr>
-            <w:tcW w:w="2265" w:type="dxa"/>
+          </w:p>
+        </w:tc>
+        <w:tc>
+          <w:tcPr>
+            <w:tcW w:w="2263" w:type="dxa"/>
             <w:tcBorders>
               <w:top w:val="single" w:sz="4" w:space="0" w:color="4472C4"/>
               <w:left w:val="single" w:sz="4" w:space="0" w:color="4472C4"/>
               <w:bottom w:val="single" w:sz="4" w:space="0" w:color="4472C4"/>
               <w:right w:val="single" w:sz="4" w:space="0" w:color="4472C4"/>
             </w:tcBorders>
+            <w:tcPrChange w:id="190" w:author="Jaime Eduardo Baires Escalante" w:date="2024-11-12T20:18:00Z" w16du:dateUtc="2024-11-12T19:18:00Z">
+              <w:tcPr>
+                <w:tcW w:w="2265" w:type="dxa"/>
+                <w:gridSpan w:val="2"/>
+                <w:tcBorders>
+                  <w:top w:val="single" w:sz="4" w:space="0" w:color="4472C4"/>
+                  <w:left w:val="single" w:sz="4" w:space="0" w:color="4472C4"/>
+                  <w:bottom w:val="single" w:sz="4" w:space="0" w:color="4472C4"/>
+                  <w:right w:val="single" w:sz="4" w:space="0" w:color="4472C4"/>
+                </w:tcBorders>
+              </w:tcPr>
+            </w:tcPrChange>
           </w:tcPr>
           <w:p>
             <w:pPr>
@@ -21149,188 +22660,34 @@
                 <w:rFonts w:ascii="Arial" w:hAnsi="Arial" w:cs="Arial"/>
               </w:rPr>
             </w:pPr>
-            <w:proofErr w:type="spellStart"/>
-            <w:r>
-              <w:rPr>
-                <w:rFonts w:ascii="Arial" w:hAnsi="Arial" w:cs="Arial"/>
-              </w:rPr>
-              <w:t>facturasVenta</w:t>
-            </w:r>
-            <w:proofErr w:type="spellEnd"/>
-          </w:p>
-        </w:tc>
-        <w:tc>
-          <w:tcPr>
-            <w:tcW w:w="2832" w:type="dxa"/>
+            <w:r>
+              <w:rPr>
+                <w:rFonts w:ascii="Arial" w:hAnsi="Arial" w:cs="Arial"/>
+              </w:rPr>
+              <w:t>facturasReembolso</w:t>
+            </w:r>
+          </w:p>
+        </w:tc>
+        <w:tc>
+          <w:tcPr>
+            <w:tcW w:w="2855" w:type="dxa"/>
             <w:tcBorders>
               <w:top w:val="single" w:sz="4" w:space="0" w:color="4472C4"/>
               <w:left w:val="single" w:sz="4" w:space="0" w:color="4472C4"/>
               <w:bottom w:val="single" w:sz="4" w:space="0" w:color="4472C4"/>
               <w:right w:val="single" w:sz="4" w:space="0" w:color="4472C4"/>
             </w:tcBorders>
-          </w:tcPr>
-          <w:p>
-            <w:pPr>
-              <w:spacing w:line="360" w:lineRule="auto"/>
-              <w:jc w:val="both"/>
-              <w:cnfStyle w:val="000000000000" w:firstRow="0" w:lastRow="0" w:firstColumn="0" w:lastColumn="0" w:oddVBand="0" w:evenVBand="0" w:oddHBand="0" w:evenHBand="0" w:firstRowFirstColumn="0" w:firstRowLastColumn="0" w:lastRowFirstColumn="0" w:lastRowLastColumn="0"/>
-              <w:rPr>
-                <w:rFonts w:ascii="Arial" w:hAnsi="Arial" w:cs="Arial"/>
-              </w:rPr>
-            </w:pPr>
-            <w:r>
-              <w:rPr>
-                <w:rFonts w:ascii="Arial" w:hAnsi="Arial" w:cs="Arial"/>
-              </w:rPr>
-              <w:t>GET</w:t>
-            </w:r>
-          </w:p>
-        </w:tc>
-      </w:tr>
-      <w:tr>
-        <w:trPr>
-          <w:cnfStyle w:val="000000100000" w:firstRow="0" w:lastRow="0" w:firstColumn="0" w:lastColumn="0" w:oddVBand="0" w:evenVBand="0" w:oddHBand="1" w:evenHBand="0" w:firstRowFirstColumn="0" w:firstRowLastColumn="0" w:lastRowFirstColumn="0" w:lastRowLastColumn="0"/>
-        </w:trPr>
-        <w:tc>
-          <w:tcPr>
-            <w:cnfStyle w:val="001000000000" w:firstRow="0" w:lastRow="0" w:firstColumn="1" w:lastColumn="0" w:oddVBand="0" w:evenVBand="0" w:oddHBand="0" w:evenHBand="0" w:firstRowFirstColumn="0" w:firstRowLastColumn="0" w:lastRowFirstColumn="0" w:lastRowLastColumn="0"/>
-            <w:tcW w:w="3397" w:type="dxa"/>
-            <w:vMerge/>
-            <w:tcBorders>
-              <w:left w:val="single" w:sz="4" w:space="0" w:color="4472C4"/>
-              <w:right w:val="single" w:sz="4" w:space="0" w:color="4472C4"/>
-            </w:tcBorders>
-            <w:vAlign w:val="center"/>
-          </w:tcPr>
-          <w:p>
-            <w:pPr>
-              <w:spacing w:line="360" w:lineRule="auto"/>
-              <w:rPr>
-                <w:rFonts w:ascii="Arial" w:hAnsi="Arial" w:cs="Arial"/>
-                <w:i/>
-                <w:iCs/>
-              </w:rPr>
-            </w:pPr>
-          </w:p>
-        </w:tc>
-        <w:tc>
-          <w:tcPr>
-            <w:tcW w:w="2265" w:type="dxa"/>
-            <w:tcBorders>
-              <w:top w:val="single" w:sz="4" w:space="0" w:color="4472C4"/>
-              <w:left w:val="single" w:sz="4" w:space="0" w:color="4472C4"/>
-              <w:bottom w:val="single" w:sz="4" w:space="0" w:color="4472C4"/>
-              <w:right w:val="single" w:sz="4" w:space="0" w:color="4472C4"/>
-            </w:tcBorders>
-          </w:tcPr>
-          <w:p>
-            <w:pPr>
-              <w:spacing w:line="360" w:lineRule="auto"/>
-              <w:jc w:val="both"/>
-              <w:cnfStyle w:val="000000100000" w:firstRow="0" w:lastRow="0" w:firstColumn="0" w:lastColumn="0" w:oddVBand="0" w:evenVBand="0" w:oddHBand="1" w:evenHBand="0" w:firstRowFirstColumn="0" w:firstRowLastColumn="0" w:lastRowFirstColumn="0" w:lastRowLastColumn="0"/>
-              <w:rPr>
-                <w:rFonts w:ascii="Arial" w:hAnsi="Arial" w:cs="Arial"/>
-              </w:rPr>
-            </w:pPr>
-            <w:proofErr w:type="spellStart"/>
-            <w:r>
-              <w:rPr>
-                <w:rFonts w:ascii="Arial" w:hAnsi="Arial" w:cs="Arial"/>
-              </w:rPr>
-              <w:t>facturasCompra</w:t>
-            </w:r>
-            <w:proofErr w:type="spellEnd"/>
-          </w:p>
-        </w:tc>
-        <w:tc>
-          <w:tcPr>
-            <w:tcW w:w="2832" w:type="dxa"/>
-            <w:tcBorders>
-              <w:top w:val="single" w:sz="4" w:space="0" w:color="4472C4"/>
-              <w:left w:val="single" w:sz="4" w:space="0" w:color="4472C4"/>
-              <w:bottom w:val="single" w:sz="4" w:space="0" w:color="4472C4"/>
-              <w:right w:val="single" w:sz="4" w:space="0" w:color="4472C4"/>
-            </w:tcBorders>
-          </w:tcPr>
-          <w:p>
-            <w:pPr>
-              <w:spacing w:line="360" w:lineRule="auto"/>
-              <w:jc w:val="both"/>
-              <w:cnfStyle w:val="000000100000" w:firstRow="0" w:lastRow="0" w:firstColumn="0" w:lastColumn="0" w:oddVBand="0" w:evenVBand="0" w:oddHBand="1" w:evenHBand="0" w:firstRowFirstColumn="0" w:firstRowLastColumn="0" w:lastRowFirstColumn="0" w:lastRowLastColumn="0"/>
-              <w:rPr>
-                <w:rFonts w:ascii="Arial" w:hAnsi="Arial" w:cs="Arial"/>
-              </w:rPr>
-            </w:pPr>
-            <w:r>
-              <w:rPr>
-                <w:rFonts w:ascii="Arial" w:hAnsi="Arial" w:cs="Arial"/>
-              </w:rPr>
-              <w:t>GET</w:t>
-            </w:r>
-          </w:p>
-        </w:tc>
-      </w:tr>
-      <w:tr>
-        <w:tc>
-          <w:tcPr>
-            <w:cnfStyle w:val="001000000000" w:firstRow="0" w:lastRow="0" w:firstColumn="1" w:lastColumn="0" w:oddVBand="0" w:evenVBand="0" w:oddHBand="0" w:evenHBand="0" w:firstRowFirstColumn="0" w:firstRowLastColumn="0" w:lastRowFirstColumn="0" w:lastRowLastColumn="0"/>
-            <w:tcW w:w="3397" w:type="dxa"/>
-            <w:vMerge/>
-            <w:tcBorders>
-              <w:left w:val="single" w:sz="4" w:space="0" w:color="4472C4"/>
-              <w:right w:val="single" w:sz="4" w:space="0" w:color="4472C4"/>
-            </w:tcBorders>
-            <w:vAlign w:val="center"/>
-          </w:tcPr>
-          <w:p>
-            <w:pPr>
-              <w:spacing w:line="360" w:lineRule="auto"/>
-              <w:rPr>
-                <w:rFonts w:ascii="Arial" w:hAnsi="Arial" w:cs="Arial"/>
-                <w:i/>
-                <w:iCs/>
-              </w:rPr>
-            </w:pPr>
-          </w:p>
-        </w:tc>
-        <w:tc>
-          <w:tcPr>
-            <w:tcW w:w="2265" w:type="dxa"/>
-            <w:tcBorders>
-              <w:top w:val="single" w:sz="4" w:space="0" w:color="4472C4"/>
-              <w:left w:val="single" w:sz="4" w:space="0" w:color="4472C4"/>
-              <w:bottom w:val="single" w:sz="4" w:space="0" w:color="4472C4"/>
-              <w:right w:val="single" w:sz="4" w:space="0" w:color="4472C4"/>
-            </w:tcBorders>
-          </w:tcPr>
-          <w:p>
-            <w:pPr>
-              <w:spacing w:line="360" w:lineRule="auto"/>
-              <w:jc w:val="both"/>
-              <w:cnfStyle w:val="000000000000" w:firstRow="0" w:lastRow="0" w:firstColumn="0" w:lastColumn="0" w:oddVBand="0" w:evenVBand="0" w:oddHBand="0" w:evenHBand="0" w:firstRowFirstColumn="0" w:firstRowLastColumn="0" w:lastRowFirstColumn="0" w:lastRowLastColumn="0"/>
-              <w:rPr>
-                <w:rFonts w:ascii="Arial" w:hAnsi="Arial" w:cs="Arial"/>
-              </w:rPr>
-            </w:pPr>
-            <w:proofErr w:type="spellStart"/>
-            <w:r>
-              <w:rPr>
-                <w:rFonts w:ascii="Arial" w:hAnsi="Arial" w:cs="Arial"/>
-              </w:rPr>
-              <w:t>facturasReembolso</w:t>
-            </w:r>
-            <w:proofErr w:type="spellEnd"/>
-          </w:p>
-        </w:tc>
-        <w:tc>
-          <w:tcPr>
-            <w:tcW w:w="2832" w:type="dxa"/>
-            <w:tcBorders>
-              <w:top w:val="single" w:sz="4" w:space="0" w:color="4472C4"/>
-              <w:left w:val="single" w:sz="4" w:space="0" w:color="4472C4"/>
-              <w:bottom w:val="single" w:sz="4" w:space="0" w:color="4472C4"/>
-              <w:right w:val="single" w:sz="4" w:space="0" w:color="4472C4"/>
-            </w:tcBorders>
+            <w:tcPrChange w:id="191" w:author="Jaime Eduardo Baires Escalante" w:date="2024-11-12T20:18:00Z" w16du:dateUtc="2024-11-12T19:18:00Z">
+              <w:tcPr>
+                <w:tcW w:w="2832" w:type="dxa"/>
+                <w:tcBorders>
+                  <w:top w:val="single" w:sz="4" w:space="0" w:color="4472C4"/>
+                  <w:left w:val="single" w:sz="4" w:space="0" w:color="4472C4"/>
+                  <w:bottom w:val="single" w:sz="4" w:space="0" w:color="4472C4"/>
+                  <w:right w:val="single" w:sz="4" w:space="0" w:color="4472C4"/>
+                </w:tcBorders>
+              </w:tcPr>
+            </w:tcPrChange>
           </w:tcPr>
           <w:p>
             <w:pPr>
@@ -21714,9 +23071,71 @@
           <w:lang w:eastAsia="es-ES"/>
           <w14:ligatures w14:val="none"/>
         </w:rPr>
-        <w:t>"</w:t>
-      </w:r>
-      <w:proofErr w:type="spellStart"/>
+        <w:t>"descripcion"</w:t>
+      </w:r>
+      <w:r>
+        <w:rPr>
+          <w:rFonts w:ascii="Courier New" w:eastAsia="Times New Roman" w:hAnsi="Courier New" w:cs="Courier New"/>
+          <w:color w:val="000000"/>
+          <w:kern w:val="0"/>
+          <w:sz w:val="18"/>
+          <w:szCs w:val="18"/>
+          <w:lang w:eastAsia="es-ES"/>
+          <w14:ligatures w14:val="none"/>
+        </w:rPr>
+        <w:t>: </w:t>
+      </w:r>
+      <w:r>
+        <w:rPr>
+          <w:rFonts w:ascii="Courier New" w:eastAsia="Times New Roman" w:hAnsi="Courier New" w:cs="Courier New"/>
+          <w:color w:val="0451A5"/>
+          <w:kern w:val="0"/>
+          <w:sz w:val="18"/>
+          <w:szCs w:val="18"/>
+          <w:lang w:eastAsia="es-ES"/>
+          <w14:ligatures w14:val="none"/>
+        </w:rPr>
+        <w:t>"Pasta dental Colgate 75ml"</w:t>
+      </w:r>
+      <w:r>
+        <w:rPr>
+          <w:rFonts w:ascii="Courier New" w:eastAsia="Times New Roman" w:hAnsi="Courier New" w:cs="Courier New"/>
+          <w:color w:val="000000"/>
+          <w:kern w:val="0"/>
+          <w:sz w:val="18"/>
+          <w:szCs w:val="18"/>
+          <w:lang w:eastAsia="es-ES"/>
+          <w14:ligatures w14:val="none"/>
+        </w:rPr>
+        <w:t>,</w:t>
+      </w:r>
+    </w:p>
+    <w:p>
+      <w:pPr>
+        <w:shd w:val="clear" w:color="auto" w:fill="FFFFFE"/>
+        <w:spacing w:after="0" w:line="270" w:lineRule="atLeast"/>
+        <w:rPr>
+          <w:rFonts w:ascii="Courier New" w:eastAsia="Times New Roman" w:hAnsi="Courier New" w:cs="Courier New"/>
+          <w:color w:val="000000"/>
+          <w:kern w:val="0"/>
+          <w:sz w:val="18"/>
+          <w:szCs w:val="18"/>
+          <w:lang w:eastAsia="es-ES"/>
+          <w14:ligatures w14:val="none"/>
+        </w:rPr>
+      </w:pPr>
+      <w:r>
+        <w:rPr>
+          <w:rFonts w:ascii="Courier New" w:eastAsia="Times New Roman" w:hAnsi="Courier New" w:cs="Courier New"/>
+          <w:color w:val="000000"/>
+          <w:kern w:val="0"/>
+          <w:sz w:val="18"/>
+          <w:szCs w:val="18"/>
+          <w:lang w:eastAsia="es-ES"/>
+          <w14:ligatures w14:val="none"/>
+        </w:rPr>
+        <w:t>    </w:t>
+      </w:r>
       <w:r>
         <w:rPr>
           <w:rFonts w:ascii="Courier New" w:eastAsia="Times New Roman" w:hAnsi="Courier New" w:cs="Courier New"/>
@@ -21727,9 +23146,72 @@
           <w:lang w:eastAsia="es-ES"/>
           <w14:ligatures w14:val="none"/>
         </w:rPr>
-        <w:t>descripcion</w:t>
-      </w:r>
-      <w:proofErr w:type="spellEnd"/>
+        <w:t>"fechaAlta"</w:t>
+      </w:r>
+      <w:r>
+        <w:rPr>
+          <w:rFonts w:ascii="Courier New" w:eastAsia="Times New Roman" w:hAnsi="Courier New" w:cs="Courier New"/>
+          <w:color w:val="000000"/>
+          <w:kern w:val="0"/>
+          <w:sz w:val="18"/>
+          <w:szCs w:val="18"/>
+          <w:lang w:eastAsia="es-ES"/>
+          <w14:ligatures w14:val="none"/>
+        </w:rPr>
+        <w:t>: </w:t>
+      </w:r>
+      <w:r>
+        <w:rPr>
+          <w:rFonts w:ascii="Courier New" w:eastAsia="Times New Roman" w:hAnsi="Courier New" w:cs="Courier New"/>
+          <w:color w:val="0451A5"/>
+          <w:kern w:val="0"/>
+          <w:sz w:val="18"/>
+          <w:szCs w:val="18"/>
+          <w:lang w:eastAsia="es-ES"/>
+          <w14:ligatures w14:val="none"/>
+        </w:rPr>
+        <w:t>"2023-07-02"</w:t>
+      </w:r>
+      <w:r>
+        <w:rPr>
+          <w:rFonts w:ascii="Courier New" w:eastAsia="Times New Roman" w:hAnsi="Courier New" w:cs="Courier New"/>
+          <w:color w:val="000000"/>
+          <w:kern w:val="0"/>
+          <w:sz w:val="18"/>
+          <w:szCs w:val="18"/>
+          <w:lang w:eastAsia="es-ES"/>
+          <w14:ligatures w14:val="none"/>
+        </w:rPr>
+        <w:t>,</w:t>
+      </w:r>
+    </w:p>
+    <w:p>
+      <w:pPr>
+        <w:shd w:val="clear" w:color="auto" w:fill="FFFFFE"/>
+        <w:spacing w:after="0" w:line="270" w:lineRule="atLeast"/>
+        <w:rPr>
+          <w:rFonts w:ascii="Courier New" w:eastAsia="Times New Roman" w:hAnsi="Courier New" w:cs="Courier New"/>
+          <w:color w:val="000000"/>
+          <w:kern w:val="0"/>
+          <w:sz w:val="18"/>
+          <w:szCs w:val="18"/>
+          <w:lang w:eastAsia="es-ES"/>
+          <w14:ligatures w14:val="none"/>
+        </w:rPr>
+      </w:pPr>
+      <w:r>
+        <w:rPr>
+          <w:rFonts w:ascii="Courier New" w:eastAsia="Times New Roman" w:hAnsi="Courier New" w:cs="Courier New"/>
+          <w:color w:val="000000"/>
+          <w:kern w:val="0"/>
+          <w:sz w:val="18"/>
+          <w:szCs w:val="18"/>
+          <w:lang w:eastAsia="es-ES"/>
+          <w14:ligatures w14:val="none"/>
+        </w:rPr>
+        <w:lastRenderedPageBreak/>
+        <w:t>    </w:t>
+      </w:r>
       <w:r>
         <w:rPr>
           <w:rFonts w:ascii="Courier New" w:eastAsia="Times New Roman" w:hAnsi="Courier New" w:cs="Courier New"/>
@@ -21740,7 +23222,7 @@
           <w:lang w:eastAsia="es-ES"/>
           <w14:ligatures w14:val="none"/>
         </w:rPr>
-        <w:t>"</w:t>
+        <w:t>"precio"</w:t>
       </w:r>
       <w:r>
         <w:rPr>
@@ -21757,14 +23239,14 @@
       <w:r>
         <w:rPr>
           <w:rFonts w:ascii="Courier New" w:eastAsia="Times New Roman" w:hAnsi="Courier New" w:cs="Courier New"/>
-          <w:color w:val="0451A5"/>
+          <w:color w:val="098658"/>
           <w:kern w:val="0"/>
           <w:sz w:val="18"/>
           <w:szCs w:val="18"/>
           <w:lang w:eastAsia="es-ES"/>
           <w14:ligatures w14:val="none"/>
         </w:rPr>
-        <w:t>"Pasta dental Colgate 75ml"</w:t>
+        <w:t>0.95</w:t>
       </w:r>
       <w:r>
         <w:rPr>
@@ -21815,9 +23297,71 @@
           <w:lang w:eastAsia="es-ES"/>
           <w14:ligatures w14:val="none"/>
         </w:rPr>
-        <w:t>"</w:t>
-      </w:r>
-      <w:proofErr w:type="spellStart"/>
+        <w:t>"stock"</w:t>
+      </w:r>
+      <w:r>
+        <w:rPr>
+          <w:rFonts w:ascii="Courier New" w:eastAsia="Times New Roman" w:hAnsi="Courier New" w:cs="Courier New"/>
+          <w:color w:val="000000"/>
+          <w:kern w:val="0"/>
+          <w:sz w:val="18"/>
+          <w:szCs w:val="18"/>
+          <w:lang w:eastAsia="es-ES"/>
+          <w14:ligatures w14:val="none"/>
+        </w:rPr>
+        <w:t>: </w:t>
+      </w:r>
+      <w:r>
+        <w:rPr>
+          <w:rFonts w:ascii="Courier New" w:eastAsia="Times New Roman" w:hAnsi="Courier New" w:cs="Courier New"/>
+          <w:color w:val="098658"/>
+          <w:kern w:val="0"/>
+          <w:sz w:val="18"/>
+          <w:szCs w:val="18"/>
+          <w:lang w:eastAsia="es-ES"/>
+          <w14:ligatures w14:val="none"/>
+        </w:rPr>
+        <w:t>45.0</w:t>
+      </w:r>
+      <w:r>
+        <w:rPr>
+          <w:rFonts w:ascii="Courier New" w:eastAsia="Times New Roman" w:hAnsi="Courier New" w:cs="Courier New"/>
+          <w:color w:val="000000"/>
+          <w:kern w:val="0"/>
+          <w:sz w:val="18"/>
+          <w:szCs w:val="18"/>
+          <w:lang w:eastAsia="es-ES"/>
+          <w14:ligatures w14:val="none"/>
+        </w:rPr>
+        <w:t>,</w:t>
+      </w:r>
+    </w:p>
+    <w:p>
+      <w:pPr>
+        <w:shd w:val="clear" w:color="auto" w:fill="FFFFFE"/>
+        <w:spacing w:after="0" w:line="270" w:lineRule="atLeast"/>
+        <w:rPr>
+          <w:rFonts w:ascii="Courier New" w:eastAsia="Times New Roman" w:hAnsi="Courier New" w:cs="Courier New"/>
+          <w:color w:val="000000"/>
+          <w:kern w:val="0"/>
+          <w:sz w:val="18"/>
+          <w:szCs w:val="18"/>
+          <w:lang w:eastAsia="es-ES"/>
+          <w14:ligatures w14:val="none"/>
+        </w:rPr>
+      </w:pPr>
+      <w:r>
+        <w:rPr>
+          <w:rFonts w:ascii="Courier New" w:eastAsia="Times New Roman" w:hAnsi="Courier New" w:cs="Courier New"/>
+          <w:color w:val="000000"/>
+          <w:kern w:val="0"/>
+          <w:sz w:val="18"/>
+          <w:szCs w:val="18"/>
+          <w:lang w:eastAsia="es-ES"/>
+          <w14:ligatures w14:val="none"/>
+        </w:rPr>
+        <w:t>    </w:t>
+      </w:r>
       <w:r>
         <w:rPr>
           <w:rFonts w:ascii="Courier New" w:eastAsia="Times New Roman" w:hAnsi="Courier New" w:cs="Courier New"/>
@@ -21828,9 +23372,71 @@
           <w:lang w:eastAsia="es-ES"/>
           <w14:ligatures w14:val="none"/>
         </w:rPr>
-        <w:t>fechaAlta</w:t>
-      </w:r>
-      <w:proofErr w:type="spellEnd"/>
+        <w:t>"stockSeguridad"</w:t>
+      </w:r>
+      <w:r>
+        <w:rPr>
+          <w:rFonts w:ascii="Courier New" w:eastAsia="Times New Roman" w:hAnsi="Courier New" w:cs="Courier New"/>
+          <w:color w:val="000000"/>
+          <w:kern w:val="0"/>
+          <w:sz w:val="18"/>
+          <w:szCs w:val="18"/>
+          <w:lang w:eastAsia="es-ES"/>
+          <w14:ligatures w14:val="none"/>
+        </w:rPr>
+        <w:t>: </w:t>
+      </w:r>
+      <w:r>
+        <w:rPr>
+          <w:rFonts w:ascii="Courier New" w:eastAsia="Times New Roman" w:hAnsi="Courier New" w:cs="Courier New"/>
+          <w:color w:val="098658"/>
+          <w:kern w:val="0"/>
+          <w:sz w:val="18"/>
+          <w:szCs w:val="18"/>
+          <w:lang w:eastAsia="es-ES"/>
+          <w14:ligatures w14:val="none"/>
+        </w:rPr>
+        <w:t>10.0</w:t>
+      </w:r>
+      <w:r>
+        <w:rPr>
+          <w:rFonts w:ascii="Courier New" w:eastAsia="Times New Roman" w:hAnsi="Courier New" w:cs="Courier New"/>
+          <w:color w:val="000000"/>
+          <w:kern w:val="0"/>
+          <w:sz w:val="18"/>
+          <w:szCs w:val="18"/>
+          <w:lang w:eastAsia="es-ES"/>
+          <w14:ligatures w14:val="none"/>
+        </w:rPr>
+        <w:t>,</w:t>
+      </w:r>
+    </w:p>
+    <w:p>
+      <w:pPr>
+        <w:shd w:val="clear" w:color="auto" w:fill="FFFFFE"/>
+        <w:spacing w:after="0" w:line="270" w:lineRule="atLeast"/>
+        <w:rPr>
+          <w:rFonts w:ascii="Courier New" w:eastAsia="Times New Roman" w:hAnsi="Courier New" w:cs="Courier New"/>
+          <w:color w:val="000000"/>
+          <w:kern w:val="0"/>
+          <w:sz w:val="18"/>
+          <w:szCs w:val="18"/>
+          <w:lang w:eastAsia="es-ES"/>
+          <w14:ligatures w14:val="none"/>
+        </w:rPr>
+      </w:pPr>
+      <w:r>
+        <w:rPr>
+          <w:rFonts w:ascii="Courier New" w:eastAsia="Times New Roman" w:hAnsi="Courier New" w:cs="Courier New"/>
+          <w:color w:val="000000"/>
+          <w:kern w:val="0"/>
+          <w:sz w:val="18"/>
+          <w:szCs w:val="18"/>
+          <w:lang w:eastAsia="es-ES"/>
+          <w14:ligatures w14:val="none"/>
+        </w:rPr>
+        <w:t>    </w:t>
+      </w:r>
       <w:r>
         <w:rPr>
           <w:rFonts w:ascii="Courier New" w:eastAsia="Times New Roman" w:hAnsi="Courier New" w:cs="Courier New"/>
@@ -21841,7 +23447,7 @@
           <w:lang w:eastAsia="es-ES"/>
           <w14:ligatures w14:val="none"/>
         </w:rPr>
-        <w:t>"</w:t>
+        <w:t>"descuento"</w:t>
       </w:r>
       <w:r>
         <w:rPr>
@@ -21858,14 +23464,14 @@
       <w:r>
         <w:rPr>
           <w:rFonts w:ascii="Courier New" w:eastAsia="Times New Roman" w:hAnsi="Courier New" w:cs="Courier New"/>
-          <w:color w:val="0451A5"/>
+          <w:color w:val="098658"/>
           <w:kern w:val="0"/>
           <w:sz w:val="18"/>
           <w:szCs w:val="18"/>
           <w:lang w:eastAsia="es-ES"/>
           <w14:ligatures w14:val="none"/>
         </w:rPr>
-        <w:t>"2023-07-02"</w:t>
+        <w:t>0.0</w:t>
       </w:r>
       <w:r>
         <w:rPr>
@@ -21916,7 +23522,7 @@
           <w:lang w:eastAsia="es-ES"/>
           <w14:ligatures w14:val="none"/>
         </w:rPr>
-        <w:t>"precio"</w:t>
+        <w:t>"unidad"</w:t>
       </w:r>
       <w:r>
         <w:rPr>
@@ -21933,14 +23539,14 @@
       <w:r>
         <w:rPr>
           <w:rFonts w:ascii="Courier New" w:eastAsia="Times New Roman" w:hAnsi="Courier New" w:cs="Courier New"/>
-          <w:color w:val="098658"/>
+          <w:color w:val="0451A5"/>
           <w:kern w:val="0"/>
           <w:sz w:val="18"/>
           <w:szCs w:val="18"/>
           <w:lang w:eastAsia="es-ES"/>
           <w14:ligatures w14:val="none"/>
         </w:rPr>
-        <w:t>0.95</w:t>
+        <w:t>"UNIDADES"</w:t>
       </w:r>
       <w:r>
         <w:rPr>
@@ -21991,7 +23597,7 @@
           <w:lang w:eastAsia="es-ES"/>
           <w14:ligatures w14:val="none"/>
         </w:rPr>
-        <w:t>"stock"</w:t>
+        <w:t>"categoria"</w:t>
       </w:r>
       <w:r>
         <w:rPr>
@@ -22003,6 +23609,292 @@
           <w:lang w:eastAsia="es-ES"/>
           <w14:ligatures w14:val="none"/>
         </w:rPr>
+        <w:t>: {</w:t>
+      </w:r>
+    </w:p>
+    <w:p>
+      <w:pPr>
+        <w:shd w:val="clear" w:color="auto" w:fill="FFFFFE"/>
+        <w:spacing w:after="0" w:line="270" w:lineRule="atLeast"/>
+        <w:rPr>
+          <w:rFonts w:ascii="Courier New" w:eastAsia="Times New Roman" w:hAnsi="Courier New" w:cs="Courier New"/>
+          <w:color w:val="000000"/>
+          <w:kern w:val="0"/>
+          <w:sz w:val="18"/>
+          <w:szCs w:val="18"/>
+          <w:lang w:eastAsia="es-ES"/>
+          <w14:ligatures w14:val="none"/>
+        </w:rPr>
+      </w:pPr>
+      <w:r>
+        <w:rPr>
+          <w:rFonts w:ascii="Courier New" w:eastAsia="Times New Roman" w:hAnsi="Courier New" w:cs="Courier New"/>
+          <w:color w:val="000000"/>
+          <w:kern w:val="0"/>
+          <w:sz w:val="18"/>
+          <w:szCs w:val="18"/>
+          <w:lang w:eastAsia="es-ES"/>
+          <w14:ligatures w14:val="none"/>
+        </w:rPr>
+        <w:t>        </w:t>
+      </w:r>
+      <w:r>
+        <w:rPr>
+          <w:rFonts w:ascii="Courier New" w:eastAsia="Times New Roman" w:hAnsi="Courier New" w:cs="Courier New"/>
+          <w:color w:val="A31515"/>
+          <w:kern w:val="0"/>
+          <w:sz w:val="18"/>
+          <w:szCs w:val="18"/>
+          <w:lang w:eastAsia="es-ES"/>
+          <w14:ligatures w14:val="none"/>
+        </w:rPr>
+        <w:t>"nombre"</w:t>
+      </w:r>
+      <w:r>
+        <w:rPr>
+          <w:rFonts w:ascii="Courier New" w:eastAsia="Times New Roman" w:hAnsi="Courier New" w:cs="Courier New"/>
+          <w:color w:val="000000"/>
+          <w:kern w:val="0"/>
+          <w:sz w:val="18"/>
+          <w:szCs w:val="18"/>
+          <w:lang w:eastAsia="es-ES"/>
+          <w14:ligatures w14:val="none"/>
+        </w:rPr>
+        <w:t>: </w:t>
+      </w:r>
+      <w:r>
+        <w:rPr>
+          <w:rFonts w:ascii="Courier New" w:eastAsia="Times New Roman" w:hAnsi="Courier New" w:cs="Courier New"/>
+          <w:color w:val="0451A5"/>
+          <w:kern w:val="0"/>
+          <w:sz w:val="18"/>
+          <w:szCs w:val="18"/>
+          <w:lang w:eastAsia="es-ES"/>
+          <w14:ligatures w14:val="none"/>
+        </w:rPr>
+        <w:t>"Cuidado personal"</w:t>
+      </w:r>
+    </w:p>
+    <w:p>
+      <w:pPr>
+        <w:shd w:val="clear" w:color="auto" w:fill="FFFFFE"/>
+        <w:spacing w:after="0" w:line="270" w:lineRule="atLeast"/>
+        <w:rPr>
+          <w:rFonts w:ascii="Courier New" w:eastAsia="Times New Roman" w:hAnsi="Courier New" w:cs="Courier New"/>
+          <w:color w:val="000000"/>
+          <w:kern w:val="0"/>
+          <w:sz w:val="18"/>
+          <w:szCs w:val="18"/>
+          <w:lang w:eastAsia="es-ES"/>
+          <w14:ligatures w14:val="none"/>
+        </w:rPr>
+      </w:pPr>
+      <w:r>
+        <w:rPr>
+          <w:rFonts w:ascii="Courier New" w:eastAsia="Times New Roman" w:hAnsi="Courier New" w:cs="Courier New"/>
+          <w:color w:val="000000"/>
+          <w:kern w:val="0"/>
+          <w:sz w:val="18"/>
+          <w:szCs w:val="18"/>
+          <w:lang w:eastAsia="es-ES"/>
+          <w14:ligatures w14:val="none"/>
+        </w:rPr>
+        <w:t>    },</w:t>
+      </w:r>
+    </w:p>
+    <w:p>
+      <w:pPr>
+        <w:shd w:val="clear" w:color="auto" w:fill="FFFFFE"/>
+        <w:spacing w:after="0" w:line="270" w:lineRule="atLeast"/>
+        <w:rPr>
+          <w:rFonts w:ascii="Courier New" w:eastAsia="Times New Roman" w:hAnsi="Courier New" w:cs="Courier New"/>
+          <w:color w:val="000000"/>
+          <w:kern w:val="0"/>
+          <w:sz w:val="18"/>
+          <w:szCs w:val="18"/>
+          <w:lang w:eastAsia="es-ES"/>
+          <w14:ligatures w14:val="none"/>
+        </w:rPr>
+      </w:pPr>
+      <w:r>
+        <w:rPr>
+          <w:rFonts w:ascii="Courier New" w:eastAsia="Times New Roman" w:hAnsi="Courier New" w:cs="Courier New"/>
+          <w:color w:val="000000"/>
+          <w:kern w:val="0"/>
+          <w:sz w:val="18"/>
+          <w:szCs w:val="18"/>
+          <w:lang w:eastAsia="es-ES"/>
+          <w14:ligatures w14:val="none"/>
+        </w:rPr>
+        <w:t>    </w:t>
+      </w:r>
+      <w:r>
+        <w:rPr>
+          <w:rFonts w:ascii="Courier New" w:eastAsia="Times New Roman" w:hAnsi="Courier New" w:cs="Courier New"/>
+          <w:color w:val="A31515"/>
+          <w:kern w:val="0"/>
+          <w:sz w:val="18"/>
+          <w:szCs w:val="18"/>
+          <w:lang w:eastAsia="es-ES"/>
+          <w14:ligatures w14:val="none"/>
+        </w:rPr>
+        <w:t>"iva"</w:t>
+      </w:r>
+      <w:r>
+        <w:rPr>
+          <w:rFonts w:ascii="Courier New" w:eastAsia="Times New Roman" w:hAnsi="Courier New" w:cs="Courier New"/>
+          <w:color w:val="000000"/>
+          <w:kern w:val="0"/>
+          <w:sz w:val="18"/>
+          <w:szCs w:val="18"/>
+          <w:lang w:eastAsia="es-ES"/>
+          <w14:ligatures w14:val="none"/>
+        </w:rPr>
+        <w:t>: </w:t>
+      </w:r>
+      <w:r>
+        <w:rPr>
+          <w:rFonts w:ascii="Courier New" w:eastAsia="Times New Roman" w:hAnsi="Courier New" w:cs="Courier New"/>
+          <w:color w:val="0451A5"/>
+          <w:kern w:val="0"/>
+          <w:sz w:val="18"/>
+          <w:szCs w:val="18"/>
+          <w:lang w:eastAsia="es-ES"/>
+          <w14:ligatures w14:val="none"/>
+        </w:rPr>
+        <w:t>"GENERAL"</w:t>
+      </w:r>
+    </w:p>
+    <w:p>
+      <w:pPr>
+        <w:shd w:val="clear" w:color="auto" w:fill="FFFFFE"/>
+        <w:spacing w:after="0" w:line="270" w:lineRule="atLeast"/>
+        <w:rPr>
+          <w:rFonts w:ascii="Courier New" w:eastAsia="Times New Roman" w:hAnsi="Courier New" w:cs="Courier New"/>
+          <w:color w:val="000000"/>
+          <w:kern w:val="0"/>
+          <w:sz w:val="18"/>
+          <w:szCs w:val="18"/>
+          <w:lang w:eastAsia="es-ES"/>
+          <w14:ligatures w14:val="none"/>
+        </w:rPr>
+      </w:pPr>
+      <w:r>
+        <w:rPr>
+          <w:rFonts w:ascii="Courier New" w:eastAsia="Times New Roman" w:hAnsi="Courier New" w:cs="Courier New"/>
+          <w:color w:val="000000"/>
+          <w:kern w:val="0"/>
+          <w:sz w:val="18"/>
+          <w:szCs w:val="18"/>
+          <w:lang w:eastAsia="es-ES"/>
+          <w14:ligatures w14:val="none"/>
+        </w:rPr>
+        <w:t>}</w:t>
+      </w:r>
+    </w:p>
+    <w:p>
+      <w:pPr>
+        <w:jc w:val="both"/>
+        <w:rPr>
+          <w:rFonts w:ascii="Arial" w:hAnsi="Arial" w:cs="Arial"/>
+        </w:rPr>
+      </w:pPr>
+    </w:p>
+    <w:p>
+      <w:pPr>
+        <w:jc w:val="both"/>
+        <w:rPr>
+          <w:rFonts w:ascii="Arial" w:hAnsi="Arial" w:cs="Arial"/>
+          <w:b/>
+          <w:bCs/>
+          <w:u w:val="single"/>
+        </w:rPr>
+      </w:pPr>
+      <w:r>
+        <w:rPr>
+          <w:rFonts w:ascii="Arial" w:hAnsi="Arial" w:cs="Arial"/>
+          <w:b/>
+          <w:bCs/>
+          <w:u w:val="single"/>
+        </w:rPr>
+        <w:t>Proveedor</w:t>
+      </w:r>
+    </w:p>
+    <w:p>
+      <w:pPr>
+        <w:shd w:val="clear" w:color="auto" w:fill="FFFFFE"/>
+        <w:spacing w:after="0" w:line="270" w:lineRule="atLeast"/>
+        <w:rPr>
+          <w:rFonts w:ascii="Courier New" w:eastAsia="Times New Roman" w:hAnsi="Courier New" w:cs="Courier New"/>
+          <w:color w:val="000000"/>
+          <w:kern w:val="0"/>
+          <w:sz w:val="18"/>
+          <w:szCs w:val="18"/>
+          <w:lang w:eastAsia="es-ES"/>
+          <w14:ligatures w14:val="none"/>
+        </w:rPr>
+      </w:pPr>
+      <w:r>
+        <w:rPr>
+          <w:rFonts w:ascii="Courier New" w:eastAsia="Times New Roman" w:hAnsi="Courier New" w:cs="Courier New"/>
+          <w:color w:val="000000"/>
+          <w:kern w:val="0"/>
+          <w:sz w:val="18"/>
+          <w:szCs w:val="18"/>
+          <w:lang w:eastAsia="es-ES"/>
+          <w14:ligatures w14:val="none"/>
+        </w:rPr>
+        <w:t>{</w:t>
+      </w:r>
+    </w:p>
+    <w:p>
+      <w:pPr>
+        <w:shd w:val="clear" w:color="auto" w:fill="FFFFFE"/>
+        <w:spacing w:after="0" w:line="270" w:lineRule="atLeast"/>
+        <w:rPr>
+          <w:rFonts w:ascii="Courier New" w:eastAsia="Times New Roman" w:hAnsi="Courier New" w:cs="Courier New"/>
+          <w:color w:val="000000"/>
+          <w:kern w:val="0"/>
+          <w:sz w:val="18"/>
+          <w:szCs w:val="18"/>
+          <w:lang w:eastAsia="es-ES"/>
+          <w14:ligatures w14:val="none"/>
+        </w:rPr>
+      </w:pPr>
+      <w:r>
+        <w:rPr>
+          <w:rFonts w:ascii="Courier New" w:eastAsia="Times New Roman" w:hAnsi="Courier New" w:cs="Courier New"/>
+          <w:color w:val="000000"/>
+          <w:kern w:val="0"/>
+          <w:sz w:val="18"/>
+          <w:szCs w:val="18"/>
+          <w:lang w:eastAsia="es-ES"/>
+          <w14:ligatures w14:val="none"/>
+        </w:rPr>
+        <w:t>    </w:t>
+      </w:r>
+      <w:r>
+        <w:rPr>
+          <w:rFonts w:ascii="Courier New" w:eastAsia="Times New Roman" w:hAnsi="Courier New" w:cs="Courier New"/>
+          <w:color w:val="A31515"/>
+          <w:kern w:val="0"/>
+          <w:sz w:val="18"/>
+          <w:szCs w:val="18"/>
+          <w:lang w:eastAsia="es-ES"/>
+          <w14:ligatures w14:val="none"/>
+        </w:rPr>
+        <w:t>"id"</w:t>
+      </w:r>
+      <w:r>
+        <w:rPr>
+          <w:rFonts w:ascii="Courier New" w:eastAsia="Times New Roman" w:hAnsi="Courier New" w:cs="Courier New"/>
+          <w:color w:val="000000"/>
+          <w:kern w:val="0"/>
+          <w:sz w:val="18"/>
+          <w:szCs w:val="18"/>
+          <w:lang w:eastAsia="es-ES"/>
+          <w14:ligatures w14:val="none"/>
+        </w:rPr>
         <w:t>: </w:t>
       </w:r>
       <w:r>
@@ -22015,7 +23907,7 @@
           <w:lang w:eastAsia="es-ES"/>
           <w14:ligatures w14:val="none"/>
         </w:rPr>
-        <w:t>45.0</w:t>
+        <w:t>1</w:t>
       </w:r>
       <w:r>
         <w:rPr>
@@ -22066,9 +23958,95 @@
           <w:lang w:eastAsia="es-ES"/>
           <w14:ligatures w14:val="none"/>
         </w:rPr>
+        <w:t>"nombre"</w:t>
+      </w:r>
+      <w:r>
+        <w:rPr>
+          <w:rFonts w:ascii="Courier New" w:eastAsia="Times New Roman" w:hAnsi="Courier New" w:cs="Courier New"/>
+          <w:color w:val="000000"/>
+          <w:kern w:val="0"/>
+          <w:sz w:val="18"/>
+          <w:szCs w:val="18"/>
+          <w:lang w:eastAsia="es-ES"/>
+          <w14:ligatures w14:val="none"/>
+        </w:rPr>
+        <w:t>: </w:t>
+      </w:r>
+      <w:r>
+        <w:rPr>
+          <w:rFonts w:ascii="Courier New" w:eastAsia="Times New Roman" w:hAnsi="Courier New" w:cs="Courier New"/>
+          <w:color w:val="0451A5"/>
+          <w:kern w:val="0"/>
+          <w:sz w:val="18"/>
+          <w:szCs w:val="18"/>
+          <w:lang w:eastAsia="es-ES"/>
+          <w14:ligatures w14:val="none"/>
+        </w:rPr>
         <w:t>"</w:t>
       </w:r>
-      <w:proofErr w:type="spellStart"/>
+      <w:r>
+        <w:rPr>
+          <w:rFonts w:ascii="Courier New" w:eastAsia="Times New Roman" w:hAnsi="Courier New" w:cs="Courier New"/>
+          <w:color w:val="0451A5"/>
+          <w:kern w:val="0"/>
+          <w:sz w:val="18"/>
+          <w:szCs w:val="18"/>
+          <w:lang w:eastAsia="es-ES"/>
+          <w14:ligatures w14:val="none"/>
+        </w:rPr>
+        <w:t>Proveedor de verduras</w:t>
+      </w:r>
+      <w:r>
+        <w:rPr>
+          <w:rFonts w:ascii="Courier New" w:eastAsia="Times New Roman" w:hAnsi="Courier New" w:cs="Courier New"/>
+          <w:color w:val="0451A5"/>
+          <w:kern w:val="0"/>
+          <w:sz w:val="18"/>
+          <w:szCs w:val="18"/>
+          <w:lang w:eastAsia="es-ES"/>
+          <w14:ligatures w14:val="none"/>
+        </w:rPr>
+        <w:t>"</w:t>
+      </w:r>
+      <w:r>
+        <w:rPr>
+          <w:rFonts w:ascii="Courier New" w:eastAsia="Times New Roman" w:hAnsi="Courier New" w:cs="Courier New"/>
+          <w:color w:val="000000"/>
+          <w:kern w:val="0"/>
+          <w:sz w:val="18"/>
+          <w:szCs w:val="18"/>
+          <w:lang w:eastAsia="es-ES"/>
+          <w14:ligatures w14:val="none"/>
+        </w:rPr>
+        <w:t>,</w:t>
+      </w:r>
+    </w:p>
+    <w:p>
+      <w:pPr>
+        <w:shd w:val="clear" w:color="auto" w:fill="FFFFFE"/>
+        <w:spacing w:after="0" w:line="270" w:lineRule="atLeast"/>
+        <w:rPr>
+          <w:rFonts w:ascii="Courier New" w:eastAsia="Times New Roman" w:hAnsi="Courier New" w:cs="Courier New"/>
+          <w:color w:val="000000"/>
+          <w:kern w:val="0"/>
+          <w:sz w:val="18"/>
+          <w:szCs w:val="18"/>
+          <w:lang w:eastAsia="es-ES"/>
+          <w14:ligatures w14:val="none"/>
+        </w:rPr>
+      </w:pPr>
+      <w:r>
+        <w:rPr>
+          <w:rFonts w:ascii="Courier New" w:eastAsia="Times New Roman" w:hAnsi="Courier New" w:cs="Courier New"/>
+          <w:color w:val="000000"/>
+          <w:kern w:val="0"/>
+          <w:sz w:val="18"/>
+          <w:szCs w:val="18"/>
+          <w:lang w:eastAsia="es-ES"/>
+          <w14:ligatures w14:val="none"/>
+        </w:rPr>
+        <w:t>    </w:t>
+      </w:r>
       <w:r>
         <w:rPr>
           <w:rFonts w:ascii="Courier New" w:eastAsia="Times New Roman" w:hAnsi="Courier New" w:cs="Courier New"/>
@@ -22079,9 +24057,71 @@
           <w:lang w:eastAsia="es-ES"/>
           <w14:ligatures w14:val="none"/>
         </w:rPr>
-        <w:t>stockSeguridad</w:t>
-      </w:r>
-      <w:proofErr w:type="spellEnd"/>
+        <w:t>"fechaAlta"</w:t>
+      </w:r>
+      <w:r>
+        <w:rPr>
+          <w:rFonts w:ascii="Courier New" w:eastAsia="Times New Roman" w:hAnsi="Courier New" w:cs="Courier New"/>
+          <w:color w:val="000000"/>
+          <w:kern w:val="0"/>
+          <w:sz w:val="18"/>
+          <w:szCs w:val="18"/>
+          <w:lang w:eastAsia="es-ES"/>
+          <w14:ligatures w14:val="none"/>
+        </w:rPr>
+        <w:t>: </w:t>
+      </w:r>
+      <w:r>
+        <w:rPr>
+          <w:rFonts w:ascii="Courier New" w:eastAsia="Times New Roman" w:hAnsi="Courier New" w:cs="Courier New"/>
+          <w:color w:val="0451A5"/>
+          <w:kern w:val="0"/>
+          <w:sz w:val="18"/>
+          <w:szCs w:val="18"/>
+          <w:lang w:eastAsia="es-ES"/>
+          <w14:ligatures w14:val="none"/>
+        </w:rPr>
+        <w:t>"2023-07-21"</w:t>
+      </w:r>
+      <w:r>
+        <w:rPr>
+          <w:rFonts w:ascii="Courier New" w:eastAsia="Times New Roman" w:hAnsi="Courier New" w:cs="Courier New"/>
+          <w:color w:val="000000"/>
+          <w:kern w:val="0"/>
+          <w:sz w:val="18"/>
+          <w:szCs w:val="18"/>
+          <w:lang w:eastAsia="es-ES"/>
+          <w14:ligatures w14:val="none"/>
+        </w:rPr>
+        <w:t>,</w:t>
+      </w:r>
+    </w:p>
+    <w:p>
+      <w:pPr>
+        <w:shd w:val="clear" w:color="auto" w:fill="FFFFFE"/>
+        <w:spacing w:after="0" w:line="270" w:lineRule="atLeast"/>
+        <w:rPr>
+          <w:rFonts w:ascii="Courier New" w:eastAsia="Times New Roman" w:hAnsi="Courier New" w:cs="Courier New"/>
+          <w:color w:val="000000"/>
+          <w:kern w:val="0"/>
+          <w:sz w:val="18"/>
+          <w:szCs w:val="18"/>
+          <w:lang w:eastAsia="es-ES"/>
+          <w14:ligatures w14:val="none"/>
+        </w:rPr>
+      </w:pPr>
+      <w:r>
+        <w:rPr>
+          <w:rFonts w:ascii="Courier New" w:eastAsia="Times New Roman" w:hAnsi="Courier New" w:cs="Courier New"/>
+          <w:color w:val="000000"/>
+          <w:kern w:val="0"/>
+          <w:sz w:val="18"/>
+          <w:szCs w:val="18"/>
+          <w:lang w:eastAsia="es-ES"/>
+          <w14:ligatures w14:val="none"/>
+        </w:rPr>
+        <w:t>    </w:t>
+      </w:r>
       <w:r>
         <w:rPr>
           <w:rFonts w:ascii="Courier New" w:eastAsia="Times New Roman" w:hAnsi="Courier New" w:cs="Courier New"/>
@@ -22092,7 +24132,7 @@
           <w:lang w:eastAsia="es-ES"/>
           <w14:ligatures w14:val="none"/>
         </w:rPr>
-        <w:t>"</w:t>
+        <w:t>"direccion"</w:t>
       </w:r>
       <w:r>
         <w:rPr>
@@ -22109,14 +24149,14 @@
       <w:r>
         <w:rPr>
           <w:rFonts w:ascii="Courier New" w:eastAsia="Times New Roman" w:hAnsi="Courier New" w:cs="Courier New"/>
-          <w:color w:val="098658"/>
+          <w:color w:val="0451A5"/>
           <w:kern w:val="0"/>
           <w:sz w:val="18"/>
           <w:szCs w:val="18"/>
           <w:lang w:eastAsia="es-ES"/>
           <w14:ligatures w14:val="none"/>
         </w:rPr>
-        <w:t>10.0</w:t>
+        <w:t>"Calle Juan 3, 16"</w:t>
       </w:r>
       <w:r>
         <w:rPr>
@@ -22167,7 +24207,7 @@
           <w:lang w:eastAsia="es-ES"/>
           <w14:ligatures w14:val="none"/>
         </w:rPr>
-        <w:t>"descuento"</w:t>
+        <w:t>"telefono"</w:t>
       </w:r>
       <w:r>
         <w:rPr>
@@ -22184,14 +24224,14 @@
       <w:r>
         <w:rPr>
           <w:rFonts w:ascii="Courier New" w:eastAsia="Times New Roman" w:hAnsi="Courier New" w:cs="Courier New"/>
-          <w:color w:val="098658"/>
+          <w:color w:val="0451A5"/>
           <w:kern w:val="0"/>
           <w:sz w:val="18"/>
           <w:szCs w:val="18"/>
           <w:lang w:eastAsia="es-ES"/>
           <w14:ligatures w14:val="none"/>
         </w:rPr>
-        <w:t>0.0</w:t>
+        <w:t>"654987321"</w:t>
       </w:r>
       <w:r>
         <w:rPr>
@@ -22242,7 +24282,7 @@
           <w:lang w:eastAsia="es-ES"/>
           <w14:ligatures w14:val="none"/>
         </w:rPr>
-        <w:t>"unidad"</w:t>
+        <w:t>"email"</w:t>
       </w:r>
       <w:r>
         <w:rPr>
@@ -22266,7 +24306,7 @@
           <w:lang w:eastAsia="es-ES"/>
           <w14:ligatures w14:val="none"/>
         </w:rPr>
-        <w:t>"UNIDADES"</w:t>
+        <w:t>"lasverduras@gmail.com"</w:t>
       </w:r>
       <w:r>
         <w:rPr>
@@ -22317,33 +24357,7 @@
           <w:lang w:eastAsia="es-ES"/>
           <w14:ligatures w14:val="none"/>
         </w:rPr>
-        <w:t>"</w:t>
-      </w:r>
-      <w:proofErr w:type="spellStart"/>
-      <w:r>
-        <w:rPr>
-          <w:rFonts w:ascii="Courier New" w:eastAsia="Times New Roman" w:hAnsi="Courier New" w:cs="Courier New"/>
-          <w:color w:val="A31515"/>
-          <w:kern w:val="0"/>
-          <w:sz w:val="18"/>
-          <w:szCs w:val="18"/>
-          <w:lang w:eastAsia="es-ES"/>
-          <w14:ligatures w14:val="none"/>
-        </w:rPr>
-        <w:t>categoria</w:t>
-      </w:r>
-      <w:proofErr w:type="spellEnd"/>
-      <w:r>
-        <w:rPr>
-          <w:rFonts w:ascii="Courier New" w:eastAsia="Times New Roman" w:hAnsi="Courier New" w:cs="Courier New"/>
-          <w:color w:val="A31515"/>
-          <w:kern w:val="0"/>
-          <w:sz w:val="18"/>
-          <w:szCs w:val="18"/>
-          <w:lang w:eastAsia="es-ES"/>
-          <w14:ligatures w14:val="none"/>
-        </w:rPr>
-        <w:t>"</w:t>
+        <w:t>"activo"</w:t>
       </w:r>
       <w:r>
         <w:rPr>
@@ -22355,13 +24369,21 @@
           <w:lang w:eastAsia="es-ES"/>
           <w14:ligatures w14:val="none"/>
         </w:rPr>
-        <w:t>: {</w:t>
-      </w:r>
-    </w:p>
-    <w:p>
-      <w:pPr>
-        <w:shd w:val="clear" w:color="auto" w:fill="FFFFFE"/>
-        <w:spacing w:after="0" w:line="270" w:lineRule="atLeast"/>
+        <w:t>: </w:t>
+      </w:r>
+      <w:r>
+        <w:rPr>
+          <w:rFonts w:ascii="Courier New" w:eastAsia="Times New Roman" w:hAnsi="Courier New" w:cs="Courier New"/>
+          <w:color w:val="0451A5"/>
+          <w:kern w:val="0"/>
+          <w:sz w:val="18"/>
+          <w:szCs w:val="18"/>
+          <w:lang w:eastAsia="es-ES"/>
+          <w14:ligatures w14:val="none"/>
+        </w:rPr>
+        <w:t>true</w:t>
+      </w:r>
+      <w:r>
         <w:rPr>
           <w:rFonts w:ascii="Courier New" w:eastAsia="Times New Roman" w:hAnsi="Courier New" w:cs="Courier New"/>
           <w:color w:val="000000"/>
@@ -22371,6 +24393,22 @@
           <w:lang w:eastAsia="es-ES"/>
           <w14:ligatures w14:val="none"/>
         </w:rPr>
+        <w:t>,</w:t>
+      </w:r>
+    </w:p>
+    <w:p>
+      <w:pPr>
+        <w:shd w:val="clear" w:color="auto" w:fill="FFFFFE"/>
+        <w:spacing w:after="0" w:line="270" w:lineRule="atLeast"/>
+        <w:rPr>
+          <w:rFonts w:ascii="Courier New" w:eastAsia="Times New Roman" w:hAnsi="Courier New" w:cs="Courier New"/>
+          <w:color w:val="000000"/>
+          <w:kern w:val="0"/>
+          <w:sz w:val="18"/>
+          <w:szCs w:val="18"/>
+          <w:lang w:val="en-GB" w:eastAsia="es-ES"/>
+          <w14:ligatures w14:val="none"/>
+        </w:rPr>
       </w:pPr>
       <w:r>
         <w:rPr>
@@ -22382,7 +24420,7 @@
           <w:lang w:eastAsia="es-ES"/>
           <w14:ligatures w14:val="none"/>
         </w:rPr>
-        <w:t>        </w:t>
+        <w:t>    </w:t>
       </w:r>
       <w:r>
         <w:rPr>
@@ -22391,866 +24429,12 @@
           <w:kern w:val="0"/>
           <w:sz w:val="18"/>
           <w:szCs w:val="18"/>
-          <w:lang w:eastAsia="es-ES"/>
+          <w:lang w:val="en-GB" w:eastAsia="es-ES"/>
           <w14:ligatures w14:val="none"/>
         </w:rPr>
-        <w:t>"nombre"</w:t>
-      </w:r>
-      <w:r>
-        <w:rPr>
-          <w:rFonts w:ascii="Courier New" w:eastAsia="Times New Roman" w:hAnsi="Courier New" w:cs="Courier New"/>
-          <w:color w:val="000000"/>
-          <w:kern w:val="0"/>
-          <w:sz w:val="18"/>
-          <w:szCs w:val="18"/>
-          <w:lang w:eastAsia="es-ES"/>
-          <w14:ligatures w14:val="none"/>
-        </w:rPr>
-        <w:t>: </w:t>
-      </w:r>
-      <w:r>
-        <w:rPr>
-          <w:rFonts w:ascii="Courier New" w:eastAsia="Times New Roman" w:hAnsi="Courier New" w:cs="Courier New"/>
-          <w:color w:val="0451A5"/>
-          <w:kern w:val="0"/>
-          <w:sz w:val="18"/>
-          <w:szCs w:val="18"/>
-          <w:lang w:eastAsia="es-ES"/>
-          <w14:ligatures w14:val="none"/>
-        </w:rPr>
-        <w:t>"Cuidado personal"</w:t>
-      </w:r>
-    </w:p>
-    <w:p>
-      <w:pPr>
-        <w:shd w:val="clear" w:color="auto" w:fill="FFFFFE"/>
-        <w:spacing w:after="0" w:line="270" w:lineRule="atLeast"/>
-        <w:rPr>
-          <w:rFonts w:ascii="Courier New" w:eastAsia="Times New Roman" w:hAnsi="Courier New" w:cs="Courier New"/>
-          <w:color w:val="000000"/>
-          <w:kern w:val="0"/>
-          <w:sz w:val="18"/>
-          <w:szCs w:val="18"/>
-          <w:lang w:eastAsia="es-ES"/>
-          <w14:ligatures w14:val="none"/>
-        </w:rPr>
-      </w:pPr>
-      <w:r>
-        <w:rPr>
-          <w:rFonts w:ascii="Courier New" w:eastAsia="Times New Roman" w:hAnsi="Courier New" w:cs="Courier New"/>
-          <w:color w:val="000000"/>
-          <w:kern w:val="0"/>
-          <w:sz w:val="18"/>
-          <w:szCs w:val="18"/>
-          <w:lang w:eastAsia="es-ES"/>
-          <w14:ligatures w14:val="none"/>
-        </w:rPr>
-        <w:t>    },</w:t>
-      </w:r>
-    </w:p>
-    <w:p>
-      <w:pPr>
-        <w:shd w:val="clear" w:color="auto" w:fill="FFFFFE"/>
-        <w:spacing w:after="0" w:line="270" w:lineRule="atLeast"/>
-        <w:rPr>
-          <w:rFonts w:ascii="Courier New" w:eastAsia="Times New Roman" w:hAnsi="Courier New" w:cs="Courier New"/>
-          <w:color w:val="000000"/>
-          <w:kern w:val="0"/>
-          <w:sz w:val="18"/>
-          <w:szCs w:val="18"/>
-          <w:lang w:eastAsia="es-ES"/>
-          <w14:ligatures w14:val="none"/>
-        </w:rPr>
-      </w:pPr>
-      <w:r>
-        <w:rPr>
-          <w:rFonts w:ascii="Courier New" w:eastAsia="Times New Roman" w:hAnsi="Courier New" w:cs="Courier New"/>
-          <w:color w:val="000000"/>
-          <w:kern w:val="0"/>
-          <w:sz w:val="18"/>
-          <w:szCs w:val="18"/>
-          <w:lang w:eastAsia="es-ES"/>
-          <w14:ligatures w14:val="none"/>
-        </w:rPr>
-        <w:t>    </w:t>
-      </w:r>
-      <w:r>
-        <w:rPr>
-          <w:rFonts w:ascii="Courier New" w:eastAsia="Times New Roman" w:hAnsi="Courier New" w:cs="Courier New"/>
-          <w:color w:val="A31515"/>
-          <w:kern w:val="0"/>
-          <w:sz w:val="18"/>
-          <w:szCs w:val="18"/>
-          <w:lang w:eastAsia="es-ES"/>
-          <w14:ligatures w14:val="none"/>
-        </w:rPr>
-        <w:t>"</w:t>
-      </w:r>
-      <w:proofErr w:type="spellStart"/>
-      <w:r>
-        <w:rPr>
-          <w:rFonts w:ascii="Courier New" w:eastAsia="Times New Roman" w:hAnsi="Courier New" w:cs="Courier New"/>
-          <w:color w:val="A31515"/>
-          <w:kern w:val="0"/>
-          <w:sz w:val="18"/>
-          <w:szCs w:val="18"/>
-          <w:lang w:eastAsia="es-ES"/>
-          <w14:ligatures w14:val="none"/>
-        </w:rPr>
-        <w:t>iva</w:t>
-      </w:r>
-      <w:proofErr w:type="spellEnd"/>
-      <w:r>
-        <w:rPr>
-          <w:rFonts w:ascii="Courier New" w:eastAsia="Times New Roman" w:hAnsi="Courier New" w:cs="Courier New"/>
-          <w:color w:val="A31515"/>
-          <w:kern w:val="0"/>
-          <w:sz w:val="18"/>
-          <w:szCs w:val="18"/>
-          <w:lang w:eastAsia="es-ES"/>
-          <w14:ligatures w14:val="none"/>
-        </w:rPr>
-        <w:t>"</w:t>
-      </w:r>
-      <w:r>
-        <w:rPr>
-          <w:rFonts w:ascii="Courier New" w:eastAsia="Times New Roman" w:hAnsi="Courier New" w:cs="Courier New"/>
-          <w:color w:val="000000"/>
-          <w:kern w:val="0"/>
-          <w:sz w:val="18"/>
-          <w:szCs w:val="18"/>
-          <w:lang w:eastAsia="es-ES"/>
-          <w14:ligatures w14:val="none"/>
-        </w:rPr>
-        <w:t>: </w:t>
-      </w:r>
-      <w:r>
-        <w:rPr>
-          <w:rFonts w:ascii="Courier New" w:eastAsia="Times New Roman" w:hAnsi="Courier New" w:cs="Courier New"/>
-          <w:color w:val="0451A5"/>
-          <w:kern w:val="0"/>
-          <w:sz w:val="18"/>
-          <w:szCs w:val="18"/>
-          <w:lang w:eastAsia="es-ES"/>
-          <w14:ligatures w14:val="none"/>
-        </w:rPr>
-        <w:t>"GENERAL"</w:t>
-      </w:r>
-    </w:p>
-    <w:p>
-      <w:pPr>
-        <w:shd w:val="clear" w:color="auto" w:fill="FFFFFE"/>
-        <w:spacing w:after="0" w:line="270" w:lineRule="atLeast"/>
-        <w:rPr>
-          <w:rFonts w:ascii="Courier New" w:eastAsia="Times New Roman" w:hAnsi="Courier New" w:cs="Courier New"/>
-          <w:color w:val="000000"/>
-          <w:kern w:val="0"/>
-          <w:sz w:val="18"/>
-          <w:szCs w:val="18"/>
-          <w:lang w:eastAsia="es-ES"/>
-          <w14:ligatures w14:val="none"/>
-        </w:rPr>
-      </w:pPr>
-      <w:r>
-        <w:rPr>
-          <w:rFonts w:ascii="Courier New" w:eastAsia="Times New Roman" w:hAnsi="Courier New" w:cs="Courier New"/>
-          <w:color w:val="000000"/>
-          <w:kern w:val="0"/>
-          <w:sz w:val="18"/>
-          <w:szCs w:val="18"/>
-          <w:lang w:eastAsia="es-ES"/>
-          <w14:ligatures w14:val="none"/>
-        </w:rPr>
-        <w:t>}</w:t>
-      </w:r>
-    </w:p>
-    <w:p>
-      <w:pPr>
-        <w:jc w:val="both"/>
-        <w:rPr>
-          <w:rFonts w:ascii="Arial" w:hAnsi="Arial" w:cs="Arial"/>
-        </w:rPr>
-      </w:pPr>
-    </w:p>
-    <w:p>
-      <w:pPr>
-        <w:jc w:val="both"/>
-        <w:rPr>
-          <w:rFonts w:ascii="Arial" w:hAnsi="Arial" w:cs="Arial"/>
-          <w:b/>
-          <w:bCs/>
-          <w:u w:val="single"/>
-        </w:rPr>
-      </w:pPr>
-      <w:r>
-        <w:rPr>
-          <w:rFonts w:ascii="Arial" w:hAnsi="Arial" w:cs="Arial"/>
-          <w:b/>
-          <w:bCs/>
-          <w:u w:val="single"/>
-        </w:rPr>
-        <w:t>Proveedor</w:t>
-      </w:r>
-    </w:p>
-    <w:p>
-      <w:pPr>
-        <w:shd w:val="clear" w:color="auto" w:fill="FFFFFE"/>
-        <w:spacing w:after="0" w:line="270" w:lineRule="atLeast"/>
-        <w:rPr>
-          <w:rFonts w:ascii="Courier New" w:eastAsia="Times New Roman" w:hAnsi="Courier New" w:cs="Courier New"/>
-          <w:color w:val="000000"/>
-          <w:kern w:val="0"/>
-          <w:sz w:val="18"/>
-          <w:szCs w:val="18"/>
-          <w:lang w:eastAsia="es-ES"/>
-          <w14:ligatures w14:val="none"/>
-        </w:rPr>
-      </w:pPr>
-      <w:r>
-        <w:rPr>
-          <w:rFonts w:ascii="Courier New" w:eastAsia="Times New Roman" w:hAnsi="Courier New" w:cs="Courier New"/>
-          <w:color w:val="000000"/>
-          <w:kern w:val="0"/>
-          <w:sz w:val="18"/>
-          <w:szCs w:val="18"/>
-          <w:lang w:eastAsia="es-ES"/>
-          <w14:ligatures w14:val="none"/>
-        </w:rPr>
-        <w:lastRenderedPageBreak/>
-        <w:t>{</w:t>
-      </w:r>
-    </w:p>
-    <w:p>
-      <w:pPr>
-        <w:shd w:val="clear" w:color="auto" w:fill="FFFFFE"/>
-        <w:spacing w:after="0" w:line="270" w:lineRule="atLeast"/>
-        <w:rPr>
-          <w:rFonts w:ascii="Courier New" w:eastAsia="Times New Roman" w:hAnsi="Courier New" w:cs="Courier New"/>
-          <w:color w:val="000000"/>
-          <w:kern w:val="0"/>
-          <w:sz w:val="18"/>
-          <w:szCs w:val="18"/>
-          <w:lang w:eastAsia="es-ES"/>
-          <w14:ligatures w14:val="none"/>
-        </w:rPr>
-      </w:pPr>
-      <w:r>
-        <w:rPr>
-          <w:rFonts w:ascii="Courier New" w:eastAsia="Times New Roman" w:hAnsi="Courier New" w:cs="Courier New"/>
-          <w:color w:val="000000"/>
-          <w:kern w:val="0"/>
-          <w:sz w:val="18"/>
-          <w:szCs w:val="18"/>
-          <w:lang w:eastAsia="es-ES"/>
-          <w14:ligatures w14:val="none"/>
-        </w:rPr>
-        <w:t>    </w:t>
-      </w:r>
-      <w:r>
-        <w:rPr>
-          <w:rFonts w:ascii="Courier New" w:eastAsia="Times New Roman" w:hAnsi="Courier New" w:cs="Courier New"/>
-          <w:color w:val="A31515"/>
-          <w:kern w:val="0"/>
-          <w:sz w:val="18"/>
-          <w:szCs w:val="18"/>
-          <w:lang w:eastAsia="es-ES"/>
-          <w14:ligatures w14:val="none"/>
-        </w:rPr>
-        <w:t>"id"</w:t>
-      </w:r>
-      <w:r>
-        <w:rPr>
-          <w:rFonts w:ascii="Courier New" w:eastAsia="Times New Roman" w:hAnsi="Courier New" w:cs="Courier New"/>
-          <w:color w:val="000000"/>
-          <w:kern w:val="0"/>
-          <w:sz w:val="18"/>
-          <w:szCs w:val="18"/>
-          <w:lang w:eastAsia="es-ES"/>
-          <w14:ligatures w14:val="none"/>
-        </w:rPr>
-        <w:t>: </w:t>
-      </w:r>
-      <w:r>
-        <w:rPr>
-          <w:rFonts w:ascii="Courier New" w:eastAsia="Times New Roman" w:hAnsi="Courier New" w:cs="Courier New"/>
-          <w:color w:val="098658"/>
-          <w:kern w:val="0"/>
-          <w:sz w:val="18"/>
-          <w:szCs w:val="18"/>
-          <w:lang w:eastAsia="es-ES"/>
-          <w14:ligatures w14:val="none"/>
-        </w:rPr>
-        <w:t>1</w:t>
-      </w:r>
-      <w:r>
-        <w:rPr>
-          <w:rFonts w:ascii="Courier New" w:eastAsia="Times New Roman" w:hAnsi="Courier New" w:cs="Courier New"/>
-          <w:color w:val="000000"/>
-          <w:kern w:val="0"/>
-          <w:sz w:val="18"/>
-          <w:szCs w:val="18"/>
-          <w:lang w:eastAsia="es-ES"/>
-          <w14:ligatures w14:val="none"/>
-        </w:rPr>
-        <w:t>,</w:t>
-      </w:r>
-    </w:p>
-    <w:p>
-      <w:pPr>
-        <w:shd w:val="clear" w:color="auto" w:fill="FFFFFE"/>
-        <w:spacing w:after="0" w:line="270" w:lineRule="atLeast"/>
-        <w:rPr>
-          <w:rFonts w:ascii="Courier New" w:eastAsia="Times New Roman" w:hAnsi="Courier New" w:cs="Courier New"/>
-          <w:color w:val="000000"/>
-          <w:kern w:val="0"/>
-          <w:sz w:val="18"/>
-          <w:szCs w:val="18"/>
-          <w:lang w:eastAsia="es-ES"/>
-          <w14:ligatures w14:val="none"/>
-        </w:rPr>
-      </w:pPr>
-      <w:r>
-        <w:rPr>
-          <w:rFonts w:ascii="Courier New" w:eastAsia="Times New Roman" w:hAnsi="Courier New" w:cs="Courier New"/>
-          <w:color w:val="000000"/>
-          <w:kern w:val="0"/>
-          <w:sz w:val="18"/>
-          <w:szCs w:val="18"/>
-          <w:lang w:eastAsia="es-ES"/>
-          <w14:ligatures w14:val="none"/>
-        </w:rPr>
-        <w:t>    </w:t>
-      </w:r>
-      <w:r>
-        <w:rPr>
-          <w:rFonts w:ascii="Courier New" w:eastAsia="Times New Roman" w:hAnsi="Courier New" w:cs="Courier New"/>
-          <w:color w:val="A31515"/>
-          <w:kern w:val="0"/>
-          <w:sz w:val="18"/>
-          <w:szCs w:val="18"/>
-          <w:lang w:eastAsia="es-ES"/>
-          <w14:ligatures w14:val="none"/>
-        </w:rPr>
-        <w:t>"nombre"</w:t>
-      </w:r>
-      <w:r>
-        <w:rPr>
-          <w:rFonts w:ascii="Courier New" w:eastAsia="Times New Roman" w:hAnsi="Courier New" w:cs="Courier New"/>
-          <w:color w:val="000000"/>
-          <w:kern w:val="0"/>
-          <w:sz w:val="18"/>
-          <w:szCs w:val="18"/>
-          <w:lang w:eastAsia="es-ES"/>
-          <w14:ligatures w14:val="none"/>
-        </w:rPr>
-        <w:t>: </w:t>
-      </w:r>
-      <w:r>
-        <w:rPr>
-          <w:rFonts w:ascii="Courier New" w:eastAsia="Times New Roman" w:hAnsi="Courier New" w:cs="Courier New"/>
-          <w:color w:val="0451A5"/>
-          <w:kern w:val="0"/>
-          <w:sz w:val="18"/>
-          <w:szCs w:val="18"/>
-          <w:lang w:eastAsia="es-ES"/>
-          <w14:ligatures w14:val="none"/>
-        </w:rPr>
-        <w:t>"</w:t>
-      </w:r>
-      <w:r>
-        <w:rPr>
-          <w:rFonts w:ascii="Courier New" w:eastAsia="Times New Roman" w:hAnsi="Courier New" w:cs="Courier New"/>
-          <w:color w:val="0451A5"/>
-          <w:kern w:val="0"/>
-          <w:sz w:val="18"/>
-          <w:szCs w:val="18"/>
-          <w:lang w:eastAsia="es-ES"/>
-          <w14:ligatures w14:val="none"/>
-        </w:rPr>
-        <w:t>Proveedor de verduras</w:t>
-      </w:r>
-      <w:r>
-        <w:rPr>
-          <w:rFonts w:ascii="Courier New" w:eastAsia="Times New Roman" w:hAnsi="Courier New" w:cs="Courier New"/>
-          <w:color w:val="0451A5"/>
-          <w:kern w:val="0"/>
-          <w:sz w:val="18"/>
-          <w:szCs w:val="18"/>
-          <w:lang w:eastAsia="es-ES"/>
-          <w14:ligatures w14:val="none"/>
-        </w:rPr>
-        <w:t>"</w:t>
-      </w:r>
-      <w:r>
-        <w:rPr>
-          <w:rFonts w:ascii="Courier New" w:eastAsia="Times New Roman" w:hAnsi="Courier New" w:cs="Courier New"/>
-          <w:color w:val="000000"/>
-          <w:kern w:val="0"/>
-          <w:sz w:val="18"/>
-          <w:szCs w:val="18"/>
-          <w:lang w:eastAsia="es-ES"/>
-          <w14:ligatures w14:val="none"/>
-        </w:rPr>
-        <w:t>,</w:t>
-      </w:r>
-    </w:p>
-    <w:p>
-      <w:pPr>
-        <w:shd w:val="clear" w:color="auto" w:fill="FFFFFE"/>
-        <w:spacing w:after="0" w:line="270" w:lineRule="atLeast"/>
-        <w:rPr>
-          <w:rFonts w:ascii="Courier New" w:eastAsia="Times New Roman" w:hAnsi="Courier New" w:cs="Courier New"/>
-          <w:color w:val="000000"/>
-          <w:kern w:val="0"/>
-          <w:sz w:val="18"/>
-          <w:szCs w:val="18"/>
-          <w:lang w:eastAsia="es-ES"/>
-          <w14:ligatures w14:val="none"/>
-        </w:rPr>
-      </w:pPr>
-      <w:r>
-        <w:rPr>
-          <w:rFonts w:ascii="Courier New" w:eastAsia="Times New Roman" w:hAnsi="Courier New" w:cs="Courier New"/>
-          <w:color w:val="000000"/>
-          <w:kern w:val="0"/>
-          <w:sz w:val="18"/>
-          <w:szCs w:val="18"/>
-          <w:lang w:eastAsia="es-ES"/>
-          <w14:ligatures w14:val="none"/>
-        </w:rPr>
-        <w:t>    </w:t>
-      </w:r>
-      <w:r>
-        <w:rPr>
-          <w:rFonts w:ascii="Courier New" w:eastAsia="Times New Roman" w:hAnsi="Courier New" w:cs="Courier New"/>
-          <w:color w:val="A31515"/>
-          <w:kern w:val="0"/>
-          <w:sz w:val="18"/>
-          <w:szCs w:val="18"/>
-          <w:lang w:eastAsia="es-ES"/>
-          <w14:ligatures w14:val="none"/>
-        </w:rPr>
-        <w:t>"</w:t>
-      </w:r>
-      <w:proofErr w:type="spellStart"/>
-      <w:r>
-        <w:rPr>
-          <w:rFonts w:ascii="Courier New" w:eastAsia="Times New Roman" w:hAnsi="Courier New" w:cs="Courier New"/>
-          <w:color w:val="A31515"/>
-          <w:kern w:val="0"/>
-          <w:sz w:val="18"/>
-          <w:szCs w:val="18"/>
-          <w:lang w:eastAsia="es-ES"/>
-          <w14:ligatures w14:val="none"/>
-        </w:rPr>
-        <w:t>fechaAlta</w:t>
-      </w:r>
-      <w:proofErr w:type="spellEnd"/>
-      <w:r>
-        <w:rPr>
-          <w:rFonts w:ascii="Courier New" w:eastAsia="Times New Roman" w:hAnsi="Courier New" w:cs="Courier New"/>
-          <w:color w:val="A31515"/>
-          <w:kern w:val="0"/>
-          <w:sz w:val="18"/>
-          <w:szCs w:val="18"/>
-          <w:lang w:eastAsia="es-ES"/>
-          <w14:ligatures w14:val="none"/>
-        </w:rPr>
-        <w:t>"</w:t>
-      </w:r>
-      <w:r>
-        <w:rPr>
-          <w:rFonts w:ascii="Courier New" w:eastAsia="Times New Roman" w:hAnsi="Courier New" w:cs="Courier New"/>
-          <w:color w:val="000000"/>
-          <w:kern w:val="0"/>
-          <w:sz w:val="18"/>
-          <w:szCs w:val="18"/>
-          <w:lang w:eastAsia="es-ES"/>
-          <w14:ligatures w14:val="none"/>
-        </w:rPr>
-        <w:t>: </w:t>
-      </w:r>
-      <w:r>
-        <w:rPr>
-          <w:rFonts w:ascii="Courier New" w:eastAsia="Times New Roman" w:hAnsi="Courier New" w:cs="Courier New"/>
-          <w:color w:val="0451A5"/>
-          <w:kern w:val="0"/>
-          <w:sz w:val="18"/>
-          <w:szCs w:val="18"/>
-          <w:lang w:eastAsia="es-ES"/>
-          <w14:ligatures w14:val="none"/>
-        </w:rPr>
-        <w:t>"2023-07-21"</w:t>
-      </w:r>
-      <w:r>
-        <w:rPr>
-          <w:rFonts w:ascii="Courier New" w:eastAsia="Times New Roman" w:hAnsi="Courier New" w:cs="Courier New"/>
-          <w:color w:val="000000"/>
-          <w:kern w:val="0"/>
-          <w:sz w:val="18"/>
-          <w:szCs w:val="18"/>
-          <w:lang w:eastAsia="es-ES"/>
-          <w14:ligatures w14:val="none"/>
-        </w:rPr>
-        <w:t>,</w:t>
-      </w:r>
-    </w:p>
-    <w:p>
-      <w:pPr>
-        <w:shd w:val="clear" w:color="auto" w:fill="FFFFFE"/>
-        <w:spacing w:after="0" w:line="270" w:lineRule="atLeast"/>
-        <w:rPr>
-          <w:rFonts w:ascii="Courier New" w:eastAsia="Times New Roman" w:hAnsi="Courier New" w:cs="Courier New"/>
-          <w:color w:val="000000"/>
-          <w:kern w:val="0"/>
-          <w:sz w:val="18"/>
-          <w:szCs w:val="18"/>
-          <w:lang w:eastAsia="es-ES"/>
-          <w14:ligatures w14:val="none"/>
-        </w:rPr>
-      </w:pPr>
-      <w:r>
-        <w:rPr>
-          <w:rFonts w:ascii="Courier New" w:eastAsia="Times New Roman" w:hAnsi="Courier New" w:cs="Courier New"/>
-          <w:color w:val="000000"/>
-          <w:kern w:val="0"/>
-          <w:sz w:val="18"/>
-          <w:szCs w:val="18"/>
-          <w:lang w:eastAsia="es-ES"/>
-          <w14:ligatures w14:val="none"/>
-        </w:rPr>
-        <w:t>    </w:t>
-      </w:r>
-      <w:r>
-        <w:rPr>
-          <w:rFonts w:ascii="Courier New" w:eastAsia="Times New Roman" w:hAnsi="Courier New" w:cs="Courier New"/>
-          <w:color w:val="A31515"/>
-          <w:kern w:val="0"/>
-          <w:sz w:val="18"/>
-          <w:szCs w:val="18"/>
-          <w:lang w:eastAsia="es-ES"/>
-          <w14:ligatures w14:val="none"/>
-        </w:rPr>
-        <w:t>"</w:t>
-      </w:r>
-      <w:proofErr w:type="spellStart"/>
-      <w:r>
-        <w:rPr>
-          <w:rFonts w:ascii="Courier New" w:eastAsia="Times New Roman" w:hAnsi="Courier New" w:cs="Courier New"/>
-          <w:color w:val="A31515"/>
-          <w:kern w:val="0"/>
-          <w:sz w:val="18"/>
-          <w:szCs w:val="18"/>
-          <w:lang w:eastAsia="es-ES"/>
-          <w14:ligatures w14:val="none"/>
-        </w:rPr>
-        <w:t>direccion</w:t>
-      </w:r>
-      <w:proofErr w:type="spellEnd"/>
-      <w:r>
-        <w:rPr>
-          <w:rFonts w:ascii="Courier New" w:eastAsia="Times New Roman" w:hAnsi="Courier New" w:cs="Courier New"/>
-          <w:color w:val="A31515"/>
-          <w:kern w:val="0"/>
-          <w:sz w:val="18"/>
-          <w:szCs w:val="18"/>
-          <w:lang w:eastAsia="es-ES"/>
-          <w14:ligatures w14:val="none"/>
-        </w:rPr>
-        <w:t>"</w:t>
-      </w:r>
-      <w:r>
-        <w:rPr>
-          <w:rFonts w:ascii="Courier New" w:eastAsia="Times New Roman" w:hAnsi="Courier New" w:cs="Courier New"/>
-          <w:color w:val="000000"/>
-          <w:kern w:val="0"/>
-          <w:sz w:val="18"/>
-          <w:szCs w:val="18"/>
-          <w:lang w:eastAsia="es-ES"/>
-          <w14:ligatures w14:val="none"/>
-        </w:rPr>
-        <w:t>: </w:t>
-      </w:r>
-      <w:r>
-        <w:rPr>
-          <w:rFonts w:ascii="Courier New" w:eastAsia="Times New Roman" w:hAnsi="Courier New" w:cs="Courier New"/>
-          <w:color w:val="0451A5"/>
-          <w:kern w:val="0"/>
-          <w:sz w:val="18"/>
-          <w:szCs w:val="18"/>
-          <w:lang w:eastAsia="es-ES"/>
-          <w14:ligatures w14:val="none"/>
-        </w:rPr>
-        <w:t>"Calle Juan 3, 16"</w:t>
-      </w:r>
-      <w:r>
-        <w:rPr>
-          <w:rFonts w:ascii="Courier New" w:eastAsia="Times New Roman" w:hAnsi="Courier New" w:cs="Courier New"/>
-          <w:color w:val="000000"/>
-          <w:kern w:val="0"/>
-          <w:sz w:val="18"/>
-          <w:szCs w:val="18"/>
-          <w:lang w:eastAsia="es-ES"/>
-          <w14:ligatures w14:val="none"/>
-        </w:rPr>
-        <w:t>,</w:t>
-      </w:r>
-    </w:p>
-    <w:p>
-      <w:pPr>
-        <w:shd w:val="clear" w:color="auto" w:fill="FFFFFE"/>
-        <w:spacing w:after="0" w:line="270" w:lineRule="atLeast"/>
-        <w:rPr>
-          <w:rFonts w:ascii="Courier New" w:eastAsia="Times New Roman" w:hAnsi="Courier New" w:cs="Courier New"/>
-          <w:color w:val="000000"/>
-          <w:kern w:val="0"/>
-          <w:sz w:val="18"/>
-          <w:szCs w:val="18"/>
-          <w:lang w:eastAsia="es-ES"/>
-          <w14:ligatures w14:val="none"/>
-        </w:rPr>
-      </w:pPr>
-      <w:r>
-        <w:rPr>
-          <w:rFonts w:ascii="Courier New" w:eastAsia="Times New Roman" w:hAnsi="Courier New" w:cs="Courier New"/>
-          <w:color w:val="000000"/>
-          <w:kern w:val="0"/>
-          <w:sz w:val="18"/>
-          <w:szCs w:val="18"/>
-          <w:lang w:eastAsia="es-ES"/>
-          <w14:ligatures w14:val="none"/>
-        </w:rPr>
-        <w:t>    </w:t>
-      </w:r>
-      <w:r>
-        <w:rPr>
-          <w:rFonts w:ascii="Courier New" w:eastAsia="Times New Roman" w:hAnsi="Courier New" w:cs="Courier New"/>
-          <w:color w:val="A31515"/>
-          <w:kern w:val="0"/>
-          <w:sz w:val="18"/>
-          <w:szCs w:val="18"/>
-          <w:lang w:eastAsia="es-ES"/>
-          <w14:ligatures w14:val="none"/>
-        </w:rPr>
-        <w:t>"</w:t>
-      </w:r>
-      <w:proofErr w:type="spellStart"/>
-      <w:r>
-        <w:rPr>
-          <w:rFonts w:ascii="Courier New" w:eastAsia="Times New Roman" w:hAnsi="Courier New" w:cs="Courier New"/>
-          <w:color w:val="A31515"/>
-          <w:kern w:val="0"/>
-          <w:sz w:val="18"/>
-          <w:szCs w:val="18"/>
-          <w:lang w:eastAsia="es-ES"/>
-          <w14:ligatures w14:val="none"/>
-        </w:rPr>
-        <w:t>telefono</w:t>
-      </w:r>
-      <w:proofErr w:type="spellEnd"/>
-      <w:r>
-        <w:rPr>
-          <w:rFonts w:ascii="Courier New" w:eastAsia="Times New Roman" w:hAnsi="Courier New" w:cs="Courier New"/>
-          <w:color w:val="A31515"/>
-          <w:kern w:val="0"/>
-          <w:sz w:val="18"/>
-          <w:szCs w:val="18"/>
-          <w:lang w:eastAsia="es-ES"/>
-          <w14:ligatures w14:val="none"/>
-        </w:rPr>
-        <w:t>"</w:t>
-      </w:r>
-      <w:r>
-        <w:rPr>
-          <w:rFonts w:ascii="Courier New" w:eastAsia="Times New Roman" w:hAnsi="Courier New" w:cs="Courier New"/>
-          <w:color w:val="000000"/>
-          <w:kern w:val="0"/>
-          <w:sz w:val="18"/>
-          <w:szCs w:val="18"/>
-          <w:lang w:eastAsia="es-ES"/>
-          <w14:ligatures w14:val="none"/>
-        </w:rPr>
-        <w:t>: </w:t>
-      </w:r>
-      <w:r>
-        <w:rPr>
-          <w:rFonts w:ascii="Courier New" w:eastAsia="Times New Roman" w:hAnsi="Courier New" w:cs="Courier New"/>
-          <w:color w:val="0451A5"/>
-          <w:kern w:val="0"/>
-          <w:sz w:val="18"/>
-          <w:szCs w:val="18"/>
-          <w:lang w:eastAsia="es-ES"/>
-          <w14:ligatures w14:val="none"/>
-        </w:rPr>
-        <w:t>"654987321"</w:t>
-      </w:r>
-      <w:r>
-        <w:rPr>
-          <w:rFonts w:ascii="Courier New" w:eastAsia="Times New Roman" w:hAnsi="Courier New" w:cs="Courier New"/>
-          <w:color w:val="000000"/>
-          <w:kern w:val="0"/>
-          <w:sz w:val="18"/>
-          <w:szCs w:val="18"/>
-          <w:lang w:eastAsia="es-ES"/>
-          <w14:ligatures w14:val="none"/>
-        </w:rPr>
-        <w:t>,</w:t>
-      </w:r>
-    </w:p>
-    <w:p>
-      <w:pPr>
-        <w:shd w:val="clear" w:color="auto" w:fill="FFFFFE"/>
-        <w:spacing w:after="0" w:line="270" w:lineRule="atLeast"/>
-        <w:rPr>
-          <w:rFonts w:ascii="Courier New" w:eastAsia="Times New Roman" w:hAnsi="Courier New" w:cs="Courier New"/>
-          <w:color w:val="000000"/>
-          <w:kern w:val="0"/>
-          <w:sz w:val="18"/>
-          <w:szCs w:val="18"/>
-          <w:lang w:eastAsia="es-ES"/>
-          <w14:ligatures w14:val="none"/>
-        </w:rPr>
-      </w:pPr>
-      <w:r>
-        <w:rPr>
-          <w:rFonts w:ascii="Courier New" w:eastAsia="Times New Roman" w:hAnsi="Courier New" w:cs="Courier New"/>
-          <w:color w:val="000000"/>
-          <w:kern w:val="0"/>
-          <w:sz w:val="18"/>
-          <w:szCs w:val="18"/>
-          <w:lang w:eastAsia="es-ES"/>
-          <w14:ligatures w14:val="none"/>
-        </w:rPr>
-        <w:t>    </w:t>
-      </w:r>
-      <w:r>
-        <w:rPr>
-          <w:rFonts w:ascii="Courier New" w:eastAsia="Times New Roman" w:hAnsi="Courier New" w:cs="Courier New"/>
-          <w:color w:val="A31515"/>
-          <w:kern w:val="0"/>
-          <w:sz w:val="18"/>
-          <w:szCs w:val="18"/>
-          <w:lang w:eastAsia="es-ES"/>
-          <w14:ligatures w14:val="none"/>
-        </w:rPr>
-        <w:t>"email"</w:t>
-      </w:r>
-      <w:r>
-        <w:rPr>
-          <w:rFonts w:ascii="Courier New" w:eastAsia="Times New Roman" w:hAnsi="Courier New" w:cs="Courier New"/>
-          <w:color w:val="000000"/>
-          <w:kern w:val="0"/>
-          <w:sz w:val="18"/>
-          <w:szCs w:val="18"/>
-          <w:lang w:eastAsia="es-ES"/>
-          <w14:ligatures w14:val="none"/>
-        </w:rPr>
-        <w:t>: </w:t>
-      </w:r>
-      <w:r>
-        <w:rPr>
-          <w:rFonts w:ascii="Courier New" w:eastAsia="Times New Roman" w:hAnsi="Courier New" w:cs="Courier New"/>
-          <w:color w:val="0451A5"/>
-          <w:kern w:val="0"/>
-          <w:sz w:val="18"/>
-          <w:szCs w:val="18"/>
-          <w:lang w:eastAsia="es-ES"/>
-          <w14:ligatures w14:val="none"/>
-        </w:rPr>
-        <w:t>"lasverduras@gmail.com"</w:t>
-      </w:r>
-      <w:r>
-        <w:rPr>
-          <w:rFonts w:ascii="Courier New" w:eastAsia="Times New Roman" w:hAnsi="Courier New" w:cs="Courier New"/>
-          <w:color w:val="000000"/>
-          <w:kern w:val="0"/>
-          <w:sz w:val="18"/>
-          <w:szCs w:val="18"/>
-          <w:lang w:eastAsia="es-ES"/>
-          <w14:ligatures w14:val="none"/>
-        </w:rPr>
-        <w:t>,</w:t>
-      </w:r>
-    </w:p>
-    <w:p>
-      <w:pPr>
-        <w:shd w:val="clear" w:color="auto" w:fill="FFFFFE"/>
-        <w:spacing w:after="0" w:line="270" w:lineRule="atLeast"/>
-        <w:rPr>
-          <w:rFonts w:ascii="Courier New" w:eastAsia="Times New Roman" w:hAnsi="Courier New" w:cs="Courier New"/>
-          <w:color w:val="000000"/>
-          <w:kern w:val="0"/>
-          <w:sz w:val="18"/>
-          <w:szCs w:val="18"/>
-          <w:lang w:eastAsia="es-ES"/>
-          <w14:ligatures w14:val="none"/>
-        </w:rPr>
-      </w:pPr>
-      <w:r>
-        <w:rPr>
-          <w:rFonts w:ascii="Courier New" w:eastAsia="Times New Roman" w:hAnsi="Courier New" w:cs="Courier New"/>
-          <w:color w:val="000000"/>
-          <w:kern w:val="0"/>
-          <w:sz w:val="18"/>
-          <w:szCs w:val="18"/>
-          <w:lang w:eastAsia="es-ES"/>
-          <w14:ligatures w14:val="none"/>
-        </w:rPr>
-        <w:t>    </w:t>
-      </w:r>
-      <w:r>
-        <w:rPr>
-          <w:rFonts w:ascii="Courier New" w:eastAsia="Times New Roman" w:hAnsi="Courier New" w:cs="Courier New"/>
-          <w:color w:val="A31515"/>
-          <w:kern w:val="0"/>
-          <w:sz w:val="18"/>
-          <w:szCs w:val="18"/>
-          <w:lang w:eastAsia="es-ES"/>
-          <w14:ligatures w14:val="none"/>
-        </w:rPr>
-        <w:t>"activo"</w:t>
-      </w:r>
-      <w:r>
-        <w:rPr>
-          <w:rFonts w:ascii="Courier New" w:eastAsia="Times New Roman" w:hAnsi="Courier New" w:cs="Courier New"/>
-          <w:color w:val="000000"/>
-          <w:kern w:val="0"/>
-          <w:sz w:val="18"/>
-          <w:szCs w:val="18"/>
-          <w:lang w:eastAsia="es-ES"/>
-          <w14:ligatures w14:val="none"/>
-        </w:rPr>
-        <w:t>: </w:t>
-      </w:r>
-      <w:r>
-        <w:rPr>
-          <w:rFonts w:ascii="Courier New" w:eastAsia="Times New Roman" w:hAnsi="Courier New" w:cs="Courier New"/>
-          <w:color w:val="0451A5"/>
-          <w:kern w:val="0"/>
-          <w:sz w:val="18"/>
-          <w:szCs w:val="18"/>
-          <w:lang w:eastAsia="es-ES"/>
-          <w14:ligatures w14:val="none"/>
-        </w:rPr>
-        <w:t>true</w:t>
-      </w:r>
-      <w:r>
-        <w:rPr>
-          <w:rFonts w:ascii="Courier New" w:eastAsia="Times New Roman" w:hAnsi="Courier New" w:cs="Courier New"/>
-          <w:color w:val="000000"/>
-          <w:kern w:val="0"/>
-          <w:sz w:val="18"/>
-          <w:szCs w:val="18"/>
-          <w:lang w:eastAsia="es-ES"/>
-          <w14:ligatures w14:val="none"/>
-        </w:rPr>
-        <w:t>,</w:t>
-      </w:r>
-    </w:p>
-    <w:p>
-      <w:pPr>
-        <w:shd w:val="clear" w:color="auto" w:fill="FFFFFE"/>
-        <w:spacing w:after="0" w:line="270" w:lineRule="atLeast"/>
+        <w:t>"nif"</w:t>
+      </w:r>
+      <w:r>
         <w:rPr>
           <w:rFonts w:ascii="Courier New" w:eastAsia="Times New Roman" w:hAnsi="Courier New" w:cs="Courier New"/>
           <w:color w:val="000000"/>
@@ -23260,58 +24444,25 @@
           <w:lang w:val="en-GB" w:eastAsia="es-ES"/>
           <w14:ligatures w14:val="none"/>
         </w:rPr>
-      </w:pPr>
+        <w:t>: </w:t>
+      </w:r>
       <w:r>
         <w:rPr>
           <w:rFonts w:ascii="Courier New" w:eastAsia="Times New Roman" w:hAnsi="Courier New" w:cs="Courier New"/>
-          <w:color w:val="000000"/>
-          <w:kern w:val="0"/>
-          <w:sz w:val="18"/>
-          <w:szCs w:val="18"/>
-          <w:lang w:eastAsia="es-ES"/>
-          <w14:ligatures w14:val="none"/>
-        </w:rPr>
-        <w:t>    </w:t>
-      </w:r>
-      <w:r>
-        <w:rPr>
-          <w:rFonts w:ascii="Courier New" w:eastAsia="Times New Roman" w:hAnsi="Courier New" w:cs="Courier New"/>
-          <w:color w:val="A31515"/>
+          <w:color w:val="0451A5"/>
           <w:kern w:val="0"/>
           <w:sz w:val="18"/>
           <w:szCs w:val="18"/>
           <w:lang w:val="en-GB" w:eastAsia="es-ES"/>
           <w14:ligatures w14:val="none"/>
         </w:rPr>
-        <w:t>"</w:t>
-      </w:r>
-      <w:proofErr w:type="spellStart"/>
-      <w:r>
-        <w:rPr>
-          <w:rFonts w:ascii="Courier New" w:eastAsia="Times New Roman" w:hAnsi="Courier New" w:cs="Courier New"/>
-          <w:color w:val="A31515"/>
-          <w:kern w:val="0"/>
-          <w:sz w:val="18"/>
-          <w:szCs w:val="18"/>
-          <w:lang w:val="en-GB" w:eastAsia="es-ES"/>
-          <w14:ligatures w14:val="none"/>
-        </w:rPr>
-        <w:t>nif</w:t>
-      </w:r>
-      <w:proofErr w:type="spellEnd"/>
-      <w:r>
-        <w:rPr>
-          <w:rFonts w:ascii="Courier New" w:eastAsia="Times New Roman" w:hAnsi="Courier New" w:cs="Courier New"/>
-          <w:color w:val="A31515"/>
-          <w:kern w:val="0"/>
-          <w:sz w:val="18"/>
-          <w:szCs w:val="18"/>
-          <w:lang w:val="en-GB" w:eastAsia="es-ES"/>
-          <w14:ligatures w14:val="none"/>
-        </w:rPr>
-        <w:t>"</w:t>
-      </w:r>
-      <w:r>
+        <w:t>"12345678A"</w:t>
+      </w:r>
+    </w:p>
+    <w:p>
+      <w:pPr>
+        <w:shd w:val="clear" w:color="auto" w:fill="FFFFFE"/>
+        <w:spacing w:after="0" w:line="270" w:lineRule="atLeast"/>
         <w:rPr>
           <w:rFonts w:ascii="Courier New" w:eastAsia="Times New Roman" w:hAnsi="Courier New" w:cs="Courier New"/>
           <w:color w:val="000000"/>
@@ -23321,25 +24472,8 @@
           <w:lang w:val="en-GB" w:eastAsia="es-ES"/>
           <w14:ligatures w14:val="none"/>
         </w:rPr>
-        <w:t>: </w:t>
-      </w:r>
-      <w:r>
-        <w:rPr>
-          <w:rFonts w:ascii="Courier New" w:eastAsia="Times New Roman" w:hAnsi="Courier New" w:cs="Courier New"/>
-          <w:color w:val="0451A5"/>
-          <w:kern w:val="0"/>
-          <w:sz w:val="18"/>
-          <w:szCs w:val="18"/>
-          <w:lang w:val="en-GB" w:eastAsia="es-ES"/>
-          <w14:ligatures w14:val="none"/>
-        </w:rPr>
-        <w:t>"12345678A"</w:t>
-      </w:r>
-    </w:p>
-    <w:p>
-      <w:pPr>
-        <w:shd w:val="clear" w:color="auto" w:fill="FFFFFE"/>
-        <w:spacing w:after="0" w:line="270" w:lineRule="atLeast"/>
+      </w:pPr>
+      <w:r>
         <w:rPr>
           <w:rFonts w:ascii="Courier New" w:eastAsia="Times New Roman" w:hAnsi="Courier New" w:cs="Courier New"/>
           <w:color w:val="000000"/>
@@ -23349,8 +24483,13 @@
           <w:lang w:val="en-GB" w:eastAsia="es-ES"/>
           <w14:ligatures w14:val="none"/>
         </w:rPr>
-      </w:pPr>
-      <w:r>
+        <w:t>}</w:t>
+      </w:r>
+    </w:p>
+    <w:p>
+      <w:pPr>
+        <w:shd w:val="clear" w:color="auto" w:fill="FFFFFE"/>
+        <w:spacing w:after="0" w:line="270" w:lineRule="atLeast"/>
         <w:rPr>
           <w:rFonts w:ascii="Courier New" w:eastAsia="Times New Roman" w:hAnsi="Courier New" w:cs="Courier New"/>
           <w:color w:val="000000"/>
@@ -23360,22 +24499,6 @@
           <w:lang w:val="en-GB" w:eastAsia="es-ES"/>
           <w14:ligatures w14:val="none"/>
         </w:rPr>
-        <w:t>}</w:t>
-      </w:r>
-    </w:p>
-    <w:p>
-      <w:pPr>
-        <w:shd w:val="clear" w:color="auto" w:fill="FFFFFE"/>
-        <w:spacing w:after="0" w:line="270" w:lineRule="atLeast"/>
-        <w:rPr>
-          <w:rFonts w:ascii="Courier New" w:eastAsia="Times New Roman" w:hAnsi="Courier New" w:cs="Courier New"/>
-          <w:color w:val="000000"/>
-          <w:kern w:val="0"/>
-          <w:sz w:val="18"/>
-          <w:szCs w:val="18"/>
-          <w:lang w:val="en-GB" w:eastAsia="es-ES"/>
-          <w14:ligatures w14:val="none"/>
-        </w:rPr>
       </w:pPr>
       <w:r>
         <w:rPr>
@@ -23398,7 +24521,6 @@
           <w:lang w:val="en-GB"/>
         </w:rPr>
       </w:pPr>
-      <w:proofErr w:type="spellStart"/>
       <w:r>
         <w:rPr>
           <w:rFonts w:ascii="Arial" w:hAnsi="Arial" w:cs="Arial"/>
@@ -23412,7 +24534,6 @@
         <w:lastRenderedPageBreak/>
         <w:t>Bibliografía</w:t>
       </w:r>
-      <w:proofErr w:type="spellEnd"/>
     </w:p>
     <w:p>
       <w:pPr>
@@ -23446,7 +24567,7 @@
         </w:rPr>
         <w:t xml:space="preserve">[Citado 8 de febrero de 2023]. Disponible en: </w:t>
       </w:r>
-      <w:hyperlink r:id="rId22" w:history="1">
+      <w:hyperlink r:id="rId25" w:history="1">
         <w:r>
           <w:rPr>
             <w:rStyle w:val="Hipervnculo"/>
@@ -23469,23 +24590,9 @@
         <w:rPr>
           <w:rFonts w:ascii="Arial" w:hAnsi="Arial" w:cs="Arial"/>
         </w:rPr>
-        <w:t xml:space="preserve">2. </w:t>
-      </w:r>
-      <w:proofErr w:type="spellStart"/>
-      <w:r>
-        <w:rPr>
-          <w:rFonts w:ascii="Arial" w:hAnsi="Arial" w:cs="Arial"/>
-        </w:rPr>
-        <w:t>Agular</w:t>
-      </w:r>
-      <w:proofErr w:type="spellEnd"/>
-      <w:r>
-        <w:rPr>
-          <w:rFonts w:ascii="Arial" w:hAnsi="Arial" w:cs="Arial"/>
-        </w:rPr>
-        <w:t xml:space="preserve">. [Citado el 20 de agosto de 2024]. Disponible en: </w:t>
-      </w:r>
-      <w:hyperlink r:id="rId23" w:history="1">
+        <w:t xml:space="preserve">2. Agular. [Citado el 20 de agosto de 2024]. Disponible en: </w:t>
+      </w:r>
+      <w:hyperlink r:id="rId26" w:history="1">
         <w:r>
           <w:rPr>
             <w:rStyle w:val="Hipervnculo"/>
@@ -23508,23 +24615,9 @@
         <w:rPr>
           <w:rFonts w:ascii="Arial" w:hAnsi="Arial" w:cs="Arial"/>
         </w:rPr>
-        <w:t xml:space="preserve">3. </w:t>
-      </w:r>
-      <w:proofErr w:type="spellStart"/>
-      <w:r>
-        <w:rPr>
-          <w:rFonts w:ascii="Arial" w:hAnsi="Arial" w:cs="Arial"/>
-        </w:rPr>
-        <w:t>React</w:t>
-      </w:r>
-      <w:proofErr w:type="spellEnd"/>
-      <w:r>
-        <w:rPr>
-          <w:rFonts w:ascii="Arial" w:hAnsi="Arial" w:cs="Arial"/>
-        </w:rPr>
-        <w:t xml:space="preserve">. [Citado el 20 de agosto de 2024]. Disponible en: </w:t>
-      </w:r>
-      <w:hyperlink r:id="rId24" w:history="1">
+        <w:t xml:space="preserve">3. React. [Citado el 20 de agosto de 2024]. Disponible en: </w:t>
+      </w:r>
+      <w:hyperlink r:id="rId27" w:history="1">
         <w:r>
           <w:rPr>
             <w:rStyle w:val="Hipervnculo"/>
@@ -23555,7 +24648,7 @@
         </w:rPr>
         <w:t xml:space="preserve">. [Citado el 20 de agosto de 2024]. Disponible en: </w:t>
       </w:r>
-      <w:hyperlink r:id="rId25" w:history="1">
+      <w:hyperlink r:id="rId28" w:history="1">
         <w:r>
           <w:rPr>
             <w:rStyle w:val="Hipervnculo"/>
@@ -23584,23 +24677,9 @@
         <w:rPr>
           <w:rFonts w:ascii="Arial" w:hAnsi="Arial" w:cs="Arial"/>
         </w:rPr>
-        <w:t xml:space="preserve">. </w:t>
-      </w:r>
-      <w:proofErr w:type="spellStart"/>
-      <w:r>
-        <w:rPr>
-          <w:rFonts w:ascii="Arial" w:hAnsi="Arial" w:cs="Arial"/>
-        </w:rPr>
-        <w:t>Loyverse</w:t>
-      </w:r>
-      <w:proofErr w:type="spellEnd"/>
-      <w:r>
-        <w:rPr>
-          <w:rFonts w:ascii="Arial" w:hAnsi="Arial" w:cs="Arial"/>
-        </w:rPr>
-        <w:t xml:space="preserve"> TPV [Citado el 20 de abril de 2023]. Disponible en: </w:t>
-      </w:r>
-      <w:hyperlink r:id="rId26" w:history="1">
+        <w:t xml:space="preserve">. Loyverse TPV [Citado el 20 de abril de 2023]. Disponible en: </w:t>
+      </w:r>
+      <w:hyperlink r:id="rId29" w:history="1">
         <w:r>
           <w:rPr>
             <w:rStyle w:val="Hipervnculo"/>
@@ -23629,23 +24708,9 @@
         <w:rPr>
           <w:rFonts w:ascii="Arial" w:hAnsi="Arial" w:cs="Arial"/>
         </w:rPr>
-        <w:t xml:space="preserve">. </w:t>
-      </w:r>
-      <w:proofErr w:type="spellStart"/>
-      <w:r>
-        <w:rPr>
-          <w:rFonts w:ascii="Arial" w:hAnsi="Arial" w:cs="Arial"/>
-        </w:rPr>
-        <w:t>Canva</w:t>
-      </w:r>
-      <w:proofErr w:type="spellEnd"/>
-      <w:r>
-        <w:rPr>
-          <w:rFonts w:ascii="Arial" w:hAnsi="Arial" w:cs="Arial"/>
-        </w:rPr>
-        <w:t xml:space="preserve"> [Citado 18 de agosto de 2024]. Disponible en: </w:t>
-      </w:r>
-      <w:hyperlink r:id="rId27" w:history="1">
+        <w:t xml:space="preserve">. Canva [Citado 18 de agosto de 2024]. Disponible en: </w:t>
+      </w:r>
+      <w:hyperlink r:id="rId30" w:history="1">
         <w:r>
           <w:rPr>
             <w:rStyle w:val="Hipervnculo"/>
@@ -23666,7 +24731,7 @@
       </w:pPr>
     </w:p>
     <w:sectPr>
-      <w:footerReference w:type="default" r:id="rId28"/>
+      <w:footerReference w:type="default" r:id="rId31"/>
       <w:pgSz w:w="11906" w:h="16838"/>
       <w:pgMar w:top="1417" w:right="1701" w:bottom="1417" w:left="1701" w:header="708" w:footer="708" w:gutter="0"/>
       <w:cols w:space="708"/>
@@ -23677,8 +24742,8 @@
 </file>
 
 <file path=word/comments.xml><?xml version="1.0" encoding="utf-8"?>
-<w:comments xmlns:wpc="http://schemas.microsoft.com/office/word/2010/wordprocessingCanvas" xmlns:cx="http://schemas.microsoft.com/office/drawing/2014/chartex" xmlns:cx1="http://schemas.microsoft.com/office/drawing/2015/9/8/chartex" xmlns:cx2="http://schemas.microsoft.com/office/drawing/2015/10/21/chartex" xmlns:cx3="http://schemas.microsoft.com/office/drawing/2016/5/9/chartex" xmlns:cx4="http://schemas.microsoft.com/office/drawing/2016/5/10/chartex" xmlns:cx5="http://schemas.microsoft.com/office/drawing/2016/5/11/chartex" xmlns:cx6="http://schemas.microsoft.com/office/drawing/2016/5/12/chartex" xmlns:cx7="http://schemas.microsoft.com/office/drawing/2016/5/13/chartex" xmlns:cx8="http://schemas.microsoft.com/office/drawing/2016/5/14/chartex" xmlns:mc="http://schemas.openxmlformats.org/markup-compatibility/2006" xmlns:aink="http://schemas.microsoft.com/office/drawing/2016/ink" xmlns:am3d="http://schemas.microsoft.com/office/drawing/2017/model3d" xmlns:o="urn:schemas-microsoft-com:office:office" xmlns:r="http://schemas.openxmlformats.org/officeDocument/2006/relationships" xmlns:m="http://schemas.openxmlformats.org/officeDocument/2006/math" xmlns:v="urn:schemas-microsoft-com:vml" xmlns:wp14="http://schemas.microsoft.com/office/word/2010/wordprocessingDrawing" xmlns:wp="http://schemas.openxmlformats.org/drawingml/2006/wordprocessingDrawing" xmlns:w10="urn:schemas-microsoft-com:office:word" xmlns:w="http://schemas.openxmlformats.org/wordprocessingml/2006/main" xmlns:w14="http://schemas.microsoft.com/office/word/2010/wordml" xmlns:w15="http://schemas.microsoft.com/office/word/2012/wordml" xmlns:w16cid="http://schemas.microsoft.com/office/word/2016/wordml/cid" xmlns:w16se="http://schemas.microsoft.com/office/word/2015/wordml/symex" xmlns:wpg="http://schemas.microsoft.com/office/word/2010/wordprocessingGroup" xmlns:wpi="http://schemas.microsoft.com/office/word/2010/wordprocessingInk" xmlns:wne="http://schemas.microsoft.com/office/word/2006/wordml" xmlns:wps="http://schemas.microsoft.com/office/word/2010/wordprocessingShape" mc:Ignorable="w14 w15 w16se w16cid wp14">
-  <w:comment w:id="15" w:author="Lopez Martinez, Patricia" w:date="2024-10-08T13:27:00Z" w:initials="LMP">
+<w:comments xmlns:wpc="http://schemas.microsoft.com/office/word/2010/wordprocessingCanvas" xmlns:cx="http://schemas.microsoft.com/office/drawing/2014/chartex" xmlns:cx1="http://schemas.microsoft.com/office/drawing/2015/9/8/chartex" xmlns:cx2="http://schemas.microsoft.com/office/drawing/2015/10/21/chartex" xmlns:cx3="http://schemas.microsoft.com/office/drawing/2016/5/9/chartex" xmlns:cx4="http://schemas.microsoft.com/office/drawing/2016/5/10/chartex" xmlns:cx5="http://schemas.microsoft.com/office/drawing/2016/5/11/chartex" xmlns:cx6="http://schemas.microsoft.com/office/drawing/2016/5/12/chartex" xmlns:cx7="http://schemas.microsoft.com/office/drawing/2016/5/13/chartex" xmlns:cx8="http://schemas.microsoft.com/office/drawing/2016/5/14/chartex" xmlns:mc="http://schemas.openxmlformats.org/markup-compatibility/2006" xmlns:aink="http://schemas.microsoft.com/office/drawing/2016/ink" xmlns:am3d="http://schemas.microsoft.com/office/drawing/2017/model3d" xmlns:o="urn:schemas-microsoft-com:office:office" xmlns:oel="http://schemas.microsoft.com/office/2019/extlst" xmlns:r="http://schemas.openxmlformats.org/officeDocument/2006/relationships" xmlns:m="http://schemas.openxmlformats.org/officeDocument/2006/math" xmlns:v="urn:schemas-microsoft-com:vml" xmlns:wp14="http://schemas.microsoft.com/office/word/2010/wordprocessingDrawing" xmlns:wp="http://schemas.openxmlformats.org/drawingml/2006/wordprocessingDrawing" xmlns:w10="urn:schemas-microsoft-com:office:word" xmlns:w="http://schemas.openxmlformats.org/wordprocessingml/2006/main" xmlns:w14="http://schemas.microsoft.com/office/word/2010/wordml" xmlns:w15="http://schemas.microsoft.com/office/word/2012/wordml" xmlns:w16cex="http://schemas.microsoft.com/office/word/2018/wordml/cex" xmlns:w16cid="http://schemas.microsoft.com/office/word/2016/wordml/cid" xmlns:w16="http://schemas.microsoft.com/office/word/2018/wordml" xmlns:w16du="http://schemas.microsoft.com/office/word/2023/wordml/word16du" xmlns:w16sdtdh="http://schemas.microsoft.com/office/word/2020/wordml/sdtdatahash" xmlns:w16sdtfl="http://schemas.microsoft.com/office/word/2024/wordml/sdtformatlock" xmlns:w16se="http://schemas.microsoft.com/office/word/2015/wordml/symex" xmlns:wpg="http://schemas.microsoft.com/office/word/2010/wordprocessingGroup" xmlns:wpi="http://schemas.microsoft.com/office/word/2010/wordprocessingInk" xmlns:wne="http://schemas.microsoft.com/office/word/2006/wordml" xmlns:wps="http://schemas.microsoft.com/office/word/2010/wordprocessingShape" mc:Ignorable="w14 w15 w16se w16cid w16 w16cex w16sdtdh w16sdtfl w16du wp14">
+  <w:comment w:id="19" w:author="Lopez Martinez, Patricia" w:date="2024-10-08T13:27:00Z" w:initials="LMP">
     <w:p>
       <w:pPr>
         <w:pStyle w:val="Textocomentario"/>
@@ -23690,27 +24755,11 @@
         <w:annotationRef/>
       </w:r>
       <w:r>
-        <w:t xml:space="preserve">En Generar Compra quizá tendría sentido añadir un </w:t>
-      </w:r>
-      <w:proofErr w:type="spellStart"/>
-      <w:r>
-        <w:t>extend</w:t>
-      </w:r>
-      <w:proofErr w:type="spellEnd"/>
-      <w:r>
-        <w:t xml:space="preserve"> con </w:t>
-      </w:r>
-      <w:proofErr w:type="spellStart"/>
-      <w:r>
-        <w:t>Anhadir</w:t>
-      </w:r>
-      <w:proofErr w:type="spellEnd"/>
-      <w:r>
-        <w:t xml:space="preserve"> Proveedor, ¿no? Supongo que los almacenas para no tener que repetir la información cada vez. </w:t>
+        <w:t xml:space="preserve">En Generar Compra quizá tendría sentido añadir un extend con Anhadir Proveedor, ¿no? Supongo que los almacenas para no tener que repetir la información cada vez. </w:t>
       </w:r>
     </w:p>
   </w:comment>
-  <w:comment w:id="18" w:author="Lopez Martinez, Patricia" w:date="2024-07-10T13:18:00Z" w:initials="LMP">
+  <w:comment w:id="20" w:author="Jaime Eduardo Baires Escalante" w:date="2024-10-27T18:31:00Z" w:initials="JB">
     <w:p>
       <w:pPr>
         <w:pStyle w:val="Textocomentario"/>
@@ -23722,46 +24771,46 @@
         <w:annotationRef/>
       </w:r>
       <w:r>
-        <w:t>Más adelante me decías que la fecha de creación se asigna automáticamente, luego no debería aparecer aquí, ¿no?</w:t>
+        <w:t>Sí, tienes razón. Lo he añadido.</w:t>
       </w:r>
     </w:p>
   </w:comment>
-  <w:comment w:id="19" w:author="Jaime Eduardo Baires Escalante" w:date="2024-08-24T14:31:00Z" w:initials="JB">
+  <w:comment w:id="23" w:author="Lopez Martinez, Patricia" w:date="2024-07-10T13:18:00Z" w:initials="LMP">
     <w:p>
       <w:pPr>
         <w:pStyle w:val="Textocomentario"/>
       </w:pPr>
       <w:r>
-        <w:t xml:space="preserve">Creo que el campo </w:t>
-      </w:r>
-      <w:r>
         <w:rPr>
           <w:rStyle w:val="Refdecomentario"/>
         </w:rPr>
         <w:annotationRef/>
       </w:r>
       <w:r>
-        <w:t>puede aparecer, pero solo como de lectura (informativo)</w:t>
+        <w:t>Más adelante me decías que la fecha de creación se asigna automáticamente, luego no debería aparecer aquí, ¿no?</w:t>
       </w:r>
     </w:p>
   </w:comment>
-  <w:comment w:id="20" w:author="Lopez Martinez, Patricia" w:date="2024-10-08T13:29:00Z" w:initials="LMP">
+  <w:comment w:id="24" w:author="Jaime Eduardo Baires Escalante" w:date="2024-08-24T14:31:00Z" w:initials="JB">
     <w:p>
       <w:pPr>
         <w:pStyle w:val="Textocomentario"/>
       </w:pPr>
       <w:r>
+        <w:t xml:space="preserve">Creo que el campo </w:t>
+      </w:r>
+      <w:r>
         <w:rPr>
           <w:rStyle w:val="Refdecomentario"/>
         </w:rPr>
         <w:annotationRef/>
       </w:r>
       <w:r>
-        <w:t>Vale, pero entonces redáctalo de otra forma, porque parece que es un campo a rellenar.</w:t>
+        <w:t>puede aparecer, pero solo como de lectura (informativo)</w:t>
       </w:r>
     </w:p>
   </w:comment>
-  <w:comment w:id="21" w:author="Lopez Martinez, Patricia" w:date="2024-10-08T13:30:00Z" w:initials="LMP">
+  <w:comment w:id="25" w:author="Lopez Martinez, Patricia" w:date="2024-10-08T13:29:00Z" w:initials="LMP">
     <w:p>
       <w:pPr>
         <w:pStyle w:val="Textocomentario"/>
@@ -23773,14 +24822,11 @@
         <w:annotationRef/>
       </w:r>
       <w:r>
-        <w:t>Una cosa que acabo de darme cuenta ahora (por culpa de escuchar noticias sobre el IVA). Quizá el IVA tendría que ir unido más a la categoría que al producto,</w:t>
-      </w:r>
-      <w:r>
-        <w:t xml:space="preserve"> ¿no? O igual tener dos campos de categorías, una más de usuario y otra que mapeen las del IVA. Lo digo porque de cara a introducir la información, igual el administrador tiene claro que el aceite es un alimento de primera necesidad, pero en ese momento no se acuerda de cuanto IVA corresponde a esa categoría.</w:t>
+        <w:t>Vale, pero entonces redáctalo de otra forma, porque parece que es un campo a rellenar.</w:t>
       </w:r>
     </w:p>
   </w:comment>
-  <w:comment w:id="22" w:author="Lopez Martinez, Patricia" w:date="2024-10-08T13:37:00Z" w:initials="LMP">
+  <w:comment w:id="28" w:author="Lopez Martinez, Patricia" w:date="2024-10-08T13:37:00Z" w:initials="LMP">
     <w:p>
       <w:pPr>
         <w:pStyle w:val="Textocomentario"/>
@@ -23796,7 +24842,7 @@
       </w:r>
     </w:p>
   </w:comment>
-  <w:comment w:id="23" w:author="Lopez Martinez, Patricia" w:date="2023-10-20T13:04:00Z" w:initials="LMP">
+  <w:comment w:id="36" w:author="Lopez Martinez, Patricia" w:date="2023-10-20T13:04:00Z" w:initials="LMP">
     <w:p>
       <w:pPr>
         <w:pStyle w:val="Textocomentario"/>
@@ -23825,7 +24871,7 @@
       </w:r>
     </w:p>
   </w:comment>
-  <w:comment w:id="24" w:author="Jaime Eduardo Baires Escalante" w:date="2024-02-13T22:00:00Z" w:initials="JB">
+  <w:comment w:id="37" w:author="Jaime Eduardo Baires Escalante" w:date="2024-02-13T22:00:00Z" w:initials="JB">
     <w:p>
       <w:pPr>
         <w:pStyle w:val="Textocomentario"/>
@@ -23841,7 +24887,7 @@
       </w:r>
     </w:p>
   </w:comment>
-  <w:comment w:id="25" w:author="Lopez Martinez, Patricia" w:date="2024-02-20T13:14:00Z" w:initials="LMP">
+  <w:comment w:id="38" w:author="Lopez Martinez, Patricia" w:date="2024-02-20T13:14:00Z" w:initials="LMP">
     <w:p>
       <w:pPr>
         <w:pStyle w:val="Textocomentario"/>
@@ -23857,7 +24903,7 @@
       </w:r>
     </w:p>
   </w:comment>
-  <w:comment w:id="26" w:author="Jaime Eduardo Baires Escalante" w:date="2024-03-03T20:01:00Z" w:initials="JB">
+  <w:comment w:id="39" w:author="Jaime Eduardo Baires Escalante" w:date="2024-03-03T20:01:00Z" w:initials="JB">
     <w:p>
       <w:pPr>
         <w:pStyle w:val="Textocomentario"/>
@@ -23873,7 +24919,7 @@
       </w:r>
     </w:p>
   </w:comment>
-  <w:comment w:id="27" w:author="Lopez Martinez, Patricia" w:date="2024-07-10T13:20:00Z" w:initials="LMP">
+  <w:comment w:id="40" w:author="Lopez Martinez, Patricia" w:date="2024-07-10T13:20:00Z" w:initials="LMP">
     <w:p>
       <w:pPr>
         <w:pStyle w:val="Textocomentario"/>
@@ -23889,7 +24935,7 @@
       </w:r>
     </w:p>
   </w:comment>
-  <w:comment w:id="28" w:author="Lopez Martinez, Patricia" w:date="2024-10-08T13:39:00Z" w:initials="LMP">
+  <w:comment w:id="41" w:author="Lopez Martinez, Patricia" w:date="2024-10-08T13:39:00Z" w:initials="LMP">
     <w:p>
       <w:pPr>
         <w:pStyle w:val="Textocomentario"/>
@@ -23905,7 +24951,7 @@
       </w:r>
     </w:p>
   </w:comment>
-  <w:comment w:id="29" w:author="Lopez Martinez, Patricia" w:date="2024-10-08T13:40:00Z" w:initials="LMP">
+  <w:comment w:id="42" w:author="Jaime Eduardo Baires Escalante" w:date="2024-11-12T20:29:00Z" w:initials="JB">
     <w:p>
       <w:pPr>
         <w:pStyle w:val="Textocomentario"/>
@@ -23917,11 +24963,17 @@
         <w:annotationRef/>
       </w:r>
       <w:r>
-        <w:t>Esto es “y” , no “o”</w:t>
+        <w:rPr>
+          <w:rStyle w:val="Refdecomentario"/>
+        </w:rPr>
+        <w:t>Tienes razón</w:t>
+      </w:r>
+      <w:r>
+        <w:t>, es mejor gestionarlo con un check de “Activo”, y cuando se quiera eliminarlo se ponga a False.</w:t>
       </w:r>
     </w:p>
   </w:comment>
-  <w:comment w:id="30" w:author="Lopez Martinez, Patricia" w:date="2024-10-08T13:44:00Z" w:initials="LMP">
+  <w:comment w:id="44" w:author="Lopez Martinez, Patricia" w:date="2024-10-08T13:40:00Z" w:initials="LMP">
     <w:p>
       <w:pPr>
         <w:pStyle w:val="Textocomentario"/>
@@ -23933,11 +24985,11 @@
         <w:annotationRef/>
       </w:r>
       <w:r>
-        <w:t xml:space="preserve">Lo del recibo yo creo que no lo pondría, porque no lo vamos a implementar. </w:t>
+        <w:t>Esto es “y” , no “o”</w:t>
       </w:r>
     </w:p>
   </w:comment>
-  <w:comment w:id="31" w:author="Lopez Martinez, Patricia" w:date="2024-10-08T13:43:00Z" w:initials="LMP">
+  <w:comment w:id="53" w:author="Lopez Martinez, Patricia" w:date="2024-10-08T13:44:00Z" w:initials="LMP">
     <w:p>
       <w:pPr>
         <w:pStyle w:val="Textocomentario"/>
@@ -23949,11 +25001,43 @@
         <w:annotationRef/>
       </w:r>
       <w:r>
-        <w:t>Aquí es donde digo que si no existe, hay que crearlo.</w:t>
+        <w:t xml:space="preserve">Lo del recibo yo creo que no lo pondría, porque no lo vamos a implementar. </w:t>
       </w:r>
     </w:p>
   </w:comment>
-  <w:comment w:id="32" w:author="Lopez Martinez, Patricia" w:date="2024-10-08T13:43:00Z" w:initials="LMP">
+  <w:comment w:id="54" w:author="Lopez Martinez, Patricia" w:date="2024-10-08T13:43:00Z" w:initials="LMP">
+    <w:p>
+      <w:pPr>
+        <w:pStyle w:val="Textocomentario"/>
+      </w:pPr>
+      <w:r>
+        <w:rPr>
+          <w:rStyle w:val="Refdecomentario"/>
+        </w:rPr>
+        <w:annotationRef/>
+      </w:r>
+      <w:r>
+        <w:t>Aquí es donde digo que si no existe, hay que crearlo.</w:t>
+      </w:r>
+    </w:p>
+  </w:comment>
+  <w:comment w:id="55" w:author="Jaime Eduardo Baires Escalante" w:date="2024-10-27T18:42:00Z" w:initials="JB">
+    <w:p>
+      <w:pPr>
+        <w:pStyle w:val="Textocomentario"/>
+      </w:pPr>
+      <w:r>
+        <w:rPr>
+          <w:rStyle w:val="Refdecomentario"/>
+        </w:rPr>
+        <w:annotationRef/>
+      </w:r>
+      <w:r>
+        <w:t>Vale, añado el texto aclaratorio en la extensión de este caso.</w:t>
+      </w:r>
+    </w:p>
+  </w:comment>
+  <w:comment w:id="73" w:author="Lopez Martinez, Patricia" w:date="2024-10-08T13:43:00Z" w:initials="LMP">
     <w:p>
       <w:pPr>
         <w:pStyle w:val="Textocomentario"/>
@@ -23993,7 +25077,7 @@
       </w:r>
     </w:p>
   </w:comment>
-  <w:comment w:id="33" w:author="Lopez Martinez, Patricia" w:date="2024-10-08T13:44:00Z" w:initials="LMP">
+  <w:comment w:id="74" w:author="Lopez Martinez, Patricia" w:date="2024-10-08T13:44:00Z" w:initials="LMP">
     <w:p>
       <w:pPr>
         <w:pStyle w:val="Textocomentario"/>
@@ -24009,7 +25093,7 @@
       </w:r>
     </w:p>
   </w:comment>
-  <w:comment w:id="34" w:author="Lopez Martinez, Patricia" w:date="2024-10-08T13:45:00Z" w:initials="LMP">
+  <w:comment w:id="75" w:author="Jaime Eduardo Baires Escalante" w:date="2024-10-27T18:40:00Z" w:initials="JB">
     <w:p>
       <w:pPr>
         <w:pStyle w:val="Textocomentario"/>
@@ -24021,11 +25105,11 @@
         <w:annotationRef/>
       </w:r>
       <w:r>
-        <w:t>Esto de la referencia a la factura de venta no está reflejado en el modelo de dominio</w:t>
+        <w:t>Sí. Añadiré el caso de uso de añadir proveedor.</w:t>
       </w:r>
     </w:p>
   </w:comment>
-  <w:comment w:id="35" w:author="Lopez Martinez, Patricia" w:date="2024-07-10T13:23:00Z" w:initials="LMP">
+  <w:comment w:id="86" w:author="Lopez Martinez, Patricia" w:date="2024-10-08T13:45:00Z" w:initials="LMP">
     <w:p>
       <w:pPr>
         <w:pStyle w:val="Textocomentario"/>
@@ -24037,11 +25121,11 @@
         <w:annotationRef/>
       </w:r>
       <w:r>
-        <w:t>Pero esto es de todos los productos, o de los de la factura de venta originaria?</w:t>
+        <w:t>Esto de la referencia a la factura de venta no está reflejado en el modelo de dominio</w:t>
       </w:r>
     </w:p>
   </w:comment>
-  <w:comment w:id="36" w:author="Jaime Eduardo Baires Escalante" w:date="2024-08-24T14:20:00Z" w:initials="JB">
+  <w:comment w:id="87" w:author="Jaime Eduardo Baires Escalante" w:date="2024-11-12T20:23:00Z" w:initials="JB">
     <w:p>
       <w:pPr>
         <w:pStyle w:val="Textocomentario"/>
@@ -24053,11 +25137,11 @@
         <w:annotationRef/>
       </w:r>
       <w:r>
-        <w:t>Será la lista de productos de la factura de venta originaria. Agrego la aclaración.</w:t>
+        <w:t>Listo, añadido.</w:t>
       </w:r>
     </w:p>
   </w:comment>
-  <w:comment w:id="37" w:author="Lopez Martinez, Patricia" w:date="2024-10-08T13:46:00Z" w:initials="LMP">
+  <w:comment w:id="88" w:author="Lopez Martinez, Patricia" w:date="2024-07-10T13:23:00Z" w:initials="LMP">
     <w:p>
       <w:pPr>
         <w:pStyle w:val="Textocomentario"/>
@@ -24069,11 +25153,11 @@
         <w:annotationRef/>
       </w:r>
       <w:r>
-        <w:t>Yo esto lo separaría en más pasos, por lo menos separar el de “El sistema accede a la factura de venta originaria”</w:t>
+        <w:t>Pero esto es de todos los productos, o de los de la factura de venta originaria?</w:t>
       </w:r>
     </w:p>
   </w:comment>
-  <w:comment w:id="38" w:author="Lopez Martinez, Patricia" w:date="2024-10-08T13:47:00Z" w:initials="LMP">
+  <w:comment w:id="89" w:author="Jaime Eduardo Baires Escalante" w:date="2024-08-24T14:20:00Z" w:initials="JB">
     <w:p>
       <w:pPr>
         <w:pStyle w:val="Textocomentario"/>
@@ -24085,11 +25169,11 @@
         <w:annotationRef/>
       </w:r>
       <w:r>
-        <w:t>Como son los del factura, no lo puede ingresar el usuario.</w:t>
+        <w:t>Será la lista de productos de la factura de venta originaria. Agrego la aclaración.</w:t>
       </w:r>
     </w:p>
   </w:comment>
-  <w:comment w:id="40" w:author="Lopez Martinez, Patricia" w:date="2024-10-08T13:49:00Z" w:initials="LMP">
+  <w:comment w:id="90" w:author="Lopez Martinez, Patricia" w:date="2024-10-08T13:46:00Z" w:initials="LMP">
     <w:p>
       <w:pPr>
         <w:pStyle w:val="Textocomentario"/>
@@ -24101,19 +25185,11 @@
         <w:annotationRef/>
       </w:r>
       <w:r>
-        <w:t>(</w:t>
-      </w:r>
-      <w:proofErr w:type="spellStart"/>
-      <w:r>
-        <w:t>Dí</w:t>
-      </w:r>
-      <w:proofErr w:type="spellEnd"/>
-      <w:r>
-        <w:t xml:space="preserve"> cuales) Los requisitos deben ser verificables, así que si yo digo que va a ser soportado por Firefox y Chrome, haré pruebas en esos. Si lo dejo abierto, no sé en cuales lo tengo que probar.</w:t>
+        <w:t>Yo esto lo separaría en más pasos, por lo menos separar el de “El sistema accede a la factura de venta originaria”</w:t>
       </w:r>
     </w:p>
   </w:comment>
-  <w:comment w:id="55" w:author="Lopez Martinez, Patricia" w:date="2024-10-08T13:57:00Z" w:initials="LMP">
+  <w:comment w:id="93" w:author="Lopez Martinez, Patricia" w:date="2024-10-08T13:47:00Z" w:initials="LMP">
     <w:p>
       <w:pPr>
         <w:pStyle w:val="Textocomentario"/>
@@ -24125,19 +25201,11 @@
         <w:annotationRef/>
       </w:r>
       <w:r>
-        <w:t>En realidad esto quizá sobra, porque no estamos poniendo funcionalidades dirigidas a dar de alta usuario. Se supone que se añadirían de manera directa en el servidor. Si quieres hacerlo, tendrías que poner algún caso de uso que pueda ejecutar el administrador que fuese “</w:t>
-      </w:r>
-      <w:proofErr w:type="spellStart"/>
-      <w:r>
-        <w:t>Anhade</w:t>
-      </w:r>
-      <w:proofErr w:type="spellEnd"/>
-      <w:r>
-        <w:t xml:space="preserve"> vendedor” y “Elimina vendedor”, que también podrían tener sentido.</w:t>
+        <w:t>Como son los del factura, no lo puede ingresar el usuario.</w:t>
       </w:r>
     </w:p>
   </w:comment>
-  <w:comment w:id="56" w:author="Lopez Martinez, Patricia" w:date="2024-02-20T13:27:00Z" w:initials="LMP">
+  <w:comment w:id="101" w:author="Lopez Martinez, Patricia" w:date="2024-10-08T13:49:00Z" w:initials="LMP">
     <w:p>
       <w:pPr>
         <w:pStyle w:val="Textocomentario"/>
@@ -24149,19 +25217,11 @@
         <w:annotationRef/>
       </w:r>
       <w:r>
-        <w:t xml:space="preserve">Esto veremos </w:t>
-      </w:r>
-      <w:proofErr w:type="spellStart"/>
-      <w:r>
-        <w:t>como</w:t>
-      </w:r>
-      <w:proofErr w:type="spellEnd"/>
-      <w:r>
-        <w:t xml:space="preserve"> lo implementamos, lo ibas a hacer con JWT, ¿no?</w:t>
+        <w:t>(Dí cuales) Los requisitos deben ser verificables, así que si yo digo que va a ser soportado por Firefox y Chrome, haré pruebas en esos. Si lo dejo abierto, no sé en cuales lo tengo que probar.</w:t>
       </w:r>
     </w:p>
   </w:comment>
-  <w:comment w:id="57" w:author="Jaime Eduardo Baires Escalante" w:date="2024-03-03T20:33:00Z" w:initials="JB">
+  <w:comment w:id="134" w:author="Lopez Martinez, Patricia" w:date="2024-10-08T13:57:00Z" w:initials="LMP">
     <w:p>
       <w:pPr>
         <w:pStyle w:val="Textocomentario"/>
@@ -24173,16 +25233,11 @@
         <w:annotationRef/>
       </w:r>
       <w:r>
-        <w:t xml:space="preserve">Lo voy a hacer con Spring </w:t>
-      </w:r>
-      <w:proofErr w:type="spellStart"/>
-      <w:r>
-        <w:t>Boot</w:t>
-      </w:r>
-      <w:proofErr w:type="spellEnd"/>
+        <w:t>En realidad esto quizá sobra, porque no estamos poniendo funcionalidades dirigidas a dar de alta usuario. Se supone que se añadirían de manera directa en el servidor. Si quieres hacerlo, tendrías que poner algún caso de uso que pueda ejecutar el administrador que fuese “Anhade vendedor” y “Elimina vendedor”, que también podrían tener sentido.</w:t>
+      </w:r>
     </w:p>
   </w:comment>
-  <w:comment w:id="58" w:author="Lopez Martinez, Patricia" w:date="2024-07-10T13:32:00Z" w:initials="LMP">
+  <w:comment w:id="135" w:author="Jaime Eduardo Baires Escalante" w:date="2024-11-12T20:17:00Z" w:initials="JB">
     <w:p>
       <w:pPr>
         <w:pStyle w:val="Textocomentario"/>
@@ -24194,19 +25249,11 @@
         <w:annotationRef/>
       </w:r>
       <w:r>
-        <w:t xml:space="preserve">Sí, pero </w:t>
-      </w:r>
-      <w:proofErr w:type="spellStart"/>
-      <w:r>
-        <w:t>SpringBoot</w:t>
-      </w:r>
-      <w:proofErr w:type="spellEnd"/>
-      <w:r>
-        <w:t xml:space="preserve"> te ofrece diferentes opciones, tienes que mirar con cual lo haces.</w:t>
+        <w:t>Tienes razón, elimino esto entonces.</w:t>
       </w:r>
     </w:p>
   </w:comment>
-  <w:comment w:id="59" w:author="Lopez Martinez, Patricia" w:date="2024-10-08T13:58:00Z" w:initials="LMP">
+  <w:comment w:id="146" w:author="Lopez Martinez, Patricia" w:date="2024-02-20T13:27:00Z" w:initials="LMP">
     <w:p>
       <w:pPr>
         <w:pStyle w:val="Textocomentario"/>
@@ -24218,49 +25265,92 @@
         <w:annotationRef/>
       </w:r>
       <w:r>
-        <w:t xml:space="preserve">Bueno, en función de </w:t>
-      </w:r>
-      <w:proofErr w:type="spellStart"/>
-      <w:r>
-        <w:t>como</w:t>
-      </w:r>
-      <w:proofErr w:type="spellEnd"/>
-      <w:r>
-        <w:t xml:space="preserve"> lo hagamos, esto quizá haya que cambiarlo</w:t>
-      </w:r>
-      <w:bookmarkStart w:id="60" w:name="_GoBack"/>
-      <w:bookmarkEnd w:id="60"/>
+        <w:t>Esto veremos como lo implementamos, lo ibas a hacer con JWT, ¿no?</w:t>
+      </w:r>
+    </w:p>
+  </w:comment>
+  <w:comment w:id="147" w:author="Jaime Eduardo Baires Escalante" w:date="2024-03-03T20:33:00Z" w:initials="JB">
+    <w:p>
+      <w:pPr>
+        <w:pStyle w:val="Textocomentario"/>
+      </w:pPr>
+      <w:r>
+        <w:rPr>
+          <w:rStyle w:val="Refdecomentario"/>
+        </w:rPr>
+        <w:annotationRef/>
+      </w:r>
+      <w:r>
+        <w:t>Lo voy a hacer con Spring Boot</w:t>
+      </w:r>
+    </w:p>
+  </w:comment>
+  <w:comment w:id="148" w:author="Lopez Martinez, Patricia" w:date="2024-07-10T13:32:00Z" w:initials="LMP">
+    <w:p>
+      <w:pPr>
+        <w:pStyle w:val="Textocomentario"/>
+      </w:pPr>
+      <w:r>
+        <w:rPr>
+          <w:rStyle w:val="Refdecomentario"/>
+        </w:rPr>
+        <w:annotationRef/>
+      </w:r>
+      <w:r>
+        <w:t>Sí, pero SpringBoot te ofrece diferentes opciones, tienes que mirar con cual lo haces.</w:t>
+      </w:r>
+    </w:p>
+  </w:comment>
+  <w:comment w:id="149" w:author="Lopez Martinez, Patricia" w:date="2024-10-08T13:58:00Z" w:initials="LMP">
+    <w:p>
+      <w:pPr>
+        <w:pStyle w:val="Textocomentario"/>
+      </w:pPr>
+      <w:r>
+        <w:rPr>
+          <w:rStyle w:val="Refdecomentario"/>
+        </w:rPr>
+        <w:annotationRef/>
+      </w:r>
+      <w:r>
+        <w:t>Bueno, en función de como lo hagamos, esto quizá haya que cambiarlo</w:t>
+      </w:r>
     </w:p>
   </w:comment>
 </w:comments>
 </file>
 
 <file path=word/commentsExtended.xml><?xml version="1.0" encoding="utf-8"?>
-<w15:commentsEx xmlns:wpc="http://schemas.microsoft.com/office/word/2010/wordprocessingCanvas" xmlns:cx="http://schemas.microsoft.com/office/drawing/2014/chartex" xmlns:cx1="http://schemas.microsoft.com/office/drawing/2015/9/8/chartex" xmlns:cx2="http://schemas.microsoft.com/office/drawing/2015/10/21/chartex" xmlns:cx3="http://schemas.microsoft.com/office/drawing/2016/5/9/chartex" xmlns:cx4="http://schemas.microsoft.com/office/drawing/2016/5/10/chartex" xmlns:cx5="http://schemas.microsoft.com/office/drawing/2016/5/11/chartex" xmlns:cx6="http://schemas.microsoft.com/office/drawing/2016/5/12/chartex" xmlns:cx7="http://schemas.microsoft.com/office/drawing/2016/5/13/chartex" xmlns:cx8="http://schemas.microsoft.com/office/drawing/2016/5/14/chartex" xmlns:mc="http://schemas.openxmlformats.org/markup-compatibility/2006" xmlns:aink="http://schemas.microsoft.com/office/drawing/2016/ink" xmlns:am3d="http://schemas.microsoft.com/office/drawing/2017/model3d" xmlns:o="urn:schemas-microsoft-com:office:office" xmlns:r="http://schemas.openxmlformats.org/officeDocument/2006/relationships" xmlns:m="http://schemas.openxmlformats.org/officeDocument/2006/math" xmlns:v="urn:schemas-microsoft-com:vml" xmlns:wp14="http://schemas.microsoft.com/office/word/2010/wordprocessingDrawing" xmlns:wp="http://schemas.openxmlformats.org/drawingml/2006/wordprocessingDrawing" xmlns:w10="urn:schemas-microsoft-com:office:word" xmlns:w="http://schemas.openxmlformats.org/wordprocessingml/2006/main" xmlns:w14="http://schemas.microsoft.com/office/word/2010/wordml" xmlns:w15="http://schemas.microsoft.com/office/word/2012/wordml" xmlns:w16cid="http://schemas.microsoft.com/office/word/2016/wordml/cid" xmlns:w16se="http://schemas.microsoft.com/office/word/2015/wordml/symex" xmlns:wpg="http://schemas.microsoft.com/office/word/2010/wordprocessingGroup" xmlns:wpi="http://schemas.microsoft.com/office/word/2010/wordprocessingInk" xmlns:wne="http://schemas.microsoft.com/office/word/2006/wordml" xmlns:wps="http://schemas.microsoft.com/office/word/2010/wordprocessingShape" mc:Ignorable="w14 w15 w16se w16cid wp14">
-  <w15:commentEx w15:paraId="33650167" w15:done="0"/>
+<w15:commentsEx xmlns:wpc="http://schemas.microsoft.com/office/word/2010/wordprocessingCanvas" xmlns:cx="http://schemas.microsoft.com/office/drawing/2014/chartex" xmlns:cx1="http://schemas.microsoft.com/office/drawing/2015/9/8/chartex" xmlns:cx2="http://schemas.microsoft.com/office/drawing/2015/10/21/chartex" xmlns:cx3="http://schemas.microsoft.com/office/drawing/2016/5/9/chartex" xmlns:cx4="http://schemas.microsoft.com/office/drawing/2016/5/10/chartex" xmlns:cx5="http://schemas.microsoft.com/office/drawing/2016/5/11/chartex" xmlns:cx6="http://schemas.microsoft.com/office/drawing/2016/5/12/chartex" xmlns:cx7="http://schemas.microsoft.com/office/drawing/2016/5/13/chartex" xmlns:cx8="http://schemas.microsoft.com/office/drawing/2016/5/14/chartex" xmlns:mc="http://schemas.openxmlformats.org/markup-compatibility/2006" xmlns:aink="http://schemas.microsoft.com/office/drawing/2016/ink" xmlns:am3d="http://schemas.microsoft.com/office/drawing/2017/model3d" xmlns:o="urn:schemas-microsoft-com:office:office" xmlns:oel="http://schemas.microsoft.com/office/2019/extlst" xmlns:r="http://schemas.openxmlformats.org/officeDocument/2006/relationships" xmlns:m="http://schemas.openxmlformats.org/officeDocument/2006/math" xmlns:v="urn:schemas-microsoft-com:vml" xmlns:wp14="http://schemas.microsoft.com/office/word/2010/wordprocessingDrawing" xmlns:wp="http://schemas.openxmlformats.org/drawingml/2006/wordprocessingDrawing" xmlns:w10="urn:schemas-microsoft-com:office:word" xmlns:w="http://schemas.openxmlformats.org/wordprocessingml/2006/main" xmlns:w14="http://schemas.microsoft.com/office/word/2010/wordml" xmlns:w15="http://schemas.microsoft.com/office/word/2012/wordml" xmlns:w16cex="http://schemas.microsoft.com/office/word/2018/wordml/cex" xmlns:w16cid="http://schemas.microsoft.com/office/word/2016/wordml/cid" xmlns:w16="http://schemas.microsoft.com/office/word/2018/wordml" xmlns:w16du="http://schemas.microsoft.com/office/word/2023/wordml/word16du" xmlns:w16sdtdh="http://schemas.microsoft.com/office/word/2020/wordml/sdtdatahash" xmlns:w16sdtfl="http://schemas.microsoft.com/office/word/2024/wordml/sdtformatlock" xmlns:w16se="http://schemas.microsoft.com/office/word/2015/wordml/symex" xmlns:wpg="http://schemas.microsoft.com/office/word/2010/wordprocessingGroup" xmlns:wpi="http://schemas.microsoft.com/office/word/2010/wordprocessingInk" xmlns:wne="http://schemas.microsoft.com/office/word/2006/wordml" xmlns:wps="http://schemas.microsoft.com/office/word/2010/wordprocessingShape" mc:Ignorable="w14 w15 w16se w16cid w16 w16cex w16sdtdh w16sdtfl w16du wp14">
+  <w15:commentEx w15:paraId="33650167" w15:done="1"/>
+  <w15:commentEx w15:paraId="285EC3D4" w15:paraIdParent="33650167" w15:done="1"/>
   <w15:commentEx w15:paraId="71C0EA74" w15:done="1"/>
   <w15:commentEx w15:paraId="36B553E1" w15:paraIdParent="71C0EA74" w15:done="1"/>
-  <w15:commentEx w15:paraId="6A6D7E49" w15:paraIdParent="71C0EA74" w15:done="0"/>
-  <w15:commentEx w15:paraId="372460CB" w15:done="0"/>
-  <w15:commentEx w15:paraId="1D2E443E" w15:done="0"/>
-  <w15:commentEx w15:paraId="5CDDF433" w15:done="0"/>
-  <w15:commentEx w15:paraId="49EE2C1B" w15:paraIdParent="5CDDF433" w15:done="0"/>
-  <w15:commentEx w15:paraId="511EF102" w15:paraIdParent="5CDDF433" w15:done="0"/>
-  <w15:commentEx w15:paraId="3DB3285C" w15:paraIdParent="5CDDF433" w15:done="0"/>
-  <w15:commentEx w15:paraId="257B25E7" w15:paraIdParent="5CDDF433" w15:done="0"/>
-  <w15:commentEx w15:paraId="0256D271" w15:paraIdParent="5CDDF433" w15:done="0"/>
-  <w15:commentEx w15:paraId="4C86C84A" w15:done="0"/>
-  <w15:commentEx w15:paraId="2D87A382" w15:done="0"/>
-  <w15:commentEx w15:paraId="0C341CD4" w15:done="0"/>
+  <w15:commentEx w15:paraId="6A6D7E49" w15:paraIdParent="71C0EA74" w15:done="1"/>
+  <w15:commentEx w15:paraId="1D2E443E" w15:done="1"/>
+  <w15:commentEx w15:paraId="5CDDF433" w15:done="1"/>
+  <w15:commentEx w15:paraId="49EE2C1B" w15:paraIdParent="5CDDF433" w15:done="1"/>
+  <w15:commentEx w15:paraId="511EF102" w15:paraIdParent="5CDDF433" w15:done="1"/>
+  <w15:commentEx w15:paraId="3DB3285C" w15:paraIdParent="5CDDF433" w15:done="1"/>
+  <w15:commentEx w15:paraId="257B25E7" w15:paraIdParent="5CDDF433" w15:done="1"/>
+  <w15:commentEx w15:paraId="0256D271" w15:paraIdParent="5CDDF433" w15:done="1"/>
+  <w15:commentEx w15:paraId="02C4EDAB" w15:paraIdParent="5CDDF433" w15:done="1"/>
+  <w15:commentEx w15:paraId="4C86C84A" w15:done="1"/>
+  <w15:commentEx w15:paraId="2D87A382" w15:done="1"/>
+  <w15:commentEx w15:paraId="0C341CD4" w15:done="1"/>
+  <w15:commentEx w15:paraId="0022F78E" w15:paraIdParent="0C341CD4" w15:done="1"/>
   <w15:commentEx w15:paraId="36AD0188" w15:done="0"/>
-  <w15:commentEx w15:paraId="6A0F8CE3" w15:done="0"/>
-  <w15:commentEx w15:paraId="6C657ABC" w15:done="0"/>
+  <w15:commentEx w15:paraId="6A0F8CE3" w15:done="1"/>
+  <w15:commentEx w15:paraId="5E7A0CE4" w15:paraIdParent="6A0F8CE3" w15:done="1"/>
+  <w15:commentEx w15:paraId="6C657ABC" w15:done="1"/>
+  <w15:commentEx w15:paraId="7F43F72C" w15:paraIdParent="6C657ABC" w15:done="1"/>
   <w15:commentEx w15:paraId="096A3B87" w15:done="1"/>
   <w15:commentEx w15:paraId="7037EF85" w15:paraIdParent="096A3B87" w15:done="1"/>
-  <w15:commentEx w15:paraId="7D143DF9" w15:paraIdParent="096A3B87" w15:done="0"/>
-  <w15:commentEx w15:paraId="04848B49" w15:done="0"/>
-  <w15:commentEx w15:paraId="7F995BF0" w15:done="0"/>
-  <w15:commentEx w15:paraId="60D7281E" w15:done="0"/>
+  <w15:commentEx w15:paraId="7D143DF9" w15:paraIdParent="096A3B87" w15:done="1"/>
+  <w15:commentEx w15:paraId="04848B49" w15:done="1"/>
+  <w15:commentEx w15:paraId="7F995BF0" w15:done="1"/>
+  <w15:commentEx w15:paraId="60D7281E" w15:done="1"/>
+  <w15:commentEx w15:paraId="0CC3CDF1" w15:paraIdParent="60D7281E" w15:done="1"/>
   <w15:commentEx w15:paraId="4E345C84" w15:done="0"/>
   <w15:commentEx w15:paraId="00402F7A" w15:paraIdParent="4E345C84" w15:done="0"/>
   <w15:commentEx w15:paraId="1BCBC79E" w15:paraIdParent="4E345C84" w15:done="0"/>
@@ -24269,25 +25359,28 @@
 </file>
 
 <file path=word/commentsExtensible.xml><?xml version="1.0" encoding="utf-8"?>
-<w16cex:commentsExtensible xmlns:wpc="http://schemas.microsoft.com/office/word/2010/wordprocessingCanvas" xmlns:cx="http://schemas.microsoft.com/office/drawing/2014/chartex" xmlns:cx1="http://schemas.microsoft.com/office/drawing/2015/9/8/chartex" xmlns:cx2="http://schemas.microsoft.com/office/drawing/2015/10/21/chartex" xmlns:cx3="http://schemas.microsoft.com/office/drawing/2016/5/9/chartex" xmlns:cx4="http://schemas.microsoft.com/office/drawing/2016/5/10/chartex" xmlns:cx5="http://schemas.microsoft.com/office/drawing/2016/5/11/chartex" xmlns:cx6="http://schemas.microsoft.com/office/drawing/2016/5/12/chartex" xmlns:cx7="http://schemas.microsoft.com/office/drawing/2016/5/13/chartex" xmlns:cx8="http://schemas.microsoft.com/office/drawing/2016/5/14/chartex" xmlns:cr="http://schemas.microsoft.com/office/comments/2020/reactions" xmlns:mc="http://schemas.openxmlformats.org/markup-compatibility/2006" xmlns:aink="http://schemas.microsoft.com/office/drawing/2016/ink" xmlns:am3d="http://schemas.microsoft.com/office/drawing/2017/model3d" xmlns:o="urn:schemas-microsoft-com:office:office" xmlns:oel="http://schemas.microsoft.com/office/2019/extlst" xmlns:r="http://schemas.openxmlformats.org/officeDocument/2006/relationships" xmlns:m="http://schemas.openxmlformats.org/officeDocument/2006/math" xmlns:v="urn:schemas-microsoft-com:vml" xmlns:wp14="http://schemas.microsoft.com/office/word/2010/wordprocessingDrawing" xmlns:wp="http://schemas.openxmlformats.org/drawingml/2006/wordprocessingDrawing" xmlns:w10="urn:schemas-microsoft-com:office:word" xmlns:w="http://schemas.openxmlformats.org/wordprocessingml/2006/main" xmlns:w14="http://schemas.microsoft.com/office/word/2010/wordml" xmlns:w15="http://schemas.microsoft.com/office/word/2012/wordml" xmlns:w16cex="http://schemas.microsoft.com/office/word/2018/wordml/cex" xmlns:w16cid="http://schemas.microsoft.com/office/word/2016/wordml/cid" xmlns:w16="http://schemas.microsoft.com/office/word/2018/wordml" xmlns:w16du="http://schemas.microsoft.com/office/word/2023/wordml/word16du" xmlns:w16sdtdh="http://schemas.microsoft.com/office/word/2020/wordml/sdtdatahash" xmlns:w16se="http://schemas.microsoft.com/office/word/2015/wordml/symex" xmlns:wpg="http://schemas.microsoft.com/office/word/2010/wordprocessingGroup" xmlns:wpi="http://schemas.microsoft.com/office/word/2010/wordprocessingInk" xmlns:wne="http://schemas.microsoft.com/office/word/2006/wordml" xmlns:wps="http://schemas.microsoft.com/office/word/2010/wordprocessingShape" mc:Ignorable="w14 w15 w16se w16cid w16 w16cex w16sdtdh cr w16du wp14">
-  <w16cex:commentExtensible w16cex:durableId="24C48072" w16cex:dateUtc="2024-09-01T15:44:00Z"/>
+<w16cex:commentsExtensible xmlns:wpc="http://schemas.microsoft.com/office/word/2010/wordprocessingCanvas" xmlns:cx="http://schemas.microsoft.com/office/drawing/2014/chartex" xmlns:cx1="http://schemas.microsoft.com/office/drawing/2015/9/8/chartex" xmlns:cx2="http://schemas.microsoft.com/office/drawing/2015/10/21/chartex" xmlns:cx3="http://schemas.microsoft.com/office/drawing/2016/5/9/chartex" xmlns:cx4="http://schemas.microsoft.com/office/drawing/2016/5/10/chartex" xmlns:cx5="http://schemas.microsoft.com/office/drawing/2016/5/11/chartex" xmlns:cx6="http://schemas.microsoft.com/office/drawing/2016/5/12/chartex" xmlns:cx7="http://schemas.microsoft.com/office/drawing/2016/5/13/chartex" xmlns:cx8="http://schemas.microsoft.com/office/drawing/2016/5/14/chartex" xmlns:cr="http://schemas.microsoft.com/office/comments/2020/reactions" xmlns:mc="http://schemas.openxmlformats.org/markup-compatibility/2006" xmlns:aink="http://schemas.microsoft.com/office/drawing/2016/ink" xmlns:am3d="http://schemas.microsoft.com/office/drawing/2017/model3d" xmlns:o="urn:schemas-microsoft-com:office:office" xmlns:oel="http://schemas.microsoft.com/office/2019/extlst" xmlns:r="http://schemas.openxmlformats.org/officeDocument/2006/relationships" xmlns:m="http://schemas.openxmlformats.org/officeDocument/2006/math" xmlns:v="urn:schemas-microsoft-com:vml" xmlns:wp14="http://schemas.microsoft.com/office/word/2010/wordprocessingDrawing" xmlns:wp="http://schemas.openxmlformats.org/drawingml/2006/wordprocessingDrawing" xmlns:w10="urn:schemas-microsoft-com:office:word" xmlns:w="http://schemas.openxmlformats.org/wordprocessingml/2006/main" xmlns:w14="http://schemas.microsoft.com/office/word/2010/wordml" xmlns:w15="http://schemas.microsoft.com/office/word/2012/wordml" xmlns:w16cex="http://schemas.microsoft.com/office/word/2018/wordml/cex" xmlns:w16cid="http://schemas.microsoft.com/office/word/2016/wordml/cid" xmlns:w16="http://schemas.microsoft.com/office/word/2018/wordml" xmlns:w16du="http://schemas.microsoft.com/office/word/2023/wordml/word16du" xmlns:w16sdtdh="http://schemas.microsoft.com/office/word/2020/wordml/sdtdatahash" xmlns:w16sdtfl="http://schemas.microsoft.com/office/word/2024/wordml/sdtformatlock" xmlns:w16se="http://schemas.microsoft.com/office/word/2015/wordml/symex" xmlns:wpg="http://schemas.microsoft.com/office/word/2010/wordprocessingGroup" xmlns:wpi="http://schemas.microsoft.com/office/word/2010/wordprocessingInk" xmlns:wne="http://schemas.microsoft.com/office/word/2006/wordml" xmlns:wps="http://schemas.microsoft.com/office/word/2010/wordprocessingShape" mc:Ignorable="w14 w15 w16se w16cid w16 w16cex w16sdtdh w16sdtfl cr w16du wp14">
+  <w16cex:commentExtensible w16cex:durableId="2DE1F0FC" w16cex:dateUtc="2024-10-27T17:31:00Z"/>
   <w16cex:commentExtensible w16cex:durableId="5D0F1712" w16cex:dateUtc="2024-08-24T12:31:00Z"/>
   <w16cex:commentExtensible w16cex:durableId="0EF16497" w16cex:dateUtc="2024-02-13T21:00:00Z"/>
   <w16cex:commentExtensible w16cex:durableId="5943BA27" w16cex:dateUtc="2024-03-03T19:01:00Z"/>
+  <w16cex:commentExtensible w16cex:durableId="6F8892D0" w16cex:dateUtc="2024-11-12T19:29:00Z"/>
+  <w16cex:commentExtensible w16cex:durableId="4FC606D6" w16cex:dateUtc="2024-10-27T17:42:00Z"/>
+  <w16cex:commentExtensible w16cex:durableId="11ADB509" w16cex:dateUtc="2024-10-27T17:40:00Z"/>
+  <w16cex:commentExtensible w16cex:durableId="19C10182" w16cex:dateUtc="2024-11-12T19:23:00Z"/>
   <w16cex:commentExtensible w16cex:durableId="4B16F2C1" w16cex:dateUtc="2024-08-24T12:20:00Z"/>
-  <w16cex:commentExtensible w16cex:durableId="55D4A594" w16cex:dateUtc="2024-08-24T12:22:00Z"/>
-  <w16cex:commentExtensible w16cex:durableId="20DB8097" w16cex:dateUtc="2024-09-01T15:31:00Z"/>
+  <w16cex:commentExtensible w16cex:durableId="3AF408E7" w16cex:dateUtc="2024-11-12T19:17:00Z"/>
   <w16cex:commentExtensible w16cex:durableId="60156EAB" w16cex:dateUtc="2024-03-03T19:33:00Z"/>
 </w16cex:commentsExtensible>
 </file>
 
 <file path=word/commentsIds.xml><?xml version="1.0" encoding="utf-8"?>
-<w16cid:commentsIds xmlns:wpc="http://schemas.microsoft.com/office/word/2010/wordprocessingCanvas" xmlns:cx="http://schemas.microsoft.com/office/drawing/2014/chartex" xmlns:cx1="http://schemas.microsoft.com/office/drawing/2015/9/8/chartex" xmlns:cx2="http://schemas.microsoft.com/office/drawing/2015/10/21/chartex" xmlns:cx3="http://schemas.microsoft.com/office/drawing/2016/5/9/chartex" xmlns:cx4="http://schemas.microsoft.com/office/drawing/2016/5/10/chartex" xmlns:cx5="http://schemas.microsoft.com/office/drawing/2016/5/11/chartex" xmlns:cx6="http://schemas.microsoft.com/office/drawing/2016/5/12/chartex" xmlns:cx7="http://schemas.microsoft.com/office/drawing/2016/5/13/chartex" xmlns:cx8="http://schemas.microsoft.com/office/drawing/2016/5/14/chartex" xmlns:mc="http://schemas.openxmlformats.org/markup-compatibility/2006" xmlns:aink="http://schemas.microsoft.com/office/drawing/2016/ink" xmlns:am3d="http://schemas.microsoft.com/office/drawing/2017/model3d" xmlns:o="urn:schemas-microsoft-com:office:office" xmlns:r="http://schemas.openxmlformats.org/officeDocument/2006/relationships" xmlns:m="http://schemas.openxmlformats.org/officeDocument/2006/math" xmlns:v="urn:schemas-microsoft-com:vml" xmlns:wp14="http://schemas.microsoft.com/office/word/2010/wordprocessingDrawing" xmlns:wp="http://schemas.openxmlformats.org/drawingml/2006/wordprocessingDrawing" xmlns:w10="urn:schemas-microsoft-com:office:word" xmlns:w="http://schemas.openxmlformats.org/wordprocessingml/2006/main" xmlns:w14="http://schemas.microsoft.com/office/word/2010/wordml" xmlns:w15="http://schemas.microsoft.com/office/word/2012/wordml" xmlns:w16cid="http://schemas.microsoft.com/office/word/2016/wordml/cid" xmlns:w16se="http://schemas.microsoft.com/office/word/2015/wordml/symex" xmlns:wpg="http://schemas.microsoft.com/office/word/2010/wordprocessingGroup" xmlns:wpi="http://schemas.microsoft.com/office/word/2010/wordprocessingInk" xmlns:wne="http://schemas.microsoft.com/office/word/2006/wordml" xmlns:wps="http://schemas.microsoft.com/office/word/2010/wordprocessingShape" mc:Ignorable="w14 w15 w16se w16cid wp14">
+<w16cid:commentsIds xmlns:wpc="http://schemas.microsoft.com/office/word/2010/wordprocessingCanvas" xmlns:cx="http://schemas.microsoft.com/office/drawing/2014/chartex" xmlns:cx1="http://schemas.microsoft.com/office/drawing/2015/9/8/chartex" xmlns:cx2="http://schemas.microsoft.com/office/drawing/2015/10/21/chartex" xmlns:cx3="http://schemas.microsoft.com/office/drawing/2016/5/9/chartex" xmlns:cx4="http://schemas.microsoft.com/office/drawing/2016/5/10/chartex" xmlns:cx5="http://schemas.microsoft.com/office/drawing/2016/5/11/chartex" xmlns:cx6="http://schemas.microsoft.com/office/drawing/2016/5/12/chartex" xmlns:cx7="http://schemas.microsoft.com/office/drawing/2016/5/13/chartex" xmlns:cx8="http://schemas.microsoft.com/office/drawing/2016/5/14/chartex" xmlns:mc="http://schemas.openxmlformats.org/markup-compatibility/2006" xmlns:aink="http://schemas.microsoft.com/office/drawing/2016/ink" xmlns:am3d="http://schemas.microsoft.com/office/drawing/2017/model3d" xmlns:o="urn:schemas-microsoft-com:office:office" xmlns:oel="http://schemas.microsoft.com/office/2019/extlst" xmlns:r="http://schemas.openxmlformats.org/officeDocument/2006/relationships" xmlns:m="http://schemas.openxmlformats.org/officeDocument/2006/math" xmlns:v="urn:schemas-microsoft-com:vml" xmlns:wp14="http://schemas.microsoft.com/office/word/2010/wordprocessingDrawing" xmlns:wp="http://schemas.openxmlformats.org/drawingml/2006/wordprocessingDrawing" xmlns:w10="urn:schemas-microsoft-com:office:word" xmlns:w="http://schemas.openxmlformats.org/wordprocessingml/2006/main" xmlns:w14="http://schemas.microsoft.com/office/word/2010/wordml" xmlns:w15="http://schemas.microsoft.com/office/word/2012/wordml" xmlns:w16cex="http://schemas.microsoft.com/office/word/2018/wordml/cex" xmlns:w16cid="http://schemas.microsoft.com/office/word/2016/wordml/cid" xmlns:w16="http://schemas.microsoft.com/office/word/2018/wordml" xmlns:w16du="http://schemas.microsoft.com/office/word/2023/wordml/word16du" xmlns:w16sdtdh="http://schemas.microsoft.com/office/word/2020/wordml/sdtdatahash" xmlns:w16sdtfl="http://schemas.microsoft.com/office/word/2024/wordml/sdtformatlock" xmlns:w16se="http://schemas.microsoft.com/office/word/2015/wordml/symex" xmlns:wpg="http://schemas.microsoft.com/office/word/2010/wordprocessingGroup" xmlns:wpi="http://schemas.microsoft.com/office/word/2010/wordprocessingInk" xmlns:wne="http://schemas.microsoft.com/office/word/2006/wordml" xmlns:wps="http://schemas.microsoft.com/office/word/2010/wordprocessingShape" mc:Ignorable="w14 w15 w16se w16cid w16 w16cex w16sdtdh w16sdtfl w16du wp14">
   <w16cid:commentId w16cid:paraId="33650167" w16cid:durableId="2AAFB1CF"/>
+  <w16cid:commentId w16cid:paraId="285EC3D4" w16cid:durableId="2DE1F0FC"/>
   <w16cid:commentId w16cid:paraId="71C0EA74" w16cid:durableId="2A3908BD"/>
   <w16cid:commentId w16cid:paraId="36B553E1" w16cid:durableId="5D0F1712"/>
   <w16cid:commentId w16cid:paraId="6A6D7E49" w16cid:durableId="2AAFB240"/>
-  <w16cid:commentId w16cid:paraId="372460CB" w16cid:durableId="2AAFB27B"/>
   <w16cid:commentId w16cid:paraId="1D2E443E" w16cid:durableId="2AAFB41A"/>
   <w16cid:commentId w16cid:paraId="5CDDF433" w16cid:durableId="5D1B2F15"/>
   <w16cid:commentId w16cid:paraId="49EE2C1B" w16cid:durableId="0EF16497"/>
@@ -24295,18 +25388,23 @@
   <w16cid:commentId w16cid:paraId="3DB3285C" w16cid:durableId="5943BA27"/>
   <w16cid:commentId w16cid:paraId="257B25E7" w16cid:durableId="2A390924"/>
   <w16cid:commentId w16cid:paraId="0256D271" w16cid:durableId="2AAFB4AF"/>
+  <w16cid:commentId w16cid:paraId="02C4EDAB" w16cid:durableId="6F8892D0"/>
   <w16cid:commentId w16cid:paraId="4C86C84A" w16cid:durableId="2AAFB4E1"/>
   <w16cid:commentId w16cid:paraId="2D87A382" w16cid:durableId="2AAFB5D3"/>
   <w16cid:commentId w16cid:paraId="0C341CD4" w16cid:durableId="2AAFB56C"/>
+  <w16cid:commentId w16cid:paraId="0022F78E" w16cid:durableId="4FC606D6"/>
   <w16cid:commentId w16cid:paraId="36AD0188" w16cid:durableId="2AAFB58D"/>
   <w16cid:commentId w16cid:paraId="6A0F8CE3" w16cid:durableId="2AAFB5B4"/>
+  <w16cid:commentId w16cid:paraId="5E7A0CE4" w16cid:durableId="11ADB509"/>
   <w16cid:commentId w16cid:paraId="6C657ABC" w16cid:durableId="2AAFB5FC"/>
+  <w16cid:commentId w16cid:paraId="7F43F72C" w16cid:durableId="19C10182"/>
   <w16cid:commentId w16cid:paraId="096A3B87" w16cid:durableId="2A3909CF"/>
   <w16cid:commentId w16cid:paraId="7037EF85" w16cid:durableId="4B16F2C1"/>
   <w16cid:commentId w16cid:paraId="7D143DF9" w16cid:durableId="2AAFB620"/>
   <w16cid:commentId w16cid:paraId="04848B49" w16cid:durableId="2AAFB65A"/>
   <w16cid:commentId w16cid:paraId="7F995BF0" w16cid:durableId="2AAFB6E5"/>
   <w16cid:commentId w16cid:paraId="60D7281E" w16cid:durableId="2AAFB8B5"/>
+  <w16cid:commentId w16cid:paraId="0CC3CDF1" w16cid:durableId="3AF408E7"/>
   <w16cid:commentId w16cid:paraId="4E345C84" w16cid:durableId="297F274C"/>
   <w16cid:commentId w16cid:paraId="00402F7A" w16cid:durableId="60156EAB"/>
   <w16cid:commentId w16cid:paraId="1BCBC79E" w16cid:durableId="2A390BE2"/>
@@ -24315,7 +25413,7 @@
 </file>
 
 <file path=word/endnotes.xml><?xml version="1.0" encoding="utf-8"?>
-<w:endnotes xmlns:wpc="http://schemas.microsoft.com/office/word/2010/wordprocessingCanvas" xmlns:cx="http://schemas.microsoft.com/office/drawing/2014/chartex" xmlns:cx1="http://schemas.microsoft.com/office/drawing/2015/9/8/chartex" xmlns:cx2="http://schemas.microsoft.com/office/drawing/2015/10/21/chartex" xmlns:cx3="http://schemas.microsoft.com/office/drawing/2016/5/9/chartex" xmlns:cx4="http://schemas.microsoft.com/office/drawing/2016/5/10/chartex" xmlns:cx5="http://schemas.microsoft.com/office/drawing/2016/5/11/chartex" xmlns:cx6="http://schemas.microsoft.com/office/drawing/2016/5/12/chartex" xmlns:cx7="http://schemas.microsoft.com/office/drawing/2016/5/13/chartex" xmlns:cx8="http://schemas.microsoft.com/office/drawing/2016/5/14/chartex" xmlns:mc="http://schemas.openxmlformats.org/markup-compatibility/2006" xmlns:aink="http://schemas.microsoft.com/office/drawing/2016/ink" xmlns:am3d="http://schemas.microsoft.com/office/drawing/2017/model3d" xmlns:o="urn:schemas-microsoft-com:office:office" xmlns:r="http://schemas.openxmlformats.org/officeDocument/2006/relationships" xmlns:m="http://schemas.openxmlformats.org/officeDocument/2006/math" xmlns:v="urn:schemas-microsoft-com:vml" xmlns:wp14="http://schemas.microsoft.com/office/word/2010/wordprocessingDrawing" xmlns:wp="http://schemas.openxmlformats.org/drawingml/2006/wordprocessingDrawing" xmlns:w10="urn:schemas-microsoft-com:office:word" xmlns:w="http://schemas.openxmlformats.org/wordprocessingml/2006/main" xmlns:w14="http://schemas.microsoft.com/office/word/2010/wordml" xmlns:w15="http://schemas.microsoft.com/office/word/2012/wordml" xmlns:w16cid="http://schemas.microsoft.com/office/word/2016/wordml/cid" xmlns:w16se="http://schemas.microsoft.com/office/word/2015/wordml/symex" xmlns:wpg="http://schemas.microsoft.com/office/word/2010/wordprocessingGroup" xmlns:wpi="http://schemas.microsoft.com/office/word/2010/wordprocessingInk" xmlns:wne="http://schemas.microsoft.com/office/word/2006/wordml" xmlns:wps="http://schemas.microsoft.com/office/word/2010/wordprocessingShape" mc:Ignorable="w14 w15 w16se w16cid wp14">
+<w:endnotes xmlns:wpc="http://schemas.microsoft.com/office/word/2010/wordprocessingCanvas" xmlns:cx="http://schemas.microsoft.com/office/drawing/2014/chartex" xmlns:cx1="http://schemas.microsoft.com/office/drawing/2015/9/8/chartex" xmlns:cx2="http://schemas.microsoft.com/office/drawing/2015/10/21/chartex" xmlns:cx3="http://schemas.microsoft.com/office/drawing/2016/5/9/chartex" xmlns:cx4="http://schemas.microsoft.com/office/drawing/2016/5/10/chartex" xmlns:cx5="http://schemas.microsoft.com/office/drawing/2016/5/11/chartex" xmlns:cx6="http://schemas.microsoft.com/office/drawing/2016/5/12/chartex" xmlns:cx7="http://schemas.microsoft.com/office/drawing/2016/5/13/chartex" xmlns:cx8="http://schemas.microsoft.com/office/drawing/2016/5/14/chartex" xmlns:mc="http://schemas.openxmlformats.org/markup-compatibility/2006" xmlns:aink="http://schemas.microsoft.com/office/drawing/2016/ink" xmlns:am3d="http://schemas.microsoft.com/office/drawing/2017/model3d" xmlns:o="urn:schemas-microsoft-com:office:office" xmlns:oel="http://schemas.microsoft.com/office/2019/extlst" xmlns:r="http://schemas.openxmlformats.org/officeDocument/2006/relationships" xmlns:m="http://schemas.openxmlformats.org/officeDocument/2006/math" xmlns:v="urn:schemas-microsoft-com:vml" xmlns:wp14="http://schemas.microsoft.com/office/word/2010/wordprocessingDrawing" xmlns:wp="http://schemas.openxmlformats.org/drawingml/2006/wordprocessingDrawing" xmlns:w10="urn:schemas-microsoft-com:office:word" xmlns:w="http://schemas.openxmlformats.org/wordprocessingml/2006/main" xmlns:w14="http://schemas.microsoft.com/office/word/2010/wordml" xmlns:w15="http://schemas.microsoft.com/office/word/2012/wordml" xmlns:w16cex="http://schemas.microsoft.com/office/word/2018/wordml/cex" xmlns:w16cid="http://schemas.microsoft.com/office/word/2016/wordml/cid" xmlns:w16="http://schemas.microsoft.com/office/word/2018/wordml" xmlns:w16du="http://schemas.microsoft.com/office/word/2023/wordml/word16du" xmlns:w16sdtdh="http://schemas.microsoft.com/office/word/2020/wordml/sdtdatahash" xmlns:w16sdtfl="http://schemas.microsoft.com/office/word/2024/wordml/sdtformatlock" xmlns:w16se="http://schemas.microsoft.com/office/word/2015/wordml/symex" xmlns:wpg="http://schemas.microsoft.com/office/word/2010/wordprocessingGroup" xmlns:wpi="http://schemas.microsoft.com/office/word/2010/wordprocessingInk" xmlns:wne="http://schemas.microsoft.com/office/word/2006/wordml" xmlns:wps="http://schemas.microsoft.com/office/word/2010/wordprocessingShape" mc:Ignorable="w14 w15 w16se w16cid w16 w16cex w16sdtdh w16sdtfl w16du wp14">
   <w:endnote w:type="separator" w:id="-1">
     <w:p>
       <w:pPr>
@@ -24340,7 +25438,7 @@
 </file>
 
 <file path=word/footer1.xml><?xml version="1.0" encoding="utf-8"?>
-<w:ftr xmlns:wpc="http://schemas.microsoft.com/office/word/2010/wordprocessingCanvas" xmlns:cx="http://schemas.microsoft.com/office/drawing/2014/chartex" xmlns:cx1="http://schemas.microsoft.com/office/drawing/2015/9/8/chartex" xmlns:cx2="http://schemas.microsoft.com/office/drawing/2015/10/21/chartex" xmlns:cx3="http://schemas.microsoft.com/office/drawing/2016/5/9/chartex" xmlns:cx4="http://schemas.microsoft.com/office/drawing/2016/5/10/chartex" xmlns:cx5="http://schemas.microsoft.com/office/drawing/2016/5/11/chartex" xmlns:cx6="http://schemas.microsoft.com/office/drawing/2016/5/12/chartex" xmlns:cx7="http://schemas.microsoft.com/office/drawing/2016/5/13/chartex" xmlns:cx8="http://schemas.microsoft.com/office/drawing/2016/5/14/chartex" xmlns:mc="http://schemas.openxmlformats.org/markup-compatibility/2006" xmlns:aink="http://schemas.microsoft.com/office/drawing/2016/ink" xmlns:am3d="http://schemas.microsoft.com/office/drawing/2017/model3d" xmlns:o="urn:schemas-microsoft-com:office:office" xmlns:r="http://schemas.openxmlformats.org/officeDocument/2006/relationships" xmlns:m="http://schemas.openxmlformats.org/officeDocument/2006/math" xmlns:v="urn:schemas-microsoft-com:vml" xmlns:wp14="http://schemas.microsoft.com/office/word/2010/wordprocessingDrawing" xmlns:wp="http://schemas.openxmlformats.org/drawingml/2006/wordprocessingDrawing" xmlns:w10="urn:schemas-microsoft-com:office:word" xmlns:w="http://schemas.openxmlformats.org/wordprocessingml/2006/main" xmlns:w14="http://schemas.microsoft.com/office/word/2010/wordml" xmlns:w15="http://schemas.microsoft.com/office/word/2012/wordml" xmlns:w16cid="http://schemas.microsoft.com/office/word/2016/wordml/cid" xmlns:w16se="http://schemas.microsoft.com/office/word/2015/wordml/symex" xmlns:wpg="http://schemas.microsoft.com/office/word/2010/wordprocessingGroup" xmlns:wpi="http://schemas.microsoft.com/office/word/2010/wordprocessingInk" xmlns:wne="http://schemas.microsoft.com/office/word/2006/wordml" xmlns:wps="http://schemas.microsoft.com/office/word/2010/wordprocessingShape" mc:Ignorable="w14 w15 w16se w16cid wp14">
+<w:ftr xmlns:wpc="http://schemas.microsoft.com/office/word/2010/wordprocessingCanvas" xmlns:cx="http://schemas.microsoft.com/office/drawing/2014/chartex" xmlns:cx1="http://schemas.microsoft.com/office/drawing/2015/9/8/chartex" xmlns:cx2="http://schemas.microsoft.com/office/drawing/2015/10/21/chartex" xmlns:cx3="http://schemas.microsoft.com/office/drawing/2016/5/9/chartex" xmlns:cx4="http://schemas.microsoft.com/office/drawing/2016/5/10/chartex" xmlns:cx5="http://schemas.microsoft.com/office/drawing/2016/5/11/chartex" xmlns:cx6="http://schemas.microsoft.com/office/drawing/2016/5/12/chartex" xmlns:cx7="http://schemas.microsoft.com/office/drawing/2016/5/13/chartex" xmlns:cx8="http://schemas.microsoft.com/office/drawing/2016/5/14/chartex" xmlns:mc="http://schemas.openxmlformats.org/markup-compatibility/2006" xmlns:aink="http://schemas.microsoft.com/office/drawing/2016/ink" xmlns:am3d="http://schemas.microsoft.com/office/drawing/2017/model3d" xmlns:o="urn:schemas-microsoft-com:office:office" xmlns:oel="http://schemas.microsoft.com/office/2019/extlst" xmlns:r="http://schemas.openxmlformats.org/officeDocument/2006/relationships" xmlns:m="http://schemas.openxmlformats.org/officeDocument/2006/math" xmlns:v="urn:schemas-microsoft-com:vml" xmlns:wp14="http://schemas.microsoft.com/office/word/2010/wordprocessingDrawing" xmlns:wp="http://schemas.openxmlformats.org/drawingml/2006/wordprocessingDrawing" xmlns:w10="urn:schemas-microsoft-com:office:word" xmlns:w="http://schemas.openxmlformats.org/wordprocessingml/2006/main" xmlns:w14="http://schemas.microsoft.com/office/word/2010/wordml" xmlns:w15="http://schemas.microsoft.com/office/word/2012/wordml" xmlns:w16cex="http://schemas.microsoft.com/office/word/2018/wordml/cex" xmlns:w16cid="http://schemas.microsoft.com/office/word/2016/wordml/cid" xmlns:w16="http://schemas.microsoft.com/office/word/2018/wordml" xmlns:w16du="http://schemas.microsoft.com/office/word/2023/wordml/word16du" xmlns:w16sdtdh="http://schemas.microsoft.com/office/word/2020/wordml/sdtdatahash" xmlns:w16sdtfl="http://schemas.microsoft.com/office/word/2024/wordml/sdtformatlock" xmlns:w16se="http://schemas.microsoft.com/office/word/2015/wordml/symex" xmlns:wpg="http://schemas.microsoft.com/office/word/2010/wordprocessingGroup" xmlns:wpi="http://schemas.microsoft.com/office/word/2010/wordprocessingInk" xmlns:wne="http://schemas.microsoft.com/office/word/2006/wordml" xmlns:wps="http://schemas.microsoft.com/office/word/2010/wordprocessingShape" mc:Ignorable="w14 w15 w16se w16cid w16 w16cex w16sdtdh w16sdtfl w16du wp14">
   <w:sdt>
     <w:sdtPr>
       <w:id w:val="-954411554"/>
@@ -24382,7 +25480,7 @@
 </file>
 
 <file path=word/footnotes.xml><?xml version="1.0" encoding="utf-8"?>
-<w:footnotes xmlns:wpc="http://schemas.microsoft.com/office/word/2010/wordprocessingCanvas" xmlns:cx="http://schemas.microsoft.com/office/drawing/2014/chartex" xmlns:cx1="http://schemas.microsoft.com/office/drawing/2015/9/8/chartex" xmlns:cx2="http://schemas.microsoft.com/office/drawing/2015/10/21/chartex" xmlns:cx3="http://schemas.microsoft.com/office/drawing/2016/5/9/chartex" xmlns:cx4="http://schemas.microsoft.com/office/drawing/2016/5/10/chartex" xmlns:cx5="http://schemas.microsoft.com/office/drawing/2016/5/11/chartex" xmlns:cx6="http://schemas.microsoft.com/office/drawing/2016/5/12/chartex" xmlns:cx7="http://schemas.microsoft.com/office/drawing/2016/5/13/chartex" xmlns:cx8="http://schemas.microsoft.com/office/drawing/2016/5/14/chartex" xmlns:mc="http://schemas.openxmlformats.org/markup-compatibility/2006" xmlns:aink="http://schemas.microsoft.com/office/drawing/2016/ink" xmlns:am3d="http://schemas.microsoft.com/office/drawing/2017/model3d" xmlns:o="urn:schemas-microsoft-com:office:office" xmlns:r="http://schemas.openxmlformats.org/officeDocument/2006/relationships" xmlns:m="http://schemas.openxmlformats.org/officeDocument/2006/math" xmlns:v="urn:schemas-microsoft-com:vml" xmlns:wp14="http://schemas.microsoft.com/office/word/2010/wordprocessingDrawing" xmlns:wp="http://schemas.openxmlformats.org/drawingml/2006/wordprocessingDrawing" xmlns:w10="urn:schemas-microsoft-com:office:word" xmlns:w="http://schemas.openxmlformats.org/wordprocessingml/2006/main" xmlns:w14="http://schemas.microsoft.com/office/word/2010/wordml" xmlns:w15="http://schemas.microsoft.com/office/word/2012/wordml" xmlns:w16cid="http://schemas.microsoft.com/office/word/2016/wordml/cid" xmlns:w16se="http://schemas.microsoft.com/office/word/2015/wordml/symex" xmlns:wpg="http://schemas.microsoft.com/office/word/2010/wordprocessingGroup" xmlns:wpi="http://schemas.microsoft.com/office/word/2010/wordprocessingInk" xmlns:wne="http://schemas.microsoft.com/office/word/2006/wordml" xmlns:wps="http://schemas.microsoft.com/office/word/2010/wordprocessingShape" mc:Ignorable="w14 w15 w16se w16cid wp14">
+<w:footnotes xmlns:wpc="http://schemas.microsoft.com/office/word/2010/wordprocessingCanvas" xmlns:cx="http://schemas.microsoft.com/office/drawing/2014/chartex" xmlns:cx1="http://schemas.microsoft.com/office/drawing/2015/9/8/chartex" xmlns:cx2="http://schemas.microsoft.com/office/drawing/2015/10/21/chartex" xmlns:cx3="http://schemas.microsoft.com/office/drawing/2016/5/9/chartex" xmlns:cx4="http://schemas.microsoft.com/office/drawing/2016/5/10/chartex" xmlns:cx5="http://schemas.microsoft.com/office/drawing/2016/5/11/chartex" xmlns:cx6="http://schemas.microsoft.com/office/drawing/2016/5/12/chartex" xmlns:cx7="http://schemas.microsoft.com/office/drawing/2016/5/13/chartex" xmlns:cx8="http://schemas.microsoft.com/office/drawing/2016/5/14/chartex" xmlns:mc="http://schemas.openxmlformats.org/markup-compatibility/2006" xmlns:aink="http://schemas.microsoft.com/office/drawing/2016/ink" xmlns:am3d="http://schemas.microsoft.com/office/drawing/2017/model3d" xmlns:o="urn:schemas-microsoft-com:office:office" xmlns:oel="http://schemas.microsoft.com/office/2019/extlst" xmlns:r="http://schemas.openxmlformats.org/officeDocument/2006/relationships" xmlns:m="http://schemas.openxmlformats.org/officeDocument/2006/math" xmlns:v="urn:schemas-microsoft-com:vml" xmlns:wp14="http://schemas.microsoft.com/office/word/2010/wordprocessingDrawing" xmlns:wp="http://schemas.openxmlformats.org/drawingml/2006/wordprocessingDrawing" xmlns:w10="urn:schemas-microsoft-com:office:word" xmlns:w="http://schemas.openxmlformats.org/wordprocessingml/2006/main" xmlns:w14="http://schemas.microsoft.com/office/word/2010/wordml" xmlns:w15="http://schemas.microsoft.com/office/word/2012/wordml" xmlns:w16cex="http://schemas.microsoft.com/office/word/2018/wordml/cex" xmlns:w16cid="http://schemas.microsoft.com/office/word/2016/wordml/cid" xmlns:w16="http://schemas.microsoft.com/office/word/2018/wordml" xmlns:w16du="http://schemas.microsoft.com/office/word/2023/wordml/word16du" xmlns:w16sdtdh="http://schemas.microsoft.com/office/word/2020/wordml/sdtdatahash" xmlns:w16sdtfl="http://schemas.microsoft.com/office/word/2024/wordml/sdtformatlock" xmlns:w16se="http://schemas.microsoft.com/office/word/2015/wordml/symex" xmlns:wpg="http://schemas.microsoft.com/office/word/2010/wordprocessingGroup" xmlns:wpi="http://schemas.microsoft.com/office/word/2010/wordprocessingInk" xmlns:wne="http://schemas.microsoft.com/office/word/2006/wordml" xmlns:wps="http://schemas.microsoft.com/office/word/2010/wordprocessingShape" mc:Ignorable="w14 w15 w16se w16cid w16 w16cex w16sdtdh w16sdtfl w16du wp14">
   <w:footnote w:type="separator" w:id="-1">
     <w:p>
       <w:pPr>
@@ -24407,7 +25505,7 @@
 </file>
 
 <file path=word/numbering.xml><?xml version="1.0" encoding="utf-8"?>
-<w:numbering xmlns:wpc="http://schemas.microsoft.com/office/word/2010/wordprocessingCanvas" xmlns:cx="http://schemas.microsoft.com/office/drawing/2014/chartex" xmlns:cx1="http://schemas.microsoft.com/office/drawing/2015/9/8/chartex" xmlns:cx2="http://schemas.microsoft.com/office/drawing/2015/10/21/chartex" xmlns:cx3="http://schemas.microsoft.com/office/drawing/2016/5/9/chartex" xmlns:cx4="http://schemas.microsoft.com/office/drawing/2016/5/10/chartex" xmlns:cx5="http://schemas.microsoft.com/office/drawing/2016/5/11/chartex" xmlns:cx6="http://schemas.microsoft.com/office/drawing/2016/5/12/chartex" xmlns:cx7="http://schemas.microsoft.com/office/drawing/2016/5/13/chartex" xmlns:cx8="http://schemas.microsoft.com/office/drawing/2016/5/14/chartex" xmlns:mc="http://schemas.openxmlformats.org/markup-compatibility/2006" xmlns:aink="http://schemas.microsoft.com/office/drawing/2016/ink" xmlns:am3d="http://schemas.microsoft.com/office/drawing/2017/model3d" xmlns:o="urn:schemas-microsoft-com:office:office" xmlns:r="http://schemas.openxmlformats.org/officeDocument/2006/relationships" xmlns:m="http://schemas.openxmlformats.org/officeDocument/2006/math" xmlns:v="urn:schemas-microsoft-com:vml" xmlns:wp14="http://schemas.microsoft.com/office/word/2010/wordprocessingDrawing" xmlns:wp="http://schemas.openxmlformats.org/drawingml/2006/wordprocessingDrawing" xmlns:w10="urn:schemas-microsoft-com:office:word" xmlns:w="http://schemas.openxmlformats.org/wordprocessingml/2006/main" xmlns:w14="http://schemas.microsoft.com/office/word/2010/wordml" xmlns:w15="http://schemas.microsoft.com/office/word/2012/wordml" xmlns:w16cid="http://schemas.microsoft.com/office/word/2016/wordml/cid" xmlns:w16se="http://schemas.microsoft.com/office/word/2015/wordml/symex" xmlns:wpg="http://schemas.microsoft.com/office/word/2010/wordprocessingGroup" xmlns:wpi="http://schemas.microsoft.com/office/word/2010/wordprocessingInk" xmlns:wne="http://schemas.microsoft.com/office/word/2006/wordml" xmlns:wps="http://schemas.microsoft.com/office/word/2010/wordprocessingShape" mc:Ignorable="w14 w15 w16se w16cid wp14">
+<w:numbering xmlns:wpc="http://schemas.microsoft.com/office/word/2010/wordprocessingCanvas" xmlns:cx="http://schemas.microsoft.com/office/drawing/2014/chartex" xmlns:cx1="http://schemas.microsoft.com/office/drawing/2015/9/8/chartex" xmlns:cx2="http://schemas.microsoft.com/office/drawing/2015/10/21/chartex" xmlns:cx3="http://schemas.microsoft.com/office/drawing/2016/5/9/chartex" xmlns:cx4="http://schemas.microsoft.com/office/drawing/2016/5/10/chartex" xmlns:cx5="http://schemas.microsoft.com/office/drawing/2016/5/11/chartex" xmlns:cx6="http://schemas.microsoft.com/office/drawing/2016/5/12/chartex" xmlns:cx7="http://schemas.microsoft.com/office/drawing/2016/5/13/chartex" xmlns:cx8="http://schemas.microsoft.com/office/drawing/2016/5/14/chartex" xmlns:mc="http://schemas.openxmlformats.org/markup-compatibility/2006" xmlns:aink="http://schemas.microsoft.com/office/drawing/2016/ink" xmlns:am3d="http://schemas.microsoft.com/office/drawing/2017/model3d" xmlns:o="urn:schemas-microsoft-com:office:office" xmlns:oel="http://schemas.microsoft.com/office/2019/extlst" xmlns:r="http://schemas.openxmlformats.org/officeDocument/2006/relationships" xmlns:m="http://schemas.openxmlformats.org/officeDocument/2006/math" xmlns:v="urn:schemas-microsoft-com:vml" xmlns:wp14="http://schemas.microsoft.com/office/word/2010/wordprocessingDrawing" xmlns:wp="http://schemas.openxmlformats.org/drawingml/2006/wordprocessingDrawing" xmlns:w10="urn:schemas-microsoft-com:office:word" xmlns:w="http://schemas.openxmlformats.org/wordprocessingml/2006/main" xmlns:w14="http://schemas.microsoft.com/office/word/2010/wordml" xmlns:w15="http://schemas.microsoft.com/office/word/2012/wordml" xmlns:w16cex="http://schemas.microsoft.com/office/word/2018/wordml/cex" xmlns:w16cid="http://schemas.microsoft.com/office/word/2016/wordml/cid" xmlns:w16="http://schemas.microsoft.com/office/word/2018/wordml" xmlns:w16du="http://schemas.microsoft.com/office/word/2023/wordml/word16du" xmlns:w16sdtdh="http://schemas.microsoft.com/office/word/2020/wordml/sdtdatahash" xmlns:w16sdtfl="http://schemas.microsoft.com/office/word/2024/wordml/sdtformatlock" xmlns:w16se="http://schemas.microsoft.com/office/word/2015/wordml/symex" xmlns:wpg="http://schemas.microsoft.com/office/word/2010/wordprocessingGroup" xmlns:wpi="http://schemas.microsoft.com/office/word/2010/wordprocessingInk" xmlns:wne="http://schemas.microsoft.com/office/word/2006/wordml" xmlns:wps="http://schemas.microsoft.com/office/word/2010/wordprocessingShape" mc:Ignorable="w14 w15 w16se w16cid w16 w16cex w16sdtdh w16sdtfl w16du wp14">
   <w:abstractNum w:abstractNumId="0" w15:restartNumberingAfterBreak="0">
     <w:nsid w:val="2C404BF7"/>
     <w:multiLevelType w:val="hybridMultilevel"/>
@@ -24747,31 +25845,31 @@
       </w:rPr>
     </w:lvl>
   </w:abstractNum>
-  <w:num w:numId="1">
+  <w:num w:numId="1" w16cid:durableId="776220679">
     <w:abstractNumId w:val="2"/>
   </w:num>
-  <w:num w:numId="2">
+  <w:num w:numId="2" w16cid:durableId="1139423698">
     <w:abstractNumId w:val="0"/>
   </w:num>
-  <w:num w:numId="3">
+  <w:num w:numId="3" w16cid:durableId="1916434947">
     <w:abstractNumId w:val="1"/>
   </w:num>
 </w:numbering>
 </file>
 
 <file path=word/people.xml><?xml version="1.0" encoding="utf-8"?>
-<w15:people xmlns:wpc="http://schemas.microsoft.com/office/word/2010/wordprocessingCanvas" xmlns:cx="http://schemas.microsoft.com/office/drawing/2014/chartex" xmlns:cx1="http://schemas.microsoft.com/office/drawing/2015/9/8/chartex" xmlns:cx2="http://schemas.microsoft.com/office/drawing/2015/10/21/chartex" xmlns:cx3="http://schemas.microsoft.com/office/drawing/2016/5/9/chartex" xmlns:cx4="http://schemas.microsoft.com/office/drawing/2016/5/10/chartex" xmlns:cx5="http://schemas.microsoft.com/office/drawing/2016/5/11/chartex" xmlns:cx6="http://schemas.microsoft.com/office/drawing/2016/5/12/chartex" xmlns:cx7="http://schemas.microsoft.com/office/drawing/2016/5/13/chartex" xmlns:cx8="http://schemas.microsoft.com/office/drawing/2016/5/14/chartex" xmlns:mc="http://schemas.openxmlformats.org/markup-compatibility/2006" xmlns:aink="http://schemas.microsoft.com/office/drawing/2016/ink" xmlns:am3d="http://schemas.microsoft.com/office/drawing/2017/model3d" xmlns:o="urn:schemas-microsoft-com:office:office" xmlns:r="http://schemas.openxmlformats.org/officeDocument/2006/relationships" xmlns:m="http://schemas.openxmlformats.org/officeDocument/2006/math" xmlns:v="urn:schemas-microsoft-com:vml" xmlns:wp14="http://schemas.microsoft.com/office/word/2010/wordprocessingDrawing" xmlns:wp="http://schemas.openxmlformats.org/drawingml/2006/wordprocessingDrawing" xmlns:w10="urn:schemas-microsoft-com:office:word" xmlns:w="http://schemas.openxmlformats.org/wordprocessingml/2006/main" xmlns:w14="http://schemas.microsoft.com/office/word/2010/wordml" xmlns:w15="http://schemas.microsoft.com/office/word/2012/wordml" xmlns:w16cid="http://schemas.microsoft.com/office/word/2016/wordml/cid" xmlns:w16se="http://schemas.microsoft.com/office/word/2015/wordml/symex" xmlns:wpg="http://schemas.microsoft.com/office/word/2010/wordprocessingGroup" xmlns:wpi="http://schemas.microsoft.com/office/word/2010/wordprocessingInk" xmlns:wne="http://schemas.microsoft.com/office/word/2006/wordml" xmlns:wps="http://schemas.microsoft.com/office/word/2010/wordprocessingShape" mc:Ignorable="w14 w15 w16se w16cid wp14">
+<w15:people xmlns:wpc="http://schemas.microsoft.com/office/word/2010/wordprocessingCanvas" xmlns:cx="http://schemas.microsoft.com/office/drawing/2014/chartex" xmlns:cx1="http://schemas.microsoft.com/office/drawing/2015/9/8/chartex" xmlns:cx2="http://schemas.microsoft.com/office/drawing/2015/10/21/chartex" xmlns:cx3="http://schemas.microsoft.com/office/drawing/2016/5/9/chartex" xmlns:cx4="http://schemas.microsoft.com/office/drawing/2016/5/10/chartex" xmlns:cx5="http://schemas.microsoft.com/office/drawing/2016/5/11/chartex" xmlns:cx6="http://schemas.microsoft.com/office/drawing/2016/5/12/chartex" xmlns:cx7="http://schemas.microsoft.com/office/drawing/2016/5/13/chartex" xmlns:cx8="http://schemas.microsoft.com/office/drawing/2016/5/14/chartex" xmlns:mc="http://schemas.openxmlformats.org/markup-compatibility/2006" xmlns:aink="http://schemas.microsoft.com/office/drawing/2016/ink" xmlns:am3d="http://schemas.microsoft.com/office/drawing/2017/model3d" xmlns:o="urn:schemas-microsoft-com:office:office" xmlns:oel="http://schemas.microsoft.com/office/2019/extlst" xmlns:r="http://schemas.openxmlformats.org/officeDocument/2006/relationships" xmlns:m="http://schemas.openxmlformats.org/officeDocument/2006/math" xmlns:v="urn:schemas-microsoft-com:vml" xmlns:wp14="http://schemas.microsoft.com/office/word/2010/wordprocessingDrawing" xmlns:wp="http://schemas.openxmlformats.org/drawingml/2006/wordprocessingDrawing" xmlns:w10="urn:schemas-microsoft-com:office:word" xmlns:w="http://schemas.openxmlformats.org/wordprocessingml/2006/main" xmlns:w14="http://schemas.microsoft.com/office/word/2010/wordml" xmlns:w15="http://schemas.microsoft.com/office/word/2012/wordml" xmlns:w16cex="http://schemas.microsoft.com/office/word/2018/wordml/cex" xmlns:w16cid="http://schemas.microsoft.com/office/word/2016/wordml/cid" xmlns:w16="http://schemas.microsoft.com/office/word/2018/wordml" xmlns:w16du="http://schemas.microsoft.com/office/word/2023/wordml/word16du" xmlns:w16sdtdh="http://schemas.microsoft.com/office/word/2020/wordml/sdtdatahash" xmlns:w16sdtfl="http://schemas.microsoft.com/office/word/2024/wordml/sdtformatlock" xmlns:w16se="http://schemas.microsoft.com/office/word/2015/wordml/symex" xmlns:wpg="http://schemas.microsoft.com/office/word/2010/wordprocessingGroup" xmlns:wpi="http://schemas.microsoft.com/office/word/2010/wordprocessingInk" xmlns:wne="http://schemas.microsoft.com/office/word/2006/wordml" xmlns:wps="http://schemas.microsoft.com/office/word/2010/wordprocessingShape" mc:Ignorable="w14 w15 w16se w16cid w16 w16cex w16sdtdh w16sdtfl w16du wp14">
+  <w15:person w15:author="Jaime Eduardo Baires Escalante">
+    <w15:presenceInfo w15:providerId="Windows Live" w15:userId="fe86642b7954a5c3"/>
+  </w15:person>
   <w15:person w15:author="Lopez Martinez, Patricia">
     <w15:presenceInfo w15:providerId="AD" w15:userId="S-1-5-21-944967546-1198412623-924725345-2806"/>
-  </w15:person>
-  <w15:person w15:author="Jaime Eduardo Baires Escalante">
-    <w15:presenceInfo w15:providerId="Windows Live" w15:userId="fe86642b7954a5c3"/>
   </w15:person>
 </w15:people>
 </file>
 
 <file path=word/styles.xml><?xml version="1.0" encoding="utf-8"?>
-<w:styles xmlns:mc="http://schemas.openxmlformats.org/markup-compatibility/2006" xmlns:r="http://schemas.openxmlformats.org/officeDocument/2006/relationships" xmlns:w="http://schemas.openxmlformats.org/wordprocessingml/2006/main" xmlns:w14="http://schemas.microsoft.com/office/word/2010/wordml" xmlns:w15="http://schemas.microsoft.com/office/word/2012/wordml" xmlns:w16cid="http://schemas.microsoft.com/office/word/2016/wordml/cid" xmlns:w16se="http://schemas.microsoft.com/office/word/2015/wordml/symex" mc:Ignorable="w14 w15 w16se w16cid">
+<w:styles xmlns:mc="http://schemas.openxmlformats.org/markup-compatibility/2006" xmlns:r="http://schemas.openxmlformats.org/officeDocument/2006/relationships" xmlns:w="http://schemas.openxmlformats.org/wordprocessingml/2006/main" xmlns:w14="http://schemas.microsoft.com/office/word/2010/wordml" xmlns:w15="http://schemas.microsoft.com/office/word/2012/wordml" xmlns:w16cex="http://schemas.microsoft.com/office/word/2018/wordml/cex" xmlns:w16cid="http://schemas.microsoft.com/office/word/2016/wordml/cid" xmlns:w16="http://schemas.microsoft.com/office/word/2018/wordml" xmlns:w16du="http://schemas.microsoft.com/office/word/2023/wordml/word16du" xmlns:w16sdtdh="http://schemas.microsoft.com/office/word/2020/wordml/sdtdatahash" xmlns:w16sdtfl="http://schemas.microsoft.com/office/word/2024/wordml/sdtformatlock" xmlns:w16se="http://schemas.microsoft.com/office/word/2015/wordml/symex" mc:Ignorable="w14 w15 w16se w16cid w16 w16cex w16sdtdh w16sdtfl w16du">
   <w:docDefaults>
     <w:rPrDefault>
       <w:rPr>
@@ -24789,7 +25887,7 @@
       </w:pPr>
     </w:pPrDefault>
   </w:docDefaults>
-  <w:latentStyles w:defLockedState="0" w:defUIPriority="99" w:defSemiHidden="0" w:defUnhideWhenUsed="0" w:defQFormat="0" w:count="375">
+  <w:latentStyles w:defLockedState="0" w:defUIPriority="99" w:defSemiHidden="0" w:defUnhideWhenUsed="0" w:defQFormat="0" w:count="376">
     <w:lsdException w:name="Normal" w:uiPriority="0" w:qFormat="1"/>
     <w:lsdException w:name="heading 1" w:uiPriority="9" w:qFormat="1"/>
     <w:lsdException w:name="heading 2" w:semiHidden="1" w:uiPriority="9" w:unhideWhenUsed="1" w:qFormat="1"/>
@@ -25165,11 +26263,12 @@
     <w:lsdException w:name="Smart Hyperlink" w:semiHidden="1" w:unhideWhenUsed="1"/>
     <w:lsdException w:name="Hashtag" w:semiHidden="1" w:unhideWhenUsed="1"/>
     <w:lsdException w:name="Unresolved Mention" w:semiHidden="1" w:unhideWhenUsed="1"/>
+    <w:lsdException w:name="Smart Link" w:semiHidden="1" w:unhideWhenUsed="1"/>
   </w:latentStyles>
   <w:style w:type="paragraph" w:default="1" w:styleId="Normal">
     <w:name w:val="Normal"/>
     <w:qFormat/>
-    <w:rsid w:val="009D2A25"/>
+    <w:rsid w:val="00D57706"/>
   </w:style>
   <w:style w:type="paragraph" w:styleId="Ttulo1">
     <w:name w:val="heading 1"/>

--- a/Memoria/Memoria.docx
+++ b/Memoria/Memoria.docx
@@ -1,6 +1,6 @@
 
 <file path=word/document.xml><?xml version="1.0" encoding="utf-8"?>
-<w:document xmlns:wpc="http://schemas.microsoft.com/office/word/2010/wordprocessingCanvas" xmlns:cx="http://schemas.microsoft.com/office/drawing/2014/chartex" xmlns:cx1="http://schemas.microsoft.com/office/drawing/2015/9/8/chartex" xmlns:cx2="http://schemas.microsoft.com/office/drawing/2015/10/21/chartex" xmlns:cx3="http://schemas.microsoft.com/office/drawing/2016/5/9/chartex" xmlns:cx4="http://schemas.microsoft.com/office/drawing/2016/5/10/chartex" xmlns:cx5="http://schemas.microsoft.com/office/drawing/2016/5/11/chartex" xmlns:cx6="http://schemas.microsoft.com/office/drawing/2016/5/12/chartex" xmlns:cx7="http://schemas.microsoft.com/office/drawing/2016/5/13/chartex" xmlns:cx8="http://schemas.microsoft.com/office/drawing/2016/5/14/chartex" xmlns:mc="http://schemas.openxmlformats.org/markup-compatibility/2006" xmlns:aink="http://schemas.microsoft.com/office/drawing/2016/ink" xmlns:am3d="http://schemas.microsoft.com/office/drawing/2017/model3d" xmlns:o="urn:schemas-microsoft-com:office:office" xmlns:oel="http://schemas.microsoft.com/office/2019/extlst" xmlns:r="http://schemas.openxmlformats.org/officeDocument/2006/relationships" xmlns:m="http://schemas.openxmlformats.org/officeDocument/2006/math" xmlns:v="urn:schemas-microsoft-com:vml" xmlns:wp14="http://schemas.microsoft.com/office/word/2010/wordprocessingDrawing" xmlns:wp="http://schemas.openxmlformats.org/drawingml/2006/wordprocessingDrawing" xmlns:w10="urn:schemas-microsoft-com:office:word" xmlns:w="http://schemas.openxmlformats.org/wordprocessingml/2006/main" xmlns:w14="http://schemas.microsoft.com/office/word/2010/wordml" xmlns:w15="http://schemas.microsoft.com/office/word/2012/wordml" xmlns:w16cex="http://schemas.microsoft.com/office/word/2018/wordml/cex" xmlns:w16cid="http://schemas.microsoft.com/office/word/2016/wordml/cid" xmlns:w16="http://schemas.microsoft.com/office/word/2018/wordml" xmlns:w16du="http://schemas.microsoft.com/office/word/2023/wordml/word16du" xmlns:w16sdtdh="http://schemas.microsoft.com/office/word/2020/wordml/sdtdatahash" xmlns:w16sdtfl="http://schemas.microsoft.com/office/word/2024/wordml/sdtformatlock" xmlns:w16se="http://schemas.microsoft.com/office/word/2015/wordml/symex" xmlns:wpg="http://schemas.microsoft.com/office/word/2010/wordprocessingGroup" xmlns:wpi="http://schemas.microsoft.com/office/word/2010/wordprocessingInk" xmlns:wne="http://schemas.microsoft.com/office/word/2006/wordml" xmlns:wps="http://schemas.microsoft.com/office/word/2010/wordprocessingShape" mc:Ignorable="w14 w15 w16se w16cid w16 w16cex w16sdtdh w16sdtfl w16du wp14">
+<w:document xmlns:wpc="http://schemas.microsoft.com/office/word/2010/wordprocessingCanvas" xmlns:cx="http://schemas.microsoft.com/office/drawing/2014/chartex" xmlns:cx1="http://schemas.microsoft.com/office/drawing/2015/9/8/chartex" xmlns:cx2="http://schemas.microsoft.com/office/drawing/2015/10/21/chartex" xmlns:cx3="http://schemas.microsoft.com/office/drawing/2016/5/9/chartex" xmlns:cx4="http://schemas.microsoft.com/office/drawing/2016/5/10/chartex" xmlns:cx5="http://schemas.microsoft.com/office/drawing/2016/5/11/chartex" xmlns:cx6="http://schemas.microsoft.com/office/drawing/2016/5/12/chartex" xmlns:cx7="http://schemas.microsoft.com/office/drawing/2016/5/13/chartex" xmlns:cx8="http://schemas.microsoft.com/office/drawing/2016/5/14/chartex" xmlns:mc="http://schemas.openxmlformats.org/markup-compatibility/2006" xmlns:aink="http://schemas.microsoft.com/office/drawing/2016/ink" xmlns:am3d="http://schemas.microsoft.com/office/drawing/2017/model3d" xmlns:o="urn:schemas-microsoft-com:office:office" xmlns:r="http://schemas.openxmlformats.org/officeDocument/2006/relationships" xmlns:m="http://schemas.openxmlformats.org/officeDocument/2006/math" xmlns:v="urn:schemas-microsoft-com:vml" xmlns:wp14="http://schemas.microsoft.com/office/word/2010/wordprocessingDrawing" xmlns:wp="http://schemas.openxmlformats.org/drawingml/2006/wordprocessingDrawing" xmlns:w10="urn:schemas-microsoft-com:office:word" xmlns:w="http://schemas.openxmlformats.org/wordprocessingml/2006/main" xmlns:w14="http://schemas.microsoft.com/office/word/2010/wordml" xmlns:w15="http://schemas.microsoft.com/office/word/2012/wordml" xmlns:w16cid="http://schemas.microsoft.com/office/word/2016/wordml/cid" xmlns:w16se="http://schemas.microsoft.com/office/word/2015/wordml/symex" xmlns:wpg="http://schemas.microsoft.com/office/word/2010/wordprocessingGroup" xmlns:wpi="http://schemas.microsoft.com/office/word/2010/wordprocessingInk" xmlns:wne="http://schemas.microsoft.com/office/word/2006/wordml" xmlns:wps="http://schemas.microsoft.com/office/word/2010/wordprocessingShape" mc:Ignorable="w14 w15 w16se w16cid wp14">
   <w:body>
     <w:p>
       <w:pPr>
@@ -2405,6 +2405,7 @@
         </w:rPr>
         <w:t xml:space="preserve"> (categoría </w:t>
       </w:r>
+      <w:proofErr w:type="spellStart"/>
       <w:r>
         <w:rPr>
           <w:rFonts w:ascii="Arial" w:hAnsi="Arial" w:cs="Arial"/>
@@ -2413,12 +2414,14 @@
         </w:rPr>
         <w:t>Consumer</w:t>
       </w:r>
+      <w:proofErr w:type="spellEnd"/>
       <w:r>
         <w:rPr>
           <w:rFonts w:ascii="Arial" w:hAnsi="Arial" w:cs="Arial"/>
         </w:rPr>
         <w:t xml:space="preserve"> </w:t>
       </w:r>
+      <w:proofErr w:type="spellStart"/>
       <w:r>
         <w:rPr>
           <w:rFonts w:ascii="Arial" w:hAnsi="Arial" w:cs="Arial"/>
@@ -2433,16 +2436,27 @@
           <w:i/>
           <w:iCs/>
         </w:rPr>
-        <w:t xml:space="preserve">usiness and </w:t>
-      </w:r>
+        <w:t>usiness</w:t>
+      </w:r>
+      <w:proofErr w:type="spellEnd"/>
       <w:r>
         <w:rPr>
           <w:rFonts w:ascii="Arial" w:hAnsi="Arial" w:cs="Arial"/>
           <w:i/>
           <w:iCs/>
         </w:rPr>
+        <w:t xml:space="preserve"> and </w:t>
+      </w:r>
+      <w:proofErr w:type="spellStart"/>
+      <w:r>
+        <w:rPr>
+          <w:rFonts w:ascii="Arial" w:hAnsi="Arial" w:cs="Arial"/>
+          <w:i/>
+          <w:iCs/>
+        </w:rPr>
         <w:t>retail</w:t>
       </w:r>
+      <w:proofErr w:type="spellEnd"/>
       <w:r>
         <w:rPr>
           <w:rFonts w:ascii="Arial" w:hAnsi="Arial" w:cs="Arial"/>
@@ -2474,7 +2488,7 @@
           <w:noProof/>
         </w:rPr>
         <w:drawing>
-          <wp:inline distT="0" distB="0" distL="0" distR="0" wp14:anchorId="57D0D724" wp14:editId="09ACAA78">
+          <wp:inline distT="0" distB="0" distL="0" distR="0" wp14:anchorId="57D0D724" wp14:editId="3D3173EB">
             <wp:extent cx="4717473" cy="2183441"/>
             <wp:effectExtent l="0" t="0" r="6985" b="7620"/>
             <wp:docPr id="2" name="Imagen 2" descr="IT budget as a percentage of revenue"/>
@@ -2800,7 +2814,27 @@
           <w:iCs/>
           <w:color w:val="595959" w:themeColor="text1" w:themeTint="A6"/>
         </w:rPr>
-        <w:t>. CIO’s reportando un incremento en el presupuesto IT en el año 2016</w:t>
+        <w:t xml:space="preserve">. </w:t>
+      </w:r>
+      <w:proofErr w:type="spellStart"/>
+      <w:r>
+        <w:rPr>
+          <w:rFonts w:ascii="Arial" w:hAnsi="Arial" w:cs="Arial"/>
+          <w:i/>
+          <w:iCs/>
+          <w:color w:val="595959" w:themeColor="text1" w:themeTint="A6"/>
+        </w:rPr>
+        <w:t>CIO’s</w:t>
+      </w:r>
+      <w:proofErr w:type="spellEnd"/>
+      <w:r>
+        <w:rPr>
+          <w:rFonts w:ascii="Arial" w:hAnsi="Arial" w:cs="Arial"/>
+          <w:i/>
+          <w:iCs/>
+          <w:color w:val="595959" w:themeColor="text1" w:themeTint="A6"/>
+        </w:rPr>
+        <w:t xml:space="preserve"> reportando un incremento en el presupuesto IT en el año 2016</w:t>
       </w:r>
       <w:bookmarkEnd w:id="3"/>
     </w:p>
@@ -2884,8 +2918,36 @@
           <w:i/>
           <w:iCs/>
         </w:rPr>
-        <w:t>Enterprise Resource Planning</w:t>
-      </w:r>
+        <w:t xml:space="preserve">Enterprise </w:t>
+      </w:r>
+      <w:proofErr w:type="spellStart"/>
+      <w:r>
+        <w:rPr>
+          <w:rFonts w:ascii="Arial" w:hAnsi="Arial" w:cs="Arial"/>
+          <w:i/>
+          <w:iCs/>
+        </w:rPr>
+        <w:t>Resource</w:t>
+      </w:r>
+      <w:proofErr w:type="spellEnd"/>
+      <w:r>
+        <w:rPr>
+          <w:rFonts w:ascii="Arial" w:hAnsi="Arial" w:cs="Arial"/>
+          <w:i/>
+          <w:iCs/>
+        </w:rPr>
+        <w:t xml:space="preserve"> </w:t>
+      </w:r>
+      <w:proofErr w:type="spellStart"/>
+      <w:r>
+        <w:rPr>
+          <w:rFonts w:ascii="Arial" w:hAnsi="Arial" w:cs="Arial"/>
+          <w:i/>
+          <w:iCs/>
+        </w:rPr>
+        <w:t>Planning</w:t>
+      </w:r>
+      <w:proofErr w:type="spellEnd"/>
       <w:r>
         <w:rPr>
           <w:rFonts w:ascii="Arial" w:hAnsi="Arial" w:cs="Arial"/>
@@ -3360,12 +3422,14 @@
         </w:rPr>
         <w:t xml:space="preserve"> la capa de presentación o </w:t>
       </w:r>
+      <w:proofErr w:type="spellStart"/>
       <w:r>
         <w:rPr>
           <w:rFonts w:ascii="Arial" w:hAnsi="Arial" w:cs="Arial"/>
         </w:rPr>
         <w:t>frontend</w:t>
       </w:r>
+      <w:proofErr w:type="spellEnd"/>
       <w:r>
         <w:rPr>
           <w:rFonts w:ascii="Arial" w:hAnsi="Arial" w:cs="Arial"/>
@@ -3390,12 +3454,14 @@
         </w:rPr>
         <w:t xml:space="preserve"> o </w:t>
       </w:r>
+      <w:proofErr w:type="spellStart"/>
       <w:r>
         <w:rPr>
           <w:rFonts w:ascii="Arial" w:hAnsi="Arial" w:cs="Arial"/>
         </w:rPr>
         <w:t>React</w:t>
       </w:r>
+      <w:proofErr w:type="spellEnd"/>
       <w:r>
         <w:rPr>
           <w:rFonts w:ascii="Arial" w:hAnsi="Arial" w:cs="Arial"/>
@@ -3553,8 +3619,16 @@
         <w:rPr>
           <w:rFonts w:ascii="Arial" w:hAnsi="Arial" w:cs="Arial"/>
         </w:rPr>
-        <w:t>Capa de presentación – React</w:t>
-      </w:r>
+        <w:t xml:space="preserve">Capa de presentación – </w:t>
+      </w:r>
+      <w:proofErr w:type="spellStart"/>
+      <w:r>
+        <w:rPr>
+          <w:rFonts w:ascii="Arial" w:hAnsi="Arial" w:cs="Arial"/>
+        </w:rPr>
+        <w:t>React</w:t>
+      </w:r>
+      <w:proofErr w:type="spellEnd"/>
     </w:p>
     <w:p>
       <w:pPr>
@@ -3575,8 +3649,16 @@
         <w:rPr>
           <w:rFonts w:ascii="Arial" w:hAnsi="Arial" w:cs="Arial"/>
         </w:rPr>
-        <w:t>Capa de negocio – Spring Boot</w:t>
-      </w:r>
+        <w:t xml:space="preserve">Capa de negocio – Spring </w:t>
+      </w:r>
+      <w:proofErr w:type="spellStart"/>
+      <w:r>
+        <w:rPr>
+          <w:rFonts w:ascii="Arial" w:hAnsi="Arial" w:cs="Arial"/>
+        </w:rPr>
+        <w:t>Boot</w:t>
+      </w:r>
+      <w:proofErr w:type="spellEnd"/>
     </w:p>
     <w:p>
       <w:pPr>
@@ -3845,7 +3927,21 @@
         <w:rPr>
           <w:rFonts w:ascii="Arial" w:hAnsi="Arial" w:cs="Arial"/>
         </w:rPr>
-        <w:t>de requisitos, se ha utilizado la técnica de observación, utilizando primeramente algunos ejemplos de sistemas existentes que se encargan de gestionar el TPV y otros procesos productivos. Un ejemplo es Loyverse TPV, que cuenta con un cliente web y también aplicaciones para distintas plataformas móviles [</w:t>
+        <w:t xml:space="preserve">de requisitos, se ha utilizado la técnica de observación, utilizando primeramente algunos ejemplos de sistemas existentes que se encargan de gestionar el TPV y otros procesos productivos. Un ejemplo es </w:t>
+      </w:r>
+      <w:proofErr w:type="spellStart"/>
+      <w:r>
+        <w:rPr>
+          <w:rFonts w:ascii="Arial" w:hAnsi="Arial" w:cs="Arial"/>
+        </w:rPr>
+        <w:t>Loyverse</w:t>
+      </w:r>
+      <w:proofErr w:type="spellEnd"/>
+      <w:r>
+        <w:rPr>
+          <w:rFonts w:ascii="Arial" w:hAnsi="Arial" w:cs="Arial"/>
+        </w:rPr>
+        <w:t xml:space="preserve"> TPV, que cuenta con un cliente web y también aplicaciones para distintas plataformas móviles [</w:t>
       </w:r>
       <w:r>
         <w:rPr>
@@ -3969,92 +4065,47 @@
           <w:rFonts w:ascii="Arial" w:hAnsi="Arial" w:cs="Arial"/>
         </w:rPr>
       </w:pPr>
-      <w:del w:id="9" w:author="Jaime Eduardo Baires Escalante" w:date="2024-11-12T20:23:00Z" w16du:dateUtc="2024-11-12T19:23:00Z">
-        <w:r>
-          <w:rPr>
-            <w:rFonts w:ascii="Arial" w:hAnsi="Arial" w:cs="Arial"/>
-            <w:noProof/>
-          </w:rPr>
-          <w:drawing>
-            <wp:inline distT="0" distB="0" distL="0" distR="0" wp14:anchorId="02393570" wp14:editId="5F0E4C6D">
-              <wp:extent cx="5400040" cy="3244215"/>
-              <wp:effectExtent l="0" t="0" r="0" b="0"/>
-              <wp:docPr id="280037931" name="Imagen 1"/>
-              <wp:cNvGraphicFramePr>
-                <a:graphicFrameLocks xmlns:a="http://schemas.openxmlformats.org/drawingml/2006/main" noChangeAspect="1"/>
-              </wp:cNvGraphicFramePr>
-              <a:graphic xmlns:a="http://schemas.openxmlformats.org/drawingml/2006/main">
-                <a:graphicData uri="http://schemas.openxmlformats.org/drawingml/2006/picture">
-                  <pic:pic xmlns:pic="http://schemas.openxmlformats.org/drawingml/2006/picture">
-                    <pic:nvPicPr>
-                      <pic:cNvPr id="280037931" name=""/>
-                      <pic:cNvPicPr/>
-                    </pic:nvPicPr>
-                    <pic:blipFill>
-                      <a:blip r:embed="rId11"/>
-                      <a:stretch>
-                        <a:fillRect/>
-                      </a:stretch>
-                    </pic:blipFill>
-                    <pic:spPr>
-                      <a:xfrm>
-                        <a:off x="0" y="0"/>
-                        <a:ext cx="5400040" cy="3244215"/>
-                      </a:xfrm>
-                      <a:prstGeom prst="rect">
-                        <a:avLst/>
-                      </a:prstGeom>
-                    </pic:spPr>
-                  </pic:pic>
-                </a:graphicData>
-              </a:graphic>
-            </wp:inline>
-          </w:drawing>
-        </w:r>
-      </w:del>
-      <w:ins w:id="10" w:author="Jaime Eduardo Baires Escalante" w:date="2024-11-12T20:23:00Z" w16du:dateUtc="2024-11-12T19:23:00Z">
-        <w:r>
-          <w:rPr>
-            <w:rFonts w:ascii="Arial" w:hAnsi="Arial" w:cs="Arial"/>
-            <w:noProof/>
-          </w:rPr>
-          <w:drawing>
-            <wp:inline distT="0" distB="0" distL="0" distR="0" wp14:anchorId="2249D020" wp14:editId="3E602165">
-              <wp:extent cx="5400040" cy="2819400"/>
-              <wp:effectExtent l="0" t="0" r="0" b="0"/>
-              <wp:docPr id="1767034941" name="Imagen 1"/>
-              <wp:cNvGraphicFramePr>
-                <a:graphicFrameLocks xmlns:a="http://schemas.openxmlformats.org/drawingml/2006/main" noChangeAspect="1"/>
-              </wp:cNvGraphicFramePr>
-              <a:graphic xmlns:a="http://schemas.openxmlformats.org/drawingml/2006/main">
-                <a:graphicData uri="http://schemas.openxmlformats.org/drawingml/2006/picture">
-                  <pic:pic xmlns:pic="http://schemas.openxmlformats.org/drawingml/2006/picture">
-                    <pic:nvPicPr>
-                      <pic:cNvPr id="1767034941" name=""/>
-                      <pic:cNvPicPr/>
-                    </pic:nvPicPr>
-                    <pic:blipFill>
-                      <a:blip r:embed="rId12"/>
-                      <a:stretch>
-                        <a:fillRect/>
-                      </a:stretch>
-                    </pic:blipFill>
-                    <pic:spPr>
-                      <a:xfrm>
-                        <a:off x="0" y="0"/>
-                        <a:ext cx="5400040" cy="2819400"/>
-                      </a:xfrm>
-                      <a:prstGeom prst="rect">
-                        <a:avLst/>
-                      </a:prstGeom>
-                    </pic:spPr>
-                  </pic:pic>
-                </a:graphicData>
-              </a:graphic>
-            </wp:inline>
-          </w:drawing>
-        </w:r>
-      </w:ins>
+      <w:r>
+        <w:rPr>
+          <w:rFonts w:ascii="Arial" w:hAnsi="Arial" w:cs="Arial"/>
+          <w:noProof/>
+        </w:rPr>
+        <w:drawing>
+          <wp:inline distT="0" distB="0" distL="0" distR="0" wp14:anchorId="02393570" wp14:editId="3DB68ED3">
+            <wp:extent cx="5400040" cy="3244215"/>
+            <wp:effectExtent l="0" t="0" r="0" b="0"/>
+            <wp:docPr id="280037931" name="Imagen 1"/>
+            <wp:cNvGraphicFramePr>
+              <a:graphicFrameLocks xmlns:a="http://schemas.openxmlformats.org/drawingml/2006/main" noChangeAspect="1"/>
+            </wp:cNvGraphicFramePr>
+            <a:graphic xmlns:a="http://schemas.openxmlformats.org/drawingml/2006/main">
+              <a:graphicData uri="http://schemas.openxmlformats.org/drawingml/2006/picture">
+                <pic:pic xmlns:pic="http://schemas.openxmlformats.org/drawingml/2006/picture">
+                  <pic:nvPicPr>
+                    <pic:cNvPr id="280037931" name=""/>
+                    <pic:cNvPicPr/>
+                  </pic:nvPicPr>
+                  <pic:blipFill>
+                    <a:blip r:embed="rId11"/>
+                    <a:stretch>
+                      <a:fillRect/>
+                    </a:stretch>
+                  </pic:blipFill>
+                  <pic:spPr>
+                    <a:xfrm>
+                      <a:off x="0" y="0"/>
+                      <a:ext cx="5400040" cy="3244215"/>
+                    </a:xfrm>
+                    <a:prstGeom prst="rect">
+                      <a:avLst/>
+                    </a:prstGeom>
+                  </pic:spPr>
+                </pic:pic>
+              </a:graphicData>
+            </a:graphic>
+          </wp:inline>
+        </w:drawing>
+      </w:r>
     </w:p>
     <w:p>
       <w:pPr>
@@ -4066,7 +4117,7 @@
           <w:color w:val="595959" w:themeColor="text1" w:themeTint="A6"/>
         </w:rPr>
       </w:pPr>
-      <w:bookmarkStart w:id="11" w:name="_Toc170240660"/>
+      <w:bookmarkStart w:id="9" w:name="_Toc170240660"/>
       <w:r>
         <w:rPr>
           <w:rFonts w:ascii="Arial" w:hAnsi="Arial" w:cs="Arial"/>
@@ -4149,7 +4200,7 @@
         </w:rPr>
         <w:t xml:space="preserve"> de la aplicación</w:t>
       </w:r>
-      <w:bookmarkEnd w:id="11"/>
+      <w:bookmarkEnd w:id="9"/>
     </w:p>
     <w:p>
       <w:pPr>
@@ -4164,7 +4215,7 @@
           <w:szCs w:val="28"/>
         </w:rPr>
       </w:pPr>
-      <w:bookmarkStart w:id="12" w:name="_Toc164060904"/>
+      <w:bookmarkStart w:id="10" w:name="_Toc164060904"/>
       <w:r>
         <w:rPr>
           <w:rFonts w:ascii="Arial" w:hAnsi="Arial" w:cs="Arial"/>
@@ -4209,7 +4260,7 @@
         </w:rPr>
         <w:t xml:space="preserve"> del sistema</w:t>
       </w:r>
-      <w:bookmarkEnd w:id="12"/>
+      <w:bookmarkEnd w:id="10"/>
     </w:p>
     <w:p>
       <w:pPr>
@@ -4224,7 +4275,7 @@
           <w:szCs w:val="24"/>
         </w:rPr>
       </w:pPr>
-      <w:bookmarkStart w:id="13" w:name="_Toc164060905"/>
+      <w:bookmarkStart w:id="11" w:name="_Toc164060905"/>
       <w:r>
         <w:rPr>
           <w:rFonts w:ascii="Arial" w:hAnsi="Arial" w:cs="Arial"/>
@@ -4269,7 +4320,7 @@
         </w:rPr>
         <w:t xml:space="preserve"> funcionales</w:t>
       </w:r>
-      <w:bookmarkEnd w:id="13"/>
+      <w:bookmarkEnd w:id="11"/>
     </w:p>
     <w:p>
       <w:pPr>
@@ -4583,6 +4634,7 @@
         <w:rPr>
           <w:rFonts w:ascii="Arial" w:hAnsi="Arial" w:cs="Arial"/>
         </w:rPr>
+        <w:lastRenderedPageBreak/>
         <w:t>El sistema contará con dos actores o usuarios con roles diferentes:</w:t>
       </w:r>
     </w:p>
@@ -4607,7 +4659,6 @@
           <w:bCs/>
           <w:u w:val="single"/>
         </w:rPr>
-        <w:lastRenderedPageBreak/>
         <w:t>Vendedor</w:t>
       </w:r>
       <w:r>
@@ -4697,7 +4748,7 @@
                     <pic:cNvPicPr/>
                   </pic:nvPicPr>
                   <pic:blipFill>
-                    <a:blip r:embed="rId13"/>
+                    <a:blip r:embed="rId12"/>
                     <a:stretch>
                       <a:fillRect/>
                     </a:stretch>
@@ -4728,7 +4779,7 @@
           <w:color w:val="595959" w:themeColor="text1" w:themeTint="A6"/>
         </w:rPr>
       </w:pPr>
-      <w:bookmarkStart w:id="14" w:name="_Toc170240661"/>
+      <w:bookmarkStart w:id="12" w:name="_Toc170240661"/>
       <w:r>
         <w:rPr>
           <w:rFonts w:ascii="Arial" w:hAnsi="Arial" w:cs="Arial"/>
@@ -4811,7 +4862,7 @@
         </w:rPr>
         <w:t>istema</w:t>
       </w:r>
-      <w:bookmarkEnd w:id="14"/>
+      <w:bookmarkEnd w:id="12"/>
     </w:p>
     <w:p>
       <w:pPr>
@@ -4887,7 +4938,7 @@
                     <pic:cNvPicPr/>
                   </pic:nvPicPr>
                   <pic:blipFill>
-                    <a:blip r:embed="rId14"/>
+                    <a:blip r:embed="rId13"/>
                     <a:stretch>
                       <a:fillRect/>
                     </a:stretch>
@@ -4915,7 +4966,7 @@
           <w:rFonts w:ascii="Arial" w:hAnsi="Arial" w:cs="Arial"/>
         </w:rPr>
       </w:pPr>
-      <w:bookmarkStart w:id="15" w:name="_Toc170240662"/>
+      <w:bookmarkStart w:id="13" w:name="_Toc170240662"/>
       <w:r>
         <w:rPr>
           <w:rFonts w:ascii="Arial" w:hAnsi="Arial" w:cs="Arial"/>
@@ -4989,7 +5040,7 @@
         </w:rPr>
         <w:t>Diagrama de casos de uso de Gestión del Inventario</w:t>
       </w:r>
-      <w:bookmarkEnd w:id="15"/>
+      <w:bookmarkEnd w:id="13"/>
     </w:p>
     <w:p>
       <w:pPr>
@@ -5009,93 +5060,48 @@
           <w:rFonts w:ascii="Arial" w:hAnsi="Arial" w:cs="Arial"/>
         </w:rPr>
       </w:pPr>
-      <w:del w:id="16" w:author="Jaime Eduardo Baires Escalante" w:date="2024-10-27T18:31:00Z" w16du:dateUtc="2024-10-27T17:31:00Z">
-        <w:r>
-          <w:rPr>
-            <w:rFonts w:ascii="Arial" w:hAnsi="Arial" w:cs="Arial"/>
-            <w:noProof/>
-          </w:rPr>
-          <w:lastRenderedPageBreak/>
-          <w:drawing>
-            <wp:inline distT="0" distB="0" distL="0" distR="0" wp14:anchorId="5181A7E5" wp14:editId="34E7876F">
-              <wp:extent cx="5400040" cy="2305050"/>
-              <wp:effectExtent l="0" t="0" r="0" b="0"/>
-              <wp:docPr id="1535388168" name="Imagen 1"/>
-              <wp:cNvGraphicFramePr>
-                <a:graphicFrameLocks xmlns:a="http://schemas.openxmlformats.org/drawingml/2006/main" noChangeAspect="1"/>
-              </wp:cNvGraphicFramePr>
-              <a:graphic xmlns:a="http://schemas.openxmlformats.org/drawingml/2006/main">
-                <a:graphicData uri="http://schemas.openxmlformats.org/drawingml/2006/picture">
-                  <pic:pic xmlns:pic="http://schemas.openxmlformats.org/drawingml/2006/picture">
-                    <pic:nvPicPr>
-                      <pic:cNvPr id="1535388168" name=""/>
-                      <pic:cNvPicPr/>
-                    </pic:nvPicPr>
-                    <pic:blipFill>
-                      <a:blip r:embed="rId15"/>
-                      <a:stretch>
-                        <a:fillRect/>
-                      </a:stretch>
-                    </pic:blipFill>
-                    <pic:spPr>
-                      <a:xfrm>
-                        <a:off x="0" y="0"/>
-                        <a:ext cx="5400040" cy="2305050"/>
-                      </a:xfrm>
-                      <a:prstGeom prst="rect">
-                        <a:avLst/>
-                      </a:prstGeom>
-                    </pic:spPr>
-                  </pic:pic>
-                </a:graphicData>
-              </a:graphic>
-            </wp:inline>
-          </w:drawing>
-        </w:r>
-      </w:del>
-      <w:ins w:id="17" w:author="Jaime Eduardo Baires Escalante" w:date="2024-10-27T18:37:00Z" w16du:dateUtc="2024-10-27T17:37:00Z">
-        <w:r>
-          <w:rPr>
-            <w:rFonts w:ascii="Arial" w:hAnsi="Arial" w:cs="Arial"/>
-            <w:noProof/>
-          </w:rPr>
-          <w:drawing>
-            <wp:inline distT="0" distB="0" distL="0" distR="0" wp14:anchorId="63C0E5DF" wp14:editId="6BD9C3D0">
-              <wp:extent cx="5400040" cy="2630170"/>
-              <wp:effectExtent l="0" t="0" r="0" b="0"/>
-              <wp:docPr id="1551016346" name="Imagen 1"/>
-              <wp:cNvGraphicFramePr>
-                <a:graphicFrameLocks xmlns:a="http://schemas.openxmlformats.org/drawingml/2006/main" noChangeAspect="1"/>
-              </wp:cNvGraphicFramePr>
-              <a:graphic xmlns:a="http://schemas.openxmlformats.org/drawingml/2006/main">
-                <a:graphicData uri="http://schemas.openxmlformats.org/drawingml/2006/picture">
-                  <pic:pic xmlns:pic="http://schemas.openxmlformats.org/drawingml/2006/picture">
-                    <pic:nvPicPr>
-                      <pic:cNvPr id="1551016346" name=""/>
-                      <pic:cNvPicPr/>
-                    </pic:nvPicPr>
-                    <pic:blipFill>
-                      <a:blip r:embed="rId16"/>
-                      <a:stretch>
-                        <a:fillRect/>
-                      </a:stretch>
-                    </pic:blipFill>
-                    <pic:spPr>
-                      <a:xfrm>
-                        <a:off x="0" y="0"/>
-                        <a:ext cx="5400040" cy="2630170"/>
-                      </a:xfrm>
-                      <a:prstGeom prst="rect">
-                        <a:avLst/>
-                      </a:prstGeom>
-                    </pic:spPr>
-                  </pic:pic>
-                </a:graphicData>
-              </a:graphic>
-            </wp:inline>
-          </w:drawing>
-        </w:r>
-      </w:ins>
+      <w:r>
+        <w:rPr>
+          <w:rFonts w:ascii="Arial" w:hAnsi="Arial" w:cs="Arial"/>
+          <w:noProof/>
+        </w:rPr>
+        <w:lastRenderedPageBreak/>
+        <w:drawing>
+          <wp:inline distT="0" distB="0" distL="0" distR="0" wp14:anchorId="5181A7E5" wp14:editId="3D5642A4">
+            <wp:extent cx="5400040" cy="2305050"/>
+            <wp:effectExtent l="0" t="0" r="0" b="0"/>
+            <wp:docPr id="1535388168" name="Imagen 1"/>
+            <wp:cNvGraphicFramePr>
+              <a:graphicFrameLocks xmlns:a="http://schemas.openxmlformats.org/drawingml/2006/main" noChangeAspect="1"/>
+            </wp:cNvGraphicFramePr>
+            <a:graphic xmlns:a="http://schemas.openxmlformats.org/drawingml/2006/main">
+              <a:graphicData uri="http://schemas.openxmlformats.org/drawingml/2006/picture">
+                <pic:pic xmlns:pic="http://schemas.openxmlformats.org/drawingml/2006/picture">
+                  <pic:nvPicPr>
+                    <pic:cNvPr id="1535388168" name=""/>
+                    <pic:cNvPicPr/>
+                  </pic:nvPicPr>
+                  <pic:blipFill>
+                    <a:blip r:embed="rId14"/>
+                    <a:stretch>
+                      <a:fillRect/>
+                    </a:stretch>
+                  </pic:blipFill>
+                  <pic:spPr>
+                    <a:xfrm>
+                      <a:off x="0" y="0"/>
+                      <a:ext cx="5400040" cy="2305050"/>
+                    </a:xfrm>
+                    <a:prstGeom prst="rect">
+                      <a:avLst/>
+                    </a:prstGeom>
+                  </pic:spPr>
+                </pic:pic>
+              </a:graphicData>
+            </a:graphic>
+          </wp:inline>
+        </w:drawing>
+      </w:r>
     </w:p>
     <w:p>
       <w:pPr>
@@ -5107,7 +5113,7 @@
           <w:color w:val="595959" w:themeColor="text1" w:themeTint="A6"/>
         </w:rPr>
       </w:pPr>
-      <w:bookmarkStart w:id="18" w:name="_Toc170240663"/>
+      <w:bookmarkStart w:id="14" w:name="_Toc170240663"/>
       <w:r>
         <w:rPr>
           <w:rFonts w:ascii="Arial" w:hAnsi="Arial" w:cs="Arial"/>
@@ -5181,8 +5187,7 @@
         </w:rPr>
         <w:t xml:space="preserve">Diagrama de casos de uso de Gestión del </w:t>
       </w:r>
-      <w:commentRangeStart w:id="19"/>
-      <w:commentRangeStart w:id="20"/>
+      <w:commentRangeStart w:id="15"/>
       <w:r>
         <w:rPr>
           <w:rFonts w:ascii="Arial" w:hAnsi="Arial" w:cs="Arial"/>
@@ -5192,32 +5197,13 @@
         </w:rPr>
         <w:t>TPV</w:t>
       </w:r>
-      <w:bookmarkEnd w:id="18"/>
-      <w:commentRangeEnd w:id="19"/>
+      <w:bookmarkEnd w:id="14"/>
+      <w:commentRangeEnd w:id="15"/>
       <w:r>
         <w:rPr>
           <w:rStyle w:val="Refdecomentario"/>
-          <w:rFonts w:ascii="Arial" w:hAnsi="Arial" w:cs="Arial"/>
-          <w:i/>
-          <w:iCs/>
-          <w:color w:val="595959" w:themeColor="text1" w:themeTint="A6"/>
-          <w:sz w:val="22"/>
-          <w:szCs w:val="22"/>
-        </w:rPr>
-        <w:commentReference w:id="19"/>
-      </w:r>
-      <w:commentRangeEnd w:id="20"/>
-      <w:r>
-        <w:rPr>
-          <w:rStyle w:val="Refdecomentario"/>
-          <w:rFonts w:ascii="Arial" w:hAnsi="Arial" w:cs="Arial"/>
-          <w:i/>
-          <w:iCs/>
-          <w:color w:val="595959" w:themeColor="text1" w:themeTint="A6"/>
-          <w:sz w:val="22"/>
-          <w:szCs w:val="22"/>
-        </w:rPr>
-        <w:commentReference w:id="20"/>
+        </w:rPr>
+        <w:commentReference w:id="15"/>
       </w:r>
     </w:p>
     <w:p>
@@ -5256,7 +5242,7 @@
                     <pic:cNvPicPr/>
                   </pic:nvPicPr>
                   <pic:blipFill>
-                    <a:blip r:embed="rId21"/>
+                    <a:blip r:embed="rId18"/>
                     <a:stretch>
                       <a:fillRect/>
                     </a:stretch>
@@ -5287,7 +5273,7 @@
           <w:color w:val="595959" w:themeColor="text1" w:themeTint="A6"/>
         </w:rPr>
       </w:pPr>
-      <w:bookmarkStart w:id="21" w:name="_Toc170240664"/>
+      <w:bookmarkStart w:id="16" w:name="_Toc170240664"/>
       <w:r>
         <w:rPr>
           <w:rFonts w:ascii="Arial" w:hAnsi="Arial" w:cs="Arial"/>
@@ -5361,7 +5347,7 @@
         </w:rPr>
         <w:t>Diagrama de casos de uso de Gestión Comercial</w:t>
       </w:r>
-      <w:bookmarkEnd w:id="21"/>
+      <w:bookmarkEnd w:id="16"/>
     </w:p>
     <w:p>
       <w:pPr>
@@ -5369,7 +5355,7 @@
           <w:rFonts w:ascii="Arial" w:hAnsi="Arial" w:cs="Arial"/>
         </w:rPr>
       </w:pPr>
-      <w:bookmarkStart w:id="22" w:name="_Toc164060906"/>
+      <w:bookmarkStart w:id="17" w:name="_Toc164060906"/>
     </w:p>
     <w:p>
       <w:pPr>
@@ -5421,7 +5407,7 @@
         </w:rPr>
         <w:t>Especificación de casos de uso</w:t>
       </w:r>
-      <w:bookmarkEnd w:id="22"/>
+      <w:bookmarkEnd w:id="17"/>
     </w:p>
     <w:p>
       <w:pPr>
@@ -5522,7 +5508,6 @@
               <w:rPr>
                 <w:rFonts w:ascii="Arial" w:hAnsi="Arial" w:cs="Arial"/>
               </w:rPr>
-              <w:lastRenderedPageBreak/>
               <w:t>Identificación</w:t>
             </w:r>
           </w:p>
@@ -5638,6 +5623,7 @@
               <w:rPr>
                 <w:rFonts w:ascii="Arial" w:hAnsi="Arial" w:cs="Arial"/>
               </w:rPr>
+              <w:lastRenderedPageBreak/>
               <w:t>Actor principal</w:t>
             </w:r>
           </w:p>
@@ -6113,66 +6099,63 @@
               </w:rPr>
               <w:t xml:space="preserve">1. El sistema muestra un formulario de creación de artículo con los campos a rellenar: nombre, </w:t>
             </w:r>
-            <w:commentRangeStart w:id="23"/>
-            <w:commentRangeStart w:id="24"/>
-            <w:commentRangeStart w:id="25"/>
-            <w:r>
-              <w:rPr>
-                <w:rFonts w:ascii="Arial" w:hAnsi="Arial" w:cs="Arial"/>
-              </w:rPr>
-              <w:t>fecha de creació</w:t>
-            </w:r>
-            <w:ins w:id="26" w:author="Jaime Eduardo Baires Escalante" w:date="2026-07-15T06:11:00Z" w16du:dateUtc="2026-07-15T04:11:00Z">
-              <w:r>
-                <w:rPr>
-                  <w:rFonts w:ascii="Arial" w:hAnsi="Arial" w:cs="Arial"/>
-                </w:rPr>
-                <w:t>n</w:t>
-              </w:r>
-            </w:ins>
-            <w:del w:id="27" w:author="Jaime Eduardo Baires Escalante" w:date="2026-07-15T06:11:00Z" w16du:dateUtc="2026-07-15T04:11:00Z">
-              <w:r>
-                <w:rPr>
-                  <w:rFonts w:ascii="Arial" w:hAnsi="Arial" w:cs="Arial"/>
-                </w:rPr>
-                <w:delText>n</w:delText>
-              </w:r>
-              <w:commentRangeEnd w:id="23"/>
-              <w:r>
-                <w:rPr>
-                  <w:rStyle w:val="Refdecomentario"/>
-                  <w:rFonts w:ascii="Arial" w:hAnsi="Arial" w:cs="Arial"/>
-                  <w:sz w:val="22"/>
-                  <w:szCs w:val="22"/>
-                </w:rPr>
-                <w:commentReference w:id="23"/>
-              </w:r>
-              <w:commentRangeEnd w:id="24"/>
-              <w:r>
-                <w:rPr>
-                  <w:rStyle w:val="Refdecomentario"/>
-                  <w:rFonts w:ascii="Arial" w:hAnsi="Arial" w:cs="Arial"/>
-                  <w:sz w:val="22"/>
-                  <w:szCs w:val="22"/>
-                </w:rPr>
-                <w:commentReference w:id="24"/>
-              </w:r>
-              <w:commentRangeEnd w:id="25"/>
-              <w:r>
-                <w:rPr>
-                  <w:rStyle w:val="Refdecomentario"/>
-                  <w:rFonts w:ascii="Arial" w:hAnsi="Arial" w:cs="Arial"/>
-                  <w:sz w:val="22"/>
-                  <w:szCs w:val="22"/>
-                </w:rPr>
-                <w:commentReference w:id="25"/>
-              </w:r>
-            </w:del>
-            <w:r>
-              <w:rPr>
-                <w:rFonts w:ascii="Arial" w:hAnsi="Arial" w:cs="Arial"/>
-              </w:rPr>
-              <w:t>, precio, stock actual, stock mínimo recomendado, descuento, unidad, categoría y tipo de IVA.</w:t>
+            <w:commentRangeStart w:id="18"/>
+            <w:commentRangeStart w:id="19"/>
+            <w:commentRangeStart w:id="20"/>
+            <w:r>
+              <w:rPr>
+                <w:rFonts w:ascii="Arial" w:hAnsi="Arial" w:cs="Arial"/>
+              </w:rPr>
+              <w:t>fecha de creación</w:t>
+            </w:r>
+            <w:commentRangeEnd w:id="18"/>
+            <w:r>
+              <w:rPr>
+                <w:rStyle w:val="Refdecomentario"/>
+                <w:sz w:val="18"/>
+                <w:szCs w:val="18"/>
+              </w:rPr>
+              <w:commentReference w:id="18"/>
+            </w:r>
+            <w:commentRangeEnd w:id="19"/>
+            <w:r>
+              <w:rPr>
+                <w:rStyle w:val="Refdecomentario"/>
+              </w:rPr>
+              <w:commentReference w:id="19"/>
+            </w:r>
+            <w:commentRangeEnd w:id="20"/>
+            <w:r>
+              <w:rPr>
+                <w:rStyle w:val="Refdecomentario"/>
+              </w:rPr>
+              <w:commentReference w:id="20"/>
+            </w:r>
+            <w:r>
+              <w:rPr>
+                <w:rFonts w:ascii="Arial" w:hAnsi="Arial" w:cs="Arial"/>
+              </w:rPr>
+              <w:t xml:space="preserve">, precio, stock actual, stock mínimo recomendado, descuento, unidad, categoría y tipo de </w:t>
+            </w:r>
+            <w:commentRangeStart w:id="21"/>
+            <w:r>
+              <w:rPr>
+                <w:rFonts w:ascii="Arial" w:hAnsi="Arial" w:cs="Arial"/>
+              </w:rPr>
+              <w:t>IVA</w:t>
+            </w:r>
+            <w:commentRangeEnd w:id="21"/>
+            <w:r>
+              <w:rPr>
+                <w:rStyle w:val="Refdecomentario"/>
+              </w:rPr>
+              <w:commentReference w:id="21"/>
+            </w:r>
+            <w:r>
+              <w:rPr>
+                <w:rFonts w:ascii="Arial" w:hAnsi="Arial" w:cs="Arial"/>
+              </w:rPr>
+              <w:t>.</w:t>
             </w:r>
           </w:p>
           <w:p>
@@ -6697,7 +6680,6 @@
               <w:rPr>
                 <w:rFonts w:ascii="Arial" w:hAnsi="Arial" w:cs="Arial"/>
               </w:rPr>
-              <w:lastRenderedPageBreak/>
               <w:t>Nombre</w:t>
             </w:r>
           </w:p>
@@ -6813,6 +6795,7 @@
               <w:rPr>
                 <w:rFonts w:ascii="Arial" w:hAnsi="Arial" w:cs="Arial"/>
               </w:rPr>
+              <w:lastRenderedPageBreak/>
               <w:t>Actores secundarios</w:t>
             </w:r>
           </w:p>
@@ -7439,55 +7422,20 @@
               </w:rPr>
               <w:t xml:space="preserve"> sobre el </w:t>
             </w:r>
-            <w:commentRangeStart w:id="28"/>
+            <w:commentRangeStart w:id="22"/>
             <w:r>
               <w:rPr>
                 <w:rFonts w:ascii="Arial" w:hAnsi="Arial" w:cs="Arial"/>
               </w:rPr>
               <w:t>artículo</w:t>
             </w:r>
-            <w:commentRangeEnd w:id="28"/>
+            <w:commentRangeEnd w:id="22"/>
             <w:r>
               <w:rPr>
                 <w:rStyle w:val="Refdecomentario"/>
-                <w:rFonts w:ascii="Arial" w:hAnsi="Arial" w:cs="Arial"/>
-                <w:sz w:val="22"/>
-                <w:szCs w:val="22"/>
-              </w:rPr>
-              <w:commentReference w:id="28"/>
-            </w:r>
-            <w:ins w:id="29" w:author="Jaime Eduardo Baires Escalante" w:date="2024-10-27T18:34:00Z" w16du:dateUtc="2024-10-27T17:34:00Z">
-              <w:r>
-                <w:rPr>
-                  <w:rFonts w:ascii="Arial" w:hAnsi="Arial" w:cs="Arial"/>
-                </w:rPr>
-                <w:t xml:space="preserve"> que puede modificar: descripción, precio,</w:t>
-              </w:r>
-            </w:ins>
-            <w:ins w:id="30" w:author="Jaime Eduardo Baires Escalante" w:date="2024-10-27T18:35:00Z" w16du:dateUtc="2024-10-27T17:35:00Z">
-              <w:r>
-                <w:rPr>
-                  <w:rFonts w:ascii="Arial" w:hAnsi="Arial" w:cs="Arial"/>
-                </w:rPr>
-                <w:t xml:space="preserve"> stock de seguridad,</w:t>
-              </w:r>
-            </w:ins>
-            <w:ins w:id="31" w:author="Jaime Eduardo Baires Escalante" w:date="2024-10-27T18:34:00Z" w16du:dateUtc="2024-10-27T17:34:00Z">
-              <w:r>
-                <w:rPr>
-                  <w:rFonts w:ascii="Arial" w:hAnsi="Arial" w:cs="Arial"/>
-                </w:rPr>
-                <w:t xml:space="preserve"> </w:t>
-              </w:r>
-            </w:ins>
-            <w:ins w:id="32" w:author="Jaime Eduardo Baires Escalante" w:date="2024-10-27T18:35:00Z" w16du:dateUtc="2024-10-27T17:35:00Z">
-              <w:r>
-                <w:rPr>
-                  <w:rFonts w:ascii="Arial" w:hAnsi="Arial" w:cs="Arial"/>
-                </w:rPr>
-                <w:t>y/o descuento</w:t>
-              </w:r>
-            </w:ins>
+              </w:rPr>
+              <w:commentReference w:id="22"/>
+            </w:r>
             <w:r>
               <w:rPr>
                 <w:rFonts w:ascii="Arial" w:hAnsi="Arial" w:cs="Arial"/>
@@ -8005,7 +7953,6 @@
               <w:rPr>
                 <w:rFonts w:ascii="Arial" w:hAnsi="Arial" w:cs="Arial"/>
               </w:rPr>
-              <w:lastRenderedPageBreak/>
               <w:t>Identificación</w:t>
             </w:r>
           </w:p>
@@ -8127,6 +8074,7 @@
               <w:rPr>
                 <w:rFonts w:ascii="Arial" w:hAnsi="Arial" w:cs="Arial"/>
               </w:rPr>
+              <w:lastRenderedPageBreak/>
               <w:t>Actor principal</w:t>
             </w:r>
           </w:p>
@@ -8533,120 +8481,61 @@
               <w:rPr>
                 <w:rFonts w:ascii="Arial" w:hAnsi="Arial" w:cs="Arial"/>
               </w:rPr>
-              <w:t xml:space="preserve">El sistema </w:t>
-            </w:r>
-            <w:ins w:id="33" w:author="Jaime Eduardo Baires Escalante" w:date="2024-11-12T20:31:00Z" w16du:dateUtc="2024-11-12T19:31:00Z">
-              <w:r>
-                <w:rPr>
-                  <w:rFonts w:ascii="Arial" w:hAnsi="Arial" w:cs="Arial"/>
-                </w:rPr>
-                <w:t>pone a Falso</w:t>
-              </w:r>
-            </w:ins>
-            <w:ins w:id="34" w:author="Jaime Eduardo Baires Escalante" w:date="2024-11-12T20:30:00Z" w16du:dateUtc="2024-11-12T19:30:00Z">
-              <w:r>
-                <w:rPr>
-                  <w:rFonts w:ascii="Arial" w:hAnsi="Arial" w:cs="Arial"/>
-                </w:rPr>
-                <w:t xml:space="preserve"> el campo “Activo” d</w:t>
-              </w:r>
-            </w:ins>
-            <w:del w:id="35" w:author="Jaime Eduardo Baires Escalante" w:date="2024-11-12T20:30:00Z" w16du:dateUtc="2024-11-12T19:30:00Z">
-              <w:r>
-                <w:rPr>
-                  <w:rFonts w:ascii="Arial" w:hAnsi="Arial" w:cs="Arial"/>
-                </w:rPr>
-                <w:delText xml:space="preserve">elimina </w:delText>
-              </w:r>
-            </w:del>
-            <w:r>
-              <w:rPr>
-                <w:rFonts w:ascii="Arial" w:hAnsi="Arial" w:cs="Arial"/>
-              </w:rPr>
-              <w:t xml:space="preserve">el artículo en la base de </w:t>
-            </w:r>
-            <w:commentRangeStart w:id="36"/>
-            <w:commentRangeStart w:id="37"/>
-            <w:commentRangeStart w:id="38"/>
-            <w:commentRangeStart w:id="39"/>
-            <w:commentRangeStart w:id="40"/>
-            <w:commentRangeStart w:id="41"/>
-            <w:commentRangeStart w:id="42"/>
+              <w:t xml:space="preserve">El sistema elimina el artículo en la base de </w:t>
+            </w:r>
+            <w:commentRangeStart w:id="23"/>
+            <w:commentRangeStart w:id="24"/>
+            <w:commentRangeStart w:id="25"/>
+            <w:commentRangeStart w:id="26"/>
+            <w:commentRangeStart w:id="27"/>
+            <w:commentRangeStart w:id="28"/>
             <w:r>
               <w:rPr>
                 <w:rFonts w:ascii="Arial" w:hAnsi="Arial" w:cs="Arial"/>
               </w:rPr>
               <w:t>datos</w:t>
             </w:r>
-            <w:commentRangeEnd w:id="36"/>
+            <w:commentRangeEnd w:id="23"/>
             <w:r>
               <w:rPr>
                 <w:rStyle w:val="Refdecomentario"/>
-                <w:rFonts w:ascii="Arial" w:hAnsi="Arial" w:cs="Arial"/>
-                <w:sz w:val="22"/>
-                <w:szCs w:val="22"/>
-              </w:rPr>
-              <w:commentReference w:id="36"/>
-            </w:r>
-            <w:commentRangeEnd w:id="37"/>
+              </w:rPr>
+              <w:commentReference w:id="23"/>
+            </w:r>
+            <w:commentRangeEnd w:id="24"/>
             <w:r>
               <w:rPr>
                 <w:rStyle w:val="Refdecomentario"/>
-                <w:rFonts w:ascii="Arial" w:hAnsi="Arial" w:cs="Arial"/>
-                <w:sz w:val="22"/>
-                <w:szCs w:val="22"/>
-              </w:rPr>
-              <w:commentReference w:id="37"/>
-            </w:r>
-            <w:commentRangeEnd w:id="38"/>
+              </w:rPr>
+              <w:commentReference w:id="24"/>
+            </w:r>
+            <w:commentRangeEnd w:id="25"/>
             <w:r>
               <w:rPr>
                 <w:rStyle w:val="Refdecomentario"/>
-                <w:rFonts w:ascii="Arial" w:hAnsi="Arial" w:cs="Arial"/>
-                <w:sz w:val="22"/>
-                <w:szCs w:val="22"/>
-              </w:rPr>
-              <w:commentReference w:id="38"/>
-            </w:r>
-            <w:commentRangeEnd w:id="39"/>
+              </w:rPr>
+              <w:commentReference w:id="25"/>
+            </w:r>
+            <w:commentRangeEnd w:id="26"/>
             <w:r>
               <w:rPr>
                 <w:rStyle w:val="Refdecomentario"/>
-                <w:rFonts w:ascii="Arial" w:hAnsi="Arial" w:cs="Arial"/>
-                <w:sz w:val="22"/>
-                <w:szCs w:val="22"/>
-              </w:rPr>
-              <w:commentReference w:id="39"/>
-            </w:r>
-            <w:commentRangeEnd w:id="40"/>
+              </w:rPr>
+              <w:commentReference w:id="26"/>
+            </w:r>
+            <w:commentRangeEnd w:id="27"/>
             <w:r>
               <w:rPr>
                 <w:rStyle w:val="Refdecomentario"/>
-                <w:rFonts w:ascii="Arial" w:hAnsi="Arial" w:cs="Arial"/>
-                <w:sz w:val="22"/>
-                <w:szCs w:val="22"/>
-              </w:rPr>
-              <w:commentReference w:id="40"/>
-            </w:r>
-            <w:commentRangeEnd w:id="41"/>
+              </w:rPr>
+              <w:commentReference w:id="27"/>
+            </w:r>
+            <w:commentRangeEnd w:id="28"/>
             <w:r>
               <w:rPr>
                 <w:rStyle w:val="Refdecomentario"/>
-                <w:rFonts w:ascii="Arial" w:hAnsi="Arial" w:cs="Arial"/>
-                <w:sz w:val="22"/>
-                <w:szCs w:val="22"/>
-              </w:rPr>
-              <w:commentReference w:id="41"/>
-            </w:r>
-            <w:commentRangeEnd w:id="42"/>
-            <w:r>
-              <w:rPr>
-                <w:rStyle w:val="Refdecomentario"/>
-                <w:rFonts w:ascii="Arial" w:hAnsi="Arial" w:cs="Arial"/>
-                <w:sz w:val="22"/>
-                <w:szCs w:val="22"/>
-              </w:rPr>
-              <w:commentReference w:id="42"/>
+              </w:rPr>
+              <w:commentReference w:id="28"/>
             </w:r>
             <w:r>
               <w:rPr>
@@ -8811,60 +8700,27 @@
               <w:rPr>
                 <w:rFonts w:ascii="Arial" w:hAnsi="Arial" w:cs="Arial"/>
               </w:rPr>
-              <w:t xml:space="preserve">verifica que el artículo </w:t>
-            </w:r>
-            <w:del w:id="43" w:author="Jaime Eduardo Baires Escalante" w:date="2024-11-12T20:31:00Z" w16du:dateUtc="2024-11-12T19:31:00Z">
-              <w:r>
-                <w:rPr>
-                  <w:rFonts w:ascii="Arial" w:hAnsi="Arial" w:cs="Arial"/>
-                </w:rPr>
-                <w:delText>no haya sido ingresado en una factura de compra o venta</w:delText>
-              </w:r>
-              <w:commentRangeStart w:id="44"/>
-              <w:r>
-                <w:rPr>
-                  <w:rFonts w:ascii="Arial" w:hAnsi="Arial" w:cs="Arial"/>
-                </w:rPr>
-                <w:delText xml:space="preserve">, </w:delText>
-              </w:r>
-            </w:del>
-            <w:del w:id="45" w:author="Jaime Eduardo Baires Escalante" w:date="2024-10-27T18:32:00Z" w16du:dateUtc="2024-10-27T17:32:00Z">
-              <w:r>
-                <w:rPr>
-                  <w:rFonts w:ascii="Arial" w:hAnsi="Arial" w:cs="Arial"/>
-                </w:rPr>
-                <w:delText>o</w:delText>
-              </w:r>
-            </w:del>
-            <w:del w:id="46" w:author="Jaime Eduardo Baires Escalante" w:date="2024-11-12T20:31:00Z" w16du:dateUtc="2024-11-12T19:31:00Z">
-              <w:r>
-                <w:rPr>
-                  <w:rFonts w:ascii="Arial" w:hAnsi="Arial" w:cs="Arial"/>
-                </w:rPr>
-                <w:delText xml:space="preserve"> </w:delText>
-              </w:r>
-              <w:commentRangeEnd w:id="44"/>
-              <w:r>
-                <w:rPr>
-                  <w:rStyle w:val="Refdecomentario"/>
-                  <w:rFonts w:ascii="Arial" w:hAnsi="Arial" w:cs="Arial"/>
-                  <w:sz w:val="22"/>
-                  <w:szCs w:val="22"/>
-                </w:rPr>
-                <w:commentReference w:id="44"/>
-              </w:r>
-              <w:r>
-                <w:rPr>
-                  <w:rFonts w:ascii="Arial" w:hAnsi="Arial" w:cs="Arial"/>
-                </w:rPr>
-                <w:delText xml:space="preserve">que </w:delText>
-              </w:r>
-            </w:del>
-            <w:r>
-              <w:rPr>
-                <w:rFonts w:ascii="Arial" w:hAnsi="Arial" w:cs="Arial"/>
-              </w:rPr>
-              <w:t>no tenga stock</w:t>
+              <w:t>verifica que el artículo no haya sido ingresado en una factura de compra o venta</w:t>
+            </w:r>
+            <w:commentRangeStart w:id="29"/>
+            <w:r>
+              <w:rPr>
+                <w:rFonts w:ascii="Arial" w:hAnsi="Arial" w:cs="Arial"/>
+              </w:rPr>
+              <w:t xml:space="preserve">, o </w:t>
+            </w:r>
+            <w:commentRangeEnd w:id="29"/>
+            <w:r>
+              <w:rPr>
+                <w:rStyle w:val="Refdecomentario"/>
+              </w:rPr>
+              <w:commentReference w:id="29"/>
+            </w:r>
+            <w:r>
+              <w:rPr>
+                <w:rFonts w:ascii="Arial" w:hAnsi="Arial" w:cs="Arial"/>
+              </w:rPr>
+              <w:t>que no tenga stock</w:t>
             </w:r>
             <w:r>
               <w:rPr>
@@ -8932,29 +8788,7 @@
               <w:rPr>
                 <w:rFonts w:ascii="Arial" w:hAnsi="Arial" w:cs="Arial"/>
               </w:rPr>
-              <w:t xml:space="preserve">4. El sistema </w:t>
-            </w:r>
-            <w:del w:id="47" w:author="Jaime Eduardo Baires Escalante" w:date="2024-11-12T20:31:00Z" w16du:dateUtc="2024-11-12T19:31:00Z">
-              <w:r>
-                <w:rPr>
-                  <w:rFonts w:ascii="Arial" w:hAnsi="Arial" w:cs="Arial"/>
-                </w:rPr>
-                <w:delText xml:space="preserve">elimina </w:delText>
-              </w:r>
-            </w:del>
-            <w:ins w:id="48" w:author="Jaime Eduardo Baires Escalante" w:date="2024-11-12T20:31:00Z" w16du:dateUtc="2024-11-12T19:31:00Z">
-              <w:r>
-                <w:rPr>
-                  <w:rFonts w:ascii="Arial" w:hAnsi="Arial" w:cs="Arial"/>
-                </w:rPr>
-                <w:t>pone a Falso el campo “Activo” d</w:t>
-              </w:r>
-            </w:ins>
-            <w:r>
-              <w:rPr>
-                <w:rFonts w:ascii="Arial" w:hAnsi="Arial" w:cs="Arial"/>
-              </w:rPr>
-              <w:t xml:space="preserve">el </w:t>
+              <w:t xml:space="preserve">4. El sistema elimina el </w:t>
             </w:r>
             <w:r>
               <w:rPr>
@@ -9062,27 +8896,13 @@
               <w:rPr>
                 <w:rFonts w:ascii="Arial" w:hAnsi="Arial" w:cs="Arial"/>
               </w:rPr>
-              <w:t xml:space="preserve">1a. El artículo </w:t>
-            </w:r>
-            <w:del w:id="49" w:author="Jaime Eduardo Baires Escalante" w:date="2024-11-12T20:32:00Z" w16du:dateUtc="2024-11-12T19:32:00Z">
-              <w:r>
-                <w:rPr>
-                  <w:rFonts w:ascii="Arial" w:hAnsi="Arial" w:cs="Arial"/>
-                </w:rPr>
-                <w:delText>está presente en al menos una factura de compra o venta</w:delText>
-              </w:r>
-              <w:r>
-                <w:rPr>
-                  <w:rFonts w:ascii="Arial" w:hAnsi="Arial" w:cs="Arial"/>
-                </w:rPr>
-                <w:delText xml:space="preserve">, o </w:delText>
-              </w:r>
-            </w:del>
-            <w:r>
-              <w:rPr>
-                <w:rFonts w:ascii="Arial" w:hAnsi="Arial" w:cs="Arial"/>
-              </w:rPr>
-              <w:t>tiene stock</w:t>
+              <w:t>1a. El artículo está presente en al menos una factura de compra o venta</w:t>
+            </w:r>
+            <w:r>
+              <w:rPr>
+                <w:rFonts w:ascii="Arial" w:hAnsi="Arial" w:cs="Arial"/>
+              </w:rPr>
+              <w:t>, o tiene stock</w:t>
             </w:r>
             <w:r>
               <w:rPr>
@@ -9105,21 +8925,7 @@
               <w:rPr>
                 <w:rFonts w:ascii="Arial" w:hAnsi="Arial" w:cs="Arial"/>
               </w:rPr>
-              <w:t>1a1. El sistema muestra un aviso al usuario que no se puede eliminar el artículo</w:t>
-            </w:r>
-            <w:ins w:id="50" w:author="Jaime Eduardo Baires Escalante" w:date="2024-11-12T20:32:00Z" w16du:dateUtc="2024-11-12T19:32:00Z">
-              <w:r>
-                <w:rPr>
-                  <w:rFonts w:ascii="Arial" w:hAnsi="Arial" w:cs="Arial"/>
-                </w:rPr>
-                <w:t xml:space="preserve"> porque aún tiene stock</w:t>
-              </w:r>
-            </w:ins>
-            <w:r>
-              <w:rPr>
-                <w:rFonts w:ascii="Arial" w:hAnsi="Arial" w:cs="Arial"/>
-              </w:rPr>
-              <w:t>.</w:t>
+              <w:t>1a1. El sistema muestra un aviso al usuario que no se puede eliminar el artículo.</w:t>
             </w:r>
           </w:p>
         </w:tc>
@@ -9843,50 +9649,50 @@
               <w:rPr>
                 <w:rFonts w:ascii="Arial" w:hAnsi="Arial" w:cs="Arial"/>
               </w:rPr>
+              <w:t>Garantías mínimas</w:t>
+            </w:r>
+          </w:p>
+        </w:tc>
+        <w:tc>
+          <w:tcPr>
+            <w:tcW w:w="6089" w:type="dxa"/>
+            <w:tcBorders>
+              <w:top w:val="single" w:sz="4" w:space="0" w:color="5B9BD5"/>
+              <w:left w:val="single" w:sz="4" w:space="0" w:color="5B9BD5"/>
+              <w:bottom w:val="single" w:sz="4" w:space="0" w:color="5B9BD5"/>
+              <w:right w:val="single" w:sz="4" w:space="0" w:color="5B9BD5"/>
+            </w:tcBorders>
+          </w:tcPr>
+          <w:p>
+            <w:pPr>
+              <w:spacing w:line="276" w:lineRule="auto"/>
+              <w:jc w:val="both"/>
+              <w:cnfStyle w:val="000000000000" w:firstRow="0" w:lastRow="0" w:firstColumn="0" w:lastColumn="0" w:oddVBand="0" w:evenVBand="0" w:oddHBand="0" w:evenHBand="0" w:firstRowFirstColumn="0" w:firstRowLastColumn="0" w:lastRowFirstColumn="0" w:lastRowLastColumn="0"/>
+              <w:rPr>
+                <w:rFonts w:ascii="Arial" w:hAnsi="Arial" w:cs="Arial"/>
+              </w:rPr>
+            </w:pPr>
+            <w:r>
+              <w:rPr>
+                <w:rFonts w:ascii="Arial" w:hAnsi="Arial" w:cs="Arial"/>
+              </w:rPr>
+              <w:t>El sistema permanece en el mismo estado que al principio del caso de uso.</w:t>
+            </w:r>
+          </w:p>
+          <w:p>
+            <w:pPr>
+              <w:spacing w:line="276" w:lineRule="auto"/>
+              <w:jc w:val="both"/>
+              <w:cnfStyle w:val="000000000000" w:firstRow="0" w:lastRow="0" w:firstColumn="0" w:lastColumn="0" w:oddVBand="0" w:evenVBand="0" w:oddHBand="0" w:evenHBand="0" w:firstRowFirstColumn="0" w:firstRowLastColumn="0" w:lastRowFirstColumn="0" w:lastRowLastColumn="0"/>
+              <w:rPr>
+                <w:rFonts w:ascii="Arial" w:hAnsi="Arial" w:cs="Arial"/>
+              </w:rPr>
+            </w:pPr>
+            <w:r>
+              <w:rPr>
+                <w:rFonts w:ascii="Arial" w:hAnsi="Arial" w:cs="Arial"/>
+              </w:rPr>
               <w:lastRenderedPageBreak/>
-              <w:t>Garantías mínimas</w:t>
-            </w:r>
-          </w:p>
-        </w:tc>
-        <w:tc>
-          <w:tcPr>
-            <w:tcW w:w="6089" w:type="dxa"/>
-            <w:tcBorders>
-              <w:top w:val="single" w:sz="4" w:space="0" w:color="5B9BD5"/>
-              <w:left w:val="single" w:sz="4" w:space="0" w:color="5B9BD5"/>
-              <w:bottom w:val="single" w:sz="4" w:space="0" w:color="5B9BD5"/>
-              <w:right w:val="single" w:sz="4" w:space="0" w:color="5B9BD5"/>
-            </w:tcBorders>
-          </w:tcPr>
-          <w:p>
-            <w:pPr>
-              <w:spacing w:line="276" w:lineRule="auto"/>
-              <w:jc w:val="both"/>
-              <w:cnfStyle w:val="000000000000" w:firstRow="0" w:lastRow="0" w:firstColumn="0" w:lastColumn="0" w:oddVBand="0" w:evenVBand="0" w:oddHBand="0" w:evenHBand="0" w:firstRowFirstColumn="0" w:firstRowLastColumn="0" w:lastRowFirstColumn="0" w:lastRowLastColumn="0"/>
-              <w:rPr>
-                <w:rFonts w:ascii="Arial" w:hAnsi="Arial" w:cs="Arial"/>
-              </w:rPr>
-            </w:pPr>
-            <w:r>
-              <w:rPr>
-                <w:rFonts w:ascii="Arial" w:hAnsi="Arial" w:cs="Arial"/>
-              </w:rPr>
-              <w:t>El sistema permanece en el mismo estado que al principio del caso de uso.</w:t>
-            </w:r>
-          </w:p>
-          <w:p>
-            <w:pPr>
-              <w:spacing w:line="276" w:lineRule="auto"/>
-              <w:jc w:val="both"/>
-              <w:cnfStyle w:val="000000000000" w:firstRow="0" w:lastRow="0" w:firstColumn="0" w:lastColumn="0" w:oddVBand="0" w:evenVBand="0" w:oddHBand="0" w:evenHBand="0" w:firstRowFirstColumn="0" w:firstRowLastColumn="0" w:lastRowFirstColumn="0" w:lastRowLastColumn="0"/>
-              <w:rPr>
-                <w:rFonts w:ascii="Arial" w:hAnsi="Arial" w:cs="Arial"/>
-              </w:rPr>
-            </w:pPr>
-            <w:r>
-              <w:rPr>
-                <w:rFonts w:ascii="Arial" w:hAnsi="Arial" w:cs="Arial"/>
-              </w:rPr>
               <w:t>El usuario puede seguir navegando por la aplicación web, si dispone de conexión a internet.</w:t>
             </w:r>
           </w:p>
@@ -9919,6 +9725,7 @@
               <w:rPr>
                 <w:rFonts w:ascii="Arial" w:hAnsi="Arial" w:cs="Arial"/>
               </w:rPr>
+              <w:lastRenderedPageBreak/>
               <w:t>Escenario principal</w:t>
             </w:r>
           </w:p>
@@ -10960,21 +10767,7 @@
               <w:rPr>
                 <w:rFonts w:ascii="Arial" w:hAnsi="Arial" w:cs="Arial"/>
               </w:rPr>
-              <w:t xml:space="preserve"> En dicha lista, solamente aparecerán artículos que tengan stock</w:t>
-            </w:r>
-            <w:ins w:id="51" w:author="Jaime Eduardo Baires Escalante" w:date="2024-11-12T20:34:00Z" w16du:dateUtc="2024-11-12T19:34:00Z">
-              <w:r>
-                <w:rPr>
-                  <w:rFonts w:ascii="Arial" w:hAnsi="Arial" w:cs="Arial"/>
-                </w:rPr>
-                <w:t>, y que estén en estado Activo</w:t>
-              </w:r>
-            </w:ins>
-            <w:r>
-              <w:rPr>
-                <w:rFonts w:ascii="Arial" w:hAnsi="Arial" w:cs="Arial"/>
-              </w:rPr>
-              <w:t>.</w:t>
+              <w:t xml:space="preserve"> En dicha lista, solamente aparecerán artículos que tengan stock.</w:t>
             </w:r>
             <w:r>
               <w:rPr>
@@ -11091,66 +10884,49 @@
               <w:rPr>
                 <w:rFonts w:ascii="Arial" w:hAnsi="Arial" w:cs="Arial"/>
               </w:rPr>
+              <w:t>4. El sistema</w:t>
+            </w:r>
+            <w:r>
+              <w:rPr>
+                <w:rFonts w:ascii="Arial" w:hAnsi="Arial" w:cs="Arial"/>
+              </w:rPr>
+              <w:t xml:space="preserve"> registra la venta en la base de datos, actualiza el inventario para reflejar las cantidades vendidas y genera un </w:t>
+            </w:r>
+            <w:commentRangeStart w:id="30"/>
+            <w:r>
+              <w:rPr>
+                <w:rFonts w:ascii="Arial" w:hAnsi="Arial" w:cs="Arial"/>
+              </w:rPr>
+              <w:t xml:space="preserve">recibo </w:t>
+            </w:r>
+            <w:commentRangeEnd w:id="30"/>
+            <w:r>
+              <w:rPr>
+                <w:rStyle w:val="Refdecomentario"/>
+              </w:rPr>
+              <w:commentReference w:id="30"/>
+            </w:r>
+            <w:r>
+              <w:rPr>
+                <w:rFonts w:ascii="Arial" w:hAnsi="Arial" w:cs="Arial"/>
+              </w:rPr>
+              <w:t>para el cliente que incluye el detalle de la venta y el monto total.</w:t>
+            </w:r>
+          </w:p>
+          <w:p>
+            <w:pPr>
+              <w:spacing w:line="276" w:lineRule="auto"/>
+              <w:jc w:val="both"/>
+              <w:cnfStyle w:val="000000100000" w:firstRow="0" w:lastRow="0" w:firstColumn="0" w:lastColumn="0" w:oddVBand="0" w:evenVBand="0" w:oddHBand="1" w:evenHBand="0" w:firstRowFirstColumn="0" w:firstRowLastColumn="0" w:lastRowFirstColumn="0" w:lastRowLastColumn="0"/>
+              <w:rPr>
+                <w:rFonts w:ascii="Arial" w:hAnsi="Arial" w:cs="Arial"/>
+              </w:rPr>
+            </w:pPr>
+            <w:r>
+              <w:rPr>
+                <w:rFonts w:ascii="Arial" w:hAnsi="Arial" w:cs="Arial"/>
+              </w:rPr>
               <w:lastRenderedPageBreak/>
-              <w:t>4. El sistema</w:t>
-            </w:r>
-            <w:r>
-              <w:rPr>
-                <w:rFonts w:ascii="Arial" w:hAnsi="Arial" w:cs="Arial"/>
-              </w:rPr>
-              <w:t xml:space="preserve"> registra la venta en la base de datos, actualiza el inventario para reflejar las cantidades vendidas</w:t>
-            </w:r>
-            <w:del w:id="52" w:author="Jaime Eduardo Baires Escalante" w:date="2024-10-27T18:36:00Z" w16du:dateUtc="2024-10-27T17:36:00Z">
-              <w:r>
-                <w:rPr>
-                  <w:rFonts w:ascii="Arial" w:hAnsi="Arial" w:cs="Arial"/>
-                </w:rPr>
-                <w:delText xml:space="preserve"> y genera un </w:delText>
-              </w:r>
-              <w:commentRangeStart w:id="53"/>
-              <w:r>
-                <w:rPr>
-                  <w:rFonts w:ascii="Arial" w:hAnsi="Arial" w:cs="Arial"/>
-                </w:rPr>
-                <w:delText xml:space="preserve">recibo </w:delText>
-              </w:r>
-              <w:commentRangeEnd w:id="53"/>
-              <w:r>
-                <w:rPr>
-                  <w:rStyle w:val="Refdecomentario"/>
-                  <w:rFonts w:ascii="Arial" w:hAnsi="Arial" w:cs="Arial"/>
-                  <w:sz w:val="22"/>
-                  <w:szCs w:val="22"/>
-                </w:rPr>
-                <w:commentReference w:id="53"/>
-              </w:r>
-              <w:r>
-                <w:rPr>
-                  <w:rFonts w:ascii="Arial" w:hAnsi="Arial" w:cs="Arial"/>
-                </w:rPr>
-                <w:delText>para el cliente que incluye el detalle de la venta y el monto total</w:delText>
-              </w:r>
-            </w:del>
-            <w:r>
-              <w:rPr>
-                <w:rFonts w:ascii="Arial" w:hAnsi="Arial" w:cs="Arial"/>
-              </w:rPr>
-              <w:t>.</w:t>
-            </w:r>
-          </w:p>
-          <w:p>
-            <w:pPr>
-              <w:spacing w:line="276" w:lineRule="auto"/>
-              <w:jc w:val="both"/>
-              <w:cnfStyle w:val="000000100000" w:firstRow="0" w:lastRow="0" w:firstColumn="0" w:lastColumn="0" w:oddVBand="0" w:evenVBand="0" w:oddHBand="1" w:evenHBand="0" w:firstRowFirstColumn="0" w:firstRowLastColumn="0" w:lastRowFirstColumn="0" w:lastRowLastColumn="0"/>
-              <w:rPr>
-                <w:rFonts w:ascii="Arial" w:hAnsi="Arial" w:cs="Arial"/>
-              </w:rPr>
-            </w:pPr>
-            <w:r>
-              <w:rPr>
-                <w:rFonts w:ascii="Arial" w:hAnsi="Arial" w:cs="Arial"/>
-              </w:rPr>
               <w:t xml:space="preserve">5. El sistema </w:t>
             </w:r>
             <w:r>
@@ -12176,8 +11952,7 @@
               </w:rPr>
               <w:t xml:space="preserve">2. El usuario selecciona el proveedor de la </w:t>
             </w:r>
-            <w:commentRangeStart w:id="54"/>
-            <w:commentRangeStart w:id="55"/>
+            <w:commentRangeStart w:id="31"/>
             <w:r>
               <w:rPr>
                 <w:rFonts w:ascii="Arial" w:hAnsi="Arial" w:cs="Arial"/>
@@ -12186,317 +11961,72 @@
               </w:rPr>
               <w:t>compra</w:t>
             </w:r>
-            <w:commentRangeEnd w:id="54"/>
+            <w:commentRangeEnd w:id="31"/>
             <w:r>
               <w:rPr>
                 <w:rStyle w:val="Refdecomentario"/>
+              </w:rPr>
+              <w:commentReference w:id="31"/>
+            </w:r>
+            <w:r>
+              <w:rPr>
                 <w:rFonts w:ascii="Arial" w:hAnsi="Arial" w:cs="Arial"/>
                 <w:sz w:val="21"/>
                 <w:szCs w:val="21"/>
               </w:rPr>
-              <w:commentReference w:id="54"/>
-            </w:r>
-            <w:commentRangeEnd w:id="55"/>
-            <w:r>
-              <w:rPr>
-                <w:rStyle w:val="Refdecomentario"/>
+              <w:t>.</w:t>
+            </w:r>
+          </w:p>
+          <w:p>
+            <w:pPr>
+              <w:spacing w:line="276" w:lineRule="auto"/>
+              <w:jc w:val="both"/>
+              <w:cnfStyle w:val="000000100000" w:firstRow="0" w:lastRow="0" w:firstColumn="0" w:lastColumn="0" w:oddVBand="0" w:evenVBand="0" w:oddHBand="1" w:evenHBand="0" w:firstRowFirstColumn="0" w:firstRowLastColumn="0" w:lastRowFirstColumn="0" w:lastRowLastColumn="0"/>
+              <w:rPr>
                 <w:rFonts w:ascii="Arial" w:hAnsi="Arial" w:cs="Arial"/>
                 <w:sz w:val="21"/>
                 <w:szCs w:val="21"/>
               </w:rPr>
-              <w:commentReference w:id="55"/>
-            </w:r>
-            <w:ins w:id="56" w:author="Jaime Eduardo Baires Escalante" w:date="2024-10-27T18:44:00Z" w16du:dateUtc="2024-10-27T17:44:00Z">
-              <w:r>
-                <w:rPr>
-                  <w:rFonts w:ascii="Arial" w:hAnsi="Arial" w:cs="Arial"/>
-                  <w:sz w:val="21"/>
-                  <w:szCs w:val="21"/>
-                </w:rPr>
-                <w:t xml:space="preserve"> de la lista correspondiente</w:t>
-              </w:r>
-            </w:ins>
+            </w:pPr>
             <w:r>
               <w:rPr>
                 <w:rFonts w:ascii="Arial" w:hAnsi="Arial" w:cs="Arial"/>
                 <w:sz w:val="21"/>
                 <w:szCs w:val="21"/>
               </w:rPr>
-              <w:t>.</w:t>
-            </w:r>
-          </w:p>
-          <w:p>
-            <w:pPr>
-              <w:spacing w:line="276" w:lineRule="auto"/>
-              <w:jc w:val="both"/>
-              <w:cnfStyle w:val="000000100000" w:firstRow="0" w:lastRow="0" w:firstColumn="0" w:lastColumn="0" w:oddVBand="0" w:evenVBand="0" w:oddHBand="1" w:evenHBand="0" w:firstRowFirstColumn="0" w:firstRowLastColumn="0" w:lastRowFirstColumn="0" w:lastRowLastColumn="0"/>
-              <w:rPr>
-                <w:ins w:id="57" w:author="Jaime Eduardo Baires Escalante" w:date="2024-10-27T18:38:00Z" w16du:dateUtc="2024-10-27T17:38:00Z"/>
-                <w:rFonts w:ascii="Arial" w:hAnsi="Arial" w:cs="Arial"/>
-              </w:rPr>
-            </w:pPr>
-            <w:ins w:id="58" w:author="Jaime Eduardo Baires Escalante" w:date="2024-10-27T18:38:00Z" w16du:dateUtc="2024-10-27T17:38:00Z">
-              <w:r>
-                <w:rPr>
-                  <w:rFonts w:ascii="Arial" w:hAnsi="Arial" w:cs="Arial"/>
-                </w:rPr>
-                <w:t xml:space="preserve">3. Por cada artículo que se quiera agregar a la </w:t>
-              </w:r>
-            </w:ins>
-            <w:ins w:id="59" w:author="Jaime Eduardo Baires Escalante" w:date="2024-10-27T18:39:00Z" w16du:dateUtc="2024-10-27T17:39:00Z">
-              <w:r>
-                <w:rPr>
-                  <w:rFonts w:ascii="Arial" w:hAnsi="Arial" w:cs="Arial"/>
-                </w:rPr>
-                <w:t>compra</w:t>
-              </w:r>
-            </w:ins>
-          </w:p>
-          <w:p>
-            <w:pPr>
-              <w:spacing w:line="276" w:lineRule="auto"/>
-              <w:ind w:left="708"/>
-              <w:jc w:val="both"/>
-              <w:cnfStyle w:val="000000100000" w:firstRow="0" w:lastRow="0" w:firstColumn="0" w:lastColumn="0" w:oddVBand="0" w:evenVBand="0" w:oddHBand="1" w:evenHBand="0" w:firstRowFirstColumn="0" w:firstRowLastColumn="0" w:lastRowFirstColumn="0" w:lastRowLastColumn="0"/>
-              <w:rPr>
-                <w:ins w:id="60" w:author="Jaime Eduardo Baires Escalante" w:date="2024-10-27T18:38:00Z" w16du:dateUtc="2024-10-27T17:38:00Z"/>
-                <w:rFonts w:ascii="Arial" w:hAnsi="Arial" w:cs="Arial"/>
-              </w:rPr>
-            </w:pPr>
-            <w:ins w:id="61" w:author="Jaime Eduardo Baires Escalante" w:date="2024-10-27T18:38:00Z" w16du:dateUtc="2024-10-27T17:38:00Z">
-              <w:r>
-                <w:rPr>
-                  <w:rFonts w:ascii="Arial" w:hAnsi="Arial" w:cs="Arial"/>
-                </w:rPr>
-                <w:t xml:space="preserve">3.1 </w:t>
-              </w:r>
-              <w:r>
-                <w:rPr>
-                  <w:rFonts w:ascii="Arial" w:hAnsi="Arial" w:cs="Arial"/>
-                </w:rPr>
-                <w:t xml:space="preserve">El </w:t>
-              </w:r>
-              <w:r>
-                <w:rPr>
-                  <w:rFonts w:ascii="Arial" w:hAnsi="Arial" w:cs="Arial"/>
-                </w:rPr>
-                <w:t>usuario</w:t>
-              </w:r>
-              <w:r>
-                <w:rPr>
-                  <w:rFonts w:ascii="Arial" w:hAnsi="Arial" w:cs="Arial"/>
-                </w:rPr>
-                <w:t xml:space="preserve"> </w:t>
-              </w:r>
-              <w:r>
-                <w:rPr>
-                  <w:rFonts w:ascii="Arial" w:hAnsi="Arial" w:cs="Arial"/>
-                </w:rPr>
-                <w:t xml:space="preserve">agrega el </w:t>
-              </w:r>
-              <w:r>
-                <w:rPr>
-                  <w:rFonts w:ascii="Arial" w:hAnsi="Arial" w:cs="Arial"/>
-                </w:rPr>
-                <w:t xml:space="preserve">artículo a la </w:t>
-              </w:r>
-            </w:ins>
-            <w:ins w:id="62" w:author="Jaime Eduardo Baires Escalante" w:date="2024-10-27T18:39:00Z" w16du:dateUtc="2024-10-27T17:39:00Z">
-              <w:r>
-                <w:rPr>
-                  <w:rFonts w:ascii="Arial" w:hAnsi="Arial" w:cs="Arial"/>
-                </w:rPr>
-                <w:t>compra</w:t>
-              </w:r>
-            </w:ins>
-            <w:ins w:id="63" w:author="Jaime Eduardo Baires Escalante" w:date="2024-10-27T18:38:00Z" w16du:dateUtc="2024-10-27T17:38:00Z">
-              <w:r>
-                <w:rPr>
-                  <w:rFonts w:ascii="Arial" w:hAnsi="Arial" w:cs="Arial"/>
-                </w:rPr>
-                <w:t xml:space="preserve"> seleccionándo</w:t>
-              </w:r>
-              <w:r>
-                <w:rPr>
-                  <w:rFonts w:ascii="Arial" w:hAnsi="Arial" w:cs="Arial"/>
-                </w:rPr>
-                <w:t>lo</w:t>
-              </w:r>
-              <w:r>
-                <w:rPr>
-                  <w:rFonts w:ascii="Arial" w:hAnsi="Arial" w:cs="Arial"/>
-                </w:rPr>
-                <w:t xml:space="preserve"> de la lista de productos disponibles</w:t>
-              </w:r>
-            </w:ins>
-            <w:ins w:id="64" w:author="Jaime Eduardo Baires Escalante" w:date="2024-11-12T20:35:00Z" w16du:dateUtc="2024-11-12T19:35:00Z">
-              <w:r>
-                <w:rPr>
-                  <w:rFonts w:ascii="Arial" w:hAnsi="Arial" w:cs="Arial"/>
-                </w:rPr>
-                <w:t>. En esta lista aparecerán solamente aquellos artículos que se encuentren en estado Activo</w:t>
-              </w:r>
-            </w:ins>
-            <w:ins w:id="65" w:author="Jaime Eduardo Baires Escalante" w:date="2024-10-27T18:38:00Z" w16du:dateUtc="2024-10-27T17:38:00Z">
-              <w:r>
-                <w:rPr>
-                  <w:rFonts w:ascii="Arial" w:hAnsi="Arial" w:cs="Arial"/>
-                </w:rPr>
-                <w:t>.</w:t>
-              </w:r>
-              <w:r>
-                <w:rPr>
-                  <w:rFonts w:ascii="Arial" w:hAnsi="Arial" w:cs="Arial"/>
-                </w:rPr>
-                <w:t xml:space="preserve"> Para cada artículo, el </w:t>
-              </w:r>
-              <w:r>
-                <w:rPr>
-                  <w:rFonts w:ascii="Arial" w:hAnsi="Arial" w:cs="Arial"/>
-                </w:rPr>
-                <w:lastRenderedPageBreak/>
-                <w:t xml:space="preserve">empleado ingresa la cantidad que </w:t>
-              </w:r>
-            </w:ins>
-            <w:ins w:id="66" w:author="Jaime Eduardo Baires Escalante" w:date="2024-10-27T18:39:00Z" w16du:dateUtc="2024-10-27T17:39:00Z">
-              <w:r>
-                <w:rPr>
-                  <w:rFonts w:ascii="Arial" w:hAnsi="Arial" w:cs="Arial"/>
-                </w:rPr>
-                <w:t>la tienda recibirá por parte del proveedor.</w:t>
-              </w:r>
-            </w:ins>
-          </w:p>
-          <w:p>
-            <w:pPr>
-              <w:spacing w:line="276" w:lineRule="auto"/>
-              <w:ind w:left="708"/>
-              <w:jc w:val="both"/>
-              <w:cnfStyle w:val="000000100000" w:firstRow="0" w:lastRow="0" w:firstColumn="0" w:lastColumn="0" w:oddVBand="0" w:evenVBand="0" w:oddHBand="1" w:evenHBand="0" w:firstRowFirstColumn="0" w:firstRowLastColumn="0" w:lastRowFirstColumn="0" w:lastRowLastColumn="0"/>
-              <w:rPr>
-                <w:ins w:id="67" w:author="Jaime Eduardo Baires Escalante" w:date="2024-10-27T18:38:00Z" w16du:dateUtc="2024-10-27T17:38:00Z"/>
-                <w:rFonts w:ascii="Arial" w:hAnsi="Arial" w:cs="Arial"/>
-              </w:rPr>
-            </w:pPr>
-            <w:ins w:id="68" w:author="Jaime Eduardo Baires Escalante" w:date="2024-10-27T18:38:00Z" w16du:dateUtc="2024-10-27T17:38:00Z">
-              <w:r>
-                <w:rPr>
-                  <w:rFonts w:ascii="Arial" w:hAnsi="Arial" w:cs="Arial"/>
-                </w:rPr>
-                <w:t>3.2 El sistema</w:t>
-              </w:r>
-              <w:r>
-                <w:rPr>
-                  <w:rFonts w:ascii="Arial" w:hAnsi="Arial" w:cs="Arial"/>
-                </w:rPr>
-                <w:t xml:space="preserve"> calcula el subtotal de cada artículo (precio unitario multiplicado por la cantidad</w:t>
-              </w:r>
-              <w:r>
-                <w:rPr>
-                  <w:rFonts w:ascii="Arial" w:hAnsi="Arial" w:cs="Arial"/>
-                </w:rPr>
-                <w:t xml:space="preserve"> restando descuentos</w:t>
-              </w:r>
-              <w:r>
-                <w:rPr>
-                  <w:rFonts w:ascii="Arial" w:hAnsi="Arial" w:cs="Arial"/>
-                </w:rPr>
-                <w:t xml:space="preserve">) y muestra el total acumulado en la </w:t>
-              </w:r>
-            </w:ins>
-            <w:ins w:id="69" w:author="Jaime Eduardo Baires Escalante" w:date="2024-10-27T18:39:00Z" w16du:dateUtc="2024-10-27T17:39:00Z">
-              <w:r>
-                <w:rPr>
-                  <w:rFonts w:ascii="Arial" w:hAnsi="Arial" w:cs="Arial"/>
-                </w:rPr>
-                <w:t>compra</w:t>
-              </w:r>
-            </w:ins>
-            <w:ins w:id="70" w:author="Jaime Eduardo Baires Escalante" w:date="2024-10-27T18:38:00Z" w16du:dateUtc="2024-10-27T17:38:00Z">
-              <w:r>
-                <w:rPr>
-                  <w:rFonts w:ascii="Arial" w:hAnsi="Arial" w:cs="Arial"/>
-                </w:rPr>
-                <w:t>.</w:t>
-              </w:r>
-            </w:ins>
-          </w:p>
-          <w:p>
-            <w:pPr>
-              <w:spacing w:line="276" w:lineRule="auto"/>
-              <w:jc w:val="both"/>
-              <w:cnfStyle w:val="000000100000" w:firstRow="0" w:lastRow="0" w:firstColumn="0" w:lastColumn="0" w:oddVBand="0" w:evenVBand="0" w:oddHBand="1" w:evenHBand="0" w:firstRowFirstColumn="0" w:firstRowLastColumn="0" w:lastRowFirstColumn="0" w:lastRowLastColumn="0"/>
-              <w:rPr>
-                <w:del w:id="71" w:author="Jaime Eduardo Baires Escalante" w:date="2024-10-27T18:38:00Z" w16du:dateUtc="2024-10-27T17:38:00Z"/>
+              <w:t>3</w:t>
+            </w:r>
+            <w:commentRangeStart w:id="32"/>
+            <w:r>
+              <w:rPr>
                 <w:rFonts w:ascii="Arial" w:hAnsi="Arial" w:cs="Arial"/>
                 <w:sz w:val="21"/>
                 <w:szCs w:val="21"/>
               </w:rPr>
-            </w:pPr>
-            <w:del w:id="72" w:author="Jaime Eduardo Baires Escalante" w:date="2024-10-27T18:38:00Z" w16du:dateUtc="2024-10-27T17:38:00Z">
-              <w:r>
-                <w:rPr>
-                  <w:rFonts w:ascii="Arial" w:hAnsi="Arial" w:cs="Arial"/>
-                  <w:sz w:val="21"/>
-                  <w:szCs w:val="21"/>
-                </w:rPr>
-                <w:delText>3</w:delText>
-              </w:r>
-              <w:commentRangeStart w:id="73"/>
-              <w:r>
-                <w:rPr>
-                  <w:rFonts w:ascii="Arial" w:hAnsi="Arial" w:cs="Arial"/>
-                  <w:sz w:val="21"/>
-                  <w:szCs w:val="21"/>
-                </w:rPr>
-                <w:delText xml:space="preserve">. El usuario agrega artículos a la compra seleccionando cada artículo de la lista de productos disponibles. Para cada artículo, el empleado ingresa la cantidad que se </w:delText>
-              </w:r>
-              <w:r>
-                <w:rPr>
-                  <w:rFonts w:ascii="Arial" w:hAnsi="Arial" w:cs="Arial"/>
-                  <w:sz w:val="21"/>
-                  <w:szCs w:val="21"/>
-                </w:rPr>
-                <w:delText>ha comprado</w:delText>
-              </w:r>
-              <w:r>
-                <w:rPr>
-                  <w:rFonts w:ascii="Arial" w:hAnsi="Arial" w:cs="Arial"/>
-                  <w:sz w:val="21"/>
-                  <w:szCs w:val="21"/>
-                </w:rPr>
-                <w:delText>.</w:delText>
-              </w:r>
-              <w:commentRangeEnd w:id="73"/>
-              <w:r>
-                <w:rPr>
-                  <w:rStyle w:val="Refdecomentario"/>
-                  <w:rFonts w:ascii="Arial" w:hAnsi="Arial" w:cs="Arial"/>
-                  <w:sz w:val="21"/>
-                  <w:szCs w:val="21"/>
-                </w:rPr>
-                <w:commentReference w:id="73"/>
-              </w:r>
-            </w:del>
-          </w:p>
-          <w:p>
-            <w:pPr>
-              <w:spacing w:line="276" w:lineRule="auto"/>
-              <w:jc w:val="both"/>
-              <w:cnfStyle w:val="000000100000" w:firstRow="0" w:lastRow="0" w:firstColumn="0" w:lastColumn="0" w:oddVBand="0" w:evenVBand="0" w:oddHBand="1" w:evenHBand="0" w:firstRowFirstColumn="0" w:firstRowLastColumn="0" w:lastRowFirstColumn="0" w:lastRowLastColumn="0"/>
+              <w:t xml:space="preserve">. El usuario agrega artículos a la compra seleccionando cada artículo de la lista de productos disponibles. Para cada artículo, el empleado ingresa la cantidad que se </w:t>
+            </w:r>
+            <w:r>
               <w:rPr>
                 <w:rFonts w:ascii="Arial" w:hAnsi="Arial" w:cs="Arial"/>
                 <w:sz w:val="21"/>
                 <w:szCs w:val="21"/>
               </w:rPr>
-            </w:pPr>
+              <w:t>ha comprado</w:t>
+            </w:r>
             <w:r>
               <w:rPr>
                 <w:rFonts w:ascii="Arial" w:hAnsi="Arial" w:cs="Arial"/>
                 <w:sz w:val="21"/>
                 <w:szCs w:val="21"/>
               </w:rPr>
-              <w:t>4. El sistema calcula el subtotal de cada artículo (precio unitario multiplicado por la cantidad restando descuentos) y muestra el total acumulado en la compra.</w:t>
+              <w:t>.</w:t>
+            </w:r>
+            <w:commentRangeEnd w:id="32"/>
+            <w:r>
+              <w:rPr>
+                <w:rStyle w:val="Refdecomentario"/>
+              </w:rPr>
+              <w:commentReference w:id="32"/>
             </w:r>
           </w:p>
           <w:p>
@@ -12516,93 +12046,43 @@
                 <w:sz w:val="21"/>
                 <w:szCs w:val="21"/>
               </w:rPr>
-              <w:t xml:space="preserve">5. El usuario </w:t>
-            </w:r>
-            <w:commentRangeStart w:id="74"/>
-            <w:commentRangeStart w:id="75"/>
-            <w:r>
+              <w:t>4. El sistema calcula el subtotal de cada artículo (precio unitario multiplicado por la cantidad restando descuentos) y muestra el total acumulado en la compra.</w:t>
+            </w:r>
+          </w:p>
+          <w:p>
+            <w:pPr>
+              <w:spacing w:line="276" w:lineRule="auto"/>
+              <w:jc w:val="both"/>
+              <w:cnfStyle w:val="000000100000" w:firstRow="0" w:lastRow="0" w:firstColumn="0" w:lastColumn="0" w:oddVBand="0" w:evenVBand="0" w:oddHBand="1" w:evenHBand="0" w:firstRowFirstColumn="0" w:firstRowLastColumn="0" w:lastRowFirstColumn="0" w:lastRowLastColumn="0"/>
               <w:rPr>
                 <w:rFonts w:ascii="Arial" w:hAnsi="Arial" w:cs="Arial"/>
                 <w:sz w:val="21"/>
                 <w:szCs w:val="21"/>
               </w:rPr>
-              <w:t>confirma los artículos seleccionados</w:t>
-            </w:r>
-            <w:ins w:id="76" w:author="Jaime Eduardo Baires Escalante" w:date="2024-10-27T18:40:00Z" w16du:dateUtc="2024-10-27T17:40:00Z">
-              <w:r>
-                <w:rPr>
-                  <w:rFonts w:ascii="Arial" w:hAnsi="Arial" w:cs="Arial"/>
-                  <w:sz w:val="21"/>
-                  <w:szCs w:val="21"/>
-                </w:rPr>
-                <w:t xml:space="preserve">, </w:t>
-              </w:r>
-            </w:ins>
-            <w:del w:id="77" w:author="Jaime Eduardo Baires Escalante" w:date="2024-10-27T18:40:00Z" w16du:dateUtc="2024-10-27T17:40:00Z">
-              <w:r>
-                <w:rPr>
-                  <w:rFonts w:ascii="Arial" w:hAnsi="Arial" w:cs="Arial"/>
-                  <w:sz w:val="21"/>
-                  <w:szCs w:val="21"/>
-                </w:rPr>
-                <w:delText xml:space="preserve"> y </w:delText>
-              </w:r>
-            </w:del>
+            </w:pPr>
             <w:r>
               <w:rPr>
                 <w:rFonts w:ascii="Arial" w:hAnsi="Arial" w:cs="Arial"/>
                 <w:sz w:val="21"/>
                 <w:szCs w:val="21"/>
               </w:rPr>
-              <w:t>el monto total</w:t>
-            </w:r>
-            <w:ins w:id="78" w:author="Jaime Eduardo Baires Escalante" w:date="2024-10-27T18:40:00Z" w16du:dateUtc="2024-10-27T17:40:00Z">
-              <w:r>
-                <w:rPr>
-                  <w:rFonts w:ascii="Arial" w:hAnsi="Arial" w:cs="Arial"/>
-                  <w:sz w:val="21"/>
-                  <w:szCs w:val="21"/>
-                </w:rPr>
-                <w:t>, y</w:t>
-              </w:r>
-            </w:ins>
-            <w:del w:id="79" w:author="Jaime Eduardo Baires Escalante" w:date="2024-10-27T18:40:00Z" w16du:dateUtc="2024-10-27T17:40:00Z">
-              <w:r>
-                <w:rPr>
-                  <w:rFonts w:ascii="Arial" w:hAnsi="Arial" w:cs="Arial"/>
-                  <w:sz w:val="21"/>
-                  <w:szCs w:val="21"/>
-                </w:rPr>
-                <w:delText xml:space="preserve"> con</w:delText>
-              </w:r>
-            </w:del>
+              <w:t xml:space="preserve">5. El usuario </w:t>
+            </w:r>
+            <w:commentRangeStart w:id="33"/>
             <w:r>
               <w:rPr>
                 <w:rFonts w:ascii="Arial" w:hAnsi="Arial" w:cs="Arial"/>
                 <w:sz w:val="21"/>
                 <w:szCs w:val="21"/>
               </w:rPr>
-              <w:t xml:space="preserve"> el proveedor</w:t>
-            </w:r>
-            <w:commentRangeEnd w:id="74"/>
+              <w:t>confirma los artículos seleccionados y el monto total con el proveedor</w:t>
+            </w:r>
+            <w:commentRangeEnd w:id="33"/>
             <w:r>
               <w:rPr>
                 <w:rStyle w:val="Refdecomentario"/>
-                <w:rFonts w:ascii="Arial" w:hAnsi="Arial" w:cs="Arial"/>
-                <w:sz w:val="21"/>
-                <w:szCs w:val="21"/>
-              </w:rPr>
-              <w:commentReference w:id="74"/>
-            </w:r>
-            <w:commentRangeEnd w:id="75"/>
-            <w:r>
-              <w:rPr>
-                <w:rStyle w:val="Refdecomentario"/>
-                <w:rFonts w:ascii="Arial" w:hAnsi="Arial" w:cs="Arial"/>
-                <w:sz w:val="21"/>
-                <w:szCs w:val="21"/>
-              </w:rPr>
-              <w:commentReference w:id="75"/>
+              </w:rPr>
+              <w:commentReference w:id="33"/>
             </w:r>
             <w:r>
               <w:rPr>
@@ -12648,42 +12128,25 @@
                 <w:sz w:val="21"/>
                 <w:szCs w:val="21"/>
               </w:rPr>
-              <w:t>6. El sistema registra la compra en la base de datos, actualiza el inventario para reflejar las cantidades compradas</w:t>
-            </w:r>
-            <w:del w:id="80" w:author="Jaime Eduardo Baires Escalante" w:date="2024-10-27T18:37:00Z" w16du:dateUtc="2024-10-27T17:37:00Z">
-              <w:r>
-                <w:rPr>
-                  <w:rFonts w:ascii="Arial" w:hAnsi="Arial" w:cs="Arial"/>
-                  <w:sz w:val="21"/>
-                  <w:szCs w:val="21"/>
-                </w:rPr>
-                <w:delText xml:space="preserve"> y genera un recibo para el proveedor que incluye el detalle de la compra y el monto total</w:delText>
-              </w:r>
-            </w:del>
+              <w:lastRenderedPageBreak/>
+              <w:t>6. El sistema registra la compra en la base de datos, actualiza el inventario para reflejar las cantidades compradas y genera un recibo para el proveedor que incluye el detalle de la compra y el monto total.</w:t>
+            </w:r>
+          </w:p>
+          <w:p>
+            <w:pPr>
+              <w:spacing w:line="276" w:lineRule="auto"/>
+              <w:jc w:val="both"/>
+              <w:cnfStyle w:val="000000100000" w:firstRow="0" w:lastRow="0" w:firstColumn="0" w:lastColumn="0" w:oddVBand="0" w:evenVBand="0" w:oddHBand="1" w:evenHBand="0" w:firstRowFirstColumn="0" w:firstRowLastColumn="0" w:lastRowFirstColumn="0" w:lastRowLastColumn="0"/>
+              <w:rPr>
+                <w:rFonts w:ascii="Arial" w:hAnsi="Arial" w:cs="Arial"/>
+              </w:rPr>
+            </w:pPr>
             <w:r>
               <w:rPr>
                 <w:rFonts w:ascii="Arial" w:hAnsi="Arial" w:cs="Arial"/>
                 <w:sz w:val="21"/>
                 <w:szCs w:val="21"/>
               </w:rPr>
-              <w:t>.</w:t>
-            </w:r>
-          </w:p>
-          <w:p>
-            <w:pPr>
-              <w:spacing w:line="276" w:lineRule="auto"/>
-              <w:jc w:val="both"/>
-              <w:cnfStyle w:val="000000100000" w:firstRow="0" w:lastRow="0" w:firstColumn="0" w:lastColumn="0" w:oddVBand="0" w:evenVBand="0" w:oddHBand="1" w:evenHBand="0" w:firstRowFirstColumn="0" w:firstRowLastColumn="0" w:lastRowFirstColumn="0" w:lastRowLastColumn="0"/>
-              <w:rPr>
-                <w:rFonts w:ascii="Arial" w:hAnsi="Arial" w:cs="Arial"/>
-              </w:rPr>
-            </w:pPr>
-            <w:r>
-              <w:rPr>
-                <w:rFonts w:ascii="Arial" w:hAnsi="Arial" w:cs="Arial"/>
-                <w:sz w:val="21"/>
-                <w:szCs w:val="21"/>
-              </w:rPr>
               <w:t>7. El sistema muestra una confirmación de que la compra se ha registrado con éxito y ofrece la opción de volver al menú principal.</w:t>
             </w:r>
           </w:p>
@@ -12728,52 +12191,6 @@
               <w:right w:val="single" w:sz="4" w:space="0" w:color="5B9BD5"/>
             </w:tcBorders>
           </w:tcPr>
-          <w:p>
-            <w:pPr>
-              <w:spacing w:line="276" w:lineRule="auto"/>
-              <w:jc w:val="both"/>
-              <w:cnfStyle w:val="000000000000" w:firstRow="0" w:lastRow="0" w:firstColumn="0" w:lastColumn="0" w:oddVBand="0" w:evenVBand="0" w:oddHBand="0" w:evenHBand="0" w:firstRowFirstColumn="0" w:firstRowLastColumn="0" w:lastRowFirstColumn="0" w:lastRowLastColumn="0"/>
-              <w:rPr>
-                <w:ins w:id="81" w:author="Jaime Eduardo Baires Escalante" w:date="2024-10-27T18:43:00Z" w16du:dateUtc="2024-10-27T17:43:00Z"/>
-                <w:rFonts w:ascii="Arial" w:hAnsi="Arial" w:cs="Arial"/>
-              </w:rPr>
-            </w:pPr>
-            <w:ins w:id="82" w:author="Jaime Eduardo Baires Escalante" w:date="2024-10-27T18:43:00Z" w16du:dateUtc="2024-10-27T17:43:00Z">
-              <w:r>
-                <w:rPr>
-                  <w:rFonts w:ascii="Arial" w:hAnsi="Arial" w:cs="Arial"/>
-                </w:rPr>
-                <w:t>2a. El proveedor no existe en la base de datos.</w:t>
-              </w:r>
-            </w:ins>
-          </w:p>
-          <w:p>
-            <w:pPr>
-              <w:spacing w:line="276" w:lineRule="auto"/>
-              <w:jc w:val="both"/>
-              <w:cnfStyle w:val="000000000000" w:firstRow="0" w:lastRow="0" w:firstColumn="0" w:lastColumn="0" w:oddVBand="0" w:evenVBand="0" w:oddHBand="0" w:evenHBand="0" w:firstRowFirstColumn="0" w:firstRowLastColumn="0" w:lastRowFirstColumn="0" w:lastRowLastColumn="0"/>
-              <w:rPr>
-                <w:ins w:id="83" w:author="Jaime Eduardo Baires Escalante" w:date="2024-10-27T18:43:00Z" w16du:dateUtc="2024-10-27T17:43:00Z"/>
-                <w:rFonts w:ascii="Arial" w:hAnsi="Arial" w:cs="Arial"/>
-              </w:rPr>
-            </w:pPr>
-            <w:ins w:id="84" w:author="Jaime Eduardo Baires Escalante" w:date="2024-10-27T18:43:00Z" w16du:dateUtc="2024-10-27T17:43:00Z">
-              <w:r>
-                <w:rPr>
-                  <w:rFonts w:ascii="Arial" w:hAnsi="Arial" w:cs="Arial"/>
-                </w:rPr>
-                <w:t xml:space="preserve">2a1. El usuario selecciona </w:t>
-              </w:r>
-            </w:ins>
-            <w:ins w:id="85" w:author="Jaime Eduardo Baires Escalante" w:date="2024-10-27T18:44:00Z" w16du:dateUtc="2024-10-27T17:44:00Z">
-              <w:r>
-                <w:rPr>
-                  <w:rFonts w:ascii="Arial" w:hAnsi="Arial" w:cs="Arial"/>
-                </w:rPr>
-                <w:t>el botón de “Añadir proveedor”, que abrirá un modal con los datos a dar de alta.</w:t>
-              </w:r>
-            </w:ins>
-          </w:p>
           <w:p>
             <w:pPr>
               <w:spacing w:line="276" w:lineRule="auto"/>
@@ -13636,7 +13053,6 @@
               <w:rPr>
                 <w:rFonts w:ascii="Arial" w:hAnsi="Arial" w:cs="Arial"/>
               </w:rPr>
-              <w:lastRenderedPageBreak/>
               <w:t>El usuario puede seguir navegando por la aplicación web, si dispone de conexión a internet.</w:t>
             </w:r>
           </w:p>
@@ -13669,7 +13085,6 @@
               <w:rPr>
                 <w:rFonts w:ascii="Arial" w:hAnsi="Arial" w:cs="Arial"/>
               </w:rPr>
-              <w:lastRenderedPageBreak/>
               <w:t>Escenario principal</w:t>
             </w:r>
           </w:p>
@@ -13727,8 +13142,7 @@
               </w:rPr>
               <w:t xml:space="preserve">, y </w:t>
             </w:r>
-            <w:commentRangeStart w:id="86"/>
-            <w:commentRangeStart w:id="87"/>
+            <w:commentRangeStart w:id="34"/>
             <w:r>
               <w:rPr>
                 <w:rFonts w:ascii="Arial" w:hAnsi="Arial" w:cs="Arial"/>
@@ -13737,94 +13151,120 @@
               </w:rPr>
               <w:t>la referencia a la factura de venta correspondiente</w:t>
             </w:r>
-            <w:commentRangeEnd w:id="86"/>
+            <w:commentRangeEnd w:id="34"/>
             <w:r>
               <w:rPr>
                 <w:rStyle w:val="Refdecomentario"/>
+              </w:rPr>
+              <w:commentReference w:id="34"/>
+            </w:r>
+            <w:r>
+              <w:rPr>
                 <w:rFonts w:ascii="Arial" w:hAnsi="Arial" w:cs="Arial"/>
                 <w:sz w:val="21"/>
                 <w:szCs w:val="21"/>
               </w:rPr>
-              <w:commentReference w:id="86"/>
-            </w:r>
-            <w:commentRangeEnd w:id="87"/>
-            <w:r>
-              <w:rPr>
-                <w:rStyle w:val="Refdecomentario"/>
+              <w:t>.</w:t>
+            </w:r>
+          </w:p>
+          <w:p>
+            <w:pPr>
+              <w:spacing w:line="276" w:lineRule="auto"/>
+              <w:jc w:val="both"/>
+              <w:cnfStyle w:val="000000100000" w:firstRow="0" w:lastRow="0" w:firstColumn="0" w:lastColumn="0" w:oddVBand="0" w:evenVBand="0" w:oddHBand="1" w:evenHBand="0" w:firstRowFirstColumn="0" w:firstRowLastColumn="0" w:lastRowFirstColumn="0" w:lastRowLastColumn="0"/>
+              <w:rPr>
                 <w:rFonts w:ascii="Arial" w:hAnsi="Arial" w:cs="Arial"/>
                 <w:sz w:val="21"/>
                 <w:szCs w:val="21"/>
               </w:rPr>
-              <w:commentReference w:id="87"/>
-            </w:r>
+            </w:pPr>
             <w:r>
               <w:rPr>
                 <w:rFonts w:ascii="Arial" w:hAnsi="Arial" w:cs="Arial"/>
                 <w:sz w:val="21"/>
                 <w:szCs w:val="21"/>
               </w:rPr>
-              <w:t>.</w:t>
-            </w:r>
-          </w:p>
-          <w:p>
-            <w:pPr>
-              <w:spacing w:line="276" w:lineRule="auto"/>
-              <w:jc w:val="both"/>
-              <w:cnfStyle w:val="000000100000" w:firstRow="0" w:lastRow="0" w:firstColumn="0" w:lastColumn="0" w:oddVBand="0" w:evenVBand="0" w:oddHBand="1" w:evenHBand="0" w:firstRowFirstColumn="0" w:firstRowLastColumn="0" w:lastRowFirstColumn="0" w:lastRowLastColumn="0"/>
+              <w:t xml:space="preserve">2. El usuario agrega artículos al reembolso seleccionando cada artículo </w:t>
+            </w:r>
+            <w:commentRangeStart w:id="35"/>
+            <w:commentRangeStart w:id="36"/>
+            <w:commentRangeStart w:id="37"/>
+            <w:r>
               <w:rPr>
                 <w:rFonts w:ascii="Arial" w:hAnsi="Arial" w:cs="Arial"/>
                 <w:sz w:val="21"/>
                 <w:szCs w:val="21"/>
               </w:rPr>
-            </w:pPr>
+              <w:t xml:space="preserve">de la lista de productos </w:t>
+            </w:r>
+            <w:commentRangeEnd w:id="35"/>
             <w:r>
               <w:rPr>
                 <w:rFonts w:ascii="Arial" w:hAnsi="Arial" w:cs="Arial"/>
                 <w:sz w:val="21"/>
                 <w:szCs w:val="21"/>
               </w:rPr>
-              <w:t xml:space="preserve">2. El usuario agrega artículos al reembolso seleccionando cada artículo </w:t>
-            </w:r>
-            <w:commentRangeStart w:id="88"/>
-            <w:commentRangeStart w:id="89"/>
-            <w:commentRangeStart w:id="90"/>
+              <w:t>de la factura de venta originaria</w:t>
+            </w:r>
+            <w:r>
+              <w:rPr>
+                <w:rStyle w:val="Refdecomentario"/>
+              </w:rPr>
+              <w:commentReference w:id="35"/>
+            </w:r>
+            <w:commentRangeEnd w:id="36"/>
+            <w:r>
+              <w:rPr>
+                <w:rStyle w:val="Refdecomentario"/>
+              </w:rPr>
+              <w:commentReference w:id="36"/>
+            </w:r>
+            <w:commentRangeEnd w:id="37"/>
+            <w:r>
+              <w:rPr>
+                <w:rStyle w:val="Refdecomentario"/>
+              </w:rPr>
+              <w:commentReference w:id="37"/>
+            </w:r>
             <w:r>
               <w:rPr>
                 <w:rFonts w:ascii="Arial" w:hAnsi="Arial" w:cs="Arial"/>
                 <w:sz w:val="21"/>
                 <w:szCs w:val="21"/>
               </w:rPr>
-              <w:t xml:space="preserve">de la lista de productos </w:t>
-            </w:r>
-            <w:commentRangeEnd w:id="88"/>
-            <w:r>
-              <w:rPr>
-                <w:rStyle w:val="Refdecomentario"/>
+              <w:t>. Para cada artículo, el empleado ingresa la cantidad que el cliente desea reembolsar</w:t>
+            </w:r>
+            <w:r>
+              <w:rPr>
                 <w:rFonts w:ascii="Arial" w:hAnsi="Arial" w:cs="Arial"/>
                 <w:sz w:val="21"/>
                 <w:szCs w:val="21"/>
               </w:rPr>
-              <w:commentReference w:id="88"/>
-            </w:r>
-            <w:commentRangeEnd w:id="89"/>
-            <w:r>
-              <w:rPr>
-                <w:rStyle w:val="Refdecomentario"/>
+              <w:t xml:space="preserve">, </w:t>
+            </w:r>
+            <w:commentRangeStart w:id="38"/>
+            <w:r>
+              <w:rPr>
                 <w:rFonts w:ascii="Arial" w:hAnsi="Arial" w:cs="Arial"/>
                 <w:sz w:val="21"/>
                 <w:szCs w:val="21"/>
               </w:rPr>
-              <w:commentReference w:id="89"/>
-            </w:r>
-            <w:commentRangeEnd w:id="90"/>
+              <w:t xml:space="preserve">así como el precio unitario y descuento aplicados </w:t>
+            </w:r>
+            <w:commentRangeEnd w:id="38"/>
             <w:r>
               <w:rPr>
                 <w:rStyle w:val="Refdecomentario"/>
+              </w:rPr>
+              <w:commentReference w:id="38"/>
+            </w:r>
+            <w:r>
+              <w:rPr>
                 <w:rFonts w:ascii="Arial" w:hAnsi="Arial" w:cs="Arial"/>
                 <w:sz w:val="21"/>
                 <w:szCs w:val="21"/>
               </w:rPr>
-              <w:commentReference w:id="90"/>
+              <w:t xml:space="preserve">(que tendrán que </w:t>
             </w:r>
             <w:r>
               <w:rPr>
@@ -13832,7 +13272,7 @@
                 <w:sz w:val="21"/>
                 <w:szCs w:val="21"/>
               </w:rPr>
-              <w:t>de la factura de venta originaria</w:t>
+              <w:t>ser iguales</w:t>
             </w:r>
             <w:r>
               <w:rPr>
@@ -13840,113 +13280,51 @@
                 <w:sz w:val="21"/>
                 <w:szCs w:val="21"/>
               </w:rPr>
-              <w:t>. Para cada artículo, el empleado ingresa la cantidad que el cliente desea reembolsar</w:t>
-            </w:r>
-            <w:ins w:id="91" w:author="Jaime Eduardo Baires Escalante" w:date="2024-11-12T20:26:00Z" w16du:dateUtc="2024-11-12T19:26:00Z">
-              <w:r>
-                <w:rPr>
-                  <w:rFonts w:ascii="Arial" w:hAnsi="Arial" w:cs="Arial"/>
-                  <w:sz w:val="21"/>
-                  <w:szCs w:val="21"/>
-                </w:rPr>
-                <w:t>.</w:t>
-              </w:r>
-            </w:ins>
-            <w:del w:id="92" w:author="Jaime Eduardo Baires Escalante" w:date="2024-11-12T20:26:00Z" w16du:dateUtc="2024-11-12T19:26:00Z">
-              <w:r>
-                <w:rPr>
-                  <w:rFonts w:ascii="Arial" w:hAnsi="Arial" w:cs="Arial"/>
-                  <w:sz w:val="21"/>
-                  <w:szCs w:val="21"/>
-                </w:rPr>
-                <w:delText xml:space="preserve">, </w:delText>
-              </w:r>
-              <w:commentRangeStart w:id="93"/>
-              <w:r>
-                <w:rPr>
-                  <w:rFonts w:ascii="Arial" w:hAnsi="Arial" w:cs="Arial"/>
-                  <w:sz w:val="21"/>
-                  <w:szCs w:val="21"/>
-                </w:rPr>
-                <w:delText xml:space="preserve">así como el precio unitario y descuento aplicados </w:delText>
-              </w:r>
-              <w:commentRangeEnd w:id="93"/>
-              <w:r>
-                <w:rPr>
-                  <w:rStyle w:val="Refdecomentario"/>
-                  <w:rFonts w:ascii="Arial" w:hAnsi="Arial" w:cs="Arial"/>
-                  <w:sz w:val="21"/>
-                  <w:szCs w:val="21"/>
-                </w:rPr>
-                <w:commentReference w:id="93"/>
-              </w:r>
-              <w:r>
-                <w:rPr>
-                  <w:rFonts w:ascii="Arial" w:hAnsi="Arial" w:cs="Arial"/>
-                  <w:sz w:val="21"/>
-                  <w:szCs w:val="21"/>
-                </w:rPr>
-                <w:delText xml:space="preserve">(que tendrán que </w:delText>
-              </w:r>
-              <w:r>
-                <w:rPr>
-                  <w:rFonts w:ascii="Arial" w:hAnsi="Arial" w:cs="Arial"/>
-                  <w:sz w:val="21"/>
-                  <w:szCs w:val="21"/>
-                </w:rPr>
-                <w:delText>ser iguales</w:delText>
-              </w:r>
-              <w:r>
-                <w:rPr>
-                  <w:rFonts w:ascii="Arial" w:hAnsi="Arial" w:cs="Arial"/>
-                  <w:sz w:val="21"/>
-                  <w:szCs w:val="21"/>
-                </w:rPr>
-                <w:delText xml:space="preserve"> </w:delText>
-              </w:r>
-              <w:r>
-                <w:rPr>
-                  <w:rFonts w:ascii="Arial" w:hAnsi="Arial" w:cs="Arial"/>
-                  <w:sz w:val="21"/>
-                  <w:szCs w:val="21"/>
-                </w:rPr>
-                <w:delText xml:space="preserve">a los </w:delText>
-              </w:r>
-              <w:r>
-                <w:rPr>
-                  <w:rFonts w:ascii="Arial" w:hAnsi="Arial" w:cs="Arial"/>
-                  <w:sz w:val="21"/>
-                  <w:szCs w:val="21"/>
-                </w:rPr>
-                <w:delText>de la factura de venta)</w:delText>
-              </w:r>
-              <w:r>
-                <w:rPr>
-                  <w:rFonts w:ascii="Arial" w:hAnsi="Arial" w:cs="Arial"/>
-                  <w:sz w:val="21"/>
-                  <w:szCs w:val="21"/>
-                </w:rPr>
-                <w:delText>.</w:delText>
-              </w:r>
-            </w:del>
-          </w:p>
-          <w:p>
-            <w:pPr>
-              <w:spacing w:line="276" w:lineRule="auto"/>
-              <w:jc w:val="both"/>
-              <w:cnfStyle w:val="000000100000" w:firstRow="0" w:lastRow="0" w:firstColumn="0" w:lastColumn="0" w:oddVBand="0" w:evenVBand="0" w:oddHBand="1" w:evenHBand="0" w:firstRowFirstColumn="0" w:firstRowLastColumn="0" w:lastRowFirstColumn="0" w:lastRowLastColumn="0"/>
+              <w:t xml:space="preserve"> </w:t>
+            </w:r>
+            <w:r>
               <w:rPr>
                 <w:rFonts w:ascii="Arial" w:hAnsi="Arial" w:cs="Arial"/>
                 <w:sz w:val="21"/>
                 <w:szCs w:val="21"/>
               </w:rPr>
-            </w:pPr>
+              <w:t xml:space="preserve">a los </w:t>
+            </w:r>
             <w:r>
               <w:rPr>
                 <w:rFonts w:ascii="Arial" w:hAnsi="Arial" w:cs="Arial"/>
                 <w:sz w:val="21"/>
                 <w:szCs w:val="21"/>
               </w:rPr>
+              <w:t>de la factura de venta)</w:t>
+            </w:r>
+            <w:r>
+              <w:rPr>
+                <w:rFonts w:ascii="Arial" w:hAnsi="Arial" w:cs="Arial"/>
+                <w:sz w:val="21"/>
+                <w:szCs w:val="21"/>
+              </w:rPr>
+              <w:t>.</w:t>
+            </w:r>
+          </w:p>
+          <w:p>
+            <w:pPr>
+              <w:spacing w:line="276" w:lineRule="auto"/>
+              <w:jc w:val="both"/>
+              <w:cnfStyle w:val="000000100000" w:firstRow="0" w:lastRow="0" w:firstColumn="0" w:lastColumn="0" w:oddVBand="0" w:evenVBand="0" w:oddHBand="1" w:evenHBand="0" w:firstRowFirstColumn="0" w:firstRowLastColumn="0" w:lastRowFirstColumn="0" w:lastRowLastColumn="0"/>
+              <w:rPr>
+                <w:rFonts w:ascii="Arial" w:hAnsi="Arial" w:cs="Arial"/>
+                <w:sz w:val="21"/>
+                <w:szCs w:val="21"/>
+              </w:rPr>
+            </w:pPr>
+            <w:r>
+              <w:rPr>
+                <w:rFonts w:ascii="Arial" w:hAnsi="Arial" w:cs="Arial"/>
+                <w:sz w:val="21"/>
+                <w:szCs w:val="21"/>
+              </w:rPr>
+              <w:lastRenderedPageBreak/>
               <w:t>3. El sistema calcula el subtotal de cada artículo (precio unitario</w:t>
             </w:r>
             <w:r>
@@ -14021,42 +13399,24 @@
                 <w:sz w:val="21"/>
                 <w:szCs w:val="21"/>
               </w:rPr>
-              <w:t>5. El sistema registra el reembolso en la base de datos, actualiza el inventario para reflejar las cantidades reembolsadas</w:t>
-            </w:r>
-            <w:del w:id="94" w:author="Jaime Eduardo Baires Escalante" w:date="2024-10-27T18:37:00Z" w16du:dateUtc="2024-10-27T17:37:00Z">
-              <w:r>
-                <w:rPr>
-                  <w:rFonts w:ascii="Arial" w:hAnsi="Arial" w:cs="Arial"/>
-                  <w:sz w:val="21"/>
-                  <w:szCs w:val="21"/>
-                </w:rPr>
-                <w:delText xml:space="preserve"> y genera un recibo para el cliente que incluye el detalle del reembolso y el monto total</w:delText>
-              </w:r>
-            </w:del>
+              <w:t>5. El sistema registra el reembolso en la base de datos, actualiza el inventario para reflejar las cantidades reembolsadas y genera un recibo para el cliente que incluye el detalle del reembolso y el monto total.</w:t>
+            </w:r>
+          </w:p>
+          <w:p>
+            <w:pPr>
+              <w:spacing w:line="276" w:lineRule="auto"/>
+              <w:jc w:val="both"/>
+              <w:cnfStyle w:val="000000100000" w:firstRow="0" w:lastRow="0" w:firstColumn="0" w:lastColumn="0" w:oddVBand="0" w:evenVBand="0" w:oddHBand="1" w:evenHBand="0" w:firstRowFirstColumn="0" w:firstRowLastColumn="0" w:lastRowFirstColumn="0" w:lastRowLastColumn="0"/>
+              <w:rPr>
+                <w:rFonts w:ascii="Arial" w:hAnsi="Arial" w:cs="Arial"/>
+              </w:rPr>
+            </w:pPr>
             <w:r>
               <w:rPr>
                 <w:rFonts w:ascii="Arial" w:hAnsi="Arial" w:cs="Arial"/>
                 <w:sz w:val="21"/>
                 <w:szCs w:val="21"/>
               </w:rPr>
-              <w:t>.</w:t>
-            </w:r>
-          </w:p>
-          <w:p>
-            <w:pPr>
-              <w:spacing w:line="276" w:lineRule="auto"/>
-              <w:jc w:val="both"/>
-              <w:cnfStyle w:val="000000100000" w:firstRow="0" w:lastRow="0" w:firstColumn="0" w:lastColumn="0" w:oddVBand="0" w:evenVBand="0" w:oddHBand="1" w:evenHBand="0" w:firstRowFirstColumn="0" w:firstRowLastColumn="0" w:lastRowFirstColumn="0" w:lastRowLastColumn="0"/>
-              <w:rPr>
-                <w:rFonts w:ascii="Arial" w:hAnsi="Arial" w:cs="Arial"/>
-              </w:rPr>
-            </w:pPr>
-            <w:r>
-              <w:rPr>
-                <w:rFonts w:ascii="Arial" w:hAnsi="Arial" w:cs="Arial"/>
-                <w:sz w:val="21"/>
-                <w:szCs w:val="21"/>
-              </w:rPr>
               <w:t>6. El sistema muestra una confirmación de que el reembolso se ha registrado con éxito y ofrece la opción de volver al menú principal.</w:t>
             </w:r>
           </w:p>
@@ -14086,6 +13446,7 @@
               <w:rPr>
                 <w:rFonts w:ascii="Arial" w:hAnsi="Arial" w:cs="Arial"/>
               </w:rPr>
+              <w:lastRenderedPageBreak/>
               <w:t>Extensiones</w:t>
             </w:r>
           </w:p>
@@ -14848,7 +14209,6 @@
               <w:rPr>
                 <w:rFonts w:ascii="Arial" w:hAnsi="Arial" w:cs="Arial"/>
               </w:rPr>
-              <w:lastRenderedPageBreak/>
               <w:t>Garantías si éxito</w:t>
             </w:r>
           </w:p>
@@ -15035,6 +14395,7 @@
               <w:rPr>
                 <w:rFonts w:ascii="Arial" w:hAnsi="Arial" w:cs="Arial"/>
               </w:rPr>
+              <w:lastRenderedPageBreak/>
               <w:t xml:space="preserve">2. </w:t>
             </w:r>
             <w:r>
@@ -15140,6 +14501,7 @@
               <w:rPr>
                 <w:rFonts w:ascii="Arial" w:hAnsi="Arial" w:cs="Arial"/>
               </w:rPr>
+              <w:lastRenderedPageBreak/>
               <w:t>Extensiones</w:t>
             </w:r>
           </w:p>
@@ -16046,7 +15408,6 @@
               <w:rPr>
                 <w:rFonts w:ascii="Arial" w:hAnsi="Arial" w:cs="Arial"/>
               </w:rPr>
-              <w:lastRenderedPageBreak/>
               <w:t>3. El usuario selecciona la opción “</w:t>
             </w:r>
             <w:r>
@@ -16124,7 +15485,6 @@
               <w:rPr>
                 <w:rFonts w:ascii="Arial" w:hAnsi="Arial" w:cs="Arial"/>
               </w:rPr>
-              <w:lastRenderedPageBreak/>
               <w:t>Extensiones</w:t>
             </w:r>
           </w:p>
@@ -16234,6 +15594,7 @@
               <w:rPr>
                 <w:rFonts w:ascii="Arial" w:hAnsi="Arial" w:cs="Arial"/>
               </w:rPr>
+              <w:lastRenderedPageBreak/>
               <w:t>Comentarios</w:t>
             </w:r>
           </w:p>
@@ -17305,7 +16666,7 @@
           <w:color w:val="595959" w:themeColor="text1" w:themeTint="A6"/>
         </w:rPr>
       </w:pPr>
-      <w:bookmarkStart w:id="95" w:name="_Toc164060907"/>
+      <w:bookmarkStart w:id="39" w:name="_Toc164060907"/>
       <w:r>
         <w:rPr>
           <w:rFonts w:ascii="Arial" w:hAnsi="Arial" w:cs="Arial"/>
@@ -17313,7 +16674,6 @@
           <w:iCs/>
           <w:color w:val="595959" w:themeColor="text1" w:themeTint="A6"/>
         </w:rPr>
-        <w:lastRenderedPageBreak/>
         <w:t xml:space="preserve">Tabla </w:t>
       </w:r>
       <w:r>
@@ -17688,6 +17048,7 @@
               <w:rPr>
                 <w:rFonts w:ascii="Arial" w:hAnsi="Arial" w:cs="Arial"/>
               </w:rPr>
+              <w:lastRenderedPageBreak/>
               <w:t>Descripción</w:t>
             </w:r>
           </w:p>
@@ -18509,7 +17870,6 @@
         <w:pStyle w:val="Ttulo2"/>
         <w:spacing w:before="240" w:after="120"/>
         <w:rPr>
-          <w:del w:id="96" w:author="Jaime Eduardo Baires Escalante" w:date="2024-12-28T16:27:00Z" w16du:dateUtc="2024-12-28T15:27:00Z"/>
           <w:rFonts w:ascii="Arial" w:hAnsi="Arial" w:cs="Arial"/>
           <w:b/>
           <w:bCs/>
@@ -18521,30 +17881,6 @@
     </w:p>
     <w:p>
       <w:pPr>
-        <w:rPr>
-          <w:ins w:id="97" w:author="Jaime Eduardo Baires Escalante" w:date="2024-12-28T16:28:00Z" w16du:dateUtc="2024-12-28T15:28:00Z"/>
-          <w:rPrChange w:id="98" w:author="Jaime Eduardo Baires Escalante" w:date="2024-12-28T16:28:00Z" w16du:dateUtc="2024-12-28T15:28:00Z">
-            <w:rPr>
-              <w:ins w:id="99" w:author="Jaime Eduardo Baires Escalante" w:date="2024-12-28T16:28:00Z" w16du:dateUtc="2024-12-28T15:28:00Z"/>
-              <w:rFonts w:ascii="Arial" w:hAnsi="Arial" w:cs="Arial"/>
-              <w:b/>
-              <w:bCs/>
-              <w:color w:val="auto"/>
-              <w:sz w:val="24"/>
-              <w:szCs w:val="24"/>
-            </w:rPr>
-          </w:rPrChange>
-        </w:rPr>
-        <w:pPrChange w:id="100" w:author="Jaime Eduardo Baires Escalante" w:date="2024-12-28T16:28:00Z" w16du:dateUtc="2024-12-28T15:28:00Z">
-          <w:pPr>
-            <w:pStyle w:val="Ttulo2"/>
-            <w:spacing w:before="240" w:after="120"/>
-          </w:pPr>
-        </w:pPrChange>
-      </w:pPr>
-    </w:p>
-    <w:p>
-      <w:pPr>
         <w:pStyle w:val="Ttulo2"/>
         <w:spacing w:before="240" w:after="120"/>
         <w:rPr>
@@ -18611,7 +17947,7 @@
         </w:rPr>
         <w:t xml:space="preserve"> no funcionales</w:t>
       </w:r>
-      <w:bookmarkEnd w:id="95"/>
+      <w:bookmarkEnd w:id="39"/>
     </w:p>
     <w:p>
       <w:pPr>
@@ -18922,14 +18258,7 @@
               <w:rPr>
                 <w:rFonts w:ascii="Arial" w:hAnsi="Arial" w:cs="Arial"/>
               </w:rPr>
-              <w:t xml:space="preserve">El sistema debe permitir diferentes niveles de acceso según el rol del </w:t>
-            </w:r>
-            <w:r>
-              <w:rPr>
-                <w:rFonts w:ascii="Arial" w:hAnsi="Arial" w:cs="Arial"/>
-              </w:rPr>
-              <w:lastRenderedPageBreak/>
-              <w:t>usuario. Esto asegura que cada usuario tenga acceso únicamente a la información y funciones que necesita para realizar su trabajo.</w:t>
+              <w:t>El sistema debe permitir diferentes niveles de acceso según el rol del usuario. Esto asegura que cada usuario tenga acceso únicamente a la información y funciones que necesita para realizar su trabajo.</w:t>
             </w:r>
           </w:p>
         </w:tc>
@@ -18951,7 +18280,6 @@
               <w:rPr>
                 <w:rFonts w:ascii="Arial" w:hAnsi="Arial" w:cs="Arial"/>
               </w:rPr>
-              <w:lastRenderedPageBreak/>
               <w:t>Usabilidad</w:t>
             </w:r>
           </w:p>
@@ -18992,7 +18320,14 @@
               <w:rPr>
                 <w:rFonts w:ascii="Arial" w:hAnsi="Arial" w:cs="Arial"/>
               </w:rPr>
-              <w:t>La interfaz de usuario debe ser fácil de entender y utilizar. Esto mejora la experiencia del usuario y reduce la curva de aprendizaje.</w:t>
+              <w:t xml:space="preserve">La interfaz de usuario debe ser fácil de entender y utilizar. Esto mejora la </w:t>
+            </w:r>
+            <w:r>
+              <w:rPr>
+                <w:rFonts w:ascii="Arial" w:hAnsi="Arial" w:cs="Arial"/>
+              </w:rPr>
+              <w:lastRenderedPageBreak/>
+              <w:t>experiencia del usuario y reduce la curva de aprendizaje.</w:t>
             </w:r>
           </w:p>
         </w:tc>
@@ -19015,6 +18350,7 @@
               <w:rPr>
                 <w:rFonts w:ascii="Arial" w:hAnsi="Arial" w:cs="Arial"/>
               </w:rPr>
+              <w:lastRenderedPageBreak/>
               <w:t>Compatibilidad</w:t>
             </w:r>
           </w:p>
@@ -19057,31 +18393,20 @@
               </w:rPr>
               <w:t xml:space="preserve">El sistema debe funcionar correctamente en los navegadores web más </w:t>
             </w:r>
-            <w:commentRangeStart w:id="101"/>
+            <w:commentRangeStart w:id="40"/>
             <w:r>
               <w:rPr>
                 <w:rFonts w:ascii="Arial" w:hAnsi="Arial" w:cs="Arial"/>
               </w:rPr>
               <w:t>utilizados</w:t>
             </w:r>
-            <w:commentRangeEnd w:id="101"/>
+            <w:commentRangeEnd w:id="40"/>
             <w:r>
               <w:rPr>
                 <w:rStyle w:val="Refdecomentario"/>
-                <w:rFonts w:ascii="Arial" w:hAnsi="Arial" w:cs="Arial"/>
-                <w:sz w:val="22"/>
-                <w:szCs w:val="22"/>
-              </w:rPr>
-              <w:commentReference w:id="101"/>
-            </w:r>
-            <w:ins w:id="102" w:author="Jaime Eduardo Baires Escalante" w:date="2024-11-10T17:37:00Z" w16du:dateUtc="2024-11-10T16:37:00Z">
-              <w:r>
-                <w:rPr>
-                  <w:rFonts w:ascii="Arial" w:hAnsi="Arial" w:cs="Arial"/>
-                </w:rPr>
-                <w:t>: Google Chrome y Mozilla Firefox</w:t>
-              </w:r>
-            </w:ins>
+              </w:rPr>
+              <w:commentReference w:id="40"/>
+            </w:r>
             <w:r>
               <w:rPr>
                 <w:rFonts w:ascii="Arial" w:hAnsi="Arial" w:cs="Arial"/>
@@ -19155,7 +18480,7 @@
           <w:rFonts w:ascii="Arial" w:hAnsi="Arial" w:cs="Arial"/>
         </w:rPr>
       </w:pPr>
-      <w:bookmarkStart w:id="103" w:name="_Toc164060908"/>
+      <w:bookmarkStart w:id="41" w:name="_Toc164060908"/>
     </w:p>
     <w:p>
       <w:pPr>
@@ -19206,7 +18531,7 @@
         </w:rPr>
         <w:t xml:space="preserve"> Bocetos / mockups de la interfaz</w:t>
       </w:r>
-      <w:bookmarkEnd w:id="103"/>
+      <w:bookmarkEnd w:id="41"/>
     </w:p>
     <w:p>
       <w:pPr>
@@ -19237,8 +18562,16 @@
         <w:rPr>
           <w:rFonts w:ascii="Arial" w:hAnsi="Arial" w:cs="Arial"/>
         </w:rPr>
-        <w:t>con el sitio web Canva</w:t>
-      </w:r>
+        <w:t xml:space="preserve">con el sitio web </w:t>
+      </w:r>
+      <w:proofErr w:type="spellStart"/>
+      <w:r>
+        <w:rPr>
+          <w:rFonts w:ascii="Arial" w:hAnsi="Arial" w:cs="Arial"/>
+        </w:rPr>
+        <w:t>Canva</w:t>
+      </w:r>
+      <w:proofErr w:type="spellEnd"/>
       <w:r>
         <w:rPr>
           <w:rFonts w:ascii="Arial" w:hAnsi="Arial" w:cs="Arial"/>
@@ -19304,7 +18637,7 @@
                     <pic:cNvPicPr/>
                   </pic:nvPicPr>
                   <pic:blipFill>
-                    <a:blip r:embed="rId22"/>
+                    <a:blip r:embed="rId19"/>
                     <a:stretch>
                       <a:fillRect/>
                     </a:stretch>
@@ -19336,7 +18669,7 @@
           <w:color w:val="595959" w:themeColor="text1" w:themeTint="A6"/>
         </w:rPr>
       </w:pPr>
-      <w:bookmarkStart w:id="104" w:name="_Toc170240665"/>
+      <w:bookmarkStart w:id="42" w:name="_Toc170240665"/>
       <w:r>
         <w:rPr>
           <w:rFonts w:ascii="Arial" w:hAnsi="Arial" w:cs="Arial"/>
@@ -19410,7 +18743,7 @@
         </w:rPr>
         <w:t>Boceto para pantallas de consulta masiva de información</w:t>
       </w:r>
-      <w:bookmarkEnd w:id="104"/>
+      <w:bookmarkEnd w:id="42"/>
     </w:p>
     <w:p>
       <w:pPr>
@@ -19432,7 +18765,6 @@
           <w:rFonts w:ascii="Arial" w:hAnsi="Arial" w:cs="Arial"/>
           <w:noProof/>
         </w:rPr>
-        <w:lastRenderedPageBreak/>
         <w:drawing>
           <wp:inline distT="0" distB="0" distL="0" distR="0" wp14:anchorId="72BB51F5" wp14:editId="70AF6101">
             <wp:extent cx="5400040" cy="2403475"/>
@@ -19449,7 +18781,7 @@
                     <pic:cNvPicPr/>
                   </pic:nvPicPr>
                   <pic:blipFill>
-                    <a:blip r:embed="rId23"/>
+                    <a:blip r:embed="rId20"/>
                     <a:stretch>
                       <a:fillRect/>
                     </a:stretch>
@@ -19480,7 +18812,7 @@
           <w:color w:val="595959" w:themeColor="text1" w:themeTint="A6"/>
         </w:rPr>
       </w:pPr>
-      <w:bookmarkStart w:id="105" w:name="_Toc170240666"/>
+      <w:bookmarkStart w:id="43" w:name="_Toc170240666"/>
       <w:r>
         <w:rPr>
           <w:rFonts w:ascii="Arial" w:hAnsi="Arial" w:cs="Arial"/>
@@ -19554,7 +18886,7 @@
         </w:rPr>
         <w:t>Boceto para pantallas de añadir y modificar registros</w:t>
       </w:r>
-      <w:bookmarkEnd w:id="105"/>
+      <w:bookmarkEnd w:id="43"/>
     </w:p>
     <w:p>
       <w:pPr>
@@ -19569,7 +18901,7 @@
           <w:szCs w:val="28"/>
         </w:rPr>
       </w:pPr>
-      <w:bookmarkStart w:id="106" w:name="_Toc164060909"/>
+      <w:bookmarkStart w:id="44" w:name="_Toc164060909"/>
       <w:r>
         <w:rPr>
           <w:rFonts w:ascii="Arial" w:hAnsi="Arial" w:cs="Arial"/>
@@ -19580,6 +18912,7 @@
           <w:sz w:val="36"/>
           <w:szCs w:val="28"/>
         </w:rPr>
+        <w:lastRenderedPageBreak/>
         <w:t>3.</w:t>
       </w:r>
       <w:r>
@@ -19594,7 +18927,7 @@
         </w:rPr>
         <w:t xml:space="preserve"> Diseño</w:t>
       </w:r>
-      <w:bookmarkEnd w:id="106"/>
+      <w:bookmarkEnd w:id="44"/>
     </w:p>
     <w:p>
       <w:pPr>
@@ -19615,7 +18948,7 @@
         </w:rPr>
         <w:t xml:space="preserve">presenta una arquitectura robusta y escalable basada en </w:t>
       </w:r>
-      <w:ins w:id="107" w:author="Lopez Martinez, Patricia" w:date="2024-10-08T13:50:00Z">
+      <w:ins w:id="45" w:author="Lopez Martinez, Patricia" w:date="2024-10-08T13:50:00Z">
         <w:r>
           <w:rPr>
             <w:rFonts w:ascii="Arial" w:hAnsi="Arial" w:cs="Arial"/>
@@ -19676,7 +19009,7 @@
                     <pic:cNvPicPr/>
                   </pic:nvPicPr>
                   <pic:blipFill>
-                    <a:blip r:embed="rId24"/>
+                    <a:blip r:embed="rId21"/>
                     <a:stretch>
                       <a:fillRect/>
                     </a:stretch>
@@ -19708,7 +19041,7 @@
           <w:color w:val="595959" w:themeColor="text1" w:themeTint="A6"/>
         </w:rPr>
       </w:pPr>
-      <w:bookmarkStart w:id="108" w:name="_Toc170240667"/>
+      <w:bookmarkStart w:id="46" w:name="_Toc170240667"/>
       <w:r>
         <w:rPr>
           <w:rFonts w:ascii="Arial" w:hAnsi="Arial" w:cs="Arial"/>
@@ -19772,7 +19105,7 @@
         </w:rPr>
         <w:t>. Comunicación entre capas</w:t>
       </w:r>
-      <w:bookmarkEnd w:id="108"/>
+      <w:bookmarkEnd w:id="46"/>
     </w:p>
     <w:p>
       <w:pPr>
@@ -19805,13 +19138,14 @@
         </w:rPr>
         <w:t xml:space="preserve"> a través de una interfaz web desarrollada con </w:t>
       </w:r>
+      <w:proofErr w:type="spellStart"/>
       <w:r>
         <w:rPr>
           <w:rFonts w:ascii="Arial" w:hAnsi="Arial" w:cs="Arial"/>
         </w:rPr>
         <w:t>R</w:t>
       </w:r>
-      <w:ins w:id="109" w:author="Lopez Martinez, Patricia" w:date="2024-10-08T13:51:00Z">
+      <w:ins w:id="47" w:author="Lopez Martinez, Patricia" w:date="2024-10-08T13:51:00Z">
         <w:r>
           <w:rPr>
             <w:rFonts w:ascii="Arial" w:hAnsi="Arial" w:cs="Arial"/>
@@ -19819,7 +19153,8 @@
           <w:t>eact</w:t>
         </w:r>
       </w:ins>
-      <w:del w:id="110" w:author="Lopez Martinez, Patricia" w:date="2024-10-08T13:51:00Z">
+      <w:proofErr w:type="spellEnd"/>
+      <w:del w:id="48" w:author="Lopez Martinez, Patricia" w:date="2024-10-08T13:51:00Z">
         <w:r>
           <w:rPr>
             <w:rFonts w:ascii="Arial" w:hAnsi="Arial" w:cs="Arial"/>
@@ -19887,7 +19222,21 @@
         <w:rPr>
           <w:rFonts w:ascii="Arial" w:hAnsi="Arial" w:cs="Arial"/>
         </w:rPr>
-        <w:t xml:space="preserve"> La tecnología que se utilizará para desarrollar esta capa es SpringBoot, </w:t>
+        <w:t xml:space="preserve"> La tecnología que se utilizará para desarrollar esta capa es </w:t>
+      </w:r>
+      <w:proofErr w:type="spellStart"/>
+      <w:r>
+        <w:rPr>
+          <w:rFonts w:ascii="Arial" w:hAnsi="Arial" w:cs="Arial"/>
+        </w:rPr>
+        <w:t>SpringBoot</w:t>
+      </w:r>
+      <w:proofErr w:type="spellEnd"/>
+      <w:r>
+        <w:rPr>
+          <w:rFonts w:ascii="Arial" w:hAnsi="Arial" w:cs="Arial"/>
+        </w:rPr>
+        <w:t xml:space="preserve">, </w:t>
       </w:r>
       <w:r>
         <w:rPr>
@@ -19913,7 +19262,7 @@
         </w:rPr>
         <w:t xml:space="preserve"> J</w:t>
       </w:r>
-      <w:ins w:id="111" w:author="Lopez Martinez, Patricia" w:date="2024-10-08T13:51:00Z">
+      <w:ins w:id="49" w:author="Lopez Martinez, Patricia" w:date="2024-10-08T13:51:00Z">
         <w:r>
           <w:rPr>
             <w:rFonts w:ascii="Arial" w:hAnsi="Arial" w:cs="Arial"/>
@@ -19921,7 +19270,7 @@
           <w:t>ava</w:t>
         </w:r>
       </w:ins>
-      <w:del w:id="112" w:author="Lopez Martinez, Patricia" w:date="2024-10-08T13:51:00Z">
+      <w:del w:id="50" w:author="Lopez Martinez, Patricia" w:date="2024-10-08T13:51:00Z">
         <w:r>
           <w:rPr>
             <w:rFonts w:ascii="Arial" w:hAnsi="Arial" w:cs="Arial"/>
@@ -19951,7 +19300,21 @@
         <w:rPr>
           <w:rFonts w:ascii="Arial" w:hAnsi="Arial" w:cs="Arial"/>
         </w:rPr>
-        <w:t xml:space="preserve"> de manejar la lógica de negocio de la aplicación, procesando las solicitudes del cliente y realizando las operaciones necesarias para interactuar con la capa de datos. Al utilizar una arquitectura de servicios web RESTful, se logra una separación clara entre la interfaz de usuario y la lógica </w:t>
+        <w:t xml:space="preserve"> de manejar la lógica de negocio de la aplicación, procesando las solicitudes del cliente y realizando las operaciones necesarias para interactuar con la capa de datos. Al utilizar una arquitectura de servicios web </w:t>
+      </w:r>
+      <w:proofErr w:type="spellStart"/>
+      <w:r>
+        <w:rPr>
+          <w:rFonts w:ascii="Arial" w:hAnsi="Arial" w:cs="Arial"/>
+        </w:rPr>
+        <w:t>RESTful</w:t>
+      </w:r>
+      <w:proofErr w:type="spellEnd"/>
+      <w:r>
+        <w:rPr>
+          <w:rFonts w:ascii="Arial" w:hAnsi="Arial" w:cs="Arial"/>
+        </w:rPr>
+        <w:t xml:space="preserve">, se logra una separación clara entre la interfaz de usuario y la lógica </w:t>
       </w:r>
       <w:r>
         <w:rPr>
@@ -19989,7 +19352,21 @@
         <w:rPr>
           <w:rFonts w:ascii="Arial" w:hAnsi="Arial" w:cs="Arial"/>
         </w:rPr>
-        <w:t>Por último, la capa de datos se basa en Microsoft SQL Server, un sistema de gestión de bases de datos relacional ampliamente utilizado en entornos empresariales. Esta capa almacena y gestiona los datos de la aplicación de manera eficiente y segura, garantizando la integridad y la disponibilidad de la información. Al utilizar SQL Server como backend de datos, se obtiene un alto rendimiento y una amplia gama de funcionalidades para satisfacer las necesidades de almacenamiento y recuperación de datos del sistema. En conjunto, estas tres capas forman una arquitectura sólida y bien estructurada que permite construir aplicaciones web escalables, seguras y eficientes.</w:t>
+        <w:t xml:space="preserve">Por último, la capa de datos se basa en Microsoft SQL Server, un sistema de gestión de bases de datos relacional ampliamente utilizado en entornos empresariales. Esta capa almacena y gestiona los datos de la aplicación de manera eficiente y segura, garantizando la integridad y la disponibilidad de la información. Al utilizar SQL Server como </w:t>
+      </w:r>
+      <w:proofErr w:type="spellStart"/>
+      <w:r>
+        <w:rPr>
+          <w:rFonts w:ascii="Arial" w:hAnsi="Arial" w:cs="Arial"/>
+        </w:rPr>
+        <w:t>backend</w:t>
+      </w:r>
+      <w:proofErr w:type="spellEnd"/>
+      <w:r>
+        <w:rPr>
+          <w:rFonts w:ascii="Arial" w:hAnsi="Arial" w:cs="Arial"/>
+        </w:rPr>
+        <w:t xml:space="preserve"> de datos, se obtiene un alto rendimiento y una amplia gama de funcionalidades para satisfacer las necesidades de almacenamiento y recuperación de datos del sistema. En conjunto, estas tres capas forman una arquitectura sólida y bien estructurada que permite construir aplicaciones web escalables, seguras y eficientes.</w:t>
       </w:r>
     </w:p>
     <w:p>
@@ -20012,7 +19389,7 @@
           <w:szCs w:val="28"/>
         </w:rPr>
       </w:pPr>
-      <w:bookmarkStart w:id="113" w:name="_Toc164060910"/>
+      <w:bookmarkStart w:id="51" w:name="_Toc164060910"/>
       <w:r>
         <w:rPr>
           <w:rFonts w:ascii="Arial" w:hAnsi="Arial" w:cs="Arial"/>
@@ -20046,7 +19423,7 @@
         </w:rPr>
         <w:t xml:space="preserve"> Diseño del servicio REST</w:t>
       </w:r>
-      <w:bookmarkEnd w:id="113"/>
+      <w:bookmarkEnd w:id="51"/>
     </w:p>
     <w:p>
       <w:pPr>
@@ -20055,7 +19432,7 @@
           <w:rFonts w:ascii="Arial" w:hAnsi="Arial" w:cs="Arial"/>
         </w:rPr>
       </w:pPr>
-      <w:del w:id="114" w:author="Lopez Martinez, Patricia" w:date="2024-10-08T13:52:00Z">
+      <w:del w:id="52" w:author="Lopez Martinez, Patricia" w:date="2024-10-08T13:52:00Z">
         <w:r>
           <w:rPr>
             <w:rFonts w:ascii="Arial" w:hAnsi="Arial" w:cs="Arial"/>
@@ -20075,21 +19452,13 @@
           <w:delText>de los datos en la aplicación, se utilizará un servicio REST</w:delText>
         </w:r>
       </w:del>
-      <w:del w:id="115" w:author="Jaime Eduardo Baires Escalante" w:date="2024-12-06T18:05:00Z" w16du:dateUtc="2024-12-06T17:05:00Z">
-        <w:r>
-          <w:rPr>
-            <w:rFonts w:ascii="Arial" w:hAnsi="Arial" w:cs="Arial"/>
-          </w:rPr>
-          <w:delText xml:space="preserve">. </w:delText>
-        </w:r>
-      </w:del>
-      <w:r>
-        <w:rPr>
-          <w:rFonts w:ascii="Arial" w:hAnsi="Arial" w:cs="Arial"/>
-        </w:rPr>
-        <w:t>El diseño de</w:t>
-      </w:r>
-      <w:ins w:id="116" w:author="Lopez Martinez, Patricia" w:date="2024-07-10T13:33:00Z">
+      <w:r>
+        <w:rPr>
+          <w:rFonts w:ascii="Arial" w:hAnsi="Arial" w:cs="Arial"/>
+        </w:rPr>
+        <w:t>. El diseño de</w:t>
+      </w:r>
+      <w:ins w:id="53" w:author="Lopez Martinez, Patricia" w:date="2024-07-10T13:33:00Z">
         <w:r>
           <w:rPr>
             <w:rFonts w:ascii="Arial" w:hAnsi="Arial" w:cs="Arial"/>
@@ -20109,7 +19478,7 @@
         </w:rPr>
         <w:t xml:space="preserve">a interfaz del servicio </w:t>
       </w:r>
-      <w:ins w:id="117" w:author="Lopez Martinez, Patricia" w:date="2024-10-08T13:52:00Z">
+      <w:ins w:id="54" w:author="Lopez Martinez, Patricia" w:date="2024-10-08T13:52:00Z">
         <w:r>
           <w:rPr>
             <w:rFonts w:ascii="Arial" w:hAnsi="Arial" w:cs="Arial"/>
@@ -20127,29 +19496,21 @@
         <w:rPr>
           <w:rFonts w:ascii="Arial" w:hAnsi="Arial" w:cs="Arial"/>
         </w:rPr>
-        <w:t>que se muestra en la Tabla 1</w:t>
-      </w:r>
-      <w:ins w:id="118" w:author="Jaime Eduardo Baires Escalante" w:date="2024-12-06T18:05:00Z" w16du:dateUtc="2024-12-06T17:05:00Z">
-        <w:r>
-          <w:rPr>
-            <w:rFonts w:ascii="Arial" w:hAnsi="Arial" w:cs="Arial"/>
-          </w:rPr>
-          <w:t>3</w:t>
-        </w:r>
-      </w:ins>
-      <w:del w:id="119" w:author="Jaime Eduardo Baires Escalante" w:date="2024-12-06T18:05:00Z" w16du:dateUtc="2024-12-06T17:05:00Z">
-        <w:r>
-          <w:rPr>
-            <w:rFonts w:ascii="Arial" w:hAnsi="Arial" w:cs="Arial"/>
-          </w:rPr>
-          <w:delText>1</w:delText>
-        </w:r>
-      </w:del>
-      <w:r>
-        <w:rPr>
-          <w:rFonts w:ascii="Arial" w:hAnsi="Arial" w:cs="Arial"/>
-        </w:rPr>
-        <w:t>, y se realiza en base a la descripción de los recursos que lo forman, sus URIs y los m</w:t>
+        <w:t xml:space="preserve">que se muestra en la Tabla 11, y se realiza en base a la descripción de los recursos que lo forman, sus </w:t>
+      </w:r>
+      <w:proofErr w:type="spellStart"/>
+      <w:r>
+        <w:rPr>
+          <w:rFonts w:ascii="Arial" w:hAnsi="Arial" w:cs="Arial"/>
+        </w:rPr>
+        <w:t>URIs</w:t>
+      </w:r>
+      <w:proofErr w:type="spellEnd"/>
+      <w:r>
+        <w:rPr>
+          <w:rFonts w:ascii="Arial" w:hAnsi="Arial" w:cs="Arial"/>
+        </w:rPr>
+        <w:t xml:space="preserve"> y los m</w:t>
       </w:r>
       <w:r>
         <w:rPr>
@@ -20229,35 +19590,11 @@
           <w:insideV w:val="single" w:sz="4" w:space="0" w:color="auto"/>
         </w:tblBorders>
         <w:tblLook w:val="04A0" w:firstRow="1" w:lastRow="0" w:firstColumn="1" w:lastColumn="0" w:noHBand="0" w:noVBand="1"/>
-        <w:tblPrChange w:id="120" w:author="Jaime Eduardo Baires Escalante" w:date="2024-11-12T20:18:00Z" w16du:dateUtc="2024-11-12T19:18:00Z">
-          <w:tblPr>
-            <w:tblStyle w:val="Tabladelista2-nfasis1"/>
-            <w:tblW w:w="0" w:type="auto"/>
-            <w:tblBorders>
-              <w:top w:val="single" w:sz="4" w:space="0" w:color="auto"/>
-              <w:left w:val="single" w:sz="4" w:space="0" w:color="auto"/>
-              <w:bottom w:val="single" w:sz="4" w:space="0" w:color="auto"/>
-              <w:right w:val="single" w:sz="4" w:space="0" w:color="auto"/>
-              <w:insideH w:val="single" w:sz="4" w:space="0" w:color="auto"/>
-              <w:insideV w:val="single" w:sz="4" w:space="0" w:color="auto"/>
-            </w:tblBorders>
-            <w:tblLook w:val="04A0" w:firstRow="1" w:lastRow="0" w:firstColumn="1" w:lastColumn="0" w:noHBand="0" w:noVBand="1"/>
-          </w:tblPr>
-        </w:tblPrChange>
       </w:tblPr>
       <w:tblGrid>
-        <w:gridCol w:w="2409"/>
-        <w:gridCol w:w="2188"/>
-        <w:gridCol w:w="3897"/>
-        <w:tblGridChange w:id="121">
-          <w:tblGrid>
-            <w:gridCol w:w="2409"/>
-            <w:gridCol w:w="967"/>
-            <w:gridCol w:w="1221"/>
-            <w:gridCol w:w="1042"/>
-            <w:gridCol w:w="2855"/>
-          </w:tblGrid>
-        </w:tblGridChange>
+        <w:gridCol w:w="3376"/>
+        <w:gridCol w:w="2263"/>
+        <w:gridCol w:w="2855"/>
       </w:tblGrid>
       <w:tr>
         <w:trPr>
@@ -20266,31 +19603,18 @@
         <w:tc>
           <w:tcPr>
             <w:cnfStyle w:val="001000000000" w:firstRow="0" w:lastRow="0" w:firstColumn="1" w:lastColumn="0" w:oddVBand="0" w:evenVBand="0" w:oddHBand="0" w:evenHBand="0" w:firstRowFirstColumn="0" w:firstRowLastColumn="0" w:lastRowFirstColumn="0" w:lastRowLastColumn="0"/>
-            <w:tcW w:w="3376" w:type="dxa"/>
+            <w:tcW w:w="3397" w:type="dxa"/>
             <w:tcBorders>
               <w:top w:val="single" w:sz="4" w:space="0" w:color="4472C4"/>
               <w:left w:val="single" w:sz="4" w:space="0" w:color="4472C4"/>
               <w:bottom w:val="single" w:sz="4" w:space="0" w:color="4472C4"/>
               <w:right w:val="single" w:sz="4" w:space="0" w:color="4472C4"/>
             </w:tcBorders>
-            <w:tcPrChange w:id="122" w:author="Jaime Eduardo Baires Escalante" w:date="2024-11-12T20:18:00Z" w16du:dateUtc="2024-11-12T19:18:00Z">
-              <w:tcPr>
-                <w:tcW w:w="3397" w:type="dxa"/>
-                <w:gridSpan w:val="2"/>
-                <w:tcBorders>
-                  <w:top w:val="single" w:sz="4" w:space="0" w:color="4472C4"/>
-                  <w:left w:val="single" w:sz="4" w:space="0" w:color="4472C4"/>
-                  <w:bottom w:val="single" w:sz="4" w:space="0" w:color="4472C4"/>
-                  <w:right w:val="single" w:sz="4" w:space="0" w:color="4472C4"/>
-                </w:tcBorders>
-              </w:tcPr>
-            </w:tcPrChange>
           </w:tcPr>
           <w:p>
             <w:pPr>
               <w:spacing w:line="360" w:lineRule="auto"/>
               <w:jc w:val="both"/>
-              <w:cnfStyle w:val="101000000000" w:firstRow="1" w:lastRow="0" w:firstColumn="1" w:lastColumn="0" w:oddVBand="0" w:evenVBand="0" w:oddHBand="0" w:evenHBand="0" w:firstRowFirstColumn="0" w:firstRowLastColumn="0" w:lastRowFirstColumn="0" w:lastRowLastColumn="0"/>
               <w:rPr>
                 <w:rFonts w:ascii="Arial" w:hAnsi="Arial" w:cs="Arial"/>
               </w:rPr>
@@ -20305,25 +19629,13 @@
         </w:tc>
         <w:tc>
           <w:tcPr>
-            <w:tcW w:w="2263" w:type="dxa"/>
+            <w:tcW w:w="2265" w:type="dxa"/>
             <w:tcBorders>
               <w:top w:val="single" w:sz="4" w:space="0" w:color="4472C4"/>
               <w:left w:val="single" w:sz="4" w:space="0" w:color="4472C4"/>
               <w:bottom w:val="single" w:sz="4" w:space="0" w:color="4472C4"/>
               <w:right w:val="single" w:sz="4" w:space="0" w:color="4472C4"/>
             </w:tcBorders>
-            <w:tcPrChange w:id="123" w:author="Jaime Eduardo Baires Escalante" w:date="2024-11-12T20:18:00Z" w16du:dateUtc="2024-11-12T19:18:00Z">
-              <w:tcPr>
-                <w:tcW w:w="2265" w:type="dxa"/>
-                <w:gridSpan w:val="2"/>
-                <w:tcBorders>
-                  <w:top w:val="single" w:sz="4" w:space="0" w:color="4472C4"/>
-                  <w:left w:val="single" w:sz="4" w:space="0" w:color="4472C4"/>
-                  <w:bottom w:val="single" w:sz="4" w:space="0" w:color="4472C4"/>
-                  <w:right w:val="single" w:sz="4" w:space="0" w:color="4472C4"/>
-                </w:tcBorders>
-              </w:tcPr>
-            </w:tcPrChange>
           </w:tcPr>
           <w:p>
             <w:pPr>
@@ -20344,24 +19656,13 @@
         </w:tc>
         <w:tc>
           <w:tcPr>
-            <w:tcW w:w="2855" w:type="dxa"/>
+            <w:tcW w:w="2832" w:type="dxa"/>
             <w:tcBorders>
               <w:top w:val="single" w:sz="4" w:space="0" w:color="4472C4"/>
               <w:left w:val="single" w:sz="4" w:space="0" w:color="4472C4"/>
               <w:bottom w:val="single" w:sz="4" w:space="0" w:color="4472C4"/>
               <w:right w:val="single" w:sz="4" w:space="0" w:color="4472C4"/>
             </w:tcBorders>
-            <w:tcPrChange w:id="124" w:author="Jaime Eduardo Baires Escalante" w:date="2024-11-12T20:18:00Z" w16du:dateUtc="2024-11-12T19:18:00Z">
-              <w:tcPr>
-                <w:tcW w:w="2832" w:type="dxa"/>
-                <w:tcBorders>
-                  <w:top w:val="single" w:sz="4" w:space="0" w:color="4472C4"/>
-                  <w:left w:val="single" w:sz="4" w:space="0" w:color="4472C4"/>
-                  <w:bottom w:val="single" w:sz="4" w:space="0" w:color="4472C4"/>
-                  <w:right w:val="single" w:sz="4" w:space="0" w:color="4472C4"/>
-                </w:tcBorders>
-              </w:tcPr>
-            </w:tcPrChange>
           </w:tcPr>
           <w:p>
             <w:pPr>
@@ -20394,7 +19695,7 @@
         <w:tc>
           <w:tcPr>
             <w:cnfStyle w:val="001000000000" w:firstRow="0" w:lastRow="0" w:firstColumn="1" w:lastColumn="0" w:oddVBand="0" w:evenVBand="0" w:oddHBand="0" w:evenHBand="0" w:firstRowFirstColumn="0" w:firstRowLastColumn="0" w:lastRowFirstColumn="0" w:lastRowLastColumn="0"/>
-            <w:tcW w:w="3376" w:type="dxa"/>
+            <w:tcW w:w="3397" w:type="dxa"/>
             <w:vMerge w:val="restart"/>
             <w:tcBorders>
               <w:top w:val="single" w:sz="4" w:space="0" w:color="4472C4"/>
@@ -20402,24 +19703,10 @@
               <w:right w:val="single" w:sz="4" w:space="0" w:color="4472C4"/>
             </w:tcBorders>
             <w:vAlign w:val="center"/>
-            <w:tcPrChange w:id="125" w:author="Jaime Eduardo Baires Escalante" w:date="2024-11-12T20:18:00Z" w16du:dateUtc="2024-11-12T19:18:00Z">
-              <w:tcPr>
-                <w:tcW w:w="3397" w:type="dxa"/>
-                <w:gridSpan w:val="2"/>
-                <w:vMerge w:val="restart"/>
-                <w:tcBorders>
-                  <w:top w:val="single" w:sz="4" w:space="0" w:color="4472C4"/>
-                  <w:left w:val="single" w:sz="4" w:space="0" w:color="4472C4"/>
-                  <w:right w:val="single" w:sz="4" w:space="0" w:color="4472C4"/>
-                </w:tcBorders>
-                <w:vAlign w:val="center"/>
-              </w:tcPr>
-            </w:tcPrChange>
           </w:tcPr>
           <w:p>
             <w:pPr>
               <w:spacing w:line="360" w:lineRule="auto"/>
-              <w:cnfStyle w:val="001000100000" w:firstRow="0" w:lastRow="0" w:firstColumn="1" w:lastColumn="0" w:oddVBand="0" w:evenVBand="0" w:oddHBand="1" w:evenHBand="0" w:firstRowFirstColumn="0" w:firstRowLastColumn="0" w:lastRowFirstColumn="0" w:lastRowLastColumn="0"/>
               <w:rPr>
                 <w:rFonts w:ascii="Arial" w:hAnsi="Arial" w:cs="Arial"/>
                 <w:b w:val="0"/>
@@ -20442,25 +19729,13 @@
         </w:tc>
         <w:tc>
           <w:tcPr>
-            <w:tcW w:w="2263" w:type="dxa"/>
+            <w:tcW w:w="2265" w:type="dxa"/>
             <w:tcBorders>
               <w:top w:val="single" w:sz="4" w:space="0" w:color="4472C4"/>
               <w:left w:val="single" w:sz="4" w:space="0" w:color="4472C4"/>
               <w:bottom w:val="single" w:sz="4" w:space="0" w:color="4472C4"/>
               <w:right w:val="single" w:sz="4" w:space="0" w:color="4472C4"/>
             </w:tcBorders>
-            <w:tcPrChange w:id="126" w:author="Jaime Eduardo Baires Escalante" w:date="2024-11-12T20:18:00Z" w16du:dateUtc="2024-11-12T19:18:00Z">
-              <w:tcPr>
-                <w:tcW w:w="2265" w:type="dxa"/>
-                <w:gridSpan w:val="2"/>
-                <w:tcBorders>
-                  <w:top w:val="single" w:sz="4" w:space="0" w:color="4472C4"/>
-                  <w:left w:val="single" w:sz="4" w:space="0" w:color="4472C4"/>
-                  <w:bottom w:val="single" w:sz="4" w:space="0" w:color="4472C4"/>
-                  <w:right w:val="single" w:sz="4" w:space="0" w:color="4472C4"/>
-                </w:tcBorders>
-              </w:tcPr>
-            </w:tcPrChange>
           </w:tcPr>
           <w:p>
             <w:pPr>
@@ -20481,24 +19756,13 @@
         </w:tc>
         <w:tc>
           <w:tcPr>
-            <w:tcW w:w="2855" w:type="dxa"/>
+            <w:tcW w:w="2832" w:type="dxa"/>
             <w:tcBorders>
               <w:top w:val="single" w:sz="4" w:space="0" w:color="4472C4"/>
               <w:left w:val="single" w:sz="4" w:space="0" w:color="4472C4"/>
               <w:bottom w:val="single" w:sz="4" w:space="0" w:color="4472C4"/>
               <w:right w:val="single" w:sz="4" w:space="0" w:color="4472C4"/>
             </w:tcBorders>
-            <w:tcPrChange w:id="127" w:author="Jaime Eduardo Baires Escalante" w:date="2024-11-12T20:18:00Z" w16du:dateUtc="2024-11-12T19:18:00Z">
-              <w:tcPr>
-                <w:tcW w:w="2832" w:type="dxa"/>
-                <w:tcBorders>
-                  <w:top w:val="single" w:sz="4" w:space="0" w:color="4472C4"/>
-                  <w:left w:val="single" w:sz="4" w:space="0" w:color="4472C4"/>
-                  <w:bottom w:val="single" w:sz="4" w:space="0" w:color="4472C4"/>
-                  <w:right w:val="single" w:sz="4" w:space="0" w:color="4472C4"/>
-                </w:tcBorders>
-              </w:tcPr>
-            </w:tcPrChange>
           </w:tcPr>
           <w:p>
             <w:pPr>
@@ -20522,7 +19786,7 @@
         <w:tc>
           <w:tcPr>
             <w:cnfStyle w:val="001000000000" w:firstRow="0" w:lastRow="0" w:firstColumn="1" w:lastColumn="0" w:oddVBand="0" w:evenVBand="0" w:oddHBand="0" w:evenHBand="0" w:firstRowFirstColumn="0" w:firstRowLastColumn="0" w:lastRowFirstColumn="0" w:lastRowLastColumn="0"/>
-            <w:tcW w:w="3376" w:type="dxa"/>
+            <w:tcW w:w="3397" w:type="dxa"/>
             <w:vMerge/>
             <w:tcBorders>
               <w:left w:val="single" w:sz="4" w:space="0" w:color="4472C4"/>
@@ -20530,19 +19794,6 @@
               <w:right w:val="single" w:sz="4" w:space="0" w:color="4472C4"/>
             </w:tcBorders>
             <w:vAlign w:val="center"/>
-            <w:tcPrChange w:id="128" w:author="Jaime Eduardo Baires Escalante" w:date="2024-11-12T20:18:00Z" w16du:dateUtc="2024-11-12T19:18:00Z">
-              <w:tcPr>
-                <w:tcW w:w="3397" w:type="dxa"/>
-                <w:gridSpan w:val="2"/>
-                <w:vMerge/>
-                <w:tcBorders>
-                  <w:left w:val="single" w:sz="4" w:space="0" w:color="4472C4"/>
-                  <w:bottom w:val="single" w:sz="4" w:space="0" w:color="4472C4"/>
-                  <w:right w:val="single" w:sz="4" w:space="0" w:color="4472C4"/>
-                </w:tcBorders>
-                <w:vAlign w:val="center"/>
-              </w:tcPr>
-            </w:tcPrChange>
           </w:tcPr>
           <w:p>
             <w:pPr>
@@ -20559,25 +19810,13 @@
         </w:tc>
         <w:tc>
           <w:tcPr>
-            <w:tcW w:w="2263" w:type="dxa"/>
+            <w:tcW w:w="2265" w:type="dxa"/>
             <w:tcBorders>
               <w:top w:val="single" w:sz="4" w:space="0" w:color="4472C4"/>
               <w:left w:val="single" w:sz="4" w:space="0" w:color="4472C4"/>
               <w:bottom w:val="single" w:sz="4" w:space="0" w:color="4472C4"/>
               <w:right w:val="single" w:sz="4" w:space="0" w:color="4472C4"/>
             </w:tcBorders>
-            <w:tcPrChange w:id="129" w:author="Jaime Eduardo Baires Escalante" w:date="2024-11-12T20:18:00Z" w16du:dateUtc="2024-11-12T19:18:00Z">
-              <w:tcPr>
-                <w:tcW w:w="2265" w:type="dxa"/>
-                <w:gridSpan w:val="2"/>
-                <w:tcBorders>
-                  <w:top w:val="single" w:sz="4" w:space="0" w:color="4472C4"/>
-                  <w:left w:val="single" w:sz="4" w:space="0" w:color="4472C4"/>
-                  <w:bottom w:val="single" w:sz="4" w:space="0" w:color="4472C4"/>
-                  <w:right w:val="single" w:sz="4" w:space="0" w:color="4472C4"/>
-                </w:tcBorders>
-              </w:tcPr>
-            </w:tcPrChange>
           </w:tcPr>
           <w:p>
             <w:pPr>
@@ -20598,24 +19837,13 @@
         </w:tc>
         <w:tc>
           <w:tcPr>
-            <w:tcW w:w="2855" w:type="dxa"/>
+            <w:tcW w:w="2832" w:type="dxa"/>
             <w:tcBorders>
               <w:top w:val="single" w:sz="4" w:space="0" w:color="4472C4"/>
               <w:left w:val="single" w:sz="4" w:space="0" w:color="4472C4"/>
               <w:bottom w:val="single" w:sz="4" w:space="0" w:color="4472C4"/>
               <w:right w:val="single" w:sz="4" w:space="0" w:color="4472C4"/>
             </w:tcBorders>
-            <w:tcPrChange w:id="130" w:author="Jaime Eduardo Baires Escalante" w:date="2024-11-12T20:18:00Z" w16du:dateUtc="2024-11-12T19:18:00Z">
-              <w:tcPr>
-                <w:tcW w:w="2832" w:type="dxa"/>
-                <w:tcBorders>
-                  <w:top w:val="single" w:sz="4" w:space="0" w:color="4472C4"/>
-                  <w:left w:val="single" w:sz="4" w:space="0" w:color="4472C4"/>
-                  <w:bottom w:val="single" w:sz="4" w:space="0" w:color="4472C4"/>
-                  <w:right w:val="single" w:sz="4" w:space="0" w:color="4472C4"/>
-                </w:tcBorders>
-              </w:tcPr>
-            </w:tcPrChange>
           </w:tcPr>
           <w:p>
             <w:pPr>
@@ -20631,340 +19859,6 @@
                 <w:rFonts w:ascii="Arial" w:hAnsi="Arial" w:cs="Arial"/>
               </w:rPr>
               <w:t>POST</w:t>
-            </w:r>
-          </w:p>
-        </w:tc>
-      </w:tr>
-      <w:tr>
-        <w:trPr>
-          <w:cnfStyle w:val="000000100000" w:firstRow="0" w:lastRow="0" w:firstColumn="0" w:lastColumn="0" w:oddVBand="0" w:evenVBand="0" w:oddHBand="1" w:evenHBand="0" w:firstRowFirstColumn="0" w:firstRowLastColumn="0" w:lastRowFirstColumn="0" w:lastRowLastColumn="0"/>
-          <w:del w:id="131" w:author="Jaime Eduardo Baires Escalante" w:date="2024-11-12T20:18:00Z"/>
-        </w:trPr>
-        <w:tc>
-          <w:tcPr>
-            <w:cnfStyle w:val="001000000000" w:firstRow="0" w:lastRow="0" w:firstColumn="1" w:lastColumn="0" w:oddVBand="0" w:evenVBand="0" w:oddHBand="0" w:evenHBand="0" w:firstRowFirstColumn="0" w:firstRowLastColumn="0" w:lastRowFirstColumn="0" w:lastRowLastColumn="0"/>
-            <w:tcW w:w="3376" w:type="dxa"/>
-            <w:tcBorders>
-              <w:top w:val="single" w:sz="4" w:space="0" w:color="4472C4"/>
-              <w:left w:val="single" w:sz="4" w:space="0" w:color="4472C4"/>
-              <w:bottom w:val="single" w:sz="4" w:space="0" w:color="4472C4"/>
-              <w:right w:val="single" w:sz="4" w:space="0" w:color="4472C4"/>
-            </w:tcBorders>
-            <w:vAlign w:val="center"/>
-            <w:tcPrChange w:id="132" w:author="Jaime Eduardo Baires Escalante" w:date="2024-11-12T20:18:00Z" w16du:dateUtc="2024-11-12T19:18:00Z">
-              <w:tcPr>
-                <w:tcW w:w="3397" w:type="dxa"/>
-                <w:gridSpan w:val="2"/>
-                <w:tcBorders>
-                  <w:top w:val="single" w:sz="4" w:space="0" w:color="4472C4"/>
-                  <w:left w:val="single" w:sz="4" w:space="0" w:color="4472C4"/>
-                  <w:bottom w:val="single" w:sz="4" w:space="0" w:color="4472C4"/>
-                  <w:right w:val="single" w:sz="4" w:space="0" w:color="4472C4"/>
-                </w:tcBorders>
-                <w:vAlign w:val="center"/>
-              </w:tcPr>
-            </w:tcPrChange>
-          </w:tcPr>
-          <w:p>
-            <w:pPr>
-              <w:spacing w:line="360" w:lineRule="auto"/>
-              <w:cnfStyle w:val="001000100000" w:firstRow="0" w:lastRow="0" w:firstColumn="1" w:lastColumn="0" w:oddVBand="0" w:evenVBand="0" w:oddHBand="1" w:evenHBand="0" w:firstRowFirstColumn="0" w:firstRowLastColumn="0" w:lastRowFirstColumn="0" w:lastRowLastColumn="0"/>
-              <w:rPr>
-                <w:del w:id="133" w:author="Jaime Eduardo Baires Escalante" w:date="2024-11-12T20:18:00Z" w16du:dateUtc="2024-11-12T19:18:00Z"/>
-                <w:rFonts w:ascii="Arial" w:hAnsi="Arial" w:cs="Arial"/>
-                <w:b w:val="0"/>
-                <w:bCs w:val="0"/>
-                <w:i/>
-                <w:iCs/>
-              </w:rPr>
-            </w:pPr>
-            <w:commentRangeStart w:id="134"/>
-            <w:commentRangeStart w:id="135"/>
-            <w:del w:id="136" w:author="Jaime Eduardo Baires Escalante" w:date="2024-11-12T20:18:00Z" w16du:dateUtc="2024-11-12T19:18:00Z">
-              <w:r>
-                <w:rPr>
-                  <w:rFonts w:ascii="Arial" w:hAnsi="Arial" w:cs="Arial"/>
-                  <w:b w:val="0"/>
-                  <w:bCs w:val="0"/>
-                  <w:i/>
-                  <w:iCs/>
-                </w:rPr>
-                <w:delText>Lista de usuarios</w:delText>
-              </w:r>
-            </w:del>
-          </w:p>
-        </w:tc>
-        <w:tc>
-          <w:tcPr>
-            <w:tcW w:w="2263" w:type="dxa"/>
-            <w:tcBorders>
-              <w:top w:val="single" w:sz="4" w:space="0" w:color="4472C4"/>
-              <w:left w:val="single" w:sz="4" w:space="0" w:color="4472C4"/>
-              <w:bottom w:val="single" w:sz="4" w:space="0" w:color="4472C4"/>
-              <w:right w:val="single" w:sz="4" w:space="0" w:color="4472C4"/>
-            </w:tcBorders>
-            <w:tcPrChange w:id="137" w:author="Jaime Eduardo Baires Escalante" w:date="2024-11-12T20:18:00Z" w16du:dateUtc="2024-11-12T19:18:00Z">
-              <w:tcPr>
-                <w:tcW w:w="2265" w:type="dxa"/>
-                <w:gridSpan w:val="2"/>
-                <w:tcBorders>
-                  <w:top w:val="single" w:sz="4" w:space="0" w:color="4472C4"/>
-                  <w:left w:val="single" w:sz="4" w:space="0" w:color="4472C4"/>
-                  <w:bottom w:val="single" w:sz="4" w:space="0" w:color="4472C4"/>
-                  <w:right w:val="single" w:sz="4" w:space="0" w:color="4472C4"/>
-                </w:tcBorders>
-              </w:tcPr>
-            </w:tcPrChange>
-          </w:tcPr>
-          <w:p>
-            <w:pPr>
-              <w:spacing w:line="360" w:lineRule="auto"/>
-              <w:jc w:val="both"/>
-              <w:cnfStyle w:val="000000100000" w:firstRow="0" w:lastRow="0" w:firstColumn="0" w:lastColumn="0" w:oddVBand="0" w:evenVBand="0" w:oddHBand="1" w:evenHBand="0" w:firstRowFirstColumn="0" w:firstRowLastColumn="0" w:lastRowFirstColumn="0" w:lastRowLastColumn="0"/>
-              <w:rPr>
-                <w:del w:id="138" w:author="Jaime Eduardo Baires Escalante" w:date="2024-11-12T20:18:00Z" w16du:dateUtc="2024-11-12T19:18:00Z"/>
-                <w:rFonts w:ascii="Arial" w:hAnsi="Arial" w:cs="Arial"/>
-              </w:rPr>
-            </w:pPr>
-            <w:del w:id="139" w:author="Jaime Eduardo Baires Escalante" w:date="2024-11-12T20:18:00Z" w16du:dateUtc="2024-11-12T19:18:00Z">
-              <w:r>
-                <w:rPr>
-                  <w:rFonts w:ascii="Arial" w:hAnsi="Arial" w:cs="Arial"/>
-                </w:rPr>
-                <w:delText>usuarios</w:delText>
-              </w:r>
-            </w:del>
-          </w:p>
-        </w:tc>
-        <w:tc>
-          <w:tcPr>
-            <w:tcW w:w="2855" w:type="dxa"/>
-            <w:tcBorders>
-              <w:top w:val="single" w:sz="4" w:space="0" w:color="4472C4"/>
-              <w:left w:val="single" w:sz="4" w:space="0" w:color="4472C4"/>
-              <w:bottom w:val="single" w:sz="4" w:space="0" w:color="4472C4"/>
-              <w:right w:val="single" w:sz="4" w:space="0" w:color="4472C4"/>
-            </w:tcBorders>
-            <w:tcPrChange w:id="140" w:author="Jaime Eduardo Baires Escalante" w:date="2024-11-12T20:18:00Z" w16du:dateUtc="2024-11-12T19:18:00Z">
-              <w:tcPr>
-                <w:tcW w:w="2832" w:type="dxa"/>
-                <w:tcBorders>
-                  <w:top w:val="single" w:sz="4" w:space="0" w:color="4472C4"/>
-                  <w:left w:val="single" w:sz="4" w:space="0" w:color="4472C4"/>
-                  <w:bottom w:val="single" w:sz="4" w:space="0" w:color="4472C4"/>
-                  <w:right w:val="single" w:sz="4" w:space="0" w:color="4472C4"/>
-                </w:tcBorders>
-              </w:tcPr>
-            </w:tcPrChange>
-          </w:tcPr>
-          <w:p>
-            <w:pPr>
-              <w:spacing w:line="360" w:lineRule="auto"/>
-              <w:jc w:val="both"/>
-              <w:cnfStyle w:val="000000100000" w:firstRow="0" w:lastRow="0" w:firstColumn="0" w:lastColumn="0" w:oddVBand="0" w:evenVBand="0" w:oddHBand="1" w:evenHBand="0" w:firstRowFirstColumn="0" w:firstRowLastColumn="0" w:lastRowFirstColumn="0" w:lastRowLastColumn="0"/>
-              <w:rPr>
-                <w:del w:id="141" w:author="Jaime Eduardo Baires Escalante" w:date="2024-11-12T20:18:00Z" w16du:dateUtc="2024-11-12T19:18:00Z"/>
-                <w:rFonts w:ascii="Arial" w:hAnsi="Arial" w:cs="Arial"/>
-              </w:rPr>
-            </w:pPr>
-            <w:del w:id="142" w:author="Jaime Eduardo Baires Escalante" w:date="2024-11-12T20:18:00Z" w16du:dateUtc="2024-11-12T19:18:00Z">
-              <w:r>
-                <w:rPr>
-                  <w:rFonts w:ascii="Arial" w:hAnsi="Arial" w:cs="Arial"/>
-                </w:rPr>
-                <w:delText>GET</w:delText>
-              </w:r>
-              <w:commentRangeEnd w:id="134"/>
-              <w:r>
-                <w:rPr>
-                  <w:rStyle w:val="Refdecomentario"/>
-                  <w:rFonts w:ascii="Arial" w:hAnsi="Arial" w:cs="Arial"/>
-                  <w:sz w:val="22"/>
-                  <w:szCs w:val="22"/>
-                </w:rPr>
-                <w:commentReference w:id="134"/>
-              </w:r>
-              <w:commentRangeEnd w:id="135"/>
-              <w:r>
-                <w:rPr>
-                  <w:rStyle w:val="Refdecomentario"/>
-                  <w:rFonts w:ascii="Arial" w:hAnsi="Arial" w:cs="Arial"/>
-                  <w:sz w:val="22"/>
-                  <w:szCs w:val="22"/>
-                </w:rPr>
-                <w:commentReference w:id="135"/>
-              </w:r>
-            </w:del>
-          </w:p>
-        </w:tc>
-      </w:tr>
-      <w:tr>
-        <w:tc>
-          <w:tcPr>
-            <w:cnfStyle w:val="001000000000" w:firstRow="0" w:lastRow="0" w:firstColumn="1" w:lastColumn="0" w:oddVBand="0" w:evenVBand="0" w:oddHBand="0" w:evenHBand="0" w:firstRowFirstColumn="0" w:firstRowLastColumn="0" w:lastRowFirstColumn="0" w:lastRowLastColumn="0"/>
-            <w:tcW w:w="3376" w:type="dxa"/>
-            <w:tcBorders>
-              <w:top w:val="single" w:sz="4" w:space="0" w:color="4472C4"/>
-              <w:left w:val="single" w:sz="4" w:space="0" w:color="4472C4"/>
-              <w:bottom w:val="single" w:sz="4" w:space="0" w:color="4472C4"/>
-              <w:right w:val="single" w:sz="4" w:space="0" w:color="4472C4"/>
-            </w:tcBorders>
-            <w:vAlign w:val="center"/>
-            <w:tcPrChange w:id="143" w:author="Jaime Eduardo Baires Escalante" w:date="2024-11-12T20:18:00Z" w16du:dateUtc="2024-11-12T19:18:00Z">
-              <w:tcPr>
-                <w:tcW w:w="3397" w:type="dxa"/>
-                <w:gridSpan w:val="2"/>
-                <w:tcBorders>
-                  <w:top w:val="single" w:sz="4" w:space="0" w:color="4472C4"/>
-                  <w:left w:val="single" w:sz="4" w:space="0" w:color="4472C4"/>
-                  <w:bottom w:val="single" w:sz="4" w:space="0" w:color="4472C4"/>
-                  <w:right w:val="single" w:sz="4" w:space="0" w:color="4472C4"/>
-                </w:tcBorders>
-                <w:vAlign w:val="center"/>
-              </w:tcPr>
-            </w:tcPrChange>
-          </w:tcPr>
-          <w:p>
-            <w:pPr>
-              <w:spacing w:line="360" w:lineRule="auto"/>
-              <w:rPr>
-                <w:rFonts w:ascii="Arial" w:hAnsi="Arial" w:cs="Arial"/>
-                <w:b w:val="0"/>
-                <w:bCs w:val="0"/>
-                <w:i/>
-                <w:iCs/>
-              </w:rPr>
-            </w:pPr>
-            <w:r>
-              <w:rPr>
-                <w:rFonts w:ascii="Arial" w:hAnsi="Arial" w:cs="Arial"/>
-                <w:b w:val="0"/>
-                <w:bCs w:val="0"/>
-                <w:i/>
-                <w:iCs/>
-              </w:rPr>
-              <w:t>Login</w:t>
-            </w:r>
-          </w:p>
-        </w:tc>
-        <w:tc>
-          <w:tcPr>
-            <w:tcW w:w="2263" w:type="dxa"/>
-            <w:tcBorders>
-              <w:top w:val="single" w:sz="4" w:space="0" w:color="4472C4"/>
-              <w:left w:val="single" w:sz="4" w:space="0" w:color="4472C4"/>
-              <w:bottom w:val="single" w:sz="4" w:space="0" w:color="4472C4"/>
-              <w:right w:val="single" w:sz="4" w:space="0" w:color="4472C4"/>
-            </w:tcBorders>
-            <w:tcPrChange w:id="144" w:author="Jaime Eduardo Baires Escalante" w:date="2024-11-12T20:18:00Z" w16du:dateUtc="2024-11-12T19:18:00Z">
-              <w:tcPr>
-                <w:tcW w:w="2265" w:type="dxa"/>
-                <w:gridSpan w:val="2"/>
-                <w:tcBorders>
-                  <w:top w:val="single" w:sz="4" w:space="0" w:color="4472C4"/>
-                  <w:left w:val="single" w:sz="4" w:space="0" w:color="4472C4"/>
-                  <w:bottom w:val="single" w:sz="4" w:space="0" w:color="4472C4"/>
-                  <w:right w:val="single" w:sz="4" w:space="0" w:color="4472C4"/>
-                </w:tcBorders>
-              </w:tcPr>
-            </w:tcPrChange>
-          </w:tcPr>
-          <w:p>
-            <w:pPr>
-              <w:spacing w:line="360" w:lineRule="auto"/>
-              <w:jc w:val="both"/>
-              <w:cnfStyle w:val="000000000000" w:firstRow="0" w:lastRow="0" w:firstColumn="0" w:lastColumn="0" w:oddVBand="0" w:evenVBand="0" w:oddHBand="0" w:evenHBand="0" w:firstRowFirstColumn="0" w:firstRowLastColumn="0" w:lastRowFirstColumn="0" w:lastRowLastColumn="0"/>
-              <w:rPr>
-                <w:rFonts w:ascii="Arial" w:hAnsi="Arial" w:cs="Arial"/>
-              </w:rPr>
-            </w:pPr>
-            <w:r>
-              <w:rPr>
-                <w:rFonts w:ascii="Arial" w:hAnsi="Arial" w:cs="Arial"/>
-              </w:rPr>
-              <w:t>usuarios/login</w:t>
-            </w:r>
-          </w:p>
-        </w:tc>
-        <w:tc>
-          <w:tcPr>
-            <w:tcW w:w="2855" w:type="dxa"/>
-            <w:tcBorders>
-              <w:top w:val="single" w:sz="4" w:space="0" w:color="4472C4"/>
-              <w:left w:val="single" w:sz="4" w:space="0" w:color="4472C4"/>
-              <w:bottom w:val="single" w:sz="4" w:space="0" w:color="4472C4"/>
-              <w:right w:val="single" w:sz="4" w:space="0" w:color="4472C4"/>
-            </w:tcBorders>
-            <w:tcPrChange w:id="145" w:author="Jaime Eduardo Baires Escalante" w:date="2024-11-12T20:18:00Z" w16du:dateUtc="2024-11-12T19:18:00Z">
-              <w:tcPr>
-                <w:tcW w:w="2832" w:type="dxa"/>
-                <w:tcBorders>
-                  <w:top w:val="single" w:sz="4" w:space="0" w:color="4472C4"/>
-                  <w:left w:val="single" w:sz="4" w:space="0" w:color="4472C4"/>
-                  <w:bottom w:val="single" w:sz="4" w:space="0" w:color="4472C4"/>
-                  <w:right w:val="single" w:sz="4" w:space="0" w:color="4472C4"/>
-                </w:tcBorders>
-              </w:tcPr>
-            </w:tcPrChange>
-          </w:tcPr>
-          <w:p>
-            <w:pPr>
-              <w:spacing w:line="360" w:lineRule="auto"/>
-              <w:jc w:val="both"/>
-              <w:cnfStyle w:val="000000000000" w:firstRow="0" w:lastRow="0" w:firstColumn="0" w:lastColumn="0" w:oddVBand="0" w:evenVBand="0" w:oddHBand="0" w:evenHBand="0" w:firstRowFirstColumn="0" w:firstRowLastColumn="0" w:lastRowFirstColumn="0" w:lastRowLastColumn="0"/>
-              <w:rPr>
-                <w:rFonts w:ascii="Arial" w:hAnsi="Arial" w:cs="Arial"/>
-              </w:rPr>
-            </w:pPr>
-            <w:commentRangeStart w:id="146"/>
-            <w:commentRangeStart w:id="147"/>
-            <w:commentRangeStart w:id="148"/>
-            <w:commentRangeStart w:id="149"/>
-            <w:r>
-              <w:rPr>
-                <w:rFonts w:ascii="Arial" w:hAnsi="Arial" w:cs="Arial"/>
-              </w:rPr>
-              <w:t>POST</w:t>
-            </w:r>
-            <w:commentRangeEnd w:id="146"/>
-            <w:r>
-              <w:rPr>
-                <w:rStyle w:val="Refdecomentario"/>
-                <w:rFonts w:ascii="Arial" w:hAnsi="Arial" w:cs="Arial"/>
-                <w:sz w:val="22"/>
-                <w:szCs w:val="22"/>
-              </w:rPr>
-              <w:commentReference w:id="146"/>
-            </w:r>
-            <w:commentRangeEnd w:id="147"/>
-            <w:r>
-              <w:rPr>
-                <w:rStyle w:val="Refdecomentario"/>
-                <w:rFonts w:ascii="Arial" w:hAnsi="Arial" w:cs="Arial"/>
-                <w:sz w:val="22"/>
-                <w:szCs w:val="22"/>
-              </w:rPr>
-              <w:commentReference w:id="147"/>
-            </w:r>
-            <w:commentRangeEnd w:id="148"/>
-            <w:r>
-              <w:rPr>
-                <w:rStyle w:val="Refdecomentario"/>
-                <w:rFonts w:ascii="Arial" w:hAnsi="Arial" w:cs="Arial"/>
-                <w:sz w:val="22"/>
-                <w:szCs w:val="22"/>
-              </w:rPr>
-              <w:commentReference w:id="148"/>
-            </w:r>
-            <w:commentRangeEnd w:id="149"/>
-            <w:r>
-              <w:rPr>
-                <w:rStyle w:val="Refdecomentario"/>
-                <w:rFonts w:ascii="Arial" w:hAnsi="Arial" w:cs="Arial"/>
-                <w:sz w:val="22"/>
-                <w:szCs w:val="22"/>
-              </w:rPr>
-              <w:commentReference w:id="149"/>
             </w:r>
           </w:p>
         </w:tc>
@@ -20976,32 +19870,18 @@
         <w:tc>
           <w:tcPr>
             <w:cnfStyle w:val="001000000000" w:firstRow="0" w:lastRow="0" w:firstColumn="1" w:lastColumn="0" w:oddVBand="0" w:evenVBand="0" w:oddHBand="0" w:evenHBand="0" w:firstRowFirstColumn="0" w:firstRowLastColumn="0" w:lastRowFirstColumn="0" w:lastRowLastColumn="0"/>
-            <w:tcW w:w="3376" w:type="dxa"/>
-            <w:vMerge w:val="restart"/>
+            <w:tcW w:w="3397" w:type="dxa"/>
             <w:tcBorders>
               <w:top w:val="single" w:sz="4" w:space="0" w:color="4472C4"/>
               <w:left w:val="single" w:sz="4" w:space="0" w:color="4472C4"/>
+              <w:bottom w:val="single" w:sz="4" w:space="0" w:color="4472C4"/>
               <w:right w:val="single" w:sz="4" w:space="0" w:color="4472C4"/>
             </w:tcBorders>
             <w:vAlign w:val="center"/>
-            <w:tcPrChange w:id="150" w:author="Jaime Eduardo Baires Escalante" w:date="2024-11-12T20:18:00Z" w16du:dateUtc="2024-11-12T19:18:00Z">
-              <w:tcPr>
-                <w:tcW w:w="3397" w:type="dxa"/>
-                <w:gridSpan w:val="2"/>
-                <w:vMerge w:val="restart"/>
-                <w:tcBorders>
-                  <w:top w:val="single" w:sz="4" w:space="0" w:color="4472C4"/>
-                  <w:left w:val="single" w:sz="4" w:space="0" w:color="4472C4"/>
-                  <w:right w:val="single" w:sz="4" w:space="0" w:color="4472C4"/>
-                </w:tcBorders>
-                <w:vAlign w:val="center"/>
-              </w:tcPr>
-            </w:tcPrChange>
           </w:tcPr>
           <w:p>
             <w:pPr>
               <w:spacing w:line="360" w:lineRule="auto"/>
-              <w:cnfStyle w:val="001000100000" w:firstRow="0" w:lastRow="0" w:firstColumn="1" w:lastColumn="0" w:oddVBand="0" w:evenVBand="0" w:oddHBand="1" w:evenHBand="0" w:firstRowFirstColumn="0" w:firstRowLastColumn="0" w:lastRowFirstColumn="0" w:lastRowLastColumn="0"/>
               <w:rPr>
                 <w:rFonts w:ascii="Arial" w:hAnsi="Arial" w:cs="Arial"/>
                 <w:b w:val="0"/>
@@ -21010,6 +19890,7 @@
                 <w:iCs/>
               </w:rPr>
             </w:pPr>
+            <w:commentRangeStart w:id="55"/>
             <w:r>
               <w:rPr>
                 <w:rFonts w:ascii="Arial" w:hAnsi="Arial" w:cs="Arial"/>
@@ -21018,31 +19899,19 @@
                 <w:i/>
                 <w:iCs/>
               </w:rPr>
-              <w:t>Categoría de artículos</w:t>
-            </w:r>
-          </w:p>
-        </w:tc>
-        <w:tc>
-          <w:tcPr>
-            <w:tcW w:w="2263" w:type="dxa"/>
+              <w:t>Lista de usuarios</w:t>
+            </w:r>
+          </w:p>
+        </w:tc>
+        <w:tc>
+          <w:tcPr>
+            <w:tcW w:w="2265" w:type="dxa"/>
             <w:tcBorders>
               <w:top w:val="single" w:sz="4" w:space="0" w:color="4472C4"/>
               <w:left w:val="single" w:sz="4" w:space="0" w:color="4472C4"/>
               <w:bottom w:val="single" w:sz="4" w:space="0" w:color="4472C4"/>
               <w:right w:val="single" w:sz="4" w:space="0" w:color="4472C4"/>
             </w:tcBorders>
-            <w:tcPrChange w:id="151" w:author="Jaime Eduardo Baires Escalante" w:date="2024-11-12T20:18:00Z" w16du:dateUtc="2024-11-12T19:18:00Z">
-              <w:tcPr>
-                <w:tcW w:w="2265" w:type="dxa"/>
-                <w:gridSpan w:val="2"/>
-                <w:tcBorders>
-                  <w:top w:val="single" w:sz="4" w:space="0" w:color="4472C4"/>
-                  <w:left w:val="single" w:sz="4" w:space="0" w:color="4472C4"/>
-                  <w:bottom w:val="single" w:sz="4" w:space="0" w:color="4472C4"/>
-                  <w:right w:val="single" w:sz="4" w:space="0" w:color="4472C4"/>
-                </w:tcBorders>
-              </w:tcPr>
-            </w:tcPrChange>
           </w:tcPr>
           <w:p>
             <w:pPr>
@@ -21057,30 +19926,19 @@
               <w:rPr>
                 <w:rFonts w:ascii="Arial" w:hAnsi="Arial" w:cs="Arial"/>
               </w:rPr>
-              <w:t>categorias</w:t>
-            </w:r>
-          </w:p>
-        </w:tc>
-        <w:tc>
-          <w:tcPr>
-            <w:tcW w:w="2855" w:type="dxa"/>
+              <w:t>usuarios</w:t>
+            </w:r>
+          </w:p>
+        </w:tc>
+        <w:tc>
+          <w:tcPr>
+            <w:tcW w:w="2832" w:type="dxa"/>
             <w:tcBorders>
               <w:top w:val="single" w:sz="4" w:space="0" w:color="4472C4"/>
               <w:left w:val="single" w:sz="4" w:space="0" w:color="4472C4"/>
               <w:bottom w:val="single" w:sz="4" w:space="0" w:color="4472C4"/>
               <w:right w:val="single" w:sz="4" w:space="0" w:color="4472C4"/>
             </w:tcBorders>
-            <w:tcPrChange w:id="152" w:author="Jaime Eduardo Baires Escalante" w:date="2024-11-12T20:18:00Z" w16du:dateUtc="2024-11-12T19:18:00Z">
-              <w:tcPr>
-                <w:tcW w:w="2832" w:type="dxa"/>
-                <w:tcBorders>
-                  <w:top w:val="single" w:sz="4" w:space="0" w:color="4472C4"/>
-                  <w:left w:val="single" w:sz="4" w:space="0" w:color="4472C4"/>
-                  <w:bottom w:val="single" w:sz="4" w:space="0" w:color="4472C4"/>
-                  <w:right w:val="single" w:sz="4" w:space="0" w:color="4472C4"/>
-                </w:tcBorders>
-              </w:tcPr>
-            </w:tcPrChange>
           </w:tcPr>
           <w:p>
             <w:pPr>
@@ -21095,7 +19953,14 @@
               <w:rPr>
                 <w:rFonts w:ascii="Arial" w:hAnsi="Arial" w:cs="Arial"/>
               </w:rPr>
-              <w:t>POST</w:t>
+              <w:t>GET</w:t>
+            </w:r>
+            <w:commentRangeEnd w:id="55"/>
+            <w:r>
+              <w:rPr>
+                <w:rStyle w:val="Refdecomentario"/>
+              </w:rPr>
+              <w:commentReference w:id="55"/>
             </w:r>
           </w:p>
         </w:tc>
@@ -21104,27 +19969,14 @@
         <w:tc>
           <w:tcPr>
             <w:cnfStyle w:val="001000000000" w:firstRow="0" w:lastRow="0" w:firstColumn="1" w:lastColumn="0" w:oddVBand="0" w:evenVBand="0" w:oddHBand="0" w:evenHBand="0" w:firstRowFirstColumn="0" w:firstRowLastColumn="0" w:lastRowFirstColumn="0" w:lastRowLastColumn="0"/>
-            <w:tcW w:w="3376" w:type="dxa"/>
-            <w:vMerge/>
-            <w:tcBorders>
+            <w:tcW w:w="3397" w:type="dxa"/>
+            <w:tcBorders>
+              <w:top w:val="single" w:sz="4" w:space="0" w:color="4472C4"/>
               <w:left w:val="single" w:sz="4" w:space="0" w:color="4472C4"/>
               <w:bottom w:val="single" w:sz="4" w:space="0" w:color="4472C4"/>
               <w:right w:val="single" w:sz="4" w:space="0" w:color="4472C4"/>
             </w:tcBorders>
             <w:vAlign w:val="center"/>
-            <w:tcPrChange w:id="153" w:author="Jaime Eduardo Baires Escalante" w:date="2024-11-12T20:18:00Z" w16du:dateUtc="2024-11-12T19:18:00Z">
-              <w:tcPr>
-                <w:tcW w:w="3397" w:type="dxa"/>
-                <w:gridSpan w:val="2"/>
-                <w:vMerge/>
-                <w:tcBorders>
-                  <w:left w:val="single" w:sz="4" w:space="0" w:color="4472C4"/>
-                  <w:bottom w:val="single" w:sz="4" w:space="0" w:color="4472C4"/>
-                  <w:right w:val="single" w:sz="4" w:space="0" w:color="4472C4"/>
-                </w:tcBorders>
-                <w:vAlign w:val="center"/>
-              </w:tcPr>
-            </w:tcPrChange>
           </w:tcPr>
           <w:p>
             <w:pPr>
@@ -21137,29 +19989,30 @@
                 <w:iCs/>
               </w:rPr>
             </w:pPr>
-          </w:p>
-        </w:tc>
-        <w:tc>
-          <w:tcPr>
-            <w:tcW w:w="2263" w:type="dxa"/>
+            <w:proofErr w:type="spellStart"/>
+            <w:r>
+              <w:rPr>
+                <w:rFonts w:ascii="Arial" w:hAnsi="Arial" w:cs="Arial"/>
+                <w:b w:val="0"/>
+                <w:bCs w:val="0"/>
+                <w:i/>
+                <w:iCs/>
+              </w:rPr>
+              <w:lastRenderedPageBreak/>
+              <w:t>Login</w:t>
+            </w:r>
+            <w:proofErr w:type="spellEnd"/>
+          </w:p>
+        </w:tc>
+        <w:tc>
+          <w:tcPr>
+            <w:tcW w:w="2265" w:type="dxa"/>
             <w:tcBorders>
               <w:top w:val="single" w:sz="4" w:space="0" w:color="4472C4"/>
               <w:left w:val="single" w:sz="4" w:space="0" w:color="4472C4"/>
               <w:bottom w:val="single" w:sz="4" w:space="0" w:color="4472C4"/>
               <w:right w:val="single" w:sz="4" w:space="0" w:color="4472C4"/>
             </w:tcBorders>
-            <w:tcPrChange w:id="154" w:author="Jaime Eduardo Baires Escalante" w:date="2024-11-12T20:18:00Z" w16du:dateUtc="2024-11-12T19:18:00Z">
-              <w:tcPr>
-                <w:tcW w:w="2265" w:type="dxa"/>
-                <w:gridSpan w:val="2"/>
-                <w:tcBorders>
-                  <w:top w:val="single" w:sz="4" w:space="0" w:color="4472C4"/>
-                  <w:left w:val="single" w:sz="4" w:space="0" w:color="4472C4"/>
-                  <w:bottom w:val="single" w:sz="4" w:space="0" w:color="4472C4"/>
-                  <w:right w:val="single" w:sz="4" w:space="0" w:color="4472C4"/>
-                </w:tcBorders>
-              </w:tcPr>
-            </w:tcPrChange>
           </w:tcPr>
           <w:p>
             <w:pPr>
@@ -21174,30 +20027,27 @@
               <w:rPr>
                 <w:rFonts w:ascii="Arial" w:hAnsi="Arial" w:cs="Arial"/>
               </w:rPr>
-              <w:t>categoría/{id}</w:t>
-            </w:r>
-          </w:p>
-        </w:tc>
-        <w:tc>
-          <w:tcPr>
-            <w:tcW w:w="2855" w:type="dxa"/>
+              <w:t>usuarios/</w:t>
+            </w:r>
+            <w:proofErr w:type="spellStart"/>
+            <w:r>
+              <w:rPr>
+                <w:rFonts w:ascii="Arial" w:hAnsi="Arial" w:cs="Arial"/>
+              </w:rPr>
+              <w:t>login</w:t>
+            </w:r>
+            <w:proofErr w:type="spellEnd"/>
+          </w:p>
+        </w:tc>
+        <w:tc>
+          <w:tcPr>
+            <w:tcW w:w="2832" w:type="dxa"/>
             <w:tcBorders>
               <w:top w:val="single" w:sz="4" w:space="0" w:color="4472C4"/>
               <w:left w:val="single" w:sz="4" w:space="0" w:color="4472C4"/>
               <w:bottom w:val="single" w:sz="4" w:space="0" w:color="4472C4"/>
               <w:right w:val="single" w:sz="4" w:space="0" w:color="4472C4"/>
             </w:tcBorders>
-            <w:tcPrChange w:id="155" w:author="Jaime Eduardo Baires Escalante" w:date="2024-11-12T20:18:00Z" w16du:dateUtc="2024-11-12T19:18:00Z">
-              <w:tcPr>
-                <w:tcW w:w="2832" w:type="dxa"/>
-                <w:tcBorders>
-                  <w:top w:val="single" w:sz="4" w:space="0" w:color="4472C4"/>
-                  <w:left w:val="single" w:sz="4" w:space="0" w:color="4472C4"/>
-                  <w:bottom w:val="single" w:sz="4" w:space="0" w:color="4472C4"/>
-                  <w:right w:val="single" w:sz="4" w:space="0" w:color="4472C4"/>
-                </w:tcBorders>
-              </w:tcPr>
-            </w:tcPrChange>
           </w:tcPr>
           <w:p>
             <w:pPr>
@@ -21208,11 +20058,43 @@
                 <w:rFonts w:ascii="Arial" w:hAnsi="Arial" w:cs="Arial"/>
               </w:rPr>
             </w:pPr>
-            <w:r>
-              <w:rPr>
-                <w:rFonts w:ascii="Arial" w:hAnsi="Arial" w:cs="Arial"/>
-              </w:rPr>
-              <w:t>GET, DELETE</w:t>
+            <w:commentRangeStart w:id="56"/>
+            <w:commentRangeStart w:id="57"/>
+            <w:commentRangeStart w:id="58"/>
+            <w:commentRangeStart w:id="59"/>
+            <w:r>
+              <w:rPr>
+                <w:rFonts w:ascii="Arial" w:hAnsi="Arial" w:cs="Arial"/>
+              </w:rPr>
+              <w:t>POST</w:t>
+            </w:r>
+            <w:commentRangeEnd w:id="56"/>
+            <w:r>
+              <w:rPr>
+                <w:rStyle w:val="Refdecomentario"/>
+              </w:rPr>
+              <w:commentReference w:id="56"/>
+            </w:r>
+            <w:commentRangeEnd w:id="57"/>
+            <w:r>
+              <w:rPr>
+                <w:rStyle w:val="Refdecomentario"/>
+              </w:rPr>
+              <w:commentReference w:id="57"/>
+            </w:r>
+            <w:commentRangeEnd w:id="58"/>
+            <w:r>
+              <w:rPr>
+                <w:rStyle w:val="Refdecomentario"/>
+              </w:rPr>
+              <w:commentReference w:id="58"/>
+            </w:r>
+            <w:commentRangeEnd w:id="59"/>
+            <w:r>
+              <w:rPr>
+                <w:rStyle w:val="Refdecomentario"/>
+              </w:rPr>
+              <w:commentReference w:id="59"/>
             </w:r>
           </w:p>
         </w:tc>
@@ -21224,32 +20106,111 @@
         <w:tc>
           <w:tcPr>
             <w:cnfStyle w:val="001000000000" w:firstRow="0" w:lastRow="0" w:firstColumn="1" w:lastColumn="0" w:oddVBand="0" w:evenVBand="0" w:oddHBand="0" w:evenHBand="0" w:firstRowFirstColumn="0" w:firstRowLastColumn="0" w:lastRowFirstColumn="0" w:lastRowLastColumn="0"/>
-            <w:tcW w:w="3376" w:type="dxa"/>
+            <w:tcW w:w="3397" w:type="dxa"/>
+            <w:vMerge w:val="restart"/>
+            <w:tcBorders>
+              <w:top w:val="single" w:sz="4" w:space="0" w:color="4472C4"/>
+              <w:left w:val="single" w:sz="4" w:space="0" w:color="4472C4"/>
+              <w:right w:val="single" w:sz="4" w:space="0" w:color="4472C4"/>
+            </w:tcBorders>
+            <w:vAlign w:val="center"/>
+          </w:tcPr>
+          <w:p>
+            <w:pPr>
+              <w:spacing w:line="360" w:lineRule="auto"/>
+              <w:rPr>
+                <w:rFonts w:ascii="Arial" w:hAnsi="Arial" w:cs="Arial"/>
+                <w:b w:val="0"/>
+                <w:bCs w:val="0"/>
+                <w:i/>
+                <w:iCs/>
+              </w:rPr>
+            </w:pPr>
+            <w:r>
+              <w:rPr>
+                <w:rFonts w:ascii="Arial" w:hAnsi="Arial" w:cs="Arial"/>
+                <w:b w:val="0"/>
+                <w:bCs w:val="0"/>
+                <w:i/>
+                <w:iCs/>
+              </w:rPr>
+              <w:t>Categoría de artículos</w:t>
+            </w:r>
+          </w:p>
+        </w:tc>
+        <w:tc>
+          <w:tcPr>
+            <w:tcW w:w="2265" w:type="dxa"/>
             <w:tcBorders>
               <w:top w:val="single" w:sz="4" w:space="0" w:color="4472C4"/>
               <w:left w:val="single" w:sz="4" w:space="0" w:color="4472C4"/>
               <w:bottom w:val="single" w:sz="4" w:space="0" w:color="4472C4"/>
               <w:right w:val="single" w:sz="4" w:space="0" w:color="4472C4"/>
             </w:tcBorders>
+          </w:tcPr>
+          <w:p>
+            <w:pPr>
+              <w:spacing w:line="360" w:lineRule="auto"/>
+              <w:jc w:val="both"/>
+              <w:cnfStyle w:val="000000100000" w:firstRow="0" w:lastRow="0" w:firstColumn="0" w:lastColumn="0" w:oddVBand="0" w:evenVBand="0" w:oddHBand="1" w:evenHBand="0" w:firstRowFirstColumn="0" w:firstRowLastColumn="0" w:lastRowFirstColumn="0" w:lastRowLastColumn="0"/>
+              <w:rPr>
+                <w:rFonts w:ascii="Arial" w:hAnsi="Arial" w:cs="Arial"/>
+              </w:rPr>
+            </w:pPr>
+            <w:proofErr w:type="spellStart"/>
+            <w:r>
+              <w:rPr>
+                <w:rFonts w:ascii="Arial" w:hAnsi="Arial" w:cs="Arial"/>
+              </w:rPr>
+              <w:t>categorias</w:t>
+            </w:r>
+            <w:proofErr w:type="spellEnd"/>
+          </w:p>
+        </w:tc>
+        <w:tc>
+          <w:tcPr>
+            <w:tcW w:w="2832" w:type="dxa"/>
+            <w:tcBorders>
+              <w:top w:val="single" w:sz="4" w:space="0" w:color="4472C4"/>
+              <w:left w:val="single" w:sz="4" w:space="0" w:color="4472C4"/>
+              <w:bottom w:val="single" w:sz="4" w:space="0" w:color="4472C4"/>
+              <w:right w:val="single" w:sz="4" w:space="0" w:color="4472C4"/>
+            </w:tcBorders>
+          </w:tcPr>
+          <w:p>
+            <w:pPr>
+              <w:spacing w:line="360" w:lineRule="auto"/>
+              <w:jc w:val="both"/>
+              <w:cnfStyle w:val="000000100000" w:firstRow="0" w:lastRow="0" w:firstColumn="0" w:lastColumn="0" w:oddVBand="0" w:evenVBand="0" w:oddHBand="1" w:evenHBand="0" w:firstRowFirstColumn="0" w:firstRowLastColumn="0" w:lastRowFirstColumn="0" w:lastRowLastColumn="0"/>
+              <w:rPr>
+                <w:rFonts w:ascii="Arial" w:hAnsi="Arial" w:cs="Arial"/>
+              </w:rPr>
+            </w:pPr>
+            <w:r>
+              <w:rPr>
+                <w:rFonts w:ascii="Arial" w:hAnsi="Arial" w:cs="Arial"/>
+              </w:rPr>
+              <w:t>POST</w:t>
+            </w:r>
+          </w:p>
+        </w:tc>
+      </w:tr>
+      <w:tr>
+        <w:tc>
+          <w:tcPr>
+            <w:cnfStyle w:val="001000000000" w:firstRow="0" w:lastRow="0" w:firstColumn="1" w:lastColumn="0" w:oddVBand="0" w:evenVBand="0" w:oddHBand="0" w:evenHBand="0" w:firstRowFirstColumn="0" w:firstRowLastColumn="0" w:lastRowFirstColumn="0" w:lastRowLastColumn="0"/>
+            <w:tcW w:w="3397" w:type="dxa"/>
+            <w:vMerge/>
+            <w:tcBorders>
+              <w:left w:val="single" w:sz="4" w:space="0" w:color="4472C4"/>
+              <w:bottom w:val="single" w:sz="4" w:space="0" w:color="4472C4"/>
+              <w:right w:val="single" w:sz="4" w:space="0" w:color="4472C4"/>
+            </w:tcBorders>
             <w:vAlign w:val="center"/>
-            <w:tcPrChange w:id="156" w:author="Jaime Eduardo Baires Escalante" w:date="2024-11-12T20:18:00Z" w16du:dateUtc="2024-11-12T19:18:00Z">
-              <w:tcPr>
-                <w:tcW w:w="3397" w:type="dxa"/>
-                <w:gridSpan w:val="2"/>
-                <w:tcBorders>
-                  <w:top w:val="single" w:sz="4" w:space="0" w:color="4472C4"/>
-                  <w:left w:val="single" w:sz="4" w:space="0" w:color="4472C4"/>
-                  <w:bottom w:val="single" w:sz="4" w:space="0" w:color="4472C4"/>
-                  <w:right w:val="single" w:sz="4" w:space="0" w:color="4472C4"/>
-                </w:tcBorders>
-                <w:vAlign w:val="center"/>
-              </w:tcPr>
-            </w:tcPrChange>
           </w:tcPr>
           <w:p>
             <w:pPr>
               <w:spacing w:line="360" w:lineRule="auto"/>
-              <w:cnfStyle w:val="001000100000" w:firstRow="0" w:lastRow="0" w:firstColumn="1" w:lastColumn="0" w:oddVBand="0" w:evenVBand="0" w:oddHBand="1" w:evenHBand="0" w:firstRowFirstColumn="0" w:firstRowLastColumn="0" w:lastRowFirstColumn="0" w:lastRowLastColumn="0"/>
               <w:rPr>
                 <w:rFonts w:ascii="Arial" w:hAnsi="Arial" w:cs="Arial"/>
                 <w:b w:val="0"/>
@@ -21258,171 +20219,49 @@
                 <w:iCs/>
               </w:rPr>
             </w:pPr>
-            <w:r>
-              <w:rPr>
-                <w:rFonts w:ascii="Arial" w:hAnsi="Arial" w:cs="Arial"/>
-                <w:b w:val="0"/>
-                <w:bCs w:val="0"/>
-                <w:i/>
-                <w:iCs/>
-              </w:rPr>
-              <w:t>Lista de categorías de artículos</w:t>
-            </w:r>
-          </w:p>
-        </w:tc>
-        <w:tc>
-          <w:tcPr>
-            <w:tcW w:w="2263" w:type="dxa"/>
+          </w:p>
+        </w:tc>
+        <w:tc>
+          <w:tcPr>
+            <w:tcW w:w="2265" w:type="dxa"/>
             <w:tcBorders>
               <w:top w:val="single" w:sz="4" w:space="0" w:color="4472C4"/>
               <w:left w:val="single" w:sz="4" w:space="0" w:color="4472C4"/>
               <w:bottom w:val="single" w:sz="4" w:space="0" w:color="4472C4"/>
               <w:right w:val="single" w:sz="4" w:space="0" w:color="4472C4"/>
             </w:tcBorders>
-            <w:tcPrChange w:id="157" w:author="Jaime Eduardo Baires Escalante" w:date="2024-11-12T20:18:00Z" w16du:dateUtc="2024-11-12T19:18:00Z">
-              <w:tcPr>
-                <w:tcW w:w="2265" w:type="dxa"/>
-                <w:gridSpan w:val="2"/>
-                <w:tcBorders>
-                  <w:top w:val="single" w:sz="4" w:space="0" w:color="4472C4"/>
-                  <w:left w:val="single" w:sz="4" w:space="0" w:color="4472C4"/>
-                  <w:bottom w:val="single" w:sz="4" w:space="0" w:color="4472C4"/>
-                  <w:right w:val="single" w:sz="4" w:space="0" w:color="4472C4"/>
-                </w:tcBorders>
-              </w:tcPr>
-            </w:tcPrChange>
           </w:tcPr>
           <w:p>
             <w:pPr>
               <w:spacing w:line="360" w:lineRule="auto"/>
               <w:jc w:val="both"/>
-              <w:cnfStyle w:val="000000100000" w:firstRow="0" w:lastRow="0" w:firstColumn="0" w:lastColumn="0" w:oddVBand="0" w:evenVBand="0" w:oddHBand="1" w:evenHBand="0" w:firstRowFirstColumn="0" w:firstRowLastColumn="0" w:lastRowFirstColumn="0" w:lastRowLastColumn="0"/>
-              <w:rPr>
-                <w:rFonts w:ascii="Arial" w:hAnsi="Arial" w:cs="Arial"/>
-              </w:rPr>
-            </w:pPr>
-            <w:r>
-              <w:rPr>
-                <w:rFonts w:ascii="Arial" w:hAnsi="Arial" w:cs="Arial"/>
-              </w:rPr>
-              <w:t>categorias</w:t>
-            </w:r>
-          </w:p>
-        </w:tc>
-        <w:tc>
-          <w:tcPr>
-            <w:tcW w:w="2855" w:type="dxa"/>
+              <w:cnfStyle w:val="000000000000" w:firstRow="0" w:lastRow="0" w:firstColumn="0" w:lastColumn="0" w:oddVBand="0" w:evenVBand="0" w:oddHBand="0" w:evenHBand="0" w:firstRowFirstColumn="0" w:firstRowLastColumn="0" w:lastRowFirstColumn="0" w:lastRowLastColumn="0"/>
+              <w:rPr>
+                <w:rFonts w:ascii="Arial" w:hAnsi="Arial" w:cs="Arial"/>
+              </w:rPr>
+            </w:pPr>
+            <w:r>
+              <w:rPr>
+                <w:rFonts w:ascii="Arial" w:hAnsi="Arial" w:cs="Arial"/>
+              </w:rPr>
+              <w:t>categoría/{id}</w:t>
+            </w:r>
+          </w:p>
+        </w:tc>
+        <w:tc>
+          <w:tcPr>
+            <w:tcW w:w="2832" w:type="dxa"/>
             <w:tcBorders>
               <w:top w:val="single" w:sz="4" w:space="0" w:color="4472C4"/>
               <w:left w:val="single" w:sz="4" w:space="0" w:color="4472C4"/>
               <w:bottom w:val="single" w:sz="4" w:space="0" w:color="4472C4"/>
               <w:right w:val="single" w:sz="4" w:space="0" w:color="4472C4"/>
             </w:tcBorders>
-            <w:tcPrChange w:id="158" w:author="Jaime Eduardo Baires Escalante" w:date="2024-11-12T20:18:00Z" w16du:dateUtc="2024-11-12T19:18:00Z">
-              <w:tcPr>
-                <w:tcW w:w="2832" w:type="dxa"/>
-                <w:tcBorders>
-                  <w:top w:val="single" w:sz="4" w:space="0" w:color="4472C4"/>
-                  <w:left w:val="single" w:sz="4" w:space="0" w:color="4472C4"/>
-                  <w:bottom w:val="single" w:sz="4" w:space="0" w:color="4472C4"/>
-                  <w:right w:val="single" w:sz="4" w:space="0" w:color="4472C4"/>
-                </w:tcBorders>
-              </w:tcPr>
-            </w:tcPrChange>
           </w:tcPr>
           <w:p>
             <w:pPr>
               <w:spacing w:line="360" w:lineRule="auto"/>
               <w:jc w:val="both"/>
-              <w:cnfStyle w:val="000000100000" w:firstRow="0" w:lastRow="0" w:firstColumn="0" w:lastColumn="0" w:oddVBand="0" w:evenVBand="0" w:oddHBand="1" w:evenHBand="0" w:firstRowFirstColumn="0" w:firstRowLastColumn="0" w:lastRowFirstColumn="0" w:lastRowLastColumn="0"/>
-              <w:rPr>
-                <w:rFonts w:ascii="Arial" w:hAnsi="Arial" w:cs="Arial"/>
-              </w:rPr>
-            </w:pPr>
-            <w:r>
-              <w:rPr>
-                <w:rFonts w:ascii="Arial" w:hAnsi="Arial" w:cs="Arial"/>
-              </w:rPr>
-              <w:t>GET</w:t>
-            </w:r>
-          </w:p>
-        </w:tc>
-      </w:tr>
-      <w:tr>
-        <w:tc>
-          <w:tcPr>
-            <w:cnfStyle w:val="001000000000" w:firstRow="0" w:lastRow="0" w:firstColumn="1" w:lastColumn="0" w:oddVBand="0" w:evenVBand="0" w:oddHBand="0" w:evenHBand="0" w:firstRowFirstColumn="0" w:firstRowLastColumn="0" w:lastRowFirstColumn="0" w:lastRowLastColumn="0"/>
-            <w:tcW w:w="3376" w:type="dxa"/>
-            <w:vMerge w:val="restart"/>
-            <w:tcBorders>
-              <w:top w:val="single" w:sz="4" w:space="0" w:color="4472C4"/>
-              <w:left w:val="single" w:sz="4" w:space="0" w:color="4472C4"/>
-              <w:right w:val="single" w:sz="4" w:space="0" w:color="4472C4"/>
-            </w:tcBorders>
-            <w:vAlign w:val="center"/>
-            <w:tcPrChange w:id="159" w:author="Jaime Eduardo Baires Escalante" w:date="2024-11-12T20:18:00Z" w16du:dateUtc="2024-11-12T19:18:00Z">
-              <w:tcPr>
-                <w:tcW w:w="3397" w:type="dxa"/>
-                <w:gridSpan w:val="2"/>
-                <w:vMerge w:val="restart"/>
-                <w:tcBorders>
-                  <w:top w:val="single" w:sz="4" w:space="0" w:color="4472C4"/>
-                  <w:left w:val="single" w:sz="4" w:space="0" w:color="4472C4"/>
-                  <w:right w:val="single" w:sz="4" w:space="0" w:color="4472C4"/>
-                </w:tcBorders>
-                <w:vAlign w:val="center"/>
-              </w:tcPr>
-            </w:tcPrChange>
-          </w:tcPr>
-          <w:p>
-            <w:pPr>
-              <w:spacing w:line="360" w:lineRule="auto"/>
-              <w:rPr>
-                <w:rFonts w:ascii="Arial" w:hAnsi="Arial" w:cs="Arial"/>
-                <w:b w:val="0"/>
-                <w:bCs w:val="0"/>
-                <w:i/>
-                <w:iCs/>
-              </w:rPr>
-            </w:pPr>
-            <w:r>
-              <w:rPr>
-                <w:rFonts w:ascii="Arial" w:hAnsi="Arial" w:cs="Arial"/>
-                <w:b w:val="0"/>
-                <w:bCs w:val="0"/>
-                <w:i/>
-                <w:iCs/>
-              </w:rPr>
-              <w:t>Artículo</w:t>
-            </w:r>
-          </w:p>
-        </w:tc>
-        <w:tc>
-          <w:tcPr>
-            <w:tcW w:w="2263" w:type="dxa"/>
-            <w:tcBorders>
-              <w:top w:val="single" w:sz="4" w:space="0" w:color="4472C4"/>
-              <w:left w:val="single" w:sz="4" w:space="0" w:color="4472C4"/>
-              <w:bottom w:val="single" w:sz="4" w:space="0" w:color="4472C4"/>
-              <w:right w:val="single" w:sz="4" w:space="0" w:color="4472C4"/>
-            </w:tcBorders>
-            <w:tcPrChange w:id="160" w:author="Jaime Eduardo Baires Escalante" w:date="2024-11-12T20:18:00Z" w16du:dateUtc="2024-11-12T19:18:00Z">
-              <w:tcPr>
-                <w:tcW w:w="2265" w:type="dxa"/>
-                <w:gridSpan w:val="2"/>
-                <w:tcBorders>
-                  <w:top w:val="single" w:sz="4" w:space="0" w:color="4472C4"/>
-                  <w:left w:val="single" w:sz="4" w:space="0" w:color="4472C4"/>
-                  <w:bottom w:val="single" w:sz="4" w:space="0" w:color="4472C4"/>
-                  <w:right w:val="single" w:sz="4" w:space="0" w:color="4472C4"/>
-                </w:tcBorders>
-              </w:tcPr>
-            </w:tcPrChange>
-          </w:tcPr>
-          <w:p>
-            <w:pPr>
-              <w:spacing w:line="360" w:lineRule="auto"/>
-              <w:jc w:val="both"/>
               <w:cnfStyle w:val="000000000000" w:firstRow="0" w:lastRow="0" w:firstColumn="0" w:lastColumn="0" w:oddVBand="0" w:evenVBand="0" w:oddHBand="0" w:evenHBand="0" w:firstRowFirstColumn="0" w:firstRowLastColumn="0" w:lastRowFirstColumn="0" w:lastRowLastColumn="0"/>
               <w:rPr>
                 <w:rFonts w:ascii="Arial" w:hAnsi="Arial" w:cs="Arial"/>
@@ -21432,45 +20271,7 @@
               <w:rPr>
                 <w:rFonts w:ascii="Arial" w:hAnsi="Arial" w:cs="Arial"/>
               </w:rPr>
-              <w:t>articulos/{id}</w:t>
-            </w:r>
-          </w:p>
-        </w:tc>
-        <w:tc>
-          <w:tcPr>
-            <w:tcW w:w="2855" w:type="dxa"/>
-            <w:tcBorders>
-              <w:top w:val="single" w:sz="4" w:space="0" w:color="4472C4"/>
-              <w:left w:val="single" w:sz="4" w:space="0" w:color="4472C4"/>
-              <w:bottom w:val="single" w:sz="4" w:space="0" w:color="4472C4"/>
-              <w:right w:val="single" w:sz="4" w:space="0" w:color="4472C4"/>
-            </w:tcBorders>
-            <w:tcPrChange w:id="161" w:author="Jaime Eduardo Baires Escalante" w:date="2024-11-12T20:18:00Z" w16du:dateUtc="2024-11-12T19:18:00Z">
-              <w:tcPr>
-                <w:tcW w:w="2832" w:type="dxa"/>
-                <w:tcBorders>
-                  <w:top w:val="single" w:sz="4" w:space="0" w:color="4472C4"/>
-                  <w:left w:val="single" w:sz="4" w:space="0" w:color="4472C4"/>
-                  <w:bottom w:val="single" w:sz="4" w:space="0" w:color="4472C4"/>
-                  <w:right w:val="single" w:sz="4" w:space="0" w:color="4472C4"/>
-                </w:tcBorders>
-              </w:tcPr>
-            </w:tcPrChange>
-          </w:tcPr>
-          <w:p>
-            <w:pPr>
-              <w:spacing w:line="360" w:lineRule="auto"/>
-              <w:jc w:val="both"/>
-              <w:cnfStyle w:val="000000000000" w:firstRow="0" w:lastRow="0" w:firstColumn="0" w:lastColumn="0" w:oddVBand="0" w:evenVBand="0" w:oddHBand="0" w:evenHBand="0" w:firstRowFirstColumn="0" w:firstRowLastColumn="0" w:lastRowFirstColumn="0" w:lastRowLastColumn="0"/>
-              <w:rPr>
-                <w:rFonts w:ascii="Arial" w:hAnsi="Arial" w:cs="Arial"/>
-              </w:rPr>
-            </w:pPr>
-            <w:r>
-              <w:rPr>
-                <w:rFonts w:ascii="Arial" w:hAnsi="Arial" w:cs="Arial"/>
-              </w:rPr>
-              <w:t>GET, PUT, DELETE</w:t>
+              <w:t>GET, DELETE</w:t>
             </w:r>
           </w:p>
         </w:tc>
@@ -21482,32 +20283,18 @@
         <w:tc>
           <w:tcPr>
             <w:cnfStyle w:val="001000000000" w:firstRow="0" w:lastRow="0" w:firstColumn="1" w:lastColumn="0" w:oddVBand="0" w:evenVBand="0" w:oddHBand="0" w:evenHBand="0" w:firstRowFirstColumn="0" w:firstRowLastColumn="0" w:lastRowFirstColumn="0" w:lastRowLastColumn="0"/>
-            <w:tcW w:w="3376" w:type="dxa"/>
-            <w:vMerge/>
-            <w:tcBorders>
+            <w:tcW w:w="3397" w:type="dxa"/>
+            <w:tcBorders>
+              <w:top w:val="single" w:sz="4" w:space="0" w:color="4472C4"/>
               <w:left w:val="single" w:sz="4" w:space="0" w:color="4472C4"/>
               <w:bottom w:val="single" w:sz="4" w:space="0" w:color="4472C4"/>
               <w:right w:val="single" w:sz="4" w:space="0" w:color="4472C4"/>
             </w:tcBorders>
             <w:vAlign w:val="center"/>
-            <w:tcPrChange w:id="162" w:author="Jaime Eduardo Baires Escalante" w:date="2024-11-12T20:18:00Z" w16du:dateUtc="2024-11-12T19:18:00Z">
-              <w:tcPr>
-                <w:tcW w:w="3397" w:type="dxa"/>
-                <w:gridSpan w:val="2"/>
-                <w:vMerge/>
-                <w:tcBorders>
-                  <w:left w:val="single" w:sz="4" w:space="0" w:color="4472C4"/>
-                  <w:bottom w:val="single" w:sz="4" w:space="0" w:color="4472C4"/>
-                  <w:right w:val="single" w:sz="4" w:space="0" w:color="4472C4"/>
-                </w:tcBorders>
-                <w:vAlign w:val="center"/>
-              </w:tcPr>
-            </w:tcPrChange>
           </w:tcPr>
           <w:p>
             <w:pPr>
               <w:spacing w:line="360" w:lineRule="auto"/>
-              <w:cnfStyle w:val="001000100000" w:firstRow="0" w:lastRow="0" w:firstColumn="1" w:lastColumn="0" w:oddVBand="0" w:evenVBand="0" w:oddHBand="1" w:evenHBand="0" w:firstRowFirstColumn="0" w:firstRowLastColumn="0" w:lastRowFirstColumn="0" w:lastRowLastColumn="0"/>
               <w:rPr>
                 <w:rFonts w:ascii="Arial" w:hAnsi="Arial" w:cs="Arial"/>
                 <w:b w:val="0"/>
@@ -21516,29 +20303,27 @@
                 <w:iCs/>
               </w:rPr>
             </w:pPr>
-          </w:p>
-        </w:tc>
-        <w:tc>
-          <w:tcPr>
-            <w:tcW w:w="2263" w:type="dxa"/>
+            <w:r>
+              <w:rPr>
+                <w:rFonts w:ascii="Arial" w:hAnsi="Arial" w:cs="Arial"/>
+                <w:b w:val="0"/>
+                <w:bCs w:val="0"/>
+                <w:i/>
+                <w:iCs/>
+              </w:rPr>
+              <w:t>Lista de categorías de artículos</w:t>
+            </w:r>
+          </w:p>
+        </w:tc>
+        <w:tc>
+          <w:tcPr>
+            <w:tcW w:w="2265" w:type="dxa"/>
             <w:tcBorders>
               <w:top w:val="single" w:sz="4" w:space="0" w:color="4472C4"/>
               <w:left w:val="single" w:sz="4" w:space="0" w:color="4472C4"/>
               <w:bottom w:val="single" w:sz="4" w:space="0" w:color="4472C4"/>
               <w:right w:val="single" w:sz="4" w:space="0" w:color="4472C4"/>
             </w:tcBorders>
-            <w:tcPrChange w:id="163" w:author="Jaime Eduardo Baires Escalante" w:date="2024-11-12T20:18:00Z" w16du:dateUtc="2024-11-12T19:18:00Z">
-              <w:tcPr>
-                <w:tcW w:w="2265" w:type="dxa"/>
-                <w:gridSpan w:val="2"/>
-                <w:tcBorders>
-                  <w:top w:val="single" w:sz="4" w:space="0" w:color="4472C4"/>
-                  <w:left w:val="single" w:sz="4" w:space="0" w:color="4472C4"/>
-                  <w:bottom w:val="single" w:sz="4" w:space="0" w:color="4472C4"/>
-                  <w:right w:val="single" w:sz="4" w:space="0" w:color="4472C4"/>
-                </w:tcBorders>
-              </w:tcPr>
-            </w:tcPrChange>
           </w:tcPr>
           <w:p>
             <w:pPr>
@@ -21549,34 +20334,25 @@
                 <w:rFonts w:ascii="Arial" w:hAnsi="Arial" w:cs="Arial"/>
               </w:rPr>
             </w:pPr>
-            <w:r>
-              <w:rPr>
-                <w:rFonts w:ascii="Arial" w:hAnsi="Arial" w:cs="Arial"/>
-              </w:rPr>
-              <w:t>articulos</w:t>
-            </w:r>
-          </w:p>
-        </w:tc>
-        <w:tc>
-          <w:tcPr>
-            <w:tcW w:w="2855" w:type="dxa"/>
+            <w:proofErr w:type="spellStart"/>
+            <w:r>
+              <w:rPr>
+                <w:rFonts w:ascii="Arial" w:hAnsi="Arial" w:cs="Arial"/>
+              </w:rPr>
+              <w:t>categorias</w:t>
+            </w:r>
+            <w:proofErr w:type="spellEnd"/>
+          </w:p>
+        </w:tc>
+        <w:tc>
+          <w:tcPr>
+            <w:tcW w:w="2832" w:type="dxa"/>
             <w:tcBorders>
               <w:top w:val="single" w:sz="4" w:space="0" w:color="4472C4"/>
               <w:left w:val="single" w:sz="4" w:space="0" w:color="4472C4"/>
               <w:bottom w:val="single" w:sz="4" w:space="0" w:color="4472C4"/>
               <w:right w:val="single" w:sz="4" w:space="0" w:color="4472C4"/>
             </w:tcBorders>
-            <w:tcPrChange w:id="164" w:author="Jaime Eduardo Baires Escalante" w:date="2024-11-12T20:18:00Z" w16du:dateUtc="2024-11-12T19:18:00Z">
-              <w:tcPr>
-                <w:tcW w:w="2832" w:type="dxa"/>
-                <w:tcBorders>
-                  <w:top w:val="single" w:sz="4" w:space="0" w:color="4472C4"/>
-                  <w:left w:val="single" w:sz="4" w:space="0" w:color="4472C4"/>
-                  <w:bottom w:val="single" w:sz="4" w:space="0" w:color="4472C4"/>
-                  <w:right w:val="single" w:sz="4" w:space="0" w:color="4472C4"/>
-                </w:tcBorders>
-              </w:tcPr>
-            </w:tcPrChange>
           </w:tcPr>
           <w:p>
             <w:pPr>
@@ -21591,7 +20367,7 @@
               <w:rPr>
                 <w:rFonts w:ascii="Arial" w:hAnsi="Arial" w:cs="Arial"/>
               </w:rPr>
-              <w:t>POST</w:t>
+              <w:t>GET</w:t>
             </w:r>
           </w:p>
         </w:tc>
@@ -21600,72 +20376,82 @@
         <w:tc>
           <w:tcPr>
             <w:cnfStyle w:val="001000000000" w:firstRow="0" w:lastRow="0" w:firstColumn="1" w:lastColumn="0" w:oddVBand="0" w:evenVBand="0" w:oddHBand="0" w:evenHBand="0" w:firstRowFirstColumn="0" w:firstRowLastColumn="0" w:lastRowFirstColumn="0" w:lastRowLastColumn="0"/>
-            <w:tcW w:w="3376" w:type="dxa"/>
+            <w:tcW w:w="3397" w:type="dxa"/>
+            <w:vMerge w:val="restart"/>
+            <w:tcBorders>
+              <w:top w:val="single" w:sz="4" w:space="0" w:color="4472C4"/>
+              <w:left w:val="single" w:sz="4" w:space="0" w:color="4472C4"/>
+              <w:right w:val="single" w:sz="4" w:space="0" w:color="4472C4"/>
+            </w:tcBorders>
+            <w:vAlign w:val="center"/>
+          </w:tcPr>
+          <w:p>
+            <w:pPr>
+              <w:spacing w:line="360" w:lineRule="auto"/>
+              <w:rPr>
+                <w:rFonts w:ascii="Arial" w:hAnsi="Arial" w:cs="Arial"/>
+                <w:b w:val="0"/>
+                <w:bCs w:val="0"/>
+                <w:i/>
+                <w:iCs/>
+              </w:rPr>
+            </w:pPr>
+            <w:r>
+              <w:rPr>
+                <w:rFonts w:ascii="Arial" w:hAnsi="Arial" w:cs="Arial"/>
+                <w:b w:val="0"/>
+                <w:bCs w:val="0"/>
+                <w:i/>
+                <w:iCs/>
+              </w:rPr>
+              <w:t>Artículo</w:t>
+            </w:r>
+          </w:p>
+        </w:tc>
+        <w:tc>
+          <w:tcPr>
+            <w:tcW w:w="2265" w:type="dxa"/>
             <w:tcBorders>
               <w:top w:val="single" w:sz="4" w:space="0" w:color="4472C4"/>
               <w:left w:val="single" w:sz="4" w:space="0" w:color="4472C4"/>
               <w:bottom w:val="single" w:sz="4" w:space="0" w:color="4472C4"/>
               <w:right w:val="single" w:sz="4" w:space="0" w:color="4472C4"/>
             </w:tcBorders>
-            <w:vAlign w:val="center"/>
-            <w:tcPrChange w:id="165" w:author="Jaime Eduardo Baires Escalante" w:date="2024-11-12T20:18:00Z" w16du:dateUtc="2024-11-12T19:18:00Z">
-              <w:tcPr>
-                <w:tcW w:w="3397" w:type="dxa"/>
-                <w:gridSpan w:val="2"/>
-                <w:tcBorders>
-                  <w:top w:val="single" w:sz="4" w:space="0" w:color="4472C4"/>
-                  <w:left w:val="single" w:sz="4" w:space="0" w:color="4472C4"/>
-                  <w:bottom w:val="single" w:sz="4" w:space="0" w:color="4472C4"/>
-                  <w:right w:val="single" w:sz="4" w:space="0" w:color="4472C4"/>
-                </w:tcBorders>
-                <w:vAlign w:val="center"/>
-              </w:tcPr>
-            </w:tcPrChange>
           </w:tcPr>
           <w:p>
             <w:pPr>
               <w:spacing w:line="360" w:lineRule="auto"/>
-              <w:rPr>
-                <w:rFonts w:ascii="Arial" w:hAnsi="Arial" w:cs="Arial"/>
-                <w:b w:val="0"/>
-                <w:bCs w:val="0"/>
-                <w:i/>
-                <w:iCs/>
-              </w:rPr>
-            </w:pPr>
-            <w:r>
-              <w:rPr>
-                <w:rFonts w:ascii="Arial" w:hAnsi="Arial" w:cs="Arial"/>
-                <w:b w:val="0"/>
-                <w:bCs w:val="0"/>
-                <w:i/>
-                <w:iCs/>
-              </w:rPr>
-              <w:t>Lista de artículos</w:t>
-            </w:r>
-          </w:p>
-        </w:tc>
-        <w:tc>
-          <w:tcPr>
-            <w:tcW w:w="2263" w:type="dxa"/>
+              <w:jc w:val="both"/>
+              <w:cnfStyle w:val="000000000000" w:firstRow="0" w:lastRow="0" w:firstColumn="0" w:lastColumn="0" w:oddVBand="0" w:evenVBand="0" w:oddHBand="0" w:evenHBand="0" w:firstRowFirstColumn="0" w:firstRowLastColumn="0" w:lastRowFirstColumn="0" w:lastRowLastColumn="0"/>
+              <w:rPr>
+                <w:rFonts w:ascii="Arial" w:hAnsi="Arial" w:cs="Arial"/>
+              </w:rPr>
+            </w:pPr>
+            <w:proofErr w:type="spellStart"/>
+            <w:r>
+              <w:rPr>
+                <w:rFonts w:ascii="Arial" w:hAnsi="Arial" w:cs="Arial"/>
+              </w:rPr>
+              <w:t>articulos</w:t>
+            </w:r>
+            <w:proofErr w:type="spellEnd"/>
+            <w:r>
+              <w:rPr>
+                <w:rFonts w:ascii="Arial" w:hAnsi="Arial" w:cs="Arial"/>
+              </w:rPr>
+              <w:t>/{id}</w:t>
+            </w:r>
+          </w:p>
+        </w:tc>
+        <w:tc>
+          <w:tcPr>
+            <w:tcW w:w="2832" w:type="dxa"/>
             <w:tcBorders>
               <w:top w:val="single" w:sz="4" w:space="0" w:color="4472C4"/>
               <w:left w:val="single" w:sz="4" w:space="0" w:color="4472C4"/>
               <w:bottom w:val="single" w:sz="4" w:space="0" w:color="4472C4"/>
               <w:right w:val="single" w:sz="4" w:space="0" w:color="4472C4"/>
             </w:tcBorders>
-            <w:tcPrChange w:id="166" w:author="Jaime Eduardo Baires Escalante" w:date="2024-11-12T20:18:00Z" w16du:dateUtc="2024-11-12T19:18:00Z">
-              <w:tcPr>
-                <w:tcW w:w="2265" w:type="dxa"/>
-                <w:gridSpan w:val="2"/>
-                <w:tcBorders>
-                  <w:top w:val="single" w:sz="4" w:space="0" w:color="4472C4"/>
-                  <w:left w:val="single" w:sz="4" w:space="0" w:color="4472C4"/>
-                  <w:bottom w:val="single" w:sz="4" w:space="0" w:color="4472C4"/>
-                  <w:right w:val="single" w:sz="4" w:space="0" w:color="4472C4"/>
-                </w:tcBorders>
-              </w:tcPr>
-            </w:tcPrChange>
           </w:tcPr>
           <w:p>
             <w:pPr>
@@ -21680,45 +20466,7 @@
               <w:rPr>
                 <w:rFonts w:ascii="Arial" w:hAnsi="Arial" w:cs="Arial"/>
               </w:rPr>
-              <w:t>articulos</w:t>
-            </w:r>
-          </w:p>
-        </w:tc>
-        <w:tc>
-          <w:tcPr>
-            <w:tcW w:w="2855" w:type="dxa"/>
-            <w:tcBorders>
-              <w:top w:val="single" w:sz="4" w:space="0" w:color="4472C4"/>
-              <w:left w:val="single" w:sz="4" w:space="0" w:color="4472C4"/>
-              <w:bottom w:val="single" w:sz="4" w:space="0" w:color="4472C4"/>
-              <w:right w:val="single" w:sz="4" w:space="0" w:color="4472C4"/>
-            </w:tcBorders>
-            <w:tcPrChange w:id="167" w:author="Jaime Eduardo Baires Escalante" w:date="2024-11-12T20:18:00Z" w16du:dateUtc="2024-11-12T19:18:00Z">
-              <w:tcPr>
-                <w:tcW w:w="2832" w:type="dxa"/>
-                <w:tcBorders>
-                  <w:top w:val="single" w:sz="4" w:space="0" w:color="4472C4"/>
-                  <w:left w:val="single" w:sz="4" w:space="0" w:color="4472C4"/>
-                  <w:bottom w:val="single" w:sz="4" w:space="0" w:color="4472C4"/>
-                  <w:right w:val="single" w:sz="4" w:space="0" w:color="4472C4"/>
-                </w:tcBorders>
-              </w:tcPr>
-            </w:tcPrChange>
-          </w:tcPr>
-          <w:p>
-            <w:pPr>
-              <w:spacing w:line="360" w:lineRule="auto"/>
-              <w:jc w:val="both"/>
-              <w:cnfStyle w:val="000000000000" w:firstRow="0" w:lastRow="0" w:firstColumn="0" w:lastColumn="0" w:oddVBand="0" w:evenVBand="0" w:oddHBand="0" w:evenHBand="0" w:firstRowFirstColumn="0" w:firstRowLastColumn="0" w:lastRowFirstColumn="0" w:lastRowLastColumn="0"/>
-              <w:rPr>
-                <w:rFonts w:ascii="Arial" w:hAnsi="Arial" w:cs="Arial"/>
-              </w:rPr>
-            </w:pPr>
-            <w:r>
-              <w:rPr>
-                <w:rFonts w:ascii="Arial" w:hAnsi="Arial" w:cs="Arial"/>
-              </w:rPr>
-              <w:t>GET</w:t>
+              <w:t>GET, PUT, DELETE</w:t>
             </w:r>
           </w:p>
         </w:tc>
@@ -21730,32 +20478,18 @@
         <w:tc>
           <w:tcPr>
             <w:cnfStyle w:val="001000000000" w:firstRow="0" w:lastRow="0" w:firstColumn="1" w:lastColumn="0" w:oddVBand="0" w:evenVBand="0" w:oddHBand="0" w:evenHBand="0" w:firstRowFirstColumn="0" w:firstRowLastColumn="0" w:lastRowFirstColumn="0" w:lastRowLastColumn="0"/>
-            <w:tcW w:w="3376" w:type="dxa"/>
-            <w:vMerge w:val="restart"/>
-            <w:tcBorders>
-              <w:top w:val="single" w:sz="4" w:space="0" w:color="4472C4"/>
+            <w:tcW w:w="3397" w:type="dxa"/>
+            <w:vMerge/>
+            <w:tcBorders>
               <w:left w:val="single" w:sz="4" w:space="0" w:color="4472C4"/>
+              <w:bottom w:val="single" w:sz="4" w:space="0" w:color="4472C4"/>
               <w:right w:val="single" w:sz="4" w:space="0" w:color="4472C4"/>
             </w:tcBorders>
             <w:vAlign w:val="center"/>
-            <w:tcPrChange w:id="168" w:author="Jaime Eduardo Baires Escalante" w:date="2024-11-12T20:18:00Z" w16du:dateUtc="2024-11-12T19:18:00Z">
-              <w:tcPr>
-                <w:tcW w:w="3397" w:type="dxa"/>
-                <w:gridSpan w:val="2"/>
-                <w:vMerge w:val="restart"/>
-                <w:tcBorders>
-                  <w:top w:val="single" w:sz="4" w:space="0" w:color="4472C4"/>
-                  <w:left w:val="single" w:sz="4" w:space="0" w:color="4472C4"/>
-                  <w:right w:val="single" w:sz="4" w:space="0" w:color="4472C4"/>
-                </w:tcBorders>
-                <w:vAlign w:val="center"/>
-              </w:tcPr>
-            </w:tcPrChange>
           </w:tcPr>
           <w:p>
             <w:pPr>
               <w:spacing w:line="360" w:lineRule="auto"/>
-              <w:cnfStyle w:val="001000100000" w:firstRow="0" w:lastRow="0" w:firstColumn="1" w:lastColumn="0" w:oddVBand="0" w:evenVBand="0" w:oddHBand="1" w:evenHBand="0" w:firstRowFirstColumn="0" w:firstRowLastColumn="0" w:lastRowFirstColumn="0" w:lastRowLastColumn="0"/>
               <w:rPr>
                 <w:rFonts w:ascii="Arial" w:hAnsi="Arial" w:cs="Arial"/>
                 <w:b w:val="0"/>
@@ -21764,7 +20498,81 @@
                 <w:iCs/>
               </w:rPr>
             </w:pPr>
-            <w:r>
+          </w:p>
+        </w:tc>
+        <w:tc>
+          <w:tcPr>
+            <w:tcW w:w="2265" w:type="dxa"/>
+            <w:tcBorders>
+              <w:top w:val="single" w:sz="4" w:space="0" w:color="4472C4"/>
+              <w:left w:val="single" w:sz="4" w:space="0" w:color="4472C4"/>
+              <w:bottom w:val="single" w:sz="4" w:space="0" w:color="4472C4"/>
+              <w:right w:val="single" w:sz="4" w:space="0" w:color="4472C4"/>
+            </w:tcBorders>
+          </w:tcPr>
+          <w:p>
+            <w:pPr>
+              <w:spacing w:line="360" w:lineRule="auto"/>
+              <w:jc w:val="both"/>
+              <w:cnfStyle w:val="000000100000" w:firstRow="0" w:lastRow="0" w:firstColumn="0" w:lastColumn="0" w:oddVBand="0" w:evenVBand="0" w:oddHBand="1" w:evenHBand="0" w:firstRowFirstColumn="0" w:firstRowLastColumn="0" w:lastRowFirstColumn="0" w:lastRowLastColumn="0"/>
+              <w:rPr>
+                <w:rFonts w:ascii="Arial" w:hAnsi="Arial" w:cs="Arial"/>
+              </w:rPr>
+            </w:pPr>
+            <w:proofErr w:type="spellStart"/>
+            <w:r>
+              <w:rPr>
+                <w:rFonts w:ascii="Arial" w:hAnsi="Arial" w:cs="Arial"/>
+              </w:rPr>
+              <w:t>articulos</w:t>
+            </w:r>
+            <w:proofErr w:type="spellEnd"/>
+          </w:p>
+        </w:tc>
+        <w:tc>
+          <w:tcPr>
+            <w:tcW w:w="2832" w:type="dxa"/>
+            <w:tcBorders>
+              <w:top w:val="single" w:sz="4" w:space="0" w:color="4472C4"/>
+              <w:left w:val="single" w:sz="4" w:space="0" w:color="4472C4"/>
+              <w:bottom w:val="single" w:sz="4" w:space="0" w:color="4472C4"/>
+              <w:right w:val="single" w:sz="4" w:space="0" w:color="4472C4"/>
+            </w:tcBorders>
+          </w:tcPr>
+          <w:p>
+            <w:pPr>
+              <w:spacing w:line="360" w:lineRule="auto"/>
+              <w:jc w:val="both"/>
+              <w:cnfStyle w:val="000000100000" w:firstRow="0" w:lastRow="0" w:firstColumn="0" w:lastColumn="0" w:oddVBand="0" w:evenVBand="0" w:oddHBand="1" w:evenHBand="0" w:firstRowFirstColumn="0" w:firstRowLastColumn="0" w:lastRowFirstColumn="0" w:lastRowLastColumn="0"/>
+              <w:rPr>
+                <w:rFonts w:ascii="Arial" w:hAnsi="Arial" w:cs="Arial"/>
+              </w:rPr>
+            </w:pPr>
+            <w:r>
+              <w:rPr>
+                <w:rFonts w:ascii="Arial" w:hAnsi="Arial" w:cs="Arial"/>
+              </w:rPr>
+              <w:t>POST</w:t>
+            </w:r>
+          </w:p>
+        </w:tc>
+      </w:tr>
+      <w:tr>
+        <w:tc>
+          <w:tcPr>
+            <w:cnfStyle w:val="001000000000" w:firstRow="0" w:lastRow="0" w:firstColumn="1" w:lastColumn="0" w:oddVBand="0" w:evenVBand="0" w:oddHBand="0" w:evenHBand="0" w:firstRowFirstColumn="0" w:firstRowLastColumn="0" w:lastRowFirstColumn="0" w:lastRowLastColumn="0"/>
+            <w:tcW w:w="3397" w:type="dxa"/>
+            <w:tcBorders>
+              <w:top w:val="single" w:sz="4" w:space="0" w:color="4472C4"/>
+              <w:left w:val="single" w:sz="4" w:space="0" w:color="4472C4"/>
+              <w:bottom w:val="single" w:sz="4" w:space="0" w:color="4472C4"/>
+              <w:right w:val="single" w:sz="4" w:space="0" w:color="4472C4"/>
+            </w:tcBorders>
+            <w:vAlign w:val="center"/>
+          </w:tcPr>
+          <w:p>
+            <w:pPr>
+              <w:spacing w:line="360" w:lineRule="auto"/>
               <w:rPr>
                 <w:rFonts w:ascii="Arial" w:hAnsi="Arial" w:cs="Arial"/>
                 <w:b w:val="0"/>
@@ -21772,153 +20580,62 @@
                 <w:i/>
                 <w:iCs/>
               </w:rPr>
-              <w:t>Proveedor</w:t>
-            </w:r>
-          </w:p>
-        </w:tc>
-        <w:tc>
-          <w:tcPr>
-            <w:tcW w:w="2263" w:type="dxa"/>
+            </w:pPr>
+            <w:r>
+              <w:rPr>
+                <w:rFonts w:ascii="Arial" w:hAnsi="Arial" w:cs="Arial"/>
+                <w:b w:val="0"/>
+                <w:bCs w:val="0"/>
+                <w:i/>
+                <w:iCs/>
+              </w:rPr>
+              <w:t>Lista de artículos</w:t>
+            </w:r>
+          </w:p>
+        </w:tc>
+        <w:tc>
+          <w:tcPr>
+            <w:tcW w:w="2265" w:type="dxa"/>
             <w:tcBorders>
               <w:top w:val="single" w:sz="4" w:space="0" w:color="4472C4"/>
               <w:left w:val="single" w:sz="4" w:space="0" w:color="4472C4"/>
               <w:bottom w:val="single" w:sz="4" w:space="0" w:color="4472C4"/>
               <w:right w:val="single" w:sz="4" w:space="0" w:color="4472C4"/>
             </w:tcBorders>
-            <w:tcPrChange w:id="169" w:author="Jaime Eduardo Baires Escalante" w:date="2024-11-12T20:18:00Z" w16du:dateUtc="2024-11-12T19:18:00Z">
-              <w:tcPr>
-                <w:tcW w:w="2265" w:type="dxa"/>
-                <w:gridSpan w:val="2"/>
-                <w:tcBorders>
-                  <w:top w:val="single" w:sz="4" w:space="0" w:color="4472C4"/>
-                  <w:left w:val="single" w:sz="4" w:space="0" w:color="4472C4"/>
-                  <w:bottom w:val="single" w:sz="4" w:space="0" w:color="4472C4"/>
-                  <w:right w:val="single" w:sz="4" w:space="0" w:color="4472C4"/>
-                </w:tcBorders>
-              </w:tcPr>
-            </w:tcPrChange>
           </w:tcPr>
           <w:p>
             <w:pPr>
               <w:spacing w:line="360" w:lineRule="auto"/>
               <w:jc w:val="both"/>
-              <w:cnfStyle w:val="000000100000" w:firstRow="0" w:lastRow="0" w:firstColumn="0" w:lastColumn="0" w:oddVBand="0" w:evenVBand="0" w:oddHBand="1" w:evenHBand="0" w:firstRowFirstColumn="0" w:firstRowLastColumn="0" w:lastRowFirstColumn="0" w:lastRowLastColumn="0"/>
-              <w:rPr>
-                <w:rFonts w:ascii="Arial" w:hAnsi="Arial" w:cs="Arial"/>
-              </w:rPr>
-            </w:pPr>
-            <w:r>
-              <w:rPr>
-                <w:rFonts w:ascii="Arial" w:hAnsi="Arial" w:cs="Arial"/>
-              </w:rPr>
-              <w:t>proveedores/{id}</w:t>
-            </w:r>
-          </w:p>
-        </w:tc>
-        <w:tc>
-          <w:tcPr>
-            <w:tcW w:w="2855" w:type="dxa"/>
+              <w:cnfStyle w:val="000000000000" w:firstRow="0" w:lastRow="0" w:firstColumn="0" w:lastColumn="0" w:oddVBand="0" w:evenVBand="0" w:oddHBand="0" w:evenHBand="0" w:firstRowFirstColumn="0" w:firstRowLastColumn="0" w:lastRowFirstColumn="0" w:lastRowLastColumn="0"/>
+              <w:rPr>
+                <w:rFonts w:ascii="Arial" w:hAnsi="Arial" w:cs="Arial"/>
+              </w:rPr>
+            </w:pPr>
+            <w:proofErr w:type="spellStart"/>
+            <w:r>
+              <w:rPr>
+                <w:rFonts w:ascii="Arial" w:hAnsi="Arial" w:cs="Arial"/>
+              </w:rPr>
+              <w:t>articulos</w:t>
+            </w:r>
+            <w:proofErr w:type="spellEnd"/>
+          </w:p>
+        </w:tc>
+        <w:tc>
+          <w:tcPr>
+            <w:tcW w:w="2832" w:type="dxa"/>
             <w:tcBorders>
               <w:top w:val="single" w:sz="4" w:space="0" w:color="4472C4"/>
               <w:left w:val="single" w:sz="4" w:space="0" w:color="4472C4"/>
               <w:bottom w:val="single" w:sz="4" w:space="0" w:color="4472C4"/>
               <w:right w:val="single" w:sz="4" w:space="0" w:color="4472C4"/>
             </w:tcBorders>
-            <w:tcPrChange w:id="170" w:author="Jaime Eduardo Baires Escalante" w:date="2024-11-12T20:18:00Z" w16du:dateUtc="2024-11-12T19:18:00Z">
-              <w:tcPr>
-                <w:tcW w:w="2832" w:type="dxa"/>
-                <w:tcBorders>
-                  <w:top w:val="single" w:sz="4" w:space="0" w:color="4472C4"/>
-                  <w:left w:val="single" w:sz="4" w:space="0" w:color="4472C4"/>
-                  <w:bottom w:val="single" w:sz="4" w:space="0" w:color="4472C4"/>
-                  <w:right w:val="single" w:sz="4" w:space="0" w:color="4472C4"/>
-                </w:tcBorders>
-              </w:tcPr>
-            </w:tcPrChange>
           </w:tcPr>
           <w:p>
             <w:pPr>
               <w:spacing w:line="360" w:lineRule="auto"/>
               <w:jc w:val="both"/>
-              <w:cnfStyle w:val="000000100000" w:firstRow="0" w:lastRow="0" w:firstColumn="0" w:lastColumn="0" w:oddVBand="0" w:evenVBand="0" w:oddHBand="1" w:evenHBand="0" w:firstRowFirstColumn="0" w:firstRowLastColumn="0" w:lastRowFirstColumn="0" w:lastRowLastColumn="0"/>
-              <w:rPr>
-                <w:rFonts w:ascii="Arial" w:hAnsi="Arial" w:cs="Arial"/>
-              </w:rPr>
-            </w:pPr>
-            <w:r>
-              <w:rPr>
-                <w:rFonts w:ascii="Arial" w:hAnsi="Arial" w:cs="Arial"/>
-              </w:rPr>
-              <w:t>GET, PUT, DELETE</w:t>
-            </w:r>
-          </w:p>
-        </w:tc>
-      </w:tr>
-      <w:tr>
-        <w:tc>
-          <w:tcPr>
-            <w:cnfStyle w:val="001000000000" w:firstRow="0" w:lastRow="0" w:firstColumn="1" w:lastColumn="0" w:oddVBand="0" w:evenVBand="0" w:oddHBand="0" w:evenHBand="0" w:firstRowFirstColumn="0" w:firstRowLastColumn="0" w:lastRowFirstColumn="0" w:lastRowLastColumn="0"/>
-            <w:tcW w:w="3376" w:type="dxa"/>
-            <w:vMerge/>
-            <w:tcBorders>
-              <w:left w:val="single" w:sz="4" w:space="0" w:color="4472C4"/>
-              <w:bottom w:val="single" w:sz="4" w:space="0" w:color="4472C4"/>
-              <w:right w:val="single" w:sz="4" w:space="0" w:color="4472C4"/>
-            </w:tcBorders>
-            <w:vAlign w:val="center"/>
-            <w:tcPrChange w:id="171" w:author="Jaime Eduardo Baires Escalante" w:date="2024-11-12T20:18:00Z" w16du:dateUtc="2024-11-12T19:18:00Z">
-              <w:tcPr>
-                <w:tcW w:w="3397" w:type="dxa"/>
-                <w:gridSpan w:val="2"/>
-                <w:vMerge/>
-                <w:tcBorders>
-                  <w:left w:val="single" w:sz="4" w:space="0" w:color="4472C4"/>
-                  <w:bottom w:val="single" w:sz="4" w:space="0" w:color="4472C4"/>
-                  <w:right w:val="single" w:sz="4" w:space="0" w:color="4472C4"/>
-                </w:tcBorders>
-                <w:vAlign w:val="center"/>
-              </w:tcPr>
-            </w:tcPrChange>
-          </w:tcPr>
-          <w:p>
-            <w:pPr>
-              <w:spacing w:line="360" w:lineRule="auto"/>
-              <w:rPr>
-                <w:rFonts w:ascii="Arial" w:hAnsi="Arial" w:cs="Arial"/>
-                <w:b w:val="0"/>
-                <w:bCs w:val="0"/>
-                <w:i/>
-                <w:iCs/>
-              </w:rPr>
-            </w:pPr>
-          </w:p>
-        </w:tc>
-        <w:tc>
-          <w:tcPr>
-            <w:tcW w:w="2263" w:type="dxa"/>
-            <w:tcBorders>
-              <w:top w:val="single" w:sz="4" w:space="0" w:color="4472C4"/>
-              <w:left w:val="single" w:sz="4" w:space="0" w:color="4472C4"/>
-              <w:bottom w:val="single" w:sz="4" w:space="0" w:color="4472C4"/>
-              <w:right w:val="single" w:sz="4" w:space="0" w:color="4472C4"/>
-            </w:tcBorders>
-            <w:tcPrChange w:id="172" w:author="Jaime Eduardo Baires Escalante" w:date="2024-11-12T20:18:00Z" w16du:dateUtc="2024-11-12T19:18:00Z">
-              <w:tcPr>
-                <w:tcW w:w="2265" w:type="dxa"/>
-                <w:gridSpan w:val="2"/>
-                <w:tcBorders>
-                  <w:top w:val="single" w:sz="4" w:space="0" w:color="4472C4"/>
-                  <w:left w:val="single" w:sz="4" w:space="0" w:color="4472C4"/>
-                  <w:bottom w:val="single" w:sz="4" w:space="0" w:color="4472C4"/>
-                  <w:right w:val="single" w:sz="4" w:space="0" w:color="4472C4"/>
-                </w:tcBorders>
-              </w:tcPr>
-            </w:tcPrChange>
-          </w:tcPr>
-          <w:p>
-            <w:pPr>
-              <w:spacing w:line="360" w:lineRule="auto"/>
-              <w:jc w:val="both"/>
               <w:cnfStyle w:val="000000000000" w:firstRow="0" w:lastRow="0" w:firstColumn="0" w:lastColumn="0" w:oddVBand="0" w:evenVBand="0" w:oddHBand="0" w:evenHBand="0" w:firstRowFirstColumn="0" w:firstRowLastColumn="0" w:lastRowFirstColumn="0" w:lastRowLastColumn="0"/>
               <w:rPr>
                 <w:rFonts w:ascii="Arial" w:hAnsi="Arial" w:cs="Arial"/>
@@ -21928,45 +20645,7 @@
               <w:rPr>
                 <w:rFonts w:ascii="Arial" w:hAnsi="Arial" w:cs="Arial"/>
               </w:rPr>
-              <w:t>proveedores</w:t>
-            </w:r>
-          </w:p>
-        </w:tc>
-        <w:tc>
-          <w:tcPr>
-            <w:tcW w:w="2855" w:type="dxa"/>
-            <w:tcBorders>
-              <w:top w:val="single" w:sz="4" w:space="0" w:color="4472C4"/>
-              <w:left w:val="single" w:sz="4" w:space="0" w:color="4472C4"/>
-              <w:bottom w:val="single" w:sz="4" w:space="0" w:color="4472C4"/>
-              <w:right w:val="single" w:sz="4" w:space="0" w:color="4472C4"/>
-            </w:tcBorders>
-            <w:tcPrChange w:id="173" w:author="Jaime Eduardo Baires Escalante" w:date="2024-11-12T20:18:00Z" w16du:dateUtc="2024-11-12T19:18:00Z">
-              <w:tcPr>
-                <w:tcW w:w="2832" w:type="dxa"/>
-                <w:tcBorders>
-                  <w:top w:val="single" w:sz="4" w:space="0" w:color="4472C4"/>
-                  <w:left w:val="single" w:sz="4" w:space="0" w:color="4472C4"/>
-                  <w:bottom w:val="single" w:sz="4" w:space="0" w:color="4472C4"/>
-                  <w:right w:val="single" w:sz="4" w:space="0" w:color="4472C4"/>
-                </w:tcBorders>
-              </w:tcPr>
-            </w:tcPrChange>
-          </w:tcPr>
-          <w:p>
-            <w:pPr>
-              <w:spacing w:line="360" w:lineRule="auto"/>
-              <w:jc w:val="both"/>
-              <w:cnfStyle w:val="000000000000" w:firstRow="0" w:lastRow="0" w:firstColumn="0" w:lastColumn="0" w:oddVBand="0" w:evenVBand="0" w:oddHBand="0" w:evenHBand="0" w:firstRowFirstColumn="0" w:firstRowLastColumn="0" w:lastRowFirstColumn="0" w:lastRowLastColumn="0"/>
-              <w:rPr>
-                <w:rFonts w:ascii="Arial" w:hAnsi="Arial" w:cs="Arial"/>
-              </w:rPr>
-            </w:pPr>
-            <w:r>
-              <w:rPr>
-                <w:rFonts w:ascii="Arial" w:hAnsi="Arial" w:cs="Arial"/>
-              </w:rPr>
-              <w:t>POST</w:t>
+              <w:t>GET</w:t>
             </w:r>
           </w:p>
         </w:tc>
@@ -21978,32 +20657,109 @@
         <w:tc>
           <w:tcPr>
             <w:cnfStyle w:val="001000000000" w:firstRow="0" w:lastRow="0" w:firstColumn="1" w:lastColumn="0" w:oddVBand="0" w:evenVBand="0" w:oddHBand="0" w:evenHBand="0" w:firstRowFirstColumn="0" w:firstRowLastColumn="0" w:lastRowFirstColumn="0" w:lastRowLastColumn="0"/>
-            <w:tcW w:w="3376" w:type="dxa"/>
+            <w:tcW w:w="3397" w:type="dxa"/>
+            <w:vMerge w:val="restart"/>
+            <w:tcBorders>
+              <w:top w:val="single" w:sz="4" w:space="0" w:color="4472C4"/>
+              <w:left w:val="single" w:sz="4" w:space="0" w:color="4472C4"/>
+              <w:right w:val="single" w:sz="4" w:space="0" w:color="4472C4"/>
+            </w:tcBorders>
+            <w:vAlign w:val="center"/>
+          </w:tcPr>
+          <w:p>
+            <w:pPr>
+              <w:spacing w:line="360" w:lineRule="auto"/>
+              <w:rPr>
+                <w:rFonts w:ascii="Arial" w:hAnsi="Arial" w:cs="Arial"/>
+                <w:b w:val="0"/>
+                <w:bCs w:val="0"/>
+                <w:i/>
+                <w:iCs/>
+              </w:rPr>
+            </w:pPr>
+            <w:r>
+              <w:rPr>
+                <w:rFonts w:ascii="Arial" w:hAnsi="Arial" w:cs="Arial"/>
+                <w:b w:val="0"/>
+                <w:bCs w:val="0"/>
+                <w:i/>
+                <w:iCs/>
+              </w:rPr>
+              <w:t>Proveedor</w:t>
+            </w:r>
+          </w:p>
+        </w:tc>
+        <w:tc>
+          <w:tcPr>
+            <w:tcW w:w="2265" w:type="dxa"/>
             <w:tcBorders>
               <w:top w:val="single" w:sz="4" w:space="0" w:color="4472C4"/>
               <w:left w:val="single" w:sz="4" w:space="0" w:color="4472C4"/>
               <w:bottom w:val="single" w:sz="4" w:space="0" w:color="4472C4"/>
               <w:right w:val="single" w:sz="4" w:space="0" w:color="4472C4"/>
             </w:tcBorders>
+          </w:tcPr>
+          <w:p>
+            <w:pPr>
+              <w:spacing w:line="360" w:lineRule="auto"/>
+              <w:jc w:val="both"/>
+              <w:cnfStyle w:val="000000100000" w:firstRow="0" w:lastRow="0" w:firstColumn="0" w:lastColumn="0" w:oddVBand="0" w:evenVBand="0" w:oddHBand="1" w:evenHBand="0" w:firstRowFirstColumn="0" w:firstRowLastColumn="0" w:lastRowFirstColumn="0" w:lastRowLastColumn="0"/>
+              <w:rPr>
+                <w:rFonts w:ascii="Arial" w:hAnsi="Arial" w:cs="Arial"/>
+              </w:rPr>
+            </w:pPr>
+            <w:r>
+              <w:rPr>
+                <w:rFonts w:ascii="Arial" w:hAnsi="Arial" w:cs="Arial"/>
+              </w:rPr>
+              <w:t>proveedores/{id}</w:t>
+            </w:r>
+          </w:p>
+        </w:tc>
+        <w:tc>
+          <w:tcPr>
+            <w:tcW w:w="2832" w:type="dxa"/>
+            <w:tcBorders>
+              <w:top w:val="single" w:sz="4" w:space="0" w:color="4472C4"/>
+              <w:left w:val="single" w:sz="4" w:space="0" w:color="4472C4"/>
+              <w:bottom w:val="single" w:sz="4" w:space="0" w:color="4472C4"/>
+              <w:right w:val="single" w:sz="4" w:space="0" w:color="4472C4"/>
+            </w:tcBorders>
+          </w:tcPr>
+          <w:p>
+            <w:pPr>
+              <w:spacing w:line="360" w:lineRule="auto"/>
+              <w:jc w:val="both"/>
+              <w:cnfStyle w:val="000000100000" w:firstRow="0" w:lastRow="0" w:firstColumn="0" w:lastColumn="0" w:oddVBand="0" w:evenVBand="0" w:oddHBand="1" w:evenHBand="0" w:firstRowFirstColumn="0" w:firstRowLastColumn="0" w:lastRowFirstColumn="0" w:lastRowLastColumn="0"/>
+              <w:rPr>
+                <w:rFonts w:ascii="Arial" w:hAnsi="Arial" w:cs="Arial"/>
+              </w:rPr>
+            </w:pPr>
+            <w:r>
+              <w:rPr>
+                <w:rFonts w:ascii="Arial" w:hAnsi="Arial" w:cs="Arial"/>
+              </w:rPr>
+              <w:t>GET, PUT, DELETE</w:t>
+            </w:r>
+          </w:p>
+        </w:tc>
+      </w:tr>
+      <w:tr>
+        <w:tc>
+          <w:tcPr>
+            <w:cnfStyle w:val="001000000000" w:firstRow="0" w:lastRow="0" w:firstColumn="1" w:lastColumn="0" w:oddVBand="0" w:evenVBand="0" w:oddHBand="0" w:evenHBand="0" w:firstRowFirstColumn="0" w:firstRowLastColumn="0" w:lastRowFirstColumn="0" w:lastRowLastColumn="0"/>
+            <w:tcW w:w="3397" w:type="dxa"/>
+            <w:vMerge/>
+            <w:tcBorders>
+              <w:left w:val="single" w:sz="4" w:space="0" w:color="4472C4"/>
+              <w:bottom w:val="single" w:sz="4" w:space="0" w:color="4472C4"/>
+              <w:right w:val="single" w:sz="4" w:space="0" w:color="4472C4"/>
+            </w:tcBorders>
             <w:vAlign w:val="center"/>
-            <w:tcPrChange w:id="174" w:author="Jaime Eduardo Baires Escalante" w:date="2024-11-12T20:18:00Z" w16du:dateUtc="2024-11-12T19:18:00Z">
-              <w:tcPr>
-                <w:tcW w:w="3397" w:type="dxa"/>
-                <w:gridSpan w:val="2"/>
-                <w:tcBorders>
-                  <w:top w:val="single" w:sz="4" w:space="0" w:color="4472C4"/>
-                  <w:left w:val="single" w:sz="4" w:space="0" w:color="4472C4"/>
-                  <w:bottom w:val="single" w:sz="4" w:space="0" w:color="4472C4"/>
-                  <w:right w:val="single" w:sz="4" w:space="0" w:color="4472C4"/>
-                </w:tcBorders>
-                <w:vAlign w:val="center"/>
-              </w:tcPr>
-            </w:tcPrChange>
           </w:tcPr>
           <w:p>
             <w:pPr>
               <w:spacing w:line="360" w:lineRule="auto"/>
-              <w:cnfStyle w:val="001000100000" w:firstRow="0" w:lastRow="0" w:firstColumn="1" w:lastColumn="0" w:oddVBand="0" w:evenVBand="0" w:oddHBand="1" w:evenHBand="0" w:firstRowFirstColumn="0" w:firstRowLastColumn="0" w:lastRowFirstColumn="0" w:lastRowLastColumn="0"/>
               <w:rPr>
                 <w:rFonts w:ascii="Arial" w:hAnsi="Arial" w:cs="Arial"/>
                 <w:b w:val="0"/>
@@ -22012,45 +20768,23 @@
                 <w:iCs/>
               </w:rPr>
             </w:pPr>
-            <w:r>
-              <w:rPr>
-                <w:rFonts w:ascii="Arial" w:hAnsi="Arial" w:cs="Arial"/>
-                <w:b w:val="0"/>
-                <w:bCs w:val="0"/>
-                <w:i/>
-                <w:iCs/>
-              </w:rPr>
-              <w:t>Lista de proveedores</w:t>
-            </w:r>
-          </w:p>
-        </w:tc>
-        <w:tc>
-          <w:tcPr>
-            <w:tcW w:w="2263" w:type="dxa"/>
+          </w:p>
+        </w:tc>
+        <w:tc>
+          <w:tcPr>
+            <w:tcW w:w="2265" w:type="dxa"/>
             <w:tcBorders>
               <w:top w:val="single" w:sz="4" w:space="0" w:color="4472C4"/>
               <w:left w:val="single" w:sz="4" w:space="0" w:color="4472C4"/>
               <w:bottom w:val="single" w:sz="4" w:space="0" w:color="4472C4"/>
               <w:right w:val="single" w:sz="4" w:space="0" w:color="4472C4"/>
             </w:tcBorders>
-            <w:tcPrChange w:id="175" w:author="Jaime Eduardo Baires Escalante" w:date="2024-11-12T20:18:00Z" w16du:dateUtc="2024-11-12T19:18:00Z">
-              <w:tcPr>
-                <w:tcW w:w="2265" w:type="dxa"/>
-                <w:gridSpan w:val="2"/>
-                <w:tcBorders>
-                  <w:top w:val="single" w:sz="4" w:space="0" w:color="4472C4"/>
-                  <w:left w:val="single" w:sz="4" w:space="0" w:color="4472C4"/>
-                  <w:bottom w:val="single" w:sz="4" w:space="0" w:color="4472C4"/>
-                  <w:right w:val="single" w:sz="4" w:space="0" w:color="4472C4"/>
-                </w:tcBorders>
-              </w:tcPr>
-            </w:tcPrChange>
           </w:tcPr>
           <w:p>
             <w:pPr>
               <w:spacing w:line="360" w:lineRule="auto"/>
               <w:jc w:val="both"/>
-              <w:cnfStyle w:val="000000100000" w:firstRow="0" w:lastRow="0" w:firstColumn="0" w:lastColumn="0" w:oddVBand="0" w:evenVBand="0" w:oddHBand="1" w:evenHBand="0" w:firstRowFirstColumn="0" w:firstRowLastColumn="0" w:lastRowFirstColumn="0" w:lastRowLastColumn="0"/>
+              <w:cnfStyle w:val="000000000000" w:firstRow="0" w:lastRow="0" w:firstColumn="0" w:lastColumn="0" w:oddVBand="0" w:evenVBand="0" w:oddHBand="0" w:evenHBand="0" w:firstRowFirstColumn="0" w:firstRowLastColumn="0" w:lastRowFirstColumn="0" w:lastRowLastColumn="0"/>
               <w:rPr>
                 <w:rFonts w:ascii="Arial" w:hAnsi="Arial" w:cs="Arial"/>
               </w:rPr>
@@ -22065,118 +20799,18 @@
         </w:tc>
         <w:tc>
           <w:tcPr>
-            <w:tcW w:w="2855" w:type="dxa"/>
+            <w:tcW w:w="2832" w:type="dxa"/>
             <w:tcBorders>
               <w:top w:val="single" w:sz="4" w:space="0" w:color="4472C4"/>
               <w:left w:val="single" w:sz="4" w:space="0" w:color="4472C4"/>
               <w:bottom w:val="single" w:sz="4" w:space="0" w:color="4472C4"/>
               <w:right w:val="single" w:sz="4" w:space="0" w:color="4472C4"/>
             </w:tcBorders>
-            <w:tcPrChange w:id="176" w:author="Jaime Eduardo Baires Escalante" w:date="2024-11-12T20:18:00Z" w16du:dateUtc="2024-11-12T19:18:00Z">
-              <w:tcPr>
-                <w:tcW w:w="2832" w:type="dxa"/>
-                <w:tcBorders>
-                  <w:top w:val="single" w:sz="4" w:space="0" w:color="4472C4"/>
-                  <w:left w:val="single" w:sz="4" w:space="0" w:color="4472C4"/>
-                  <w:bottom w:val="single" w:sz="4" w:space="0" w:color="4472C4"/>
-                  <w:right w:val="single" w:sz="4" w:space="0" w:color="4472C4"/>
-                </w:tcBorders>
-              </w:tcPr>
-            </w:tcPrChange>
           </w:tcPr>
           <w:p>
             <w:pPr>
               <w:spacing w:line="360" w:lineRule="auto"/>
               <w:jc w:val="both"/>
-              <w:cnfStyle w:val="000000100000" w:firstRow="0" w:lastRow="0" w:firstColumn="0" w:lastColumn="0" w:oddVBand="0" w:evenVBand="0" w:oddHBand="1" w:evenHBand="0" w:firstRowFirstColumn="0" w:firstRowLastColumn="0" w:lastRowFirstColumn="0" w:lastRowLastColumn="0"/>
-              <w:rPr>
-                <w:rFonts w:ascii="Arial" w:hAnsi="Arial" w:cs="Arial"/>
-              </w:rPr>
-            </w:pPr>
-            <w:r>
-              <w:rPr>
-                <w:rFonts w:ascii="Arial" w:hAnsi="Arial" w:cs="Arial"/>
-              </w:rPr>
-              <w:t>GET</w:t>
-            </w:r>
-          </w:p>
-        </w:tc>
-      </w:tr>
-      <w:tr>
-        <w:tc>
-          <w:tcPr>
-            <w:cnfStyle w:val="001000000000" w:firstRow="0" w:lastRow="0" w:firstColumn="1" w:lastColumn="0" w:oddVBand="0" w:evenVBand="0" w:oddHBand="0" w:evenHBand="0" w:firstRowFirstColumn="0" w:firstRowLastColumn="0" w:lastRowFirstColumn="0" w:lastRowLastColumn="0"/>
-            <w:tcW w:w="3376" w:type="dxa"/>
-            <w:vMerge w:val="restart"/>
-            <w:tcBorders>
-              <w:top w:val="single" w:sz="4" w:space="0" w:color="4472C4"/>
-              <w:left w:val="single" w:sz="4" w:space="0" w:color="4472C4"/>
-              <w:right w:val="single" w:sz="4" w:space="0" w:color="4472C4"/>
-            </w:tcBorders>
-            <w:vAlign w:val="center"/>
-            <w:tcPrChange w:id="177" w:author="Jaime Eduardo Baires Escalante" w:date="2024-11-12T20:18:00Z" w16du:dateUtc="2024-11-12T19:18:00Z">
-              <w:tcPr>
-                <w:tcW w:w="3397" w:type="dxa"/>
-                <w:gridSpan w:val="2"/>
-                <w:vMerge w:val="restart"/>
-                <w:tcBorders>
-                  <w:top w:val="single" w:sz="4" w:space="0" w:color="4472C4"/>
-                  <w:left w:val="single" w:sz="4" w:space="0" w:color="4472C4"/>
-                  <w:right w:val="single" w:sz="4" w:space="0" w:color="4472C4"/>
-                </w:tcBorders>
-                <w:vAlign w:val="center"/>
-              </w:tcPr>
-            </w:tcPrChange>
-          </w:tcPr>
-          <w:p>
-            <w:pPr>
-              <w:spacing w:line="360" w:lineRule="auto"/>
-              <w:rPr>
-                <w:rFonts w:ascii="Arial" w:hAnsi="Arial" w:cs="Arial"/>
-                <w:b w:val="0"/>
-                <w:bCs w:val="0"/>
-                <w:i/>
-                <w:iCs/>
-              </w:rPr>
-            </w:pPr>
-            <w:r>
-              <w:rPr>
-                <w:rFonts w:ascii="Arial" w:hAnsi="Arial" w:cs="Arial"/>
-                <w:b w:val="0"/>
-                <w:bCs w:val="0"/>
-                <w:i/>
-                <w:iCs/>
-              </w:rPr>
-              <w:t>Factura</w:t>
-            </w:r>
-          </w:p>
-        </w:tc>
-        <w:tc>
-          <w:tcPr>
-            <w:tcW w:w="2263" w:type="dxa"/>
-            <w:tcBorders>
-              <w:top w:val="single" w:sz="4" w:space="0" w:color="4472C4"/>
-              <w:left w:val="single" w:sz="4" w:space="0" w:color="4472C4"/>
-              <w:bottom w:val="single" w:sz="4" w:space="0" w:color="4472C4"/>
-              <w:right w:val="single" w:sz="4" w:space="0" w:color="4472C4"/>
-            </w:tcBorders>
-            <w:tcPrChange w:id="178" w:author="Jaime Eduardo Baires Escalante" w:date="2024-11-12T20:18:00Z" w16du:dateUtc="2024-11-12T19:18:00Z">
-              <w:tcPr>
-                <w:tcW w:w="2265" w:type="dxa"/>
-                <w:gridSpan w:val="2"/>
-                <w:tcBorders>
-                  <w:top w:val="single" w:sz="4" w:space="0" w:color="4472C4"/>
-                  <w:left w:val="single" w:sz="4" w:space="0" w:color="4472C4"/>
-                  <w:bottom w:val="single" w:sz="4" w:space="0" w:color="4472C4"/>
-                  <w:right w:val="single" w:sz="4" w:space="0" w:color="4472C4"/>
-                </w:tcBorders>
-              </w:tcPr>
-            </w:tcPrChange>
-          </w:tcPr>
-          <w:p>
-            <w:pPr>
-              <w:spacing w:line="360" w:lineRule="auto"/>
-              <w:jc w:val="both"/>
               <w:cnfStyle w:val="000000000000" w:firstRow="0" w:lastRow="0" w:firstColumn="0" w:lastColumn="0" w:oddVBand="0" w:evenVBand="0" w:oddHBand="0" w:evenHBand="0" w:firstRowFirstColumn="0" w:firstRowLastColumn="0" w:lastRowFirstColumn="0" w:lastRowLastColumn="0"/>
               <w:rPr>
                 <w:rFonts w:ascii="Arial" w:hAnsi="Arial" w:cs="Arial"/>
@@ -22186,45 +20820,7 @@
               <w:rPr>
                 <w:rFonts w:ascii="Arial" w:hAnsi="Arial" w:cs="Arial"/>
               </w:rPr>
-              <w:t>facturas/{id}</w:t>
-            </w:r>
-          </w:p>
-        </w:tc>
-        <w:tc>
-          <w:tcPr>
-            <w:tcW w:w="2855" w:type="dxa"/>
-            <w:tcBorders>
-              <w:top w:val="single" w:sz="4" w:space="0" w:color="4472C4"/>
-              <w:left w:val="single" w:sz="4" w:space="0" w:color="4472C4"/>
-              <w:bottom w:val="single" w:sz="4" w:space="0" w:color="4472C4"/>
-              <w:right w:val="single" w:sz="4" w:space="0" w:color="4472C4"/>
-            </w:tcBorders>
-            <w:tcPrChange w:id="179" w:author="Jaime Eduardo Baires Escalante" w:date="2024-11-12T20:18:00Z" w16du:dateUtc="2024-11-12T19:18:00Z">
-              <w:tcPr>
-                <w:tcW w:w="2832" w:type="dxa"/>
-                <w:tcBorders>
-                  <w:top w:val="single" w:sz="4" w:space="0" w:color="4472C4"/>
-                  <w:left w:val="single" w:sz="4" w:space="0" w:color="4472C4"/>
-                  <w:bottom w:val="single" w:sz="4" w:space="0" w:color="4472C4"/>
-                  <w:right w:val="single" w:sz="4" w:space="0" w:color="4472C4"/>
-                </w:tcBorders>
-              </w:tcPr>
-            </w:tcPrChange>
-          </w:tcPr>
-          <w:p>
-            <w:pPr>
-              <w:spacing w:line="360" w:lineRule="auto"/>
-              <w:jc w:val="both"/>
-              <w:cnfStyle w:val="000000000000" w:firstRow="0" w:lastRow="0" w:firstColumn="0" w:lastColumn="0" w:oddVBand="0" w:evenVBand="0" w:oddHBand="0" w:evenHBand="0" w:firstRowFirstColumn="0" w:firstRowLastColumn="0" w:lastRowFirstColumn="0" w:lastRowLastColumn="0"/>
-              <w:rPr>
-                <w:rFonts w:ascii="Arial" w:hAnsi="Arial" w:cs="Arial"/>
-              </w:rPr>
-            </w:pPr>
-            <w:r>
-              <w:rPr>
-                <w:rFonts w:ascii="Arial" w:hAnsi="Arial" w:cs="Arial"/>
-              </w:rPr>
-              <w:t>GET, PUT, DELETE</w:t>
+              <w:t>POST</w:t>
             </w:r>
           </w:p>
         </w:tc>
@@ -22236,32 +20832,18 @@
         <w:tc>
           <w:tcPr>
             <w:cnfStyle w:val="001000000000" w:firstRow="0" w:lastRow="0" w:firstColumn="1" w:lastColumn="0" w:oddVBand="0" w:evenVBand="0" w:oddHBand="0" w:evenHBand="0" w:firstRowFirstColumn="0" w:firstRowLastColumn="0" w:lastRowFirstColumn="0" w:lastRowLastColumn="0"/>
-            <w:tcW w:w="3376" w:type="dxa"/>
-            <w:vMerge/>
-            <w:tcBorders>
+            <w:tcW w:w="3397" w:type="dxa"/>
+            <w:tcBorders>
+              <w:top w:val="single" w:sz="4" w:space="0" w:color="4472C4"/>
               <w:left w:val="single" w:sz="4" w:space="0" w:color="4472C4"/>
               <w:bottom w:val="single" w:sz="4" w:space="0" w:color="4472C4"/>
               <w:right w:val="single" w:sz="4" w:space="0" w:color="4472C4"/>
             </w:tcBorders>
             <w:vAlign w:val="center"/>
-            <w:tcPrChange w:id="180" w:author="Jaime Eduardo Baires Escalante" w:date="2024-11-12T20:18:00Z" w16du:dateUtc="2024-11-12T19:18:00Z">
-              <w:tcPr>
-                <w:tcW w:w="3397" w:type="dxa"/>
-                <w:gridSpan w:val="2"/>
-                <w:vMerge/>
-                <w:tcBorders>
-                  <w:left w:val="single" w:sz="4" w:space="0" w:color="4472C4"/>
-                  <w:bottom w:val="single" w:sz="4" w:space="0" w:color="4472C4"/>
-                  <w:right w:val="single" w:sz="4" w:space="0" w:color="4472C4"/>
-                </w:tcBorders>
-                <w:vAlign w:val="center"/>
-              </w:tcPr>
-            </w:tcPrChange>
           </w:tcPr>
           <w:p>
             <w:pPr>
               <w:spacing w:line="360" w:lineRule="auto"/>
-              <w:cnfStyle w:val="001000100000" w:firstRow="0" w:lastRow="0" w:firstColumn="1" w:lastColumn="0" w:oddVBand="0" w:evenVBand="0" w:oddHBand="1" w:evenHBand="0" w:firstRowFirstColumn="0" w:firstRowLastColumn="0" w:lastRowFirstColumn="0" w:lastRowLastColumn="0"/>
               <w:rPr>
                 <w:rFonts w:ascii="Arial" w:hAnsi="Arial" w:cs="Arial"/>
                 <w:b w:val="0"/>
@@ -22270,29 +20852,27 @@
                 <w:iCs/>
               </w:rPr>
             </w:pPr>
-          </w:p>
-        </w:tc>
-        <w:tc>
-          <w:tcPr>
-            <w:tcW w:w="2263" w:type="dxa"/>
+            <w:r>
+              <w:rPr>
+                <w:rFonts w:ascii="Arial" w:hAnsi="Arial" w:cs="Arial"/>
+                <w:b w:val="0"/>
+                <w:bCs w:val="0"/>
+                <w:i/>
+                <w:iCs/>
+              </w:rPr>
+              <w:t>Lista de proveedores</w:t>
+            </w:r>
+          </w:p>
+        </w:tc>
+        <w:tc>
+          <w:tcPr>
+            <w:tcW w:w="2265" w:type="dxa"/>
             <w:tcBorders>
               <w:top w:val="single" w:sz="4" w:space="0" w:color="4472C4"/>
               <w:left w:val="single" w:sz="4" w:space="0" w:color="4472C4"/>
               <w:bottom w:val="single" w:sz="4" w:space="0" w:color="4472C4"/>
               <w:right w:val="single" w:sz="4" w:space="0" w:color="4472C4"/>
             </w:tcBorders>
-            <w:tcPrChange w:id="181" w:author="Jaime Eduardo Baires Escalante" w:date="2024-11-12T20:18:00Z" w16du:dateUtc="2024-11-12T19:18:00Z">
-              <w:tcPr>
-                <w:tcW w:w="2265" w:type="dxa"/>
-                <w:gridSpan w:val="2"/>
-                <w:tcBorders>
-                  <w:top w:val="single" w:sz="4" w:space="0" w:color="4472C4"/>
-                  <w:left w:val="single" w:sz="4" w:space="0" w:color="4472C4"/>
-                  <w:bottom w:val="single" w:sz="4" w:space="0" w:color="4472C4"/>
-                  <w:right w:val="single" w:sz="4" w:space="0" w:color="4472C4"/>
-                </w:tcBorders>
-              </w:tcPr>
-            </w:tcPrChange>
           </w:tcPr>
           <w:p>
             <w:pPr>
@@ -22307,30 +20887,19 @@
               <w:rPr>
                 <w:rFonts w:ascii="Arial" w:hAnsi="Arial" w:cs="Arial"/>
               </w:rPr>
-              <w:t>facturas</w:t>
-            </w:r>
-          </w:p>
-        </w:tc>
-        <w:tc>
-          <w:tcPr>
-            <w:tcW w:w="2855" w:type="dxa"/>
+              <w:t>proveedores</w:t>
+            </w:r>
+          </w:p>
+        </w:tc>
+        <w:tc>
+          <w:tcPr>
+            <w:tcW w:w="2832" w:type="dxa"/>
             <w:tcBorders>
               <w:top w:val="single" w:sz="4" w:space="0" w:color="4472C4"/>
               <w:left w:val="single" w:sz="4" w:space="0" w:color="4472C4"/>
               <w:bottom w:val="single" w:sz="4" w:space="0" w:color="4472C4"/>
               <w:right w:val="single" w:sz="4" w:space="0" w:color="4472C4"/>
             </w:tcBorders>
-            <w:tcPrChange w:id="182" w:author="Jaime Eduardo Baires Escalante" w:date="2024-11-12T20:18:00Z" w16du:dateUtc="2024-11-12T19:18:00Z">
-              <w:tcPr>
-                <w:tcW w:w="2832" w:type="dxa"/>
-                <w:tcBorders>
-                  <w:top w:val="single" w:sz="4" w:space="0" w:color="4472C4"/>
-                  <w:left w:val="single" w:sz="4" w:space="0" w:color="4472C4"/>
-                  <w:bottom w:val="single" w:sz="4" w:space="0" w:color="4472C4"/>
-                  <w:right w:val="single" w:sz="4" w:space="0" w:color="4472C4"/>
-                </w:tcBorders>
-              </w:tcPr>
-            </w:tcPrChange>
           </w:tcPr>
           <w:p>
             <w:pPr>
@@ -22345,7 +20914,7 @@
               <w:rPr>
                 <w:rFonts w:ascii="Arial" w:hAnsi="Arial" w:cs="Arial"/>
               </w:rPr>
-              <w:t>POST</w:t>
+              <w:t>GET</w:t>
             </w:r>
           </w:p>
         </w:tc>
@@ -22354,7 +20923,7 @@
         <w:tc>
           <w:tcPr>
             <w:cnfStyle w:val="001000000000" w:firstRow="0" w:lastRow="0" w:firstColumn="1" w:lastColumn="0" w:oddVBand="0" w:evenVBand="0" w:oddHBand="0" w:evenHBand="0" w:firstRowFirstColumn="0" w:firstRowLastColumn="0" w:lastRowFirstColumn="0" w:lastRowLastColumn="0"/>
-            <w:tcW w:w="3376" w:type="dxa"/>
+            <w:tcW w:w="3397" w:type="dxa"/>
             <w:vMerge w:val="restart"/>
             <w:tcBorders>
               <w:top w:val="single" w:sz="4" w:space="0" w:color="4472C4"/>
@@ -22362,19 +20931,6 @@
               <w:right w:val="single" w:sz="4" w:space="0" w:color="4472C4"/>
             </w:tcBorders>
             <w:vAlign w:val="center"/>
-            <w:tcPrChange w:id="183" w:author="Jaime Eduardo Baires Escalante" w:date="2024-11-12T20:18:00Z" w16du:dateUtc="2024-11-12T19:18:00Z">
-              <w:tcPr>
-                <w:tcW w:w="3397" w:type="dxa"/>
-                <w:gridSpan w:val="2"/>
-                <w:vMerge w:val="restart"/>
-                <w:tcBorders>
-                  <w:top w:val="single" w:sz="4" w:space="0" w:color="4472C4"/>
-                  <w:left w:val="single" w:sz="4" w:space="0" w:color="4472C4"/>
-                  <w:right w:val="single" w:sz="4" w:space="0" w:color="4472C4"/>
-                </w:tcBorders>
-                <w:vAlign w:val="center"/>
-              </w:tcPr>
-            </w:tcPrChange>
           </w:tcPr>
           <w:p>
             <w:pPr>
@@ -22395,31 +20951,19 @@
                 <w:i/>
                 <w:iCs/>
               </w:rPr>
-              <w:t>Lista de facturas</w:t>
-            </w:r>
-          </w:p>
-        </w:tc>
-        <w:tc>
-          <w:tcPr>
-            <w:tcW w:w="2263" w:type="dxa"/>
+              <w:t>Factura</w:t>
+            </w:r>
+          </w:p>
+        </w:tc>
+        <w:tc>
+          <w:tcPr>
+            <w:tcW w:w="2265" w:type="dxa"/>
             <w:tcBorders>
               <w:top w:val="single" w:sz="4" w:space="0" w:color="4472C4"/>
               <w:left w:val="single" w:sz="4" w:space="0" w:color="4472C4"/>
               <w:bottom w:val="single" w:sz="4" w:space="0" w:color="4472C4"/>
               <w:right w:val="single" w:sz="4" w:space="0" w:color="4472C4"/>
             </w:tcBorders>
-            <w:tcPrChange w:id="184" w:author="Jaime Eduardo Baires Escalante" w:date="2024-11-12T20:18:00Z" w16du:dateUtc="2024-11-12T19:18:00Z">
-              <w:tcPr>
-                <w:tcW w:w="2265" w:type="dxa"/>
-                <w:gridSpan w:val="2"/>
-                <w:tcBorders>
-                  <w:top w:val="single" w:sz="4" w:space="0" w:color="4472C4"/>
-                  <w:left w:val="single" w:sz="4" w:space="0" w:color="4472C4"/>
-                  <w:bottom w:val="single" w:sz="4" w:space="0" w:color="4472C4"/>
-                  <w:right w:val="single" w:sz="4" w:space="0" w:color="4472C4"/>
-                </w:tcBorders>
-              </w:tcPr>
-            </w:tcPrChange>
           </w:tcPr>
           <w:p>
             <w:pPr>
@@ -22434,30 +20978,19 @@
               <w:rPr>
                 <w:rFonts w:ascii="Arial" w:hAnsi="Arial" w:cs="Arial"/>
               </w:rPr>
-              <w:t>facturasVenta</w:t>
-            </w:r>
-          </w:p>
-        </w:tc>
-        <w:tc>
-          <w:tcPr>
-            <w:tcW w:w="2855" w:type="dxa"/>
+              <w:t>facturas/{id}</w:t>
+            </w:r>
+          </w:p>
+        </w:tc>
+        <w:tc>
+          <w:tcPr>
+            <w:tcW w:w="2832" w:type="dxa"/>
             <w:tcBorders>
               <w:top w:val="single" w:sz="4" w:space="0" w:color="4472C4"/>
               <w:left w:val="single" w:sz="4" w:space="0" w:color="4472C4"/>
               <w:bottom w:val="single" w:sz="4" w:space="0" w:color="4472C4"/>
               <w:right w:val="single" w:sz="4" w:space="0" w:color="4472C4"/>
             </w:tcBorders>
-            <w:tcPrChange w:id="185" w:author="Jaime Eduardo Baires Escalante" w:date="2024-11-12T20:18:00Z" w16du:dateUtc="2024-11-12T19:18:00Z">
-              <w:tcPr>
-                <w:tcW w:w="2832" w:type="dxa"/>
-                <w:tcBorders>
-                  <w:top w:val="single" w:sz="4" w:space="0" w:color="4472C4"/>
-                  <w:left w:val="single" w:sz="4" w:space="0" w:color="4472C4"/>
-                  <w:bottom w:val="single" w:sz="4" w:space="0" w:color="4472C4"/>
-                  <w:right w:val="single" w:sz="4" w:space="0" w:color="4472C4"/>
-                </w:tcBorders>
-              </w:tcPr>
-            </w:tcPrChange>
           </w:tcPr>
           <w:p>
             <w:pPr>
@@ -22472,7 +21005,7 @@
               <w:rPr>
                 <w:rFonts w:ascii="Arial" w:hAnsi="Arial" w:cs="Arial"/>
               </w:rPr>
-              <w:t>GET</w:t>
+              <w:t>GET, PUT, DELETE</w:t>
             </w:r>
           </w:p>
         </w:tc>
@@ -22484,32 +21017,22 @@
         <w:tc>
           <w:tcPr>
             <w:cnfStyle w:val="001000000000" w:firstRow="0" w:lastRow="0" w:firstColumn="1" w:lastColumn="0" w:oddVBand="0" w:evenVBand="0" w:oddHBand="0" w:evenHBand="0" w:firstRowFirstColumn="0" w:firstRowLastColumn="0" w:lastRowFirstColumn="0" w:lastRowLastColumn="0"/>
-            <w:tcW w:w="3376" w:type="dxa"/>
+            <w:tcW w:w="3397" w:type="dxa"/>
             <w:vMerge/>
             <w:tcBorders>
               <w:left w:val="single" w:sz="4" w:space="0" w:color="4472C4"/>
+              <w:bottom w:val="single" w:sz="4" w:space="0" w:color="4472C4"/>
               <w:right w:val="single" w:sz="4" w:space="0" w:color="4472C4"/>
             </w:tcBorders>
             <w:vAlign w:val="center"/>
-            <w:tcPrChange w:id="186" w:author="Jaime Eduardo Baires Escalante" w:date="2024-11-12T20:18:00Z" w16du:dateUtc="2024-11-12T19:18:00Z">
-              <w:tcPr>
-                <w:tcW w:w="3397" w:type="dxa"/>
-                <w:gridSpan w:val="2"/>
-                <w:vMerge/>
-                <w:tcBorders>
-                  <w:left w:val="single" w:sz="4" w:space="0" w:color="4472C4"/>
-                  <w:right w:val="single" w:sz="4" w:space="0" w:color="4472C4"/>
-                </w:tcBorders>
-                <w:vAlign w:val="center"/>
-              </w:tcPr>
-            </w:tcPrChange>
           </w:tcPr>
           <w:p>
             <w:pPr>
               <w:spacing w:line="360" w:lineRule="auto"/>
-              <w:cnfStyle w:val="001000100000" w:firstRow="0" w:lastRow="0" w:firstColumn="1" w:lastColumn="0" w:oddVBand="0" w:evenVBand="0" w:oddHBand="1" w:evenHBand="0" w:firstRowFirstColumn="0" w:firstRowLastColumn="0" w:lastRowFirstColumn="0" w:lastRowLastColumn="0"/>
-              <w:rPr>
-                <w:rFonts w:ascii="Arial" w:hAnsi="Arial" w:cs="Arial"/>
+              <w:rPr>
+                <w:rFonts w:ascii="Arial" w:hAnsi="Arial" w:cs="Arial"/>
+                <w:b w:val="0"/>
+                <w:bCs w:val="0"/>
                 <w:i/>
                 <w:iCs/>
               </w:rPr>
@@ -22518,25 +21041,13 @@
         </w:tc>
         <w:tc>
           <w:tcPr>
-            <w:tcW w:w="2263" w:type="dxa"/>
+            <w:tcW w:w="2265" w:type="dxa"/>
             <w:tcBorders>
               <w:top w:val="single" w:sz="4" w:space="0" w:color="4472C4"/>
               <w:left w:val="single" w:sz="4" w:space="0" w:color="4472C4"/>
               <w:bottom w:val="single" w:sz="4" w:space="0" w:color="4472C4"/>
               <w:right w:val="single" w:sz="4" w:space="0" w:color="4472C4"/>
             </w:tcBorders>
-            <w:tcPrChange w:id="187" w:author="Jaime Eduardo Baires Escalante" w:date="2024-11-12T20:18:00Z" w16du:dateUtc="2024-11-12T19:18:00Z">
-              <w:tcPr>
-                <w:tcW w:w="2265" w:type="dxa"/>
-                <w:gridSpan w:val="2"/>
-                <w:tcBorders>
-                  <w:top w:val="single" w:sz="4" w:space="0" w:color="4472C4"/>
-                  <w:left w:val="single" w:sz="4" w:space="0" w:color="4472C4"/>
-                  <w:bottom w:val="single" w:sz="4" w:space="0" w:color="4472C4"/>
-                  <w:right w:val="single" w:sz="4" w:space="0" w:color="4472C4"/>
-                </w:tcBorders>
-              </w:tcPr>
-            </w:tcPrChange>
           </w:tcPr>
           <w:p>
             <w:pPr>
@@ -22551,30 +21062,19 @@
               <w:rPr>
                 <w:rFonts w:ascii="Arial" w:hAnsi="Arial" w:cs="Arial"/>
               </w:rPr>
-              <w:t>facturasCompra</w:t>
-            </w:r>
-          </w:p>
-        </w:tc>
-        <w:tc>
-          <w:tcPr>
-            <w:tcW w:w="2855" w:type="dxa"/>
+              <w:t>facturas</w:t>
+            </w:r>
+          </w:p>
+        </w:tc>
+        <w:tc>
+          <w:tcPr>
+            <w:tcW w:w="2832" w:type="dxa"/>
             <w:tcBorders>
               <w:top w:val="single" w:sz="4" w:space="0" w:color="4472C4"/>
               <w:left w:val="single" w:sz="4" w:space="0" w:color="4472C4"/>
               <w:bottom w:val="single" w:sz="4" w:space="0" w:color="4472C4"/>
               <w:right w:val="single" w:sz="4" w:space="0" w:color="4472C4"/>
             </w:tcBorders>
-            <w:tcPrChange w:id="188" w:author="Jaime Eduardo Baires Escalante" w:date="2024-11-12T20:18:00Z" w16du:dateUtc="2024-11-12T19:18:00Z">
-              <w:tcPr>
-                <w:tcW w:w="2832" w:type="dxa"/>
-                <w:tcBorders>
-                  <w:top w:val="single" w:sz="4" w:space="0" w:color="4472C4"/>
-                  <w:left w:val="single" w:sz="4" w:space="0" w:color="4472C4"/>
-                  <w:bottom w:val="single" w:sz="4" w:space="0" w:color="4472C4"/>
-                  <w:right w:val="single" w:sz="4" w:space="0" w:color="4472C4"/>
-                </w:tcBorders>
-              </w:tcPr>
-            </w:tcPrChange>
           </w:tcPr>
           <w:p>
             <w:pPr>
@@ -22589,7 +21089,7 @@
               <w:rPr>
                 <w:rFonts w:ascii="Arial" w:hAnsi="Arial" w:cs="Arial"/>
               </w:rPr>
-              <w:t>GET</w:t>
+              <w:t>POST</w:t>
             </w:r>
           </w:p>
         </w:tc>
@@ -22598,58 +21098,47 @@
         <w:tc>
           <w:tcPr>
             <w:cnfStyle w:val="001000000000" w:firstRow="0" w:lastRow="0" w:firstColumn="1" w:lastColumn="0" w:oddVBand="0" w:evenVBand="0" w:oddHBand="0" w:evenHBand="0" w:firstRowFirstColumn="0" w:firstRowLastColumn="0" w:lastRowFirstColumn="0" w:lastRowLastColumn="0"/>
-            <w:tcW w:w="3376" w:type="dxa"/>
-            <w:vMerge/>
-            <w:tcBorders>
+            <w:tcW w:w="3397" w:type="dxa"/>
+            <w:vMerge w:val="restart"/>
+            <w:tcBorders>
+              <w:top w:val="single" w:sz="4" w:space="0" w:color="4472C4"/>
               <w:left w:val="single" w:sz="4" w:space="0" w:color="4472C4"/>
               <w:right w:val="single" w:sz="4" w:space="0" w:color="4472C4"/>
             </w:tcBorders>
             <w:vAlign w:val="center"/>
-            <w:tcPrChange w:id="189" w:author="Jaime Eduardo Baires Escalante" w:date="2024-11-12T20:18:00Z" w16du:dateUtc="2024-11-12T19:18:00Z">
-              <w:tcPr>
-                <w:tcW w:w="3397" w:type="dxa"/>
-                <w:gridSpan w:val="2"/>
-                <w:vMerge/>
-                <w:tcBorders>
-                  <w:left w:val="single" w:sz="4" w:space="0" w:color="4472C4"/>
-                  <w:right w:val="single" w:sz="4" w:space="0" w:color="4472C4"/>
-                </w:tcBorders>
-                <w:vAlign w:val="center"/>
-              </w:tcPr>
-            </w:tcPrChange>
           </w:tcPr>
           <w:p>
             <w:pPr>
               <w:spacing w:line="360" w:lineRule="auto"/>
               <w:rPr>
                 <w:rFonts w:ascii="Arial" w:hAnsi="Arial" w:cs="Arial"/>
+                <w:b w:val="0"/>
+                <w:bCs w:val="0"/>
                 <w:i/>
                 <w:iCs/>
               </w:rPr>
             </w:pPr>
-          </w:p>
-        </w:tc>
-        <w:tc>
-          <w:tcPr>
-            <w:tcW w:w="2263" w:type="dxa"/>
+            <w:r>
+              <w:rPr>
+                <w:rFonts w:ascii="Arial" w:hAnsi="Arial" w:cs="Arial"/>
+                <w:b w:val="0"/>
+                <w:bCs w:val="0"/>
+                <w:i/>
+                <w:iCs/>
+              </w:rPr>
+              <w:t>Lista de facturas</w:t>
+            </w:r>
+          </w:p>
+        </w:tc>
+        <w:tc>
+          <w:tcPr>
+            <w:tcW w:w="2265" w:type="dxa"/>
             <w:tcBorders>
               <w:top w:val="single" w:sz="4" w:space="0" w:color="4472C4"/>
               <w:left w:val="single" w:sz="4" w:space="0" w:color="4472C4"/>
               <w:bottom w:val="single" w:sz="4" w:space="0" w:color="4472C4"/>
               <w:right w:val="single" w:sz="4" w:space="0" w:color="4472C4"/>
             </w:tcBorders>
-            <w:tcPrChange w:id="190" w:author="Jaime Eduardo Baires Escalante" w:date="2024-11-12T20:18:00Z" w16du:dateUtc="2024-11-12T19:18:00Z">
-              <w:tcPr>
-                <w:tcW w:w="2265" w:type="dxa"/>
-                <w:gridSpan w:val="2"/>
-                <w:tcBorders>
-                  <w:top w:val="single" w:sz="4" w:space="0" w:color="4472C4"/>
-                  <w:left w:val="single" w:sz="4" w:space="0" w:color="4472C4"/>
-                  <w:bottom w:val="single" w:sz="4" w:space="0" w:color="4472C4"/>
-                  <w:right w:val="single" w:sz="4" w:space="0" w:color="4472C4"/>
-                </w:tcBorders>
-              </w:tcPr>
-            </w:tcPrChange>
           </w:tcPr>
           <w:p>
             <w:pPr>
@@ -22660,34 +21149,188 @@
                 <w:rFonts w:ascii="Arial" w:hAnsi="Arial" w:cs="Arial"/>
               </w:rPr>
             </w:pPr>
-            <w:r>
-              <w:rPr>
-                <w:rFonts w:ascii="Arial" w:hAnsi="Arial" w:cs="Arial"/>
-              </w:rPr>
-              <w:t>facturasReembolso</w:t>
-            </w:r>
-          </w:p>
-        </w:tc>
-        <w:tc>
-          <w:tcPr>
-            <w:tcW w:w="2855" w:type="dxa"/>
+            <w:proofErr w:type="spellStart"/>
+            <w:r>
+              <w:rPr>
+                <w:rFonts w:ascii="Arial" w:hAnsi="Arial" w:cs="Arial"/>
+              </w:rPr>
+              <w:t>facturasVenta</w:t>
+            </w:r>
+            <w:proofErr w:type="spellEnd"/>
+          </w:p>
+        </w:tc>
+        <w:tc>
+          <w:tcPr>
+            <w:tcW w:w="2832" w:type="dxa"/>
             <w:tcBorders>
               <w:top w:val="single" w:sz="4" w:space="0" w:color="4472C4"/>
               <w:left w:val="single" w:sz="4" w:space="0" w:color="4472C4"/>
               <w:bottom w:val="single" w:sz="4" w:space="0" w:color="4472C4"/>
               <w:right w:val="single" w:sz="4" w:space="0" w:color="4472C4"/>
             </w:tcBorders>
-            <w:tcPrChange w:id="191" w:author="Jaime Eduardo Baires Escalante" w:date="2024-11-12T20:18:00Z" w16du:dateUtc="2024-11-12T19:18:00Z">
-              <w:tcPr>
-                <w:tcW w:w="2832" w:type="dxa"/>
-                <w:tcBorders>
-                  <w:top w:val="single" w:sz="4" w:space="0" w:color="4472C4"/>
-                  <w:left w:val="single" w:sz="4" w:space="0" w:color="4472C4"/>
-                  <w:bottom w:val="single" w:sz="4" w:space="0" w:color="4472C4"/>
-                  <w:right w:val="single" w:sz="4" w:space="0" w:color="4472C4"/>
-                </w:tcBorders>
-              </w:tcPr>
-            </w:tcPrChange>
+          </w:tcPr>
+          <w:p>
+            <w:pPr>
+              <w:spacing w:line="360" w:lineRule="auto"/>
+              <w:jc w:val="both"/>
+              <w:cnfStyle w:val="000000000000" w:firstRow="0" w:lastRow="0" w:firstColumn="0" w:lastColumn="0" w:oddVBand="0" w:evenVBand="0" w:oddHBand="0" w:evenHBand="0" w:firstRowFirstColumn="0" w:firstRowLastColumn="0" w:lastRowFirstColumn="0" w:lastRowLastColumn="0"/>
+              <w:rPr>
+                <w:rFonts w:ascii="Arial" w:hAnsi="Arial" w:cs="Arial"/>
+              </w:rPr>
+            </w:pPr>
+            <w:r>
+              <w:rPr>
+                <w:rFonts w:ascii="Arial" w:hAnsi="Arial" w:cs="Arial"/>
+              </w:rPr>
+              <w:t>GET</w:t>
+            </w:r>
+          </w:p>
+        </w:tc>
+      </w:tr>
+      <w:tr>
+        <w:trPr>
+          <w:cnfStyle w:val="000000100000" w:firstRow="0" w:lastRow="0" w:firstColumn="0" w:lastColumn="0" w:oddVBand="0" w:evenVBand="0" w:oddHBand="1" w:evenHBand="0" w:firstRowFirstColumn="0" w:firstRowLastColumn="0" w:lastRowFirstColumn="0" w:lastRowLastColumn="0"/>
+        </w:trPr>
+        <w:tc>
+          <w:tcPr>
+            <w:cnfStyle w:val="001000000000" w:firstRow="0" w:lastRow="0" w:firstColumn="1" w:lastColumn="0" w:oddVBand="0" w:evenVBand="0" w:oddHBand="0" w:evenHBand="0" w:firstRowFirstColumn="0" w:firstRowLastColumn="0" w:lastRowFirstColumn="0" w:lastRowLastColumn="0"/>
+            <w:tcW w:w="3397" w:type="dxa"/>
+            <w:vMerge/>
+            <w:tcBorders>
+              <w:left w:val="single" w:sz="4" w:space="0" w:color="4472C4"/>
+              <w:right w:val="single" w:sz="4" w:space="0" w:color="4472C4"/>
+            </w:tcBorders>
+            <w:vAlign w:val="center"/>
+          </w:tcPr>
+          <w:p>
+            <w:pPr>
+              <w:spacing w:line="360" w:lineRule="auto"/>
+              <w:rPr>
+                <w:rFonts w:ascii="Arial" w:hAnsi="Arial" w:cs="Arial"/>
+                <w:i/>
+                <w:iCs/>
+              </w:rPr>
+            </w:pPr>
+          </w:p>
+        </w:tc>
+        <w:tc>
+          <w:tcPr>
+            <w:tcW w:w="2265" w:type="dxa"/>
+            <w:tcBorders>
+              <w:top w:val="single" w:sz="4" w:space="0" w:color="4472C4"/>
+              <w:left w:val="single" w:sz="4" w:space="0" w:color="4472C4"/>
+              <w:bottom w:val="single" w:sz="4" w:space="0" w:color="4472C4"/>
+              <w:right w:val="single" w:sz="4" w:space="0" w:color="4472C4"/>
+            </w:tcBorders>
+          </w:tcPr>
+          <w:p>
+            <w:pPr>
+              <w:spacing w:line="360" w:lineRule="auto"/>
+              <w:jc w:val="both"/>
+              <w:cnfStyle w:val="000000100000" w:firstRow="0" w:lastRow="0" w:firstColumn="0" w:lastColumn="0" w:oddVBand="0" w:evenVBand="0" w:oddHBand="1" w:evenHBand="0" w:firstRowFirstColumn="0" w:firstRowLastColumn="0" w:lastRowFirstColumn="0" w:lastRowLastColumn="0"/>
+              <w:rPr>
+                <w:rFonts w:ascii="Arial" w:hAnsi="Arial" w:cs="Arial"/>
+              </w:rPr>
+            </w:pPr>
+            <w:proofErr w:type="spellStart"/>
+            <w:r>
+              <w:rPr>
+                <w:rFonts w:ascii="Arial" w:hAnsi="Arial" w:cs="Arial"/>
+              </w:rPr>
+              <w:t>facturasCompra</w:t>
+            </w:r>
+            <w:proofErr w:type="spellEnd"/>
+          </w:p>
+        </w:tc>
+        <w:tc>
+          <w:tcPr>
+            <w:tcW w:w="2832" w:type="dxa"/>
+            <w:tcBorders>
+              <w:top w:val="single" w:sz="4" w:space="0" w:color="4472C4"/>
+              <w:left w:val="single" w:sz="4" w:space="0" w:color="4472C4"/>
+              <w:bottom w:val="single" w:sz="4" w:space="0" w:color="4472C4"/>
+              <w:right w:val="single" w:sz="4" w:space="0" w:color="4472C4"/>
+            </w:tcBorders>
+          </w:tcPr>
+          <w:p>
+            <w:pPr>
+              <w:spacing w:line="360" w:lineRule="auto"/>
+              <w:jc w:val="both"/>
+              <w:cnfStyle w:val="000000100000" w:firstRow="0" w:lastRow="0" w:firstColumn="0" w:lastColumn="0" w:oddVBand="0" w:evenVBand="0" w:oddHBand="1" w:evenHBand="0" w:firstRowFirstColumn="0" w:firstRowLastColumn="0" w:lastRowFirstColumn="0" w:lastRowLastColumn="0"/>
+              <w:rPr>
+                <w:rFonts w:ascii="Arial" w:hAnsi="Arial" w:cs="Arial"/>
+              </w:rPr>
+            </w:pPr>
+            <w:r>
+              <w:rPr>
+                <w:rFonts w:ascii="Arial" w:hAnsi="Arial" w:cs="Arial"/>
+              </w:rPr>
+              <w:t>GET</w:t>
+            </w:r>
+          </w:p>
+        </w:tc>
+      </w:tr>
+      <w:tr>
+        <w:tc>
+          <w:tcPr>
+            <w:cnfStyle w:val="001000000000" w:firstRow="0" w:lastRow="0" w:firstColumn="1" w:lastColumn="0" w:oddVBand="0" w:evenVBand="0" w:oddHBand="0" w:evenHBand="0" w:firstRowFirstColumn="0" w:firstRowLastColumn="0" w:lastRowFirstColumn="0" w:lastRowLastColumn="0"/>
+            <w:tcW w:w="3397" w:type="dxa"/>
+            <w:vMerge/>
+            <w:tcBorders>
+              <w:left w:val="single" w:sz="4" w:space="0" w:color="4472C4"/>
+              <w:right w:val="single" w:sz="4" w:space="0" w:color="4472C4"/>
+            </w:tcBorders>
+            <w:vAlign w:val="center"/>
+          </w:tcPr>
+          <w:p>
+            <w:pPr>
+              <w:spacing w:line="360" w:lineRule="auto"/>
+              <w:rPr>
+                <w:rFonts w:ascii="Arial" w:hAnsi="Arial" w:cs="Arial"/>
+                <w:i/>
+                <w:iCs/>
+              </w:rPr>
+            </w:pPr>
+          </w:p>
+        </w:tc>
+        <w:tc>
+          <w:tcPr>
+            <w:tcW w:w="2265" w:type="dxa"/>
+            <w:tcBorders>
+              <w:top w:val="single" w:sz="4" w:space="0" w:color="4472C4"/>
+              <w:left w:val="single" w:sz="4" w:space="0" w:color="4472C4"/>
+              <w:bottom w:val="single" w:sz="4" w:space="0" w:color="4472C4"/>
+              <w:right w:val="single" w:sz="4" w:space="0" w:color="4472C4"/>
+            </w:tcBorders>
+          </w:tcPr>
+          <w:p>
+            <w:pPr>
+              <w:spacing w:line="360" w:lineRule="auto"/>
+              <w:jc w:val="both"/>
+              <w:cnfStyle w:val="000000000000" w:firstRow="0" w:lastRow="0" w:firstColumn="0" w:lastColumn="0" w:oddVBand="0" w:evenVBand="0" w:oddHBand="0" w:evenHBand="0" w:firstRowFirstColumn="0" w:firstRowLastColumn="0" w:lastRowFirstColumn="0" w:lastRowLastColumn="0"/>
+              <w:rPr>
+                <w:rFonts w:ascii="Arial" w:hAnsi="Arial" w:cs="Arial"/>
+              </w:rPr>
+            </w:pPr>
+            <w:proofErr w:type="spellStart"/>
+            <w:r>
+              <w:rPr>
+                <w:rFonts w:ascii="Arial" w:hAnsi="Arial" w:cs="Arial"/>
+              </w:rPr>
+              <w:t>facturasReembolso</w:t>
+            </w:r>
+            <w:proofErr w:type="spellEnd"/>
+          </w:p>
+        </w:tc>
+        <w:tc>
+          <w:tcPr>
+            <w:tcW w:w="2832" w:type="dxa"/>
+            <w:tcBorders>
+              <w:top w:val="single" w:sz="4" w:space="0" w:color="4472C4"/>
+              <w:left w:val="single" w:sz="4" w:space="0" w:color="4472C4"/>
+              <w:bottom w:val="single" w:sz="4" w:space="0" w:color="4472C4"/>
+              <w:right w:val="single" w:sz="4" w:space="0" w:color="4472C4"/>
+            </w:tcBorders>
           </w:tcPr>
           <w:p>
             <w:pPr>
@@ -23071,7 +21714,33 @@
           <w:lang w:eastAsia="es-ES"/>
           <w14:ligatures w14:val="none"/>
         </w:rPr>
-        <w:t>"descripcion"</w:t>
+        <w:t>"</w:t>
+      </w:r>
+      <w:proofErr w:type="spellStart"/>
+      <w:r>
+        <w:rPr>
+          <w:rFonts w:ascii="Courier New" w:eastAsia="Times New Roman" w:hAnsi="Courier New" w:cs="Courier New"/>
+          <w:color w:val="A31515"/>
+          <w:kern w:val="0"/>
+          <w:sz w:val="18"/>
+          <w:szCs w:val="18"/>
+          <w:lang w:eastAsia="es-ES"/>
+          <w14:ligatures w14:val="none"/>
+        </w:rPr>
+        <w:t>descripcion</w:t>
+      </w:r>
+      <w:proofErr w:type="spellEnd"/>
+      <w:r>
+        <w:rPr>
+          <w:rFonts w:ascii="Courier New" w:eastAsia="Times New Roman" w:hAnsi="Courier New" w:cs="Courier New"/>
+          <w:color w:val="A31515"/>
+          <w:kern w:val="0"/>
+          <w:sz w:val="18"/>
+          <w:szCs w:val="18"/>
+          <w:lang w:eastAsia="es-ES"/>
+          <w14:ligatures w14:val="none"/>
+        </w:rPr>
+        <w:t>"</w:t>
       </w:r>
       <w:r>
         <w:rPr>
@@ -23146,7 +21815,33 @@
           <w:lang w:eastAsia="es-ES"/>
           <w14:ligatures w14:val="none"/>
         </w:rPr>
-        <w:t>"fechaAlta"</w:t>
+        <w:t>"</w:t>
+      </w:r>
+      <w:proofErr w:type="spellStart"/>
+      <w:r>
+        <w:rPr>
+          <w:rFonts w:ascii="Courier New" w:eastAsia="Times New Roman" w:hAnsi="Courier New" w:cs="Courier New"/>
+          <w:color w:val="A31515"/>
+          <w:kern w:val="0"/>
+          <w:sz w:val="18"/>
+          <w:szCs w:val="18"/>
+          <w:lang w:eastAsia="es-ES"/>
+          <w14:ligatures w14:val="none"/>
+        </w:rPr>
+        <w:t>fechaAlta</w:t>
+      </w:r>
+      <w:proofErr w:type="spellEnd"/>
+      <w:r>
+        <w:rPr>
+          <w:rFonts w:ascii="Courier New" w:eastAsia="Times New Roman" w:hAnsi="Courier New" w:cs="Courier New"/>
+          <w:color w:val="A31515"/>
+          <w:kern w:val="0"/>
+          <w:sz w:val="18"/>
+          <w:szCs w:val="18"/>
+          <w:lang w:eastAsia="es-ES"/>
+          <w14:ligatures w14:val="none"/>
+        </w:rPr>
+        <w:t>"</w:t>
       </w:r>
       <w:r>
         <w:rPr>
@@ -23209,7 +21904,6 @@
           <w:lang w:eastAsia="es-ES"/>
           <w14:ligatures w14:val="none"/>
         </w:rPr>
-        <w:lastRenderedPageBreak/>
         <w:t>    </w:t>
       </w:r>
       <w:r>
@@ -23372,7 +22066,33 @@
           <w:lang w:eastAsia="es-ES"/>
           <w14:ligatures w14:val="none"/>
         </w:rPr>
-        <w:t>"stockSeguridad"</w:t>
+        <w:t>"</w:t>
+      </w:r>
+      <w:proofErr w:type="spellStart"/>
+      <w:r>
+        <w:rPr>
+          <w:rFonts w:ascii="Courier New" w:eastAsia="Times New Roman" w:hAnsi="Courier New" w:cs="Courier New"/>
+          <w:color w:val="A31515"/>
+          <w:kern w:val="0"/>
+          <w:sz w:val="18"/>
+          <w:szCs w:val="18"/>
+          <w:lang w:eastAsia="es-ES"/>
+          <w14:ligatures w14:val="none"/>
+        </w:rPr>
+        <w:t>stockSeguridad</w:t>
+      </w:r>
+      <w:proofErr w:type="spellEnd"/>
+      <w:r>
+        <w:rPr>
+          <w:rFonts w:ascii="Courier New" w:eastAsia="Times New Roman" w:hAnsi="Courier New" w:cs="Courier New"/>
+          <w:color w:val="A31515"/>
+          <w:kern w:val="0"/>
+          <w:sz w:val="18"/>
+          <w:szCs w:val="18"/>
+          <w:lang w:eastAsia="es-ES"/>
+          <w14:ligatures w14:val="none"/>
+        </w:rPr>
+        <w:t>"</w:t>
       </w:r>
       <w:r>
         <w:rPr>
@@ -23597,7 +22317,33 @@
           <w:lang w:eastAsia="es-ES"/>
           <w14:ligatures w14:val="none"/>
         </w:rPr>
-        <w:t>"categoria"</w:t>
+        <w:t>"</w:t>
+      </w:r>
+      <w:proofErr w:type="spellStart"/>
+      <w:r>
+        <w:rPr>
+          <w:rFonts w:ascii="Courier New" w:eastAsia="Times New Roman" w:hAnsi="Courier New" w:cs="Courier New"/>
+          <w:color w:val="A31515"/>
+          <w:kern w:val="0"/>
+          <w:sz w:val="18"/>
+          <w:szCs w:val="18"/>
+          <w:lang w:eastAsia="es-ES"/>
+          <w14:ligatures w14:val="none"/>
+        </w:rPr>
+        <w:t>categoria</w:t>
+      </w:r>
+      <w:proofErr w:type="spellEnd"/>
+      <w:r>
+        <w:rPr>
+          <w:rFonts w:ascii="Courier New" w:eastAsia="Times New Roman" w:hAnsi="Courier New" w:cs="Courier New"/>
+          <w:color w:val="A31515"/>
+          <w:kern w:val="0"/>
+          <w:sz w:val="18"/>
+          <w:szCs w:val="18"/>
+          <w:lang w:eastAsia="es-ES"/>
+          <w14:ligatures w14:val="none"/>
+        </w:rPr>
+        <w:t>"</w:t>
       </w:r>
       <w:r>
         <w:rPr>
@@ -23738,7 +22484,33 @@
           <w:lang w:eastAsia="es-ES"/>
           <w14:ligatures w14:val="none"/>
         </w:rPr>
-        <w:t>"iva"</w:t>
+        <w:t>"</w:t>
+      </w:r>
+      <w:proofErr w:type="spellStart"/>
+      <w:r>
+        <w:rPr>
+          <w:rFonts w:ascii="Courier New" w:eastAsia="Times New Roman" w:hAnsi="Courier New" w:cs="Courier New"/>
+          <w:color w:val="A31515"/>
+          <w:kern w:val="0"/>
+          <w:sz w:val="18"/>
+          <w:szCs w:val="18"/>
+          <w:lang w:eastAsia="es-ES"/>
+          <w14:ligatures w14:val="none"/>
+        </w:rPr>
+        <w:t>iva</w:t>
+      </w:r>
+      <w:proofErr w:type="spellEnd"/>
+      <w:r>
+        <w:rPr>
+          <w:rFonts w:ascii="Courier New" w:eastAsia="Times New Roman" w:hAnsi="Courier New" w:cs="Courier New"/>
+          <w:color w:val="A31515"/>
+          <w:kern w:val="0"/>
+          <w:sz w:val="18"/>
+          <w:szCs w:val="18"/>
+          <w:lang w:eastAsia="es-ES"/>
+          <w14:ligatures w14:val="none"/>
+        </w:rPr>
+        <w:t>"</w:t>
       </w:r>
       <w:r>
         <w:rPr>
@@ -23844,6 +22616,7 @@
           <w:lang w:eastAsia="es-ES"/>
           <w14:ligatures w14:val="none"/>
         </w:rPr>
+        <w:lastRenderedPageBreak/>
         <w:t>{</w:t>
       </w:r>
     </w:p>
@@ -24057,7 +22830,33 @@
           <w:lang w:eastAsia="es-ES"/>
           <w14:ligatures w14:val="none"/>
         </w:rPr>
-        <w:t>"fechaAlta"</w:t>
+        <w:t>"</w:t>
+      </w:r>
+      <w:proofErr w:type="spellStart"/>
+      <w:r>
+        <w:rPr>
+          <w:rFonts w:ascii="Courier New" w:eastAsia="Times New Roman" w:hAnsi="Courier New" w:cs="Courier New"/>
+          <w:color w:val="A31515"/>
+          <w:kern w:val="0"/>
+          <w:sz w:val="18"/>
+          <w:szCs w:val="18"/>
+          <w:lang w:eastAsia="es-ES"/>
+          <w14:ligatures w14:val="none"/>
+        </w:rPr>
+        <w:t>fechaAlta</w:t>
+      </w:r>
+      <w:proofErr w:type="spellEnd"/>
+      <w:r>
+        <w:rPr>
+          <w:rFonts w:ascii="Courier New" w:eastAsia="Times New Roman" w:hAnsi="Courier New" w:cs="Courier New"/>
+          <w:color w:val="A31515"/>
+          <w:kern w:val="0"/>
+          <w:sz w:val="18"/>
+          <w:szCs w:val="18"/>
+          <w:lang w:eastAsia="es-ES"/>
+          <w14:ligatures w14:val="none"/>
+        </w:rPr>
+        <w:t>"</w:t>
       </w:r>
       <w:r>
         <w:rPr>
@@ -24132,7 +22931,33 @@
           <w:lang w:eastAsia="es-ES"/>
           <w14:ligatures w14:val="none"/>
         </w:rPr>
-        <w:t>"direccion"</w:t>
+        <w:t>"</w:t>
+      </w:r>
+      <w:proofErr w:type="spellStart"/>
+      <w:r>
+        <w:rPr>
+          <w:rFonts w:ascii="Courier New" w:eastAsia="Times New Roman" w:hAnsi="Courier New" w:cs="Courier New"/>
+          <w:color w:val="A31515"/>
+          <w:kern w:val="0"/>
+          <w:sz w:val="18"/>
+          <w:szCs w:val="18"/>
+          <w:lang w:eastAsia="es-ES"/>
+          <w14:ligatures w14:val="none"/>
+        </w:rPr>
+        <w:t>direccion</w:t>
+      </w:r>
+      <w:proofErr w:type="spellEnd"/>
+      <w:r>
+        <w:rPr>
+          <w:rFonts w:ascii="Courier New" w:eastAsia="Times New Roman" w:hAnsi="Courier New" w:cs="Courier New"/>
+          <w:color w:val="A31515"/>
+          <w:kern w:val="0"/>
+          <w:sz w:val="18"/>
+          <w:szCs w:val="18"/>
+          <w:lang w:eastAsia="es-ES"/>
+          <w14:ligatures w14:val="none"/>
+        </w:rPr>
+        <w:t>"</w:t>
       </w:r>
       <w:r>
         <w:rPr>
@@ -24207,7 +23032,33 @@
           <w:lang w:eastAsia="es-ES"/>
           <w14:ligatures w14:val="none"/>
         </w:rPr>
-        <w:t>"telefono"</w:t>
+        <w:t>"</w:t>
+      </w:r>
+      <w:proofErr w:type="spellStart"/>
+      <w:r>
+        <w:rPr>
+          <w:rFonts w:ascii="Courier New" w:eastAsia="Times New Roman" w:hAnsi="Courier New" w:cs="Courier New"/>
+          <w:color w:val="A31515"/>
+          <w:kern w:val="0"/>
+          <w:sz w:val="18"/>
+          <w:szCs w:val="18"/>
+          <w:lang w:eastAsia="es-ES"/>
+          <w14:ligatures w14:val="none"/>
+        </w:rPr>
+        <w:t>telefono</w:t>
+      </w:r>
+      <w:proofErr w:type="spellEnd"/>
+      <w:r>
+        <w:rPr>
+          <w:rFonts w:ascii="Courier New" w:eastAsia="Times New Roman" w:hAnsi="Courier New" w:cs="Courier New"/>
+          <w:color w:val="A31515"/>
+          <w:kern w:val="0"/>
+          <w:sz w:val="18"/>
+          <w:szCs w:val="18"/>
+          <w:lang w:eastAsia="es-ES"/>
+          <w14:ligatures w14:val="none"/>
+        </w:rPr>
+        <w:t>"</w:t>
       </w:r>
       <w:r>
         <w:rPr>
@@ -24432,7 +23283,33 @@
           <w:lang w:val="en-GB" w:eastAsia="es-ES"/>
           <w14:ligatures w14:val="none"/>
         </w:rPr>
-        <w:t>"nif"</w:t>
+        <w:t>"</w:t>
+      </w:r>
+      <w:proofErr w:type="spellStart"/>
+      <w:r>
+        <w:rPr>
+          <w:rFonts w:ascii="Courier New" w:eastAsia="Times New Roman" w:hAnsi="Courier New" w:cs="Courier New"/>
+          <w:color w:val="A31515"/>
+          <w:kern w:val="0"/>
+          <w:sz w:val="18"/>
+          <w:szCs w:val="18"/>
+          <w:lang w:val="en-GB" w:eastAsia="es-ES"/>
+          <w14:ligatures w14:val="none"/>
+        </w:rPr>
+        <w:t>nif</w:t>
+      </w:r>
+      <w:proofErr w:type="spellEnd"/>
+      <w:r>
+        <w:rPr>
+          <w:rFonts w:ascii="Courier New" w:eastAsia="Times New Roman" w:hAnsi="Courier New" w:cs="Courier New"/>
+          <w:color w:val="A31515"/>
+          <w:kern w:val="0"/>
+          <w:sz w:val="18"/>
+          <w:szCs w:val="18"/>
+          <w:lang w:val="en-GB" w:eastAsia="es-ES"/>
+          <w14:ligatures w14:val="none"/>
+        </w:rPr>
+        <w:t>"</w:t>
       </w:r>
       <w:r>
         <w:rPr>
@@ -24521,6 +23398,7 @@
           <w:lang w:val="en-GB"/>
         </w:rPr>
       </w:pPr>
+      <w:proofErr w:type="spellStart"/>
       <w:r>
         <w:rPr>
           <w:rFonts w:ascii="Arial" w:hAnsi="Arial" w:cs="Arial"/>
@@ -24534,6 +23412,7 @@
         <w:lastRenderedPageBreak/>
         <w:t>Bibliografía</w:t>
       </w:r>
+      <w:proofErr w:type="spellEnd"/>
     </w:p>
     <w:p>
       <w:pPr>
@@ -24567,7 +23446,7 @@
         </w:rPr>
         <w:t xml:space="preserve">[Citado 8 de febrero de 2023]. Disponible en: </w:t>
       </w:r>
-      <w:hyperlink r:id="rId25" w:history="1">
+      <w:hyperlink r:id="rId22" w:history="1">
         <w:r>
           <w:rPr>
             <w:rStyle w:val="Hipervnculo"/>
@@ -24590,9 +23469,23 @@
         <w:rPr>
           <w:rFonts w:ascii="Arial" w:hAnsi="Arial" w:cs="Arial"/>
         </w:rPr>
-        <w:t xml:space="preserve">2. Agular. [Citado el 20 de agosto de 2024]. Disponible en: </w:t>
-      </w:r>
-      <w:hyperlink r:id="rId26" w:history="1">
+        <w:t xml:space="preserve">2. </w:t>
+      </w:r>
+      <w:proofErr w:type="spellStart"/>
+      <w:r>
+        <w:rPr>
+          <w:rFonts w:ascii="Arial" w:hAnsi="Arial" w:cs="Arial"/>
+        </w:rPr>
+        <w:t>Agular</w:t>
+      </w:r>
+      <w:proofErr w:type="spellEnd"/>
+      <w:r>
+        <w:rPr>
+          <w:rFonts w:ascii="Arial" w:hAnsi="Arial" w:cs="Arial"/>
+        </w:rPr>
+        <w:t xml:space="preserve">. [Citado el 20 de agosto de 2024]. Disponible en: </w:t>
+      </w:r>
+      <w:hyperlink r:id="rId23" w:history="1">
         <w:r>
           <w:rPr>
             <w:rStyle w:val="Hipervnculo"/>
@@ -24615,9 +23508,23 @@
         <w:rPr>
           <w:rFonts w:ascii="Arial" w:hAnsi="Arial" w:cs="Arial"/>
         </w:rPr>
-        <w:t xml:space="preserve">3. React. [Citado el 20 de agosto de 2024]. Disponible en: </w:t>
-      </w:r>
-      <w:hyperlink r:id="rId27" w:history="1">
+        <w:t xml:space="preserve">3. </w:t>
+      </w:r>
+      <w:proofErr w:type="spellStart"/>
+      <w:r>
+        <w:rPr>
+          <w:rFonts w:ascii="Arial" w:hAnsi="Arial" w:cs="Arial"/>
+        </w:rPr>
+        <w:t>React</w:t>
+      </w:r>
+      <w:proofErr w:type="spellEnd"/>
+      <w:r>
+        <w:rPr>
+          <w:rFonts w:ascii="Arial" w:hAnsi="Arial" w:cs="Arial"/>
+        </w:rPr>
+        <w:t xml:space="preserve">. [Citado el 20 de agosto de 2024]. Disponible en: </w:t>
+      </w:r>
+      <w:hyperlink r:id="rId24" w:history="1">
         <w:r>
           <w:rPr>
             <w:rStyle w:val="Hipervnculo"/>
@@ -24648,7 +23555,7 @@
         </w:rPr>
         <w:t xml:space="preserve">. [Citado el 20 de agosto de 2024]. Disponible en: </w:t>
       </w:r>
-      <w:hyperlink r:id="rId28" w:history="1">
+      <w:hyperlink r:id="rId25" w:history="1">
         <w:r>
           <w:rPr>
             <w:rStyle w:val="Hipervnculo"/>
@@ -24677,9 +23584,23 @@
         <w:rPr>
           <w:rFonts w:ascii="Arial" w:hAnsi="Arial" w:cs="Arial"/>
         </w:rPr>
-        <w:t xml:space="preserve">. Loyverse TPV [Citado el 20 de abril de 2023]. Disponible en: </w:t>
-      </w:r>
-      <w:hyperlink r:id="rId29" w:history="1">
+        <w:t xml:space="preserve">. </w:t>
+      </w:r>
+      <w:proofErr w:type="spellStart"/>
+      <w:r>
+        <w:rPr>
+          <w:rFonts w:ascii="Arial" w:hAnsi="Arial" w:cs="Arial"/>
+        </w:rPr>
+        <w:t>Loyverse</w:t>
+      </w:r>
+      <w:proofErr w:type="spellEnd"/>
+      <w:r>
+        <w:rPr>
+          <w:rFonts w:ascii="Arial" w:hAnsi="Arial" w:cs="Arial"/>
+        </w:rPr>
+        <w:t xml:space="preserve"> TPV [Citado el 20 de abril de 2023]. Disponible en: </w:t>
+      </w:r>
+      <w:hyperlink r:id="rId26" w:history="1">
         <w:r>
           <w:rPr>
             <w:rStyle w:val="Hipervnculo"/>
@@ -24708,9 +23629,23 @@
         <w:rPr>
           <w:rFonts w:ascii="Arial" w:hAnsi="Arial" w:cs="Arial"/>
         </w:rPr>
-        <w:t xml:space="preserve">. Canva [Citado 18 de agosto de 2024]. Disponible en: </w:t>
-      </w:r>
-      <w:hyperlink r:id="rId30" w:history="1">
+        <w:t xml:space="preserve">. </w:t>
+      </w:r>
+      <w:proofErr w:type="spellStart"/>
+      <w:r>
+        <w:rPr>
+          <w:rFonts w:ascii="Arial" w:hAnsi="Arial" w:cs="Arial"/>
+        </w:rPr>
+        <w:t>Canva</w:t>
+      </w:r>
+      <w:proofErr w:type="spellEnd"/>
+      <w:r>
+        <w:rPr>
+          <w:rFonts w:ascii="Arial" w:hAnsi="Arial" w:cs="Arial"/>
+        </w:rPr>
+        <w:t xml:space="preserve"> [Citado 18 de agosto de 2024]. Disponible en: </w:t>
+      </w:r>
+      <w:hyperlink r:id="rId27" w:history="1">
         <w:r>
           <w:rPr>
             <w:rStyle w:val="Hipervnculo"/>
@@ -24731,7 +23666,7 @@
       </w:pPr>
     </w:p>
     <w:sectPr>
-      <w:footerReference w:type="default" r:id="rId31"/>
+      <w:footerReference w:type="default" r:id="rId28"/>
       <w:pgSz w:w="11906" w:h="16838"/>
       <w:pgMar w:top="1417" w:right="1701" w:bottom="1417" w:left="1701" w:header="708" w:footer="708" w:gutter="0"/>
       <w:cols w:space="708"/>
@@ -24742,8 +23677,8 @@
 </file>
 
 <file path=word/comments.xml><?xml version="1.0" encoding="utf-8"?>
-<w:comments xmlns:wpc="http://schemas.microsoft.com/office/word/2010/wordprocessingCanvas" xmlns:cx="http://schemas.microsoft.com/office/drawing/2014/chartex" xmlns:cx1="http://schemas.microsoft.com/office/drawing/2015/9/8/chartex" xmlns:cx2="http://schemas.microsoft.com/office/drawing/2015/10/21/chartex" xmlns:cx3="http://schemas.microsoft.com/office/drawing/2016/5/9/chartex" xmlns:cx4="http://schemas.microsoft.com/office/drawing/2016/5/10/chartex" xmlns:cx5="http://schemas.microsoft.com/office/drawing/2016/5/11/chartex" xmlns:cx6="http://schemas.microsoft.com/office/drawing/2016/5/12/chartex" xmlns:cx7="http://schemas.microsoft.com/office/drawing/2016/5/13/chartex" xmlns:cx8="http://schemas.microsoft.com/office/drawing/2016/5/14/chartex" xmlns:mc="http://schemas.openxmlformats.org/markup-compatibility/2006" xmlns:aink="http://schemas.microsoft.com/office/drawing/2016/ink" xmlns:am3d="http://schemas.microsoft.com/office/drawing/2017/model3d" xmlns:o="urn:schemas-microsoft-com:office:office" xmlns:oel="http://schemas.microsoft.com/office/2019/extlst" xmlns:r="http://schemas.openxmlformats.org/officeDocument/2006/relationships" xmlns:m="http://schemas.openxmlformats.org/officeDocument/2006/math" xmlns:v="urn:schemas-microsoft-com:vml" xmlns:wp14="http://schemas.microsoft.com/office/word/2010/wordprocessingDrawing" xmlns:wp="http://schemas.openxmlformats.org/drawingml/2006/wordprocessingDrawing" xmlns:w10="urn:schemas-microsoft-com:office:word" xmlns:w="http://schemas.openxmlformats.org/wordprocessingml/2006/main" xmlns:w14="http://schemas.microsoft.com/office/word/2010/wordml" xmlns:w15="http://schemas.microsoft.com/office/word/2012/wordml" xmlns:w16cex="http://schemas.microsoft.com/office/word/2018/wordml/cex" xmlns:w16cid="http://schemas.microsoft.com/office/word/2016/wordml/cid" xmlns:w16="http://schemas.microsoft.com/office/word/2018/wordml" xmlns:w16du="http://schemas.microsoft.com/office/word/2023/wordml/word16du" xmlns:w16sdtdh="http://schemas.microsoft.com/office/word/2020/wordml/sdtdatahash" xmlns:w16sdtfl="http://schemas.microsoft.com/office/word/2024/wordml/sdtformatlock" xmlns:w16se="http://schemas.microsoft.com/office/word/2015/wordml/symex" xmlns:wpg="http://schemas.microsoft.com/office/word/2010/wordprocessingGroup" xmlns:wpi="http://schemas.microsoft.com/office/word/2010/wordprocessingInk" xmlns:wne="http://schemas.microsoft.com/office/word/2006/wordml" xmlns:wps="http://schemas.microsoft.com/office/word/2010/wordprocessingShape" mc:Ignorable="w14 w15 w16se w16cid w16 w16cex w16sdtdh w16sdtfl w16du wp14">
-  <w:comment w:id="19" w:author="Lopez Martinez, Patricia" w:date="2024-10-08T13:27:00Z" w:initials="LMP">
+<w:comments xmlns:wpc="http://schemas.microsoft.com/office/word/2010/wordprocessingCanvas" xmlns:cx="http://schemas.microsoft.com/office/drawing/2014/chartex" xmlns:cx1="http://schemas.microsoft.com/office/drawing/2015/9/8/chartex" xmlns:cx2="http://schemas.microsoft.com/office/drawing/2015/10/21/chartex" xmlns:cx3="http://schemas.microsoft.com/office/drawing/2016/5/9/chartex" xmlns:cx4="http://schemas.microsoft.com/office/drawing/2016/5/10/chartex" xmlns:cx5="http://schemas.microsoft.com/office/drawing/2016/5/11/chartex" xmlns:cx6="http://schemas.microsoft.com/office/drawing/2016/5/12/chartex" xmlns:cx7="http://schemas.microsoft.com/office/drawing/2016/5/13/chartex" xmlns:cx8="http://schemas.microsoft.com/office/drawing/2016/5/14/chartex" xmlns:mc="http://schemas.openxmlformats.org/markup-compatibility/2006" xmlns:aink="http://schemas.microsoft.com/office/drawing/2016/ink" xmlns:am3d="http://schemas.microsoft.com/office/drawing/2017/model3d" xmlns:o="urn:schemas-microsoft-com:office:office" xmlns:r="http://schemas.openxmlformats.org/officeDocument/2006/relationships" xmlns:m="http://schemas.openxmlformats.org/officeDocument/2006/math" xmlns:v="urn:schemas-microsoft-com:vml" xmlns:wp14="http://schemas.microsoft.com/office/word/2010/wordprocessingDrawing" xmlns:wp="http://schemas.openxmlformats.org/drawingml/2006/wordprocessingDrawing" xmlns:w10="urn:schemas-microsoft-com:office:word" xmlns:w="http://schemas.openxmlformats.org/wordprocessingml/2006/main" xmlns:w14="http://schemas.microsoft.com/office/word/2010/wordml" xmlns:w15="http://schemas.microsoft.com/office/word/2012/wordml" xmlns:w16cid="http://schemas.microsoft.com/office/word/2016/wordml/cid" xmlns:w16se="http://schemas.microsoft.com/office/word/2015/wordml/symex" xmlns:wpg="http://schemas.microsoft.com/office/word/2010/wordprocessingGroup" xmlns:wpi="http://schemas.microsoft.com/office/word/2010/wordprocessingInk" xmlns:wne="http://schemas.microsoft.com/office/word/2006/wordml" xmlns:wps="http://schemas.microsoft.com/office/word/2010/wordprocessingShape" mc:Ignorable="w14 w15 w16se w16cid wp14">
+  <w:comment w:id="15" w:author="Lopez Martinez, Patricia" w:date="2024-10-08T13:27:00Z" w:initials="LMP">
     <w:p>
       <w:pPr>
         <w:pStyle w:val="Textocomentario"/>
@@ -24755,11 +23690,27 @@
         <w:annotationRef/>
       </w:r>
       <w:r>
-        <w:t xml:space="preserve">En Generar Compra quizá tendría sentido añadir un extend con Anhadir Proveedor, ¿no? Supongo que los almacenas para no tener que repetir la información cada vez. </w:t>
+        <w:t xml:space="preserve">En Generar Compra quizá tendría sentido añadir un </w:t>
+      </w:r>
+      <w:proofErr w:type="spellStart"/>
+      <w:r>
+        <w:t>extend</w:t>
+      </w:r>
+      <w:proofErr w:type="spellEnd"/>
+      <w:r>
+        <w:t xml:space="preserve"> con </w:t>
+      </w:r>
+      <w:proofErr w:type="spellStart"/>
+      <w:r>
+        <w:t>Anhadir</w:t>
+      </w:r>
+      <w:proofErr w:type="spellEnd"/>
+      <w:r>
+        <w:t xml:space="preserve"> Proveedor, ¿no? Supongo que los almacenas para no tener que repetir la información cada vez. </w:t>
       </w:r>
     </w:p>
   </w:comment>
-  <w:comment w:id="20" w:author="Jaime Eduardo Baires Escalante" w:date="2024-10-27T18:31:00Z" w:initials="JB">
+  <w:comment w:id="18" w:author="Lopez Martinez, Patricia" w:date="2024-07-10T13:18:00Z" w:initials="LMP">
     <w:p>
       <w:pPr>
         <w:pStyle w:val="Textocomentario"/>
@@ -24771,46 +23722,46 @@
         <w:annotationRef/>
       </w:r>
       <w:r>
-        <w:t>Sí, tienes razón. Lo he añadido.</w:t>
+        <w:t>Más adelante me decías que la fecha de creación se asigna automáticamente, luego no debería aparecer aquí, ¿no?</w:t>
       </w:r>
     </w:p>
   </w:comment>
-  <w:comment w:id="23" w:author="Lopez Martinez, Patricia" w:date="2024-07-10T13:18:00Z" w:initials="LMP">
+  <w:comment w:id="19" w:author="Jaime Eduardo Baires Escalante" w:date="2024-08-24T14:31:00Z" w:initials="JB">
     <w:p>
       <w:pPr>
         <w:pStyle w:val="Textocomentario"/>
       </w:pPr>
       <w:r>
+        <w:t xml:space="preserve">Creo que el campo </w:t>
+      </w:r>
+      <w:r>
         <w:rPr>
           <w:rStyle w:val="Refdecomentario"/>
         </w:rPr>
         <w:annotationRef/>
       </w:r>
       <w:r>
-        <w:t>Más adelante me decías que la fecha de creación se asigna automáticamente, luego no debería aparecer aquí, ¿no?</w:t>
+        <w:t>puede aparecer, pero solo como de lectura (informativo)</w:t>
       </w:r>
     </w:p>
   </w:comment>
-  <w:comment w:id="24" w:author="Jaime Eduardo Baires Escalante" w:date="2024-08-24T14:31:00Z" w:initials="JB">
+  <w:comment w:id="20" w:author="Lopez Martinez, Patricia" w:date="2024-10-08T13:29:00Z" w:initials="LMP">
     <w:p>
       <w:pPr>
         <w:pStyle w:val="Textocomentario"/>
       </w:pPr>
       <w:r>
-        <w:t xml:space="preserve">Creo que el campo </w:t>
-      </w:r>
-      <w:r>
         <w:rPr>
           <w:rStyle w:val="Refdecomentario"/>
         </w:rPr>
         <w:annotationRef/>
       </w:r>
       <w:r>
-        <w:t>puede aparecer, pero solo como de lectura (informativo)</w:t>
+        <w:t>Vale, pero entonces redáctalo de otra forma, porque parece que es un campo a rellenar.</w:t>
       </w:r>
     </w:p>
   </w:comment>
-  <w:comment w:id="25" w:author="Lopez Martinez, Patricia" w:date="2024-10-08T13:29:00Z" w:initials="LMP">
+  <w:comment w:id="21" w:author="Lopez Martinez, Patricia" w:date="2024-10-08T13:30:00Z" w:initials="LMP">
     <w:p>
       <w:pPr>
         <w:pStyle w:val="Textocomentario"/>
@@ -24822,11 +23773,14 @@
         <w:annotationRef/>
       </w:r>
       <w:r>
-        <w:t>Vale, pero entonces redáctalo de otra forma, porque parece que es un campo a rellenar.</w:t>
+        <w:t>Una cosa que acabo de darme cuenta ahora (por culpa de escuchar noticias sobre el IVA). Quizá el IVA tendría que ir unido más a la categoría que al producto,</w:t>
+      </w:r>
+      <w:r>
+        <w:t xml:space="preserve"> ¿no? O igual tener dos campos de categorías, una más de usuario y otra que mapeen las del IVA. Lo digo porque de cara a introducir la información, igual el administrador tiene claro que el aceite es un alimento de primera necesidad, pero en ese momento no se acuerda de cuanto IVA corresponde a esa categoría.</w:t>
       </w:r>
     </w:p>
   </w:comment>
-  <w:comment w:id="28" w:author="Lopez Martinez, Patricia" w:date="2024-10-08T13:37:00Z" w:initials="LMP">
+  <w:comment w:id="22" w:author="Lopez Martinez, Patricia" w:date="2024-10-08T13:37:00Z" w:initials="LMP">
     <w:p>
       <w:pPr>
         <w:pStyle w:val="Textocomentario"/>
@@ -24842,7 +23796,7 @@
       </w:r>
     </w:p>
   </w:comment>
-  <w:comment w:id="36" w:author="Lopez Martinez, Patricia" w:date="2023-10-20T13:04:00Z" w:initials="LMP">
+  <w:comment w:id="23" w:author="Lopez Martinez, Patricia" w:date="2023-10-20T13:04:00Z" w:initials="LMP">
     <w:p>
       <w:pPr>
         <w:pStyle w:val="Textocomentario"/>
@@ -24871,7 +23825,7 @@
       </w:r>
     </w:p>
   </w:comment>
-  <w:comment w:id="37" w:author="Jaime Eduardo Baires Escalante" w:date="2024-02-13T22:00:00Z" w:initials="JB">
+  <w:comment w:id="24" w:author="Jaime Eduardo Baires Escalante" w:date="2024-02-13T22:00:00Z" w:initials="JB">
     <w:p>
       <w:pPr>
         <w:pStyle w:val="Textocomentario"/>
@@ -24887,7 +23841,7 @@
       </w:r>
     </w:p>
   </w:comment>
-  <w:comment w:id="38" w:author="Lopez Martinez, Patricia" w:date="2024-02-20T13:14:00Z" w:initials="LMP">
+  <w:comment w:id="25" w:author="Lopez Martinez, Patricia" w:date="2024-02-20T13:14:00Z" w:initials="LMP">
     <w:p>
       <w:pPr>
         <w:pStyle w:val="Textocomentario"/>
@@ -24903,7 +23857,7 @@
       </w:r>
     </w:p>
   </w:comment>
-  <w:comment w:id="39" w:author="Jaime Eduardo Baires Escalante" w:date="2024-03-03T20:01:00Z" w:initials="JB">
+  <w:comment w:id="26" w:author="Jaime Eduardo Baires Escalante" w:date="2024-03-03T20:01:00Z" w:initials="JB">
     <w:p>
       <w:pPr>
         <w:pStyle w:val="Textocomentario"/>
@@ -24919,7 +23873,7 @@
       </w:r>
     </w:p>
   </w:comment>
-  <w:comment w:id="40" w:author="Lopez Martinez, Patricia" w:date="2024-07-10T13:20:00Z" w:initials="LMP">
+  <w:comment w:id="27" w:author="Lopez Martinez, Patricia" w:date="2024-07-10T13:20:00Z" w:initials="LMP">
     <w:p>
       <w:pPr>
         <w:pStyle w:val="Textocomentario"/>
@@ -24935,7 +23889,7 @@
       </w:r>
     </w:p>
   </w:comment>
-  <w:comment w:id="41" w:author="Lopez Martinez, Patricia" w:date="2024-10-08T13:39:00Z" w:initials="LMP">
+  <w:comment w:id="28" w:author="Lopez Martinez, Patricia" w:date="2024-10-08T13:39:00Z" w:initials="LMP">
     <w:p>
       <w:pPr>
         <w:pStyle w:val="Textocomentario"/>
@@ -24951,7 +23905,7 @@
       </w:r>
     </w:p>
   </w:comment>
-  <w:comment w:id="42" w:author="Jaime Eduardo Baires Escalante" w:date="2024-11-12T20:29:00Z" w:initials="JB">
+  <w:comment w:id="29" w:author="Lopez Martinez, Patricia" w:date="2024-10-08T13:40:00Z" w:initials="LMP">
     <w:p>
       <w:pPr>
         <w:pStyle w:val="Textocomentario"/>
@@ -24963,17 +23917,11 @@
         <w:annotationRef/>
       </w:r>
       <w:r>
-        <w:rPr>
-          <w:rStyle w:val="Refdecomentario"/>
-        </w:rPr>
-        <w:t>Tienes razón</w:t>
-      </w:r>
-      <w:r>
-        <w:t>, es mejor gestionarlo con un check de “Activo”, y cuando se quiera eliminarlo se ponga a False.</w:t>
+        <w:t>Esto es “y” , no “o”</w:t>
       </w:r>
     </w:p>
   </w:comment>
-  <w:comment w:id="44" w:author="Lopez Martinez, Patricia" w:date="2024-10-08T13:40:00Z" w:initials="LMP">
+  <w:comment w:id="30" w:author="Lopez Martinez, Patricia" w:date="2024-10-08T13:44:00Z" w:initials="LMP">
     <w:p>
       <w:pPr>
         <w:pStyle w:val="Textocomentario"/>
@@ -24985,11 +23933,11 @@
         <w:annotationRef/>
       </w:r>
       <w:r>
-        <w:t>Esto es “y” , no “o”</w:t>
+        <w:t xml:space="preserve">Lo del recibo yo creo que no lo pondría, porque no lo vamos a implementar. </w:t>
       </w:r>
     </w:p>
   </w:comment>
-  <w:comment w:id="53" w:author="Lopez Martinez, Patricia" w:date="2024-10-08T13:44:00Z" w:initials="LMP">
+  <w:comment w:id="31" w:author="Lopez Martinez, Patricia" w:date="2024-10-08T13:43:00Z" w:initials="LMP">
     <w:p>
       <w:pPr>
         <w:pStyle w:val="Textocomentario"/>
@@ -25001,11 +23949,11 @@
         <w:annotationRef/>
       </w:r>
       <w:r>
-        <w:t xml:space="preserve">Lo del recibo yo creo que no lo pondría, porque no lo vamos a implementar. </w:t>
+        <w:t>Aquí es donde digo que si no existe, hay que crearlo.</w:t>
       </w:r>
     </w:p>
   </w:comment>
-  <w:comment w:id="54" w:author="Lopez Martinez, Patricia" w:date="2024-10-08T13:43:00Z" w:initials="LMP">
+  <w:comment w:id="32" w:author="Lopez Martinez, Patricia" w:date="2024-10-08T13:43:00Z" w:initials="LMP">
     <w:p>
       <w:pPr>
         <w:pStyle w:val="Textocomentario"/>
@@ -25017,11 +23965,35 @@
         <w:annotationRef/>
       </w:r>
       <w:r>
-        <w:t>Aquí es donde digo que si no existe, hay que crearlo.</w:t>
+        <w:t>Ponlo en el formato del caso de uso anterior:</w:t>
+      </w:r>
+    </w:p>
+    <w:p>
+      <w:pPr>
+        <w:pStyle w:val="Textocomentario"/>
+      </w:pPr>
+      <w:r>
+        <w:t>Por cada artículo que se quiera añadir a la compra:</w:t>
+      </w:r>
+    </w:p>
+    <w:p>
+      <w:pPr>
+        <w:pStyle w:val="Textocomentario"/>
+      </w:pPr>
+      <w:r>
+        <w:t>-</w:t>
+      </w:r>
+    </w:p>
+    <w:p>
+      <w:pPr>
+        <w:pStyle w:val="Textocomentario"/>
+      </w:pPr>
+      <w:r>
+        <w:t>-</w:t>
       </w:r>
     </w:p>
   </w:comment>
-  <w:comment w:id="55" w:author="Jaime Eduardo Baires Escalante" w:date="2024-10-27T18:42:00Z" w:initials="JB">
+  <w:comment w:id="33" w:author="Lopez Martinez, Patricia" w:date="2024-10-08T13:44:00Z" w:initials="LMP">
     <w:p>
       <w:pPr>
         <w:pStyle w:val="Textocomentario"/>
@@ -25033,11 +24005,11 @@
         <w:annotationRef/>
       </w:r>
       <w:r>
-        <w:t>Vale, añado el texto aclaratorio en la extensión de este caso.</w:t>
+        <w:t>¿El proveedor está allí?</w:t>
       </w:r>
     </w:p>
   </w:comment>
-  <w:comment w:id="73" w:author="Lopez Martinez, Patricia" w:date="2024-10-08T13:43:00Z" w:initials="LMP">
+  <w:comment w:id="34" w:author="Lopez Martinez, Patricia" w:date="2024-10-08T13:45:00Z" w:initials="LMP">
     <w:p>
       <w:pPr>
         <w:pStyle w:val="Textocomentario"/>
@@ -25049,35 +24021,11 @@
         <w:annotationRef/>
       </w:r>
       <w:r>
-        <w:t>Ponlo en el formato del caso de uso anterior:</w:t>
-      </w:r>
-    </w:p>
-    <w:p>
-      <w:pPr>
-        <w:pStyle w:val="Textocomentario"/>
-      </w:pPr>
-      <w:r>
-        <w:t>Por cada artículo que se quiera añadir a la compra:</w:t>
-      </w:r>
-    </w:p>
-    <w:p>
-      <w:pPr>
-        <w:pStyle w:val="Textocomentario"/>
-      </w:pPr>
-      <w:r>
-        <w:t>-</w:t>
-      </w:r>
-    </w:p>
-    <w:p>
-      <w:pPr>
-        <w:pStyle w:val="Textocomentario"/>
-      </w:pPr>
-      <w:r>
-        <w:t>-</w:t>
+        <w:t>Esto de la referencia a la factura de venta no está reflejado en el modelo de dominio</w:t>
       </w:r>
     </w:p>
   </w:comment>
-  <w:comment w:id="74" w:author="Lopez Martinez, Patricia" w:date="2024-10-08T13:44:00Z" w:initials="LMP">
+  <w:comment w:id="35" w:author="Lopez Martinez, Patricia" w:date="2024-07-10T13:23:00Z" w:initials="LMP">
     <w:p>
       <w:pPr>
         <w:pStyle w:val="Textocomentario"/>
@@ -25089,11 +24037,11 @@
         <w:annotationRef/>
       </w:r>
       <w:r>
-        <w:t>¿El proveedor está allí?</w:t>
+        <w:t>Pero esto es de todos los productos, o de los de la factura de venta originaria?</w:t>
       </w:r>
     </w:p>
   </w:comment>
-  <w:comment w:id="75" w:author="Jaime Eduardo Baires Escalante" w:date="2024-10-27T18:40:00Z" w:initials="JB">
+  <w:comment w:id="36" w:author="Jaime Eduardo Baires Escalante" w:date="2024-08-24T14:20:00Z" w:initials="JB">
     <w:p>
       <w:pPr>
         <w:pStyle w:val="Textocomentario"/>
@@ -25105,11 +24053,11 @@
         <w:annotationRef/>
       </w:r>
       <w:r>
-        <w:t>Sí. Añadiré el caso de uso de añadir proveedor.</w:t>
+        <w:t>Será la lista de productos de la factura de venta originaria. Agrego la aclaración.</w:t>
       </w:r>
     </w:p>
   </w:comment>
-  <w:comment w:id="86" w:author="Lopez Martinez, Patricia" w:date="2024-10-08T13:45:00Z" w:initials="LMP">
+  <w:comment w:id="37" w:author="Lopez Martinez, Patricia" w:date="2024-10-08T13:46:00Z" w:initials="LMP">
     <w:p>
       <w:pPr>
         <w:pStyle w:val="Textocomentario"/>
@@ -25121,11 +24069,11 @@
         <w:annotationRef/>
       </w:r>
       <w:r>
-        <w:t>Esto de la referencia a la factura de venta no está reflejado en el modelo de dominio</w:t>
+        <w:t>Yo esto lo separaría en más pasos, por lo menos separar el de “El sistema accede a la factura de venta originaria”</w:t>
       </w:r>
     </w:p>
   </w:comment>
-  <w:comment w:id="87" w:author="Jaime Eduardo Baires Escalante" w:date="2024-11-12T20:23:00Z" w:initials="JB">
+  <w:comment w:id="38" w:author="Lopez Martinez, Patricia" w:date="2024-10-08T13:47:00Z" w:initials="LMP">
     <w:p>
       <w:pPr>
         <w:pStyle w:val="Textocomentario"/>
@@ -25137,11 +24085,11 @@
         <w:annotationRef/>
       </w:r>
       <w:r>
-        <w:t>Listo, añadido.</w:t>
+        <w:t>Como son los del factura, no lo puede ingresar el usuario.</w:t>
       </w:r>
     </w:p>
   </w:comment>
-  <w:comment w:id="88" w:author="Lopez Martinez, Patricia" w:date="2024-07-10T13:23:00Z" w:initials="LMP">
+  <w:comment w:id="40" w:author="Lopez Martinez, Patricia" w:date="2024-10-08T13:49:00Z" w:initials="LMP">
     <w:p>
       <w:pPr>
         <w:pStyle w:val="Textocomentario"/>
@@ -25153,11 +24101,19 @@
         <w:annotationRef/>
       </w:r>
       <w:r>
-        <w:t>Pero esto es de todos los productos, o de los de la factura de venta originaria?</w:t>
+        <w:t>(</w:t>
+      </w:r>
+      <w:proofErr w:type="spellStart"/>
+      <w:r>
+        <w:t>Dí</w:t>
+      </w:r>
+      <w:proofErr w:type="spellEnd"/>
+      <w:r>
+        <w:t xml:space="preserve"> cuales) Los requisitos deben ser verificables, así que si yo digo que va a ser soportado por Firefox y Chrome, haré pruebas en esos. Si lo dejo abierto, no sé en cuales lo tengo que probar.</w:t>
       </w:r>
     </w:p>
   </w:comment>
-  <w:comment w:id="89" w:author="Jaime Eduardo Baires Escalante" w:date="2024-08-24T14:20:00Z" w:initials="JB">
+  <w:comment w:id="55" w:author="Lopez Martinez, Patricia" w:date="2024-10-08T13:57:00Z" w:initials="LMP">
     <w:p>
       <w:pPr>
         <w:pStyle w:val="Textocomentario"/>
@@ -25169,11 +24125,19 @@
         <w:annotationRef/>
       </w:r>
       <w:r>
-        <w:t>Será la lista de productos de la factura de venta originaria. Agrego la aclaración.</w:t>
+        <w:t>En realidad esto quizá sobra, porque no estamos poniendo funcionalidades dirigidas a dar de alta usuario. Se supone que se añadirían de manera directa en el servidor. Si quieres hacerlo, tendrías que poner algún caso de uso que pueda ejecutar el administrador que fuese “</w:t>
+      </w:r>
+      <w:proofErr w:type="spellStart"/>
+      <w:r>
+        <w:t>Anhade</w:t>
+      </w:r>
+      <w:proofErr w:type="spellEnd"/>
+      <w:r>
+        <w:t xml:space="preserve"> vendedor” y “Elimina vendedor”, que también podrían tener sentido.</w:t>
       </w:r>
     </w:p>
   </w:comment>
-  <w:comment w:id="90" w:author="Lopez Martinez, Patricia" w:date="2024-10-08T13:46:00Z" w:initials="LMP">
+  <w:comment w:id="56" w:author="Lopez Martinez, Patricia" w:date="2024-02-20T13:27:00Z" w:initials="LMP">
     <w:p>
       <w:pPr>
         <w:pStyle w:val="Textocomentario"/>
@@ -25185,11 +24149,19 @@
         <w:annotationRef/>
       </w:r>
       <w:r>
-        <w:t>Yo esto lo separaría en más pasos, por lo menos separar el de “El sistema accede a la factura de venta originaria”</w:t>
+        <w:t xml:space="preserve">Esto veremos </w:t>
+      </w:r>
+      <w:proofErr w:type="spellStart"/>
+      <w:r>
+        <w:t>como</w:t>
+      </w:r>
+      <w:proofErr w:type="spellEnd"/>
+      <w:r>
+        <w:t xml:space="preserve"> lo implementamos, lo ibas a hacer con JWT, ¿no?</w:t>
       </w:r>
     </w:p>
   </w:comment>
-  <w:comment w:id="93" w:author="Lopez Martinez, Patricia" w:date="2024-10-08T13:47:00Z" w:initials="LMP">
+  <w:comment w:id="57" w:author="Jaime Eduardo Baires Escalante" w:date="2024-03-03T20:33:00Z" w:initials="JB">
     <w:p>
       <w:pPr>
         <w:pStyle w:val="Textocomentario"/>
@@ -25201,11 +24173,16 @@
         <w:annotationRef/>
       </w:r>
       <w:r>
-        <w:t>Como son los del factura, no lo puede ingresar el usuario.</w:t>
-      </w:r>
+        <w:t xml:space="preserve">Lo voy a hacer con Spring </w:t>
+      </w:r>
+      <w:proofErr w:type="spellStart"/>
+      <w:r>
+        <w:t>Boot</w:t>
+      </w:r>
+      <w:proofErr w:type="spellEnd"/>
     </w:p>
   </w:comment>
-  <w:comment w:id="101" w:author="Lopez Martinez, Patricia" w:date="2024-10-08T13:49:00Z" w:initials="LMP">
+  <w:comment w:id="58" w:author="Lopez Martinez, Patricia" w:date="2024-07-10T13:32:00Z" w:initials="LMP">
     <w:p>
       <w:pPr>
         <w:pStyle w:val="Textocomentario"/>
@@ -25217,11 +24194,19 @@
         <w:annotationRef/>
       </w:r>
       <w:r>
-        <w:t>(Dí cuales) Los requisitos deben ser verificables, así que si yo digo que va a ser soportado por Firefox y Chrome, haré pruebas en esos. Si lo dejo abierto, no sé en cuales lo tengo que probar.</w:t>
+        <w:t xml:space="preserve">Sí, pero </w:t>
+      </w:r>
+      <w:proofErr w:type="spellStart"/>
+      <w:r>
+        <w:t>SpringBoot</w:t>
+      </w:r>
+      <w:proofErr w:type="spellEnd"/>
+      <w:r>
+        <w:t xml:space="preserve"> te ofrece diferentes opciones, tienes que mirar con cual lo haces.</w:t>
       </w:r>
     </w:p>
   </w:comment>
-  <w:comment w:id="134" w:author="Lopez Martinez, Patricia" w:date="2024-10-08T13:57:00Z" w:initials="LMP">
+  <w:comment w:id="59" w:author="Lopez Martinez, Patricia" w:date="2024-10-08T13:58:00Z" w:initials="LMP">
     <w:p>
       <w:pPr>
         <w:pStyle w:val="Textocomentario"/>
@@ -25233,124 +24218,49 @@
         <w:annotationRef/>
       </w:r>
       <w:r>
-        <w:t>En realidad esto quizá sobra, porque no estamos poniendo funcionalidades dirigidas a dar de alta usuario. Se supone que se añadirían de manera directa en el servidor. Si quieres hacerlo, tendrías que poner algún caso de uso que pueda ejecutar el administrador que fuese “Anhade vendedor” y “Elimina vendedor”, que también podrían tener sentido.</w:t>
-      </w:r>
-    </w:p>
-  </w:comment>
-  <w:comment w:id="135" w:author="Jaime Eduardo Baires Escalante" w:date="2024-11-12T20:17:00Z" w:initials="JB">
-    <w:p>
-      <w:pPr>
-        <w:pStyle w:val="Textocomentario"/>
-      </w:pPr>
-      <w:r>
-        <w:rPr>
-          <w:rStyle w:val="Refdecomentario"/>
-        </w:rPr>
-        <w:annotationRef/>
-      </w:r>
-      <w:r>
-        <w:t>Tienes razón, elimino esto entonces.</w:t>
-      </w:r>
-    </w:p>
-  </w:comment>
-  <w:comment w:id="146" w:author="Lopez Martinez, Patricia" w:date="2024-02-20T13:27:00Z" w:initials="LMP">
-    <w:p>
-      <w:pPr>
-        <w:pStyle w:val="Textocomentario"/>
-      </w:pPr>
-      <w:r>
-        <w:rPr>
-          <w:rStyle w:val="Refdecomentario"/>
-        </w:rPr>
-        <w:annotationRef/>
-      </w:r>
-      <w:r>
-        <w:t>Esto veremos como lo implementamos, lo ibas a hacer con JWT, ¿no?</w:t>
-      </w:r>
-    </w:p>
-  </w:comment>
-  <w:comment w:id="147" w:author="Jaime Eduardo Baires Escalante" w:date="2024-03-03T20:33:00Z" w:initials="JB">
-    <w:p>
-      <w:pPr>
-        <w:pStyle w:val="Textocomentario"/>
-      </w:pPr>
-      <w:r>
-        <w:rPr>
-          <w:rStyle w:val="Refdecomentario"/>
-        </w:rPr>
-        <w:annotationRef/>
-      </w:r>
-      <w:r>
-        <w:t>Lo voy a hacer con Spring Boot</w:t>
-      </w:r>
-    </w:p>
-  </w:comment>
-  <w:comment w:id="148" w:author="Lopez Martinez, Patricia" w:date="2024-07-10T13:32:00Z" w:initials="LMP">
-    <w:p>
-      <w:pPr>
-        <w:pStyle w:val="Textocomentario"/>
-      </w:pPr>
-      <w:r>
-        <w:rPr>
-          <w:rStyle w:val="Refdecomentario"/>
-        </w:rPr>
-        <w:annotationRef/>
-      </w:r>
-      <w:r>
-        <w:t>Sí, pero SpringBoot te ofrece diferentes opciones, tienes que mirar con cual lo haces.</w:t>
-      </w:r>
-    </w:p>
-  </w:comment>
-  <w:comment w:id="149" w:author="Lopez Martinez, Patricia" w:date="2024-10-08T13:58:00Z" w:initials="LMP">
-    <w:p>
-      <w:pPr>
-        <w:pStyle w:val="Textocomentario"/>
-      </w:pPr>
-      <w:r>
-        <w:rPr>
-          <w:rStyle w:val="Refdecomentario"/>
-        </w:rPr>
-        <w:annotationRef/>
-      </w:r>
-      <w:r>
-        <w:t>Bueno, en función de como lo hagamos, esto quizá haya que cambiarlo</w:t>
-      </w:r>
+        <w:t xml:space="preserve">Bueno, en función de </w:t>
+      </w:r>
+      <w:proofErr w:type="spellStart"/>
+      <w:r>
+        <w:t>como</w:t>
+      </w:r>
+      <w:proofErr w:type="spellEnd"/>
+      <w:r>
+        <w:t xml:space="preserve"> lo hagamos, esto quizá haya que cambiarlo</w:t>
+      </w:r>
+      <w:bookmarkStart w:id="60" w:name="_GoBack"/>
+      <w:bookmarkEnd w:id="60"/>
     </w:p>
   </w:comment>
 </w:comments>
 </file>
 
 <file path=word/commentsExtended.xml><?xml version="1.0" encoding="utf-8"?>
-<w15:commentsEx xmlns:wpc="http://schemas.microsoft.com/office/word/2010/wordprocessingCanvas" xmlns:cx="http://schemas.microsoft.com/office/drawing/2014/chartex" xmlns:cx1="http://schemas.microsoft.com/office/drawing/2015/9/8/chartex" xmlns:cx2="http://schemas.microsoft.com/office/drawing/2015/10/21/chartex" xmlns:cx3="http://schemas.microsoft.com/office/drawing/2016/5/9/chartex" xmlns:cx4="http://schemas.microsoft.com/office/drawing/2016/5/10/chartex" xmlns:cx5="http://schemas.microsoft.com/office/drawing/2016/5/11/chartex" xmlns:cx6="http://schemas.microsoft.com/office/drawing/2016/5/12/chartex" xmlns:cx7="http://schemas.microsoft.com/office/drawing/2016/5/13/chartex" xmlns:cx8="http://schemas.microsoft.com/office/drawing/2016/5/14/chartex" xmlns:mc="http://schemas.openxmlformats.org/markup-compatibility/2006" xmlns:aink="http://schemas.microsoft.com/office/drawing/2016/ink" xmlns:am3d="http://schemas.microsoft.com/office/drawing/2017/model3d" xmlns:o="urn:schemas-microsoft-com:office:office" xmlns:oel="http://schemas.microsoft.com/office/2019/extlst" xmlns:r="http://schemas.openxmlformats.org/officeDocument/2006/relationships" xmlns:m="http://schemas.openxmlformats.org/officeDocument/2006/math" xmlns:v="urn:schemas-microsoft-com:vml" xmlns:wp14="http://schemas.microsoft.com/office/word/2010/wordprocessingDrawing" xmlns:wp="http://schemas.openxmlformats.org/drawingml/2006/wordprocessingDrawing" xmlns:w10="urn:schemas-microsoft-com:office:word" xmlns:w="http://schemas.openxmlformats.org/wordprocessingml/2006/main" xmlns:w14="http://schemas.microsoft.com/office/word/2010/wordml" xmlns:w15="http://schemas.microsoft.com/office/word/2012/wordml" xmlns:w16cex="http://schemas.microsoft.com/office/word/2018/wordml/cex" xmlns:w16cid="http://schemas.microsoft.com/office/word/2016/wordml/cid" xmlns:w16="http://schemas.microsoft.com/office/word/2018/wordml" xmlns:w16du="http://schemas.microsoft.com/office/word/2023/wordml/word16du" xmlns:w16sdtdh="http://schemas.microsoft.com/office/word/2020/wordml/sdtdatahash" xmlns:w16sdtfl="http://schemas.microsoft.com/office/word/2024/wordml/sdtformatlock" xmlns:w16se="http://schemas.microsoft.com/office/word/2015/wordml/symex" xmlns:wpg="http://schemas.microsoft.com/office/word/2010/wordprocessingGroup" xmlns:wpi="http://schemas.microsoft.com/office/word/2010/wordprocessingInk" xmlns:wne="http://schemas.microsoft.com/office/word/2006/wordml" xmlns:wps="http://schemas.microsoft.com/office/word/2010/wordprocessingShape" mc:Ignorable="w14 w15 w16se w16cid w16 w16cex w16sdtdh w16sdtfl w16du wp14">
-  <w15:commentEx w15:paraId="33650167" w15:done="1"/>
-  <w15:commentEx w15:paraId="285EC3D4" w15:paraIdParent="33650167" w15:done="1"/>
+<w15:commentsEx xmlns:wpc="http://schemas.microsoft.com/office/word/2010/wordprocessingCanvas" xmlns:cx="http://schemas.microsoft.com/office/drawing/2014/chartex" xmlns:cx1="http://schemas.microsoft.com/office/drawing/2015/9/8/chartex" xmlns:cx2="http://schemas.microsoft.com/office/drawing/2015/10/21/chartex" xmlns:cx3="http://schemas.microsoft.com/office/drawing/2016/5/9/chartex" xmlns:cx4="http://schemas.microsoft.com/office/drawing/2016/5/10/chartex" xmlns:cx5="http://schemas.microsoft.com/office/drawing/2016/5/11/chartex" xmlns:cx6="http://schemas.microsoft.com/office/drawing/2016/5/12/chartex" xmlns:cx7="http://schemas.microsoft.com/office/drawing/2016/5/13/chartex" xmlns:cx8="http://schemas.microsoft.com/office/drawing/2016/5/14/chartex" xmlns:mc="http://schemas.openxmlformats.org/markup-compatibility/2006" xmlns:aink="http://schemas.microsoft.com/office/drawing/2016/ink" xmlns:am3d="http://schemas.microsoft.com/office/drawing/2017/model3d" xmlns:o="urn:schemas-microsoft-com:office:office" xmlns:r="http://schemas.openxmlformats.org/officeDocument/2006/relationships" xmlns:m="http://schemas.openxmlformats.org/officeDocument/2006/math" xmlns:v="urn:schemas-microsoft-com:vml" xmlns:wp14="http://schemas.microsoft.com/office/word/2010/wordprocessingDrawing" xmlns:wp="http://schemas.openxmlformats.org/drawingml/2006/wordprocessingDrawing" xmlns:w10="urn:schemas-microsoft-com:office:word" xmlns:w="http://schemas.openxmlformats.org/wordprocessingml/2006/main" xmlns:w14="http://schemas.microsoft.com/office/word/2010/wordml" xmlns:w15="http://schemas.microsoft.com/office/word/2012/wordml" xmlns:w16cid="http://schemas.microsoft.com/office/word/2016/wordml/cid" xmlns:w16se="http://schemas.microsoft.com/office/word/2015/wordml/symex" xmlns:wpg="http://schemas.microsoft.com/office/word/2010/wordprocessingGroup" xmlns:wpi="http://schemas.microsoft.com/office/word/2010/wordprocessingInk" xmlns:wne="http://schemas.microsoft.com/office/word/2006/wordml" xmlns:wps="http://schemas.microsoft.com/office/word/2010/wordprocessingShape" mc:Ignorable="w14 w15 w16se w16cid wp14">
+  <w15:commentEx w15:paraId="33650167" w15:done="0"/>
   <w15:commentEx w15:paraId="71C0EA74" w15:done="1"/>
   <w15:commentEx w15:paraId="36B553E1" w15:paraIdParent="71C0EA74" w15:done="1"/>
-  <w15:commentEx w15:paraId="6A6D7E49" w15:paraIdParent="71C0EA74" w15:done="1"/>
-  <w15:commentEx w15:paraId="1D2E443E" w15:done="1"/>
-  <w15:commentEx w15:paraId="5CDDF433" w15:done="1"/>
-  <w15:commentEx w15:paraId="49EE2C1B" w15:paraIdParent="5CDDF433" w15:done="1"/>
-  <w15:commentEx w15:paraId="511EF102" w15:paraIdParent="5CDDF433" w15:done="1"/>
-  <w15:commentEx w15:paraId="3DB3285C" w15:paraIdParent="5CDDF433" w15:done="1"/>
-  <w15:commentEx w15:paraId="257B25E7" w15:paraIdParent="5CDDF433" w15:done="1"/>
-  <w15:commentEx w15:paraId="0256D271" w15:paraIdParent="5CDDF433" w15:done="1"/>
-  <w15:commentEx w15:paraId="02C4EDAB" w15:paraIdParent="5CDDF433" w15:done="1"/>
-  <w15:commentEx w15:paraId="4C86C84A" w15:done="1"/>
-  <w15:commentEx w15:paraId="2D87A382" w15:done="1"/>
-  <w15:commentEx w15:paraId="0C341CD4" w15:done="1"/>
-  <w15:commentEx w15:paraId="0022F78E" w15:paraIdParent="0C341CD4" w15:done="1"/>
+  <w15:commentEx w15:paraId="6A6D7E49" w15:paraIdParent="71C0EA74" w15:done="0"/>
+  <w15:commentEx w15:paraId="372460CB" w15:done="0"/>
+  <w15:commentEx w15:paraId="1D2E443E" w15:done="0"/>
+  <w15:commentEx w15:paraId="5CDDF433" w15:done="0"/>
+  <w15:commentEx w15:paraId="49EE2C1B" w15:paraIdParent="5CDDF433" w15:done="0"/>
+  <w15:commentEx w15:paraId="511EF102" w15:paraIdParent="5CDDF433" w15:done="0"/>
+  <w15:commentEx w15:paraId="3DB3285C" w15:paraIdParent="5CDDF433" w15:done="0"/>
+  <w15:commentEx w15:paraId="257B25E7" w15:paraIdParent="5CDDF433" w15:done="0"/>
+  <w15:commentEx w15:paraId="0256D271" w15:paraIdParent="5CDDF433" w15:done="0"/>
+  <w15:commentEx w15:paraId="4C86C84A" w15:done="0"/>
+  <w15:commentEx w15:paraId="2D87A382" w15:done="0"/>
+  <w15:commentEx w15:paraId="0C341CD4" w15:done="0"/>
   <w15:commentEx w15:paraId="36AD0188" w15:done="0"/>
-  <w15:commentEx w15:paraId="6A0F8CE3" w15:done="1"/>
-  <w15:commentEx w15:paraId="5E7A0CE4" w15:paraIdParent="6A0F8CE3" w15:done="1"/>
-  <w15:commentEx w15:paraId="6C657ABC" w15:done="1"/>
-  <w15:commentEx w15:paraId="7F43F72C" w15:paraIdParent="6C657ABC" w15:done="1"/>
+  <w15:commentEx w15:paraId="6A0F8CE3" w15:done="0"/>
+  <w15:commentEx w15:paraId="6C657ABC" w15:done="0"/>
   <w15:commentEx w15:paraId="096A3B87" w15:done="1"/>
   <w15:commentEx w15:paraId="7037EF85" w15:paraIdParent="096A3B87" w15:done="1"/>
-  <w15:commentEx w15:paraId="7D143DF9" w15:paraIdParent="096A3B87" w15:done="1"/>
-  <w15:commentEx w15:paraId="04848B49" w15:done="1"/>
-  <w15:commentEx w15:paraId="7F995BF0" w15:done="1"/>
-  <w15:commentEx w15:paraId="60D7281E" w15:done="1"/>
-  <w15:commentEx w15:paraId="0CC3CDF1" w15:paraIdParent="60D7281E" w15:done="1"/>
+  <w15:commentEx w15:paraId="7D143DF9" w15:paraIdParent="096A3B87" w15:done="0"/>
+  <w15:commentEx w15:paraId="04848B49" w15:done="0"/>
+  <w15:commentEx w15:paraId="7F995BF0" w15:done="0"/>
+  <w15:commentEx w15:paraId="60D7281E" w15:done="0"/>
   <w15:commentEx w15:paraId="4E345C84" w15:done="0"/>
   <w15:commentEx w15:paraId="00402F7A" w15:paraIdParent="4E345C84" w15:done="0"/>
   <w15:commentEx w15:paraId="1BCBC79E" w15:paraIdParent="4E345C84" w15:done="0"/>
@@ -25359,28 +24269,25 @@
 </file>
 
 <file path=word/commentsExtensible.xml><?xml version="1.0" encoding="utf-8"?>
-<w16cex:commentsExtensible xmlns:wpc="http://schemas.microsoft.com/office/word/2010/wordprocessingCanvas" xmlns:cx="http://schemas.microsoft.com/office/drawing/2014/chartex" xmlns:cx1="http://schemas.microsoft.com/office/drawing/2015/9/8/chartex" xmlns:cx2="http://schemas.microsoft.com/office/drawing/2015/10/21/chartex" xmlns:cx3="http://schemas.microsoft.com/office/drawing/2016/5/9/chartex" xmlns:cx4="http://schemas.microsoft.com/office/drawing/2016/5/10/chartex" xmlns:cx5="http://schemas.microsoft.com/office/drawing/2016/5/11/chartex" xmlns:cx6="http://schemas.microsoft.com/office/drawing/2016/5/12/chartex" xmlns:cx7="http://schemas.microsoft.com/office/drawing/2016/5/13/chartex" xmlns:cx8="http://schemas.microsoft.com/office/drawing/2016/5/14/chartex" xmlns:cr="http://schemas.microsoft.com/office/comments/2020/reactions" xmlns:mc="http://schemas.openxmlformats.org/markup-compatibility/2006" xmlns:aink="http://schemas.microsoft.com/office/drawing/2016/ink" xmlns:am3d="http://schemas.microsoft.com/office/drawing/2017/model3d" xmlns:o="urn:schemas-microsoft-com:office:office" xmlns:oel="http://schemas.microsoft.com/office/2019/extlst" xmlns:r="http://schemas.openxmlformats.org/officeDocument/2006/relationships" xmlns:m="http://schemas.openxmlformats.org/officeDocument/2006/math" xmlns:v="urn:schemas-microsoft-com:vml" xmlns:wp14="http://schemas.microsoft.com/office/word/2010/wordprocessingDrawing" xmlns:wp="http://schemas.openxmlformats.org/drawingml/2006/wordprocessingDrawing" xmlns:w10="urn:schemas-microsoft-com:office:word" xmlns:w="http://schemas.openxmlformats.org/wordprocessingml/2006/main" xmlns:w14="http://schemas.microsoft.com/office/word/2010/wordml" xmlns:w15="http://schemas.microsoft.com/office/word/2012/wordml" xmlns:w16cex="http://schemas.microsoft.com/office/word/2018/wordml/cex" xmlns:w16cid="http://schemas.microsoft.com/office/word/2016/wordml/cid" xmlns:w16="http://schemas.microsoft.com/office/word/2018/wordml" xmlns:w16du="http://schemas.microsoft.com/office/word/2023/wordml/word16du" xmlns:w16sdtdh="http://schemas.microsoft.com/office/word/2020/wordml/sdtdatahash" xmlns:w16sdtfl="http://schemas.microsoft.com/office/word/2024/wordml/sdtformatlock" xmlns:w16se="http://schemas.microsoft.com/office/word/2015/wordml/symex" xmlns:wpg="http://schemas.microsoft.com/office/word/2010/wordprocessingGroup" xmlns:wpi="http://schemas.microsoft.com/office/word/2010/wordprocessingInk" xmlns:wne="http://schemas.microsoft.com/office/word/2006/wordml" xmlns:wps="http://schemas.microsoft.com/office/word/2010/wordprocessingShape" mc:Ignorable="w14 w15 w16se w16cid w16 w16cex w16sdtdh w16sdtfl cr w16du wp14">
-  <w16cex:commentExtensible w16cex:durableId="2DE1F0FC" w16cex:dateUtc="2024-10-27T17:31:00Z"/>
+<w16cex:commentsExtensible xmlns:wpc="http://schemas.microsoft.com/office/word/2010/wordprocessingCanvas" xmlns:cx="http://schemas.microsoft.com/office/drawing/2014/chartex" xmlns:cx1="http://schemas.microsoft.com/office/drawing/2015/9/8/chartex" xmlns:cx2="http://schemas.microsoft.com/office/drawing/2015/10/21/chartex" xmlns:cx3="http://schemas.microsoft.com/office/drawing/2016/5/9/chartex" xmlns:cx4="http://schemas.microsoft.com/office/drawing/2016/5/10/chartex" xmlns:cx5="http://schemas.microsoft.com/office/drawing/2016/5/11/chartex" xmlns:cx6="http://schemas.microsoft.com/office/drawing/2016/5/12/chartex" xmlns:cx7="http://schemas.microsoft.com/office/drawing/2016/5/13/chartex" xmlns:cx8="http://schemas.microsoft.com/office/drawing/2016/5/14/chartex" xmlns:cr="http://schemas.microsoft.com/office/comments/2020/reactions" xmlns:mc="http://schemas.openxmlformats.org/markup-compatibility/2006" xmlns:aink="http://schemas.microsoft.com/office/drawing/2016/ink" xmlns:am3d="http://schemas.microsoft.com/office/drawing/2017/model3d" xmlns:o="urn:schemas-microsoft-com:office:office" xmlns:oel="http://schemas.microsoft.com/office/2019/extlst" xmlns:r="http://schemas.openxmlformats.org/officeDocument/2006/relationships" xmlns:m="http://schemas.openxmlformats.org/officeDocument/2006/math" xmlns:v="urn:schemas-microsoft-com:vml" xmlns:wp14="http://schemas.microsoft.com/office/word/2010/wordprocessingDrawing" xmlns:wp="http://schemas.openxmlformats.org/drawingml/2006/wordprocessingDrawing" xmlns:w10="urn:schemas-microsoft-com:office:word" xmlns:w="http://schemas.openxmlformats.org/wordprocessingml/2006/main" xmlns:w14="http://schemas.microsoft.com/office/word/2010/wordml" xmlns:w15="http://schemas.microsoft.com/office/word/2012/wordml" xmlns:w16cex="http://schemas.microsoft.com/office/word/2018/wordml/cex" xmlns:w16cid="http://schemas.microsoft.com/office/word/2016/wordml/cid" xmlns:w16="http://schemas.microsoft.com/office/word/2018/wordml" xmlns:w16du="http://schemas.microsoft.com/office/word/2023/wordml/word16du" xmlns:w16sdtdh="http://schemas.microsoft.com/office/word/2020/wordml/sdtdatahash" xmlns:w16se="http://schemas.microsoft.com/office/word/2015/wordml/symex" xmlns:wpg="http://schemas.microsoft.com/office/word/2010/wordprocessingGroup" xmlns:wpi="http://schemas.microsoft.com/office/word/2010/wordprocessingInk" xmlns:wne="http://schemas.microsoft.com/office/word/2006/wordml" xmlns:wps="http://schemas.microsoft.com/office/word/2010/wordprocessingShape" mc:Ignorable="w14 w15 w16se w16cid w16 w16cex w16sdtdh cr w16du wp14">
+  <w16cex:commentExtensible w16cex:durableId="24C48072" w16cex:dateUtc="2024-09-01T15:44:00Z"/>
   <w16cex:commentExtensible w16cex:durableId="5D0F1712" w16cex:dateUtc="2024-08-24T12:31:00Z"/>
   <w16cex:commentExtensible w16cex:durableId="0EF16497" w16cex:dateUtc="2024-02-13T21:00:00Z"/>
   <w16cex:commentExtensible w16cex:durableId="5943BA27" w16cex:dateUtc="2024-03-03T19:01:00Z"/>
-  <w16cex:commentExtensible w16cex:durableId="6F8892D0" w16cex:dateUtc="2024-11-12T19:29:00Z"/>
-  <w16cex:commentExtensible w16cex:durableId="4FC606D6" w16cex:dateUtc="2024-10-27T17:42:00Z"/>
-  <w16cex:commentExtensible w16cex:durableId="11ADB509" w16cex:dateUtc="2024-10-27T17:40:00Z"/>
-  <w16cex:commentExtensible w16cex:durableId="19C10182" w16cex:dateUtc="2024-11-12T19:23:00Z"/>
   <w16cex:commentExtensible w16cex:durableId="4B16F2C1" w16cex:dateUtc="2024-08-24T12:20:00Z"/>
-  <w16cex:commentExtensible w16cex:durableId="3AF408E7" w16cex:dateUtc="2024-11-12T19:17:00Z"/>
+  <w16cex:commentExtensible w16cex:durableId="55D4A594" w16cex:dateUtc="2024-08-24T12:22:00Z"/>
+  <w16cex:commentExtensible w16cex:durableId="20DB8097" w16cex:dateUtc="2024-09-01T15:31:00Z"/>
   <w16cex:commentExtensible w16cex:durableId="60156EAB" w16cex:dateUtc="2024-03-03T19:33:00Z"/>
 </w16cex:commentsExtensible>
 </file>
 
 <file path=word/commentsIds.xml><?xml version="1.0" encoding="utf-8"?>
-<w16cid:commentsIds xmlns:wpc="http://schemas.microsoft.com/office/word/2010/wordprocessingCanvas" xmlns:cx="http://schemas.microsoft.com/office/drawing/2014/chartex" xmlns:cx1="http://schemas.microsoft.com/office/drawing/2015/9/8/chartex" xmlns:cx2="http://schemas.microsoft.com/office/drawing/2015/10/21/chartex" xmlns:cx3="http://schemas.microsoft.com/office/drawing/2016/5/9/chartex" xmlns:cx4="http://schemas.microsoft.com/office/drawing/2016/5/10/chartex" xmlns:cx5="http://schemas.microsoft.com/office/drawing/2016/5/11/chartex" xmlns:cx6="http://schemas.microsoft.com/office/drawing/2016/5/12/chartex" xmlns:cx7="http://schemas.microsoft.com/office/drawing/2016/5/13/chartex" xmlns:cx8="http://schemas.microsoft.com/office/drawing/2016/5/14/chartex" xmlns:mc="http://schemas.openxmlformats.org/markup-compatibility/2006" xmlns:aink="http://schemas.microsoft.com/office/drawing/2016/ink" xmlns:am3d="http://schemas.microsoft.com/office/drawing/2017/model3d" xmlns:o="urn:schemas-microsoft-com:office:office" xmlns:oel="http://schemas.microsoft.com/office/2019/extlst" xmlns:r="http://schemas.openxmlformats.org/officeDocument/2006/relationships" xmlns:m="http://schemas.openxmlformats.org/officeDocument/2006/math" xmlns:v="urn:schemas-microsoft-com:vml" xmlns:wp14="http://schemas.microsoft.com/office/word/2010/wordprocessingDrawing" xmlns:wp="http://schemas.openxmlformats.org/drawingml/2006/wordprocessingDrawing" xmlns:w10="urn:schemas-microsoft-com:office:word" xmlns:w="http://schemas.openxmlformats.org/wordprocessingml/2006/main" xmlns:w14="http://schemas.microsoft.com/office/word/2010/wordml" xmlns:w15="http://schemas.microsoft.com/office/word/2012/wordml" xmlns:w16cex="http://schemas.microsoft.com/office/word/2018/wordml/cex" xmlns:w16cid="http://schemas.microsoft.com/office/word/2016/wordml/cid" xmlns:w16="http://schemas.microsoft.com/office/word/2018/wordml" xmlns:w16du="http://schemas.microsoft.com/office/word/2023/wordml/word16du" xmlns:w16sdtdh="http://schemas.microsoft.com/office/word/2020/wordml/sdtdatahash" xmlns:w16sdtfl="http://schemas.microsoft.com/office/word/2024/wordml/sdtformatlock" xmlns:w16se="http://schemas.microsoft.com/office/word/2015/wordml/symex" xmlns:wpg="http://schemas.microsoft.com/office/word/2010/wordprocessingGroup" xmlns:wpi="http://schemas.microsoft.com/office/word/2010/wordprocessingInk" xmlns:wne="http://schemas.microsoft.com/office/word/2006/wordml" xmlns:wps="http://schemas.microsoft.com/office/word/2010/wordprocessingShape" mc:Ignorable="w14 w15 w16se w16cid w16 w16cex w16sdtdh w16sdtfl w16du wp14">
+<w16cid:commentsIds xmlns:wpc="http://schemas.microsoft.com/office/word/2010/wordprocessingCanvas" xmlns:cx="http://schemas.microsoft.com/office/drawing/2014/chartex" xmlns:cx1="http://schemas.microsoft.com/office/drawing/2015/9/8/chartex" xmlns:cx2="http://schemas.microsoft.com/office/drawing/2015/10/21/chartex" xmlns:cx3="http://schemas.microsoft.com/office/drawing/2016/5/9/chartex" xmlns:cx4="http://schemas.microsoft.com/office/drawing/2016/5/10/chartex" xmlns:cx5="http://schemas.microsoft.com/office/drawing/2016/5/11/chartex" xmlns:cx6="http://schemas.microsoft.com/office/drawing/2016/5/12/chartex" xmlns:cx7="http://schemas.microsoft.com/office/drawing/2016/5/13/chartex" xmlns:cx8="http://schemas.microsoft.com/office/drawing/2016/5/14/chartex" xmlns:mc="http://schemas.openxmlformats.org/markup-compatibility/2006" xmlns:aink="http://schemas.microsoft.com/office/drawing/2016/ink" xmlns:am3d="http://schemas.microsoft.com/office/drawing/2017/model3d" xmlns:o="urn:schemas-microsoft-com:office:office" xmlns:r="http://schemas.openxmlformats.org/officeDocument/2006/relationships" xmlns:m="http://schemas.openxmlformats.org/officeDocument/2006/math" xmlns:v="urn:schemas-microsoft-com:vml" xmlns:wp14="http://schemas.microsoft.com/office/word/2010/wordprocessingDrawing" xmlns:wp="http://schemas.openxmlformats.org/drawingml/2006/wordprocessingDrawing" xmlns:w10="urn:schemas-microsoft-com:office:word" xmlns:w="http://schemas.openxmlformats.org/wordprocessingml/2006/main" xmlns:w14="http://schemas.microsoft.com/office/word/2010/wordml" xmlns:w15="http://schemas.microsoft.com/office/word/2012/wordml" xmlns:w16cid="http://schemas.microsoft.com/office/word/2016/wordml/cid" xmlns:w16se="http://schemas.microsoft.com/office/word/2015/wordml/symex" xmlns:wpg="http://schemas.microsoft.com/office/word/2010/wordprocessingGroup" xmlns:wpi="http://schemas.microsoft.com/office/word/2010/wordprocessingInk" xmlns:wne="http://schemas.microsoft.com/office/word/2006/wordml" xmlns:wps="http://schemas.microsoft.com/office/word/2010/wordprocessingShape" mc:Ignorable="w14 w15 w16se w16cid wp14">
   <w16cid:commentId w16cid:paraId="33650167" w16cid:durableId="2AAFB1CF"/>
-  <w16cid:commentId w16cid:paraId="285EC3D4" w16cid:durableId="2DE1F0FC"/>
   <w16cid:commentId w16cid:paraId="71C0EA74" w16cid:durableId="2A3908BD"/>
   <w16cid:commentId w16cid:paraId="36B553E1" w16cid:durableId="5D0F1712"/>
   <w16cid:commentId w16cid:paraId="6A6D7E49" w16cid:durableId="2AAFB240"/>
+  <w16cid:commentId w16cid:paraId="372460CB" w16cid:durableId="2AAFB27B"/>
   <w16cid:commentId w16cid:paraId="1D2E443E" w16cid:durableId="2AAFB41A"/>
   <w16cid:commentId w16cid:paraId="5CDDF433" w16cid:durableId="5D1B2F15"/>
   <w16cid:commentId w16cid:paraId="49EE2C1B" w16cid:durableId="0EF16497"/>
@@ -25388,23 +24295,18 @@
   <w16cid:commentId w16cid:paraId="3DB3285C" w16cid:durableId="5943BA27"/>
   <w16cid:commentId w16cid:paraId="257B25E7" w16cid:durableId="2A390924"/>
   <w16cid:commentId w16cid:paraId="0256D271" w16cid:durableId="2AAFB4AF"/>
-  <w16cid:commentId w16cid:paraId="02C4EDAB" w16cid:durableId="6F8892D0"/>
   <w16cid:commentId w16cid:paraId="4C86C84A" w16cid:durableId="2AAFB4E1"/>
   <w16cid:commentId w16cid:paraId="2D87A382" w16cid:durableId="2AAFB5D3"/>
   <w16cid:commentId w16cid:paraId="0C341CD4" w16cid:durableId="2AAFB56C"/>
-  <w16cid:commentId w16cid:paraId="0022F78E" w16cid:durableId="4FC606D6"/>
   <w16cid:commentId w16cid:paraId="36AD0188" w16cid:durableId="2AAFB58D"/>
   <w16cid:commentId w16cid:paraId="6A0F8CE3" w16cid:durableId="2AAFB5B4"/>
-  <w16cid:commentId w16cid:paraId="5E7A0CE4" w16cid:durableId="11ADB509"/>
   <w16cid:commentId w16cid:paraId="6C657ABC" w16cid:durableId="2AAFB5FC"/>
-  <w16cid:commentId w16cid:paraId="7F43F72C" w16cid:durableId="19C10182"/>
   <w16cid:commentId w16cid:paraId="096A3B87" w16cid:durableId="2A3909CF"/>
   <w16cid:commentId w16cid:paraId="7037EF85" w16cid:durableId="4B16F2C1"/>
   <w16cid:commentId w16cid:paraId="7D143DF9" w16cid:durableId="2AAFB620"/>
   <w16cid:commentId w16cid:paraId="04848B49" w16cid:durableId="2AAFB65A"/>
   <w16cid:commentId w16cid:paraId="7F995BF0" w16cid:durableId="2AAFB6E5"/>
   <w16cid:commentId w16cid:paraId="60D7281E" w16cid:durableId="2AAFB8B5"/>
-  <w16cid:commentId w16cid:paraId="0CC3CDF1" w16cid:durableId="3AF408E7"/>
   <w16cid:commentId w16cid:paraId="4E345C84" w16cid:durableId="297F274C"/>
   <w16cid:commentId w16cid:paraId="00402F7A" w16cid:durableId="60156EAB"/>
   <w16cid:commentId w16cid:paraId="1BCBC79E" w16cid:durableId="2A390BE2"/>
@@ -25413,7 +24315,7 @@
 </file>
 
 <file path=word/endnotes.xml><?xml version="1.0" encoding="utf-8"?>
-<w:endnotes xmlns:wpc="http://schemas.microsoft.com/office/word/2010/wordprocessingCanvas" xmlns:cx="http://schemas.microsoft.com/office/drawing/2014/chartex" xmlns:cx1="http://schemas.microsoft.com/office/drawing/2015/9/8/chartex" xmlns:cx2="http://schemas.microsoft.com/office/drawing/2015/10/21/chartex" xmlns:cx3="http://schemas.microsoft.com/office/drawing/2016/5/9/chartex" xmlns:cx4="http://schemas.microsoft.com/office/drawing/2016/5/10/chartex" xmlns:cx5="http://schemas.microsoft.com/office/drawing/2016/5/11/chartex" xmlns:cx6="http://schemas.microsoft.com/office/drawing/2016/5/12/chartex" xmlns:cx7="http://schemas.microsoft.com/office/drawing/2016/5/13/chartex" xmlns:cx8="http://schemas.microsoft.com/office/drawing/2016/5/14/chartex" xmlns:mc="http://schemas.openxmlformats.org/markup-compatibility/2006" xmlns:aink="http://schemas.microsoft.com/office/drawing/2016/ink" xmlns:am3d="http://schemas.microsoft.com/office/drawing/2017/model3d" xmlns:o="urn:schemas-microsoft-com:office:office" xmlns:oel="http://schemas.microsoft.com/office/2019/extlst" xmlns:r="http://schemas.openxmlformats.org/officeDocument/2006/relationships" xmlns:m="http://schemas.openxmlformats.org/officeDocument/2006/math" xmlns:v="urn:schemas-microsoft-com:vml" xmlns:wp14="http://schemas.microsoft.com/office/word/2010/wordprocessingDrawing" xmlns:wp="http://schemas.openxmlformats.org/drawingml/2006/wordprocessingDrawing" xmlns:w10="urn:schemas-microsoft-com:office:word" xmlns:w="http://schemas.openxmlformats.org/wordprocessingml/2006/main" xmlns:w14="http://schemas.microsoft.com/office/word/2010/wordml" xmlns:w15="http://schemas.microsoft.com/office/word/2012/wordml" xmlns:w16cex="http://schemas.microsoft.com/office/word/2018/wordml/cex" xmlns:w16cid="http://schemas.microsoft.com/office/word/2016/wordml/cid" xmlns:w16="http://schemas.microsoft.com/office/word/2018/wordml" xmlns:w16du="http://schemas.microsoft.com/office/word/2023/wordml/word16du" xmlns:w16sdtdh="http://schemas.microsoft.com/office/word/2020/wordml/sdtdatahash" xmlns:w16sdtfl="http://schemas.microsoft.com/office/word/2024/wordml/sdtformatlock" xmlns:w16se="http://schemas.microsoft.com/office/word/2015/wordml/symex" xmlns:wpg="http://schemas.microsoft.com/office/word/2010/wordprocessingGroup" xmlns:wpi="http://schemas.microsoft.com/office/word/2010/wordprocessingInk" xmlns:wne="http://schemas.microsoft.com/office/word/2006/wordml" xmlns:wps="http://schemas.microsoft.com/office/word/2010/wordprocessingShape" mc:Ignorable="w14 w15 w16se w16cid w16 w16cex w16sdtdh w16sdtfl w16du wp14">
+<w:endnotes xmlns:wpc="http://schemas.microsoft.com/office/word/2010/wordprocessingCanvas" xmlns:cx="http://schemas.microsoft.com/office/drawing/2014/chartex" xmlns:cx1="http://schemas.microsoft.com/office/drawing/2015/9/8/chartex" xmlns:cx2="http://schemas.microsoft.com/office/drawing/2015/10/21/chartex" xmlns:cx3="http://schemas.microsoft.com/office/drawing/2016/5/9/chartex" xmlns:cx4="http://schemas.microsoft.com/office/drawing/2016/5/10/chartex" xmlns:cx5="http://schemas.microsoft.com/office/drawing/2016/5/11/chartex" xmlns:cx6="http://schemas.microsoft.com/office/drawing/2016/5/12/chartex" xmlns:cx7="http://schemas.microsoft.com/office/drawing/2016/5/13/chartex" xmlns:cx8="http://schemas.microsoft.com/office/drawing/2016/5/14/chartex" xmlns:mc="http://schemas.openxmlformats.org/markup-compatibility/2006" xmlns:aink="http://schemas.microsoft.com/office/drawing/2016/ink" xmlns:am3d="http://schemas.microsoft.com/office/drawing/2017/model3d" xmlns:o="urn:schemas-microsoft-com:office:office" xmlns:r="http://schemas.openxmlformats.org/officeDocument/2006/relationships" xmlns:m="http://schemas.openxmlformats.org/officeDocument/2006/math" xmlns:v="urn:schemas-microsoft-com:vml" xmlns:wp14="http://schemas.microsoft.com/office/word/2010/wordprocessingDrawing" xmlns:wp="http://schemas.openxmlformats.org/drawingml/2006/wordprocessingDrawing" xmlns:w10="urn:schemas-microsoft-com:office:word" xmlns:w="http://schemas.openxmlformats.org/wordprocessingml/2006/main" xmlns:w14="http://schemas.microsoft.com/office/word/2010/wordml" xmlns:w15="http://schemas.microsoft.com/office/word/2012/wordml" xmlns:w16cid="http://schemas.microsoft.com/office/word/2016/wordml/cid" xmlns:w16se="http://schemas.microsoft.com/office/word/2015/wordml/symex" xmlns:wpg="http://schemas.microsoft.com/office/word/2010/wordprocessingGroup" xmlns:wpi="http://schemas.microsoft.com/office/word/2010/wordprocessingInk" xmlns:wne="http://schemas.microsoft.com/office/word/2006/wordml" xmlns:wps="http://schemas.microsoft.com/office/word/2010/wordprocessingShape" mc:Ignorable="w14 w15 w16se w16cid wp14">
   <w:endnote w:type="separator" w:id="-1">
     <w:p>
       <w:pPr>
@@ -25438,7 +24340,7 @@
 </file>
 
 <file path=word/footer1.xml><?xml version="1.0" encoding="utf-8"?>
-<w:ftr xmlns:wpc="http://schemas.microsoft.com/office/word/2010/wordprocessingCanvas" xmlns:cx="http://schemas.microsoft.com/office/drawing/2014/chartex" xmlns:cx1="http://schemas.microsoft.com/office/drawing/2015/9/8/chartex" xmlns:cx2="http://schemas.microsoft.com/office/drawing/2015/10/21/chartex" xmlns:cx3="http://schemas.microsoft.com/office/drawing/2016/5/9/chartex" xmlns:cx4="http://schemas.microsoft.com/office/drawing/2016/5/10/chartex" xmlns:cx5="http://schemas.microsoft.com/office/drawing/2016/5/11/chartex" xmlns:cx6="http://schemas.microsoft.com/office/drawing/2016/5/12/chartex" xmlns:cx7="http://schemas.microsoft.com/office/drawing/2016/5/13/chartex" xmlns:cx8="http://schemas.microsoft.com/office/drawing/2016/5/14/chartex" xmlns:mc="http://schemas.openxmlformats.org/markup-compatibility/2006" xmlns:aink="http://schemas.microsoft.com/office/drawing/2016/ink" xmlns:am3d="http://schemas.microsoft.com/office/drawing/2017/model3d" xmlns:o="urn:schemas-microsoft-com:office:office" xmlns:oel="http://schemas.microsoft.com/office/2019/extlst" xmlns:r="http://schemas.openxmlformats.org/officeDocument/2006/relationships" xmlns:m="http://schemas.openxmlformats.org/officeDocument/2006/math" xmlns:v="urn:schemas-microsoft-com:vml" xmlns:wp14="http://schemas.microsoft.com/office/word/2010/wordprocessingDrawing" xmlns:wp="http://schemas.openxmlformats.org/drawingml/2006/wordprocessingDrawing" xmlns:w10="urn:schemas-microsoft-com:office:word" xmlns:w="http://schemas.openxmlformats.org/wordprocessingml/2006/main" xmlns:w14="http://schemas.microsoft.com/office/word/2010/wordml" xmlns:w15="http://schemas.microsoft.com/office/word/2012/wordml" xmlns:w16cex="http://schemas.microsoft.com/office/word/2018/wordml/cex" xmlns:w16cid="http://schemas.microsoft.com/office/word/2016/wordml/cid" xmlns:w16="http://schemas.microsoft.com/office/word/2018/wordml" xmlns:w16du="http://schemas.microsoft.com/office/word/2023/wordml/word16du" xmlns:w16sdtdh="http://schemas.microsoft.com/office/word/2020/wordml/sdtdatahash" xmlns:w16sdtfl="http://schemas.microsoft.com/office/word/2024/wordml/sdtformatlock" xmlns:w16se="http://schemas.microsoft.com/office/word/2015/wordml/symex" xmlns:wpg="http://schemas.microsoft.com/office/word/2010/wordprocessingGroup" xmlns:wpi="http://schemas.microsoft.com/office/word/2010/wordprocessingInk" xmlns:wne="http://schemas.microsoft.com/office/word/2006/wordml" xmlns:wps="http://schemas.microsoft.com/office/word/2010/wordprocessingShape" mc:Ignorable="w14 w15 w16se w16cid w16 w16cex w16sdtdh w16sdtfl w16du wp14">
+<w:ftr xmlns:wpc="http://schemas.microsoft.com/office/word/2010/wordprocessingCanvas" xmlns:cx="http://schemas.microsoft.com/office/drawing/2014/chartex" xmlns:cx1="http://schemas.microsoft.com/office/drawing/2015/9/8/chartex" xmlns:cx2="http://schemas.microsoft.com/office/drawing/2015/10/21/chartex" xmlns:cx3="http://schemas.microsoft.com/office/drawing/2016/5/9/chartex" xmlns:cx4="http://schemas.microsoft.com/office/drawing/2016/5/10/chartex" xmlns:cx5="http://schemas.microsoft.com/office/drawing/2016/5/11/chartex" xmlns:cx6="http://schemas.microsoft.com/office/drawing/2016/5/12/chartex" xmlns:cx7="http://schemas.microsoft.com/office/drawing/2016/5/13/chartex" xmlns:cx8="http://schemas.microsoft.com/office/drawing/2016/5/14/chartex" xmlns:mc="http://schemas.openxmlformats.org/markup-compatibility/2006" xmlns:aink="http://schemas.microsoft.com/office/drawing/2016/ink" xmlns:am3d="http://schemas.microsoft.com/office/drawing/2017/model3d" xmlns:o="urn:schemas-microsoft-com:office:office" xmlns:r="http://schemas.openxmlformats.org/officeDocument/2006/relationships" xmlns:m="http://schemas.openxmlformats.org/officeDocument/2006/math" xmlns:v="urn:schemas-microsoft-com:vml" xmlns:wp14="http://schemas.microsoft.com/office/word/2010/wordprocessingDrawing" xmlns:wp="http://schemas.openxmlformats.org/drawingml/2006/wordprocessingDrawing" xmlns:w10="urn:schemas-microsoft-com:office:word" xmlns:w="http://schemas.openxmlformats.org/wordprocessingml/2006/main" xmlns:w14="http://schemas.microsoft.com/office/word/2010/wordml" xmlns:w15="http://schemas.microsoft.com/office/word/2012/wordml" xmlns:w16cid="http://schemas.microsoft.com/office/word/2016/wordml/cid" xmlns:w16se="http://schemas.microsoft.com/office/word/2015/wordml/symex" xmlns:wpg="http://schemas.microsoft.com/office/word/2010/wordprocessingGroup" xmlns:wpi="http://schemas.microsoft.com/office/word/2010/wordprocessingInk" xmlns:wne="http://schemas.microsoft.com/office/word/2006/wordml" xmlns:wps="http://schemas.microsoft.com/office/word/2010/wordprocessingShape" mc:Ignorable="w14 w15 w16se w16cid wp14">
   <w:sdt>
     <w:sdtPr>
       <w:id w:val="-954411554"/>
@@ -25480,7 +24382,7 @@
 </file>
 
 <file path=word/footnotes.xml><?xml version="1.0" encoding="utf-8"?>
-<w:footnotes xmlns:wpc="http://schemas.microsoft.com/office/word/2010/wordprocessingCanvas" xmlns:cx="http://schemas.microsoft.com/office/drawing/2014/chartex" xmlns:cx1="http://schemas.microsoft.com/office/drawing/2015/9/8/chartex" xmlns:cx2="http://schemas.microsoft.com/office/drawing/2015/10/21/chartex" xmlns:cx3="http://schemas.microsoft.com/office/drawing/2016/5/9/chartex" xmlns:cx4="http://schemas.microsoft.com/office/drawing/2016/5/10/chartex" xmlns:cx5="http://schemas.microsoft.com/office/drawing/2016/5/11/chartex" xmlns:cx6="http://schemas.microsoft.com/office/drawing/2016/5/12/chartex" xmlns:cx7="http://schemas.microsoft.com/office/drawing/2016/5/13/chartex" xmlns:cx8="http://schemas.microsoft.com/office/drawing/2016/5/14/chartex" xmlns:mc="http://schemas.openxmlformats.org/markup-compatibility/2006" xmlns:aink="http://schemas.microsoft.com/office/drawing/2016/ink" xmlns:am3d="http://schemas.microsoft.com/office/drawing/2017/model3d" xmlns:o="urn:schemas-microsoft-com:office:office" xmlns:oel="http://schemas.microsoft.com/office/2019/extlst" xmlns:r="http://schemas.openxmlformats.org/officeDocument/2006/relationships" xmlns:m="http://schemas.openxmlformats.org/officeDocument/2006/math" xmlns:v="urn:schemas-microsoft-com:vml" xmlns:wp14="http://schemas.microsoft.com/office/word/2010/wordprocessingDrawing" xmlns:wp="http://schemas.openxmlformats.org/drawingml/2006/wordprocessingDrawing" xmlns:w10="urn:schemas-microsoft-com:office:word" xmlns:w="http://schemas.openxmlformats.org/wordprocessingml/2006/main" xmlns:w14="http://schemas.microsoft.com/office/word/2010/wordml" xmlns:w15="http://schemas.microsoft.com/office/word/2012/wordml" xmlns:w16cex="http://schemas.microsoft.com/office/word/2018/wordml/cex" xmlns:w16cid="http://schemas.microsoft.com/office/word/2016/wordml/cid" xmlns:w16="http://schemas.microsoft.com/office/word/2018/wordml" xmlns:w16du="http://schemas.microsoft.com/office/word/2023/wordml/word16du" xmlns:w16sdtdh="http://schemas.microsoft.com/office/word/2020/wordml/sdtdatahash" xmlns:w16sdtfl="http://schemas.microsoft.com/office/word/2024/wordml/sdtformatlock" xmlns:w16se="http://schemas.microsoft.com/office/word/2015/wordml/symex" xmlns:wpg="http://schemas.microsoft.com/office/word/2010/wordprocessingGroup" xmlns:wpi="http://schemas.microsoft.com/office/word/2010/wordprocessingInk" xmlns:wne="http://schemas.microsoft.com/office/word/2006/wordml" xmlns:wps="http://schemas.microsoft.com/office/word/2010/wordprocessingShape" mc:Ignorable="w14 w15 w16se w16cid w16 w16cex w16sdtdh w16sdtfl w16du wp14">
+<w:footnotes xmlns:wpc="http://schemas.microsoft.com/office/word/2010/wordprocessingCanvas" xmlns:cx="http://schemas.microsoft.com/office/drawing/2014/chartex" xmlns:cx1="http://schemas.microsoft.com/office/drawing/2015/9/8/chartex" xmlns:cx2="http://schemas.microsoft.com/office/drawing/2015/10/21/chartex" xmlns:cx3="http://schemas.microsoft.com/office/drawing/2016/5/9/chartex" xmlns:cx4="http://schemas.microsoft.com/office/drawing/2016/5/10/chartex" xmlns:cx5="http://schemas.microsoft.com/office/drawing/2016/5/11/chartex" xmlns:cx6="http://schemas.microsoft.com/office/drawing/2016/5/12/chartex" xmlns:cx7="http://schemas.microsoft.com/office/drawing/2016/5/13/chartex" xmlns:cx8="http://schemas.microsoft.com/office/drawing/2016/5/14/chartex" xmlns:mc="http://schemas.openxmlformats.org/markup-compatibility/2006" xmlns:aink="http://schemas.microsoft.com/office/drawing/2016/ink" xmlns:am3d="http://schemas.microsoft.com/office/drawing/2017/model3d" xmlns:o="urn:schemas-microsoft-com:office:office" xmlns:r="http://schemas.openxmlformats.org/officeDocument/2006/relationships" xmlns:m="http://schemas.openxmlformats.org/officeDocument/2006/math" xmlns:v="urn:schemas-microsoft-com:vml" xmlns:wp14="http://schemas.microsoft.com/office/word/2010/wordprocessingDrawing" xmlns:wp="http://schemas.openxmlformats.org/drawingml/2006/wordprocessingDrawing" xmlns:w10="urn:schemas-microsoft-com:office:word" xmlns:w="http://schemas.openxmlformats.org/wordprocessingml/2006/main" xmlns:w14="http://schemas.microsoft.com/office/word/2010/wordml" xmlns:w15="http://schemas.microsoft.com/office/word/2012/wordml" xmlns:w16cid="http://schemas.microsoft.com/office/word/2016/wordml/cid" xmlns:w16se="http://schemas.microsoft.com/office/word/2015/wordml/symex" xmlns:wpg="http://schemas.microsoft.com/office/word/2010/wordprocessingGroup" xmlns:wpi="http://schemas.microsoft.com/office/word/2010/wordprocessingInk" xmlns:wne="http://schemas.microsoft.com/office/word/2006/wordml" xmlns:wps="http://schemas.microsoft.com/office/word/2010/wordprocessingShape" mc:Ignorable="w14 w15 w16se w16cid wp14">
   <w:footnote w:type="separator" w:id="-1">
     <w:p>
       <w:pPr>
@@ -25505,7 +24407,7 @@
 </file>
 
 <file path=word/numbering.xml><?xml version="1.0" encoding="utf-8"?>
-<w:numbering xmlns:wpc="http://schemas.microsoft.com/office/word/2010/wordprocessingCanvas" xmlns:cx="http://schemas.microsoft.com/office/drawing/2014/chartex" xmlns:cx1="http://schemas.microsoft.com/office/drawing/2015/9/8/chartex" xmlns:cx2="http://schemas.microsoft.com/office/drawing/2015/10/21/chartex" xmlns:cx3="http://schemas.microsoft.com/office/drawing/2016/5/9/chartex" xmlns:cx4="http://schemas.microsoft.com/office/drawing/2016/5/10/chartex" xmlns:cx5="http://schemas.microsoft.com/office/drawing/2016/5/11/chartex" xmlns:cx6="http://schemas.microsoft.com/office/drawing/2016/5/12/chartex" xmlns:cx7="http://schemas.microsoft.com/office/drawing/2016/5/13/chartex" xmlns:cx8="http://schemas.microsoft.com/office/drawing/2016/5/14/chartex" xmlns:mc="http://schemas.openxmlformats.org/markup-compatibility/2006" xmlns:aink="http://schemas.microsoft.com/office/drawing/2016/ink" xmlns:am3d="http://schemas.microsoft.com/office/drawing/2017/model3d" xmlns:o="urn:schemas-microsoft-com:office:office" xmlns:oel="http://schemas.microsoft.com/office/2019/extlst" xmlns:r="http://schemas.openxmlformats.org/officeDocument/2006/relationships" xmlns:m="http://schemas.openxmlformats.org/officeDocument/2006/math" xmlns:v="urn:schemas-microsoft-com:vml" xmlns:wp14="http://schemas.microsoft.com/office/word/2010/wordprocessingDrawing" xmlns:wp="http://schemas.openxmlformats.org/drawingml/2006/wordprocessingDrawing" xmlns:w10="urn:schemas-microsoft-com:office:word" xmlns:w="http://schemas.openxmlformats.org/wordprocessingml/2006/main" xmlns:w14="http://schemas.microsoft.com/office/word/2010/wordml" xmlns:w15="http://schemas.microsoft.com/office/word/2012/wordml" xmlns:w16cex="http://schemas.microsoft.com/office/word/2018/wordml/cex" xmlns:w16cid="http://schemas.microsoft.com/office/word/2016/wordml/cid" xmlns:w16="http://schemas.microsoft.com/office/word/2018/wordml" xmlns:w16du="http://schemas.microsoft.com/office/word/2023/wordml/word16du" xmlns:w16sdtdh="http://schemas.microsoft.com/office/word/2020/wordml/sdtdatahash" xmlns:w16sdtfl="http://schemas.microsoft.com/office/word/2024/wordml/sdtformatlock" xmlns:w16se="http://schemas.microsoft.com/office/word/2015/wordml/symex" xmlns:wpg="http://schemas.microsoft.com/office/word/2010/wordprocessingGroup" xmlns:wpi="http://schemas.microsoft.com/office/word/2010/wordprocessingInk" xmlns:wne="http://schemas.microsoft.com/office/word/2006/wordml" xmlns:wps="http://schemas.microsoft.com/office/word/2010/wordprocessingShape" mc:Ignorable="w14 w15 w16se w16cid w16 w16cex w16sdtdh w16sdtfl w16du wp14">
+<w:numbering xmlns:wpc="http://schemas.microsoft.com/office/word/2010/wordprocessingCanvas" xmlns:cx="http://schemas.microsoft.com/office/drawing/2014/chartex" xmlns:cx1="http://schemas.microsoft.com/office/drawing/2015/9/8/chartex" xmlns:cx2="http://schemas.microsoft.com/office/drawing/2015/10/21/chartex" xmlns:cx3="http://schemas.microsoft.com/office/drawing/2016/5/9/chartex" xmlns:cx4="http://schemas.microsoft.com/office/drawing/2016/5/10/chartex" xmlns:cx5="http://schemas.microsoft.com/office/drawing/2016/5/11/chartex" xmlns:cx6="http://schemas.microsoft.com/office/drawing/2016/5/12/chartex" xmlns:cx7="http://schemas.microsoft.com/office/drawing/2016/5/13/chartex" xmlns:cx8="http://schemas.microsoft.com/office/drawing/2016/5/14/chartex" xmlns:mc="http://schemas.openxmlformats.org/markup-compatibility/2006" xmlns:aink="http://schemas.microsoft.com/office/drawing/2016/ink" xmlns:am3d="http://schemas.microsoft.com/office/drawing/2017/model3d" xmlns:o="urn:schemas-microsoft-com:office:office" xmlns:r="http://schemas.openxmlformats.org/officeDocument/2006/relationships" xmlns:m="http://schemas.openxmlformats.org/officeDocument/2006/math" xmlns:v="urn:schemas-microsoft-com:vml" xmlns:wp14="http://schemas.microsoft.com/office/word/2010/wordprocessingDrawing" xmlns:wp="http://schemas.openxmlformats.org/drawingml/2006/wordprocessingDrawing" xmlns:w10="urn:schemas-microsoft-com:office:word" xmlns:w="http://schemas.openxmlformats.org/wordprocessingml/2006/main" xmlns:w14="http://schemas.microsoft.com/office/word/2010/wordml" xmlns:w15="http://schemas.microsoft.com/office/word/2012/wordml" xmlns:w16cid="http://schemas.microsoft.com/office/word/2016/wordml/cid" xmlns:w16se="http://schemas.microsoft.com/office/word/2015/wordml/symex" xmlns:wpg="http://schemas.microsoft.com/office/word/2010/wordprocessingGroup" xmlns:wpi="http://schemas.microsoft.com/office/word/2010/wordprocessingInk" xmlns:wne="http://schemas.microsoft.com/office/word/2006/wordml" xmlns:wps="http://schemas.microsoft.com/office/word/2010/wordprocessingShape" mc:Ignorable="w14 w15 w16se w16cid wp14">
   <w:abstractNum w:abstractNumId="0" w15:restartNumberingAfterBreak="0">
     <w:nsid w:val="2C404BF7"/>
     <w:multiLevelType w:val="hybridMultilevel"/>
@@ -25845,31 +24747,31 @@
       </w:rPr>
     </w:lvl>
   </w:abstractNum>
-  <w:num w:numId="1" w16cid:durableId="776220679">
+  <w:num w:numId="1">
     <w:abstractNumId w:val="2"/>
   </w:num>
-  <w:num w:numId="2" w16cid:durableId="1139423698">
+  <w:num w:numId="2">
     <w:abstractNumId w:val="0"/>
   </w:num>
-  <w:num w:numId="3" w16cid:durableId="1916434947">
+  <w:num w:numId="3">
     <w:abstractNumId w:val="1"/>
   </w:num>
 </w:numbering>
 </file>
 
 <file path=word/people.xml><?xml version="1.0" encoding="utf-8"?>
-<w15:people xmlns:wpc="http://schemas.microsoft.com/office/word/2010/wordprocessingCanvas" xmlns:cx="http://schemas.microsoft.com/office/drawing/2014/chartex" xmlns:cx1="http://schemas.microsoft.com/office/drawing/2015/9/8/chartex" xmlns:cx2="http://schemas.microsoft.com/office/drawing/2015/10/21/chartex" xmlns:cx3="http://schemas.microsoft.com/office/drawing/2016/5/9/chartex" xmlns:cx4="http://schemas.microsoft.com/office/drawing/2016/5/10/chartex" xmlns:cx5="http://schemas.microsoft.com/office/drawing/2016/5/11/chartex" xmlns:cx6="http://schemas.microsoft.com/office/drawing/2016/5/12/chartex" xmlns:cx7="http://schemas.microsoft.com/office/drawing/2016/5/13/chartex" xmlns:cx8="http://schemas.microsoft.com/office/drawing/2016/5/14/chartex" xmlns:mc="http://schemas.openxmlformats.org/markup-compatibility/2006" xmlns:aink="http://schemas.microsoft.com/office/drawing/2016/ink" xmlns:am3d="http://schemas.microsoft.com/office/drawing/2017/model3d" xmlns:o="urn:schemas-microsoft-com:office:office" xmlns:oel="http://schemas.microsoft.com/office/2019/extlst" xmlns:r="http://schemas.openxmlformats.org/officeDocument/2006/relationships" xmlns:m="http://schemas.openxmlformats.org/officeDocument/2006/math" xmlns:v="urn:schemas-microsoft-com:vml" xmlns:wp14="http://schemas.microsoft.com/office/word/2010/wordprocessingDrawing" xmlns:wp="http://schemas.openxmlformats.org/drawingml/2006/wordprocessingDrawing" xmlns:w10="urn:schemas-microsoft-com:office:word" xmlns:w="http://schemas.openxmlformats.org/wordprocessingml/2006/main" xmlns:w14="http://schemas.microsoft.com/office/word/2010/wordml" xmlns:w15="http://schemas.microsoft.com/office/word/2012/wordml" xmlns:w16cex="http://schemas.microsoft.com/office/word/2018/wordml/cex" xmlns:w16cid="http://schemas.microsoft.com/office/word/2016/wordml/cid" xmlns:w16="http://schemas.microsoft.com/office/word/2018/wordml" xmlns:w16du="http://schemas.microsoft.com/office/word/2023/wordml/word16du" xmlns:w16sdtdh="http://schemas.microsoft.com/office/word/2020/wordml/sdtdatahash" xmlns:w16sdtfl="http://schemas.microsoft.com/office/word/2024/wordml/sdtformatlock" xmlns:w16se="http://schemas.microsoft.com/office/word/2015/wordml/symex" xmlns:wpg="http://schemas.microsoft.com/office/word/2010/wordprocessingGroup" xmlns:wpi="http://schemas.microsoft.com/office/word/2010/wordprocessingInk" xmlns:wne="http://schemas.microsoft.com/office/word/2006/wordml" xmlns:wps="http://schemas.microsoft.com/office/word/2010/wordprocessingShape" mc:Ignorable="w14 w15 w16se w16cid w16 w16cex w16sdtdh w16sdtfl w16du wp14">
+<w15:people xmlns:wpc="http://schemas.microsoft.com/office/word/2010/wordprocessingCanvas" xmlns:cx="http://schemas.microsoft.com/office/drawing/2014/chartex" xmlns:cx1="http://schemas.microsoft.com/office/drawing/2015/9/8/chartex" xmlns:cx2="http://schemas.microsoft.com/office/drawing/2015/10/21/chartex" xmlns:cx3="http://schemas.microsoft.com/office/drawing/2016/5/9/chartex" xmlns:cx4="http://schemas.microsoft.com/office/drawing/2016/5/10/chartex" xmlns:cx5="http://schemas.microsoft.com/office/drawing/2016/5/11/chartex" xmlns:cx6="http://schemas.microsoft.com/office/drawing/2016/5/12/chartex" xmlns:cx7="http://schemas.microsoft.com/office/drawing/2016/5/13/chartex" xmlns:cx8="http://schemas.microsoft.com/office/drawing/2016/5/14/chartex" xmlns:mc="http://schemas.openxmlformats.org/markup-compatibility/2006" xmlns:aink="http://schemas.microsoft.com/office/drawing/2016/ink" xmlns:am3d="http://schemas.microsoft.com/office/drawing/2017/model3d" xmlns:o="urn:schemas-microsoft-com:office:office" xmlns:r="http://schemas.openxmlformats.org/officeDocument/2006/relationships" xmlns:m="http://schemas.openxmlformats.org/officeDocument/2006/math" xmlns:v="urn:schemas-microsoft-com:vml" xmlns:wp14="http://schemas.microsoft.com/office/word/2010/wordprocessingDrawing" xmlns:wp="http://schemas.openxmlformats.org/drawingml/2006/wordprocessingDrawing" xmlns:w10="urn:schemas-microsoft-com:office:word" xmlns:w="http://schemas.openxmlformats.org/wordprocessingml/2006/main" xmlns:w14="http://schemas.microsoft.com/office/word/2010/wordml" xmlns:w15="http://schemas.microsoft.com/office/word/2012/wordml" xmlns:w16cid="http://schemas.microsoft.com/office/word/2016/wordml/cid" xmlns:w16se="http://schemas.microsoft.com/office/word/2015/wordml/symex" xmlns:wpg="http://schemas.microsoft.com/office/word/2010/wordprocessingGroup" xmlns:wpi="http://schemas.microsoft.com/office/word/2010/wordprocessingInk" xmlns:wne="http://schemas.microsoft.com/office/word/2006/wordml" xmlns:wps="http://schemas.microsoft.com/office/word/2010/wordprocessingShape" mc:Ignorable="w14 w15 w16se w16cid wp14">
+  <w15:person w15:author="Lopez Martinez, Patricia">
+    <w15:presenceInfo w15:providerId="AD" w15:userId="S-1-5-21-944967546-1198412623-924725345-2806"/>
+  </w15:person>
   <w15:person w15:author="Jaime Eduardo Baires Escalante">
     <w15:presenceInfo w15:providerId="Windows Live" w15:userId="fe86642b7954a5c3"/>
-  </w15:person>
-  <w15:person w15:author="Lopez Martinez, Patricia">
-    <w15:presenceInfo w15:providerId="AD" w15:userId="S-1-5-21-944967546-1198412623-924725345-2806"/>
   </w15:person>
 </w15:people>
 </file>
 
 <file path=word/styles.xml><?xml version="1.0" encoding="utf-8"?>
-<w:styles xmlns:mc="http://schemas.openxmlformats.org/markup-compatibility/2006" xmlns:r="http://schemas.openxmlformats.org/officeDocument/2006/relationships" xmlns:w="http://schemas.openxmlformats.org/wordprocessingml/2006/main" xmlns:w14="http://schemas.microsoft.com/office/word/2010/wordml" xmlns:w15="http://schemas.microsoft.com/office/word/2012/wordml" xmlns:w16cex="http://schemas.microsoft.com/office/word/2018/wordml/cex" xmlns:w16cid="http://schemas.microsoft.com/office/word/2016/wordml/cid" xmlns:w16="http://schemas.microsoft.com/office/word/2018/wordml" xmlns:w16du="http://schemas.microsoft.com/office/word/2023/wordml/word16du" xmlns:w16sdtdh="http://schemas.microsoft.com/office/word/2020/wordml/sdtdatahash" xmlns:w16sdtfl="http://schemas.microsoft.com/office/word/2024/wordml/sdtformatlock" xmlns:w16se="http://schemas.microsoft.com/office/word/2015/wordml/symex" mc:Ignorable="w14 w15 w16se w16cid w16 w16cex w16sdtdh w16sdtfl w16du">
+<w:styles xmlns:mc="http://schemas.openxmlformats.org/markup-compatibility/2006" xmlns:r="http://schemas.openxmlformats.org/officeDocument/2006/relationships" xmlns:w="http://schemas.openxmlformats.org/wordprocessingml/2006/main" xmlns:w14="http://schemas.microsoft.com/office/word/2010/wordml" xmlns:w15="http://schemas.microsoft.com/office/word/2012/wordml" xmlns:w16cid="http://schemas.microsoft.com/office/word/2016/wordml/cid" xmlns:w16se="http://schemas.microsoft.com/office/word/2015/wordml/symex" mc:Ignorable="w14 w15 w16se w16cid">
   <w:docDefaults>
     <w:rPrDefault>
       <w:rPr>
@@ -25887,7 +24789,7 @@
       </w:pPr>
     </w:pPrDefault>
   </w:docDefaults>
-  <w:latentStyles w:defLockedState="0" w:defUIPriority="99" w:defSemiHidden="0" w:defUnhideWhenUsed="0" w:defQFormat="0" w:count="376">
+  <w:latentStyles w:defLockedState="0" w:defUIPriority="99" w:defSemiHidden="0" w:defUnhideWhenUsed="0" w:defQFormat="0" w:count="375">
     <w:lsdException w:name="Normal" w:uiPriority="0" w:qFormat="1"/>
     <w:lsdException w:name="heading 1" w:uiPriority="9" w:qFormat="1"/>
     <w:lsdException w:name="heading 2" w:semiHidden="1" w:uiPriority="9" w:unhideWhenUsed="1" w:qFormat="1"/>
@@ -26263,12 +25165,11 @@
     <w:lsdException w:name="Smart Hyperlink" w:semiHidden="1" w:unhideWhenUsed="1"/>
     <w:lsdException w:name="Hashtag" w:semiHidden="1" w:unhideWhenUsed="1"/>
     <w:lsdException w:name="Unresolved Mention" w:semiHidden="1" w:unhideWhenUsed="1"/>
-    <w:lsdException w:name="Smart Link" w:semiHidden="1" w:unhideWhenUsed="1"/>
   </w:latentStyles>
   <w:style w:type="paragraph" w:default="1" w:styleId="Normal">
     <w:name w:val="Normal"/>
     <w:qFormat/>
-    <w:rsid w:val="00D57706"/>
+    <w:rsid w:val="009D2A25"/>
   </w:style>
   <w:style w:type="paragraph" w:styleId="Ttulo1">
     <w:name w:val="heading 1"/>

--- a/Memoria/Memoria.docx
+++ b/Memoria/Memoria.docx
@@ -1,6 +1,6 @@
 
 <file path=word/document.xml><?xml version="1.0" encoding="utf-8"?>
-<w:document xmlns:wpc="http://schemas.microsoft.com/office/word/2010/wordprocessingCanvas" xmlns:cx="http://schemas.microsoft.com/office/drawing/2014/chartex" xmlns:cx1="http://schemas.microsoft.com/office/drawing/2015/9/8/chartex" xmlns:cx2="http://schemas.microsoft.com/office/drawing/2015/10/21/chartex" xmlns:cx3="http://schemas.microsoft.com/office/drawing/2016/5/9/chartex" xmlns:cx4="http://schemas.microsoft.com/office/drawing/2016/5/10/chartex" xmlns:cx5="http://schemas.microsoft.com/office/drawing/2016/5/11/chartex" xmlns:cx6="http://schemas.microsoft.com/office/drawing/2016/5/12/chartex" xmlns:cx7="http://schemas.microsoft.com/office/drawing/2016/5/13/chartex" xmlns:cx8="http://schemas.microsoft.com/office/drawing/2016/5/14/chartex" xmlns:mc="http://schemas.openxmlformats.org/markup-compatibility/2006" xmlns:aink="http://schemas.microsoft.com/office/drawing/2016/ink" xmlns:am3d="http://schemas.microsoft.com/office/drawing/2017/model3d" xmlns:o="urn:schemas-microsoft-com:office:office" xmlns:r="http://schemas.openxmlformats.org/officeDocument/2006/relationships" xmlns:m="http://schemas.openxmlformats.org/officeDocument/2006/math" xmlns:v="urn:schemas-microsoft-com:vml" xmlns:wp14="http://schemas.microsoft.com/office/word/2010/wordprocessingDrawing" xmlns:wp="http://schemas.openxmlformats.org/drawingml/2006/wordprocessingDrawing" xmlns:w10="urn:schemas-microsoft-com:office:word" xmlns:w="http://schemas.openxmlformats.org/wordprocessingml/2006/main" xmlns:w14="http://schemas.microsoft.com/office/word/2010/wordml" xmlns:w15="http://schemas.microsoft.com/office/word/2012/wordml" xmlns:w16cid="http://schemas.microsoft.com/office/word/2016/wordml/cid" xmlns:w16se="http://schemas.microsoft.com/office/word/2015/wordml/symex" xmlns:wpg="http://schemas.microsoft.com/office/word/2010/wordprocessingGroup" xmlns:wpi="http://schemas.microsoft.com/office/word/2010/wordprocessingInk" xmlns:wne="http://schemas.microsoft.com/office/word/2006/wordml" xmlns:wps="http://schemas.microsoft.com/office/word/2010/wordprocessingShape" mc:Ignorable="w14 w15 w16se w16cid wp14">
+<w:document xmlns:wpc="http://schemas.microsoft.com/office/word/2010/wordprocessingCanvas" xmlns:cx="http://schemas.microsoft.com/office/drawing/2014/chartex" xmlns:cx1="http://schemas.microsoft.com/office/drawing/2015/9/8/chartex" xmlns:cx2="http://schemas.microsoft.com/office/drawing/2015/10/21/chartex" xmlns:cx3="http://schemas.microsoft.com/office/drawing/2016/5/9/chartex" xmlns:cx4="http://schemas.microsoft.com/office/drawing/2016/5/10/chartex" xmlns:cx5="http://schemas.microsoft.com/office/drawing/2016/5/11/chartex" xmlns:cx6="http://schemas.microsoft.com/office/drawing/2016/5/12/chartex" xmlns:cx7="http://schemas.microsoft.com/office/drawing/2016/5/13/chartex" xmlns:cx8="http://schemas.microsoft.com/office/drawing/2016/5/14/chartex" xmlns:mc="http://schemas.openxmlformats.org/markup-compatibility/2006" xmlns:aink="http://schemas.microsoft.com/office/drawing/2016/ink" xmlns:am3d="http://schemas.microsoft.com/office/drawing/2017/model3d" xmlns:o="urn:schemas-microsoft-com:office:office" xmlns:oel="http://schemas.microsoft.com/office/2019/extlst" xmlns:r="http://schemas.openxmlformats.org/officeDocument/2006/relationships" xmlns:m="http://schemas.openxmlformats.org/officeDocument/2006/math" xmlns:v="urn:schemas-microsoft-com:vml" xmlns:wp14="http://schemas.microsoft.com/office/word/2010/wordprocessingDrawing" xmlns:wp="http://schemas.openxmlformats.org/drawingml/2006/wordprocessingDrawing" xmlns:w10="urn:schemas-microsoft-com:office:word" xmlns:w="http://schemas.openxmlformats.org/wordprocessingml/2006/main" xmlns:w14="http://schemas.microsoft.com/office/word/2010/wordml" xmlns:w15="http://schemas.microsoft.com/office/word/2012/wordml" xmlns:w16cex="http://schemas.microsoft.com/office/word/2018/wordml/cex" xmlns:w16cid="http://schemas.microsoft.com/office/word/2016/wordml/cid" xmlns:w16="http://schemas.microsoft.com/office/word/2018/wordml" xmlns:w16du="http://schemas.microsoft.com/office/word/2023/wordml/word16du" xmlns:w16sdtdh="http://schemas.microsoft.com/office/word/2020/wordml/sdtdatahash" xmlns:w16sdtfl="http://schemas.microsoft.com/office/word/2024/wordml/sdtformatlock" xmlns:w16se="http://schemas.microsoft.com/office/word/2015/wordml/symex" xmlns:wpg="http://schemas.microsoft.com/office/word/2010/wordprocessingGroup" xmlns:wpi="http://schemas.microsoft.com/office/word/2010/wordprocessingInk" xmlns:wne="http://schemas.microsoft.com/office/word/2006/wordml" xmlns:wps="http://schemas.microsoft.com/office/word/2010/wordprocessingShape" mc:Ignorable="w14 w15 w16se w16cid w16 w16cex w16sdtdh w16sdtfl w16du wp14">
   <w:body>
     <w:p>
       <w:pPr>
@@ -2405,7 +2405,6 @@
         </w:rPr>
         <w:t xml:space="preserve"> (categoría </w:t>
       </w:r>
-      <w:proofErr w:type="spellStart"/>
       <w:r>
         <w:rPr>
           <w:rFonts w:ascii="Arial" w:hAnsi="Arial" w:cs="Arial"/>
@@ -2414,14 +2413,12 @@
         </w:rPr>
         <w:t>Consumer</w:t>
       </w:r>
-      <w:proofErr w:type="spellEnd"/>
       <w:r>
         <w:rPr>
           <w:rFonts w:ascii="Arial" w:hAnsi="Arial" w:cs="Arial"/>
         </w:rPr>
         <w:t xml:space="preserve"> </w:t>
       </w:r>
-      <w:proofErr w:type="spellStart"/>
       <w:r>
         <w:rPr>
           <w:rFonts w:ascii="Arial" w:hAnsi="Arial" w:cs="Arial"/>
@@ -2436,27 +2433,16 @@
           <w:i/>
           <w:iCs/>
         </w:rPr>
-        <w:t>usiness</w:t>
-      </w:r>
-      <w:proofErr w:type="spellEnd"/>
+        <w:t xml:space="preserve">usiness and </w:t>
+      </w:r>
       <w:r>
         <w:rPr>
           <w:rFonts w:ascii="Arial" w:hAnsi="Arial" w:cs="Arial"/>
           <w:i/>
           <w:iCs/>
         </w:rPr>
-        <w:t xml:space="preserve"> and </w:t>
-      </w:r>
-      <w:proofErr w:type="spellStart"/>
-      <w:r>
-        <w:rPr>
-          <w:rFonts w:ascii="Arial" w:hAnsi="Arial" w:cs="Arial"/>
-          <w:i/>
-          <w:iCs/>
-        </w:rPr>
         <w:t>retail</w:t>
       </w:r>
-      <w:proofErr w:type="spellEnd"/>
       <w:r>
         <w:rPr>
           <w:rFonts w:ascii="Arial" w:hAnsi="Arial" w:cs="Arial"/>
@@ -2488,7 +2474,7 @@
           <w:noProof/>
         </w:rPr>
         <w:drawing>
-          <wp:inline distT="0" distB="0" distL="0" distR="0" wp14:anchorId="57D0D724" wp14:editId="3D3173EB">
+          <wp:inline distT="0" distB="0" distL="0" distR="0" wp14:anchorId="57D0D724" wp14:editId="104ED222">
             <wp:extent cx="4717473" cy="2183441"/>
             <wp:effectExtent l="0" t="0" r="6985" b="7620"/>
             <wp:docPr id="2" name="Imagen 2" descr="IT budget as a percentage of revenue"/>
@@ -2814,27 +2800,7 @@
           <w:iCs/>
           <w:color w:val="595959" w:themeColor="text1" w:themeTint="A6"/>
         </w:rPr>
-        <w:t xml:space="preserve">. </w:t>
-      </w:r>
-      <w:proofErr w:type="spellStart"/>
-      <w:r>
-        <w:rPr>
-          <w:rFonts w:ascii="Arial" w:hAnsi="Arial" w:cs="Arial"/>
-          <w:i/>
-          <w:iCs/>
-          <w:color w:val="595959" w:themeColor="text1" w:themeTint="A6"/>
-        </w:rPr>
-        <w:t>CIO’s</w:t>
-      </w:r>
-      <w:proofErr w:type="spellEnd"/>
-      <w:r>
-        <w:rPr>
-          <w:rFonts w:ascii="Arial" w:hAnsi="Arial" w:cs="Arial"/>
-          <w:i/>
-          <w:iCs/>
-          <w:color w:val="595959" w:themeColor="text1" w:themeTint="A6"/>
-        </w:rPr>
-        <w:t xml:space="preserve"> reportando un incremento en el presupuesto IT en el año 2016</w:t>
+        <w:t>. CIO’s reportando un incremento en el presupuesto IT en el año 2016</w:t>
       </w:r>
       <w:bookmarkEnd w:id="3"/>
     </w:p>
@@ -2918,36 +2884,8 @@
           <w:i/>
           <w:iCs/>
         </w:rPr>
-        <w:t xml:space="preserve">Enterprise </w:t>
-      </w:r>
-      <w:proofErr w:type="spellStart"/>
-      <w:r>
-        <w:rPr>
-          <w:rFonts w:ascii="Arial" w:hAnsi="Arial" w:cs="Arial"/>
-          <w:i/>
-          <w:iCs/>
-        </w:rPr>
-        <w:t>Resource</w:t>
-      </w:r>
-      <w:proofErr w:type="spellEnd"/>
-      <w:r>
-        <w:rPr>
-          <w:rFonts w:ascii="Arial" w:hAnsi="Arial" w:cs="Arial"/>
-          <w:i/>
-          <w:iCs/>
-        </w:rPr>
-        <w:t xml:space="preserve"> </w:t>
-      </w:r>
-      <w:proofErr w:type="spellStart"/>
-      <w:r>
-        <w:rPr>
-          <w:rFonts w:ascii="Arial" w:hAnsi="Arial" w:cs="Arial"/>
-          <w:i/>
-          <w:iCs/>
-        </w:rPr>
-        <w:t>Planning</w:t>
-      </w:r>
-      <w:proofErr w:type="spellEnd"/>
+        <w:t>Enterprise Resource Planning</w:t>
+      </w:r>
       <w:r>
         <w:rPr>
           <w:rFonts w:ascii="Arial" w:hAnsi="Arial" w:cs="Arial"/>
@@ -3422,14 +3360,12 @@
         </w:rPr>
         <w:t xml:space="preserve"> la capa de presentación o </w:t>
       </w:r>
-      <w:proofErr w:type="spellStart"/>
       <w:r>
         <w:rPr>
           <w:rFonts w:ascii="Arial" w:hAnsi="Arial" w:cs="Arial"/>
         </w:rPr>
         <w:t>frontend</w:t>
       </w:r>
-      <w:proofErr w:type="spellEnd"/>
       <w:r>
         <w:rPr>
           <w:rFonts w:ascii="Arial" w:hAnsi="Arial" w:cs="Arial"/>
@@ -3639,16 +3575,8 @@
         <w:rPr>
           <w:rFonts w:ascii="Arial" w:hAnsi="Arial" w:cs="Arial"/>
         </w:rPr>
-        <w:t xml:space="preserve">Capa de negocio – Spring </w:t>
-      </w:r>
-      <w:proofErr w:type="spellStart"/>
-      <w:r>
-        <w:rPr>
-          <w:rFonts w:ascii="Arial" w:hAnsi="Arial" w:cs="Arial"/>
-        </w:rPr>
-        <w:t>Boot</w:t>
-      </w:r>
-      <w:proofErr w:type="spellEnd"/>
+        <w:t>Capa de negocio – Spring Boot</w:t>
+      </w:r>
     </w:p>
     <w:p>
       <w:pPr>
@@ -3917,21 +3845,7 @@
         <w:rPr>
           <w:rFonts w:ascii="Arial" w:hAnsi="Arial" w:cs="Arial"/>
         </w:rPr>
-        <w:t xml:space="preserve">de requisitos, se ha utilizado la técnica de observación, utilizando primeramente algunos ejemplos de sistemas existentes que se encargan de gestionar el TPV y otros procesos productivos. Un ejemplo es </w:t>
-      </w:r>
-      <w:proofErr w:type="spellStart"/>
-      <w:r>
-        <w:rPr>
-          <w:rFonts w:ascii="Arial" w:hAnsi="Arial" w:cs="Arial"/>
-        </w:rPr>
-        <w:t>Loyverse</w:t>
-      </w:r>
-      <w:proofErr w:type="spellEnd"/>
-      <w:r>
-        <w:rPr>
-          <w:rFonts w:ascii="Arial" w:hAnsi="Arial" w:cs="Arial"/>
-        </w:rPr>
-        <w:t xml:space="preserve"> TPV, que cuenta con un cliente web y también aplicaciones para distintas plataformas móviles [</w:t>
+        <w:t>de requisitos, se ha utilizado la técnica de observación, utilizando primeramente algunos ejemplos de sistemas existentes que se encargan de gestionar el TPV y otros procesos productivos. Un ejemplo es Loyverse TPV, que cuenta con un cliente web y también aplicaciones para distintas plataformas móviles [</w:t>
       </w:r>
       <w:r>
         <w:rPr>
@@ -4055,47 +3969,49 @@
           <w:rFonts w:ascii="Arial" w:hAnsi="Arial" w:cs="Arial"/>
         </w:rPr>
       </w:pPr>
-      <w:r>
-        <w:rPr>
-          <w:rFonts w:ascii="Arial" w:hAnsi="Arial" w:cs="Arial"/>
-          <w:noProof/>
-        </w:rPr>
-        <w:drawing>
-          <wp:inline distT="0" distB="0" distL="0" distR="0" wp14:anchorId="02393570" wp14:editId="3DB68ED3">
-            <wp:extent cx="5400040" cy="3244215"/>
-            <wp:effectExtent l="0" t="0" r="0" b="0"/>
-            <wp:docPr id="280037931" name="Imagen 1"/>
-            <wp:cNvGraphicFramePr>
-              <a:graphicFrameLocks xmlns:a="http://schemas.openxmlformats.org/drawingml/2006/main" noChangeAspect="1"/>
-            </wp:cNvGraphicFramePr>
-            <a:graphic xmlns:a="http://schemas.openxmlformats.org/drawingml/2006/main">
-              <a:graphicData uri="http://schemas.openxmlformats.org/drawingml/2006/picture">
-                <pic:pic xmlns:pic="http://schemas.openxmlformats.org/drawingml/2006/picture">
-                  <pic:nvPicPr>
-                    <pic:cNvPr id="280037931" name=""/>
-                    <pic:cNvPicPr/>
-                  </pic:nvPicPr>
-                  <pic:blipFill>
-                    <a:blip r:embed="rId11"/>
-                    <a:stretch>
-                      <a:fillRect/>
-                    </a:stretch>
-                  </pic:blipFill>
-                  <pic:spPr>
-                    <a:xfrm>
-                      <a:off x="0" y="0"/>
-                      <a:ext cx="5400040" cy="3244215"/>
-                    </a:xfrm>
-                    <a:prstGeom prst="rect">
-                      <a:avLst/>
-                    </a:prstGeom>
-                  </pic:spPr>
-                </pic:pic>
-              </a:graphicData>
-            </a:graphic>
-          </wp:inline>
-        </w:drawing>
-      </w:r>
+      <w:ins w:id="9" w:author="Jaime Eduardo Baires Escalante" w:date="2024-11-12T20:23:00Z" w16du:dateUtc="2024-11-12T19:23:00Z">
+        <w:r>
+          <w:rPr>
+            <w:rFonts w:ascii="Arial" w:hAnsi="Arial" w:cs="Arial"/>
+            <w:noProof/>
+          </w:rPr>
+          <w:drawing>
+            <wp:inline distT="0" distB="0" distL="0" distR="0" wp14:anchorId="66525632" wp14:editId="194BE9A3">
+              <wp:extent cx="5400040" cy="2819400"/>
+              <wp:effectExtent l="0" t="0" r="0" b="0"/>
+              <wp:docPr id="1767034941" name="Imagen 1"/>
+              <wp:cNvGraphicFramePr>
+                <a:graphicFrameLocks xmlns:a="http://schemas.openxmlformats.org/drawingml/2006/main" noChangeAspect="1"/>
+              </wp:cNvGraphicFramePr>
+              <a:graphic xmlns:a="http://schemas.openxmlformats.org/drawingml/2006/main">
+                <a:graphicData uri="http://schemas.openxmlformats.org/drawingml/2006/picture">
+                  <pic:pic xmlns:pic="http://schemas.openxmlformats.org/drawingml/2006/picture">
+                    <pic:nvPicPr>
+                      <pic:cNvPr id="1767034941" name=""/>
+                      <pic:cNvPicPr/>
+                    </pic:nvPicPr>
+                    <pic:blipFill>
+                      <a:blip r:embed="rId11"/>
+                      <a:stretch>
+                        <a:fillRect/>
+                      </a:stretch>
+                    </pic:blipFill>
+                    <pic:spPr>
+                      <a:xfrm>
+                        <a:off x="0" y="0"/>
+                        <a:ext cx="5400040" cy="2819400"/>
+                      </a:xfrm>
+                      <a:prstGeom prst="rect">
+                        <a:avLst/>
+                      </a:prstGeom>
+                    </pic:spPr>
+                  </pic:pic>
+                </a:graphicData>
+              </a:graphic>
+            </wp:inline>
+          </w:drawing>
+        </w:r>
+      </w:ins>
     </w:p>
     <w:p>
       <w:pPr>
@@ -4107,7 +4023,7 @@
           <w:color w:val="595959" w:themeColor="text1" w:themeTint="A6"/>
         </w:rPr>
       </w:pPr>
-      <w:bookmarkStart w:id="9" w:name="_Toc170240660"/>
+      <w:bookmarkStart w:id="10" w:name="_Toc170240660"/>
       <w:r>
         <w:rPr>
           <w:rFonts w:ascii="Arial" w:hAnsi="Arial" w:cs="Arial"/>
@@ -4190,7 +4106,7 @@
         </w:rPr>
         <w:t xml:space="preserve"> de la aplicación</w:t>
       </w:r>
-      <w:bookmarkEnd w:id="9"/>
+      <w:bookmarkEnd w:id="10"/>
     </w:p>
     <w:p>
       <w:pPr>
@@ -4205,7 +4121,7 @@
           <w:szCs w:val="28"/>
         </w:rPr>
       </w:pPr>
-      <w:bookmarkStart w:id="10" w:name="_Toc164060904"/>
+      <w:bookmarkStart w:id="11" w:name="_Toc164060904"/>
       <w:r>
         <w:rPr>
           <w:rFonts w:ascii="Arial" w:hAnsi="Arial" w:cs="Arial"/>
@@ -4250,7 +4166,7 @@
         </w:rPr>
         <w:t xml:space="preserve"> del sistema</w:t>
       </w:r>
-      <w:bookmarkEnd w:id="10"/>
+      <w:bookmarkEnd w:id="11"/>
     </w:p>
     <w:p>
       <w:pPr>
@@ -4265,7 +4181,7 @@
           <w:szCs w:val="24"/>
         </w:rPr>
       </w:pPr>
-      <w:bookmarkStart w:id="11" w:name="_Toc164060905"/>
+      <w:bookmarkStart w:id="12" w:name="_Toc164060905"/>
       <w:r>
         <w:rPr>
           <w:rFonts w:ascii="Arial" w:hAnsi="Arial" w:cs="Arial"/>
@@ -4310,7 +4226,7 @@
         </w:rPr>
         <w:t xml:space="preserve"> funcionales</w:t>
       </w:r>
-      <w:bookmarkEnd w:id="11"/>
+      <w:bookmarkEnd w:id="12"/>
     </w:p>
     <w:p>
       <w:pPr>
@@ -4624,7 +4540,6 @@
         <w:rPr>
           <w:rFonts w:ascii="Arial" w:hAnsi="Arial" w:cs="Arial"/>
         </w:rPr>
-        <w:lastRenderedPageBreak/>
         <w:t>El sistema contará con dos actores o usuarios con roles diferentes:</w:t>
       </w:r>
     </w:p>
@@ -4649,6 +4564,7 @@
           <w:bCs/>
           <w:u w:val="single"/>
         </w:rPr>
+        <w:lastRenderedPageBreak/>
         <w:t>Vendedor</w:t>
       </w:r>
       <w:r>
@@ -4769,7 +4685,7 @@
           <w:color w:val="595959" w:themeColor="text1" w:themeTint="A6"/>
         </w:rPr>
       </w:pPr>
-      <w:bookmarkStart w:id="12" w:name="_Toc170240661"/>
+      <w:bookmarkStart w:id="13" w:name="_Toc170240661"/>
       <w:r>
         <w:rPr>
           <w:rFonts w:ascii="Arial" w:hAnsi="Arial" w:cs="Arial"/>
@@ -4834,7 +4750,7 @@
         </w:rPr>
         <w:t xml:space="preserve">. Diagrama de casos de uso general del </w:t>
       </w:r>
-      <w:commentRangeStart w:id="13"/>
+      <w:commentRangeStart w:id="14"/>
       <w:r>
         <w:rPr>
           <w:rFonts w:ascii="Arial" w:hAnsi="Arial" w:cs="Arial"/>
@@ -4853,13 +4769,19 @@
         </w:rPr>
         <w:t>istema</w:t>
       </w:r>
-      <w:bookmarkEnd w:id="12"/>
-      <w:commentRangeEnd w:id="13"/>
+      <w:bookmarkEnd w:id="13"/>
+      <w:commentRangeEnd w:id="14"/>
       <w:r>
         <w:rPr>
           <w:rStyle w:val="Refdecomentario"/>
-        </w:rPr>
-        <w:commentReference w:id="13"/>
+          <w:rFonts w:ascii="Arial" w:hAnsi="Arial" w:cs="Arial"/>
+          <w:i/>
+          <w:iCs/>
+          <w:color w:val="595959" w:themeColor="text1" w:themeTint="A6"/>
+          <w:sz w:val="22"/>
+          <w:szCs w:val="22"/>
+        </w:rPr>
+        <w:commentReference w:id="14"/>
       </w:r>
     </w:p>
     <w:p>
@@ -4964,7 +4886,7 @@
           <w:rFonts w:ascii="Arial" w:hAnsi="Arial" w:cs="Arial"/>
         </w:rPr>
       </w:pPr>
-      <w:bookmarkStart w:id="14" w:name="_Toc170240662"/>
+      <w:bookmarkStart w:id="15" w:name="_Toc170240662"/>
       <w:r>
         <w:rPr>
           <w:rFonts w:ascii="Arial" w:hAnsi="Arial" w:cs="Arial"/>
@@ -5038,7 +4960,7 @@
         </w:rPr>
         <w:t>Diagrama de casos de uso de Gestión del Inventario</w:t>
       </w:r>
-      <w:bookmarkEnd w:id="14"/>
+      <w:bookmarkEnd w:id="15"/>
     </w:p>
     <w:p>
       <w:pPr>
@@ -5058,48 +4980,50 @@
           <w:rFonts w:ascii="Arial" w:hAnsi="Arial" w:cs="Arial"/>
         </w:rPr>
       </w:pPr>
-      <w:r>
-        <w:rPr>
-          <w:rFonts w:ascii="Arial" w:hAnsi="Arial" w:cs="Arial"/>
-          <w:noProof/>
-        </w:rPr>
-        <w:lastRenderedPageBreak/>
-        <w:drawing>
-          <wp:inline distT="0" distB="0" distL="0" distR="0" wp14:anchorId="5181A7E5" wp14:editId="3D5642A4">
-            <wp:extent cx="5400040" cy="2305050"/>
-            <wp:effectExtent l="0" t="0" r="0" b="0"/>
-            <wp:docPr id="1535388168" name="Imagen 1"/>
-            <wp:cNvGraphicFramePr>
-              <a:graphicFrameLocks xmlns:a="http://schemas.openxmlformats.org/drawingml/2006/main" noChangeAspect="1"/>
-            </wp:cNvGraphicFramePr>
-            <a:graphic xmlns:a="http://schemas.openxmlformats.org/drawingml/2006/main">
-              <a:graphicData uri="http://schemas.openxmlformats.org/drawingml/2006/picture">
-                <pic:pic xmlns:pic="http://schemas.openxmlformats.org/drawingml/2006/picture">
-                  <pic:nvPicPr>
-                    <pic:cNvPr id="1535388168" name=""/>
-                    <pic:cNvPicPr/>
-                  </pic:nvPicPr>
-                  <pic:blipFill>
-                    <a:blip r:embed="rId17"/>
-                    <a:stretch>
-                      <a:fillRect/>
-                    </a:stretch>
-                  </pic:blipFill>
-                  <pic:spPr>
-                    <a:xfrm>
-                      <a:off x="0" y="0"/>
-                      <a:ext cx="5400040" cy="2305050"/>
-                    </a:xfrm>
-                    <a:prstGeom prst="rect">
-                      <a:avLst/>
-                    </a:prstGeom>
-                  </pic:spPr>
-                </pic:pic>
-              </a:graphicData>
-            </a:graphic>
-          </wp:inline>
-        </w:drawing>
-      </w:r>
+      <w:ins w:id="16" w:author="Jaime Eduardo Baires Escalante" w:date="2024-10-27T18:37:00Z" w16du:dateUtc="2024-10-27T17:37:00Z">
+        <w:r>
+          <w:rPr>
+            <w:rFonts w:ascii="Arial" w:hAnsi="Arial" w:cs="Arial"/>
+            <w:noProof/>
+          </w:rPr>
+          <w:lastRenderedPageBreak/>
+          <w:drawing>
+            <wp:inline distT="0" distB="0" distL="0" distR="0" wp14:anchorId="51B33E76" wp14:editId="2DABA4D1">
+              <wp:extent cx="5400040" cy="2630170"/>
+              <wp:effectExtent l="0" t="0" r="0" b="0"/>
+              <wp:docPr id="1551016346" name="Imagen 1"/>
+              <wp:cNvGraphicFramePr>
+                <a:graphicFrameLocks xmlns:a="http://schemas.openxmlformats.org/drawingml/2006/main" noChangeAspect="1"/>
+              </wp:cNvGraphicFramePr>
+              <a:graphic xmlns:a="http://schemas.openxmlformats.org/drawingml/2006/main">
+                <a:graphicData uri="http://schemas.openxmlformats.org/drawingml/2006/picture">
+                  <pic:pic xmlns:pic="http://schemas.openxmlformats.org/drawingml/2006/picture">
+                    <pic:nvPicPr>
+                      <pic:cNvPr id="1551016346" name=""/>
+                      <pic:cNvPicPr/>
+                    </pic:nvPicPr>
+                    <pic:blipFill>
+                      <a:blip r:embed="rId17"/>
+                      <a:stretch>
+                        <a:fillRect/>
+                      </a:stretch>
+                    </pic:blipFill>
+                    <pic:spPr>
+                      <a:xfrm>
+                        <a:off x="0" y="0"/>
+                        <a:ext cx="5400040" cy="2630170"/>
+                      </a:xfrm>
+                      <a:prstGeom prst="rect">
+                        <a:avLst/>
+                      </a:prstGeom>
+                    </pic:spPr>
+                  </pic:pic>
+                </a:graphicData>
+              </a:graphic>
+            </wp:inline>
+          </w:drawing>
+        </w:r>
+      </w:ins>
     </w:p>
     <w:p>
       <w:pPr>
@@ -5111,7 +5035,7 @@
           <w:color w:val="595959" w:themeColor="text1" w:themeTint="A6"/>
         </w:rPr>
       </w:pPr>
-      <w:bookmarkStart w:id="15" w:name="_Toc170240663"/>
+      <w:bookmarkStart w:id="17" w:name="_Toc170240663"/>
       <w:r>
         <w:rPr>
           <w:rFonts w:ascii="Arial" w:hAnsi="Arial" w:cs="Arial"/>
@@ -5185,7 +5109,9 @@
         </w:rPr>
         <w:t xml:space="preserve">Diagrama de casos de uso de Gestión del </w:t>
       </w:r>
-      <w:commentRangeStart w:id="16"/>
+      <w:commentRangeStart w:id="18"/>
+      <w:commentRangeStart w:id="19"/>
+      <w:commentRangeStart w:id="20"/>
       <w:r>
         <w:rPr>
           <w:rFonts w:ascii="Arial" w:hAnsi="Arial" w:cs="Arial"/>
@@ -5195,13 +5121,45 @@
         </w:rPr>
         <w:t>TPV</w:t>
       </w:r>
-      <w:bookmarkEnd w:id="15"/>
-      <w:commentRangeEnd w:id="16"/>
+      <w:bookmarkEnd w:id="17"/>
+      <w:commentRangeEnd w:id="18"/>
       <w:r>
         <w:rPr>
           <w:rStyle w:val="Refdecomentario"/>
-        </w:rPr>
-        <w:commentReference w:id="16"/>
+          <w:rFonts w:ascii="Arial" w:hAnsi="Arial" w:cs="Arial"/>
+          <w:i/>
+          <w:iCs/>
+          <w:color w:val="595959" w:themeColor="text1" w:themeTint="A6"/>
+          <w:sz w:val="22"/>
+          <w:szCs w:val="22"/>
+        </w:rPr>
+        <w:commentReference w:id="18"/>
+      </w:r>
+      <w:commentRangeEnd w:id="19"/>
+      <w:r>
+        <w:rPr>
+          <w:rStyle w:val="Refdecomentario"/>
+          <w:rFonts w:ascii="Arial" w:hAnsi="Arial" w:cs="Arial"/>
+          <w:i/>
+          <w:iCs/>
+          <w:color w:val="595959" w:themeColor="text1" w:themeTint="A6"/>
+          <w:sz w:val="22"/>
+          <w:szCs w:val="22"/>
+        </w:rPr>
+        <w:commentReference w:id="19"/>
+      </w:r>
+      <w:commentRangeEnd w:id="20"/>
+      <w:r>
+        <w:rPr>
+          <w:rStyle w:val="Refdecomentario"/>
+          <w:rFonts w:ascii="Arial" w:hAnsi="Arial" w:cs="Arial"/>
+          <w:i/>
+          <w:iCs/>
+          <w:color w:val="595959" w:themeColor="text1" w:themeTint="A6"/>
+          <w:sz w:val="22"/>
+          <w:szCs w:val="22"/>
+        </w:rPr>
+        <w:commentReference w:id="20"/>
       </w:r>
     </w:p>
     <w:p>
@@ -5240,7 +5198,7 @@
                     <pic:cNvPicPr/>
                   </pic:nvPicPr>
                   <pic:blipFill>
-                    <a:blip r:embed="rId18"/>
+                    <a:blip r:embed="rId19"/>
                     <a:stretch>
                       <a:fillRect/>
                     </a:stretch>
@@ -5271,7 +5229,7 @@
           <w:color w:val="595959" w:themeColor="text1" w:themeTint="A6"/>
         </w:rPr>
       </w:pPr>
-      <w:bookmarkStart w:id="17" w:name="_Toc170240664"/>
+      <w:bookmarkStart w:id="21" w:name="_Toc170240664"/>
       <w:r>
         <w:rPr>
           <w:rFonts w:ascii="Arial" w:hAnsi="Arial" w:cs="Arial"/>
@@ -5345,7 +5303,7 @@
         </w:rPr>
         <w:t>Diagrama de casos de uso de Gestión Comercial</w:t>
       </w:r>
-      <w:bookmarkEnd w:id="17"/>
+      <w:bookmarkEnd w:id="21"/>
     </w:p>
     <w:p>
       <w:pPr>
@@ -5353,7 +5311,7 @@
           <w:rFonts w:ascii="Arial" w:hAnsi="Arial" w:cs="Arial"/>
         </w:rPr>
       </w:pPr>
-      <w:bookmarkStart w:id="18" w:name="_Toc164060906"/>
+      <w:bookmarkStart w:id="22" w:name="_Toc164060906"/>
     </w:p>
     <w:p>
       <w:pPr>
@@ -5405,7 +5363,7 @@
         </w:rPr>
         <w:t>Especificación de casos de uso</w:t>
       </w:r>
-      <w:bookmarkEnd w:id="18"/>
+      <w:bookmarkEnd w:id="22"/>
     </w:p>
     <w:p>
       <w:pPr>
@@ -5506,6 +5464,7 @@
               <w:rPr>
                 <w:rFonts w:ascii="Arial" w:hAnsi="Arial" w:cs="Arial"/>
               </w:rPr>
+              <w:lastRenderedPageBreak/>
               <w:t>Identificación</w:t>
             </w:r>
           </w:p>
@@ -5621,7 +5580,6 @@
               <w:rPr>
                 <w:rFonts w:ascii="Arial" w:hAnsi="Arial" w:cs="Arial"/>
               </w:rPr>
-              <w:lastRenderedPageBreak/>
               <w:t>Actor principal</w:t>
             </w:r>
           </w:p>
@@ -6044,19 +6002,22 @@
               </w:rPr>
               <w:t xml:space="preserve">1. El sistema muestra un formulario de creación de artículo con los campos a rellenar: nombre, precio, stock actual, stock mínimo recomendado, descuento, unidad, categoría y tipo de </w:t>
             </w:r>
-            <w:commentRangeStart w:id="19"/>
+            <w:commentRangeStart w:id="23"/>
             <w:r>
               <w:rPr>
                 <w:rFonts w:ascii="Arial" w:hAnsi="Arial" w:cs="Arial"/>
               </w:rPr>
               <w:t>IVA</w:t>
             </w:r>
-            <w:commentRangeEnd w:id="19"/>
+            <w:commentRangeEnd w:id="23"/>
             <w:r>
               <w:rPr>
                 <w:rStyle w:val="Refdecomentario"/>
-              </w:rPr>
-              <w:commentReference w:id="19"/>
+                <w:rFonts w:ascii="Arial" w:hAnsi="Arial" w:cs="Arial"/>
+                <w:sz w:val="22"/>
+                <w:szCs w:val="22"/>
+              </w:rPr>
+              <w:commentReference w:id="23"/>
             </w:r>
             <w:r>
               <w:rPr>
@@ -6110,7 +6071,13 @@
               <w:rPr>
                 <w:rFonts w:ascii="Arial" w:hAnsi="Arial" w:cs="Arial"/>
               </w:rPr>
-              <w:t>4. El sistema valida los datos ingresados y verifica que no haya errores.</w:t>
+              <w:t>4</w:t>
+            </w:r>
+            <w:r>
+              <w:rPr>
+                <w:rFonts w:ascii="Arial" w:hAnsi="Arial" w:cs="Arial"/>
+              </w:rPr>
+              <w:t>. El sistema crea el nuevo artículo en la base de datos.</w:t>
             </w:r>
           </w:p>
           <w:p>
@@ -6126,23 +6093,13 @@
               <w:rPr>
                 <w:rFonts w:ascii="Arial" w:hAnsi="Arial" w:cs="Arial"/>
               </w:rPr>
-              <w:t>5. El sistema crea el nuevo artículo en la base de datos.</w:t>
-            </w:r>
-          </w:p>
-          <w:p>
-            <w:pPr>
-              <w:spacing w:line="276" w:lineRule="auto"/>
-              <w:jc w:val="both"/>
-              <w:cnfStyle w:val="000000000000" w:firstRow="0" w:lastRow="0" w:firstColumn="0" w:lastColumn="0" w:oddVBand="0" w:evenVBand="0" w:oddHBand="0" w:evenHBand="0" w:firstRowFirstColumn="0" w:firstRowLastColumn="0" w:lastRowFirstColumn="0" w:lastRowLastColumn="0"/>
-              <w:rPr>
-                <w:rFonts w:ascii="Arial" w:hAnsi="Arial" w:cs="Arial"/>
-              </w:rPr>
-            </w:pPr>
-            <w:r>
-              <w:rPr>
-                <w:rFonts w:ascii="Arial" w:hAnsi="Arial" w:cs="Arial"/>
-              </w:rPr>
-              <w:t>6. El sistema muestra una confirmación de que el artículo se ha creado con éxito.</w:t>
+              <w:t>5</w:t>
+            </w:r>
+            <w:r>
+              <w:rPr>
+                <w:rFonts w:ascii="Arial" w:hAnsi="Arial" w:cs="Arial"/>
+              </w:rPr>
+              <w:t>. El sistema muestra una confirmación de que el artículo se ha creado con éxito.</w:t>
             </w:r>
           </w:p>
         </w:tc>
@@ -6170,7 +6127,7 @@
                 <w:rFonts w:ascii="Arial" w:hAnsi="Arial" w:cs="Arial"/>
               </w:rPr>
             </w:pPr>
-            <w:del w:id="20" w:author="Lopez Martinez, Patricia" w:date="2026-02-27T10:00:00Z">
+            <w:del w:id="24" w:author="Lopez Martinez, Patricia" w:date="2026-02-27T10:00:00Z">
               <w:r>
                 <w:rPr>
                   <w:rFonts w:ascii="Arial" w:hAnsi="Arial" w:cs="Arial"/>
@@ -6178,14 +6135,14 @@
                 <w:delText>Extensiones</w:delText>
               </w:r>
             </w:del>
-            <w:ins w:id="21" w:author="Lopez Martinez, Patricia" w:date="2026-02-27T10:00:00Z">
+            <w:ins w:id="25" w:author="Lopez Martinez, Patricia" w:date="2026-02-27T10:00:00Z">
               <w:r>
                 <w:rPr>
                   <w:rFonts w:ascii="Arial" w:hAnsi="Arial" w:cs="Arial"/>
                 </w:rPr>
                 <w:t xml:space="preserve">Escenarios </w:t>
               </w:r>
-              <w:commentRangeStart w:id="22"/>
+              <w:commentRangeStart w:id="26"/>
               <w:r>
                 <w:rPr>
                   <w:rFonts w:ascii="Arial" w:hAnsi="Arial" w:cs="Arial"/>
@@ -6193,15 +6150,16 @@
                 <w:t>alternativos</w:t>
               </w:r>
             </w:ins>
-            <w:commentRangeEnd w:id="22"/>
-            <w:ins w:id="23" w:author="Lopez Martinez, Patricia" w:date="2026-02-27T10:01:00Z">
+            <w:commentRangeEnd w:id="26"/>
+            <w:ins w:id="27" w:author="Lopez Martinez, Patricia" w:date="2026-02-27T10:01:00Z">
               <w:r>
                 <w:rPr>
                   <w:rStyle w:val="Refdecomentario"/>
-                  <w:b w:val="0"/>
-                  <w:bCs w:val="0"/>
+                  <w:rFonts w:ascii="Arial" w:hAnsi="Arial" w:cs="Arial"/>
+                  <w:sz w:val="22"/>
+                  <w:szCs w:val="22"/>
                 </w:rPr>
-                <w:commentReference w:id="22"/>
+                <w:commentReference w:id="26"/>
               </w:r>
             </w:ins>
           </w:p>
@@ -6235,7 +6193,8 @@
               </w:rPr>
               <w:t xml:space="preserve">2a. El usuario ingresa datos incorrectos en algún campo del </w:t>
             </w:r>
-            <w:commentRangeStart w:id="24"/>
+            <w:commentRangeStart w:id="28"/>
+            <w:commentRangeStart w:id="29"/>
             <w:r>
               <w:rPr>
                 <w:rFonts w:ascii="Arial" w:hAnsi="Arial" w:cs="Arial"/>
@@ -6244,46 +6203,39 @@
               </w:rPr>
               <w:t>formulario</w:t>
             </w:r>
-            <w:commentRangeEnd w:id="24"/>
+            <w:commentRangeEnd w:id="28"/>
             <w:r>
               <w:rPr>
                 <w:rStyle w:val="Refdecomentario"/>
-              </w:rPr>
-              <w:commentReference w:id="24"/>
-            </w:r>
-            <w:r>
-              <w:rPr>
                 <w:rFonts w:ascii="Arial" w:hAnsi="Arial" w:cs="Arial"/>
                 <w:sz w:val="21"/>
                 <w:szCs w:val="21"/>
               </w:rPr>
-              <w:t>.</w:t>
-            </w:r>
-          </w:p>
-          <w:p>
-            <w:pPr>
-              <w:spacing w:line="276" w:lineRule="auto"/>
-              <w:ind w:left="708"/>
-              <w:jc w:val="both"/>
-              <w:cnfStyle w:val="000000100000" w:firstRow="0" w:lastRow="0" w:firstColumn="0" w:lastColumn="0" w:oddVBand="0" w:evenVBand="0" w:oddHBand="1" w:evenHBand="0" w:firstRowFirstColumn="0" w:firstRowLastColumn="0" w:lastRowFirstColumn="0" w:lastRowLastColumn="0"/>
-              <w:rPr>
+              <w:commentReference w:id="28"/>
+            </w:r>
+            <w:commentRangeEnd w:id="29"/>
+            <w:r>
+              <w:rPr>
+                <w:rStyle w:val="Refdecomentario"/>
                 <w:rFonts w:ascii="Arial" w:hAnsi="Arial" w:cs="Arial"/>
                 <w:sz w:val="21"/>
                 <w:szCs w:val="21"/>
               </w:rPr>
-            </w:pPr>
+              <w:commentReference w:id="29"/>
+            </w:r>
             <w:r>
               <w:rPr>
                 <w:rFonts w:ascii="Arial" w:hAnsi="Arial" w:cs="Arial"/>
                 <w:sz w:val="21"/>
                 <w:szCs w:val="21"/>
               </w:rPr>
-              <w:t>2a.1 El sistema muestra un aviso junto al campo para que el usuario revise los datos introducidos.</w:t>
-            </w:r>
-          </w:p>
-          <w:p>
-            <w:pPr>
-              <w:spacing w:line="276" w:lineRule="auto"/>
+              <w:t>.</w:t>
+            </w:r>
+          </w:p>
+          <w:p>
+            <w:pPr>
+              <w:spacing w:line="276" w:lineRule="auto"/>
+              <w:ind w:left="708"/>
               <w:jc w:val="both"/>
               <w:cnfStyle w:val="000000100000" w:firstRow="0" w:lastRow="0" w:firstColumn="0" w:lastColumn="0" w:oddVBand="0" w:evenVBand="0" w:oddHBand="1" w:evenHBand="0" w:firstRowFirstColumn="0" w:firstRowLastColumn="0" w:lastRowFirstColumn="0" w:lastRowLastColumn="0"/>
               <w:rPr>
@@ -6298,13 +6250,12 @@
                 <w:sz w:val="21"/>
                 <w:szCs w:val="21"/>
               </w:rPr>
-              <w:t>2b. El usuario hace clic sobre un campo obligatorio, no introduce ningún dato y hace clic en otro campo del formulario.</w:t>
-            </w:r>
-          </w:p>
-          <w:p>
-            <w:pPr>
-              <w:spacing w:line="276" w:lineRule="auto"/>
-              <w:ind w:left="708"/>
+              <w:t>2a.1 El sistema muestra un aviso junto al campo para que el usuario revise los datos introducidos.</w:t>
+            </w:r>
+          </w:p>
+          <w:p>
+            <w:pPr>
+              <w:spacing w:line="276" w:lineRule="auto"/>
               <w:jc w:val="both"/>
               <w:cnfStyle w:val="000000100000" w:firstRow="0" w:lastRow="0" w:firstColumn="0" w:lastColumn="0" w:oddVBand="0" w:evenVBand="0" w:oddHBand="1" w:evenHBand="0" w:firstRowFirstColumn="0" w:firstRowLastColumn="0" w:lastRowFirstColumn="0" w:lastRowLastColumn="0"/>
               <w:rPr>
@@ -6319,12 +6270,13 @@
                 <w:sz w:val="21"/>
                 <w:szCs w:val="21"/>
               </w:rPr>
-              <w:t>2b.1 El sistema muestra un aviso junto al campo para que el usuario introduzca datos.</w:t>
-            </w:r>
-          </w:p>
-          <w:p>
-            <w:pPr>
-              <w:spacing w:line="276" w:lineRule="auto"/>
+              <w:t>2b. El usuario hace clic sobre un campo obligatorio, no introduce ningún dato y hace clic en otro campo del formulario.</w:t>
+            </w:r>
+          </w:p>
+          <w:p>
+            <w:pPr>
+              <w:spacing w:line="276" w:lineRule="auto"/>
+              <w:ind w:left="708"/>
               <w:jc w:val="both"/>
               <w:cnfStyle w:val="000000100000" w:firstRow="0" w:lastRow="0" w:firstColumn="0" w:lastColumn="0" w:oddVBand="0" w:evenVBand="0" w:oddHBand="1" w:evenHBand="0" w:firstRowFirstColumn="0" w:firstRowLastColumn="0" w:lastRowFirstColumn="0" w:lastRowLastColumn="0"/>
               <w:rPr>
@@ -6339,13 +6291,12 @@
                 <w:sz w:val="21"/>
                 <w:szCs w:val="21"/>
               </w:rPr>
-              <w:t>4a. El usuario ha dejado introducido un dato incorrecto.</w:t>
-            </w:r>
-          </w:p>
-          <w:p>
-            <w:pPr>
-              <w:spacing w:line="276" w:lineRule="auto"/>
-              <w:ind w:left="708"/>
+              <w:t>2b.1 El sistema muestra un aviso junto al campo para que el usuario introduzca datos.</w:t>
+            </w:r>
+          </w:p>
+          <w:p>
+            <w:pPr>
+              <w:spacing w:line="276" w:lineRule="auto"/>
               <w:jc w:val="both"/>
               <w:cnfStyle w:val="000000100000" w:firstRow="0" w:lastRow="0" w:firstColumn="0" w:lastColumn="0" w:oddVBand="0" w:evenVBand="0" w:oddHBand="1" w:evenHBand="0" w:firstRowFirstColumn="0" w:firstRowLastColumn="0" w:lastRowFirstColumn="0" w:lastRowLastColumn="0"/>
               <w:rPr>
@@ -6360,80 +6311,42 @@
                 <w:sz w:val="21"/>
                 <w:szCs w:val="21"/>
               </w:rPr>
-              <w:t xml:space="preserve">4a.1 El sistema </w:t>
-            </w:r>
-            <w:del w:id="25" w:author="Lopez Martinez, Patricia" w:date="2026-02-27T10:01:00Z">
-              <w:r>
-                <w:rPr>
-                  <w:rFonts w:ascii="Arial" w:hAnsi="Arial" w:cs="Arial"/>
-                  <w:sz w:val="21"/>
-                  <w:szCs w:val="21"/>
-                </w:rPr>
-                <w:delText>no ejecuta la acción “Guardar”</w:delText>
-              </w:r>
-              <w:r>
-                <w:rPr>
-                  <w:rFonts w:ascii="Arial" w:hAnsi="Arial" w:cs="Arial"/>
-                  <w:sz w:val="21"/>
-                  <w:szCs w:val="21"/>
-                </w:rPr>
-                <w:delText xml:space="preserve">, y </w:delText>
-              </w:r>
-            </w:del>
+              <w:t>4</w:t>
+            </w:r>
             <w:r>
               <w:rPr>
                 <w:rFonts w:ascii="Arial" w:hAnsi="Arial" w:cs="Arial"/>
                 <w:sz w:val="21"/>
                 <w:szCs w:val="21"/>
               </w:rPr>
-              <w:t>muestra un aviso junto a los campos erróneos para que el usuario revise los datos introducidos</w:t>
-            </w:r>
+              <w:t>a. El sistema no puede acceder a la base de datos.</w:t>
+            </w:r>
+          </w:p>
+          <w:p>
+            <w:pPr>
+              <w:spacing w:line="276" w:lineRule="auto"/>
+              <w:ind w:left="708"/>
+              <w:jc w:val="both"/>
+              <w:cnfStyle w:val="000000100000" w:firstRow="0" w:lastRow="0" w:firstColumn="0" w:lastColumn="0" w:oddVBand="0" w:evenVBand="0" w:oddHBand="1" w:evenHBand="0" w:firstRowFirstColumn="0" w:firstRowLastColumn="0" w:lastRowFirstColumn="0" w:lastRowLastColumn="0"/>
+              <w:rPr>
+                <w:rFonts w:ascii="Arial" w:hAnsi="Arial" w:cs="Arial"/>
+              </w:rPr>
+            </w:pPr>
             <w:r>
               <w:rPr>
                 <w:rFonts w:ascii="Arial" w:hAnsi="Arial" w:cs="Arial"/>
                 <w:sz w:val="21"/>
                 <w:szCs w:val="21"/>
               </w:rPr>
-              <w:t>.</w:t>
-            </w:r>
-          </w:p>
-          <w:p>
-            <w:pPr>
-              <w:spacing w:line="276" w:lineRule="auto"/>
-              <w:jc w:val="both"/>
-              <w:cnfStyle w:val="000000100000" w:firstRow="0" w:lastRow="0" w:firstColumn="0" w:lastColumn="0" w:oddVBand="0" w:evenVBand="0" w:oddHBand="1" w:evenHBand="0" w:firstRowFirstColumn="0" w:firstRowLastColumn="0" w:lastRowFirstColumn="0" w:lastRowLastColumn="0"/>
+              <w:t>4</w:t>
+            </w:r>
+            <w:r>
               <w:rPr>
                 <w:rFonts w:ascii="Arial" w:hAnsi="Arial" w:cs="Arial"/>
                 <w:sz w:val="21"/>
                 <w:szCs w:val="21"/>
               </w:rPr>
-            </w:pPr>
-            <w:r>
-              <w:rPr>
-                <w:rFonts w:ascii="Arial" w:hAnsi="Arial" w:cs="Arial"/>
-                <w:sz w:val="21"/>
-                <w:szCs w:val="21"/>
-              </w:rPr>
-              <w:t>5a. El sistema no puede acceder a la base de datos.</w:t>
-            </w:r>
-          </w:p>
-          <w:p>
-            <w:pPr>
-              <w:spacing w:line="276" w:lineRule="auto"/>
-              <w:ind w:left="708"/>
-              <w:jc w:val="both"/>
-              <w:cnfStyle w:val="000000100000" w:firstRow="0" w:lastRow="0" w:firstColumn="0" w:lastColumn="0" w:oddVBand="0" w:evenVBand="0" w:oddHBand="1" w:evenHBand="0" w:firstRowFirstColumn="0" w:firstRowLastColumn="0" w:lastRowFirstColumn="0" w:lastRowLastColumn="0"/>
-              <w:rPr>
-                <w:rFonts w:ascii="Arial" w:hAnsi="Arial" w:cs="Arial"/>
-              </w:rPr>
-            </w:pPr>
-            <w:r>
-              <w:rPr>
-                <w:rFonts w:ascii="Arial" w:hAnsi="Arial" w:cs="Arial"/>
-                <w:sz w:val="21"/>
-                <w:szCs w:val="21"/>
-              </w:rPr>
-              <w:t>5a.1 El sistema muestra un aviso de lo sucedido.</w:t>
+              <w:t>a.1 El sistema muestra un aviso de lo sucedido.</w:t>
             </w:r>
           </w:p>
         </w:tc>
@@ -6713,7 +6626,6 @@
               <w:rPr>
                 <w:rFonts w:ascii="Arial" w:hAnsi="Arial" w:cs="Arial"/>
               </w:rPr>
-              <w:lastRenderedPageBreak/>
               <w:t>Actor principal</w:t>
             </w:r>
           </w:p>
@@ -6823,6 +6735,7 @@
               <w:rPr>
                 <w:rFonts w:ascii="Arial" w:hAnsi="Arial" w:cs="Arial"/>
               </w:rPr>
+              <w:lastRenderedPageBreak/>
               <w:t>Descripción</w:t>
             </w:r>
           </w:p>
@@ -7399,19 +7312,28 @@
               </w:rPr>
               <w:t xml:space="preserve"> sobre el </w:t>
             </w:r>
-            <w:commentRangeStart w:id="26"/>
+            <w:commentRangeStart w:id="30"/>
             <w:r>
               <w:rPr>
                 <w:rFonts w:ascii="Arial" w:hAnsi="Arial" w:cs="Arial"/>
               </w:rPr>
               <w:t>artículo</w:t>
             </w:r>
-            <w:commentRangeEnd w:id="26"/>
+            <w:commentRangeEnd w:id="30"/>
             <w:r>
               <w:rPr>
                 <w:rStyle w:val="Refdecomentario"/>
-              </w:rPr>
-              <w:commentReference w:id="26"/>
+                <w:rFonts w:ascii="Arial" w:hAnsi="Arial" w:cs="Arial"/>
+                <w:sz w:val="22"/>
+                <w:szCs w:val="22"/>
+              </w:rPr>
+              <w:commentReference w:id="30"/>
+            </w:r>
+            <w:r>
+              <w:rPr>
+                <w:rFonts w:ascii="Arial" w:hAnsi="Arial" w:cs="Arial"/>
+              </w:rPr>
+              <w:t xml:space="preserve"> que puede modificar: descripción, precio, stock de seguridad, y/o descuento</w:t>
             </w:r>
             <w:r>
               <w:rPr>
@@ -7995,7 +7917,6 @@
               <w:rPr>
                 <w:rFonts w:ascii="Arial" w:hAnsi="Arial" w:cs="Arial"/>
               </w:rPr>
-              <w:lastRenderedPageBreak/>
               <w:t>Nombre</w:t>
             </w:r>
           </w:p>
@@ -8052,6 +7973,7 @@
               <w:rPr>
                 <w:rFonts w:ascii="Arial" w:hAnsi="Arial" w:cs="Arial"/>
               </w:rPr>
+              <w:lastRenderedPageBreak/>
               <w:t>Actor principal</w:t>
             </w:r>
           </w:p>
@@ -8458,61 +8380,90 @@
               <w:rPr>
                 <w:rFonts w:ascii="Arial" w:hAnsi="Arial" w:cs="Arial"/>
               </w:rPr>
-              <w:t xml:space="preserve">El sistema elimina el artículo en la base de </w:t>
-            </w:r>
-            <w:commentRangeStart w:id="27"/>
-            <w:commentRangeStart w:id="28"/>
-            <w:commentRangeStart w:id="29"/>
-            <w:commentRangeStart w:id="30"/>
+              <w:t xml:space="preserve">El sistema pone a Falso el campo “Activo” del artículo en la base de </w:t>
+            </w:r>
             <w:commentRangeStart w:id="31"/>
             <w:commentRangeStart w:id="32"/>
+            <w:commentRangeStart w:id="33"/>
+            <w:commentRangeStart w:id="34"/>
+            <w:commentRangeStart w:id="35"/>
+            <w:commentRangeStart w:id="36"/>
+            <w:commentRangeStart w:id="37"/>
             <w:r>
               <w:rPr>
                 <w:rFonts w:ascii="Arial" w:hAnsi="Arial" w:cs="Arial"/>
               </w:rPr>
               <w:t>datos</w:t>
             </w:r>
-            <w:commentRangeEnd w:id="27"/>
+            <w:commentRangeEnd w:id="31"/>
             <w:r>
               <w:rPr>
                 <w:rStyle w:val="Refdecomentario"/>
-              </w:rPr>
-              <w:commentReference w:id="27"/>
-            </w:r>
-            <w:commentRangeEnd w:id="28"/>
+                <w:rFonts w:ascii="Arial" w:hAnsi="Arial" w:cs="Arial"/>
+                <w:sz w:val="22"/>
+                <w:szCs w:val="22"/>
+              </w:rPr>
+              <w:commentReference w:id="31"/>
+            </w:r>
+            <w:commentRangeEnd w:id="32"/>
             <w:r>
               <w:rPr>
                 <w:rStyle w:val="Refdecomentario"/>
-              </w:rPr>
-              <w:commentReference w:id="28"/>
-            </w:r>
-            <w:commentRangeEnd w:id="29"/>
+                <w:rFonts w:ascii="Arial" w:hAnsi="Arial" w:cs="Arial"/>
+                <w:sz w:val="22"/>
+                <w:szCs w:val="22"/>
+              </w:rPr>
+              <w:commentReference w:id="32"/>
+            </w:r>
+            <w:commentRangeEnd w:id="33"/>
             <w:r>
               <w:rPr>
                 <w:rStyle w:val="Refdecomentario"/>
-              </w:rPr>
-              <w:commentReference w:id="29"/>
-            </w:r>
-            <w:commentRangeEnd w:id="30"/>
+                <w:rFonts w:ascii="Arial" w:hAnsi="Arial" w:cs="Arial"/>
+                <w:sz w:val="22"/>
+                <w:szCs w:val="22"/>
+              </w:rPr>
+              <w:commentReference w:id="33"/>
+            </w:r>
+            <w:commentRangeEnd w:id="34"/>
             <w:r>
               <w:rPr>
                 <w:rStyle w:val="Refdecomentario"/>
-              </w:rPr>
-              <w:commentReference w:id="30"/>
-            </w:r>
-            <w:commentRangeEnd w:id="31"/>
+                <w:rFonts w:ascii="Arial" w:hAnsi="Arial" w:cs="Arial"/>
+                <w:sz w:val="22"/>
+                <w:szCs w:val="22"/>
+              </w:rPr>
+              <w:commentReference w:id="34"/>
+            </w:r>
+            <w:commentRangeEnd w:id="35"/>
             <w:r>
               <w:rPr>
                 <w:rStyle w:val="Refdecomentario"/>
-              </w:rPr>
-              <w:commentReference w:id="31"/>
-            </w:r>
-            <w:commentRangeEnd w:id="32"/>
+                <w:rFonts w:ascii="Arial" w:hAnsi="Arial" w:cs="Arial"/>
+                <w:sz w:val="22"/>
+                <w:szCs w:val="22"/>
+              </w:rPr>
+              <w:commentReference w:id="35"/>
+            </w:r>
+            <w:commentRangeEnd w:id="36"/>
             <w:r>
               <w:rPr>
                 <w:rStyle w:val="Refdecomentario"/>
-              </w:rPr>
-              <w:commentReference w:id="32"/>
+                <w:rFonts w:ascii="Arial" w:hAnsi="Arial" w:cs="Arial"/>
+                <w:sz w:val="22"/>
+                <w:szCs w:val="22"/>
+              </w:rPr>
+              <w:commentReference w:id="36"/>
+            </w:r>
+            <w:commentRangeEnd w:id="37"/>
+            <w:r>
+              <w:rPr>
+                <w:rStyle w:val="Refdecomentario"/>
+                <w:rFonts w:ascii="Arial" w:hAnsi="Arial" w:cs="Arial"/>
+                <w:sz w:val="22"/>
+                <w:szCs w:val="22"/>
+              </w:rPr>
+              <w:commentReference w:id="37"/>
             </w:r>
             <w:r>
               <w:rPr>
@@ -8677,33 +8628,7 @@
               <w:rPr>
                 <w:rFonts w:ascii="Arial" w:hAnsi="Arial" w:cs="Arial"/>
               </w:rPr>
-              <w:t>verifica que el artículo no haya sido ingresado en una factura de compra o venta</w:t>
-            </w:r>
-            <w:commentRangeStart w:id="33"/>
-            <w:r>
-              <w:rPr>
-                <w:rFonts w:ascii="Arial" w:hAnsi="Arial" w:cs="Arial"/>
-              </w:rPr>
-              <w:t xml:space="preserve">, o </w:t>
-            </w:r>
-            <w:commentRangeEnd w:id="33"/>
-            <w:r>
-              <w:rPr>
-                <w:rStyle w:val="Refdecomentario"/>
-              </w:rPr>
-              <w:commentReference w:id="33"/>
-            </w:r>
-            <w:r>
-              <w:rPr>
-                <w:rFonts w:ascii="Arial" w:hAnsi="Arial" w:cs="Arial"/>
-              </w:rPr>
-              <w:t>que no tenga stock</w:t>
-            </w:r>
-            <w:r>
-              <w:rPr>
-                <w:rFonts w:ascii="Arial" w:hAnsi="Arial" w:cs="Arial"/>
-              </w:rPr>
-              <w:t>.</w:t>
+              <w:t>verifica que el artículo no tenga stock.</w:t>
             </w:r>
           </w:p>
           <w:p>
@@ -8765,7 +8690,7 @@
               <w:rPr>
                 <w:rFonts w:ascii="Arial" w:hAnsi="Arial" w:cs="Arial"/>
               </w:rPr>
-              <w:t xml:space="preserve">4. El sistema elimina el </w:t>
+              <w:t xml:space="preserve">4. El sistema pone a Falso el campo “Activo” del </w:t>
             </w:r>
             <w:r>
               <w:rPr>
@@ -8873,19 +8798,7 @@
               <w:rPr>
                 <w:rFonts w:ascii="Arial" w:hAnsi="Arial" w:cs="Arial"/>
               </w:rPr>
-              <w:t>1a. El artículo está presente en al menos una factura de compra o venta</w:t>
-            </w:r>
-            <w:r>
-              <w:rPr>
-                <w:rFonts w:ascii="Arial" w:hAnsi="Arial" w:cs="Arial"/>
-              </w:rPr>
-              <w:t>, o tiene stock</w:t>
-            </w:r>
-            <w:r>
-              <w:rPr>
-                <w:rFonts w:ascii="Arial" w:hAnsi="Arial" w:cs="Arial"/>
-              </w:rPr>
-              <w:t>.</w:t>
+              <w:t>1a. El artículo tiene stock.</w:t>
             </w:r>
           </w:p>
           <w:p>
@@ -8902,7 +8815,7 @@
               <w:rPr>
                 <w:rFonts w:ascii="Arial" w:hAnsi="Arial" w:cs="Arial"/>
               </w:rPr>
-              <w:t>1a1. El sistema muestra un aviso al usuario que no se puede eliminar el artículo.</w:t>
+              <w:t>1a1. El sistema muestra un aviso al usuario que no se puede eliminar el artículo porque aún tiene stock.</w:t>
             </w:r>
           </w:p>
         </w:tc>
@@ -9776,27 +9689,59 @@
               <w:rPr>
                 <w:rFonts w:ascii="Arial" w:hAnsi="Arial" w:cs="Arial"/>
               </w:rPr>
-              <w:t xml:space="preserve">una </w:t>
-            </w:r>
-            <w:r>
-              <w:rPr>
-                <w:rFonts w:ascii="Arial" w:hAnsi="Arial" w:cs="Arial"/>
-              </w:rPr>
-              <w:t xml:space="preserve">lista de artículos con sus datos </w:t>
-            </w:r>
-            <w:commentRangeStart w:id="34"/>
+              <w:t>la</w:t>
+            </w:r>
+            <w:r>
+              <w:rPr>
+                <w:rFonts w:ascii="Arial" w:hAnsi="Arial" w:cs="Arial"/>
+              </w:rPr>
+              <w:t xml:space="preserve"> </w:t>
+            </w:r>
+            <w:r>
+              <w:rPr>
+                <w:rFonts w:ascii="Arial" w:hAnsi="Arial" w:cs="Arial"/>
+              </w:rPr>
+              <w:t xml:space="preserve">lista de </w:t>
+            </w:r>
+            <w:r>
+              <w:rPr>
+                <w:rFonts w:ascii="Arial" w:hAnsi="Arial" w:cs="Arial"/>
+              </w:rPr>
+              <w:t xml:space="preserve">todos los </w:t>
+            </w:r>
+            <w:r>
+              <w:rPr>
+                <w:rFonts w:ascii="Arial" w:hAnsi="Arial" w:cs="Arial"/>
+              </w:rPr>
+              <w:t xml:space="preserve">artículos con sus datos </w:t>
+            </w:r>
+            <w:commentRangeStart w:id="38"/>
+            <w:commentRangeStart w:id="39"/>
             <w:r>
               <w:rPr>
                 <w:rFonts w:ascii="Arial" w:hAnsi="Arial" w:cs="Arial"/>
               </w:rPr>
               <w:t>principales</w:t>
             </w:r>
-            <w:commentRangeEnd w:id="34"/>
+            <w:commentRangeEnd w:id="38"/>
             <w:r>
               <w:rPr>
                 <w:rStyle w:val="Refdecomentario"/>
-              </w:rPr>
-              <w:commentReference w:id="34"/>
+                <w:rFonts w:ascii="Arial" w:hAnsi="Arial" w:cs="Arial"/>
+                <w:sz w:val="22"/>
+                <w:szCs w:val="22"/>
+              </w:rPr>
+              <w:commentReference w:id="38"/>
+            </w:r>
+            <w:commentRangeEnd w:id="39"/>
+            <w:r>
+              <w:rPr>
+                <w:rStyle w:val="Refdecomentario"/>
+                <w:rFonts w:ascii="Arial" w:hAnsi="Arial" w:cs="Arial"/>
+                <w:sz w:val="22"/>
+                <w:szCs w:val="22"/>
+              </w:rPr>
+              <w:commentReference w:id="39"/>
             </w:r>
             <w:r>
               <w:rPr>
@@ -10689,12 +10634,6 @@
               </w:rPr>
               <w:t>2. Por cada artículo que se quiera agregar a la venta</w:t>
             </w:r>
-            <w:r>
-              <w:rPr>
-                <w:rFonts w:ascii="Arial" w:hAnsi="Arial" w:cs="Arial"/>
-              </w:rPr>
-              <w:t>:</w:t>
-            </w:r>
           </w:p>
           <w:p>
             <w:pPr>
@@ -10710,7 +10649,19 @@
               <w:rPr>
                 <w:rFonts w:ascii="Arial" w:hAnsi="Arial" w:cs="Arial"/>
               </w:rPr>
-              <w:t>2.1</w:t>
+              <w:t xml:space="preserve">2.1 </w:t>
+            </w:r>
+            <w:r>
+              <w:rPr>
+                <w:rFonts w:ascii="Arial" w:hAnsi="Arial" w:cs="Arial"/>
+              </w:rPr>
+              <w:t xml:space="preserve">El </w:t>
+            </w:r>
+            <w:r>
+              <w:rPr>
+                <w:rFonts w:ascii="Arial" w:hAnsi="Arial" w:cs="Arial"/>
+              </w:rPr>
+              <w:t>usuario</w:t>
             </w:r>
             <w:r>
               <w:rPr>
@@ -10722,37 +10673,13 @@
               <w:rPr>
                 <w:rFonts w:ascii="Arial" w:hAnsi="Arial" w:cs="Arial"/>
               </w:rPr>
-              <w:t xml:space="preserve">El </w:t>
-            </w:r>
-            <w:r>
-              <w:rPr>
-                <w:rFonts w:ascii="Arial" w:hAnsi="Arial" w:cs="Arial"/>
-              </w:rPr>
-              <w:t>usuario</w:t>
-            </w:r>
-            <w:r>
-              <w:rPr>
-                <w:rFonts w:ascii="Arial" w:hAnsi="Arial" w:cs="Arial"/>
-              </w:rPr>
-              <w:t xml:space="preserve"> </w:t>
-            </w:r>
-            <w:r>
-              <w:rPr>
-                <w:rFonts w:ascii="Arial" w:hAnsi="Arial" w:cs="Arial"/>
-              </w:rPr>
               <w:t xml:space="preserve">agrega el </w:t>
             </w:r>
             <w:r>
               <w:rPr>
                 <w:rFonts w:ascii="Arial" w:hAnsi="Arial" w:cs="Arial"/>
               </w:rPr>
-              <w:t xml:space="preserve">artículo a la venta </w:t>
-            </w:r>
-            <w:r>
-              <w:rPr>
-                <w:rFonts w:ascii="Arial" w:hAnsi="Arial" w:cs="Arial"/>
-              </w:rPr>
-              <w:t>seleccionándo</w:t>
+              <w:t>artículo a la venta seleccionándo</w:t>
             </w:r>
             <w:r>
               <w:rPr>
@@ -10770,7 +10697,7 @@
               <w:rPr>
                 <w:rFonts w:ascii="Arial" w:hAnsi="Arial" w:cs="Arial"/>
               </w:rPr>
-              <w:t xml:space="preserve"> En dicha lista, solamente aparecerán artículos que tengan stock.</w:t>
+              <w:t xml:space="preserve"> En dicha lista, solamente aparecerán artículos que tengan stock, y que estén en estado Activo.</w:t>
             </w:r>
             <w:r>
               <w:rPr>
@@ -10893,27 +10820,7 @@
               <w:rPr>
                 <w:rFonts w:ascii="Arial" w:hAnsi="Arial" w:cs="Arial"/>
               </w:rPr>
-              <w:t xml:space="preserve"> registra la venta en la base de datos, actualiza el inventario para reflejar las cantidades vendidas y genera un </w:t>
-            </w:r>
-            <w:commentRangeStart w:id="35"/>
-            <w:r>
-              <w:rPr>
-                <w:rFonts w:ascii="Arial" w:hAnsi="Arial" w:cs="Arial"/>
-              </w:rPr>
-              <w:t xml:space="preserve">recibo </w:t>
-            </w:r>
-            <w:commentRangeEnd w:id="35"/>
-            <w:r>
-              <w:rPr>
-                <w:rStyle w:val="Refdecomentario"/>
-              </w:rPr>
-              <w:commentReference w:id="35"/>
-            </w:r>
-            <w:r>
-              <w:rPr>
-                <w:rFonts w:ascii="Arial" w:hAnsi="Arial" w:cs="Arial"/>
-              </w:rPr>
-              <w:t>para el cliente que incluye el detalle de la venta y el monto total.</w:t>
+              <w:t xml:space="preserve"> registra la venta en la base de datos, actualiza el inventario para reflejar las cantidades vendidas.</w:t>
             </w:r>
           </w:p>
           <w:p>
@@ -11038,24 +10945,43 @@
               <w:rPr>
                 <w:rFonts w:ascii="Arial" w:hAnsi="Arial" w:cs="Arial"/>
               </w:rPr>
-              <w:t>3a. El usuario requiere borrar un artículo antes de aceptar la venta.</w:t>
-            </w:r>
-          </w:p>
-          <w:p>
-            <w:pPr>
-              <w:spacing w:line="276" w:lineRule="auto"/>
-              <w:ind w:left="708"/>
-              <w:jc w:val="both"/>
-              <w:cnfStyle w:val="000000000000" w:firstRow="0" w:lastRow="0" w:firstColumn="0" w:lastColumn="0" w:oddVBand="0" w:evenVBand="0" w:oddHBand="0" w:evenHBand="0" w:firstRowFirstColumn="0" w:firstRowLastColumn="0" w:lastRowFirstColumn="0" w:lastRowLastColumn="0"/>
-              <w:rPr>
-                <w:rFonts w:ascii="Arial" w:hAnsi="Arial" w:cs="Arial"/>
-              </w:rPr>
-            </w:pPr>
-            <w:r>
-              <w:rPr>
-                <w:rFonts w:ascii="Arial" w:hAnsi="Arial" w:cs="Arial"/>
-              </w:rPr>
-              <w:t>3a1. El usuario selecciona la opción de “</w:t>
+              <w:t xml:space="preserve">3a. El usuario </w:t>
+            </w:r>
+            <w:r>
+              <w:rPr>
+                <w:rFonts w:ascii="Arial" w:hAnsi="Arial" w:cs="Arial"/>
+              </w:rPr>
+              <w:t>quiere</w:t>
+            </w:r>
+            <w:r>
+              <w:rPr>
+                <w:rFonts w:ascii="Arial" w:hAnsi="Arial" w:cs="Arial"/>
+              </w:rPr>
+              <w:t xml:space="preserve"> </w:t>
+            </w:r>
+            <w:r>
+              <w:rPr>
+                <w:rFonts w:ascii="Arial" w:hAnsi="Arial" w:cs="Arial"/>
+              </w:rPr>
+              <w:t xml:space="preserve">eliminar </w:t>
+            </w:r>
+            <w:r>
+              <w:rPr>
+                <w:rFonts w:ascii="Arial" w:hAnsi="Arial" w:cs="Arial"/>
+              </w:rPr>
+              <w:t>un artículo antes de aceptar la venta.</w:t>
+            </w:r>
+            <w:r>
+              <w:rPr>
+                <w:rFonts w:ascii="Arial" w:hAnsi="Arial" w:cs="Arial"/>
+              </w:rPr>
+              <w:t xml:space="preserve"> Extend</w:t>
+            </w:r>
+            <w:r>
+              <w:rPr>
+                <w:rFonts w:ascii="Arial" w:hAnsi="Arial" w:cs="Arial"/>
+              </w:rPr>
+              <w:t xml:space="preserve"> “</w:t>
             </w:r>
             <w:r>
               <w:rPr>
@@ -11065,7 +10991,8 @@
               </w:rPr>
               <w:t xml:space="preserve">Borrar </w:t>
             </w:r>
-            <w:commentRangeStart w:id="36"/>
+            <w:commentRangeStart w:id="40"/>
+            <w:commentRangeStart w:id="41"/>
             <w:r>
               <w:rPr>
                 <w:rFonts w:ascii="Arial" w:hAnsi="Arial" w:cs="Arial"/>
@@ -11082,18 +11009,35 @@
               </w:rPr>
               <w:t>rtículo</w:t>
             </w:r>
-            <w:commentRangeEnd w:id="36"/>
+            <w:commentRangeEnd w:id="40"/>
             <w:r>
               <w:rPr>
                 <w:rStyle w:val="Refdecomentario"/>
-              </w:rPr>
-              <w:commentReference w:id="36"/>
-            </w:r>
-            <w:r>
-              <w:rPr>
                 <w:rFonts w:ascii="Arial" w:hAnsi="Arial" w:cs="Arial"/>
                 <w:i/>
                 <w:iCs/>
+                <w:sz w:val="22"/>
+                <w:szCs w:val="22"/>
+              </w:rPr>
+              <w:commentReference w:id="40"/>
+            </w:r>
+            <w:commentRangeEnd w:id="41"/>
+            <w:r>
+              <w:rPr>
+                <w:rStyle w:val="Refdecomentario"/>
+                <w:rFonts w:ascii="Arial" w:hAnsi="Arial" w:cs="Arial"/>
+                <w:i/>
+                <w:iCs/>
+                <w:sz w:val="22"/>
+                <w:szCs w:val="22"/>
+              </w:rPr>
+              <w:commentReference w:id="41"/>
+            </w:r>
+            <w:r>
+              <w:rPr>
+                <w:rFonts w:ascii="Arial" w:hAnsi="Arial" w:cs="Arial"/>
+                <w:i/>
+                <w:iCs/>
               </w:rPr>
               <w:t xml:space="preserve"> de la lista</w:t>
             </w:r>
@@ -11101,24 +11045,13 @@
               <w:rPr>
                 <w:rFonts w:ascii="Arial" w:hAnsi="Arial" w:cs="Arial"/>
               </w:rPr>
-              <w:t>” que se encuentra al lado de la lista de artículos ingresados.</w:t>
-            </w:r>
-          </w:p>
-          <w:p>
-            <w:pPr>
-              <w:spacing w:line="276" w:lineRule="auto"/>
-              <w:ind w:left="708"/>
-              <w:jc w:val="both"/>
-              <w:cnfStyle w:val="000000000000" w:firstRow="0" w:lastRow="0" w:firstColumn="0" w:lastColumn="0" w:oddVBand="0" w:evenVBand="0" w:oddHBand="0" w:evenHBand="0" w:firstRowFirstColumn="0" w:firstRowLastColumn="0" w:lastRowFirstColumn="0" w:lastRowLastColumn="0"/>
-              <w:rPr>
-                <w:rFonts w:ascii="Arial" w:hAnsi="Arial" w:cs="Arial"/>
-              </w:rPr>
-            </w:pPr>
-            <w:r>
-              <w:rPr>
-                <w:rFonts w:ascii="Arial" w:hAnsi="Arial" w:cs="Arial"/>
-              </w:rPr>
-              <w:t>3a2. El sistema recalcula el monto total de la venta.</w:t>
+              <w:t>”</w:t>
+            </w:r>
+            <w:r>
+              <w:rPr>
+                <w:rFonts w:ascii="Arial" w:hAnsi="Arial" w:cs="Arial"/>
+              </w:rPr>
+              <w:t>.</w:t>
             </w:r>
           </w:p>
         </w:tc>
@@ -11931,15 +11864,11 @@
               <w:cnfStyle w:val="000000100000" w:firstRow="0" w:lastRow="0" w:firstColumn="0" w:lastColumn="0" w:oddVBand="0" w:evenVBand="0" w:oddHBand="1" w:evenHBand="0" w:firstRowFirstColumn="0" w:firstRowLastColumn="0" w:lastRowFirstColumn="0" w:lastRowLastColumn="0"/>
               <w:rPr>
                 <w:rFonts w:ascii="Arial" w:hAnsi="Arial" w:cs="Arial"/>
-                <w:sz w:val="21"/>
-                <w:szCs w:val="21"/>
-              </w:rPr>
-            </w:pPr>
-            <w:r>
-              <w:rPr>
-                <w:rFonts w:ascii="Arial" w:hAnsi="Arial" w:cs="Arial"/>
-                <w:sz w:val="21"/>
-                <w:szCs w:val="21"/>
+              </w:rPr>
+            </w:pPr>
+            <w:r>
+              <w:rPr>
+                <w:rFonts w:ascii="Arial" w:hAnsi="Arial" w:cs="Arial"/>
               </w:rPr>
               <w:t>1. El sistema presenta una interfaz para crear una nueva compra, que incluye campos como el número de factura (automáticamente generado), el proveedor y la fecha.</w:t>
             </w:r>
@@ -11951,41 +11880,47 @@
               <w:cnfStyle w:val="000000100000" w:firstRow="0" w:lastRow="0" w:firstColumn="0" w:lastColumn="0" w:oddVBand="0" w:evenVBand="0" w:oddHBand="1" w:evenHBand="0" w:firstRowFirstColumn="0" w:firstRowLastColumn="0" w:lastRowFirstColumn="0" w:lastRowLastColumn="0"/>
               <w:rPr>
                 <w:rFonts w:ascii="Arial" w:hAnsi="Arial" w:cs="Arial"/>
-                <w:sz w:val="21"/>
-                <w:szCs w:val="21"/>
-              </w:rPr>
-            </w:pPr>
-            <w:r>
-              <w:rPr>
-                <w:rFonts w:ascii="Arial" w:hAnsi="Arial" w:cs="Arial"/>
-                <w:sz w:val="21"/>
-                <w:szCs w:val="21"/>
+              </w:rPr>
+            </w:pPr>
+            <w:r>
+              <w:rPr>
+                <w:rFonts w:ascii="Arial" w:hAnsi="Arial" w:cs="Arial"/>
               </w:rPr>
               <w:t xml:space="preserve">2. El usuario selecciona el proveedor de la </w:t>
             </w:r>
-            <w:commentRangeStart w:id="37"/>
-            <w:r>
-              <w:rPr>
-                <w:rFonts w:ascii="Arial" w:hAnsi="Arial" w:cs="Arial"/>
-                <w:sz w:val="21"/>
-                <w:szCs w:val="21"/>
+            <w:commentRangeStart w:id="42"/>
+            <w:commentRangeStart w:id="43"/>
+            <w:r>
+              <w:rPr>
+                <w:rFonts w:ascii="Arial" w:hAnsi="Arial" w:cs="Arial"/>
               </w:rPr>
               <w:t>compra</w:t>
             </w:r>
-            <w:commentRangeEnd w:id="37"/>
+            <w:commentRangeEnd w:id="42"/>
             <w:r>
               <w:rPr>
                 <w:rStyle w:val="Refdecomentario"/>
-              </w:rPr>
-              <w:commentReference w:id="37"/>
-            </w:r>
-            <w:r>
-              <w:rPr>
-                <w:rFonts w:ascii="Arial" w:hAnsi="Arial" w:cs="Arial"/>
-                <w:sz w:val="21"/>
-                <w:szCs w:val="21"/>
-              </w:rPr>
-              <w:t>.</w:t>
+                <w:rFonts w:ascii="Arial" w:hAnsi="Arial" w:cs="Arial"/>
+                <w:sz w:val="22"/>
+                <w:szCs w:val="22"/>
+              </w:rPr>
+              <w:commentReference w:id="42"/>
+            </w:r>
+            <w:commentRangeEnd w:id="43"/>
+            <w:r>
+              <w:rPr>
+                <w:rStyle w:val="Refdecomentario"/>
+                <w:rFonts w:ascii="Arial" w:hAnsi="Arial" w:cs="Arial"/>
+                <w:sz w:val="22"/>
+                <w:szCs w:val="22"/>
+              </w:rPr>
+              <w:commentReference w:id="43"/>
+            </w:r>
+            <w:r>
+              <w:rPr>
+                <w:rFonts w:ascii="Arial" w:hAnsi="Arial" w:cs="Arial"/>
+              </w:rPr>
+              <w:t xml:space="preserve"> de la lista correspondiente.</w:t>
             </w:r>
           </w:p>
           <w:p>
@@ -11995,111 +11930,112 @@
               <w:cnfStyle w:val="000000100000" w:firstRow="0" w:lastRow="0" w:firstColumn="0" w:lastColumn="0" w:oddVBand="0" w:evenVBand="0" w:oddHBand="1" w:evenHBand="0" w:firstRowFirstColumn="0" w:firstRowLastColumn="0" w:lastRowFirstColumn="0" w:lastRowLastColumn="0"/>
               <w:rPr>
                 <w:rFonts w:ascii="Arial" w:hAnsi="Arial" w:cs="Arial"/>
-                <w:sz w:val="21"/>
-                <w:szCs w:val="21"/>
-              </w:rPr>
-            </w:pPr>
-            <w:r>
-              <w:rPr>
-                <w:rFonts w:ascii="Arial" w:hAnsi="Arial" w:cs="Arial"/>
-                <w:sz w:val="21"/>
-                <w:szCs w:val="21"/>
-              </w:rPr>
-              <w:t>3</w:t>
-            </w:r>
-            <w:commentRangeStart w:id="38"/>
-            <w:r>
-              <w:rPr>
-                <w:rFonts w:ascii="Arial" w:hAnsi="Arial" w:cs="Arial"/>
-                <w:sz w:val="21"/>
-                <w:szCs w:val="21"/>
-              </w:rPr>
-              <w:t xml:space="preserve">. El usuario agrega artículos a la compra seleccionando cada artículo de la lista de productos disponibles. Para cada artículo, el empleado ingresa la cantidad que se </w:t>
-            </w:r>
-            <w:r>
-              <w:rPr>
-                <w:rFonts w:ascii="Arial" w:hAnsi="Arial" w:cs="Arial"/>
-                <w:sz w:val="21"/>
-                <w:szCs w:val="21"/>
-              </w:rPr>
-              <w:t>ha comprado</w:t>
-            </w:r>
-            <w:r>
-              <w:rPr>
-                <w:rFonts w:ascii="Arial" w:hAnsi="Arial" w:cs="Arial"/>
-                <w:sz w:val="21"/>
-                <w:szCs w:val="21"/>
-              </w:rPr>
-              <w:t>.</w:t>
-            </w:r>
-            <w:commentRangeEnd w:id="38"/>
+              </w:rPr>
+            </w:pPr>
+            <w:r>
+              <w:rPr>
+                <w:rFonts w:ascii="Arial" w:hAnsi="Arial" w:cs="Arial"/>
+              </w:rPr>
+              <w:t>3. Por cada artículo que se quiera agregar a la compra</w:t>
+            </w:r>
+          </w:p>
+          <w:p>
+            <w:pPr>
+              <w:spacing w:line="276" w:lineRule="auto"/>
+              <w:ind w:left="708"/>
+              <w:jc w:val="both"/>
+              <w:cnfStyle w:val="000000100000" w:firstRow="0" w:lastRow="0" w:firstColumn="0" w:lastColumn="0" w:oddVBand="0" w:evenVBand="0" w:oddHBand="1" w:evenHBand="0" w:firstRowFirstColumn="0" w:firstRowLastColumn="0" w:lastRowFirstColumn="0" w:lastRowLastColumn="0"/>
+              <w:rPr>
+                <w:rFonts w:ascii="Arial" w:hAnsi="Arial" w:cs="Arial"/>
+              </w:rPr>
+            </w:pPr>
+            <w:r>
+              <w:rPr>
+                <w:rFonts w:ascii="Arial" w:hAnsi="Arial" w:cs="Arial"/>
+              </w:rPr>
+              <w:t>3.1 El usuario agrega el artículo a la compra seleccionándolo de la lista de productos disponibles. En esta lista aparecerán solamente aquellos artículos que se encuentren en estado Activo. Para cada artículo, el empleado ingresa la cantidad que la tienda recibirá por parte del proveedor.</w:t>
+            </w:r>
+          </w:p>
+          <w:p>
+            <w:pPr>
+              <w:spacing w:line="276" w:lineRule="auto"/>
+              <w:ind w:left="708"/>
+              <w:jc w:val="both"/>
+              <w:cnfStyle w:val="000000100000" w:firstRow="0" w:lastRow="0" w:firstColumn="0" w:lastColumn="0" w:oddVBand="0" w:evenVBand="0" w:oddHBand="1" w:evenHBand="0" w:firstRowFirstColumn="0" w:firstRowLastColumn="0" w:lastRowFirstColumn="0" w:lastRowLastColumn="0"/>
+              <w:rPr>
+                <w:rFonts w:ascii="Arial" w:hAnsi="Arial" w:cs="Arial"/>
+              </w:rPr>
+            </w:pPr>
+            <w:r>
+              <w:rPr>
+                <w:rFonts w:ascii="Arial" w:hAnsi="Arial" w:cs="Arial"/>
+              </w:rPr>
+              <w:t>3.2 El sistema calcula el subtotal de cada artículo (precio unitario multiplicado por la cantidad restando descuentos) y muestra el total acumulado en la compra.</w:t>
+            </w:r>
+          </w:p>
+          <w:p>
+            <w:pPr>
+              <w:spacing w:line="276" w:lineRule="auto"/>
+              <w:jc w:val="both"/>
+              <w:cnfStyle w:val="000000100000" w:firstRow="0" w:lastRow="0" w:firstColumn="0" w:lastColumn="0" w:oddVBand="0" w:evenVBand="0" w:oddHBand="1" w:evenHBand="0" w:firstRowFirstColumn="0" w:firstRowLastColumn="0" w:lastRowFirstColumn="0" w:lastRowLastColumn="0"/>
+              <w:rPr>
+                <w:rFonts w:ascii="Arial" w:hAnsi="Arial" w:cs="Arial"/>
+              </w:rPr>
+            </w:pPr>
+            <w:r>
+              <w:rPr>
+                <w:rFonts w:ascii="Arial" w:hAnsi="Arial" w:cs="Arial"/>
+              </w:rPr>
+              <w:lastRenderedPageBreak/>
+              <w:t>4. El sistema calcula el subtotal de cada artículo (precio unitario multiplicado por la cantidad restando descuentos) y muestra el total acumulado en la compra.</w:t>
+            </w:r>
+          </w:p>
+          <w:p>
+            <w:pPr>
+              <w:spacing w:line="276" w:lineRule="auto"/>
+              <w:jc w:val="both"/>
+              <w:cnfStyle w:val="000000100000" w:firstRow="0" w:lastRow="0" w:firstColumn="0" w:lastColumn="0" w:oddVBand="0" w:evenVBand="0" w:oddHBand="1" w:evenHBand="0" w:firstRowFirstColumn="0" w:firstRowLastColumn="0" w:lastRowFirstColumn="0" w:lastRowLastColumn="0"/>
+              <w:rPr>
+                <w:rFonts w:ascii="Arial" w:hAnsi="Arial" w:cs="Arial"/>
+              </w:rPr>
+            </w:pPr>
+            <w:r>
+              <w:rPr>
+                <w:rFonts w:ascii="Arial" w:hAnsi="Arial" w:cs="Arial"/>
+              </w:rPr>
+              <w:t xml:space="preserve">5. El usuario </w:t>
+            </w:r>
+            <w:commentRangeStart w:id="44"/>
+            <w:commentRangeStart w:id="45"/>
+            <w:r>
+              <w:rPr>
+                <w:rFonts w:ascii="Arial" w:hAnsi="Arial" w:cs="Arial"/>
+              </w:rPr>
+              <w:t>confirma los artículos seleccionados, el monto total, y el proveedor</w:t>
+            </w:r>
+            <w:commentRangeEnd w:id="44"/>
             <w:r>
               <w:rPr>
                 <w:rStyle w:val="Refdecomentario"/>
-              </w:rPr>
-              <w:commentReference w:id="38"/>
-            </w:r>
-          </w:p>
-          <w:p>
-            <w:pPr>
-              <w:spacing w:line="276" w:lineRule="auto"/>
-              <w:jc w:val="both"/>
-              <w:cnfStyle w:val="000000100000" w:firstRow="0" w:lastRow="0" w:firstColumn="0" w:lastColumn="0" w:oddVBand="0" w:evenVBand="0" w:oddHBand="1" w:evenHBand="0" w:firstRowFirstColumn="0" w:firstRowLastColumn="0" w:lastRowFirstColumn="0" w:lastRowLastColumn="0"/>
-              <w:rPr>
-                <w:rFonts w:ascii="Arial" w:hAnsi="Arial" w:cs="Arial"/>
-                <w:sz w:val="21"/>
-                <w:szCs w:val="21"/>
-              </w:rPr>
-            </w:pPr>
-            <w:r>
-              <w:rPr>
-                <w:rFonts w:ascii="Arial" w:hAnsi="Arial" w:cs="Arial"/>
-                <w:sz w:val="21"/>
-                <w:szCs w:val="21"/>
-              </w:rPr>
-              <w:t>4. El sistema calcula el subtotal de cada artículo (precio unitario multiplicado por la cantidad restando descuentos) y muestra el total acumulado en la compra.</w:t>
-            </w:r>
-          </w:p>
-          <w:p>
-            <w:pPr>
-              <w:spacing w:line="276" w:lineRule="auto"/>
-              <w:jc w:val="both"/>
-              <w:cnfStyle w:val="000000100000" w:firstRow="0" w:lastRow="0" w:firstColumn="0" w:lastColumn="0" w:oddVBand="0" w:evenVBand="0" w:oddHBand="1" w:evenHBand="0" w:firstRowFirstColumn="0" w:firstRowLastColumn="0" w:lastRowFirstColumn="0" w:lastRowLastColumn="0"/>
-              <w:rPr>
-                <w:rFonts w:ascii="Arial" w:hAnsi="Arial" w:cs="Arial"/>
-                <w:sz w:val="21"/>
-                <w:szCs w:val="21"/>
-              </w:rPr>
-            </w:pPr>
-            <w:r>
-              <w:rPr>
-                <w:rFonts w:ascii="Arial" w:hAnsi="Arial" w:cs="Arial"/>
-                <w:sz w:val="21"/>
-                <w:szCs w:val="21"/>
-              </w:rPr>
-              <w:t xml:space="preserve">5. El usuario </w:t>
-            </w:r>
-            <w:commentRangeStart w:id="39"/>
-            <w:r>
-              <w:rPr>
-                <w:rFonts w:ascii="Arial" w:hAnsi="Arial" w:cs="Arial"/>
-                <w:sz w:val="21"/>
-                <w:szCs w:val="21"/>
-              </w:rPr>
-              <w:t>confirma los artículos seleccionados y el monto total con el proveedor</w:t>
-            </w:r>
-            <w:commentRangeEnd w:id="39"/>
+                <w:rFonts w:ascii="Arial" w:hAnsi="Arial" w:cs="Arial"/>
+                <w:sz w:val="22"/>
+                <w:szCs w:val="22"/>
+              </w:rPr>
+              <w:commentReference w:id="44"/>
+            </w:r>
+            <w:commentRangeEnd w:id="45"/>
             <w:r>
               <w:rPr>
                 <w:rStyle w:val="Refdecomentario"/>
-              </w:rPr>
-              <w:commentReference w:id="39"/>
-            </w:r>
-            <w:r>
-              <w:rPr>
-                <w:rFonts w:ascii="Arial" w:hAnsi="Arial" w:cs="Arial"/>
-                <w:sz w:val="21"/>
-                <w:szCs w:val="21"/>
+                <w:rFonts w:ascii="Arial" w:hAnsi="Arial" w:cs="Arial"/>
+                <w:sz w:val="22"/>
+                <w:szCs w:val="22"/>
+              </w:rPr>
+              <w:commentReference w:id="45"/>
+            </w:r>
+            <w:r>
+              <w:rPr>
+                <w:rFonts w:ascii="Arial" w:hAnsi="Arial" w:cs="Arial"/>
               </w:rPr>
               <w:t>, y selecciona la opción “</w:t>
             </w:r>
@@ -12108,16 +12044,12 @@
                 <w:rFonts w:ascii="Arial" w:hAnsi="Arial" w:cs="Arial"/>
                 <w:i/>
                 <w:iCs/>
-                <w:sz w:val="21"/>
-                <w:szCs w:val="21"/>
               </w:rPr>
               <w:t>Aceptar</w:t>
             </w:r>
             <w:r>
               <w:rPr>
                 <w:rFonts w:ascii="Arial" w:hAnsi="Arial" w:cs="Arial"/>
-                <w:sz w:val="21"/>
-                <w:szCs w:val="21"/>
               </w:rPr>
               <w:t>”.</w:t>
             </w:r>
@@ -12129,18 +12061,13 @@
               <w:cnfStyle w:val="000000100000" w:firstRow="0" w:lastRow="0" w:firstColumn="0" w:lastColumn="0" w:oddVBand="0" w:evenVBand="0" w:oddHBand="1" w:evenHBand="0" w:firstRowFirstColumn="0" w:firstRowLastColumn="0" w:lastRowFirstColumn="0" w:lastRowLastColumn="0"/>
               <w:rPr>
                 <w:rFonts w:ascii="Arial" w:hAnsi="Arial" w:cs="Arial"/>
-                <w:sz w:val="21"/>
-                <w:szCs w:val="21"/>
-              </w:rPr>
-            </w:pPr>
-            <w:r>
-              <w:rPr>
-                <w:rFonts w:ascii="Arial" w:hAnsi="Arial" w:cs="Arial"/>
-                <w:sz w:val="21"/>
-                <w:szCs w:val="21"/>
-              </w:rPr>
-              <w:lastRenderedPageBreak/>
-              <w:t>6. El sistema registra la compra en la base de datos, actualiza el inventario para reflejar las cantidades compradas y genera un recibo para el proveedor que incluye el detalle de la compra y el monto total.</w:t>
+              </w:rPr>
+            </w:pPr>
+            <w:r>
+              <w:rPr>
+                <w:rFonts w:ascii="Arial" w:hAnsi="Arial" w:cs="Arial"/>
+              </w:rPr>
+              <w:t>6. El sistema registra la compra en la base de datos, actualiza el inventario para reflejar las cantidades compradas.</w:t>
             </w:r>
           </w:p>
           <w:p>
@@ -12155,8 +12082,6 @@
             <w:r>
               <w:rPr>
                 <w:rFonts w:ascii="Arial" w:hAnsi="Arial" w:cs="Arial"/>
-                <w:sz w:val="21"/>
-                <w:szCs w:val="21"/>
               </w:rPr>
               <w:t>7. El sistema muestra una confirmación de que la compra se ha registrado con éxito y ofrece la opción de volver al menú principal.</w:t>
             </w:r>
@@ -12215,6 +12140,38 @@
               <w:rPr>
                 <w:rFonts w:ascii="Arial" w:hAnsi="Arial" w:cs="Arial"/>
               </w:rPr>
+              <w:t>2a. El proveedor no existe en la base de datos.</w:t>
+            </w:r>
+          </w:p>
+          <w:p>
+            <w:pPr>
+              <w:spacing w:line="276" w:lineRule="auto"/>
+              <w:jc w:val="both"/>
+              <w:cnfStyle w:val="000000000000" w:firstRow="0" w:lastRow="0" w:firstColumn="0" w:lastColumn="0" w:oddVBand="0" w:evenVBand="0" w:oddHBand="0" w:evenHBand="0" w:firstRowFirstColumn="0" w:firstRowLastColumn="0" w:lastRowFirstColumn="0" w:lastRowLastColumn="0"/>
+              <w:rPr>
+                <w:rFonts w:ascii="Arial" w:hAnsi="Arial" w:cs="Arial"/>
+              </w:rPr>
+            </w:pPr>
+            <w:r>
+              <w:rPr>
+                <w:rFonts w:ascii="Arial" w:hAnsi="Arial" w:cs="Arial"/>
+              </w:rPr>
+              <w:t>2a1. El usuario selecciona el botón de “Añadir proveedor”, que abrirá un modal con los datos a dar de alta.</w:t>
+            </w:r>
+          </w:p>
+          <w:p>
+            <w:pPr>
+              <w:spacing w:line="276" w:lineRule="auto"/>
+              <w:jc w:val="both"/>
+              <w:cnfStyle w:val="000000000000" w:firstRow="0" w:lastRow="0" w:firstColumn="0" w:lastColumn="0" w:oddVBand="0" w:evenVBand="0" w:oddHBand="0" w:evenHBand="0" w:firstRowFirstColumn="0" w:firstRowLastColumn="0" w:lastRowFirstColumn="0" w:lastRowLastColumn="0"/>
+              <w:rPr>
+                <w:rFonts w:ascii="Arial" w:hAnsi="Arial" w:cs="Arial"/>
+              </w:rPr>
+            </w:pPr>
+            <w:r>
+              <w:rPr>
+                <w:rFonts w:ascii="Arial" w:hAnsi="Arial" w:cs="Arial"/>
+              </w:rPr>
               <w:t>3a. El usuario ingresa una cantidad de algún artículo menor o igual que cero.</w:t>
             </w:r>
           </w:p>
@@ -12248,21 +12205,59 @@
               <w:rPr>
                 <w:rFonts w:ascii="Arial" w:hAnsi="Arial" w:cs="Arial"/>
               </w:rPr>
-              <w:t xml:space="preserve">5a. El usuario requiere borrar un artículo antes de aceptar la </w:t>
-            </w:r>
-            <w:commentRangeStart w:id="40"/>
+              <w:t xml:space="preserve">5a. El usuario </w:t>
+            </w:r>
+            <w:r>
+              <w:rPr>
+                <w:rFonts w:ascii="Arial" w:hAnsi="Arial" w:cs="Arial"/>
+              </w:rPr>
+              <w:t>quiere</w:t>
+            </w:r>
+            <w:r>
+              <w:rPr>
+                <w:rFonts w:ascii="Arial" w:hAnsi="Arial" w:cs="Arial"/>
+              </w:rPr>
+              <w:t xml:space="preserve"> </w:t>
+            </w:r>
+            <w:r>
+              <w:rPr>
+                <w:rFonts w:ascii="Arial" w:hAnsi="Arial" w:cs="Arial"/>
+              </w:rPr>
+              <w:t xml:space="preserve">eliminar </w:t>
+            </w:r>
+            <w:r>
+              <w:rPr>
+                <w:rFonts w:ascii="Arial" w:hAnsi="Arial" w:cs="Arial"/>
+              </w:rPr>
+              <w:t xml:space="preserve">un artículo antes de aceptar la </w:t>
+            </w:r>
+            <w:commentRangeStart w:id="46"/>
+            <w:commentRangeStart w:id="47"/>
             <w:r>
               <w:rPr>
                 <w:rFonts w:ascii="Arial" w:hAnsi="Arial" w:cs="Arial"/>
               </w:rPr>
               <w:t>compra</w:t>
             </w:r>
-            <w:commentRangeEnd w:id="40"/>
+            <w:commentRangeEnd w:id="46"/>
             <w:r>
               <w:rPr>
                 <w:rStyle w:val="Refdecomentario"/>
-              </w:rPr>
-              <w:commentReference w:id="40"/>
+                <w:rFonts w:ascii="Arial" w:hAnsi="Arial" w:cs="Arial"/>
+                <w:sz w:val="22"/>
+                <w:szCs w:val="22"/>
+              </w:rPr>
+              <w:commentReference w:id="46"/>
+            </w:r>
+            <w:commentRangeEnd w:id="47"/>
+            <w:r>
+              <w:rPr>
+                <w:rStyle w:val="Refdecomentario"/>
+                <w:rFonts w:ascii="Arial" w:hAnsi="Arial" w:cs="Arial"/>
+                <w:sz w:val="22"/>
+                <w:szCs w:val="22"/>
+              </w:rPr>
+              <w:commentReference w:id="47"/>
             </w:r>
             <w:r>
               <w:rPr>
@@ -12270,22 +12265,17 @@
               </w:rPr>
               <w:t>.</w:t>
             </w:r>
-          </w:p>
-          <w:p>
-            <w:pPr>
-              <w:spacing w:line="276" w:lineRule="auto"/>
-              <w:ind w:left="708"/>
-              <w:jc w:val="both"/>
-              <w:cnfStyle w:val="000000000000" w:firstRow="0" w:lastRow="0" w:firstColumn="0" w:lastColumn="0" w:oddVBand="0" w:evenVBand="0" w:oddHBand="0" w:evenHBand="0" w:firstRowFirstColumn="0" w:firstRowLastColumn="0" w:lastRowFirstColumn="0" w:lastRowLastColumn="0"/>
-              <w:rPr>
-                <w:rFonts w:ascii="Arial" w:hAnsi="Arial" w:cs="Arial"/>
-              </w:rPr>
-            </w:pPr>
-            <w:r>
-              <w:rPr>
-                <w:rFonts w:ascii="Arial" w:hAnsi="Arial" w:cs="Arial"/>
-              </w:rPr>
-              <w:t>5a1. El usuario selecciona la opción de “</w:t>
+            <w:r>
+              <w:rPr>
+                <w:rFonts w:ascii="Arial" w:hAnsi="Arial" w:cs="Arial"/>
+              </w:rPr>
+              <w:t xml:space="preserve"> Extend </w:t>
+            </w:r>
+            <w:r>
+              <w:rPr>
+                <w:rFonts w:ascii="Arial" w:hAnsi="Arial" w:cs="Arial"/>
+              </w:rPr>
+              <w:t>“</w:t>
             </w:r>
             <w:r>
               <w:rPr>
@@ -12323,7 +12313,13 @@
               <w:rPr>
                 <w:rFonts w:ascii="Arial" w:hAnsi="Arial" w:cs="Arial"/>
               </w:rPr>
-              <w:t>” que se encuentra al lado de la lista de artículos ingresados.</w:t>
+              <w:t>”</w:t>
+            </w:r>
+            <w:r>
+              <w:rPr>
+                <w:rFonts w:ascii="Arial" w:hAnsi="Arial" w:cs="Arial"/>
+              </w:rPr>
+              <w:t>.</w:t>
             </w:r>
           </w:p>
           <w:p>
@@ -12336,12 +12332,6 @@
                 <w:rFonts w:ascii="Arial" w:hAnsi="Arial" w:cs="Arial"/>
               </w:rPr>
             </w:pPr>
-            <w:r>
-              <w:rPr>
-                <w:rFonts w:ascii="Arial" w:hAnsi="Arial" w:cs="Arial"/>
-              </w:rPr>
-              <w:t>5a2. El sistema recalcula el monto total de la compra.</w:t>
-            </w:r>
           </w:p>
         </w:tc>
       </w:tr>
@@ -13207,6 +13197,7 @@
                 <w:sz w:val="21"/>
                 <w:szCs w:val="21"/>
               </w:rPr>
+              <w:lastRenderedPageBreak/>
               <w:t xml:space="preserve">2. El usuario agrega artículos al reembolso seleccionando cada artículo de la lista de productos </w:t>
             </w:r>
             <w:r>
@@ -13233,7 +13224,7 @@
               </w:rPr>
               <w:t xml:space="preserve">, </w:t>
             </w:r>
-            <w:commentRangeStart w:id="41"/>
+            <w:commentRangeStart w:id="48"/>
             <w:r>
               <w:rPr>
                 <w:rFonts w:ascii="Arial" w:hAnsi="Arial" w:cs="Arial"/>
@@ -13242,20 +13233,15 @@
               </w:rPr>
               <w:t xml:space="preserve">así como el precio unitario y descuento aplicados </w:t>
             </w:r>
-            <w:commentRangeEnd w:id="41"/>
+            <w:commentRangeEnd w:id="48"/>
             <w:r>
               <w:rPr>
                 <w:rStyle w:val="Refdecomentario"/>
-              </w:rPr>
-              <w:commentReference w:id="41"/>
-            </w:r>
-            <w:r>
-              <w:rPr>
                 <w:rFonts w:ascii="Arial" w:hAnsi="Arial" w:cs="Arial"/>
                 <w:sz w:val="21"/>
                 <w:szCs w:val="21"/>
               </w:rPr>
-              <w:t xml:space="preserve">(que tendrán que </w:t>
+              <w:commentReference w:id="48"/>
             </w:r>
             <w:r>
               <w:rPr>
@@ -13263,7 +13249,7 @@
                 <w:sz w:val="21"/>
                 <w:szCs w:val="21"/>
               </w:rPr>
-              <w:t>ser iguales</w:t>
+              <w:t xml:space="preserve">(que tendrán que </w:t>
             </w:r>
             <w:r>
               <w:rPr>
@@ -13271,7 +13257,7 @@
                 <w:sz w:val="21"/>
                 <w:szCs w:val="21"/>
               </w:rPr>
-              <w:t xml:space="preserve"> </w:t>
+              <w:t>ser iguales</w:t>
             </w:r>
             <w:r>
               <w:rPr>
@@ -13279,7 +13265,7 @@
                 <w:sz w:val="21"/>
                 <w:szCs w:val="21"/>
               </w:rPr>
-              <w:t xml:space="preserve">a los </w:t>
+              <w:t xml:space="preserve"> </w:t>
             </w:r>
             <w:r>
               <w:rPr>
@@ -13287,7 +13273,7 @@
                 <w:sz w:val="21"/>
                 <w:szCs w:val="21"/>
               </w:rPr>
-              <w:t>de la factura de venta)</w:t>
+              <w:t xml:space="preserve">a los </w:t>
             </w:r>
             <w:r>
               <w:rPr>
@@ -13295,27 +13281,34 @@
                 <w:sz w:val="21"/>
                 <w:szCs w:val="21"/>
               </w:rPr>
-              <w:t>.</w:t>
-            </w:r>
-          </w:p>
-          <w:p>
-            <w:pPr>
-              <w:spacing w:line="276" w:lineRule="auto"/>
-              <w:jc w:val="both"/>
-              <w:cnfStyle w:val="000000100000" w:firstRow="0" w:lastRow="0" w:firstColumn="0" w:lastColumn="0" w:oddVBand="0" w:evenVBand="0" w:oddHBand="1" w:evenHBand="0" w:firstRowFirstColumn="0" w:firstRowLastColumn="0" w:lastRowFirstColumn="0" w:lastRowLastColumn="0"/>
+              <w:t>de la factura de venta)</w:t>
+            </w:r>
+            <w:r>
               <w:rPr>
                 <w:rFonts w:ascii="Arial" w:hAnsi="Arial" w:cs="Arial"/>
                 <w:sz w:val="21"/>
                 <w:szCs w:val="21"/>
               </w:rPr>
-            </w:pPr>
-            <w:r>
+              <w:t>.</w:t>
+            </w:r>
+          </w:p>
+          <w:p>
+            <w:pPr>
+              <w:spacing w:line="276" w:lineRule="auto"/>
+              <w:jc w:val="both"/>
+              <w:cnfStyle w:val="000000100000" w:firstRow="0" w:lastRow="0" w:firstColumn="0" w:lastColumn="0" w:oddVBand="0" w:evenVBand="0" w:oddHBand="1" w:evenHBand="0" w:firstRowFirstColumn="0" w:firstRowLastColumn="0" w:lastRowFirstColumn="0" w:lastRowLastColumn="0"/>
               <w:rPr>
                 <w:rFonts w:ascii="Arial" w:hAnsi="Arial" w:cs="Arial"/>
                 <w:sz w:val="21"/>
                 <w:szCs w:val="21"/>
               </w:rPr>
-              <w:lastRenderedPageBreak/>
+            </w:pPr>
+            <w:r>
+              <w:rPr>
+                <w:rFonts w:ascii="Arial" w:hAnsi="Arial" w:cs="Arial"/>
+                <w:sz w:val="21"/>
+                <w:szCs w:val="21"/>
+              </w:rPr>
               <w:t>3. El sistema calcula el subtotal de cada artículo (precio unitario</w:t>
             </w:r>
             <w:r>
@@ -13392,7 +13385,7 @@
               </w:rPr>
               <w:t xml:space="preserve">5. El sistema registra el reembolso en la base de datos, </w:t>
             </w:r>
-            <w:commentRangeStart w:id="42"/>
+            <w:commentRangeStart w:id="49"/>
             <w:r>
               <w:rPr>
                 <w:rFonts w:ascii="Arial" w:hAnsi="Arial" w:cs="Arial"/>
@@ -13401,12 +13394,15 @@
               </w:rPr>
               <w:t xml:space="preserve">actualiza el inventario para reflejar las cantidades reembolsadas </w:t>
             </w:r>
-            <w:commentRangeEnd w:id="42"/>
+            <w:commentRangeEnd w:id="49"/>
             <w:r>
               <w:rPr>
                 <w:rStyle w:val="Refdecomentario"/>
-              </w:rPr>
-              <w:commentReference w:id="42"/>
+                <w:rFonts w:ascii="Arial" w:hAnsi="Arial" w:cs="Arial"/>
+                <w:sz w:val="21"/>
+                <w:szCs w:val="21"/>
+              </w:rPr>
+              <w:commentReference w:id="49"/>
             </w:r>
             <w:r>
               <w:rPr>
@@ -14323,6 +14319,7 @@
               <w:rPr>
                 <w:rFonts w:ascii="Arial" w:hAnsi="Arial" w:cs="Arial"/>
               </w:rPr>
+              <w:lastRenderedPageBreak/>
               <w:t>El usuario puede seguir navegando por la aplicación web, si dispone de conexión a internet.</w:t>
             </w:r>
           </w:p>
@@ -14355,6 +14352,7 @@
               <w:rPr>
                 <w:rFonts w:ascii="Arial" w:hAnsi="Arial" w:cs="Arial"/>
               </w:rPr>
+              <w:lastRenderedPageBreak/>
               <w:t>Escenario principal</w:t>
             </w:r>
           </w:p>
@@ -14410,7 +14408,6 @@
               <w:rPr>
                 <w:rFonts w:ascii="Arial" w:hAnsi="Arial" w:cs="Arial"/>
               </w:rPr>
-              <w:lastRenderedPageBreak/>
               <w:t xml:space="preserve">2. </w:t>
             </w:r>
             <w:r>
@@ -14425,19 +14422,39 @@
               </w:rPr>
               <w:t xml:space="preserve">usuario puede seleccionar uno de los periodos de </w:t>
             </w:r>
-            <w:commentRangeStart w:id="43"/>
+            <w:commentRangeStart w:id="50"/>
+            <w:commentRangeStart w:id="51"/>
             <w:r>
               <w:rPr>
                 <w:rFonts w:ascii="Arial" w:hAnsi="Arial" w:cs="Arial"/>
               </w:rPr>
               <w:t>tiempo preestablecidos</w:t>
             </w:r>
-            <w:commentRangeEnd w:id="43"/>
+            <w:commentRangeEnd w:id="50"/>
             <w:r>
               <w:rPr>
                 <w:rStyle w:val="Refdecomentario"/>
-              </w:rPr>
-              <w:commentReference w:id="43"/>
+                <w:rFonts w:ascii="Arial" w:hAnsi="Arial" w:cs="Arial"/>
+                <w:sz w:val="22"/>
+                <w:szCs w:val="22"/>
+              </w:rPr>
+              <w:commentReference w:id="50"/>
+            </w:r>
+            <w:commentRangeEnd w:id="51"/>
+            <w:r>
+              <w:rPr>
+                <w:rStyle w:val="Refdecomentario"/>
+                <w:rFonts w:ascii="Arial" w:hAnsi="Arial" w:cs="Arial"/>
+                <w:sz w:val="22"/>
+                <w:szCs w:val="22"/>
+              </w:rPr>
+              <w:commentReference w:id="51"/>
+            </w:r>
+            <w:r>
+              <w:rPr>
+                <w:rFonts w:ascii="Arial" w:hAnsi="Arial" w:cs="Arial"/>
+              </w:rPr>
+              <w:t xml:space="preserve"> (última semana, último mes, últimos 3 meses, últimos 6 meses, este año)</w:t>
             </w:r>
             <w:r>
               <w:rPr>
@@ -14536,7 +14553,6 @@
               <w:rPr>
                 <w:rFonts w:ascii="Arial" w:hAnsi="Arial" w:cs="Arial"/>
               </w:rPr>
-              <w:lastRenderedPageBreak/>
               <w:t>Extensiones</w:t>
             </w:r>
           </w:p>
@@ -15473,6 +15489,7 @@
               <w:rPr>
                 <w:rFonts w:ascii="Arial" w:hAnsi="Arial" w:cs="Arial"/>
               </w:rPr>
+              <w:lastRenderedPageBreak/>
               <w:t xml:space="preserve">4. </w:t>
             </w:r>
             <w:r>
@@ -15520,6 +15537,7 @@
               <w:rPr>
                 <w:rFonts w:ascii="Arial" w:hAnsi="Arial" w:cs="Arial"/>
               </w:rPr>
+              <w:lastRenderedPageBreak/>
               <w:t>Extensiones</w:t>
             </w:r>
           </w:p>
@@ -15629,7 +15647,6 @@
               <w:rPr>
                 <w:rFonts w:ascii="Arial" w:hAnsi="Arial" w:cs="Arial"/>
               </w:rPr>
-              <w:lastRenderedPageBreak/>
               <w:t>Comentarios</w:t>
             </w:r>
           </w:p>
@@ -16701,7 +16718,7 @@
           <w:color w:val="595959" w:themeColor="text1" w:themeTint="A6"/>
         </w:rPr>
       </w:pPr>
-      <w:bookmarkStart w:id="44" w:name="_Toc164060907"/>
+      <w:bookmarkStart w:id="52" w:name="_Toc164060907"/>
       <w:r>
         <w:rPr>
           <w:rFonts w:ascii="Arial" w:hAnsi="Arial" w:cs="Arial"/>
@@ -16709,6 +16726,7 @@
           <w:iCs/>
           <w:color w:val="595959" w:themeColor="text1" w:themeTint="A6"/>
         </w:rPr>
+        <w:lastRenderedPageBreak/>
         <w:t xml:space="preserve">Tabla </w:t>
       </w:r>
       <w:r>
@@ -17083,7 +17101,6 @@
               <w:rPr>
                 <w:rFonts w:ascii="Arial" w:hAnsi="Arial" w:cs="Arial"/>
               </w:rPr>
-              <w:lastRenderedPageBreak/>
               <w:t>Descripción</w:t>
             </w:r>
           </w:p>
@@ -17982,7 +17999,7 @@
         </w:rPr>
         <w:t xml:space="preserve"> no funcionales</w:t>
       </w:r>
-      <w:bookmarkEnd w:id="44"/>
+      <w:bookmarkEnd w:id="52"/>
     </w:p>
     <w:p>
       <w:pPr>
@@ -18361,14 +18378,7 @@
               <w:rPr>
                 <w:rFonts w:ascii="Arial" w:hAnsi="Arial" w:cs="Arial"/>
               </w:rPr>
-              <w:t xml:space="preserve">La interfaz de usuario debe ser fácil de entender y utilizar. Esto mejora la </w:t>
-            </w:r>
-            <w:r>
-              <w:rPr>
-                <w:rFonts w:ascii="Arial" w:hAnsi="Arial" w:cs="Arial"/>
-              </w:rPr>
-              <w:lastRenderedPageBreak/>
-              <w:t>experiencia del usuario y reduce la curva de aprendizaje.</w:t>
+              <w:t>La interfaz de usuario debe ser fácil de entender y utilizar. Esto mejora la experiencia del usuario y reduce la curva de aprendizaje.</w:t>
             </w:r>
           </w:p>
         </w:tc>
@@ -18391,7 +18401,6 @@
               <w:rPr>
                 <w:rFonts w:ascii="Arial" w:hAnsi="Arial" w:cs="Arial"/>
               </w:rPr>
-              <w:lastRenderedPageBreak/>
               <w:t>Compatibilidad</w:t>
             </w:r>
           </w:p>
@@ -18434,19 +18443,39 @@
               </w:rPr>
               <w:t xml:space="preserve">El sistema debe funcionar correctamente en los navegadores web más </w:t>
             </w:r>
-            <w:commentRangeStart w:id="45"/>
+            <w:commentRangeStart w:id="53"/>
+            <w:commentRangeStart w:id="54"/>
             <w:r>
               <w:rPr>
                 <w:rFonts w:ascii="Arial" w:hAnsi="Arial" w:cs="Arial"/>
               </w:rPr>
               <w:t>utilizados</w:t>
             </w:r>
-            <w:commentRangeEnd w:id="45"/>
+            <w:commentRangeEnd w:id="53"/>
             <w:r>
               <w:rPr>
                 <w:rStyle w:val="Refdecomentario"/>
-              </w:rPr>
-              <w:commentReference w:id="45"/>
+                <w:rFonts w:ascii="Arial" w:hAnsi="Arial" w:cs="Arial"/>
+                <w:sz w:val="22"/>
+                <w:szCs w:val="22"/>
+              </w:rPr>
+              <w:commentReference w:id="53"/>
+            </w:r>
+            <w:commentRangeEnd w:id="54"/>
+            <w:r>
+              <w:rPr>
+                <w:rStyle w:val="Refdecomentario"/>
+                <w:rFonts w:ascii="Arial" w:hAnsi="Arial" w:cs="Arial"/>
+                <w:sz w:val="22"/>
+                <w:szCs w:val="22"/>
+              </w:rPr>
+              <w:commentReference w:id="54"/>
+            </w:r>
+            <w:r>
+              <w:rPr>
+                <w:rFonts w:ascii="Arial" w:hAnsi="Arial" w:cs="Arial"/>
+              </w:rPr>
+              <w:t>: Google Chrome y Mozilla Firefox</w:t>
             </w:r>
             <w:r>
               <w:rPr>
@@ -18521,7 +18550,7 @@
           <w:rFonts w:ascii="Arial" w:hAnsi="Arial" w:cs="Arial"/>
         </w:rPr>
       </w:pPr>
-      <w:bookmarkStart w:id="46" w:name="_Toc164060908"/>
+      <w:bookmarkStart w:id="55" w:name="_Toc164060908"/>
     </w:p>
     <w:p>
       <w:pPr>
@@ -18572,7 +18601,7 @@
         </w:rPr>
         <w:t xml:space="preserve"> Bocetos / mockups de la interfaz</w:t>
       </w:r>
-      <w:bookmarkEnd w:id="46"/>
+      <w:bookmarkEnd w:id="55"/>
     </w:p>
     <w:p>
       <w:pPr>
@@ -18603,16 +18632,8 @@
         <w:rPr>
           <w:rFonts w:ascii="Arial" w:hAnsi="Arial" w:cs="Arial"/>
         </w:rPr>
-        <w:t xml:space="preserve">con el sitio web </w:t>
-      </w:r>
-      <w:proofErr w:type="spellStart"/>
-      <w:r>
-        <w:rPr>
-          <w:rFonts w:ascii="Arial" w:hAnsi="Arial" w:cs="Arial"/>
-        </w:rPr>
-        <w:t>Canva</w:t>
-      </w:r>
-      <w:proofErr w:type="spellEnd"/>
+        <w:t>con el sitio web Canva</w:t>
+      </w:r>
       <w:r>
         <w:rPr>
           <w:rFonts w:ascii="Arial" w:hAnsi="Arial" w:cs="Arial"/>
@@ -18678,7 +18699,7 @@
                     <pic:cNvPicPr/>
                   </pic:nvPicPr>
                   <pic:blipFill>
-                    <a:blip r:embed="rId19"/>
+                    <a:blip r:embed="rId20"/>
                     <a:stretch>
                       <a:fillRect/>
                     </a:stretch>
@@ -18710,7 +18731,7 @@
           <w:color w:val="595959" w:themeColor="text1" w:themeTint="A6"/>
         </w:rPr>
       </w:pPr>
-      <w:bookmarkStart w:id="47" w:name="_Toc170240665"/>
+      <w:bookmarkStart w:id="56" w:name="_Toc170240665"/>
       <w:r>
         <w:rPr>
           <w:rFonts w:ascii="Arial" w:hAnsi="Arial" w:cs="Arial"/>
@@ -18784,7 +18805,7 @@
         </w:rPr>
         <w:t>Boceto para pantallas de consulta masiva de información</w:t>
       </w:r>
-      <w:bookmarkEnd w:id="47"/>
+      <w:bookmarkEnd w:id="56"/>
     </w:p>
     <w:p>
       <w:pPr>
@@ -18806,6 +18827,7 @@
           <w:rFonts w:ascii="Arial" w:hAnsi="Arial" w:cs="Arial"/>
           <w:noProof/>
         </w:rPr>
+        <w:lastRenderedPageBreak/>
         <w:drawing>
           <wp:inline distT="0" distB="0" distL="0" distR="0" wp14:anchorId="72BB51F5" wp14:editId="70AF6101">
             <wp:extent cx="5400040" cy="2403475"/>
@@ -18822,7 +18844,7 @@
                     <pic:cNvPicPr/>
                   </pic:nvPicPr>
                   <pic:blipFill>
-                    <a:blip r:embed="rId20"/>
+                    <a:blip r:embed="rId21"/>
                     <a:stretch>
                       <a:fillRect/>
                     </a:stretch>
@@ -18853,7 +18875,7 @@
           <w:color w:val="595959" w:themeColor="text1" w:themeTint="A6"/>
         </w:rPr>
       </w:pPr>
-      <w:bookmarkStart w:id="48" w:name="_Toc170240666"/>
+      <w:bookmarkStart w:id="57" w:name="_Toc170240666"/>
       <w:r>
         <w:rPr>
           <w:rFonts w:ascii="Arial" w:hAnsi="Arial" w:cs="Arial"/>
@@ -18927,7 +18949,7 @@
         </w:rPr>
         <w:t>Boceto para pantallas de añadir y modificar registros</w:t>
       </w:r>
-      <w:bookmarkEnd w:id="48"/>
+      <w:bookmarkEnd w:id="57"/>
     </w:p>
     <w:p>
       <w:pPr>
@@ -18942,7 +18964,7 @@
           <w:szCs w:val="28"/>
         </w:rPr>
       </w:pPr>
-      <w:bookmarkStart w:id="49" w:name="_Toc164060909"/>
+      <w:bookmarkStart w:id="58" w:name="_Toc164060909"/>
       <w:r>
         <w:rPr>
           <w:rFonts w:ascii="Arial" w:hAnsi="Arial" w:cs="Arial"/>
@@ -18953,7 +18975,6 @@
           <w:sz w:val="36"/>
           <w:szCs w:val="28"/>
         </w:rPr>
-        <w:lastRenderedPageBreak/>
         <w:t>3.</w:t>
       </w:r>
       <w:r>
@@ -18968,7 +18989,7 @@
         </w:rPr>
         <w:t xml:space="preserve"> Diseño</w:t>
       </w:r>
-      <w:bookmarkEnd w:id="49"/>
+      <w:bookmarkEnd w:id="58"/>
     </w:p>
     <w:p>
       <w:pPr>
@@ -19054,7 +19075,7 @@
                     <pic:cNvPicPr/>
                   </pic:nvPicPr>
                   <pic:blipFill>
-                    <a:blip r:embed="rId21"/>
+                    <a:blip r:embed="rId22"/>
                     <a:stretch>
                       <a:fillRect/>
                     </a:stretch>
@@ -19086,7 +19107,7 @@
           <w:color w:val="595959" w:themeColor="text1" w:themeTint="A6"/>
         </w:rPr>
       </w:pPr>
-      <w:bookmarkStart w:id="50" w:name="_Toc170240667"/>
+      <w:bookmarkStart w:id="59" w:name="_Toc170240667"/>
       <w:r>
         <w:rPr>
           <w:rFonts w:ascii="Arial" w:hAnsi="Arial" w:cs="Arial"/>
@@ -19150,7 +19171,7 @@
         </w:rPr>
         <w:t>. Comunicación entre capas</w:t>
       </w:r>
-      <w:bookmarkEnd w:id="50"/>
+      <w:bookmarkEnd w:id="59"/>
     </w:p>
     <w:p>
       <w:pPr>
@@ -19159,7 +19180,8 @@
           <w:rFonts w:ascii="Arial" w:hAnsi="Arial" w:cs="Arial"/>
         </w:rPr>
       </w:pPr>
-      <w:commentRangeStart w:id="51"/>
+      <w:commentRangeStart w:id="60"/>
+      <w:commentRangeStart w:id="61"/>
       <w:r>
         <w:rPr>
           <w:rFonts w:ascii="Arial" w:hAnsi="Arial" w:cs="Arial"/>
@@ -19182,37 +19204,19 @@
         <w:rPr>
           <w:rFonts w:ascii="Arial" w:hAnsi="Arial" w:cs="Arial"/>
         </w:rPr>
-        <w:t xml:space="preserve"> a través de una interfaz web desarrollada con </w:t>
-      </w:r>
-      <w:r>
-        <w:rPr>
-          <w:rFonts w:ascii="Arial" w:hAnsi="Arial" w:cs="Arial"/>
-        </w:rPr>
-        <w:t>R</w:t>
-      </w:r>
-      <w:r>
-        <w:rPr>
-          <w:rFonts w:ascii="Arial" w:hAnsi="Arial" w:cs="Arial"/>
-        </w:rPr>
-        <w:t>eact</w:t>
-      </w:r>
-      <w:r>
-        <w:rPr>
-          <w:rFonts w:ascii="Arial" w:hAnsi="Arial" w:cs="Arial"/>
-        </w:rPr>
-        <w:t xml:space="preserve">, un popular </w:t>
-      </w:r>
-      <w:r>
-        <w:rPr>
-          <w:rFonts w:ascii="Arial" w:hAnsi="Arial" w:cs="Arial"/>
-        </w:rPr>
-        <w:t>F</w:t>
-      </w:r>
-      <w:r>
-        <w:rPr>
-          <w:rFonts w:ascii="Arial" w:hAnsi="Arial" w:cs="Arial"/>
-        </w:rPr>
-        <w:t>ramework de JavaScript ampliamente utilizado para la creación de interfaces de usuario dinámicas y modernas. Esta capa proporciona la interfaz visual</w:t>
+        <w:t xml:space="preserve"> a través de una interfaz web</w:t>
+      </w:r>
+      <w:r>
+        <w:rPr>
+          <w:rFonts w:ascii="Arial" w:hAnsi="Arial" w:cs="Arial"/>
+        </w:rPr>
+        <w:t xml:space="preserve">, que </w:t>
+      </w:r>
+      <w:r>
+        <w:rPr>
+          <w:rFonts w:ascii="Arial" w:hAnsi="Arial" w:cs="Arial"/>
+        </w:rPr>
+        <w:t>proporciona la interfaz visual</w:t>
       </w:r>
       <w:r>
         <w:rPr>
@@ -19250,57 +19254,7 @@
         <w:rPr>
           <w:rFonts w:ascii="Arial" w:hAnsi="Arial" w:cs="Arial"/>
         </w:rPr>
-        <w:t>En segundo lugar, la capa de negocio se implementa mediante un servicio REST, que actúa como un intermediario entre la interfaz de usuario y la capa de datos.</w:t>
-      </w:r>
-      <w:r>
-        <w:rPr>
-          <w:rFonts w:ascii="Arial" w:hAnsi="Arial" w:cs="Arial"/>
-        </w:rPr>
-        <w:t xml:space="preserve"> La tecnología que se utilizará para desarrollar esta capa es </w:t>
-      </w:r>
-      <w:proofErr w:type="spellStart"/>
-      <w:r>
-        <w:rPr>
-          <w:rFonts w:ascii="Arial" w:hAnsi="Arial" w:cs="Arial"/>
-        </w:rPr>
-        <w:t>SpringBoot</w:t>
-      </w:r>
-      <w:proofErr w:type="spellEnd"/>
-      <w:r>
-        <w:rPr>
-          <w:rFonts w:ascii="Arial" w:hAnsi="Arial" w:cs="Arial"/>
-        </w:rPr>
-        <w:t xml:space="preserve">, </w:t>
-      </w:r>
-      <w:r>
-        <w:rPr>
-          <w:rFonts w:ascii="Arial" w:hAnsi="Arial" w:cs="Arial"/>
-        </w:rPr>
-        <w:t xml:space="preserve">un </w:t>
-      </w:r>
-      <w:r>
-        <w:rPr>
-          <w:rFonts w:ascii="Arial" w:hAnsi="Arial" w:cs="Arial"/>
-        </w:rPr>
-        <w:t>f</w:t>
-      </w:r>
-      <w:r>
-        <w:rPr>
-          <w:rFonts w:ascii="Arial" w:hAnsi="Arial" w:cs="Arial"/>
-        </w:rPr>
-        <w:t>ramework de</w:t>
-      </w:r>
-      <w:r>
-        <w:rPr>
-          <w:rFonts w:ascii="Arial" w:hAnsi="Arial" w:cs="Arial"/>
-        </w:rPr>
-        <w:t xml:space="preserve"> J</w:t>
-      </w:r>
-      <w:r>
-        <w:rPr>
-          <w:rFonts w:ascii="Arial" w:hAnsi="Arial" w:cs="Arial"/>
-        </w:rPr>
-        <w:t>ava</w:t>
+        <w:t>En segundo lugar, la capa de negocio se implementa mediante un servicio REST, que actúa como un intermediario entre la interfaz de usuario y la capa de datos</w:t>
       </w:r>
       <w:r>
         <w:rPr>
@@ -19324,21 +19278,7 @@
         <w:rPr>
           <w:rFonts w:ascii="Arial" w:hAnsi="Arial" w:cs="Arial"/>
         </w:rPr>
-        <w:t xml:space="preserve"> de manejar la lógica de negocio de la aplicación, procesando las solicitudes del cliente y realizando las operaciones necesarias para interactuar con la capa de datos. Al utilizar una arquitectura de servicios web </w:t>
-      </w:r>
-      <w:proofErr w:type="spellStart"/>
-      <w:r>
-        <w:rPr>
-          <w:rFonts w:ascii="Arial" w:hAnsi="Arial" w:cs="Arial"/>
-        </w:rPr>
-        <w:t>RESTful</w:t>
-      </w:r>
-      <w:proofErr w:type="spellEnd"/>
-      <w:r>
-        <w:rPr>
-          <w:rFonts w:ascii="Arial" w:hAnsi="Arial" w:cs="Arial"/>
-        </w:rPr>
-        <w:t xml:space="preserve">, se logra una separación clara entre la interfaz de usuario y la lógica </w:t>
+        <w:t xml:space="preserve"> de manejar la lógica de negocio de la aplicación, procesando las solicitudes del cliente y realizando las operaciones necesarias para interactuar con la capa de datos. Al utilizar una arquitectura de servicios web RESTful, se logra una separación clara entre la interfaz de usuario y la lógica </w:t>
       </w:r>
       <w:r>
         <w:rPr>
@@ -19376,28 +19316,63 @@
         <w:rPr>
           <w:rFonts w:ascii="Arial" w:hAnsi="Arial" w:cs="Arial"/>
         </w:rPr>
-        <w:t xml:space="preserve">Por último, la capa de datos se basa en Microsoft SQL Server, un sistema de gestión de bases de datos relacional ampliamente utilizado en entornos empresariales. Esta capa almacena y gestiona los datos de la aplicación de manera eficiente y segura, garantizando la integridad y la disponibilidad de la información. Al utilizar SQL Server como </w:t>
-      </w:r>
-      <w:proofErr w:type="spellStart"/>
-      <w:r>
-        <w:rPr>
-          <w:rFonts w:ascii="Arial" w:hAnsi="Arial" w:cs="Arial"/>
-        </w:rPr>
-        <w:t>backend</w:t>
-      </w:r>
-      <w:proofErr w:type="spellEnd"/>
-      <w:r>
-        <w:rPr>
-          <w:rFonts w:ascii="Arial" w:hAnsi="Arial" w:cs="Arial"/>
-        </w:rPr>
-        <w:t xml:space="preserve"> de datos, se obtiene un alto rendimiento y una amplia gama de funcionalidades para satisfacer las necesidades de almacenamiento y recuperación de datos del sistema. En conjunto, estas tres capas forman una arquitectura sólida y bien estructurada que permite construir aplicaciones web escalables, seguras y eficientes.</w:t>
-      </w:r>
-      <w:commentRangeEnd w:id="51"/>
+        <w:t xml:space="preserve">Por último, la capa de datos </w:t>
+      </w:r>
+      <w:r>
+        <w:rPr>
+          <w:rFonts w:ascii="Arial" w:hAnsi="Arial" w:cs="Arial"/>
+        </w:rPr>
+        <w:t xml:space="preserve">utilizará un modelo de base de datos relacional, y se encargará de </w:t>
+      </w:r>
+      <w:r>
+        <w:rPr>
+          <w:rFonts w:ascii="Arial" w:hAnsi="Arial" w:cs="Arial"/>
+        </w:rPr>
+        <w:t>almacena</w:t>
+      </w:r>
+      <w:r>
+        <w:rPr>
+          <w:rFonts w:ascii="Arial" w:hAnsi="Arial" w:cs="Arial"/>
+        </w:rPr>
+        <w:t>r</w:t>
+      </w:r>
+      <w:r>
+        <w:rPr>
+          <w:rFonts w:ascii="Arial" w:hAnsi="Arial" w:cs="Arial"/>
+        </w:rPr>
+        <w:t xml:space="preserve"> y gestiona</w:t>
+      </w:r>
+      <w:r>
+        <w:rPr>
+          <w:rFonts w:ascii="Arial" w:hAnsi="Arial" w:cs="Arial"/>
+        </w:rPr>
+        <w:t>r</w:t>
+      </w:r>
+      <w:r>
+        <w:rPr>
+          <w:rFonts w:ascii="Arial" w:hAnsi="Arial" w:cs="Arial"/>
+        </w:rPr>
+        <w:t xml:space="preserve"> los datos de la aplicación de manera eficiente y segura, garantizando la integridad y la disponibilidad de la información. En conjunto, estas tres capas forman una arquitectura sólida y bien estructurada que permite construir aplicaciones web escalables, seguras y eficientes.</w:t>
+      </w:r>
+      <w:commentRangeEnd w:id="60"/>
       <w:r>
         <w:rPr>
           <w:rStyle w:val="Refdecomentario"/>
-        </w:rPr>
-        <w:commentReference w:id="51"/>
+          <w:rFonts w:ascii="Arial" w:hAnsi="Arial" w:cs="Arial"/>
+          <w:sz w:val="22"/>
+          <w:szCs w:val="22"/>
+        </w:rPr>
+        <w:commentReference w:id="60"/>
+      </w:r>
+      <w:commentRangeEnd w:id="61"/>
+      <w:r>
+        <w:rPr>
+          <w:rStyle w:val="Refdecomentario"/>
+          <w:rFonts w:ascii="Arial" w:hAnsi="Arial" w:cs="Arial"/>
+          <w:sz w:val="22"/>
+          <w:szCs w:val="22"/>
+        </w:rPr>
+        <w:commentReference w:id="61"/>
       </w:r>
     </w:p>
     <w:p>
@@ -19420,7 +19395,7 @@
           <w:szCs w:val="28"/>
         </w:rPr>
       </w:pPr>
-      <w:bookmarkStart w:id="52" w:name="_Toc164060910"/>
+      <w:bookmarkStart w:id="62" w:name="_Toc164060910"/>
       <w:r>
         <w:rPr>
           <w:rFonts w:ascii="Arial" w:hAnsi="Arial" w:cs="Arial"/>
@@ -19454,7 +19429,7 @@
         </w:rPr>
         <w:t xml:space="preserve"> Diseño del servicio REST</w:t>
       </w:r>
-      <w:bookmarkEnd w:id="52"/>
+      <w:bookmarkEnd w:id="62"/>
     </w:p>
     <w:p>
       <w:pPr>
@@ -19475,9 +19450,10 @@
         <w:rPr>
           <w:rFonts w:ascii="Arial" w:hAnsi="Arial" w:cs="Arial"/>
         </w:rPr>
+        <w:lastRenderedPageBreak/>
         <w:t>El diseño de</w:t>
       </w:r>
-      <w:ins w:id="53" w:author="Lopez Martinez, Patricia" w:date="2024-07-10T13:33:00Z">
+      <w:ins w:id="63" w:author="Lopez Martinez, Patricia" w:date="2024-07-10T13:33:00Z">
         <w:r>
           <w:rPr>
             <w:rFonts w:ascii="Arial" w:hAnsi="Arial" w:cs="Arial"/>
@@ -19513,21 +19489,19 @@
         <w:rPr>
           <w:rFonts w:ascii="Arial" w:hAnsi="Arial" w:cs="Arial"/>
         </w:rPr>
-        <w:t xml:space="preserve">que se muestra en la Tabla 11, y se realiza en base a la descripción de los recursos que lo forman, sus </w:t>
-      </w:r>
-      <w:proofErr w:type="spellStart"/>
-      <w:r>
-        <w:rPr>
-          <w:rFonts w:ascii="Arial" w:hAnsi="Arial" w:cs="Arial"/>
-        </w:rPr>
-        <w:t>URIs</w:t>
-      </w:r>
-      <w:proofErr w:type="spellEnd"/>
-      <w:r>
-        <w:rPr>
-          <w:rFonts w:ascii="Arial" w:hAnsi="Arial" w:cs="Arial"/>
-        </w:rPr>
-        <w:t xml:space="preserve"> y los m</w:t>
+        <w:t>que se muestra en la Tabla 1</w:t>
+      </w:r>
+      <w:r>
+        <w:rPr>
+          <w:rFonts w:ascii="Arial" w:hAnsi="Arial" w:cs="Arial"/>
+        </w:rPr>
+        <w:t>3</w:t>
+      </w:r>
+      <w:r>
+        <w:rPr>
+          <w:rFonts w:ascii="Arial" w:hAnsi="Arial" w:cs="Arial"/>
+        </w:rPr>
+        <w:t>, y se realiza en base a la descripción de los recursos que lo forman, sus URIs y los m</w:t>
       </w:r>
       <w:r>
         <w:rPr>
@@ -19609,9 +19583,9 @@
         <w:tblLook w:val="04A0" w:firstRow="1" w:lastRow="0" w:firstColumn="1" w:lastColumn="0" w:noHBand="0" w:noVBand="1"/>
       </w:tblPr>
       <w:tblGrid>
-        <w:gridCol w:w="3376"/>
-        <w:gridCol w:w="2263"/>
-        <w:gridCol w:w="2855"/>
+        <w:gridCol w:w="2216"/>
+        <w:gridCol w:w="2381"/>
+        <w:gridCol w:w="3897"/>
       </w:tblGrid>
       <w:tr>
         <w:trPr>
@@ -19716,6 +19690,7 @@
             <w:tcBorders>
               <w:top w:val="single" w:sz="4" w:space="0" w:color="4472C4"/>
               <w:left w:val="single" w:sz="4" w:space="0" w:color="4472C4"/>
+              <w:bottom w:val="single" w:sz="4" w:space="0" w:color="4472C4"/>
               <w:right w:val="single" w:sz="4" w:space="0" w:color="4472C4"/>
             </w:tcBorders>
             <w:vAlign w:val="center"/>
@@ -19723,13 +19698,6 @@
           <w:p>
             <w:pPr>
               <w:spacing w:line="360" w:lineRule="auto"/>
-              <w:rPr>
-                <w:rFonts w:ascii="Arial" w:hAnsi="Arial" w:cs="Arial"/>
-                <w:i/>
-                <w:iCs/>
-              </w:rPr>
-            </w:pPr>
-            <w:r>
               <w:rPr>
                 <w:rFonts w:ascii="Arial" w:hAnsi="Arial" w:cs="Arial"/>
                 <w:b w:val="0"/>
@@ -19737,12 +19705,8 @@
                 <w:i/>
                 <w:iCs/>
               </w:rPr>
-              <w:t>Lista de usuarios</w:t>
-            </w:r>
-          </w:p>
-          <w:p>
-            <w:pPr>
-              <w:spacing w:line="360" w:lineRule="auto"/>
+            </w:pPr>
+            <w:r>
               <w:rPr>
                 <w:rFonts w:ascii="Arial" w:hAnsi="Arial" w:cs="Arial"/>
                 <w:b w:val="0"/>
@@ -19750,7 +19714,8 @@
                 <w:i/>
                 <w:iCs/>
               </w:rPr>
-            </w:pPr>
+              <w:t>Usuario</w:t>
+            </w:r>
           </w:p>
         </w:tc>
         <w:tc>
@@ -19776,7 +19741,42 @@
               <w:rPr>
                 <w:rFonts w:ascii="Arial" w:hAnsi="Arial" w:cs="Arial"/>
               </w:rPr>
-              <w:t>usuarios</w:t>
+              <w:t>u</w:t>
+            </w:r>
+            <w:r>
+              <w:rPr>
+                <w:rFonts w:ascii="Arial" w:hAnsi="Arial" w:cs="Arial"/>
+              </w:rPr>
+              <w:t>suarios</w:t>
+            </w:r>
+            <w:r>
+              <w:rPr>
+                <w:rFonts w:ascii="Arial" w:hAnsi="Arial" w:cs="Arial"/>
+              </w:rPr>
+              <w:t>/ {</w:t>
+            </w:r>
+            <w:commentRangeStart w:id="64"/>
+            <w:r>
+              <w:rPr>
+                <w:rFonts w:ascii="Arial" w:hAnsi="Arial" w:cs="Arial"/>
+              </w:rPr>
+              <w:t>id</w:t>
+            </w:r>
+            <w:commentRangeEnd w:id="64"/>
+            <w:r>
+              <w:rPr>
+                <w:rStyle w:val="Refdecomentario"/>
+                <w:rFonts w:ascii="Arial" w:hAnsi="Arial" w:cs="Arial"/>
+                <w:sz w:val="22"/>
+                <w:szCs w:val="22"/>
+              </w:rPr>
+              <w:commentReference w:id="64"/>
+            </w:r>
+            <w:r>
+              <w:rPr>
+                <w:rFonts w:ascii="Arial" w:hAnsi="Arial" w:cs="Arial"/>
+              </w:rPr>
+              <w:t>}</w:t>
             </w:r>
           </w:p>
         </w:tc>
@@ -19803,19 +19803,7 @@
               <w:rPr>
                 <w:rFonts w:ascii="Arial" w:hAnsi="Arial" w:cs="Arial"/>
               </w:rPr>
-              <w:t>GET</w:t>
-            </w:r>
-            <w:r>
-              <w:rPr>
-                <w:rStyle w:val="Refdecomentario"/>
-              </w:rPr>
-              <w:commentReference w:id="54"/>
-            </w:r>
-            <w:r>
-              <w:rPr>
-                <w:rFonts w:ascii="Arial" w:hAnsi="Arial" w:cs="Arial"/>
-              </w:rPr>
-              <w:t>, POST</w:t>
+              <w:t>GET, PUT, DELETE</w:t>
             </w:r>
           </w:p>
         </w:tc>
@@ -19852,8 +19840,7 @@
                 <w:i/>
                 <w:iCs/>
               </w:rPr>
-              <w:lastRenderedPageBreak/>
-              <w:t>Usuario</w:t>
+              <w:t>Login</w:t>
             </w:r>
           </w:p>
         </w:tc>
@@ -19880,39 +19867,7 @@
               <w:rPr>
                 <w:rFonts w:ascii="Arial" w:hAnsi="Arial" w:cs="Arial"/>
               </w:rPr>
-              <w:t>u</w:t>
-            </w:r>
-            <w:r>
-              <w:rPr>
-                <w:rFonts w:ascii="Arial" w:hAnsi="Arial" w:cs="Arial"/>
-              </w:rPr>
-              <w:t>suarios</w:t>
-            </w:r>
-            <w:r>
-              <w:rPr>
-                <w:rFonts w:ascii="Arial" w:hAnsi="Arial" w:cs="Arial"/>
-              </w:rPr>
-              <w:t>/ {</w:t>
-            </w:r>
-            <w:commentRangeStart w:id="55"/>
-            <w:r>
-              <w:rPr>
-                <w:rFonts w:ascii="Arial" w:hAnsi="Arial" w:cs="Arial"/>
-              </w:rPr>
-              <w:t>id</w:t>
-            </w:r>
-            <w:commentRangeEnd w:id="55"/>
-            <w:r>
-              <w:rPr>
-                <w:rStyle w:val="Refdecomentario"/>
-              </w:rPr>
-              <w:commentReference w:id="55"/>
-            </w:r>
-            <w:r>
-              <w:rPr>
-                <w:rFonts w:ascii="Arial" w:hAnsi="Arial" w:cs="Arial"/>
-              </w:rPr>
-              <w:t>}</w:t>
+              <w:t>usuarios/login</w:t>
             </w:r>
           </w:p>
         </w:tc>
@@ -19935,11 +19890,55 @@
                 <w:rFonts w:ascii="Arial" w:hAnsi="Arial" w:cs="Arial"/>
               </w:rPr>
             </w:pPr>
-            <w:r>
-              <w:rPr>
-                <w:rFonts w:ascii="Arial" w:hAnsi="Arial" w:cs="Arial"/>
-              </w:rPr>
-              <w:t>GET, PUT, DELETE</w:t>
+            <w:commentRangeStart w:id="65"/>
+            <w:commentRangeStart w:id="66"/>
+            <w:commentRangeStart w:id="67"/>
+            <w:commentRangeStart w:id="68"/>
+            <w:r>
+              <w:rPr>
+                <w:rFonts w:ascii="Arial" w:hAnsi="Arial" w:cs="Arial"/>
+              </w:rPr>
+              <w:t>POST</w:t>
+            </w:r>
+            <w:commentRangeEnd w:id="65"/>
+            <w:r>
+              <w:rPr>
+                <w:rStyle w:val="Refdecomentario"/>
+                <w:rFonts w:ascii="Arial" w:hAnsi="Arial" w:cs="Arial"/>
+                <w:sz w:val="22"/>
+                <w:szCs w:val="22"/>
+              </w:rPr>
+              <w:commentReference w:id="65"/>
+            </w:r>
+            <w:commentRangeEnd w:id="66"/>
+            <w:r>
+              <w:rPr>
+                <w:rStyle w:val="Refdecomentario"/>
+                <w:rFonts w:ascii="Arial" w:hAnsi="Arial" w:cs="Arial"/>
+                <w:sz w:val="22"/>
+                <w:szCs w:val="22"/>
+              </w:rPr>
+              <w:commentReference w:id="66"/>
+            </w:r>
+            <w:commentRangeEnd w:id="67"/>
+            <w:r>
+              <w:rPr>
+                <w:rStyle w:val="Refdecomentario"/>
+                <w:rFonts w:ascii="Arial" w:hAnsi="Arial" w:cs="Arial"/>
+                <w:sz w:val="22"/>
+                <w:szCs w:val="22"/>
+              </w:rPr>
+              <w:commentReference w:id="67"/>
+            </w:r>
+            <w:commentRangeEnd w:id="68"/>
+            <w:r>
+              <w:rPr>
+                <w:rStyle w:val="Refdecomentario"/>
+                <w:rFonts w:ascii="Arial" w:hAnsi="Arial" w:cs="Arial"/>
+                <w:sz w:val="22"/>
+                <w:szCs w:val="22"/>
+              </w:rPr>
+              <w:commentReference w:id="68"/>
             </w:r>
           </w:p>
         </w:tc>
@@ -19953,11 +19952,117 @@
             <w:cnfStyle w:val="001000000000" w:firstRow="0" w:lastRow="0" w:firstColumn="1" w:lastColumn="0" w:oddVBand="0" w:evenVBand="0" w:oddHBand="0" w:evenHBand="0" w:firstRowFirstColumn="0" w:firstRowLastColumn="0" w:lastRowFirstColumn="0" w:lastRowLastColumn="0"/>
             <w:tcW w:w="3376" w:type="dxa"/>
             <w:tcBorders>
+              <w:left w:val="single" w:sz="4" w:space="0" w:color="4472C4"/>
+              <w:bottom w:val="single" w:sz="4" w:space="0" w:color="4472C4"/>
+              <w:right w:val="single" w:sz="4" w:space="0" w:color="4472C4"/>
+            </w:tcBorders>
+            <w:vAlign w:val="center"/>
+          </w:tcPr>
+          <w:p>
+            <w:pPr>
+              <w:spacing w:line="360" w:lineRule="auto"/>
+              <w:rPr>
+                <w:rFonts w:ascii="Arial" w:hAnsi="Arial" w:cs="Arial"/>
+                <w:i/>
+                <w:iCs/>
+              </w:rPr>
+            </w:pPr>
+            <w:r>
+              <w:rPr>
+                <w:rFonts w:ascii="Arial" w:hAnsi="Arial" w:cs="Arial"/>
+                <w:b w:val="0"/>
+                <w:bCs w:val="0"/>
+                <w:i/>
+                <w:iCs/>
+              </w:rPr>
+              <w:t>Lista de categorías de artículos</w:t>
+            </w:r>
+          </w:p>
+        </w:tc>
+        <w:tc>
+          <w:tcPr>
+            <w:tcW w:w="2263" w:type="dxa"/>
+            <w:tcBorders>
               <w:top w:val="single" w:sz="4" w:space="0" w:color="4472C4"/>
               <w:left w:val="single" w:sz="4" w:space="0" w:color="4472C4"/>
               <w:bottom w:val="single" w:sz="4" w:space="0" w:color="4472C4"/>
               <w:right w:val="single" w:sz="4" w:space="0" w:color="4472C4"/>
             </w:tcBorders>
+          </w:tcPr>
+          <w:p>
+            <w:pPr>
+              <w:spacing w:line="360" w:lineRule="auto"/>
+              <w:jc w:val="both"/>
+              <w:cnfStyle w:val="000000100000" w:firstRow="0" w:lastRow="0" w:firstColumn="0" w:lastColumn="0" w:oddVBand="0" w:evenVBand="0" w:oddHBand="1" w:evenHBand="0" w:firstRowFirstColumn="0" w:firstRowLastColumn="0" w:lastRowFirstColumn="0" w:lastRowLastColumn="0"/>
+              <w:rPr>
+                <w:rFonts w:ascii="Arial" w:hAnsi="Arial" w:cs="Arial"/>
+              </w:rPr>
+            </w:pPr>
+            <w:r>
+              <w:rPr>
+                <w:rFonts w:ascii="Arial" w:hAnsi="Arial" w:cs="Arial"/>
+              </w:rPr>
+              <w:t>c</w:t>
+            </w:r>
+            <w:r>
+              <w:rPr>
+                <w:rFonts w:ascii="Arial" w:hAnsi="Arial" w:cs="Arial"/>
+              </w:rPr>
+              <w:t>ategoría</w:t>
+            </w:r>
+            <w:r>
+              <w:rPr>
+                <w:rFonts w:ascii="Arial" w:hAnsi="Arial" w:cs="Arial"/>
+              </w:rPr>
+              <w:t>s</w:t>
+            </w:r>
+          </w:p>
+        </w:tc>
+        <w:tc>
+          <w:tcPr>
+            <w:tcW w:w="2855" w:type="dxa"/>
+            <w:tcBorders>
+              <w:top w:val="single" w:sz="4" w:space="0" w:color="4472C4"/>
+              <w:left w:val="single" w:sz="4" w:space="0" w:color="4472C4"/>
+              <w:bottom w:val="single" w:sz="4" w:space="0" w:color="4472C4"/>
+              <w:right w:val="single" w:sz="4" w:space="0" w:color="4472C4"/>
+            </w:tcBorders>
+          </w:tcPr>
+          <w:p>
+            <w:pPr>
+              <w:spacing w:line="360" w:lineRule="auto"/>
+              <w:jc w:val="both"/>
+              <w:cnfStyle w:val="000000100000" w:firstRow="0" w:lastRow="0" w:firstColumn="0" w:lastColumn="0" w:oddVBand="0" w:evenVBand="0" w:oddHBand="1" w:evenHBand="0" w:firstRowFirstColumn="0" w:firstRowLastColumn="0" w:lastRowFirstColumn="0" w:lastRowLastColumn="0"/>
+              <w:rPr>
+                <w:rFonts w:ascii="Arial" w:hAnsi="Arial" w:cs="Arial"/>
+              </w:rPr>
+            </w:pPr>
+            <w:r>
+              <w:rPr>
+                <w:rFonts w:ascii="Arial" w:hAnsi="Arial" w:cs="Arial"/>
+              </w:rPr>
+              <w:t xml:space="preserve">GET, </w:t>
+            </w:r>
+            <w:r>
+              <w:rPr>
+                <w:rFonts w:ascii="Arial" w:hAnsi="Arial" w:cs="Arial"/>
+              </w:rPr>
+              <w:t>POST</w:t>
+            </w:r>
+          </w:p>
+        </w:tc>
+      </w:tr>
+      <w:tr>
+        <w:tc>
+          <w:tcPr>
+            <w:cnfStyle w:val="001000000000" w:firstRow="0" w:lastRow="0" w:firstColumn="1" w:lastColumn="0" w:oddVBand="0" w:evenVBand="0" w:oddHBand="0" w:evenHBand="0" w:firstRowFirstColumn="0" w:firstRowLastColumn="0" w:lastRowFirstColumn="0" w:lastRowLastColumn="0"/>
+            <w:tcW w:w="3376" w:type="dxa"/>
+            <w:tcBorders>
+              <w:top w:val="single" w:sz="4" w:space="0" w:color="4472C4"/>
+              <w:left w:val="single" w:sz="4" w:space="0" w:color="4472C4"/>
+              <w:bottom w:val="single" w:sz="4" w:space="0" w:color="4472C4"/>
+              <w:right w:val="single" w:sz="4" w:space="0" w:color="4472C4"/>
+            </w:tcBorders>
             <w:vAlign w:val="center"/>
           </w:tcPr>
           <w:p>
@@ -19971,7 +20076,6 @@
                 <w:iCs/>
               </w:rPr>
             </w:pPr>
-            <w:proofErr w:type="spellStart"/>
             <w:r>
               <w:rPr>
                 <w:rFonts w:ascii="Arial" w:hAnsi="Arial" w:cs="Arial"/>
@@ -19980,9 +20084,8 @@
                 <w:i/>
                 <w:iCs/>
               </w:rPr>
-              <w:t>Login</w:t>
-            </w:r>
-            <w:proofErr w:type="spellEnd"/>
+              <w:t>Categoría</w:t>
+            </w:r>
           </w:p>
         </w:tc>
         <w:tc>
@@ -19999,25 +20102,17 @@
             <w:pPr>
               <w:spacing w:line="360" w:lineRule="auto"/>
               <w:jc w:val="both"/>
-              <w:cnfStyle w:val="000000100000" w:firstRow="0" w:lastRow="0" w:firstColumn="0" w:lastColumn="0" w:oddVBand="0" w:evenVBand="0" w:oddHBand="1" w:evenHBand="0" w:firstRowFirstColumn="0" w:firstRowLastColumn="0" w:lastRowFirstColumn="0" w:lastRowLastColumn="0"/>
-              <w:rPr>
-                <w:rFonts w:ascii="Arial" w:hAnsi="Arial" w:cs="Arial"/>
-              </w:rPr>
-            </w:pPr>
-            <w:r>
-              <w:rPr>
-                <w:rFonts w:ascii="Arial" w:hAnsi="Arial" w:cs="Arial"/>
-              </w:rPr>
-              <w:t>usuarios/</w:t>
-            </w:r>
-            <w:proofErr w:type="spellStart"/>
-            <w:r>
-              <w:rPr>
-                <w:rFonts w:ascii="Arial" w:hAnsi="Arial" w:cs="Arial"/>
-              </w:rPr>
-              <w:t>login</w:t>
-            </w:r>
-            <w:proofErr w:type="spellEnd"/>
+              <w:cnfStyle w:val="000000000000" w:firstRow="0" w:lastRow="0" w:firstColumn="0" w:lastColumn="0" w:oddVBand="0" w:evenVBand="0" w:oddHBand="0" w:evenHBand="0" w:firstRowFirstColumn="0" w:firstRowLastColumn="0" w:lastRowFirstColumn="0" w:lastRowLastColumn="0"/>
+              <w:rPr>
+                <w:rFonts w:ascii="Arial" w:hAnsi="Arial" w:cs="Arial"/>
+              </w:rPr>
+            </w:pPr>
+            <w:r>
+              <w:rPr>
+                <w:rFonts w:ascii="Arial" w:hAnsi="Arial" w:cs="Arial"/>
+              </w:rPr>
+              <w:t>categorías/{id}</w:t>
+            </w:r>
           </w:p>
         </w:tc>
         <w:tc>
@@ -20034,99 +20129,6 @@
             <w:pPr>
               <w:spacing w:line="360" w:lineRule="auto"/>
               <w:jc w:val="both"/>
-              <w:cnfStyle w:val="000000100000" w:firstRow="0" w:lastRow="0" w:firstColumn="0" w:lastColumn="0" w:oddVBand="0" w:evenVBand="0" w:oddHBand="1" w:evenHBand="0" w:firstRowFirstColumn="0" w:firstRowLastColumn="0" w:lastRowFirstColumn="0" w:lastRowLastColumn="0"/>
-              <w:rPr>
-                <w:rFonts w:ascii="Arial" w:hAnsi="Arial" w:cs="Arial"/>
-              </w:rPr>
-            </w:pPr>
-            <w:commentRangeStart w:id="56"/>
-            <w:commentRangeStart w:id="57"/>
-            <w:commentRangeStart w:id="58"/>
-            <w:commentRangeStart w:id="59"/>
-            <w:r>
-              <w:rPr>
-                <w:rFonts w:ascii="Arial" w:hAnsi="Arial" w:cs="Arial"/>
-              </w:rPr>
-              <w:t>POST</w:t>
-            </w:r>
-            <w:commentRangeEnd w:id="56"/>
-            <w:r>
-              <w:rPr>
-                <w:rStyle w:val="Refdecomentario"/>
-              </w:rPr>
-              <w:commentReference w:id="56"/>
-            </w:r>
-            <w:commentRangeEnd w:id="57"/>
-            <w:r>
-              <w:rPr>
-                <w:rStyle w:val="Refdecomentario"/>
-              </w:rPr>
-              <w:commentReference w:id="57"/>
-            </w:r>
-            <w:commentRangeEnd w:id="58"/>
-            <w:r>
-              <w:rPr>
-                <w:rStyle w:val="Refdecomentario"/>
-              </w:rPr>
-              <w:commentReference w:id="58"/>
-            </w:r>
-            <w:commentRangeEnd w:id="59"/>
-            <w:r>
-              <w:rPr>
-                <w:rStyle w:val="Refdecomentario"/>
-              </w:rPr>
-              <w:commentReference w:id="59"/>
-            </w:r>
-          </w:p>
-        </w:tc>
-      </w:tr>
-      <w:tr>
-        <w:tc>
-          <w:tcPr>
-            <w:cnfStyle w:val="001000000000" w:firstRow="0" w:lastRow="0" w:firstColumn="1" w:lastColumn="0" w:oddVBand="0" w:evenVBand="0" w:oddHBand="0" w:evenHBand="0" w:firstRowFirstColumn="0" w:firstRowLastColumn="0" w:lastRowFirstColumn="0" w:lastRowLastColumn="0"/>
-            <w:tcW w:w="3376" w:type="dxa"/>
-            <w:tcBorders>
-              <w:left w:val="single" w:sz="4" w:space="0" w:color="4472C4"/>
-              <w:bottom w:val="single" w:sz="4" w:space="0" w:color="4472C4"/>
-              <w:right w:val="single" w:sz="4" w:space="0" w:color="4472C4"/>
-            </w:tcBorders>
-            <w:vAlign w:val="center"/>
-          </w:tcPr>
-          <w:p>
-            <w:pPr>
-              <w:spacing w:line="360" w:lineRule="auto"/>
-              <w:rPr>
-                <w:rFonts w:ascii="Arial" w:hAnsi="Arial" w:cs="Arial"/>
-                <w:i/>
-                <w:iCs/>
-              </w:rPr>
-            </w:pPr>
-            <w:r>
-              <w:rPr>
-                <w:rFonts w:ascii="Arial" w:hAnsi="Arial" w:cs="Arial"/>
-                <w:b w:val="0"/>
-                <w:bCs w:val="0"/>
-                <w:i/>
-                <w:iCs/>
-              </w:rPr>
-              <w:t>Lista de categorías de artículos</w:t>
-            </w:r>
-          </w:p>
-        </w:tc>
-        <w:tc>
-          <w:tcPr>
-            <w:tcW w:w="2263" w:type="dxa"/>
-            <w:tcBorders>
-              <w:top w:val="single" w:sz="4" w:space="0" w:color="4472C4"/>
-              <w:left w:val="single" w:sz="4" w:space="0" w:color="4472C4"/>
-              <w:bottom w:val="single" w:sz="4" w:space="0" w:color="4472C4"/>
-              <w:right w:val="single" w:sz="4" w:space="0" w:color="4472C4"/>
-            </w:tcBorders>
-          </w:tcPr>
-          <w:p>
-            <w:pPr>
-              <w:spacing w:line="360" w:lineRule="auto"/>
-              <w:jc w:val="both"/>
               <w:cnfStyle w:val="000000000000" w:firstRow="0" w:lastRow="0" w:firstColumn="0" w:lastColumn="0" w:oddVBand="0" w:evenVBand="0" w:oddHBand="0" w:evenHBand="0" w:firstRowFirstColumn="0" w:firstRowLastColumn="0" w:lastRowFirstColumn="0" w:lastRowLastColumn="0"/>
               <w:rPr>
                 <w:rFonts w:ascii="Arial" w:hAnsi="Arial" w:cs="Arial"/>
@@ -20136,52 +20138,13 @@
               <w:rPr>
                 <w:rFonts w:ascii="Arial" w:hAnsi="Arial" w:cs="Arial"/>
               </w:rPr>
-              <w:t>c</w:t>
-            </w:r>
-            <w:r>
-              <w:rPr>
-                <w:rFonts w:ascii="Arial" w:hAnsi="Arial" w:cs="Arial"/>
-              </w:rPr>
-              <w:t>ategoría</w:t>
-            </w:r>
-            <w:r>
-              <w:rPr>
-                <w:rFonts w:ascii="Arial" w:hAnsi="Arial" w:cs="Arial"/>
-              </w:rPr>
-              <w:t>s</w:t>
-            </w:r>
-          </w:p>
-        </w:tc>
-        <w:tc>
-          <w:tcPr>
-            <w:tcW w:w="2855" w:type="dxa"/>
-            <w:tcBorders>
-              <w:top w:val="single" w:sz="4" w:space="0" w:color="4472C4"/>
-              <w:left w:val="single" w:sz="4" w:space="0" w:color="4472C4"/>
-              <w:bottom w:val="single" w:sz="4" w:space="0" w:color="4472C4"/>
-              <w:right w:val="single" w:sz="4" w:space="0" w:color="4472C4"/>
-            </w:tcBorders>
-          </w:tcPr>
-          <w:p>
-            <w:pPr>
-              <w:spacing w:line="360" w:lineRule="auto"/>
-              <w:jc w:val="both"/>
-              <w:cnfStyle w:val="000000000000" w:firstRow="0" w:lastRow="0" w:firstColumn="0" w:lastColumn="0" w:oddVBand="0" w:evenVBand="0" w:oddHBand="0" w:evenHBand="0" w:firstRowFirstColumn="0" w:firstRowLastColumn="0" w:lastRowFirstColumn="0" w:lastRowLastColumn="0"/>
-              <w:rPr>
-                <w:rFonts w:ascii="Arial" w:hAnsi="Arial" w:cs="Arial"/>
-              </w:rPr>
-            </w:pPr>
-            <w:r>
-              <w:rPr>
-                <w:rFonts w:ascii="Arial" w:hAnsi="Arial" w:cs="Arial"/>
-              </w:rPr>
-              <w:t xml:space="preserve">GET, </w:t>
-            </w:r>
-            <w:r>
-              <w:rPr>
-                <w:rFonts w:ascii="Arial" w:hAnsi="Arial" w:cs="Arial"/>
-              </w:rPr>
-              <w:t>POST</w:t>
+              <w:t>GET</w:t>
+            </w:r>
+            <w:r>
+              <w:rPr>
+                <w:rFonts w:ascii="Arial" w:hAnsi="Arial" w:cs="Arial"/>
+              </w:rPr>
+              <w:t>, DELETE</w:t>
             </w:r>
           </w:p>
         </w:tc>
@@ -20197,7 +20160,6 @@
             <w:tcBorders>
               <w:top w:val="single" w:sz="4" w:space="0" w:color="4472C4"/>
               <w:left w:val="single" w:sz="4" w:space="0" w:color="4472C4"/>
-              <w:bottom w:val="single" w:sz="4" w:space="0" w:color="4472C4"/>
               <w:right w:val="single" w:sz="4" w:space="0" w:color="4472C4"/>
             </w:tcBorders>
             <w:vAlign w:val="center"/>
@@ -20221,7 +20183,7 @@
                 <w:i/>
                 <w:iCs/>
               </w:rPr>
-              <w:t>Categoría</w:t>
+              <w:t>Lista de artículos</w:t>
             </w:r>
           </w:p>
         </w:tc>
@@ -20248,7 +20210,7 @@
               <w:rPr>
                 <w:rFonts w:ascii="Arial" w:hAnsi="Arial" w:cs="Arial"/>
               </w:rPr>
-              <w:t>categorías/{id}</w:t>
+              <w:t>articulos</w:t>
             </w:r>
           </w:p>
         </w:tc>
@@ -20275,13 +20237,7 @@
               <w:rPr>
                 <w:rFonts w:ascii="Arial" w:hAnsi="Arial" w:cs="Arial"/>
               </w:rPr>
-              <w:t>GET</w:t>
-            </w:r>
-            <w:r>
-              <w:rPr>
-                <w:rFonts w:ascii="Arial" w:hAnsi="Arial" w:cs="Arial"/>
-              </w:rPr>
-              <w:t>, DELETE</w:t>
+              <w:t>GET, POST</w:t>
             </w:r>
           </w:p>
         </w:tc>
@@ -20317,7 +20273,7 @@
                 <w:i/>
                 <w:iCs/>
               </w:rPr>
-              <w:t>Lista de artículos</w:t>
+              <w:t>Artículo</w:t>
             </w:r>
           </w:p>
         </w:tc>
@@ -20340,14 +20296,12 @@
                 <w:rFonts w:ascii="Arial" w:hAnsi="Arial" w:cs="Arial"/>
               </w:rPr>
             </w:pPr>
-            <w:proofErr w:type="spellStart"/>
-            <w:r>
-              <w:rPr>
-                <w:rFonts w:ascii="Arial" w:hAnsi="Arial" w:cs="Arial"/>
-              </w:rPr>
-              <w:t>articulos</w:t>
-            </w:r>
-            <w:proofErr w:type="spellEnd"/>
+            <w:r>
+              <w:rPr>
+                <w:rFonts w:ascii="Arial" w:hAnsi="Arial" w:cs="Arial"/>
+              </w:rPr>
+              <w:t>articulos/{id}</w:t>
+            </w:r>
           </w:p>
         </w:tc>
         <w:tc>
@@ -20373,7 +20327,7 @@
               <w:rPr>
                 <w:rFonts w:ascii="Arial" w:hAnsi="Arial" w:cs="Arial"/>
               </w:rPr>
-              <w:t>GET, POST</w:t>
+              <w:t>GET, PUT, DELETE</w:t>
             </w:r>
           </w:p>
         </w:tc>
@@ -20389,6 +20343,7 @@
             <w:tcBorders>
               <w:top w:val="single" w:sz="4" w:space="0" w:color="4472C4"/>
               <w:left w:val="single" w:sz="4" w:space="0" w:color="4472C4"/>
+              <w:bottom w:val="single" w:sz="4" w:space="0" w:color="4472C4"/>
               <w:right w:val="single" w:sz="4" w:space="0" w:color="4472C4"/>
             </w:tcBorders>
             <w:vAlign w:val="center"/>
@@ -20412,7 +20367,7 @@
                 <w:i/>
                 <w:iCs/>
               </w:rPr>
-              <w:t>Artículo</w:t>
+              <w:t>Lista de proveedores</w:t>
             </w:r>
           </w:p>
         </w:tc>
@@ -20435,19 +20390,11 @@
                 <w:rFonts w:ascii="Arial" w:hAnsi="Arial" w:cs="Arial"/>
               </w:rPr>
             </w:pPr>
-            <w:proofErr w:type="spellStart"/>
-            <w:r>
-              <w:rPr>
-                <w:rFonts w:ascii="Arial" w:hAnsi="Arial" w:cs="Arial"/>
-              </w:rPr>
-              <w:t>articulos</w:t>
-            </w:r>
-            <w:proofErr w:type="spellEnd"/>
-            <w:r>
-              <w:rPr>
-                <w:rFonts w:ascii="Arial" w:hAnsi="Arial" w:cs="Arial"/>
-              </w:rPr>
-              <w:t>/{id}</w:t>
+            <w:r>
+              <w:rPr>
+                <w:rFonts w:ascii="Arial" w:hAnsi="Arial" w:cs="Arial"/>
+              </w:rPr>
+              <w:t>proveedores</w:t>
             </w:r>
           </w:p>
         </w:tc>
@@ -20474,7 +20421,7 @@
               <w:rPr>
                 <w:rFonts w:ascii="Arial" w:hAnsi="Arial" w:cs="Arial"/>
               </w:rPr>
-              <w:t>GET, PUT, DELETE</w:t>
+              <w:t>GET</w:t>
             </w:r>
           </w:p>
         </w:tc>
@@ -20484,40 +20431,66 @@
           <w:tcPr>
             <w:cnfStyle w:val="001000000000" w:firstRow="0" w:lastRow="0" w:firstColumn="1" w:lastColumn="0" w:oddVBand="0" w:evenVBand="0" w:oddHBand="0" w:evenHBand="0" w:firstRowFirstColumn="0" w:firstRowLastColumn="0" w:lastRowFirstColumn="0" w:lastRowLastColumn="0"/>
             <w:tcW w:w="3376" w:type="dxa"/>
+            <w:tcBorders>
+              <w:top w:val="single" w:sz="4" w:space="0" w:color="4472C4"/>
+              <w:left w:val="single" w:sz="4" w:space="0" w:color="4472C4"/>
+              <w:right w:val="single" w:sz="4" w:space="0" w:color="4472C4"/>
+            </w:tcBorders>
+            <w:vAlign w:val="center"/>
+          </w:tcPr>
+          <w:p>
+            <w:pPr>
+              <w:spacing w:line="360" w:lineRule="auto"/>
+              <w:rPr>
+                <w:rFonts w:ascii="Arial" w:hAnsi="Arial" w:cs="Arial"/>
+                <w:b w:val="0"/>
+                <w:bCs w:val="0"/>
+                <w:i/>
+                <w:iCs/>
+              </w:rPr>
+            </w:pPr>
+            <w:r>
+              <w:rPr>
+                <w:rFonts w:ascii="Arial" w:hAnsi="Arial" w:cs="Arial"/>
+                <w:b w:val="0"/>
+                <w:bCs w:val="0"/>
+                <w:i/>
+                <w:iCs/>
+              </w:rPr>
+              <w:t>Proveedor</w:t>
+            </w:r>
+          </w:p>
+        </w:tc>
+        <w:tc>
+          <w:tcPr>
+            <w:tcW w:w="2263" w:type="dxa"/>
             <w:tcBorders>
               <w:top w:val="single" w:sz="4" w:space="0" w:color="4472C4"/>
               <w:left w:val="single" w:sz="4" w:space="0" w:color="4472C4"/>
               <w:bottom w:val="single" w:sz="4" w:space="0" w:color="4472C4"/>
               <w:right w:val="single" w:sz="4" w:space="0" w:color="4472C4"/>
             </w:tcBorders>
-            <w:vAlign w:val="center"/>
           </w:tcPr>
           <w:p>
             <w:pPr>
               <w:spacing w:line="360" w:lineRule="auto"/>
-              <w:rPr>
-                <w:rFonts w:ascii="Arial" w:hAnsi="Arial" w:cs="Arial"/>
-                <w:b w:val="0"/>
-                <w:bCs w:val="0"/>
-                <w:i/>
-                <w:iCs/>
-              </w:rPr>
-            </w:pPr>
-            <w:r>
-              <w:rPr>
-                <w:rFonts w:ascii="Arial" w:hAnsi="Arial" w:cs="Arial"/>
-                <w:b w:val="0"/>
-                <w:bCs w:val="0"/>
-                <w:i/>
-                <w:iCs/>
-              </w:rPr>
-              <w:t>Lista de proveedores</w:t>
-            </w:r>
-          </w:p>
-        </w:tc>
-        <w:tc>
-          <w:tcPr>
-            <w:tcW w:w="2263" w:type="dxa"/>
+              <w:jc w:val="both"/>
+              <w:cnfStyle w:val="000000000000" w:firstRow="0" w:lastRow="0" w:firstColumn="0" w:lastColumn="0" w:oddVBand="0" w:evenVBand="0" w:oddHBand="0" w:evenHBand="0" w:firstRowFirstColumn="0" w:firstRowLastColumn="0" w:lastRowFirstColumn="0" w:lastRowLastColumn="0"/>
+              <w:rPr>
+                <w:rFonts w:ascii="Arial" w:hAnsi="Arial" w:cs="Arial"/>
+              </w:rPr>
+            </w:pPr>
+            <w:r>
+              <w:rPr>
+                <w:rFonts w:ascii="Arial" w:hAnsi="Arial" w:cs="Arial"/>
+              </w:rPr>
+              <w:t>proveedores/{id}</w:t>
+            </w:r>
+          </w:p>
+        </w:tc>
+        <w:tc>
+          <w:tcPr>
+            <w:tcW w:w="2855" w:type="dxa"/>
             <w:tcBorders>
               <w:top w:val="single" w:sz="4" w:space="0" w:color="4472C4"/>
               <w:left w:val="single" w:sz="4" w:space="0" w:color="4472C4"/>
@@ -20538,34 +20511,7 @@
               <w:rPr>
                 <w:rFonts w:ascii="Arial" w:hAnsi="Arial" w:cs="Arial"/>
               </w:rPr>
-              <w:t>proveedores</w:t>
-            </w:r>
-          </w:p>
-        </w:tc>
-        <w:tc>
-          <w:tcPr>
-            <w:tcW w:w="2855" w:type="dxa"/>
-            <w:tcBorders>
-              <w:top w:val="single" w:sz="4" w:space="0" w:color="4472C4"/>
-              <w:left w:val="single" w:sz="4" w:space="0" w:color="4472C4"/>
-              <w:bottom w:val="single" w:sz="4" w:space="0" w:color="4472C4"/>
-              <w:right w:val="single" w:sz="4" w:space="0" w:color="4472C4"/>
-            </w:tcBorders>
-          </w:tcPr>
-          <w:p>
-            <w:pPr>
-              <w:spacing w:line="360" w:lineRule="auto"/>
-              <w:jc w:val="both"/>
-              <w:cnfStyle w:val="000000000000" w:firstRow="0" w:lastRow="0" w:firstColumn="0" w:lastColumn="0" w:oddVBand="0" w:evenVBand="0" w:oddHBand="0" w:evenHBand="0" w:firstRowFirstColumn="0" w:firstRowLastColumn="0" w:lastRowFirstColumn="0" w:lastRowLastColumn="0"/>
-              <w:rPr>
-                <w:rFonts w:ascii="Arial" w:hAnsi="Arial" w:cs="Arial"/>
-              </w:rPr>
-            </w:pPr>
-            <w:r>
-              <w:rPr>
-                <w:rFonts w:ascii="Arial" w:hAnsi="Arial" w:cs="Arial"/>
-              </w:rPr>
-              <w:t>GET</w:t>
+              <w:t>GET, PUT, DELETE</w:t>
             </w:r>
           </w:p>
         </w:tc>
@@ -20581,6 +20527,7 @@
             <w:tcBorders>
               <w:top w:val="single" w:sz="4" w:space="0" w:color="4472C4"/>
               <w:left w:val="single" w:sz="4" w:space="0" w:color="4472C4"/>
+              <w:bottom w:val="single" w:sz="4" w:space="0" w:color="4472C4"/>
               <w:right w:val="single" w:sz="4" w:space="0" w:color="4472C4"/>
             </w:tcBorders>
             <w:vAlign w:val="center"/>
@@ -20596,7 +20543,67 @@
                 <w:iCs/>
               </w:rPr>
             </w:pPr>
-            <w:r>
+          </w:p>
+        </w:tc>
+        <w:tc>
+          <w:tcPr>
+            <w:tcW w:w="2263" w:type="dxa"/>
+            <w:tcBorders>
+              <w:top w:val="single" w:sz="4" w:space="0" w:color="4472C4"/>
+              <w:left w:val="single" w:sz="4" w:space="0" w:color="4472C4"/>
+              <w:bottom w:val="single" w:sz="4" w:space="0" w:color="4472C4"/>
+              <w:right w:val="single" w:sz="4" w:space="0" w:color="4472C4"/>
+            </w:tcBorders>
+          </w:tcPr>
+          <w:p>
+            <w:pPr>
+              <w:spacing w:line="360" w:lineRule="auto"/>
+              <w:jc w:val="both"/>
+              <w:cnfStyle w:val="000000100000" w:firstRow="0" w:lastRow="0" w:firstColumn="0" w:lastColumn="0" w:oddVBand="0" w:evenVBand="0" w:oddHBand="1" w:evenHBand="0" w:firstRowFirstColumn="0" w:firstRowLastColumn="0" w:lastRowFirstColumn="0" w:lastRowLastColumn="0"/>
+              <w:rPr>
+                <w:rFonts w:ascii="Arial" w:hAnsi="Arial" w:cs="Arial"/>
+              </w:rPr>
+            </w:pPr>
+          </w:p>
+        </w:tc>
+        <w:tc>
+          <w:tcPr>
+            <w:tcW w:w="2855" w:type="dxa"/>
+            <w:tcBorders>
+              <w:top w:val="single" w:sz="4" w:space="0" w:color="4472C4"/>
+              <w:left w:val="single" w:sz="4" w:space="0" w:color="4472C4"/>
+              <w:bottom w:val="single" w:sz="4" w:space="0" w:color="4472C4"/>
+              <w:right w:val="single" w:sz="4" w:space="0" w:color="4472C4"/>
+            </w:tcBorders>
+          </w:tcPr>
+          <w:p>
+            <w:pPr>
+              <w:spacing w:line="360" w:lineRule="auto"/>
+              <w:jc w:val="both"/>
+              <w:cnfStyle w:val="000000100000" w:firstRow="0" w:lastRow="0" w:firstColumn="0" w:lastColumn="0" w:oddVBand="0" w:evenVBand="0" w:oddHBand="1" w:evenHBand="0" w:firstRowFirstColumn="0" w:firstRowLastColumn="0" w:lastRowFirstColumn="0" w:lastRowLastColumn="0"/>
+              <w:rPr>
+                <w:rFonts w:ascii="Arial" w:hAnsi="Arial" w:cs="Arial"/>
+              </w:rPr>
+            </w:pPr>
+          </w:p>
+        </w:tc>
+      </w:tr>
+      <w:tr>
+        <w:tc>
+          <w:tcPr>
+            <w:cnfStyle w:val="001000000000" w:firstRow="0" w:lastRow="0" w:firstColumn="1" w:lastColumn="0" w:oddVBand="0" w:evenVBand="0" w:oddHBand="0" w:evenHBand="0" w:firstRowFirstColumn="0" w:firstRowLastColumn="0" w:lastRowFirstColumn="0" w:lastRowLastColumn="0"/>
+            <w:tcW w:w="3376" w:type="dxa"/>
+            <w:vMerge w:val="restart"/>
+            <w:tcBorders>
+              <w:top w:val="single" w:sz="4" w:space="0" w:color="4472C4"/>
+              <w:left w:val="single" w:sz="4" w:space="0" w:color="4472C4"/>
+              <w:right w:val="single" w:sz="4" w:space="0" w:color="4472C4"/>
+            </w:tcBorders>
+            <w:vAlign w:val="center"/>
+          </w:tcPr>
+          <w:p>
+            <w:pPr>
+              <w:spacing w:line="360" w:lineRule="auto"/>
               <w:rPr>
                 <w:rFonts w:ascii="Arial" w:hAnsi="Arial" w:cs="Arial"/>
                 <w:b w:val="0"/>
@@ -20604,7 +20611,16 @@
                 <w:i/>
                 <w:iCs/>
               </w:rPr>
-              <w:t>Proveedor</w:t>
+            </w:pPr>
+            <w:r>
+              <w:rPr>
+                <w:rFonts w:ascii="Arial" w:hAnsi="Arial" w:cs="Arial"/>
+                <w:b w:val="0"/>
+                <w:bCs w:val="0"/>
+                <w:i/>
+                <w:iCs/>
+              </w:rPr>
+              <w:t>Factura</w:t>
             </w:r>
           </w:p>
         </w:tc>
@@ -20622,16 +20638,16 @@
             <w:pPr>
               <w:spacing w:line="360" w:lineRule="auto"/>
               <w:jc w:val="both"/>
-              <w:cnfStyle w:val="000000100000" w:firstRow="0" w:lastRow="0" w:firstColumn="0" w:lastColumn="0" w:oddVBand="0" w:evenVBand="0" w:oddHBand="1" w:evenHBand="0" w:firstRowFirstColumn="0" w:firstRowLastColumn="0" w:lastRowFirstColumn="0" w:lastRowLastColumn="0"/>
-              <w:rPr>
-                <w:rFonts w:ascii="Arial" w:hAnsi="Arial" w:cs="Arial"/>
-              </w:rPr>
-            </w:pPr>
-            <w:r>
-              <w:rPr>
-                <w:rFonts w:ascii="Arial" w:hAnsi="Arial" w:cs="Arial"/>
-              </w:rPr>
-              <w:t>proveedores/{id}</w:t>
+              <w:cnfStyle w:val="000000000000" w:firstRow="0" w:lastRow="0" w:firstColumn="0" w:lastColumn="0" w:oddVBand="0" w:evenVBand="0" w:oddHBand="0" w:evenHBand="0" w:firstRowFirstColumn="0" w:firstRowLastColumn="0" w:lastRowFirstColumn="0" w:lastRowLastColumn="0"/>
+              <w:rPr>
+                <w:rFonts w:ascii="Arial" w:hAnsi="Arial" w:cs="Arial"/>
+              </w:rPr>
+            </w:pPr>
+            <w:r>
+              <w:rPr>
+                <w:rFonts w:ascii="Arial" w:hAnsi="Arial" w:cs="Arial"/>
+              </w:rPr>
+              <w:t>facturas/{id}</w:t>
             </w:r>
           </w:p>
         </w:tc>
@@ -20649,7 +20665,7 @@
             <w:pPr>
               <w:spacing w:line="360" w:lineRule="auto"/>
               <w:jc w:val="both"/>
-              <w:cnfStyle w:val="000000100000" w:firstRow="0" w:lastRow="0" w:firstColumn="0" w:lastColumn="0" w:oddVBand="0" w:evenVBand="0" w:oddHBand="1" w:evenHBand="0" w:firstRowFirstColumn="0" w:firstRowLastColumn="0" w:lastRowFirstColumn="0" w:lastRowLastColumn="0"/>
+              <w:cnfStyle w:val="000000000000" w:firstRow="0" w:lastRow="0" w:firstColumn="0" w:lastColumn="0" w:oddVBand="0" w:evenVBand="0" w:oddHBand="0" w:evenHBand="0" w:firstRowFirstColumn="0" w:firstRowLastColumn="0" w:lastRowFirstColumn="0" w:lastRowLastColumn="0"/>
               <w:rPr>
                 <w:rFonts w:ascii="Arial" w:hAnsi="Arial" w:cs="Arial"/>
               </w:rPr>
@@ -20660,75 +20676,6 @@
               </w:rPr>
               <w:t>GET, PUT, DELETE</w:t>
             </w:r>
-          </w:p>
-        </w:tc>
-      </w:tr>
-      <w:tr>
-        <w:tc>
-          <w:tcPr>
-            <w:cnfStyle w:val="001000000000" w:firstRow="0" w:lastRow="0" w:firstColumn="1" w:lastColumn="0" w:oddVBand="0" w:evenVBand="0" w:oddHBand="0" w:evenHBand="0" w:firstRowFirstColumn="0" w:firstRowLastColumn="0" w:lastRowFirstColumn="0" w:lastRowLastColumn="0"/>
-            <w:tcW w:w="3376" w:type="dxa"/>
-            <w:tcBorders>
-              <w:top w:val="single" w:sz="4" w:space="0" w:color="4472C4"/>
-              <w:left w:val="single" w:sz="4" w:space="0" w:color="4472C4"/>
-              <w:bottom w:val="single" w:sz="4" w:space="0" w:color="4472C4"/>
-              <w:right w:val="single" w:sz="4" w:space="0" w:color="4472C4"/>
-            </w:tcBorders>
-            <w:vAlign w:val="center"/>
-          </w:tcPr>
-          <w:p>
-            <w:pPr>
-              <w:spacing w:line="360" w:lineRule="auto"/>
-              <w:rPr>
-                <w:rFonts w:ascii="Arial" w:hAnsi="Arial" w:cs="Arial"/>
-                <w:b w:val="0"/>
-                <w:bCs w:val="0"/>
-                <w:i/>
-                <w:iCs/>
-              </w:rPr>
-            </w:pPr>
-          </w:p>
-        </w:tc>
-        <w:tc>
-          <w:tcPr>
-            <w:tcW w:w="2263" w:type="dxa"/>
-            <w:tcBorders>
-              <w:top w:val="single" w:sz="4" w:space="0" w:color="4472C4"/>
-              <w:left w:val="single" w:sz="4" w:space="0" w:color="4472C4"/>
-              <w:bottom w:val="single" w:sz="4" w:space="0" w:color="4472C4"/>
-              <w:right w:val="single" w:sz="4" w:space="0" w:color="4472C4"/>
-            </w:tcBorders>
-          </w:tcPr>
-          <w:p>
-            <w:pPr>
-              <w:spacing w:line="360" w:lineRule="auto"/>
-              <w:jc w:val="both"/>
-              <w:cnfStyle w:val="000000000000" w:firstRow="0" w:lastRow="0" w:firstColumn="0" w:lastColumn="0" w:oddVBand="0" w:evenVBand="0" w:oddHBand="0" w:evenHBand="0" w:firstRowFirstColumn="0" w:firstRowLastColumn="0" w:lastRowFirstColumn="0" w:lastRowLastColumn="0"/>
-              <w:rPr>
-                <w:rFonts w:ascii="Arial" w:hAnsi="Arial" w:cs="Arial"/>
-              </w:rPr>
-            </w:pPr>
-          </w:p>
-        </w:tc>
-        <w:tc>
-          <w:tcPr>
-            <w:tcW w:w="2855" w:type="dxa"/>
-            <w:tcBorders>
-              <w:top w:val="single" w:sz="4" w:space="0" w:color="4472C4"/>
-              <w:left w:val="single" w:sz="4" w:space="0" w:color="4472C4"/>
-              <w:bottom w:val="single" w:sz="4" w:space="0" w:color="4472C4"/>
-              <w:right w:val="single" w:sz="4" w:space="0" w:color="4472C4"/>
-            </w:tcBorders>
-          </w:tcPr>
-          <w:p>
-            <w:pPr>
-              <w:spacing w:line="360" w:lineRule="auto"/>
-              <w:jc w:val="both"/>
-              <w:cnfStyle w:val="000000000000" w:firstRow="0" w:lastRow="0" w:firstColumn="0" w:lastColumn="0" w:oddVBand="0" w:evenVBand="0" w:oddHBand="0" w:evenHBand="0" w:firstRowFirstColumn="0" w:firstRowLastColumn="0" w:lastRowFirstColumn="0" w:lastRowLastColumn="0"/>
-              <w:rPr>
-                <w:rFonts w:ascii="Arial" w:hAnsi="Arial" w:cs="Arial"/>
-              </w:rPr>
-            </w:pPr>
           </w:p>
         </w:tc>
       </w:tr>
@@ -20740,10 +20687,10 @@
           <w:tcPr>
             <w:cnfStyle w:val="001000000000" w:firstRow="0" w:lastRow="0" w:firstColumn="1" w:lastColumn="0" w:oddVBand="0" w:evenVBand="0" w:oddHBand="0" w:evenHBand="0" w:firstRowFirstColumn="0" w:firstRowLastColumn="0" w:lastRowFirstColumn="0" w:lastRowLastColumn="0"/>
             <w:tcW w:w="3376" w:type="dxa"/>
-            <w:vMerge w:val="restart"/>
-            <w:tcBorders>
-              <w:top w:val="single" w:sz="4" w:space="0" w:color="4472C4"/>
+            <w:vMerge/>
+            <w:tcBorders>
               <w:left w:val="single" w:sz="4" w:space="0" w:color="4472C4"/>
+              <w:bottom w:val="single" w:sz="4" w:space="0" w:color="4472C4"/>
               <w:right w:val="single" w:sz="4" w:space="0" w:color="4472C4"/>
             </w:tcBorders>
             <w:vAlign w:val="center"/>
@@ -20759,7 +20706,79 @@
                 <w:iCs/>
               </w:rPr>
             </w:pPr>
-            <w:r>
+          </w:p>
+        </w:tc>
+        <w:tc>
+          <w:tcPr>
+            <w:tcW w:w="2263" w:type="dxa"/>
+            <w:tcBorders>
+              <w:top w:val="single" w:sz="4" w:space="0" w:color="4472C4"/>
+              <w:left w:val="single" w:sz="4" w:space="0" w:color="4472C4"/>
+              <w:bottom w:val="single" w:sz="4" w:space="0" w:color="4472C4"/>
+              <w:right w:val="single" w:sz="4" w:space="0" w:color="4472C4"/>
+            </w:tcBorders>
+          </w:tcPr>
+          <w:p>
+            <w:pPr>
+              <w:spacing w:line="360" w:lineRule="auto"/>
+              <w:jc w:val="both"/>
+              <w:cnfStyle w:val="000000100000" w:firstRow="0" w:lastRow="0" w:firstColumn="0" w:lastColumn="0" w:oddVBand="0" w:evenVBand="0" w:oddHBand="1" w:evenHBand="0" w:firstRowFirstColumn="0" w:firstRowLastColumn="0" w:lastRowFirstColumn="0" w:lastRowLastColumn="0"/>
+              <w:rPr>
+                <w:rFonts w:ascii="Arial" w:hAnsi="Arial" w:cs="Arial"/>
+              </w:rPr>
+            </w:pPr>
+            <w:r>
+              <w:rPr>
+                <w:rFonts w:ascii="Arial" w:hAnsi="Arial" w:cs="Arial"/>
+              </w:rPr>
+              <w:t>facturas</w:t>
+            </w:r>
+          </w:p>
+        </w:tc>
+        <w:tc>
+          <w:tcPr>
+            <w:tcW w:w="2855" w:type="dxa"/>
+            <w:tcBorders>
+              <w:top w:val="single" w:sz="4" w:space="0" w:color="4472C4"/>
+              <w:left w:val="single" w:sz="4" w:space="0" w:color="4472C4"/>
+              <w:bottom w:val="single" w:sz="4" w:space="0" w:color="4472C4"/>
+              <w:right w:val="single" w:sz="4" w:space="0" w:color="4472C4"/>
+            </w:tcBorders>
+          </w:tcPr>
+          <w:p>
+            <w:pPr>
+              <w:spacing w:line="360" w:lineRule="auto"/>
+              <w:jc w:val="both"/>
+              <w:cnfStyle w:val="000000100000" w:firstRow="0" w:lastRow="0" w:firstColumn="0" w:lastColumn="0" w:oddVBand="0" w:evenVBand="0" w:oddHBand="1" w:evenHBand="0" w:firstRowFirstColumn="0" w:firstRowLastColumn="0" w:lastRowFirstColumn="0" w:lastRowLastColumn="0"/>
+              <w:rPr>
+                <w:rFonts w:ascii="Arial" w:hAnsi="Arial" w:cs="Arial"/>
+              </w:rPr>
+            </w:pPr>
+            <w:r>
+              <w:rPr>
+                <w:rFonts w:ascii="Arial" w:hAnsi="Arial" w:cs="Arial"/>
+              </w:rPr>
+              <w:t>POST</w:t>
+            </w:r>
+          </w:p>
+        </w:tc>
+      </w:tr>
+      <w:tr>
+        <w:tc>
+          <w:tcPr>
+            <w:cnfStyle w:val="001000000000" w:firstRow="0" w:lastRow="0" w:firstColumn="1" w:lastColumn="0" w:oddVBand="0" w:evenVBand="0" w:oddHBand="0" w:evenHBand="0" w:firstRowFirstColumn="0" w:firstRowLastColumn="0" w:lastRowFirstColumn="0" w:lastRowLastColumn="0"/>
+            <w:tcW w:w="3376" w:type="dxa"/>
+            <w:vMerge w:val="restart"/>
+            <w:tcBorders>
+              <w:top w:val="single" w:sz="4" w:space="0" w:color="4472C4"/>
+              <w:left w:val="single" w:sz="4" w:space="0" w:color="4472C4"/>
+              <w:right w:val="single" w:sz="4" w:space="0" w:color="4472C4"/>
+            </w:tcBorders>
+            <w:vAlign w:val="center"/>
+          </w:tcPr>
+          <w:p>
+            <w:pPr>
+              <w:spacing w:line="360" w:lineRule="auto"/>
               <w:rPr>
                 <w:rFonts w:ascii="Arial" w:hAnsi="Arial" w:cs="Arial"/>
                 <w:b w:val="0"/>
@@ -20767,7 +20786,16 @@
                 <w:i/>
                 <w:iCs/>
               </w:rPr>
-              <w:t>Factura</w:t>
+            </w:pPr>
+            <w:r>
+              <w:rPr>
+                <w:rFonts w:ascii="Arial" w:hAnsi="Arial" w:cs="Arial"/>
+                <w:b w:val="0"/>
+                <w:bCs w:val="0"/>
+                <w:i/>
+                <w:iCs/>
+              </w:rPr>
+              <w:t>Lista de facturas</w:t>
             </w:r>
           </w:p>
         </w:tc>
@@ -20785,16 +20813,27 @@
             <w:pPr>
               <w:spacing w:line="360" w:lineRule="auto"/>
               <w:jc w:val="both"/>
-              <w:cnfStyle w:val="000000100000" w:firstRow="0" w:lastRow="0" w:firstColumn="0" w:lastColumn="0" w:oddVBand="0" w:evenVBand="0" w:oddHBand="1" w:evenHBand="0" w:firstRowFirstColumn="0" w:firstRowLastColumn="0" w:lastRowFirstColumn="0" w:lastRowLastColumn="0"/>
-              <w:rPr>
-                <w:rFonts w:ascii="Arial" w:hAnsi="Arial" w:cs="Arial"/>
-              </w:rPr>
-            </w:pPr>
-            <w:r>
-              <w:rPr>
-                <w:rFonts w:ascii="Arial" w:hAnsi="Arial" w:cs="Arial"/>
-              </w:rPr>
-              <w:t>facturas/{id}</w:t>
+              <w:cnfStyle w:val="000000000000" w:firstRow="0" w:lastRow="0" w:firstColumn="0" w:lastColumn="0" w:oddVBand="0" w:evenVBand="0" w:oddHBand="0" w:evenHBand="0" w:firstRowFirstColumn="0" w:firstRowLastColumn="0" w:lastRowFirstColumn="0" w:lastRowLastColumn="0"/>
+              <w:rPr>
+                <w:rFonts w:ascii="Arial" w:hAnsi="Arial" w:cs="Arial"/>
+              </w:rPr>
+            </w:pPr>
+            <w:commentRangeStart w:id="69"/>
+            <w:r>
+              <w:rPr>
+                <w:rFonts w:ascii="Arial" w:hAnsi="Arial" w:cs="Arial"/>
+              </w:rPr>
+              <w:t>facturasVenta</w:t>
+            </w:r>
+            <w:commentRangeEnd w:id="69"/>
+            <w:r>
+              <w:rPr>
+                <w:rStyle w:val="Refdecomentario"/>
+                <w:rFonts w:ascii="Arial" w:hAnsi="Arial" w:cs="Arial"/>
+                <w:sz w:val="22"/>
+                <w:szCs w:val="22"/>
+              </w:rPr>
+              <w:commentReference w:id="69"/>
             </w:r>
           </w:p>
         </w:tc>
@@ -20812,60 +20851,6 @@
             <w:pPr>
               <w:spacing w:line="360" w:lineRule="auto"/>
               <w:jc w:val="both"/>
-              <w:cnfStyle w:val="000000100000" w:firstRow="0" w:lastRow="0" w:firstColumn="0" w:lastColumn="0" w:oddVBand="0" w:evenVBand="0" w:oddHBand="1" w:evenHBand="0" w:firstRowFirstColumn="0" w:firstRowLastColumn="0" w:lastRowFirstColumn="0" w:lastRowLastColumn="0"/>
-              <w:rPr>
-                <w:rFonts w:ascii="Arial" w:hAnsi="Arial" w:cs="Arial"/>
-              </w:rPr>
-            </w:pPr>
-            <w:r>
-              <w:rPr>
-                <w:rFonts w:ascii="Arial" w:hAnsi="Arial" w:cs="Arial"/>
-              </w:rPr>
-              <w:t>GET, PUT, DELETE</w:t>
-            </w:r>
-          </w:p>
-        </w:tc>
-      </w:tr>
-      <w:tr>
-        <w:tc>
-          <w:tcPr>
-            <w:cnfStyle w:val="001000000000" w:firstRow="0" w:lastRow="0" w:firstColumn="1" w:lastColumn="0" w:oddVBand="0" w:evenVBand="0" w:oddHBand="0" w:evenHBand="0" w:firstRowFirstColumn="0" w:firstRowLastColumn="0" w:lastRowFirstColumn="0" w:lastRowLastColumn="0"/>
-            <w:tcW w:w="3376" w:type="dxa"/>
-            <w:vMerge/>
-            <w:tcBorders>
-              <w:left w:val="single" w:sz="4" w:space="0" w:color="4472C4"/>
-              <w:bottom w:val="single" w:sz="4" w:space="0" w:color="4472C4"/>
-              <w:right w:val="single" w:sz="4" w:space="0" w:color="4472C4"/>
-            </w:tcBorders>
-            <w:vAlign w:val="center"/>
-          </w:tcPr>
-          <w:p>
-            <w:pPr>
-              <w:spacing w:line="360" w:lineRule="auto"/>
-              <w:rPr>
-                <w:rFonts w:ascii="Arial" w:hAnsi="Arial" w:cs="Arial"/>
-                <w:b w:val="0"/>
-                <w:bCs w:val="0"/>
-                <w:i/>
-                <w:iCs/>
-              </w:rPr>
-            </w:pPr>
-          </w:p>
-        </w:tc>
-        <w:tc>
-          <w:tcPr>
-            <w:tcW w:w="2263" w:type="dxa"/>
-            <w:tcBorders>
-              <w:top w:val="single" w:sz="4" w:space="0" w:color="4472C4"/>
-              <w:left w:val="single" w:sz="4" w:space="0" w:color="4472C4"/>
-              <w:bottom w:val="single" w:sz="4" w:space="0" w:color="4472C4"/>
-              <w:right w:val="single" w:sz="4" w:space="0" w:color="4472C4"/>
-            </w:tcBorders>
-          </w:tcPr>
-          <w:p>
-            <w:pPr>
-              <w:spacing w:line="360" w:lineRule="auto"/>
-              <w:jc w:val="both"/>
               <w:cnfStyle w:val="000000000000" w:firstRow="0" w:lastRow="0" w:firstColumn="0" w:lastColumn="0" w:oddVBand="0" w:evenVBand="0" w:oddHBand="0" w:evenHBand="0" w:firstRowFirstColumn="0" w:firstRowLastColumn="0" w:lastRowFirstColumn="0" w:lastRowLastColumn="0"/>
               <w:rPr>
                 <w:rFonts w:ascii="Arial" w:hAnsi="Arial" w:cs="Arial"/>
@@ -20875,34 +20860,7 @@
               <w:rPr>
                 <w:rFonts w:ascii="Arial" w:hAnsi="Arial" w:cs="Arial"/>
               </w:rPr>
-              <w:t>facturas</w:t>
-            </w:r>
-          </w:p>
-        </w:tc>
-        <w:tc>
-          <w:tcPr>
-            <w:tcW w:w="2855" w:type="dxa"/>
-            <w:tcBorders>
-              <w:top w:val="single" w:sz="4" w:space="0" w:color="4472C4"/>
-              <w:left w:val="single" w:sz="4" w:space="0" w:color="4472C4"/>
-              <w:bottom w:val="single" w:sz="4" w:space="0" w:color="4472C4"/>
-              <w:right w:val="single" w:sz="4" w:space="0" w:color="4472C4"/>
-            </w:tcBorders>
-          </w:tcPr>
-          <w:p>
-            <w:pPr>
-              <w:spacing w:line="360" w:lineRule="auto"/>
-              <w:jc w:val="both"/>
-              <w:cnfStyle w:val="000000000000" w:firstRow="0" w:lastRow="0" w:firstColumn="0" w:lastColumn="0" w:oddVBand="0" w:evenVBand="0" w:oddHBand="0" w:evenHBand="0" w:firstRowFirstColumn="0" w:firstRowLastColumn="0" w:lastRowFirstColumn="0" w:lastRowLastColumn="0"/>
-              <w:rPr>
-                <w:rFonts w:ascii="Arial" w:hAnsi="Arial" w:cs="Arial"/>
-              </w:rPr>
-            </w:pPr>
-            <w:r>
-              <w:rPr>
-                <w:rFonts w:ascii="Arial" w:hAnsi="Arial" w:cs="Arial"/>
-              </w:rPr>
-              <w:t>POST</w:t>
+              <w:t>GET</w:t>
             </w:r>
           </w:p>
         </w:tc>
@@ -20915,9 +20873,8 @@
           <w:tcPr>
             <w:cnfStyle w:val="001000000000" w:firstRow="0" w:lastRow="0" w:firstColumn="1" w:lastColumn="0" w:oddVBand="0" w:evenVBand="0" w:oddHBand="0" w:evenHBand="0" w:firstRowFirstColumn="0" w:firstRowLastColumn="0" w:lastRowFirstColumn="0" w:lastRowLastColumn="0"/>
             <w:tcW w:w="3376" w:type="dxa"/>
-            <w:vMerge w:val="restart"/>
-            <w:tcBorders>
-              <w:top w:val="single" w:sz="4" w:space="0" w:color="4472C4"/>
+            <w:vMerge/>
+            <w:tcBorders>
               <w:left w:val="single" w:sz="4" w:space="0" w:color="4472C4"/>
               <w:right w:val="single" w:sz="4" w:space="0" w:color="4472C4"/>
             </w:tcBorders>
@@ -20928,22 +20885,10 @@
               <w:spacing w:line="360" w:lineRule="auto"/>
               <w:rPr>
                 <w:rFonts w:ascii="Arial" w:hAnsi="Arial" w:cs="Arial"/>
-                <w:b w:val="0"/>
-                <w:bCs w:val="0"/>
                 <w:i/>
                 <w:iCs/>
               </w:rPr>
             </w:pPr>
-            <w:r>
-              <w:rPr>
-                <w:rFonts w:ascii="Arial" w:hAnsi="Arial" w:cs="Arial"/>
-                <w:b w:val="0"/>
-                <w:bCs w:val="0"/>
-                <w:i/>
-                <w:iCs/>
-              </w:rPr>
-              <w:t>Lista de facturas</w:t>
-            </w:r>
           </w:p>
         </w:tc>
         <w:tc>
@@ -20965,21 +20910,11 @@
                 <w:rFonts w:ascii="Arial" w:hAnsi="Arial" w:cs="Arial"/>
               </w:rPr>
             </w:pPr>
-            <w:commentRangeStart w:id="61"/>
-            <w:proofErr w:type="spellStart"/>
-            <w:r>
-              <w:rPr>
-                <w:rFonts w:ascii="Arial" w:hAnsi="Arial" w:cs="Arial"/>
-              </w:rPr>
-              <w:t>facturasVenta</w:t>
-            </w:r>
-            <w:commentRangeEnd w:id="61"/>
-            <w:proofErr w:type="spellEnd"/>
-            <w:r>
-              <w:rPr>
-                <w:rStyle w:val="Refdecomentario"/>
-              </w:rPr>
-              <w:commentReference w:id="61"/>
+            <w:r>
+              <w:rPr>
+                <w:rFonts w:ascii="Arial" w:hAnsi="Arial" w:cs="Arial"/>
+              </w:rPr>
+              <w:t>facturasCompra</w:t>
             </w:r>
           </w:p>
         </w:tc>
@@ -21053,14 +20988,12 @@
                 <w:rFonts w:ascii="Arial" w:hAnsi="Arial" w:cs="Arial"/>
               </w:rPr>
             </w:pPr>
-            <w:proofErr w:type="spellStart"/>
-            <w:r>
-              <w:rPr>
-                <w:rFonts w:ascii="Arial" w:hAnsi="Arial" w:cs="Arial"/>
-              </w:rPr>
-              <w:t>facturasCompra</w:t>
-            </w:r>
-            <w:proofErr w:type="spellEnd"/>
+            <w:r>
+              <w:rPr>
+                <w:rFonts w:ascii="Arial" w:hAnsi="Arial" w:cs="Arial"/>
+              </w:rPr>
+              <w:t>facturasReembolso</w:t>
+            </w:r>
           </w:p>
         </w:tc>
         <w:tc>
@@ -21078,89 +21011,6 @@
               <w:spacing w:line="360" w:lineRule="auto"/>
               <w:jc w:val="both"/>
               <w:cnfStyle w:val="000000000000" w:firstRow="0" w:lastRow="0" w:firstColumn="0" w:lastColumn="0" w:oddVBand="0" w:evenVBand="0" w:oddHBand="0" w:evenHBand="0" w:firstRowFirstColumn="0" w:firstRowLastColumn="0" w:lastRowFirstColumn="0" w:lastRowLastColumn="0"/>
-              <w:rPr>
-                <w:rFonts w:ascii="Arial" w:hAnsi="Arial" w:cs="Arial"/>
-              </w:rPr>
-            </w:pPr>
-            <w:r>
-              <w:rPr>
-                <w:rFonts w:ascii="Arial" w:hAnsi="Arial" w:cs="Arial"/>
-              </w:rPr>
-              <w:t>GET</w:t>
-            </w:r>
-          </w:p>
-        </w:tc>
-      </w:tr>
-      <w:tr>
-        <w:trPr>
-          <w:cnfStyle w:val="000000100000" w:firstRow="0" w:lastRow="0" w:firstColumn="0" w:lastColumn="0" w:oddVBand="0" w:evenVBand="0" w:oddHBand="1" w:evenHBand="0" w:firstRowFirstColumn="0" w:firstRowLastColumn="0" w:lastRowFirstColumn="0" w:lastRowLastColumn="0"/>
-        </w:trPr>
-        <w:tc>
-          <w:tcPr>
-            <w:cnfStyle w:val="001000000000" w:firstRow="0" w:lastRow="0" w:firstColumn="1" w:lastColumn="0" w:oddVBand="0" w:evenVBand="0" w:oddHBand="0" w:evenHBand="0" w:firstRowFirstColumn="0" w:firstRowLastColumn="0" w:lastRowFirstColumn="0" w:lastRowLastColumn="0"/>
-            <w:tcW w:w="3376" w:type="dxa"/>
-            <w:vMerge/>
-            <w:tcBorders>
-              <w:left w:val="single" w:sz="4" w:space="0" w:color="4472C4"/>
-              <w:right w:val="single" w:sz="4" w:space="0" w:color="4472C4"/>
-            </w:tcBorders>
-            <w:vAlign w:val="center"/>
-          </w:tcPr>
-          <w:p>
-            <w:pPr>
-              <w:spacing w:line="360" w:lineRule="auto"/>
-              <w:rPr>
-                <w:rFonts w:ascii="Arial" w:hAnsi="Arial" w:cs="Arial"/>
-                <w:i/>
-                <w:iCs/>
-              </w:rPr>
-            </w:pPr>
-          </w:p>
-        </w:tc>
-        <w:tc>
-          <w:tcPr>
-            <w:tcW w:w="2263" w:type="dxa"/>
-            <w:tcBorders>
-              <w:top w:val="single" w:sz="4" w:space="0" w:color="4472C4"/>
-              <w:left w:val="single" w:sz="4" w:space="0" w:color="4472C4"/>
-              <w:bottom w:val="single" w:sz="4" w:space="0" w:color="4472C4"/>
-              <w:right w:val="single" w:sz="4" w:space="0" w:color="4472C4"/>
-            </w:tcBorders>
-          </w:tcPr>
-          <w:p>
-            <w:pPr>
-              <w:spacing w:line="360" w:lineRule="auto"/>
-              <w:jc w:val="both"/>
-              <w:cnfStyle w:val="000000100000" w:firstRow="0" w:lastRow="0" w:firstColumn="0" w:lastColumn="0" w:oddVBand="0" w:evenVBand="0" w:oddHBand="1" w:evenHBand="0" w:firstRowFirstColumn="0" w:firstRowLastColumn="0" w:lastRowFirstColumn="0" w:lastRowLastColumn="0"/>
-              <w:rPr>
-                <w:rFonts w:ascii="Arial" w:hAnsi="Arial" w:cs="Arial"/>
-              </w:rPr>
-            </w:pPr>
-            <w:proofErr w:type="spellStart"/>
-            <w:r>
-              <w:rPr>
-                <w:rFonts w:ascii="Arial" w:hAnsi="Arial" w:cs="Arial"/>
-              </w:rPr>
-              <w:t>facturasReembolso</w:t>
-            </w:r>
-            <w:proofErr w:type="spellEnd"/>
-          </w:p>
-        </w:tc>
-        <w:tc>
-          <w:tcPr>
-            <w:tcW w:w="2855" w:type="dxa"/>
-            <w:tcBorders>
-              <w:top w:val="single" w:sz="4" w:space="0" w:color="4472C4"/>
-              <w:left w:val="single" w:sz="4" w:space="0" w:color="4472C4"/>
-              <w:bottom w:val="single" w:sz="4" w:space="0" w:color="4472C4"/>
-              <w:right w:val="single" w:sz="4" w:space="0" w:color="4472C4"/>
-            </w:tcBorders>
-          </w:tcPr>
-          <w:p>
-            <w:pPr>
-              <w:spacing w:line="360" w:lineRule="auto"/>
-              <w:jc w:val="both"/>
-              <w:cnfStyle w:val="000000100000" w:firstRow="0" w:lastRow="0" w:firstColumn="0" w:lastColumn="0" w:oddVBand="0" w:evenVBand="0" w:oddHBand="1" w:evenHBand="0" w:firstRowFirstColumn="0" w:firstRowLastColumn="0" w:lastRowFirstColumn="0" w:lastRowLastColumn="0"/>
               <w:rPr>
                 <w:rFonts w:ascii="Arial" w:hAnsi="Arial" w:cs="Arial"/>
               </w:rPr>
@@ -21538,9 +21388,71 @@
           <w:lang w:eastAsia="es-ES"/>
           <w14:ligatures w14:val="none"/>
         </w:rPr>
-        <w:t>"</w:t>
-      </w:r>
-      <w:proofErr w:type="spellStart"/>
+        <w:t>"descripcion"</w:t>
+      </w:r>
+      <w:r>
+        <w:rPr>
+          <w:rFonts w:ascii="Courier New" w:eastAsia="Times New Roman" w:hAnsi="Courier New" w:cs="Courier New"/>
+          <w:color w:val="000000"/>
+          <w:kern w:val="0"/>
+          <w:sz w:val="18"/>
+          <w:szCs w:val="18"/>
+          <w:lang w:eastAsia="es-ES"/>
+          <w14:ligatures w14:val="none"/>
+        </w:rPr>
+        <w:t>: </w:t>
+      </w:r>
+      <w:r>
+        <w:rPr>
+          <w:rFonts w:ascii="Courier New" w:eastAsia="Times New Roman" w:hAnsi="Courier New" w:cs="Courier New"/>
+          <w:color w:val="0451A5"/>
+          <w:kern w:val="0"/>
+          <w:sz w:val="18"/>
+          <w:szCs w:val="18"/>
+          <w:lang w:eastAsia="es-ES"/>
+          <w14:ligatures w14:val="none"/>
+        </w:rPr>
+        <w:t>"Pasta dental Colgate 75ml"</w:t>
+      </w:r>
+      <w:r>
+        <w:rPr>
+          <w:rFonts w:ascii="Courier New" w:eastAsia="Times New Roman" w:hAnsi="Courier New" w:cs="Courier New"/>
+          <w:color w:val="000000"/>
+          <w:kern w:val="0"/>
+          <w:sz w:val="18"/>
+          <w:szCs w:val="18"/>
+          <w:lang w:eastAsia="es-ES"/>
+          <w14:ligatures w14:val="none"/>
+        </w:rPr>
+        <w:t>,</w:t>
+      </w:r>
+    </w:p>
+    <w:p>
+      <w:pPr>
+        <w:shd w:val="clear" w:color="auto" w:fill="FFFFFE"/>
+        <w:spacing w:after="0" w:line="270" w:lineRule="atLeast"/>
+        <w:rPr>
+          <w:rFonts w:ascii="Courier New" w:eastAsia="Times New Roman" w:hAnsi="Courier New" w:cs="Courier New"/>
+          <w:color w:val="000000"/>
+          <w:kern w:val="0"/>
+          <w:sz w:val="18"/>
+          <w:szCs w:val="18"/>
+          <w:lang w:eastAsia="es-ES"/>
+          <w14:ligatures w14:val="none"/>
+        </w:rPr>
+      </w:pPr>
+      <w:r>
+        <w:rPr>
+          <w:rFonts w:ascii="Courier New" w:eastAsia="Times New Roman" w:hAnsi="Courier New" w:cs="Courier New"/>
+          <w:color w:val="000000"/>
+          <w:kern w:val="0"/>
+          <w:sz w:val="18"/>
+          <w:szCs w:val="18"/>
+          <w:lang w:eastAsia="es-ES"/>
+          <w14:ligatures w14:val="none"/>
+        </w:rPr>
+        <w:t>    </w:t>
+      </w:r>
       <w:r>
         <w:rPr>
           <w:rFonts w:ascii="Courier New" w:eastAsia="Times New Roman" w:hAnsi="Courier New" w:cs="Courier New"/>
@@ -21551,9 +21463,71 @@
           <w:lang w:eastAsia="es-ES"/>
           <w14:ligatures w14:val="none"/>
         </w:rPr>
-        <w:t>descripcion</w:t>
-      </w:r>
-      <w:proofErr w:type="spellEnd"/>
+        <w:t>"fechaAlta"</w:t>
+      </w:r>
+      <w:r>
+        <w:rPr>
+          <w:rFonts w:ascii="Courier New" w:eastAsia="Times New Roman" w:hAnsi="Courier New" w:cs="Courier New"/>
+          <w:color w:val="000000"/>
+          <w:kern w:val="0"/>
+          <w:sz w:val="18"/>
+          <w:szCs w:val="18"/>
+          <w:lang w:eastAsia="es-ES"/>
+          <w14:ligatures w14:val="none"/>
+        </w:rPr>
+        <w:t>: </w:t>
+      </w:r>
+      <w:r>
+        <w:rPr>
+          <w:rFonts w:ascii="Courier New" w:eastAsia="Times New Roman" w:hAnsi="Courier New" w:cs="Courier New"/>
+          <w:color w:val="0451A5"/>
+          <w:kern w:val="0"/>
+          <w:sz w:val="18"/>
+          <w:szCs w:val="18"/>
+          <w:lang w:eastAsia="es-ES"/>
+          <w14:ligatures w14:val="none"/>
+        </w:rPr>
+        <w:t>"2023-07-02"</w:t>
+      </w:r>
+      <w:r>
+        <w:rPr>
+          <w:rFonts w:ascii="Courier New" w:eastAsia="Times New Roman" w:hAnsi="Courier New" w:cs="Courier New"/>
+          <w:color w:val="000000"/>
+          <w:kern w:val="0"/>
+          <w:sz w:val="18"/>
+          <w:szCs w:val="18"/>
+          <w:lang w:eastAsia="es-ES"/>
+          <w14:ligatures w14:val="none"/>
+        </w:rPr>
+        <w:t>,</w:t>
+      </w:r>
+    </w:p>
+    <w:p>
+      <w:pPr>
+        <w:shd w:val="clear" w:color="auto" w:fill="FFFFFE"/>
+        <w:spacing w:after="0" w:line="270" w:lineRule="atLeast"/>
+        <w:rPr>
+          <w:rFonts w:ascii="Courier New" w:eastAsia="Times New Roman" w:hAnsi="Courier New" w:cs="Courier New"/>
+          <w:color w:val="000000"/>
+          <w:kern w:val="0"/>
+          <w:sz w:val="18"/>
+          <w:szCs w:val="18"/>
+          <w:lang w:eastAsia="es-ES"/>
+          <w14:ligatures w14:val="none"/>
+        </w:rPr>
+      </w:pPr>
+      <w:r>
+        <w:rPr>
+          <w:rFonts w:ascii="Courier New" w:eastAsia="Times New Roman" w:hAnsi="Courier New" w:cs="Courier New"/>
+          <w:color w:val="000000"/>
+          <w:kern w:val="0"/>
+          <w:sz w:val="18"/>
+          <w:szCs w:val="18"/>
+          <w:lang w:eastAsia="es-ES"/>
+          <w14:ligatures w14:val="none"/>
+        </w:rPr>
+        <w:t>    </w:t>
+      </w:r>
       <w:r>
         <w:rPr>
           <w:rFonts w:ascii="Courier New" w:eastAsia="Times New Roman" w:hAnsi="Courier New" w:cs="Courier New"/>
@@ -21564,7 +21538,7 @@
           <w:lang w:eastAsia="es-ES"/>
           <w14:ligatures w14:val="none"/>
         </w:rPr>
-        <w:t>"</w:t>
+        <w:t>"precio"</w:t>
       </w:r>
       <w:r>
         <w:rPr>
@@ -21581,14 +21555,14 @@
       <w:r>
         <w:rPr>
           <w:rFonts w:ascii="Courier New" w:eastAsia="Times New Roman" w:hAnsi="Courier New" w:cs="Courier New"/>
-          <w:color w:val="0451A5"/>
+          <w:color w:val="098658"/>
           <w:kern w:val="0"/>
           <w:sz w:val="18"/>
           <w:szCs w:val="18"/>
           <w:lang w:eastAsia="es-ES"/>
           <w14:ligatures w14:val="none"/>
         </w:rPr>
-        <w:t>"Pasta dental Colgate 75ml"</w:t>
+        <w:t>0.95</w:t>
       </w:r>
       <w:r>
         <w:rPr>
@@ -21639,9 +21613,71 @@
           <w:lang w:eastAsia="es-ES"/>
           <w14:ligatures w14:val="none"/>
         </w:rPr>
-        <w:t>"</w:t>
-      </w:r>
-      <w:proofErr w:type="spellStart"/>
+        <w:t>"stock"</w:t>
+      </w:r>
+      <w:r>
+        <w:rPr>
+          <w:rFonts w:ascii="Courier New" w:eastAsia="Times New Roman" w:hAnsi="Courier New" w:cs="Courier New"/>
+          <w:color w:val="000000"/>
+          <w:kern w:val="0"/>
+          <w:sz w:val="18"/>
+          <w:szCs w:val="18"/>
+          <w:lang w:eastAsia="es-ES"/>
+          <w14:ligatures w14:val="none"/>
+        </w:rPr>
+        <w:t>: </w:t>
+      </w:r>
+      <w:r>
+        <w:rPr>
+          <w:rFonts w:ascii="Courier New" w:eastAsia="Times New Roman" w:hAnsi="Courier New" w:cs="Courier New"/>
+          <w:color w:val="098658"/>
+          <w:kern w:val="0"/>
+          <w:sz w:val="18"/>
+          <w:szCs w:val="18"/>
+          <w:lang w:eastAsia="es-ES"/>
+          <w14:ligatures w14:val="none"/>
+        </w:rPr>
+        <w:t>45.0</w:t>
+      </w:r>
+      <w:r>
+        <w:rPr>
+          <w:rFonts w:ascii="Courier New" w:eastAsia="Times New Roman" w:hAnsi="Courier New" w:cs="Courier New"/>
+          <w:color w:val="000000"/>
+          <w:kern w:val="0"/>
+          <w:sz w:val="18"/>
+          <w:szCs w:val="18"/>
+          <w:lang w:eastAsia="es-ES"/>
+          <w14:ligatures w14:val="none"/>
+        </w:rPr>
+        <w:t>,</w:t>
+      </w:r>
+    </w:p>
+    <w:p>
+      <w:pPr>
+        <w:shd w:val="clear" w:color="auto" w:fill="FFFFFE"/>
+        <w:spacing w:after="0" w:line="270" w:lineRule="atLeast"/>
+        <w:rPr>
+          <w:rFonts w:ascii="Courier New" w:eastAsia="Times New Roman" w:hAnsi="Courier New" w:cs="Courier New"/>
+          <w:color w:val="000000"/>
+          <w:kern w:val="0"/>
+          <w:sz w:val="18"/>
+          <w:szCs w:val="18"/>
+          <w:lang w:eastAsia="es-ES"/>
+          <w14:ligatures w14:val="none"/>
+        </w:rPr>
+      </w:pPr>
+      <w:r>
+        <w:rPr>
+          <w:rFonts w:ascii="Courier New" w:eastAsia="Times New Roman" w:hAnsi="Courier New" w:cs="Courier New"/>
+          <w:color w:val="000000"/>
+          <w:kern w:val="0"/>
+          <w:sz w:val="18"/>
+          <w:szCs w:val="18"/>
+          <w:lang w:eastAsia="es-ES"/>
+          <w14:ligatures w14:val="none"/>
+        </w:rPr>
+        <w:t>    </w:t>
+      </w:r>
       <w:r>
         <w:rPr>
           <w:rFonts w:ascii="Courier New" w:eastAsia="Times New Roman" w:hAnsi="Courier New" w:cs="Courier New"/>
@@ -21652,9 +21688,71 @@
           <w:lang w:eastAsia="es-ES"/>
           <w14:ligatures w14:val="none"/>
         </w:rPr>
-        <w:t>fechaAlta</w:t>
-      </w:r>
-      <w:proofErr w:type="spellEnd"/>
+        <w:t>"stockSeguridad"</w:t>
+      </w:r>
+      <w:r>
+        <w:rPr>
+          <w:rFonts w:ascii="Courier New" w:eastAsia="Times New Roman" w:hAnsi="Courier New" w:cs="Courier New"/>
+          <w:color w:val="000000"/>
+          <w:kern w:val="0"/>
+          <w:sz w:val="18"/>
+          <w:szCs w:val="18"/>
+          <w:lang w:eastAsia="es-ES"/>
+          <w14:ligatures w14:val="none"/>
+        </w:rPr>
+        <w:t>: </w:t>
+      </w:r>
+      <w:r>
+        <w:rPr>
+          <w:rFonts w:ascii="Courier New" w:eastAsia="Times New Roman" w:hAnsi="Courier New" w:cs="Courier New"/>
+          <w:color w:val="098658"/>
+          <w:kern w:val="0"/>
+          <w:sz w:val="18"/>
+          <w:szCs w:val="18"/>
+          <w:lang w:eastAsia="es-ES"/>
+          <w14:ligatures w14:val="none"/>
+        </w:rPr>
+        <w:t>10.0</w:t>
+      </w:r>
+      <w:r>
+        <w:rPr>
+          <w:rFonts w:ascii="Courier New" w:eastAsia="Times New Roman" w:hAnsi="Courier New" w:cs="Courier New"/>
+          <w:color w:val="000000"/>
+          <w:kern w:val="0"/>
+          <w:sz w:val="18"/>
+          <w:szCs w:val="18"/>
+          <w:lang w:eastAsia="es-ES"/>
+          <w14:ligatures w14:val="none"/>
+        </w:rPr>
+        <w:t>,</w:t>
+      </w:r>
+    </w:p>
+    <w:p>
+      <w:pPr>
+        <w:shd w:val="clear" w:color="auto" w:fill="FFFFFE"/>
+        <w:spacing w:after="0" w:line="270" w:lineRule="atLeast"/>
+        <w:rPr>
+          <w:rFonts w:ascii="Courier New" w:eastAsia="Times New Roman" w:hAnsi="Courier New" w:cs="Courier New"/>
+          <w:color w:val="000000"/>
+          <w:kern w:val="0"/>
+          <w:sz w:val="18"/>
+          <w:szCs w:val="18"/>
+          <w:lang w:eastAsia="es-ES"/>
+          <w14:ligatures w14:val="none"/>
+        </w:rPr>
+      </w:pPr>
+      <w:r>
+        <w:rPr>
+          <w:rFonts w:ascii="Courier New" w:eastAsia="Times New Roman" w:hAnsi="Courier New" w:cs="Courier New"/>
+          <w:color w:val="000000"/>
+          <w:kern w:val="0"/>
+          <w:sz w:val="18"/>
+          <w:szCs w:val="18"/>
+          <w:lang w:eastAsia="es-ES"/>
+          <w14:ligatures w14:val="none"/>
+        </w:rPr>
+        <w:t>    </w:t>
+      </w:r>
       <w:r>
         <w:rPr>
           <w:rFonts w:ascii="Courier New" w:eastAsia="Times New Roman" w:hAnsi="Courier New" w:cs="Courier New"/>
@@ -21665,7 +21763,7 @@
           <w:lang w:eastAsia="es-ES"/>
           <w14:ligatures w14:val="none"/>
         </w:rPr>
-        <w:t>"</w:t>
+        <w:t>"descuento"</w:t>
       </w:r>
       <w:r>
         <w:rPr>
@@ -21682,14 +21780,14 @@
       <w:r>
         <w:rPr>
           <w:rFonts w:ascii="Courier New" w:eastAsia="Times New Roman" w:hAnsi="Courier New" w:cs="Courier New"/>
-          <w:color w:val="0451A5"/>
+          <w:color w:val="098658"/>
           <w:kern w:val="0"/>
           <w:sz w:val="18"/>
           <w:szCs w:val="18"/>
           <w:lang w:eastAsia="es-ES"/>
           <w14:ligatures w14:val="none"/>
         </w:rPr>
-        <w:t>"2023-07-02"</w:t>
+        <w:t>0.0</w:t>
       </w:r>
       <w:r>
         <w:rPr>
@@ -21740,7 +21838,7 @@
           <w:lang w:eastAsia="es-ES"/>
           <w14:ligatures w14:val="none"/>
         </w:rPr>
-        <w:t>"precio"</w:t>
+        <w:t>"unidad"</w:t>
       </w:r>
       <w:r>
         <w:rPr>
@@ -21757,14 +21855,14 @@
       <w:r>
         <w:rPr>
           <w:rFonts w:ascii="Courier New" w:eastAsia="Times New Roman" w:hAnsi="Courier New" w:cs="Courier New"/>
-          <w:color w:val="098658"/>
+          <w:color w:val="0451A5"/>
           <w:kern w:val="0"/>
           <w:sz w:val="18"/>
           <w:szCs w:val="18"/>
           <w:lang w:eastAsia="es-ES"/>
           <w14:ligatures w14:val="none"/>
         </w:rPr>
-        <w:t>0.95</w:t>
+        <w:t>"UNIDADES"</w:t>
       </w:r>
       <w:r>
         <w:rPr>
@@ -21815,7 +21913,7 @@
           <w:lang w:eastAsia="es-ES"/>
           <w14:ligatures w14:val="none"/>
         </w:rPr>
-        <w:t>"stock"</w:t>
+        <w:t>"categoria"</w:t>
       </w:r>
       <w:r>
         <w:rPr>
@@ -21827,6 +21925,293 @@
           <w:lang w:eastAsia="es-ES"/>
           <w14:ligatures w14:val="none"/>
         </w:rPr>
+        <w:t>: {</w:t>
+      </w:r>
+    </w:p>
+    <w:p>
+      <w:pPr>
+        <w:shd w:val="clear" w:color="auto" w:fill="FFFFFE"/>
+        <w:spacing w:after="0" w:line="270" w:lineRule="atLeast"/>
+        <w:rPr>
+          <w:rFonts w:ascii="Courier New" w:eastAsia="Times New Roman" w:hAnsi="Courier New" w:cs="Courier New"/>
+          <w:color w:val="000000"/>
+          <w:kern w:val="0"/>
+          <w:sz w:val="18"/>
+          <w:szCs w:val="18"/>
+          <w:lang w:eastAsia="es-ES"/>
+          <w14:ligatures w14:val="none"/>
+        </w:rPr>
+      </w:pPr>
+      <w:r>
+        <w:rPr>
+          <w:rFonts w:ascii="Courier New" w:eastAsia="Times New Roman" w:hAnsi="Courier New" w:cs="Courier New"/>
+          <w:color w:val="000000"/>
+          <w:kern w:val="0"/>
+          <w:sz w:val="18"/>
+          <w:szCs w:val="18"/>
+          <w:lang w:eastAsia="es-ES"/>
+          <w14:ligatures w14:val="none"/>
+        </w:rPr>
+        <w:t>        </w:t>
+      </w:r>
+      <w:r>
+        <w:rPr>
+          <w:rFonts w:ascii="Courier New" w:eastAsia="Times New Roman" w:hAnsi="Courier New" w:cs="Courier New"/>
+          <w:color w:val="A31515"/>
+          <w:kern w:val="0"/>
+          <w:sz w:val="18"/>
+          <w:szCs w:val="18"/>
+          <w:lang w:eastAsia="es-ES"/>
+          <w14:ligatures w14:val="none"/>
+        </w:rPr>
+        <w:t>"nombre"</w:t>
+      </w:r>
+      <w:r>
+        <w:rPr>
+          <w:rFonts w:ascii="Courier New" w:eastAsia="Times New Roman" w:hAnsi="Courier New" w:cs="Courier New"/>
+          <w:color w:val="000000"/>
+          <w:kern w:val="0"/>
+          <w:sz w:val="18"/>
+          <w:szCs w:val="18"/>
+          <w:lang w:eastAsia="es-ES"/>
+          <w14:ligatures w14:val="none"/>
+        </w:rPr>
+        <w:t>: </w:t>
+      </w:r>
+      <w:r>
+        <w:rPr>
+          <w:rFonts w:ascii="Courier New" w:eastAsia="Times New Roman" w:hAnsi="Courier New" w:cs="Courier New"/>
+          <w:color w:val="0451A5"/>
+          <w:kern w:val="0"/>
+          <w:sz w:val="18"/>
+          <w:szCs w:val="18"/>
+          <w:lang w:eastAsia="es-ES"/>
+          <w14:ligatures w14:val="none"/>
+        </w:rPr>
+        <w:t>"Cuidado personal"</w:t>
+      </w:r>
+    </w:p>
+    <w:p>
+      <w:pPr>
+        <w:shd w:val="clear" w:color="auto" w:fill="FFFFFE"/>
+        <w:spacing w:after="0" w:line="270" w:lineRule="atLeast"/>
+        <w:rPr>
+          <w:rFonts w:ascii="Courier New" w:eastAsia="Times New Roman" w:hAnsi="Courier New" w:cs="Courier New"/>
+          <w:color w:val="000000"/>
+          <w:kern w:val="0"/>
+          <w:sz w:val="18"/>
+          <w:szCs w:val="18"/>
+          <w:lang w:eastAsia="es-ES"/>
+          <w14:ligatures w14:val="none"/>
+        </w:rPr>
+      </w:pPr>
+      <w:r>
+        <w:rPr>
+          <w:rFonts w:ascii="Courier New" w:eastAsia="Times New Roman" w:hAnsi="Courier New" w:cs="Courier New"/>
+          <w:color w:val="000000"/>
+          <w:kern w:val="0"/>
+          <w:sz w:val="18"/>
+          <w:szCs w:val="18"/>
+          <w:lang w:eastAsia="es-ES"/>
+          <w14:ligatures w14:val="none"/>
+        </w:rPr>
+        <w:lastRenderedPageBreak/>
+        <w:t>    },</w:t>
+      </w:r>
+    </w:p>
+    <w:p>
+      <w:pPr>
+        <w:shd w:val="clear" w:color="auto" w:fill="FFFFFE"/>
+        <w:spacing w:after="0" w:line="270" w:lineRule="atLeast"/>
+        <w:rPr>
+          <w:rFonts w:ascii="Courier New" w:eastAsia="Times New Roman" w:hAnsi="Courier New" w:cs="Courier New"/>
+          <w:color w:val="000000"/>
+          <w:kern w:val="0"/>
+          <w:sz w:val="18"/>
+          <w:szCs w:val="18"/>
+          <w:lang w:eastAsia="es-ES"/>
+          <w14:ligatures w14:val="none"/>
+        </w:rPr>
+      </w:pPr>
+      <w:r>
+        <w:rPr>
+          <w:rFonts w:ascii="Courier New" w:eastAsia="Times New Roman" w:hAnsi="Courier New" w:cs="Courier New"/>
+          <w:color w:val="000000"/>
+          <w:kern w:val="0"/>
+          <w:sz w:val="18"/>
+          <w:szCs w:val="18"/>
+          <w:lang w:eastAsia="es-ES"/>
+          <w14:ligatures w14:val="none"/>
+        </w:rPr>
+        <w:t>    </w:t>
+      </w:r>
+      <w:r>
+        <w:rPr>
+          <w:rFonts w:ascii="Courier New" w:eastAsia="Times New Roman" w:hAnsi="Courier New" w:cs="Courier New"/>
+          <w:color w:val="A31515"/>
+          <w:kern w:val="0"/>
+          <w:sz w:val="18"/>
+          <w:szCs w:val="18"/>
+          <w:lang w:eastAsia="es-ES"/>
+          <w14:ligatures w14:val="none"/>
+        </w:rPr>
+        <w:t>"iva"</w:t>
+      </w:r>
+      <w:r>
+        <w:rPr>
+          <w:rFonts w:ascii="Courier New" w:eastAsia="Times New Roman" w:hAnsi="Courier New" w:cs="Courier New"/>
+          <w:color w:val="000000"/>
+          <w:kern w:val="0"/>
+          <w:sz w:val="18"/>
+          <w:szCs w:val="18"/>
+          <w:lang w:eastAsia="es-ES"/>
+          <w14:ligatures w14:val="none"/>
+        </w:rPr>
+        <w:t>: </w:t>
+      </w:r>
+      <w:r>
+        <w:rPr>
+          <w:rFonts w:ascii="Courier New" w:eastAsia="Times New Roman" w:hAnsi="Courier New" w:cs="Courier New"/>
+          <w:color w:val="0451A5"/>
+          <w:kern w:val="0"/>
+          <w:sz w:val="18"/>
+          <w:szCs w:val="18"/>
+          <w:lang w:eastAsia="es-ES"/>
+          <w14:ligatures w14:val="none"/>
+        </w:rPr>
+        <w:t>"GENERAL"</w:t>
+      </w:r>
+    </w:p>
+    <w:p>
+      <w:pPr>
+        <w:shd w:val="clear" w:color="auto" w:fill="FFFFFE"/>
+        <w:spacing w:after="0" w:line="270" w:lineRule="atLeast"/>
+        <w:rPr>
+          <w:rFonts w:ascii="Courier New" w:eastAsia="Times New Roman" w:hAnsi="Courier New" w:cs="Courier New"/>
+          <w:color w:val="000000"/>
+          <w:kern w:val="0"/>
+          <w:sz w:val="18"/>
+          <w:szCs w:val="18"/>
+          <w:lang w:eastAsia="es-ES"/>
+          <w14:ligatures w14:val="none"/>
+        </w:rPr>
+      </w:pPr>
+      <w:r>
+        <w:rPr>
+          <w:rFonts w:ascii="Courier New" w:eastAsia="Times New Roman" w:hAnsi="Courier New" w:cs="Courier New"/>
+          <w:color w:val="000000"/>
+          <w:kern w:val="0"/>
+          <w:sz w:val="18"/>
+          <w:szCs w:val="18"/>
+          <w:lang w:eastAsia="es-ES"/>
+          <w14:ligatures w14:val="none"/>
+        </w:rPr>
+        <w:t>}</w:t>
+      </w:r>
+    </w:p>
+    <w:p>
+      <w:pPr>
+        <w:jc w:val="both"/>
+        <w:rPr>
+          <w:rFonts w:ascii="Arial" w:hAnsi="Arial" w:cs="Arial"/>
+        </w:rPr>
+      </w:pPr>
+    </w:p>
+    <w:p>
+      <w:pPr>
+        <w:jc w:val="both"/>
+        <w:rPr>
+          <w:rFonts w:ascii="Arial" w:hAnsi="Arial" w:cs="Arial"/>
+          <w:b/>
+          <w:bCs/>
+          <w:u w:val="single"/>
+        </w:rPr>
+      </w:pPr>
+      <w:r>
+        <w:rPr>
+          <w:rFonts w:ascii="Arial" w:hAnsi="Arial" w:cs="Arial"/>
+          <w:b/>
+          <w:bCs/>
+          <w:u w:val="single"/>
+        </w:rPr>
+        <w:t>Proveedor</w:t>
+      </w:r>
+    </w:p>
+    <w:p>
+      <w:pPr>
+        <w:shd w:val="clear" w:color="auto" w:fill="FFFFFE"/>
+        <w:spacing w:after="0" w:line="270" w:lineRule="atLeast"/>
+        <w:rPr>
+          <w:rFonts w:ascii="Courier New" w:eastAsia="Times New Roman" w:hAnsi="Courier New" w:cs="Courier New"/>
+          <w:color w:val="000000"/>
+          <w:kern w:val="0"/>
+          <w:sz w:val="18"/>
+          <w:szCs w:val="18"/>
+          <w:lang w:eastAsia="es-ES"/>
+          <w14:ligatures w14:val="none"/>
+        </w:rPr>
+      </w:pPr>
+      <w:r>
+        <w:rPr>
+          <w:rFonts w:ascii="Courier New" w:eastAsia="Times New Roman" w:hAnsi="Courier New" w:cs="Courier New"/>
+          <w:color w:val="000000"/>
+          <w:kern w:val="0"/>
+          <w:sz w:val="18"/>
+          <w:szCs w:val="18"/>
+          <w:lang w:eastAsia="es-ES"/>
+          <w14:ligatures w14:val="none"/>
+        </w:rPr>
+        <w:t>{</w:t>
+      </w:r>
+    </w:p>
+    <w:p>
+      <w:pPr>
+        <w:shd w:val="clear" w:color="auto" w:fill="FFFFFE"/>
+        <w:spacing w:after="0" w:line="270" w:lineRule="atLeast"/>
+        <w:rPr>
+          <w:rFonts w:ascii="Courier New" w:eastAsia="Times New Roman" w:hAnsi="Courier New" w:cs="Courier New"/>
+          <w:color w:val="000000"/>
+          <w:kern w:val="0"/>
+          <w:sz w:val="18"/>
+          <w:szCs w:val="18"/>
+          <w:lang w:eastAsia="es-ES"/>
+          <w14:ligatures w14:val="none"/>
+        </w:rPr>
+      </w:pPr>
+      <w:r>
+        <w:rPr>
+          <w:rFonts w:ascii="Courier New" w:eastAsia="Times New Roman" w:hAnsi="Courier New" w:cs="Courier New"/>
+          <w:color w:val="000000"/>
+          <w:kern w:val="0"/>
+          <w:sz w:val="18"/>
+          <w:szCs w:val="18"/>
+          <w:lang w:eastAsia="es-ES"/>
+          <w14:ligatures w14:val="none"/>
+        </w:rPr>
+        <w:t>    </w:t>
+      </w:r>
+      <w:r>
+        <w:rPr>
+          <w:rFonts w:ascii="Courier New" w:eastAsia="Times New Roman" w:hAnsi="Courier New" w:cs="Courier New"/>
+          <w:color w:val="A31515"/>
+          <w:kern w:val="0"/>
+          <w:sz w:val="18"/>
+          <w:szCs w:val="18"/>
+          <w:lang w:eastAsia="es-ES"/>
+          <w14:ligatures w14:val="none"/>
+        </w:rPr>
+        <w:t>"id"</w:t>
+      </w:r>
+      <w:r>
+        <w:rPr>
+          <w:rFonts w:ascii="Courier New" w:eastAsia="Times New Roman" w:hAnsi="Courier New" w:cs="Courier New"/>
+          <w:color w:val="000000"/>
+          <w:kern w:val="0"/>
+          <w:sz w:val="18"/>
+          <w:szCs w:val="18"/>
+          <w:lang w:eastAsia="es-ES"/>
+          <w14:ligatures w14:val="none"/>
+        </w:rPr>
         <w:t>: </w:t>
       </w:r>
       <w:r>
@@ -21839,7 +22224,7 @@
           <w:lang w:eastAsia="es-ES"/>
           <w14:ligatures w14:val="none"/>
         </w:rPr>
-        <w:t>45.0</w:t>
+        <w:t>1</w:t>
       </w:r>
       <w:r>
         <w:rPr>
@@ -21890,9 +22275,95 @@
           <w:lang w:eastAsia="es-ES"/>
           <w14:ligatures w14:val="none"/>
         </w:rPr>
+        <w:t>"nombre"</w:t>
+      </w:r>
+      <w:r>
+        <w:rPr>
+          <w:rFonts w:ascii="Courier New" w:eastAsia="Times New Roman" w:hAnsi="Courier New" w:cs="Courier New"/>
+          <w:color w:val="000000"/>
+          <w:kern w:val="0"/>
+          <w:sz w:val="18"/>
+          <w:szCs w:val="18"/>
+          <w:lang w:eastAsia="es-ES"/>
+          <w14:ligatures w14:val="none"/>
+        </w:rPr>
+        <w:t>: </w:t>
+      </w:r>
+      <w:r>
+        <w:rPr>
+          <w:rFonts w:ascii="Courier New" w:eastAsia="Times New Roman" w:hAnsi="Courier New" w:cs="Courier New"/>
+          <w:color w:val="0451A5"/>
+          <w:kern w:val="0"/>
+          <w:sz w:val="18"/>
+          <w:szCs w:val="18"/>
+          <w:lang w:eastAsia="es-ES"/>
+          <w14:ligatures w14:val="none"/>
+        </w:rPr>
         <w:t>"</w:t>
       </w:r>
-      <w:proofErr w:type="spellStart"/>
+      <w:r>
+        <w:rPr>
+          <w:rFonts w:ascii="Courier New" w:eastAsia="Times New Roman" w:hAnsi="Courier New" w:cs="Courier New"/>
+          <w:color w:val="0451A5"/>
+          <w:kern w:val="0"/>
+          <w:sz w:val="18"/>
+          <w:szCs w:val="18"/>
+          <w:lang w:eastAsia="es-ES"/>
+          <w14:ligatures w14:val="none"/>
+        </w:rPr>
+        <w:t>Proveedor de verduras</w:t>
+      </w:r>
+      <w:r>
+        <w:rPr>
+          <w:rFonts w:ascii="Courier New" w:eastAsia="Times New Roman" w:hAnsi="Courier New" w:cs="Courier New"/>
+          <w:color w:val="0451A5"/>
+          <w:kern w:val="0"/>
+          <w:sz w:val="18"/>
+          <w:szCs w:val="18"/>
+          <w:lang w:eastAsia="es-ES"/>
+          <w14:ligatures w14:val="none"/>
+        </w:rPr>
+        <w:t>"</w:t>
+      </w:r>
+      <w:r>
+        <w:rPr>
+          <w:rFonts w:ascii="Courier New" w:eastAsia="Times New Roman" w:hAnsi="Courier New" w:cs="Courier New"/>
+          <w:color w:val="000000"/>
+          <w:kern w:val="0"/>
+          <w:sz w:val="18"/>
+          <w:szCs w:val="18"/>
+          <w:lang w:eastAsia="es-ES"/>
+          <w14:ligatures w14:val="none"/>
+        </w:rPr>
+        <w:t>,</w:t>
+      </w:r>
+    </w:p>
+    <w:p>
+      <w:pPr>
+        <w:shd w:val="clear" w:color="auto" w:fill="FFFFFE"/>
+        <w:spacing w:after="0" w:line="270" w:lineRule="atLeast"/>
+        <w:rPr>
+          <w:rFonts w:ascii="Courier New" w:eastAsia="Times New Roman" w:hAnsi="Courier New" w:cs="Courier New"/>
+          <w:color w:val="000000"/>
+          <w:kern w:val="0"/>
+          <w:sz w:val="18"/>
+          <w:szCs w:val="18"/>
+          <w:lang w:eastAsia="es-ES"/>
+          <w14:ligatures w14:val="none"/>
+        </w:rPr>
+      </w:pPr>
+      <w:r>
+        <w:rPr>
+          <w:rFonts w:ascii="Courier New" w:eastAsia="Times New Roman" w:hAnsi="Courier New" w:cs="Courier New"/>
+          <w:color w:val="000000"/>
+          <w:kern w:val="0"/>
+          <w:sz w:val="18"/>
+          <w:szCs w:val="18"/>
+          <w:lang w:eastAsia="es-ES"/>
+          <w14:ligatures w14:val="none"/>
+        </w:rPr>
+        <w:t>    </w:t>
+      </w:r>
       <w:r>
         <w:rPr>
           <w:rFonts w:ascii="Courier New" w:eastAsia="Times New Roman" w:hAnsi="Courier New" w:cs="Courier New"/>
@@ -21903,9 +22374,71 @@
           <w:lang w:eastAsia="es-ES"/>
           <w14:ligatures w14:val="none"/>
         </w:rPr>
-        <w:t>stockSeguridad</w:t>
-      </w:r>
-      <w:proofErr w:type="spellEnd"/>
+        <w:t>"fechaAlta"</w:t>
+      </w:r>
+      <w:r>
+        <w:rPr>
+          <w:rFonts w:ascii="Courier New" w:eastAsia="Times New Roman" w:hAnsi="Courier New" w:cs="Courier New"/>
+          <w:color w:val="000000"/>
+          <w:kern w:val="0"/>
+          <w:sz w:val="18"/>
+          <w:szCs w:val="18"/>
+          <w:lang w:eastAsia="es-ES"/>
+          <w14:ligatures w14:val="none"/>
+        </w:rPr>
+        <w:t>: </w:t>
+      </w:r>
+      <w:r>
+        <w:rPr>
+          <w:rFonts w:ascii="Courier New" w:eastAsia="Times New Roman" w:hAnsi="Courier New" w:cs="Courier New"/>
+          <w:color w:val="0451A5"/>
+          <w:kern w:val="0"/>
+          <w:sz w:val="18"/>
+          <w:szCs w:val="18"/>
+          <w:lang w:eastAsia="es-ES"/>
+          <w14:ligatures w14:val="none"/>
+        </w:rPr>
+        <w:t>"2023-07-21"</w:t>
+      </w:r>
+      <w:r>
+        <w:rPr>
+          <w:rFonts w:ascii="Courier New" w:eastAsia="Times New Roman" w:hAnsi="Courier New" w:cs="Courier New"/>
+          <w:color w:val="000000"/>
+          <w:kern w:val="0"/>
+          <w:sz w:val="18"/>
+          <w:szCs w:val="18"/>
+          <w:lang w:eastAsia="es-ES"/>
+          <w14:ligatures w14:val="none"/>
+        </w:rPr>
+        <w:t>,</w:t>
+      </w:r>
+    </w:p>
+    <w:p>
+      <w:pPr>
+        <w:shd w:val="clear" w:color="auto" w:fill="FFFFFE"/>
+        <w:spacing w:after="0" w:line="270" w:lineRule="atLeast"/>
+        <w:rPr>
+          <w:rFonts w:ascii="Courier New" w:eastAsia="Times New Roman" w:hAnsi="Courier New" w:cs="Courier New"/>
+          <w:color w:val="000000"/>
+          <w:kern w:val="0"/>
+          <w:sz w:val="18"/>
+          <w:szCs w:val="18"/>
+          <w:lang w:eastAsia="es-ES"/>
+          <w14:ligatures w14:val="none"/>
+        </w:rPr>
+      </w:pPr>
+      <w:r>
+        <w:rPr>
+          <w:rFonts w:ascii="Courier New" w:eastAsia="Times New Roman" w:hAnsi="Courier New" w:cs="Courier New"/>
+          <w:color w:val="000000"/>
+          <w:kern w:val="0"/>
+          <w:sz w:val="18"/>
+          <w:szCs w:val="18"/>
+          <w:lang w:eastAsia="es-ES"/>
+          <w14:ligatures w14:val="none"/>
+        </w:rPr>
+        <w:t>    </w:t>
+      </w:r>
       <w:r>
         <w:rPr>
           <w:rFonts w:ascii="Courier New" w:eastAsia="Times New Roman" w:hAnsi="Courier New" w:cs="Courier New"/>
@@ -21916,7 +22449,7 @@
           <w:lang w:eastAsia="es-ES"/>
           <w14:ligatures w14:val="none"/>
         </w:rPr>
-        <w:t>"</w:t>
+        <w:t>"direccion"</w:t>
       </w:r>
       <w:r>
         <w:rPr>
@@ -21933,14 +22466,14 @@
       <w:r>
         <w:rPr>
           <w:rFonts w:ascii="Courier New" w:eastAsia="Times New Roman" w:hAnsi="Courier New" w:cs="Courier New"/>
-          <w:color w:val="098658"/>
+          <w:color w:val="0451A5"/>
           <w:kern w:val="0"/>
           <w:sz w:val="18"/>
           <w:szCs w:val="18"/>
           <w:lang w:eastAsia="es-ES"/>
           <w14:ligatures w14:val="none"/>
         </w:rPr>
-        <w:t>10.0</w:t>
+        <w:t>"Calle Juan 3, 16"</w:t>
       </w:r>
       <w:r>
         <w:rPr>
@@ -21991,7 +22524,7 @@
           <w:lang w:eastAsia="es-ES"/>
           <w14:ligatures w14:val="none"/>
         </w:rPr>
-        <w:t>"descuento"</w:t>
+        <w:t>"telefono"</w:t>
       </w:r>
       <w:r>
         <w:rPr>
@@ -22008,14 +22541,14 @@
       <w:r>
         <w:rPr>
           <w:rFonts w:ascii="Courier New" w:eastAsia="Times New Roman" w:hAnsi="Courier New" w:cs="Courier New"/>
-          <w:color w:val="098658"/>
+          <w:color w:val="0451A5"/>
           <w:kern w:val="0"/>
           <w:sz w:val="18"/>
           <w:szCs w:val="18"/>
           <w:lang w:eastAsia="es-ES"/>
           <w14:ligatures w14:val="none"/>
         </w:rPr>
-        <w:t>0.0</w:t>
+        <w:t>"654987321"</w:t>
       </w:r>
       <w:r>
         <w:rPr>
@@ -22066,7 +22599,7 @@
           <w:lang w:eastAsia="es-ES"/>
           <w14:ligatures w14:val="none"/>
         </w:rPr>
-        <w:t>"unidad"</w:t>
+        <w:t>"email"</w:t>
       </w:r>
       <w:r>
         <w:rPr>
@@ -22090,7 +22623,7 @@
           <w:lang w:eastAsia="es-ES"/>
           <w14:ligatures w14:val="none"/>
         </w:rPr>
-        <w:t>"UNIDADES"</w:t>
+        <w:t>"lasverduras@gmail.com"</w:t>
       </w:r>
       <w:r>
         <w:rPr>
@@ -22141,33 +22674,7 @@
           <w:lang w:eastAsia="es-ES"/>
           <w14:ligatures w14:val="none"/>
         </w:rPr>
-        <w:t>"</w:t>
-      </w:r>
-      <w:proofErr w:type="spellStart"/>
-      <w:r>
-        <w:rPr>
-          <w:rFonts w:ascii="Courier New" w:eastAsia="Times New Roman" w:hAnsi="Courier New" w:cs="Courier New"/>
-          <w:color w:val="A31515"/>
-          <w:kern w:val="0"/>
-          <w:sz w:val="18"/>
-          <w:szCs w:val="18"/>
-          <w:lang w:eastAsia="es-ES"/>
-          <w14:ligatures w14:val="none"/>
-        </w:rPr>
-        <w:t>categoria</w:t>
-      </w:r>
-      <w:proofErr w:type="spellEnd"/>
-      <w:r>
-        <w:rPr>
-          <w:rFonts w:ascii="Courier New" w:eastAsia="Times New Roman" w:hAnsi="Courier New" w:cs="Courier New"/>
-          <w:color w:val="A31515"/>
-          <w:kern w:val="0"/>
-          <w:sz w:val="18"/>
-          <w:szCs w:val="18"/>
-          <w:lang w:eastAsia="es-ES"/>
-          <w14:ligatures w14:val="none"/>
-        </w:rPr>
-        <w:t>"</w:t>
+        <w:t>"activo"</w:t>
       </w:r>
       <w:r>
         <w:rPr>
@@ -22179,13 +22686,21 @@
           <w:lang w:eastAsia="es-ES"/>
           <w14:ligatures w14:val="none"/>
         </w:rPr>
-        <w:t>: {</w:t>
-      </w:r>
-    </w:p>
-    <w:p>
-      <w:pPr>
-        <w:shd w:val="clear" w:color="auto" w:fill="FFFFFE"/>
-        <w:spacing w:after="0" w:line="270" w:lineRule="atLeast"/>
+        <w:t>: </w:t>
+      </w:r>
+      <w:r>
+        <w:rPr>
+          <w:rFonts w:ascii="Courier New" w:eastAsia="Times New Roman" w:hAnsi="Courier New" w:cs="Courier New"/>
+          <w:color w:val="0451A5"/>
+          <w:kern w:val="0"/>
+          <w:sz w:val="18"/>
+          <w:szCs w:val="18"/>
+          <w:lang w:eastAsia="es-ES"/>
+          <w14:ligatures w14:val="none"/>
+        </w:rPr>
+        <w:t>true</w:t>
+      </w:r>
+      <w:r>
         <w:rPr>
           <w:rFonts w:ascii="Courier New" w:eastAsia="Times New Roman" w:hAnsi="Courier New" w:cs="Courier New"/>
           <w:color w:val="000000"/>
@@ -22195,6 +22710,22 @@
           <w:lang w:eastAsia="es-ES"/>
           <w14:ligatures w14:val="none"/>
         </w:rPr>
+        <w:t>,</w:t>
+      </w:r>
+    </w:p>
+    <w:p>
+      <w:pPr>
+        <w:shd w:val="clear" w:color="auto" w:fill="FFFFFE"/>
+        <w:spacing w:after="0" w:line="270" w:lineRule="atLeast"/>
+        <w:rPr>
+          <w:rFonts w:ascii="Courier New" w:eastAsia="Times New Roman" w:hAnsi="Courier New" w:cs="Courier New"/>
+          <w:color w:val="000000"/>
+          <w:kern w:val="0"/>
+          <w:sz w:val="18"/>
+          <w:szCs w:val="18"/>
+          <w:lang w:val="en-GB" w:eastAsia="es-ES"/>
+          <w14:ligatures w14:val="none"/>
+        </w:rPr>
       </w:pPr>
       <w:r>
         <w:rPr>
@@ -22206,7 +22737,7 @@
           <w:lang w:eastAsia="es-ES"/>
           <w14:ligatures w14:val="none"/>
         </w:rPr>
-        <w:t>        </w:t>
+        <w:t>    </w:t>
       </w:r>
       <w:r>
         <w:rPr>
@@ -22215,866 +22746,12 @@
           <w:kern w:val="0"/>
           <w:sz w:val="18"/>
           <w:szCs w:val="18"/>
-          <w:lang w:eastAsia="es-ES"/>
+          <w:lang w:val="en-GB" w:eastAsia="es-ES"/>
           <w14:ligatures w14:val="none"/>
         </w:rPr>
-        <w:t>"nombre"</w:t>
-      </w:r>
-      <w:r>
-        <w:rPr>
-          <w:rFonts w:ascii="Courier New" w:eastAsia="Times New Roman" w:hAnsi="Courier New" w:cs="Courier New"/>
-          <w:color w:val="000000"/>
-          <w:kern w:val="0"/>
-          <w:sz w:val="18"/>
-          <w:szCs w:val="18"/>
-          <w:lang w:eastAsia="es-ES"/>
-          <w14:ligatures w14:val="none"/>
-        </w:rPr>
-        <w:t>: </w:t>
-      </w:r>
-      <w:r>
-        <w:rPr>
-          <w:rFonts w:ascii="Courier New" w:eastAsia="Times New Roman" w:hAnsi="Courier New" w:cs="Courier New"/>
-          <w:color w:val="0451A5"/>
-          <w:kern w:val="0"/>
-          <w:sz w:val="18"/>
-          <w:szCs w:val="18"/>
-          <w:lang w:eastAsia="es-ES"/>
-          <w14:ligatures w14:val="none"/>
-        </w:rPr>
-        <w:t>"Cuidado personal"</w:t>
-      </w:r>
-    </w:p>
-    <w:p>
-      <w:pPr>
-        <w:shd w:val="clear" w:color="auto" w:fill="FFFFFE"/>
-        <w:spacing w:after="0" w:line="270" w:lineRule="atLeast"/>
-        <w:rPr>
-          <w:rFonts w:ascii="Courier New" w:eastAsia="Times New Roman" w:hAnsi="Courier New" w:cs="Courier New"/>
-          <w:color w:val="000000"/>
-          <w:kern w:val="0"/>
-          <w:sz w:val="18"/>
-          <w:szCs w:val="18"/>
-          <w:lang w:eastAsia="es-ES"/>
-          <w14:ligatures w14:val="none"/>
-        </w:rPr>
-      </w:pPr>
-      <w:r>
-        <w:rPr>
-          <w:rFonts w:ascii="Courier New" w:eastAsia="Times New Roman" w:hAnsi="Courier New" w:cs="Courier New"/>
-          <w:color w:val="000000"/>
-          <w:kern w:val="0"/>
-          <w:sz w:val="18"/>
-          <w:szCs w:val="18"/>
-          <w:lang w:eastAsia="es-ES"/>
-          <w14:ligatures w14:val="none"/>
-        </w:rPr>
-        <w:t>    },</w:t>
-      </w:r>
-    </w:p>
-    <w:p>
-      <w:pPr>
-        <w:shd w:val="clear" w:color="auto" w:fill="FFFFFE"/>
-        <w:spacing w:after="0" w:line="270" w:lineRule="atLeast"/>
-        <w:rPr>
-          <w:rFonts w:ascii="Courier New" w:eastAsia="Times New Roman" w:hAnsi="Courier New" w:cs="Courier New"/>
-          <w:color w:val="000000"/>
-          <w:kern w:val="0"/>
-          <w:sz w:val="18"/>
-          <w:szCs w:val="18"/>
-          <w:lang w:eastAsia="es-ES"/>
-          <w14:ligatures w14:val="none"/>
-        </w:rPr>
-      </w:pPr>
-      <w:r>
-        <w:rPr>
-          <w:rFonts w:ascii="Courier New" w:eastAsia="Times New Roman" w:hAnsi="Courier New" w:cs="Courier New"/>
-          <w:color w:val="000000"/>
-          <w:kern w:val="0"/>
-          <w:sz w:val="18"/>
-          <w:szCs w:val="18"/>
-          <w:lang w:eastAsia="es-ES"/>
-          <w14:ligatures w14:val="none"/>
-        </w:rPr>
-        <w:t>    </w:t>
-      </w:r>
-      <w:r>
-        <w:rPr>
-          <w:rFonts w:ascii="Courier New" w:eastAsia="Times New Roman" w:hAnsi="Courier New" w:cs="Courier New"/>
-          <w:color w:val="A31515"/>
-          <w:kern w:val="0"/>
-          <w:sz w:val="18"/>
-          <w:szCs w:val="18"/>
-          <w:lang w:eastAsia="es-ES"/>
-          <w14:ligatures w14:val="none"/>
-        </w:rPr>
-        <w:t>"</w:t>
-      </w:r>
-      <w:proofErr w:type="spellStart"/>
-      <w:r>
-        <w:rPr>
-          <w:rFonts w:ascii="Courier New" w:eastAsia="Times New Roman" w:hAnsi="Courier New" w:cs="Courier New"/>
-          <w:color w:val="A31515"/>
-          <w:kern w:val="0"/>
-          <w:sz w:val="18"/>
-          <w:szCs w:val="18"/>
-          <w:lang w:eastAsia="es-ES"/>
-          <w14:ligatures w14:val="none"/>
-        </w:rPr>
-        <w:t>iva</w:t>
-      </w:r>
-      <w:proofErr w:type="spellEnd"/>
-      <w:r>
-        <w:rPr>
-          <w:rFonts w:ascii="Courier New" w:eastAsia="Times New Roman" w:hAnsi="Courier New" w:cs="Courier New"/>
-          <w:color w:val="A31515"/>
-          <w:kern w:val="0"/>
-          <w:sz w:val="18"/>
-          <w:szCs w:val="18"/>
-          <w:lang w:eastAsia="es-ES"/>
-          <w14:ligatures w14:val="none"/>
-        </w:rPr>
-        <w:t>"</w:t>
-      </w:r>
-      <w:r>
-        <w:rPr>
-          <w:rFonts w:ascii="Courier New" w:eastAsia="Times New Roman" w:hAnsi="Courier New" w:cs="Courier New"/>
-          <w:color w:val="000000"/>
-          <w:kern w:val="0"/>
-          <w:sz w:val="18"/>
-          <w:szCs w:val="18"/>
-          <w:lang w:eastAsia="es-ES"/>
-          <w14:ligatures w14:val="none"/>
-        </w:rPr>
-        <w:t>: </w:t>
-      </w:r>
-      <w:r>
-        <w:rPr>
-          <w:rFonts w:ascii="Courier New" w:eastAsia="Times New Roman" w:hAnsi="Courier New" w:cs="Courier New"/>
-          <w:color w:val="0451A5"/>
-          <w:kern w:val="0"/>
-          <w:sz w:val="18"/>
-          <w:szCs w:val="18"/>
-          <w:lang w:eastAsia="es-ES"/>
-          <w14:ligatures w14:val="none"/>
-        </w:rPr>
-        <w:t>"GENERAL"</w:t>
-      </w:r>
-    </w:p>
-    <w:p>
-      <w:pPr>
-        <w:shd w:val="clear" w:color="auto" w:fill="FFFFFE"/>
-        <w:spacing w:after="0" w:line="270" w:lineRule="atLeast"/>
-        <w:rPr>
-          <w:rFonts w:ascii="Courier New" w:eastAsia="Times New Roman" w:hAnsi="Courier New" w:cs="Courier New"/>
-          <w:color w:val="000000"/>
-          <w:kern w:val="0"/>
-          <w:sz w:val="18"/>
-          <w:szCs w:val="18"/>
-          <w:lang w:eastAsia="es-ES"/>
-          <w14:ligatures w14:val="none"/>
-        </w:rPr>
-      </w:pPr>
-      <w:r>
-        <w:rPr>
-          <w:rFonts w:ascii="Courier New" w:eastAsia="Times New Roman" w:hAnsi="Courier New" w:cs="Courier New"/>
-          <w:color w:val="000000"/>
-          <w:kern w:val="0"/>
-          <w:sz w:val="18"/>
-          <w:szCs w:val="18"/>
-          <w:lang w:eastAsia="es-ES"/>
-          <w14:ligatures w14:val="none"/>
-        </w:rPr>
-        <w:t>}</w:t>
-      </w:r>
-    </w:p>
-    <w:p>
-      <w:pPr>
-        <w:jc w:val="both"/>
-        <w:rPr>
-          <w:rFonts w:ascii="Arial" w:hAnsi="Arial" w:cs="Arial"/>
-        </w:rPr>
-      </w:pPr>
-    </w:p>
-    <w:p>
-      <w:pPr>
-        <w:jc w:val="both"/>
-        <w:rPr>
-          <w:rFonts w:ascii="Arial" w:hAnsi="Arial" w:cs="Arial"/>
-          <w:b/>
-          <w:bCs/>
-          <w:u w:val="single"/>
-        </w:rPr>
-      </w:pPr>
-      <w:r>
-        <w:rPr>
-          <w:rFonts w:ascii="Arial" w:hAnsi="Arial" w:cs="Arial"/>
-          <w:b/>
-          <w:bCs/>
-          <w:u w:val="single"/>
-        </w:rPr>
-        <w:t>Proveedor</w:t>
-      </w:r>
-    </w:p>
-    <w:p>
-      <w:pPr>
-        <w:shd w:val="clear" w:color="auto" w:fill="FFFFFE"/>
-        <w:spacing w:after="0" w:line="270" w:lineRule="atLeast"/>
-        <w:rPr>
-          <w:rFonts w:ascii="Courier New" w:eastAsia="Times New Roman" w:hAnsi="Courier New" w:cs="Courier New"/>
-          <w:color w:val="000000"/>
-          <w:kern w:val="0"/>
-          <w:sz w:val="18"/>
-          <w:szCs w:val="18"/>
-          <w:lang w:eastAsia="es-ES"/>
-          <w14:ligatures w14:val="none"/>
-        </w:rPr>
-      </w:pPr>
-      <w:r>
-        <w:rPr>
-          <w:rFonts w:ascii="Courier New" w:eastAsia="Times New Roman" w:hAnsi="Courier New" w:cs="Courier New"/>
-          <w:color w:val="000000"/>
-          <w:kern w:val="0"/>
-          <w:sz w:val="18"/>
-          <w:szCs w:val="18"/>
-          <w:lang w:eastAsia="es-ES"/>
-          <w14:ligatures w14:val="none"/>
-        </w:rPr>
-        <w:t>{</w:t>
-      </w:r>
-    </w:p>
-    <w:p>
-      <w:pPr>
-        <w:shd w:val="clear" w:color="auto" w:fill="FFFFFE"/>
-        <w:spacing w:after="0" w:line="270" w:lineRule="atLeast"/>
-        <w:rPr>
-          <w:rFonts w:ascii="Courier New" w:eastAsia="Times New Roman" w:hAnsi="Courier New" w:cs="Courier New"/>
-          <w:color w:val="000000"/>
-          <w:kern w:val="0"/>
-          <w:sz w:val="18"/>
-          <w:szCs w:val="18"/>
-          <w:lang w:eastAsia="es-ES"/>
-          <w14:ligatures w14:val="none"/>
-        </w:rPr>
-      </w:pPr>
-      <w:r>
-        <w:rPr>
-          <w:rFonts w:ascii="Courier New" w:eastAsia="Times New Roman" w:hAnsi="Courier New" w:cs="Courier New"/>
-          <w:color w:val="000000"/>
-          <w:kern w:val="0"/>
-          <w:sz w:val="18"/>
-          <w:szCs w:val="18"/>
-          <w:lang w:eastAsia="es-ES"/>
-          <w14:ligatures w14:val="none"/>
-        </w:rPr>
-        <w:t>    </w:t>
-      </w:r>
-      <w:r>
-        <w:rPr>
-          <w:rFonts w:ascii="Courier New" w:eastAsia="Times New Roman" w:hAnsi="Courier New" w:cs="Courier New"/>
-          <w:color w:val="A31515"/>
-          <w:kern w:val="0"/>
-          <w:sz w:val="18"/>
-          <w:szCs w:val="18"/>
-          <w:lang w:eastAsia="es-ES"/>
-          <w14:ligatures w14:val="none"/>
-        </w:rPr>
-        <w:t>"id"</w:t>
-      </w:r>
-      <w:r>
-        <w:rPr>
-          <w:rFonts w:ascii="Courier New" w:eastAsia="Times New Roman" w:hAnsi="Courier New" w:cs="Courier New"/>
-          <w:color w:val="000000"/>
-          <w:kern w:val="0"/>
-          <w:sz w:val="18"/>
-          <w:szCs w:val="18"/>
-          <w:lang w:eastAsia="es-ES"/>
-          <w14:ligatures w14:val="none"/>
-        </w:rPr>
-        <w:t>: </w:t>
-      </w:r>
-      <w:r>
-        <w:rPr>
-          <w:rFonts w:ascii="Courier New" w:eastAsia="Times New Roman" w:hAnsi="Courier New" w:cs="Courier New"/>
-          <w:color w:val="098658"/>
-          <w:kern w:val="0"/>
-          <w:sz w:val="18"/>
-          <w:szCs w:val="18"/>
-          <w:lang w:eastAsia="es-ES"/>
-          <w14:ligatures w14:val="none"/>
-        </w:rPr>
-        <w:t>1</w:t>
-      </w:r>
-      <w:r>
-        <w:rPr>
-          <w:rFonts w:ascii="Courier New" w:eastAsia="Times New Roman" w:hAnsi="Courier New" w:cs="Courier New"/>
-          <w:color w:val="000000"/>
-          <w:kern w:val="0"/>
-          <w:sz w:val="18"/>
-          <w:szCs w:val="18"/>
-          <w:lang w:eastAsia="es-ES"/>
-          <w14:ligatures w14:val="none"/>
-        </w:rPr>
-        <w:t>,</w:t>
-      </w:r>
-    </w:p>
-    <w:p>
-      <w:pPr>
-        <w:shd w:val="clear" w:color="auto" w:fill="FFFFFE"/>
-        <w:spacing w:after="0" w:line="270" w:lineRule="atLeast"/>
-        <w:rPr>
-          <w:rFonts w:ascii="Courier New" w:eastAsia="Times New Roman" w:hAnsi="Courier New" w:cs="Courier New"/>
-          <w:color w:val="000000"/>
-          <w:kern w:val="0"/>
-          <w:sz w:val="18"/>
-          <w:szCs w:val="18"/>
-          <w:lang w:eastAsia="es-ES"/>
-          <w14:ligatures w14:val="none"/>
-        </w:rPr>
-      </w:pPr>
-      <w:r>
-        <w:rPr>
-          <w:rFonts w:ascii="Courier New" w:eastAsia="Times New Roman" w:hAnsi="Courier New" w:cs="Courier New"/>
-          <w:color w:val="000000"/>
-          <w:kern w:val="0"/>
-          <w:sz w:val="18"/>
-          <w:szCs w:val="18"/>
-          <w:lang w:eastAsia="es-ES"/>
-          <w14:ligatures w14:val="none"/>
-        </w:rPr>
-        <w:lastRenderedPageBreak/>
-        <w:t>    </w:t>
-      </w:r>
-      <w:r>
-        <w:rPr>
-          <w:rFonts w:ascii="Courier New" w:eastAsia="Times New Roman" w:hAnsi="Courier New" w:cs="Courier New"/>
-          <w:color w:val="A31515"/>
-          <w:kern w:val="0"/>
-          <w:sz w:val="18"/>
-          <w:szCs w:val="18"/>
-          <w:lang w:eastAsia="es-ES"/>
-          <w14:ligatures w14:val="none"/>
-        </w:rPr>
-        <w:t>"nombre"</w:t>
-      </w:r>
-      <w:r>
-        <w:rPr>
-          <w:rFonts w:ascii="Courier New" w:eastAsia="Times New Roman" w:hAnsi="Courier New" w:cs="Courier New"/>
-          <w:color w:val="000000"/>
-          <w:kern w:val="0"/>
-          <w:sz w:val="18"/>
-          <w:szCs w:val="18"/>
-          <w:lang w:eastAsia="es-ES"/>
-          <w14:ligatures w14:val="none"/>
-        </w:rPr>
-        <w:t>: </w:t>
-      </w:r>
-      <w:r>
-        <w:rPr>
-          <w:rFonts w:ascii="Courier New" w:eastAsia="Times New Roman" w:hAnsi="Courier New" w:cs="Courier New"/>
-          <w:color w:val="0451A5"/>
-          <w:kern w:val="0"/>
-          <w:sz w:val="18"/>
-          <w:szCs w:val="18"/>
-          <w:lang w:eastAsia="es-ES"/>
-          <w14:ligatures w14:val="none"/>
-        </w:rPr>
-        <w:t>"</w:t>
-      </w:r>
-      <w:r>
-        <w:rPr>
-          <w:rFonts w:ascii="Courier New" w:eastAsia="Times New Roman" w:hAnsi="Courier New" w:cs="Courier New"/>
-          <w:color w:val="0451A5"/>
-          <w:kern w:val="0"/>
-          <w:sz w:val="18"/>
-          <w:szCs w:val="18"/>
-          <w:lang w:eastAsia="es-ES"/>
-          <w14:ligatures w14:val="none"/>
-        </w:rPr>
-        <w:t>Proveedor de verduras</w:t>
-      </w:r>
-      <w:r>
-        <w:rPr>
-          <w:rFonts w:ascii="Courier New" w:eastAsia="Times New Roman" w:hAnsi="Courier New" w:cs="Courier New"/>
-          <w:color w:val="0451A5"/>
-          <w:kern w:val="0"/>
-          <w:sz w:val="18"/>
-          <w:szCs w:val="18"/>
-          <w:lang w:eastAsia="es-ES"/>
-          <w14:ligatures w14:val="none"/>
-        </w:rPr>
-        <w:t>"</w:t>
-      </w:r>
-      <w:r>
-        <w:rPr>
-          <w:rFonts w:ascii="Courier New" w:eastAsia="Times New Roman" w:hAnsi="Courier New" w:cs="Courier New"/>
-          <w:color w:val="000000"/>
-          <w:kern w:val="0"/>
-          <w:sz w:val="18"/>
-          <w:szCs w:val="18"/>
-          <w:lang w:eastAsia="es-ES"/>
-          <w14:ligatures w14:val="none"/>
-        </w:rPr>
-        <w:t>,</w:t>
-      </w:r>
-    </w:p>
-    <w:p>
-      <w:pPr>
-        <w:shd w:val="clear" w:color="auto" w:fill="FFFFFE"/>
-        <w:spacing w:after="0" w:line="270" w:lineRule="atLeast"/>
-        <w:rPr>
-          <w:rFonts w:ascii="Courier New" w:eastAsia="Times New Roman" w:hAnsi="Courier New" w:cs="Courier New"/>
-          <w:color w:val="000000"/>
-          <w:kern w:val="0"/>
-          <w:sz w:val="18"/>
-          <w:szCs w:val="18"/>
-          <w:lang w:eastAsia="es-ES"/>
-          <w14:ligatures w14:val="none"/>
-        </w:rPr>
-      </w:pPr>
-      <w:r>
-        <w:rPr>
-          <w:rFonts w:ascii="Courier New" w:eastAsia="Times New Roman" w:hAnsi="Courier New" w:cs="Courier New"/>
-          <w:color w:val="000000"/>
-          <w:kern w:val="0"/>
-          <w:sz w:val="18"/>
-          <w:szCs w:val="18"/>
-          <w:lang w:eastAsia="es-ES"/>
-          <w14:ligatures w14:val="none"/>
-        </w:rPr>
-        <w:t>    </w:t>
-      </w:r>
-      <w:r>
-        <w:rPr>
-          <w:rFonts w:ascii="Courier New" w:eastAsia="Times New Roman" w:hAnsi="Courier New" w:cs="Courier New"/>
-          <w:color w:val="A31515"/>
-          <w:kern w:val="0"/>
-          <w:sz w:val="18"/>
-          <w:szCs w:val="18"/>
-          <w:lang w:eastAsia="es-ES"/>
-          <w14:ligatures w14:val="none"/>
-        </w:rPr>
-        <w:t>"</w:t>
-      </w:r>
-      <w:proofErr w:type="spellStart"/>
-      <w:r>
-        <w:rPr>
-          <w:rFonts w:ascii="Courier New" w:eastAsia="Times New Roman" w:hAnsi="Courier New" w:cs="Courier New"/>
-          <w:color w:val="A31515"/>
-          <w:kern w:val="0"/>
-          <w:sz w:val="18"/>
-          <w:szCs w:val="18"/>
-          <w:lang w:eastAsia="es-ES"/>
-          <w14:ligatures w14:val="none"/>
-        </w:rPr>
-        <w:t>fechaAlta</w:t>
-      </w:r>
-      <w:proofErr w:type="spellEnd"/>
-      <w:r>
-        <w:rPr>
-          <w:rFonts w:ascii="Courier New" w:eastAsia="Times New Roman" w:hAnsi="Courier New" w:cs="Courier New"/>
-          <w:color w:val="A31515"/>
-          <w:kern w:val="0"/>
-          <w:sz w:val="18"/>
-          <w:szCs w:val="18"/>
-          <w:lang w:eastAsia="es-ES"/>
-          <w14:ligatures w14:val="none"/>
-        </w:rPr>
-        <w:t>"</w:t>
-      </w:r>
-      <w:r>
-        <w:rPr>
-          <w:rFonts w:ascii="Courier New" w:eastAsia="Times New Roman" w:hAnsi="Courier New" w:cs="Courier New"/>
-          <w:color w:val="000000"/>
-          <w:kern w:val="0"/>
-          <w:sz w:val="18"/>
-          <w:szCs w:val="18"/>
-          <w:lang w:eastAsia="es-ES"/>
-          <w14:ligatures w14:val="none"/>
-        </w:rPr>
-        <w:t>: </w:t>
-      </w:r>
-      <w:r>
-        <w:rPr>
-          <w:rFonts w:ascii="Courier New" w:eastAsia="Times New Roman" w:hAnsi="Courier New" w:cs="Courier New"/>
-          <w:color w:val="0451A5"/>
-          <w:kern w:val="0"/>
-          <w:sz w:val="18"/>
-          <w:szCs w:val="18"/>
-          <w:lang w:eastAsia="es-ES"/>
-          <w14:ligatures w14:val="none"/>
-        </w:rPr>
-        <w:t>"2023-07-21"</w:t>
-      </w:r>
-      <w:r>
-        <w:rPr>
-          <w:rFonts w:ascii="Courier New" w:eastAsia="Times New Roman" w:hAnsi="Courier New" w:cs="Courier New"/>
-          <w:color w:val="000000"/>
-          <w:kern w:val="0"/>
-          <w:sz w:val="18"/>
-          <w:szCs w:val="18"/>
-          <w:lang w:eastAsia="es-ES"/>
-          <w14:ligatures w14:val="none"/>
-        </w:rPr>
-        <w:t>,</w:t>
-      </w:r>
-    </w:p>
-    <w:p>
-      <w:pPr>
-        <w:shd w:val="clear" w:color="auto" w:fill="FFFFFE"/>
-        <w:spacing w:after="0" w:line="270" w:lineRule="atLeast"/>
-        <w:rPr>
-          <w:rFonts w:ascii="Courier New" w:eastAsia="Times New Roman" w:hAnsi="Courier New" w:cs="Courier New"/>
-          <w:color w:val="000000"/>
-          <w:kern w:val="0"/>
-          <w:sz w:val="18"/>
-          <w:szCs w:val="18"/>
-          <w:lang w:eastAsia="es-ES"/>
-          <w14:ligatures w14:val="none"/>
-        </w:rPr>
-      </w:pPr>
-      <w:r>
-        <w:rPr>
-          <w:rFonts w:ascii="Courier New" w:eastAsia="Times New Roman" w:hAnsi="Courier New" w:cs="Courier New"/>
-          <w:color w:val="000000"/>
-          <w:kern w:val="0"/>
-          <w:sz w:val="18"/>
-          <w:szCs w:val="18"/>
-          <w:lang w:eastAsia="es-ES"/>
-          <w14:ligatures w14:val="none"/>
-        </w:rPr>
-        <w:t>    </w:t>
-      </w:r>
-      <w:r>
-        <w:rPr>
-          <w:rFonts w:ascii="Courier New" w:eastAsia="Times New Roman" w:hAnsi="Courier New" w:cs="Courier New"/>
-          <w:color w:val="A31515"/>
-          <w:kern w:val="0"/>
-          <w:sz w:val="18"/>
-          <w:szCs w:val="18"/>
-          <w:lang w:eastAsia="es-ES"/>
-          <w14:ligatures w14:val="none"/>
-        </w:rPr>
-        <w:t>"</w:t>
-      </w:r>
-      <w:proofErr w:type="spellStart"/>
-      <w:r>
-        <w:rPr>
-          <w:rFonts w:ascii="Courier New" w:eastAsia="Times New Roman" w:hAnsi="Courier New" w:cs="Courier New"/>
-          <w:color w:val="A31515"/>
-          <w:kern w:val="0"/>
-          <w:sz w:val="18"/>
-          <w:szCs w:val="18"/>
-          <w:lang w:eastAsia="es-ES"/>
-          <w14:ligatures w14:val="none"/>
-        </w:rPr>
-        <w:t>direccion</w:t>
-      </w:r>
-      <w:proofErr w:type="spellEnd"/>
-      <w:r>
-        <w:rPr>
-          <w:rFonts w:ascii="Courier New" w:eastAsia="Times New Roman" w:hAnsi="Courier New" w:cs="Courier New"/>
-          <w:color w:val="A31515"/>
-          <w:kern w:val="0"/>
-          <w:sz w:val="18"/>
-          <w:szCs w:val="18"/>
-          <w:lang w:eastAsia="es-ES"/>
-          <w14:ligatures w14:val="none"/>
-        </w:rPr>
-        <w:t>"</w:t>
-      </w:r>
-      <w:r>
-        <w:rPr>
-          <w:rFonts w:ascii="Courier New" w:eastAsia="Times New Roman" w:hAnsi="Courier New" w:cs="Courier New"/>
-          <w:color w:val="000000"/>
-          <w:kern w:val="0"/>
-          <w:sz w:val="18"/>
-          <w:szCs w:val="18"/>
-          <w:lang w:eastAsia="es-ES"/>
-          <w14:ligatures w14:val="none"/>
-        </w:rPr>
-        <w:t>: </w:t>
-      </w:r>
-      <w:r>
-        <w:rPr>
-          <w:rFonts w:ascii="Courier New" w:eastAsia="Times New Roman" w:hAnsi="Courier New" w:cs="Courier New"/>
-          <w:color w:val="0451A5"/>
-          <w:kern w:val="0"/>
-          <w:sz w:val="18"/>
-          <w:szCs w:val="18"/>
-          <w:lang w:eastAsia="es-ES"/>
-          <w14:ligatures w14:val="none"/>
-        </w:rPr>
-        <w:t>"Calle Juan 3, 16"</w:t>
-      </w:r>
-      <w:r>
-        <w:rPr>
-          <w:rFonts w:ascii="Courier New" w:eastAsia="Times New Roman" w:hAnsi="Courier New" w:cs="Courier New"/>
-          <w:color w:val="000000"/>
-          <w:kern w:val="0"/>
-          <w:sz w:val="18"/>
-          <w:szCs w:val="18"/>
-          <w:lang w:eastAsia="es-ES"/>
-          <w14:ligatures w14:val="none"/>
-        </w:rPr>
-        <w:t>,</w:t>
-      </w:r>
-    </w:p>
-    <w:p>
-      <w:pPr>
-        <w:shd w:val="clear" w:color="auto" w:fill="FFFFFE"/>
-        <w:spacing w:after="0" w:line="270" w:lineRule="atLeast"/>
-        <w:rPr>
-          <w:rFonts w:ascii="Courier New" w:eastAsia="Times New Roman" w:hAnsi="Courier New" w:cs="Courier New"/>
-          <w:color w:val="000000"/>
-          <w:kern w:val="0"/>
-          <w:sz w:val="18"/>
-          <w:szCs w:val="18"/>
-          <w:lang w:eastAsia="es-ES"/>
-          <w14:ligatures w14:val="none"/>
-        </w:rPr>
-      </w:pPr>
-      <w:r>
-        <w:rPr>
-          <w:rFonts w:ascii="Courier New" w:eastAsia="Times New Roman" w:hAnsi="Courier New" w:cs="Courier New"/>
-          <w:color w:val="000000"/>
-          <w:kern w:val="0"/>
-          <w:sz w:val="18"/>
-          <w:szCs w:val="18"/>
-          <w:lang w:eastAsia="es-ES"/>
-          <w14:ligatures w14:val="none"/>
-        </w:rPr>
-        <w:t>    </w:t>
-      </w:r>
-      <w:r>
-        <w:rPr>
-          <w:rFonts w:ascii="Courier New" w:eastAsia="Times New Roman" w:hAnsi="Courier New" w:cs="Courier New"/>
-          <w:color w:val="A31515"/>
-          <w:kern w:val="0"/>
-          <w:sz w:val="18"/>
-          <w:szCs w:val="18"/>
-          <w:lang w:eastAsia="es-ES"/>
-          <w14:ligatures w14:val="none"/>
-        </w:rPr>
-        <w:t>"</w:t>
-      </w:r>
-      <w:proofErr w:type="spellStart"/>
-      <w:r>
-        <w:rPr>
-          <w:rFonts w:ascii="Courier New" w:eastAsia="Times New Roman" w:hAnsi="Courier New" w:cs="Courier New"/>
-          <w:color w:val="A31515"/>
-          <w:kern w:val="0"/>
-          <w:sz w:val="18"/>
-          <w:szCs w:val="18"/>
-          <w:lang w:eastAsia="es-ES"/>
-          <w14:ligatures w14:val="none"/>
-        </w:rPr>
-        <w:t>telefono</w:t>
-      </w:r>
-      <w:proofErr w:type="spellEnd"/>
-      <w:r>
-        <w:rPr>
-          <w:rFonts w:ascii="Courier New" w:eastAsia="Times New Roman" w:hAnsi="Courier New" w:cs="Courier New"/>
-          <w:color w:val="A31515"/>
-          <w:kern w:val="0"/>
-          <w:sz w:val="18"/>
-          <w:szCs w:val="18"/>
-          <w:lang w:eastAsia="es-ES"/>
-          <w14:ligatures w14:val="none"/>
-        </w:rPr>
-        <w:t>"</w:t>
-      </w:r>
-      <w:r>
-        <w:rPr>
-          <w:rFonts w:ascii="Courier New" w:eastAsia="Times New Roman" w:hAnsi="Courier New" w:cs="Courier New"/>
-          <w:color w:val="000000"/>
-          <w:kern w:val="0"/>
-          <w:sz w:val="18"/>
-          <w:szCs w:val="18"/>
-          <w:lang w:eastAsia="es-ES"/>
-          <w14:ligatures w14:val="none"/>
-        </w:rPr>
-        <w:t>: </w:t>
-      </w:r>
-      <w:r>
-        <w:rPr>
-          <w:rFonts w:ascii="Courier New" w:eastAsia="Times New Roman" w:hAnsi="Courier New" w:cs="Courier New"/>
-          <w:color w:val="0451A5"/>
-          <w:kern w:val="0"/>
-          <w:sz w:val="18"/>
-          <w:szCs w:val="18"/>
-          <w:lang w:eastAsia="es-ES"/>
-          <w14:ligatures w14:val="none"/>
-        </w:rPr>
-        <w:t>"654987321"</w:t>
-      </w:r>
-      <w:r>
-        <w:rPr>
-          <w:rFonts w:ascii="Courier New" w:eastAsia="Times New Roman" w:hAnsi="Courier New" w:cs="Courier New"/>
-          <w:color w:val="000000"/>
-          <w:kern w:val="0"/>
-          <w:sz w:val="18"/>
-          <w:szCs w:val="18"/>
-          <w:lang w:eastAsia="es-ES"/>
-          <w14:ligatures w14:val="none"/>
-        </w:rPr>
-        <w:t>,</w:t>
-      </w:r>
-    </w:p>
-    <w:p>
-      <w:pPr>
-        <w:shd w:val="clear" w:color="auto" w:fill="FFFFFE"/>
-        <w:spacing w:after="0" w:line="270" w:lineRule="atLeast"/>
-        <w:rPr>
-          <w:rFonts w:ascii="Courier New" w:eastAsia="Times New Roman" w:hAnsi="Courier New" w:cs="Courier New"/>
-          <w:color w:val="000000"/>
-          <w:kern w:val="0"/>
-          <w:sz w:val="18"/>
-          <w:szCs w:val="18"/>
-          <w:lang w:eastAsia="es-ES"/>
-          <w14:ligatures w14:val="none"/>
-        </w:rPr>
-      </w:pPr>
-      <w:r>
-        <w:rPr>
-          <w:rFonts w:ascii="Courier New" w:eastAsia="Times New Roman" w:hAnsi="Courier New" w:cs="Courier New"/>
-          <w:color w:val="000000"/>
-          <w:kern w:val="0"/>
-          <w:sz w:val="18"/>
-          <w:szCs w:val="18"/>
-          <w:lang w:eastAsia="es-ES"/>
-          <w14:ligatures w14:val="none"/>
-        </w:rPr>
-        <w:t>    </w:t>
-      </w:r>
-      <w:r>
-        <w:rPr>
-          <w:rFonts w:ascii="Courier New" w:eastAsia="Times New Roman" w:hAnsi="Courier New" w:cs="Courier New"/>
-          <w:color w:val="A31515"/>
-          <w:kern w:val="0"/>
-          <w:sz w:val="18"/>
-          <w:szCs w:val="18"/>
-          <w:lang w:eastAsia="es-ES"/>
-          <w14:ligatures w14:val="none"/>
-        </w:rPr>
-        <w:t>"email"</w:t>
-      </w:r>
-      <w:r>
-        <w:rPr>
-          <w:rFonts w:ascii="Courier New" w:eastAsia="Times New Roman" w:hAnsi="Courier New" w:cs="Courier New"/>
-          <w:color w:val="000000"/>
-          <w:kern w:val="0"/>
-          <w:sz w:val="18"/>
-          <w:szCs w:val="18"/>
-          <w:lang w:eastAsia="es-ES"/>
-          <w14:ligatures w14:val="none"/>
-        </w:rPr>
-        <w:t>: </w:t>
-      </w:r>
-      <w:r>
-        <w:rPr>
-          <w:rFonts w:ascii="Courier New" w:eastAsia="Times New Roman" w:hAnsi="Courier New" w:cs="Courier New"/>
-          <w:color w:val="0451A5"/>
-          <w:kern w:val="0"/>
-          <w:sz w:val="18"/>
-          <w:szCs w:val="18"/>
-          <w:lang w:eastAsia="es-ES"/>
-          <w14:ligatures w14:val="none"/>
-        </w:rPr>
-        <w:t>"lasverduras@gmail.com"</w:t>
-      </w:r>
-      <w:r>
-        <w:rPr>
-          <w:rFonts w:ascii="Courier New" w:eastAsia="Times New Roman" w:hAnsi="Courier New" w:cs="Courier New"/>
-          <w:color w:val="000000"/>
-          <w:kern w:val="0"/>
-          <w:sz w:val="18"/>
-          <w:szCs w:val="18"/>
-          <w:lang w:eastAsia="es-ES"/>
-          <w14:ligatures w14:val="none"/>
-        </w:rPr>
-        <w:t>,</w:t>
-      </w:r>
-    </w:p>
-    <w:p>
-      <w:pPr>
-        <w:shd w:val="clear" w:color="auto" w:fill="FFFFFE"/>
-        <w:spacing w:after="0" w:line="270" w:lineRule="atLeast"/>
-        <w:rPr>
-          <w:rFonts w:ascii="Courier New" w:eastAsia="Times New Roman" w:hAnsi="Courier New" w:cs="Courier New"/>
-          <w:color w:val="000000"/>
-          <w:kern w:val="0"/>
-          <w:sz w:val="18"/>
-          <w:szCs w:val="18"/>
-          <w:lang w:eastAsia="es-ES"/>
-          <w14:ligatures w14:val="none"/>
-        </w:rPr>
-      </w:pPr>
-      <w:r>
-        <w:rPr>
-          <w:rFonts w:ascii="Courier New" w:eastAsia="Times New Roman" w:hAnsi="Courier New" w:cs="Courier New"/>
-          <w:color w:val="000000"/>
-          <w:kern w:val="0"/>
-          <w:sz w:val="18"/>
-          <w:szCs w:val="18"/>
-          <w:lang w:eastAsia="es-ES"/>
-          <w14:ligatures w14:val="none"/>
-        </w:rPr>
-        <w:t>    </w:t>
-      </w:r>
-      <w:r>
-        <w:rPr>
-          <w:rFonts w:ascii="Courier New" w:eastAsia="Times New Roman" w:hAnsi="Courier New" w:cs="Courier New"/>
-          <w:color w:val="A31515"/>
-          <w:kern w:val="0"/>
-          <w:sz w:val="18"/>
-          <w:szCs w:val="18"/>
-          <w:lang w:eastAsia="es-ES"/>
-          <w14:ligatures w14:val="none"/>
-        </w:rPr>
-        <w:t>"activo"</w:t>
-      </w:r>
-      <w:r>
-        <w:rPr>
-          <w:rFonts w:ascii="Courier New" w:eastAsia="Times New Roman" w:hAnsi="Courier New" w:cs="Courier New"/>
-          <w:color w:val="000000"/>
-          <w:kern w:val="0"/>
-          <w:sz w:val="18"/>
-          <w:szCs w:val="18"/>
-          <w:lang w:eastAsia="es-ES"/>
-          <w14:ligatures w14:val="none"/>
-        </w:rPr>
-        <w:t>: </w:t>
-      </w:r>
-      <w:r>
-        <w:rPr>
-          <w:rFonts w:ascii="Courier New" w:eastAsia="Times New Roman" w:hAnsi="Courier New" w:cs="Courier New"/>
-          <w:color w:val="0451A5"/>
-          <w:kern w:val="0"/>
-          <w:sz w:val="18"/>
-          <w:szCs w:val="18"/>
-          <w:lang w:eastAsia="es-ES"/>
-          <w14:ligatures w14:val="none"/>
-        </w:rPr>
-        <w:t>true</w:t>
-      </w:r>
-      <w:r>
-        <w:rPr>
-          <w:rFonts w:ascii="Courier New" w:eastAsia="Times New Roman" w:hAnsi="Courier New" w:cs="Courier New"/>
-          <w:color w:val="000000"/>
-          <w:kern w:val="0"/>
-          <w:sz w:val="18"/>
-          <w:szCs w:val="18"/>
-          <w:lang w:eastAsia="es-ES"/>
-          <w14:ligatures w14:val="none"/>
-        </w:rPr>
-        <w:t>,</w:t>
-      </w:r>
-    </w:p>
-    <w:p>
-      <w:pPr>
-        <w:shd w:val="clear" w:color="auto" w:fill="FFFFFE"/>
-        <w:spacing w:after="0" w:line="270" w:lineRule="atLeast"/>
+        <w:t>"nif"</w:t>
+      </w:r>
+      <w:r>
         <w:rPr>
           <w:rFonts w:ascii="Courier New" w:eastAsia="Times New Roman" w:hAnsi="Courier New" w:cs="Courier New"/>
           <w:color w:val="000000"/>
@@ -23084,58 +22761,25 @@
           <w:lang w:val="en-GB" w:eastAsia="es-ES"/>
           <w14:ligatures w14:val="none"/>
         </w:rPr>
-      </w:pPr>
+        <w:t>: </w:t>
+      </w:r>
       <w:r>
         <w:rPr>
           <w:rFonts w:ascii="Courier New" w:eastAsia="Times New Roman" w:hAnsi="Courier New" w:cs="Courier New"/>
-          <w:color w:val="000000"/>
-          <w:kern w:val="0"/>
-          <w:sz w:val="18"/>
-          <w:szCs w:val="18"/>
-          <w:lang w:eastAsia="es-ES"/>
-          <w14:ligatures w14:val="none"/>
-        </w:rPr>
-        <w:t>    </w:t>
-      </w:r>
-      <w:r>
-        <w:rPr>
-          <w:rFonts w:ascii="Courier New" w:eastAsia="Times New Roman" w:hAnsi="Courier New" w:cs="Courier New"/>
-          <w:color w:val="A31515"/>
+          <w:color w:val="0451A5"/>
           <w:kern w:val="0"/>
           <w:sz w:val="18"/>
           <w:szCs w:val="18"/>
           <w:lang w:val="en-GB" w:eastAsia="es-ES"/>
           <w14:ligatures w14:val="none"/>
         </w:rPr>
-        <w:t>"</w:t>
-      </w:r>
-      <w:proofErr w:type="spellStart"/>
-      <w:r>
-        <w:rPr>
-          <w:rFonts w:ascii="Courier New" w:eastAsia="Times New Roman" w:hAnsi="Courier New" w:cs="Courier New"/>
-          <w:color w:val="A31515"/>
-          <w:kern w:val="0"/>
-          <w:sz w:val="18"/>
-          <w:szCs w:val="18"/>
-          <w:lang w:val="en-GB" w:eastAsia="es-ES"/>
-          <w14:ligatures w14:val="none"/>
-        </w:rPr>
-        <w:t>nif</w:t>
-      </w:r>
-      <w:proofErr w:type="spellEnd"/>
-      <w:r>
-        <w:rPr>
-          <w:rFonts w:ascii="Courier New" w:eastAsia="Times New Roman" w:hAnsi="Courier New" w:cs="Courier New"/>
-          <w:color w:val="A31515"/>
-          <w:kern w:val="0"/>
-          <w:sz w:val="18"/>
-          <w:szCs w:val="18"/>
-          <w:lang w:val="en-GB" w:eastAsia="es-ES"/>
-          <w14:ligatures w14:val="none"/>
-        </w:rPr>
-        <w:t>"</w:t>
-      </w:r>
-      <w:r>
+        <w:t>"12345678A"</w:t>
+      </w:r>
+    </w:p>
+    <w:p>
+      <w:pPr>
+        <w:shd w:val="clear" w:color="auto" w:fill="FFFFFE"/>
+        <w:spacing w:after="0" w:line="270" w:lineRule="atLeast"/>
         <w:rPr>
           <w:rFonts w:ascii="Courier New" w:eastAsia="Times New Roman" w:hAnsi="Courier New" w:cs="Courier New"/>
           <w:color w:val="000000"/>
@@ -23145,25 +22789,8 @@
           <w:lang w:val="en-GB" w:eastAsia="es-ES"/>
           <w14:ligatures w14:val="none"/>
         </w:rPr>
-        <w:t>: </w:t>
-      </w:r>
-      <w:r>
-        <w:rPr>
-          <w:rFonts w:ascii="Courier New" w:eastAsia="Times New Roman" w:hAnsi="Courier New" w:cs="Courier New"/>
-          <w:color w:val="0451A5"/>
-          <w:kern w:val="0"/>
-          <w:sz w:val="18"/>
-          <w:szCs w:val="18"/>
-          <w:lang w:val="en-GB" w:eastAsia="es-ES"/>
-          <w14:ligatures w14:val="none"/>
-        </w:rPr>
-        <w:t>"12345678A"</w:t>
-      </w:r>
-    </w:p>
-    <w:p>
-      <w:pPr>
-        <w:shd w:val="clear" w:color="auto" w:fill="FFFFFE"/>
-        <w:spacing w:after="0" w:line="270" w:lineRule="atLeast"/>
+      </w:pPr>
+      <w:r>
         <w:rPr>
           <w:rFonts w:ascii="Courier New" w:eastAsia="Times New Roman" w:hAnsi="Courier New" w:cs="Courier New"/>
           <w:color w:val="000000"/>
@@ -23173,8 +22800,13 @@
           <w:lang w:val="en-GB" w:eastAsia="es-ES"/>
           <w14:ligatures w14:val="none"/>
         </w:rPr>
-      </w:pPr>
-      <w:r>
+        <w:t>}</w:t>
+      </w:r>
+    </w:p>
+    <w:p>
+      <w:pPr>
+        <w:shd w:val="clear" w:color="auto" w:fill="FFFFFE"/>
+        <w:spacing w:after="0" w:line="270" w:lineRule="atLeast"/>
         <w:rPr>
           <w:rFonts w:ascii="Courier New" w:eastAsia="Times New Roman" w:hAnsi="Courier New" w:cs="Courier New"/>
           <w:color w:val="000000"/>
@@ -23184,22 +22816,6 @@
           <w:lang w:val="en-GB" w:eastAsia="es-ES"/>
           <w14:ligatures w14:val="none"/>
         </w:rPr>
-        <w:t>}</w:t>
-      </w:r>
-    </w:p>
-    <w:p>
-      <w:pPr>
-        <w:shd w:val="clear" w:color="auto" w:fill="FFFFFE"/>
-        <w:spacing w:after="0" w:line="270" w:lineRule="atLeast"/>
-        <w:rPr>
-          <w:rFonts w:ascii="Courier New" w:eastAsia="Times New Roman" w:hAnsi="Courier New" w:cs="Courier New"/>
-          <w:color w:val="000000"/>
-          <w:kern w:val="0"/>
-          <w:sz w:val="18"/>
-          <w:szCs w:val="18"/>
-          <w:lang w:val="en-GB" w:eastAsia="es-ES"/>
-          <w14:ligatures w14:val="none"/>
-        </w:rPr>
       </w:pPr>
       <w:r>
         <w:rPr>
@@ -23222,7 +22838,6 @@
           <w:lang w:val="en-GB"/>
         </w:rPr>
       </w:pPr>
-      <w:proofErr w:type="spellStart"/>
       <w:r>
         <w:rPr>
           <w:rFonts w:ascii="Arial" w:hAnsi="Arial" w:cs="Arial"/>
@@ -23236,7 +22851,6 @@
         <w:lastRenderedPageBreak/>
         <w:t>Bibliografía</w:t>
       </w:r>
-      <w:proofErr w:type="spellEnd"/>
     </w:p>
     <w:p>
       <w:pPr>
@@ -23270,7 +22884,7 @@
         </w:rPr>
         <w:t xml:space="preserve">[Citado 8 de febrero de 2023]. Disponible en: </w:t>
       </w:r>
-      <w:hyperlink r:id="rId22" w:history="1">
+      <w:hyperlink r:id="rId23" w:history="1">
         <w:r>
           <w:rPr>
             <w:rStyle w:val="Hipervnculo"/>
@@ -23293,23 +22907,9 @@
         <w:rPr>
           <w:rFonts w:ascii="Arial" w:hAnsi="Arial" w:cs="Arial"/>
         </w:rPr>
-        <w:t xml:space="preserve">2. </w:t>
-      </w:r>
-      <w:proofErr w:type="spellStart"/>
-      <w:r>
-        <w:rPr>
-          <w:rFonts w:ascii="Arial" w:hAnsi="Arial" w:cs="Arial"/>
-        </w:rPr>
-        <w:t>Agular</w:t>
-      </w:r>
-      <w:proofErr w:type="spellEnd"/>
-      <w:r>
-        <w:rPr>
-          <w:rFonts w:ascii="Arial" w:hAnsi="Arial" w:cs="Arial"/>
-        </w:rPr>
-        <w:t xml:space="preserve">. [Citado el 20 de agosto de 2024]. Disponible en: </w:t>
-      </w:r>
-      <w:hyperlink r:id="rId23" w:history="1">
+        <w:t xml:space="preserve">2. Agular. [Citado el 20 de agosto de 2024]. Disponible en: </w:t>
+      </w:r>
+      <w:hyperlink r:id="rId24" w:history="1">
         <w:r>
           <w:rPr>
             <w:rStyle w:val="Hipervnculo"/>
@@ -23334,7 +22934,7 @@
         </w:rPr>
         <w:t xml:space="preserve">3. React. [Citado el 20 de agosto de 2024]. Disponible en: </w:t>
       </w:r>
-      <w:hyperlink r:id="rId24" w:history="1">
+      <w:hyperlink r:id="rId25" w:history="1">
         <w:r>
           <w:rPr>
             <w:rStyle w:val="Hipervnculo"/>
@@ -23365,7 +22965,7 @@
         </w:rPr>
         <w:t xml:space="preserve">. [Citado el 20 de agosto de 2024]. Disponible en: </w:t>
       </w:r>
-      <w:hyperlink r:id="rId25" w:history="1">
+      <w:hyperlink r:id="rId26" w:history="1">
         <w:r>
           <w:rPr>
             <w:rStyle w:val="Hipervnculo"/>
@@ -23394,23 +22994,9 @@
         <w:rPr>
           <w:rFonts w:ascii="Arial" w:hAnsi="Arial" w:cs="Arial"/>
         </w:rPr>
-        <w:t xml:space="preserve">. </w:t>
-      </w:r>
-      <w:proofErr w:type="spellStart"/>
-      <w:r>
-        <w:rPr>
-          <w:rFonts w:ascii="Arial" w:hAnsi="Arial" w:cs="Arial"/>
-        </w:rPr>
-        <w:t>Loyverse</w:t>
-      </w:r>
-      <w:proofErr w:type="spellEnd"/>
-      <w:r>
-        <w:rPr>
-          <w:rFonts w:ascii="Arial" w:hAnsi="Arial" w:cs="Arial"/>
-        </w:rPr>
-        <w:t xml:space="preserve"> TPV [Citado el 20 de abril de 2023]. Disponible en: </w:t>
-      </w:r>
-      <w:hyperlink r:id="rId26" w:history="1">
+        <w:t xml:space="preserve">. Loyverse TPV [Citado el 20 de abril de 2023]. Disponible en: </w:t>
+      </w:r>
+      <w:hyperlink r:id="rId27" w:history="1">
         <w:r>
           <w:rPr>
             <w:rStyle w:val="Hipervnculo"/>
@@ -23439,23 +23025,9 @@
         <w:rPr>
           <w:rFonts w:ascii="Arial" w:hAnsi="Arial" w:cs="Arial"/>
         </w:rPr>
-        <w:t xml:space="preserve">. </w:t>
-      </w:r>
-      <w:proofErr w:type="spellStart"/>
-      <w:r>
-        <w:rPr>
-          <w:rFonts w:ascii="Arial" w:hAnsi="Arial" w:cs="Arial"/>
-        </w:rPr>
-        <w:t>Canva</w:t>
-      </w:r>
-      <w:proofErr w:type="spellEnd"/>
-      <w:r>
-        <w:rPr>
-          <w:rFonts w:ascii="Arial" w:hAnsi="Arial" w:cs="Arial"/>
-        </w:rPr>
-        <w:t xml:space="preserve"> [Citado 18 de agosto de 2024]. Disponible en: </w:t>
-      </w:r>
-      <w:hyperlink r:id="rId27" w:history="1">
+        <w:t xml:space="preserve">. Canva [Citado 18 de agosto de 2024]. Disponible en: </w:t>
+      </w:r>
+      <w:hyperlink r:id="rId28" w:history="1">
         <w:r>
           <w:rPr>
             <w:rStyle w:val="Hipervnculo"/>
@@ -23476,7 +23048,7 @@
       </w:pPr>
     </w:p>
     <w:sectPr>
-      <w:footerReference w:type="default" r:id="rId28"/>
+      <w:footerReference w:type="default" r:id="rId29"/>
       <w:pgSz w:w="11906" w:h="16838"/>
       <w:pgMar w:top="1417" w:right="1701" w:bottom="1417" w:left="1701" w:header="708" w:footer="708" w:gutter="0"/>
       <w:cols w:space="708"/>
@@ -23487,8 +23059,8 @@
 </file>
 
 <file path=word/comments.xml><?xml version="1.0" encoding="utf-8"?>
-<w:comments xmlns:wpc="http://schemas.microsoft.com/office/word/2010/wordprocessingCanvas" xmlns:cx="http://schemas.microsoft.com/office/drawing/2014/chartex" xmlns:cx1="http://schemas.microsoft.com/office/drawing/2015/9/8/chartex" xmlns:cx2="http://schemas.microsoft.com/office/drawing/2015/10/21/chartex" xmlns:cx3="http://schemas.microsoft.com/office/drawing/2016/5/9/chartex" xmlns:cx4="http://schemas.microsoft.com/office/drawing/2016/5/10/chartex" xmlns:cx5="http://schemas.microsoft.com/office/drawing/2016/5/11/chartex" xmlns:cx6="http://schemas.microsoft.com/office/drawing/2016/5/12/chartex" xmlns:cx7="http://schemas.microsoft.com/office/drawing/2016/5/13/chartex" xmlns:cx8="http://schemas.microsoft.com/office/drawing/2016/5/14/chartex" xmlns:mc="http://schemas.openxmlformats.org/markup-compatibility/2006" xmlns:aink="http://schemas.microsoft.com/office/drawing/2016/ink" xmlns:am3d="http://schemas.microsoft.com/office/drawing/2017/model3d" xmlns:o="urn:schemas-microsoft-com:office:office" xmlns:r="http://schemas.openxmlformats.org/officeDocument/2006/relationships" xmlns:m="http://schemas.openxmlformats.org/officeDocument/2006/math" xmlns:v="urn:schemas-microsoft-com:vml" xmlns:wp14="http://schemas.microsoft.com/office/word/2010/wordprocessingDrawing" xmlns:wp="http://schemas.openxmlformats.org/drawingml/2006/wordprocessingDrawing" xmlns:w10="urn:schemas-microsoft-com:office:word" xmlns:w="http://schemas.openxmlformats.org/wordprocessingml/2006/main" xmlns:w14="http://schemas.microsoft.com/office/word/2010/wordml" xmlns:w15="http://schemas.microsoft.com/office/word/2012/wordml" xmlns:w16cid="http://schemas.microsoft.com/office/word/2016/wordml/cid" xmlns:w16se="http://schemas.microsoft.com/office/word/2015/wordml/symex" xmlns:wpg="http://schemas.microsoft.com/office/word/2010/wordprocessingGroup" xmlns:wpi="http://schemas.microsoft.com/office/word/2010/wordprocessingInk" xmlns:wne="http://schemas.microsoft.com/office/word/2006/wordml" xmlns:wps="http://schemas.microsoft.com/office/word/2010/wordprocessingShape" mc:Ignorable="w14 w15 w16se w16cid wp14">
-  <w:comment w:id="13" w:author="Lopez Martinez, Patricia" w:date="2026-02-27T09:56:00Z" w:initials="LMP">
+<w:comments xmlns:wpc="http://schemas.microsoft.com/office/word/2010/wordprocessingCanvas" xmlns:cx="http://schemas.microsoft.com/office/drawing/2014/chartex" xmlns:cx1="http://schemas.microsoft.com/office/drawing/2015/9/8/chartex" xmlns:cx2="http://schemas.microsoft.com/office/drawing/2015/10/21/chartex" xmlns:cx3="http://schemas.microsoft.com/office/drawing/2016/5/9/chartex" xmlns:cx4="http://schemas.microsoft.com/office/drawing/2016/5/10/chartex" xmlns:cx5="http://schemas.microsoft.com/office/drawing/2016/5/11/chartex" xmlns:cx6="http://schemas.microsoft.com/office/drawing/2016/5/12/chartex" xmlns:cx7="http://schemas.microsoft.com/office/drawing/2016/5/13/chartex" xmlns:cx8="http://schemas.microsoft.com/office/drawing/2016/5/14/chartex" xmlns:mc="http://schemas.openxmlformats.org/markup-compatibility/2006" xmlns:aink="http://schemas.microsoft.com/office/drawing/2016/ink" xmlns:am3d="http://schemas.microsoft.com/office/drawing/2017/model3d" xmlns:o="urn:schemas-microsoft-com:office:office" xmlns:oel="http://schemas.microsoft.com/office/2019/extlst" xmlns:r="http://schemas.openxmlformats.org/officeDocument/2006/relationships" xmlns:m="http://schemas.openxmlformats.org/officeDocument/2006/math" xmlns:v="urn:schemas-microsoft-com:vml" xmlns:wp14="http://schemas.microsoft.com/office/word/2010/wordprocessingDrawing" xmlns:wp="http://schemas.openxmlformats.org/drawingml/2006/wordprocessingDrawing" xmlns:w10="urn:schemas-microsoft-com:office:word" xmlns:w="http://schemas.openxmlformats.org/wordprocessingml/2006/main" xmlns:w14="http://schemas.microsoft.com/office/word/2010/wordml" xmlns:w15="http://schemas.microsoft.com/office/word/2012/wordml" xmlns:w16cex="http://schemas.microsoft.com/office/word/2018/wordml/cex" xmlns:w16cid="http://schemas.microsoft.com/office/word/2016/wordml/cid" xmlns:w16="http://schemas.microsoft.com/office/word/2018/wordml" xmlns:w16du="http://schemas.microsoft.com/office/word/2023/wordml/word16du" xmlns:w16sdtdh="http://schemas.microsoft.com/office/word/2020/wordml/sdtdatahash" xmlns:w16sdtfl="http://schemas.microsoft.com/office/word/2024/wordml/sdtformatlock" xmlns:w16se="http://schemas.microsoft.com/office/word/2015/wordml/symex" xmlns:wpg="http://schemas.microsoft.com/office/word/2010/wordprocessingGroup" xmlns:wpi="http://schemas.microsoft.com/office/word/2010/wordprocessingInk" xmlns:wne="http://schemas.microsoft.com/office/word/2006/wordml" xmlns:wps="http://schemas.microsoft.com/office/word/2010/wordprocessingShape" mc:Ignorable="w14 w15 w16se w16cid w16 w16cex w16sdtdh w16sdtfl w16du wp14">
+  <w:comment w:id="14" w:author="Lopez Martinez, Patricia" w:date="2026-02-27T09:56:00Z" w:initials="LMP">
     <w:p>
       <w:pPr>
         <w:pStyle w:val="Textocomentario"/>
@@ -23522,7 +23094,7 @@
       </w:pPr>
     </w:p>
   </w:comment>
-  <w:comment w:id="16" w:author="Lopez Martinez, Patricia" w:date="2024-10-08T13:27:00Z" w:initials="LMP">
+  <w:comment w:id="18" w:author="Lopez Martinez, Patricia" w:date="2024-10-08T13:27:00Z" w:initials="LMP">
     <w:p>
       <w:pPr>
         <w:pStyle w:val="Textocomentario"/>
@@ -23534,27 +23106,11 @@
         <w:annotationRef/>
       </w:r>
       <w:r>
-        <w:t xml:space="preserve">En Generar Compra quizá tendría sentido añadir un </w:t>
-      </w:r>
-      <w:proofErr w:type="spellStart"/>
-      <w:r>
-        <w:t>extend</w:t>
-      </w:r>
-      <w:proofErr w:type="spellEnd"/>
-      <w:r>
-        <w:t xml:space="preserve"> con </w:t>
-      </w:r>
-      <w:proofErr w:type="spellStart"/>
-      <w:r>
-        <w:t>Anhadir</w:t>
-      </w:r>
-      <w:proofErr w:type="spellEnd"/>
-      <w:r>
-        <w:t xml:space="preserve"> Proveedor, ¿no? Supongo que los almacenas para no tener que repetir la información cada vez. </w:t>
+        <w:t xml:space="preserve">En Generar Compra quizá tendría sentido añadir un extend con Anhadir Proveedor, ¿no? Supongo que los almacenas para no tener que repetir la información cada vez. </w:t>
       </w:r>
     </w:p>
   </w:comment>
-  <w:comment w:id="19" w:author="Lopez Martinez, Patricia" w:date="2024-10-08T13:30:00Z" w:initials="LMP">
+  <w:comment w:id="19" w:author="Jaime Eduardo Baires Escalante" w:date="2026-07-15T07:04:00Z" w:initials="JB">
     <w:p>
       <w:pPr>
         <w:pStyle w:val="Textocomentario"/>
@@ -23566,11 +23122,11 @@
         <w:annotationRef/>
       </w:r>
       <w:r>
-        <w:t>Una cosa que acabo de darme cuenta ahora (por culpa de escuchar noticias sobre el IVA). Quizá el IVA tendría que ir unido más a la categoría que al producto, ¿no? O igual tener dos campos de categorías, una más de usuario y otra que mapeen las del IVA. Lo digo porque de cara a introducir la información, igual el administrador tiene claro que el aceite es un alimento de primera necesidad, pero en ese momento no se acuerda de cuanto IVA corresponde a esa categoría.</w:t>
+        <w:t>Lo he añadido</w:t>
       </w:r>
     </w:p>
   </w:comment>
-  <w:comment w:id="22" w:author="Lopez Martinez, Patricia" w:date="2026-02-27T10:01:00Z" w:initials="LMP">
+  <w:comment w:id="20" w:author="Jaime Eduardo Baires Escalante" w:date="2026-07-15T07:04:00Z" w:initials="JB">
     <w:p>
       <w:pPr>
         <w:pStyle w:val="Textocomentario"/>
@@ -23580,13 +23136,10 @@
           <w:rStyle w:val="Refdecomentario"/>
         </w:rPr>
         <w:annotationRef/>
-      </w:r>
-      <w:r>
-        <w:t>Cámbialo en las demás tablas</w:t>
       </w:r>
     </w:p>
   </w:comment>
-  <w:comment w:id="24" w:author="Lopez Martinez, Patricia" w:date="2026-02-27T10:00:00Z" w:initials="LMP">
+  <w:comment w:id="23" w:author="Lopez Martinez, Patricia" w:date="2024-10-08T13:30:00Z" w:initials="LMP">
     <w:p>
       <w:pPr>
         <w:pStyle w:val="Textocomentario"/>
@@ -23598,11 +23151,11 @@
         <w:annotationRef/>
       </w:r>
       <w:r>
-        <w:t>Esto es el 2a o el 4ª ¿Cuándo se hacen las validaciones?</w:t>
+        <w:t>Una cosa que acabo de darme cuenta ahora (por culpa de escuchar noticias sobre el IVA). Quizá el IVA tendría que ir unido más a la categoría que al producto, ¿no? O igual tener dos campos de categorías, una más de usuario y otra que mapeen las del IVA. Lo digo porque de cara a introducir la información, igual el administrador tiene claro que el aceite es un alimento de primera necesidad, pero en ese momento no se acuerda de cuanto IVA corresponde a esa categoría.</w:t>
       </w:r>
     </w:p>
   </w:comment>
-  <w:comment w:id="26" w:author="Lopez Martinez, Patricia" w:date="2024-10-08T13:37:00Z" w:initials="LMP">
+  <w:comment w:id="26" w:author="Lopez Martinez, Patricia" w:date="2026-02-27T10:01:00Z" w:initials="LMP">
     <w:p>
       <w:pPr>
         <w:pStyle w:val="Textocomentario"/>
@@ -23614,11 +23167,59 @@
         <w:annotationRef/>
       </w:r>
       <w:r>
-        <w:t>Aquí deberías aclarar qué campos son modificables.</w:t>
+        <w:t>Cámbialo en las demás tablas</w:t>
       </w:r>
     </w:p>
   </w:comment>
-  <w:comment w:id="27" w:author="Lopez Martinez, Patricia" w:date="2023-10-20T13:04:00Z" w:initials="LMP">
+  <w:comment w:id="28" w:author="Lopez Martinez, Patricia" w:date="2026-02-27T10:00:00Z" w:initials="LMP">
+    <w:p>
+      <w:pPr>
+        <w:pStyle w:val="Textocomentario"/>
+      </w:pPr>
+      <w:r>
+        <w:rPr>
+          <w:rStyle w:val="Refdecomentario"/>
+        </w:rPr>
+        <w:annotationRef/>
+      </w:r>
+      <w:r>
+        <w:t>Esto es el 2a o el 4ª ¿Cuándo se hacen las validaciones?</w:t>
+      </w:r>
+    </w:p>
+  </w:comment>
+  <w:comment w:id="29" w:author="Jaime Eduardo Baires Escalante" w:date="2026-07-15T07:08:00Z" w:initials="JB">
+    <w:p>
+      <w:pPr>
+        <w:pStyle w:val="Textocomentario"/>
+      </w:pPr>
+      <w:r>
+        <w:rPr>
+          <w:rStyle w:val="Refdecomentario"/>
+        </w:rPr>
+        <w:annotationRef/>
+      </w:r>
+      <w:r>
+        <w:t>Realmente las validaciones ocurren después que el usuario ingresa los datos, antes de darle a guardar. He recompuesto el escenario principal para dejarlo claro.</w:t>
+      </w:r>
+    </w:p>
+  </w:comment>
+  <w:comment w:id="30" w:author="Lopez Martinez, Patricia" w:date="2024-10-08T13:37:00Z" w:initials="LMP">
+    <w:p>
+      <w:pPr>
+        <w:pStyle w:val="Textocomentario"/>
+      </w:pPr>
+      <w:r>
+        <w:rPr>
+          <w:rStyle w:val="Refdecomentario"/>
+        </w:rPr>
+        <w:annotationRef/>
+      </w:r>
+      <w:r>
+        <w:t>Aquí deberías aclarar qué campos son modificables.</w:t>
+      </w:r>
+    </w:p>
+  </w:comment>
+  <w:comment w:id="31" w:author="Lopez Martinez, Patricia" w:date="2023-10-20T13:04:00Z" w:initials="LMP">
     <w:p>
       <w:pPr>
         <w:pStyle w:val="Textocomentario"/>
@@ -23647,7 +23248,7 @@
       </w:r>
     </w:p>
   </w:comment>
-  <w:comment w:id="28" w:author="Jaime Eduardo Baires Escalante" w:date="2024-02-13T22:00:00Z" w:initials="JB">
+  <w:comment w:id="32" w:author="Jaime Eduardo Baires Escalante" w:date="2024-02-13T22:00:00Z" w:initials="JB">
     <w:p>
       <w:pPr>
         <w:pStyle w:val="Textocomentario"/>
@@ -23663,7 +23264,7 @@
       </w:r>
     </w:p>
   </w:comment>
-  <w:comment w:id="29" w:author="Lopez Martinez, Patricia" w:date="2024-02-20T13:14:00Z" w:initials="LMP">
+  <w:comment w:id="33" w:author="Lopez Martinez, Patricia" w:date="2024-02-20T13:14:00Z" w:initials="LMP">
     <w:p>
       <w:pPr>
         <w:pStyle w:val="Textocomentario"/>
@@ -23679,7 +23280,7 @@
       </w:r>
     </w:p>
   </w:comment>
-  <w:comment w:id="30" w:author="Jaime Eduardo Baires Escalante" w:date="2024-03-03T20:01:00Z" w:initials="JB">
+  <w:comment w:id="34" w:author="Jaime Eduardo Baires Escalante" w:date="2024-03-03T20:01:00Z" w:initials="JB">
     <w:p>
       <w:pPr>
         <w:pStyle w:val="Textocomentario"/>
@@ -23695,7 +23296,7 @@
       </w:r>
     </w:p>
   </w:comment>
-  <w:comment w:id="31" w:author="Lopez Martinez, Patricia" w:date="2024-07-10T13:20:00Z" w:initials="LMP">
+  <w:comment w:id="35" w:author="Lopez Martinez, Patricia" w:date="2024-07-10T13:20:00Z" w:initials="LMP">
     <w:p>
       <w:pPr>
         <w:pStyle w:val="Textocomentario"/>
@@ -23711,7 +23312,7 @@
       </w:r>
     </w:p>
   </w:comment>
-  <w:comment w:id="32" w:author="Lopez Martinez, Patricia" w:date="2024-10-08T13:39:00Z" w:initials="LMP">
+  <w:comment w:id="36" w:author="Lopez Martinez, Patricia" w:date="2024-10-08T13:39:00Z" w:initials="LMP">
     <w:p>
       <w:pPr>
         <w:pStyle w:val="Textocomentario"/>
@@ -23727,7 +23328,7 @@
       </w:r>
     </w:p>
   </w:comment>
-  <w:comment w:id="33" w:author="Lopez Martinez, Patricia" w:date="2024-10-08T13:40:00Z" w:initials="LMP">
+  <w:comment w:id="37" w:author="Jaime Eduardo Baires Escalante" w:date="2024-11-12T20:29:00Z" w:initials="JB">
     <w:p>
       <w:pPr>
         <w:pStyle w:val="Textocomentario"/>
@@ -23739,14 +23340,17 @@
         <w:annotationRef/>
       </w:r>
       <w:r>
-        <w:t>Esto es “y” , no “o”</w:t>
-      </w:r>
-      <w:r>
-        <w:t>, ¿No? Hay que repasarlo según lo que decidas respecto al comentario anterior.</w:t>
+        <w:rPr>
+          <w:rStyle w:val="Refdecomentario"/>
+        </w:rPr>
+        <w:t>Tienes razón</w:t>
+      </w:r>
+      <w:r>
+        <w:t>, es mejor gestionarlo con un check de “Activo”, y cuando se quiera eliminarlo se ponga a False.</w:t>
       </w:r>
     </w:p>
   </w:comment>
-  <w:comment w:id="34" w:author="Lopez Martinez, Patricia" w:date="2026-02-27T10:05:00Z" w:initials="LMP">
+  <w:comment w:id="38" w:author="Lopez Martinez, Patricia" w:date="2026-02-27T10:05:00Z" w:initials="LMP">
     <w:p>
       <w:pPr>
         <w:pStyle w:val="Textocomentario"/>
@@ -23766,19 +23370,11 @@
         <w:pStyle w:val="Textocomentario"/>
       </w:pPr>
       <w:r>
-        <w:t xml:space="preserve">Si desde esta lista es desde donde vas a proceder a modificar artículo, para por ejemplo, modificar su stock, deberían ser todos, porque </w:t>
-      </w:r>
-      <w:proofErr w:type="spellStart"/>
-      <w:r>
-        <w:t>sino</w:t>
-      </w:r>
-      <w:proofErr w:type="spellEnd"/>
-      <w:r>
-        <w:t xml:space="preserve">, nunca podrías acceder a los que ya no tienen stock.  </w:t>
+        <w:t xml:space="preserve">Si desde esta lista es desde donde vas a proceder a modificar artículo, para por ejemplo, modificar su stock, deberían ser todos, porque sino, nunca podrías acceder a los que ya no tienen stock.  </w:t>
       </w:r>
     </w:p>
   </w:comment>
-  <w:comment w:id="35" w:author="Lopez Martinez, Patricia" w:date="2024-10-08T13:44:00Z" w:initials="LMP">
+  <w:comment w:id="39" w:author="Jaime Eduardo Baires Escalante" w:date="2026-07-15T07:13:00Z" w:initials="JB">
     <w:p>
       <w:pPr>
         <w:pStyle w:val="Textocomentario"/>
@@ -23790,11 +23386,11 @@
         <w:annotationRef/>
       </w:r>
       <w:r>
-        <w:t xml:space="preserve">Lo del recibo yo creo que no lo pondría, porque no lo vamos a implementar. </w:t>
+        <w:t>Se permitirá acceder a todos. He redactado de mejor manera el caso de uso, para dejarlo claro.</w:t>
       </w:r>
     </w:p>
   </w:comment>
-  <w:comment w:id="36" w:author="Lopez Martinez, Patricia" w:date="2026-02-27T10:08:00Z" w:initials="LMP">
+  <w:comment w:id="40" w:author="Lopez Martinez, Patricia" w:date="2026-02-27T10:08:00Z" w:initials="LMP">
     <w:p>
       <w:pPr>
         <w:pStyle w:val="Textocomentario"/>
@@ -23806,15 +23402,7 @@
         <w:annotationRef/>
       </w:r>
       <w:r>
-        <w:t xml:space="preserve">Esto en realidad es el </w:t>
-      </w:r>
-      <w:proofErr w:type="spellStart"/>
-      <w:r>
-        <w:t>Extend</w:t>
-      </w:r>
-      <w:proofErr w:type="spellEnd"/>
-      <w:r>
-        <w:t xml:space="preserve"> que habías modelado antes, ¿no? </w:t>
+        <w:t xml:space="preserve">Esto en realidad es el Extend que habías modelado antes, ¿no? </w:t>
       </w:r>
     </w:p>
     <w:p>
@@ -23830,15 +23418,7 @@
         <w:pStyle w:val="Textocomentario"/>
       </w:pPr>
       <w:r>
-        <w:t xml:space="preserve">3a [El usuario quiere eliminar algún artículo] </w:t>
-      </w:r>
-      <w:proofErr w:type="spellStart"/>
-      <w:r>
-        <w:t>Extend</w:t>
-      </w:r>
-      <w:proofErr w:type="spellEnd"/>
-      <w:r>
-        <w:t xml:space="preserve"> Borrar Articulo de Lista</w:t>
+        <w:t>3a [El usuario quiere eliminar algún artículo] Extend Borrar Articulo de Lista</w:t>
       </w:r>
     </w:p>
     <w:p>
@@ -23855,7 +23435,7 @@
       </w:r>
     </w:p>
   </w:comment>
-  <w:comment w:id="37" w:author="Lopez Martinez, Patricia" w:date="2024-10-08T13:43:00Z" w:initials="LMP">
+  <w:comment w:id="41" w:author="Jaime Eduardo Baires Escalante" w:date="2026-07-15T07:18:00Z" w:initials="JB">
     <w:p>
       <w:pPr>
         <w:pStyle w:val="Textocomentario"/>
@@ -23867,11 +23447,11 @@
         <w:annotationRef/>
       </w:r>
       <w:r>
-        <w:t>Aquí es donde digo que si no existe, hay que crearlo.</w:t>
+        <w:t>Listo, lo he redactado de esa forma.</w:t>
       </w:r>
     </w:p>
   </w:comment>
-  <w:comment w:id="38" w:author="Lopez Martinez, Patricia" w:date="2024-10-08T13:43:00Z" w:initials="LMP">
+  <w:comment w:id="42" w:author="Lopez Martinez, Patricia" w:date="2024-10-08T13:43:00Z" w:initials="LMP">
     <w:p>
       <w:pPr>
         <w:pStyle w:val="Textocomentario"/>
@@ -23883,7 +23463,320 @@
         <w:annotationRef/>
       </w:r>
       <w:r>
-        <w:t>Ponlo en el formato del caso de uso anterior:</w:t>
+        <w:t>Aquí es donde digo que si no existe, hay que crearlo.</w:t>
+      </w:r>
+    </w:p>
+  </w:comment>
+  <w:comment w:id="43" w:author="Jaime Eduardo Baires Escalante" w:date="2024-10-27T18:42:00Z" w:initials="JB">
+    <w:p>
+      <w:pPr>
+        <w:pStyle w:val="Textocomentario"/>
+      </w:pPr>
+      <w:r>
+        <w:rPr>
+          <w:rStyle w:val="Refdecomentario"/>
+        </w:rPr>
+        <w:annotationRef/>
+      </w:r>
+      <w:r>
+        <w:t>Vale, añado el texto aclaratorio en la extensión de este caso.</w:t>
+      </w:r>
+    </w:p>
+  </w:comment>
+  <w:comment w:id="44" w:author="Lopez Martinez, Patricia" w:date="2024-10-08T13:44:00Z" w:initials="LMP">
+    <w:p>
+      <w:pPr>
+        <w:pStyle w:val="Textocomentario"/>
+      </w:pPr>
+      <w:r>
+        <w:rPr>
+          <w:rStyle w:val="Refdecomentario"/>
+        </w:rPr>
+        <w:annotationRef/>
+      </w:r>
+      <w:r>
+        <w:t>¿El proveedor está allí?</w:t>
+      </w:r>
+    </w:p>
+  </w:comment>
+  <w:comment w:id="45" w:author="Jaime Eduardo Baires Escalante" w:date="2024-10-27T18:40:00Z" w:initials="JB">
+    <w:p>
+      <w:pPr>
+        <w:pStyle w:val="Textocomentario"/>
+      </w:pPr>
+      <w:r>
+        <w:rPr>
+          <w:rStyle w:val="Refdecomentario"/>
+        </w:rPr>
+        <w:annotationRef/>
+      </w:r>
+      <w:r>
+        <w:t>Sí. Añadiré el caso de uso de añadir proveedor.</w:t>
+      </w:r>
+    </w:p>
+  </w:comment>
+  <w:comment w:id="46" w:author="Lopez Martinez, Patricia" w:date="2026-02-27T10:10:00Z" w:initials="LMP">
+    <w:p>
+      <w:pPr>
+        <w:pStyle w:val="Textocomentario"/>
+      </w:pPr>
+      <w:r>
+        <w:rPr>
+          <w:rStyle w:val="Refdecomentario"/>
+        </w:rPr>
+        <w:annotationRef/>
+      </w:r>
+      <w:r>
+        <w:t>Igual que antes</w:t>
+      </w:r>
+    </w:p>
+  </w:comment>
+  <w:comment w:id="47" w:author="Jaime Eduardo Baires Escalante" w:date="2026-07-15T07:21:00Z" w:initials="JB">
+    <w:p>
+      <w:pPr>
+        <w:pStyle w:val="Textocomentario"/>
+      </w:pPr>
+      <w:r>
+        <w:rPr>
+          <w:rStyle w:val="Refdecomentario"/>
+        </w:rPr>
+        <w:annotationRef/>
+      </w:r>
+      <w:r>
+        <w:t>hecho</w:t>
+      </w:r>
+    </w:p>
+  </w:comment>
+  <w:comment w:id="48" w:author="Lopez Martinez, Patricia" w:date="2024-10-08T13:47:00Z" w:initials="LMP">
+    <w:p>
+      <w:pPr>
+        <w:pStyle w:val="Textocomentario"/>
+      </w:pPr>
+      <w:r>
+        <w:rPr>
+          <w:rStyle w:val="Refdecomentario"/>
+        </w:rPr>
+        <w:annotationRef/>
+      </w:r>
+      <w:r>
+        <w:t>Como son los del factura, no lo puede ingresar el usuario.</w:t>
+      </w:r>
+      <w:r>
+        <w:t xml:space="preserve"> Es confuso.</w:t>
+      </w:r>
+    </w:p>
+  </w:comment>
+  <w:comment w:id="49" w:author="Lopez Martinez, Patricia" w:date="2026-02-27T10:11:00Z" w:initials="LMP">
+    <w:p>
+      <w:pPr>
+        <w:pStyle w:val="Textocomentario"/>
+      </w:pPr>
+      <w:r>
+        <w:rPr>
+          <w:rStyle w:val="Refdecomentario"/>
+        </w:rPr>
+        <w:annotationRef/>
+      </w:r>
+      <w:r>
+        <w:t xml:space="preserve">Esto es un poco raro. ¿Quiere decir que devuelvo los  productos y entonces se suman al stock? No sé, puede ser que se devuelvan por mal estado…quizá este caso de uso lo podrías eliminar. </w:t>
+      </w:r>
+    </w:p>
+  </w:comment>
+  <w:comment w:id="50" w:author="Lopez Martinez, Patricia" w:date="2026-02-27T10:13:00Z" w:initials="LMP">
+    <w:p>
+      <w:pPr>
+        <w:pStyle w:val="Textocomentario"/>
+      </w:pPr>
+      <w:r>
+        <w:rPr>
+          <w:rStyle w:val="Refdecomentario"/>
+        </w:rPr>
+        <w:annotationRef/>
+      </w:r>
+      <w:r>
+        <w:t>¿Cuáles son?</w:t>
+      </w:r>
+    </w:p>
+  </w:comment>
+  <w:comment w:id="51" w:author="Jaime Eduardo Baires Escalante" w:date="2026-07-15T07:26:00Z" w:initials="JB">
+    <w:p>
+      <w:pPr>
+        <w:pStyle w:val="Textocomentario"/>
+      </w:pPr>
+      <w:r>
+        <w:rPr>
+          <w:rStyle w:val="Refdecomentario"/>
+        </w:rPr>
+        <w:annotationRef/>
+      </w:r>
+      <w:r>
+        <w:t>he añadido los periodos de tiempo preestablecidos</w:t>
+      </w:r>
+    </w:p>
+  </w:comment>
+  <w:comment w:id="53" w:author="Lopez Martinez, Patricia" w:date="2024-10-08T13:49:00Z" w:initials="LMP">
+    <w:p>
+      <w:pPr>
+        <w:pStyle w:val="Textocomentario"/>
+      </w:pPr>
+      <w:r>
+        <w:rPr>
+          <w:rStyle w:val="Refdecomentario"/>
+        </w:rPr>
+        <w:annotationRef/>
+      </w:r>
+      <w:r>
+        <w:t>(Dí cuales) Los requisitos deben ser verificables, así que si yo digo que va a ser soportado por Firefox y Chrome, haré pruebas en esos. Si lo dejo abierto, no sé en cuales lo tengo que probar.</w:t>
+      </w:r>
+    </w:p>
+  </w:comment>
+  <w:comment w:id="54" w:author="Jaime Eduardo Baires Escalante" w:date="2026-07-15T07:28:00Z" w:initials="JB">
+    <w:p>
+      <w:pPr>
+        <w:pStyle w:val="Textocomentario"/>
+      </w:pPr>
+      <w:r>
+        <w:rPr>
+          <w:rStyle w:val="Refdecomentario"/>
+        </w:rPr>
+        <w:annotationRef/>
+      </w:r>
+      <w:r>
+        <w:t>listo</w:t>
+      </w:r>
+    </w:p>
+  </w:comment>
+  <w:comment w:id="60" w:author="Lopez Martinez, Patricia" w:date="2026-02-27T10:16:00Z" w:initials="LMP">
+    <w:p>
+      <w:pPr>
+        <w:pStyle w:val="Textocomentario"/>
+      </w:pPr>
+      <w:r>
+        <w:rPr>
+          <w:rStyle w:val="Refdecomentario"/>
+        </w:rPr>
+        <w:annotationRef/>
+      </w:r>
+      <w:r>
+        <w:t xml:space="preserve">Aquí no deberías hablar todavía de tecnologías concretas, sí decir que la capa de presentación es web, el negocio REST y la capa dde datos con base de datos relacional, pero sin nombrar tecnologías, pues eso se implementación, no diseño. </w:t>
+      </w:r>
+    </w:p>
+  </w:comment>
+  <w:comment w:id="61" w:author="Jaime Eduardo Baires Escalante" w:date="2026-07-15T07:32:00Z" w:initials="JB">
+    <w:p>
+      <w:pPr>
+        <w:pStyle w:val="Textocomentario"/>
+      </w:pPr>
+      <w:r>
+        <w:rPr>
+          <w:rStyle w:val="Refdecomentario"/>
+        </w:rPr>
+        <w:annotationRef/>
+      </w:r>
+      <w:r>
+        <w:t>entendido, he modificado los párrafos para eliminar los detalles de diseño</w:t>
+      </w:r>
+    </w:p>
+  </w:comment>
+  <w:comment w:id="64" w:author="Lopez Martinez, Patricia" w:date="2026-02-27T10:20:00Z" w:initials="LMP">
+    <w:p>
+      <w:pPr>
+        <w:pStyle w:val="Textocomentario"/>
+      </w:pPr>
+      <w:r>
+        <w:rPr>
+          <w:rStyle w:val="Refdecomentario"/>
+        </w:rPr>
+        <w:annotationRef/>
+      </w:r>
+      <w:r>
+        <w:t>¿Qué vas a usar como id del usuario? ¿La primary key?</w:t>
+      </w:r>
+    </w:p>
+  </w:comment>
+  <w:comment w:id="65" w:author="Lopez Martinez, Patricia" w:date="2024-02-20T13:27:00Z" w:initials="LMP">
+    <w:p>
+      <w:pPr>
+        <w:pStyle w:val="Textocomentario"/>
+      </w:pPr>
+      <w:r>
+        <w:rPr>
+          <w:rStyle w:val="Refdecomentario"/>
+        </w:rPr>
+        <w:annotationRef/>
+      </w:r>
+      <w:r>
+        <w:t>Esto veremos como lo implementamos, lo ibas a hacer con JWT, ¿no?</w:t>
+      </w:r>
+    </w:p>
+  </w:comment>
+  <w:comment w:id="66" w:author="Jaime Eduardo Baires Escalante" w:date="2024-03-03T20:33:00Z" w:initials="JB">
+    <w:p>
+      <w:pPr>
+        <w:pStyle w:val="Textocomentario"/>
+      </w:pPr>
+      <w:r>
+        <w:rPr>
+          <w:rStyle w:val="Refdecomentario"/>
+        </w:rPr>
+        <w:annotationRef/>
+      </w:r>
+      <w:r>
+        <w:t>Lo voy a hacer con Spring Boot</w:t>
+      </w:r>
+    </w:p>
+  </w:comment>
+  <w:comment w:id="67" w:author="Lopez Martinez, Patricia" w:date="2024-07-10T13:32:00Z" w:initials="LMP">
+    <w:p>
+      <w:pPr>
+        <w:pStyle w:val="Textocomentario"/>
+      </w:pPr>
+      <w:r>
+        <w:rPr>
+          <w:rStyle w:val="Refdecomentario"/>
+        </w:rPr>
+        <w:annotationRef/>
+      </w:r>
+      <w:r>
+        <w:t>Sí, pero SpringBoot te ofrece diferentes opciones, tienes que mirar con cual lo haces.</w:t>
+      </w:r>
+    </w:p>
+  </w:comment>
+  <w:comment w:id="68" w:author="Lopez Martinez, Patricia" w:date="2024-10-08T13:58:00Z" w:initials="LMP">
+    <w:p>
+      <w:pPr>
+        <w:pStyle w:val="Textocomentario"/>
+      </w:pPr>
+      <w:r>
+        <w:rPr>
+          <w:rStyle w:val="Refdecomentario"/>
+        </w:rPr>
+        <w:annotationRef/>
+      </w:r>
+      <w:r>
+        <w:t>Bueno, en función de c</w:t>
+      </w:r>
+      <w:r>
+        <w:t>ó</w:t>
+      </w:r>
+      <w:r>
+        <w:t>mo lo hagamos, esto quizá haya que cambiarlo</w:t>
+      </w:r>
+    </w:p>
+  </w:comment>
+  <w:comment w:id="69" w:author="Lopez Martinez, Patricia" w:date="2026-02-27T10:21:00Z" w:initials="LMP">
+    <w:p>
+      <w:pPr>
+        <w:pStyle w:val="Textocomentario"/>
+      </w:pPr>
+      <w:r>
+        <w:rPr>
+          <w:rStyle w:val="Refdecomentario"/>
+        </w:rPr>
+        <w:annotationRef/>
+      </w:r>
+      <w:r>
+        <w:t xml:space="preserve">Estos URIs de las facturas no los entiendo bien. /facturas sería de todas las facturas y luego también tendríamos /facturasVenta, /facturasCompra…etc. </w:t>
       </w:r>
     </w:p>
     <w:p>
@@ -23891,393 +23784,49 @@
         <w:pStyle w:val="Textocomentario"/>
       </w:pPr>
       <w:r>
-        <w:t>Por cada artículo que se quiera añadir a la compra:</w:t>
-      </w:r>
-    </w:p>
-    <w:p>
-      <w:pPr>
-        <w:pStyle w:val="Textocomentario"/>
-      </w:pPr>
-      <w:r>
-        <w:t>-</w:t>
-      </w:r>
-    </w:p>
-    <w:p>
-      <w:pPr>
-        <w:pStyle w:val="Textocomentario"/>
-      </w:pPr>
-      <w:r>
-        <w:t>-</w:t>
-      </w:r>
-    </w:p>
-  </w:comment>
-  <w:comment w:id="39" w:author="Lopez Martinez, Patricia" w:date="2024-10-08T13:44:00Z" w:initials="LMP">
-    <w:p>
-      <w:pPr>
-        <w:pStyle w:val="Textocomentario"/>
-      </w:pPr>
-      <w:r>
-        <w:rPr>
-          <w:rStyle w:val="Refdecomentario"/>
-        </w:rPr>
-        <w:annotationRef/>
-      </w:r>
-      <w:r>
-        <w:t>¿El proveedor está allí?</w:t>
-      </w:r>
-      <w:r>
-        <w:t xml:space="preserve"> No entiendo esto de que confirma “Con el proveedor”</w:t>
-      </w:r>
-    </w:p>
-  </w:comment>
-  <w:comment w:id="40" w:author="Lopez Martinez, Patricia" w:date="2026-02-27T10:10:00Z" w:initials="LMP">
-    <w:p>
-      <w:pPr>
-        <w:pStyle w:val="Textocomentario"/>
-      </w:pPr>
-      <w:r>
-        <w:rPr>
-          <w:rStyle w:val="Refdecomentario"/>
-        </w:rPr>
-        <w:annotationRef/>
-      </w:r>
-      <w:r>
-        <w:t>Igual que antes</w:t>
-      </w:r>
-    </w:p>
-  </w:comment>
-  <w:comment w:id="41" w:author="Lopez Martinez, Patricia" w:date="2024-10-08T13:47:00Z" w:initials="LMP">
-    <w:p>
-      <w:pPr>
-        <w:pStyle w:val="Textocomentario"/>
-      </w:pPr>
-      <w:r>
-        <w:rPr>
-          <w:rStyle w:val="Refdecomentario"/>
-        </w:rPr>
-        <w:annotationRef/>
-      </w:r>
-      <w:r>
-        <w:t>Como son los del factura, no lo puede ingresar el usuario.</w:t>
-      </w:r>
-      <w:r>
-        <w:t xml:space="preserve"> Es confuso.</w:t>
-      </w:r>
-    </w:p>
-  </w:comment>
-  <w:comment w:id="42" w:author="Lopez Martinez, Patricia" w:date="2026-02-27T10:11:00Z" w:initials="LMP">
-    <w:p>
-      <w:pPr>
-        <w:pStyle w:val="Textocomentario"/>
-      </w:pPr>
-      <w:r>
-        <w:rPr>
-          <w:rStyle w:val="Refdecomentario"/>
-        </w:rPr>
-        <w:annotationRef/>
-      </w:r>
-      <w:r>
-        <w:t xml:space="preserve">Esto es un poco raro. ¿Quiere decir que devuelvo los  productos y entonces se suman al stock? No sé, puede ser que se devuelvan por mal estado…quizá este caso de uso lo podrías eliminar. </w:t>
-      </w:r>
-    </w:p>
-  </w:comment>
-  <w:comment w:id="43" w:author="Lopez Martinez, Patricia" w:date="2026-02-27T10:13:00Z" w:initials="LMP">
-    <w:p>
-      <w:pPr>
-        <w:pStyle w:val="Textocomentario"/>
-      </w:pPr>
-      <w:r>
-        <w:rPr>
-          <w:rStyle w:val="Refdecomentario"/>
-        </w:rPr>
-        <w:annotationRef/>
-      </w:r>
-      <w:r>
-        <w:t>¿Cuáles son?</w:t>
-      </w:r>
-    </w:p>
-  </w:comment>
-  <w:comment w:id="45" w:author="Lopez Martinez, Patricia" w:date="2024-10-08T13:49:00Z" w:initials="LMP">
-    <w:p>
-      <w:pPr>
-        <w:pStyle w:val="Textocomentario"/>
-      </w:pPr>
-      <w:r>
-        <w:rPr>
-          <w:rStyle w:val="Refdecomentario"/>
-        </w:rPr>
-        <w:annotationRef/>
-      </w:r>
-      <w:r>
-        <w:t>(</w:t>
-      </w:r>
-      <w:proofErr w:type="spellStart"/>
-      <w:r>
-        <w:t>Dí</w:t>
-      </w:r>
-      <w:proofErr w:type="spellEnd"/>
-      <w:r>
-        <w:t xml:space="preserve"> cuales) Los requisitos deben ser verificables, así que si yo digo que va a ser soportado por Firefox y Chrome, haré pruebas en esos. Si lo dejo abierto, no sé en cuales lo tengo que probar.</w:t>
-      </w:r>
-    </w:p>
-  </w:comment>
-  <w:comment w:id="51" w:author="Lopez Martinez, Patricia" w:date="2026-02-27T10:16:00Z" w:initials="LMP">
-    <w:p>
-      <w:pPr>
-        <w:pStyle w:val="Textocomentario"/>
-      </w:pPr>
-      <w:r>
-        <w:rPr>
-          <w:rStyle w:val="Refdecomentario"/>
-        </w:rPr>
-        <w:annotationRef/>
-      </w:r>
-      <w:r>
-        <w:t xml:space="preserve">Aquí no deberías hablar todavía de tecnologías concretas, sí decir que la capa de presentación es web, el negocio REST y la capa </w:t>
-      </w:r>
-      <w:proofErr w:type="spellStart"/>
-      <w:r>
-        <w:t>dde</w:t>
-      </w:r>
-      <w:proofErr w:type="spellEnd"/>
-      <w:r>
-        <w:t xml:space="preserve"> datos con base de datos relacional, pero sin nombrar tecnologías, pues eso se implementación, no diseño. </w:t>
-      </w:r>
-    </w:p>
-  </w:comment>
-  <w:comment w:id="54" w:author="Lopez Martinez, Patricia" w:date="2024-10-08T13:57:00Z" w:initials="LMP">
-    <w:p>
-      <w:pPr>
-        <w:pStyle w:val="Textocomentario"/>
-      </w:pPr>
-      <w:r>
-        <w:rPr>
-          <w:rStyle w:val="Refdecomentario"/>
-        </w:rPr>
-        <w:annotationRef/>
-      </w:r>
-      <w:r>
-        <w:t>En realidad esto quizá sobra, porque no estamos poniendo funcionalidades dirigidas a dar de alta usuario. Se supone que se añadirían de manera directa en el servidor. Si quieres hacerlo, tendrías que poner algún caso de uso que pueda ejecutar el administrador que fuese “</w:t>
-      </w:r>
-      <w:proofErr w:type="spellStart"/>
-      <w:r>
-        <w:t>Anhade</w:t>
-      </w:r>
-      <w:proofErr w:type="spellEnd"/>
-      <w:r>
-        <w:t xml:space="preserve"> vendedor” y “Elimina vendedor”, que también podrían tener sentido.</w:t>
-      </w:r>
-    </w:p>
-  </w:comment>
-  <w:comment w:id="55" w:author="Lopez Martinez, Patricia" w:date="2026-02-27T10:20:00Z" w:initials="LMP">
-    <w:p>
-      <w:pPr>
-        <w:pStyle w:val="Textocomentario"/>
-      </w:pPr>
-      <w:r>
-        <w:rPr>
-          <w:rStyle w:val="Refdecomentario"/>
-        </w:rPr>
-        <w:annotationRef/>
-      </w:r>
-      <w:r>
-        <w:t xml:space="preserve">¿Qué vas a usar como id del usuario? ¿La </w:t>
-      </w:r>
-      <w:proofErr w:type="spellStart"/>
-      <w:r>
-        <w:t>primary</w:t>
-      </w:r>
-      <w:proofErr w:type="spellEnd"/>
-      <w:r>
-        <w:t xml:space="preserve"> </w:t>
-      </w:r>
-      <w:proofErr w:type="spellStart"/>
-      <w:r>
-        <w:t>key</w:t>
-      </w:r>
-      <w:proofErr w:type="spellEnd"/>
-      <w:r>
-        <w:t>?</w:t>
-      </w:r>
-    </w:p>
-  </w:comment>
-  <w:comment w:id="56" w:author="Lopez Martinez, Patricia" w:date="2024-02-20T13:27:00Z" w:initials="LMP">
-    <w:p>
-      <w:pPr>
-        <w:pStyle w:val="Textocomentario"/>
-      </w:pPr>
-      <w:r>
-        <w:rPr>
-          <w:rStyle w:val="Refdecomentario"/>
-        </w:rPr>
-        <w:annotationRef/>
-      </w:r>
-      <w:r>
-        <w:t xml:space="preserve">Esto veremos </w:t>
-      </w:r>
-      <w:proofErr w:type="spellStart"/>
-      <w:r>
-        <w:t>como</w:t>
-      </w:r>
-      <w:proofErr w:type="spellEnd"/>
-      <w:r>
-        <w:t xml:space="preserve"> lo implementamos, lo ibas a hacer con JWT, ¿no?</w:t>
-      </w:r>
-    </w:p>
-  </w:comment>
-  <w:comment w:id="57" w:author="Jaime Eduardo Baires Escalante" w:date="2024-03-03T20:33:00Z" w:initials="JB">
-    <w:p>
-      <w:pPr>
-        <w:pStyle w:val="Textocomentario"/>
-      </w:pPr>
-      <w:r>
-        <w:rPr>
-          <w:rStyle w:val="Refdecomentario"/>
-        </w:rPr>
-        <w:annotationRef/>
-      </w:r>
-      <w:r>
-        <w:t xml:space="preserve">Lo voy a hacer con Spring </w:t>
-      </w:r>
-      <w:proofErr w:type="spellStart"/>
-      <w:r>
-        <w:t>Boot</w:t>
-      </w:r>
-      <w:proofErr w:type="spellEnd"/>
-    </w:p>
-  </w:comment>
-  <w:comment w:id="58" w:author="Lopez Martinez, Patricia" w:date="2024-07-10T13:32:00Z" w:initials="LMP">
-    <w:p>
-      <w:pPr>
-        <w:pStyle w:val="Textocomentario"/>
-      </w:pPr>
-      <w:r>
-        <w:rPr>
-          <w:rStyle w:val="Refdecomentario"/>
-        </w:rPr>
-        <w:annotationRef/>
-      </w:r>
-      <w:r>
-        <w:t xml:space="preserve">Sí, pero </w:t>
-      </w:r>
-      <w:proofErr w:type="spellStart"/>
-      <w:r>
-        <w:t>SpringBoot</w:t>
-      </w:r>
-      <w:proofErr w:type="spellEnd"/>
-      <w:r>
-        <w:t xml:space="preserve"> te ofrece diferentes opciones, tienes que mirar con cual lo haces.</w:t>
-      </w:r>
-    </w:p>
-  </w:comment>
-  <w:comment w:id="59" w:author="Lopez Martinez, Patricia" w:date="2024-10-08T13:58:00Z" w:initials="LMP">
-    <w:p>
-      <w:pPr>
-        <w:pStyle w:val="Textocomentario"/>
-      </w:pPr>
-      <w:r>
-        <w:rPr>
-          <w:rStyle w:val="Refdecomentario"/>
-        </w:rPr>
-        <w:annotationRef/>
-      </w:r>
-      <w:r>
-        <w:t>Bueno, en función de c</w:t>
-      </w:r>
-      <w:r>
-        <w:t>ó</w:t>
-      </w:r>
-      <w:bookmarkStart w:id="60" w:name="_GoBack"/>
-      <w:bookmarkEnd w:id="60"/>
-      <w:r>
-        <w:t>mo lo hagamos, esto quizá haya que cambiarlo</w:t>
-      </w:r>
-    </w:p>
-  </w:comment>
-  <w:comment w:id="61" w:author="Lopez Martinez, Patricia" w:date="2026-02-27T10:21:00Z" w:initials="LMP">
-    <w:p>
-      <w:pPr>
-        <w:pStyle w:val="Textocomentario"/>
-      </w:pPr>
-      <w:r>
-        <w:rPr>
-          <w:rStyle w:val="Refdecomentario"/>
-        </w:rPr>
-        <w:annotationRef/>
-      </w:r>
-      <w:r>
-        <w:t xml:space="preserve">Estos </w:t>
-      </w:r>
-      <w:proofErr w:type="spellStart"/>
-      <w:r>
-        <w:t>URIs</w:t>
-      </w:r>
-      <w:proofErr w:type="spellEnd"/>
-      <w:r>
-        <w:t xml:space="preserve"> de las facturas no los entiendo bien. /facturas sería de todas las facturas y luego también tendríamos /</w:t>
-      </w:r>
-      <w:proofErr w:type="spellStart"/>
-      <w:r>
-        <w:t>facturasVenta</w:t>
-      </w:r>
-      <w:proofErr w:type="spellEnd"/>
-      <w:r>
-        <w:t>, /</w:t>
-      </w:r>
-      <w:proofErr w:type="spellStart"/>
-      <w:r>
-        <w:t>facturasCompra</w:t>
-      </w:r>
-      <w:proofErr w:type="spellEnd"/>
-      <w:r>
-        <w:t xml:space="preserve">…etc. </w:t>
-      </w:r>
-    </w:p>
-    <w:p>
-      <w:pPr>
-        <w:pStyle w:val="Textocomentario"/>
-      </w:pPr>
-      <w:r>
-        <w:t xml:space="preserve">También podrías hacerlo con </w:t>
-      </w:r>
-      <w:proofErr w:type="spellStart"/>
-      <w:r>
-        <w:t>queryParam</w:t>
-      </w:r>
-      <w:proofErr w:type="spellEnd"/>
+        <w:t>También podrías hacerlo con queryParam</w:t>
+      </w:r>
     </w:p>
   </w:comment>
 </w:comments>
 </file>
 
 <file path=word/commentsExtended.xml><?xml version="1.0" encoding="utf-8"?>
-<w15:commentsEx xmlns:wpc="http://schemas.microsoft.com/office/word/2010/wordprocessingCanvas" xmlns:cx="http://schemas.microsoft.com/office/drawing/2014/chartex" xmlns:cx1="http://schemas.microsoft.com/office/drawing/2015/9/8/chartex" xmlns:cx2="http://schemas.microsoft.com/office/drawing/2015/10/21/chartex" xmlns:cx3="http://schemas.microsoft.com/office/drawing/2016/5/9/chartex" xmlns:cx4="http://schemas.microsoft.com/office/drawing/2016/5/10/chartex" xmlns:cx5="http://schemas.microsoft.com/office/drawing/2016/5/11/chartex" xmlns:cx6="http://schemas.microsoft.com/office/drawing/2016/5/12/chartex" xmlns:cx7="http://schemas.microsoft.com/office/drawing/2016/5/13/chartex" xmlns:cx8="http://schemas.microsoft.com/office/drawing/2016/5/14/chartex" xmlns:mc="http://schemas.openxmlformats.org/markup-compatibility/2006" xmlns:aink="http://schemas.microsoft.com/office/drawing/2016/ink" xmlns:am3d="http://schemas.microsoft.com/office/drawing/2017/model3d" xmlns:o="urn:schemas-microsoft-com:office:office" xmlns:r="http://schemas.openxmlformats.org/officeDocument/2006/relationships" xmlns:m="http://schemas.openxmlformats.org/officeDocument/2006/math" xmlns:v="urn:schemas-microsoft-com:vml" xmlns:wp14="http://schemas.microsoft.com/office/word/2010/wordprocessingDrawing" xmlns:wp="http://schemas.openxmlformats.org/drawingml/2006/wordprocessingDrawing" xmlns:w10="urn:schemas-microsoft-com:office:word" xmlns:w="http://schemas.openxmlformats.org/wordprocessingml/2006/main" xmlns:w14="http://schemas.microsoft.com/office/word/2010/wordml" xmlns:w15="http://schemas.microsoft.com/office/word/2012/wordml" xmlns:w16cid="http://schemas.microsoft.com/office/word/2016/wordml/cid" xmlns:w16se="http://schemas.microsoft.com/office/word/2015/wordml/symex" xmlns:wpg="http://schemas.microsoft.com/office/word/2010/wordprocessingGroup" xmlns:wpi="http://schemas.microsoft.com/office/word/2010/wordprocessingInk" xmlns:wne="http://schemas.microsoft.com/office/word/2006/wordml" xmlns:wps="http://schemas.microsoft.com/office/word/2010/wordprocessingShape" mc:Ignorable="w14 w15 w16se w16cid wp14">
+<w15:commentsEx xmlns:wpc="http://schemas.microsoft.com/office/word/2010/wordprocessingCanvas" xmlns:cx="http://schemas.microsoft.com/office/drawing/2014/chartex" xmlns:cx1="http://schemas.microsoft.com/office/drawing/2015/9/8/chartex" xmlns:cx2="http://schemas.microsoft.com/office/drawing/2015/10/21/chartex" xmlns:cx3="http://schemas.microsoft.com/office/drawing/2016/5/9/chartex" xmlns:cx4="http://schemas.microsoft.com/office/drawing/2016/5/10/chartex" xmlns:cx5="http://schemas.microsoft.com/office/drawing/2016/5/11/chartex" xmlns:cx6="http://schemas.microsoft.com/office/drawing/2016/5/12/chartex" xmlns:cx7="http://schemas.microsoft.com/office/drawing/2016/5/13/chartex" xmlns:cx8="http://schemas.microsoft.com/office/drawing/2016/5/14/chartex" xmlns:mc="http://schemas.openxmlformats.org/markup-compatibility/2006" xmlns:aink="http://schemas.microsoft.com/office/drawing/2016/ink" xmlns:am3d="http://schemas.microsoft.com/office/drawing/2017/model3d" xmlns:o="urn:schemas-microsoft-com:office:office" xmlns:oel="http://schemas.microsoft.com/office/2019/extlst" xmlns:r="http://schemas.openxmlformats.org/officeDocument/2006/relationships" xmlns:m="http://schemas.openxmlformats.org/officeDocument/2006/math" xmlns:v="urn:schemas-microsoft-com:vml" xmlns:wp14="http://schemas.microsoft.com/office/word/2010/wordprocessingDrawing" xmlns:wp="http://schemas.openxmlformats.org/drawingml/2006/wordprocessingDrawing" xmlns:w10="urn:schemas-microsoft-com:office:word" xmlns:w="http://schemas.openxmlformats.org/wordprocessingml/2006/main" xmlns:w14="http://schemas.microsoft.com/office/word/2010/wordml" xmlns:w15="http://schemas.microsoft.com/office/word/2012/wordml" xmlns:w16cex="http://schemas.microsoft.com/office/word/2018/wordml/cex" xmlns:w16cid="http://schemas.microsoft.com/office/word/2016/wordml/cid" xmlns:w16="http://schemas.microsoft.com/office/word/2018/wordml" xmlns:w16du="http://schemas.microsoft.com/office/word/2023/wordml/word16du" xmlns:w16sdtdh="http://schemas.microsoft.com/office/word/2020/wordml/sdtdatahash" xmlns:w16sdtfl="http://schemas.microsoft.com/office/word/2024/wordml/sdtformatlock" xmlns:w16se="http://schemas.microsoft.com/office/word/2015/wordml/symex" xmlns:wpg="http://schemas.microsoft.com/office/word/2010/wordprocessingGroup" xmlns:wpi="http://schemas.microsoft.com/office/word/2010/wordprocessingInk" xmlns:wne="http://schemas.microsoft.com/office/word/2006/wordml" xmlns:wps="http://schemas.microsoft.com/office/word/2010/wordprocessingShape" mc:Ignorable="w14 w15 w16se w16cid w16 w16cex w16sdtdh w16sdtfl w16du wp14">
   <w15:commentEx w15:paraId="7F0AEBC3" w15:done="0"/>
-  <w15:commentEx w15:paraId="33650167" w15:done="0"/>
+  <w15:commentEx w15:paraId="33650167" w15:done="1"/>
+  <w15:commentEx w15:paraId="504CC756" w15:paraIdParent="33650167" w15:done="1"/>
+  <w15:commentEx w15:paraId="156742F5" w15:paraIdParent="33650167" w15:done="1"/>
   <w15:commentEx w15:paraId="372460CB" w15:done="0"/>
   <w15:commentEx w15:paraId="252FB5F0" w15:done="0"/>
-  <w15:commentEx w15:paraId="19A14CAF" w15:done="0"/>
-  <w15:commentEx w15:paraId="1D2E443E" w15:done="0"/>
-  <w15:commentEx w15:paraId="5CDDF433" w15:done="0"/>
-  <w15:commentEx w15:paraId="49EE2C1B" w15:paraIdParent="5CDDF433" w15:done="0"/>
-  <w15:commentEx w15:paraId="511EF102" w15:paraIdParent="5CDDF433" w15:done="0"/>
-  <w15:commentEx w15:paraId="3DB3285C" w15:paraIdParent="5CDDF433" w15:done="0"/>
-  <w15:commentEx w15:paraId="257B25E7" w15:paraIdParent="5CDDF433" w15:done="0"/>
-  <w15:commentEx w15:paraId="0256D271" w15:paraIdParent="5CDDF433" w15:done="0"/>
-  <w15:commentEx w15:paraId="4C86C84A" w15:done="0"/>
-  <w15:commentEx w15:paraId="0EFE8295" w15:done="0"/>
-  <w15:commentEx w15:paraId="2D87A382" w15:done="0"/>
-  <w15:commentEx w15:paraId="7239A1FF" w15:done="0"/>
-  <w15:commentEx w15:paraId="0C341CD4" w15:done="0"/>
-  <w15:commentEx w15:paraId="36AD0188" w15:done="0"/>
-  <w15:commentEx w15:paraId="6A0F8CE3" w15:done="0"/>
-  <w15:commentEx w15:paraId="439DB0D5" w15:done="0"/>
+  <w15:commentEx w15:paraId="19A14CAF" w15:done="1"/>
+  <w15:commentEx w15:paraId="696B9A82" w15:paraIdParent="19A14CAF" w15:done="1"/>
+  <w15:commentEx w15:paraId="7C7D5EF0" w15:done="1"/>
+  <w15:commentEx w15:paraId="346073C7" w15:done="1"/>
+  <w15:commentEx w15:paraId="734665A4" w15:paraIdParent="346073C7" w15:done="1"/>
+  <w15:commentEx w15:paraId="6EB6484D" w15:paraIdParent="346073C7" w15:done="1"/>
+  <w15:commentEx w15:paraId="62009866" w15:paraIdParent="346073C7" w15:done="1"/>
+  <w15:commentEx w15:paraId="4BE36695" w15:paraIdParent="346073C7" w15:done="1"/>
+  <w15:commentEx w15:paraId="6DE340B0" w15:paraIdParent="346073C7" w15:done="1"/>
+  <w15:commentEx w15:paraId="4235829E" w15:paraIdParent="346073C7" w15:done="1"/>
+  <w15:commentEx w15:paraId="0EFE8295" w15:done="1"/>
+  <w15:commentEx w15:paraId="6552910B" w15:paraIdParent="0EFE8295" w15:done="1"/>
+  <w15:commentEx w15:paraId="7239A1FF" w15:done="1"/>
+  <w15:commentEx w15:paraId="75E56E73" w15:paraIdParent="7239A1FF" w15:done="1"/>
+  <w15:commentEx w15:paraId="3E4DE542" w15:done="1"/>
+  <w15:commentEx w15:paraId="4D60F569" w15:paraIdParent="3E4DE542" w15:done="1"/>
+  <w15:commentEx w15:paraId="1BB38E38" w15:done="1"/>
+  <w15:commentEx w15:paraId="5263C259" w15:paraIdParent="1BB38E38" w15:done="1"/>
+  <w15:commentEx w15:paraId="439DB0D5" w15:done="1"/>
+  <w15:commentEx w15:paraId="68CDF906" w15:paraIdParent="439DB0D5" w15:done="1"/>
   <w15:commentEx w15:paraId="04848B49" w15:done="0"/>
   <w15:commentEx w15:paraId="4896B17F" w15:done="0"/>
-  <w15:commentEx w15:paraId="505953B9" w15:done="0"/>
-  <w15:commentEx w15:paraId="7F995BF0" w15:done="0"/>
-  <w15:commentEx w15:paraId="306DE7D4" w15:done="0"/>
-  <w15:commentEx w15:paraId="20F9D2C8" w15:done="0"/>
+  <w15:commentEx w15:paraId="505953B9" w15:done="1"/>
+  <w15:commentEx w15:paraId="77E8A496" w15:paraIdParent="505953B9" w15:done="1"/>
+  <w15:commentEx w15:paraId="7F995BF0" w15:done="1"/>
+  <w15:commentEx w15:paraId="0E741DB1" w15:paraIdParent="7F995BF0" w15:done="1"/>
+  <w15:commentEx w15:paraId="306DE7D4" w15:done="1"/>
+  <w15:commentEx w15:paraId="4751CC9E" w15:paraIdParent="306DE7D4" w15:done="1"/>
   <w15:commentEx w15:paraId="3CCAFED0" w15:done="0"/>
   <w15:commentEx w15:paraId="4E345C84" w15:done="0"/>
   <w15:commentEx w15:paraId="00402F7A" w15:paraIdParent="4E345C84" w15:done="0"/>
@@ -24288,45 +23837,61 @@
 </file>
 
 <file path=word/commentsExtensible.xml><?xml version="1.0" encoding="utf-8"?>
-<w16cex:commentsExtensible xmlns:wpc="http://schemas.microsoft.com/office/word/2010/wordprocessingCanvas" xmlns:cx="http://schemas.microsoft.com/office/drawing/2014/chartex" xmlns:cx1="http://schemas.microsoft.com/office/drawing/2015/9/8/chartex" xmlns:cx2="http://schemas.microsoft.com/office/drawing/2015/10/21/chartex" xmlns:cx3="http://schemas.microsoft.com/office/drawing/2016/5/9/chartex" xmlns:cx4="http://schemas.microsoft.com/office/drawing/2016/5/10/chartex" xmlns:cx5="http://schemas.microsoft.com/office/drawing/2016/5/11/chartex" xmlns:cx6="http://schemas.microsoft.com/office/drawing/2016/5/12/chartex" xmlns:cx7="http://schemas.microsoft.com/office/drawing/2016/5/13/chartex" xmlns:cx8="http://schemas.microsoft.com/office/drawing/2016/5/14/chartex" xmlns:cr="http://schemas.microsoft.com/office/comments/2020/reactions" xmlns:mc="http://schemas.openxmlformats.org/markup-compatibility/2006" xmlns:aink="http://schemas.microsoft.com/office/drawing/2016/ink" xmlns:am3d="http://schemas.microsoft.com/office/drawing/2017/model3d" xmlns:o="urn:schemas-microsoft-com:office:office" xmlns:oel="http://schemas.microsoft.com/office/2019/extlst" xmlns:r="http://schemas.openxmlformats.org/officeDocument/2006/relationships" xmlns:m="http://schemas.openxmlformats.org/officeDocument/2006/math" xmlns:v="urn:schemas-microsoft-com:vml" xmlns:wp14="http://schemas.microsoft.com/office/word/2010/wordprocessingDrawing" xmlns:wp="http://schemas.openxmlformats.org/drawingml/2006/wordprocessingDrawing" xmlns:w10="urn:schemas-microsoft-com:office:word" xmlns:w="http://schemas.openxmlformats.org/wordprocessingml/2006/main" xmlns:w14="http://schemas.microsoft.com/office/word/2010/wordml" xmlns:w15="http://schemas.microsoft.com/office/word/2012/wordml" xmlns:w16cex="http://schemas.microsoft.com/office/word/2018/wordml/cex" xmlns:w16cid="http://schemas.microsoft.com/office/word/2016/wordml/cid" xmlns:w16="http://schemas.microsoft.com/office/word/2018/wordml" xmlns:w16du="http://schemas.microsoft.com/office/word/2023/wordml/word16du" xmlns:w16sdtdh="http://schemas.microsoft.com/office/word/2020/wordml/sdtdatahash" xmlns:w16se="http://schemas.microsoft.com/office/word/2015/wordml/symex" xmlns:wpg="http://schemas.microsoft.com/office/word/2010/wordprocessingGroup" xmlns:wpi="http://schemas.microsoft.com/office/word/2010/wordprocessingInk" xmlns:wne="http://schemas.microsoft.com/office/word/2006/wordml" xmlns:wps="http://schemas.microsoft.com/office/word/2010/wordprocessingShape" mc:Ignorable="w14 w15 w16se w16cid w16 w16cex w16sdtdh cr w16du wp14">
-  <w16cex:commentExtensible w16cex:durableId="24C48072" w16cex:dateUtc="2024-09-01T15:44:00Z"/>
-  <w16cex:commentExtensible w16cex:durableId="5D0F1712" w16cex:dateUtc="2024-08-24T12:31:00Z"/>
+<w16cex:commentsExtensible xmlns:wpc="http://schemas.microsoft.com/office/word/2010/wordprocessingCanvas" xmlns:cx="http://schemas.microsoft.com/office/drawing/2014/chartex" xmlns:cx1="http://schemas.microsoft.com/office/drawing/2015/9/8/chartex" xmlns:cx2="http://schemas.microsoft.com/office/drawing/2015/10/21/chartex" xmlns:cx3="http://schemas.microsoft.com/office/drawing/2016/5/9/chartex" xmlns:cx4="http://schemas.microsoft.com/office/drawing/2016/5/10/chartex" xmlns:cx5="http://schemas.microsoft.com/office/drawing/2016/5/11/chartex" xmlns:cx6="http://schemas.microsoft.com/office/drawing/2016/5/12/chartex" xmlns:cx7="http://schemas.microsoft.com/office/drawing/2016/5/13/chartex" xmlns:cx8="http://schemas.microsoft.com/office/drawing/2016/5/14/chartex" xmlns:cr="http://schemas.microsoft.com/office/comments/2020/reactions" xmlns:mc="http://schemas.openxmlformats.org/markup-compatibility/2006" xmlns:aink="http://schemas.microsoft.com/office/drawing/2016/ink" xmlns:am3d="http://schemas.microsoft.com/office/drawing/2017/model3d" xmlns:o="urn:schemas-microsoft-com:office:office" xmlns:oel="http://schemas.microsoft.com/office/2019/extlst" xmlns:r="http://schemas.openxmlformats.org/officeDocument/2006/relationships" xmlns:m="http://schemas.openxmlformats.org/officeDocument/2006/math" xmlns:v="urn:schemas-microsoft-com:vml" xmlns:wp14="http://schemas.microsoft.com/office/word/2010/wordprocessingDrawing" xmlns:wp="http://schemas.openxmlformats.org/drawingml/2006/wordprocessingDrawing" xmlns:w10="urn:schemas-microsoft-com:office:word" xmlns:w="http://schemas.openxmlformats.org/wordprocessingml/2006/main" xmlns:w14="http://schemas.microsoft.com/office/word/2010/wordml" xmlns:w15="http://schemas.microsoft.com/office/word/2012/wordml" xmlns:w16cex="http://schemas.microsoft.com/office/word/2018/wordml/cex" xmlns:w16cid="http://schemas.microsoft.com/office/word/2016/wordml/cid" xmlns:w16="http://schemas.microsoft.com/office/word/2018/wordml" xmlns:w16du="http://schemas.microsoft.com/office/word/2023/wordml/word16du" xmlns:w16sdtdh="http://schemas.microsoft.com/office/word/2020/wordml/sdtdatahash" xmlns:w16sdtfl="http://schemas.microsoft.com/office/word/2024/wordml/sdtformatlock" xmlns:w16se="http://schemas.microsoft.com/office/word/2015/wordml/symex" xmlns:wpg="http://schemas.microsoft.com/office/word/2010/wordprocessingGroup" xmlns:wpi="http://schemas.microsoft.com/office/word/2010/wordprocessingInk" xmlns:wne="http://schemas.microsoft.com/office/word/2006/wordml" xmlns:wps="http://schemas.microsoft.com/office/word/2010/wordprocessingShape" mc:Ignorable="w14 w15 w16se w16cid w16 w16cex w16sdtdh w16sdtfl cr w16du wp14">
+  <w16cex:commentExtensible w16cex:durableId="289494FD" w16cex:dateUtc="2026-07-15T05:04:00Z"/>
+  <w16cex:commentExtensible w16cex:durableId="06E289FA" w16cex:dateUtc="2026-07-15T05:04:00Z"/>
+  <w16cex:commentExtensible w16cex:durableId="3F29A6BB" w16cex:dateUtc="2026-07-15T05:08:00Z"/>
   <w16cex:commentExtensible w16cex:durableId="0EF16497" w16cex:dateUtc="2024-02-13T21:00:00Z"/>
   <w16cex:commentExtensible w16cex:durableId="5943BA27" w16cex:dateUtc="2024-03-03T19:01:00Z"/>
-  <w16cex:commentExtensible w16cex:durableId="4B16F2C1" w16cex:dateUtc="2024-08-24T12:20:00Z"/>
-  <w16cex:commentExtensible w16cex:durableId="55D4A594" w16cex:dateUtc="2024-08-24T12:22:00Z"/>
-  <w16cex:commentExtensible w16cex:durableId="20DB8097" w16cex:dateUtc="2024-09-01T15:31:00Z"/>
+  <w16cex:commentExtensible w16cex:durableId="6F8892D0" w16cex:dateUtc="2024-11-12T19:29:00Z"/>
+  <w16cex:commentExtensible w16cex:durableId="44D39CBA" w16cex:dateUtc="2026-07-15T05:13:00Z"/>
+  <w16cex:commentExtensible w16cex:durableId="00AE3449" w16cex:dateUtc="2026-07-15T05:18:00Z"/>
+  <w16cex:commentExtensible w16cex:durableId="4FC606D6" w16cex:dateUtc="2024-10-27T17:42:00Z"/>
+  <w16cex:commentExtensible w16cex:durableId="11ADB509" w16cex:dateUtc="2024-10-27T17:40:00Z"/>
+  <w16cex:commentExtensible w16cex:durableId="2FE7FECB" w16cex:dateUtc="2026-07-15T05:21:00Z"/>
+  <w16cex:commentExtensible w16cex:durableId="693C9684" w16cex:dateUtc="2026-07-15T05:26:00Z"/>
+  <w16cex:commentExtensible w16cex:durableId="2BE3F763" w16cex:dateUtc="2026-07-15T05:28:00Z"/>
+  <w16cex:commentExtensible w16cex:durableId="3717FF4F" w16cex:dateUtc="2026-07-15T05:32:00Z"/>
   <w16cex:commentExtensible w16cex:durableId="60156EAB" w16cex:dateUtc="2024-03-03T19:33:00Z"/>
 </w16cex:commentsExtensible>
 </file>
 
 <file path=word/commentsIds.xml><?xml version="1.0" encoding="utf-8"?>
-<w16cid:commentsIds xmlns:wpc="http://schemas.microsoft.com/office/word/2010/wordprocessingCanvas" xmlns:cx="http://schemas.microsoft.com/office/drawing/2014/chartex" xmlns:cx1="http://schemas.microsoft.com/office/drawing/2015/9/8/chartex" xmlns:cx2="http://schemas.microsoft.com/office/drawing/2015/10/21/chartex" xmlns:cx3="http://schemas.microsoft.com/office/drawing/2016/5/9/chartex" xmlns:cx4="http://schemas.microsoft.com/office/drawing/2016/5/10/chartex" xmlns:cx5="http://schemas.microsoft.com/office/drawing/2016/5/11/chartex" xmlns:cx6="http://schemas.microsoft.com/office/drawing/2016/5/12/chartex" xmlns:cx7="http://schemas.microsoft.com/office/drawing/2016/5/13/chartex" xmlns:cx8="http://schemas.microsoft.com/office/drawing/2016/5/14/chartex" xmlns:mc="http://schemas.openxmlformats.org/markup-compatibility/2006" xmlns:aink="http://schemas.microsoft.com/office/drawing/2016/ink" xmlns:am3d="http://schemas.microsoft.com/office/drawing/2017/model3d" xmlns:o="urn:schemas-microsoft-com:office:office" xmlns:r="http://schemas.openxmlformats.org/officeDocument/2006/relationships" xmlns:m="http://schemas.openxmlformats.org/officeDocument/2006/math" xmlns:v="urn:schemas-microsoft-com:vml" xmlns:wp14="http://schemas.microsoft.com/office/word/2010/wordprocessingDrawing" xmlns:wp="http://schemas.openxmlformats.org/drawingml/2006/wordprocessingDrawing" xmlns:w10="urn:schemas-microsoft-com:office:word" xmlns:w="http://schemas.openxmlformats.org/wordprocessingml/2006/main" xmlns:w14="http://schemas.microsoft.com/office/word/2010/wordml" xmlns:w15="http://schemas.microsoft.com/office/word/2012/wordml" xmlns:w16cid="http://schemas.microsoft.com/office/word/2016/wordml/cid" xmlns:w16se="http://schemas.microsoft.com/office/word/2015/wordml/symex" xmlns:wpg="http://schemas.microsoft.com/office/word/2010/wordprocessingGroup" xmlns:wpi="http://schemas.microsoft.com/office/word/2010/wordprocessingInk" xmlns:wne="http://schemas.microsoft.com/office/word/2006/wordml" xmlns:wps="http://schemas.microsoft.com/office/word/2010/wordprocessingShape" mc:Ignorable="w14 w15 w16se w16cid wp14">
+<w16cid:commentsIds xmlns:wpc="http://schemas.microsoft.com/office/word/2010/wordprocessingCanvas" xmlns:cx="http://schemas.microsoft.com/office/drawing/2014/chartex" xmlns:cx1="http://schemas.microsoft.com/office/drawing/2015/9/8/chartex" xmlns:cx2="http://schemas.microsoft.com/office/drawing/2015/10/21/chartex" xmlns:cx3="http://schemas.microsoft.com/office/drawing/2016/5/9/chartex" xmlns:cx4="http://schemas.microsoft.com/office/drawing/2016/5/10/chartex" xmlns:cx5="http://schemas.microsoft.com/office/drawing/2016/5/11/chartex" xmlns:cx6="http://schemas.microsoft.com/office/drawing/2016/5/12/chartex" xmlns:cx7="http://schemas.microsoft.com/office/drawing/2016/5/13/chartex" xmlns:cx8="http://schemas.microsoft.com/office/drawing/2016/5/14/chartex" xmlns:mc="http://schemas.openxmlformats.org/markup-compatibility/2006" xmlns:aink="http://schemas.microsoft.com/office/drawing/2016/ink" xmlns:am3d="http://schemas.microsoft.com/office/drawing/2017/model3d" xmlns:o="urn:schemas-microsoft-com:office:office" xmlns:oel="http://schemas.microsoft.com/office/2019/extlst" xmlns:r="http://schemas.openxmlformats.org/officeDocument/2006/relationships" xmlns:m="http://schemas.openxmlformats.org/officeDocument/2006/math" xmlns:v="urn:schemas-microsoft-com:vml" xmlns:wp14="http://schemas.microsoft.com/office/word/2010/wordprocessingDrawing" xmlns:wp="http://schemas.openxmlformats.org/drawingml/2006/wordprocessingDrawing" xmlns:w10="urn:schemas-microsoft-com:office:word" xmlns:w="http://schemas.openxmlformats.org/wordprocessingml/2006/main" xmlns:w14="http://schemas.microsoft.com/office/word/2010/wordml" xmlns:w15="http://schemas.microsoft.com/office/word/2012/wordml" xmlns:w16cex="http://schemas.microsoft.com/office/word/2018/wordml/cex" xmlns:w16cid="http://schemas.microsoft.com/office/word/2016/wordml/cid" xmlns:w16="http://schemas.microsoft.com/office/word/2018/wordml" xmlns:w16du="http://schemas.microsoft.com/office/word/2023/wordml/word16du" xmlns:w16sdtdh="http://schemas.microsoft.com/office/word/2020/wordml/sdtdatahash" xmlns:w16sdtfl="http://schemas.microsoft.com/office/word/2024/wordml/sdtformatlock" xmlns:w16se="http://schemas.microsoft.com/office/word/2015/wordml/symex" xmlns:wpg="http://schemas.microsoft.com/office/word/2010/wordprocessingGroup" xmlns:wpi="http://schemas.microsoft.com/office/word/2010/wordprocessingInk" xmlns:wne="http://schemas.microsoft.com/office/word/2006/wordml" xmlns:wps="http://schemas.microsoft.com/office/word/2010/wordprocessingShape" mc:Ignorable="w14 w15 w16se w16cid w16 w16cex w16sdtdh w16sdtfl w16du wp14">
   <w16cid:commentId w16cid:paraId="7F0AEBC3" w16cid:durableId="2D4BE8CE"/>
   <w16cid:commentId w16cid:paraId="33650167" w16cid:durableId="2AAFB1CF"/>
+  <w16cid:commentId w16cid:paraId="504CC756" w16cid:durableId="289494FD"/>
+  <w16cid:commentId w16cid:paraId="156742F5" w16cid:durableId="06E289FA"/>
   <w16cid:commentId w16cid:paraId="372460CB" w16cid:durableId="2AAFB27B"/>
   <w16cid:commentId w16cid:paraId="252FB5F0" w16cid:durableId="2D4BEA03"/>
   <w16cid:commentId w16cid:paraId="19A14CAF" w16cid:durableId="2D4BE9BB"/>
-  <w16cid:commentId w16cid:paraId="1D2E443E" w16cid:durableId="2AAFB41A"/>
-  <w16cid:commentId w16cid:paraId="5CDDF433" w16cid:durableId="5D1B2F15"/>
-  <w16cid:commentId w16cid:paraId="49EE2C1B" w16cid:durableId="0EF16497"/>
-  <w16cid:commentId w16cid:paraId="511EF102" w16cid:durableId="26CA4850"/>
-  <w16cid:commentId w16cid:paraId="3DB3285C" w16cid:durableId="5943BA27"/>
-  <w16cid:commentId w16cid:paraId="257B25E7" w16cid:durableId="2A390924"/>
-  <w16cid:commentId w16cid:paraId="0256D271" w16cid:durableId="2AAFB4AF"/>
-  <w16cid:commentId w16cid:paraId="4C86C84A" w16cid:durableId="2AAFB4E1"/>
+  <w16cid:commentId w16cid:paraId="696B9A82" w16cid:durableId="3F29A6BB"/>
+  <w16cid:commentId w16cid:paraId="7C7D5EF0" w16cid:durableId="2AAFB41A"/>
+  <w16cid:commentId w16cid:paraId="346073C7" w16cid:durableId="5D1B2F15"/>
+  <w16cid:commentId w16cid:paraId="734665A4" w16cid:durableId="0EF16497"/>
+  <w16cid:commentId w16cid:paraId="6EB6484D" w16cid:durableId="26CA4850"/>
+  <w16cid:commentId w16cid:paraId="62009866" w16cid:durableId="5943BA27"/>
+  <w16cid:commentId w16cid:paraId="4BE36695" w16cid:durableId="2A390924"/>
+  <w16cid:commentId w16cid:paraId="6DE340B0" w16cid:durableId="2AAFB4AF"/>
+  <w16cid:commentId w16cid:paraId="4235829E" w16cid:durableId="6F8892D0"/>
   <w16cid:commentId w16cid:paraId="0EFE8295" w16cid:durableId="2D4BEAE7"/>
-  <w16cid:commentId w16cid:paraId="2D87A382" w16cid:durableId="2AAFB5D3"/>
+  <w16cid:commentId w16cid:paraId="6552910B" w16cid:durableId="44D39CBA"/>
   <w16cid:commentId w16cid:paraId="7239A1FF" w16cid:durableId="2D4BEB80"/>
-  <w16cid:commentId w16cid:paraId="0C341CD4" w16cid:durableId="2AAFB56C"/>
-  <w16cid:commentId w16cid:paraId="36AD0188" w16cid:durableId="2AAFB58D"/>
-  <w16cid:commentId w16cid:paraId="6A0F8CE3" w16cid:durableId="2AAFB5B4"/>
+  <w16cid:commentId w16cid:paraId="75E56E73" w16cid:durableId="00AE3449"/>
+  <w16cid:commentId w16cid:paraId="3E4DE542" w16cid:durableId="2AAFB56C"/>
+  <w16cid:commentId w16cid:paraId="4D60F569" w16cid:durableId="4FC606D6"/>
+  <w16cid:commentId w16cid:paraId="1BB38E38" w16cid:durableId="2AAFB5B4"/>
+  <w16cid:commentId w16cid:paraId="5263C259" w16cid:durableId="11ADB509"/>
   <w16cid:commentId w16cid:paraId="439DB0D5" w16cid:durableId="2D4BEC09"/>
+  <w16cid:commentId w16cid:paraId="68CDF906" w16cid:durableId="2FE7FECB"/>
   <w16cid:commentId w16cid:paraId="04848B49" w16cid:durableId="2AAFB65A"/>
   <w16cid:commentId w16cid:paraId="4896B17F" w16cid:durableId="2D4BEC66"/>
   <w16cid:commentId w16cid:paraId="505953B9" w16cid:durableId="2D4BECC7"/>
+  <w16cid:commentId w16cid:paraId="77E8A496" w16cid:durableId="693C9684"/>
   <w16cid:commentId w16cid:paraId="7F995BF0" w16cid:durableId="2AAFB6E5"/>
+  <w16cid:commentId w16cid:paraId="0E741DB1" w16cid:durableId="2BE3F763"/>
   <w16cid:commentId w16cid:paraId="306DE7D4" w16cid:durableId="2D4BED64"/>
+  <w16cid:commentId w16cid:paraId="4751CC9E" w16cid:durableId="3717FF4F"/>
   <w16cid:commentId w16cid:paraId="3CCAFED0" w16cid:durableId="2D4BEE55"/>
   <w16cid:commentId w16cid:paraId="4E345C84" w16cid:durableId="297F274C"/>
   <w16cid:commentId w16cid:paraId="00402F7A" w16cid:durableId="60156EAB"/>
@@ -24337,7 +23902,7 @@
 </file>
 
 <file path=word/endnotes.xml><?xml version="1.0" encoding="utf-8"?>
-<w:endnotes xmlns:wpc="http://schemas.microsoft.com/office/word/2010/wordprocessingCanvas" xmlns:cx="http://schemas.microsoft.com/office/drawing/2014/chartex" xmlns:cx1="http://schemas.microsoft.com/office/drawing/2015/9/8/chartex" xmlns:cx2="http://schemas.microsoft.com/office/drawing/2015/10/21/chartex" xmlns:cx3="http://schemas.microsoft.com/office/drawing/2016/5/9/chartex" xmlns:cx4="http://schemas.microsoft.com/office/drawing/2016/5/10/chartex" xmlns:cx5="http://schemas.microsoft.com/office/drawing/2016/5/11/chartex" xmlns:cx6="http://schemas.microsoft.com/office/drawing/2016/5/12/chartex" xmlns:cx7="http://schemas.microsoft.com/office/drawing/2016/5/13/chartex" xmlns:cx8="http://schemas.microsoft.com/office/drawing/2016/5/14/chartex" xmlns:mc="http://schemas.openxmlformats.org/markup-compatibility/2006" xmlns:aink="http://schemas.microsoft.com/office/drawing/2016/ink" xmlns:am3d="http://schemas.microsoft.com/office/drawing/2017/model3d" xmlns:o="urn:schemas-microsoft-com:office:office" xmlns:r="http://schemas.openxmlformats.org/officeDocument/2006/relationships" xmlns:m="http://schemas.openxmlformats.org/officeDocument/2006/math" xmlns:v="urn:schemas-microsoft-com:vml" xmlns:wp14="http://schemas.microsoft.com/office/word/2010/wordprocessingDrawing" xmlns:wp="http://schemas.openxmlformats.org/drawingml/2006/wordprocessingDrawing" xmlns:w10="urn:schemas-microsoft-com:office:word" xmlns:w="http://schemas.openxmlformats.org/wordprocessingml/2006/main" xmlns:w14="http://schemas.microsoft.com/office/word/2010/wordml" xmlns:w15="http://schemas.microsoft.com/office/word/2012/wordml" xmlns:w16cid="http://schemas.microsoft.com/office/word/2016/wordml/cid" xmlns:w16se="http://schemas.microsoft.com/office/word/2015/wordml/symex" xmlns:wpg="http://schemas.microsoft.com/office/word/2010/wordprocessingGroup" xmlns:wpi="http://schemas.microsoft.com/office/word/2010/wordprocessingInk" xmlns:wne="http://schemas.microsoft.com/office/word/2006/wordml" xmlns:wps="http://schemas.microsoft.com/office/word/2010/wordprocessingShape" mc:Ignorable="w14 w15 w16se w16cid wp14">
+<w:endnotes xmlns:wpc="http://schemas.microsoft.com/office/word/2010/wordprocessingCanvas" xmlns:cx="http://schemas.microsoft.com/office/drawing/2014/chartex" xmlns:cx1="http://schemas.microsoft.com/office/drawing/2015/9/8/chartex" xmlns:cx2="http://schemas.microsoft.com/office/drawing/2015/10/21/chartex" xmlns:cx3="http://schemas.microsoft.com/office/drawing/2016/5/9/chartex" xmlns:cx4="http://schemas.microsoft.com/office/drawing/2016/5/10/chartex" xmlns:cx5="http://schemas.microsoft.com/office/drawing/2016/5/11/chartex" xmlns:cx6="http://schemas.microsoft.com/office/drawing/2016/5/12/chartex" xmlns:cx7="http://schemas.microsoft.com/office/drawing/2016/5/13/chartex" xmlns:cx8="http://schemas.microsoft.com/office/drawing/2016/5/14/chartex" xmlns:mc="http://schemas.openxmlformats.org/markup-compatibility/2006" xmlns:aink="http://schemas.microsoft.com/office/drawing/2016/ink" xmlns:am3d="http://schemas.microsoft.com/office/drawing/2017/model3d" xmlns:o="urn:schemas-microsoft-com:office:office" xmlns:oel="http://schemas.microsoft.com/office/2019/extlst" xmlns:r="http://schemas.openxmlformats.org/officeDocument/2006/relationships" xmlns:m="http://schemas.openxmlformats.org/officeDocument/2006/math" xmlns:v="urn:schemas-microsoft-com:vml" xmlns:wp14="http://schemas.microsoft.com/office/word/2010/wordprocessingDrawing" xmlns:wp="http://schemas.openxmlformats.org/drawingml/2006/wordprocessingDrawing" xmlns:w10="urn:schemas-microsoft-com:office:word" xmlns:w="http://schemas.openxmlformats.org/wordprocessingml/2006/main" xmlns:w14="http://schemas.microsoft.com/office/word/2010/wordml" xmlns:w15="http://schemas.microsoft.com/office/word/2012/wordml" xmlns:w16cex="http://schemas.microsoft.com/office/word/2018/wordml/cex" xmlns:w16cid="http://schemas.microsoft.com/office/word/2016/wordml/cid" xmlns:w16="http://schemas.microsoft.com/office/word/2018/wordml" xmlns:w16du="http://schemas.microsoft.com/office/word/2023/wordml/word16du" xmlns:w16sdtdh="http://schemas.microsoft.com/office/word/2020/wordml/sdtdatahash" xmlns:w16sdtfl="http://schemas.microsoft.com/office/word/2024/wordml/sdtformatlock" xmlns:w16se="http://schemas.microsoft.com/office/word/2015/wordml/symex" xmlns:wpg="http://schemas.microsoft.com/office/word/2010/wordprocessingGroup" xmlns:wpi="http://schemas.microsoft.com/office/word/2010/wordprocessingInk" xmlns:wne="http://schemas.microsoft.com/office/word/2006/wordml" xmlns:wps="http://schemas.microsoft.com/office/word/2010/wordprocessingShape" mc:Ignorable="w14 w15 w16se w16cid w16 w16cex w16sdtdh w16sdtfl w16du wp14">
   <w:endnote w:type="separator" w:id="-1">
     <w:p>
       <w:pPr>
@@ -24362,7 +23927,7 @@
 </file>
 
 <file path=word/footer1.xml><?xml version="1.0" encoding="utf-8"?>
-<w:ftr xmlns:wpc="http://schemas.microsoft.com/office/word/2010/wordprocessingCanvas" xmlns:cx="http://schemas.microsoft.com/office/drawing/2014/chartex" xmlns:cx1="http://schemas.microsoft.com/office/drawing/2015/9/8/chartex" xmlns:cx2="http://schemas.microsoft.com/office/drawing/2015/10/21/chartex" xmlns:cx3="http://schemas.microsoft.com/office/drawing/2016/5/9/chartex" xmlns:cx4="http://schemas.microsoft.com/office/drawing/2016/5/10/chartex" xmlns:cx5="http://schemas.microsoft.com/office/drawing/2016/5/11/chartex" xmlns:cx6="http://schemas.microsoft.com/office/drawing/2016/5/12/chartex" xmlns:cx7="http://schemas.microsoft.com/office/drawing/2016/5/13/chartex" xmlns:cx8="http://schemas.microsoft.com/office/drawing/2016/5/14/chartex" xmlns:mc="http://schemas.openxmlformats.org/markup-compatibility/2006" xmlns:aink="http://schemas.microsoft.com/office/drawing/2016/ink" xmlns:am3d="http://schemas.microsoft.com/office/drawing/2017/model3d" xmlns:o="urn:schemas-microsoft-com:office:office" xmlns:r="http://schemas.openxmlformats.org/officeDocument/2006/relationships" xmlns:m="http://schemas.openxmlformats.org/officeDocument/2006/math" xmlns:v="urn:schemas-microsoft-com:vml" xmlns:wp14="http://schemas.microsoft.com/office/word/2010/wordprocessingDrawing" xmlns:wp="http://schemas.openxmlformats.org/drawingml/2006/wordprocessingDrawing" xmlns:w10="urn:schemas-microsoft-com:office:word" xmlns:w="http://schemas.openxmlformats.org/wordprocessingml/2006/main" xmlns:w14="http://schemas.microsoft.com/office/word/2010/wordml" xmlns:w15="http://schemas.microsoft.com/office/word/2012/wordml" xmlns:w16cid="http://schemas.microsoft.com/office/word/2016/wordml/cid" xmlns:w16se="http://schemas.microsoft.com/office/word/2015/wordml/symex" xmlns:wpg="http://schemas.microsoft.com/office/word/2010/wordprocessingGroup" xmlns:wpi="http://schemas.microsoft.com/office/word/2010/wordprocessingInk" xmlns:wne="http://schemas.microsoft.com/office/word/2006/wordml" xmlns:wps="http://schemas.microsoft.com/office/word/2010/wordprocessingShape" mc:Ignorable="w14 w15 w16se w16cid wp14">
+<w:ftr xmlns:wpc="http://schemas.microsoft.com/office/word/2010/wordprocessingCanvas" xmlns:cx="http://schemas.microsoft.com/office/drawing/2014/chartex" xmlns:cx1="http://schemas.microsoft.com/office/drawing/2015/9/8/chartex" xmlns:cx2="http://schemas.microsoft.com/office/drawing/2015/10/21/chartex" xmlns:cx3="http://schemas.microsoft.com/office/drawing/2016/5/9/chartex" xmlns:cx4="http://schemas.microsoft.com/office/drawing/2016/5/10/chartex" xmlns:cx5="http://schemas.microsoft.com/office/drawing/2016/5/11/chartex" xmlns:cx6="http://schemas.microsoft.com/office/drawing/2016/5/12/chartex" xmlns:cx7="http://schemas.microsoft.com/office/drawing/2016/5/13/chartex" xmlns:cx8="http://schemas.microsoft.com/office/drawing/2016/5/14/chartex" xmlns:mc="http://schemas.openxmlformats.org/markup-compatibility/2006" xmlns:aink="http://schemas.microsoft.com/office/drawing/2016/ink" xmlns:am3d="http://schemas.microsoft.com/office/drawing/2017/model3d" xmlns:o="urn:schemas-microsoft-com:office:office" xmlns:oel="http://schemas.microsoft.com/office/2019/extlst" xmlns:r="http://schemas.openxmlformats.org/officeDocument/2006/relationships" xmlns:m="http://schemas.openxmlformats.org/officeDocument/2006/math" xmlns:v="urn:schemas-microsoft-com:vml" xmlns:wp14="http://schemas.microsoft.com/office/word/2010/wordprocessingDrawing" xmlns:wp="http://schemas.openxmlformats.org/drawingml/2006/wordprocessingDrawing" xmlns:w10="urn:schemas-microsoft-com:office:word" xmlns:w="http://schemas.openxmlformats.org/wordprocessingml/2006/main" xmlns:w14="http://schemas.microsoft.com/office/word/2010/wordml" xmlns:w15="http://schemas.microsoft.com/office/word/2012/wordml" xmlns:w16cex="http://schemas.microsoft.com/office/word/2018/wordml/cex" xmlns:w16cid="http://schemas.microsoft.com/office/word/2016/wordml/cid" xmlns:w16="http://schemas.microsoft.com/office/word/2018/wordml" xmlns:w16du="http://schemas.microsoft.com/office/word/2023/wordml/word16du" xmlns:w16sdtdh="http://schemas.microsoft.com/office/word/2020/wordml/sdtdatahash" xmlns:w16sdtfl="http://schemas.microsoft.com/office/word/2024/wordml/sdtformatlock" xmlns:w16se="http://schemas.microsoft.com/office/word/2015/wordml/symex" xmlns:wpg="http://schemas.microsoft.com/office/word/2010/wordprocessingGroup" xmlns:wpi="http://schemas.microsoft.com/office/word/2010/wordprocessingInk" xmlns:wne="http://schemas.microsoft.com/office/word/2006/wordml" xmlns:wps="http://schemas.microsoft.com/office/word/2010/wordprocessingShape" mc:Ignorable="w14 w15 w16se w16cid w16 w16cex w16sdtdh w16sdtfl w16du wp14">
   <w:sdt>
     <w:sdtPr>
       <w:id w:val="-954411554"/>
@@ -24404,7 +23969,7 @@
 </file>
 
 <file path=word/footnotes.xml><?xml version="1.0" encoding="utf-8"?>
-<w:footnotes xmlns:wpc="http://schemas.microsoft.com/office/word/2010/wordprocessingCanvas" xmlns:cx="http://schemas.microsoft.com/office/drawing/2014/chartex" xmlns:cx1="http://schemas.microsoft.com/office/drawing/2015/9/8/chartex" xmlns:cx2="http://schemas.microsoft.com/office/drawing/2015/10/21/chartex" xmlns:cx3="http://schemas.microsoft.com/office/drawing/2016/5/9/chartex" xmlns:cx4="http://schemas.microsoft.com/office/drawing/2016/5/10/chartex" xmlns:cx5="http://schemas.microsoft.com/office/drawing/2016/5/11/chartex" xmlns:cx6="http://schemas.microsoft.com/office/drawing/2016/5/12/chartex" xmlns:cx7="http://schemas.microsoft.com/office/drawing/2016/5/13/chartex" xmlns:cx8="http://schemas.microsoft.com/office/drawing/2016/5/14/chartex" xmlns:mc="http://schemas.openxmlformats.org/markup-compatibility/2006" xmlns:aink="http://schemas.microsoft.com/office/drawing/2016/ink" xmlns:am3d="http://schemas.microsoft.com/office/drawing/2017/model3d" xmlns:o="urn:schemas-microsoft-com:office:office" xmlns:r="http://schemas.openxmlformats.org/officeDocument/2006/relationships" xmlns:m="http://schemas.openxmlformats.org/officeDocument/2006/math" xmlns:v="urn:schemas-microsoft-com:vml" xmlns:wp14="http://schemas.microsoft.com/office/word/2010/wordprocessingDrawing" xmlns:wp="http://schemas.openxmlformats.org/drawingml/2006/wordprocessingDrawing" xmlns:w10="urn:schemas-microsoft-com:office:word" xmlns:w="http://schemas.openxmlformats.org/wordprocessingml/2006/main" xmlns:w14="http://schemas.microsoft.com/office/word/2010/wordml" xmlns:w15="http://schemas.microsoft.com/office/word/2012/wordml" xmlns:w16cid="http://schemas.microsoft.com/office/word/2016/wordml/cid" xmlns:w16se="http://schemas.microsoft.com/office/word/2015/wordml/symex" xmlns:wpg="http://schemas.microsoft.com/office/word/2010/wordprocessingGroup" xmlns:wpi="http://schemas.microsoft.com/office/word/2010/wordprocessingInk" xmlns:wne="http://schemas.microsoft.com/office/word/2006/wordml" xmlns:wps="http://schemas.microsoft.com/office/word/2010/wordprocessingShape" mc:Ignorable="w14 w15 w16se w16cid wp14">
+<w:footnotes xmlns:wpc="http://schemas.microsoft.com/office/word/2010/wordprocessingCanvas" xmlns:cx="http://schemas.microsoft.com/office/drawing/2014/chartex" xmlns:cx1="http://schemas.microsoft.com/office/drawing/2015/9/8/chartex" xmlns:cx2="http://schemas.microsoft.com/office/drawing/2015/10/21/chartex" xmlns:cx3="http://schemas.microsoft.com/office/drawing/2016/5/9/chartex" xmlns:cx4="http://schemas.microsoft.com/office/drawing/2016/5/10/chartex" xmlns:cx5="http://schemas.microsoft.com/office/drawing/2016/5/11/chartex" xmlns:cx6="http://schemas.microsoft.com/office/drawing/2016/5/12/chartex" xmlns:cx7="http://schemas.microsoft.com/office/drawing/2016/5/13/chartex" xmlns:cx8="http://schemas.microsoft.com/office/drawing/2016/5/14/chartex" xmlns:mc="http://schemas.openxmlformats.org/markup-compatibility/2006" xmlns:aink="http://schemas.microsoft.com/office/drawing/2016/ink" xmlns:am3d="http://schemas.microsoft.com/office/drawing/2017/model3d" xmlns:o="urn:schemas-microsoft-com:office:office" xmlns:oel="http://schemas.microsoft.com/office/2019/extlst" xmlns:r="http://schemas.openxmlformats.org/officeDocument/2006/relationships" xmlns:m="http://schemas.openxmlformats.org/officeDocument/2006/math" xmlns:v="urn:schemas-microsoft-com:vml" xmlns:wp14="http://schemas.microsoft.com/office/word/2010/wordprocessingDrawing" xmlns:wp="http://schemas.openxmlformats.org/drawingml/2006/wordprocessingDrawing" xmlns:w10="urn:schemas-microsoft-com:office:word" xmlns:w="http://schemas.openxmlformats.org/wordprocessingml/2006/main" xmlns:w14="http://schemas.microsoft.com/office/word/2010/wordml" xmlns:w15="http://schemas.microsoft.com/office/word/2012/wordml" xmlns:w16cex="http://schemas.microsoft.com/office/word/2018/wordml/cex" xmlns:w16cid="http://schemas.microsoft.com/office/word/2016/wordml/cid" xmlns:w16="http://schemas.microsoft.com/office/word/2018/wordml" xmlns:w16du="http://schemas.microsoft.com/office/word/2023/wordml/word16du" xmlns:w16sdtdh="http://schemas.microsoft.com/office/word/2020/wordml/sdtdatahash" xmlns:w16sdtfl="http://schemas.microsoft.com/office/word/2024/wordml/sdtformatlock" xmlns:w16se="http://schemas.microsoft.com/office/word/2015/wordml/symex" xmlns:wpg="http://schemas.microsoft.com/office/word/2010/wordprocessingGroup" xmlns:wpi="http://schemas.microsoft.com/office/word/2010/wordprocessingInk" xmlns:wne="http://schemas.microsoft.com/office/word/2006/wordml" xmlns:wps="http://schemas.microsoft.com/office/word/2010/wordprocessingShape" mc:Ignorable="w14 w15 w16se w16cid w16 w16cex w16sdtdh w16sdtfl w16du wp14">
   <w:footnote w:type="separator" w:id="-1">
     <w:p>
       <w:pPr>
@@ -24429,7 +23994,7 @@
 </file>
 
 <file path=word/numbering.xml><?xml version="1.0" encoding="utf-8"?>
-<w:numbering xmlns:wpc="http://schemas.microsoft.com/office/word/2010/wordprocessingCanvas" xmlns:cx="http://schemas.microsoft.com/office/drawing/2014/chartex" xmlns:cx1="http://schemas.microsoft.com/office/drawing/2015/9/8/chartex" xmlns:cx2="http://schemas.microsoft.com/office/drawing/2015/10/21/chartex" xmlns:cx3="http://schemas.microsoft.com/office/drawing/2016/5/9/chartex" xmlns:cx4="http://schemas.microsoft.com/office/drawing/2016/5/10/chartex" xmlns:cx5="http://schemas.microsoft.com/office/drawing/2016/5/11/chartex" xmlns:cx6="http://schemas.microsoft.com/office/drawing/2016/5/12/chartex" xmlns:cx7="http://schemas.microsoft.com/office/drawing/2016/5/13/chartex" xmlns:cx8="http://schemas.microsoft.com/office/drawing/2016/5/14/chartex" xmlns:mc="http://schemas.openxmlformats.org/markup-compatibility/2006" xmlns:aink="http://schemas.microsoft.com/office/drawing/2016/ink" xmlns:am3d="http://schemas.microsoft.com/office/drawing/2017/model3d" xmlns:o="urn:schemas-microsoft-com:office:office" xmlns:r="http://schemas.openxmlformats.org/officeDocument/2006/relationships" xmlns:m="http://schemas.openxmlformats.org/officeDocument/2006/math" xmlns:v="urn:schemas-microsoft-com:vml" xmlns:wp14="http://schemas.microsoft.com/office/word/2010/wordprocessingDrawing" xmlns:wp="http://schemas.openxmlformats.org/drawingml/2006/wordprocessingDrawing" xmlns:w10="urn:schemas-microsoft-com:office:word" xmlns:w="http://schemas.openxmlformats.org/wordprocessingml/2006/main" xmlns:w14="http://schemas.microsoft.com/office/word/2010/wordml" xmlns:w15="http://schemas.microsoft.com/office/word/2012/wordml" xmlns:w16cid="http://schemas.microsoft.com/office/word/2016/wordml/cid" xmlns:w16se="http://schemas.microsoft.com/office/word/2015/wordml/symex" xmlns:wpg="http://schemas.microsoft.com/office/word/2010/wordprocessingGroup" xmlns:wpi="http://schemas.microsoft.com/office/word/2010/wordprocessingInk" xmlns:wne="http://schemas.microsoft.com/office/word/2006/wordml" xmlns:wps="http://schemas.microsoft.com/office/word/2010/wordprocessingShape" mc:Ignorable="w14 w15 w16se w16cid wp14">
+<w:numbering xmlns:wpc="http://schemas.microsoft.com/office/word/2010/wordprocessingCanvas" xmlns:cx="http://schemas.microsoft.com/office/drawing/2014/chartex" xmlns:cx1="http://schemas.microsoft.com/office/drawing/2015/9/8/chartex" xmlns:cx2="http://schemas.microsoft.com/office/drawing/2015/10/21/chartex" xmlns:cx3="http://schemas.microsoft.com/office/drawing/2016/5/9/chartex" xmlns:cx4="http://schemas.microsoft.com/office/drawing/2016/5/10/chartex" xmlns:cx5="http://schemas.microsoft.com/office/drawing/2016/5/11/chartex" xmlns:cx6="http://schemas.microsoft.com/office/drawing/2016/5/12/chartex" xmlns:cx7="http://schemas.microsoft.com/office/drawing/2016/5/13/chartex" xmlns:cx8="http://schemas.microsoft.com/office/drawing/2016/5/14/chartex" xmlns:mc="http://schemas.openxmlformats.org/markup-compatibility/2006" xmlns:aink="http://schemas.microsoft.com/office/drawing/2016/ink" xmlns:am3d="http://schemas.microsoft.com/office/drawing/2017/model3d" xmlns:o="urn:schemas-microsoft-com:office:office" xmlns:oel="http://schemas.microsoft.com/office/2019/extlst" xmlns:r="http://schemas.openxmlformats.org/officeDocument/2006/relationships" xmlns:m="http://schemas.openxmlformats.org/officeDocument/2006/math" xmlns:v="urn:schemas-microsoft-com:vml" xmlns:wp14="http://schemas.microsoft.com/office/word/2010/wordprocessingDrawing" xmlns:wp="http://schemas.openxmlformats.org/drawingml/2006/wordprocessingDrawing" xmlns:w10="urn:schemas-microsoft-com:office:word" xmlns:w="http://schemas.openxmlformats.org/wordprocessingml/2006/main" xmlns:w14="http://schemas.microsoft.com/office/word/2010/wordml" xmlns:w15="http://schemas.microsoft.com/office/word/2012/wordml" xmlns:w16cex="http://schemas.microsoft.com/office/word/2018/wordml/cex" xmlns:w16cid="http://schemas.microsoft.com/office/word/2016/wordml/cid" xmlns:w16="http://schemas.microsoft.com/office/word/2018/wordml" xmlns:w16du="http://schemas.microsoft.com/office/word/2023/wordml/word16du" xmlns:w16sdtdh="http://schemas.microsoft.com/office/word/2020/wordml/sdtdatahash" xmlns:w16sdtfl="http://schemas.microsoft.com/office/word/2024/wordml/sdtformatlock" xmlns:w16se="http://schemas.microsoft.com/office/word/2015/wordml/symex" xmlns:wpg="http://schemas.microsoft.com/office/word/2010/wordprocessingGroup" xmlns:wpi="http://schemas.microsoft.com/office/word/2010/wordprocessingInk" xmlns:wne="http://schemas.microsoft.com/office/word/2006/wordml" xmlns:wps="http://schemas.microsoft.com/office/word/2010/wordprocessingShape" mc:Ignorable="w14 w15 w16se w16cid w16 w16cex w16sdtdh w16sdtfl w16du wp14">
   <w:abstractNum w:abstractNumId="0" w15:restartNumberingAfterBreak="0">
     <w:nsid w:val="2C404BF7"/>
     <w:multiLevelType w:val="hybridMultilevel"/>
@@ -24769,31 +24334,31 @@
       </w:rPr>
     </w:lvl>
   </w:abstractNum>
-  <w:num w:numId="1">
+  <w:num w:numId="1" w16cid:durableId="777333574">
     <w:abstractNumId w:val="2"/>
   </w:num>
-  <w:num w:numId="2">
+  <w:num w:numId="2" w16cid:durableId="889609831">
     <w:abstractNumId w:val="0"/>
   </w:num>
-  <w:num w:numId="3">
+  <w:num w:numId="3" w16cid:durableId="1212156122">
     <w:abstractNumId w:val="1"/>
   </w:num>
 </w:numbering>
 </file>
 
 <file path=word/people.xml><?xml version="1.0" encoding="utf-8"?>
-<w15:people xmlns:wpc="http://schemas.microsoft.com/office/word/2010/wordprocessingCanvas" xmlns:cx="http://schemas.microsoft.com/office/drawing/2014/chartex" xmlns:cx1="http://schemas.microsoft.com/office/drawing/2015/9/8/chartex" xmlns:cx2="http://schemas.microsoft.com/office/drawing/2015/10/21/chartex" xmlns:cx3="http://schemas.microsoft.com/office/drawing/2016/5/9/chartex" xmlns:cx4="http://schemas.microsoft.com/office/drawing/2016/5/10/chartex" xmlns:cx5="http://schemas.microsoft.com/office/drawing/2016/5/11/chartex" xmlns:cx6="http://schemas.microsoft.com/office/drawing/2016/5/12/chartex" xmlns:cx7="http://schemas.microsoft.com/office/drawing/2016/5/13/chartex" xmlns:cx8="http://schemas.microsoft.com/office/drawing/2016/5/14/chartex" xmlns:mc="http://schemas.openxmlformats.org/markup-compatibility/2006" xmlns:aink="http://schemas.microsoft.com/office/drawing/2016/ink" xmlns:am3d="http://schemas.microsoft.com/office/drawing/2017/model3d" xmlns:o="urn:schemas-microsoft-com:office:office" xmlns:r="http://schemas.openxmlformats.org/officeDocument/2006/relationships" xmlns:m="http://schemas.openxmlformats.org/officeDocument/2006/math" xmlns:v="urn:schemas-microsoft-com:vml" xmlns:wp14="http://schemas.microsoft.com/office/word/2010/wordprocessingDrawing" xmlns:wp="http://schemas.openxmlformats.org/drawingml/2006/wordprocessingDrawing" xmlns:w10="urn:schemas-microsoft-com:office:word" xmlns:w="http://schemas.openxmlformats.org/wordprocessingml/2006/main" xmlns:w14="http://schemas.microsoft.com/office/word/2010/wordml" xmlns:w15="http://schemas.microsoft.com/office/word/2012/wordml" xmlns:w16cid="http://schemas.microsoft.com/office/word/2016/wordml/cid" xmlns:w16se="http://schemas.microsoft.com/office/word/2015/wordml/symex" xmlns:wpg="http://schemas.microsoft.com/office/word/2010/wordprocessingGroup" xmlns:wpi="http://schemas.microsoft.com/office/word/2010/wordprocessingInk" xmlns:wne="http://schemas.microsoft.com/office/word/2006/wordml" xmlns:wps="http://schemas.microsoft.com/office/word/2010/wordprocessingShape" mc:Ignorable="w14 w15 w16se w16cid wp14">
+<w15:people xmlns:wpc="http://schemas.microsoft.com/office/word/2010/wordprocessingCanvas" xmlns:cx="http://schemas.microsoft.com/office/drawing/2014/chartex" xmlns:cx1="http://schemas.microsoft.com/office/drawing/2015/9/8/chartex" xmlns:cx2="http://schemas.microsoft.com/office/drawing/2015/10/21/chartex" xmlns:cx3="http://schemas.microsoft.com/office/drawing/2016/5/9/chartex" xmlns:cx4="http://schemas.microsoft.com/office/drawing/2016/5/10/chartex" xmlns:cx5="http://schemas.microsoft.com/office/drawing/2016/5/11/chartex" xmlns:cx6="http://schemas.microsoft.com/office/drawing/2016/5/12/chartex" xmlns:cx7="http://schemas.microsoft.com/office/drawing/2016/5/13/chartex" xmlns:cx8="http://schemas.microsoft.com/office/drawing/2016/5/14/chartex" xmlns:mc="http://schemas.openxmlformats.org/markup-compatibility/2006" xmlns:aink="http://schemas.microsoft.com/office/drawing/2016/ink" xmlns:am3d="http://schemas.microsoft.com/office/drawing/2017/model3d" xmlns:o="urn:schemas-microsoft-com:office:office" xmlns:oel="http://schemas.microsoft.com/office/2019/extlst" xmlns:r="http://schemas.openxmlformats.org/officeDocument/2006/relationships" xmlns:m="http://schemas.openxmlformats.org/officeDocument/2006/math" xmlns:v="urn:schemas-microsoft-com:vml" xmlns:wp14="http://schemas.microsoft.com/office/word/2010/wordprocessingDrawing" xmlns:wp="http://schemas.openxmlformats.org/drawingml/2006/wordprocessingDrawing" xmlns:w10="urn:schemas-microsoft-com:office:word" xmlns:w="http://schemas.openxmlformats.org/wordprocessingml/2006/main" xmlns:w14="http://schemas.microsoft.com/office/word/2010/wordml" xmlns:w15="http://schemas.microsoft.com/office/word/2012/wordml" xmlns:w16cex="http://schemas.microsoft.com/office/word/2018/wordml/cex" xmlns:w16cid="http://schemas.microsoft.com/office/word/2016/wordml/cid" xmlns:w16="http://schemas.microsoft.com/office/word/2018/wordml" xmlns:w16du="http://schemas.microsoft.com/office/word/2023/wordml/word16du" xmlns:w16sdtdh="http://schemas.microsoft.com/office/word/2020/wordml/sdtdatahash" xmlns:w16sdtfl="http://schemas.microsoft.com/office/word/2024/wordml/sdtformatlock" xmlns:w16se="http://schemas.microsoft.com/office/word/2015/wordml/symex" xmlns:wpg="http://schemas.microsoft.com/office/word/2010/wordprocessingGroup" xmlns:wpi="http://schemas.microsoft.com/office/word/2010/wordprocessingInk" xmlns:wne="http://schemas.microsoft.com/office/word/2006/wordml" xmlns:wps="http://schemas.microsoft.com/office/word/2010/wordprocessingShape" mc:Ignorable="w14 w15 w16se w16cid w16 w16cex w16sdtdh w16sdtfl w16du wp14">
+  <w15:person w15:author="Jaime Eduardo Baires Escalante">
+    <w15:presenceInfo w15:providerId="Windows Live" w15:userId="fe86642b7954a5c3"/>
+  </w15:person>
   <w15:person w15:author="Lopez Martinez, Patricia">
     <w15:presenceInfo w15:providerId="AD" w15:userId="S-1-5-21-944967546-1198412623-924725345-2806"/>
-  </w15:person>
-  <w15:person w15:author="Jaime Eduardo Baires Escalante">
-    <w15:presenceInfo w15:providerId="Windows Live" w15:userId="fe86642b7954a5c3"/>
   </w15:person>
 </w15:people>
 </file>
 
 <file path=word/styles.xml><?xml version="1.0" encoding="utf-8"?>
-<w:styles xmlns:mc="http://schemas.openxmlformats.org/markup-compatibility/2006" xmlns:r="http://schemas.openxmlformats.org/officeDocument/2006/relationships" xmlns:w="http://schemas.openxmlformats.org/wordprocessingml/2006/main" xmlns:w14="http://schemas.microsoft.com/office/word/2010/wordml" xmlns:w15="http://schemas.microsoft.com/office/word/2012/wordml" xmlns:w16cid="http://schemas.microsoft.com/office/word/2016/wordml/cid" xmlns:w16se="http://schemas.microsoft.com/office/word/2015/wordml/symex" mc:Ignorable="w14 w15 w16se w16cid">
+<w:styles xmlns:mc="http://schemas.openxmlformats.org/markup-compatibility/2006" xmlns:r="http://schemas.openxmlformats.org/officeDocument/2006/relationships" xmlns:w="http://schemas.openxmlformats.org/wordprocessingml/2006/main" xmlns:w14="http://schemas.microsoft.com/office/word/2010/wordml" xmlns:w15="http://schemas.microsoft.com/office/word/2012/wordml" xmlns:w16cex="http://schemas.microsoft.com/office/word/2018/wordml/cex" xmlns:w16cid="http://schemas.microsoft.com/office/word/2016/wordml/cid" xmlns:w16="http://schemas.microsoft.com/office/word/2018/wordml" xmlns:w16du="http://schemas.microsoft.com/office/word/2023/wordml/word16du" xmlns:w16sdtdh="http://schemas.microsoft.com/office/word/2020/wordml/sdtdatahash" xmlns:w16sdtfl="http://schemas.microsoft.com/office/word/2024/wordml/sdtformatlock" xmlns:w16se="http://schemas.microsoft.com/office/word/2015/wordml/symex" mc:Ignorable="w14 w15 w16se w16cid w16 w16cex w16sdtdh w16sdtfl w16du">
   <w:docDefaults>
     <w:rPrDefault>
       <w:rPr>
@@ -24811,7 +24376,7 @@
       </w:pPr>
     </w:pPrDefault>
   </w:docDefaults>
-  <w:latentStyles w:defLockedState="0" w:defUIPriority="99" w:defSemiHidden="0" w:defUnhideWhenUsed="0" w:defQFormat="0" w:count="375">
+  <w:latentStyles w:defLockedState="0" w:defUIPriority="99" w:defSemiHidden="0" w:defUnhideWhenUsed="0" w:defQFormat="0" w:count="376">
     <w:lsdException w:name="Normal" w:uiPriority="0" w:qFormat="1"/>
     <w:lsdException w:name="heading 1" w:uiPriority="9" w:qFormat="1"/>
     <w:lsdException w:name="heading 2" w:semiHidden="1" w:uiPriority="9" w:unhideWhenUsed="1" w:qFormat="1"/>
@@ -25187,6 +24752,7 @@
     <w:lsdException w:name="Smart Hyperlink" w:semiHidden="1" w:unhideWhenUsed="1"/>
     <w:lsdException w:name="Hashtag" w:semiHidden="1" w:unhideWhenUsed="1"/>
     <w:lsdException w:name="Unresolved Mention" w:semiHidden="1" w:unhideWhenUsed="1"/>
+    <w:lsdException w:name="Smart Link" w:semiHidden="1" w:unhideWhenUsed="1"/>
   </w:latentStyles>
   <w:style w:type="paragraph" w:default="1" w:styleId="Normal">
     <w:name w:val="Normal"/>
